--- a/cv/CV_HIMAL_PURI.docx
+++ b/cv/CV_HIMAL_PURI.docx
@@ -9,28 +9,24 @@
           <w:tab w:val="left" w:pos="1416"/>
         </w:tabs>
         <w:spacing w:before="192"/>
-        <w:rPr>
-          <w:rFonts w:ascii="Segoe UI Emoji"/>
-        </w:rPr>
-      </w:pPr>
-      <w:r>
-        <w:rPr>
-          <w:rFonts w:ascii="Segoe UI Emoji"/>
+      </w:pPr>
+      <w:r>
+        <w:rPr>
           <w:noProof/>
         </w:rPr>
         <mc:AlternateContent>
           <mc:Choice Requires="wpg">
             <w:drawing>
-              <wp:anchor distT="0" distB="0" distL="0" distR="0" simplePos="0" relativeHeight="487510016" behindDoc="1" locked="0" layoutInCell="1" allowOverlap="1" wp14:anchorId="594F71DA" wp14:editId="594F71DB">
+              <wp:anchor distT="0" distB="0" distL="0" distR="0" simplePos="0" relativeHeight="251691008" behindDoc="1" locked="0" layoutInCell="1" allowOverlap="1" wp14:anchorId="594F71DA" wp14:editId="5862EA68">
                 <wp:simplePos x="0" y="0"/>
                 <wp:positionH relativeFrom="page">
-                  <wp:posOffset>-6350</wp:posOffset>
+                  <wp:posOffset>11430</wp:posOffset>
                 </wp:positionH>
                 <wp:positionV relativeFrom="paragraph">
-                  <wp:posOffset>-11684</wp:posOffset>
+                  <wp:posOffset>-86723</wp:posOffset>
                 </wp:positionV>
-                <wp:extent cx="7573645" cy="2011680"/>
-                <wp:effectExtent l="0" t="0" r="0" b="0"/>
+                <wp:extent cx="7560945" cy="1943735"/>
+                <wp:effectExtent l="0" t="0" r="20955" b="37465"/>
                 <wp:wrapNone/>
                 <wp:docPr id="1" name="Group 1"/>
                 <wp:cNvGraphicFramePr>
@@ -45,9 +41,9 @@
                       <wpg:grpSpPr>
                         <a:xfrm>
                           <a:off x="0" y="0"/>
-                          <a:ext cx="7573645" cy="2011680"/>
-                          <a:chOff x="0" y="0"/>
-                          <a:chExt cx="7573645" cy="2011680"/>
+                          <a:ext cx="7560945" cy="1943735"/>
+                          <a:chOff x="6350" y="0"/>
+                          <a:chExt cx="7560945" cy="1943735"/>
                         </a:xfrm>
                       </wpg:grpSpPr>
                       <pic:pic xmlns:pic="http://schemas.openxmlformats.org/drawingml/2006/picture">
@@ -1355,36 +1351,21 @@
                           </a:prstGeom>
                         </pic:spPr>
                       </pic:pic>
-                      <pic:pic xmlns:pic="http://schemas.openxmlformats.org/drawingml/2006/picture">
-                        <pic:nvPicPr>
-                          <pic:cNvPr id="12" name="Image 12"/>
-                          <pic:cNvPicPr/>
-                        </pic:nvPicPr>
-                        <pic:blipFill>
-                          <a:blip r:embed="rId13" cstate="print"/>
-                          <a:stretch>
-                            <a:fillRect/>
-                          </a:stretch>
-                        </pic:blipFill>
-                        <pic:spPr>
-                          <a:xfrm>
-                            <a:off x="2534597" y="1836394"/>
-                            <a:ext cx="272102" cy="175031"/>
-                          </a:xfrm>
-                          <a:prstGeom prst="rect">
-                            <a:avLst/>
-                          </a:prstGeom>
-                        </pic:spPr>
-                      </pic:pic>
                     </wpg:wgp>
                   </a:graphicData>
                 </a:graphic>
+                <wp14:sizeRelH relativeFrom="margin">
+                  <wp14:pctWidth>0</wp14:pctWidth>
+                </wp14:sizeRelH>
+                <wp14:sizeRelV relativeFrom="margin">
+                  <wp14:pctHeight>0</wp14:pctHeight>
+                </wp14:sizeRelV>
               </wp:anchor>
             </w:drawing>
           </mc:Choice>
           <mc:Fallback>
             <w:pict>
-              <v:group w14:anchorId="6760EC53" id="Group 1" o:spid="_x0000_s1026" style="position:absolute;margin-left:-.5pt;margin-top:-.9pt;width:596.35pt;height:158.4pt;z-index:-15806464;mso-wrap-distance-left:0;mso-wrap-distance-right:0;mso-position-horizontal-relative:page" coordsize="75736,20116" o:gfxdata="UEsDBBQABgAIAAAAIQDQ4HPPFAEAAEcCAAATAAAAW0NvbnRlbnRfVHlwZXNdLnhtbJSSQU7DMBBF&#10;90jcwfIWJQ5dIISSdEHKEhAqB7DsSWKIx5bHhPb2OGkrQdVWYumZef/Pt10uN3ZgIwQyDit+mxec&#10;ASqnDXYVf18/ZfecUZSo5eAQKr4F4sv6+qpcbz0QSzRSxfsY/YMQpHqwknLnAVOndcHKmI6hE16q&#10;T9mBWBTFnVAOI2DM4qTB67KBVn4Nka02qbzb5MNDx9njbnDyqrixk8DcECcZj6eRqX6aCDDQkYv0&#10;fjBKxnQfYkR9lCXb58gTOc9QbzzdpLBnHKbO3xi/DfbcS3qAYDSwVxnis7QprNCBBCxc41R+WWNa&#10;0lLm2tYoyJtAq5k67HROW7tvDDD+V7xJ2BuMB3Uxf4P6BwAA//8DAFBLAwQUAAYACAAAACEAOP0h&#10;/9YAAACUAQAACwAAAF9yZWxzLy5yZWxzpJDBasMwDIbvg72D0X1xmsMYo04vo9Br6R7A2IpjGltG&#10;Mtn69jODwTJ621G/0PeJf3/4TItakSVSNrDrelCYHfmYg4H3y/HpBZRUm71dKKOBGwocxseH/RkX&#10;W9uRzLGIapQsBuZay6vW4mZMVjoqmNtmIk62tpGDLtZdbUA99P2z5t8MGDdMdfIG+OQHUJdbaeY/&#10;7BQdk9BUO0dJ0zRFd4+qPX3kM66NYjlgNeBZvkPGtWvPgb7v3f3TG9iWOboj24Rv5LZ+HKhlP3q9&#10;6XL8AgAA//8DAFBLAwQUAAYACAAAACEAk4fEqW4TAAAHXAAADgAAAGRycy9lMm9Eb2MueG1s7Jxb&#10;b1tHksffF9jvIOh94tOn+5zTR4gz2J1MggCD2WAni32mKcoiRhK5JH3Jt99f9YVsSaMqJrOetZEx&#10;YJM0i83q6rr+q5pf//7j/d3F+9Vuv948vL50X3WXF6uH5eZ6/fD29eV//fTd7+Llxf6weLhe3G0e&#10;Vq8vf17tL3//zb/+y9cftlerfnO7ubte7S5Y5GF/9WH7+vL2cNhevXq1X96u7hf7rzbb1QNv3mx2&#10;94sDL3dvX13vFh9Y/f7uVd9146sPm931drdZrvZ7/vfb/OblN2n9m5vV8vAfNzf71eHi7vUlvB3S&#10;v7v07xv599U3Xy+u3u4W29v1srCx+BVc3C/WD3zpcalvF4fFxbvd+tlS9+vlbrPf3By+Wm7uX21u&#10;btbLVdoDu3Hdk918v9u826a9vL368HZ7FBOifSKnX73s8s/vv99t/7L9cZe55+mfNsu/7pHLqw/b&#10;t1ft+/L67Yn4483uXj7EJi4+Jon+fJTo6uPhYsl/TsPkxzBcXix5jx26MRaZL285mGefW97+0fjk&#10;q8VV/uLE3pGd7Xp5xd8iIp49E5GtSnzq8G63uiyL3J+1xv1i99d3299xmtvFYf1mfbc+/Jw0k3MT&#10;ph7e/7heinTlBdL8cXexvkYWlxcPi3sM4of7xdvVRS+KWCmEXuT/7ONv7tbb79Z3dyJ1eV4YRZ2f&#10;qMPf2GtWtW83y3f3q4dDtp3d6g6eNw/72/V2f3mxu1rdv1nB3O6Ha8eRYbcHONzu1g+HbCj7w251&#10;WN7K99/Ax39iXsLo4ur4RmL6xKdsYV+U64m+uG6evMM9PNeafoxjF4rSjEPoZ/n648kvrra7/eH7&#10;1eb+Qp7AL3wg7sXV4v2f9oWjSlLkmJlI3MGTuAf8zb5KkFfPZPiLTOovt4vtChZk2dMh+3rI3xcH&#10;42UfhUZsrrx6QUKjH3BZz8UzDWM3V6NyU4hTfCqg5bssoFYoOKfrLB4EdVufLT8+1KciRvGTd8lP&#10;HlAIRHt5gZ98k48fDZfPyaLy9OKDGHjh5RbvX1iR9+8371c/bRLlQaxc6IaRM63b4TRPNHcPLW2z&#10;aajqe/Vxm9bLNPKN45g8youU4zz4KX2vm7qpi0PRpbpefczrOtgcODfYdGieG6tkK1l9zOT90PsR&#10;95bIu97POi8+hLmcqRsGuJ9UZoKPPSum1Yeu70NyEy/udPAwU3gPg49TUrcXycd+cpWZ0I2jsfrU&#10;9yOGmJjxIiV9q9Ghlng5kYxns/OobnWGJJZjgq8ph4kXeXed811fBN/3s8NdZBdRz6c+lmN1znVT&#10;oYezYYw6fY93coUfF3jqdHrfxdnjNGW7fBPb0elDF0dEkui7cY6dLk0RoPfZfNh7mEZdnPCLf83O&#10;dR573xnsx9HPfWZ/dn3odL0kkE9T4SaOQxd14fdu6gOGJJuNfee9rpe972M3ZN6nKbpB32ofYgg+&#10;a9rk4zDoku/H4DDaxMzU8dQw8Gme+2JU44j70E2wn4dpKGqP++6dvlVPQhRcPlZMakajNS32vShu&#10;FuQwcWC6EvvgBx+y/0As3WysPsxII8t98N4SpJ+GIcyZ98GF0dBgj0kQ1ZPcwxw5ZHWrqODoi7uR&#10;A8Yna5IJeL5Y7C9MHk+lk/t5qlsNYxgt8mHA4LKKBXZhMTPi7YYsmTCMbtaNL4xD7IrxnUM+Od9j&#10;E2JNgVjljNUnHAFnczY5Su6zioUhTL3ul3BEPeyX1U3yNgtg9YCH1U61JX/Kx/Jus1/lD0su8vfm&#10;JI+4eSkxIdMiMB2FY7GPmod+ykHkjJPCiPw41dVjdLrfGwiAKFoW/Rhm46SGMDoXCjlFWa9biKht&#10;RxBOahNZXXfxw4S5EgYS+Rxjr3smglk/z9kJD06cjaoHYxdjLEqJRwtBl8zYkzgN2VwHNmJYN6Fv&#10;momnwjuWiLfRmSFx408iH7uJaKKTY069y3IfPcmoQR4pd4ozGEfyGp186rrQDZkZviiOhkER7zin&#10;xDucWwnl1BM0phJaxwkFUrdKShAnqdsQ5DSjzrqKTXj1WIIf8SB6/VRbZxAJVUFXsZb8kXHXxPCZ&#10;AyHZPBY4PG9LqP3mbn1dK+/97u2bP9ztLt4vqJXC+O/dH6tvashAJ/al8pVnbzbXP1P5f6AOfH25&#10;/593C4EZ7n54oOzExg71ya4+eVOf7A53f9gk7Cp5OMrdnz7+92K3LZXvAaDlz5tafT4rgDOtfPJh&#10;82/vDpubdaqOTxxRHcsLKuF/UEmMdmTco5bEydiEB8rmX1ASy5F2Sb8WVyewqa2L+5ngVK2nYg/t&#10;oVaw4NPXxYUVOYdTaMmFySM1xZIp63NQOxFWhS0fIOdyuFcxMjwuubVuk42R4X0CWbsacfGFvjgI&#10;L+nd+RZPpjmRbKqr4/SlMkq8A/IYuXfrfjxJD5FXX72jssueli+Spyp54wv7OEaLd4cfL562Z6NG&#10;Ujd1oA7Fj/eEIKPmaf14j9iPilsPvz5mJSCMBHHeIsieRJzKWdvqOHdgaFlnqOI7I1UfmxjUU2t2&#10;eu4NpBsoSTMzHUqm+/FxGo5pjpt7Yq/OexM/XewH4rq61VEiXCn0KTuNJArwyJGLJN7JEwYD7hmb&#10;2E/aAgihMzN0VMpZMiR3k5W3gA65Cmp4vJchmSZvcZyqUZqOnjpnzubh3MQh67xTylJvZslQOpLH&#10;qnJvci4AionEVCXn5Pspa+RM8aa7mdGBT3U5QwM2mQ0VaLJFcJVgnJFobPEa4vp06mGOQ+dzWkyh&#10;ZJx/m+YSmoySd4ixiyXbQs8M1wvKAPSZJRhmclhV3o/y8xB63UQHDAcwM529B7DU5T2M4IixRCTw&#10;WF1R2sLCd4NVhgwj+FLmBOTGcItIjcT/6OfweJoOthUR6kiOrlN30ReNBSRGB1RqgU9Ad8VBA38a&#10;ga4t5cj4jZA+ECAqNhkdCIzKiJvHqRwlYcjguq1ABZdSVwZWGAoYJbCXQYz3K5AI4K5+MG3dPBtB&#10;P4C6dmMugLwhuLZ8NzYXYh9EN+X8dJmFaXJgmomyNxB3wZEBKBNtNGpenHUIMW+MrqlusFLbi/9P&#10;+QCsq2cBFHFCsySl0U45DKQORX9AtQw2oCawJDYoqY1TbjA4B5avmx+Jq4+cbzKoPpKiqlzTNjkG&#10;r4FczKA+gYcuUlvq1C6CYOcQgGQM50iuDthZklLchu5KW9TTd53RYsFHI4l86oL16ofj53H2JWf0&#10;cQYK0iT4CK4lKupGAPCQel9yOiGSe+trE+dgJZ0lZRxuQeWkwZklWzPWnrq+wwyFEyBbw/Eym0C8&#10;ytRUG0Y7zjcAuXR49LOkfMI5Z2OQdraug0AnyDBTkyhYjYAG2XdMwRgZEWlNT78pGw/dGiMP9TRg&#10;KIgyOQ0Kw123XQkgJQu3ZHNk8Vnmjp6Wkft5WrA0FzIzZIpGAdt2VBzQIq5LVa6OtLi6FVI08mOd&#10;nEZj0RfpJhN4NPK2G+RQegM/w2mFqUC0NA2ovPTV4+Dm0tNMHTndRvumk9VTLxh1FzXuOJZaHTdH&#10;y1RnhlPqik33tJ3IwlTJNF24nrBIoaGSk2hIlzHFt2GmDjTIqTAL5ipNbiMgth3EPkp7UF+dbiO9&#10;+MzMPNE518k9RUipu8hVELxBfup+0s+fDO9IFTUKSCyS8VBbgpQhAiqLRI55GHlF27llzmE2wgBq&#10;Res7mza7JtXXtyqOqwAHlBmB7FpVgqbrHEj6SI40chJfgIDSfQGCmXTzwOBoZGdB0piagx6VXNMx&#10;B8amzNSZiWB2nLzIHRuXwR6Vdw5VmsGJnBTY0Pe2208GRgDWVwf1IANIqw8kgEYKQ9WQ5hOEGWCn&#10;wZhxaUcVGPohxOrMIPVjK2gC0NQdNgApTbjCO6WNYU0AB8c5C7wZKafODH5LUBrZKoGBws0gP019&#10;0BSm+tTJkR1JRl6d/rORymBMxzoPQ7HgIEYJSC/z6jhUqwqQHladiAH3YNhJ550iqwYbADzSH4P8&#10;NJ8zMeZkqNjM8FFJkmkcReOUsNQ6K0RJIEW5ZkuYnUwHyZHSQ6TC1alPY0uRogpnpq094f1LcUSD&#10;cjC6ns0E1Yw4jfA+MttW+AYllSafxkkzzMUUB/CNSs3wSMWOOFQGCnTq01wZCRLRWqUOtF5p5Ym8&#10;8SymUbQzbqQ/0ubV9il1yRGVBKYyHGk7cCfzpkYWTq02lDkP50hTrcRBdpq9tGRr9L1V3nuSzQJV&#10;AMD6yUAAsOdjnuzm2XR1dPcJWknuAvIbSGYzFsk+GZ7RWQ8UBWVtLNRIeUq2Tturf4ILlR5rGuZ9&#10;qdl69yCDpaSEtCmkZdZ0VXnRNl+/S38K44/IZPr328X+Njdp01vH/ZWeZx66lc7jP5uzZSgdVX7c&#10;nE0xQUT0y5qzyfm82JcVh1ODzf9zXzazYvVlqy99qSWb1b1S1U5dfcwdu2oS8o1GQkRWXDJ0XFAM&#10;xvQK2CO1UTZNYpdMhqn+k05dyXLFZVEd6eT4nVJdCMI4WEga/rPEcZILukb1nKsw6mMWykDjpc5m&#10;UzyO9Es13qVP4/JWJQ4ZWS7umOmrJBim8aRBoa1NDhoK5AH8AvyhUgtID5yWFofWmqwkk8OTlxwk&#10;UKvrztYxXl2Hd6ksrN6xwBzUxIkZqRuMvMJJaUwclECBusg8uiYYam0KkMw7WShZsU4+S76dsSPw&#10;A8nstdUp/5gyyIJkaeA9ndx3SUuEdyIcCIxOzmwnHKetyvCpgXkyNernArkT4syxZqoVVCyvLvcQ&#10;dA0jGnIBopB7b3UDpa3B/FdenUlfoy5i5FUGgjO5s2Ey5gH6OvPWDcHAvEE+u7HMnA7c4jKyf24h&#10;xK5M49ICD4ZGQs54eKnpziGfe0C7tFV0BxRMVQKwfbq2WSPPIH80kDODSugK3JI/NaRnE2YvXJth&#10;qlsiohWGYP7EzUuxSGAXErQqnNMHquetj9kD0y7FSR/JLVnScQBcz86AtjCqoIo+OOqzMi8LLsFc&#10;tk5Oe4J+SdFhPKbuDMj9ma7NlQYwxmx4VZny5sJZXt1HZlp1ZiIgXxnzpJUrc/SaI6NnSWlZXI3M&#10;nRiRz/lUSIkjAxSYDfsjqHKhIx+TdHGNPiP2jCvNWwVoPaVb9fDrYwnDIIgdLYTkVbmLYox60D2k&#10;0s0GRY6OcFTJcDBMkmTJADRQ96jkbA57KKuTCVk5AbUuzazEewTPMDCVMQ1LZUHiva17Amx04BpC&#10;Xh3swIg3XBBhMKzkHB7QQ5cMA3BkBnl1cWOdHkCIBrCcBcmITWT0X5Wk3G5h9j8xT8JC6NTZQcOI&#10;OSWVZIZmNNw2dwNGcKO8PnNLMjeomchERzMWQBawik6N4VoxkXrrAjkBPxn7lf5+cR/0oaSDovPT&#10;XEmk2gSB0k28dfWPfHG1pmf+/ldNFHffMflVOW+K2i9wolhu//L3i7mUjS63l7JTDSB7kBu9n8Ol&#10;bFzF8tNeyuZCNphmMmnmbZnrFAs6VfLcxSPJFDYE3RuYZTneKauVvCAvX8DVbJz0Y6gjRaWzoQ56&#10;dBQ3SU69zGA9lRO/eSAXcrKcqIMkJcu+scrpHzaJTgM/8yI3tAsrfyvVJN+pF3arH3wpyaQY4HpS&#10;2r24WdXLknqP5ZY/Y0wGMfEH1DuHZzIFI6AAYDDylcMtkdpIW1xPg488S7Ic8h25XKhFKzooxKuc&#10;WDCLSVmrkwt8QSmdVo9Q1/OuwaE+5pSLVCIwP5oViOTSyP+okifCTyKXe88WhMRGpaUuzHi6oEfl&#10;q0zUx8IMk5DkXIkcXqTNo0qGdieROZHLvJdRs5Ou0ivNWc4AvG8MnzCFzfWxkupKA9dghvxWQCzZ&#10;KhOGZk8NY6hDi5xvtNCMZnUaD5PRmGp5hxMroWglA1wGnGCoZCN4qgESe0Mnm3MFSiTdrIZdz78+&#10;Vj04qQ1ja9QQBn2jlQ6IAKeoK06j9JgUY3QG/61N0XaiTtLXb00WgE6uaqqK3HoEhhWs8eLW3zi5&#10;4mvMm7beDNVg0k0vfR65Su4CGPcuGi9M93ai+6vutvHvNQxowuEqfXVQ56wOOiSIVnJ/DK5avA/c&#10;o61tvDMkQ6UPO3n1MwQfqHXKLB0Zi3muXIYllSmr22pD417qxrTVM7SSXmyd+T1L6UnAyiTvuTZV&#10;u61nmCys1yB1hkNg4L7Oxp3hbuTmTw2vZzgztCvHvzM85XFm6QwnnBc9w7kfFz0rblRu01CRHpNO&#10;gjgj3p1kfEYsPR3fOXEad1tU45wk4KR3Z2QYjVJz8cdKX1qLsXOj1hztxKu1dTuraxyJnTE2TspO&#10;Rh85QCvPbZyrmUA3fvtpeP0lgEPuqvNzDf/sqp+uPH9pAAWwaAtQJLztcwIoACc/MUDB6DhXb0ud&#10;hb2XH346QRRM5HBRLFfejM+eJrhq4f33AxRfmtYQlFutSUnx56Q1clqfFtYijyFI5YJYfj6rFP+N&#10;1oAdSzs0/UwltFzDzMnxb1drxMhateE1Ivmc9IaU/RPrjVw3P15bpEfNDVARQqM35HrSdU94KCMD&#10;x27xb1hvEMcjvUn44OekN2Lnn9rf0IcHFM41Ys/lmWQ8J72hyqSlVfSGH+g7tot/w3pDSf1Ib5IL&#10;/pz0hvjxifWGJiq1VIlT/CASaOkTf8NvikjHOPkbtOrYAv6/0xuy4/Rr02lGt/wytvycdfs6jdCe&#10;fr/7m/8FAAD//wMAUEsDBAoAAAAAAAAAIQCOBd5JGAkAABgJAAAVAAAAZHJzL21lZGlhL2ltYWdl&#10;MS5qcGVn/9j/4AAQSkZJRgABAQEAYABgAAD/2wBDAAMCAgMCAgMDAwMEAwMEBQgFBQQEBQoHBwYI&#10;DAoMDAsKCwsNDhIQDQ4RDgsLEBYQERMUFRUVDA8XGBYUGBIUFRT/2wBDAQMEBAUEBQkFBQkUDQsN&#10;FBQUFBQUFBQUFBQUFBQUFBQUFBQUFBQUFBQUFBQUFBQUFBQUFBQUFBQUFBQUFBQUFBT/wAARCAA6&#10;ADoDASIAAhEBAxEB/8QAHwAAAQUBAQEBAQEAAAAAAAAAAAECAwQFBgcICQoL/8QAtRAAAgEDAwIE&#10;AwUFBAQAAAF9AQIDAAQRBRIhMUEGE1FhByJxFDKBkaEII0KxwRVS0fAkM2JyggkKFhcYGRolJico&#10;KSo0NTY3ODk6Q0RFRkdISUpTVFVWV1hZWmNkZWZnaGlqc3R1dnd4eXqDhIWGh4iJipKTlJWWl5iZ&#10;mqKjpKWmp6ipqrKztLW2t7i5usLDxMXGx8jJytLT1NXW19jZ2uHi4+Tl5ufo6erx8vP09fb3+Pn6&#10;/8QAHwEAAwEBAQEBAQEBAQAAAAAAAAECAwQFBgcICQoL/8QAtREAAgECBAQDBAcFBAQAAQJ3AAEC&#10;AxEEBSExBhJBUQdhcRMiMoEIFEKRobHBCSMzUvAVYnLRChYkNOEl8RcYGRomJygpKjU2Nzg5OkNE&#10;RUZHSElKU1RVVldYWVpjZGVmZ2hpanN0dXZ3eHl6goOEhYaHiImKkpOUlZaXmJmaoqOkpaanqKmq&#10;srO0tba3uLm6wsPExcbHyMnK0tPU1dbX2Nna4uPk5ebn6Onq8vP09fb3+Pn6/9oADAMBAAIRAxEA&#10;PwD9FYIg6A4yTU32Uf3aSz+6n0rwWz+KnxO+LXiPxTpfgOHwpodlot7Lp0lzrF1JPduUkZfNWNB8&#10;gIXIDoRnIDNg47KGHnXUpJpKO7bslf7zOU1GyPezaZ6iuJ+LHxK074PeHI9d1bS9Vv8ATTMsEsum&#10;QpL9nLfdaTc67VJ+XPPJA6kZi+HHw68a+H/EEmseLviFceKy1o1smnx2EdnbRMXRi+1Dh2G3aGIB&#10;wzetS/H+wu9Q+FevwRapYaLp7Wkv9o31/atc+Xb7DvEcakfOex5xjgEkEaU6VNYiFOT5otq9rrft&#10;pf8AAmTlyNpWZx+i/tZfCfWjbIPEwsZ5uPKvbWeLyz6M+zYPrux716R4d8YeGPF80kWheINK1qWJ&#10;d0iaffRzsg6ZYIxx+Nfm9/wr74c/9FXi/wDCfu6+jf2KPAnhzSfF3iLV/D/jKLxKIbFLWeBdOltW&#10;j8yQMrZk+8P3LDjpxX0OPynC4ehKtSlLTo07ffZHJSxE5yUWkfWD2qqORVQjk1pzD5fxrMPU18ie&#10;gXLP7qfSvzp1D4SL42+IXia8tvFFvpGonxLqEUhuInjgsUQzT+bLcZAXMcFyQqhiPLXOA+R+i1n9&#10;1PpXxd8dv2avDmm+PNZ1aD4oaX4b1bVJn1KLS9bPkFRK7FiJlbOzfvAxHwBgkkEn6TJK8aU6kHLl&#10;ckraX2faz7nFio8yTtex1n7KOt+LLH46eJPB+r+OpPGuj22ky3NtdLevdQSFZ4Yw6GT5lxudSBwe&#10;o3Dax+ovHvgyHx54K1zw7PN5Eep2ctr52zf5RZSFfbkZ2nBxkdK+Yv2N/gR4g+HvxDu/FNxqWj6/&#10;4e1HRpreHVdGvvtETym4hO3LKrE/u5ATjAKkHmvO/wBsb9pjWfEPjTUPBfhvU5tP8PaVI1tdy2Uj&#10;RvfTgFZVdhg+WhLIE6EgsS2U271sJLHZly4WS91RbklZJrrZJa36Exqeyo3mt7nj/iz9m74leEde&#10;udLn8H6vqLQuVW70uylureYdmSRFIII5wcMOhAORX2T+xr8DdZ+EvhfVtT8RxCz1bW2iIsCQzW8M&#10;e/bvI6OxckrzgBc4OQPi34H/AAi1P42ePbXQ7MtDaL+/1C9J4t7cEBm92OQqjuSM4AJHsX7RP7Q7&#10;+Gta0rwR8Lb+bw/4c8KsIjNp7lRcXCcFSxJMka8g7siRi7NvG1q+gzGOJxnLl8JJtq8nZ6JbX1dr&#10;vp+hyUXCn+9a9D7zmGF/Gss9TWX8NvFU3jf4beGteuQgutQ0+C4nESlUErIC4UEnA3ZxzWoepr82&#10;nB05OEt1p9x7MXdXRcsvup9K85/aH+B9r8cvA7acrxWuuWRafTbyRchJCBujY9Qj4AOOhCtg7cH0&#10;ay+6n0q8pAOaujWnh6katN2aYpRU04s/Mn4afHvxl+zxYeL/AAnDbeVPdb4RFckh9NvBhGmUcgna&#10;CMHglUOcKQ3ltn4a1bVbzSba2sLia41aQR2KbCDcsX8sbCfvDeCuemQR2Nfp58Rv2cPAHxU8QRa3&#10;r2jF9TUIstxazvCbhF4CybSN3GBu4bAA3YAA0B8JtJ0rxjbeKtMsbVtQ0nQxpGjWEo8q3tsGQk7w&#10;GK7g6puCkqu/ht2K+2hn2GhepTp2nL4u10rLXtf8PM814Wb0b0Wx8y/ELWbL9kH4MQeA9BuUf4je&#10;I4hcatqtmNpt4zkZVz83HzRx4xj95J8jEA/NeqAf8Kb8LnHP9v6uM/8AbvptfQPi79ib4q+OfEuo&#10;69rPiPw3d6nfzGaaVru5PPQKMwcKoAVR0AAA4FWL39hzx1c/D/RtDTV/Dou7LVL69kdrmfyyk0Vo&#10;iAHyc5Bt3zwByvJ5x24fF4KhGLlWTm5Xk79bPy2WyMp06k27RaSWh9Hfs3P5nwD8FH/pxUfkzCu5&#10;PU1gfCLwZffD34X+H/DmpS2899p8HkyyWrM0THcx+UsqnGCOoFb56mvz/EyU69SUXo2/zZ61NWgk&#10;y3attRT7VY84VnAkDrS5Pqa5izQ88e9fIf7ZfhL4g+LfHOhnwtYa1f6Xb6dhv7P3+WkzSvuzg43F&#10;QmfYCvqzJ9TRk+prtweKeDrKtGKbV9/MzqU1Ujytn5of8Kh+Mn/QA8T/APkX/Guq1D4W/FeT4XaF&#10;aJofiJtRi1jUZZo18zzBE0FkIyec4LJJj3DV+guT6mjJ9TXuy4grSafso6O/Xz/zOVYSK+0zif2f&#10;9P1XR/gz4YsNct7m11aGB1niu8+Yp8xyN2eehFdmepp+T6mo6+aqTdWpKo+rb+87YrlSR//ZUEsD&#10;BAoAAAAAAAAAIQBV/V6wW6ICAFuiAgAUAAAAZHJzL21lZGlhL2ltYWdlMi5wbmeJUE5HDQoaCgAA&#10;AA1JSERSAAABgAAAAYQIBgAAAD9W96kAAAAGYktHRAD/AP8A/6C9p5MAAAAJcEhZcwAADsQAAA7E&#10;AZUrDhsAACAASURBVHic7L15sHXpddb3e6e99xnu8E3dbkk9Si1bNpIIOEAYQmyIgaRSBVSKVALB&#10;EGxmHJMYY+NABJjBRmYy2BmKCkmFqqQqlE1CSBywBUkMmBiQCUNkyUZDT99w53POHt4pf6x373Pu&#10;161uyd2SWuqzuk7f795z7xn23mcNz3rWs2Bve9vb3vb2ljT1hX4Be9vbG2nf+af/YgYgZ9brNS+9&#10;+BJd17HZbAg+oLUmxcjl5SXnFxfcvHWbxWLBY4+9jSefepJh8MQYOb55k9XViiEEHn3kUWJKrNcb&#10;PvAtv3X/mdnbl4zZL/QL2NveXsu+6Zt+Z54vj1BKk1BY62iaGa5y9EmhtWY+n6O1pms7Yoz4wdNu&#10;NoQQyDmhgJwzKSVSzoBCKQVKUVUV88Wc2WxGTAkfPGTQxpC9px96cha//13f/1dyXVV0fY/3HtVo&#10;jDb43gNwMF+Sc2bYtHzb7/n6fbDY25va9gFgb28a+x2/5dflfgis1mvWmwEfPMujW6zXa2w1x1WO&#10;ECHGCEqRgWwcOUvSr7VGG02MkWEYWK/XeD/I/UqRcyIleS7x/YoUI8YYZk1D0zR0XY9CoY2mco5+&#10;GBiGAaUMAClGYkri5IcB5yqM1lJL5/GxFQrFH/9zfznPnOH4+JiLk3v8xE/8BP/ypz7C3/7QD+0D&#10;w97eFLYPAHv7vNs3/JZfl89OTlhvNtw+PsI5h6tqlFK4qmKWEj5CiIGu3bCuLFUzR6kZKStyzihA&#10;kdFVAq0hVWg0VkMg4oeOzWaF9wNG61IBJGLMaC2Zv1IKHwJZgXEO6xzaGJTWGGupUOT1mr7vMdah&#10;lGLwHmMt2miU1uW1aLTSpJTIGYwxKG0gZZQyhJiYLRY8+fTT5Oz5Jfnrcru54vDwkOPbjuPjY44O&#10;b/Bnvvt794Fhb59X2weAvX1e7A/+of8ka2PwXcvZ2RmuqnAFb9dGo2OUrFw7mqYhZo1SsOkCXdex&#10;Xq/QWmFsRc6ZjEAuBoUxhhAiVQVKaQB8CLRtS/ARVVcoBSlnUoqSzZcAkFIUJ14qAqUUSstjSh4P&#10;g/c4peV5hh7r5DXWVUXIUaCkjFQGKYMBrRXy48zQDxiVuXXrNjn2XF5e8slPXHF1dcX8cMkwDAx9&#10;z+/5vb89+16qlxg0/+1f/m/2AWFvn1PbB4C9fU7sl37dr8hKK556/DEWizkhglOKjMK6itl8Bgp8&#10;36OiJqtATAlXGZxzzOcGbTS9Pyf4gXa9onKW2VyjlCJHz5AjTiWytaRQo7LDqIwmkeJAGDpiypDN&#10;BAHFlFAjZKMVWYmPTVmcdSILtARkBXXTkLoObTQZ6LoeYyxVXZG1IkfIGVLKxBAJIWKsJaPIWdEP&#10;AxmwOmOd4/ajj/LE1YrzyzPu3r3Leq3QxqCVoq5rrHZUlaaLnl/37/3aPF8c8453PM6zX/Fevv4/&#10;+Hf3AWFvb6jtA8De3hD7fX/4T+Wbt26h0sBP/8uf5uM/9RGuri7ZbNYYo5lXBq00oHDOMZvNMcZy&#10;stkQowYCWWu0iVR1RWUEcpHsPjAMA957mpzRWhNjhhRQxTGnmEomLz4y50yMkZjEQZcfln7BCCEh&#10;r0kJgJ/H+/P23/PFnJQz2lhilNdhjKGZzQg+kNX2d+X5IjnJk2bkZ2ODQGvNwfExTzz5BHfvPs/J&#10;yQmr9VoqDqXJGZZzh6sqgpcXvVqtuH//HgfHL/GD/+vfzLcefQdaaX7Rz/3yfTDY2+u2fQDY28/Y&#10;PvDn/7tsiPR9T7tZc3JyxsGi4bG3PcHQtnzkIx/h3r0zmuaAtg8MIbGcV2jrUFpzcHSIH3ouLi7w&#10;m47Dw0OMs8LcQZqzN46PODs/Z9OtMFeKunLM5jOMVqSUIClyiLSbS2a1oarn5OgJQ0flNENIeN9h&#10;bY2xhn61ZvAKayuMtfS+p24alNacnp2htKZqGi4uL1guD/BBgkzMCW0Mi4Mlbdty7/49mqYhpYQ1&#10;lvl8QU6Zq6tVYSnNWbenNFWFsY7Bb1ApcbFa8bbHH+epk/t84rnnOXnwCWLUHB3cRGvH6vKKxWLB&#10;bFaxXoPJ0LcrXnrhkzSVQWnHI4/c4e9/+GM5hMCmC+QMv+KX/Kx9QNjbZ237ALC3z8q+7bv+q9z3&#10;goOT2cHQBT/XWqOB2XzO0dERV+f3xbHmOcvlEh+kiWutRSuNtRZrrWTPMeKHoeDwBlDUBWvv+oG+&#10;71mtVyilmM3mNE2Dj5GUEsF7QgjUDdNjaq1JKWCtBSUBY3TYWkuPYT6fU9c1ujR0IZFzIqcSYJDe&#10;gFYKozXGpNI7SIQo2b73HmscORcmktqygmJ5feSRHaRxruLo+IjHHnuM1dWLxBjZbDY0TYMplYS1&#10;lqZpCEGqmc2m5fz8jNOTE5qmYXko79EYqRR++O99JGstENvX/vxn98Fgb5+R7QPA3l7Vft8f//7s&#10;nKOqaxTQdV2BTArMUnj1Smm01qAsxhiWy2Nu3f4yNqsrLi7WOAOz+QHBRwBsXZFTwlYVtqrwMRJS&#10;pO07tNZYW6GNxhqDqyy1M8QU6DYrrAZnNXVl0DlI4Ogzvm/IswZnMs4atIIUAwonTeAUCClglbB4&#10;UIrlwQHNrMFYA9LLLf2AhI9h5IsWaqhB2yRU05xJOUGSJq/GEGNCKVMa0QqlNcPgsS5I4EkZiKA1&#10;hzdu8PhTT3H/7l3Oz885P+tw1nMwcwQPlcss5gvatid4z2Z1wb27Gesa6kooqoeHR2gzzr3F0rvQ&#10;/PCP/YscI8QU+VW/eF8Z7O3T2z4A7O1l9kf+wn+fQdG1rQxFgQDpWk3ZMBQHWMjv41DVyMmv64bj&#10;4xusbtzg5OQEPwgfPwSBdpy1+GHAOUdd14RQHLn3GG2wxqGVFsxda5pmxjAMhMLusYWWaZ1UDykP&#10;tG1LMx8m0D8XJz3i+illYelkJKM3hvl8QVXVGGPQ2oCSLD/ESAwB46prj6UK6wglvYyYAyEEOnrI&#10;Ga1tqRwU1lo2fVuG0QIheILv6Pueuqp55JE7vOMd78B7z+XFCc5ZaiO02JwyzbzBe3n8vu85PztH&#10;25eYz+cslsc0TSOvmdKEjhJcjTEop9FR80N/9yPlBBmUgq/7Be/aB4S9TbYPAHvjO77nL+Wu6/CD&#10;p27qAlewzfTLf6pMz06N1pRL1h+lrZohJUVKoI2jaRYcH99itWoJydN2PbnKNE1T4CKDtpaqQDld&#10;15FCnKiY2mhyCFhnqXMmhJ6u7ckp4KzBaJjrGaRASoG+XdGuG4wxpDigiCgyKQViCihVGrNJsmXn&#10;HM2swVUOpYV1pI0lkYi9VDdOS1ALMZFLhWCsxShFXdUMuccPnuADAEYrvA8462R2wEhQyWhShs57&#10;Nl1HAmbLJU+84yvoNpp2NXB1GTloAlWlCCFBFjjNaIVRGT+0XF2ccnJ/ztHhEc4qDu48gilN8RA9&#10;MYHSFm0qNPIexioG4If+/sekDV7+96t+4R4ueivbPgC8Be0//sD3ZmMMTdNgnSZGwbozeZpmhdFn&#10;iNcbmTRKbwNAyhlnDN6HqQ+QyQIJobDWsFguOTw8ZLN6wOXFBWnhMMYQgzh4rTVVXU09gD7EHTYO&#10;VM5JkMmShXs/kJLBF8x/6PsShBTee9brtWTQWWiXWotkQ1KC+2utCd4Tk7CN5vM5VVWhtLwnrTXG&#10;WLSO5Rjo8l4TOmtUmQfQWuiq2SdiEKbP2BsYhh7nHApw1mKMRmUjvQgyPgS0TjhXceeRR4gp0bUX&#10;PP/886zXa2azGZVL8vhIT6OqlDTb25bT01Pmy7tkoDk6xsxmWOvQg8dHT1AKq7bV2avZ//aj/zTL&#10;WVb8yl/0Vftg8BazfQB4C9kf+77/Mbdty3q9npqYzhlRBCzk9zzpGcj/CkFyigBjFZALbVJruYRS&#10;zmjEYU43bTk8PCaExAvDFZdXa6xpqOuazqQCYWgqV5GaTN/3dApCivjgGfxA5RzWWWZAWzf0XVea&#10;q56+a1EqSiAzhpQiQ99BTmitmM8aLlcb+q4jl96EMZq+74kxslgsODg8pK5rAEKMKBOBLBXI2MxV&#10;aupxaG2KtIQEhanxrcXR+yHgfWDoh/I7EFMZNNPSH0gpgQJtNE19xDufucnQdpyerGk3Z6zXPc5m&#10;jLbUtcEaC5UmhIG277g4P6Vu5pAjh4/c5ubNm8xmc+kHqATE8hVQuZxMVRrTo2aFkvvKr2WV+d9/&#10;9J9l+TXFr/iFX7kPBm8B2weAL3H7+m/+o/nw8JCbN29ijGShSiliSsQQgOplf7PjMl5u4x0FQlA7&#10;HHpgyrJT+bpcHKKV4vTBpzg/P8cHUzDtIFmykuaqi1HE1zLEmAg+4K1HAVVVC/NluSAEXyZlI+uw&#10;xhg1sXhSyoQQCjvGyM+VaAMRo2T65fuUEtbaqQJIhX2jQ5zeqNJ6CnjGjJWBLnz/RAihxAclmb61&#10;xJCJUQTllFKEENBaofU2I085S2Qo9sidO1y+/e3M53NOVnfpuo6+yaU/MsMYTVYSkGKQXsfq6oq6&#10;rjk5OaGqKqoipWGMwWgjfQoghPDZXTBZgsEP/d1/noF9IPgSt30A+BK13/0H/3ROOXF1dcVqfUUm&#10;slweYK3BVQaGREoy2DRi/LuOfYI0ckYlcfQjXTMUyMcYw8ZHsqkxtcbHyLr3VA5IipA1Piiq5oDH&#10;Hnua9TpxdvIA0sCXPXKL6BtMBX4I5OxYzo8xUXF1dUXqe3zOzI+OCO2GZCvmTYO58yjr1ZrzyyvW&#10;6zVVXdHMElWdURq0yRgDRilIBmcVWmV8N6CzotINPR6bG47mtzhc3hQV0a6TBrGz5DE45kx2YI0l&#10;xmEKeN57vPccHR2CyrTtALXFVZbVekMIEVdLw7lqKrqulYZw12GrJcMAdTMjpUjwl4R0wJPPvJ1/&#10;7Rd/NT/2Y2s+8YmPs+4rnlk+w2ZI6KA5WCyYzTVXFyucq2l0y+r0Uzz/ccPCZW4dHrCsa6yypJgI&#10;vgQ0YxHukTTDky5NfSVViE2v4AJ2KsH/4+/9C4GIlOLf/AVfsQ8GX2K2DwBfQvY7v+ODeblcopSi&#10;7Vp0lixcIVn10Pd4r6bpVGsKjk0mReGzxxgJMeCUKxo3uTBgxKHlMuEqOL08727vQFFok1qjlZqy&#10;0vl8wdHRIXFYichb1wlbxZqpClBAqCqsc8Qcp+laAFWopkZrrDUFzjGTKqd1trBzND4ErDVUdc1i&#10;KVo7bVde6zQWPFJZU4F3pHk98vW1Evgr5TS9t6k3USyljC5w0agAaowRtlFB1ruulYDg3AT/xJQK&#10;1dWy7k7IOXN8fMxTTz/F3bsf5+L8nGG45PTklMe+7NZU4VCE5oZ+4PT0VETrlhc8/8ILNLND3vbY&#10;Y9hqiU8DKSWZopYTNJVzo5DehAR9Fva3fuwjGQW//Oftp5C/VGwfAL4E7Fv/5H+R16v1JFM8Ot3R&#10;ySilyTnR933Rw08CGzgnqpYooo2TomUsVE1VaJ0ppSKDHEsQKMygvNVZ2O0daKVROqMLXdJYy+Hh&#10;EY888ii+X3N1dcXl6kqcvyt9AGMx2pLqhroe6FMgp4z3XnoNxoGyUsE4R1U5hkEqkrZtQSnm8zlK&#10;SxNWa4F3bhwfE7wn5Z4Yg/DlcwISKUViTDgnOD7lnUwzDYzS00wNXp3SSKghxijzASXIohTOOlKS&#10;nsk4B5BSJKW6UFGl2T1q/6QSwOrmFk8++RTnZ+/h5OSUT33yY5ydX1A7zZ07FmcsKM3B4SGbzYa2&#10;66ic4/LyjJQ8zlYsFjW3bs/QOkNIoDIKI2em9HgU5X2m7fn6bO2H/8FPZqUUX/uv7hlEX+y2DwBf&#10;xPat3/VfZ6sloxfkRiZdtZYlJdZZnHXS0NQGsmDkIQZU0eTx3kuQ0Kpg8GnrMGDK9mOMpJhKRlyC&#10;QH4ohcy7QUAVXF5onfPFnNu3b7O6POHy8pL1ZiNa+haqqqK2FVob+XddE3038f4BtA247DDWUDnB&#10;vOvaEwbh2SutaJqanC1+8BgbUEqxLNINvVe0bUvOQ5GFjvgg3HxopknglBLOSfCMKZZ9AXYKAGPj&#10;Vyk57loLI0iOvzCPZC4hY8usQNdFvB8YjCFlycwzYLRmsZgLpr9acXR0yBNPPMG9e/do12c89/xz&#10;nJ2dszw4oHIy+bs4nqOU4uz0nJSzQFc5c//+fW7dvUndHDGbzbBWei3KWK6VAFPaX2C+17EU8Ef+&#10;n49mYB8IvohtHwC+CO23/YEP5qowVwrSsN14lcfJXCXNQGumrznLdGgIAR88fdeTU6au6y3sUdgs&#10;KCWiZgjff4Qudgkk07zAroBayX5HubUQEzEmdO2YLQ9YHh1TPTih3VyybnuU08zROGeptEUZi6tr&#10;XF/jgzjSECPae6JzaFthrKGuK2JsWA8twYdplaNJaZKUGPyAdTOaWc28l56H1i05R2LyeN/hvWDi&#10;As/I+1QFwsohEEnYUiHEGAvzaYSMEllpadJmqSisNXijiSGK+NvBAd57hn4o7CgwxhJLIF4eHLBa&#10;rcTRLw+4c+dRnn32y3nw4EU+9dyL+JjpukBTB6yrqZsG19bknOmHnjq0ZAvr9RkvvvAJmtmCxx9/&#10;nKZe0iVPKrMPJutC+DElTptyNX2WONAr2I/8+EezQvE1X70fMvtis30A+CKyb/7O78t9100aNcCO&#10;1GX5NuXJcYuNOLydstyRcz/4QbLcnDFGHKCzFqNN0c8vujekMlGbxkckq4eed+oVpAkCySmRp0xb&#10;tHQODpbcuHFMjqLu2baCazeVBCqrZUVjbGpCDMTgSTExeI8dBrSrMVoLQ6ap8V01sX/6ri8aQsJ+&#10;aTctzaLCOcdyKf2Ci4uuVCapqIz6CTYTeEaX94gEgwLxGK3x5XAbbabHwGS0lmw7hDCxcVKWSmw2&#10;mxVFU18gIyQgDIPsFbCOGGQHQM6Z5cGSJ596krsvPc3HPvox1ldnnJ6dkqKokC5mM5qm4ej4SBRS&#10;YyIm0RK6d+8+zeJFjo6OOL65kAov63JuNKS0dffFVavX67IVUxXxoX/4saxQ/Bs/9537QPBFYvsA&#10;8EVg3/yd35etta9I6UtlYGq3yTcGCBE/i0QFNiW0NVTOEVxFnyX7jyS8HwhBTWJmo+WUy4dbTYNZ&#10;UIbBki6NT9nMxdgrKDcyxMImCjHRDUL7nC0OuHn7Ubq+5+zsjM5HXEgMIWOcMIusM9SNJ8RMu1kR&#10;QyB6T28MtvKYusJZA6kiz5fkDMMwsGlb0Iqqrkk50vUdylUYrVguZ0CkmdUYq0BJRRBKj2E8XnHa&#10;GTkOf5myatJMx2UcYEtJzscYPIIXyqo8lmwek4pBFYE6GZobhoF+GKibmpClaa6NJcRESppbtx/l&#10;Pe95Hy++dMI//vEf4+qqhQSLxSHzWc9sNuPOI471es3F6pzke/qc2ejE6f0XeWFRk9EcHR1hVVP6&#10;M2WAL+siYT2eZ/+6rs1dCGn899/+Rz+VFYpf+nOe2QeCN7ntA8Cb2L7x2/9Uds69+i/tDGiJK85l&#10;6fmYjRdnbCIuy1StsRYTRKBMK1WgD2mOOmcnZ5/Jk5OfTI3DYHkakgImDHyEi0Acqi5fQxDopKpq&#10;Dg4OmM/nnJ+fk2IgFV5+ShllZdKWqsJ7T98qAtJwjUUvSGSJNMbKNPMwDHR9L8tanMVVFWSpArwP&#10;1HVNVdXEGKnrampwU2QhxgiaUkaXtY7kUk3pLE1tNVY/22G3qeVRjiGUGYLSH5E5AHGwzjqcdaLt&#10;U6aYR22kUfZi8J6ugzuHd3j66ad538kJn/rET/HSSy8VaqpIb89mM5pmRt/3VFVF13XE5Il1ZLVe&#10;89JLL+GaI+bzGa6ZCVSXtkwlebtqeq1viKndf8o3f+cf/XQG9oHgTWz7APAmtG/5E/9l7ov88e4n&#10;Zxw6ylAWn3usYQfaCaRU4ezY0HyItlkoi9YaciWrFetaHGPXd/R9ZLPelAGu5VakLcWJ5TM2Q2OM&#10;IquMNHzJwhTCOKy15JQJsSPHwHw+xzhLzDAMgawMy6MbPILm3r0X6ENi0w9oV2E1qJhQCap6xuER&#10;XF5esFqtZGG7WUNOVHVD5Ry+62VgqwxdtW077Riu64qu25BSKKsmK27fvkHXb2g3A4NvBUvvB5qm&#10;xjlHP/S07QbrpOHsQxCmVBybvBYQxy6zEW7qC4xBpaprgWXWG+qmZjab03UdPgShwsbIer2m61pu&#10;zJcYY+h7T1U3hBh5/vm7vP2xR3j/+7+an/7Yxzi/WHNy70WqZkFVO2ZzL9IVWlM7x2a1wseB2lnW&#10;V+ek0FPVM5Zzx50vq4VGmhRtO5CzFYgtSVO8rvTU1FY7eNBI7VWvgRG90v275ICcMx/68Y9lYN8j&#10;eBPaPgC8ieyb/shfyJWreOPSMgqevyPglpmanWNQsNZS00wU0L7rscZSpUqauoz8fqbKYKwkdp2H&#10;upYFbhVC5XnzBE8prZnN56AU5+f3C5dfBNWikb925XWlsN0ZAJCiNLGNS1iYJl8njf4Qik6QxxqD&#10;UmZ6XqlAKg4ODqjrSF3XOFeVAAowTjZLkB3nHsZtYxJkRWZCYLH0MibUw3MGpZtQqqIxKFOOf6Jt&#10;W2EUBc/F+TlN7ZjNZsxmM7TWvOtdz/Kp557j8uxBCRqLQht1HB4e8uDBBmMtPnq6vifmNTFGTk5P&#10;aZqG+cFtYWS5qmgwUVhj47TwK19rr9Tneb22DwRvPtsHgDeB/fbv+J6sdrD3N9JUWXyydd7ieLYy&#10;yWCcQZdGZfAiPayUkm1YlF6AFSmCROkLaHG+JRGdhr52nlicr5K/SChizrKiURma+ZJmvuTe6X2h&#10;hbY9xtU4U2QXtJoUNd1I+fSBGAP90GOco64c1krFYYpGj/fCbnJVh1YK28zIORLigLGKZua4efOQ&#10;nEUqoqnrwuIRxzwFsnH4LWdCDAU1GYfotoNjY2AZZyZ2V06iKL0COSTj8vlxRiOlxHqzmSq4q9Ua&#10;a44wtkYpR904nnzqnbzrXS/yqU98nNOzUy7OL6nrBqXhxvExjZ2RmozKGzl3cYNWsLo8467K3Lr9&#10;KEbd4fC4pnZlcX2MKO1wpgyEXbtgytd8Hd9/I20fCN48tg8AX0D75j/6fbnvu5fz6d9Iy3mLz29H&#10;d7cZ/cjiUIXeaPQ0gBWjDISlnHAU7LzQJMfHU0WjRo3DUGzxb60VMYzwk9jYH3DOUtc1N2/cZLPZ&#10;cHV1gbWWZW3Q2k2Pb638XgqBLnf0fiANA855Yi3LWaYNYErjo6cfemzn0EqxqJupMpDfkwpAm5q6&#10;qlBFH2g8Nrs7hckS7FJMqLHxG+M0YBdLk30bAEofY+qNjMdBAkaMMo8hHP1KgllXlEO1lmOeEjkl&#10;VqsV1lmODo/4iq94D5/8+Ee5/PAl6/Waq6sVSicZirOW2WxGSJGhH8oUtKNrW84zvPjii1hrmC1u&#10;SMUTmXY8aK0npte1awHRA/pMCtHXc+1+6Mc/llHwNT93Hwi+ULYPAF8g+71/7PvzCK98Li2mJCCE&#10;SdNCk9EpgXzgZeApFYfrSrEwLjmXwa9UybDZiLeLJpCH2RYGGpkzKWdhmSvRwJcdLKpUBJoQIjqB&#10;zYrjm7c4OTvn4uyUtvf03mNdVbL5QF0mf1MjuLoPnhBksMoPPc7JUpSqrqj6itjHaYGKUop6KQNh&#10;hAHvNdYJ9OEqg3OG+FAwQ6mt8y9BLOWE0xZrDL0fUAqcq8oSm4SzXJuaNmZbEYxicNIYlupLKTdB&#10;WtJrkL7CxeUV1jicazDacHh4xGx+wLPPfgV3X3qOF168y9npi6zblro2bDYbjmfHOGOobWCtWqLf&#10;0LctymiGvuXuS8/R1Jrl4TE3b97EOdnsFpM001Hb6+BhRs9nGgRel2WZIyDvB8q+ELYPAJ9n+13/&#10;+Z97bWbPG2k5yyKTcRvWiDTtYPZCfxSHIKqXRphDWmYFQhSeuh+GSX9nzKonaqjaUlBHWER+ft3B&#10;jli9975oBMnu4NWFaPZ0bYezjqoqGbRzk/Z+VVVlOlg2h3VdBwj+X9cNYR6JxMLJ9/Q99F1XdgI7&#10;tPbkcsnrmAhaFsXEGCdnr1KhcJaKKKVMGu83htgJS2iU2EjJT1IR8j5lkUuRUWIYBqqquta4HyU3&#10;IBdJbDkmDx48IBS6rFGZGzduorHUTc073/kMzzzzDP/k6gGXl5c4I9XRcXOMs5bFYiHzFjkSgqdt&#10;W2KMnJ6eUtcV9fwYozXLwztyPKIqaqbb7H86X2MDuLDKXvXyeo37XwtGGiuITOaH/8FP5l/28969&#10;DwKfR9sHgM+jfeO3/6nPfcr/kGmti9LnFtpIWWAGysCS0dJIjapk/ChcZalURV5n/CDOdtNuhEES&#10;Y8n0Ry2gPFEfU9G7SUp487sSzyKBIA3WsTIw2nB04ybdZsX9+/fZtC3GWmrT4LSZcHljRALCOVfk&#10;oCXL16bCWUtdWE0hedpNO03ttm1L3dRoWxGjQmqTXDLfREAgGDcunhmHuJBAGGIgxDjRbYVpNTaC&#10;t5CWBIASaEsjezzepsBUw9ATgpdJ4VJxNXWF0SIg152est5saNueTdUVaEoz9IE7dx7l/e//2dy7&#10;9yk++pM/yQkBtOK4uSmL7ZuGG4eaEAMXFxdE78nG0G6uuH9fYasZdWWw1YzlcolBF2kPs83+xyDw&#10;2WT/r/U7r+HOrzGGyCI4B/zyn78XnPt82Oem87i3a/Y7/9Cfzd/4bd/9eXf+sNXn38W2t9IOcVrr&#10;aK3dZrxJNG6auim0Rxj8QNf14nynSePdDDHvwBzjRq+MmXbWpq2z3Mk6U0os5nOOj4+Fhtn3shqy&#10;CKaNj67LJi5r7NRA9ROfXjLyuqqonCyTHyeeh6GftHnGvbkhStY/zgmkuN3+NTa9MyNGvmUBAcVx&#10;S5Dc7atse6djL0G+N2YrXmdKMBwZWEpJAKzrmsV8QV1V1xROQxD4qus7Do+O+Kqv+iqefuopjDW0&#10;7YbNZsPJySkXl5eC/TtXehNSIYUYCCGyurriwYMHnJ2d0ff9dF2MW9BGe6Whrs+X7SrKZjJ/COWu&#10;XgAAIABJREFU8+//f1+Qz8tbzcxr/8reXo990x/5viwfenEsWhmcdQiXPJDJdIUK2NR1YejIh8H7&#10;AVUExXLZ4DUuOEkxUtU12sikbSiSDilnjLVY50BB1/eiDaRFlVMbQ0J2xWZg1jTS6CxCZ9aK4zfW&#10;kFKi6zqqumLWzADYbDZ0nbzeylUY4wobRiiS4xCaUqCNZJIhBhKlv6ANMcnuYDBURoakjLakmAk+&#10;EiKEEOm9OGZtHZUzomWTPEplVA4E35GUQhtFVTlcZaeNXdGL80uDZ1bXHDQNlVbo5LEEnAqY7BkQ&#10;tk1dW1SRvDAGrNUYo9i0LZmELsydaaK2RDA/iEO1zpbj1RdBu2aSvHbWiXBb25FyYjFfUNU1fd+T&#10;AywXB2w2Lc7VPPnEkxweHuKcnMMQPQeHhyQC3TBga8eq7bj34AE+ZpLzVAcVWUeSSSzmNUPo2GxW&#10;1JVD5Ywzkuf5viUDi3lD3VRAICGTy+PSG6XLtjfBgFCaMvSXyUoURlGye0HpTEIJxPjpbjmTKLec&#10;iCNMmBMxjwwxyHlbGY5D57/+G373B37Db/ldH/grf+kv/uHPy4f1LWh7COhzZL/rD31vrmvRs/l0&#10;NlILUePqxfLzPH0EJ8cz6fsooVyKPn8Cs+X5b2n313XrX8lGjFogi3FYTP425YRO4jSstUKDzCLT&#10;MJvNCltFhpm0MZiSkSutcMrKCkOYsPXd9ztCRdOrU9APPTknlsslm6s5Dx48QMVEVR1Nm63GqWUR&#10;roMcZaJ2XG0ZYsRpPe04MGW/QEyJdtPirJt0eSiTu84J1dUPA4NzpTIaZbHzxIwaHf54bFOiMICk&#10;EhjfyHQedo7xGCu2DKlxfaZIRIyqqdbK/l9jRBHVGlUmmj2pwFl1XfPoo4/y9NNP8cILn+D+/Qds&#10;SiVQWUtV19RNLTuYNxt8CMRYrjHTlYrhhMPDQ7SpWC6XWC0LZMbhvkypEJEJcutMOXd5HJiezmb+&#10;DKqE6Tw/PC/xsh+P10S+9vOc4W/86L/I/9Yves8eEvoc2D4AfA7sG7/9e/JErSsQOZOD3TrCcdJy&#10;chkPUTZzzpODiCUtUkqYOCNPfev4t528nLePMTYnt8883kTOIeWESiNLRZqYKSZS2RhlyhawRMI6&#10;i7UOM/SsVivW7Vo4+NbI/lzKYJYtWXiIAsdMnmP7vsaDoZTBe8G7j49v4LsNp6dn9ENPTGOzOaK1&#10;DJC5qhLK5CCT0r5AQUNpUFvnaOqatqroB1mMsmnb8lyKummK4idYYwhDT9+1mOLoU86gtQRAZbCm&#10;ZP077i6NshTpeoAb6Z67DdUdYB0U5EIdzdlMvRdjDa5y276KkmotFQbW4D05B5yreeyxt/Ger/wq&#10;PvWpT3ByekYcEt26p9Utla3IzZzFYsnhQlRGYwgMGRQtrTac3L1HbQyzZs7hckFlK6KK08S3yuV9&#10;KDOl4nKq9HQNl/b8tcG/V7W849p3g3+pFvP2zmv/3nkA/saP/vOcM/zbv3i/ovKNtH0P4A223/rt&#10;35ON1tOHfXS4W+e/21zbDgyJ42frHMvvpB1++lgVjNz7rT0cBHYcLbtVAez4XkAVvLs8ct72Biac&#10;evxNJfLSbuTca2keeu/xg58w5+0GrRKM0sgokUOR8nYKeXzccdNXVdccHh1y48YNKudo25bNZkPf&#10;94RYFrmUoGmtFeG1QrUc+p4Ygkz71nWZ8nVYY4rqaIsvFcM4LNYPg/QJ+p6u7/BB7pdKYAywupyp&#10;cryy6AfFKP2Tkf0ElIy+TBXn3aC3fZ9jQ1yW3MgAnio9GBB9f1/w//V6Tc67vY7EfDHnySee5J3v&#10;eid3bt9BG01fAvLl5SWr1QqtNMul6C1Z64rUR0/bdVxeXXL//gNOTk5Yr9fTMQGpKJO8WIzW056D&#10;6WrdTWDGa3r3ovp0t/FvXub8t9d73nm83QToekWQ+ev/9z/b9wbeQNsHgDfQvuHbPpgZOfGlCbnr&#10;cEfnv+NyH8r4R3kGpqGcacHLuKFrbKQW+GBru3ou24bvJG2wUxVMfzFx3sccVxz2uPhFnFXB4Ysj&#10;HJ23s5bZfCbViBJeuR+8ZOXTFi8ZNNqlCl6bQgZCSGhjSVmJHk7V8Mijj7E8POLqas1q09IPQTDi&#10;rIkpk7PCVTWLxRJjRbxu8F4y/jK8VteySF6XpqrsQAg7DWGBPAyRFAZC35HDgEoRciCnADGgyeQU&#10;ySlOVUDeaWiTmTSXZI9AmQfI210KsN3SphQF0kk7C+ZFEC7lTNf3hBRBafrByyIfAdyJKRNC4vDo&#10;mHe969285yu/CmdqhjbQrXv6jadbd+SQWTRzDuYHzOsGnSH0PaHrCG3L+uKc07t3ufvcc6wvrwjD&#10;IPsdEiQfpH/iZffzdUBfWEny1QD6Wk35areHnf/22t8JAuNtSla2SctudfDX/69/ug8Cb5DtIaA3&#10;wP7Db/7OrJSWaVNTaHVq+8GH3cx/pwIYg0EuuOuYcatxWEvgn3Fhywh17C4t2WbT22x/jAu7/37Y&#10;ph7AzmtU7AYj+T6lVNBecVAjvXKEfnJZGB9ioPf9JFnd0Ez3XwOgxnmE8rpGpkuIouEzry03b96g&#10;W51x96WXhA1TB1Ky5KzJSvoiVkuGX7cdQ7+lhY6Mm8o5FvM5IXgq54gp0fcdzooYmi6zGOPWshA8&#10;1hpUwcSzbNMlZUWMMvCVpXc/BTStFYHt7MM22KbpvMRSUWyDuJ6UT41RIsXt/SQq573MCdRVxeCH&#10;SW9Ja0sMka7tmM1nPP7447zvfe/jEx/9SR48eEDX98z8GIADs7oqYn6RvusYWlFMTUoe7969ewDY&#10;xduxZZpYa42QhMaMZXvNTnl8LhcPEogfxvZfZrsVQPk+7/58pxp+JShIqd0KotyX4X/5P//fDPDv&#10;/Ovv3UNCr8P2FcDrtG/4/R/M1tqpVJfNVIGR5jflQNfK5+3PJw39nex/u51LHMFivmC5FHXO0Skz&#10;4fup3MbH3RVn28GgeeUKYOxQjovN5ZXl8aFKNbMVL5Of6am/YZ3FVSJ1PEJCfddP0MIu3j9CU7tV&#10;gSoZbsqKlDXaOJrZguXykOXBMSFk+sGzbnu6PiB9b9EI0tpR142IxpWdx33XyU7jUqEcHBxycHiI&#10;c4627bi8uhLRtLIZzaqESp4ceggDRPl39D1x6MgpkEIgx4DKaZqZ0gUSG4ffxmU5ck63MFcq7CxV&#10;ltnrkumPFURIsWT8ctx98MQs/Y4QhSUTYmacom57TwiZo+NbPP7EM7zvvT+H46PbDH1iddVxdbFm&#10;s+4ggtOORT1j0cyprSV7j283DJs1V2en3H/xee699AKbq0tUSjgtGkymQEB23IEwXcJSA43V2GfS&#10;BL52zT/k/HcffIJ/dqElXtn5736K/ue/80/21cDrsH0AeB32W7/jz+XZbIZzFaCIZdWiwCaCH28v&#10;Y9gGgu2FfQ3v3P1glCBQVRXNrGHWzKicY5QqGB35qC65WwFcpyruPPe1f2+z/lEe4uHP87gNK5dA&#10;RWbajpUzReZAY43Fuh1+ftmOtcuf3z5zZvegOOemnkZVybSvtZamaTg+PialRN8PtG1L13c7mbbA&#10;U865adgshMBQNIy01lSu4ujwkMPDw2mKeL1a0XUdw+AZhl6gr5wnJkzKshQmjHBRadqmsit5avqq&#10;rQz3VhW0QHyloiPnsieg0GK1Lj2F8XyPB2U8l0lUUcu6yL7vy6zCMAUU7/2k97NcLnnve9/H7du3&#10;CSFwdXXFxcUF69VKFFMLFDabzairGvK4I0EqyfV6w/PPPc+DBw9YrVYy7V36DWl3e9grXUI7P3pN&#10;+GfnPb7i3+469Z0KYKcAecUnH+//a/sg8DO2/RzAz8B+87d+MP+cX/IrPyC693H6kEkJPUzDNtYa&#10;KDg+ZIwZZY3VBA3EFCan1jQNdVURfJhkF6q65vbt2wzDwNVqxXq9lqUgTbOtxhkDgdASd+UagKka&#10;GUXTdvsBWquJahkL9m90kQouWalQIlWRV1YTnp5ilJmGUg2MMwuuDCNtNhtAWEt1LVO8IUjTVWlV&#10;VC01gw/klLGuxmqNDxGtMgcHh6yuLul7wejrumExn5VjKqsY0WoLZ+U8vVdTgtK4+H4Uthths4nS&#10;OgQaZ2mqmlxWUNbOMpvNqStLTBlfVi9aowsU44kpUznHZr0ROMzIeU05E4InZ2iaGu89dV1jjCnO&#10;3UvTe2fgS6qoejoH1hqqqkaX1ZcoXaA6Cb7D4Gm7FmsrVBJc/pOf/CTrdUvoPYeHR3jfc7A8ZD5r&#10;EFgqwrjSszCgnNXEbOm7DVrD8eEBBwcLchLF1ZzCBPeUK0ncsMrkkjCoXce+m+GP52J8wrEinapM&#10;+b2XyWEppt+9zmC7fj+792f493/T7/jA//CXv/8Pf9Yf5re47SuAz9K+8Q/82bxlLjCxN0ad+7oR&#10;BkrO0HZdWbcYyuBVnmCVib55rXk7FcRkmOSIU2kUjrDPy22njCY/9KF5+BOWP83PX81G6KY8tmJL&#10;Ty2BbOwlyJ6ArXZPBvwgGbwfvLB9KtHgj0VuWivZiGWM/G3lqiL7UHF8fIzWWnoBPkzN23G+whQO&#10;vewylnmJMG7d8oGUMk1dc3R0xFGpBGIUXLxt2x1+/rYxLBBemoTvtk39VKqC6+d/XP2Yi5LnGITG&#10;wbFcKoGxOtueIzkHMcoynbE1Oj5PLs85OtJRj8hai7MO6yw3btzg2Wffxfvf936Ojo7IZFbrNX7w&#10;XF1dEWOkqhzLgwPm8wVKK4ZhKJPELW3bsV6vuby45OrqipQSs/mMWQkcI0X55bVk3kU2X5bhX7vK&#10;dvsAY6U7BYvXuH0W9tf+9k/kH/zQT+yrgc/C9k3gz8J+23/25/PIigH5UBhrJqhAa01TN0QnSpl+&#10;8FsYYBwLMBaKfj7aoJQ0/XRxMrng+zllYhaVzglS2XEE16rm6TP1MEa6ZVPszghsv36Gn5WMwBy7&#10;9E2tMMi0cB4dpVZottIT2Wa6Xpq0IQZpbtZ1GS4buecNGQ0YMrJDQBsDqcakzK1bd7i4XHG2XtEN&#10;ga73VA6MVmSEPlnlTGhqfGkED96j+36qYKqqomkaqkoUPP0wMHhPu9kwc3NUtGirpXkbFWlQpLpB&#10;OxlyMxpp9gZP0rJ5TZrFoYjClWO/Q+cdKyKlRE46mTQ19se+z0gXDqnoDSnIKHwM+BCpKiPT38Yi&#10;GkYGrSm7GKSxjDO87Yln+Nlf/fP4l596gfXqivsn57IVThtm84amaVgeLEkkNkPHMHT0g0w4485Z&#10;m8Dpg4rDg5r5ouLGjRs4h2xgmxKOMiuixqFFXSqA7UU1OviHg0JWaqoUrvn2nevyjbQf/NCH86/+&#10;mp+9bw5/BravAD5D+8Y/8GevecvdzHC84kfM3JaBJFfJdOeonDl4X5qjcaIFQlGhLHhyymMeuM38&#10;X8b+Ka8hX3P0ZYhrXAP5SpjrTjNWvv/M3vvEVNp53N0dAKqwlSSQ6akvME7kgmDP/SBaQiEGCSZs&#10;WUUjDj/KT4/Z72Kx4NbNmxwcHAgMdnVFGOGccgydk2ZwVVVopYoG0EDf9Qz9UBg3BQ+fz2maBqUU&#10;fRkmG/xAjFtd/BBi6RF4EXIzVh537A0ECV7D4EtTfoTT9HZyOW+ZQTI3ELY9lXEHM6K+Os5eaG3Q&#10;plBDSx8jhDhVXePZmHogKdH1HU3T8PTTz/DEE09w6+YtNpt12R7WsV6vCsPJspgvpn3MWmu8l/ff&#10;dh3nF+e89OKL3L37EqvVFSmOk+efThVot1n7Ks4frl072zmX3SroDSoBduwHP/ThfSXwGdi+AngN&#10;+4Zv/zMCe+7gkru3EOIE64wfZIWampld2zLkTBwCvjgEbaQZqI2aoJOJgln0+2HU15FFH8MwyGIS&#10;tdWanz5kJUMXXHz7wdpm+XnH2b+cSfF6TJXhpynr33kuVbZ6BSdNzZSE556iTAjXpiajQBlQggfH&#10;BCYr+XfMGK05vnGLoVvx4gsvcHm5YjZbsFwsKKx8TMHK67qW41SeY/Be9vMWimnOUg3M5nPiakXf&#10;dfSbFVZlkVKoKrLW5BTwwwZNZF41woxBoygwT06kmBmGXqQUijroSPOUnoNMMCulZCK6BAetDSkP&#10;8kbJ08Rvykk0kYyRgJFEf0iayAqQ3Qpk2cCWglwbSTuishzdusO7v/JnMQwb7p6ccrlpsc2MVdvi&#10;mgbXVGhnWBwsSETixSWr9Qrn18QBuo3m7BSauWPWWI7v3GE2s4QcypUyToqUeRHGAbmRKfRynj/l&#10;mlbj1TZWueONzyAJeR15/A986MNZofjVX/P+fTXwaWxfAbyK/fpv/uP5GqVyB3+fstYUp3J/lD9I&#10;KWGNFeZOVRepYdHYT1EGbPxUDWwzrS3Grhi12GMUTf6pAtDXG2m7uP+IY2+ZQVt4qHz3M4KAdvsU&#10;Y/Y5SUrvVPEjW2jM7hUFs3a2CMcJRu/9uN4xMg1Q7QS1kRWUydPegKZuSpO9Z72RRvi4sGbMvquq&#10;YlYa6UprYgwTdj82gq21zBqhjo4Tspu2FQXSEqDleQNdv6WzjlWOMWaqPkasPgRPDGVgrlRFI2Q2&#10;VQBh3DkwQk3j/oXi8GOSCkDvVABKi2JrOU8jdCTkgcTg/aT+CfD000/xzmfeyZ07d2jblrOzM9br&#10;NW3bivBcFj2hxWJJ3dRb2m7f07YtV1dXPHhwwr3792g3GypXbXtVL+s9Xb/AXub8d7L8rbPf+Tdj&#10;Rfq5qQB2X+e+Gvj0tq8APo39ht/7J/LknBlx3a2TBaEhWr3LnS9Yvxp/knHOEpPDFQcwOoQ0jLTK&#10;4vB3MPxrjrbADsGHstFry81/pR5A+ckrvqfdQHD9+9ewwv0fm6JkxAkVB55iAlOgkJRFR6i8zvH1&#10;mhIIkkmTg+v7HusaYdDk4thsYuSX5ywN0rZr6foBYyuy2nB5eUVlpQGKFr0klMI5SzObyWtqW/wQ&#10;aTtRwBwlr5215KZh1ohaZw4e30FXVdSVxdZaXkuMJKBtNzKTUdmC2cvkMWFL/YwxTlPGSumtfIfW&#10;qCTaSlELQ0uPNN6d62VsPI/M3VAgpqxG2YhyEqaToSHLdHdEQcx0vufG7Tu87fHHedeXfzmXF/dp&#10;u56Ts1OMc1SNsLWMs1RNxWw+o+kahran6yOohNaJiwvN3ZcMs8Wcurboaka5OAvgX6bKp9ejX9n5&#10;7/7s4R7ALhT0OegBPGwZ+IEf+XD+NV+77ws8bPsA8JD95m/9YI5RuN+w06xSGdJ2cEuyt4Quq/3G&#10;RqvRulANJXsV6p6ZVgCOHPFQNlE1TYUu3bTRMWi2Qls5bXsBY3XA9Mp2P0AjBVK9rBH88NfPHgKS&#10;1zMtfs/XNX3iOMhUtGT0GMQmnrxUA9ZaFAKJhBiEAtn3WJtQZTgsxK3cxOhgV1dCfx33AazXG2pn&#10;RdUyZnKZTdDaUDlHqCrMMOCB1WqNKpO1WonIWq0UzWzGfOjxl+vtxjPvUS5NjiznXDaKOZwrw1xF&#10;6TQRpZeTR6hO5KeNKf0ApaaKZ6zsVKEwPnz8BToc3zNTgMw7x3j3XMgymu0eYjAE7zk6OuLOnTu8&#10;+93v5vmPf5R79+9xenbGbDbn6GhBVVWosvGtmTUsF0tO20v8MICSAKnshtPTUxZH95nNZ9x+7O2o&#10;V7lUdp3/q92Xpws6v/LvfNor7/VZ3vnfD/zIP86/5mv/lX0Q2LF9ANix/+j3f4/kWlpBVtMw1u5F&#10;us3SARQhjBi74MIpKzSKGDPKx/KBzig01laFMsi0kORqtZHlK03D3NWgNH3wxJhl21XTcLVpKWtl&#10;ZSk6mSF6atuQs0KhUcqiVCzOKDOO0Mc4Pj9EU8TLEoimS4aoIUnQ0hg0suoQJVov4vxl30DvZdOX&#10;0hZ0IuSIzpCTAq3JWZETRAUxiNJ7SqCVFehEuyJtkclZ5gnO2w5nIwrB0V3taLRB24psHH7o2AyB&#10;VStyDyFpsrL4qFi3niYqZrNK9ISKZPSsli1am1WL1ZYYEptNS0qpCKQZKmclWNSNyCesVihrOC5y&#10;zJWWRre1FTkHTK6Yu4ZkFGvvgVR2FCgqHH03sFqvWCwOZLoZjbMzgt+QkyKniFEa5cCaRPADKVhy&#10;btAYhq6jso7T7hTnDN2wxvsNWSV86uijmfosKkNWBmVrbA7EXmZGgvc8+o6niKbm3tkZ5z/6dzlf&#10;d8Rqycefe4nHHlM89fZH6Pueg0pjljWqd7SbFu8vCW3PoHo647k6W3A+NxwdHVHVFY07lNmOTqQx&#10;lJGm+5BX5YMx7hYuqHIe6aOjZlLZQSw1C4qSNCi7GymuBcc3BLeZAo40+H/gRz6cc8782l+2DwSw&#10;7wFM9pu/9YO7yUK5SHcs716QW4xybNyO6pG7k6FpmnIpkIBS6FINyNKQujA9gky6di0pxcKgqbDO&#10;Fv67nzLC8XHGZvDYm7jWnGZkcI/fq4nNMQ3mwLU3OfUQ8rbKuZaJj8/NNIfDJFnxUJ/kFScV8s4c&#10;wXQshBZqikTCOBjVdp3o+1eV9EyK2ucw+KnKCSGw2WwIYTu5Cluopy7Uz6nPgFRT4++Pg2BN08jC&#10;HWT1ZT/020nYnCe66tizEbx929gch+tke9io3Lll7kjjV6J3TLFMR0uSIRu5ttVeTNtdytcYYel6&#10;JTA22sersGka6rqeNrXduHGDd7z9Hbz97W+nqivOz89lpedmw/nZWdmlLL+3mC8EmosyheyHgb7r&#10;uDi/4N7du5yenoq0hjHT63CuoqqqLVPoVW17NaiXfai+cPZX/9Y/2vcF2AcAAL7+W757O5k/NabE&#10;tr4v72QTW9st8a9RMXdL953gobWeBMmapilLwXVZYj7IisLR8SZpFj48lr87tHTd8b8CUwlK8jN5&#10;7QmXHxuvo0LnJHswNnJ3KaW7AaBg2VoplLEoY0EbuSnRiBlv4/cxQ0yZmCErjTIWbR3zpqEuss0K&#10;GPqO9dUVfuipnODtMW5XHMrCFJma3Ww2tO2Gvu8KlTMg27u0bDGbN2QSOUdijoToy6pFj7GaxUK0&#10;8+taHq/re9qNNExHxc7oxSkOfcfQd0TvUWS0ApUzla2oXY01jpwQFc0QpRpMiGy2smQ0KYm4nFLC&#10;6c95/PiJVxzpmttmvuwtmJb/sIsA5vI3YTqPXdfhfWC5XPL4E0/yrmef5fbtO1xcXjEMgb73nF9e&#10;iqP3kaaZc3BwSNPMoYgZDt7TdT2Xlxfcv3+f559/jtXVJTnL8VAknNUYBd73qKzkNr6LUTkU/dBN&#10;qiKF2fn+CytE8Ff/1j98yweBt3wA+I3/6XfteOl8zdFKI/ahgLBzv+BFD6c0W6f7srtHZ6pGRolm&#10;NpvLUu+6maqBrhMd/M1mI43Esfn6UGPYe7915uW5pgx/m+7vBAFe9qJG1tAkYJbGaLUbIHamNqcG&#10;tZoqgCkYPJT97x6f3UlZGMXUZPJ3bM4Ko0W47X0/8HATXgFVVbFYzDHGTOwV0fYZJqYPMMkpVFVF&#10;zshcQNHZz1l2FVd1zWzWyLFXMm087h+QnssWjx/ZMj740rzXZX5DehuiSVSy93HuozCVJkkEpHIb&#10;s/wQ/LXTMQyiXDoGvZEJNFYDYwUpEJ2aqKfj9SBS1yJzcfv2Lb783V/Os88+i9HCJuqHnq7tyDlP&#10;x22+WLBcLiYpk+BlXqPrZVL67t273Lt/v/RghGklmkUScF/Tdj8M41G4dn1+Ye1/eosHgbd0APiN&#10;3/LdedcZ7ma6D1+h05Rtvp4Vj1DIp7tNpXrZ9Ttm2THGiR9e1+LUmqYBBf0w0HXbTHTKyHcqkF2m&#10;0KvZyDe5Ftx2KxlF+Y1RqkI8rVYid6xyyeV3v2ZZaahyJj+U8cuOWC1fxwqgLEJJ4/3ld7LSkAJG&#10;ZypnqIzGaoXOgpG36zXeD5J5luM8LoIZ5SF63+PDQIheGuspgsply5ZlvpyjDPRDRz90or1EIivZ&#10;VGuso6prXFVNENQkOxHlJpTOQPA9oWjkaDJGQY4ZrTTOOJxxWOPQyhBDpm17+j4QQyYjlYA2Dm0q&#10;Utb0w/Z9UYLU+DpGZpAElW2D35gR+hNm1nyxkLOXM1VdY4xMWTezBU89/TTvfe/7+bLH3k5OivPz&#10;Sy4v1/RDZPCJ9brD2Yrl4pCjo2OaekaIkXbT0m1ahr5ns7rk/t0XOTu5j1GZeVNBCgTfYvXOdVT2&#10;BEyfm1IJKEzpC5Sqh3Gq2fJmaUG+lYPAWzYA/Kbf98G8dfEPOXq2OPf1qdpXuk5eAfPeyXq2ePo2&#10;cAh/PExZfM6CJdd1RVXgEK1FuKzre5lWLdnryFWXDNdtaXUwBZtdgPjhKczpViibztkiZlaw6vK6&#10;R7T5um7ReM82GKYCgaVrx+kVkjv1cDCVW/DjhKyZsmnRUspcXl2JsqUP09+Ni1Zgq2zpgyeGINO1&#10;5TWMu3WXi4Vg/MWphnLcxzkEpRRNXcui9pLd9oMc874fiDvqoyEE0dYfttXJhM2rHappeb6xMpEh&#10;uFHTR+1UAGMGLY/vh2H621RmA0BNScPu1bYbw0cpEgAfAu2mJcXIfDbn2Xe/m/+fvTeLtSxL77x+&#10;a9h7n+neuBEZEVmZWa4hq2yXK8suq9zICAmBgea15QGEWojmwWrM8AQthGlZtCUQ6paQaWyp3TyA&#10;3JYaGTwItQQI4254Re52N2DctspDZmVFxnDjjuecPa2Bh2+ttfe5EZGZ1barIrPYoRt3ONMe1v6G&#10;//f//t/3fd/3sdlsuL665vzinMvLS4L3ct5CoGlkjvB6vSmOdbffc319Td/3PD17yqNHj7i+3goV&#10;Wcv1EhXcD7HNghU1uzdepu3b1Qm8HC74m7j9+E/+TJzodUwQBUx31UEWcLjNi28xkpqe5kYtEILQ&#10;/2KCdOYNT/P3maiUQuXL0a3slrAt3DiN7LMxEkI2JiIjcWDUOTTyzPcLitEPcSpUL5YLgRG8Zxg1&#10;SkXBe4MTJpJSaRosgn3HiApBJmcFYQVl9s3BZ88L0um49cwQ5KxGBYdZVPIZbsRqWC6TMy1SAAAg&#10;AElEQVQb+v3IfnvNbreTSFibVJ9IheqUTez2e2xdYesKT0QZTR0btLZoa6gXDXVfY4dKoAs3QtcS&#10;FSyMxiqZE7wJ0hS2TbIbXbcnxsAyYfgaCOOIC3sIIoOtdESbpWRC3hN9wFQarKVXDu+EW+99ZHSB&#10;YfRUykgErGymBqRAgyTznMUFk1xEDHhHcf7zLBKg7RLV2AphYBgdVV1TGY0Lnrt3X+UHf/Cf4eL0&#10;MdfblmHY8fTskvViSdU62rqnqmsWixWbI8d+GLgOEJyn3e9pdjtijDx67+usFjWfCLBer1k1VtZi&#10;LEWJw1un3Dspg0GDSutwziuNk7bWt3r75f/t78cf+5d+4OXzTn+K27dVBpBlHaZtXrx69vlzhGVa&#10;2DMPwIz5cyPSz4W7HJ1lg6wTdpuj6iwL7JwYN2GwNNgq0zFVibQl4nWJyTIWPHsOS02dlocOgRhv&#10;/E2Oqa7rIlthZuqVucv1oJg8OwX5KxvymxnAzZN4833mrCBVPlM+r67rJHs8CEedmJhCplyvrEYq&#10;hWDBsw8ypTx3VxuslQlhJjnkPLYy758YwCV1UxeG0ZBkvTOzBii6TJnpI9IbckTz3pEyHD6zdWLu&#10;GHalRpE7i/M6BAjBS+9AnDnrMM0gzsHCnKXlnGOxaFguV2kfA1Ua0hNCoG5qvvCF7+Zzb77J3Xv3&#10;qKqa3TbpBKVz58aJFbXZbFivhSrrfWC3k1rU2dkZX3/wdc6enkGUOQ7zGs37bzdqAC9LAeA527db&#10;JvBtMw/g3/qpn415kMnUaDOl9xPFjoP82libhndPTU06TXfKjUnGTPNyVZIksGWUny7GDQ6HgoQQ&#10;RXc9UkTNUOCd6OMbowvFMJej842fZQnWqxWoaVZwNaOXZsXJvM91Gr6SoYe6qdlsVmw26yKz4N0o&#10;A0i8p6lrSEykmN6rTsJoop3vsI0Y63QGkCaDILUCFbFGE4MXDX3vUESMTkIXwRNDz8nxMU0tuvTR&#10;jTRVhRs7Li8uGDqZKeBH2a8qjS8MwbPdboGAMZI5rVZrKluV7tmqqkViQaUB51GlGb2CT4+Dw6hK&#10;zn9yys4L6yfGiDU2afkr4fanOo4m10cCdbOCmAbHeCdOtbIYU+HcSFU3rJZLBj9yfX0lom/W4vOA&#10;mTQbeBwHcXxpPTnnSqF3tVoVaEhkRVRaT4q6SsqqPmCrKjGkRLhOaSPTzFCcHN9iv2/5oz/4A9q2&#10;p6lqtLbcOjoml6i1NpiqQilNPw607Q5tDEZnB5UH0SxZLRZURtH1A0rJrIvK6HKeVKI7l5kUyd7H&#10;lAVINqBQhKnc9rwaWpIbmYroEwtNzYKLiU47+85z3jOxIQoUld5vHgj+q//GX/wr//0v/tc//U9k&#10;aD5i27dFBvDjP/kzpS3lkJUw21R5xuGWQ+VZ1Pwspj6HhWYR9zOQ0qzI/EyqPHvK7Akm6b/bNGgl&#10;O5s5MyV4n4azS5ftOI7FYOfPP0Tnc3QaJxG3OFEPYwQ1073RJom9zWSfldZoI6wRkXWeHFzZZ2sP&#10;Jmtlru28DqG1FrnrFJFn7FwG33SF+SIZgC7R9BTd2wSXJQXQvqfPk61GkVfQJguxpWL0rMeh7Bvi&#10;7BdNk2YwCzV3HBM1N0fu5KL5tGZ4Dgsqr4v8uZLlUOC3fH1zYTfvm6yZdMxmHp/lwu8h6aCsyRv/&#10;ygPpmhwdH/HGG5/k9ddfZ5Ga33a7PU+ePGG33Sb1UZO0glYsFg1aG/q+K+wnmTFwxdPTU66316Ak&#10;E8hBipycWM5rybL+WJt67u36QWF6MfAHmft0bmLK4CdzcPghv/zrv/ltkQl87GsA0uA1FaBSoFGg&#10;lbzJjZ3+V9MkogM8/QasUm7YOKM4qjQUvHC8J+ObHcX8b9M2h2umv2YjIM1E8vkCP8gN1u73VLVA&#10;F1NvADLVy4qefM5qSslDTY5M6XxcgRB9KrIGtDIYI13NMWi88ugokg0qKHQI6BBpqojRQZDeGHHB&#10;J0jI4b2mMgatI5WVaNaafBM6QhxZNhU6imhbYw1BBYa+Zb/dMvQdKohyaFYcDSEm7XxN3TRpyJVi&#10;dLDbD/SDzAP2HkIUyQOlDbbS2CqiehFvU0FjomFwDmUM1oii6Hq9IYRIu99JU9p+BzGgbUVtaqxS&#10;on4T5D2IQ3JSAaM8SnnAIRfRoU2U9ggTQUeiigSC9CUET4xyXEabst60TpIiz7C8cqSbGwEhlE7b&#10;efEeVP49yPXdbG7xnd/1BR69+y5tO7K7uuDyai/MfNvQLFco5TG1ZrlYsdlsaNuWq+sdvVZUVU1f&#10;Gc6fPqa2sKhrNsuKyjYoIiG6UsvSOjt6QJkU8acMVk0AZUlr32d7PtEtQlTPeamSGlb6MJVC+lhO&#10;zGT4862fbUJM/0kNTHbsl3/9N+OP/dk/83JiVX9C28faAfyFv/TX4jwlnG9yvacoSgw/5eKLKuSh&#10;A5hnAukP5bHMhFE3X5OfGaci8PR2cfb4LDIuDmIqnhpj0EqVbtMcwQ7DkD5XisZk46APo9Fy3Dl1&#10;jlM/wcRkmYbR5326aYRiubHkvFZJebOk6zAbEJPkAZJWj9E6SRyHkjFVVSVOi1QP8SP7GQPFakWl&#10;JiVO1JQ5LBYLgldphq7Hty0omRI2jgOjExplXVVUlaVpFonBI9PVvPeMUdRGQ4L0VqtlcrIDbdey&#10;3+0hgq1XZZhNSFlInp+bnfSUAWTrQoKcSNmKKWM1y4wIBU2zmAUkMSmhkiiwq7I+5TNuZADhsIh6&#10;c1B7SGql682KT37yk7z11ls8PXvKV//x/8v5+QWbZS2BRNfinKMJNcvlkvV6I8XwXuDArutSx/QV&#10;WmuOj+9w+/ZtlseN7EtQqQ6iU0ZTQYyM/o8bSKuDH2P5y+zeyU9LP8jyzKGWUJnnta9Dr5MlLOJz&#10;nAD8D//rb8Z/5V/++DqBj60D+PGf/JkoYmzye476p4YqwaHzYzGFxQdO4EN8TpwsYvl9buDVPNOY&#10;peWHxv8GeydOBiRIOymGQ1gmwzeEODGNQqRu6gKXhJuflRxFljwOIdD1rRQMY9a01/hAwehd9ATv&#10;INUdrFEYbVA2QLAE15cbM8aIilOTl1aR3W4HiAMzlUUjjJqoPNpEghvKeVLAOPSJ/XPN0Hcsj46o&#10;KgtGMquYBqmAzP1VgHMK54bSMwGRYQj0vcfaBauVFtE9XWPsAqWlYOu89CE452XylpY6zGq5ot/v&#10;2ZtdGiyjaPqWuFpgqwYVokx8C55h2CV8Xkv0ryaYTOvA6DtsVGgTsZXG1BqlRUzOhZG+86xWyQln&#10;tlRykvt9y/HxLQ6GzjOtZzVDOKbVerhqjano+o7RRzbrIz716c/y+fcecf7klNOnF+zbju1uh6ks&#10;ywVUjUVpzbJpcBtxAtvtFjf29J1BKcN+q7k4f8Lp4zVvrFdUVY02pMYwyQKUSjOlc1CQd01l5//h&#10;HMMBEaPcL7O/TR7hRraQzqXkJzPDHw+ek18jmlqHTiBvH+dM4GPpAH7ip342ThzrKYqd3yKTXZ6B&#10;P2rmBIpDONS5ESdSEu1nUtScUlI+Iy91SU0zHEP627QdQkvlrzedA0lOokqDyEMUkbSEwx/ISExF&#10;i2npz/Yvhkjf9yyaYXr/UlyTZ01GVQ5o4qGLA7neXZeBK+NMsyifs+ywsvRFk5qV8mM5gjZJBz9z&#10;+6d+B1sG1Ftr8S6WAr5PUJhLxx9DKOfAeekPqKqKYRhYrWQAvUsD6IWt5VEq9QeMIqlgtfD4l8tl&#10;KjZHnBfdodVyia4WgnEnRk7XtsQQpLkrBCTpmTKWPB8inxNhCOUvhR99Gh4zpvpEpKokKu37/qCP&#10;ZOolma+3F9ilFMFWdZWmmMk5unXrFp///Oc5ffiAR48ec33xRPbL6KL/H9MI06ZpODk5IYTA1XbP&#10;MAxoM9B1Hefn51TWcvTKfY6Pj1ks6jTqM2tgpXWj/rg8k7Jac4kBbjqPgxhMHazxqRkziGjhDPqZ&#10;18Ny4Dd3AvN845d//e/HH/uzHz+K6MfOAfzET/3svOxzUKi7uWUqZjH2lGX2QgZB1tTJr50w2Vln&#10;7g1oCebQyWEkM0Ug8kgx1ekxnZ4QgswCmETPEqSgbRlGIlowUhjOx5c/LzuP4sgSZOWcY0wRvtAn&#10;RQIhywyQXhuDPNZ3Hd479ttED7x8mIaMt3R9jxvHctsopTg+PsYYaXLL4mu2qtJxKer1guVymbRl&#10;ZFj50HeJeRRp271kHKTib2r2ygbNjROMpZQUW4mp+zYGLi6uaduB3a5JHPtQoDqtFUGLIxsTpbbS&#10;UNcNi0UjDCsUu92Wdr9j2zToOjmwJMfcdVuUCkw9UQ6tbDp/qUkrOnxw+DASYi0Txqymqi0qSM1m&#10;HB3ey5cxyzQq0k8F6+RwciZQnEAJbvKErgxpkNaNTB3zwbPbtyxMxac//Vmuzs558uQpv/Wbp+z3&#10;HfXVltVqzaKrAYWpNJWtWK2g7Za0XS96Vd0eoyNXF+cEN3L8yisQ30hNjBqf9tdHORZlG/Jilj1P&#10;rJ8bMOeLtpLlFIM8u4eeSSIO4V5Z6jJJTcdUG0gzDTKUdhAEvtAJyPZxdAIfOwdwc3smMZ5Ft/Pn&#10;xINFMH9wHvnzrNFnopBNTiO/VHGYut/8+WDPMgR8mKTOmDy5CQhyhK0LCyMSGVITU9/3ZULWYcYx&#10;P970WakWENIQElcYNqLTY4xMMhudx6c+hN1+z+X5BdfX1zw6/VpxOlmYrKqqMg/4619/gLXSNdo0&#10;dcHRMwf+3uuvicFoGvb7PVeXl2y3W9q2lT6Avk0ZgpzvxEgs2ULfDaV/oKry0HVNjJIRtPu9KFz2&#10;nbCorDRNVdYWRxijzFwYY8Q5Q9MgvQNNQ4giOjf04uSafmCxUKjE3BnHkapyGCvDYPIJViTmVOkY&#10;FphJegWsSFVQgRNasPcyY9insZ+i+aOK0Q+FdHAYBc+d/OF6l5+GQdZCDIF+HFmuF9y7d4/PfPYz&#10;/NEffYbf/Z3/mzE58N12h63lmFabJc2iIRCkO700mg2Y3mDMHu897733kNV6ze07d2kWC6rKiKP2&#10;zyti/5Nth2Y4beUcPP8z8kdrrSCoVO+bzlAOhFRxpoefUuz/je3j1iz2sXIA/85f/q+iYI5yYXUM&#10;ENMAcS0NNSE6YWNEMSB1mLjXcwObo2abBp3LllgxgFEaqw0uyGLyRFzimStPMRAg0VDEFB2YiBSN&#10;ldYQBpSOKB1B5U7PJDmsdCl46sS/Dyoi1BeNVpYU/BMx2DRPQClN3w/s25a6soQYsTb3HjgiHq2F&#10;jRI9uN5TW8OyXtA7cS6rusEGBc4RhwHf7tnvW67PLzg9PeXq4oJ+6Hl8/l6BOwrl0SGG1Wi0d2gl&#10;jnVwA+3V5QFM1O4uqOuaylaMTgrAwzBgtKGqK3FSzuNzJhSniWLBBxQLZJ6wZxgUWoPSFSTGkDaR&#10;AAyjSDJoJz0cgxEIJtYNbXuF1or1ek1dN1gH2lQsj04Y/BnLzZpAYBz29NtTGi0a+SrCwq6wcST0&#10;UuuojaFRNWN09GOHiRblRhpdSZPXIFpIOtT4vWNTr+j3A021pDYNTx8/xQ+OxXJBUzVEL865Xmtq&#10;a4hhxCgNGrqupVms89IEwGcoMa1hXVvpSPfSF7JXNUPr0JtX+NIP/rP84e9+jXfeeYduuKRvI/vt&#10;HqMMaIf3Hc53HJ80mPqEhw97zi+u8aHDVoaqMTx5/Ij1csnR5pj79++hdE0MIzEqKqsYQqaCVpLR&#10;Uuc9gxjR+v0F5Sb4Uf4rAdjsOWr209zIo6S7Ott1qZ1R7m/xH4eQ7pzgARw0AubtV37jH8Qf/Re/&#10;8rFwAh8bB/Dv/dTPzS+t9CTNn1BwQUkD54tGXjdt8+x6rmEyh3nm36c8gBSlzuCgXH+d/XveZx5k&#10;EbPHBMcP6BAIWhU5AJUkEYprSvuX8WWlQAVxVqJFQ5psZco83BBCkR4YE58/G+Y8stG1LZdXV1yd&#10;nXF9dcXu6orLqyu6vUSARkufQOb9mzTXVvoGFEebI5pFw6JZoLQSnZndrhj6x48eU9UVdcJQXFaY&#10;tKD9NPMg/ys02VLXjqlOIbNztc7NdtPYTsG4ETZICDjHNIIxjeq0RrPfK4jST7BcNlRVbjoLBDcy&#10;jCP9IDCVUpGqqpOMtoco5zyPc/TJmKjkkCWqDwUezJ3M3vvUBGgZx5Gulw7dGEOagTAkhxcYhl4k&#10;r0MsNRUZoHlgAuW8JMDcB596OZJq6DiiUDRNw+07d/j+7/8ywzjwh390yXa7E6etNatjg1qtqOoK&#10;rTR1HVmvV3S96Fj1w4DpOkw9cHr6hPXREU1Tc3zyitRz8hXL10mpElWrcm7UjZv02e2DrOwHlZKz&#10;P8jEjrwTKv08wUvMHv/gz//V3/gH8Uc+Bk7gY+EAfuI/+i9jWfppUWkSHoyWuD1mRZuYFqUuabps&#10;WdlzQkxySv+iVLZ0FsZD4uZBQxAzZs+skDsxc6ZFOq226bkSzWmCDuigi8REUAgubOYFaZ34/xaj&#10;hTLqxlHgneCpbEVTSyRqtCYohVGK4BK27kOhKbpxpB33nD1+zNOnT3n66BFXV1eMbScyxlEylNXx&#10;unQxZ9gnM58iWRbBTJLW6eb3LkiDFRHnAqNNhirVNrS2KIxE+QUzFmPvvMBRPgSCm7RxpENbvoyV&#10;zxudSzpFEDUoLX0OpE5cFx22slhr6HvPft+y3A+c3NqwWW+o6wXLpSL4SNxtGYeBLT0yga0i6ihZ&#10;mU4OJ3UsxxRZikOS6xMKNJiUPbXGjSOLxTIJ4IHf7Wj3LSBMo7Zt8c6V8yhZnGSpxhiCi4dWKn9G&#10;im69D1BLxjoimkLaGJrFgmax4Cv/9A/y5OqCh+cP2F5f43ceU9cc9Uu6fqRuDAGoTMXx5hjXU9ZB&#10;5wNNvebsyROstmyWKxa1qNpaJHo3uSYxJz5Md+s3YcuBmdQA5LzMegXKyZrh/x/ynT8OTuAj7wB+&#10;/C/9FzFDNJkhkWl4Rpup9psij3kUApSRjyUiQXBXpSg47EG0f/AzyVbHItd8gMnO0sc5+v+8bV5g&#10;lufPG9CYfY8c/jFnFMmBGV345kBiqIiQ2uhG+r4rxd3cqq+U3BjWWkyK/nfX11xdXfHO229zfnbG&#10;xdOn9H0vor7GUFuLtRWLxUJmHlfCnrHGgFJpjnEo0sr7/Z6Yis4icyA6RLa2hSmllbBRVJKxGOad&#10;pAmec94LBTMxjtwgDCGtpfZgK506lyc2U4iRkLAypXIUPp1U6VzNUIQUlRUSya9XS7RWNHWNcwuR&#10;yhgG+l6OV9lG5B2QTljnPeMwolKHcoyzbtOyVlIhUitGl1lWcuzaSCYhjKbAfrejS2wgqfeICuwk&#10;6XHYLZzrQ/NCPFEa0Kb4IqZZDJY33nid7/z85/n6gz/kq1/9Kl13njKdnovLC46PVwniE72k9Vqc&#10;5H7f452nXrVUdc3V9RWPHj1ivbnFq6++irENzg0CY6b1nI8/r+8P5wP+eDmAyjdpDvdvOIKSjcfk&#10;JGZvN4V0L95+9Td+K36Ux0t+pB3AX/wP/rNoK1sMWgjSFynaNBINyyXWqJiFxMw0wSjpsOThH3NZ&#10;BFDl95xZPOMA0g2Xu2hj8MTcrBSzyme+KdMXsbyqbCn6n2caMYpCv9a5yDx9T3c2qAQRFdw35TUp&#10;igZFZQyhrjHpPuj3HUor6qQbo2IsvH2A6D3tbsvpk8c8fvyEx48esdvtGPpeDKGtJmNvhQ0TQsSN&#10;nhgVwci580HmHQgLJiZ2UbqltKauGpKXJSThOcluwI8T+6Vu6nLMUrCWIi/RQjqbWmmsMdRVQ21r&#10;rLHpZo5oVU01gyDRf5aqyBIMIUIYM7vKMg6K6+uedu/ZLXtWyyWLRYUxC4xJ7COn6fvIopqun0ZD&#10;kMYro1LNJnqIHoWG6IkeYpChLoLSxJkseKRO4xarSiCb3X7PxcUFTSPjMY9PjrF2hdIK3/cH9qlA&#10;lrHEEQX3Fp0qhU6OKRf8tTW8+qlP8pnv/E4ePHnC+dcfs+8Hut7R9Y6maahrw8JaVKXxTaBtlrj9&#10;yNAP7C4vuX37Ngwjl48f82R1xO3NhqOTBWjFGHIGrEptQqEmh/QBYjQfVEeO72//S03goFx8YPxn&#10;ufoNZdP5eXy/7aM8bP4j6wD+/f/kr0eA0RspriFRkypsicxrz4PNp9ce0DW1lsnpMwgoRww6R4oz&#10;BtDspbNIcioeTW36MiBdaZWKt6pkJnPmUHrVQfQPTLBSNFPwQsYs039xKpKFpB4ZdfYPutQEKmvR&#10;CjG0TjRyMoRDlOKtj1HYILsdZ2dnPHrwgMePn9DudmmEYmLyJAaPTPGqMMZKH0AyKC53LB8oocr+&#10;Kq0PaK0hBEhNbSVCJJZCb/Ch1BK0lmK80QZVqdIMV1vJOLJwnkp1khgnJ5K7dr33aTkobNofo83M&#10;OShp0gqerh0JMdC1hnGzwftlEfYD6Y8YxxHrnVxTY0GTnKEjKicNbAfritI/MZe3iDFlHUommTUL&#10;qT/IrOg9V1dXgPRsoGC1XNJYmWU8usO60mRc5XdjM5U3UYdTRCzzjQOmrjg5OeHNN9/k7bff5vT0&#10;bfpetJiUUvT9mrqqRBBRKeqm4ejoiKGXDGm327Farei7nkuuqB8/5s6d29TLDXVd48aYMmH1rLUu&#10;0fn7bX/8DGCy99n93HyHUjmZ3q388OHs+q/93X8Yf/hf+P6PnBP4SDqAf/3f/g/jbnfJcrmE2KBI&#10;Yl/Y1KAjejluHKmaZhZBJw5PjIL/x8QEKe88YdRKkSiYs4LugdnOjU4CGeXxgMZkcS9FjJmVAirM&#10;+wVA31y36jBCEYOonikC5wavXATOW0hzfQmUmkO+v1QEqzSqMgStGYaeMDo6t2fUAp+4ceT6+prL&#10;8wsuLy+4PD8TPZxeRgharYCACw6NxmIwVmNthfdi9ASHN4fqqEqYUXLGIepUA/AR7wLR56Ypm4ak&#10;I/MGCGLIErdfpZoNSjI3heDgVVUXQz8ODufE4ZIyAOmSDvgAMeikbWSIwRK9IShLCEoej5EQweeC&#10;ZZRO691uwPukyxQ9mabpvcYNAU3EGpJWkcePqXtbR7RRmJT9GRVkTRAxyeH7LHOtkoZUkGunlRK6&#10;apLGFukIaW5z3lPH8PzoVyE6QIpC5yWCJMkKfJC6QAocejx2veSTb36WL12ec3b1hHff/RoXlzuq&#10;uubifEtlF6yqQFCKShlOjk5QThGHkcv9nu76ChMVKhyxPT/jvXfeoakWvP76G9TKELVCBQh53avJ&#10;KQ7f8N3/jW45g8/QTyr+ZnnIDM0BlOz822f7SDqAy8tLxqR6uVy9Aoj4mVbCu86NQePMAeTt4AIX&#10;cPb520HEn7/mGQC5yCkGPxfq8t/mzVfzDOJmUTnHbgc7l6LmGAIhFYHVc4rAqcJYjKDS88Es2WGI&#10;WJu1Fl1ZiJH9uGccW5F5APqu5fz8nIuzM/b7Fj8MaK3ph15uoWzUlXTnknVxkmHq+w43utI/kKG0&#10;o6Ojgvs7B8YkFU8jjKFd1wuDyFiyhHU5L6kZLcNtUgQ+pIHWtTnoHtZaDKcxcj2GIXc5h4PzHqJg&#10;7DrN0c0Kllk+2ppcj1AyJrFtU+FWZKatNRLtp07mqWCfsjLnCSZgbZoNoGaMppQJSgAicJ2xBjfG&#10;MilO2Dcq6fKs2eQB9nWDQqWsZhDK642VVL6l86a0FPtjlEEvwXs0CmsMMYqc9quv3uett97iwdf+&#10;gMePH7PdnrFwnnMCy+WSVdWgtGJhRd46uMBut6Pznq7rQe1YrZZ0XcejR49YHd3m7t17VIs1IYj7&#10;huRUYSIFPIdm+Zyb48Xbh4CA5FbKKyhDsjOMf6IqMbmC9P+HwYDS9mt/7x/GH/6hj1YW8JGbB/BD&#10;f+7PRxnrJ81HMUaqyiStF9EsD34sXZWLhXSagjA0tDaQIkNrJFoNpZFoKq6JDIFQ4IrYWSngJcOf&#10;JAokcpyYGaLZLhOQBKdPBeI08tAaERQbE5smIpGutWnuACmKVxOtUxyckggzZOqiRaWbOBcbdaoN&#10;6FR1FlgMSJ21RsmNryME57i6POfy4pyriwuGvicGz9D3tLstXbunb/cJS4dIYBzToJSkP9T3gWF0&#10;SQgs4kOUezqqBDEpQGN0hWjyM8kaoFDaoBDGUtHqJ+H9XmCa4KVTtwxjGaXAHENM2YRAeBmaslak&#10;JRQqddgGnJM6jzEWoysUmhhg6B0iV6AIXgxT0yyxVT3h1kGyGB8yySANZkeugY5y7SpjpeFrHNFG&#10;sWhq+r6nqSusrQjeoZRhtVxgTS0FZeekUJqIB3VdlUHvAOvViuVqxac+/Sk2mw0xRhYLYQxVlUXl&#10;wEfnITQFa5qMWF63MUoeZQwmC85Fz+jF4RzfOkFrxaPHT3jy+DHD4NgsN8QoM4+Pjo5pqpo+CcRt&#10;NhtC9FxdnDMMPSe3brFarRj6lnH0GA23bt2mrqTpTkUZeBSDZxwGyWz0Dcf4vC9yAJVz+bRNeOhB&#10;NpSfm+HG7AQnenYJucr73IRjdYJyM0CUfz9QAHiOffrX/s2f+Cu/9As//9Mfzpp967ePVAbwQ3/u&#10;z8ccaUmUH3HuPHHLWylYNQ2VrVhq4T4P40g1jnIZlUqTthR9YqfUlYGyMMRqThf5EHu/+TU94znb&#10;DNJ5AYBUotpk8WdvHqcvfXOhqRvvNH9oHsHIP2uMFOLI6p+CQYvO+8D19Za23dO1rXT0dq104u52&#10;iQ2jioPTUXDrOINXykS0dAdmGeo819ikoiOQNHiCzO9Nz7d1nc5VhtBm8wlMKL0JcTZTeV4vkCY/&#10;hYixZRG6PIbwcF4u5dSKA8p0zAIRzoxEjtKJGQ6KN/YjlCAixogdDLaqIPUh5PMT49TNm2FDpfLi&#10;UKlPQc+GvYuBruuq9GjopKQqWYfCmOTkrGUcw2ztvij4nK2hWZapIOkxSQd5VVXcu3+PL3zPF9he&#10;nPLu199lv99jjKFt9+x2C2iWUqswYjoWiwWr9Yp9O7DdXqOMKK92Xcfp6VNu3cHoRakAACAASURB&#10;VDnj1VfvY+0iZWMpg1SmnPsP3Apkkyz1nMdf1HvfLxlIRej88/TXD4nwf2PbRykT+Mg4gB/5C/9u&#10;3O33acjEJObVd+eMw5Z2f8VqveL41glmvUYpizEJFmFM7BEP0aDw0p2qU/ks3XjZ5k4Uzw9CA3MB&#10;LqTnJsBdFdk3prttuuvmcFApWD/zL5uwGeakbpj/+Q83l1tyJApkqpcTFo6LkX4Y2F1fs9/vcV2L&#10;63tc39P3He1uT7ff48ahvJFM9JJMxEoqwOhHYh8Z+mR4TcLxK4VC5ugqpfFugl4kEg8lWwBwoU2H&#10;pwo7J+PWIYrmj1Bimc5xKdZFIrmAn+mPqeM75KavMZ12deiICCl7rAUWUEg0bVQq2sjv0edrEQhe&#10;OqlxntE5jNZUyhJG6Z9obI1dGKxWxOhwQwumIrgRbUY0DqUqTDoekyNJNTHO8nFWVcV6teLq+kog&#10;LudSTSoXtik9LHmdxLlFSxF3MbH57zPjH6FkG+Mg2cn9e6/x5S9/hYvTpzx5cs6+3WGqke2uw9gd&#10;bGC5XFJVIhFydLRiHO/w9OyC7fYKFyK3bt2i63Y8evwey80Rm82So5OGSB57qjFWpSE7HwRCZKz+&#10;BTz+A07/oUnPCYJc9vljOT3m2fvmT2j7qDiBj4wDeO311zk/P+fy8lKaY7wj3zwyDapPcMkW7xxK&#10;Cz693hxTVTXKJf31YRBYRCmqpgEmB5C34hDS7zEXVG/EGJndctNNyH2tkoGfpaFqeu8SYeZXP5Ni&#10;xCk1LYb/MK1QqNkNnd6z7IxEquMg0Z130gHqg096+1fsdjtpqsoqnMPIMIigG1EYKUOe6KWk0UpX&#10;tsw/HseRrk2YfmWp09hCMd6CpTs3FhhLjFSmWyYxtbEtRXetNd7J5xQYjOkcTOd8uhbjMExZVDnn&#10;sdQJMpw3F7bzwZeBKUDpqJ4CAaGjZvguZ0GZwRNjFAkNrenaVjD1SmYZL2vJQCOSAWhlGN1I1ELz&#10;1DZdybQW8mjRbMxzj0R2AnlugBtHrJ0Xi/M+PWddxJRZ5rA4Rc3ycJw9Uc6HtRY3yvVcrhd88pOf&#10;5LOf+Qxf/epXee+dP8IliQ5rLYvKslgsShazXC65e/ceEc2jR4/Ybrei+po6mB8+esTtO3cwzQpr&#10;LFGZNOM4ljXxftuH4vHnv0d1Y7Hk+0CV+3eeaP+peoCPyPaRcAD/+c/9YvTBs9kcs1g84fT0lO31&#10;tdDwrDiCSGB0gd1upO1kIIU2hqq2rFY1dSOa7c4HBj+kFnwAm3Dz6SYvDmH2+4TKHEIeYnykF0Dw&#10;wmy0kvVWcfaVAvlUHtDFuscS4cuXmuCcbOjnOXzGMVW6r+evy0s7wRVuFOMRnRe4wgdc39PtWtpd&#10;ixv3dF1Ht9/RtR191zIOA0rJnNwQPN47gopYb1KdRSJroTxWaKNQBBwBcMQAOkksxBgxGkyaCAbz&#10;grkmqHE6nwpQwv7JN+98MH0OW0uTXATnx8NiezLWLhWJQ4ypxyHBQok9k41CiAF8IKaCc4gQ/UhI&#10;FF4ZtynMHbl2M6OqYOw9Knr6tqezLaYCu0ya/yHINLWxI2KS/MMC6QuosLPakkBSiTnl5SNEWmOK&#10;8oUtNRENjMkT3wTiUNkgluBgWj/T8skZgXTEj/0gaqy2FqmJMbJabPiO7/gsX3rry1yeCcR6eb0j&#10;Kpmw1jiHrpLjioHVZsktf4uLqwsut3v23R7b77HGcrW94uHjh9SrDffv36deLNnudgx+YFmvUB9U&#10;A1blbpqOYW785396DgiU/37A8U9rJwcef1rbRyELeOkdwF/+qz8fUXBycsLt27c5OTnh+OiIR48f&#10;c319Tbs/SwZJinzOyYoyVhpqzs7OsNayWh2hjabSCucdfhgZ+p56YQs3Py+f4hDyTrxopcQMR9xY&#10;eMkYT0FZLmRNX3nyllaKcOOxKSPRM+OvynsW5OeZDCBKZFuiHHnQe09I3H8/jnRdL0NChiF1B/d0&#10;XZd0Z0I5BDnECEE6SX3wKEeJrmOMaLMoVFofPLhkxJwcQ9MIe6Q0zs0jNCYIwgexeoGA8pMzzhF8&#10;vkZ5n6aZvq5AaHJek8EsDUgT5pEdh7CFxClkbSUdJqMpsGEUFlAMaPSkMZQK2TmC92NSJe0j10oR&#10;jEhPVFoIBTlTUqGXeoURGMSYXCvIekW581x2Nk+B86WjemTRyPPKPAQvXdQqBxE3o9mcEc6ChyzJ&#10;IEmBmtRfUw1iHEeapuETr32Cr3zlK7z79h/wtXe/xsXpJUopjtZLmmaB0bBarRidw1bSEX50dETb&#10;O5k3vN3RNA1d23J6+oRmecTmaMNyc0xdValIrCn6GC/YPgyPXy74C2oA4hvL3R3nD3wTMoCX3Qm8&#10;1A7gr/83vxZPT08JHoKH9XrJ4t4yzSw94uLyksePPNvdjq7r8EG02OUugdEFur6nqhT7di/F4dUG&#10;a0SpMEfvme9PnKSWJ4M/4w/fwGmmVDI/9aYjUJO9Owjwb7Ic9IxlID9niYr0RpPRV4fvdzC3ImZD&#10;AJkFopUMiu/TuETf92yvr2h3+1SUkwxhHIQ5pZVKekCzRMRMNL5srDOtUiJuVQxy8LMMSimMqWb1&#10;7MkYS2NXxKlRZCNyp3A6ZxkCyg4gF2cjEi2H3DkcfSmyCpZuCxsmw0EqG4CSqcnjWpPgCF/6OFSI&#10;SetIOobrSjrH8/hQjZ7eMxn44AND7/GjI9BTGcOmWklROAa8G4heE63FWEcMHmUkM6kqm4wwpRYg&#10;0JMMncn4/zD0jG4BKun5aIWxjue10hZHm7OqfNK5+XOkNpbog6zyqCRDHB3r5YZPf/qzfOUH/ilG&#10;5zl/eko3jOy6Fn19BTpimwZNZHCDCP/dOmI/OrbX1+z2W3z0mO01ymhU9YDFakGz2rBoGuoQZA4F&#10;cxrr87Z8Dz2fxy+32cysH96QZA9Q0KGSyX/Ax/4Jbi+zE3hpHcDf/Nv/S9ztJIrw3nN9fUUIns1m&#10;zeZoA8gsVaW2mNPTCe/VIjPrQyAOIxHD9fWWq+uWuqp45a5mtVpRp/4Al4aKy81MuREzBDSHH5/x&#10;AXm7saKmCP3GpqYoPjsYMaLJ8M0M57wGceNNbnyf/q4KdHK4SUdpK9zxruP6ess+qXkqJZlQ3/ei&#10;aZMPOx2TUgqTBpDPsXBImP0YSvQ1JSq6ZFFdJ3r+1tgSZWqV9Xo00cQDJtHBuSGrdurSSS0RvPD1&#10;YwhE5hO3NMZEjLGSCSQjPXnOeHB9VZKMDkGOIRgZPCPsHZ+KxBMVsGQxctHl/5RpuNExxkC0I6t+&#10;zcI34gAQSeGAnxxGCMU5N80CNQyQIJ6ckUhNZkiOcioUZ/mKPDje+RKiPH+9pQxhZi7JcCQRFk2T&#10;muUcKdljHEeMEobPl770Fu+88zZ/8Pu/K3TcUeoB0n9xxKrOelKW9WrF0dFIu9/TjyPaGLbbrfSF&#10;nJ2xWi25e+8TrF97DWsrdrstqnp/B5DLGC/i8YufyyHDi7bJCfz/2+H20joAHwPKaIakJ1NR47xi&#10;10rKb6sVr71xB1M7bL3C1it2ux27nUyqMlqxWK8IPtL3LZJWL7i8eEK3r0UNsWlYV3cAWT5BaRxy&#10;U6NBKUMIiGImMIwe5yO2shhbE41mCBFlRU9m9LI8gzForRI/PenPKC8cfOWwGlTwREZ6U0kzjNZE&#10;ZZJvmQbSayODXepKGp7c4DFErAarwRsYvGMcpCei1lp6A0LE+8CiNtSNGMa+7+i6LX2/o+u2DMOI&#10;iT2+H8A5fD8wkoyMqYlaE6JozwflRTNHBTA14BF5tX06V5PbCwjbiABxtCg3NcmZ1HshUs8aW60h&#10;GoQNIo1egp2nmQFRqJAxRnxMKp4hFijDxbE4TF1S/ZSdJEcDEIMnoEsfiHdSI3BSQiIAY98mWWkx&#10;PE57qtoQo5HXKqGbZmhNKcW6WUuhPAqLxg+es6stammxiyXapIJ07IkxoMOeziuiT+MyUcRxL7WK&#10;uhbGlveouKKpZQgLQNsO3LqlQVWMY2S5WuKDwas+HWuY4K9I6SgmOW5xoBTSTUyt6J4FXXQoZWkW&#10;DSrIZDkTA01TcevkPl/63h/g4YMH/Pb/89tcnF2I7r+P9DuZAvfq/Vel76b33H/liG57xnsPHrI0&#10;R5hKEVtPj+epHnhwvOH2pmG1uYXvFV1/Jb0ZlQyXH0O6b3RNVVnCvHgdI4acrcj+j4lUoJTUXUjB&#10;S0zR2kTuyIHAN7apxEhLZ41M/Mj/52Doha9Pn/+yZgEvpQP4uV/8OzGn9LkTNNMDM8NDK/n56OiI&#10;GCPL5ZJxHLm+3vLw0SPOz865uLhgsVgW5UPvPVdXVxitOT4+Fl187QseOh+7F4PcMFXTSLEt48ZB&#10;Ik+fOkhTb7vs+IvAyRvRybNI0RwSOvw9a/vnQmFpKEsa8i5IJ28+N5kzbjToKE1U4gykc3oYBsZh&#10;nOboxqSln2GNVFUuhdYP2hQ3IsypPhFVZOwH0CoZ/zzf1hSNH5keQ4JnEs9+5gDKuYuZ/5/w/lL8&#10;UOU0R5I8RggSMeqkd0Rq1IviYKYMQ+F8zsKYDeORBmulNPvdXiiuubks1SNyMbbMYU7ZV2aaDUPP&#10;MPSsl0dyrFEatnJ0b0xqPrRpVKWSrt9hHBkSpNm2baJUdhM8BKXzGZA7+EZdJZ+Wgva/r+2LKWMt&#10;L5DTk35erVZ8+lOf4ru/67t5+N5DLs8fcX29pbaSYW1uSbObMVo6pI3hzp07dF0vqrK7LQBBN3Rt&#10;x9nZOY8ePeQuqWHS1uKwyj0kawU9iTJ+8DYd4zcR2fmGt5fRCbx0DuDnfvHvxBBC4pULL7w0JCWs&#10;ISaIRwZua6xdcHzUUDc19+451utjHiwecHl5Sd93AjEkOqIYINi1W0mFN3bq6kXSSYnwDBIXyinK&#10;kaVEoBJRZuZFLiHP4PmCN+bt0JbO8UtVCphykx8a/0knRhgswAxCMSjvMEqBzhBWKnKmT4nBJ3E1&#10;R9d3aXZvxzCOjG4ghDEV0ONUbE13UojhmfvvEAABkj7PgZXJtYio5JwFmdhV0LPkqKQDdqYGU6Cg&#10;PAN3HsHF2bcp28gjcXJgpkKidWbxmRytZdZW5MCxxTA5gNzwpgCdpCT2rU9y19LcZuzUq5CvixTz&#10;88AVx37fUl8bqqqhWjTy3NQ45UfHoHq0qkWgb5S5x9oYFosmMYUUlbWslkv2bUvXthhrGfo7UjTH&#10;E0KNtQtchqfyOcmHFvOazc55Bl5laJOpDya/KKbzm5lvSmve+I7v4Hu//GXeefddfvv/uuB6t8da&#10;hbIWu4Dr3Y7Nak1T11TWcueVuzjnefzoMfu2w5gWW6/p2pYnTx7RNBWYitdee42mqqWIPqa5zrrG&#10;WEMstZaDA3qOhb/h4ObL8GX2Bi/J9tI5gLwYJ8zTyJxb30sUtsjyz6JomCMu7z22sqzXK15//XWW&#10;yyXX19d87WvvsN1upSW/aViv1yil6Pue06enqNhgjU36LhaVxkPqxM0ehkE0b5AMIYG3xUiHskgP&#10;sf2CaZcgNs5KBVMBWbj7KQY7MPy6UAPTmRFIozixmPBxlTpYtQwf92l8Yn4fKMYtz+4VZcwk3+DG&#10;lAHIvt+kxGYNoBdtUm89PHaK4YkEbQoWX5RAY0y9GBGfII65cRIDNclnFBNWbm41Oy/T6yA5ZiWj&#10;M8UJZ+xfHTiBnDHk4e6F9lvS+2kdRpWGziiFCmJk8/FoY1IGKaqowxjo+57tVqRElpul8OKrJcYa&#10;QpQGKmnmCtw+uV2YPnJuJLDJGZo1NvW5DMKUYqb7dFCToLCTpksxHcMLtzit3ewY5nTatu24c+cO&#10;n/7Up/ji93wPZ6cPePvtd9jv9xwfH7Pb71Fas0jR/0ikaWpObp1wdXVNP8q+DsOQMvRr3nvvPVab&#10;WxwfH7M5qopiq/cBXcU0rEh6Qj5wm60J+b8AdPkAP/g9vonby5YFvFQO4Of/u/8phhhLk06+MQW2&#10;ENGt5WIlWYF3jG6kro/o2kA37mlbT1UpmmbN8S2wtmEYR+rzc66uLuQ9dZIbjiPeD1xdP6GqLHWz&#10;pGlqqmohUUgSFXNBmDEKg9EQ04QnI3ZSIsao0VFiUflKRbl5pFkqUCoZIzXLNm5sBQaaDJvOPPUk&#10;PSA6PBFd6UlZNAp+LAwRacn3/SAyA0lJ1AcnGvXyAnxMc4iZCtBzCGhG3DncxWJonjM1LRfQlUpF&#10;1OwDpwyuGNo4Tu9VgJ2cCZDYRzN4KsNkWfFSZTnpWWQ7q0i7kI/15n7Kd5vXGQID5sJ3rmlMMyFS&#10;XSbENOvAoZD6kFIaZWJiCqVMwAX6fky0ZE1la6q6wnkZAzn0PcE7HnUD+500WTVpNObRZsN6tcQY&#10;zXK5YLlcsGgamkqmuXnv8KlIbOo6X8rZ8lGTU54vqnINJigtElI/CqUInynIERlwMzjH5ugW3/2F&#10;L/LkyXs8Pbvg+uqMXdsRtaWuHL3zMDiskpkKzWLByckJw+hp246u21HXlmgs22vF2dMnnNw6Ytks&#10;UsajUQRkJeZM26FMLhKnlZGJDun7zYAgzug+ipczC3iZnMBL4wD+05/9W9EHj9GWMBuOXvTc3Yh3&#10;vsAlMItS06kMXqLGLMhmK8u9e3dZrZYcHa3Zbrdst1e0XQdElqsV3b7DOZvkiR11kzjmKQWtrGQG&#10;EZMYGj45hCnSLysx28+Z8Z8XpGKEyeCXMPQQ655tanobFII7R2sLzAMxSSpM/HZh9ghUsWgW7Pq+&#10;iMmRHMoE9STgoOw3JfXPe/iBq7S8x7PPPDiiZKQnmCcLGEzsmnzvHjrFtBcJUSpNPckAxNn7H7wy&#10;sUZ8Pl4mOGnqSRCJaqVnENAsplZquk5T74GoqwbvZdIaDpTCVLHAdVprYuL/b7cyLB4l63EYEOXU&#10;NKv86nILETZHG0bnOL51C2ss2+1W+geMZbfbYWwl/Sup/pUZRVbN9KRurJ1yJLNg+JmZJ8lR5+OP&#10;JQOQY84svMpo3njjDd566y2+9rV3+ce/c8HFxQXabFitVrRtS/CBVVMzjiNaKW7fvsNuL3ON275n&#10;v98RTY0xhouLCx4+fI/bd+6yXq9ZNAtGYxh8YkohWZH9QLnKeTZ4yIT79hN3/sa3l8YBDMMg/Oak&#10;MZJlcXOqK8M+JHrK0bU1lq7zjKPCOaHG+aCJ2NQJXLNcGWzV0CwXrI82NBc1FxcX9L0U1oLqcXEk&#10;jiMuGPqxZRgbhrGjqmqOj26LFDMW4iiRvtJoEh4fAzrBC4Y4ywCQaJIckGSMNkf/mhh1UQrN2HTG&#10;snOgpk2OyGXTWlNVFRIVa3zqhA0h4IeBoevwxtBoja8qgVqQ91HFSalUgE0QT+DQmOb7Rh3YjvLQ&#10;/A/mIOGenl0i/DA9PhVuKR4npOs5N8py6lR5XsoB0jvnxylRe8atw6xoWAx8orBCorIqXR6TfZpg&#10;huygAqCjqJp6PxlRlWoKuW9BK4Uycv20Q66LlUK27wM+tER1xm7bcnUldNhxlN6UMU09a5oVAOPQ&#10;0+73rDcb6qqiHx1d1/Ha628QQqCylq5tqdJENqOV9BNgZAgSsZwTgRX15PDi4fGRIDZxbC5Bc5kE&#10;kWtACYO3VsZWKkezWvOZz30nb33ve5yenfLgwQOqfU+zGolxy2rpWS2WjC5A8Gw2R9y7+wrBO4bz&#10;C/qhg/0WrSJXl0+xJvLKnTu8+uqrnNypqXRkGJOOk67RKs99ODTjUxYwD1DmAUi+Zs86xpdle1my&#10;gJfCAfzHf/VvxNHJxKZoY4E4ssb7fFh4CIExiqxzXVm0F0MYiYzOJUaCEfkC76lrg9eexaJhtVpx&#10;69YR6/Wa9x4+kAgmyQbn7lalUvPNGKmqgcouqL1H6zo5pEO2jmzPmMebcf6Nv862eST2TIiWi6UT&#10;FKSUSowUoVN2nRS1Q5SIs+jWI7BRLhwfAAKzG0envomY8uU4e9KLOhGe3Z63jrMXmfabGd6eM6Uh&#10;aTpRjPJk+El1ifkn3MwNnveRJfpVJCmF2fs+46pmexqnngRIDjh16+b3zc+LIQhkZJLkQ6aeIuvI&#10;jyN9Jw6+73vatkcbg/fCs3deHMX11Z7c3FZVFXfv3uXe/ful0Ny2rbBlZmNPcy9E3weWa+Yy9uWc&#10;lcBjfmne53Iexso5w4qMo7C0XBhYLJfcfeUun/v85/m93/sdHj16JKSCtsWlwUGKu4L5dz3Hx8e8&#10;8sorUhNpe9rUbW6NKdpCjx4+ZLlYsNrcIg/UAcosiA+3qbKm5z0BL3v8/zI4gW/5PICf+W9/JQKp&#10;EFuhtGLoB/p+mCMp5JVstJVh4pX4LlstGZ2n7wdilOawxWJJJNIPI93QifCUMaxWa46OjlitN1RV&#10;LSJxhIwwFEgkhKxNLzRGRcRoBVEkAiqrsUY6WYP3Io7mHYSQ5IjTIBbv0cqkaVlBPjMN9AjpRu1T&#10;oa+qRAe+QBup0CejDitiDFhr6NqWGCKvv/4ax8fH4Ab6rsMNAzEZHoi4ceD0yRNc3zOMovOfZaB3&#10;+x39IOMFnXNi1FTG/fNtM8EMSiuMFnZKrm9oBVYbag1WSU9CpTWVFbkNk+cfxyDOSEX5TkRFjwoB&#10;gqOxmir1NFglcwc0SYpBRXSU9yjZlKLMMDZaoYwqEawU3OMk2Rwi1lTJGKrp+8wy6pKB5Ua0ZOmT&#10;UTZGl8J9gRtmjl9pTUBqKaNzDOMg0+h8wLvA6DxGV9T1gspWKKWpjGWzWnNy6xhrK+qqorJSy2j3&#10;LW4cuX3nNp///Od48803uXP7Nk+ePOHVV+9TVRVNIzIn1hqqelluEp0y5TwLgRgx2k5Ol+JqS4OZ&#10;1lLIn3elU85TlqlOYzmNoR96Xrl7j9uv3OH3vvr77HZbQlSsVhusrdntt1RVza1bx/RdT11XrNcr&#10;mqah71ra/Q6toWlqlIr0bctyUXF8dMxyUWNshTU6jTCT8xdT4xwcwpUoUEkOfGruS+SHROTwifab&#10;gwKV17GWoLKYlnKN82fI8aOmNZOh57wGclAx42CV95ktmffdfukX/uZPv/8z/nS3b3kGYLRE9f0g&#10;k6FkmpPBpkzA1DZlBIN0bSYMNuvFKCM8fmNyF2Uo+u9SC1gyjAPeCwPGWBkQc//+fdbrFV9Xga5r&#10;aduOvu/pOxk6kqRp8KOwZ66vdlhrWa+PqOu67PdE0Zy+gHRzHQ67mEeZMtHKH0bmkKCYKW7JuHOG&#10;fHJ9Y7FYUtcV+6ahrmvR2A8BP46CFafsKWcEPmVYSskQExnMEQlaHKcKIncwOd10HGl2babjZfi9&#10;MJYSpDLdVDq9R4JCimor050bp4aaGFKWk3T8I+J0XK5zRIF4fH5dvtnSDRmjMLMyHKSf4Y9PtYI4&#10;+71kWhkKObgAE4Q1jqNAbUFhtC/GJj+3MtWsxhMn9CEZ3Mzg6RLkWNUNi6Zhtd6wWCz4rnufYN/u&#10;Z93ZgePjY+7fu8/dV+5SN8JS26zXAoMqVfo6CpQXJYvL602r1PUa8wjNw0g4Ifyzc3T4vXTBQxHV&#10;U8iMY20k+7x37x5f/OIX+T+vz1KtYyu1JmVpu45lbVMAITW59XrN8fEx+1Z0p663W1mLuuLx4ycc&#10;nTwSttRmlVhRsk5H5yevlZflYTL7vps2+vDgD7ZpbKqs2XyyZrDf/LFpoVHEHj/g8Q/av1/5u78V&#10;f/RbOFD+W+oA/sbf+pXYJ72ToRe65WKxTIMwVImavff03UCI/mDAh3yXASXaGqITzfnRObTR2KrB&#10;+QHnErYYHbaKLBYVzeIIpRpefVWw1v1+z3a75eryiu12S/SR4ALOtzhjMLrHaEP0IwaPSjdkZTQh&#10;yct4pENRhUBUUgjUpvBYUmQvkLvzEe9vrswJrH3GqSQjk4uM1hqJHo2h1hpvDLpp0EE4/33X0reG&#10;cegAknpnEh2zOg1P9yijpbMWknU/SLtK85NORj0PSNFKIKalkjnANjdLJfpsNpKS0s+NZjrEdDzB&#10;uSKyphT4IFlJ7zzeQcwF1ZDGQSJOQYfkXBOjScUcuzK765SISOVjmzuedIhuakFisgYUh+e90FVj&#10;lH2ZF89RMLipj0HB4eOoNM9XMfaO2gSWC8N6ueL46IjVcinnLRWjjVJgNCE4dttrTp885tXXXiOE&#10;wHLRSPdrlGwzBovGolV2VkJH1ioWJyjuMsw8gGQ4Ge4jf5+ftBTQTGF2rlNBVBalpWv9lXuv8pU/&#10;84M8eO/rvPPOO1xd76TWZjVDP9IPI4tFwzB0NM2C1WrBK3dOuN5vefr0Ke32ksYqLIrH7zmapuHW&#10;0Yr7y7WstZAMaKYoTe477eaHs5kysGe65nNCxo3FkgrI2ernT1XlsefNI5i/9v0ef+Gm4Ff+3m/F&#10;H/2hb40T+JY5gL/9P/5GvLy4EI2axPctabgWNUXIConqgBWUI28iODdFtblD1zlHnSYT9X1bHEZe&#10;73l+QNt2HB8fsV6vuHV8TNu2nK/WskB3LTFGOtdJ1G0rvPNcX18z9APDMHB0dIRplmk/xfzMB6L7&#10;pDPgQyhpbFkTxajfMIxMFMipEUqi4DA7PhEEMyUIialeUNc1UGG00Gd3QZgjGRbJqX+MsQw1ARmG&#10;rnUkJOEzDm6QiUMPFCdkjKEycu6ruhbmVcrgsmZNNv5iMGcZQLre2UDHdM5G5xnGETMmgTgtPHg9&#10;ppqQlyKhj+JYfBqlWAbGKz3b7xufFSnd1Hm9ydNTKp+M4sQWgpvZywGMpFTpyM0ZiY5qpt8jmWBI&#10;WYA1IrfgvIyN7I2mH+WxiMg7qJRFtW3L6ekptq5RKGxV0/cdtq6nDHdGkTlYSfGm5ckRaarqxBk/&#10;pjj8m6mCPCPPOw7BY4zGBSFsLFcNn/vcm3z5y19mv9/zzh/+Pvv9nnVjGJ0jBAkMuq6DCMv1iqOj&#10;I+7cvs1+t2dMRW6jKrz3PH78iJN3T6iWx9y6dYJSIoOhbZOu37P2Uc3+f9GWIbzcYBhSEDaHew5C&#10;+efiNjnMpxj3g3kEH/j4i7dvWeiftm+ZA3AD9K2XBaKgbmoZpJGcQG69oCDm3gAAIABJREFUd27i&#10;rE9UvNT9aJRg7xoZtOHFMIzeUUWLNpaqXgjePlq0qdC6AWxyJA7vwJgFy6OKoyNYLW5R2SWX52cy&#10;+zQN0e7HpDsfA0N0XF+O9N01m1v3JUpORVmrNZUxuBDxSiXNGS8LOE4GSmkj6yMcjiuU5XQIJ80f&#10;n9M9vZMuYJ2zDh9EvlhrKisDWgZri8QFiLZQlfjkskMGpdPcYDQq5KhLz5yUnH8QHF8cokhRbMxA&#10;VVmapkq4tC0wVZbxgGcjtgKVRXHqzqdM0Gt8rfHpo7tRjrM1il559BBwUSiCIUSZqhUVWs96L2Jq&#10;/EqwWUJ1yH0N2cESI5jqBmwjhnJuGOa7HpmMPUoxpgxAmvQUhtT4FpRoKfn0qugYzcjY9/Rty04r&#10;hqHH1gsZAoOiqWtMJZCnGwecGzl98gSjNXfvv0rfdaw3m+TwotQ+opuuUQwQNVFN107rzNOassgZ&#10;WH1o77L9T/h2jNK0p7SBaCCJ8rX9QLWoOTq5wxff+j7e/fpDHj98SNsNXF3tMKamXzVUVY9WCd6t&#10;DHXTcOfkFu1uy+n5OW23k7qRWbPfXfPg3bdp1kesV0ua9QLvxyIJEdKakd2dQTQfYEEP193cMItT&#10;UeVcTDMHij/k2cemPx0a/xc//v5bTMfxq//7P4o/8s9/+ZvuD74lDuAXf+l/jhcXMtnLGjEYClUi&#10;mjgzPCKoxqwDVoyfFLsMOkgRV+sMOQTJFKIYq6qyDIMug8PHsSIPD2+ahnZ7SVVJtrBMKXmIAaNE&#10;Qprgubi8YL/bSg1gJY1o/TCw3e4YvBRw67qmaRq0rWi0okrdym03lPtzajDKxiZtBwZmStez/k82&#10;QlkmAiWRrE9ZRS5YRULRpvF5UEg6h9L9K7IGdVPTLITf7bwjE/AVSpxpSN1uKWpOCW0pCtZ1zWJR&#10;UVU1K2vT7wupjRiRTKiSMyjZ1+x4S0QOqOhK45Tzjir5w6gEErq4kqllupJrrq0QBEYnncylryHX&#10;WZLRiqnBLWdkzD5/QrnUM53OB5lKviLJbgYlReyIyvD6dBwvuOGlsK+wJulazaZgKRRD39P1fcno&#10;jLXFy5TaiDbcvX9fVDqToF5e69NuSiPa87aDaB8SbXRiecXZfs/x/9yEaSsrzZPp83xaX8vlkk98&#10;4hN87s03efIwQUFXV2itWS00zjlunxzhU7d+VVWs12teeeUV2r7n7PyMrutYLpYMw8CT01PqzQPu&#10;3bvHvfUJy+WCbjy4FNP34qC/QZuZAgY5vqk3JNvs0kdWzsfcnk81qPn2fo8/k4w9sz/TK37t//hH&#10;8Yf/uW+uE/imO4C/9jO/EB8/eooLBmsWrE+aJFI2kptsiFO7e77BszHJI/IqKxGmNnlxZyAkc6Iz&#10;nVRUMb1LvzsIlU4ppSVGyzjC0AfqSlHZBUebE/CRxWLFMhn2q6YiBFHh9N4R/YjCy/xcaxnTkHml&#10;DZUVtVCdpBuM1viYWQUqRagCu0xbsjIlQs1NOTmKka8QAnGM9F3HOI7ErktsoyQPnOGaOHXxTg5A&#10;xg1amyJ0m8YV5jsqf5YWHjlATMVGwfwNVaVpmoblUtRUj42iruX3qqoLNFTXouaYIbopopZjnSJy&#10;KWq6EPBOBtiHEPApA1nUNuk9GWqjqKyht5p+cDjvaEc3Oz8xwUPCylEhJKbHLKRTqtzlEUQ2o1yC&#10;qVktX48SQaobd3J2OnrWX6DztC75EuaMRYrkQJSM0HufonP1/1H3Jj23pVl60PN2uzvnfM293+3i&#10;RkRmVrSZUS2m6NyUGSHVwFhlyjCjBiAhW0geMEBCQlVCYkAzQYARAwoGSICxMfwBXHiGRKkou1S4&#10;ycrMiLh99zXnnN28HYO11rv3+SIymowGs6Ub98bXnLPP3u9+11rPetbzUB8oi4G8ByZ6P20snHW4&#10;vKANNYaIydNUty26VQlKz/dasc+1Vpm48iljttyS9UDfk0pTsmKpbA6xcfoJYyzP2kSA13DKFDi6&#10;boW333kP/e4K0xTw0Y/+IfZDj75vEUJE15JEhDYKVeXQdB1OT0+w3e+w223hpxHj0CNrixAmPH3y&#10;CB/+5Bim2eDGjVM2TOLKba5lSiL0eUcqFeHitpaPNwcQJff4WhzPWZXv/VQ/gs/8/mdHgGU18/8F&#10;IPStB4BhIGnmuiXsvTtakTm5D/AhIRu6gGIILvo30lxMzICIKcJmW/T/6ZCyVjbYXByurOVMndU9&#10;vQ+IIcJah5QivA/wPsAah6oizSDrHDarhtgLu1NcXl7i5fNnRW66W60weDYhnxi6ckzrqwmCEE2h&#10;nFWZOE2ZMviUPim2dngsRdMoqw3s0bvb72hjHnqWDKZs12jNQXS+ZrQghR01P0TXD2IqLShzABIz&#10;fbTKTEklaKmuK5InMBF13aCuG6LxKrUIAA7WpkMsHXK7OMBlkbbICDFA+chqpVTNGNZFgiYRPGjD&#10;my2xnXweIHQ8ysb5c17D8ecLvah2UGbgDjb/zN/JGaiquYmoFGaaodAoWaxCgv38h4JDEB59oE0+&#10;Jg8FLjwy0LNns/DtMziz5yrVTSRiOPmp9Bu0QGuZ3jfxsJRoQimtoLLiAUZR0WfmTykHrt/7xWO0&#10;+BnrqMIbJ+qlCdQmVaYxFq+/fh/TsMWDBw/w5MGPOYmhtdrv96ibGsZqrnI0Vitqgp+vOlz0JNiY&#10;bQWXHM7Pz/Hxxx9jdXobq9UKMPWBf/NBf1rO9TMOGUSURrl8sOX+X2CfT3kxau7SD/9UP4LP+P6X&#10;ORSAv/1//GH+i3/uF7+1SPCtBoD/9L/43fzifAtjDOpKIduM5CfoTL6qYRqgkKHqClor+BRQNy1S&#10;Jpw/q4SkMklF8B8Vmf8MTRO5KUGlDLDAltMaUSuEHDANE5wBnF7BGYVsgd1Aeu/aOQA1Jg+Mo8cU&#10;DWBaVN0amxsVYvJ4/vw5JmUwKItxGrGNQKdG4vkrjawq7LcjpuEVmvUGm80aURkom6CNQTbApEk6&#10;eNIjxjyh9g46OxhFU7U5ZxiGvYw2iJNHhELlKoSJ/HZjSLh4dYWT0xNMwUNZUxy1TFUheQ8/etbJ&#10;0dDKweimNCRTyMheI0dL/POU4BW5QUVmTbBIApy11Hz1IxQc1rXGcW1xbBWsilg1Fk1tUFUKWidY&#10;Y1FVFlYr5OwPWESyac1SEETrzSojaaJ6OmhEbeFjRkoWNUN/PgHRKkzWYDJArzOmKSMEqgxj4nzW&#10;GOqLGGINhciJAFBUOcnCkqe3x5Eburrg+gCQecbZ5vn1ldYw2sEoAySCQgLDlhqEH+iQoWKAUsQu&#10;amuqtJxWSIgYRo+MCKiImAKsW9G8wDgRdAU6BWMtoCnw3rxxgmnYo711A/3+CnWlsVqv4RzQOYuU&#10;IkKI8NOEKSZ6HhwpcxpFFRB93lQSD2qGA7Y2NNmcuNKzAKDgpcdkNIaRTF1o1gFwzQohAVc7D5Ou&#10;sNkc4XtvvYUfPH2KR48e4Id/8kPkp69w+/Zt+GQx7QJWXY2cLZ4+eIyTkxO8duMW/HYPvwUFyasB&#10;1caiRUbe77B99BFe6owbd+/j5OgIQ3bY7XYIbEEaQAkdvD/YY2ZYNR98oeg9LdYeCsR6GFSkOi3w&#10;3+JveVFJktIytxDhwTS/z+exlT7x3Qz87d/7w/wXf+3bCQLfWgD4b/77/yWfX5wXnNgYXaAauqCc&#10;kXGmqpj9I4wTyYSBmQkkPPHrhzRKBSuVB3vJ2S+/xTdWHoyZdkavMw4DjDaomwpnZ2dQOqNpGrw6&#10;f0VDWbtLgmU4y86Z5gamy0vs93tsTk+L3LS1FraqCvyTM6BYj14ryfRJvlky/bquWYCMXaQWuj7U&#10;PI2FGUTXg9ypZM5gSSVdwmpQoiAKSL4/q0vmcl0z1fpF+bJUUpzhtw3pxZTsnzNXI/4EkHkBBXlw&#10;sjRpc0ZGIBhIZ+isoTWzlTIAldC0LXJKsImgLBP4vmoDaz1GZeh6+1Amx4UplFIiCCZnlCnkMllN&#10;H1NoumV9YIEJA0WWmhg0uTCqpOLIwvri6iOD+zJMT7WaNxMh7GSaWxkcTfrWNTXp66ahPkrNz4el&#10;WY1utcJ6TXo7OWcMQ4/d3i30hiYYQ7pPbdui2GWmmf0kbCRYSwY0eaYW++RLv0HWvGxzVD1qhpPw&#10;yQpCAZWl9dzUNV577TXcf/0+Hjx8wOZD5DTnnIMPHnrUZR3mnLFer3FyGvDixUv0w4C6rpFSwjAM&#10;ePXqHHVdozu5SZUAeyzTGjNIbEN6fZK1IDjX0++ckaGu/b9UvUsgSKA/8Br9bNf6QxHE+QQ+vVvw&#10;T97xrQWAfhiYUw0AGSl6+EmhaVzZ5AHFjlARGpYvrhjDsIUgb3SSxSwvsdaa2CF5afyNsgFFzMGh&#10;6LlDNseIGEliQl6UNlgP5z2atsJms4FzBs5R03O726F/odD3PcZpgg8RKhOmHlnnPibSiGlXK1Qw&#10;cMbBKIWKN94px7IbKbXYfhjyUQCfG39GRcNOKRGVdWn0EgLJX4QQ4McJk5+w2+2w3/cYxwHeT2WI&#10;SDaGMs2olgFgPki2meYBHJvQVBVBQHVdoWkiqtrBcfOS7pWCUQR1aYHeBULBDDVQj5kHdTgoF0E4&#10;BeREEEtKCkhL6WliyhilcOIqTNOIfT9gUJl6A4lnMiCceNICPcCNcyYD+jLYtfweSkNwjJ5hFc26&#10;Q6JYaYrctvzSAXuLWVfecwBI3HJNgUxpAHgfUDcZ1locbTY4OTnB0fEx6roqA5Gr9ZoCgrMY+gHe&#10;B2y3W1ysVmiaBpcXW1R1ha7r0NRzH0ZdW99zVjsHeyyeLzGrEUtKBQr4UilBs89CBgUEXilKG1Lc&#10;tQ5vvPkmfvDBz+PBg4f4+Cd/gqvdFZwBm9qMyBmonSHGV4xYb45wKzrs+x77/Q790KPpezot/Qwx&#10;TtjcuI31agW3amCNAoyCNRoxocy1yP08BIL5v3nJ4roWFUryw9u1WkQ2/otYY/S9XJrH/Hu8Hpfr&#10;hh5YkHc0ZEbjyx/fFhT0rQSA//y//t0MUFmrvThqJTg3MxmocaY4+40wluYBxKxkrgLma6K1ggRo&#10;6RNIFrwsvyTALCuH5Xi8TOZ6H2CMYN4KgRvSIRKLQbKFpq5x48YNHJ+cYOxqbLdbvHz1CldXVxjG&#10;EQBg2F/g6uoKVeXIIlGRtJXjKoBM4EUHnqmcfN7G8og70+CEDSVm4YT7K8R+j2mcdVZiCNRPYf31&#10;fr/HOI4cICLUIgMrzTTMcww6ycKdVUEF1585/lzNWMdNx2vspoK7Lx9JUa3kgJPnbC5DmpiUbdK0&#10;q2ycABRJSwCgAbucUYmRi7ZwzjIN10BbmtHAxGKCP2VNKn64P61Cl88PSRbYnEhx81OuhzEWScXl&#10;L9Jfec5CaWI3HgiupZyBISNE1vNpW6xXK1QVJRmrroOtHIyxcNXsKzxNE/x+h8tLBVedw1mL09Ob&#10;cNahaRq0XYf1ao3NZoPN5ghN3bCMCPXCUuT35o1KQWEKLGrHg4ulauCqNcqUY0G35/4JQINyIXgo&#10;kDvfe++9h6dPnmDcX+Hhw4fQKcJVFdqKA1pDWf40TWjblvSCbtzA0PcYxxGXl5d0bsYhhIBHjx7i&#10;5PgYN1YncFUFKFve/8ADWylmN33K3Sx0zxKmS5AoFc81qGfZDJdBwGVuVIKA/pQFtPzSz7b/f2vH&#10;txIAsnboug6urhHTFQ2A6Iy6ItE2EXrT2iAy9CFZuvfTPOKu53xLMSRBrlVU2lu2fVyyhwAUCAYi&#10;lxDjLNOgwZtiRIwaKZOBudK6ZHMpkkmH155NaBJcVWNTN1Bdg74f0K6P8PjJY7x88ZKCRVYwykDH&#10;gOwj0n6Eh4GPgG5IF8ZqDTg2oFG56PUgk6OX1oSdp5yQ2fw7hgnBT4iB1CD7qyuSGhBWUKIHPbAk&#10;hLW2MCGMCfMmINeRV6uYqBsOlDwzWrJuw5m91pnwbZWgVYZCLP8PRfr90jRWmT5TecAkSBSunVrg&#10;8fxAKzby0gQ/aaOQooJOGUkr2JRZe0ghBIWdj9AGUJWDUxnOaIyaEJdJZfiQ2P9BAYhATnOwwjxQ&#10;VvoTvM0lTv+q2jH9lDaeKINkGuSry4FZYp4CrykGJ4qpyeIz5wzESPBXSh7OOcquWem1ZijIOodp&#10;mpjtZgiu8rrAgzln/OhHf0K0Zh7G67oOm80Rjo+O0XYd3nj9DVjrGKarQAqyRHjwwUOx1s+yAFLg&#10;SlOJVupP38USKCiPU0CGxu3bd/FLv/Kn8OzpE3z04BH2/YSr7R6Nc6jbDtAaMWWkFKBtgLENzm7d&#10;gg8eH3/8MbbbK9RNjaaNGMcRjx4+wK2zG2iPT9E0LZxWCJESGaM19fvAycKivBQ6dUk9CqY3/8lZ&#10;lcTqoG5Y4v0lj5lps8sKYRkOZyWJr2fX/1//7t/L//Kf/YVvtAr4xsXgfuc/+s9yXdfoVisYozGO&#10;ootCfPKYMks/sEpioM3ZsO7J5EMpaWMM8IFM4YV3HyMLhak5U5YNXrRTAJQp4ZxzyWLJ8SsVjSE6&#10;J8cPJLswRXr/qqaHKOeEiaEUYw26yqHrWjRNC82yCpJklWwvo9BXA2foZZCrqq9JJ4gpOjUvrTFc&#10;3lIg8sEjeA/pByDKJCo1bJuasOSmbdA2LWnJ2DlryotJYuoRMI2Sm6B5YSwOoAyW1YYa0avKomka&#10;dDVdp64miMtZC6XYj1g2K9AGOEM+mfF4xVDOzN9XyyasnI/mDVce4Os4LkBGJKDqgSomw4+qmjn3&#10;im2CMyH0y6wvZeEBqcP35xK/aVtW5lwyqui1YqLZhSST3gzb0eflv3NaaClx81AqJgWyjawqrLoO&#10;mzXpAylFlUPwAecX59TbkF6O9CT4onZdRwKIpQ+jGR702O/3OH91jt1uh5wz929IZkWeE2vNoi/D&#10;VeESQlpkwrQPMvTD18uoyIkXBZRV12C9XmN7eYHHjx8j+gk+eBgFmrOxNL2uFLhPR3Cq1uS/3A89&#10;tDaoKmLrTSGSGqojzStbt8Tai7xvzGVqWRPL/ZsziwOUBoufJKmST6sb5FOj3DcBMw8hICx+cgH5&#10;SKCB+kp//off/S9/5xMn9zUe33gFELLCFDM8DyHRkGLCNA3oewPjGsI8eVOWhUEVgJR6uozIAziA&#10;cooolmz0HASkKbrEQ6FUUdmUCoH6XBmIidhGyMUPFiBoaqaTKljjYJTFFEg4zrUOdVWhXVmc3kgA&#10;DLpug/12h34YsLu8ogc2REQfMY4eyY2IDBG5DFRVVaZoraZMNGaBsmiB0uMXkVMAQKqjlTNoLQ3a&#10;BBmY42uRmG9+eXGBGAJfcxLi8tNEsJoxyEXvnjZNQrUJBE+8gSkoiECj/LEGcJYGnKwhtVAxXueb&#10;xFBbErC/vA+A0hyWNp48XwWrZxjGINHnBenaUEOTKxADdI6mbYNKiErDKYUKmTLFYLA3E6YJ2OcJ&#10;0xQQQub344DLfgsUk/RsDlOydZakUNKoV9AGDKmwquniyEoIh/w+KrOQHa81DgAkt6GKLMc4jri4&#10;vERgeDJwsrLv93CVKxtieV2eL5HgRAkNBVKCQ2na++zmLaxWK1xdXWG73eLmzZvYbDZomgarVYth&#10;HOmzJIZaef1kllhXWrMGEXg9HvYAUlZwroJJCWEcEbPCanOMn3v7HfxT//Q/gz/4v/5PPH36FBdX&#10;W6w2eyBnHB0dYbNe0eaeE3QmGOzs1hnGacB+v4V1Fjerm4h+wpOHDxBgYDVwr1vTGkkBOiuuQKiK&#10;L5l3qQJQ/j8rXWC5OX4e7ODzsaiGwJVpvgYXqrI+5GfnpIIulwCJXy2B/9/+7t/Pf+HP/vw3VgV8&#10;owHg3/md/zhXFTEWFAg3JSlbhxAiedoaypSW2jGU8SXkPEM/yugCy4ifamECQXTb8wHEs9QAWuL9&#10;13VtpLiT5FQedKXA50pidb7ypB2jJNAEhEA4tlIKrnI4PjpGUzfYdzvsdjv4YeTMjdgZkH4DWK3z&#10;8hJt20KG3Yyd2U9Ssch5Ls/Z8gSuRSKxuhAIRoBiaiV99sl7DMOI3Y4UJ8dhoI1ZXrPAIVS/itIn&#10;vU9ebGQzG4umUS2ssdA6lmwWiT5nBAWPmBKM0sXJq1TVnAKKTMPyUFA8qERBgKrEhBhFCZagIcNs&#10;n6zJKUt7CvpKc7/IWsRYITH7Z4rklyBMrfKIWzNDN2r+wyJBGKeRkwXue4hsNzAHO/73zGoDN4vp&#10;GtIGqriXxY5hfJ1TIrhu3/d49eoVLi4vMQw9trsdpolgPOptmJIYyP0XtpX0v6wldlbbtui6Neq6&#10;wtUlTbB33Uc4PT3F3bv3cP/+fdy9ew/Hx0dEnIizJLYkTABVTdREp2Exzdd/ualNY+ChQgu9SLru&#10;3LmDX/iFX8CP/vE/wOPHj9H3Pfb7PZACmqaBMUcsgUHaQlopHJ8c4/z8HK9enUOZLU5Pb8BahfOL&#10;C0zqEc7OznD7fuC+BjOvlJoFPJe3A7i2tj5ZPV5/rsraXBwzXLp8g8UP5Xxg4ZHnCFB6Lf8kH99o&#10;AKiaDu1qg4yMcZpoESvaGHKOrGhpysYvMEAumb1GXVfU1FMK1hjUdY1pmpgBQ25KswzArJYJkKqk&#10;6NI45zAMA9tLBjZ50XCVoczfExTk/YTJU+PMcIk5TZ43Zs1lq0NVAeMwAtqRngyADANlHFbrGqcn&#10;NwAAJ0fHePHiJV48fYr9NEl+jRAnTDlhCiOGYY/gR+R0jKZp6OLlDGupnHfWsexvpAEizroVxDOA&#10;7Sq9h7UOTdVgn3e4vLzEOI4Q8/h5mC6VtemMKyW1fD0zpJEi5+eZ/h+Z/A2MybAmQxtGzCP1DLTS&#10;yIqCs4w5h+QZKiBIRjOGkmNEQAQRz4VXzRsmpCJgIb3CvGHtH0MeBJmHsVJS8EbRRHcgfSdvDHJS&#10;sGjgK4Oushhah2Ek06CRh68m9orQVHrypqfh6gaVczCjwjgO6IcBowLp+jvLOD6Jusmwn2Tzgkcr&#10;KARPnz9yZaEUTdY6Z2GsLj0r6xz8NCHmTIKDnqQTrLKlPxETVyOYhQGNPrSEVIqb9MYSDKco2LRN&#10;i5OTE5yc3sC9u3fx/vvfxzvvvIM3vvMdtF2LJjekitvTM+JchaquMYwThD4ridySWrxaHyEmkhTR&#10;toKyDgka66NTvPXOe/hn//k/jafPX+L8xVM8fvYcN0+OcXzjJl68usDp6Sm2O7LEPDpa4+zmTfhp&#10;xMXFK/TDgPPzF2jXx0QPDSOePPoIzXqN737nuzg9OoIPAb33DJMCMXooZVBVNLU/jiOMttdwfamS&#10;hJKcDr6fr0cOLgdLE3nxc0SLVZz1X4cqv1gfwIrFa4EOwVUu7YUhhG+0F/CNBYDf/Df+WhYGD4Br&#10;WRYrP3oP4xgbVrOmiwypACgPiMA4S6xctOblKNXCNbZQXnyf73o5r6Vm//x1ZuJoQ5aL4Aw+L+AM&#10;flHPC1B47zmlIlxlrcXZ2S16kLXGq1evMOz2ha8u5xRDwHa3RUoJTdMcaAuVbKtAi7ngz5EhiJwS&#10;+mFAv99DKcLqp3GkCmSaMHLAJEnopfgcn29aLGgujYUeirzI/gsMIi5bNKymzczQIoHuxQkLZizZ&#10;NRTDLFzlFKN3VTb9UlYvsHo53wIhacLvKw5omiFEExwiawrlnOEaWkNdoDmBYWT5754mqC88KVeG&#10;wu+ns5+miTZ3rnbalv1+hQ3EPgayGUt2L6dL/tQz3bgs08XtvD4slOUzcyVLbDhT1q28H4ACmQr0&#10;llPm+0iQYUoZOtJmF3zAOJDm0KvzCzx/9gwvX77ET37yE/ypX/1V3LlzB2dnZ0RX5sotpoyh76GM&#10;BSNyM8Jdbq3C5Cl7V1rT8GUISFzpG3OM+/fv46233sIf91sMw4AQAva7PTRAXselV0cmLkdHR7hz&#10;5w6ePXuO/W6PwCiAmSa8Oj9H++QJjo+OoWzNFF5JKHOBv6TipjUsFYJaVGyyUc8bOl964OAzXsN9&#10;voEjMmtRiBoAn6sicsvy69/E8Y0FAK1IvyUEyj5jSqTpIYwcTVK+S16+Ztoj0vxQUQBgGt21AECa&#10;QNVBYBCYgjDteZMr1cGiV5AB4qwbwmdjFDG1yKwiYinlzNINRb9fgWY/NfwUYW2GchqAQeQJUWvJ&#10;MWu12cBWlE01qw7nL1/i6uqKXLwCsUBiIF/jFDymaShlfE6kk65Y491o0AOvEnL08B6IEzWU9/s9&#10;dtstMlsLphQxcuUkFdWS/lqgsjI0BdCC508nMA1IW8ZowFgNY+k8tCa/VmscX3PB8uMcPAhVAl9w&#10;zqQUDHQxmsnM5VbqMMDT2WQoT7m/LpmYKhBczgoxKeSkELVB1ECwGSkZRFYDDdzjTZy5TiGWTHcc&#10;R7TDiKEfsNtTYM4gPDn6ifpW1nET3PIAGm0wURFbKao8B9U800U9SN9IsSMX4158Xcg5GtBlHUKC&#10;MT/wBG9OCJEDCPeGEuPK8tyMTAKgAKFgNE06E6QqwYrW9Dj0GIcBV5cXuLy8wMOHD7Dve7zz7rv4&#10;/ve/j7OzMxhLcyqRZcQr5+bkIJX8oNynmBRPV5OC6xQCoCNM49B0Lb731jv41cstXjx/ho8//hij&#10;D3j24iXdb23RNhWgFPp+jxA8kBNOb5xgGHo8efIEPkZUVkNbhxxHaEvyLHVT4/j4GNZqTqhyEdtL&#10;KSAyg0wuu5y4DCDKRj8nPZ8eBL7h/Z97LzioGlRWiEoqFFoPf+vv/EH+jT//9dtHfiMsoD/96/9a&#10;Pjk9wb27dwHGka3RsM5CNEIAcAPLFQqoaPKEGEpGACgOEFTWxkQeq5JhWztPCJaNjTFuscgT/r6Y&#10;eQM44LVHDiYpUXPVOVckDAj/H6G0RlXXtJYWvQYooGId/MSTmaSRQpLMiaGmijVV6rpGXdewbGW3&#10;Y0weQKlCIrN0vPdwVVWmcIlznA/waqEZztRZxUY1tjCIvCfYo+jN8Ht476HEY0Ggy6KnT4+EzqT3&#10;0lUaTdti0zrCmCvqV7Ruhj8kpeJCu2T8y0OqCcNNfXLxosnwws6Ltgx4AAAgAElEQVQyM5Mop0O1&#10;T234d9XsIEYQhVgBzli9cw4ZZFRjHTXaXVXz3xXquoFtO6q6KvEysHyt6RyEdUb7hyrVJbGJEicH&#10;6eDaU7OWoTSpfHngTO7lkvSglYariEmVQVWl58qEsvFYmGpYbl45IwR/0CdS2nBfwHBFwoNwvK6t&#10;sZRZcgX+8tU5evbn3aw3qOqa11Jmi9aZFZav31uloIxi20hJtnjIkDezddfi+PgITx8/wsXFBYb9&#10;njJ5prrWVcVyIxOutlukGNE21BMbxxHDSISFzPc2cX3ZrTY4PT2FqSrqYbBUB7IqCrfEElJyxgWu&#10;kWeAPtNCH+sTFcAnewSfOD7n+5/3+wf9SCyel+VfXB3/j//tf/U7n30yX/74RioAP+wR/YgUPZyr&#10;AczDVsI+0dYssMwEa/MsXpZnX14lLA1whsMPzrJBunwAZDOKeR54WjaKlwNhkgno0vPLjLOGYsot&#10;wUNw8awtSFaARckICIHWFtYC2jh4H+FjxBQjFMNJMSckq9Ecr1GtO7QnG+y2WwwfzVO8OUVME204&#10;frLw3gEghsSKB4Uqa2l+gDeOSROGSDaRDWH1AFKI8MGj3/eQ1VzWIpecS8ppQd4XTAoRRjCapi+d&#10;pT/W0jyAVhk5KiRxEgOQE4nzFbgHIHaGQG5K03yEsrTx2Vg2xgLzLdZSDh5RsebKAotF5slUniRO&#10;UOXvmc6qYE1ATgmBISENEMurIj/jbC1WdYV102Df7rHfEzSUeD1dXm2JNhsTdIwlMcgxIvsAowTO&#10;oVmNqJm1lYnp5EMCzAJqLEqhhnX256AsInAkBWGQ/TyzABF6M7pUwwDg2rpcD7r+EZNPUN4DUGzo&#10;Av5bL2CTiGEcsB8mKAB37tzFO++8A2sMMYNSRtu2mK5p7Vw/tLEsj5EARYE25YxpCpimgHVX4dbt&#10;u3j/+z/Ay/ML/D9/tMX540u8PLpAu15js+7oM2kAfgJURtPWOLM3ACT8+MOPMQx7ZKXRNRXCNODZ&#10;k0c4PjnB7bNTdDfPQMWnRs6pIAZGVzBGw7MjHRSzmZSo5Spep5RSUbbPQ2NcCX9zwMt8lPu7WPd5&#10;8V95JLP6ZjSCvvYA8Iv/wr+UY6RJv4uLC9xubgOguJrS3KTNKcNHD6Mb3oznDZowd4Ft6LeXt2Om&#10;fM6bf8okDbBsCMdFACgZpObGm2CtPEqs1cLJK9LwkDAs5qw/Q+sFM0LxouNNlIxSLCZFE8zee3Rd&#10;ixQjvJ/Y/0Cj61bkQnZ8hBgJ/7+6vELPuHRklywTDfUNhgHBB3RdR8wfZ0s2lyLJQWdD/OrE134Y&#10;BgzDQBIQXN3ItaBRfxr6yoGDAUALf6lzI81MDrzOzo5f0riPiXOy2Ty13KO5MkBhFwljRa5t4iz4&#10;gIHD55IzYJ2DjomgnjzzOESjyFrH+DSvCZknEGZWpEnu0dP8BZjxQkweBURisUjF4KoK4ziyjAWJ&#10;qnlPFocxhJJYEKtNwxhb1l9KEclPiJHZbFmqhCX+PF/bUlnI+sriYeFQJ9IMiiVRoSqCAtD8jMi5&#10;QIJogdLEoY4SFWOIMUQ/RwNcyDxP0zTo2LGrW61IX2rypR/Bb8/hfO5n0DOWeQAx8jyII7iXZ136&#10;vkfXrfBzb72Fly9f4tnjR3jy5Cl2OyIptBWt266l+RVnKaDXVY2zszNcXu3w9OlTWs/9gKSJFPLo&#10;0SMcHR3hnrFoW3ouvPf87AjTSvYcXtuSlChVKKOfRdMsyNE3eAhcWioUYJ5olqCuWDb9axowWx5f&#10;ewConcF63aGyBvvdFvttSxQxDeSmIY0TawGtEKZZrAzSH+AK4JBSl9kBKh0+PAsDeHroF/CFMFro&#10;BQ7Kd/k+wBgcR3wo8EMVuXyfcdRZB0SqEQpY0+jhJw/PG4ixDtoYko8IAVUiI3FYQ7gxEhqjULcN&#10;LGq8dv8etldbnHdt4WoPw8CbL1FNx2EAcsY0jajrGk3boGs7qJoecJkMlYEk0QDa7XZAzgyFGcbp&#10;w8wCkqZi+c+8yWZuLBJEIdWXJg9bziKVysiJJ3k5UMoDpjWZhzuG4LRs/gvZZKUUgiZJi2XPoTTm&#10;ckbtHKJhf+AyG0HXUWfFGznvUKA1QGuB31dnGGYWBQUaIIoaIWqkmDCkeUak0gZOG/TGYBjJ36Gx&#10;Dl1VI60yxmHEjisEgh8bwFlMk0NvKOB6VqGVtUxBcG6ck/pkQg7UdK7d3NNIKRWxvcyV48gzG1Ao&#10;0FGBOpViCiXBXJppxJZhLM0MICP9C1AvCxpwrOt/5849vP3223j77bdxtDkqwdFaeeZkA9Xc3Vd8&#10;a+Z+2BIeY/NoCjpWAzlgt9/j3r37eO/9LR58/BEur67w6uULvDq/QFfz9H7cYLVaEaGh79G2NTab&#10;DW7fvoUQPJ69vMDV9gqd0ui6DlcX5/jH/+gfIrctXnvtNTRtAxUVQ8PUTwzRk1SMVlSx8/kKEUXO&#10;n4vLgvnnBad0CdF8E0cGbe7saEpfU5jF9/K8h2Xkr9005msNAL/65349r7oVbpyeknphSri4vERd&#10;1zCOKJXWGKLXMRaJxUYvmwewzJL433Hm/n8ig8ozJipH2fgFt+SNrUA68h5E2Vmib8w3z2S1WMrt&#10;wwpE/gQfoJVGqMmkRoZxkGl4bLffo+MMpWmaYsoiUf/46LiwfjrGo8/ZKzmlhMpVAMCa8R7DKJIP&#10;BFet26PSMzCMqS+N2UtvoiL6rAyBfWJhS1Usi25RAQAsS8E4+yex/VyCrGwEsvmJSqhltpBksFIZ&#10;pMxN4PnqzkFAUZ9IRXo3GVbK7JKWEj/I7GO8fMAhPZIYIAQAYy3ZiKYEGyNiTOj0jOFLhhxjJHG5&#10;YUAG0HYdmqqGVhrDNEF5Rfo2bQs41uthinAYBqSY5p5EXsA/ECiUIKKUEmrnFpeRrqExBjYTlbFI&#10;kgBlHkCpeZIXCBxcKeCWBnFMSCAmkXMJOTkITdFoA+WoErt79y7eevttvPHGGzDWoN/vkVNicT9Z&#10;J4p9YGjhLtdICS5Zsm5mp/H5Vsbg6vIKd89u4v79+3j99dfx/NlzXF2SIyAAaspb8pBQMHRfWpoo&#10;PjkZ0fc9LnY0R2CqBpujDXwIePz4EY5fu48bN24U6QrKA03pj6VM90ACqjx35ZGWSCAFLHCwsnH9&#10;Ofmaj1JlL63Ilglw+fc3cy5faxP41ptv/fbd115Dt9lgGCdMPjCzJrPQmsVmcwwFjf2uh59Cae44&#10;8UMFleyBp3nruib1RCn/EwWDzINAInVQaJhSNQBlIrhjG0fJlAPTMKuKtFGEwRJCZJjHFKvKnFNp&#10;HislRtxUfVhrSNZCA8qQXaJsIKOn4bG2XaNtV0hRYRg8cmZ/1WxRVyvC6LOBtTXadoV1t0FTd6SC&#10;GTLCRGqUlaHGbo4RYZqgYoIBNRRrbqYF7zH0OwQ/QasEazSaxqJtayB5XF29wtBvYQ1gdIL3A6bk&#10;MDF8AaVRaTIrsXEE/Ig6B6xqi+OmwbppsWpadO0alWsBOJg00MZuDazTMM7C1Q5V16JZtYBzVP1Y&#10;g6gVvFLwChiRMSIDtoXPBlNUGKNGSAoha8Sk4JNCiBlZWRjjoLQDsuIJZQUoA1gqkbMCYBSUNVBW&#10;ISmFiIQpBSQFZE0ldMwJIUX4FBFyxLTfQyUPlSNy9IjTAD/2JNPBk8fJT+iHHtFPqJ3D0WaNo82G&#10;YAtn0DmH2lmYnBB9QAoeyIDhDZOojhWM1vA+YhgmpKRgbQXAQikHKIWQAKUzy5HQv5WOMDrD6Ayt&#10;E1czCRpU2eSoEX3C0E/wo4dWFrVtoGGRQkZdtVh3G6y6I2hlkQLQ1B1ev/8m3nn7Pfxzv/Zn8Iu/&#10;8ss4u30bY/CIyDDOIiHBxwBjNW/+VJGS7lOmHpAG4qSgs4FWBkgslgfyJZYp4dEHjPsBm80JTtYn&#10;OH91gRdPXmB3uYefJqy6DaYxADC4dfMMQz/i6vISd27dQeUctFLo9z0uz19h3/ekpuscnKG5knVT&#10;42S9wappYKCpP5OoB2OMYwUCB6UMeWRA02y50kiZmF8Eg+aS/EXxTuDMWzg6yz/ANQy/QDmHySwl&#10;RfMkOW1knOiSUQZkSUMqYU0kGPGIyPwrGcBf/q1/67f/p6+pIfy1VQB/5td/MwvDReQZmqYhpgmX&#10;qtNEODjRFBPBGYxrO+cAqAMhOGcd8anByplaFQkBSu4P1T0FRwWwwC8zPjXjxXwjJfDKaxxUFAtc&#10;WrTmFWsXHXT4r72HVBsHX+cscNmYNtpgCmQAbq3D0dERuq5D1za4uLjAo4cPME0TDXTxAJ1STO1M&#10;ET5lOEvG5uIY1bYtVl2LFBP6fl8GjYrme2kKq4KLFtNtvihyna0l7N+5Bf5f9IJmxzNxCxPJjpwy&#10;Ju+50UkYfV5cbckmp6kv15wmvvlB4RuUeJakQIAxMOODMr6kZt48tTAUVFJIWNKIE3wkR65xChin&#10;kdlmEcNu5HXDCUOURiKdT5xGuVpFcNAxm8gamRMBslLwvkPnPVJOmDhpgQJC8PDcI8qYp9a9n4Xg&#10;YkpAiAieJ2MNnbs1Bkmp0rch8oHiz6pBRC9RlqVrRno6RAfd7/e8/jQ2mw2++73v4Xvf/R7ee/99&#10;vP766+huHOHu3buku8NVJk1M5wNP5592SK9hnhFY3GWlsNttCQp0BEud3byJDz74AM8fPcbV5SWu&#10;thfouhXapsI4jNjvdsRe0gYvXrxA3dboVh1u3bpFU8KXW0zjVNzFdrsdHj18iLZd4bXXXoOrWrrv&#10;OcEaAx95b0AqG6hQiHPOPGDJJ1xcva4hCd/iIYW0/PubPr62APDBBx8U6uLFxUWRTz47O0NVVWUT&#10;e/bsGTXnnMN6vYatFmYiQgNUGjkHLnHplgivOSPzRpZZTiJypp4LBi6HBJJlAChNYnAfgMv+5Wa+&#10;FPcqQy7AgdDcwQAZZomJJfwgr1VYSPwgL7WMcgbGacI4DGiajFXXkR2lJd+BnBKurq5wdXnBU710&#10;3tNE3OdhCuVctNbomoahpIqvKTWkd9uaS3WUxjcnGwWCoYAqDfFM7B9LD29dO1RMlZQpSmSm8hr2&#10;weWqKTFVN4RQaHwxy6ASDppeMdKGaK1BXVWoK6YF84yIBqu9ZtqUkYg1YzSLxcVQNm4a5CKILTHH&#10;fvR0z8aJBsB2w4C+7wnjDwH9bmTnMO6hcANRW1eoqnSxTKl0nDHUCzEamnsNJLgHROlN7QcE75lK&#10;GhFCgnIO2lo4Y+jnEqmTIkfkRGvDTwFaAdRbzhj6cZ4A5kE1ulfSZCa/YJqarwtJoWVRtqZZ4ej4&#10;CPfuvYY333wTb7zxXdy//xpu3jzDarVCnylBkyl56S/IM0qy4z/9MIY8nSM9UIt+Gq0RHyK6roVS&#10;wDCO2KzX+ODnfwEvnj7Dxw8f4oc/PMfl1RWAFaq6xuXVFVbrNbQxePL0Kc7ObuLk9AT37t3D5dUl&#10;9pPHOI0lsFXTiGfPnqKuW6zXK9y63aGuHHwgeZlxCoTrc6Iz9+MVERM+Tc55cejP/O7X3SOY+3DA&#10;HAg+7fibv/cH+S/92lefC/haAsC//5/89TwMA/b7PWIkFc09T6X+3M/9HFarFWKM2O12GEfC9K6u&#10;rrhplrBaraCUKiJVfd2j7+lBXa828waniA5Ypk4Xo/HLDVx9ygYsU5QlABxQQedsOF/boEUmQB4M&#10;kZeQoRN53bx4H7V4n5K5Ys78ZIpXZBzktX3w8H6CtYTn1nWFm2c3uenbYBh69Hsyz5gmMnxxrI+v&#10;AFR1zX1QXSZ0m6ZB8IH6LhxAr1cq88HVUmI8nT8fSXY4ki8osgeaXLzMzLqS6zlNE3b7Hv0w4OLy&#10;ikxqIquhFtopHcZWsMaiYVOTrqVJaMPUUcvCfFb6JqyFk7SCTho+Tgjs5UAVEiUMiTfIgTWC+pHU&#10;Mbd7wpKHgSaj/USSF3KfFGer1jUwxuDo5ISvjC6lucxRpBhRVY4DAze1WU5kmCgZEmaOVvMsADRo&#10;GE5z1i6NSTb6kYE0UR8FY/oxRYa+1Ny1zNREbdsaZ7fOcHbzFjabDU5Ob+D09BRvvvldHB0d4/ad&#10;u7hz5zZBsEoX7f3oVIFGZdMnVd65d/JZh1KahtM4mSFCsZAENJqmhjEW07DHOE5ojo9wfHyM73z3&#10;u3j33XdxcfEcFxcX2O2A1aqj6WBr0da26Ad1qxVWqxVev/86dsNEPYQrEll0HQWuFy+e49nTU6xW&#10;x9gcbQClD4IXJR5CMFgs/jz3vaTRumy+fhke/1c96KVmA5v/31QAH330UZGcdY5kkwGgrmv0fc/i&#10;TwZt21JD2BhcXl4iBHI38t6XrLpyNWeVusgvCHYmmfxyg5fNr9AH1Uw1BG+sJQtf/K7AA3YB5yzh&#10;mbjY0CXgSE+hqqgxW5rKy4CxqAyUYg/eBStEYKTA50bN4RbiTepDhJ4IynF1jXEcsVqt0bUtpmnC&#10;5cUFMjJ8CIhcBs+a5mDoZYJSuWT8ULNEhlyzGSKLhOkqaTrJuCfNR2gNhnco4zUa0Coz4YqeoMT6&#10;7j7QBGY/DLjabtH3PfphRIoRk49sbB54w0m8XogZ1jYVun7AqmtoUI4zMwOCrxpH4meaqXDl7TVV&#10;glINxkzXILA0wrbvSwDo+x47TizG0VNDPlP/h8xX9BzobF1ovXQ1BM8FgMT6R0C2iqsDhcoatE2N&#10;Vdtg3w8IfkRIkXB7rWEUeKiLrCqdJd8oq4Gmos+X4bnyIcKEVhoqa8LVs4JWtriFKaVwtDkFAJze&#10;uIn33n0X7773Pu7cuYPV+gh1VePe/Tc4YXGckAAhekArVHWFYFASENHNkqFIGdj8rEMrBejMRjmF&#10;31D+q41FEBl3BYJkQsTJ6Q188Iu/hGfPn+AP//APcbndY3PkYfRAdp96A1eRFtH5+QVOjWUxu7sE&#10;He0G6vu9fInNZo3Li3M8+OhDtO0KXfs9WNdg70dYU0OKkgVQVdJrMX26Tn4oMKn+vBrg6z8kEHze&#10;8Td/7//Of+krMoK+cgD4jd/6q/nBgwe4urpCXde4efNmkTZu2/YT0ItzZA4jVoaG+wFXV1cAgKZp&#10;C8zStA0UWGQMMkg2b/LLzW8Zqctmt8jmr2f6AAonfnl++drvSMDRWpcHY0lPXQ6WyfcOAoAwTNTM&#10;oIkpQfEsQmSMkqATUbRUcIaqAKEGNnUHpTTapqaf1zSw48UcRHj+MWLf96iZnVI5smokZ6f5vGfI&#10;jGi3cr0Ew5VcTqSqHatgCnZfKpwYmPlBG8boPYZ+KA5lkknJ/ply5ozdEw1zpOA/9BZ9P2DY12SI&#10;YgjicZrOITU1maRwFq0YX9csmJeSfCb2TWAsv9/35Lw1hcXAHVMbNTXaaeMji8uKjVOo6SxVI3Dg&#10;V8BH5g0jpgQoCv5VVaHrVljzQN/Fbr/4eZ65iNRwl/Ujz0TTNEiZmFrKJFTOoarX5fMZo1FVLU/R&#10;1rDW4PjoJqy1uHl2C99//3384i/9Ml5//Q1oYzEMA1JmuDRSb2H0dF7WOFjriqOZTLYvn1Ph1n/m&#10;wQyWApWVG04BMgZPg57Gom0rWGvg/YTVeo33338fDx/8BA8fPsTDjz/EbreDShQAV22F1WqNEAL1&#10;EZzFar1GU9foug67njSuwpb2nXEc8eLFC6wfP8bZ2RlOThtaNzCc2HDf8PrJLzf/RbO3/OC33AT4&#10;pmmn14+vHACK9g6oCbnf7w8oiMaYEhBkcyRjFc60ufmWc8Z2u8XV1bYs0KqqymshEztIHrplAEiL&#10;Da0cJcPNBxLQy0xfMmH5OoDFxjh7Cx9UHIvPnhYl8vVG8ycCgAxPccUQwVh+joQRc+NRqQyTSN+e&#10;WlI8j6tIiqGqKmhjUTcN+r7HyxcvMWjabEMkn+CcgaYiyYbJmTIrkBfuSXPVQhipZjcuI45XoP7L&#10;qqvRNg5NRawLMjZhFy1oBB6aCyw3MYwjpskjZsBYh8iWg5YV/TOIm06nEsmxKxAlM7C9YOMDGkcu&#10;WE3lSnaZcoaz8xCZ1gphmpBSLsN4MVOzd5rE+CYShs7wEKmZWkBpmJSRNDG7qqouMh3UsLTQSmGa&#10;/Ezp1AK/zPebhudIEkQbi6ayUF2LkCKsJh7/5Ce6zjCw2pCRvMrIMcDoCpXTWHcN1ps1UhrR9xoZ&#10;HlVV4f79eyWxsNaiaTqsVh3adgXnLPVQlEZdG4zjFv3+CkpFVFWNaQK2V1tKbJThgElT9FOcMPgR&#10;SaNUtNLjkkC/XPc/9cjMCgJKWSZNdWSapTFWwxkyefKB1nvTrXBy8ybe+/4HePDoCba7HfbjiIwI&#10;5Rz2/QjrahhNa2W722G336MfPZq2wXrV0pxLMohhRJgGDFrh5YtnePzwYzhbY7VeYQpU1IbMHtAi&#10;28RQyyGRAweYaMZMmPimDlV6EvKOfHalUPns6/83/ve/l3/zX/zZlUK/lgAgcssUrXelQ59zxm63&#10;Y9GmuWxd/vvianvAitjve3jvUdcNVqs1Nq66hjFfqwAWm/UyM8+YBeXwKZtz+blPibjCFFj+XrkR&#10;i/f41N+hHy6Z4ica0IuvUaAzs04Mb0bGGmjM/YtxGqHAU5tVhc3mCCklmjtQmoTg9jua/O3JpUqa&#10;5X0/oHKkkHnAbijnkObsVs4dNB+hkBeboisuX4KXQslkcSp6SoTFx+IZkEA4rLH02YSjrbiiMkEq&#10;rrigPwBSZQjbieYtFFROgJN5C4NxmA6CfEyADx7TRA5Vks0JLU80fgTLr1YtjDbzJLCjJrQSIbVS&#10;AdJELWRdcdYoa1furzEWaIAVJyPN1RYxRUwxAJxZU69ABu1mmfOu7RATV5SZK59FRQowo8h7WDsB&#10;yKirDiGSc9g4jmiaNY6Pj3Hz1l1mlhEEUzB9TRpRUfyoVUbTULY8jmOBREOgpnnxPvipx/zZixF6&#10;5q0z0/rRSkGzBpjveygA66bFZr3Bm2++ibfffhsff/gjfPjhR5hY3HBkNdvNZsVaQQEXlxfwKaNy&#10;FTruF2QA0zhhcCO01jh/dY4HDx6g6Y7IXQ32UK9/WeFmQBlpDksfgJlACmwI/+1l5PJWhwHh8wLw&#10;V3vPrzQH8K/+m38tS3Ypi3Tg0l+yh1u3bhUKoVxMoYFut1tkUK9A+gRFTdF7XF5eEp4bAmHkShU4&#10;YpombLdbojcasU1EMcoQiCnlTOySui4ZuWwE0zSVcyuDNUphGkdurLWl6QugyDg7plRKoBOLRQlM&#10;AAobSfob8uCL3MMspzBT6WTQrUxEQ5UGMunDWHjvsdvvkTOw3mxwckxNL+ccT1RGhnPoXlTOYZpG&#10;koUeZvYE+Fycc5jGATl61JWDRsI4Dqh0xsnJMe6c3cC667DpGjRNhcbxhGeK8NNYpCf6geAopTWc&#10;q2GrGsZaWHY+M4axax4CVJoyfIAyQ2tIT0krYWpQc5buGW0oJBBoCozmy71RTONM8FxNEJvHkISD&#10;sIQyXWs6HzqPtiP2Sc1Vqlx3GXyrq4p7H6SC6qxG5VgXiVlBInxmlJqtMHmaPCTWImKlS200wXtG&#10;QxuFo3WLk5MjHG06KCQE3xM7CB7BT+jaCkYBKQYM/Q7TOBT/6KHfQ2tgHHu0dY3K0VxKXTscnxzT&#10;msqZKgVQNmusK1z3brWi6m3RBJbEYFnZA4cb4TKB4ZSGDYhy6VErQ7pFKSXuV2eWCqfGUspAP4yA&#10;0lgfHSOnhI8ePMSLZ89QVQ3atsY0eRJadA5ZZez3ex6QpArUaI1pHEisEUBdOcQQsN/tUFU1bt44&#10;RVO3NGUOBfGDNtyrQI50XQoawJ8P879nOe9Dnv8XPYSufFBRLV5HxAxpH5h/b5nMLl5tUZUxjJ2B&#10;v/yv/5Xf/hv/3V//nS9+VvPxlSoApVTJLER1UwaupBErvOKJJ1Blk5cPVpyNjIVzhOHSxSehtXEa&#10;AdCQFgBMdVOazFVVHcA4S8xfzkVwXx8CFFAGK5aZ/AFuD3r70qPgzf8TNFF8km1UMkH6hVIVSNah&#10;MC8oqWiWzWs6IcwPljAQhZ2cZ2mGxO/ZsZKlvG7lLHa7HYZ+Ty5m00TZIwc9ae7J9ZH3FoGxxFQ+&#10;rQ1LeHA/RRgTClCL6zzs+3J9aeMwpUehmdUCpZlty14NTAG11iAldkzLFMS1kglSaZozy2sSL4aI&#10;5KqFkdAhbFegxSjDejTRqqKsE55v0LOgnqzVJePLmLlpL9eIAjxXdkkYUwnXs0QlTCyj0dQNxmEk&#10;GC6GUomA+xhi7VjgQb7HzrgyPCTPlve+rMuqEiMgoiqPE7Hr9sOEBw8e4OatO7h3716R4CD9H5I9&#10;oV4TJQhfdDOTNftlj0O4FbPFJAi22xxtUFUOb7/zDv74j/8YV6+ekfbSOMI5h77vqQ/VVFh1K1Jz&#10;rWvUTQutNT786EO8fPkKu90O69UaxlbY7/d4+vQZHjx4gDe/0/I6t+U5tMaQtg6fR3nG1Lzxl43g&#10;qx4ZC4e75ZfzJyGng+bDt3P8zAHgN37rr2bZRCQASFYrGfGy2Si0Rzk0D9WQ6iJxl4WFQAdF3BAI&#10;X40xYvKebPJCKO/nGddeNmMP/IA564+cncoEcTFoD2GWjxbGD1DorB1TVJe0ToGdhAIKoDCHgBnq&#10;WQaknBIUb6gCG4QQANVyZDCAkoYmZQZGG2RFMgfSC6DqxQCKMPOMjIoljq21qJzDxcUFtpcWe7vH&#10;0PdliEg2zCWVNadEnr4KQI7IMUAjwzmDpnZwlpk/YOw/0xBNSgExTjQ4lXhj1Yr0aEqWrwHeeEUM&#10;TgF0/trARoeYLPcjAjO1ePoW3OshLI/fF2D0lgKI0lBpfoTB8ws5s39DSgieFFbHydMEOAQ+JBgo&#10;pgk22rlPIwFAz94RSpEiqjaGJk1B7Ckk8gpWKVGQQ6K5BQBWK1TGoGtrTEOFrdGIIUHlCKMcoIGY&#10;MpwBHHssIycgeYL7nEZV1chxgqkMlAGQPMZ+hEKEUaBBy5H4/yFSD2YKHh9/9GNsTo5xdLRGtzmF&#10;dQYWClklKENU4IhQdHu+6KFKgFoGg+WgmECgM9iYpaoQIXsnro4AACAASURBVEhjGaqjZn2dNVZH&#10;p/jO997CO+//AI8ffYwXL17g/PKK5oSMgq0quIob5chwrsLJ6Q2cnJwgZ6qELi+uMOy3xQvjxbMn&#10;+HHtcHR0ipPjE9StQ44AUoRRZKSTY4ZXy1Mn3EcxlfjLZPqfe3AgWF6mT1w3XA8Cnw8BfdmK5Prx&#10;MweApiH1Psn4hQIq8M44jiWKX28qycbsnMOuH2AMDbLI4rLWIkVi/VRVjbqqqXzf74vKpngKZzVn&#10;acaYggUvGRbgIGAWuLwEpbEIe1kIG0drTYqIrGlCV3qBSXOAkeCXwZXFp2SDwMw2knOSoCTG30vV&#10;TMHDqUm1GB/PMthmDl5jv9+j64C6qtDUNdarVSmHN9OI58+eoe97hCku3JcW9FTMGaL0BDQzb1p2&#10;JyueCqWaSewnEA77G3KNMjNjUiJIB2SewheSxMu0Rs5EEEgpInjG8Nmg3LMialORbDS03LdcKLOU&#10;SVN2ZXgzi/yQyf3te9JOmnjyl4KohlKBq6LIleoc/Om609+O+wXOkoYVrDm4Fkmgg8XnU5r9JpxF&#10;lUjaYTmsSAmPQTa5VB6UXFBiQnuR4cyVzs9wVUHigCPGiqoKNQwsaaKYIOBweXmJjz78CLdv38Z3&#10;2k25f3J+xlBAcPbzB72W/TL5f3lO6Ruf+evld3POB1BIijRHsdvvEVPC0dERfvCDH+DZo4/w+7//&#10;+9jvLymhsQpD38N3LVf+fA21Qtd1eO2113BxcYF+P2C7vYJxpNEUvMfTp0/x+NFjVFWF1eYEgMIw&#10;yppdZP4AxA87L4LA13FkzEqe8poHrKMDvF+uF//UF6wIFID/+e/8/fyv/Pkvbx7/MweA42Pyr5WM&#10;X6ibshiXkNCBF+1iIcnX5HeXwcHYBB2oImjbljFkQ5ORPPgzjgOxDDibrdg8ZbkZjeNYePdS6gsU&#10;Za3FNI6oGJ+X74vBNTBPE0sGLc3qEEKpVuSqL1lDAA549yLZDDVLUseFcqTiJmPKIGYND0tpY5gy&#10;Shm/NhqKJX5jCkh8HmJso5RC0xKGShl3xvPnz7ENHoaVJrXW5TOQ1gqgwANaOcExn71tG1SVhS3s&#10;H/bnzWREEvwI77l3xtcHonYZucntKsLz+bVFckGMf3ygDT/GjMBBP8VE2TUAlROJuFm6RnKNY0rQ&#10;iW0YlQQgqlJSEiaQxzhOM3lAqoSMefDLiGYU420sTqcZHpJBtMoaxLqmSWXuOelMbmW0BhTIniZB&#10;QxFd1WpMAaicgbNcO0SipRhaUNCs7YMUkKNHikSDzFEBKcBYBWepn1FXFpU1UDoDKZDnhlUIfgC4&#10;uWusxjAMePnyOR4++Bg3b9+DMRpZE/afmQyQGM77oscy6z/4N+a/P22rmrda+luuF/nJKSSlsesH&#10;NJXD2+++j6uLF3j67Dl+9I/+CNvtFo0z6C0J81V1xbAq0Pd79P0e67bFa3fv4OriEk+fPoVSFqu2&#10;g7Maw36Hx48e4GizxunJGZyz8BpI0QPKEKFAG7bAkE16DgJfKwSU1aeYx0OaEYRuLgLTFy3MFPc3&#10;ftZw9TMFgH/73/sP8zJblkMynOUwlGz6y0EpydgPaJuQoDDL1loTEFkLxhiDpm6goLni6DFNCsM4&#10;Fky1FXE4mVbVh+Yvy2pE3vtquz3QH1pq1UOpEpwEQwdQoKOy2QuGnvPBUFYxD8mzJg13Iul6MVwl&#10;eLnSc/a8nBTWWiPwRKu1LC/MGia0yasZbspUJbQ18ff9NKHf9xjY9Ulw/+XMQsa8IRqgWFKKPzFd&#10;M85aWH8pxsD666bAOoKnS+M25YRhHJiXzwEvzmyhEAOm6ZCppTJVP5rhImlUq4ppxNkUpzdjEnBt&#10;NqH0byaPaRwxjgOdS9l4RCOIneN0ksqfs3meiGVXssoSfTJoRb4Kga6ruHllzH4GBTdW81o2zPBp&#10;2wbbrcHE8wnWsVFQjKzmSnx5uac5Z3K2Upq8gQ01FMlVL8MHDuANDVsaWyFXFUIaOfhNePr0KV69&#10;eoWmadGs6F7GbBCLDefnbxs/deP/gj2B6z+f2IFLEgZrLPppj6gzjk+O8e477+JHf/IjvHjyER49&#10;eoSuIZ2rXVPDOgfrLDX3xwkXl5fomgqnJye4e/cuzs/PsdvtsN/v4eoOMQY8e/YMm80G680pbty8&#10;QYJ4YDe/LDeL+xOLICAB4asGAUpiUDb65Td4qz/Y7OdAcO3nf+ohEJDC3/q9P8q/8WsffKlY8DMF&#10;AGEMCMNlWSbKBrjE4wWz/zS4QH5vySo4/P4hDe76JhYZGun3e8QQ0IRAYl2Mt0sjeNnMK01DLkvL&#10;pbx+XrwRzxpFqmD3flH1LJu7cQHrmKUdpQQizBUDvVaEcxlGidEHmbpE/kNYui8bQooO2rEkgUIJ&#10;kFicN4Bi4rJadTRYxT0CZPBMAAvEKSAiIQmsZRRbV1ZwzhLv3mgoyLDZHABiCMic96pMcgCJ4UDP&#10;k7l7HsQiPZzAAcCzUmygJahm8TmaMtazhn8gZpYGawklng/ga+7Ys5dYP1RRaLmOBVKaHcEy9wko&#10;Fid48dRNYpRDQddqCyLJEVY9Bd40mNVTM6yjrchb031V/GRLw7iyDmg7rLoeF5XDtO/pGjHjLPgR&#10;fhoRvECQMySHzLMgKQI8HNi1DT9XEeM4YBoH+ElhtbEwWmGYRk4wMl6+eoEf//jHqKsKt+sO4gqW&#10;8iyM9kWOzwoCyJ8mFpflSpS1CSjkTLAnQPdbW8tB2PAMSMTZrVv4pV/+Fbx4/DHOX11g6AcoRaJv&#10;zjl0qxXqxiD4CRfn59DHa6zXa7x27y5evXyBDx88xvn5S2hDigS77RUePvgYriI20MnpGflq8yS6&#10;1G/zZn8tIHzlMkCuxTUISP4lbYFF9n/9e591qHn/x7yzfPHjSweAv/Lv/gd5yZqRhuJy81lu6J8G&#10;+5RMm4XDBAYCgKR50XO2QBF/FnST3xfVURhLfre8yaeU4EKA40BBGPOhQJw0lP00zY3fa9nQ8vzF&#10;qWnJ+BEMnT9YqYTka+V1tS7ZbakAFoeIfCnhpmXKUiWbd2aBOcfZwUwy/2Gc4NuAenFPpOkm1YC1&#10;xHM3WpehrQyQWQtvWIU9ZfnnC3Q3q09K+Q15/UQbqIAAct18oKar9x79MEN2xEenOQXPAaBt16C+&#10;wDIAMJyiFJyRqihi7ltmgmecQ1VXtOErhRg0fEwHsGNVVVSthVTYUFppGMP3mzcCaeZK36huKlSu&#10;IlhGILyc4BVgjcBiswY9VCFEloJcgRzNlNbsdmX5LWNpzC+TCdHWpz/0Gk3DHsb8HFRVg5wT+v2A&#10;GCL2/R7WWJzccGjbBlPoaR1ohe12ix/+8IeksbU5ocl85dji8sttbD8rCygDXM3RJO78fHBlOxGE&#10;qRJVNMdHR/jBD76PJx/9CX784x/jyeOP4ILHyC53VV2jzjU8y62vO5LsOD09xe3bt/H0+Stsdzu4&#10;6op1jQJevHiJunmMmzdv4ujkJqw1CGF+liB3q0BAX+PBUNv1rbnA+5/Ys78cBETHtwgBudoUoTHa&#10;wOkB8yOrH3K9Mw09xt0OzlZ4Ne5x893vo+97KFhMQ6CStLJoKzI+sdrAKIMcE8E4rSOnrUD4d9aE&#10;ska2LFTWou5axH6AMhp12wCgjLgfeuxBdC9XVUAGnKOBkJBT0TxXRgNxxuxDjIhsOF9VVclgqoVp&#10;R9PQ+0hlU1Wk6RIDMI4DNafajh7gHIEckTIw+Uxa765C3TjERH69pjLoJyCpCsYp2NpgHAZMYYLL&#10;FtDskZCIF28mD20slLZwVYNhHNH7BBuBulkBKeHq8hKjyjjtGmz9gKNbNzGFEQ8eP4Afe3RNhRw8&#10;wtjDVApOJ2gHxEi6NI51bSpjEH1E1hlWa1S2gskZYxyANEHlCo7liQV66acJ+/2ALc87bPueMHnJ&#10;xuXx0hpK19hPHl23Qte1yACm/R7j5FFp6ulU2pKcMDQ0NKpkYGMNGxzMZGFPNM+QEGVwDB7KSHUV&#10;4IwjSiWoYQ5otOsVum4NY8z/S92b/Vq2Zeldv9msbjeniRPdjbj3ZlVmVvlWh8s2ojHCxs+Il8Iy&#10;RgIJwQOyzANI8IaELf4GePYrlvG/YOwXZAESElUlsrrMezMibsQ5EafbzdqrmXPyMOaca+2IuE26&#10;ClyszHPjnLP32XuvbswxvvGN7+Nu8zaLFCqlcEqw/Wq94vGTx/RReXK3i97ASjEA+IB2jio2Ycs4&#10;7xBSLysG8sPoCHi01djSinRF/J8QHGpU0IBh0azQxsdGsEMri3MWN2q0LjBGKjPpd3UofU/bbhg9&#10;dG1PYTrc2FPXDVY5um7P2zc/5+2bC55/8gnLUqqnqrA4o+m7DlvVAh/mpracnonhr/LPM4Q6/j5g&#10;7LTYKRA7wxCE6hkCGhXtO2VaOBQmZRGMfqDRFW4cKWyFGxzXbzeUZcOv/Npf5C9d3vLP/9d/xtt3&#10;bzFFR9U4TlVguVrQdy3d2HFzu2V0ikcPL/jhj35E3/f87u/+Lnc3r1lUimZ5QlCW15dfwu93UGq+&#10;+OILinXNm8tLGF3s5emIbBSUtsA5OHQHiqKUhEd5xHhIfL5DHCkOKYSGKXCHhPEDypr4+5CbvpkW&#10;C+BnXZSAvEdaGWZw8XdtaS35x//098Pv/PVf/97rwS+8APRdz8RJ1wjZwzN2B7q+R/kIAXQdh7al&#10;qptsVpJYMsJw0bnczRzh1NCIJaNk1ckF6phhkzDM9JuEJ1IEjDVZyGq7lUnjBQuaRlFE85jUB7h5&#10;+04mBtU0pQnTWLyNVUquEBI8xAzW+dhynRuTM/ZM3Pe4l6DSyZ7SDpXfYwaLvQeX5bOtyD2T9Bls&#10;FDBTSABcLVfs9/uouCk6Nz4ILVVgufHYIP69ai3TcqPTU4iNa2IP6HCQ8z16R98P7KMq7O4g7Bu0&#10;SCjoENUy44BXgsoqW1GWUtqXRcHYNKIqG5u3iUhQR78Ig+xz0twpbMr4rRipRO2isigk41aSgdtC&#10;UZUVaBElrKtGzo06yfvqI8Ql3sBF3PepchvdKENh1qIUMnSXaY0ePWNppYVAaR0rDvNBz0whMJT0&#10;PHT0JgalNKM74Jzn0LaxwtC5gV+VFUVRUVc1by4H2vbAbr8jEBiczOCUTUNRFoyd4+ryipevXrJc&#10;LTk9O41NdCirMl6DUyKqSZfXRGQIId2XMfCH6Sr+2Jay2zD7Pl/gx/+QHdu0FsDNy7G6uLjgiy++&#10;4Ksv/1DUW7sDNzc3lBYWiyXWKpqmEZ9taxnGgfV6zfPnz7m5ueHNm0tub2/xSDWrHdzd3fHu3Ttu&#10;rq+p16ciUz9O3uOJ5SczQ0YqwLSvs8rgm5LzEL7t0e9+XME0gQzfO/inv/0X2X6hBeB3/tO/G95c&#10;vZWGVebnSzAPLg57jYnFIGX+yUmIAmBehpeCiIE579GmyDCQsEt03mmlEq5+LFSVdjXdtEDGXNNN&#10;W8Yx9qR/M7iBlhZj534CZCbQ3EJxKsEn2l6azp0wQ7KWjks2hfnEpoxoorym5yTBstS4iX3jPFSU&#10;GsoSGI6H2rTWOFyUUg7oOChnkw2gc6gQKG1BVZS4saNrD5ytFozG0BTibdsUlkLJ5KxB0fu4uMbg&#10;nszljdKymBRW8NJRmpVEWQFCQBuhrzovjw1x4tiNA3hpuyZ4sIjH3CEU1DHuW2mtcN6tpq4sWJm4&#10;7Q3iyVtb6rqkKUqhfzqHtVAUmqq2lCVxWreAEFjUjr5paJs+NqmjNaUVFo3SExMqBPFf0ErR1FWG&#10;mpSSCWAVAmVh0aqmsCZCkAkGlAShKGKfxzuC1yglUFvQMUNWiqAVhbGUtsBq0e/He5nzi4uL0Zq6&#10;qqgaizUHdvuBfuhxPqA78R1I160tRBPIGMNuf0/X9ex3Ir9uioIQ+zwpqbm6uqT+kz/h0cOHnJ09&#10;zqwvayxjTjxiYH8PrpBFMlYCIVYC6TmBXDGk/vdRwD/+RQ6A8+e495Kr1Ls5PTvl13791/nyyz/k&#10;9vaO16++4v7+nqo0nJ7tWC0birLChY7tfsftzR1Ns+DRw0f88i//Ml3Xc3n5BrvfYQuL8Yr7u1u+&#10;fiWsoKfPlVSdYYyfVfqBjoAbB4xRlEXJIdJkp8pn2sLHvjsK8mlp/ebHw/HRJmXCav7n37JNcwDT&#10;iftFqoBfaAG4evs2DteI65FUAMKu0Qg9MoxDbOLJzrox0vqYDyIJh99aCbR938eGqlDcUpCUzHdO&#10;FTVHBg4JZx+j0TkIrm0iTa9XivXJmna/p+s7xtuRdt/GTEt6BIvF4ogZNDd2yWJz6WadNYlTw9u4&#10;KeDnzD3lR0qkAWQQTCYw00DM9DrH75kWgTlzSCkZChuUHPcQgphIp9fw0zi/Nlrobr1AcMaP2TYy&#10;9UTWqzWDaT/QS0+FTPrcxpjZBRaZQ6OTczpb+NI1LVmsRakFZR0fS4ylOHglE03kKtJGJ7HU2DfG&#10;sFg0LGLvplAiHWK1BGAV6b5pQntyKpNMvKocddPQxAWgH9JgmM6ZdIKHQgiYQtE0dTThsYTgooud&#10;QIJVVcZKyEqzN2rHpHkNyVqlh5AE47RWUexvuo7k2IsnwxjG3Iid05+rqmS5bLDG0A8tXd9J38ZN&#10;51fsUqXvtlwtOT8/Y7/fc7e5E/vTZRKJi3MUzZrNZsPl5SWvXr3iwcUnrNfr6A2R4IhjiOLbt/dS&#10;+HivpgDJBwHwm4P/PCakijDRrKsSzs/P+a3f/C1evXzF/e0Vt7d3tAehhJqY+y0Xa3a7HVdXlxhj&#10;ePL4EY8fPebu7o7DoRUPZ6XQZaDrOt68uRTto2bJYvEZdV3H+BPJB2bqN4bZ58/7lthw+bcf1gV5&#10;Xz84Fh97fLaptBDH53/Pxu4U/yNKoL7zJObtF1oAum6YdPKVjPIrE8QJSkk24JFsJjXJPFGJL5Z5&#10;yhjJNJVGZd/dECmPPjNtpAJQ+YQk2WTFsfiW1sLrHv2MmhkZOEUga+QM0cCjH3pGN6L72Ey2EkDS&#10;EJuKr5sYTAkaUHFVThaIAWKATlIJKsX/SSYAsXwclWj0ZObBewvJHN5K75P22ceMNAW8TN+MgVkH&#10;kW9ww4gfRqyyWDQMjm63Z7i/5eHDRyxtydJazqqa5vycriy5vrmRXoCSwRoVFFYprIq6Nko0aKJQ&#10;aM6QvBeFTe+88Na9R6sg/ZBSAqVKVZWRQCOTvYCOg1hpGNCSj4H3Hh0CYNBlDAxdh2IkeBcNbkqW&#10;i5KqkmEuq6v4WVX0irU0VcmirhmHHkLPMMaEJSTmSpyrVgJ5qLhoyvm3jMUE+xVGtIECUu1I1SOL&#10;SQB0nEnwYSIoaJUc4hw60kQro2mKgtJohuAx3lMqRV1WFNpEXwBNU5VYpWjbiu5wkIlhN9L3HUVh&#10;hUHV94xuQGvFw0eP2bcHNrstbXugWS4pvYfksaHAGk273/Liq59xfvaIH/3oRzSL9aSxNYcoc3yP&#10;4STKRacKILVNp+cdhX9SSExI5Tzgf/T7GMj7UdhYNlZa/egoC81f+LVf44/++E948+YVd5stu13L&#10;/WaHC4HBBZ6fXmTjmHfX16xXC5bLFU+fPqXvev7wpz+TZNOPuKFnc3fD61eas/MHXJyfsT49x2sI&#10;TpI8pQ3KGpwLDH33AWIz3+/Zb/Mierzgfd/Hjzf1PQP/7C8+qCO+7/a9F4B/69/728GNIyDZqLXS&#10;YA0h6gBFeqDyOjNU0lESRyhHoZOnrOC6hbWMkSqZ9OqnajDxqAPOJR3+maEJUwYMEnSTYYsxNgZr&#10;Lebe2lBHIxoThd+SReVh31JXVXYjS45I6bXmDRutRcckUT+F1inNrewaFhc7Hzw6in8pRVbM9MEL&#10;fJOz9+n5BsM8qxcrQJ8NcmBaAPKKnxcdodjZaHDig4i0ddt7lssVtSIrrBZFSaEUXddzaMUSUMWK&#10;TgTRzJRNzKohGSiaPrvWYvodT4Ycg4R1W9GyUdoik71C88taTHkRjPISKcA4OfYqej/YhFFHOGPR&#10;NCyXy0kaW0uATg0zYwxVWdE0kim37RAz6AilZZSbqMIqxkNd14kXr04w4DQ0GD9uPh5J20UrRRml&#10;zdNnDJGCqj2ghZ2korJnouMmlc3kAyDnNSVBBl1LY/sQyQB9L1CQMN88Q/TXHoeR09NTnjx5wu3d&#10;DW/fvmOzuSeEQBF187tOJoYH53lzecn6y59xdnbG07KJsyt+Fvyn7DbHJ5/y4OPAdQSFZFz0fQho&#10;Kis/DP7ye6FBCx2UEGjqGhSMnbgLPn70mB//+MdcXb7k6uqSt1evub27gyg+17atVGilsJv2+5bF&#10;csnp6SmffPIJL99c0ncd7V58GXQw3N7e8ebNG05PT7BFnSnTPsYgkUgJUoHZYlbshNS4gZxlfzeP&#10;/7seT9vU/5t+/u6CbIKApmtU8Y//2e+H3/lr3w0Dfe8FoCxKvLH5JGojZuFeCRc+uGgPGEyk8UlQ&#10;LgqLyAY7QoiZkwJCpDlGPFZFjD810VLZ7HwygvFTqZohojAFw4zNBlDCWU/XoFLEEryiKEWjPm39&#10;cMiDM0Wk7KXGY/IyPlpw0pDY7OTkjJ54Q6WGqg85QAU/y/TV1COQTDEL2kw9hhBixTD1ABSpupiC&#10;v1Z6wgw9KC8LkvEB5SQTbO/uMNawtJZ1YbnebtB9z1ldsestDrEyHBkpjcGqSMP0PjfGhX6polib&#10;RsdLpzQhB1KttbB7EP0ikMpMh4AJHvAZ+09wWz/uMv7snItzBCLbYbShrGWwr4pOc3VlKQoV+wBg&#10;lTQPCcLesVpTFZZFXeLHmkNzQAWHVmOG18ZhYBx9vlmCD7lPI6YrQrv0WnGIcyA20mO10YQwLYRG&#10;GbRNyqYifSQqpgCG0cdrs7CsqpJlWdAbTW0Mi6JgFZ3ecA4/DKgQKKylqSu6uoI+0HeH2Cx1hODo&#10;x559u6dua+pFzePHT6IceMcwDuz3OyrvqesKP/QCi6I47Ha8efWCF+en1GXF6ekpKs1hpOw+USFz&#10;Fpr4P4oc/44u/hT1UyYyXy6Y7pOPBH+Abuwp6xK0zBUFJTCgQ5Kd3jmeffYZf/Ev/RVevb7k7v6e&#10;thso2x5tSm5ubqP3sSj33t3dRQvVhouLc37w6XNevnzJ9f0OoxWNLRm6PW/ffE1hYLlYcn5+Tl0v&#10;6bqBYfBRXDFOCgdB6b2aVzmKkDn90/363rL4XuD/+OPHyf4cTj6OB9+0Beavkf4o8H1RoO+9ACT6&#10;o2S+kqkbYwjaCiYatVhU9I01CN+5LKvcAwixNvSx0276nmqmOKlnXykD09rlZum0ok57F1KzUYu+&#10;jMTgCVe3hUX3yc3LEYKNmasENh/1bHb7ffQhmEzq52JvKcgeDYtl0DxCC/MsMcxwfciY93TjyH8C&#10;aaEK+X2kB8Dxa6RKZ5afKVIj3DORS0L6QBm22W63EJuVWstQzdjuo8RG5PnHbp4xky5RCEEYLygU&#10;Y+5ziBa/HMexH3OvRqCzgPNjNIqRgTAgi4I5L366yYS9G0TtNcQqMS06i4VoTRVx5mNRVeKVQGJV&#10;eTkCado67r1WKktelGXJgwcPxJr0IP2O0UnWOLqDDBDuDnERneA3kckYIgw4UJZFvP4rivdMxAOT&#10;sKFSSlYARoHhkIa3VpqC6JsRIccEO1ZVGU2NJmZUer2iKPAq0LZ7gvO5SToOQnIQHagFTx4/4dmz&#10;Z9zc3nJ98y5WuB1DP1BWNp4zuQfu7zd8/fVrzs4eipRLXWQoRvsk1RBAzSb85cqPCddxrAlHR+LD&#10;7YPHw/FjadAy9dvGOCCXehib+w2np6f86q/+Kj/5yR/ws5/+cZYx6bqO7XYrfbyyYN/uub3taRbi&#10;mrZcLPnss8+4vb3l6vo+u+1577mL1qrPP/0B67XoJXWdLKDGCDx9ZAd5lLR/W3T9LojnWx5X78Xx&#10;73in+R++DwEdN5e/eftefgD/7n/0nwfXy+BU8KIVU1qLUZqyMmgVpHQfB3QYsTppbkv2smiE6nd6&#10;sqYoS6QzELA26vjH4aQEd0jVIDd213WSGSSoSelcEWgt2jkKsbvzIeTBr+Td66Nj1RAHbowxLJZL&#10;mrqRxh7RIwDBbdv9XvoF3gvFLMIANpbs3vs8WSylv0ye6tyrEA0b2Q8ROks+uBBNUSLsEIJnjGwS&#10;FQXYALquE+jKGMqyEAjJTePrCpVdqkQiwkWpYUjzTToIZXF/e0MIHutGXN/T3t6yvbujCJ5107Dr&#10;O5mF8KIwaZB9XS8WnJ6eUFkj/YsxuVqlHo/AJKumoSoLikKGlxQS4PvDge7Q4oaB/tBy2O3p2j3D&#10;oWPsOobDgeFwYL+/A+cotKYuCxZ1xXLRsGxqmqpivVxQFhZrE5OnoKrEtAW86PQbQ2EivReBs7zz&#10;0jfQomYa60NZ/ONrWaNkqMuaqPev8gRu8NJ3UDEkyr8x8VGQzMHqqqQwOr+GPFcYJVYJ9VScvxR9&#10;2zL2A0N3oG9bHj14wIMHFyKv7cRAfrGoWC0WKC16S1Ul7Kau76UnoJRkzEqz2+9YNEuquuHpJ09J&#10;5uhDP+DxESYr8OOINZaysOx3O+5urlk1C37w2aecPnjIGJvexsREKZIJ0pSvipCXJEAwx3q0UaSj&#10;e1Shh9QL+PYQVtiCru9w3mGLAhAo04e0GEgJXxQFq/UJwzDw5Vc/5/5+Q7NY4kbHarWWuRulqAox&#10;kw/e8fTp05g4eXb7Pbe3N3jnWC+XWGvY3N1RliWr5YLz8/PoJ+Bx44D3seflp32ZL3pJrTZ5eaQE&#10;TcVe4JQo8sHjx8+bINX3t/nxSwjDEdoAM7g2UspnldZ/8J/83b/3P/2D/+Hvf9vx/14VgDWWYKNG&#10;Cyn7lQNyOLT5w1sjcrnaGEIMbEkcbhjElNvFzKgyoumukpSwmuvnk5fIRP3MfNz3tgk3m/j2+QCG&#10;kA0ZJMubqRjGk5QyrXRg+/jvOI4cui6/TtLESYyk1HBumlXE6A3WeEYdxba8zzBUzJ8yVJ1PKire&#10;S+Hos+ucZafnE2EYjU/Z7qxgSB3JVBuoaQdJOvRDvSQqbgAAIABJREFU0puJ064pS14ul5KJH2Qg&#10;r6zKrPKaFh3vJznpdOGmnkehTJ5aFshKYYyTv/eezg/5GIqKpzs6BuvVGltYqmj0U0borY4SwBHh&#10;F1gx9x5m0+TRTCbj9UqOQlFE3wOdDpShHCu5eZ2XSfBhyJVIMmsPGROf+OGSkZucnIiCpzSDj8UH&#10;tWj2qCgJp8CH2FPQlrquaZqGpm7wXrwTFsuFHBskQUgDhihR6xxx2a0sTQwP/YBSFqUVh8NBKoRw&#10;zsnJKQ8ePBAs/HBgGHr6XphHAim6fP3eb+558fIlP1ieSSIVmUZaKYjMNa3Vt2Sy8R6b/feDfHUO&#10;GeXKYnbtvvda0idLInxynNv9jqKwrJcNn372KV988QU/++lP+elP/4TN5h57choHTKOVpS0IIURB&#10;vGuquuFkfcKjR4/EZ2D0bHdbyjgJfXl1yfnX55ycPpCeQFLLJXk2q3xPgkzpy537vgTGPO7w0e8/&#10;3L5fln4Et00g8Xtv+16t9WcFAf2t/+y/CMM4YGO2ZbXJ2ZjWBm/kgAQ3MAygg5MLx8FAwGhPaTyF&#10;cpTaURk5qFWpaApN1/sY7FSsBqKgXNRsUZFxMeGLcoPlhUIlMxOOF4CQVuiE2wuT42hTaRWdqIiy&#10;ePmsl3M4HKYy1RwPXcmiNb2nqHqKzngSQ0vPU1pW7RB7HzIMNwXzJK0gFEyDjpVEhoGQprZ2k7QE&#10;QIicc1FWFNllrRCaqFYUhWEce8auZRgHcD2FDpRaU1vNg5M1vu9o7wPBOUqtWZSliKC5ER9VMrUC&#10;pVOmLBCdUko+Z1AEbwg2UBae0mpKaxmHMlc/Iv3g8g2R9qtcFJKFR1puEWmhIuUhiUREKGI2byIJ&#10;IT5fi8+u0ERjlm4Mzhp8YfHugFGBwiiMSqYrmqJQuNFIXh8iCyn2b+QjJurytOiISUyEnQCUOIQZ&#10;I+qfEjBVPB9y3e7bDuUcRmkKBbU1NIVlUArtRtaLBdp7CMLa8eOIHwZ0IZLeykuVUTc1oZVzeOgO&#10;EIf0Ntsdxl7z4KHo4z979oz9fs9mc89+u8MoQ1PX6CiCZ2OVd3/zjj/5w/+b5vSCJ0+eYo1i6Eds&#10;IVVz1w+UdcUYBeqCCjl2J0hTpn6PA1KYfR2F/vgfmaKd4FOvgsxMhEkIMRiBlwtr2O+2UqGagoeP&#10;Tvni13+Tn331guvbO16/fkNdltzc3jKODavVikUVF4C25erykk8++YST9ZLPnz8DP/Lq9RX77T3e&#10;eRaLBTdvL3lZV6wWS+wPfsDq5ILCWA59HKozZfyc5HhDSIlkWiDneP8xzv+x7+fo8ffb0tFUEdt/&#10;Pxl+j1770c/y8e07F4DMVInZbMIqU1adpHb9OEbTlZkWelmy3ewyx1sySC0TjocDAGW1yg3EhIEK&#10;lTNmw8mB6b3sfr6DGQfOFNUk+OWnYbF41JOOT3rN+QSs1jpLQyc8crfdZix8PiCm48DUOEwuT6lH&#10;IJO109BW7ifELDhZHWY2EdOwW8pmfQxo6fOZOE3qdMSLvcMEk/snpD6ylAvZCaosSrpDFxlFUYjL&#10;mEh506yaBW17YLvZ0LbR6zb1NGbXQM6CTVJMjYv2EAdpIkgQEBewphZYyrmJnSXzAzmdkey6kMVx&#10;bvSu1ZTt2yLy/5FqTnSN7Iz/n9RbFd5rtJbPIu5ynn4YSabxkeSRKz+pjpIAYbqi0vlK0uQhL+Bz&#10;3Z+0aZXmUZIkRqQxy/RUhutShWDtVO2kxaUoS2rfQISYXDzfMoQnnr2LOJnedsJe00Z6Z/v9nnEc&#10;efTogidPn/D06Sfc3d1xefmGtt2Lp3OEFpWS4SZjDW3b8uLFC5YPv+Ts7IzlciWSG7ag973MOFjL&#10;6L7dLyAFnxz0U/U+72mFCFB8sAiQ77sUSxJVWogRhir2HoehZxgsFxcX/MZv/AYvfv5z3ry5ZLfb&#10;R++JtRjjjLIA+ODZbDY0C/EefvToIcM4cL9tubq6ous7qrpCec+7d+/4+c9/zmq9YrE6Fyg2Ji6F&#10;rXKyOc1KTLM+xyHpeCGYV7rH25yx812HN2RCRVp4jx+bVwLvvT/wP/8vvxv+/W/xCfjOBaAy4HCi&#10;oQ0y0h8cWgUKa/Be/G1tZdFNQV0WNHWNjfz5h1/8KtZaVutzTs9OUbYSjDsoca9qp4VBtNwTH9zn&#10;hWHK+D8C8TCZprhY5iob4STvj7KNxKwZnQzweOeP+PVz6QEb5wf6riNAbjrNh8MkQCUaJFHW2RBC&#10;j4tqmHnQR+mcYTofy9UoAa3i3IDzcQHQGqcVw5AG4BTaTF4JSaYi2ECwRsw1tMIpcIokZi8BszRo&#10;m1g5UWxNicOXxrOsa8b1mn6/j0yUkeHQEZwTJo6SysMaCb6FmbjuoDBWz+51FXsqMmVsNQQDPli8&#10;KzKclIKw0gI3TLRS8d5FCY4voTzkf3Nz1JYURUVhRR8/Df95NVEWtZbDYLSi63v27UGuO+/kmjFy&#10;zfXDJF8Oqekem+FmknqWCihWAOlunO48smZOmLRvfPA0scmrtKUymkUpcheu72mKkna3k0nkspAF&#10;whiZDpY5MYxWlGVBExqGcaBLMtpjjx4NWldsNhvevnvH6ekppycnPH/+nNevX3Fzc0N3OFAWlsIU&#10;ApfpEqs1Y9/R7rZ8+eXP+OyzTyPsJwt8H4+iTpV3XNrJ34V8XnLSkYP+bDQqZHSWMDNbT4sASioL&#10;qVZTlS734eCEMpwWuq4f6IZ7mqril374I378K7/KH/7RH9Nurtltd1TWsD7paK1cn6VRODdyd3tL&#10;VRScnJ3z8ME5bx+csd3c0Q09h/2W86ah3W+4fP01D85OOT97xIOLCwpjGHSiDMdhwuBxs1iCmjdf&#10;ZzMUv1h6/61bgJz1ywmYVo7psffef1YFfNdH+c4FQFgiOssm1NF+cL1cyYp5JmyLMnq0FjIyi+s6&#10;Magua0bnOHQHwm3Aoem6joCJom8PcuaXcHwJxgFj0qSgOlpN5wtCylbT8FbStAdp6or/aGLikLFq&#10;eQ1/RPVMchPW2pxBJ2N4mDTzk88wwGJR5880Gd8IpXJ0I4Uuc3DzaVbCJc9cnQfZ0n6njAiUSCdH&#10;+qKJGaaCWIFpfOHRxYytEKbie8ra45SsijTSFOD0ZLaTejSHw4H9bpMns6cBtwj7JN+CnAGHXNkk&#10;mlvOlCKGbozFKgWFlorGSfaUFm2fC7ToVGV0Pjfee/ruEANwmh0pIpvGRhjI5NkFrcUMPtOJ1eT1&#10;m/SOwjCnEYur1FxyJM1+aKMkGKupJ5Ou0zkENFVpEyRJXEwIUsH6MC0aWuusaR+C5/7+nsViQbMo&#10;ZX5FyeCXH+JxNlELKZ6jth/wB5EKH4aBppKE4P7unrfv3tEsnvHkyVM++/QzFCr65e7Ba+qmQVUW&#10;7R3OSVLz9uqKFy9e0DQN6/U6q5QabcSf4Lu2MAv4s0sw5KCVoNwPFwHidQDk6ydd4zJk6NFEYkcI&#10;jMNIU1dcPLjghz/8IV988Wv89A9+j9u7W+mF7FsMPkpq1JnIsd1uqZoFVVXx8OFDNvcbLt+9Y7/b&#10;szoRRtHt7S2vXr3i5PyxWKwuTqjqisHnJWDK/AMETYwtx0H2wxmAdD/GC+C9779fBTD72/Se6T/J&#10;fvOD4P/9FqFvXQD+m//uvw/9fi86P8FTFJa6FOrayaLmdL3i9GIhF6oXLv3Y9YzO0bcth7ZlEyLV&#10;y1Yslgu0rSWA2RLsvIGWmp5zCenjHsDHVtYEu6Tg5mflZ/LhVfGmzfTG2Wqa7Phy5TGnfqnJ2QxE&#10;2jfBSGk0P8nxKqVQlYqBzxN8al9OEIJyMrU77wFIIIgnem51iNBotZumoZPOvXMerVyeeg5a8H+n&#10;BE6SbFWqAG1EvgAVcCFp8ItN4XK5EH31smToDtzeXNPtt3L8vFg6htnxTNmwmgU471y+6KRiU2hl&#10;MErjjCi8SmC38ZykLDuKw8XzRgg5CyQERjcQxCJYsnktjVRrLdYUUTrZ5sxTjnkc0orNWaM1Tims&#10;0ZSFxZUi9TAOI8GPuKBommVcPCSQKtJAlo7SED4yrmYLwKwkH9O5Cz4fA2LFIH4NY9w3E6siLYb0&#10;3jF0He1uR1UUaFVHue6RcYjVttYoZXLDvq6qCHMMjJGiOowjHtjtd3z99desVg3Pnj3jk0+e0nUd&#10;1++uRaU2SA+jNBXSVRGMves6Xvz8K5aLBZ999lk+FrawDH0XK/OQK5ykCRry9/lSmGNA03Nmwf6D&#10;RSASIwRW9tPrR+XflFhk8UFrCUEq0k8/+5x/+6/9dYb2jq7vGLqDGOMoLwKOwTP2I9Zo7u5u0cZw&#10;enbGxfkZ7dPHtN2B63fX7DfiIzzqnrdvL/nqy5/R1BVPnpUyeDeSda1yGpnuAwR2nrYp+L8fqnI1&#10;lK+c77eF954djr45Dv7zEzH7JPyjf/K74W/+jY/DQN+6AHz++edcX10BcB+x3MPhQHc44AZhlrx8&#10;u2EYRg77LbvdnjBGjX1CzFKEzrg+OefR40csVmfxcbElLGcLgByoGb7GUcXz0YOT2C7Mq4L5wYvw&#10;S8LK53QqkACWMvs5536+YKSqoKqqqd8QRLPk/v6eIk4LCjwTXyfi2vkjMtu/MMEggl3PIC6mBSB4&#10;j1cpuwxxbD7krFMWhbg/Hzl/aT9Ss9q7qQ9Qxuy/aZqoFFoLPhwntdNn9d4L8ygkulv8fPGzpkpI&#10;mqSitqqNEQu8EOi7QaCjOBkcnGTNCRMvjInQ0KQFIzz2gWHokUlVgWIkCE+VkxxvoTAqLdRaFARt&#10;8ERht1gFVZX4SqfjO44uH0fJQicYSqC9OKnuhggzHtPv8jXmpwogtQe0igJqSuG1jMxZK94FIQhl&#10;OTFzhmFg7leRbUKV9GosOsKLOrOBjLGMfszVaAgyyfzu3TWPHj7g2bNnrFZr0fwxRsx7nPRChKEW&#10;pHFtLT3w7t01V2/fcvHwIXXTiPOWgX3bUpbVR66sj2zfkHBO8X8KnrN/0FoxDCEveqnHpI1USDay&#10;zBTCMhQdMc+DBxecnz/g9/7Pf86rV6+43e/o+p6q0Hmquu86QiGe5dpYFssli+WaBw8e8O76lu1m&#10;OznOacVut+PyzSUXFxeszx7H30dVgQgn5/Mfr4fJUuDDoD8dmI8HfPXxX3/7MZ5Bjx9AQB97/nds&#10;3zoH8INf+1f+3us3X3O72dC292irOF0W+NBx2N/g3J7bu400f10vfGM6SqsorccqR1Va3HAg6JL1&#10;ekWxfIDHMJolRX2CMTVaW3aHjt3uAMaiiwKvNTqacLedjL6jFKU2ov3iAzp4eZ7W+Lg4OedE7KkQ&#10;CeoEj3gvRubOJx3vkHsEzotMA1phi0J8A8ZB8h6tBfdTUNYVVV1jrM2SDyE4ykK8iIWS1+ZKIkCe&#10;HwghsNvt6PuesiqlAaUUfoxSCF68ZItIf3PjSNf3mXmkIwQXQOiAwcdoI8HRBzG5AU9RlRgjHgKl&#10;Chz6DrfbMgwDdhjRKJbGUtmCcnXC5v4+fm3Y73aURcnZ6SllUQp+XEQfXMjwUZbxTiyOWH2E2IMw&#10;VqCOqi4xhZHmrIrNfR0IyhOUA+envoQKBD8yugHnBkJwoMEWhqIuaZbR2rAsCAZccBS6QIaWxDMY&#10;FZvwLkCQRTh4gQ/GYRBPAVugAoz9AOMgPP0QKLSitgW1FT0lFaBQEoS111gMhSooVIENFoOhQxHt&#10;goiK97HKG/PnD8px8CMOzwHPwQ8Mhab14l5XLxuq9QKs4qbbc7ffMRSKYrXEW0MXeyfGWmqMsGK6&#10;Ad2PjLHPATK/IYQLRVGI7Mdms+XubitS7VrRDR1FVbBcNwyux5awub+i7/acn614ePEIG5OSpllE&#10;4xgV43fAK09QgaBH0J6+JycoouaQMrYI/qOYIM6QG/EhPse7QSbF1axC94E0HO+DYvAedIEuSjoX&#10;aPsR2yx48Pgp7y7f0faOy6t33N3vsMZSVOL+ZYuK9WoRneFkwGu5qFk0Fc4NDH3LZn/L4bDF6MDp&#10;ekGhNV27oSkrnj99LAOSbsArTWE0XtsIzSqUsdhBPr+OwVTHLxV7UF6lpASCCvj45XTAqYBy374K&#10;TNRrdbyOpN9FmDY1ikN+npqeoxT/8B/8j3//Y6//rRVAF/HXwloworHfHiSrD7ERmoZvUuY2DgPD&#10;MKKJcrnVQvjYETIJMZhhJqcrkeuVZo/zosZYzrRYUgmeV8y0+gZyEM/DJylrjU3ECMwe7de0Vk4Z&#10;fsSQjiAPqe7j687eQ2KcDH8tl0sKKzMCCRYSGWLPMA6iXBlhhJRpaKXzc6WMlJvDKWH4JDjERKbR&#10;+8wDaZLOKahhMkt3AhHZlGbN9j1RTK2dXNbu7++5v7/PbJKki5JK8zm+n25mmCqZhGcqJn5+YnWk&#10;fZVMJUxQ16xfALMKxU9QYKo0qlqavVVTU1V1Ht4T3n4Qs/gZRCinaPrczsGE0af9SFCWZogsISBe&#10;Zybj0oSQM3X5m1R5yExJquLSTZaOxPT66SqLkJQxGOsjcyk6YjmR0vY+WY/K/gjp4ECpRArDaos0&#10;t0WqwpUlwXt6JyKKPqrN7vd7bm/vpG9QNzx9+pTNZsPV1RV930cIaWSz2ciH81KR3N3d8+rVS05P&#10;H3Hx8CHaNoR+mLV/j+GNdC1qNU1hT4+r2fO/zzY9X83+G19NpDqUQ3udIQ43Orqu4/PPP+fdu3e8&#10;fvlzfv7VV7RtS9u2VEb8G9bLKg5eSj9gt9vRNA3L5YIHDx5wvbnLw6aHriOEPaNzvH79mvMH5zz8&#10;5AcCNyqT45exhjQA9v/37RsXgP/w7/yXoe8HWdmKAt9r+iivC6ANoDy1cWgdUIwo6xD6gsLg8Ra0&#10;cejCY6yjVAOVGiiMxesRG1rUKGVtpQOV9gwhoB0ob7FKnKRsotmhMhYpsr7xRo/c7QzrpCEsUtia&#10;An76GwETk/KoyouR956gp8IoZfo6ZTkR+tARI66KKaAqrRjGIUsJuHHkcGjxkXmitKLQBcYaCDFQ&#10;zxyDMg3OyqyEtTYPk6VgnBqiLt0zuesGwXmcFr9ebyZ/AZQmKIPSVlhLiXYbYLfdstlu2bctIcSB&#10;N5vgiTH3RkROeaLBpYCbISj13gIQ2UJT0J8tpikFDDNaXUognJT46cvaZPKSJDpk8UyDXOhJ1wn1&#10;IRQWIDKvPAH5XEprSiU+wve3t4zey8QnCqUMqkjzAhPTRS6XkH2DpwXw2xaAWBapONxkwToxLErH&#10;RxIFh/OB2lqKUHPoBrp+JGxbTrShWJQYW4iKrbEsFkuUE4+NMMr8DYAxis1mgzGGuhaBw2fPPmGz&#10;2XBzc0PbtixXS5wbaduRsqoojI4TsAOvv/6ak5MLmkXN6dmCOV0zh+jZ+SRWyCpev9OiPv+Db98S&#10;qyj+QFaWU9Njib3ntc9/JcJvez77/HPaQ8fby9dc39ywu7ni/v6e0hIhPOmTeR/YbnfYssLaguX6&#10;hMcBrm6ueXd9zeEggnHeaQ6Hlq9fv6JpKhanFxkmFRozMUESlpFXxyDK+7ucfICn/Y3Py7v8iyyU&#10;/+LbP/qnvxf+5kcM47+5ApAKOmfH6UbSWppS2k04sXMjKmK4Cc4An3HbpGY5jiND30uXPwx471jZ&#10;ExKlqihLkZiwBoyN2F8awhFMMLWfSLfmDKdPcEmKL1rLyk+i+akpc811QQqqid7pHCHq38wrAslQ&#10;p4UlVS3eiWWi0iIrkKUoosZQ2x6ivrwEFBtf21hDFYfDCNLwJczkniMlcEwLw6xHoY2esnNC5s2j&#10;ZnRWExvcOtErJ4E9rTUmBuR0TtKwW9Lad87T9x3OVbMJ2TkbKzVLU8Y+zR7kPguKYeg/XgGk4Opl&#10;sC3NlwzjKBOs45DpttMCIabzXdfRHlqGYWDbjTnYHi1AenJ9A5lNcLFiTVPdMqUuVWfvkuifXE+J&#10;HjwpwqaezWRg4r0XnvQ3bvK+KkJk+TOqJCmdmp1yTVVVhS+FJbdvO4ZhR1UV1HWTL3mtRSkU58XG&#10;MlacwrjSQMf9/R1392vOzs5YLJY8f/6M169f8+LlC9p9G3s9wuqyxlAuVwxj4O7ulpcvX3FxccFq&#10;fRGboAE1M8qdqlGZ/5n7c8yDRwhK/u77bOkeDmRee1pI03FK75s0w1wc0jytKj7//HN+4zd+g5cv&#10;X/KTmys2mw3L2mJWK7quk+OloOs7NpsNq9WS5WrNyekpjx4/pm0P3Nzc0x5atBbV4N1ux5vLSy5e&#10;v+bJk6c0Z41cK07uZR/7fd9LS+d77Pu/rO2bF4DYGDNWstqEiWujUFp04p0PPGoEc8V5nA2ExF1H&#10;DFw8B5oSdOlYqANV2LOwoIoSrQPLEmCkp8dUmsXpCUVh2fYyWObQWJ10SmIpbwAULkQuuZooj6kR&#10;qJCb2DuXkEjZUsUQQoSufG7wJcZB8BLQ55dv6hmkHoJWGmUth30nF2XM6IqiyCqgKXhJ5uAjz1/0&#10;jBotcgsJHzUuOqOlC11N+N+0+IQc0BPsluSp00AUKTtVwmNHG3RRoEsrNlu2yH6tXmuGQ5eDrexH&#10;zG6iCXvqj7jgUSEOsxEgG9nIuVApSUjBOhqfpyZx2s8JApJz4QTxyoNwQ2S2jHGOYnQO41zOkodR&#10;JEXag3hQD/tuFvynzFrHrDyZ2iTXMq01ZeUxWpgi2hb4URRCXT8g+b3KUtOSrEywkeaY+hr87PtZ&#10;ZZTYYM47dBAfYGbQScpwtbV4pUAZqmaBtZpDN3J3ONB1B9rOUfUuwjxQKo22BUVZUdYNZVowh04M&#10;Z4wYLN3f3XF1dcmTJ0949PgRn3/+GW/fXrHbb2mamsViQQieQ7unWTQoFG3b8ubNS16+POXk9JxH&#10;jx7F62y6CyYkSE389Fwa5OBBmhb4rk0pfQS5HtVwKsJuUZ45QY0qJnajc7RdYHVywo9/9S/w5c9f&#10;cPn6JVeXl2y2e4qqZtceBKu3hoDME2x3LaaoMdbwydNn7LZ79vuOYRgZoo9C3+25uXnLyxdfUleW&#10;+mRNWSgKpyA4dJAZmTGqC7y/pxmtDu/9+97z3AeSEv/fbh9dAP723/mvQwgOCFhbRD1yl2/yYRhQ&#10;zosZt0VkeAvhTVvVAEoawWUBRgyzVXVGVZWUq8es1yeUy3OsMdzce4ZeDnpVGU5OTkQhcbNlu90J&#10;zpsy3Fk2rIJkd7lJGm92T9KXlyA9hjG7eQEZxgGkIvBk31YpNWMlEzOueXmfcPb0t1qbVEYc/S5r&#10;iwewpc2Ztu8n1kYInrqqY2N3dvOE6UaYD8GlCcnMaJotWGn+QCoeMhU2YdZlUTCWJca08jFn2bob&#10;Z0Y6aT9j5j0fegs+EHQ4Cnbee7xWR2WuS8c4VgFpwSTBbnM4CHBjXDBiBSAmOD6fo3S8kmZPG1Uw&#10;u64TRtMgUiLJhD0F7XRE16sVIcgkaRcd0KquE7/fefUYF+x+GDL8M7eOhDiTMl/AIFcWIV43CR7K&#10;VZuXxqlXUc489RuYLE29k4W/qmrsqubQdVzv7umHQaqB/V4apdZQaIOPCUZdVdTRICbNbqRkYbvd&#10;8vrNaxaLBQ8fPeT58+e8evWKV69eiUd0Ibe+N2N0f6tQWrHf73n9+jUPHz3n5OQEZatZ0J/2W6Gk&#10;qZmg1vkiEe+3CRr6HlvGRqafcxWgdb5Hcj8mLjFD31OWJQ8fPuS3fus3efv6RUwQtmy3W0or1/py&#10;Jc5/PgQ22y3KGBbNIvsGdN3Au3fvOBwOMYEqGJ3jzeUb1icnLM4fslyupP/iHE6pmJT+6SCcj/P3&#10;pu0j3J4/0+2jC4D0tOWCJbJkAmRJh9GNLOuKJ5885YnZE0KgtCIZ3RQCEzWVpW5qVutzKSXNUiz6&#10;1JJFs6BcngoNrb2lHT3GDxK0wyDGKN6BGwBxS5oHPBsku/A+HA1GpIOZoRqjjy7a9LyM30KEUGaB&#10;dp6lMS0+kuSEDEsJrntMX03Qp0qU0zAF57Io6UxHu29lEC4G9aquspnNPIvM+voxmh1ZVaokex3w&#10;wwDGCPcf8fqVakOjdJykLEtMWRPMnp4OpRCPXmMoqjIa+8iN3A8wpMw7GnUkxytP/EoVBCHSH+OR&#10;jNVVmsuImFQ8lO83geWYDW4WMOOUtvOS7QfvubvfSCNWKfq+Y7vdsdvt6foeoQkKZChG8KXAk7Nz&#10;0nZjNsdJ8iNN3VA3NcYYGltI1VBU4MWBrR8d6AHPNIOBAhM0XhnMDA5JTeYQg7gKbqqAvM+B7ahK&#10;UOSqrR0cDAPDGDC2ZLE8ZbUeaO42dH2gHzo2ux6CZtEsKArwo5Okq6qo/cAw1IjGlFitKkSkcRwH&#10;3p5cYaxmtVrwg1/6nLv7W9r9nrISw/umWosHrrY0dUnfO66vL/n66684P19x8fBpBFtjpjtj9yhg&#10;mA2LJULA9P0Ht99HtngPperpvTpADpfO8GZqqiT4DA3bfUtTGn7ph7/Cb//lKy7fvuPLP/oJ292B&#10;srSgDKYoaRYNzge2+xaU+EOvlebxoyc4F6m0b68hCvApRu7v3vHm65p6veLZs2cUi1NkjCP6fiib&#10;rvR4fD6+l1mT8L3HvXEfPnm+/RnG/4/1AT66AEhQk5s6W0BGHrLSMi27Wq149uw5/85v/UDYPtpF&#10;pymx3yutoqkb9gfR2G9dye3NDdd7OdCj2mNiBj1vAKabVKZtB4KZjOKPIYSpKavSzRUvn9y4TaE8&#10;HENAR1t6TNKVHOjjQ1MFEB9LN7AsAhODx/uAjpSvNIREMHgn5ttiMqEZY5mZSs2cdQefYZ10DrKA&#10;HNNCp/LFr4TrnmQpcvsjTJpIkFk9JqkcpkCsJQgtl0txVYqwz+HQRi66m6wt0zGfFyoxi4+y/Mis&#10;jj/Gc4EQ5w6+cQEYk/5TZDFFKMjF5213u4zT7/ctd/f37LY7+oh7F6YQqYSmoWkW4vxmTT6ur1+/&#10;JoRAP/RZymO5XLFaLYW+e3oqlWnsfQxDGvRzKDXmGQ2lICQxQBPyefGxwZjVQyP7LM8YGPPBPZwZ&#10;U0YztsK0G92YJcGruqaqKsqyou3Eu7kzIi2uJqv9AAAgAElEQVTtrVCebUwuimiUI8qmUs2lzza6&#10;kbvbO4w2fPb5Zzx+/Jj1WjyCx2EkVFLlSPUwUpQNAc/d7a1UAQ8veHDxZJYOzYJz7oO4o5/ni8DU&#10;q/tFthnbD3LskVswybUkMUK5hu/v71G+5Pz8nB/96Ec8f/ac1z//mTiqdT2tObAcehqksd31PQd7&#10;YDku6fuB1WrFo0eP+Prrr7m6epfl2Y01HNqW6+t3LC6vOFmfcFqvY29JYErsL+Sq++du+/injze0&#10;NFuCePfakhAifdErjCkpy4a6jqYiXsrQQyzNt8OBvn8DWjRg7trAbrtj7yrR+7dbANq+IhAoqwq3&#10;3/PmzRsZrCprrC0YIz+4KETi1cdqxGiDsSE315SQkHNmT1xUQIKrMaKK6L1Y6o3G0tS1XJ6ph1AU&#10;+NiIVFokaV3UlE+CZvJZyqiXHhevcRQ6bGHRiEm9i1omVVkgHydQlCWr1QqtNcM4gpLBn66XY1YW&#10;Ytw+DAOqUFhbYMwgDclZZZIhIO/RxjIOPTrItKsPmv2+JTjDcrXCodBFSTCWg5MAW1UVFAUDUJSG&#10;k9NTfBCTDBTCs0cqva7vsPFn8VUQXBsi/CF7l9fVdO8m2XBhYiSnr5AXuXQ8VRwEGzP0JoHRKjm+&#10;thhp25bNRkr69tAxDI7RSQU0jCLx2ztwGNDC4XdOFtrD6COlsmccI2PNDhR1wJQGYyuUKVBGjFGU&#10;CYQwSvN9HCPtVPbRO8fgx5xsEKCoRcQtWSuSBtriuRpHMZZXytIeWrre5Wqu73sOw0i1WFLVS4Iy&#10;dH0gBMtyfUFRrdBFxfX1Ddtdz2pt0abg0HX44Fg3C2qEet0eNH3v6GNALo1cS/ebO6q6ZLfdUlYl&#10;v/RLP6DrDtzf3+P8SL1o4vXl6NsdBGgay+Fwzx/8we+xWq959vw565MLdrsdm20bF52GEKCwU3Uc&#10;SPCeP7om3t8CIYoXfmRpnBE1CES8P1Xq4r4mt2xMhIxmsTpht73j7IHh4tET/rV/86/y6uVX/PEf&#10;/xHXt/d80izZtz3a7lmfnGJ8YHfoKHZ7lLllt2+pq5Jf/uUfMg4DP/vyZ/h3jk8++YSyVLx795oh&#10;wOlJw/nDx9RVHa/BAV0u8/R6prkr6Y+kAbZv2xLyMCdG5PtIzRLC+HM8SvlGS1DpdA7iT6lK/Y4S&#10;7BuWr+kNjuAR72WQIWbq9/f3fPnll1hjUGGg7zt8v5UMbujoh4FDJ1Oeu8EIrdCeiP5KKW8TVKJ4&#10;yiamJ4AWtkpaYefTwvPrJmfEM6x+fkDz9sGBnDLShFce5SsxS1bzn+M/cvMfR7yJKZI+mEKFcJTp&#10;G0VUtLQZAnDeSUMy6rG3h4O8hw9RA36AQOaOp/3UWgtbKh0FJTTNBBv56Lzlo5plMr0PceEIIWQM&#10;Why4mpg9inlO8CFOyx5XV+krsXoSGykdTxXPVcoVQ8zoxRVurv0i0MH7E9g6nneZu0AW6RDo4+Q5&#10;SlOW1QwTVkf7MoyjLFbxfcuoGpqG8YQiWbNcLMQRKzOGJlcwSCV+IHgXr49UKs5vqIApK44WgPcq&#10;VNSxeEJqUCdygIL8+XSsdJJValFY7jZ3VFWJH8SzeCyF0WXivRIIFKV4C3vvM6c9aXclnZtFs+DJ&#10;0yecn5/z8OKhTCA7z+Z+IxaKC4MpCgotlWrf91xfX/PixQtWqxWr9YPIcgv5WO7bFv19J4X/FNsU&#10;1uKiMLvP0yR1UZTs9nuMMXz66af89m//NofDga9ffsnd/R0giUtRVqxWK7b7PbvdTvxmTk9YLZec&#10;n5/x5OlToUXvW6mUMIzjwHa75c3rN6zPX0tzXIksSedGRicJTxJJTArJE7T153f7eA9AxcZOZCeA&#10;wXuTM2/nDbvdwNXbe37iZPpOxwXAdVuBD8Ze2BwRIz14YVUUqzUUBq0LKZtVoKoM3licHuldSxgd&#10;WjuKQuiKc9ecdDupqP1OChzv4fE+iEds+jkFrtycQoKQ3Jby+yOoiZB/nzLADAHNV+rYGc/MDxVd&#10;qRR5Oi89LjFEWAxGyUKAAwpikBtw0ZiFMFEjJygqvSfTahV8bGIT+wayKAxu5ND3aBuF/OqGolnQ&#10;FRs6HyiDTB2rMGALGZOXJveI2+9xTgKEJxwdv3QMArPPNzsm8wog9ykiRg4cMa5CCIwhaTQng5fY&#10;eI2VgrEytyAD05qijJVEUoCF6Dkw4EOgGwNDysI90gMxirKcaLBlWWLrGl2WYAqUjhUASCXppBfg&#10;vZefFZBcsdSEJyom+m5q/iYIKPXQ8r4iMJKNfhM5eKmCoqwpmyXKFgxOMXpNUS4oy4rFYk/Xw35z&#10;zXbfUWpYLJZoE+ij93BVlYikiIuyyT16ECltrTWbzT1vy4Lz81POzk755NlTdjtREN1u71HKY60m&#10;BEdRBYwuGNyB/e7Ay5df8vDhGWfnj6IarDivOSc+4H/qLUzX9Ucho+S9G6aHQvqPQixGvUhm3222&#10;nDQlnzz/lH/93/irXL275vb2Wha5xRK3P2DuNizWJwQlVNLtbo8tCtbrntVqxZMnD9nt7nn56iXb&#10;/R0hSpB3hy1fv/qKol5ideDswRMqa+lHYZehNWUl0/2i/0T0NI+Jzvze/XO0fbAA/Mf/1X8bxJx5&#10;6uJPOHXM65Sm7wfubm+59qJzYhDGwthtJNvzg2S3tsZ5T+fF7tHkpl8c+Ak9RVlgbJm79OM4Ykah&#10;tGmY0fyEThdmAThlBFm7J0wN04xbz3DnCdOfRthT1gqz6kGenJ+fS6wZlk1syLqZbr+eL1YKgRBU&#10;pCOmYBAnlZMqqK1stpTshx43Cnwx9UeismZvZYI0wiPDMGCjeFdI3gCxLzH4QeQDSkvT1JRlSdM0&#10;tMYyjGIyXlBk/r+1BUXUik/nnVjG+jBltfL/VBFOwn3vV1yTPLLsb+on5FGedE2RTHBUzlrTAiDa&#10;NVrkEhr5y2J0OcMiiAVvwoiFcirXlnyGacYjqaIW0adCprdtjj1KSbUbopNZCGKTOSuwSWXilIyQ&#10;2V5HDlHz61NOYr53tE4y0yrCGko8jxeNZJTpOjKiHbRar0Ubqb1nt9tRhJ6yqiitxY0DtpxYYXVd&#10;54nuJF/e1DVKKfq+Z7PdslytePDgAWfn51y9fcs4iLJt30vCVjqPXmpZFLWmbVsuL684O7/i4uIC&#10;rRuhNQdomgX9/8s0xjD7TzhaAeLR1Zqx67HNgr7rGSxoveTzH3zOD3/4Q958/YKf/OQnEM/V3f0d&#10;q9sVaOlj9nFy+ObmBqVkxuLx48dsd9vMNiuKFUop7u7uePnyFev1mmZ5xnq9plDRvzid84iUaISZ&#10;5hIN+s/J9g//yf8V/tbf+K28DH1YASgvX5BXWPHnLSRoKY3RNo6de64LS1kYDJ6uM4wHIyP9BII3&#10;+EHhnaILWjjOlSYcDNobnJOx6oKK0tb4IuB0x0C00gsiGqeVQek4daiEnioVgMcFMIiAmcqsGQlG&#10;EeiRH/30u8ytj7IL8D7EFHLWPYeAAtPCkmAQpRVE9y+ZUQixEawJarYgJBXJGNST9IOxVmCKwk4U&#10;QS2Nb++kbE0exD4uoonvLZo34gUgrKcpeA/jyOAcJjhsKXiwrWtUUTAcDnQuYAJY72KmHm0dQ5jJ&#10;uEgQTr+PVGw5t1HVdKIBHi8CCXBLjBwJzNMgXarafNRMkf1WmUFF0CjlGUeReDa2oKxA6TgrMDic&#10;HxmCjth/ibZmtgbJYlVU1WxGwKCsRdsSXdTYssAFjw7gvEJZ4djbINo30gxPA2LJ3D7ERYB8jmRP&#10;E432/aw4YeFxxYoEAWstZVHiTUW9aKjqBdoUuEE+S9Aa7w2L5SmjU2zub7m737FtOxbdQGnFr7aI&#10;75mSjaapYyUwcDi0aK1YLpcoBdfX76jripOTEx48OOf09IR3797iRvHzNkbjncI5i9GKwiq867m6&#10;kgnhk/WKxXJNu9/jXKBZNPRj943B5vttKmfz8QB/8IyUbx1VAUpMd7Q1DKOTeFGUDC6w3bWcrmp+&#10;+ONf4eb6LV+/ueR+u5PGOor77ZZmscQUFaYf6PtRpofLkkcPz7h4+IC7+2vu727Y7lucKzB+YPQD&#10;97fXXL15zYMHj1kvFzS2QlmBcpVLTEYnpkvKz9CUD/cJhOP4L3P7yAIw+yJK5MbyPN3s2mgYHeM4&#10;sNt2DOWAUSPd4cBw2MoglJIGyKGXLKoP0lBzVsTGiiBGKkGJDkrCtZOzEhFfTjeNaAFNGi0pG8jS&#10;0UoxC9c5e89NklSaz543UTpnPYCPVAsJApoqgAnfTZi2j7TFXJHErz4KuqkkzaySREKEMYgOXUEw&#10;/TSlmuQYXB9N3wfpBVRVme0YjdH4YZqWzU0IlaobT+uEhdXERcPEoZoxiENXweT4lievlSak/Xpf&#10;DyjdgGH6GwjyGrMFILWrmHHnxYshupIlqmzGszg6tolVM0STcoUcPxNkOE3h8vMUKto1Tnzx9P5J&#10;3jhrSaXKJVVtEcYa3RirhWmwTilIhlg+yk2jopdEShjCGN8pVhtRCmVa9+S4BeR9gxZdqKoSefSm&#10;PmG9XlNWgqUneMh7MYUvy5LlcsnJyQmb7RbfbTgcDlQmCg6GaRY1eTyHMAkPHg4H6rrOyrVlKTLH&#10;6/Wa58+fs9ncR9bTgLWNCB16L/RiiJLS71iu3vD06VOaxYUIJA6ixfOnH4X9ji3M/k1Qavw5qEDw&#10;cr0Pw0DTNIR+z6E7sCg1n336Gdu7G37605/yv/8f/xvOjVR1LdPBzYK23aPi8R6dyzMni8WCiwcX&#10;3N/f0774mrZtGXxBXdf0XcfbqyvOHrxhvV5Tn0hypZyw6FKfSUXiyJ/37SMLwGyZVRCi9oU2JaF3&#10;eBddcrxhGBQ3o6MaPVZ5DgfP0Er5bLUEwn6Muu/KMiqLGzTVoGl8GS3nAp3XmKAZsQRd4LUjoBm9&#10;TGVKBZJG55FMPogrURqQStl1uvEVMZNOEEW8IzOWnoN43tWpB8D0uxSg3se/8+HKPYCZzn9aVBT0&#10;wyBzC9aK/8GsEsjZckhCbrLAJn9c7zy+kIDRx1Jzu92SpIeDDyne58+Sm5paAnvXyQDUKO46KGPx&#10;wOA9vXMs46AaUTrZFOLP6/0kxeBTEAuSyaQeiw/hAwmLvADkTG2qqnyklwoNMh2jONNAOgaJRRPp&#10;lT7OZoR4XpXBWvmd0jpmhvPBKz9LJqYFdrKcnDjlg3NYlPjejg4QKArSvMN0zn1cwEhN4QgFeScn&#10;IM2q6GQhGXd7LpYmhjgCdVVVxXq1pnzwiPXpKdYWOB/1feTVGJ14Dlf1grPzC9pDz+ZmoB8G2k48&#10;HcZR9JKSOQ4kY3mhySbNnHEcsYVlu91yc3PDYiFN4evrt9zd3UlDVCnKusA5lafZ+75jGHquLt/w&#10;1VdfUhQnnJ6eEoqCw+GAWZbfHmF+oe1jFdT0q3znzaDGYRgoyoq+H2gWC/oedFBs93vWqxWPHj/m&#10;L/+Vf5Wffvkzttsd/TDS3d6xPDllu9uzsElBNbDft9ze3XB2ds76ZMmnnz7jcOh4e/WWbX8fGX2B&#10;m5trXr14wXq54qkVeFUbmc8ARA6GQNcdwMSYoo52Jf9s/J+3CgBmFYAc63zjQM748D5OjPZykWsX&#10;+e294L3RzcuHeZbsGYchUkm9ZHMhcb9nfrRM8gd5LZpDNLNtPiCVs85Ynh89P2XHTJfZvL+R79hU&#10;b85/N8/mwuw58+gbZl/5EM7kJBJskPBz57PuSYgZ2Bi57ZLdWxSOumkgBA7mwHa3o22Fp1/YAh8C&#10;dcSTp+ledXS++ogHu0hJm+vYOO+wdtL6sUZ0+621DL3KlNsJ054tjTHYTx6uMWtPMFZ8qkvnLvUy&#10;fFp0EwSUFlAJsCpBSvH85OswVh+pn1Ki8dEQJhn0jMOAi8fC6MnFLvcWotfBfKEMaZFxjhEVE1o1&#10;NYFTtp8z0PlxgP+HuTfZtWzLzvO+WaxqV+ecOBFxqyzJJDNFJUXbsuSGIMAQ4I6fwFDTsP0AhgG3&#10;DKefwl031fBDCIYFwXAhgDQok1RSzFtHdapdrWIWbow551o77k0yRWWK2kDEidhnF6uYcxT/+Mc/&#10;fHByT5PhjwsHoPL7yvKJBAJGyfE0bcPV1TWrVXfRdT3fJzm2ylo2mw1Xux3T+Z6+7wvTx7mY6jci&#10;Ay3Dl6Smk5KK0jW9MRumaeLx8RFjDDc3N3z44YecTifuH+5RKkme15RJZCKSF3l8fOLTTz9lu/2A&#10;6+truq7lfD7z7+oxo2jx4knvPKvViv60J9OLTW04n47ScFrX/PSnP+Vf/Iv/h5///OdFEfTDjz6W&#10;z0iTDGNw7A97FCPWWrbbFS9fvuTp6cT9/T3jQaAuneoib9+94/btW3a3L2WNWUNGK6yxuCgIiTW/&#10;Tgf5639cJHD/zX/3P0bjFXEMmBCL9j4xps7LiK4bHIoRoK7R1hK1xWOYomHympGKqBuoVkTdMAWD&#10;rVvqboW2mq6rWa9qVBzwVYOuZNC3Nlo6MceRmKYzdU0j6XUUUSoffdLD92CENjjLJaT6wKIYmje6&#10;NTKvNxuLbGhzd3MpVDIXDrMgWEyRZbH5CyM7uYnJOyIRW1Voa3BJHiB3zcb8HrPQq4+BgMAZ2pry&#10;epN485HIZrcpkbZLzSl102CsZZhGDscD4+iZnMhKNE2LCdDamlYZ/Hlk2O9RLtJoQ1s3TNPIw9Mj&#10;/ThgaksTJjabNbvtJnXTGpq6RiFicKu2oWlqmkrYH1rlzMvhp4kYpgKn+NQFK3rxgBYHj0amlumk&#10;h24AowgGYqjwEWLU8iepdPog9adhHKXBKf8JE5EgeutG0VUVldFUWlFpqLTCaqHcynjAiq6p2HQN&#10;q1bOozLyWqsVtY1UlcZahVYB50amacA5kT/JPRqiAivOICLHGRBRsILvahmEJGJvogtvrREnRRoP&#10;aY04idrSrBr09gpdV6i2RleGQcHoR5zW6NpSdQ2n4cy5P/HJ97+HUvDq7VtevXrN7YsPaJoOpWsk&#10;BzHScRo1cZpw48Q0DITJYXRF13RELNPksfWK3e4GtMYHGAbP0E/4oLFVS9NsqWxLCFqmpilFfz6j&#10;deDmas12U1NVDm01MQw4PxKiwyP6Wh6h8oZ0nYrtLhmiPBswxFRCDzHiIwmikwzMpwywzJogDdsR&#10;q8CIxkeFqdP4RmVxiL0Zo6FuOs5j4OOPP+bVmzv+5I//mK7tqLUGH8CNXG23bFcrxvPAeDzTmIZd&#10;t2VVrcBDpSzjuWd//0D0EzfbFW2tebp7hW07dtsV11c7CJ6+HyAEtLIyttWXtFl+qnw1vNQIaARu&#10;1XrxU8k+KD/14v+y5qQCmgcPUUop+Wd+/uLf6c//+r/8z/9TtvmXGcAi8I1xKaK8TM5mDXjSohbZ&#10;g9kzlyKnD6kjdtarVzlVjzN3O0eQM4OG8s0zx58ZBlpE+BkCyIcfIRnyQFyobcZyxJcZQHkscPty&#10;du/9vlzk5fPzC8p5fCOpSNdj/l0sx72sFyxfn98jn5MlCayoOGbNGwX9cWAYhwQNBVR0RRiuaRq0&#10;FtrhNI0lUmmbFlLHqFIyHWyz2dC2HVUlgmrjeE4MiKowc/KxLddKwWbTRY7ESwnc9yL4/B5hB8l9&#10;IkIgN4Kp9PysnkqGY2IqqKr5ThptS0YVmsD71N5SUymzFYSKmbWDVJpgJ92dkn1kUboQg9QGIE35&#10;UGQ6aDmvkDPLLBMi2j86vy7JpYf31tfkHc5BTLOYdX2W+4FkKh6ZDdz3Z5E/SVnAyxcvuLu74/Bw&#10;x93dHfp6S9e1GFVJMBEkk2samcUtwY6sWecdMTGlssbQZrPh5uaap6enlJ3LyMwQPDGIrEZIDYQx&#10;IiJzb9+wWq9pGyk4Z4l0RZ6GpiCkGpv+q4sEl0nVe+vrr3hcIhOqlFRzn4XRsNvtqHTghz/8Ib/4&#10;8z9j/7Tn6Wkva3slzCmCp6oqgpL6yePjIzc3N1xfX3E8Hdk97ssePp/PuCj38uuvvxZWULcuCrMZ&#10;ZjRJzbfYzrxsFmjA38Tjn/zTP4r/xX8qTKALB1AKaFqTec2w0Lx5D46Rk5plbVX2UuSB7JLuClac&#10;CoZeipohRKxdFFBTuq8Sj16+J9vaDG3MMgg5xc40w+VDoAu5yjpNacqPQgN9jwKqYB5gEt+DIcoR&#10;zcZ5LhQvjiMpQGbHleGCGGeZZqFszld8+RnL98x4+EIGOrFHqtQxbIzBJ4G58/ks+HqUhdxWplzT&#10;YRzZH2ZmU9u1uGkUuQWlqdqW3c0NWmnafYM2hmkacT5gVKSqG5m/qxQx+vfQrqSVUxxxNogSoZXy&#10;+nvQidwyKUZnw661woQUNBSVxTzwJfVXlGuZaaVzoW1eG7OhDZPDj5fS0llCoaoqjApFQTQEGbQ+&#10;jiOjG1MfRNI20qTiniowJYAyKh1lhiHnWgAw6yjpNPA+OWTvRW4iDgItmGGiqjwkAToCeB+TiIwC&#10;pamqhucvXvCd44lXX37G49MTbW2wdU2LIvjEBqobVGp8ysJ+k5cO+BCFXXQ+n3h8fGK9eZlYQbcc&#10;DkcOh5MUjjuXxnhavM/9PJ67u3d89umnrFYrPv74E6ImZT2Ue5z7M0JqcvzLrPkFtLgMJph//mUP&#10;kwgVS42u7MxD9GgN682aq82K3/u9v827N6/4wz/8Q+7evWW92RCAp/2B4B3b7Q6tIofjSfS7GoHo&#10;5Po8w3vHsZ9SUVjmDbz96gu2XcPVesPz58/p6kbgRL+cIwzZ1GZNpewy/6bHylw6gGzwc9Sei4yF&#10;rRETDCLFTMqFl0UAsyFbnvxFkQ4ZWBJTAxNwgbcaPWv/ZCxWmA6Lz4oBHXQxzkWuN71LOPZzdJAN&#10;eS7AaqXwzHTOfNxz8TSlrCmqyDWF+fsXvQLkub5LI5+HjMdvnL9Ss07N7AiWRis7DJ+M1mxql98n&#10;jXSwXm9Q6ohJ7w8uMISBMIrUQAwioeGGEzEGmjSfN8sGhyDn3bZSzIrBcTqfpVt2vSb6KUXRetYR&#10;yj/TNS8DoBTf2OvlXBfnu8xwhqK3LxmgsV4yjnSdYlKhzY4meJm05iaXlEPnNVtmEcwpZLn20zSV&#10;AnN2ANZaulbGXWb9oKynE9K1d35K7C0jo/+SVMXssPNGjingWIrhLc4/yGxlFusmH6bIkNg0ozf3&#10;PyhM0gZyk2McTozjwDbx1G+urzmfzzIGNUX5Sgn9uKoqoWVXA03TSHewE7ljz4iNlr7v2e/3PD6K&#10;DtL19TV3d3fsnw6cTyfarpdrlAKJnH2LWuhXXN884/rqmnp7lVR4KVCZLuf9q0S4c+YYL56K31hL&#10;3/bQWmYexyDQY6q5JgTCMypP61uqpuG73/0uf/AHf8D93T3v3rzmcDxyWkunudXQdR0mBV/DINen&#10;ShTqm5trxmHgPN7JeFpT0dS1KLe+e8fr169ZrVdsdiIN4scU8Gbm4hJ+yMHDr3B1ftOPbzqAZAiF&#10;Yz5JAVfLn0T4WwwaJwkiqVT1E1aHjNWLSQhLpWyA8m/nZQKTUrqkit4nCqKZBdKUkkVljcA5RJJy&#10;ZiDqiImi9R7yDICFRk4x+vm83s9miIVyl7/sInIMkvZmJ1Iaf+Lc/DRnRMJZz1OspHYgz8nnLamU&#10;CyepFlEzOZMAyQDkGIzRyUiHC2eQB+20XYvzDmsE8nGjYRwGxrHn3PegRNNnnAa5tqsOZYTtg5uY&#10;YqB3nt45opb5s4Pz+AjKVqBAW4syGryHIrEnbBWFQSZHifppQX8SxRU1Q2OpwkLM/QapQbDMOlCK&#10;GohKUWmNTF7M8yZEX8mNqWlpnPDeMTp/AaNdPKJoTAW/cKYKvFK4YUQpxTTYVDS1qanPJzG6pOrp&#10;BVKzUeAQHZfrQeGSg3IZzksD73Nk1zQtmdUkLJ887a3C2hpbtazXW7bbKxF1G2VvRKWkCzqFVpMP&#10;TJNHr1s2mx3b3TXt/SOnvudwHmSQuzXoKrO9DLaqsc5JbWoUSAvvCUqlrPHE/Z3m+e1zttstt7e3&#10;PD3uOR6PnE9HrDWskuGv6hZlLeM4cdg/8fbNK57dXPFxamDDGqIXQbpY6m7i8C7teJ4AVrDBhbHP&#10;a4RfyfhnG6EUFw3FFyil0pzOPZpAu1rxw9/+Hb748mv+/F//a46nE/ePe9q2oa5r9kdRFbV1jdKG&#10;/eFI3bS0TcP11TXjOHK/PwpkNAw0dcW6cZyf7nj71edcr1vauqOpa5zWuBAIZSXkYDQFBEr+beIl&#10;evHv+vENB6BU4qtn+iTME6fS/3O0GZmjXmPm9GvJgoDZ8M0dngvqZvkMaUjK2DbMqVxZMCotkRhS&#10;0TAWAwuqTFqaoZt0XszrSY4tc9xjKf4u3XGGlYL3aeThHNHk32XDPZ8nZLXCObrL37UcIZizDRm8&#10;neGMdHQLbFDOU+sKlXTXlZoXi/RmKBzCX7fW0nUdIbX/T0ixOyBObAqeYRipU6RrUwNaCJLSPtw/&#10;YK1l//TI4+OjCO+lYTrzd6qZ1pnvc8oWVUiT11IQcWGQs/OLc8IvlFBxBN57fKLQxTwPIPHc/Zio&#10;qE5YZm5MrCYn8JgPs4G54IinZ6thuMjYLiLyGKl7U2iikVhgE59qE00rEWBNXTLfOUBRhXppEtxm&#10;kgfM2z6vHY0qPQdgsLXFVhX1esVmvWG9Fgz5OA0FutNaM4zDnGUnw2qsoes6rq6uuHvXp3kBXkYX&#10;rhqBB2OkshXeZrVQn9YDhQiRocO+79m1Lc9vn3M4nPBffy1D5A8HrBW6doU0mmVCwv3DPZ9//hnr&#10;62fSEdtK53D0+VrnGQv8pY+5dsRio84g0EVvz7e9P8prJFCbwUmlBB6qK8O5P2PSgKqbmxt+/JOf&#10;8Gd/9if86Z/8KYfDAa0VwyCmUMeW7XaL1oq+76VnoGnoViuurq65uhIHOUwTh/2Btl1zPB55/fo1&#10;6/Wadn3N8+fPqSphdk3TQhBusXf+fXkUB/Bf/rf/QwzBY5BIGi1yw4oorZp6IWql0v+DdAZLqCZZ&#10;QHqHdI2GZMSFBoM2hhCTE4hAMtZLhx22ho8AACAASURBVJALwfkxO4+88ebfCZ4vkWk2qssRdXOi&#10;tYBs1GWxtUj5Zg+d4YlkyMzysySd+AYENDuybxoa/d7IvAI1pd6GDEvMReCcGahSO8j1hblIGdBJ&#10;YDzqmVWEUtJZXNcYAmjF4WEoUfg4jfSDUExBIns3OfZDT7y7J8bI6fDE4XAgOol8Ky1GzSRWh9Ix&#10;OUwp4GYnX3ouEj5eMhxS5idHW6AgHxXOR/og9M1pFFEvQ6pzKIvWCjckZdVk+HHJOCaVWFvZAvOI&#10;j7nM9MJC0K44LETsLXjPoFyZr5CpsRmqlGBI1rP2hmqRMeZzNGmwiknP55/ZAUxOpDYwBoLCBwlZ&#10;jbJY29CtttimRWkrWZM2KGUBYeeIHLUGJROtxJAHmnbFi5cfEqIIwJ2GBEtUBtRIbYRRZuuaxnc4&#10;Hxj6gdGJOGNwDjeOTIPl6fGJytasuo4PX37AcO55d3dPfzoxrdYQgwyhjwab9v1x/8gXXzhuX7zE&#10;qkhTN9RGMU4BlYZJZVwwSwNCyXXz7l7sjAUIlL3BIlH4ZQ+BCDPVPBY1Vq002sq8AOcjIWqIirpu&#10;+eFv/4jf/4P/iP2x5/O/+DnHfkLpgYBk0aMXK+a8yJHbqkJXDV3X8fz5c8Zx5N3dvdBrz3uUVpwP&#10;irvXDbvtFeu2otvVWJU0sQCFSeezDA0Axr/8BH/Dj+IA1ALHLYb2vTRsAVnnvy6Ks/kRsvUnz1bN&#10;ke9c4J2TodnozgcyP3IkmTtoSyFYLRzCIiIr0gMxfdacIKRDn19PzNlEik5zhJoyHVXCl/k9EWZO&#10;+MUxXp7HMkpcQlpwefyXzCGFUnnVy+dIQ08WPHMF+snaQiaxLPIkLY3UOmxlaWh4StBLhrSMgqoK&#10;xSST4IB9GsZyPuzp+zNGQVPXmBS5xiKNqi5uUTm3xb1bOgDinF0tc7KcSQmcM4qOyzShYyp2q8TZ&#10;9wlbngSaMXHGy601NF2X4EpfHOTsZOdJX6XGlK6bTxnI6Pv5+EJE58wyrevZzc+fq40uXd3lO9N9&#10;L9Pm0mPyyfFYUWvNaw4ECqrrWpg2i2M3RuOCnHdVzbTgyTnOZ8mWRT9oRYyOd+/ecT7uC3FgHEdU&#10;JcGANaZMhPNJHsT7PH/Dlb4AayvarmW327Ldbnl4fGJMOkFKqZJ1iQNVRXX0/v6e3dWOXQxpf+Y9&#10;8Kth+HP6VlbGr/Cm+RFCTF3giswAi5HSee+czB7XZobunj9/wY9+9CM+++wzvvjFn0vHtJaZzDGK&#10;SJ9KGoCHw0H0uirR0rq+FihoTPtxmiZROPCe4/HAw8MDz25vMe1VYrAtN8vlf/8mH5kJNDsArVFm&#10;5pyjwFSJ/pcMVeaya2MwMaKCQgdV+LraWGxViwJeEJ0bpTV10xKiYhhHbLPC2ArnA6NzGN0myYdU&#10;wLJC3ZtSKzo5CkZkaOtailoFOkmRsOirSHOUNQaXRkNK05Qtrdk+wTraGJz3DOMo+vgJ0sp6/NM4&#10;odsmSWGIMyyGO2Uay2xladDlPaQh3ckwpM2ZG+mkz0ConbKIBMMV3XqXBrN7UWCshAop5z03XU2T&#10;aKC0XUsMci6rtqJuGsazw3kpqIYQmbxnGkemsZdGnqYWNgPCNhlT5+/gPWOECoWOYLXF1GmOgpuo&#10;00B6H8BWDdPpOBeGSes7Z2JKsPDlMBo3TfSZGROFqjc5zzgK+yZH+CbKtbXKYI2lqVsqa6mNQBpd&#10;24lMsoqFFpuvfaYY52sIl0Vi7xOc5BwTo0wcI43tTIYsIg7R+UnE9SYZBq7tPFTeaMMYJXMh14tS&#10;xucS5NJ0a+k09olN5aS3QU8Ra1uUNvgAkxMY1aWm5KC0aAMFAFHPHSePWbdE5xhGx2/98Ls8e/mC&#10;zz79lH/+v/9v1E3Pi9sfprkcE91qzTg5jLWsVqL2OkypYc47vJMBRVpphn7AjY66abje7bhb3XE+&#10;Hdk/PbLdbmSmbphompa2kbrT6Xjky89/wbqt2O2u2G421FbhnAQbKmWDkIOjtE4ipIEA5f4UcPCi&#10;JpCDsfm9abOVzxbkR+YlZ5hMKdkfzgesNnSrDYdTn+CzimM/sru55T/4u3+Pt29e88/+2T/jo5fP&#10;ubqx9MPIME789g++y5s3b2ibmtP5DA8PgGKz3aE/eMnhcODtm9cM/QixwQfPu/FEVJautdh2zc31&#10;DXUaqYuCtm6ZgPP5TNCKVbciupkHVOjsS/j6W/69fO4bda9/w8ciA1iwdyScvXzlL/miPKEnU+lI&#10;RdxcLDUFChEDrVLEOQyDbEA1Jq8rjT4Xj7QOyuL5xmG8n1AuFkj57bdnkmrxc8YfF5+3gImWvO/y&#10;OWlhLmsAJbJdZAEzbTRTFzNUseygvYST5vcFYjSLc5/7HmJB4vIg9yTZoU1yPmk28fJ78nFnmCsE&#10;ovNpnrMt9ynGiAse7RSqFu33Ao0s+gHyvf/WK52+b8nMUXDRRKeNrIkoiBKVrSQDMBqLROqVkoCj&#10;VjYNijEpEBAWj4tzEbgcPwu8PDXzoWbJcJOCGOscVkkmketN+TpmB7A/POGdx4U0ZyAJ9OWAIM9o&#10;yAYpH4c4f1ucUYBEf06zmEMQeKEf6LoWSLWwJPGcj0cvjn9eexSY8uWLF4QQ+Oijj3h3d8f9/QNd&#10;19JWFYfDkSZ1umqlqKtasoE0A9pNE1NqhDwejxwOB26qis12y7Nnz5gmx9P+SfoUjDhxZzxaj0QU&#10;VV3x9PTEmzdv2Fzfynk3GwlsEn1XxntkaLiUQH+17ODX8JjchNHCz89BmDGGzWbLxx9/zI9+9CN+&#10;/vOfc9w/8vDwgGtlutzhcJDiv7FEKJP8YoxpfsaK7XbL+ektSilq3Ugtoe959+4du9tHrnY7uvUO&#10;rTV9kMAj6DR4CnF+//7QQDM+mqxfUHlMoU6/UyVKDsn4oQTfN1rN+KU2oDLOLzyRCBhjadqWoGzS&#10;bgdja1zSUsk2NG9aa2zC8y9zxAv4Z8Zg5BVRFpZWCq9UUQBdvF0MvuywuUYQZwRyaazmfHIB6yTn&#10;mA0gZdOrC8OeXz8b7NkJwIw4hfeYRhnmilFgHdmfcfE9S6gpHY9SialVTkd+lYxhLqPPLJwUfUcx&#10;clWWSDCWYCxTBOUDmEhQAkfgI95HKiP1CR8gEqh0LNcjWSaiglCurjC1FCodR1JI1NIhXGuLsYpa&#10;WWjAGoF3qtThnetIOtVEVJT7N+WBN3hUeA9OS0VBb3Qp9i6vb3ktIsec15tcM4HYItI4lZU1h1Sc&#10;XWZyMcFtc6AS8DGvT402Ch/BJkkUPzq8rjCmYnKBu7tH4voRYytaU0Gq5UQMKJP2lkkMKXkO5LNC&#10;ugfXty+x7Yof/ugLDn/0R7x5d8ft7S279TVP+ycq3aSxoJa6qem6VmCiSajYwcl6PZ/OPD0+slqt&#10;WHcrXtzeErzjfD7i3cQ4nKkqA8HgJumdqKxlOh15+/VXMtPAKG4/bKnqmuAlo4rZxJSI/tdr+1UE&#10;peK8l8lfJ7bDh4itDEYLg6kfHQFN3a14Xjf8/h/8h3z+1Sv+7//jn3M4D0TvaLoVD08H2rbFVKLJ&#10;NaWGvW4cqSrL1dUVH3zwAZ/373BhQIeKiOF0fuLLLyfq9ZbdtuVFt6K2KdOdJpQ2dMkBONeD/psd&#10;KXlRA8gzaPNjtjGyoAurh0UEakzB5SOX0a/omyRte12VTZeNoLWGqdQS5sgyf5ZPBbSLIt4C180R&#10;xUWayUxTDVkBNEbR3Xl/5UnYJscdRBq6OJd8rgtoIxsymDubc9vCZSF4HgZyUat4/6tVZgFdNnsp&#10;pUtvBDn9TddI+iLm15eJXKW5yKXPXdyH5XGocjIolMB904RNchnk81qkmyEEYpJi8F6cSplGtfgs&#10;IuU65zTeM0MBxWmmhZVTdpTCJu2oPBaz0oKf6kIDlcapLCiXoYM8CzlnHPM5S0/HsgFMKZU4/2lw&#10;vBL+fkwy3nOdSeZOqKBoWmmMU0aVWbExiHNQk7Tiy/XxM5011TDy/SEp6Y7jiK90gRkfHx7pbUu3&#10;6rh5mbq7z+5iDylmRt1FphlmUsBuu+MHP/gBb9++5c//5I6HhweeX60x2jCMI1WMVKn/o207gWjP&#10;A85NQJRZFCFIFrA/UNc1q/WK6+sbnvaJ9TKONNNEbNsC4ygl40MPhwNfffUVV7sdV88/ElVOJ/0n&#10;VbNOwUfumciMMDmP3zQovnT6EEsUL6q6lh/84Af8/b/393jz1Re8ffuWvhd9o+PxmEZldmWfns9n&#10;7P6JzWbLZiPSKf3xNQ/3D4zDSF3VeNdzOp8wn31G13aYVl5rq6ZkXpmwEl38DZ/9X/2wAP/Vf/+z&#10;uOSnymOGPUhyD4UJlKI8pQSvTy5BvL4PSanRYIxNDTiROE2c+wFtpV4wOc/53KPqTr434YEqFdYy&#10;TlvXzTccwBxxxxQBpAgsbYiL1v4lNp0jaeYeVdL5hPzblAll7kIpEBcoQxhOWUJZpYxpGbkvj7cY&#10;lEW2oBSEoBEG5TKbiBcbPUM9uUgs8IxkESGEomNEdpjBJ555akW3swhazuBgkWkYjYuiqBiVFCR9&#10;BC8EfNAWF8BGiEHYFKMT+MN5YR0F49KVjeJM4/wzRrAqDUVPx4gOKBPRQZ6rJ4GvtJKiZWXzUBqB&#10;lqwRiQM3iSRDiBGXnF0IAeV9uX5LuvHyOi6lR2y01DrBQEphtchSv/+e7Ce1NlSVSmQzT0jFc5FL&#10;CKnuFIrjdEEm0UmRWByxDzKlbPIBrGgJTZPncDxz577m+tktH3zHs163GDshDDDRuZLie0Tmk+qU&#10;XecsAI7nXiQiPvyY3/nxT3h4+4qvvv6K+/sHttst3k2Jky/3u67rVLx00uE7eepanNU0Tuyfnmia&#10;hrZrub664unpinEYOB2eOFlN2zUyTU1FYvB0bcd+v+fp4Y67d2/48HjgaruRvbC4J3Fh+GPKrH89&#10;mUDa3Re+RIGKxKikkzkgGlRo0JaAZvKSba02O378ez/lX/3Zn/H0f/2fvH14x/54ojUir913jdR8&#10;tIzJfHx4hAhXN0J/ffjoBf3Uc7x74jiATdP9Hh/f8otPNdubayr7CVer55ioOI0D2nsIChsmvK5+&#10;LVfhr/uwcIlhJyuYog7BFLLHUmop6iSvK3MCol9AAbMh7VYricSSZ7HWUhvBB/eHPdubNhVT5QhM&#10;WqRVVV9EDPPn5s3KjJ3njZ4hoIs0n8u8MwP8an5fgYASfFAiZSifkaVgMgSUBdDmrES055d0xBjz&#10;79+/7Esm0PzaZdResq0F3COORF1kADZlSC6o0iSXsenMGddGlwh8CXVpLcbXTY4hxtKFrUhcce9w&#10;zhQeekiGOOv6L4usy2LUZW3DcGFYVZa0kMFBsTKL5yw2j4QMkKmv3jvRqHGuDJPPRVbn+/Lc8n4s&#10;vy8fS9ZqkfUl32O3K8kq0j3PjV6RUMb5GaNRpsYk5kyhi8aAie/PrI4lcJBrnpRKg0TZoorqC6vr&#10;/nTPm9ev+eDuTkZVJugzR/cFWsvrZpmjR4qG/W675Uc/+h32715xf3/P4+ODTIGrDbnvRSnpWxAW&#10;mRAUx2ks9GnvPaezzMK1lWW9Xgm3vW153D9yOp1om6Zcu5B6ZRSKaRq5u3vHm9ev2W23mHZH2zY4&#10;lhnhHNAUW/MbzwBSYJmCKzn2GbEI3vPs5oaf/OQn/MUv/oJ3X33O3d0dN5uOuq45Hg4SwbfNnAVY&#10;w2qzZb1ec30tOkr7Q884jKAcTSOkifu7O16/fs12u2V784y6rhkTEUXszd9sE9g/+ad/JNMk/u4/&#10;/Ec/y7AGzJtGxJykeOS9YxjH8ntiTnXz4pK/YknPY9nUWVfd2opuvWG1WhNRHI8nTFVLMUSbUtgD&#10;LgaX58/RiTc/TWP6DiXFqYvTks0uzUWOaiEDXBxC+vzc6GWrGYcTRdKQjkmn78gNZrJgLrOR9wWp&#10;cgFyhn0kCwqzKJnKVFkpfstnmMQKYpYFVoJHLw1aGQ+Z5AzQJkE/k8A5Ue6Z1Um69nRMnZ0HYSPE&#10;kGQfKnzw9KPoy0eiqIlqTT+OTP2Ac56mltGEOorOfCxaThL9Rn8kLqoMstWFRw8xRWKiyyJy0enf&#10;iWtvfIVRhspaKlvJ/coZWCQJmvnEyPFFJXQKQmnshxP9ONAPIoo3uonRTQzTSD8OTN4xTCOTm0TQ&#10;LC3WqESptKlMXjVlY2ZDHuKCvqxmOCyz1hQK7JwlZmqrGP/EOApyz8aQzHclGs2nYWIYRh7PPShN&#10;1a7YbDfoqmUcJ6YgGRwp6AresV5vWLU13gfu3r3h+vqa9dWObr1GK9hdXbFua96+fcvh6QGlFOuu&#10;LQFKERFcrKNpkAxOq7lgrojiPNpOIK8Y6YdBmgOT1pRAs4EwBSmia9GPCsqwWq1oVzuqyjK5HMQt&#10;ZmpA8Wnqr+MAcoBaArn538sqgLw0GfqCZ0MBdLWWSWjWstmsOJ5OHPaP3N890FS6nKOQDmrZt365&#10;L8E2Ug8ZneNwPDBNgaarqaoG50bJcmvLatVSVxqFJwYH0aEJeLP6Nz//i0vxb+dAJQPgPfw+AXzl&#10;w5fR8vLLmY2eSbBD1FnDRQTgjsdjkvGVz1hHUXjsx56npyeirqjqqlAeIcFBCQMvLI5ywvmbYV5F&#10;KkX5i0Iui8X2rY/3cPnFqlyeacay57VzGelmHnLB9ZZDrFMDwhzh52lPlzDR8rPKJf+WzEGp+VTz&#10;/yUT8SVCFqRA2DO56QkoHbdKz3Ns8/fIOUoUaFKtR7DSQNisFtedNLvBFfbCjGkCuVcgztcu0yfz&#10;L4oRTTReGyNzkZ2UgWS5gDgHBGQGT5pIp6Qu5Zwtev7lPilV1nLbNGVNVJVQSNu2FcZRyozKMasM&#10;+2RWWyhSDwUiTfct1ximaSrzLrz3mfYyF4eVTRo5lHNZUlVBFSbNxx9/xK7dypp3Qi/Vaq47zQth&#10;kQuk8/VOOoG//4Mf8L3vf5/Ht9LNG5LTM8kfGytZUNu2QGQ4jeme+nJ/hkE6hIdxYLfbEUJgfzxw&#10;Oh4ZkiOo6yo5uMiu3aGV5Xg88frVK16+eMH22YdsNhvAl/V6kYnn//9mEwCpa/pMfAgle9baCLV1&#10;mjBa853vfIef/vSnPL79mq+//rrUbKymNCkKQUXWQN/3ADx7WfPs2TOOx5G3b9+y30t/RN3Ifnv3&#10;7q3Mcri5FbmOqiLXdvRif/5NPQzA3/+H/9nPYkDauINCRUX0kTCJmicB/OTxoyeGSG1rKlsTfQQ9&#10;oa2iMpoQPf3pxOl0Irg0+EIbpmFCo9iu19SVZTif6M8HjIqouk6Rb+B8PqXpRSOwNKRQ1y1t1xED&#10;HI4n+rO8RueIUalZ2iHGIoVbV3XpDo4xRTqJ950ZIjEIZmsXA0ZiFBaD0MAStqxmnr8U+0TTRWVn&#10;kpgqMTFXjKnIstjELF0sdECFoqoapsnJ69FSnNQWoqhlhnS8SgldUiuL99IQBAqjK3CieKoBPwXc&#10;OKU5CImnPo6MznE8nxkmJwMwbAWVwbYt46g4HAfOo2jEm3rNGBSn0XP2iqgsulnTrlocmvPpwOAd&#10;xsrmGodempYiuBAJUTTMUSpFhVOBCuS6peJ20oNvDCg1QZxQyqG1T38cSjlinDDGo01AGy+vURPa&#10;BKo6oto1umkI1uK1YtIQrIGmxnQtpmvRbUO3XtNtd2zWG+quw9oKlKbWI4qAVgFrUjFaBZQSvXZj&#10;QEVPDBMQMDoiMYk8pyeFCWl+dVCzkdOiydN7j7KGar0hasVpctimptts0Ubz+dMe27UchxMY+OCj&#10;59gK+uGJ7bbGNoG+f2SIPVfPtrCqOIeRr/cP1Ndbrtcb6rZmHB3tas2z2w/RtuXx8cif/8WXKSLd&#10;se5atK1pquRMfE9lFEFrjscD5+FE3dTUTSWNU1qkH6pK4CIdYeh7hnMPIVIbS2UqNm2NwuOnidpq&#10;mqrCDWdqW/Gdjz6gqRr6wx6tDU1VcR5GyTBakas22QguYMMZqpwdRNHwysFdDiTkzQVayuQMnwLQ&#10;mOFdFurFWmpiISq6LjL5gck51tsNk4e3D4+8effEhGWYPOvrW5RRDM7TtpZAYJpONK1Na8ewbhva&#10;usaPPcfHe/Aj266mrSrG054QFLfX11w/+xCjK5yv0LrFR5/Wm8ZoCaBRioAhoMjsr+zwTRSjbWPE&#10;AB7pcCbL9+cANNmkWGC2b/8jJMOQC5aimZ4NZu4oNUYMl7FGKtfvhaYhBFwkLRxN23Z0lTAJFIrb&#10;589TCqV4Oh44Ho/YuuLq6hq7vYaYR9eJ0NLxKDgjwIcffgQIPumSomM+NhJ2nNvA87AEKQzLBfPB&#10;C6676CLOi82XSPj9PGGZSH6LHsm3vmfxvpKgxHKpUYtsAkoor6CI7M0f814iG3PljDndLe8p4bbo&#10;/jsZTuPrxKIxutQDZhgjJorsjMeWw0q1DKNNUufMncaePPIy+MAYhN1V540altc2pJm581H+8kBP&#10;zZlVOe9YMqmcFeoIJhi0DnijMakI7IMt8JxSoJ2V2kuaIV3ZCmMNTSVRb1s3WGOKrHSr514Km+ol&#10;OlFq5d7EYnhIzLP4vrHyPhEQcpQZiVGKrAEjRdcxMbTaNdvNhnZzRVVVdK/foZTmfDrz5Zdf8uz5&#10;c16+fMlqtZIOUyX3JLr5s5dZY93U5AEqKIF5bm9v+d73vsfnn3/Bw5svOexb1s2WRkvDl9JSZxuG&#10;ITGDWhhk/sA4DsigI0d/7kXnx1bsdjtubm44nU5JMnui61bSE5GCL+VFbuR4PHJ3d8erV6/YXL8Q&#10;1lOEaRrnudSpHnC5hH9dheHLR/zGfk0FYgXDILC21obNZsP3v/99fu9v/R7n/Z6vv/6aaDX7pyei&#10;q2jqhq7J9UWZiVy3iqZpqVNfwGq14ng4ME2iqotpGceRV69f8elnn2LbK66upEt4GAaiSSQJQoLJ&#10;8vpJasdq2T/x/nks/xu//am/4oJKDeAf/KOfFalkMzNockdqZp/kaE4YFHKATSM31ChhUxjEaWzX&#10;G3a7Hev1mvV6LcVgo+mHgXEcabuWq+trttfPknPQRU1T5HudtJuPk3SgVjIc21bCYujPZ4Z+oG6a&#10;siHCwkhKxJkGhmud6Kpz527m5ZIwfJMknEGVIqek+vL6HInnomQkNbelKV8FRsst/al2QXKMWXBO&#10;pZQ9/35Kcsg64YpGS7Ewz08wiRaa6ZIieeDnukhSG8kpa9+f8N5T11Y4325Kwz8OsuCidAdXqd5y&#10;Pg7SmRgC3WpF20ixa0yNel0t3deNTfN33ZjukSP4iNWykSWTomRUMUVh5YZcPFT5WSmpiajkyJeU&#10;PYgpK1o0j2kt18RIJ7WuWqrKYKwUlo3N09+Eh1/XFXVV0TUNq1XHumtpmobaWqzVdJXMVxDZ3yp9&#10;Xy5cJ1gzUgzWxZ8QMbYpzku66aXrPKDwPjBFqfeMQeCz9faG733/+9y+/ABtDK8fnwjecz6d6E8y&#10;FGa73bDdbAGoq1ruxeTYbba0TQMhcvfuju16w8cvXopj8IH1esO6bambhkprnvZ7vv7iCyY3sWpr&#10;2rbDTT0oRVNXqeM/T72Lqcg+kwhijDRJDrltpZZwPB05Ho4AdF1bagdFAwyRX/BRAo5us6NtayKa&#10;aRyx6fOcc5IFJgM3B0eXFmtmZf2SEKIEGt/++xxTxPj+84mA4Yd0vpqqrtmut9R1w+P9A1988SXB&#10;Tcn5O4yxdI1k/C7ZAFQQWY5uhU4Zd98PTEm7arXaSod9kodebXY8e3ZNlabzeWyK3k1Svs1zrlOd&#10;ItcrMjxPJqvI9fI5+E2XrrjQXxqkXj4MwB/8J//wZ/kCz8XGPE1I8M4YxLtnaYRcHKoqVTalDLKQ&#10;bsYcZdd1zX6/5+HpUeaYVhVN21AlDZR6vcUamWFqK5sKTDYVQx2Pj09SvETkG2JEOhidNLLI7FyV&#10;Nupc+MldlTrLVyzwNjGYuRqfI0Cd0lFVGD6FVUIWmkvGeSk3sCzSxtkJ5e5L1EJ1NK3IC1kC51PD&#10;Xc62zAJmkk7QbCCXfQMqNcyZMhIzOYDzCe88bVtJ+793jNPI+Sz4bfAu8e1FjfJ8Gjj3PcFLcbht&#10;W8HuB+GJG0QjZdM1VJVFBZGYyFRHQ544leC09zqc56B+GY7MC7NK6W25Jvk+pbqBGGNJ25evUSng&#10;sE0n1yHpI5V7naQ6rLVU1tLWDV3b0tWtXOeE4TcmN4JJ1lPmXORzYdZRuhg8lOoVWtmCLysoAYNP&#10;RevzKDRMU7VUVcXu5pbvfve77K6fEbzn/iwO+HQ+CVSoRCJgtVmjUDRdWwbUrNcbkS0B3t3dsV6v&#10;eXn7TMQBUaxWK4yS2Q7rtuF0OnP35hX39w9YE7m+viL4ieADdZ2icOZ+iWEYcN5htCnsvhhJWb0c&#10;/9AP7A97nJtQSlOnuQoqOU2USQV72Y+b3Q1XV9doW8v+tzIjdxyntNYXDnW5NHKmW5Lqv54DuChK&#10;LT48v8co2Q8usbLW3Yr1ZsPpcODNmzccnh5TIBbpuo62sSlzduk+j2gj41arqkKjcd7RDxP9+UzT&#10;rpIIpsEHT9WIqmjTrgRmJgc8M3Sj5khxESqlSXeZgJDqnb54uEvjn//9V+VUBuB3/85//DOfIst0&#10;TQvGJsUzWwpe3rs54g4eH0WsLMMM3nnO5zPn05nT+Szpz6vXvHt3J4XeSuRlfdJXqbpVuonJ0Bam&#10;jBhjkQqInM89+6cnnvZ7hkHS1LZpRPfcXBY8FZIBOOdTRLdg6ZS0imJoc/dxoY8umrPyBTHJ8ITU&#10;BEQkdViaogk0c51TM9qyCLto3MkjGxUz4wclE4YKrTM9nyP//B2hFIvluytbpSUuTKBhOOPcRFNX&#10;rFYdIQpUM/SnNDxkSswuYdz054mhP+OdT8yPFpQSgbZpInpHt1pxvdvQtB3RO/phxDsnRjg1vYly&#10;Zd7MCX9c4JCpyyHF9fPvK9RCHmJmVokBV6WPwViTKK0mXdvklG2N0aLamad1zbmvDFS31tLWNU3T&#10;0KThNjq9rjIWoy3aVMh8aeHZxxkkDQAAIABJREFU5/NwISbxtFDOL/PxldKcR8/oHJOTKVBTkOlb&#10;/STdtufRSZ2qWaFtRb3a8uzFSzZpHu/gAsf9gdPxVKI7qzXb9Yabqysqa3HjiJ88u/Wapm7QUfHw&#10;7o7des2z6xuMFkZY13UQpNi87lYiN/H0yJdffsXYn9ldXaP1rFCqU01KKVVE5IIP6Zrrsv6UVrRN&#10;U8TSzr3s7f7cU6dpcXm/kqjBLjUsdqsV19c72m5FDMLc8050mKqqkixRNuNlmP5rcgASHMm9Xmxn&#10;+USlZISqldqac9LXsFptcOPIuR/46osvRLtJQdetMCYrG2gJVIsUvcJaoRgTFefTSWZ2O59GkFbE&#10;4IkomtrSdh1dW+NDg8ZAygBQyfZlafviu3IGkEeehpJxpbNLr3sPav5VIKDv//j3f+bSTckYo9yP&#10;QJ02jtZGUrssjkae+SmRcFMJt1rFRHtMeP3jwwPH40nGFaIY3cT5dGacBHvb3twuaH+J2564ysvx&#10;h1k6eUqiYVPSE2pXqxIdx4Spo5Q0D6VoJmPThWefoJkYo4hhZZzczJ8TQh4En2ckiIMI8b2h8iZB&#10;FItrQpyhHq3muQkuXbs8k5aYRgaK4lca6iERpU+c99KglIxkaRpTpAi3Kr4+eJlkNE0T1uoULSbt&#10;90G0zd0kg1CqWrKtaXCc+55xmsRQNi1aqyQcN6JiYNV1XG/XrFYrVHCcT2eG81EiOjVnSyFJ8Zbt&#10;KNW65BTDjMUWSCWKA0jQo9YzlKJTFCoGJq0HM1N6c++AT30GMRcHSZ+dNn92AHUaAVknOjEJqqpS&#10;w1bG/jP6FFN5cXKjaAF5UcP0OcNJBIJhdOX8fVhcizxWNEEkpm7Lz6urK3bX1zRNw3kSKPJ0Pskg&#10;n7RvNtstH374YWFvhSgQT91Ibez+4Z71esOz62vJqI1g+TYFKV1dU9UVQ3/i7Zs3HJ7uheiQRkwa&#10;MyujRhLrzi9qDMmeNk0jsg9VTd3IXoxBpCNEKTPTR1MdRksNZvJyr3UlA1XalbCbnE/duMj3Zwcw&#10;4/+z9tavJwOQx7dBQADB9SXzNtrQpB6RmKDur778nOPhyDSeEuEjpOBTqLC20iItHnzZP0opzv3A&#10;0Pf0g0yUs5U4So8gBd16w/X1NS5WlzW//O8cVJYZ14tS9qJ4EsosRt4z/rlC+CtkAD/8vb/zs8yv&#10;n5ttxNDayqbOTMrvy4ZViqqpBbpJaaBgiR6SOmjf99JNWdcorTn3PYfDER8jVVWzvbr+BgSUm4FA&#10;8FMZT7ihazu00Xjn6Pue4+mE1kY43l5kAnK0DDMvu0A0ai4ahxjwziUnoQt8cOEACoyhStSeayP5&#10;c21SGs2FyMxgyDi/ypF+ep9KWU1hIsVYagpVgisilPtgUrNWhtlyTQGSAzDiGAWCCcnQ9ygd5d7p&#10;VNwbzsk5yAzazPBwU6Dvz4zDgDGGtm1FKXUaU+QjRa7tesV6u6W2lsGJEzgPIwZh/8i0q5zKK4mS&#10;UyQd8mwDwcDS/yUDsFAMPklHioXqrLYVygjPXJmZF+/TYvdRl+71QNI9Sg6AXPRXGpMgPAVFPtp5&#10;h0Y6QwPy3QHR7xEBT8XofOmAHp10804+MPrI5AJjiPIeECXP1A0ctZUJWimLCLbBVjVULVXToqqW&#10;0UvRfrVa4SbH0+Oj4P3jRGUt17sr6qqWvQRsV2tqW6EDPN4/cLXesrva0rUdwUfJcOqGcRwxStOt&#10;1lilcS7w+HjP49MBFDRdl9RwBeOPSb5EDKWsx5neO3dIG21oGoECp0kGCTknPPkchJmkXOvTPN5A&#10;JAbPar1hve6k/8B7iZ69SwYszsEB2fBncgDzc9/2+JUcQCznJm+Z3xOjk2BDJRgLcaBGaTbbHcP5&#10;zN3dPY8P9wLOqECVgmIfoGkqJufxTuDotm2FYRbEkTnn8NNECIqqMoQQGfoTVW3ZbtZU9Q4Vo+yN&#10;KBNYst6VQpUmzIz5K2ZHCYoiJ/ctxv9XeZj//B//11HUCWeJ3CzD0Pd96UyMUWbM5sJw1qS3qZGG&#10;IFotUz8w9IN0CKYITLBVOdApZRpai6yubVrJIJpahkoknmwRX+o6mkZ429JVOWPjla2ktjAKJBFi&#10;bj5LxhzBGnPBtfxR6XxT92iGgMzCAcwU0UTRyhlAMuTzd9kLJlIZFpOi/3kASeLpq9SNaKSuMk+J&#10;kgygShmAdLnOOubZAeVsAhIElbuPEV79OPb0fY9CHECdtMrz89M4EIllKLqfRJ62zw6g67BJwmMY&#10;BowSSGG76rjaXbHqGrxznI8Hce5xjoCXHcpL7L9kZvNeLEvUMgsAZiOSWTlyD7MhyMZ7rt94Hwi5&#10;iFn+JJZTiiTLvFzZ7+iYpLldmq9Animdi9mSkbkUEWfdoSk12rk0mjK/f0xrKCSWWpk9jJzHMU3c&#10;itpKRmYE0uzHiafHJ0xVcXt7i3MuadH0jNNIiGLQb29vUzlEpalhQkt+eHhgs92y3m5om4ZpHKnr&#10;hnXX0Z97iJH1asWqE5XKt2++5qsvv0Irz263w2jR9N9u1uRxmRkKGsYh1c+0rNlkNLXJs6MbJif7&#10;c+h7EU1LUF0O9EIUZk2ea7C7fsbN9U3qZI8YIzLJUZsZ/Beb9mt3AL8s+henlllsSSBxkvtbVxVX&#10;V1cQPV98/gVvXn+ZMkZF27Zi+KeJpraJHCMNcquuo6mbJE9vOZ7OHPYHzsMk+ypEjscjaMt6vebq&#10;5uMijR6TI5hh0tlpzRsnNyFKJhCU/kbBN37jH7/8Yf7O3/8HP1M6D5O2VLUFpXBuYnJjqtYL7t33&#10;54T9yk09n08c+5MY0hTNuGmSeb/pJhptqJqabrViu9tx8+yW65sbqrpmmhyr3a5E56Kvk8fyxVSL&#10;EMaOFMikm7iqa6qUMaw3W2xVic58gjIyntmnWoHMGRA4SXoO5vpG7voVuKmaIx+lGccBpWQAiVJJ&#10;OC3GUnPI0rK5AC7QTWLpJArlUo8oG8JcIM71hmUKmDdB2gmS1SA1FpMaiWQ4hxie3JUpzWATzo+c&#10;ztJL0XUtXdfQNDXODZyOR3yY0jlPCQMVOORwOFLXFd1qLcVVazmdhB00jCNtU/Ps2XOutlvqpqXv&#10;e16/e0d0EzEm3BzhLSttBD/3cj9zDCP4pinZQUBRGSPTwWLKJBA4x5NUSI1l9IFhChIxh8gUBGMf&#10;xol+CozeMwbRf598KFi8jzAMEz45hckFxnFimCbGSYy3D4phcvTOMTjP4AJTAIciKM1pHBl9LLOS&#10;5fdynEHpkgEEpYjaghYVz955TsNI7yNXz25pttdEbXDKsj+dud+f8DGy2WxQStGkzOvp6Ynj8Ujw&#10;nv3+wG/91m/RNa0QHrQpFNanh0de3D5ne7XDGMNw7rFVxaZbU1U1WmseH54IIXDz7DnWGn7xi8/4&#10;8ssvaRopdA6Tw6o4ExISuSH3vghrLNJ1Al/l2ttms0FrnUgHE30/MEyjBIWVQakoiZyWzyCKg6ms&#10;Zrvd0TY1fvLCJFO2wJk5k87Iz7wVVIFUCzyV9w9zRJ9/f/nvSwbZ8o9k9oldF0jU6KTuGKQLfd2t&#10;iCj2T4/c3T/gvaOydXq/YbXqZAZKkvfQOWpXiqurKw77PUN/5jycmTusa7SG03FP3e7YrFqub64w&#10;GvphwE1pjGlwpaaV60NL6x6jkr21DKpyJrB8vPf7HJTFGLFN02C9xRlXeMbeSYSjUDztn6TbMUUD&#10;1lq2222qC2h0LVBCYyUN1F4iUZ0iilXXiWFPsAha4ZznPPYCMRlDiJH+fE5RTEvT1KlTz4oj0Ito&#10;Op1MxlljMqi2qsppD+MoDmEYEp9aBLuamAbVF1w6zhg1EmXkDk90FMfi5hkFigxv/BIPe2HH588t&#10;0cz7b0kLufwiZjrcjKNHcsX/8jhTDIDoDc3a99ZIxjW5sUSjucBeNlA5injxvDhGT4y2wGIxBCnA&#10;Zs0nSJOjdmy3W6Ynl5xPqlmoOVsB0oQymRNRrkW5HrFIeuRMTCfnrI0wnaaUbeViJWrOwpxzOGwq&#10;uMjH+5hF8TxZz0j5BP8pn+6fynOEiH5eW7ngORsZGEbRGhpT5rqcXQ0iDTDf3FkjyqVO57qR2b3r&#10;Zy8AOIyB4+HA0PcYY/j00095fnvL7uqK3W7H7fNb9vs9p/6M954//dM/5bd++Ftsr7aStdXi8FGi&#10;WHlboJqZ6RYBkwIQa0Vm4/r6mk8++YSH+9ccjke6vWSAOaMHyfSaRlg6MpBJLpJznnEaqWzFMA70&#10;/RmlFLvdjtNRWEHDOMhs4trS1LU4xRjQtsU5x36/5+7+js3uOdfX12ltRTCXWP9yf/zlqP6v97Hc&#10;FXIcst9W6xU//OEPePP1T3h8eODV159xf3+PNbBarTmdz1L4TQ/ppZhoKiFnPHt2I6SYyReUJTvT&#10;p6cn7u7esd1u6TZbyYhCoK4ropEM49/6GnxLOrB8yrZdU1Ld7GEmN2GMZhi1FMGCY3KysOu6ou0a&#10;tputNIq1rSwcWwmWFsUo6cSYa6papCCyamPKHnRVUdcTVFW5+DFSFAuVyl2k4ogy7TFnFlnAq0oM&#10;hLquC6WyiIP5wOl0KpF9pqUuIwA1TYVjKzc9QJgLtxfsBPX+MqFkrsuQRTKyhcdeRizl81QpEmej&#10;LL9a+G+V00Dm9y2ME1EWXB6JJ9PDjOjQB8f5fGLatInCijBlUkRR6hssRuolw1rZCm0riWxipGk7&#10;bJ0w6wDr9Zar2+dcP3vOfT8wjoNE3ZMHPFrNnykZjzCETNRYs4jSUJx9zvuVjOELEa0D2iuUiqBn&#10;/r0UewWWcz7gPUxeYLU8iSukaN9HyZa9qlImKU7QR2TGQHIqE2nwfS7kZ0OU5CmGaUgFXuHIRxL9&#10;FynMuyg3PKaickh0WJ+e3+yuePHRxzz/+Ps453j9uGf0kdOp5zQ5hqcHXPCcpxGQoKPuWqbgsVXF&#10;H//Lf8lqvaZddanvxJZ+kUwUILLozUmRrDFYW8u+UoZnty/58d/629zdv+Ozzz5D3e/58MMPcO4s&#10;ly9pS2V5imEYyBcjZwI00J979vsDXddx8+yGcRRW0f54IByPVJ2lrk3KXh1WV3jf8/T4jldfGXab&#10;G642K2rT0hMJSrHwoPO++pat9pt4SD96biSVDECasKRWpbThO9/9Af3pwJdfveLV119w//hE09ZU&#10;Tct+f2K71dRWCuHj6IhxQMdA7Dqur3YMiTX1+PjI2B+oDbhRc/IDr77+V2zX0K5kZoq1lqbWOBXx&#10;eSpiuSDyM6KQwteveoF+eZ+ArWxFMIGKqqRfgoHVNGNTIr+so71arVh1K7qV8K9VgiCqrD4ZMkYt&#10;Bvd0PhWGhFKKqGeaZQgyMSxL8+YiStO0SdtmomQ9yQCIk4lkhcMIGK2wuiLaCoilgUprzfF4LDWN&#10;bIArm6iAGbpJkW1IdYxsIKdxJA9VKbdAqVSMubi071/vYhByejsb+tlhlEJxMfRz4blgoXBRlFYX&#10;nyOyEHbRLGVSBiCd1SeGYV0E5XKNI39muqip/pFqD5PD1yHVaCw6BrpVlxysYxxHdlc7tpstu90V&#10;p3dvhBqcFCVjQKBAJ5mJzZ21MXU8Rin46uQUS/GRBfab4ADS/V5ionKfcqSdJH5TkZkYE9wzj5wM&#10;3l1unuzLc5NaTvnTPZkL+cJaGsZesuLohEWmllpBuQlvUTOKPn2WTjDANc+fv+DDDz+QNdhId7x5&#10;eMKHQH964vHpiX7ohUGiNZv1ukAXb9++5c2bN9zc3HB7+2wB1UDXdSIlslCVzLo+ttCyR0LwrFYr&#10;fvSjH/H61Re8fv2a0+mYNH3EYcrlVhhrqEJVWHjSYCjEAVtZhnHgcDhgreVmc8P1dWC/f0LfJebY&#10;NAGqdHDnKz8MA+/e3XF1/YZnt7fsdo2sKaXngKlsDi6CnN/oI20D+a55X8UIhMjpeGK9XvPxJ5/w&#10;uz/+MZ99+q/4xS8+5XQ6cXV1xckNdG1Lk2Fi55JWVmA1ybjR3XbL9fU1p9OJ8yh1ItvIPbu7u+OL&#10;7kvqbsPLD17S5ulwaf7yv+3pf1tvwPLfVpuEA5O7XcXseGvwQWhRMqoxvaGSIe8hSOQUtZHCRYr6&#10;QhQsHydDt2OilpG7WY3G40G5gt/NGyl34GYZYA9ofIygPDpkjDCHaVKYjqkABTP2Z6uKdgH1RBI9&#10;1XlGM8xFx/y9C+6/WhjnYpDlw1OFPs7ZwEXQMi+gEEHFINcUyDMG8nHL9VbETGFNz8cwj12cXz5T&#10;UjVzEYsY8W4ihLo4N8FeFTLJamQYehlqkvDOMjw7F2yZ2UdSQ8gwhzgTXSu6dkXddAQ0/TgxuYC2&#10;Nd1qI7pCWhgUplIEpxinnml0CT9uROMkKkL0hEAyNukE8yLPa1Mhkb+S7CSIIorQ4yKlWJbfoysp&#10;qubI38XLezkMQnu1SezOpk2eBpmVjZhvixTTAyEFMDI5KyY101Rc1grt5b5VLKEzuf7CKBNyQLve&#10;UndrdNWglWZzVYGtMOsr+vOZN6+lEew4DGCN6ARtN5zGgcPxiI+Bt3fvuHn7lu/94PvSvHc+S3d8&#10;00hneG68TLpT3gW8EXgvRCXc/rbixcuP+OFv/w7/+hef8dlnf8Hd/RObF6uy39TCEVaVFK3P5zN5&#10;0FDwIgd+jmfatsV7R9uu2Gx3rLcboUtOI8NwplFCCY9RMkrvI0N/4N2bV7x7dkNjJajooxYWzHt7&#10;Ke+nX53P8td75N6Uee/KIgzpGZ/mljRNx+/+zo/5+stPeXzcczo+8fDwRNfKrObOy3F6Uv8OkXOC&#10;h7qu5fmza06HJ8Z390zjmWqUmuMwvOP164HVxvDsWcP6ap268CXQ8AWtFXbVHAjln/6vOsH04z3j&#10;n/5rtc481oBHOmPzFC+XZIKB0iWp1aVc8rKirrWhyqwM7THeY9q2dMEqLaMm3SRSvtr40kkoY+qm&#10;lGmQLtyK81kisOA9QRtiAm9ViiB10nyBSznmHPF2XVeO1znH5CbGceakN62MyNNmHguYm8faEDid&#10;zwvsPRmoRTR60XSxyGQjcS7wJqe6hPvLNVtG9ClqNQnqyd3F+fnMLsrMmCBvYgkfLSP93N0ZvC9N&#10;a5mVlDMApST1rKoK712R45DfKaG8tS1d1110jFYaqa/Yau7EjZHUIF/w8qrSBKWTCJzBF1phgnXM&#10;rAALJA0hwfrFR+jy/xiFbrpkWQWfqLSJvTNFv3AApHsgG10tGmuyA3AF/pODKF3gyQFkaLRotJAp&#10;vnJfnc9ZW6YFm3mspbUlEh5HodUqXbPbXaGqVvT1W3h4eODh4VEGs5vcqV1xVkIz3u/3vH7zWiQY&#10;Xsr5ikGeN3/OinLAkvtRzCKIqZuaTz75hN/93d/ldHzi9evXnLeKGFvqOqnZpothq4pu1c1rKNOY&#10;1Twda78/0LRSC3rx/IVAetOBp6cnVr6VuQumKmtynEbu7+/58qsv6bodz5+/QKfGKhVnSYiywv+d&#10;ZADve515L8YobLlxmuhqxSeffMJPf//3+fLLr/iT/+//5e7+jtubK87nM40VGNpUcn3GYeR0OqGU&#10;1Aqurq95djxyOPecTmfO5xMhNFRNzdPjI69eveLly5c0m5t07r8updCFC70w/v8/cW+2JNl1ZYmt&#10;M93RPTwiMjKRyEwABAgUwSZZlKpIVZWsWm161V/oT6BHveoT9CLTf5SZrFp6UKta6mqSRYKYMiMz&#10;Jg8f7nQGPey9z72RBIFWDS1Pi4zR3e9whr3XXnst+rmVQS9G1wA7KGFOd4GlyxJyk4sxZjYJl4vG&#10;2ClNHu4SDSEbaMREXa7d0GMaJ5iiyBx8wzokoszpnEPfD3kBlKKvROeaOeNi6h0A1nAX7JlwUoF6&#10;rLUI3mPyPmv0D32PEGIuemYa4gOoZB4c6u2f8dk/HKsP8fwMHS0id7U4j7mGmB48Z84n5tei4wDD&#10;J4m1gmiyLBvp5FymaaQWdCucbuSJxqUIWGPgnMUw6gdd0CkhNwDVTUNZxjRg8gGudKhXK9Rti5Gp&#10;czRODOwwwdgRKir4iZoFY4zQIT7YOpGAaJ1cEj63ecGnT5YbxDQ3RS18IozBGPyMv8eIKWc3dJ5W&#10;ywZDd4g2EIKAhP4n4xeJMo5MMJCFn2YF/Z2UYGh65OYpJKYmGwtbVKjqBkVZZFXQKUb0w4hoNZqm&#10;Qd1Q1tSuLJr1Cq4scX19TR4WZYFmvcLEfS0+BLx+8wZffPUlTs9OUTLt0sfAXbhzZJE3p8SNmrzx&#10;kcZPwNnZI/z4X/0E2+0d7u53JMm+SjxeZnMbZwkSDp42wJEbL+lKkZDcdrvFqarRNC2evPMOaXS9&#10;2aPrjnCFQlWVSCkghglQFikGHPd7vL58hZPVOeqygjlvRTVdLvE83f4zZQCLN+RhOcuJa2MQ44QY&#10;gXa1wkcf/hA/+clPsb27xpdffYmuo4Y4q4CmTShMSbWmQKzEwhnEskDpCpxtTrC9v8c4DpjGAUgR&#10;piWI8/buFb78skbRtnj69ClqS9kXt2rh7ShzPu7vzgC+a/EHACvKkPmEmfPumI8/sglM4gkT2CA5&#10;MD10Ykcin+hiTWAbvIFMOFSiaHCcJtoEQFHZKDzqGJA2G9R1DdF5STHBpwnD0EOE6FJEXiXyIs0s&#10;EWmSkuglL6Qp5Q5Xx5kGEpmwDCOJnXXHI3wImCYLO455YQ3RkgFOwmJ1Wt6C77/o87PmoufDF1LZ&#10;eyH/feKPBynDgrWEh68jm5u8G3W1Gt4ENG/CnOQqNT93gbvIYqqVmhupeMAIs6jgjXqM3AWtNeqq&#10;Rtu0FLl6qhFpRdaSfiJHt6HroaJiqH3eQFOiCDX4t2c9bwAMmYVI1ENoyTx5A+C+DeFBy6YV3loy&#10;pkCFNE8nBJWtJOk8y3Y25BASQFxAPiHNE4yOawHBPThsZmFZ8hyo65qa6vRbPSS8YRm+prv9Fm3b&#10;onhOUg4kh869BFx/maYJ2+0WX375Jd59+hTPX7xYvLbG0vFLK50hSlq4J87uiIrZNBVevHiBFy9e&#10;4Le//S3uX71G4Qo0TTPXnRRyDaGqSoZ1hswGNCzm1vUdqqHHaX2KzckJdvf3eHNr4Aefnzt6CvgA&#10;oi1P44jdboft9h6H8wM2528t8mneZP//edAuIOvhxNafRFZTODs/w4cffYjf//4fcH1zjWEgiZXO&#10;0pqZ6pL7piKrpo4YhhHGOlR1hdVqhfv7e0zHjvWiSHK+6zq8evUKZ0/ex/Pnz+GKmvsF/hlOaTHX&#10;H3yVAOu0g4qCr5K+dowJ3gPBK4xDQlFWgCHe7xQiktKIuwnb/R2UpjQ5eDHF5pZ46SiefC60Uics&#10;KLrg1BRFgROlkZTB4HtAW9JMKUqMPmKYDsSoUBow9DutqNiseSJrRdLHEAhEs5xCSCjYgUnBwGhi&#10;hMSoUBb0IVAJEjWNJcbuJA2Xghu9LheNIYXOAGM8EncDGyCbg8gGRFIUD+sMUdPCrD1BMyJVIO9P&#10;DV46O1jZ7MBEbfSQyN86EFsKpFGfNEIcURQFTjYrABFaR3TdHkrVnCkZpKgAWPgJiLWCKixCIpmD&#10;4AP67gicbJCmCUgBzmhARUw+4DAc0G5aPP3gGY7HI+5en+L17SsYx1G+96grg/FIAcPEAcAQaGIp&#10;LU1D5NPQT9S0JBChMrRJeW6vT4r45MrQRhEUZ6cpQgUP7Wc3t297iGyGWkROxNun9xyDCO6JAi7B&#10;hbluE+g1ClBU7AJh6gaUAY8FZaYGgC0KtKsGq3WLsnbQOuHstEFVKjSVgh8V7rsDpiEA1mHse5xU&#10;GmVpkWpSXN0dWhyPB6RkoLTD5atL6hauVri+usOv/p+/x2G7x6qpUCqNaDTGFNAHjxopywsnaISk&#10;UJUtbm9v8ejsBFprvPr6Eo/Oz/FnP/8lXn31Gv/b579DGAuEyWBKCkoFcuZzAAzN/6ZySJFqD2M/&#10;QcOjNBqmsJh2B6SiRtkUOK3WeLp5isNhjzBGXL+6g60KrFZrROVROI12VaDvd/jm8u9xcqZgTwge&#10;MUWB3W4PPymCG5Ujc3VbMtwmnsgc+7JQn05hrifJuvbWgved4yMRhVPE1aiIr5Awd9sra2HLAv0Y&#10;MA7A+z/4Ef78lyNu7gb87h9+hbt7j6JQwH5CUXhcXFxgOEYMk4fpe6Iyq4DNZoMX770DHzqMXx9x&#10;PN6jvC9hagdVaky7AZdfvcTZaoOzpxpVUWKIBJ9NXlOHPxzKogCiouZNN0PQEuEvN9Q5WPkWPE0B&#10;tu/7rFyYuBU5xZQt+BSDtYmlE8bJYxonZnwkTHGAKG9KYTHGiOgDSxlwmz/j+AIpWVYCxOJeLQsx&#10;FLQuuevyF/PPFOPEghs+GAScJIlPsKT0y7NXikSuponsAomtkuBBC7hARXLM2WSdG7mspckm0gL0&#10;dcwXnjYLvh0M07xdP5hj8kXYk6/Hw0joAZzEP8kFa6nfKZ0ZQSSbMeXGsSWLSFgrIitRODJjn8Yx&#10;SwGQJgrTRRU5ZNV1jdPTU9RVhePhQGwh66AcRbe6oEa5qaeIcRzo9R908MaIxCqiyc6wl46aBbHI&#10;rjHG+KB/AFjcRz5vz5pSf+wh4yVDyglYsq36YchCf1LMjZzJaDpoigAT9RFIow+SypuG0RplyV2g&#10;rJopneUxzh29TdPAbvcElbAceWkd02jpeE9PT3F6eoqivANAGZLRN+gOB7x69Qrj8YC7uy2ePr5A&#10;0zQ4W9XsMjXLlVPHOfL9NUbnelRVEftmvVrhhx//EL//+2fo+x53d1tsNido24IDjTCbwSwYTyGl&#10;3BegB4NSR3R9B+MI2lqtV9gf9ui6jq5LWzNfggJFHQheOxyPePnyJVbnH6CqK9Q1B4Xg+qKJWZKa&#10;i10QbrnUYoSw8S/5EB2mLIGjFdq2wbN338Wnn36K+7tr3Nxco++oN2K/pw3MguoHMQREo3NvlXPk&#10;g7I7HJASBZvGGBSuwjRNuL66whdffAFvG1w8egStC1ZptWyLy0FpoL6NhO8e/9/3MD/987/8TGQH&#10;RIs/xsCNLDP1MIGwyMk40Iw2AAAgAElEQVRPc2ozjhj9kA2u8/PD7OH6AA/hgqOYvhtDrIe2XaFg&#10;rr4xBk1dk0IfL8DEVlEZyiGlQsZ8vc9RtyyIXPUjzJilAAjaIo4z0eaIFaO0yjiusxaOoQ6KMmiB&#10;gGxqMS/nuSib5SDMLOMseDiAvBDkwRRFfdTmBjdZeCTyNHYu1gaWj1h2NcrlJMiFaZUCsajA1D1q&#10;tBuHPg9ckooYSRU0RvZDLlCVJYKPGIYBw0Am4W2zzvTRtm2x2ayhlEZdlfjBD36A9XqF27st3nzx&#10;e9xv76FBFFANqhsEZs8E7ugm/R/qzg2JlDN98FBGipSU+gu2SWsv9Y1QREaLd+D7IM1hfuDv/9gH&#10;pECK/Lz88wRMU3hAK10WmJXWxGRBgk4M8zASp5n0oLRHXZZYtw3WqxVWdYXSORTsb2ydxUm7Qrta&#10;oXQOZVmRc1SIGLqOeiS4e1lrjbpZYbVaZRHEaSQ4KEwTur4HWMJkzw2aI+g+IgFNU6MuqXA7b1S8&#10;UPICLBpWKZGmzXg84G57j5vba7iixGrdMgxL+vdimyn00uxrwdx5o6j/xjjyAlZGkanTcY/JTyjr&#10;ikyFmH1lDHezTx7D0KNZn6OqCjRVA6WA4KnuohRDkoyQzssIR+qInPFjnvP/iAf5amW/MCjEB5+T&#10;kAB4bisAddOgKEsUZYHr6yu8ubpC8KQqqkGqutYQrT2EMTcYiiZaWZY0F6cJ+31PIoUVQeCHnpl7&#10;zQqPzs6o/2boEQPIm8FYTBM1jFlnEdP3sIC+52F+9ud/+dmML6d8KaR4JLo9it3CJMqV6FUbqRnQ&#10;wl6wKqhlvSAkWtAEPnHO5SjEGgNYg7ZpURQFQQiGpFLp4s39BwCpaFo3w0cpRkyjzxHestCaOPL3&#10;fNMIuzS5QCbf+2kkM+sYyTikqjPerY3BOAwQyorg4rLJhRhJR57PlWh3C6gnUDOPETxbNFc4Opcs&#10;BpCFbS6uL9vz5ZEps7Jp8KpJTChJ9wJjrR3LYXQ86ek0whTQDz1tLFCoq5r53gl912McJlh2iRKD&#10;9qqucXa2gQKwXrf44Q9/CGst3rx5gy9//Wvs93sU1nGIHeGY1UXHSVlJ5MiblOsVoGbdfsmOchc2&#10;FJMJuIOcZiRFkZyN5nQ3fPfEjyFkTael5opkg4mLzblGomZ/C4H9kAAD+rllgoDT1AFvS4p816sV&#10;mrqelSUdqZdOwcNPHoeeak6ubnCyXsOVJRdnSfgNPNeoh0vDWpJfVlqzEinRMFdNjbqukWJEWRQY&#10;VcoCZKvVCm2zoiBCm5yB0zykAE+rhL4fME7UJV8aYiG9eXOJEAOapuIuf5rrVemwbFScUQSmHSfq&#10;FVCaaj9lRfNzmKgzOOSCvWQTLqv7Tt4DpkZVlVitT1AUBVKiGiAgcKswghTHdcv0WP0zbQDzs+eN&#10;YN5ytNIAd7trhVxPJJrsAS9fvsLQHakZU1PGZw1DmqDzlwbVopR6C/VN7PfkLZy45tJ7YhC5eoX1&#10;yQnakzMekwUXysX9jhWUv48G+j0P89M//6vP5AooLBpleHGiRdlwgxEbpizolom1RIj65niBlo5d&#10;zaJSJndZShFJuha1c2haYkykBE6nS9IjSRHjMDGsonJx2mgD8f6cxknu3IPFUTIXOlZaJKXhTBYb&#10;a4maRuqeRJOr6opTLVoMfAi5P4KioVnZUwToaKEwOVqS9DQBWTRPKXbzSnGOHoWxwTUC0WLJwnRQ&#10;2ZkMXHjNHZ+8EaXAg0HJgKUMbuQNYOiPuQtbKIHDMOZaQtuseDFV6Pojgqdub6PJClR0l87Pz4EE&#10;rFYrfPjhR4gx4vr6Bi9/81t0xx5lUUArAwRqAAs+5IVNKUX1hRi4SJuQNABFHsLztGa+v+IMIHGY&#10;wfhvSpIZSMymgMA69H/kg7gDrD6aFvAiq5Fq46BYx4hxJY5ueYIwCUGnRGMIlBk4a8jWtLFo6wpt&#10;VaG0BhYJRgFOKxSGWqCTn9B1RwzHA2KIKK3Dql3h/GQDYygomiaPoevhQ2KJcZJKWK9PKPr0E/b7&#10;PYKfUJYlHj86x6c//jHeff85Pnj/PZysT7BatajLmu61spRtgqSclSLYtSgLasqEwub0lPjq/YDr&#10;2xvc3e8BRNR1C2M1xnEi+Wk1s2Ik85bmTmsowk+Kfl7WBVarFXyYsL3fos/igwXEAEZrqtPFEDB5&#10;oCxo82rqijKEFBETZRhiiAQhEMy3SfaEf9IG8LA6RJ/nDwCJ/BFkvVmqBruihCst3lxfY7u9xf1+&#10;jxAmlFVN3tHWoigsjCUpGh8CnCvQNC2MtUhQ2B86dH2PfhgIVteaeqy0gdYJj84v0NYl+YcPPfwU&#10;UBaOvNbHIXfA/2Mf5id/9hefCZ6aF67FJoAcEREsEWNkZzDCFBPrY2vhgvMNm7FjlRkpSmlYPS/i&#10;SgHKWopEyoJYGkqzDR0VbPt+4CYoZJaFFJVjDLnhiIgjtGjmpik+XsGfNHcgyXFpbag5iaNs58g+&#10;ELxx5I1Ez5uP5s5owdRJ7Iqj84WQ1RK2sbxoy8SRhV9BZe0ZSTHluGWzCmGmJGY5DD1LVmcNnQwB&#10;RYaAyHNhnAZiasVIWDGozX8caQOoKoomrS3QdTTAnCMNJscZEZBwcfEIALBetfjgBx/A+wnH4xFX&#10;X32J7fYOkXnp4ts8jn1uiFKKF2IRTosi5cB1E+Gw86Bcnptcx6Qe/lwah1KYI/pv+3hAs10Wwfg+&#10;adakCYnhDf47eS/LQQD4vhkOJpyhsbJes8Uka/RoNWeXlAlQtBiVIqx9xx24ZUUaMG0NrTQG9rlQ&#10;mjLpmBSGgSjKWmvUVYW+H3Dc7xBCwOnJBp/8ySf487/6r/Dxxx9js96QPWrS1GmqiRgxjSNku7Rs&#10;gwmQ13Jd14hTD4A2/5vraxyPO1hnYa1i3JuFE+UaxsQ9NYRp19WKIndQk5grLNp2hRA9Dsdj1lAS&#10;mQPvZSxThjIGmpdFQb0mRdlQABEVq/66vPAL+AMeD4rDrX9aBvA2zeZhBpA4ixfP57KgSDzFiKoq&#10;0bY1xnHC3e01vvrqa0zDkTIoBFI1KCxnPIScKKMzSuKKAiEAw9CjG0hMz5UEBSVNmVW7PkVdV3Cu&#10;YTVmlrNRBuMwQpl/4gbws1/81WeimKkE+UogE/VFZ7BaLEjTNFHDktFIWmiHjpuCLEVUnG7LJDDa&#10;ssokq3k60XknwTixulNaz7/nSRPzBqBZS1+agiK5Vi0xfYW5kUnrDLtQ2sR7PGcFijewsIBeZsNq&#10;GgACwRjDWugs1yyLyzROuRAVlwsXP5/a6y1vRuFB9kSZyLwBiM+AyTWCuUkvRRJHs4zLZr5+JEqh&#10;MQIP0QTz08DNfAM7PQUeOJq9lkfOUEiOt21b9H2PvhszFts0LeqqhvcBTx4/hlIG7arF++9/kO9J&#10;2B3w+vUVKVhGsQUB/DhkNze6r3x/DEXUVHPyDIHJpKMNUcv0E5gLoIid3bmIugxKB5LBd2UAUseY&#10;gWSFHPVJEMCMI+TAgBeWRIYxMURovi/OUEBTsejZpjIojEFlNUpjUBgFZzQKTV4Hzhio4DGNHlNP&#10;LlpT38GPI4buiLJuUBbk16vANQkfspHM4XCgjaZdIcSIoSd5aT+NqKoKLz54gUfnZyiLEtaQxaiY&#10;vRs+9mXxn+YDXYZpIoZbUdWISLi9u8ft3S2mEOEKA1eU8GEClIZlGBhgv23xqzAlLYiK2FamEKiV&#10;2GvTRA1RAGHYkuU7Kw5ZGtGT6FlTlWibFZzViBE5Ek4psa9ApFbVlDIcJAjiP34DmMOD5Yf8VMgQ&#10;gaHEoigwMa3dFSWUJd+Aru/w+RdfIPgRRVnBjz3KigrgigPkBMU+2QrO0T03xmEcJvSsPKytzpua&#10;5iDHGoWqrOCMIvJBonmvIFpK//iHJXkAWohjFFkk6tfXWtNgBDIEIZg/AN7RB+SOVt40slSCYlkI&#10;mcTAYiF+u81DzdEzZyES6Qqenzh/X0KRClKz4CpzfheBtGbOObXMY5HOMjtigQ1IRJ1ZPPx7qV/o&#10;t7ID7ybeaCLSOOaJJhvnUilQ0lgZbykfZ74Ci3NbYJ3y3eI68gygRVMhvycd+8JAXWiBUUzmZz0g&#10;ALSBlQoFFx2JRQKkEBmPl67eBGvnpdUYw3DQh/j1b36N/f0d1QsKR5czEFSxvb+HUsg1H22pNuCl&#10;JhC5ngPxXSYhsczDFjVWNUflMc7+yu57UmDCXxNUjCwnkd76C/Xga83FOq2kyG9gDLX2G6NzbUuU&#10;OfPmpRQHKCaTC2iMBez3B+yHieTWVycYhxFff/MNXr26RLAWH3zwAZ688wRQCtfbHXa7PVabM5yd&#10;nWUYNsUI50hD/ng8Yrfb4fdffIG//du/BQA8e/dFNm7PPT1a4+RkzQYxdDyk60PR9aE/4LStsF6t&#10;8e7Td/HO06d4+c3vcTx2GIYCJycn6DvSAZIMHzFhLEbYYeIu4R4hBlSg+l/wAd2xQ1kXeOfJE+z2&#10;O9zc3FAQEhOsm2tmouXU9z1ub++wvb/H+cWYgz8Z8tSbgTmzo3B63tj/BR8yr4TpGCK5Eg4jSayk&#10;5PHs+TN88snHeOfJO7hVRPI4Ho44dh0UKEA0uubrP+Kw36MoS1QV9YpUdQXryB/BHzsoreBAwd7r&#10;N6+pf2B9gbOzcwBkqgWQNpMP/9QawC/+6rNMDcQci2mW9E2JouCyqlAWBBN0fZcHeABQlCXthmBz&#10;DSUUTfobxymP5u7eoiTvTOscpUQlsYKkoGq42EvFRMLbRQtdCluysMrAmqMcBnzyOc1CajLwpCOW&#10;MEadI28RwALwMGriCSiKiRLRy4JNUgjsGBYCem6akQVL8HfLEBLSLGct56I19VmESEVUbUzuYhZW&#10;FWHPBLORcQlxlgUCogWflrTJ9xiHEbvddua1C9TEPRu04QWS7E5g7+AR4ziiYV35k/UJjLHwk4e1&#10;Bd555x2s1xt2I3OoXYFj1+PYdej6AffbO0QAJ6sVeUYcyDaQNk7Wm9cKzmoUziD5SAVKP5FhefRI&#10;kQS1op/ouUjUeSuBgQQFMcIqnX8nH+D7lThSTYEd3CAbGEcTibSqFADDEVeKASkE6BRgFGAQYI1C&#10;bQ0KZ1BZhaqwqAsLZzXOmgKVsyitgdMaVkUYjkytog1Aq4TJT9jfb7G730HFgLoq0VTELT/u93Cu&#10;xDuPn6Bp1+gOR/TDQJ7N/YC6bsjkSGlM04jD4QClCLLshgO64wFVWWHVtrCGOqsRkWmolF2SpLUU&#10;ELUxcGWFw7HDar2BcRZFVeOLr36P+90ex+6A9Ql5CJOVKjleiWc1mUeRQ5pld7mEhCmMiCmiKB3q&#10;pkJCwjD0ZNw0jdksJfgAa6jeR0b1AcaQ7lRTl7CuhFIJPkaE4OHFBY/NnqDIxtIZyQDl8RDDXxIn&#10;HlLKeY7zeMhFX6mlKfraOYdhJMhb3tvyWnbseihr0A0j6qbCu89f4O//w/+Nu90ORisc+wFnZxtM&#10;PqAsS1R1g74f0A8DiqJCVdfwifpHgITd/Ra73RYKCXVVwhmF7nBAYYCqrFEVBsYWnAmQZI9iNqFc&#10;ArX4n75SOVta0uAlBDc/kw2Awi4KkBSgMIuUxRjJzN0Y9MPA3cFclNEqV8UVT3Th0wu3nhZdwzg9&#10;fW/47yc/EXuInYQA5AjLGEvNZ5OHRGdCBzXMNBkGGnDg4hIgkstY7NxzcVWLNACNDiDFrDkv3aVa&#10;ah+ie8SDz1oL6xxnEzM9TJvZsxZYGL0vNqIlzk+NZ4xlAnmRp81sZhYlEEQkDKF87bRBSgxdcUqt&#10;jWwEdEzT2GMYRxyP+6zLYywZoKdIMN7kPYzS5CnrSoTgMfQTM6JKcphqVxiGHvv9Hk1d4/nzZ7i4&#10;uEDb1JQGx4jD4YDjnrjf49DBTx4xiGsa6QkZhmKUJn16k9Umqe4jlF3P5yT1jrmPg+5aTtZ4EBvG&#10;upeTep78PAV40j/oJ1lEdpIl5lqLUmw0b1A6luhlllvFdaLSUiDQOM60rM42qeQtQJ8DyKu5G8lh&#10;zXMtC5oCD9es4IoC7XqN9XqNoibJja4bsN3eo6oqiK6P9x73d7fY3t8jcLdwN1JHqTWO7qPlDmFt&#10;WfpkHqcCOerF8TlNReIE8gOZxg739/cY+yOLCPI15c5oQcwjq/XGIHUsubSJGTLcec8w7jBwp7iW&#10;PhomRijxjqCgxrgSq9UKRdUCAIaJgxcW15sjPFHZxR/c27zI5fu//Pm3ZYCLnyX5b4FaJKYcaM3w&#10;ZMpZqIj/NXWJpqlx/foVbu9usbu7hg8BZydrbhil6+QD1UNE9dOVFURxuR+GrLuktGX4iFlWpkTb&#10;tqjZWzmBWEM+yZIv/S7LzeCPZ0fyLPOnv/yvPxOsH3KhKFzMLxi5gCgbgDBvEhKSZT9fxqzlJknk&#10;LpMZAEIQaIdgipQoJc0bAENDVHAtYR3xoKeRBOJkYZZsgRbNKU9ixZS+jDsrSnVzcVWyGrqrdOu5&#10;yUMaeiS6l/eSRRuY6V8KyHWF4D1H5mzWoWeKKgRy4MEpstRS/AQe1h2EjWSsyRmG4LZ/UAMA1zKi&#10;SDmI3zFN9nEig53jcZ+lO7QxXORG1nZRijZwZ6kPYxzYKlFJ8crgcDjizes3ePfdZ/jRJz/C+fkj&#10;tKs1bm/uCNs0JBN86HsEP6EfR/ixo2vJrCcVA2LwUDHAghROLEjK22lAIyD6ifDg5GG1RmG4EMie&#10;YpoXIANi2lhF9QKNSO+TIhSIsUMq7zFH9gZp/qz4NZCQ/ETPR4BOEQaRbP+cRmk12pLw/lVp0VQO&#10;K2dQFgalAZwBKkcG69YoWK2gdWKJc0UqqEhIwWOYRkzjiAjqbQsxYhw6FNUKVmkYKSqfnGKzPsHo&#10;A66vrlFWJBpHY8Lg7u4Wx+4IpUjnqSip2U8pjZP1GpuTU5TOARCHujgDoopqMCS1zYQIaPhcZjHY&#10;bNa4urnB1dUlZQdtnWVCUppZfDkLSDQPfJzgowdUJAqsozWlLFmt1QeSix49NMCFUIuUAmWCKaE/&#10;HhACsGpqtKsNCmdJeZZchqiQKisP12oQRUpkuelL4LVY8HhtS3+wwKdv+ZghV+kLEXnyCPKjJihf&#10;wSNBGYOyIn/zaRzw5uoar1+9hA8B61ULHyK7CFKw4ooCWlt03YCirmCLAkVBC/0wHEmGPnooUP1h&#10;7I/wIaKpC6zWpygLbvxDxCDq43K+ctI5EPr2TUA2ACtsHN5DZu0hcJEyXydGrCWPFkyOI2Qf5oKx&#10;LGa0cM8NFPSZFjRaOBVGPxvRK4ac8oKOuViaQkTUCjqJSiTXDB7c6ASh+739kPsuA0A+S6QuRWWJ&#10;wJUSvu0cvcuFE8VKoYmSsbnKPrsCQcU49zEETwTIt6medVXNGYcx0HHRvMM/X9YU0nwSPCgX3ZFp&#10;rn0otXC34msfeEMWVVA5vnEcUTja1KXHYpo8hmHA6+Nr+ECG5XVV4/TslDIUrdEPA2xhsF6v8ejR&#10;I9zc3sCBMPv762Eei5h7J+KitgCl5p4LbfiYj0RR5SfnDZtrHnN4Ixi7WtzfnL7mAb5M+R88+Hpm&#10;PwYeS9rQRl+W9sHnpqANvuTnGb7SQqDQehEJL97SaI1gdIYfE3sdhOAxDAF3d3eU8d7cUIZXt3j2&#10;7BmePXuOrutwu71H13WoasrIjDHEt2fz9bJ0GIYRN9fXuL0lrH29XgNJz1EqVG46zDUlwdWZzWcN&#10;/f6DDz7ARx99hMuXn+Pzzz/HxdmKM19LzL6YZvmSosQUyb97EvMSFVEMI/qeag3iIBgDbRg3N/dI&#10;KaGq2wd07pRovux2O7y6vERz8hhPnz5FVZXUNMeeCyKfDhDpQueFTufxJnEXnSxVvOeFX+oKsiDI&#10;GEWeV8uvxfZV5oUUg2VtCtwfcDyScdWHP/gBPv30U9xefok3r99gvz/AWouxKlBVs/uaeJ6bqsRm&#10;s0HdNLi4uEDHAds4UIDmSvJXOBwOuLy8RLt+QvB54Zi8IDCXAsTYhtcC6Wj/roelA5p52FIsSgwJ&#10;hcWLURY51wsQE3yIwCQdgszgSIn8WocRSAmeO2uXJtxycCH53G6dYiTHsEiyEsDCei8lcotiGUYa&#10;y4u0R+6Zepi+PdwBEzKMIDd7sVvEwHCRYxepOCuLyt/mwSELhprxReH7O+cIzljw76mWwNdS4KNI&#10;HrWiNyRyErL5SWqYG8bUwx4HrTUi4sNTxCLVV7PzWUpzW7vVi94E9hKOXAMRGYMwUWa033V87hpN&#10;3aIqG95kNcqiwjEORBtsWzSnZzA6YYwJY3ePvu/RWkODM1GkJJtjiiS50WNCYRXKtkBlEyqriDM/&#10;RcTk556HxJ/zROfzMuDjeSj1McM+i81xCe/y2NGKGReGe0Wsgis0qkLDOY225M9OwTmFgjFiwwuP&#10;MVR3oRoM+PUSqDqWGLqKUCrBGFqOtE4sve6x397jfHMKlRKGrsPdzS3OT89wenKCH370Ef7d3/17&#10;ngPz5pIY3rTWojseSDUyApevXuHu/Vucn52iqhqCFXqPLJmuFKj3IrF7WQJg4GwJ4xJCN6BsWnz4&#10;wz/B5eVXuHxzje1uD2UsnK2R62Esi1DVNYbEUtyeFkc9JQzTANcT26uuqTZRXFyg7zrcb/fouyP6&#10;4wFtXcMWFtPYQekKTVUgpIDrN6+w3lzg/GyDanWGvh8QJ48QA5RyPO5ZWkZRj8c85x/Od7pWy0h4&#10;EeUnIFc+H2wEcx4QwcQYXvPE6jJLb3CAEscJU9zj7OICP/nZn+L2zUvsD/87tvd7dvlyqMoGrlDk&#10;nJc0QkjYHw4oyhJNU2K1XuHR+SmOhx1uxx7TMKA/WPKNjhNury7xsjnD5mSF0/Oa1kJeu8V/JFP5&#10;RbXgu9d/mD/7q//msxlUnZk8EKwrAZ59LK0xWfZBLrnovxM3PuRO2GkcMY7Dg4WWoBSOfpmNEqJH&#10;XdeouRU6JdLjL8sSzlF38NAPJBsAxZaRZe42FUN6uikcoS8wwgcKksJSktSOI4RlsVYbwqhlsCul&#10;ZoiIrwHABc0oi8fMDFFK5cU/RpZbYAN7WcyW25P4Lkx+ys8R6qhdUE6lBd8wpUzqNsITlyKw1nRe&#10;3g8YpxFdd2D/XIrQBMYKXuCzwN3ZDcn3Ri5Ge+qAnEZ6btM0+NnPfoYPf/CD/BpaG3QD+SWM/RHD&#10;MMBwa/p43GN3fw/D1hoyWJWk04llyBFzfwfVdhyzaAz3VTCsmBvnzEL+QqMoS2be2Bxl04ejTl0+&#10;TsG9s06SFn0bRUXMwhEUWZKaZ1lSNtfWFYrCoXSW3LJ447V6jurFe1fIBRlJ5QwxhoiB4T/Pize4&#10;A3wYEx5dXODJO++ibVsSPDQaRVVjtVphdziy9wZFyNvtHe63WwxDTwGVEdlqkh5o2xOcbk7RNGTc&#10;HlhiHVk3CzO0kUjbh+peJBOC5FGVFVIccHt7i5urS1oo2GhIpcQdxZS9TTy3RD8KSPk6IyVUzHap&#10;6wYJwOFwxPF4JNkQreGqEtM4whjqkA1J43A4QpkCbduiWZ3CB48pst6XBDRgmrnIhvPuOEf/eCsg&#10;kJ/JxwLyyYt/AtJDbmJMc5a4DCRyQVnRmC4tWdierls0TY04DXj16hXub2/Q9z0UqNFU8QFqzaQR&#10;riEUluBZpSLGcUTXHZn3HwkeNyXT7y1JfrRrFIXDBLtAXiRInTe5WSbn4SPXAP7Lv/jXnyXWQclX&#10;iqMm4ZlP05QXucl7BB9ynhUFookznx4gJx0q3iJfPNEnl8mujUYMnvXR5w3AGoOypImXItD1HQtc&#10;UcdtWZawzM2dRj/z63P+zdnIwrwmxZQXASyXYb5yQi+cpbCph0ArRZvMokZA0NHD5qWcAeChrAMS&#10;2KuXzzk3iy2KkLz5LN2upFgndYxlRiQ1CqWJ971sBDOGLgNtABO6455VWal3w8nGEhN88BjHgaEo&#10;oqSlqNB1HfzENpkhoR9GvPP4Hfz0Z3+Kjz78EFVVIwSPwhU4+B5jIM33wXvEsad6UfLYHw443t0B&#10;iUxuFJDxfxUokjSOo2YQJk8cccOFV17knSWdfaPhjIWzhn5mLeqqQmENnNVwMpE44iqd459rWE3Z&#10;rVEKVpM3sdHk5VoVBZqqQFNXqKsCdVmiKQ2q0mFVFyisQam57oAIqxVKo1E42qgIzmPqp2SgZIeF&#10;gIikEnxMmKYRY+BAhaURxlHh/OwMF0+eoF218JGoua6ssDnZZLLDsT9iHCf4acR+v8d+v0NKCatV&#10;Sfz6CIIUlMXmdIOT9SnLQUjWqh4gaBLsJWh4H5AQURQl9rs7rNZrOKswThMuL7+htSF6rvXp3Bjm&#10;nOM5zyJ6MSAmNh9iSEwCPZKJcQg+ou+O8BPJyReFQ0qRgzqDYfIYhg7QBYxWqNcnNH4cEQmSzBlF&#10;jZ8mw3xzqLvs4xF4+9secwYgP5gj//T2c9QMLSdGHRIAGA0fAtqmIkhUUxDZVgWOxyP293ckiTFN&#10;JNlhLFJSOehJhqQ+kDgQcySc6acBMXiWwY8IiTa6mCizKsqaoL6iZphnbuSlw9W52fTbHrkGkL1V&#10;OfKUBUr0U8Qc4SG+PDfSGBbzCnIFefFVvEDFEKFS5Pkw705qcRjg1337Bqb5DnJNY96bF+N4/o6D&#10;+owE/ZFHhgPVwpiF30TeN4HTKO5Tkp1fikJyJNKoBbDZPUesQtfsWCVQJBzk/BToGgvGPddTCHqZ&#10;eKEvioI3ZYq+FjvOA3jq2+6wREaykchGB45qrHQ1sxCgRDZ0XiHXRfw0oV2tsFq1aJsGVVXh9u6G&#10;mo+sxTCMcIUjZVVmStnHT3B9fYO7l1+TGJjg4ALNJKLxGWfYqY3gL60J49aWZDC0JXhqCom7ouX8&#10;qHZlXYGlPIFkGXLO9DvqXNXa5yZBiRZLR+dQcMRvneKuVYqMC8cmQcnncSqyItYa+MTvJfWWNDu1&#10;yfkoJBiTGMqh8xSNHq2BkfX2gw8YI23Wax43jy4usNvtcHVzhRACZct1gzt1k7NTw5n5dnuPtv2G&#10;agHTiKquKDOmwNInElkAACAASURBVBayHMjcVFCwhaOIGwqbzQa77SVJTTx+jI8++gi//g//F+7u&#10;7hD8kLNo4sNTcJgZcM5CTwYhTqyTRUHZ3ARGWvhnZ6e4vb2Fn+7guWmtZF0kEi9MnPX3uLq6xsX2&#10;HuuTNZpmTfWUUYrNFCio8JafRIZ5JQoWmZTvxkK+dblIc/NojLMmlVqsiULNBWp473F316GuKjx+&#10;/Bif/uhTXL/8GvvdDoftlqRjhNbKyqApEUtKJ0ZC1jXW6xU2mw2CD9ibAd3xiBR7lowf8fr1a6w2&#10;j/HkyRO4+owhZJ8DbACzwkD8joUQgPk///Zv/oef/+Vff6a4MAjNbftUISP+udHQErED6EeCZIy1&#10;6Nl0mzYhlcXWvJ9IMpbpdFDEWyUcj9gIcjEBzUWlimmalCXUdZ0v9DD06IcexmiUVcENJQr9SBzh&#10;ECkrSQrzIsGNZMM0ICRiMkEpjN4jIcEVJaKPjCFTAVkr0T0iLRylNGnncC+CMZSVxMxoovS3LEqU&#10;VUmGHzESUydFisqMgXWWm+0iK/hxBFrUqMoaZVEDkIKaz9BBTJGjd4qstJFIXxGLgqPvME3QSqF0&#10;BYwymIYJQzeiOxyBZIi2N3kYpVCWBYwipdHp4FG5CgYO3aHHbnvA2I9AMtDKYBioL+AnP/spPvr4&#10;h3j2/jOMYaKN0SqMfUDbrBCCwv3uiClqKNtgiBpel3h9c4vdGOGTh2taaBOw63YI4YhmVWHqFVQi&#10;NyqVSMM+RpAKqFJQTsEWGq4EXKlRVBGuSHDlBOcCbFSwOsKZBGcSCgM4k2BUyB9WRTgdYXWC1RGF&#10;AepCoy4MzluDpgBqm1CZiFpHVDqiQkSBgAIJLiU4pWDVDP1I4do5rgEoRTIQiktxErAkktUYxoSx&#10;95i8hkoO1tRwpsJgFWxZwFYV1qcbNCenGL1HN3oY69CuTlA3LQpXYnt3j2++/AZ3t1voqGE0QVP9&#10;ccCqWSGFhP3uCJUU1u0aL148R13WmMYBKSlYYxEjU0RNCT8lTBihrQaMwTBNsGWNfTdiigrn7zzH&#10;3f09vnj5Grd31wjQWK3IxrAfdigqCx8jUgp5UYuBm/qUhYIFOQFZFLZEVTQoigoKGn3XYbfbIUVq&#10;QtSaWE3QEU1TIGLCze1LVG2J9brA6dkpjAEmTxmUcxWMMtCK1VBFVFFp9nswSIo8dSM0Zv+ACUgR&#10;Oo5QMQCwoO5aNZcHZgQlB2tQs/T0rLuVoPwEqzSmMcAZhwiLcVKYgsGTZz+ADxpfX97hyy++ho8W&#10;Z6s1jHYwIaA0DgoROiYoH6BiQlNUWLcnKAxp/lMWsUeMHicnLawD+m4LpUa0jUK7eoKmdEBMiOOI&#10;wpaw2iBMCcnTBojIOliRqxopQayTHrhpKImelzvig2+QI4gHjwXu9vZWmtOxRfQu+GguJmMu0Mlz&#10;5IWWPPqHBb05YlX8vkkt9fWRD0rxv1zqWBz0fCpzkUj+cTKT8Xb5rVr+LWcFUvvIWU6ad99cmFme&#10;F7+C4w7ZBGSuvmC+lJEpeCBLY1P0aQn/8x6JjWnAC9V8zRdS3rnGMd87+hnDQMOIFCkTGUcS2BN9&#10;emMsVqs1zs/PcXJygsIVGIXxkYCqrLguU6AsKwzdETEG1HWFRxcXePHiBV6/vsR4f0VsIxspDY7E&#10;HDGmzNdFs+FHSrPGVQzzwFAqIiYDkrug66pjpq3NmO9irGUoTmtoxrvpW1GnJVyW5Dfkw8DkKHkx&#10;Bt/+/u158C0PMVzPvtucaWmm5SZ+vWny2O32CMoRA8QDb968xuMnT/H44gIaCl99+RWGccD2boux&#10;J2P2pqEOU9qoJ/gQ8erVS3z51Zf48Y9/jM1phZQoU1WWztsHnyFfyTxjIoZNYlKBNhSUffzJJ7i8&#10;vMSvjzfYbrdoXcLjJ49Z1iGhrmt45vsTO2ZWsCU/ZXYPO3Y4Vh1aVkPdbDbZ3L47HgFWE9Xa5fmk&#10;lMabN6/Rtg3q9QXatkVKLO8CiqBVTufzlMzz67tj33+ex0MIWOc6n1Dbnz9/jo8++ghXX/8e9/f3&#10;eP36EpvNBmbVkB9EVVEDI2J2WTPccCay4K4oMPiI7niEDjSXD/s9Xr26RHlym/sGCKaaZc2NMQjp&#10;u6+CAYCf/+Vff4YllqYIpFFKGDlUtBBVPGGuKMU82MWiojiqzyYzkXm8iRY4AKS7L+qAkQ60qkqU&#10;ZZVfqyzJFF7S3GEgOV1rDYqiZLPthGkiXXkvmcgy1VMLkTUgs3Fi4sKkngtjIpWglM5YvSz23nuk&#10;JKqoJhehEm+rZEtpOMLihRbIRWq7fF5aVOgBFEXFRXGhwNJ1ddZm3RHqBBbf3ZSlt521mIaJO4IT&#10;XEGFzxgJZ+37AePQwzPlLMaAwjlUJUED4zBiGtg8JErtQjSNVF6w1usVfvHLX+CTjz/Bk3ceI6VI&#10;mVhRArxYR9b2iYGxXZb51smj63rs724wTh7OgLJJUKamARCVNUKpCChiemnNXjCJsHetAMMbolGa&#10;8XwDC+q9MLKIv/W1SmRQY42Byx9UPyispR6EpYmOmovFeVIbzXLmKtdmZLMQqE3zvHl71YmJSAH9&#10;FDCMAwbPukMih10U2JycoGoaqj8VJZyzgCKNos3mFJvNhhvCArrDAV9//TXubm9Q1zVCnKAUmZBQ&#10;VmJxOBwxDhMeXVzg0aOLXD8TtVoRP7TWIuml//Hse6E1zcuzzQnGacJue4NvXr5CChPOzs9htcI4&#10;etR1A4C8IJZwop8oYCkK0vhK3MjYNA3apuWsfkDXdbRRAAQpcl1h4mZJH4nt1LQnWLUtjCvp+iUS&#10;WUT080K8CEJzmJY3BAr99CJIoF/MAcS3PWSDlqD17YdIDWamFa9C1lC9sOC+ouF4wNXVNQ67exjn&#10;ULP6cdmWUKyKLg13xCQ0qOoKXd8hRtIe8p76LhSoD2Iae9hyDec0K/gS9u89qSMUhZtp7suDzuu8&#10;kgxgjmZoDEu0vYhy5HqxHvqSG//2FRNjeMG5hXEgC6NsMjmq5mhUHjIIgRnDfqCDn/FeWcQXPF+1&#10;mIgcWUokLYu2vG9MSdTpF4f/MMNIOrGZAwmkp5iQzMNIM+WBH7J0dYSYctNrxhSz9WbGEZHgPWuF&#10;GKJLCpPIWgNXOPgdOZLpJMJwdP6eu5flPNT8wjkbkeMTKYslVVU2QMk4PC/cgJ0vYSLqbl03ODs9&#10;40WI2Vw8Iah7dCSt86JAXdWYxhF+ooF8fn6OzckG185hv99jUIq9BlhSoAsQtpnkV1CzT/g8Llke&#10;OGeBdGWFJpwW90PuDQAkZk3J5j+jg1QENQgPxlh2v5INIDOG+Jop5EZG6hX5Pi0WoT2zHlVkGrAe&#10;KQCqyixYN47UBdo0DXyi2sj9/T2ur6+xOTnBJ598AmcMXn7zEpfffI3b21us1g5nZ+dso6igTcDd&#10;7S2++vpr/PpXv8KTJ09xfn4OV9RUZ4iB+k2EhWJMXvglkyc5ccLwN6sC7733PrZXn+Crr77CeLgh&#10;BVyT6HgTjTsiTxRwzhOEGSdmnxFldJwmHI5HnPTkQ7DZbHA4HnE4HrO6gBwDsehoTnjvsd1ucX19&#10;jdPTU6xOVihcgX5kiZiMIchMUw+u/b90HqC0QhKBQhDZJIYARMLkNRLe/+ADdD//Oa6urvDFb/as&#10;JTTCh4B6FAc58kHo+o4zU8oAHj0iFd7RJ9zvdkjjAOcsQvC4u9vi5ctXxLJq1mibBgmkniCeLd/3&#10;MADwX/zFX38mRcVlIKMwZwBKkxgaAN6NaOfNanQpsTY+LwyLaEAi7RipEcxaS77AfNJKqWykLdz0&#10;oiAamNYUgY8jOY9RYdTlSROTwjiNuRFFNoT8SGILSZuDFHLka9kYAje0ackAzKxSKU+XG65ZwVI2&#10;qZHxd2NJJkIgJ0m1l5RD6q+QjYY3VE20xoRlo5jOHcGFc7mNPHAm0A8D9rsdSldw+zjJODsWdBOT&#10;m+PxQN3U0wQFei1jHWJI3MAykNPb5OFDRIqKoaGY1TqfPn2KX/7yF3jy5DHqqsgSw0iJo3/aPBzr&#10;IXnvMQ7kR1A6i34cMBz26IcRwY+I4KYkbRF9T7ADQv7QCNzdG6CSdPlSJ7BKgEnSAaxhkqbu4CRd&#10;wvPXZDlA+L1j6qZVivB8Y+C0QcFyvQXr2RSWrqGwpZSiMSKsFqXwIFtAWhAJ1AJIZLQvKdJ0GgPB&#10;QGNI8NMEwsk1orM43ZyS8qYPcGWNtmkBTbTCpm5RFExJbVqcnpwgxoiX33yDzz//nHSK6hpaG+x3&#10;B4ISEzAOI8qyxGq1xrNnz7DZnNJY8NNi7kREiGxJykEIBVkBIVI3tXMFCqvx+s017u9uSaI5gUxr&#10;ihKA9JyIk52a5eB5vkuHvDSyGU3vtT8cMI4DQgjZKEol2rhL5xBigp9GxKTQVBWadg1nKDsKfoTV&#10;Au6CQ6pcBqXvF5DQ8mfyt1I7+GOP78sAaF2THpQ5QKV7r+CnCScnG5TO4vbuDjdXbzCME6+tgCsZ&#10;PrKUBqRI6sbOaSYmEFGgH0ccDntMIbDHgEUME5K2aGqLtq3RNERlDmFEmIitJhujGCnMvhc0Q2gD&#10;+Mt//ZmaV8YMAVE0yQwhZi0AVKyZ2PIvLrKBLLMMoi5meWMjUhCUjlieYKIZpBRQVSWapuEFP6As&#10;yVgCWG4AlO4W7BdAtFFFekEsbyybjdw8mY1vNwk9iPoj2eXFsNDbMWI0kvKnxLik/I4K2qDWbWb+&#10;yEChfgCx4FuIUclx8TFZY5nDzn6uvLlKDcJaw56vxKiCUrlZCynBamIaTeOUtWimacI0DogpojvQ&#10;pJc+APJyJk8HP3n4kTs5kgxyNvNZXKHnz5/jL/7il3j8+DFW65YjFMupapGps2VZsZeDgeFahTMs&#10;d5FI62jqDkQB5D4Kx7CKXB/5GgzFZAxfIhP5LH+fpAN9QUTA/HuKik0WpJNoPxdyuQFMqznSnyN+&#10;5A0g4/+YX0MCAZXv+WJMSZLI43cKlLmMIVH0F2kjcasWF48uUNbUuGVZFx/KIMSAsqywWq1RVxUm&#10;P6GpKrz/3vsonMPlq1f45uVX3JdDy2DdtLDWYLu9x/39PVarNZ4/f4HVeo2u65BAWY2faG76REGF&#10;zEttBBKhRk0FahCsS4v9foft7RU3npHJudjAykKpOEMjwUH6mCHOlOtSjnt9ur7P9rJakxS8tRam&#10;oM3AR+6ViQqucGhXG7RtC+MKWtBiyNeZhrFefL/s4E989+Lie/yTNwAwc08gZjF6MsyyUylSxquJ&#10;zr69ucLd3R2mkWRYjKPjso57jGJgu1bWTWMHxCkEHA5HdMPIh03zP+mKpL9twf0rDWXWngJPUW9a&#10;2t3IdAKwLALzHpmhH3CavfwL9WCwPygqysXKucO8ECIPT/BCmuaNBchFi3zRF5DQ/PN5UUqC9CiV&#10;758smBkGYghoHpgKS8N2gOGchDwwJWVSi5sdI02EqAnnzPRUeStmLeUkA4paQpfHTKUCWmP1HKEA&#10;is89IqWF1y9osxGIRzMWTcUhTabT3Hjie3JcGsYe+qAQmY0xDl2uaWhtYbSDjx7jGDD0U4askiIp&#10;cGOp05os+UiuwQBwjjya67KC0QrRTxi7Dl1/wH63pyZBoiblvhFZuJTSiIOGswVMmHAcJvihx253&#10;jymMmAJQVqwxw7URCJVTLgQ4mmLvVmJ0kIZNysMbYPNeeops2MDCelOuLt0jq0iHaGJGFiASHFSL&#10;ISSPIZ8How+sPirBzuL3C3g5ByECvwGzKmoI8Cli1BotBw5VWWLkceunCYWtUBUlYqCC32a9pkbM&#10;ccTTp4/x3/6bf4PueMT/8r/e4fb2Find4nSzAUXjBiFEXF1f4ze/+Q0++ugjaGtQuALtak3jYxrQ&#10;NDUZrcgYjIFFyDRENFGzGuhqfY6PP/kJbq+u8Ktf/Qrb/Q4nZ9QXQcJ9xPk3GrAmwNoRxnhMI5kP&#10;aZA/QN/32O12KJzDyckaF48eYRwHdENPxijdEcasSKcpeDhjoaKC74+4fXOJm80FTpoKTbuBcRrd&#10;xEXrPCUZh1/A0HjwFcsl/DNBQxTcsXEpBy5gCDMkBWsKdMMEV1T48OMf4e76CtfbPa5fv4SaEo7D&#10;CBiDYiClVSTKFI/dkQI6S8HW5vQEp9s19t0R43CE0oSapGmH+9uXsDqitAF1SZCSM4DRgcT6kBBh&#10;uNgs6zV9tstLI+vmgxNcxspqhjdo0Xubg4s528ivKZNP3jjl6HfG4/84C2j59R8cGR/PcsLnA823&#10;OM0zNL71e8HwZfV+sD3yJkfJ+nzhHtQ9hCKmFhjRHIEuLsnDjWPxIB43+58ynKCVsFKIPmq0ITgp&#10;RERIU5jJ0Jk1Bl2gjunABfOhPyLGhLapZoVWgGmmY3Y0i0x/Ey2WbEAT6BptTjjisgZDP2AYjnj9&#10;+jVev36Fy8tLdPsj6rqGE09nramDsyR115O6oGLU+TnOz89xf72mjWtgsUC5THFxv+ReSIChkFPY&#10;fL9B1L281yZxieL6gJrlNPKbLAICgeXsgm01QzuSiczEheU9zzjzf8Iakv0Lks5jIsXIGDfh5Vkd&#10;FmCbRA+bIqqiQlEU2G63uHj0CGdnZ+j2e1xfb9G2LX7+85/jt5//Gn/zN3+D6+sbjpQT6opcypqm&#10;wcuXL/G73/0O7XqN9168h7qu2bwnoiyrXMT0kQKOxN3oYnWqDRkIlasGL957gdfffIAvvvgCt9eX&#10;2O12uDg75W53y+bvFgm0iZG4IJEQRtDrea0xjgPXvjROz06x3+9xc3uLY9flvoCoCBI1RUs1BO9x&#10;e3eH169fY3O6gTLlHNOmnMBCwtD/XI8szR7nwE3EG0Pw0NZg6AaUTYn3XrzA4fZP8Otf/Rp3V5eM&#10;OsxaSj4EGEXqsdM0cW+IJyivbbFer+GuqLNYTxOcoyLv4bBHTKS59PhJx/0ljLB8T4mKWUD/+jMx&#10;EsniWLLMa527bC1DHBOLt2mtEZnhI40fwqDIhu6Cj7GUgZLim6ZGmhQTC1itWBFUoCbg5GQNa102&#10;nhhHokGSTAR160IbjOOEcZo4ymKNG944tNa5cCmFOHlQo0Sci36gY1/6+EqBlxZNOmeRfZY6BwAu&#10;nhFbSpplYiSFUmEGSVTlsyQ0HYfNeDPVP6gOQAu9+CnHGDH5KfsWCAykkciSMUacPzrHqm2x3++x&#10;vbtjDLnJ96LvRwz9gGn07KxFKXNMQAi0CARP6bv3xK5y1uIXv/gF3n3nCaZpxL//u3+H/+Pf/lv8&#10;7re/wW//4Tf44ne/w+XlS7x+/RrXV6/x5s0bXL+5wt12i/1+n5sJjTGIoM7vMUR0fY9DP8BoMooX&#10;uQfNQYUBReiaTYqM0hy1W1htGF6yQPTMDKK/t0Zxx7CGZXclo0B9E8YQzu9sjsYDZp8A8AYCjoZD&#10;DOSEpZBdmFKKVF9YwERazSwhlcBjRgxEaFH3EbjfbqG0RdO06IcJ1hhsnjzB2dkZyrJmuQ+Lwjk0&#10;7RpnZ2dICZnueHt7iy8+/xy//Yd/wNWbNzBao12tME0e//E//grHrsfJ+oSaD7XGxePHeHRxgU8+&#10;/hhiYr7enHDBPyKECUnNNQAoZEVfzQ2KJD9Ahdn15gxt3eKrr1/h5ctXACxUDKiqBmVZsWxIYJpv&#10;Qt/1NHYZ5rXWspSEz7WASup+KaDrjtjv9/B+QlmVWLctAIWisOSadTzAWoe2KtFUFU5WLU28MC+6&#10;iYsgVGNRGXbOiE+at4iEBU34rY1DYNr8fWJyBRNEBLUgsUfw5k4BFWWhBE9TDxR38ULBagNoi91u&#10;j5evXiOkAUVZM4ymsV6vQE1xAwqWwtFKo64brFr6XX88ojv2CN6jbVoYDUTvMfZHOFfi6ZMLtKsT&#10;9McDSBVWIDoKXwgJYYMjOrm3IRg+92+NWh/i5wqK+fcP0605qxAsFlBRMNMFj3oOzt7KApbfL6Ga&#10;OStInGvLe6f5rxc39OHxvv1Y9inERJGvbG4Z81tkMJI+zpHoH7zi93z39pPmbOjB+fN/VIzjm5gh&#10;hoVENTN5bAjZ01i6RVMidcVpGtF3PVlBcmSm8BammU+Pj4XFwmq26xzGAbd3t/jqyy/xzTff4HDY&#10;4frqCga0IRfVQP0MHCjUdzWqqsR+e4uLx4/x9NEpzs5Oof17VOsYjrSphj0J6plZ/lrmpOD3dCk0&#10;j0c1HyNfzwe35w8e33af5iVgKbu9rA3lsZQi54DfMhOUJCuSrao/+Ktch+DsInLtQEyP5PqK7pMS&#10;ho5hokQCbm5u8OrlS3Rdj+3NNbz3WLcNyrLE+ZNHeP78OX70ox/ht7/9La6urlCUJU42G6QY8dFH&#10;H+H58xdIAPaHPW5vb1EWBYqyBBIbuMTIYmK8cGqdmWSWa01KUX2qrit8+umPsN/e4OWrlzjsD1nK&#10;XWjgWptcwwuhxH63wzgS00cXDjGRkuzddksL26rF+fk5bm9vsT8eCUb0HsfuCFs0MMlkRlDXHXF9&#10;c4P1yVmmxw5qgB889w4wOhEjpuABZd6adWnx//+Xx9uT8z/tMY0jeTUrIl3UTY0PP/wQV5cvcXt7&#10;i7vtF+i6DgYlrKWu36Is4axD1/csFzKijpHu9/kZdrsdQrrCOE7o+g5looB48h63t7d4+fIlzh5R&#10;RhaCIgUBPnC10IQKIUoNYC7O5JVneZ58BWnBpo9MA80r75yi/+FclNoBf6f+2KR8a7kUfvJbi77U&#10;CHJHHh/bsoEL86/kCPAHi4FafM4bTMzUNaF/SuEvIz0pLWAuZj0kUSWcPytokJHG8g0V5aucs+bz&#10;STM0xiePmMjJSbKIJSwmAnU+BqZhEvZvzcxr9j7gsNtTnwQzgWhxFRqjQszXDUgEMCEspBWUIi/m&#10;7njE68tL3N3ewI8DsXRUQvIeKWqo6BiIJX36fqCN9P5+i33Xw2qFZ8+e4cmz9zAEYHc4opsS7t70&#10;sCIZpxRsUAhRQ6cJKSaU1nKWL3DdLH5GYynx5+VAXYCBSxkAtSgo899qJRuAPB/LCAgxsbAZD175&#10;Uqv0YPjIvBG5DiUfMhKU5uyUrru1BnVZYd20qIqCZA7knJC47mNw3B1w+fIVLl+9wjCMCNNAVqxD&#10;D60NPBLOzh7hJ//qp7i8fIOvvv6KoAJXYLu9hzEap6cbrNZrctByhuAxdimDjnhopypjUtG9jExx&#10;DAlTGFCYCj/68Z/isO/x6s0d+sMWx8MIa0YUJdt+aovCAVhpBD+i63pMhz1vKCR0OI497u8T1txk&#10;+Oj8HNdXV9jt7wFE+GlEigGNtlBGwRmFqBOGww5Xr77Gum7w+OwEm9PHsAqwmvxGIsN3MWkkH/OZ&#10;ESrI3l9p/nqBC//Rx8OKwcOvl4sIjRg1f60Smbhri5ACxmnCpmnx3ocf4+7+Hq+ubnD/d6+x349I&#10;EVCmxOEwwrkGZdHgeDyi70Zo1aOsBmw2p3j06DHG0WMcPK6urjB1R9iUUOgSmCbcXV/hS2MAlHj3&#10;3Xcp4lezAyFAJjohJfz3/90vqIT6P/9P/6PKtmnc0CADVSKteRGUwu4DmHsOw5epgFI5VXob45dF&#10;b9lEtoDR8yL/4Eak+bnLrCUfG6TlWY5ZjkcmFm8EeTcS/JehL6gHxu7kZwxOjeU582I9v7QsKHJM&#10;8+4zZxgPz3HOfBZa+XEejLLYifl2jPNzRce/6zrc3++4SS5kbX/BDw+HA3OsmVmUawxzmv/wAvPx&#10;pLmvQWCvaZqw3++py7dpsPp/iXuTJ9uyLL3rt5vT3Mav969/0WRkRlZWVocYYJhJGGLC/8AIzTBj&#10;wgRGCKomCA0wmDJAfwNmMMUMwxhASaiqKEmmkiojMyLjxXvuz7vbnnbvzWDtfc7xFy+rslSAbpjH&#10;8+a633P32c1a3/rW98VuzuQRLYqiJfP5XMzkZzOKssD1jof7B1FG3G7J8pyz83MuLy85Pz+POjAq&#10;Wgz20lWcZWhtSEJ5fpJyfz/Cnt4D9ZGA/3HwMYxtHPuU5Q5zKuLfI3Y/Nkk9zhKmxfwP5uXH7j+M&#10;DCfAGjv4wRoj0b9gwjLmqblvs9lwf3/PZrvFe89sNufo6IjZfE6WZ7x//54QAi9evuT8/JwQoOt6&#10;wdXvbvnqZ1/x7uoKYw1PLp8wn8+HOTJmJ2Nj24ffU4ph/qW60cXFBZ//4HNePH8RfcF72raNMKce&#10;5nkSR0ya9M656P0hgpJ91/Hw8CDG93nO5ZNLzs7O0ErR1PUwJ/roJ2KjadFms+H9+2uur9+z3W5j&#10;4CNsurRIrLEURRnvdxgD23TGT/7/Fz3C9Hcm6zfRuP+yRzJ7SrU37wNlWfLs6VO++OEPuby8pO1a&#10;ttttVAGtBOPXItnSxaxnt9vRtS2zcsbZ6SlHq9VQAxDV0D7Svitub264f7in67qoipvF+gwD/JPW&#10;w8ACGiAPpVLwA4TRdHiSAaRJEoKabL5MFsT4vaGIplKYLRt0KjgaO3rwThk/aWP8KPUq3YLJiZEk&#10;hkd4YNwYVHr9RwdB/FUtDBsVRb0e4aFqXOr6wwNGTzOeFPkzRP/yknoIJkMKQ4bLHzOAaWPbIzmD&#10;AF5LVpJuWirWSjpc4duGECWVfZDJIKJaEnkFl3BLiejSiRYCeAfeJBhDMMoQFELGkUPAWMFqCVLQ&#10;E8/cnqY+0NQVfdvQKWitFepaJpPeOTlcinJG23fc3D1wfHvH8dGS5eqUy2cvaT3s9jX73Z52dy9a&#10;+VZ8WHW7iwdbN4TYCqIhyAfBR5wPw2dhXN5KT1QwFTELGKO0GKoNiUNI8yod8nrcxETrRw2fD8nG&#10;JFVOv5teLkSPCZLrXnxR6X4vmZUzMmMe1erGA0MPm3WIcEySKscLUyrPC7quZz5fcHZ6znwunbmH&#10;QwUofv7zn/OH/+f/QVUd+J3f/V1Wxyu500ooxq0bD4L02pLZC3ZtrEU7qaGAwuMIWM4vnvHT3/49&#10;qrtr6rpmv6+wVrrTlffi/hYDwDwvWMSDp+96amrJooxmv99zd3fHpbng/OyMuqmoqopDdYDg6fOa&#10;PmpgiaqrGLoWBwAAIABJREFUBCObhzvevvmGIhOTovlRiemgbWJ9Mor71U0yqklrExL55NfZwKeb&#10;/+QGffRpssPJ/0PcR43NaDpH6BxgaHsPdUMxP+JHP/5Nrr77BXd3WzYPd9S1J1c9a7WnsBmLxRyC&#10;wjuo9i37WU1eLJgVC45Xp2yPd2zXG/rO0R4qyixHB6mVrO/uuLu55uJFKTUxBa5zQpudBH/DAZBw&#10;yhBdL2XAppP7+wdAGthht310EMjDhyCUubgZqhghpUjzexNvOqjBM806Hh8G6tFnUw7y8HcS5VJN&#10;Nn316Iv4fjRGhQnunwrCiVIGg90k34/y0hiESZQxZQ19LzKcXH4gDJttKrylCRVCwAyHhhqiKx8L&#10;51VV0TeVRMcmsN/vcV3PZrPmUEV9/sQXnmxOj7qu06bkh1cdD9EhY1BDg5qN0WqqJ+gohyCyFx06&#10;WhGqaBqTFFDrpuHh/oH95TkXF5dcPrkkhEC9O3Bze8N9uxPfh5hxqJR9pcuK6daUioxSkY7JEMmn&#10;G/ao74OPPEIYgh01VAbTwT2ZW5Oi6NCvoIebN/2Dj7O9+MMks5ACinSI23QARAaV8rFIGgkIJmrx&#10;VFVFXVW0TUue5fRxvLPIEpsvF6IpUxRkeWzUbFs612GM5t3VO/7hP/xHbHY7zs7P+O2z3+Hk5ATn&#10;pD6EiWtQK8CP2jEq6gbFAG6QFHDS0Wus5Ysf/pB3P/tnwgq6v4tNmjZKvLih30I0bTS73Y79bjPo&#10;4wtfPmOzWVPORIH0/Oycm/c3Q4ewtpXUS/IMa4UXH0Kgrmuur645OrpgNpuxPDYYCyFSnE2cR9OA&#10;J63ftC5/ncejNRum3/k4q+9jj77v0EG8knvX4ypHnme8fv2KH335I66vr/nz+kBd12TIAVbmsbaW&#10;5VG2XbKEPDK8jo+PRRqi69nttlR1LfTPmWg03d3dYTNLvjiRhtroJqfSnpsy0UdvNgAqpcSME3my&#10;oU0bXj4anA+R1nggTDOC6edp4x5e+4Mozvsk7fv4EFCPFmoYDyVGmdYE8Tw6AfggS4G4GYbhJ6mO&#10;kDaZEHGzAWaYLHKJANPvSUwZJnuJmmZT081sOlhhUgOI8g1pQOQAtMOYC0tLMqekj1Tv9kN38m63&#10;o67EwL2ppO3fRK2TAfoaoCriYZA2UDVc+/RSk55R18p4iYyDRSvFrCzpQxC+MgjTK8jYpUar3jmM&#10;zXDecXN3x3fvjpgvVyyWxzxRhn3lUNkC33Tc3N7QtBv60LNANOD1IAYXM6Zp4DFdiukQTlnmUBtQ&#10;MfEKj1K/9D2pAcj4JrkH0r2EUSROJy+JFB7I7w8Vr8l9lgNwfKYcolID8Eq6323k/ueRzeVjVjA2&#10;rclrbtYbttstdV2zXC6if7Ml2RT2vegoFUVJUUThNy86T23b0fUi9qet5s/+7M84vzjnyZOnFEWG&#10;9320Bp5oYk0OAFBUVU1RFHS9ZCJlZmMSZTg7u+SnP/0tDvuKm5sbDvtKjO3zGEQieH9uRDXVOUcd&#10;DYq6vsO0Ujvo+57tZiPQ1mzG5eUlh7pis95w2O8oywJrHcGF6BMQIcntmrvbW06OV6xOz9DaYGPG&#10;hhLmUtzShoBWjRHrEOD8hY/J9BtDuI8QNsZBi4GFfN73EvxqI+uv60WzzOQWkxV8/vkPWa/37Ldb&#10;rq6uaDuPNnDYN+zKAyerBcEr+r5jt91js5LTU8NitkCfa/brHa5zbPcNVdUQdAPBs92s8d5xdHrB&#10;kydPODo7I8s0nYpzW8vBPoDAH2LrQ8QaxgU23cSnb/hX8WyGyDxt4BONlekpNL7+90f/8cbPo38f&#10;vc7kZoRhNX5wdeojz38UnafU/4Ms79Eh8sGOriZ/+KOPydV88P4U8eUmsNUHvzqJesdDDsKApyY/&#10;5a7r2B/2bLdbgYaCH3V/IuYvG5lhdMgSiqxPGcJHrhGIvHXR7BGGSBjFAKP3c9O0tDErcL0j9Ygo&#10;RPwvBM/9/QNv371lvVljjGG1WvH82TOeP3/G5eUlR0dHg1pnlmUsFotBksHYaTfvdHwmd/hXBST8&#10;BXNUTYr9qTYyaOUYksiXHmpjajptH93lIcuaDONw3yZOZEqPdZMhAJo8f/qo6ipKfXgyK54LJuLu&#10;h8Nh0Ns/Xq04Xq2GHgBjYyOXkY33+vqaP/6jP+IP//AP+eUvv0FrzcnJyZjdDIecfvQ9H0JksUiH&#10;fp7lUt/JxcHrRz/6EZeXl1hjh7rROLYy/CY2u6V7mTJr78UPoGtbDlXF4XBAa83Z+RknJycYY6ib&#10;eoCR+158HRJC1/c92+1GAp8odpggS2MGfstkdB/fm7/S49fMGD58OO8GmrfU7voBwq2riouLS774&#10;4guePXs2BLDWWpx3HKpDXE8irHc4VOz3O5pGdKTmiwXLoyPm0Uwr7QPJZ2G33XF3e8sh9n0YK4KV&#10;09rfQBn5N/6dv/37DvEATlQHFzelPi72PC9QWovYV3TLQok+vvKglREIwAV8Jzr7KihpsnRI2OUh&#10;uIA1GWVWkDjiZTFDacNsJvQ253pm5Yw8WvV1XRO7BIVBgQpYo7Ha4nqRgvB9ByEMipGidjG9hoBR&#10;htzmaAzeBZTJCRi8Vzgv+hwBjTY2Rq6SFvskDhflilOK3PhAj8erIMJj0fyEGHmmNnnxm00SE5Ag&#10;nVZ36NxicwtW6HcuuNg3oci0xfcO3/RoD6XOscHQbCv291sO1Y62qqkOFW1VS/qrRhEz73uZ8pGS&#10;EnSQ94AnKE9GjvYK5ZA374LUOGJRerVa8MMvviAvtGxG3YHdYUfV7tk3e5assLoArwkOrDYUtsCg&#10;cG0ncIkPaJth84xD27Pe7VFFwdmz5wTfszhakOc520PF/f2aQ+uxpsDkSw5VC0bmgclKrBW+P3QE&#10;3xBUTiItCExjRrE21KN/dRQyHCEdTZNZeqPwWuMiBBgSpz8dDFoJTdWmD0OwimDAIBouY8dwyrAk&#10;g2t6h80yDp2n6Voqp+h8oFidsjo9Z/nsJX3QlPMjeh/YHw68/vQTPnn9gqt3b/nT//sf07YHtPIU&#10;hSHLRYAu4DCZ5mi5ZFYWgybTm2+/5euff4UOYBRRO0n0k6r9gcN6S1c1uLojw2DnK7JsBhiapqfv&#10;enRsDxMXq0K0npTCWEPVdVRtS8hydF5Qak/Qin294+rmPbvdA1lpmS+E+tg0B2ymBzvZtha7URWM&#10;fOSeoBxBQde3BAWr1TGZzdlst+y2e8q8iPIVYlk5n+XkmaJrDhjrCaFGWZjPLfl8DjgOztG5jmAz&#10;WY/GRl/LkfnmAG0sQRm8EiaaqB8JfDkoSikDyqCi2pQ0hhoUhhAMYBnVqdTAANOIA1/aMIzNUDbH&#10;BUWPwZscqxS2mKMzy/12z7vr79g3LVmu6VXAWoXOLPPZjCy3qF6c9GYmZzWfsznsJJN3LX3XYBD4&#10;KDMQ+gM4x7I0rJbHlEbjek1oPf/Bv/9vK5hAQP/g7/+B+g//07/7UeB0+DSMabUiGq98DA6Nv/SX&#10;plekzH0M6aYZxjQm/n4NgLgJqyGiHaAlpeSGTBCgadz/scN8hKS+/5OPvo8Bhpq+z+/XMdLJPMpd&#10;pE1JouSu7R5h7UPjXDx8B9VKIxLVVmuaEIaocmiAiVCOiKyNbI4uNvGNmPkHUZCaXHf8pmySBmsE&#10;Amq7FufyR282wU7aSKOajuqeJja7DYXU+Bqp0c4RaNqG29tbirLk1eUFTZO6GC/p1vfc3N7SNQfW&#10;6zVlHGeR9HaEEDWNlOgQtR1jdhpvoCIMkV+CA4d5MWSyavi9NFcfzZ90yKvIEvsQglRpXasB7hki&#10;zDAeAImd4dwwwwR6AdG0Moambalr8VY+PTvl4vycruv55pffyMHeNBHuSR4KsVkuhPi1MKZ0bK6S&#10;3glpSixj02SWZXRtK4qebcvV1RUXFxd88Xu/y8sXL3j+4gWL+ZxDXUlHeZyHdV0LVm+j2mchmlR9&#10;17FpWy6s5+Ligk8/+ZSrq2se7q4jCaGJnr2RghgDnqIQ/4e+kwCjaVuRkLAdddNQHSq6o45yNuPp&#10;kyes19vYCNoIm0UbgUYRD4qqqnj//j12dsTJ8QlH87PYaKkjMSIhC9EbY7quH+1dk///qwX7H31M&#10;ySwqrm9RIZbM2hSWxXzOs2fP+OT1a26uvuH27pbNVlRbm6YVEc5sRGacc2x3kum7KPUt91j0kZzz&#10;aC8IwHr9wNXVFfnynCeXl+hyNTTawgc1gFihevRlHKvhzRBGWCYEx0SNZfy9Afl8/Kc/3MDTBpeK&#10;lGNKP4VG4l+cbGrDawybY6xqx8Wf0vkBVpnAUGOtQQ1rVikGn8/HG34YHM4e6yKljS1uKAIQjj9L&#10;Gz3Coe86CD4Zvss4eMfQhWwmkSkBMWeJnrLJA0HpqFAaU9+u76InchvHKhm+MBwmj6C2uOmFtE+p&#10;9L7CIFc8eBzHBZ9YHHXd0PUz4bGjI33XoOOhlGUZeez+9lqyJB+zIqtSc1Asngbxxn1/856mrZlb&#10;Q2YzVscnfPrZD7BdR+cDu/eCDetZAUrhSaY7EhikIql24+Ia4aHxfogC7XBrh89VvPE2soJEMEIa&#10;YxQaGzMmq8VvObl9yR+IcI+KvKp0iDIuUh8/XJJYwAiM5TV9L9nrYjHnaLmAjYz9Yj7j4vyCeVny&#10;7Ztv+dM//mO6psb3PcoaXNeJEmtUq1Va03U9xvQDPHNycsLR8ohDJXoxddMg3fWZeETf3vGwXnN1&#10;fc1qteLn797xxRdf8Ju/+Zs8f/GCclaSGUNhRLFzd9jLrHYBUWoVaMwhDn9N4zk/e8qXX/6Uq6s7&#10;qsOOuuo4ZDVaa+ZlJhRSHMZq5osZxmoO+4oqeQNb8RCv61pMZxYLVqsTnjx9yt2d0EQPhz2L5VJg&#10;Ke/RGvIiZ183rNcPmKsrnj19Snl8EWswYurTOfdoIxtWcVyHA217iH++//+/zmOQw2fUPAveSy0o&#10;SM+NzXOeP3/Bb/zkN3l//S33D2v2+wNlOWN/sGRFSWmTjpk0cK03Gw6HA72JsFJwKB2EZVX3eKAs&#10;Cvo+cHf7nnzxhsU852z5FxwAKr3CJFqWqFwWlA8iyTX4rUZ2w2PGRSqf8ejETRt2+pvD87VGJfnU&#10;dBVKdql0c5QaHZweZyYJH5c0PRWO5WmD4CtMorh0sAxFYzmGSKyEDw+pZAwzDkcYo3/GCDJF0qSa&#10;SXw3og4ojRdD30L8fe/DUMxL9MIQD6oBZ4+MHW3k/fVtx2azYbvZUh0OgxvYEGwr5PAj+oOqYZRk&#10;aMfgGEgUVDeoOo6bpRSulFIjBp3no2ZRvF5rjBQyM8GAu2hoM0kOh40xFTYB6rqi7Vq+Ml9xcX7B&#10;y6eXPH/+DF1L5O92D1RVNXDItVZoLF65oach4aWpiJsifYn65Y2mmsK48Y/PI85l2fLlvsi/aT4w&#10;cOOTYmiKA6SxKDVPDjMtAUBxoYdhvHScoxo9yCAsF4sBusqzgvPzM1arY9abNb/4+S94d/WOk5MT&#10;8duNFOWubVEKykxEvwKCM3ddR17kvHr5irev3vLmuzeEEGjqZnifWZ4NfyfVDh7++Z9xdXXFL77+&#10;ms8++4zPPvuMFy9fcHJ6GllK5RCpV1VNQMya8iIny2Z0DxuWyyXPnz/nix9+wc3NG969u2K/61ke&#10;HQ2bbAjSIW61FLC7tuNwCNEaVsau73p2bsfDwwNlKd7Tr1694hdff83tzZ30Acwd3iTbWD1w/ZtG&#10;ssry+DI2wtlhrQ97Tgp8JmswZc5h8pzp53/dx5gXTr8YM+mmbvC5KIZ++umnvP+N3+Dm5obrt7/g&#10;cDhQWvHPKBIxIJfx6tqO7WZLo0YtsTzP8S7qLLWd1FzyGVVdcXt7w9npKcvTp1ibDdf3OANI1zk9&#10;Jj8YrABDNB684Mjyrvz4K0MLZNwI1eO/K+eG/Ez0WCbZxeR56cRMjSlCk5zACmmjiaGZiw1DBgb8&#10;XWs7wCgk84YgnZwMGQHxkHh8AIQgG6+45I0LfDpQmlgySX8oRCZPZKHoBCtIaD/CaERnn2js4hVo&#10;rFy7VgQlwrVFnsXr9DRNy26z5fb2lvuHu6Folq51enUhiqulV08XP/ofy++Iv4D4FIuxjH60mSql&#10;RcffBVH41BZBlSQrwWjIDToz4BTBR5hDRXqrd3g8ynk8BpOkrBGd99ube7yD0lguLi+4fPaCz6oG&#10;11R8991balfjvSc30TLQaKDFeelALmI0M9y1lPXFrNKYdPyN4y63LmWBkwxAKSwKpfygkigZjBww&#10;OjHkYpYnGaZPA0v6StwN5B6SIDGnRtlgqynKgrIs6JsaQ2A1n3N+fEzvHL/8+c959+Zb5nnOPM9x&#10;sZkI19PWFYaAyjKsgt5Id3HbdcxmM15/+inr7ZbOOe7u7iB2kQul0lLkOQkS7LqeeTln97Dhq92e&#10;m7dXfPuLr3n9+jUvXr3k9OSUF69eMp/NWJYzMmVo2xblAnSOoANGz+g7TVmu+OzTL3n73Rtubtbs&#10;DhuKcoEL0h1tVHTUs4qAxeZaPlc6uolFsbi+Y7+X4vZ8PufZs6c8PDzwcP8gPQJ1hdIKa8G5DmsL&#10;jJnT47m6eoudLZmXn1Mupe/ApOA1robBAmqIBj6y+U9g0sfh4L/C43vQ4eOvO+foawdkHB2f8KMv&#10;f8LN7QNdc+D9+/fMC8du36CDloPX5gSlUSauJYRSOitFfXef7dhut3jf0nUKneV0Tc/64T1X1zPK&#10;oyUXFxfD5X0EAhq+eAwBhdFYJW2U3nswU6hm8rvp/0PUCx9G1/J9GZTxZUf4aGCSqNGKzwcfD1A1&#10;LMzxQEoHRkrvxtcQhEghU0EiNjXAITy6OYSxU04rjVd+jPAnQzJkAPFEH3ngj0OHxMSRKn80oSfE&#10;5rXx9Y0VGpvxXoymOx07Ld3Q2Xt/e8vNzQ373R7nPcUsNdLJ9Y33YtzklQqMTTB++Bi7a+UiUuaU&#10;bniIEMbhIGyE+WI+wEKJH5+03lNRVasYrSIyFqLHMnF5U6MrWSBwOEi/QrvfUTc1n794zpdffkmp&#10;PXme8/abr4aeA2sMJlPxAPGP9JoexSwBktG3iVmjitnqqB6SMjQ5QHWcT+O/6b58nPkzHKKRRjyt&#10;ocjaCcN91nETbtoGp4VFs1wshOe9WKCWS+bzhbB1rq748z//GdfX15SlqIEK7uvp+462aSBIs5zN&#10;Msxsho46OT4Enj55QvfjH7Pf7VCIjtDhcKDvxUN3VooFacpRU6Nn2zqu319z/f6an331Fc+fP+fp&#10;06f8zu/+Di9fvuL5yxfCPXdODG66lqZpOZvPY8Og5vLygs8//5xf/vKXvH2z5VAdKAsZuMzYETnV&#10;YgQ/n8/Z1WIcJCQTsUns2pbD4UAIgZPjU87Oz3hYr1k/iMBgypq7LoCX33Od4/bmBpXNOT095WJ2&#10;HPeF8bYMazMFpKTDPP58XEhjoPnXPAKmGcBHEoCY7UsDZ1GUPH36lJ/+9Kds7q54uH+g73v2+z3a&#10;O2BJX5SDVM18PscgbLLlQogUWSZQ33YrdFtly+Gwv7u7o1xeURTFcH2PDDH/xt/8d39fblDSt4nF&#10;twGGMFERVExYmqYBrYcNRd6QDJ/3or7ZD05dUVMlTj3BcKWw5JwTmlies1jMsZmNAyIuYVmW0fcd&#10;VV1D8Bgj2tl5nmNsTkCaX+qojS9QhYnGCjFzUGNLe6odpAwgQTCpYAOM5uBJjCxi+IO1oh7rDsF7&#10;fC+uWAPdMh1OIVrEhRBNo2PaGYI03gUn5hHxw8S/l7R7qv2O7XbDw8M9t7e3XF9fc/9wT993kQ01&#10;6TaOs2sCa07OojjdY7Q1FKXTYhiK6SYegjG7UorV8TGnpycsl0fsdlvu7u4BaVsoiwJtbWTJGGye&#10;U5QlOsuinrl8T8XsTZmopqqkgK2cHChN3VDVLdZajk5OWS4WlIslVVPRB0XXd3htUNrgIjND21zY&#10;SkOmGmmiWvBfuRdj5+74bwpIRO/eELAIayZDkhqriCqkUe1JjX3UKfonQhsp6vcEHAoXFE6J+mnr&#10;FSbLqR1UdYvOSk7Pznn24iVPnz1ldSZm54mq+e2333J1dUUXI/qyFKjHRiptMmIaROzyOUUpMI2K&#10;FMr5bE7ViMvWer2h63tCgNlszmw+x2RWxsgY2tgtnupQfddx2InXw2a9ZrvZUlci0IbzaKUoslxU&#10;LQOU+Yy2k0OkKOZoozhUDZvtPbvdQcbXWPIswbQ+Bj8S8HS9NBU6J+taJ8JD5Pov4samFGw2Gw6H&#10;PVlmKctCMq64XjvX0TSVCBgWcrjMCht9p2N9LL32ENuHAbgIj/4/HgofC1qnj6FG+SsC3McwVNxj&#10;nHhQCDzoohSIuC/OZiWz+RHVoeL27oG6qsXcJUBezMiyHB/9l7WxmEJMdJbLBavVitxa2qahriq6&#10;TuC/ssiwmaXvGlzw/Of/yX88XOijDOAf/P0/UH/nP/svJVacvpdh3w7Dl4pHh+lHHur7X6nEmJgk&#10;VxM8lgFJ/fCvqvF5aZBT4K1H/vLIudaTAyc+byLR8PEr/Ph7UcOvfeSnk2wlvasPccMRwpJJklQ2&#10;FXLtoh8um4n3njaIBG91kM7A3UaagKr9nu1ux+ZhTdM0g+5OGzHhlIlMIw5CiItu/O60UBmGSD5I&#10;xKyEPRVCECpqdFurqipqvYy/myC5tFgTTCfOYAUuHnBFjLDbXvSJ0qHi43UIzjzH9y3r9ZqfffUV&#10;AM/OT3jy5An7Tz5BKcV1V0Vp4ggVxtfrXS/dxlqhzIQYEMOs1CmsPpxZE+gv/TzVhYb89YMpM0IF&#10;KX4e+zeGb6U/GU2VkquTaUc3vOVyyfFqxXy+EIE0a9lut3z77bei1lkUgvsWBc556fANElSJ/HAY&#10;9Hd0lEF3IcT6gOZoteLi4oLtdsv1+/exWNwxn89FPyYEQhAzILEQFPhvUc5YLpfCxqlrrq+vubu/&#10;5+bmhve3t7x+9YrXn3zC69evWR0fM5vN8H00AeodFHB6csInr1/z7rufcXd7R1PXFHmO91IMVrE2&#10;lWUZ1hjq1onOTdfhYze8NIzVoGC723F2esr52ZmMz8MDbTcy54QJ10dYUtM2LXd3dxxfbFgeLR9l&#10;iANKO71Zww2eQED/Lz6SsZNOnw9swPh578hnGR7JApazjPPzM169esmzZ8/Z3r2XRkzNIE1fO4c1&#10;sTaQS89HWZYcHa2Yl6X0VFQ1Siu2+wPz+QINHPZ7enX76PrMhxf8b/6tf+/3h41NCWytjZFoTSvK&#10;2RwfQmwucML6mCyKMRuIqhhBlAcHGEcJG8QaYUUEz+A1nBcFRZnjY0qZ52JqIXQ6MVJ2ro+bjKSL&#10;eVESEAEsMUMO0QVK2CpFKUUiwV+jHGpsxtFGoucU5XexsQpEJ0WgirQ5pGkiKb21ZmjuGBqslGQ6&#10;1koE6r1nXpY0TS0TOgTyXAxSTCxad21NcI6+7agOe7YPa+7v73i4v2ezXrPZbKiqg7w353G+j3DQ&#10;jvV6TV3VUfAtNYXJ2CdJ4dR4Mv0gxA3xUYFb4ArvInMl1hCKvGC33/PJJ5+wWCw4Wi558907HtZr&#10;jlenoDS2KMjLEm1ztBW/UpNl2KwgL0pslpPlJWU5I8sLuQdBDo+j2bFIW3Qdzou/8q6qqbsGpxSr&#10;4xPmq2PyoqQXSzWyYo42OW3nOTk5QWmL8wEXJItROpqSeIlsw1ADiAfhZJXnebxvQSJDhcBBJs3V&#10;eDCgo1ggUqDvfcC5QNAZvfd0aILStMFStY59H2g9OFPilOHQe6quJ58t+eTzz/nsix9xcnqKV5br&#10;9ze8efMdDw8bvJdaSzmbYzOhdGY2wxgRyBPLQxkHUBTzVQwkGObufLGgyAucc+z3e75980b6a8pS&#10;2EK5iIxZazHIWlQI9NJ1/UiY8J6zszMe7u/5+utf8N13b1mvH6KUgzT4FdmMvCwJQTwe8txwcnJK&#10;39e8v7nFh577hzWnZycoLaZCy+VKtgsljChhl40EjYQ4iO+tiA+uVlLYbeqK3W4rsiNGM5storkM&#10;5LnFu566PpDnltPVEWVZYnWEiYOf1P/iOE6kVv7CjVx280f1AkgQ4Rjpj6yfBH1H/2vUECyMLEov&#10;XsBK0TQtTdthtCXLSrQylOWC7WbLv/zzn6O04vziKZv1PT4oLi4uaNuOrMjwnoFOnuBF7xy77RaU&#10;oq4r+r5nPhdI8U/+r3/8B7/yAPgbf/NvDwdAiDgu8V+tFUVeSFGplhTTq4n8wjAqabACPnbuKR77&#10;9Qr315DnBTpiwknLPjEVkruUpEieNoqDGS24l/CeSwKygdSRrSLdboJzJjW+4BlqBOnGJLE2nQwb&#10;QhBbvIhTS2t+koGIsIkXWlly7Epsna6Xjj2tZcEmExfZhOXm5HlGngmm2zaNGLvvN+z3ex7uxdpP&#10;NvwqdtMGirwQCmsQXRlhTxw47PeimDhQQvuRyaMSrDUydqaR73Qyu+Ae4dnBR/2aOFZ9vPaXL1+w&#10;Wq3IMsvd3S11VWEzGztP89Ggxki3ocCIYfB4zbJswCiT4Y5AEF1ky0TIJrKKfd9R1w2zQiLmy7NT&#10;VqsVVitc30ej8MBhu47psBzoKs5FoyXK9C72DTAK9aoIBSmlCCr1XcjrpgDFRNZOMhZKY+RJtE75&#10;nd4nWEN2gc5FmEbJHD3ULfP5nNXJKRcXF7z+5FM+++wzzs7P0Vrz5t01D/f3rNdriegjVz75XgsU&#10;adHxWpLv9jBe5VzgoWjFOStnHB8fC0MoBO4f7rm/v48bbBgOia7rI7Nqkj0qNdyrBAVuNpsY/EkW&#10;8XD/wM3NDZvNlu12y/HRcYSpTFQYjQdMJx3MDw+31HVFWYpnAF6CIB+1ghL00fe9KN/Grl8bM8mm&#10;bZjP5iwWC0IIbLdbdrvdIEWidCQBpCAu0oKLmchmLI9OYk1K6iQuyKYth0+PVt/bAv+Kj79ejSCE&#10;niTFoZQisyL4Z5SMQVMduLq+oq0OZHmO61tQMIvd3r0XxdQEjReR6dX34vuxiX4gLh70HsU//ZM/&#10;/atMOuCNAAAgAElEQVQcAL1M9F4ig9TI0TTSdRr0pLBILMDKWwOSccnIf0+bqdGpuaQYoo0sl/Z/&#10;m9n4HM18OSfPMpQWOmIbDdjztJHkwhPvIsTgfYjeuWIpNxqKICyhuHgThKBQ48EUT3CQGkAW7RhV&#10;rBaPmtrR3zWpMyI1ghCE351nWawpSG+h66XxRxpZNF3Xst/t2e92VLutdGjud9SxsUMh/PMkCuai&#10;hG5a5G3b0LQNvu8IQQ2a7UlSWiwRJbpJkrwphRnqBen9TjXyVaQzpkoV0LYdzkmzz/HJCaujI3oX&#10;4n2w2KzE5CUmK9AmQ9scmxcYm8viVAZtMqzN5cPk8jxtMSbDNx5jM1GF1QYXAm3vaLqWQ9NSNy06&#10;Kzg+OeX47JzlckVWzDEmw2QFVVMTlMWjcEiEHKJPswtR3nswxo6RbVLm1Jrgu4gPy3vWxOxQSWen&#10;izLcPWJU0xMVU5XUIZzJ6XygdtD0nioYMDn50RnL0wsuXn3Gy0+/4OVnP+T56894/uoTTs4v8Wg2&#10;uwNv39+zP9R0vcfYnNl8yWxxJBtYXmKsjFeI3ahoGSe0JaDJ5wuyTPDwru/J8pyj1YqynGGsZbfd&#10;s9luqZsm2k8KH8YHYeV45x7BHkqL97SK0F0Vm9CIxiT3Dw/c3N5yv77n9u6O1dGKk9MTjk/E6tP5&#10;lnI2xxjonefbb3/JZr3F9w6jM/K8xNoC7xVaZzGLTlLRLrreBfJ4AGw3G7I84+hoyXw+o20bNps1&#10;fS8NUs4F0RuyIkDn+h6tAkZD19QRF1doK8GACyp6IsiBYPRHiZB/hcdf7wBwsXajo/qqBGCQZwVH&#10;RycQ4P5hy/3dHb3z0sysDTYz5EVBH1mNAjlK8GWt7DNZlrOPBI7gxFBGa8M//dN/8usfAF2XDgA5&#10;sYuyjAdAygB4tHEmuDydaC5mEIoJJk8U2bIWrWQD9d6TZTlHR0fRUFxkmsuyIC8KTDwAmqaGyBjI&#10;MtkEhD4mtpEudsDpWKRKNoygYkemn2DYRiI91GDWngrBcgBIBJaoBIkzDwwMGDHAkPc1eAjAkBaa&#10;CJ+l10wc7M12w36/43DYiTFHkAOiLAqKmBUBtE1LXdc0EYNPeLs1lqwoyDJRDLTGDNeZxl8yiHys&#10;m8TDb1oHSFz/QU4BA4oJDCAby2Jeslodc3lxxur4eIjgmqbFRnKAjvo2RT5mBNNsSUf2Rho3ay3z&#10;Yk6R5xJtOycHXYQNtVLUhx1N24Lvmc9mXJ6dcX5+ztFiwXw2J7c6Xofox6fI32i5HyYGHjpCXVN3&#10;pBBAqbFGIBHxCPxPEn6SgKqPkCCxsc0WM1zvZAM3hsXRMU+ePOHlJ5/x+vVrfuM3f4vXr15zfnHB&#10;fD7HWonMd7sdDw/3HGrJUKy1Q12nKIqBKZX8EojraaBDx/s3P1oN68X1TjRiolcAAZlrmy3r9QNt&#10;lOaQDEiK8V1TT97jOBbJE2I2n0mU7iRzSHBp00jNZjk/4sWLFzx79kSCQN+xWC4oCrn+25srdrsd&#10;u9021j8Wo/tZzDjSmksaOaJjJQy4ppbrK8ti0Iqqqor9IcKiSFBaRLZUiGPpg6KqDuSxn2C2OAYF&#10;fezDwGQxQPvXmwGM5vWRWdmLT7RRIryog+gr7TZ3bDdbtPJRTylayebSHW2iFolR8v10gApaU1M3&#10;QrAwWc4/+9N/+qsPgD/63//XP/gbf+tv/346AJKnZkoDy6IgEBsYvBMNnHgDpTg3wcyVpOtTPExi&#10;6RAPAEOWlUPXqRwAC/K8gFgsyos8ahCp+EYaFLGNPrPDAZB8g9NBpSPVTcUCYUDYL0nULNUA9KCW&#10;yeB/LNLMsVBlzXAYCq89Si7E4rNz3aAD41INIcSmJ6OZlaWMk5OPpmnY7bZsNxuZxPUeHxubbNxA&#10;jdGDqbSIrTVySDAWX7M8GrDMjijL2SCApSO0YuPnWZ6nZIyhSJ1SgKDATF2yAPT4MyUevKkRbDab&#10;cXZ2xpMnT2MzFmx2NTYrsHk5RPrGFmhjAUNRzDA2x+gY9esMawqyrKQoZpS2wNpMcGylCRrperYG&#10;ZTNQmrZ3gnFqw6ycM1scsZgvWa5OmC2XlIslaEvroO16RIBRY2wRYV45iILScSii5wHiNDWNwJL5&#10;ow/RmtJIH4ZTkl14LdFj0KIhU3tF6zyqWHD+5Bkvf/BjPvviS57/4EuevviEcnWOKRd0aA5Nx76W&#10;zGZX1eyqBq8ylMmweSksj2KGtrn4JwdFlpeIPo2W92EyUAYfFA4JyIqiHOBIMZqZY4wIim22O9ab&#10;Ne/evqNpGmyUC1CxTtZHLH1YI3jpYwgiAGiLXEQHvRdGV5aBVvROanLLxYzLJxecnBzRdA1dX0vf&#10;wFKMgYw29L3n9uaW4BWz2REog9E51hQoPS3GSpDmk48vYK2OwoOCb8/nM5RiqIFpkw0e4UAMAMR7&#10;uK0rjM05Wsw5Ojkls4bOERmKSQ30X+8BgAbnIwlDGwhaCtpotBZb0Pl8SV3tefvumv1+Q4iuXihF&#10;WRxJZq0zktaaNTmzshhsYQ+7A5v9Dtc7/qf/8X9+dMEffffTAyCkBg3nhwyAmAF4L/YQ6QCQAVWj&#10;qxgCHYUhA4gAb0gRtGU+l4jfaIFTZvN5TAtdLIjlZJnQwJq6pmnqoevNGPPoAKjrJhaxIsWKWKSJ&#10;OjQSYYgGj440uMTRJhZrXEwjVToAsmjAEVkYfiiyRuYRYWDCJHaKzTIp9EbT+6Zp4rWL1onoou+i&#10;Xv/EXD6EgbuccPh0KA167GHUFjHGUOSzIfo2WorRNpMIIMtzhiM3YT+MC04pcKGPP4u1HD9tFJOD&#10;umkb2rpGaU2RZ5yfn1NVB1EBbfuBsWKt0HMFdhL4pSyKIeokFr8SVVZrTeiibryVwy/L5W+kZKZr&#10;I9QYFRGb2DeQ24zV6ojjkyPOz885OTnGGM1hL40wrmvkXsS/o0nRbRjeu2CuY7aTpKGZFCTlIJOm&#10;LoGP0kYpY3q33qK15vTiks8/+5xPf/Alz549Zb46kRQ9DnnX99R1I9lc00Tl1J6iED+AoiiGSHZa&#10;I1HTOxbpyimj00oqG6kGk+oHiToJsF4/sN1u+frrb6jreogKU3ZndIQmkzyALBqAoZFPOPqS0bVt&#10;R13XBB/rO3HsqmrPzc0ND/c31HUNoZfryTP6vufd2+9o25Y8y+idyFbkWQ6qj5lYqkXIGnWulz6X&#10;CDnLIaCZz2cD+229XkOEPUzUpDLWCj06yFpGS12xXEpdpPOaru3oIvNOq3+9EFBynIMkGR4z5Fhb&#10;nZcFi+US3zdcXV9zd3tN17UYHaIMThaNgqKyr+vQWlOWObOylKyn76kbkfP+2c9+/gfT1/9L331y&#10;mpqKrf06VKmEO6eawKNhGjxb5U1kWUawhsHAIQ1I1JeR9FMPE3eQk436NfqDmzDd5kgTS48XEaZB&#10;Rxi/kRrKfAjoyGRKUhBpA/twAKQVPeL8iqFu4J2jqWvpYKwrukY0e7xz1FU1pLpaCY9cxQ06eI+P&#10;xvRdN7phmZj2984NyqQmuV0RGVbGYCIElBq0Ulo/Mhjk+akTNjWBMdkYh0GMkXJmM5qm4ub9Df/i&#10;X/45l5dPaJo6ykPM4kcZF6Ie5RmcQ+ns0f0fssOQesHVAPeZLMMEi806TGujD4Hw1Hvv2O4rml3F&#10;3f2G/fmO8/MLjk+XZHnB2eUzMDlZXvDLX/6Szd372LUqRfsYmggkpCMrSEEIbZwjCerT8V7Ioe+8&#10;zGMfWSOpa72PRfJyseL09JRXn/6Al5/+gNXlU7S1NMEQ+oBTkZGkHB2GxgXq3uOCRmU5xWwpwceg&#10;PCpz2/iAMn6oeZncoGKgEFSPR6NMTt83qEg1TYXT1EDmvCMvCuaLBaix2zb4ACbVAQTfV0bWXvLH&#10;UIhuVO+cKFLqCAe6qOVvLbnRbHYP/Ok/+RO+++4XLI+OKHPNfD7n8vyYs7Mz8kxx2B8wJpNahTfU&#10;bUeReYzxFLlG4VFKk9mMPC/IspbedfTR4rQsCrx33N7eMJsVPHv2jCdPn3D/cM/d/Z6madBGMZvN&#10;MGLDjQ8Ko6FtDtzeXJEtjlHPnkGxivCsyLD8WpvZ/4cPsVYwqKAiOiGBsQ/i4NVbg7UZr15/yu/8&#10;zu9R7x/47u13tJ1ARdvtAWsLiizHeU/btSh1YF4W5Jl8PLl8Su/huzfffe/1/9IDQGstUgiJSaLG&#10;pcyUXTJ5JPx//MavPjaSfngScJMMQmOVHXjyEqHLTUtRJGpk9YS0h8XH2JE7Xk/cetIzhqyEX3Fl&#10;6e+qSVEj/YXp8601A07fdWLK7pRs8tvtjrdv3shGHiDL5bTuIyxmtKZtm6GJJ0kPe+9pmpqqkmwn&#10;MSOUUkM0LZumxXeOpIE0sJxCwEVmx+QtP7odqeNijHpjsTjoGJHEDcFJpNd3LVVd8+7dO66urkAJ&#10;m0Pb+YjrZ6J7PmVBSQE/NsbpKHaXDroQMJlAh45UXDeoQmMyjfeOWWGlk3V/EAektmW9WdMeDtzc&#10;3HLx5JRyNuNkdcTxyTEnq9/iyZMnfP2zf8Hb796yvX8fs7sxiBEBPiLmWg/3daDsqdg7EaDzic4c&#10;8drAAAV67/nsRz/i/OKcl59+ztOnT6GcCTbt5XCvm4bgA1XdUNcVdd1ED1tDXkRtpZhNuN7hJKce&#10;52+QA8sg2SrIvM+CMHVQo978wCDKJItQXrpFF3PB3YfgSY3rMzmWffhBnP/aCPunjR7CIRaPQ5Dm&#10;y5nRXF9d8XB/w/HxCZkVyZJZYTg9PcVoz5MnT6jrBmul6Fs3NW3Xxkg1SwtO6kUp84kRcFPXYo2o&#10;xPFus93w/PkzjldywNzfH4QS2kTWl7XiqRwP9LZtub+/R8+uWS6XLAsRQwvImLn2o9vS/68Pawx4&#10;qKP2v81ksTrnOODIs4zT01N+8pOf8P7qa9abNa4X9di2aaLxTewjirXCfSlZ4XxRslgsODs95fbm&#10;9vuv/bELkmKjwiiD944QHEo7eueom62k/DPDoa7xQTwAjIreqZEZE7yPZgbSDSywjbB7ut7hgodM&#10;kdEys35ohW/rLaGvsVlOIFBkp1FfW6Kz4DVeia41QWHagC00OPmZNTllKdTQw+FAZnQsUns639OF&#10;Do9HK0MwgdbkdPGAMtrQaU2jNZnS9NrglUUpKLTF6hyDoa5rbDCUpoTao7uAagP1Zs96vRngHecc&#10;u/2OZWz1VzEdU0GLsFno8aEjALk1lDPRtj9UIpSmtHDZhX0kUapgntGnIBZNCbKQlRY9/gRnoMYD&#10;9sOjOp3Ps7CQe05ih8S+gdANRTVtFMuTFW3b0DrN7OiUPJ/FWoOTWooOoDwhOImajeD4fsga1RBZ&#10;h4i/B2Bh5lL0GzqtY41GGTCKxmiKRUmXz6nriqo+4NuWQ3BUbcP+bs9qZdirmmWwXJyf8OzHT8hP&#10;z8h+8Qu+/epfiBzCwx3WwnEh7CQfx8V3gdmsjAJlLXXfkeeCyWutyXQu0F0vTl61j70f+YzZ0ZyX&#10;P/lbAkGdnuKsxbtAUAUGR9d0FMpSNRXtrqI/tGinsSEDr/Cdom764WAfvAdSwKSg6apHBz+R4mys&#10;RQdPkRUY4kZmNb7XNLWj75u4IQTazpMXC9B76tZhjNQYDtWBcl6IjwMKpTLQgT546GXW4GIwMNT2&#10;NIXNh8DC9xmZlc7grrG4Dry3VD7Q9y3zec5udzd077vgsPmSule0vqVpJZDJbSm04pmDcEwId+zD&#10;ga6taCpLWWQUtqTdw/u3G46Olnzy/Ifs657r6/fcr+/pfYc2J5H4IAfJvCzZ7bbUv/yGMs/4YnHO&#10;anVM0yuauiFLTLEgAYpD5Ka9MkOxXW6F9M9onHwdM+tUrhi4/sTu8EQVVo+DzAngIONnZtQ+gHcE&#10;W6CNxytwyqMyQ+M76rYlmJzTZ0/5wW/8Nj9/c82333xNaBSZbijqhv7eSY3u/FyE8R7u8CpQd0LT&#10;LuYFn3z++tc7ANKEAwbpUNEcD8MBkcKTkaEgcbV3jl4pcB7XuyFrCN6L9GuQSNXmdigqZllGXdds&#10;thvatqOclcxmi7ixWFCQ5yU+eIkyI9QQkCg0y7PBAUu0690wQVN1XX8QXSSctXVOcE6ShHLsZrVW&#10;eMhRD91OcNG+7+mahqZpOKzvpXM3OhpVh4qqrgfTHBvrDDayJxxuwPyFIRU1eHQs/OIH1pCKP0uF&#10;2V+tSfM44wmIHPPQxDS9tx/CZXE2hiQTGu9t+s85MTRJUgRZlpMXBc+fPefk5ITt5mbytxKQFGsv&#10;Sg/jnRpmSPo4SdZZabTX+Jj5jHbFsR/DzoSuZwLWGsoyF9mPpqbrxCdVCAAVh0NFcC0Xl5ccnxzz&#10;k5/8hFJ7vv32W25cR9s28R4GfKTW5lqwU8kQDEWRiZKkErezJt4LMDgvSqRlWfLkxQtePH/BxYVI&#10;OUxVSW0mZkKZzXjYiAfu4XAQ4kRkcgXUkN2mDuRH9yf+M7iGRZaaJ6BcqgelhjXZqLq2Hdg7ySui&#10;qg7C5GPSSWws5UxYRx9FsP8iWGSKGBJpjAq8F+aQCuOcAthHy1KjQwwYVKy/ydxc5AuMNbg8p/A5&#10;2sTaTJ5TOkflhDLtOstiuUBrCZCy3LJcLDk+OeH+4YGw88PGKvU0Bv9qkO763W7HZisBrA95zOLi&#10;fI2ikSH2BvmY6U3XS4AJi2xcPylbSc8Z9LVGCIHJ4vz+MP+K8Rb2lRsy19lsxqtXL/nyyx9x2G+5&#10;ublhnufUVQVe1lm/yGPvk8W5kX5vreW//nv/zfdu90cPgP/h7/0X6j/6u//ViBrH/T5N2BANu3XS&#10;oYnP8T4gHVfy3AHeiZtvnucQaYWK6NkZgrBdXB+LszKYVVWJAUbvaNqGLMvFhUxr5nHBAUPzjI+p&#10;Ol4metItCn40RElOYUqNHZ/zzNIp8XDVWuOCR/UKi4e+o8xM1BmqadtWioybLU1dy3g0jQhj1SJY&#10;Nm7uYo1YZHOsEbaJjF2P71pcfK7Wo7x273zEvdu4MegI6zAUJYkpe2r6eixCNp09ssEm2EC+9f0n&#10;DjWABM18ZEKmom3fy8pv25bj42NevnzF3SwfWtSleOdi0TrhrLFRR+lhi0uLRA61yB4LGu09sbEE&#10;1EjfJSg0XjBNNSNrO8J+izsoMqfxgahY6um6mkPd8PxSbAV//Bs/5eT0nLdHS66urqgf7mnblkwZ&#10;srKgsOIo04cASjjlmIyAitG81FE8CmNzVssjLi4u+OTzH/Li5UuOzs6lFyRCdcGBdz5itKJsudvt&#10;2e+Fj21tNjQpOh8oyoJBvmTY6NXgaZw2/qTm4YPHmTFjMj7SB6P5jHOBpu0GHa66aWUepN6I3g2R&#10;fJZl9K4jET5I94Vx6Keha1CxNhDCcEBJfU4OPtObKA6JKATE4i1e3o9zAadBazdsTF3lsNZQRVZb&#10;kclGZrQwyILv5ZD3PfPlEc7Der2Vw2NxxMXpBQ+3Dxy2W4LzdHVLyDKyTNy5fNehA/SuZ3t/z931&#10;NcuipJgfYwk0rpcgJZl/pcGOejupJqNCGJuGSW9fvhfGb4zDFctICT8cvq8mq/ADYkZCm9P6kKRC&#10;IMmu7zHG8uTpM377d3+P9XotWkFtw77a45zoa9VN1OLS0LQ1bSs09awcJaCnj19ZA0hGKG0rEbXz&#10;aWH7QZFTa03XS2diwnWTRkd6R4kts5gvOD8/Zz4raVtRNQxxAvmgca7HaENelMxn8/hmmgHj6p1o&#10;kmdZzulZj19Gvn/eClMHaR1P/HlIblwereM1hZGx5HpHpztCzHSG7CB4Wq1oW+mwU/M5m82G9f29&#10;NG4d9lSHSuzpgJkV4bqEvQ1er1qjdT9onoAU1Lq2pe066ScIouUuJhdi61anv4XCGOhiH4WPRUnP&#10;qKzpvcc+Mn3/8CZ+UIuZzNBxGo4Rp0pouFboWKTNYlNbKkp7r7l5f0NVVXRdKzTXxAKLDWnJG1Z6&#10;Lnj8OnEnS99XoRdd/YDARY8OooD38YDUWcTnky+xcN5nsyQIJlFx8smt92suzi/49PklL1+94nK1&#10;4JtvvuHrP/vnXF9fg1KURUGZCeNMOlFjVhaCvJ7R6Eg+sJnl7PSMZ598wcuXLzk5f0I5m6FyWVhJ&#10;wqDvu9jnsWO/30sAExlzOlKPk5ua0qLngholUlJd7bFCQYIWQoTLPM5HZ6w+DFmWD37IuLu+HajZ&#10;qUaTamcqbkrJ13k6Nz6gCjwOGuIhMJ1HYhcr9RGtDUl3SimFMy7WKeTnCdoaDxlxh2tbqGvF4VBR&#10;5Cb2+EimUJYzEZ0M0ilc1zXO9WiN1DeO51xeXFDXex4eHlhv1hwtjyjyQv5+bGQzynCoRGL5aHnE&#10;RS5087Yfx8A5h9ePey0er5YPEJAIy06TtrSdD9nu5EANjAHW9MCN7ZdMF3CIT8yMICBVJfWj09WS&#10;zz79jJsfX3F1dcU3X/1M2ITK03U5VV3H/iZxi9vtd6KXlX98q/+VB0CSuRVvS4mcfYrixkMLH/sD&#10;xjQh6qtHzWoijbEsMk5Pjnl6+QQUgwxw38bIum2oq5qZXlCUOfP5Eh88N7d3ki00Ld73tG3gcNgP&#10;3gQXWTFQpxQBGzd0neApRVTmFBjHxPemvBN99UMlME1RYMnAdaiuoT/s6Pqe2zffsNvtqPY7+t4J&#10;9uc9FhFac12N6zpCL4wdpcEoDUqamcpMbobvGrq6oqsP4vAUF33jPEZ7HI7e9bRNFyV6RSXTxwp3&#10;QmfSxu9jBD2Y5Hy4+X+wvz9ex2PWoKb/UwmCiPc5Rny9c/hO6HnGKh4eHjgcDmy3W0zU3VERc81i&#10;F7ewtxxd2w/XPqWXpn3E6+hCFlJzU8RPEy1Vgc5EukH+To82nnlWMAtQ70VywHmJ5H0I1HXF3XpH&#10;7zU4x9nZGWfHF7z+rED1EHTB+vaGh33DamnROkNnOcpI3arpHVoHMWIpSo5WBUenT3nx8gXPX3/B&#10;2fk5GOHHb3d7+q6TLlvvaDuR791ud1RVhYp2pVmeR9G6VIg2WK2Hhe5RIzku3q/HnezpgNco7TEq&#10;jaXD5iMNFAXBe6r6gBCgxLtWgjSZmyZSW/uuxxbm0eulf0e9mg/SwQ8CCE/ESxxo1+F9jI2DihBg&#10;hK4GPbBRjRUF1mTR0KanbnrqRph181lOnsvv5sUcH1qqtpNI2BraznF3vyYrcs5PLwm947A5sN08&#10;MLMl5khBH3BNSzlfkNlMOvDv73lYXnN8dMpqVnKIjdUuOHongVmW58KMUlKDk40+Qq0qbdgxatcJ&#10;Ak+stsncRRy/pmsuMB6icutTz0N4tIRTFuCV3DPnoe9bOuc5Wh3zyec/4Ce3d7x7+4bOe9q+pwiO&#10;qj6I81pp0VZTN5VA58XH+x1+ZRfEP/rf/pc/+O1/62/+/mClGC9qKOb0fVx4o6Z6wq6NHrs+8xgh&#10;d600MqVO2O12y36/p+9aur6j76SSXRYz5os5Whu6vqPIhcY2K2eD76U1lt45qqpitxfsXWzjJM0W&#10;QbZY5XduEHYLTE3aDdYa+bvR6arvOg6HvUT8Dw+s12uur6WTse8kVcysDJlPGVHvpckrZT4DM0o2&#10;7tlMjBp611NVNW3bDL0VAJ1rB6nkvusHffYQEr4aC4N6FJ1KEy7JWA8c9sQQ+gBHfrS4B3wyPiV8&#10;cEKo5JAU4j2VqLZ3Iabd0pL/xRc/ZLk8ilpIPd6FuKClQGkiN1spNcyFtKkoGD7XSdd/iLxSwZOR&#10;dRJ/nuYPMGRas7Ic5DpEFVauW8dF1hz2OOfItTBizk+Omc/ndHXDer2BSAPNMjtIdUgvh5AJnr98&#10;zevXr/nk8x9ycXGBMhmH6sDDRhqRrm/vef/+Pdfvr6NRj/Duhf3jQQktNi8KyVRjdCmaOyLnkJRr&#10;pzaeIdV7JgF3ggSGLnZrsNoOzl1JaFBYOj6ylQReffPmDQ8PDwBYmw0qoCkjkTU+zo00nz6EDadz&#10;B1KoMDaAhiBkEcJoweITdMmjWANQ5DaP62kkNaRO8ECgbetYYPWx+dBHlpOw6bRRrFZHlEU+dBxL&#10;f4w0ATov1pE2m+Gcp+lkns7mRyzmC7yOonNBzGgc0W9CmwixpgWUbkTsJ4lfq9RHkDK3kEYpbfj+&#10;0T38EGpLsi3DmkgHS5TW8U6gn8RaK3K5dwqpz76/eivWmn0b2XeyXspYy/Je6On/3X/7338P/4e/&#10;hAa6fnigKEvhk0tVRBg5Ezw9sypCLdBrBQ6E4xEbmpyjaxsOdUPb1Ny+fz8UUhVQzvIofBUXoJVs&#10;ousFd18uj6L8hFDSmmgeIdCOYrPb0zRVnERSKFzMF/j5nCzPpctWKZRVGAJZxNRMZPrMI8a/223Z&#10;rDdsN2I6UR32tE2L8g4bosaP9uAdrm3oI33TKAshYCKLBi9wjU6FYy/Rs3MO37eo4KWLL6SmMjWJ&#10;7EfrwN4HfNuCqNMMkcaAF8YiKz4MEcV49Dze5B9t/mE6OUPM9FJfgEzYQJIFSLBD3FTjRrHb7aPK&#10;qKMsl3SdqEj2TprsSlTU91EoXUTIzY+CdcqPmUDOeFAhEa3yAeXF4CQ4O0AfEMCKNHIfHMEFThYL&#10;jC3Juzld19F1M2zR4DrpU2i6htvNgb51nJ46LldHXLz4DOctZn7M9fXXEkz4QGYysnLGcpVzdHQs&#10;RvVPXzCbz8HOuN8duN/dSz0oZkS90mJYE2UYpKtdYzOxTTQ2G4u+jPCCscLm0bHpLdWp0mCkuNBH&#10;MsCYOcjmn3pWtJKmyDz5LygZ1ywvyAtRAM2LGaenZ3z33Vuauopwq3T1d6EbA4ZJZj+dT8O9mcyb&#10;IV7QSb8m0IvRdezmjcqpXsfDWXj5wUhWkKxPqzZamqLxyhCcx3eeoFraPqDoMTZI41PsgO5cQLUO&#10;Y2C/raiXHcv5gudPX9LsJRjcb3ZRkmIuRfPeYYG2a9g/3HN//Y5lkVFensr9AJSOXm7K4+ljcCbr&#10;W7D5MfIf1uHQZ/N47aUM3ctATrKD+KwUo0WkZYzZRtXQVCJwPiqmWsX/Q9yb/VjWbPlBvxURez0g&#10;JY4AACAASURBVO9zTo5V9X33s2/fe9um227cBmxhC8QDAttC5gXZCBn3pd2yLSyBZITgBfMAEiCE&#10;QALBiy1kBgF2G4M8IPPAKwgh8Te0Jewe7vhV5XimvXdELB7WWhGxT2VW1jdBlLIy8+QZ9o5hDb+1&#10;1m8dp4j8uANcwGff/g5+/x/4Azj+3zN+9IPfwHGOIIoAOWyGUILppRboifFBBfDw8IBhHIt7KVkZ&#10;grdbJW12TVcl55AKECbTNY1HYbaE5rXuBTuWsxyQspC4SSFIAJGXfN21cKIYnbEISbGOu9BhvQ7g&#10;vMH67BLzNGG3Fw9gGkfEWbyTLgRs1uvib1qMQtcERIS3b99iv9/j9vYGtze32O+2YnlrsLVTNtGs&#10;aa2cU2HIFDbLsdH+GlLVoLdQRQhjqjTWUWsWyoCYEgr9pe4rO+BSYw3NgPHStZiFqtksS+dYcV9a&#10;HtZG2EsVc92YbY45g6XZt2LramMvFACRFZQJRDPNM+4f7rHf73A8HvHq1WcAuMZMNOPJaXV01wXk&#10;JFRtgAh42FwxwfuugaEAZkk9TlnWa7VSKoI467xqA5npWOovJH1wLS0WYy8FRKNAjMco2Vrvdo9C&#10;I/zqNd68eY3PPvsMl1eXyHmHu/t77B4fkHPG0Etj9W9/+zv45NNPMCfCeDzi7U9vcXd7i30UHqvI&#10;wj3vV2upd+il4lSoFgAfhLIc5DSGJvspdL6QFZoV/JQCEKiV1doTBeCdE7rtks3mxAjru1IHELzF&#10;3FbKnXWG1WqNN2/eYLVa4XjYl45Sfd9jHmfdMidQz4dGY1hIrFBcU4sDShYOwcWIOElGUnAiOzpV&#10;ktIcySHOk1aF1/fIMWJk8YhXq4A0TegCKZmZ8GPlnDAMg8DH+z3ONyu8ef0GD3fvBF3Y79APPc7O&#10;Os1AnGGwyvF4EB6j83N89sm1yjNX9jlIDDLJyffvz0zzgHmk5taYDLC+FWgNtyemWKTk+8a56eLO&#10;B6nV0LjalKQx1ma9wuXFBX7x9/wifu3X/i5+9Fu/IVxYajDsV1LA++bNldLIPD0+qADmSaAZCwQP&#10;w4Dzi3McV2sAyhAaAtZDjwnA7B2CdifinNGHgOQdzjbrknftSH53is9nLRl3zmOeJ9w/3OHy6gJn&#10;52faAEQsz075gPaHAwAhi+rXPdyUgY1whOz3O4xKU52mCeN+j1nJpAZtQbfqpbT88VZw7MPDLe4V&#10;8hGl4ZVCQSuNY1KGPUnTFNrnqTQmdwi1PL+hbDAlkFIqlNRRF9Fpymc2BcDQak4zhxmIEiSW6k1G&#10;AYhZMXojbyuCsw2uaUDXAnzmntP7FlwbujLMHVwhKmbCOEb4ELDZrMHscKOdyT755BM5MBBWVx+k&#10;cOxxe8AQGWebDdZryUhwnuH8DGBW1sgKF6bMDc1xAPkA7yzhgEXZeQ+LYJJnDbRHeJLnpJwB9oAf&#10;EPyAfr3BBQj3nfDis7Ye/PG7RzyOGd96/RqXl5/iH/i9vx+//hu/jvE3fxOh6/DbfvZn8Z3vfAd9&#10;3+P+OOJxK8G3x/2EYwImdqBMgPPw6zNptK7X54JBPF7pk5M2qRH2Ru/leeQ8rNVkbdCt96Yd7GAs&#10;tNqpy/lOBac14NHX614VqE0LCcGA07673mO3P2C1WuNsc44f/uAH+Nann2KaZqVlNhbfZcpwyun9&#10;ILFdKRXVpfUn9Xfng3Qc011FGgTOTODE4JzgMtSiz3CuQ4oshoEGVx0JTXXKYukzJBlinBOGvpO6&#10;jW6ACz0O+xm73Yj7bouLiwt897s/i5ube/zkxz/A2eYc0zTisN+jWyVNOQ/SY/jdT7DuPdZvzpEv&#10;zrHaXGDVOSBBvEcEBC+GkSmmAumgOq0tMR/nqkhtPnM5aPZey7kMzrL09HPUGzCOspyjKFNyoKDG&#10;lXNgCjjOGW8++zb+4D/2T+B4POLXfu3XMB2PeN2vMM4ZiUdcp4wuDHhufFAB/B9/+1fpj37/X2Yi&#10;wjxLjvHxcBS8XtM8fT8UKzP4oFa8/N73Pa6vrvX+DJttuPadA0MWPuWM7XaLaY7gnLHb7XE4HLA5&#10;O18IVVc6XFXNavnmXdfDWdEKi3Y+7PclFfJ4PGK/3WmQ7lEsgXefi6JTC9Py8WNKiHHG0Hewrl1m&#10;3cj1VETPMp/MAgJREV4uZ2T9fVFtKTdUPCsGNLBNzXQ1QTjF9p1jsAbav8g4xW7L49xg/sziAbRK&#10;wtVrFJhKFJ/0OKisrkHvPVIuLTBTSsJAWQSbR9fLHHv1iJhmOJcVKkAjcKgRSjVTQmgcHBDkZ5fF&#10;uskFpl3CYedn51JJ3XVCq6Aptne3d9hut7h6vcJ3v/NdfPbpp+i7HhfnZwjBY7874HH7iMet0HZM&#10;akRZPwPyvWL3XjlZrH9EkD7EBtFowJXUI3TKVFurkoPt4jJP1Ah45zuNj4TCqFr+DvW+DVbgmh6c&#10;0yxpuXEs3iq56kXGeS7tTUFVYLVQhHmSH9xXjUddaklQsWzbRxkMyo2SYYlvxaiwCFu1OytkJNfW&#10;hU7fSfZ8SlECwbOc6cEJBLfduRIjfPP6Nfa7e2kjuz+oN+4xHo9IEM4lMPDu3VuEn14ghID1+ZU0&#10;ZtIOc+QlgcCqoutctEaWGV4G15Q8H7nFxRF93gMA0CQA8PLxD8y7xAgY3/rsM/zcz/0cbt69w7uf&#10;/CYOxyPOVg7MAYfDAf/tf/OrzwqLF6kgLi8uSv9fy3O3xtQMYH0WsFmv0IVOgivDSqy1LEVDnbqm&#10;peeuFicIcViA70nzt2fc39/jcbvTwq6EeR4RYy9aEBnGl9IGiZwqBQrK368KplOeD0pSKk8MHPZ7&#10;3N1Kg4zd41aC00eJHzgLYJI2BncOLnRqhde0y8LFA4igZ0septITllgyOigD5Em7bEnHqgypYGaI&#10;Femch7RhFGtfQSSdfetTDDhGSR/MWcnKnof2lpul2XynPzO3z6oYpa0vcZNmmDNiFIU7jlJU5YJH&#10;T70U86QMp/nvGcAUIzIfpQAoSODOhyDQn6aJxlmrmG3DqzXJmQFn3X6z3ixLbMkRgpYL5LyH1UeI&#10;NSsNiLJCTt2mQ8cMv05YZwbNAjnO+wN2+wkHt8PmbINXrz+VLlrzhLuHB9w/7LE/jJimDGaHbHQL&#10;vfSngJcGJ5SFObZVAJKNo0FvH4pg996BnCgIw/DbtRYPwGtQNmgw2uoE1PIv/Sl0nijomuZSh5NS&#10;Rpwk+JvnCUQBq2GNvhsK9YdRT6BrsH5TBM3vVsvz3LCUcFMYimaVGIYlGbAijQztvpYl7lRp5OV5&#10;jlAoQwCSLnBsUUWAIoOnBEbEFBl+vcbuIB6l7wZ8+voCb771GR4e73BzcwOmLa6vrhCC9OGAd1iv&#10;e0wz4+72LfBbHpfrQZ7jHQInUUbkQcga12jPRXNeSDF8br5s2BQ684XsW/OcE69d31VfborBPAlX&#10;JANDWGvBDvtxwptPvo1/8Bd/H37y+R0e7+5wOETs+xmrlcf93e6D6/eiAri4uJCKyHEsxVAtKdvV&#10;1RWur19Jc3DnJK8ZQJolXYsYhakvapFTSjUyLj0yBRvv+x6rVVQmzaANH4QV1Kxlg1UAKKYuXbtk&#10;8xDMnoVuuPPzc/RdhxQTDvs99srGOR6P0kFpvdLc9ViyEEII6PsOw2qF8XjQYqyssIVYItUzrtjt&#10;EovXyH4R4taRCmUhnUIBIJJ2jynBAoVyYEjvlerBN9cyW1+DD1toNh3y7X1F0FrccmFULxDQylWh&#10;SgbkwPZ9r3EblGwfAEgpY/ISpI9Kfz1lRijvYdlB2poTEWChVshu2bs3U4bWiMGyjA2qqD2ghY5b&#10;rFrNymLJHLLDRiweWQid9FvQuMykPZc/f/gh+qGXgO68w/ZB2nBO0wRA8vSJCAjSnN33G3gvHaaY&#10;JZ2YnFW31uw3kLYT9UE9F1+gTtcoAG73CwEgr4kAmtmkdORFYZxAMrUY0IKRufEC5Oeuk0ZLm7Mz&#10;CRY3HsuUp7L8JSPsCziXYiSgeGigZeqoIxNcXL6Lk2wyJKgCUXZL4lonQSj9NWTvZcTEwDyDOcE7&#10;j03XyW7OhN1+h+vLNS7Oz/Hq1Ss8PNxL17zNBsNK42/FA5P6iN12i7dv3+LiWvpM9P0gVeZxrpXE&#10;ZuXDhHwV6u/xKC1npiK3zf+tInjfw+Lldw1AU/soa+wvE44Hgfc+++wz/PzP/zze/fg38Fu/9VvY&#10;7XYgAFs8j/8DH6EAVsOAFIJaDnIhhmNLIwKJ6hu9r2UhcE7IUTkY1bJg5cVP2sIMnLWvgBzSGOfq&#10;Umoqp8gkFqzbjG3dDBZiJ+XHFg82aylCAuAwKEEZzxHzeMR02Et1IGRzStWfuFIxJmROWnzk4TwL&#10;/S9L020pgHYgx2UhGNanFWCDp4ikY5PvwD4oyRcjky8tNE2BmmXBzSare4K0mCoBJBWXzlOxHGze&#10;PmY85wVYMxuGK9WOUukpufqmELM1OSfCsB5wPB4lmOhYA5C1bzQIgAaFJR0xIeYInwUHJw06M0nm&#10;TaZcaEbk1GuHM5c1gMwKfcmhMu4pEbTCqgrOQBLrzdIOBYaaSxMg9g5Dt8KwChiGc6xiBF1KDj1Y&#10;ycaOM/aR4ZxkpzkvMR6yvgXdCoD2E0gZvUdJ7Sz4vionsahdgRYL42jzRdqtDJpIAPMAnBGiaW4/&#10;Ww1OCxHKEWBW04MIBHm98wGOCWme4HzAer3BxfkFeqVXJhBWwwrjfrRNUazPl2CfJ3aWGDrNVjRF&#10;Lhz3DZxh8tO8GBd0X0HnyOIR4lnkhsab9KwiSrU/OcZunOCjxwYB++OMx/0B19dXePPpp9gfj/jB&#10;D34T2/0OCD0uzs9BjjHOR2R2OLtYgwl4ePc53m7OcX22wfr8GvEg2WNuRfCsfbMXRV2aDcQEZ5X6&#10;uian9jxpQaXTM7cEeKqndAr5cDmr4v1nas8ppLoaQM4d9vuIIazxve/9Ltz8rp/i4eGIh3c/BPOI&#10;//N//78+KCBeVAB/6T/6d+hf+Qv/fhVJeiFmeVgO/+zmEkk3nNFcQ0pQCxI1N9zyoV3QCL1ZUfq4&#10;D8UyM5zVBJ9ASaksiL3Gew9uc8/JIUepvt1uJW97t91pCqocQGlwLUJL6CWMBMqyfmq3olKejVro&#10;YVk1JTCmFnrpF2DQVxMDEI51h5LOStT0K24sckBfmxBjtQBrgLbdSi+ME+HfBquKGVdMjWoJigUu&#10;qX6WhbNaDZpzLe5lbVxuuLbc/zhSaSiUlRsqOa0O1eFDAOUM0oIbM66IxMKxnggt3lpjCg4eXiE3&#10;mZeUCY4ZUNIueeGMNEv1+ZEZzAOCcq+fn52DmUtar3iiA/ogFanTlBodq2tEKILYrHnzSNp6hwKp&#10;2JwWwYeyfiUGCHu+nTEq+0xGls+kuk8YYiGb4ybekezfTFKNnmY5F5vNBtfX11IDMc2YqZ5Fg30+&#10;7CE+Pdq/W43H6R6uz+Fy1iyGYR51NagYACNpTACOmzlE4+2Ji7/fH2S/YUDoOtzeZqzXK1xdXSEz&#10;4+bmHaZpxOPjg3j26ATn9wPONhtEztjvpEL4zSdv8GY4F08uafc/cif3w/VnXVei1mhrn/VEIV0x&#10;8JYntyIHzbmEylmqf7XXMQtvVqfeuIPHJ598gt/9C78bn3/+U/zd7TscDodn183GR3VDSDFpYK+2&#10;QiwQRCH5EpjEhKHxwhu7lwUbLfhrmJkVlXE2cSoz6LW3LiBusME7RYCChEKA6kH03oOdL+4o6UTO&#10;84z9doutcviApSexWJ2uTHgpSCLJmJEOYk02SrswzNqLVw4xOdneGYrTk3S4ynCIDMQk95YyI8Ys&#10;m4YcHBK4eAJVwNuBJvMuFON1Zc6dQiMfGQjA+8K/Oe/lcTZThkywiGJOpV5A8O77+3vc3d2KJUbW&#10;WlK7sDkVXmDMk1TIZo6IieCzcJOQI/jgEOCl+xVqQyEm4QYiylIJrNBJVaTaPIMkd9yxA3NST9AO&#10;nSgZFzrABVkPBhI7zOIcgshhSgotxCx4s+/RrQIGbdLCbgTAyAiA94rFE+A9HGd4TsVi94rROzFn&#10;Zb8U6KZVFLTwEADoIbfHFSKCFITJTjb311WFAoBVORJB6wBkRZ1y7A/9AB8Czs8v8Omn38LV5RU+&#10;//xzjePVFo/FqLBNwVgYNs+OYis0AhEVCi3npvFqy99JPClTGpTRUE1oooVXAeu4eApygbJfJu8x&#10;xwjmiDlljMd7dMOA4dufYnN2htefvBE22MMRD4/3OKeg8UoxXjlFIEUcto94++Mfo1+d4+LiEptB&#10;CCpd32RpNULbZsXJ4hWh3wI4hNpKtD6KhUeUHRajiHrm8o0Zug9ExoAlF4kyEJyQ2sUIbC7P8J3v&#10;/A78wi/cYnv7Fn//1//+h9cOH6kA/uv/7D+gP/Wv/VtcumT5AOsWZGlJRLWLUtWXctBLR6ty/5pN&#10;kzIiRRwPh8IhM0cpUun7QQ568/7yWhZlQcIoSd4sbiqVi3Jtwom/6VeaRx6VgycXrJY5lg5F1n7R&#10;eadZHHKt1gc45ay5ys3jKRdLRbD+aqWWJeelB2GWsAlWUC4HADArqtoQRaCZYNbnyEFwH60A3ssC&#10;Kmth21a9K017s/Q1q1Jdvpiw3wvdgRW8EBHgAM+6FzIjpQ45CXeUBdHFgjYcn0DJFTx4ET+hGmcy&#10;vJq5VptXK9tmz95HG7ro9foil+Tg9OQQgkenEAuFjVA4QBgj0+wB9hqPWsH7ToLfBsF4bV+pgXsX&#10;j8Xyd74K+KIALN+/ye4xBUEwZWk7iIoBUgwBNWVq0NiV57MskO4TVZSka+mULVf7C5+dbfDq1TUu&#10;Li7w9u1bzNpHwuJn7b4oe+UF2S/TWsR3/V68OEn9bPdNLThsvYXlB1XcnZEoayWwcUAZE2qyy5V4&#10;FEvHq8N2xtnmDK8uN/BBehKM44jdYcThcMBqE7HZbAAKGKcRHGOJNd7e3uL89QNevXqFgXrsdjv4&#10;Atmao1y9YzMwn8qwa/dcmdiTwc28LR/FwlNsn12eoV67pdebp3F1dYnvfu97+OGv/3b8b//rX39x&#10;BT++H1rMYIVOgveCaUfhDT9uR9Ba2sbNx6MK+4wjIBWgMSLOrELfqVCUQp9Mj5o14kRQM5CyA8Ja&#10;8F9HGKeIYUgI3mEVGHmawSlpNe8K3QxJQ0zSxzUlKbgZhgExzoBj3O8fcLe9hRuk7+w+HjFsBhxH&#10;h5gZEVqpqf8k8YQFg9XUUiiyIKMDvAS7bTtLoDhLfIEDPCAcMczKLSK52l43ExNAfkDimg1ArFlD&#10;KYNZlESMEZwT4D06LfYxxlEK5iHw0sI/NVXKzlmOhEaBEAHaFN5e5h2QEyGoIN7v98IB7xM+/8lv&#10;4Obmh7i6+p04jlsJym0usdvtkeHhQg/MIgQZCRHAIc7I3qHzAT4EJFIvzPhT7CuIBRw02Dpr+mk2&#10;Aaf34uYkqcXyGwoPC1uQXD1Hr1QLXlI0Zz2bLnukyMiQ5jYUpH3jjAG926A7C9LAR+NexQBSIyaO&#10;0k9BcPdKN56YwTnDhw5muhaqB+dUwEN6DC+Wx0rmZAWsLaQtj2DkdWnPvHItgeCIReGQQ/YrOGbk&#10;JBlXm6vXWF8+4M23PsPf/X/+HuaUsD8e0a0lQUISELTVKYlHZo2I3hvNnspRjR+oMCT9XVEB6OOm&#10;0Opus+B11P3WwGaoyt3ia8goaaQWJAYB252H92spkJoSvGfgx3tw9w7f+tZnOL/6FlaHjH4rmYzH&#10;w0HI5nwCUkKAR2BCnEc83t3g5ic/wpvLc5y9+gTXZwMOcdSMNEklZaXZTokLAlLmpPHMrDiu/m58&#10;aaQGis1aPZQV2qvn15FkM8pScPkgBoR51k+gQEDo8HZ3j44Zv/13/hx+/zwBf/k/f3r9mvHRCiAm&#10;KfX3VC08ZsZ2t8M4TTge96Khc1SBJQs8jlNRAKIYrPeoKIIwaJ5yN+jD0sDbkQM7Vh6fUNq3kWFy&#10;bFiYbjK1KNE+RqQ5wtJJaL8/SKpoCJimUTNs1oXXx7C51v36UBm1PFsyY0g9gpxrDrxZq1m/yN7U&#10;lpGWQq+8ZxvraKqX278VjyLnxbW8J+SfEPpfdJgH016vVUZvtztM0wzAI2s/V6OyDj6g65QvXd9H&#10;NrMGdynBNxbt0ujhRpjbvdvj9cba2It8h74OCgWarVmF0GIopNXeK6sRM04TLvpBaESsj4T3hSU0&#10;+ADHvsQlxANQz4IzsgWGFaOpweBG2LkTC7zxggCNMchPFa8vsBBALlcmVYWWzDFSWicQUeFNOjs7&#10;x3q9RpyEVdPnDgV85Xp2itf5lA3Z7KliwT5vsDYPtV34ntirzw1bf6M80Z4SYnTZ2RKlH+cZj9tH&#10;/OQnwhX27d/2BvvdrmYOQtfYiSfavsc8z3h8fMTNu3fgboWhH3RPNufMGi45hXeeuwe799YQK1BR&#10;u8Zf7YAWxa0IgfFMvXr9+qNe/9EK4K//V/8F/fFf+VeZVQFYK7n99l4xWrug2KRLAvMsFLvzzFp4&#10;0uumFkG/4iz5950J/Q7B9/ChB8cI5wKc7+FcLwfN9QAJxzmz00ANl8AjYNYwykE5HA44Ho5qEXot&#10;DAkaoLT0QVal5QpMAaC4WB8aEr+oRWKsCkBaP5KQxWXhFi/XhieEEZYHsBX07XNbhVHytOnEnXzG&#10;+Xvf5Xx5FO6mRthKkZe02xvHI4bhTA5gFI4g74LUQLDASAzpA8FQSC1pPMGgEmoPRaPU+KUDUmMm&#10;cqArxAAGsnILAU11M1UxJE0zSHoN9JLp04VeAoVW5GaCosBirsSyHOqaGgwEoFBkO03jFP1DgLPG&#10;7nLt7KsCXHxvg8zy00LA231bvMpB978pGBYa9CRaBiEEbM7OcXV9hfOLC+y3DxinGWHlm1aiMvWW&#10;2LC4rA8tw4mXaX0DiuAuvs2XE/7l9Sr4M7LMO/TMwsE5ozAB9ocj0k/3uL29R04C/YxHyXaaxhlj&#10;N4JW6q35rHCn8J3d39/ghz/yQD/gs88+Q3AdiBlJ+zwQPKy3Aji9fBumHxmlp4MEjT9S+L9wXIkc&#10;UoxISKVIkMH4lT/+T33UQf94CAgyAc5XIWC5/bIfbZmUm8bJZu06wy7lQBCslF0KXfqehYlR2QlF&#10;seSF8KsWPU6w3xplb7NuzIo3wXk8HKUZR9dptWAnASStSSibH4AEW6kG4V5YI1IOE6NuNmHADS2E&#10;9Y91jddih9gK29pq5wXGjXrPrQVuv1uWzcJ1xvKwLXIIaPn7S8M5p0I9l9+JJK5jCmCaZmzWrii+&#10;nLnJzBKLPQSJA6S8tODt/kygyf0p+SAq3CH0wly+VwtZX1uw8/KuCtkx4HRN7XN0XhhQ9lhpuj70&#10;A3oN/prCc1plbrEso0ewBkecsMzEsfnRNRW4B9UDKHCIXGOmZzyAdu1tRct7NL9bAxnonnWWlOHE&#10;MiYCdO36vsfF+QXOz8/xLgRtPKRkYXwi+MvVmNJcCu1FFtnp4GqtA2gYZ5fvc7o3nxrFINJ/JBiT&#10;1IkQaR0RAJjX6cWajyOmecaPf/xj2UtZ1pNj5bhar9cwz9Ny/o/jiHdv32J18RrXV9foz6QOJJKk&#10;iZez957ns1Tc7fxVBWhKQD7T2Lc+NF6aH+nUV2UgIIwHHzu+kAIAlsLIeY8+CEzC1rjcagJUAExz&#10;EiwPEPycc1EWDKDv1ko2FzCNM6aU1WuQtG4QkBIhZcE2GT0A5cxRnpSSXu0qY6VU7Ubs93vc39/j&#10;eBxBkA0jMIV8J+pgQWSpsFVrDiLc6YUYq/H6CO0rLw86agA8p1yaz3DOAnVBA1uafvjcPNvvABYK&#10;wHuPGJ/oat3sq0WyGakV9QWUgGV8FRZLo/BQYX9/d4c4z4vMMAJK4I650n+EkIFUW1W6RngUQV7S&#10;HI0x1AS9tB20BLJyS65msZSAqp00gojGTItzWl1w6U8twWOPoArAaZIDgaR5uaYUMxKQWDM7JFvH&#10;e0K2a24UQOlHUa6JqiJAVVTvC9ClJ1CFf/OnZvXIMsiKd2CeQgZl8XjnGIEsvQXWZ2c4OztH6Doc&#10;DocKbRS7qQp2g6nAKsie4pJqqGwWo/2dlla8/PkDENPibfi9vWyKoygDPXuOsmbIMQRqZmx3k6aJ&#10;yt6MMYOdQ79aY1ivECFcX6uVtlTcT5jmPXaPt3h8uMKb9RmCdxioA2VGZK0dgvQgr/r7xGNq9lg9&#10;jloXUOaU35u2LzwYpSWo7nYc1Nv5mHFqfnxw/J2/9pepCH/L4+9CsZCg1korrIDqLVRedxRaBe98&#10;scpNuITQoR96zQR62gOwr6BFaoBs0lZAzZP0AbW+sSGEYrnmlIvlhhNha6vi3juc7w/Dt4tg1tdR&#10;uVfD86sisK5qZiXaV+2klRoICWUu7fFaBdxy7FM9aFyvp3w95XZ/pCNga93WNdjX3d0dxvFY1t0U&#10;E5FUNzOLpSaEes1eaT687injHXI43Wcl0+bka/kcm4sya7LvTvaMzKcqEoZmn2nhWjbvSiz34AO8&#10;xqWK38CSOipxDMv6We7zUhlcKoRrFfDp9X+VL1MOxfsrUyvz4DR7ilkI9M7Pz3FxeVn4cMrZQmPV&#10;qsB36gW/p6Qab6G8jto/c/l7G18or3tqLz43ms9inXfOLPU5XHv2CvyYlBJ81vaY1hO3emVGazON&#10;E+IsfaFlnS3za0DwAcfjsTAFZyV0tFiRtcTViSuKvWrp97+W6nzx3wfHS+sfoyQBWPzROcKf+mf/&#10;4Eee7C/hAZQL043hyVA5Y/tUAaguYHCSkyx0xnbwslj4OYE4oSNIg4dO4wJ9h6HrlYjPwbsO3vVq&#10;XXUAafk3E0In8QdtlljSFmOUWMR2u8Vutwcz0HU9jscRcZ6VXdIVoS3a0w6EwBDAy/uUNXYgC2D5&#10;8KeCSN+3gYeIJAtqStMC7rLnmrAvn3HyZc3Ci9V76p63v1N1nb/oaL2NFq6y672/vcVhf2hSW0ly&#10;4YkQc4ZjDY6a4M3aMCTncrCg82858c5lnf9cPlM8Au39rIU3RACxr943qtchc0DqIagjUIeyxAAA&#10;IABJREFUzmyOga41wJCewtlYVn3Q69Ceu50cEVFmkv4JEm8kJqtQJyCrAHDG5qnwocoA1quopvvS&#10;s3tvcdhiI1ovUPL/myByXW0YU73BQQyA1UuX9QgIXY+rq2tcXl1jtVqD3EO1ph1Jpo15iKd7yzyE&#10;ao7Xyz7xEBZ/b19/8vhHQUCNQVPvVl/LhJlmkTfgQpvMzPCksSfqAOdl77DwHx2OEdv9Ea474Mo7&#10;BO4EQy+QtUeeD7h99xNcv3qDzr3GcLaCR5Z1BqSCWaTa8sZOb8emhFowCKXu8it7AAT4IF5eTBn0&#10;TOev58YXVgCLhSgLoxgUaQGY99LTm4FZG71T8ZW8ZokwKBGmacIwDPDNwkrQMWGaZyERa9LrzNo3&#10;HNmss5oNRJX1MCVstzscDvuC9c/zjOPxWDoi+RAqRMVN85PG6vjgfDSVwplzKf2uw1zeOn/tlzCr&#10;LhWAeQNWs1DqKPT1iyAkucWhQF2O8rgd6npFH68J2tiEWf+tAtjttLWnNtcOKkwqaV8jELU5iMVM&#10;AKDT/VoMKEBxfqiQN0FpCgFF+Nt1lWlmm2lVtuoeU2Nttd5BseihSi4oo6zTwJri/SlLsoAJLHul&#10;rA+VgkTzAKr3hxJwXkDDjUXN7ykAm4RWQZh1T6oIWm/VKp4NAmjukQGrO/AQfquzszOcbTbSZ6AJ&#10;wC9gKVSP5kP7v4izinHUqUUV0k9tt4+FgFqlU2QPcdnTUTnHgrXV0DPs1CovvGWwws4Inhj7g7CE&#10;np+fC8tvTnDJwZHXbmMZu90O2+0WZ2dn6Na5GIgtsvGiCCcsWKCXauCrD2ukFccZzBl/4p/+vV/I&#10;zPvCCuBv/g9/if7Mn/8LFnmRoin2sMwNTywWP1vQMKHREVA0DtkzMmW8vrpG3zswZmw6CBFcnoB0&#10;xJvLM9w+7HHYPuBstZKgDTOQhadmnmbMa6koJc1d9t5h6HtM06y0zw84Pz/Hfn8snkDfDUKYlaQf&#10;gUFLICpUFnGeMU8n+Hp7yFWwpJz0cYCT4ItOD31MCfM8CUU0axtJ9TiEsGtC1GbywPvKQeZvidKd&#10;Pseyscpr2r1FdcMtgRHWjVkDznJ7tPgM+9nGNE1FIV1fX+NwOKBfXeDu5hbTOIlg0QD7/nBEFwLm&#10;mEs5pCOHvuulyXyOJQ4j5HAt5ENqTLtCO306WAW8iXXS9RFhyQCLdSYwoYdzQvVrc0o5Y86zxpkc&#10;nOvgfV88BrP0C0EZeTjXIXWpwHgS0I7i3ajRMcUZPM/FEPFBj1ghODM8X8GT0yCwCU9di+DtiFYP&#10;QJdW3qNIlko6iIaFPs0zpKtVxmGcAOdw/fo1Li6vENNvYrfbYb1eS0A7G78USh1MC/8Uo88MC0hf&#10;4QKBFWOnGodmjD2nSIRPSigsvMZaBFZVY6hNw24+w0Ym6T2SlQrEhU47IAtVwjgzXGJBIsIKqyAN&#10;Yh53Bzw87uCHiM35hTSfnybkOGO1GkDMOOx3GPcP2N4HhH6DzXoN2qwEMswZhNzEAJ5R5AWiqoq9&#10;zATXSmlZwmY3f6QYT8wYp1n4rL7E+FIQkFlGVQhZkVdG8hld6ND3UnHptHdnipXf2zsPZtHOwsUD&#10;UGfRPWHmnMapZGBIowtXqnS9cyJoVViYNWzZKpkzxnHE4+NjCfg6tUQlYKtkbN5JkZZZW8UeRGuO&#10;yjeg9AFlU+swnLtaxZSt6tXsRBRBLXTF1SpzzgFNFP8pBWBCcWl1oHzms8bEifBvYaETZ3ShBNrP&#10;OP08+709zMfjEYfDAfM0gdfr0gnJ5tuEnV5SUbYi/Gxmq0Bv39t+rJdjWVky90RSumfX1XoQwitw&#10;gkgUS9l+4ZJFYfdl2Lc9zuDCSNlma9nP/WAUFVw6fxEBnoJSdxuZmZPMFUdwuVaaN8TJJ9+fQBMY&#10;oNbSN88DShZmljyW6ydel9xX3w/YbM6w2WwwrAaktCv3bXutXfevOl60dsuacWkS1Ar6ttnMky9v&#10;vDv9QIFWdMFbKFYMpKxZeeJhj8cjHh8fMfS9Jiool5IDuhBwfydp7mH1Cn3XgXqtTiePEAJmfoZt&#10;k09/bLx0/fVj/IAXEYgiOz7izZ4YX0oB/JX/8j+lP/Pn/wJLZahYyY4IwXfoO8ZqWOF8I5stTjuM&#10;nDGNO8SYAILwsiTBgFcXb7DyJK0DQ8YMjyFEdDTCM8O5AR0RekroKKFzjN4zKDGYsuR5U4bg+dJf&#10;FGDM01RofYU4Sty7BLMcxU2XQKsdKloeQw0cVSVgLl8WEg8SojbZvLKxqAR4c7GCMkvJdspK+xCk&#10;QCh433CkPG15n8I/LQxzOgyHLXdhllwTA3gvPnCycU69gecEgX3+8XDA9lE4lvjiEmyd35xw9dSO&#10;l+YFaL0HVRqLVvjb9byvcGTu64FnlIbajfAvz1G9nnOC1WBayNDKw4TZNejaCE9TyiiVuiCGA5BJ&#10;WZ6YoEgUmCSe4IPRoggnfVTKEALDE2k1rSLzzoGyA7us2TAk3cX0noqwKkKrWosG7pwqAbgmVgDA&#10;qgbM4MzZ62MS0F2t1ri8usLF1TU2mzPc3T8UBVcMjcZ4+KpoRaVzfnqIckI5L7lk8ijkmBqFUCQ5&#10;qnJ2rPvasmvk/YiFhtpb7w31bIThFsVIe9iNcG/vAXhcX19jtenhyYNcxKoPOOzu4GlGvzrD5XmP&#10;YbUBQbw/5/yLWYK5wB9fj0J9bjCAP/tH/9Ev/CFfOgics3DahCB0rqSWZIozjnwEMqPrJmwGj2FY&#10;YdNLls/QdRj6oWjcRCvpIeB6HI9HbCeZLGfNtC3LAlDrrHaoAoSoTnh6BG/2HppBM0sByDjqcwUr&#10;z2qtGcQA5irYqzPQzKyKrmYhGVAgy/KQuVQ+VyhGBXmT5ZNTAjmHAIHOWrI8+Yj3YRfLR28t71YJ&#10;VAi8gXqaA9Ni/4bJFgzVlOFHWHun8JBdi1QDbzX3uGL7xmcj3l5G0jNAcPBOguxL65CLAqjKR++s&#10;eArvLU4x7VvlzSfP4eI52L1UjyFna9NJlUe/xDgyvEIwZh1be09AhZWrLLeZVbpQO19AAYGZAWOO&#10;ZNXP6oHWUECTMULlDdRzbJXAcl2w+F7fz2JnVuDY9T0uLi5weXGB9XqNm5u82FcLyJE/woJ/Ybxk&#10;wcrHcFleRw7slfDQuLdOoJ8WgrLZYUgspnh6upcSrOuZ8U3l+noi7HY7pJjgkNH3PS7XK4gRIf1J&#10;EkeMxxEPDw/CJXQlc8pJyOTIn4rQ5XpQ2fjV065KFi8q2FMI+HRkqnPxZcaXVgBOC1z6/gzMDIcZ&#10;PnhcrAlXV1f49GrA2dkZ8ngP7wNW2vDDJRFoQ6cNX1aX8N5jjMDd/YT8OCqU4+CSAwXAc4TjAxw7&#10;eJ7geYbHBMcjQtgIFOAIXR+Q5ox5nqT69yjt/ETQG+5uViaptDdrEqgChZrz17pYXFxvc7m5/CtP&#10;WiyFVRhbtbHX02vMkO14ShDXYOoSS7WfvW9e0yiDNjXRHnvv4prPfOqz7TOeg4SYJc1yv9vjeNDG&#10;ORZ08wK3Bd8hZYCTsA5JkFSUArNUcbYZLXaBp0qgXlN77YDpWhMC7z+PTOI3XxXfZ0i2QmYnryfh&#10;fsqckaII7GKdOxLqCnIgVyvIyRFC38GFIDCGUVzqPJT9VFJGZd99TDFoI/6X1j9zqx8apWB7GuUz&#10;vXdIWVh3vXNYrTc4OzvHar15T6G3RkS5gG9wtJ5su2ctkaDEFew6VXMWA5C1Zy50aVnrQliMuylm&#10;SdJyyhZgCtJJo57jOGOaRwS/xfn5HpfrNYgcOgd03oFWAcfDEfvdDbaPF7h48wbr9QaBGeN4hKNz&#10;u/onv5cYAesFshlw8vAL8h3vxYhOhrG//uk/8vu+lAb40grgv/uL/wn96//2f8g3TuiWOTKGYcCr&#10;Vxv8zLd/Bt/97de4urpED6GdxXzQJuz3OBwP4CitA39880PB0rLDdrfF41H5LNZrhKB5t2q1GxRQ&#10;XPzMGFYriRU4hy4EHOKI3W6H+4cHKf4ya1ljFLYAlo1iVkY9CIA1QzGbf+EFMJfMDmot/8yLw2Tn&#10;pvz9iTlkvGwhtQL6KQXQCsdiO1JVAO6pDbTQGYRTJfAUFNVmnrRKwTmH/X6P3W6PGCO8T6UD3JwS&#10;uk4s5kTCWUPOCXUBO7jsZC6bLxNg71m4MCHXzpc2JX/Gg7FYzzJDp1q5zjkMQ48JaGoTREDb/Nm9&#10;ypdcezXynPDpeGl12QVC4pohxQC8Nvcu9BPVZav3VzydpZ1bmr/QM0oABp0QmHLjBdb5YUhLzxwl&#10;5uZIOrqdnZ3h7OysXIcJ16zUGMX6/oZHsYZJ40KgcrYzBGVos+JsPQwFiF7jkZA1dGxnW+ZQenQ7&#10;GA2dc1CWAirnJSXpFnh3d4eLlTAV+PWwqNUYxxG3t7fYvLpHPwzou0EMAFcwzjLn7XfnqnYuyhoo&#10;0G9+ASJ7yQM4zTn8ouNLKwAA2Jyd4ThGHA4HTGnGNCU83j/gB5nx+PY3ELxH3L3DPM/A+IgYI0KS&#10;oAmxWEo3LKydFIS2ecKAzXoDt9qgIwemKLABonxRhKcETwkOEd5Jo+icJc2NIZ2ddrsdMks7POn0&#10;pdaa8ejDaHSXhVyn2SXF4Sz4tE64KoKUxKW0oFKBD3KLbzeeQStkX1h8G08pgeIVnOK0rRwDfbjU&#10;j1/OMrLPbWG308DwfrfD9vER0zQhhBW89sXlzIvX1YNeFYqQobVKoK0Krvdcp26pEFx5fZmscuAK&#10;aRjRwpOyPUBO4MmUhMPIioicEg4669ncQCN17hlAbqq4BeP31lDILtIMDDXXxaioXqXzS4Fh36uI&#10;lxc/BwGlpHURWgHL1MwFAzEJjEXkkHKGd1IPszkX3ntbG+uwl7Lkw7svViP67HgRXtR92lr6hUgR&#10;rAVdUuCVlIpBOJqEnTOvtP6E0MQ6AGd1HRRQsRbJFHSNl++8FJvGmHH/sMP50GG1WmPTeekGCKAL&#10;DnNKuL+7QffTH2Kz6bG+eoOuA6YXYgBk8I9CVHKPKMvt8ML8vDj+f1QA//G/+2/Sn/yz/wbHGOGQ&#10;sVqt0A8SOH24v8c4TvDzA7a7HaaHd8g546wTSl3kKClkr79V3FnbCGKxC5VDCG2ArxEc+pVywjzN&#10;ssn1kM6zMJBaWploWQkQ15oEw+QctL0CALOEbHDxFKqDrJY/yYLmLIRQrfA37nt5hV63XHxdbmYY&#10;55Hd11OjtUDbcZqNczrMjTfSrOaW2iedWNi8+PklCIiIwFn4U45H4VsSwixzXRvr+XQeTFCZS36i&#10;XJaBXSpyvb0BeakVStlrGxtY3TiZq2bfaOGW0EOLhR6jZJ6N41QsPwCiBOw1qJAFN+tnXznz4jMc&#10;uaIAMlrv0OZVoYp2cP1W5cQCCAIazEeuQb0EIsDZXpa5KGSGVN87BI/VMGC9Wde15SbhwN7LjIhv&#10;cLRwJWC0Mlyy+UIIxXO3lOfiK2jcxu6boB5ag19ZJlpLRC37XOjWpY4I4DQK1LPfaeLIGtaNq+s6&#10;eDAOhwNub2/x5s0bdGdXC4gKzV596rskaKAuqq7FS/rxqWSPdjD4S8M/wFdUAAAQc8BhnDH4iGma&#10;8DjfInQBK77BbrfHJ+eE15cEt1kLRMBaUp2FcGvlElYuwfuIxAkjM1YEnA0RF+dr7OJBC8UOwP6I&#10;eEzg+YBh6HF99SlicNg9PghvfRwwHrcYD1vkdESa9/C+B/JRahM8kNOIaZpBurDEHrWvurr5LQRS&#10;0viw+G4gng9B+xqINWuNTkwpFBZNElbQCi/UzfucZX2K/T8VJHa+W8BBdpiSeRjaFL31PpaQVqwW&#10;vlmrSpFhwWzvPTw5xCTEf8FLiuMcZzg/4/Hhc9ze/ATBJazWHZzLmOcRIGCOCXNMSJB2n0xAjAkJ&#10;gOt6EOJ799bec60+Vtt58VxAqICouTWCUS8yKxEfq0IiMU7SJBQOzg+I8wH9agUGIeaE43hE13fo&#10;fRDPDlxYFrPGMch7IEufi5wTpikh56Q9rAVq8aFD3/fFy+o0WJhzm9tOyCku40euKqriLS4C0+ZN&#10;yt+9VqbWHsIQpai9mYdhjWmK4MQIYYBzGT4QLq7e4Or6E6y7S4z7CUOQ9qzOiYc+Twe8ur7Gbret&#10;Z0N2nBrUoriiWtOWuWMLk1Uxvby/TyHNCt158lqs6XFurRqp8cTAoCgNe1jreuClOC9Zek5JoZYs&#10;QO96EGnyRs5wWWjsO/TI7LDfTbh594BN8Li6usI8j7i+usYqMI7bCY/v3uJHnVDUf++738UMh9vb&#10;G7hug/Vqhd2oHkq/wX6/R+h7nb2oczg3vwMhD+Us27FeQLvkigqxdWiRCpd7fJXxlRXA+fk5fPDo&#10;NWc/pIDgAwYvHb1S2opFBT0ILqjgDUIdPSUJHEKi64F9A0swXr9+DSLCRNI7mEA4PzvH1ZtP8ObN&#10;G7zbPlYrgBnjOGK/32McpwUebz+nlCuFMgA2j+M0i+cjxynmr+ZTRWLIKHurJdzY3OU9Ti38p4T9&#10;U39POdedU6zDFqqo1uLJG8jVNt6UXH3Fy7MeHlFwKNbXKUyUk/QGOI6jYrcsaZJPWi+0/Fy8UG1a&#10;7qW5zcW8qNXP7c/NAXEWR6reGZH0NpYeExIMzF2Gyw6h64Q1tu8AFmvZea9WafXsnDJPQrOCWuGW&#10;szZPIgl4e6+hVRJ6bDaIihoIzqztJ6zurOfH0k/NqwHq621/1daB8jyrv/GhqwaJkwyX6+trnJ2d&#10;SdIFW2qqwUxSNf9NDzM6xELm5c8ABj+UQrEWhjPIyobITFv3XGCz4mmRJCUktJ6i0daQ9FTgjGmS&#10;PgKHg2Qn9n0oa9V1AclJH/H7u3vcXlxgc/kp1usN2PUaY5FC0JyzeBff8PiVf+b3fCUX7SsrgP/+&#10;L/579M99/89xdHvh0sjvcH5+jrNLh8urC7w5uxDqXAhWt+oGrFYrBCf505frb2EYBnTDBgzGUZuf&#10;h7PX2Gw2oNUVjscjbh5n3N7dYcwT+r7H6+trfPuz34aZSPP9I2JM2O+kVaGlfxbSNxX+MSVtKG+b&#10;ZontvgTJnA4jPKsCtXVra9WwI0Z2ruaY43307mMUz3sYfWrhD4sJNBa+Kh2DrtrPZTzhghIArspq&#10;UR3Kcmzk8NVrjTHioAU1n30msBgoP3s/dOIKF8u1XMDijhvoZync2zkrh3qhLLikbaZkz62eknMO&#10;FAJIrXZKVdCYsOl6sRiF68gUevX0kGMJNNr1pJTEIs1Z6gSShwtcvBCgxi4KIZxr+gQ0CpwBeObS&#10;8KWuoKyPV0s8Nwq8nZeUpOVh5wNSjBhTArElbLzGq1evsN1uhRk3iPdkLUD/P1EAHzpn5kHovi61&#10;Akrd8F7iBQvUI05RnQdJ3wUyHJBSUQhyRrsCV+accRxHPO4OeNwO6Ic1uv5C6CNYWApmIhyPO9ze&#10;/hSbdQffb3B+fo45STIESCz6OE81AFwvp73zepPld37iifzE8/nkb19+fGUFAEA3r3gAm/UGP/Mz&#10;P4N/+Hd/gtevXyPtfgrnHXo2BaC9VqlDzgnrcC25ymFASgmPB3HDc5B+Aa+uX2G/3+OYD9jt96D9&#10;LBt5HLE/HHA4HqXtYkpIMWK/P+B4PBb2T7NuWsy2CGDWDl542dJ+bmQV/ovntWtIVDacO+19y0vI&#10;4ykX+SmF1HosoMrRT1CLWd/bgHOLVxTemUZBWMpibqCuKijLWwBKEFYYUqkKr5TEarq/vy/Xd3qu&#10;DYISPVWtfxP+ZARk5fAuBfmpB3B6MN7/m71G/mAC3bhhynUC5TM5Z8Q4Y5qmYo2HEErKswSEtemL&#10;CqccQvEo5V5E8Ef1NH1meJ/gNCBu88YKXxl0UjJO5MqV7VJp3VhEYIUz6gjam9iE5FONRorH4aqn&#10;573HarXCmzdv8IMf/ABxnsSjgexV77zU17xgB53u2fbnjzKiTJGrx3Ka1CA9FZrqaVtTbvZpc04y&#10;Z6iZXx4nAOxc+2Egb95xM10snQ8PhwP2+14E+zzIugZhs4XrpMvg4xZ393dYXTzi8uKyMBFQGMBZ&#10;gtdflp7hY8e/9Ed+8StZ/8DXpAD+zq/+ZfqlP/1LTC5j6IHXr8/wO3/Ht/Hd734PPn1LDnY6SGAW&#10;WkiRxXKcd71YTerWZcyY5gPmmZHThMdf/3uIKWI7OqR5AuWMKc64ffcWOUbc7Q+YJsncmOZZ2D6T&#10;EGRxZsxzVGePykHxPpQNFFMN6gHLTfsxG5jfk0xVILEKWOsDgCL0yqvLe3wIAjoN+NagoxaCFeuR&#10;gGzYqwooZrH8bbPXN5G9b0G/E6TRnuvKwdEeDwbZkKwjNA34cDjg/u6uXmuBleqHym9V8NNiPp6e&#10;a/ub9cItBtWJ11B123J+k/byta8K9UldCCEXi3Keo1arU4ndpJTQd13h9DEhmq3/c/Oedl22Rkkb&#10;WjA7UNbsJrK+ChmevfRLbta2sKaW391iaqqglDV0aHoKsygAXR4wc2mlaorPh1AtawJev34NR4Qx&#10;yjkhaBp21+lkv2xlPqUEXkpSsFHiISfC30BVRxJoLV4ZAZ59MepmoyK3z8+Q6uDmXBqMaV4W6XtK&#10;e+lO2GApgImROWCagcOUsB8jNtMM6QcMhNDD+wzmCcfjjMd7wsXlG0yvr+C7DTrPIC+xCUcETw0r&#10;U7NvgcZTa1b2acvevIKnPIGvPr4WBQBIRWjKGSHtcHd3j5vbW5ydnWHa/liE1bjF8XhAnmcRvHPC&#10;NI3o+I00g8/ihj8cklTnuQ3W6zX8+rVYTN0FCEDoAsZxxM3NLe7u7sGbDQDxQg77g/L/RIAkyGpp&#10;bcDSGmRGoS1ox6nA/bh4gGxBQjl5xRIUKgDbBKxpmWqtPyP0n3rsVEEU7iECXCNwi2VvAlgtfFWB&#10;8p7lzU8sL6AIZPu0NihuNA5m8dqBLB7Aw0Odw/oRy5kiNILfvnMjuNv7XBLVtbGK+n4698/o6spm&#10;6spnLzrNNRBCVp6oeZ4L1DNPM1arFYbVIP2AnfU+lrTR0MBSxnzqnUNUCEwoigHiiJwlHdCRQwoZ&#10;PmUkH4v3LLxXvvGyAJDHaUaOQEPiGTg1i7m0SyRA/ycQnKfSm5qgZIcQb8Z7j1evXkkiA0TYZtbg&#10;ZGGh/XBL1A8ZSR+lBE48gNOfrWObKbMSM2kFausdywSVeXLkFPJlWb+uKx5czhme9D4bCoqUEkbl&#10;uDqOPULXgbIkQbAaNfMU8fDwiIvHR9zc3ODqdcBqWCE5ibV08NXD+AbG9//wV7f+ga9RAfzNv/Y3&#10;6U/+yi8z8oTt44Qf/eAG00gYH38kB2HeYjwekdMMMCPFiGmaMTgJ2EZt2XeYIQVc/SUu4ow+9Qgh&#10;IGxWGIYBfe9x8IRxd8A0TehdwKDUzre3d3j39h2m4wRHAYkTwARo2zywWMROvYOYpBOUjQ9Z3c8N&#10;k1my1lQ8CwsYFngAzfsZDMJc2vY9BwGdjvcDsEmbfpgLbOmIYs9B7bonIaAP7E4qN1U9DWZIcNes&#10;Kz2MMUYcNQbAzIUT6en5q8JtoQispL1+rP5+qgDMI6nBvVYGta8FKmyjt12sf4FdCJylyiR4Dx98&#10;ERRdEEExHo9VUSwWQr7a9E4iCP9RCAhlD8gTpZDRyAAJLmdknxAjCnGeD14a0Kigs+CnrQe1ikHi&#10;nLqv6jw5ImTWoDFDMq+YQSSennlnQg19juurK/R9LySL3iNOrBlNS8H6MeOLxs+eei6j8lYBELp0&#10;x+VclUCwzrtyvuqXvufCkNaYDEeg72RdoR5cTOj6FXKekSDxoEwdUk7YjRHd7ohhHeC7AeyESjqs&#10;IrxjeJoRp4Tt/ef43EcMfY9Xr17hmBI4R3TOY55HkD/J0jGumXLfza6y6tNF+83271hu7q9hfG0K&#10;AJAFmmPE4+MjfvTjhMftI8bHH8lhVwjIQQJjyIwYZxxZoupzEotyTB7zPMMnSaMb8xYhBAw86KEY&#10;Ki4LYBpHKTiLCXd3dxIoniZs1h2sqYvl4JormCEVeClG+C48KaiegmWeHA0mTuoyy77LJX3P4JnW&#10;Ovkicypv//61GHQWsgS64aDUuNp2sXGvn4stvWdRoxG2qC0thTZJhGfJhNFrSzljniYcj0cRckqR&#10;UKlu7QJMmGPRJ/ZD430FsHSFK0Rkc7KUW95XKGoJ1UiHLqN9lkpeKSTs+h790BcrWLreBRSqaif0&#10;Ct57pHnW+dDrKXCTUKRnbRxuMaiU2zRXL6JLYwA5Z3AQ6z4gLIuxqNxsaTBO5V7adT314BQ+UU8t&#10;aaZKCB3Oz8+w3mxKp7a24Q/Df9Re/ZCh9DFGVAuJtDz/tj+9snMaXXRrJEm6aK29UFNn8f4MYRmV&#10;fuaV7E4gulgKQTNz2aU5STbQ8XDA4yNjvV7DWUOqTiDk0AVwZux2WzBnvHrzM3j1+rUWsUWwF0+y&#10;O1UAX8P4pT/09Vj/wNesAP7nv/rX6Pvf/5O833e4vSWEcIbj8Vyq+aYJ05TBOYIoygFyPZAmxDlh&#10;TkDOE6YkDV46RLA74vzVNXJkBDh0/QoRPWJ6FNbFEJAhm3m7PeD+/hE5M4Z+AOAQ0yzvPUdwVmZP&#10;OKQoOLnX3q+n49QT+NCwVMespeolZRCMaZrVvaTSK9aK1VKMwlPU4OF2+IAq8OznamVK+qI1tvFd&#10;wKyc7D5IMVxoiqPsoCyqjhvL+6njaR6MfXaJLxjs4Csuy2C8fvUKToXlbrfH+fkZogXh7dqch3nE&#10;zvlirzkSWKV6NQ08Y9fPNc2TrOerXB0MJjIoCODFPJoFLveiFcCN9eV1vbx6AHGOSDGCQBhWq1rn&#10;wRkewuIKNvZXI0Okml7czJvNIwkHBoys0BoeMc/l9b7xMDIzktPm80E7miWU/WOkdEQEnqzQi4qO&#10;kGQZ3S/6Z6tYXg0DxnHEOB4B9Uo//fRT3N29K5lzMUb4YNXHzR5h0wk6p7wMqj9npDwFqxZY0XSc&#10;QVwkxYsmx733BRKyfg72PDNQoJBjiU+hzpWkmEsNzjROGLpemQdIs9dGyZIKXtL6TxVbAAAgAElE&#10;QVSZM8AuIBPhMGesI+Pmfgu4DS4vL0v3sSFIpXs87jDyjLt3P8Inr87QDdfYH7bIjvHJ69d42Gs6&#10;esHxFa415U42l/Z3gWptzoVqxIFgPbffm+KvNL5WBQCgWDJ75dZYB9PYyryoQVnrnBSPwtw5R9lM&#10;M4vL3rN0LOrWI7x36JXrv6naAoDyWQ8PD9jv9xL0U5w3J6OAJbWY2qnlYg3I9X25mTWrPpuQWggx&#10;bRVJ0jzOaHlM+DrnPsgG+qHAcHv/i4ri8p8O9UzqBvxi48lXNR6FZT9M6gHsdlus1yuQ60uMAAZf&#10;UIvVL63DU+imPq7QhjMIB2gDvQZ/VAWwfB3QHhqLNZwodqrZOAzxYg/HAxhCbV5wKfNCXO0XgFQx&#10;ahaJqUoa5Z5hcBo0JENUrkuC8IQSKWKGyxlJDYYwTtUrs0JD7+ENIipdvfRG7P6e9LDq9Tv1YowT&#10;qOs7AMuCrjaW86Fxena+7FmSF2NJaW6PtTGCZ1qc8snPlR3UXlgVDyBzOmtRqLe+A40hZvu66zpM&#10;Uycxn46A4HU7iDEWY8T9/T1u3t3g4o0014mQWKWedhP95ZKrccknB2wJNQ7DUA0JJnz/D/9DX5v1&#10;D3wDCuBXf/V/pD/xS3+Wbx9GHKYRF2tCnAnz6DGNQSwfUwBE4AjEOWNKGTkTIgPeEQZiZA+4kdF1&#10;hD4RZgQQeWTyyOSQlFr38XGLt2/f4vFxK4UvXUBKWS1jV3BFtkPHTVohLTfscz8/Nwrc0VAEJK0N&#10;sHL2nM3Ct36GJhckbRDA4tA9dy1P/S2mVCxoe59ipEGtCbValimCphQ+fnCzg+16vA+ApuXudjvc&#10;3N7i+voVhpV7XwAqNqFqrBxyE/7yfYFnLAT1KbzTwj/VixLharGC2iOivicKbg5kpQt2ziH4gOST&#10;QoXSPzZ1ld2TUFs+Qg+w85WwUAwKrR/QNXFaAWwKOGnjGCKlXWDLwpIbLDBVTiAQxvFYvC3nPdh7&#10;7XgFEBzCAkIpPhHqLFdvSTwRUrw/IISMy8sLXF1eYugHHI9HOK+GSbHcv8j+WHpuwMtkZgW2aQV/&#10;83MNeNd7aWGiAoNBBb5uUoPWkCvNDFThsmaGeSIc0ghKgE++nJ0MYM5AToz9OIP8jPVxRD/MCF4C&#10;7y5ogx2fcTyOeLj5KX4yePj+DK9eXWOGxzQe4Px6cY8NOFdWqF2n5oQDAGKsBYy1f/bXN752BQBo&#10;YVA+YJ4nTHshccpxV9xeyXpQfnWWnqtGABWzQ/YZbo6a3y8uEICCvxY4BRLI2253uL29xeGwLxNp&#10;PO+W23wqytk8rxeE/6kSeMoqL/APSYZFaojhREZRuYYSh6DGfW0gnvYzF3jniQKwkVNC9qk0rjEZ&#10;XWJNqJ99yhX5hUYxok6u0xRRjJjGEbc3t0jfi4UQrUJNVIRT4wSUQ14eag0/TWnksk6nSrCpgVBF&#10;IxlF0rVF/k76PmaD1c8h1TzVqvdg9AL/DAOGQbwYdqzQlWk/tf6cKwIIUG+sWNliJXrrJqb3mRIj&#10;ugjnrIf00kqtcwswcoHQnJeET0cSQGb97CLgiwtFVeA1C2dqAhqfCMGDOWC1WuPs/LzUzHTKlWV7&#10;8yUN0Harq+vyBTyAZwS//Vye06677iImbvbHyZvC0oSbGAFLC1LraFiKwZhrsyaDhBVSm8YJwQcc&#10;j4RhOGLooBlbobyHcw7HccTNzTucXd/h6uoKoe8wTfPykuza7T65ntM6b6TnWP4gSSSSYfb9P/SP&#10;fK3WP/ANKYC//Tf+Cv2xf/5f4MweSMa1vkZ2GUAGnAN5B/IeKXXIeULOUToqUQYygfKAMfWItIKj&#10;Hsn1yG4A+Q7sA7LzSCyTeNgfsN2KgvFO8p5T0s2B9ghU7Wt4tI3nFEGLybej/d3YP0k7U2dNP83a&#10;NahlxMzqIYBEaPpGAJ4K+qc8gKeeW5QKcxVIBROmZvNVu+Pjx9Iix8n1Zs2vBiTAeHd3V3LppRz+&#10;Iz7hxMovK0bAKeGaeW/2kir4G8uK63tKD2OF40q4p8ZdvAtKR8AVGnEefd9JhXrXFwvUvDYAWqiV&#10;kaZjY+VSyeoyr8JgP4ZTj4Dhklt4iWZtt0RopsytZ65j2deG9AAoQWmgCku2tN1mbu13OwFGiW2B&#10;3816DR8kruR8gPdyLe6lKjBgIVy/9PiQEmit/+rMlJ+lUI7V+q+Py7Wxem1O+1Bn5CQklE45drpe&#10;jIbMUQ0aTdpwHvABc4qYYsY4JhzHiFUfEUJG72UeCROGTgycOO7xcPcO+1dX2Fyfoe8c5hKDMgWN&#10;6qETwWIAxTs/udeuE0UTwjdTVPaNKACg4mPBK10CKcVrczhzzvBmJ5KDc3UhCwe4to4s2Si20GrB&#10;HQ5HbHdbHA4HOSDOFY/CKIkr5GOpg2YjMSIvg8CnwvepjW0b/tRCr4fB+v+yoR725qiBTpmXtsNU&#10;+15P/dwG3Mq1uMpsmlPSA675I0XxLK3mxS8v+fiNxCkejFkxXAutiCTQdnt7g3Eay/V62HrVOASj&#10;bvLT66P282ytUb2A1kJevuaZyyeCc0BK5h1UUUhECHrAhApCCghzTogpYY4RXd/DwQS5VtsqtFfW&#10;HdUSlsJwLmtd4ga65xyb8JXXR62LyczSaVT7G9j8iDIgJfbTgD6zeMnOAU73oZLBZapzWKAHXb3l&#10;TlYlRYTN2aZgza1B4Xy3WJuPGaeJCy+NU1jnOet/oQDqHSyNvBMNwEzFA3TOaadAiTl6jaOIYGVw&#10;juqx83v1OTlnzOrhjp30Cu49ScN7nzEMK6xDj2ma8HD/gLdv3+JNd43NZrNQVuV+AN2LKIoe5f+l&#10;p5OUu+lP/JNfL/Zv4xtTAP/L3/ob9C/+8i9zBiE7Qs5WHKMWqWJzIQ+IOSAhi6vNgsFmDIg84DBl&#10;JGQcpojjnBAoIbKUujA53N/f4OH+AcfDsRxG4RCXA5JirhoXQMGMAVnodEoT+7w3sAiO2QanalPb&#10;Qc+NoDKhTc5YFO0qzMLl8trncH77+fS5QIVATOAKMgyQ91pzRnUPFuH3Ja215uX2DjkLZS84Yo4R&#10;Nze3OB6Oi5gIymefvB0zyNmfnrquGuxtFcPyPezCbF7kd5XB5XPq/AAlAMuuuPCOHHLIpXdzjJIi&#10;OCpk4r2XA89Cfpdzhd1ai98am7N+NyiIXIUwHTtkr69FVe45OySqxg5zhSbK3suMrEyXmblkB8FJ&#10;miM0y4lLcLjxAFvFpIokdJ1wd23OmkIrUR7Oe2TNvHluvLfO7ep9jBIw4xj8nhJYvK9ZxkDtb13e&#10;+8SytrclbTFJtaI9qxLouqSWvq4XsSSY6OfEzMgxoneElCVOOU4Rx6NDCDN654XKe4hwQ68ZZMB+&#10;t8W7t5+j23yCvgsg95SI5ZPjIJOwvFe7f4EBv6nxjSkAYLn5ZDF0Y6ovSiBNyTRrWrInMstmdk46&#10;8TAzpmkScirvy+EAAdvtFrv9HtM0AURwYO0eBITgELWysQ0uPpeu9tRYCPsnXt++E6mwbaWPKQCz&#10;yM1zAVmw7f3Pb72Lp/7WDgmmy89ZXVji6m6aWC0K7wlL6sXxlO1xqpAARO0PPE5jaQ0pOrJayoZt&#10;Lu3RxVXWR6kKdeeAnGsRWL2o+nOrDOx51XOoFntLMc1ZIEnvHTp0ct1KAyEejvWU9SpMbP5kjVMU&#10;i9FaDQKQQKOuiwNpIWJtfAMCfEXlYfBPTpVaonS/Uq/O5rmNeZixs4Rq5D3aXtCn61Y9UeE6Wq/X&#10;QtAYgigp81acwwuFwAsepC89TpbzNAuo7JViaWHp3TTr3r4VwGWeTBZJwobAs+yatGvUPtZglA5k&#10;Xaf7ICet/ibM84R51vqEoCnCalRO0yQyabfD5eUlwmrT3OepJ9N4LO0Zb346Pz/HH/vHf+Ebsf6B&#10;b1gB/E9/9a/Sn/6lP8cpJ6TYATFB6uJRec87AicG6cYNKjtdSOj8DE9HpPmIOZ4jpQMcdVidr3DI&#10;EW/fvcXd/Q7b3YjDGOG8x9B3cL5HTBHHaZY8cNIMCCwPG3MGuaDCiVQpoWaA6OHzXlkirQpV142I&#10;EHOGz8ILQynBa6k5Zy0pn0b0XQ8OAcQJ5ACfJUA6zSNWflUssjqo5K9zzoutbYUmMQrPjDxdg5hK&#10;JWCpghUft3dFcTmLR/HSwVU83xEhpVlxcg0UEhByAGcPZkLOhJvbd+CcsT9s8fr1a0wxqptOauH5&#10;IlAJwJyP5drMOVTPWA45tYU6XARbgfJOPDuzLqxwjag2AYpxVgggFst/6hx6OHR9h4E6KaY7SsbF&#10;erXCapDCQzvcWZWDJ4A4g0JXhLbsmSxZWRpITUkUMnMGvBgokh5rjUqkJzEzIzshjkvqYci+mBfe&#10;nzkxZiR4SqJUszRAByTmZjTXyeBK9bKocAdJLYZ3K1xffYpX/y97bxZrW7aeB33/GHPOtdY+p5p7&#10;r+8114mbBCdSQnACAvKCRAjCkWIICsiNsFAkBBICHpCIEMpDhHgITQyyjUB5CA8JOJ2biBvEQ/wA&#10;SDyAME4IdizFxhgj2/dWnTp1zu7WWnOOMX4e/mb8c629z95VlbrVjqN9VjebMUfzN9/ffeEryGmD&#10;ZT4g7yaAEw77GaXOEomfBxmbajmOxNMqw40cdzdbXi2uYuh+IxgcKppUINTNbCTdE8mYuRyn9SvM&#10;kYLhLvV2MEO8vFprQGuSouN4xM3VAq6M1157DUPLMA8qSd2iLuQk0OCxNrRKGFiM/mUgzEdgTwVl&#10;ITzdEOrtNTKAp5uMxjPmm6/j+VsDtuM13vzK78ButwPhKQ6HGRXCbGsbcHtzg21Y67rjHaEgIsw3&#10;+1fvzw/YPlQGAKzkOaz2q33r0kzPm99aWhXG8MCXRJKfXRfO7c0NZsVQkyZ6MnWaI7ZvEiB0sFvD&#10;qawQOxsUyi4hMIETr2AcuTR3O4OdF4RQywBpWLpjpNBEXw+oyDGatqvwcfxCVSJ7ohVRD3AI9yd7&#10;tBIQISR5YK+fRjrWUpNApKZlXnCjVZUeKxQGWbjfy5QVI36rZw64+isfhJyQrmIzmibRA3tSwlIy&#10;pmnCZjPJbzqnkp+HQAyvdWw2AxmOXtRHjLXJ1zGz5P/v9aXZx97ccqNdSpZKVoaixepVE4haQSla&#10;XEShJSICJwstYiQ0sLq3kqci6cze9htAmEZJjzCNkvOm8dyhzNbrXbfUNGd+hCl7Gux7Z+BkftY6&#10;HvQ5zAgatbjO6O37Dl3ZOXdddW0nEhvAeeU2G888DGCGBvIVDzbLCaBsRZsK6tCj4i1GgBtjnmUN&#10;pKmow4d0+HA84vLlJTav7UWzmqQvpSikoylDgPmV4/f9f/gPfGjSP/BNYAB/8a/8efrhH/gTClaq&#10;FxA6FEDICCApiBmUNJWBHmOl17gxcsoY84jWGC9evMR+v5dapyrxuvFYQ+5BffG4UdGkIVs3Jm1q&#10;j9aLSbxHKrAqOG2GKTFQ1xPi7BQXluIXBuswrzb9qWnutMVIZWFifSEDLFG55gmix7k2zfYMgfgE&#10;RrA66Z625iXaW+6GsgRRqZPWZq7tgBcvXuBb/4EDxBffNJW7b7RmXuRs2eaju7eyHyPGS4szuLso&#10;vBmXo3toZBxOWGBBg+KxNY4bDHlw42zKPdeQ5echItQKTyXQCXhChhoe0e0FRvA79NLguY0BWLlK&#10;g18ilGXE392kS4XYyUQ6rqbFOYFMYIgbrMFLJBPVi5/Y8xMwTlIAZ7sTbWdZbkUYS0lh1d6H6LJr&#10;fXyIya/12vWrfTCCLtdtq+cHCJGBy9zGJRwZiKx1z7vEBiF25tmZqWjS4zDA0sKX0hkABoMDqmrr&#10;hE2paG1Aq4x5LgAKbg+EqQFpUzFOpHSo4LC/xTvPGjZPv4wxJzwZX5fawqWhLBJvMQ6iudnuoL74&#10;z2TTD6t96AygNwp/gHHyU+lOf+qETrn1siw4HmdctIZhEp/ly5cvsdfoX1I83ULyWyxIHri/DG7X&#10;OmrruByT3xy9WzIjTbFir1WmUFLVwh8NQVpFX2gg9eyoALK5gVbHmN8LA+jSTT8nq9HOnxG2mBQy&#10;sd+sf67mcCdMD84b+vhwPx8A0iDuicMopSlLLXjx7rs4HI8auPIAiHzPQifuuZNWRISCBpBIO0Ur&#10;QkROVODBM631A6oa/oXgGhyBwNj7PWxAyY7HWgPomqoxCI2GZ507rZGsQ+iSv13UCtBHwtyhLGCa&#10;JoeSai1IqaBGN9K6CAG08ljUtM/V177h4F5wRgfJGKekiJBkiy+vZLTNOy0bA2R0bD707yENFn5o&#10;Z+7r8+H9sOR5JiA5asBdEzJ4T27NGgRpo9sZrIxPj7ZdawCtewTlsrq+/ZUifRkzA03KTToTrhVQ&#10;l935KOunFmEc4zhKcsS54PLqCtvnz0WzfPoV0bIGUsbaRJB9xbD94B96/7V+H9se4aX9wdtP/LW/&#10;QKAqBatTA6hCsuVUFG6wT0Z0G9tiEClnmQv2twcc9wfUpaIuFce9FGU4HA4++JJsq64m05tuAif+&#10;RkBcOW/hPUPSLaovtOM+sjBlI5mUUbVCllUG02RolhSqSe3YWotyFflclgWtlpVaedefSHtV72V9&#10;hEtMpIblFjcJc/8c1Pi7ICR+4O+hNgwSaT0OA6DawMuXL3A8HnqeF7sSnV9dybfre64RBHnBv4+E&#10;w15oTfzDdOtvwdPH/4LhvLKstyq5m25ubnB9fYPD4RiICCDVH0kDGKEEP/Iv8WiyJHGr+6wIexh1&#10;Zu3biVYSIJ8OgVr07ohhGDGOWlo1wmF66a7tqQ2pWWLCYLhXplOKaDrbrTCAqlKwxTaIRNvJhPXH&#10;vc/w8Bo60zptriMzpy5omZHW7teJdk97YvShwztdK+m0o+pf1x46g5D9ucyz1OoGtMqb1o7Woi6K&#10;saECWFrDXCrmUlEaUEGYK2GuwFwaShWhcxxHjARwWXBz+RzXL97B8eYlMhZsR8KYGtBmoB7FdmFb&#10;w0fnm9e+iRpA39NxKZwRavkW4J6hb55nZK3yVWvF/rDH9dUVrq+usSyLLLKm1n2NNQAgxFcXhWGM&#10;TssR4CAXanu8qrWUSA1vfUF274NOVOPnKGHkQfqRgmRnLoQEQs6vJrMm9ZDrh52wpaSeNhYEZu8t&#10;lF+hMZOk+wuvvntlo05wnYGG71NKWJYjxmkjgTaNcXl5hcN+75L2AzcISqEw1libNmkqj5D/WI+1&#10;7pGPE/t3Uaq0oix9PA0iAAgNDVkNjWLIXTAvCzIB4zhht9tgpAF5ENml1Z7PJ2nVrM7Mur2KFfpa&#10;ee2c/Mn4rbd7lELXcIsxHQKQvL80DKIAqnGdldP4zFI3olMTM7FdUBiAaAoXFztsNlvxdJkXbDZb&#10;n98eZEjiZhrZ3kNraC32r9ZR72K8Xs8+C1iMi9W/EIbZxyVWd5Ob9VdeMzy/h2h1DquZu6zaGBOr&#10;h5j2PSVSLa2ilorD8ShuwTRgmibUOmsUvOTC2mRxChgnySw7H2e8fPkSm+fPsdlsMGy2kj9oYZRa&#10;7w2U/KF/+sOX/oFvIgP4yz/1V+kH/6XvZ5O2DeIhbCAjDYm+swVjkhMIdakaNCUpcve3e1y9vMT1&#10;1TW4jS7x1lIddjEGYn7MpJF/gJK/1qGFCDKwSmb2T05qgcAk7bulXWY4ks8s/t9NIg5RFyATwA0E&#10;DTzJhFIYaFUMha9UAqVHfSxUCzHJk5VdOUYLtJyRFJ6wilX+dLZxwvuHWmc7WGtPyghaa1LYZ9qg&#10;LDNqBa6uL3F7e4PjfIBt4rUWgPA53KzT/c4MDIZpqY+VwhFg0YA6EWLEi3ZCS0owTSMITIFJqsLN&#10;FTRlXScJpcwopeJ42GHITzAOcrzgxFU1q6brRefRymYmQWJALERFtU1KLlCePbr10QbBXGfXcMia&#10;ecgcSIRoU0LW1MvHagT3RHXqqRZgEdKVOwwDnjx5gu12K9L/ksC88X3hmgSR28FE7pFnf3D9sPHu&#10;1WoKGjlcQDMYyMdIJbaO69MJkY82srgG+jGr8SL7XvqfrF8BWqWUkDEo80zgJGb1Y6mgQwHSgGkz&#10;YpNHHMuMRgw6zKDhAKYB2+0G22HARCMOdcH+6jnefes38Np2wBtf2mBAQ2GAK5Bo7CSPxUJ6l0b7&#10;YbVvCgRk7a/+9E8G4SFI1KkbwezPsVVI8QYQYRxG5JwxLzNub/ca/asLoXbV0dRLZomk80hiZRSs&#10;nivmwyzduUMLMWZwp1TWA69OxVJT3xEWJxEh57Xq7Prxq/5OG5n63AmBq/sR57RNG67lSzxc906V&#10;PfzZeZ0nk1YGI1BKaK1iWRaRHJU4Hg4HHI9HwTof0eIIEtZv/DkpSp5m7+CTs8+vapW2+l+HaGQ+&#10;sk6zqO/TZiPpgkmynB6OR6l2V4FSRBs9Ho+Yl1m9cXQUdcAM8oGOXYr9pwh1yX/RsCkaQ4dYcs7i&#10;gnny59XDkhSRyUNew05pzSzI5jFAgjZERJLZdLPditSq0IfZy2wtOeQSCrEbTPPqdoeVi/rz2xey&#10;X/vcRmZuxHqNFnQG0IWzV/WHTv7Y5xwBZjKjec5ZYU34+NVSPR6JmwWaVpSl4HiccdhLPfJSqkJB&#10;E1LKOB6PePnyEtfXVxLLpD3ldrfw94N/+Jsj/QPfZAgIAECa/I0rcs44WmY+Bsq8gOsCEGHIku1z&#10;WQr2t3t85atbXF9d49u/6wl+6Rd/CfP+iBQMe6SLGWRGYN3UWdzpTEuwvWprZV4k3a4FZZlEDbCm&#10;la4S3dnEc6NqwelaBddfFvF2GQdN0QtIbvHNhIUEV2wEJAJYU2KA2V326mmkzQlxlmCciqISvrjD&#10;JiSG45SsvtBVjeWtqfcKEDbM3W21CJVApUBATGpUgRbE1WEGAjAf95imEYfDHikB47TB4bDH5eVL&#10;zMcDMksO+qUKUdk92SEl4HAoaNwwDmlFHBmMFDajlTM0rcxglpQlehfNctYMK8nJiEIsImIE1WIB&#10;Wqs4zot4/gxSJrRVVox9EgKv920MlLrgOB90E4tkud08kTKOTQzgjStIPYRKWUBJEodlzftvsGYi&#10;ratgRYucYFv/u0TsDE/nMuaW4qLfUVboIuk67+lKmDqTNA23CzYN4zhgyFnqAyvzORwOPo6JEij3&#10;SHWrdbyyPdy7wPob1gDFrg2IF9KyzAr79HuXQthu1fU2ifAk+b2kkMvaMGxj1u9FZA4A5s5afV9D&#10;4bNlWTDnrDWfR9QmqTlqrchmYxkSjktBSw3TZgOAcJgrDqXhjWGDJ0++BdfX17i9vMFSxWhfNhuM&#10;Q8YwTshtxiY1LIdLPPut/w+73Wv46le/DdM44eryEsusMUZZNPUf+me+ecQf+AgYwE/+1M/QP//P&#10;/VEW+AROqJpa17kuAAg8aCm7lDy18+FwwDvvvINnz97G1fWVZwZFa755zkcvEP07fjOpFvYaCebJ&#10;R+EffGKw6RikLTCCSMg5ZyFuuhnFWEzdQMzANA3Okez6sFdgDeHAVGrbxFhLUfIQZ4Twvba1ov7q&#10;Ngyj3E/zrYAkenu/t5KdE3iz0VwsEizFahwdhgmg0u0qpHBBQHTWBmy4AEcqNVrAW5xDDuOZA8hq&#10;BNGk/9YYWSVqZ5ZqIFyWBfM8y3wrs6ta+nKeZ0zjiGkz9TlPhNTE+6eaBoiuDSYObqiAJhIL6y6s&#10;o/7KQTK+29idtO+NtFANNEOpEVuVaFcaFbqly+xJOWeM4+gFakAxlXOXyI0J97XygIChr2LCsglk&#10;eER4MOJG2MvmK046s0XWd4YZJf/T7Ru/W+3xoDXWWlBIYihqbSoYNGFSRJrmJGggUDitVMzLjIux&#10;Q3ylFhXATAg9YBhkjSwVOB6PuLy8xNOnr2GzewPTZoO5ZNdA3vtO/eDtm68BAPgb//3/QN/3fd/H&#10;zKJ+unopLEFV20EHXyarLGJoefb2M7z9jWe4ubrBZpR0veaC2eUKwBcth+9YF54tMJjKHv2ZT0AQ&#10;97xhAA3cSPdWA5FgiHYctwpw1qjcBLBIYxVND5FaCK0W9zwwiaQvrrgJGJLamP3JmJt4ePvm0Jqx&#10;LkUDK7DkIQbgImd8/gBRPdDGaZDSmonEBa4C+8Mtrq4ucbu/wbC5EEJN4nJbW0FjmedhACrTikDp&#10;U3eYQY36EbawV4GjxMbQUxjYQUYUIpEwLx4r6ALMc9EcP7Kpm5ZttHTiRSu3LYVwOOxxc6OOB7st&#10;8piQuUqlsJTAmdA0Grg2sQk0rXPRuGpRoGgUBtBkfZ8Td/Y1bdO0ZgTyjIPCFAkmKCSkpvg+azIx&#10;IpjhiDQ+wCpQCSMVRmieQEUrosX4Et8xWlTJ3SsfBQNBUmMw1HZDYT1HyCcwFt8HCBpATz2RtXYy&#10;UHFa58KYhb2P62LtbivRveYeS4HppSyV6hrLiDVITiCQRLwflorr2yN22x1o2mFkRlkqbm9ucbG7&#10;wJRkr24vEig11LqgHC7x8p1v4Mkm4YtfGfDk4gLMktqmNsYP/JEPN+jrrvaRMAAAAbOU2qnIsjHy&#10;IGr6NAkDmBVPkwRv1V0/SylitGJd+AZlcHQJi3Rt7fni68O9Gk7G3jXlLm0LFNCChG5SyBp7T4BL&#10;VWWZtaCISRBQKV0l2NQ9VM60lRPCxyzPeZqt0JtCM6D+fA9tT5fx4iVPie2rzidCUUIyDAMaNxyP&#10;R1xdX+Hq6hpf+vK3SQh969ftRkQYTfG8+Bb3YS6sRTN0OvwToqcZJt1FQhmZAJyIxJGIEMpxXpQ5&#10;N5dLRUMQCGBZFszHIwhVo85Nsq8oy4Jp2PmlbS0Ui0OhhIKiRYEk2WFCgHuM6liP75BgnfRyP8aY&#10;gGS5tKOSEmp1UlAG4OVINX7bPJ8FiuyRvZ76YrvFze2N15V2TRPrtSTj/hgBY/UY0nfTG2h9YDTa&#10;x7uZx1UsLkOmYa/GpzONGF0cGazXAAjrRehH9BiyIMOuoVgOoUQS2DfPM25ubvDG0wEXFxfYZODq&#10;6go3N9fCSEfZD7UIwzIadnV1hXff3eLi9S9LickkGYt/4I98c6Efax8ZA6UtPeYAACAASURBVPja&#10;176mNQNUDkkZKYnTjBRvhnhnNEmoNR9nlLmgYS/SCRMyZRQn0EF67oonOlGl9UIOOENgCQCsvKN5&#10;eainh4aeN8Ps2Wkt3HNI4wGgtgCCEpZW9YNI8jkRiDp0QX5tkohN9VCSdALrQDCzY7gUaEYwIDjY&#10;RGb3QKi+bgAvTOJ3wnrH39Mai6+1xEsICaql4Pb2Fi9fvsA0jaBE7qE1qjS3LBXzvCAN/T7mbVK1&#10;ngKbod46o7u4EoGU4Uspv76ZjQdaqxVOLIEYDSzf5zQAIEixNpF6MwBMG7TWBELS46dpxNPXngqk&#10;o7dlKCat0rBFmDLDM8CK33kBAZAy9N0uITaAtSdMJGR9/s+1BHIc5/6pIoU3LG14MqKt9jOvd5wy&#10;ttsdNpsNbm9v0WrtLsRdGgo7Swjsg0tEtRhJs9znWgZmTaDj3MSx6L+bwMhuL2C1oUQ34JMOhGvE&#10;9SFjXMqCRBWN1KFB/TqSjSnJGAi0B7GFgHBcKtrNHreHJ7h4bYPtdsLtYcbx6hJXl1d4fTdg9/rr&#10;WA43GIZBC+1UHOdb3F69wO31CyyvPwHxa4+Rsz609pExAAD47/76T9O/8P3/ChPQa52iKeZ/lHzs&#10;w4TWGIeD5P1vtwfXBiQClzzoKQZCdQlQb2YSgko1UTNYyRuaIdLzCQVVwjY5oFoDdfZh1zLDWmMx&#10;yrpW4IFcBtmQSzQr6Y4ROQsMtzbpMIa4i/mjR0hyDvCRvj48wV0iW2055oc8/GS4qmhErZnBVr4/&#10;HA54/vyd7m9dOy4OwL2yrKShPWtV6MXnt5qrJbpgSNrrzBgoEoDo8mdj2j9Hn3H7G0YZITMwmlSe&#10;1FtosxkxTSOmSTSCzTToWpM1yK1JwjsdydIqailgkoRxDLNvNZRUkOu4Cq7KZBDQqRFYBqVLpeTz&#10;HpmBj42+93+2djQmhHSdu83K79M1gO1OICBKlowQJj/5XxSirODKK9cHo0v8K0Ygkxkjf2M+IPMy&#10;Mv9/WzuxOqAxxzifcY8AnSkY0e9ji9V68VQTRD1lBkJSRhW+SOfCnEBubm7xxhszht0Ou90O5Tbj&#10;eDzgsN/j4uIC87zIOZOUD+WFsd/f4uWLl7jY7bB9+gR//Hv//lf6emz7SBkAIJORBrHET9OIDMbx&#10;eMTtPGOZF7Qqk1SWiuurG9weFxz2e83VArSQPtcWS590oxhBxnfpWO9vCrPlErFFpxG9fWZ0M2p9&#10;WJCm+rVV5+KZLFwjZK4JqHTb1KvFJXRKJ4s1SFkrFZvQ4xFEspcMnD3XDDdJWOf5c8ICv7dFptN3&#10;hn7GgzCQEBmFPpYFlQVrnucj3nnnOW5vb7Db7dBacklY3HAlH3stlhtKxl4yx3YGABsDY+qB3yZO&#10;oGaG3exuthHisYfsDFShOl8rwpC9VCCqurdadS65b1KXVykWUyC1fIXpHY9Hd/0DScZWBMYkdgTJ&#10;KWO2Lcu7n8mYOcGigvvERMhnzdws1cVDjfSEZIyNWZewc0iAJcmipYPIKasiq7mc+hY6mXs8vL7U&#10;oApQFyqCDcCYvQk0MROq2WAsCtgkfyjGbylfusYU4wU645S+Wt0M21NybE6y/8iEKlglt6QpPboG&#10;JvU1JJjDcgfd3O5xfbPHG0+32O2eoF5c4Hg4Yr+/we3NRnINtYLEVcC5VnC4LXj57jsYB8K//cf/&#10;6EepAHz0DOBrP/Xf0Pf/8L/Gm80GFxc7DCQ5yptK+cfjjHEcUQEcjwdcXvYw/UR0FuZ+blAKxP+s&#10;mdRnAkmAkcwneLXA2SUuk8Q65hiOCtJLOFWjMZvjrswNTHl1/X6Nfq3YB5fsFO8xSMi1kaABtLP+&#10;nzcFRs5GyJjKgxwAQihq0w2p35VSNC/6raQSzhJYJJGnQlzTNKGUWe9nDLI582ytKRwY5pUBagRS&#10;COO4FLW3xBQMnQGktPYS6mkA5PqlClOpTQzzKYk0bLEjx+MR280GdSLM84LbmxssZUFOYq/iNmCe&#10;Z8zzoplDtcKbEuymhMrsB0nvnbRQzKD9i6kq4px1nHs9D2smQOpaSQ4D+uonIbyINofgxmZjk9QL&#10;aBzHHr18EgVvWnDwIXpwdYg2Kf+x9Y/6VSxVgz1yFOSEyNZwjCVb60kfTXDy/cRdqwAYOQ8679ab&#10;voeFOQuzKawCCCXkbGnIWb21gDiwfV6be7yV5Sl2Fztc7C7UbjTj9uYGb775pgscgGjMpRRc39xg&#10;2kwPjN6H3z5yBgAAP/kTf57+xL/+b/DuyQa77QXyjUj6fFzAlYBxQkbG4eYGZZbAi6TRgrVK+mjU&#10;DGpAcn9faYnXGDgHaUHgmbU/s0haUrTemQMzQNUXgkuQYCCN4NpQq+YJqqJCtiqBwFJzICNTBtUE&#10;MCGTFoJpQMuW2nct+dl6bY1UKgqpgb3gS/E863kYMFAGo6EuFTknTOMov/OavMcgIdNyKNy7dyB8&#10;o2p6p0WiqZSURTZKLIZ8ZrRSsT9e4uX1M7y8egtf/NIT5IFxe3tAJsmvP88N1CoGj1QFGpKKYlmC&#10;wi3K1yAxKAO0hFwApmkD5oZlaZ7nP2oCzD2ffq8NHDJDotfkZWZQbVgWWQcph3KAc9ZcNJJrP6UB&#10;4zCCuWG32yAlkgDF/R6tNozTBjnvQJTAsHxOyrhJgxJrQx53Spxi0GDPD9QLmPe/6J4507iaL70A&#10;Bpe6lchWWYuNCcwJjBFEGQVHqXvbMsbd65h2ryNvnoLLAkpbgI+q7ZpwARWOlOimu0Ura24zO11h&#10;nUOhVkYeMhLJWqq1F22xZHSS8E7GSVJds6RRWYygswtWKRL5ZRFvpkqo3MC1YjChqSxok0TiggiU&#10;CUMWbQyZkchShDC4aLYBlpgI4g1GGrFpFzi+W3HzZMYXnn4rLr4AHI+Mq+tv4FBfomXgjTfewG7Q&#10;1DBEyCOA5Qp/6k/+Bx+p9A98TBgAAOy2W4yjhrUrdjlOI0qRouMCx7cezKUcv9rC9sRPETe9/37M&#10;p5+V6wdJ0ySeU08HixdwX2Y92Da1VRpq6lmSGoO1HCY3XlVrkvQEDEsJHCEqBoK2AH91KkzBbS0k&#10;siLqEcpreOlUU3nk5JyNHZ8xrGaVyPTrpRTs93ss8wIGewQrSI5lQOe1S3/d0CcQl0l9/ZntWbrG&#10;Usqymheihp7ygZwAGdM+lRCXMuvYhmR+DFi6iCErJsxiTWbmVbTushQYhp1TwjiMqKn68w66ppk1&#10;NUeWovMd90/+3J3Ad2+YpNbm+H38ezjb0sna9VcTeJKmq5C1M4xjhywDlLK6ToALH1pCvk549RKm&#10;c8W5XMIGQkS99hN8olUTdM6sv93+FveRCy32/nR8XE0RrYrZDmesLdcmNDISS99rKZiXBYeDRL5v&#10;J2g8RdZ6AbPEjWxEgLTUHD/yZ/+zj5z4Ax8jBvDn/osfpT/5p/40g5N6X2Rst1ssS8OQBywB5gGU&#10;OKrkLXhhlOziGj01rHV18BRm6cZT/R3wSFliVXlPuAoDfq4Ql6pSTXX8kEOAi5itO6FvrcNJrs5H&#10;5tNOCb+SdhXbxStC3Wqz4aO2mCMkdjfBfwjCXRvKzt+LViC2jUQCi1CSLJM319e4vr5Gq7Vnr9Qx&#10;JUDxV+sUIaV1nvxI/I0BQrO2GhNYR6XCoTFLQy2V0yIDVRhAx7TUUDCmMZitgIq+suTFH4ak2TeT&#10;PG+rWBZyiCHnQfF/gSYEUpm06IdABpZdUryDCAlJJdxI1PtnYwCn76PG+iAFPpvw/irQT0Ju2YPh&#10;dtutQyw9I2k81SCRx9Evoj6fJpXL2u+aKQcCS+iu1dXhMmFS3CyuonnfWdO5R60+OkLIZZPf3++l&#10;ssopLfAecc+V5MyLTdgELB5iLgWNGTc3N7jd77HZZGx3FzgetzgejzgcZmw2R0ybBdMkjGGVguYj&#10;bh8bBgAAP/Jn/kP6d//9P82dgElGxpwkOZd51VCSYJfCkTD0ndANZ7bpuz3gVJq05hCAHkO+MM6l&#10;f4MliFklJ2g8AVYGWDs+bhhFT1b79tQLYiW99DuHjUiK6fZskkY84gK29NHxmde1kU00enV7FROw&#10;ZzXmmzTdAqvn1osX7woBzWL8FChCJPyUEqgZAQcs6C2OM4d5MAN/3+RQZr8mlMBayrdrEHWm4lIm&#10;GxMihTNIdSfRVrabUUptaprfhC7VMR+x3Up6gHEcsdlsACLxUmuaSTJrnYTWCyFJvp6sTLB7ha2J&#10;e3d9tPX8mLk6mzv0ZeQEnOCE1vMODYKtP3n6VA3eYQxtmRBF80HQmO9votViVUuZw5ywKavQeUUX&#10;xszbz4yzYLh9SOwU9oSnDxyYiwobie4Kbgwavw6Q0xPvc98jJmhKP+U7syXd3t7i9uYWb74uSfWW&#10;iws1Yksdk+N8dK3wP/qPf+xjIf0DHzMGAAh0YHGvS6nIWXK8iAQlaZRTHoSQqQEQVv6OInEzCEQk&#10;wN46c2HX8LrK2BdEl6JXRNy1C4MxzBuIEFcYUSggYoVHfA9324LQ4O4V0ftI/mq++pFwda1Gd1DI&#10;td+9HOKz37dRH7cW72UCJs3oGOZEGHNGaQ2lLHj27G3c3t4AWjjbpLBEQM+ELM9qniDi4WSEHqtn&#10;WjMA0QjWkrN0JXm8WPJ7ULhfR7BMVWSXColI8V/CdjOgMSOnAdO0wZATGIR5WVCWinf3LzAOI548&#10;fYrtdqfYf5V1zKxJxUZsJs3XAyHqZszkmkN/Tl9x9hrn41FzF6fd1rHZvSDQjyWeAwGvPX2qxWC6&#10;SzX7eXx2yfeqgNzVyIn72vGiVavfTAAl9cwTY21DQyOJayDua7zDq7LHamtStc5crr3uB4Tgmyai&#10;DMohIF97XaAU+Mcij2VDN4jRfz8vuN7vcVy24t65e4qlNBwPVyil4Xg4Yho3+LP/yX/+sSH+wMeQ&#10;Afz4j/wZ+jf/nX+PbVHWwioNLJqVsQm+lsTUk1LyiZLXNSp6KqB0zVA3vZ9rUnc0xmFFKOy9exw1&#10;BqnoT6oSrgzQmste2cB5R9AXINCZgDMiPpey/L3vf5Po4IxipU2AXNIPglyQKl/doiZzJv1r/1P0&#10;xW+dcdZa8eztZ1q3oXh9Y6mZG71dVlRK+5ZAtM44KUS9G42NIdjz2DP16OpQFQ53SdnAZrvVqzef&#10;A8kBL6PV6ozleMSRK7Zli800SsKvZQIR4XDcg9QtEOjJy0BGMCD2rHFEVuZhkcYpJcyHNUNfNxMC&#10;EMYqzuvJ0N3XTqRe81AiWyNkUCLhqTKAfnhfubZtnGja4L/q1v2k3m8AliOatSIKc4d3vLVQfxdp&#10;rcowK3G3CGg+Hwq2yP2EFPfNyTFsz4QO5SpXUGmCXHDr6zHpOpOxrLWKFnC70ZQaE2q5QGtHtNaw&#10;3+89bcfHqX38egTgv/rR/5R++F/9t7g21iySErJ/OM5YiuCrTIKrSsGWrjJ3SAiIknzfTPE7PSpK&#10;/2xSt74a3EJ2BTm3+xuXfg2DkVR1lxOaL1Cw5cYPx6ufeVAPXNoHi4YBPc6Oj73P4+TET4QcQlPX&#10;yaQ56G3/2R1W2sgjRbhoJ1nZQZiRkkZOckUtSy+dN2e8ePc5bq6vsMxHh36ylfHjzjBPNRu5dDSQ&#10;w+elM/A1YTSIJ3rRdCNiLM7StYU8jDrvZvDU45UhHPYLjocZtc7IacAwCH4/ThvkQYk6C1TJrFqq&#10;prBgZiyaCoBBsILvKWWPBaANhec9H/du47BvaE1zHzl/rk+aNEvreUxK6He7nWbQDWMuZ7h4Ehn9&#10;mWBz0jyS+UwTkQ1Fbui3gk59vgxatOuQEmJLn+CeeIj7r4XYAIlUj9K87vSVtuiCRNCWHQ52PEKZ&#10;QzMnAQBIqBBbVmXG7eGI6+s9njyt2G02mLaEaTlgv99jvz/gL/y3f+NjJf0DH1MGAEheDfGtlqRd&#10;yyLpdSXadAycGuhENS6EU+HklOjj5HPHO2kNdPpiscu4auyVpaRJtk9RmVNSP/DGSKmhNfNuWdst&#10;JNbJ1OzOAFxo4o6F19bUrbP3j0btn3kBoXsaeEF6x4uw4gDvgf6fjdUKbksEamKkK7Vo0ZSGksUT&#10;6Hg8YimLEuHR4TnfaIGx8HrocZKtGp3Ry/2naVhrXe5PL5K4EVBjCKe+9q0pKGBrR+M0yAKgIAbt&#10;w/4W4zhiu53EFkCENAy42L2JeZk1en3BUoquVUn8B0qaTlmJv0rg1udTofB8XXah4W5h+/EzSKv3&#10;Rt44Dq7HAdh3K/nf12Rk3K++5+keDXxMz5d7NKirM59q8BIcyEyedI+IUKmCK6uDxVoAWxuC+9ye&#10;OnCsRTol9Xq8i4t30glAUsR0eyAzqzeQpAvfbRJGDfpjZvy1n/7Zjx3xBz7GDOBrP/kX6Xv/2A8x&#10;14Z5XlBqw2Z7gZQLShEJK+cBc8jcaCXizBhqkx7dyYC+IFprKCcLrnu2RJwZDl+wGSLl4NWmymIQ&#10;CPfpRliizixWC9Yii1nFcjbPA82Nn7KmF7BC5lkhBy3ugYZx2mKaxlXATNLnXsqCcVC3NJZo3dIa&#10;smZcNS8i6Rff+f5VbdLrek6e1jANAzaTeAPdXF/h+TvPsByPePPNN9Ha0LNsLjPyZhfm41w760Q/&#10;SsonktqJ7380nPbgsK75MAtjaQ3qIy6pIEopaJbHh2QcLy+vJGMoZU1EJ/nbiQbVuhIudk+wlIKb&#10;mxvs9wdYZltzZx7yAEri/bGUAkoJu+0O290WY96t150/Y1+PfRz6b06AzZBix5/MT9U8VORZ47o2&#10;CWgQX6lY5hlPnz7Fb/5WxZMnT0BEWrd6Rh4GjIPk6mpFCKYR4oeKwkQNGoGZmAYoS11rDoykSUuF&#10;/NZh0BxKhDQIbFZrwVG1yUE9r8REQEFY6n+tkVdhW7u1yhxb2dJGtkclYl28fpVpqOpEJjy5OsEo&#10;gNb2LkDOuJ0L9nPBRZ0kVmTcYbv9+Hj9nLaPLQMAgL/5tb9C3/vH/mXuBZ6bp2mwXDK2MUwqdGHX&#10;84p0b5EuAt8NBfnyPFvTfPK+E6D2AKG0O951Jf/OtJUAbZhc4ikRgkpjkmxz9Vy3jP0eH4gNqlLs&#10;PD4F94I0EScHenyBG+FCi8dWZ6zCyCioyqTusJeXlzgcDhiGAcsijG0YRp+bOB+nkNAa2ln3gxnu&#10;Rhkl+3hs9xzq5wjxF2JQioxBWRYsZVEGwEiQKnRW7YxQ/X7jNCGnbm8xO5S54lpuqloriLPMDguD&#10;mRfJPtpUWxpzXfU/PkOch/hdfJb7Vh+9ell6MyMwaWzDoF5cWV2Ku5DDWKddtll/Pzpk6KfVRdBL&#10;izZLLsQ46YyaYdBeThlQhII4LvY7B+RhodzselGTsfVokj+rsFY0LcjhcMByQRjHCdM04r/8cz/z&#10;sZT+gY85AwCAv/m1v0T/5D/7L3KpVtIRmlfeDGzRbY7RsUuV3M9SRMhvHa+/Q+w6YQ4mwZ81Nin/&#10;oWYookgpcNWbe5i+L1LqDj04ccXTK5EyPq8xm5T4mu5qfdWN0Fiibm1jSE4hJYaVz4jm6Wscp9Pj&#10;uCxdCvONzM5syjLjG1//Ol6+eBff+R3fjoUbWinYbCTJ38Kd8K81EPhG626elisneslEw24CnW01&#10;dqIPWM3ZLkzMS9Pw/CVoAFLrGWQ5ghqIm7oAkkSskkRRG9MTSX/EOFQQClBq9xdnSE37JuNda5XU&#10;GaUiUemumFmqhw1DdkZgXnDRbtGFmPVafMXHe5uNcSKpsjaMIzbTpNJ2Xa2BeF3//IAA9JCNwBwI&#10;en/MO4nAAapzuEoVTdsjlUsEqQC2cqjs55DVSjC6YFLZI7ikGPItuJC0dkDvY/V7EObScLufcX1z&#10;wOtPJgxjxo/++H/9sSX+wCeAAQDA//KzP0Pf8098L8dFd7rwomam3+hrlC5NzQsEJ1IMIiAYrWSd&#10;6P+na8Wl6Yfml10AsVJ4JvS6TMGsOfEpntF/h0r3BDF+pQYrCC+EwfKX36Fqg3swT9AwANkkd0Mr&#10;d3+OzYiu4OUqtaW0GnaDuJ49e4bn776rwXHsgTDCJNaS/+mUnGL3pxJyP/7UqGcQQNDWlOibkZqZ&#10;sSwmrVt2T43sNWKDbpsopbhGYPaFnAnIUlc454RJiSflohoSa9UyIXTVmCnJ/JqGlUJSQ+bBM4Z2&#10;5saBAQZGeToxLig8rrk2oXM6jqM+gwTAjUNfdyBe3bBrcPe3c4Z8Tz9szpxw2wXga0mmRMZDV83J&#10;Pgx7O74n7h5Peugdfnl398v6lNpqPiy5no+BQkzzPGN/2KOUHX7sx378Y038gU8IAwBE6hdPCnGl&#10;Y5U2ozqs74Kq+jCHP5VwwlX8ul36jwtMzklrAeastapXInFH40iITQw3icak2gCNWKAZe1nJCtS+&#10;EQZSGIIMx7Rr935b9GKEy+QosQWctshg73KhjMeZVEqk5g99vqbKwDgOOOxvcfniXRyPB+S0FSIW&#10;nl17BSG2dk9yeGUN8URJGAjQtv5ZxLhBPBILYRkljdAbsV0We96eCgLQOACItD8Mo8sFloFSbAuR&#10;RUNyPg0ESk001SzyoRmBSVW2mgcwRPptbm/tmiwbwVMNUMYBAMSZYKW03rfwHqkCRH9/ghQxmTYb&#10;sT2VgmmapB+BAMf5/6CtM/6e7yrmajIDsSxp3Ss+TnH99L5Ewd6YBNTd1J5T038+YpwI7PPAWtHN&#10;q/C40zmTuDaXBhznimV+DDLw0bdPDAP4xZ/7Wfrdv/8PWQSVEh+4lHeuFdhn8r8IEdmGW0nZdmYQ&#10;dqzwRXc/7NeX8x7WAOR/QS7NuGuSL+w7MoHTWU8/X1VO7lTO/eglLw25VNm5CBAT+ttYUDwG3WNo&#10;fVx/v/IJj08VGIRpFxZMQyZfEdwL4uXLl7h8eYkvfukC4ziKXYO6R89pVS/rZ84xb06U8qQf5oYp&#10;ME9ThwCzGbGUb+Qu+RdPNS0awHHWZHgOhXS4iYjcXZNb1jTJsu7GMYPIPovBnfqTyxiZgd+nUbNZ&#10;qncWEYHGEX2t4oTZdeYa11MUek7tPkEOelQzQcPuPQ6DQkBJI24lI6hBnX6fuyDU99kYZqeJ9Tzg&#10;fYKV5eCwNoyYB43XoJiYawtWjQ9rLcBm6qFhsjW3YjAE7ZMxrz4nrYkd4C/95Z/42Ev/wCeIAQDA&#10;3/s//yf6B3/fP8VWdNsCMUyCs80prS/QteR6QmSou3L1hReIsKt3vR9xjb4XI5gxlPVnW7hYq9f6&#10;X20a9o7g0A8jFLR6jkgsbGP3545jYc9wDqWlE42gF625m0kk7VNMBkcqshIItUjhjOfPn+Ott7+B&#10;N974FiQizPMsz6XJ0nqjVT97f2JeoAjxJBcCLH1wl/I73h+lf9MAmBlLEUlcvKI0rfQwaBI4qThF&#10;RGh18VS+y1Kw3W4wDIA5G7QwlpS6K6oReoN8CL0GABFh0FQRsTDKmgFYsjhajYHPg2mwNkrvUSjv&#10;95DcOh0CGgKBDxAd0YoJnK6Xs/ZAf8hKb5lErtzYGGH3nFMiTp3FdrLcOSLra9ykXbTQfUbh74H+&#10;eVChX67vJ0lqKONUmyStLKXh5//X//ETQfyBTxgDAID/+xf+Z/pt3/0HWdw60wrri9KRLdoU0zDY&#10;MuC4AmQTnKuzcfFE4td/A7COXHxV083K8XO/Qbjj6vJSPAVWOUqbS/45PIM9X1zVquXw6tQg1cDd&#10;RgHgLi+a9SOcMwHbcA0MtOZGefs7zkfkIePy8hLvPn8Xy7JgGAYcjzOGYcAwrufmlAG4uo1I9DtM&#10;IBL+GuLxAiwsuK3VAIjSv7ucsqRAoCTS+TBI0rpxMFxeiHFZgGM7YlkWHI8HbDYTgNG9qKygvGgR&#10;GcMAjGPr7sOqwZktx4mu5t1JqTmBIepwV5zbKKOsvdvu1wAeokQ+1ikhsTI/jVqWrq4kCphGan14&#10;SAN+SECyaHlzw7x//XFc1n7/0+tHeLbFNfo+W98/p/fpe8C9ElvD//Mrf+sTQ/yBTyADAIClLKjc&#10;MA4j9sfFN1bTRcIWzUnUk3CRYeitLxwCqJmRVqEV5v4ekNwviikTJGIyp4wK9HKFQJA+Tha9En5K&#10;CZ6lmQFoGlurRBSZFDOj6gIbx40GwBW4MzvLEw4pYTPtMI0bgUq4iLrusREMbuQSb87ZDXyNG2pp&#10;ICpO9AzKMKZwyhjv8vxYIPnWM6l5uymG3ggpE6accfnuC7x8+RLPnj2TuAtmTE8ucDgc0OYZ4yjx&#10;CMawcx4AlkydZemeNsxiVK2lecRtHshrB5cg4VvEtPhoq+G3Wa0IghWKGUdx3RwGydkzjYMQQfM6&#10;cnhnwJABbhXX10cs80uMo9QIdtrEGYyKVhcQKjYT4XhcVAgZVFOS+ZNcoISUB6sSKutS3ZtbqWAu&#10;kiKdVQghq0pFLi2XwBzuItat6vj5V9yjypkBCNbPjQDOqKUh5xHTtEEpFfvDXryTNALaUq8LvEdW&#10;WvjeZvEH/fYncK2uB3N8kDQhqu2AkUGQwgwVKBXUCCMIhKR72+ppyLg4GESiaYknVgNXq5ynRL0R&#10;qmE5JIyIUgIxkJpo26TjlhhgMfuiEtCgGl0i0BEAEzgTvv5r/8cnivgDn1AG8Nav/Tx9y3f8I6pv&#10;K3FQjG9l8X+Eimcywvlhj0EIz48/c5XWhV5rg3CAeGPJk7+SeogAlsLkptXc1WMzAlt4/KoX1PMP&#10;Ra+IcJBsIYUpLFjKpK67GMD7NfgxC05/OBxw+fKlQj8ZjXu1qzWsASfSQhjMAEheb8FSLkvKhdJL&#10;SUZ4R71JEnU/egt6SybxEmGcJlBSCChrWcmApYk0DnBOSC15zEBTn+9Jz0+JPc0zE3k5yZ6l1Pi+&#10;JjxDlYjxgcO9VFAw6CUyX0C9xYyBQNcKEPPqUDiDEbSH/s0KJ7L+REw/h6jy/pueb8RbbvmginFq&#10;JzjzOlPm2Q3xxqAJzBlNCzE1wO0ssV+ylm29rO78HnZvz5O17jxg/qbyv9GZLvR1iOzRN/tYtU8k&#10;AwCAZ7/+t+jbftcfZPdSAZ3PID1mGbj4ZqcIUmh+mw80V71J/jNJToqaBAAAIABJREFUzQlmdFPx&#10;8nq9r53In2KphNWidnDfPmpSsZR7SmqFdxKSG8K8aLxuYBuPRAnIwKBJySITOsV1X2Uk7qAqwnjF&#10;Td4wDANub27w9ttv47DfSzK1Jhpc0bHvhN8IjHmehOjp1lBqQ1WIRyT72TFYw/tXka6DjE3KCRnC&#10;MHOS0o0pSbCO209MktQbMrRmrH3PogGYOygAHI4HhY6SMvNItDtTAEhLl2qVLMPvk8VRrKGP+7zT&#10;bHSNEXiBdRV82AfLFksXhsiZqq1yLSgT7mGG6rgGjAGYQOAOBY+keq82FrPDNc3SnJDFBwgTYGbR&#10;5AxyUliGnAHai4lzfun31pyx9X44wwvj0DOHMiiJnfn5b/7tT5z0D3yCGQAA/OYv/2/0Ld/1j7NL&#10;/SZ9v4epiNCmn/p4+u9SWJf+OxMAQ+rGBtXe3H2SGvekgDhAmtYY+j0rQ0j5bj3EN2oOWTUDc3Bp&#10;Poa/G5FlgDIho0v+pwbhuyT/+96/qtVaMY4jDscDnj9/jtv9Hk9fe4paCdM4Se4kDhIdTBKkXnoQ&#10;UClfYCvB+aumB26rvrtWZOOUBC5IxjBzRh5yIHK9BsFdLebFMaIaPafKUtSAS5o2ukv0gm8LJObP&#10;wa3ndCJCPRw6Bn+Sp2h1/9BMGzCbkvACYwLoZJBPMHo+vQ67NmT+jCkl93xqzTykuuccfG3JlR+K&#10;hAc64zhlAu6Fp/vDqnuZ7UfchaW2RK0JXKvzTbefVPX9Me3IrnfXA9/Xv5MxsRgbF5gUck2mpbS1&#10;Y8TL3/r5TyTxBz7hDAAAnv3a/05f+q5/7P0rYPdIWCB6lEeFCWBG+E/fdw2BnKkkQg9390IhvT8W&#10;4yAfnar3/hKcmKVkcQLnHj3s2k18XPWmQCeUMWPm6rhHEf+erCzc2AmmGUZLWXB1fYnr60t88Ytv&#10;gtKIxgXMwwkuLFGXbuw15mAMoFpEbpf03YuKgtcMIqMVIieF4wcp8JItWVxDJJOJzAuHPEOmCARC&#10;BHMiYJqcWN/u9xpPIMVC8gCFkjTPTr0jPTl3yKA2TQVxAsP489iJtIYpjAlwEhjNZB8XZPweZwug&#10;jzUjMB5x98w5Y5xGF1z67wovrvjRKexyd7uX+Kumd74FTRPrGVzNNmDEnzQ1eK0dGvMAeHvOh7u2&#10;WroybvKun21rDF7OlVM3ND//jZ/7xBJ/4FPAAADgnV/7OfrCd/yj7Fi3zd0jpuaUZAYQ6JGaxN2E&#10;394Xj3rVowkrYj6Ooyw3k87JsRxAce8776oagEMFrRu4XaK3lL2nhL0xOAs+3mpbE56A/d8l5Z9p&#10;Bg+MEZEZoQn72z3eeec5vvKVr+DJazsljir120ZjgLR+ssEC1meHs3SeiBByEQUIywx6BB+jmCU0&#10;a+4bcX3MTjkF/1ZvIE0uV0tRBsBOiABjwAl0IJUQu6FRnjsh5Wjs7PPf3WQBqDHa+njqASOwx2oC&#10;fP3cS+iMadrxSqhtbxjWzsyeJ98glWEYsN1ssZk2PnamAQDGCA1zIV9jD62B08++TlsfmPU6BYAW&#10;amKH45S5R1tET6UCZ4LvGQICOuHn/ipOJgBjnVPr5q1f+EQTf+BTwgAA4N1f/3l647f9Ab5L6n11&#10;u+NgV/fv+X11LO6V/gGSillklZe6oddWjlRfMgzUs5vDKOsZEWYjfkow0CXtiH2bx9Pp5rPv42OZ&#10;tH3KVE7vf6dBmAW2Wouf/edhyCi1oLWE/eEWbz/7Br7z9tvxxhe+hGWZwRiF+PC679FTpUusnaFZ&#10;SoTaOkGwxGYpdzfKYcigwBxk/OFEUrxU+piaX7wxDDajMBhUCaVVLMuyZkaqcejUgplXsQYmzfa+&#10;J4BNss1O/M5wcu6r4a5mMMWZDSBQQHN39Ss3zZWja8BTYKitZRgHbLdb7HY7KXFp88EG2ZzaAN4f&#10;DewOBqrRQnL/SIZb6V9rQK3LaizlcRVSdVdeef7+lJEDPNS/qAKEfUfxumYE74LRzdu/+Ikn/sCn&#10;iAEAwMvf+Nv0+rf9fpeJ6DEgftxdKnz7+8e2MyYQf0vI6rOfsxUEj/Syq5PGCHxNk25dlbbihSPB&#10;6NJzV12dERqE7ZgSnPj5EPD5dc0l9E6i/x5azhnzPKMxMM8zLl9KZtCcE+aldyiAGLrZ0In+iZTb&#10;CaUyLCPeauDtthFlBHJSIA8BOlK3THsv16qoWg7As2WiayHzPONwOKDWiqdPn2omTfMs0vTCTfBq&#10;z+Zpa9JhKg0wC15KcT7s2VN2H1HHzCP+b09kdyD7GNbVqp1AQNVjI0wDyhinCdMkdQ+4LepCja5Z&#10;BC3sMRvldH3F961/8HmKTL/3T2tOq9WVlYmtSPzpoz6qd3f0N6oVMojyPank/ykh/sCnjAEAgfDB&#10;iCuvFu5KunRpBh3zJ1vW8qaV2hEZwDcQQSInob7lsZhFJKJDlpzpS1lQqzACK2jNDOx2W+kpY4V5&#10;N93ERSEakJzbclfVzRgZPV9KLavSehZo4/0KuP+yLDBQ1/rr6ae1RYNnNLTaqzEotu1GsikNqy/1&#10;RvLJcMLlpdgADsc9aiuwes2SEK2nPihlUfdwhYBkKGCwT5DTHNYZcj6ziSASCU+3oRqYQjHiWqpE&#10;hhsySTQsTTomQ8KyLCCwx1EcDgccDgfc3t5iGAdc7C4wjpI9c14WnR9SG0AVBqEETgyuVQvHN4yb&#10;XWfkzN1NVO0WlizO4CdSLNyIkiXWszV/SpkGg7iCYJEAsAXY5QRGRs6jezdZXMjt7S1ee23rNgBZ&#10;OMG9mML9T9bF2b7ke9xBuf8uFcGkHkNO6iY89WA7Y6a1Fo/6726hcAjIUFYytvsK2aVva1tn5owh&#10;JzUOhnIAh3d+6VND/IFPIQO4+s2/Q6999XseFlepEwVfRh9kam3BreARBqWMcRQoQiIss1TOKguK&#10;FuIAusRruHdVgj5OE8BAsmAtD2CSa1l9hCj9g8IGs03CClMYh0PYIB9iq03SJ6Rxi5QyXr58iZcv&#10;XghRVWnYCDvQS202z7US4DiDWvQ9s3pChZz2DvHAgR3gZI5Xcx0gtUyC/Y/jgHGUtMwdSqkqkRYl&#10;eubj3xlOi8TbiEZtfVkRqfTa1KBdkbRAzMrvvj/uqvn3UXu7Z9E6HN6cwgamqFdToUPSWqth/QRq&#10;65/7oJ7h5A+0Owm/vfccUAzD0LouQ11jPRkPWk3muvG9H9Zf0elFH2jzi1/+VBF/4FPIAADg6rf+&#10;Dj396j/MRvjOzGQBTXFgwIlEJOAP3+tss7pkI7CGpAxOmKYNdhc7jMPoCaPmeUZTG4FtjNoEP6ba&#10;VhBMSgmbzQbTZqv3VRXZNZB+LAmoCmLqBdvpPGyfz7bV+2kuGupFAw4LgFXT2G52GMeMt5+9hWfP&#10;3sI8H7DZbNAL98g1LPGYMQBPh+DMq7sh+pCn81KPNpcrl9AVwXDZEWKTteRvkg5CXoH5qMnlapUs&#10;n2orGccJAGGZZxARliIVtGpbtPj3gOxQBbltQArBVC0bWYA0uEcXBcke8f1J47s+3QF/AObh1bVg&#10;ZwB6bSusBNNiFYOX6OjBhRLxbqWz6z/UTm0bZwZhUy1aApElc3NeEB6IwxeygSMqetYf7m+iFtCT&#10;LgKG79s1CXBXUocHtX0aiT/wKWUAAHD9W/8XvfbV72GHgNAne0X071BX5QfL2/CYFqRqleCaEjSU&#10;ipmAPMwYlsGDtlKWNMPNC53IRjACQUVy1hyOoiHkQWq1jpo9cp61ghXZJhUYCLpRjdh5sq0I2fL5&#10;Av+wmtsAasUwDLh8+RKXV1eY5xm73Q7L0iEEo3duZNT3wpupawCBqEi5v+79E6fWIR/7YtV0NRg0&#10;4wZiUjiOUSs5oW61aFbQ6hrYMAw4HA+gmbAUKbfJXABAisdT84pl7lkF9NQUrk1IdDKCvUJ6eN5O&#10;Mf37CJ89bnPwPjKAsCfYGG2HQxMljMOIzWaDWg/a99WoodtlXr2G7iL+q++syxa93r8ADGoyYcLO&#10;8GCHLggQgpgXKD6H/wwKVHUYEj9gfQMMGuyXkXU4X/7qp5L4A59iBgCIJvDkW3+fMwHA5ELuhOIu&#10;qeb8zaubabIqvcC9E+Q+rRTc3t5iWRZM4+iGPYEUlm6sVExaasdqzhV1lbQCJnKeEJFSCjjp89gG&#10;j33Sf7xykNaN3xiN2sPZHB/z8He+ys2GIWNZBNdPOeM4H3E47HF7e4M33nhdpOBwXrSfiE2CXalw&#10;6CbMnTG7CBzE5/eu3KnY9TNsDFutWBjgJnYJiTou4KZJ5GrFPM/e75Sk9nHU1ARDH1Y5loCshLei&#10;5ow6dLjIU1OEuVjrONZdds3AnuHeFWpz/QAE1EGkfreUpLDNbrfD5eWtMICTADW2/nxgDVJn7mwf&#10;BvucPyw7w3ZiTdYX3dmB2N+lBXBMO26CkAkXusCi0Fiuf+1TS/yBTzkDAICbb/wCXXzlH1rvE4JL&#10;v10I5h74FVTLRzfDLjlsDmakcUSrFaz1YOeUPFWy+b5EH3CTEFtjaMIc76QRfSjkI7cJ3j+h/x4Z&#10;DTgBdM8XkOTAIsIHpv8PDwzGcUSpFRstM7jf3+L58+f48pe/jFoD0SPThrpE5pqYM7coDUIwdXWB&#10;dBfboC24BKwnrc5meAJBQHz5JUC3QitdAsqQWQ2RZREPoHmeATA22526I0rUssFRpPO520nRd25a&#10;P1n9yMEK++TRs5AmsoSF7M+7QkEA/96FgRPyfSq7dCIaiH9cL2xybh8nY2LTZtK06yeLxM57hA0g&#10;Gn/d9z+cR+E4oPevMZDS2lkjwnvOvIk0wJLjtK6YZByHdWWwCIKasAR3py3X/++nmvgDnwEGAAC3&#10;b/0i7b7ye098CSGaoOmc5iXyGOnqpPkiVheVuLnkAFKsQiWdxkJQuIFz9kylRsDknARkllxCIfUx&#10;0cGZhPQxEre+yL04S/QwUdUfBDQ6jxF4f+1U8l83qSq1QZkXkahKweXlJb7x1tfxXb/jO0E0udTW&#10;mF2TWmHHzD62RiQEsiCAaoe7iLpB2IzBjc/HKIxVtWA5HcuY6AsQDyFmRo5J3YzpRqlatUoPOFPx&#10;1OI8LLur3Iw0N9EgBebVgwkkrrc48cTy/oTxsH6Y1OK8/xWL1iXrcILZAIiiDaAzgVWqDR9GVnbx&#10;OAZwXzOBp28XcwBgSNG4Xp61nwRf12HrnqTAQH/GKDtonzuzJF9brlWoYLZ8yiV/a58JBgAA+7f+&#10;Lu2+/HuNvPiGlYUjb95rMY11C3EAAGw5tlL6hs+DhtyLWygWE837BkCyvDVCQJoykqrQQwy8TDmB&#10;cphC26AWFORBLGHrf6BnfO+tlAVPnlwgLUWfo+D6+hrvvvsulnnBZmOurFBC2gtwixLQy++tpDyG&#10;zpkRXxKioVKjaUArgn8HA3AjPBA0P5PAGbMaeZNCOoRRyyTKfFkqayAht4ZhFPhkmkbP9d+4oVZW&#10;OKmt/NqHcZTsm6HyGrfmQsFdzdeKjQPu1wDubfqsXj6T2sogbMx0da940SBMPNSi+/Dp+75dzB6h&#10;d+J+i/v6/uB9wR3zP/stdn39+/Hqs0H8gc8QAwCA/dt/l7bf8ntc5BOSbRi0qoOG57sAKR9ohcqa&#10;BwJjoVm/kstmVq8SK3RRC1IasNtssNlukUaRCBc1ANYQlm9FTUwKhDIE1AZwRcsVTOYXLgFmrTXf&#10;NF0W79JRnYvkwEkJzKRwRtOgpQS2XDWm+ZjtQLURzyePE4kcDDTGRBotiuZjyOi1UqfNBu++uMLu&#10;4imWZcEmTZhvjliujpivD5jGG42sTRiHATlvhUgoRAVeB3KJYN1TdTR9XjMSM4JBvNlv4dVKcipj&#10;zXmSFNNN1kH2bKHS//GpSOdlOeJ2f4MhE9548zUQAYfDAcf5FrUJk5g2I3bbC2y2WykMD/Ei6mms&#10;JV+Q1DOQOgWH/ay2AosQzrp+VLpXyKgxS6qJKL4DSFT63EWNM76G3yyBnqdYGBi1MqgxKjNSy8gY&#10;scEOW7rAk/wU8+EIAmGznXAsB1BjDJmwlOrRwKd6oM3PmZedvVq/aNSuFkjhHln/QyIgZdRy0IIr&#10;UuuCIHmcGM3dcRGHxKBYdCHCerVijqaRpQoK+awOl7/+mSH+wGeMAQDA4ZkEcmy//HvulSFEcrj/&#10;GmceemfiV2+77QWyxwBolacEkAVxIRL/7nJo7pC1NstQdlIlKpB75ViGEqy8ZMxS5sf2742J+d6x&#10;/x1DRyC8hLBrXfV+TDMYhMHIw4jjPOPq+gq1FO0zuQGcLDGdn91xWlZpjlx1M6IP3/QRpnADOPul&#10;OjFVxtuaGQ4jUSKpC5AScjJptSpUQ1oxTDQCvi56ikAm4s4J114sa6kQ/l6zoNaCWipAs2sDVn/Z&#10;i6Lre8PbexRu76dBlqfxJ/G3/rWDJHCbAPk3PkfQ+X6cg8Cpc3G8IbrRlQHqsxK8hYMmE58TAQLS&#10;Z+0KrFJw6m9dPznZgw8qCrommPkzR/yBzyADsHZ4+5ccEgI6QT9Td4MUsXZR4xVxJcALZMRAncPh&#10;CFMeyFz9lKATEZ6+9sSxV/uragS2CGB4sZKMWCdVe7zqf2zdm2b9nXcI0Ohl86ggmBnCjkvBoNov&#10;xDAafDfm0N9LPYDs4zpNI47HA54/fwfzMvdsmEmqTZVakFMOcLeTf/2fz+9n9oCT7d4hADgUZknz&#10;jMiWApX4JaqZW3OPl2EYMA7CqGuVaOMhq4vkdsLEE0o9ejRyUs2sl3vUPjm20fvXNLtpWxZhSGDk&#10;2r3DVlCJwVZhko2Re9nDjp/4PJ0uibXNokNJK+KrheyzxgE81OjsjY+83dR/Pp8iAlg0zGhnMEgw&#10;BSOtjwPW9ohz4r9+/4oee0/BhOXmNz5zxB/4DDMAQCGhL/3us1XSF1gkMvIf6WJ1LcAkajnx7B7D&#10;2INpoJK+AUogwu3tHgAHJsBSx86Kx2jRXEvZCwjxIAjhbFgbC5m7Z48gSOTv5ZamAShdsprAq6Iw&#10;qavq5lljJ60GhO/eY6FJ2cbBc82M44T9/haXl5c4HI5Y5lmqclGSFBBckEbRkiRpXU/W1v/vcxPc&#10;usMvsqmNYZjE65qW1xRuKAXAABBJWuXCAtkMWRhAUSiuG+nhjJqIsNlsMQxZyliCFcLohDilLP1u&#10;VhtIbEA5JSlJyCyQjME73IOxAKnOddqiFucJAKMmx2rYvMOO0KVrXkncq/cAch7c1vHKFtaEvwt7&#10;x+bM2EBMmijEvAks50yp96Nx1Fb7OjaPIUSR4B5GEGNKRJBhe+P948PXP5PEH/iMMwAAOLzz95wJ&#10;xI3gPsJAIIAQYkNCaMm1gLCwVq+GppD6igMxxwiYUZcFK0JqTCUrnCH+cA7/GBEz7aCd4DCy6ZMb&#10;kXNOSvy7pN+lazG4pkTIJ5ttnUoijAGgudfX8EHvvBE/eabWGKlVMLpxm7nhcDjg+uoST978gtTg&#10;zVqPuAI86Lm199mUoU5YtECf1yUMmpv5hMNJQicqQdPixuAmBLlqKgQL+MpOdyWVAzepSIXSsN/v&#10;sRTB/cdJ000TdR2FGyo3j+mQgvRqIzGXXpb0EpTN86UCTeCiXmuaUMKKEiUsedyAzLXV1IVz+T4/&#10;5N/ZIK6Iv66Bvu4lrQiBPO/RQ+0uyvmATLA+ltkvQqvvg1aj42t7hkOM5quIvz6gjgl8b60iRo5v&#10;fWaJP/A5AwAgTGDzxd+1WrfuM0+pQ0DyEsTOaBgVJmC4s63deT6++uY59d0NAOb1YkAycyhSkjrx&#10;YnFRbEiBOJIiRg2tpUDoVdIiAmCJ6EzrYABa01af0mrikp1LHb+1h71Xw76jlVKQhgkgec8sScSe&#10;vfMMT7/0ZWx3Owx5o3aQLoXWVj2VhQ/y6XuTJFd3DEBR64zBII5V7IQS0VotoV7zPsuJVTO4im2m&#10;tKKeQTJlr71+gVJEAzCJXArQyz2WeUFR244Y0iVB3PF4wOFwxDD21NOiXbDj/hIIV309GOHPGmeQ&#10;iDAMa08dnXBh4kEriNpp1ALMGAxdDzZeeZDCMA+2CAu6HNMFGkq2qtC16PB+JZCvhI9wDcA1UWFY&#10;WoYoaDh3S/763IH4R9rfjm9/pok/8DkD8HZ8/ss0feG7uavB7NI+EAgsVPqMUikbRgkgGh0B5Cyb&#10;yNefLfAkC7oe9yuGAl5DOlDc31Ic2z0NpVqtc8KKERihN99qInbNwDWJhp7ul+AXWQXvcDfe2bN0&#10;yCGqLid/JCkOjvOCzTACzDgcbt2r4xvf+Dq+8tu/E2+8/jp4sn6aFC2eM5QjaaeT+8XX9Vv7HP3p&#10;Wf/pRDlhMYILwCuBAQpf5dAfZpSliAsvswZ8NRAlDebKIMoCLS0VpVbMx1k9fixz6YDWGvZ7ySjK&#10;h6WnCrd5QK/YJq6SShjVQ4lzQmKJH0m2vu6AH10rCDClEcfuRspBmzK7k9hFxvdgA4jpvOOLxUP4&#10;sVGb7l+K4GIMAOrY4Md0jx4bH6sO1hmczfAdY+GbBp4L6HPiL+1zBhDa/O6v0PjG7wxCTFCfY4ta&#10;gIkvd2xAAF3qNKKYEignJBoEBx5OpCy/jEkrPdFZThmcrGSgZZ3sx0fcvuef6UxgBZU45rveMM4D&#10;+gP0QJuuUgRC+upGSaqOmTZxXGbXZF68eIF5nrWqV++LXVYIsMAm5AFP7NqWB/CEcVszJTikse5U&#10;GAm7p2L6UskrOxOQYKhesLxqKmcwIw8Z+/0eBrWN44RhkFxNyyyR36YBtMpqWGWP6F6WBYf5KN/n&#10;wbUA88BJlDCMQ+g2+e9rXJwDQ44CrwVa9VoCq+ZSBMLYy1Gk9ouHJxh3rgObhwfdQNGFFhc87txu&#10;qgH4df2ifsc7tdIoMRGA5R06EbE+0+1zBnDSlpeS+Gn75ncz0N3wLO72UXWCiVxaB6+DejhbMXfN&#10;XV86UdWT9VV9kxkYhh58ZDmBLHdMC7izS0dsRLPDQCmtK30lLZzCnNwFNacEGoUYMWtSusj8VoyC&#10;FLKoSoyCusShGD0Bm+2ExhUpZUyjQCU5Jzx75xlYUw2UUnA8HpHSBG4Nc53BYM+HbwTRKzRBYRLu&#10;BWFWdopADo1pxFd7lFolYdu4mZBTRi0isedJ8/xrPYDWJG3zbrfDxcWFY+fDaDUU2COAm8JAy7Kg&#10;toZlXgAQLi4u8Prrb6C1imV5S2wJVWpCpNxTLyf1gmJuXkUuBTuQMNOKygSeW5fw4yuzM91TASa6&#10;lLZWAZC65IorqqW62G63eHJxgaoxC5ZWw7KDJkrqkACXHBIg2m3QsNY3X88OZIvAIDp3Pw3QTtRY&#10;ukbBXqBnRflPuUAIsMPyzudS/0n7nAHc0w4vfoWMCXywFqRuBElLN5QVXFmpsidEl9m8Tuz8eEi3&#10;NwBQSZn9vpaKOFw8nOegAIxQrvBxnG7VO5rvO4WKiFcExphTqwo9Qb1tSsXxcBDiWoUIGQTQIYOQ&#10;hdIxe/8iQBz67KriW7+E/64hIPvN7pCzMkpoDp9xRGrCFAB4cXRw1f6xamMC2VReMI69j7U2D/ID&#10;C8GaphE5j9jtdpimCcuySHH6YQBl8Ywax9E1MotBEIUxnTCA9RhFeCe+rqaH1/l44oIR6M/WQNfq&#10;PD+VJ4HrDNWhnLui508k/Ic2kDOIxitCv3JEePUVgBBrsHof7/458b+zfc4AXtEOL36Fptd/5wdm&#10;AivEyLB3wHFdayvDlS9sdonS8erQ2Bd6kHhPGELXggNiS51B2HfM0FqrLXz36sd3KRMNgiTXADmh&#10;2xogNggzCi5lxvUN43a/x7IUECRFNqEbfd3Ip8/TIBGr6+e/p39Ky1bj5WhEH/MepAYn7I0ZCd0O&#10;0bjXbJakbz3aexiya1e1FpRy1DTPAmtZ5bbNZocnT55gownWhmGQ98jYboUBWFqGHu/BalfoWsDd&#10;EjXOYUp06flkwAKTFy2D4poJthArtmOGLm5xna3HtI9qDKi7e2pWp1NyDZtDXWuiO7SHO1pShnNH&#10;z3r7nPjf2z5nAA80ywW+eZ+MYEX8tZkGAOp+3i7Ngmwn6pdmsK36vqcR7hL2KaHum4jZe3H2GXZP&#10;fys+8mSxAYGR3NcMK4+VqRySQZfkjMBYsFQtBWUpuL66xnE+giGSL7c7fNd9bDoxJ9cEQiZ4wllh&#10;dC/TGbUKCkibMtVeCGUQTUaLpd/eio2iFi3eo4FLFiD35OkORALE1VU5RwJYpPthHLDbbrWWg8y/&#10;pFzegElyBw3D4P3w0paAF4oxqb+bYYIEf+dYrY8zKWDl8w+NKUlyprmUmuYxDIPXk5DYiXVx9hZU&#10;UdcK+od+31e0Huj2PjUAuz+rsKP7RfD+558T/gfa5wzgke14+av0fplA37gcmAGrNqAboJ1SW90I&#10;KSvW3rWB2KIx188hYwx39ITibcihFJPkW62oxpgeI4Elcs07XtYYg2S+IM3tI2wiEVDUEHp5+RKH&#10;wwGAYN+NjUi1fjF/VnlGh0D+Pm1vY7CtNrTcXWyZGaUcleiVIPEnh+WstKcllcspS1wDy3XHcUBW&#10;LaBxQ13kHEC1D7K0EwbraFyGQVCSi2Jt7jTGj8B4V9pjn4voJhnTRnTXz4aEFAiw1pJOGcOoKaoh&#10;41M0d5UxCW4sOZMi7HMCAT1kcP3QKPTnUv+j2ucM4D204+Wv0va198YE+sHmucEdokTfzHJIxHaF&#10;AEie+HR+LOCE3wjjCi93Kk/w1MnOIIDT1AmSBkECoqhWhzge4gGuKaxh4i69sRXz7rnunTi0JhHB&#10;+4NHCtv3Vpw73eG9YuNIRGjUpUX3kgFg6b1XcQQUXlYamfwnAVuai6cWH0tLOjZtBrz22hNsN1sw&#10;JLfPYb5BKVULl6sXkbrtWrQwQVM/FJGgvcpYayBztewqSTeEohdCj/Nq4whmcDMNrD/MaryClM4n&#10;1wFLWgxicgZgxYxMA0iqgZg3m6+h1Zi+ys//1SzAtAl7br/XmVZ77wX82VwI+pz4P7p9zgDeYztc&#10;vVcmIPK1IAYdexB3d/ai9NY80pNE8h+G3Oum3kHkjZDHzcLNYAihAAAgAElEQVRMYd/fZwPox/pe&#10;hRqniZBaWhPye59O/zms0IQbJGV0CmkI1FLRalFIWfp9c3MjEBC3MwaQUgJZRLQzL4OW0ooRRAYQ&#10;24qAOtYVDghQQ+OGZVGDOzeknJByQpsFArIEcBdPLpASUJaKYU6YphnHoxq0m6aYBjBkS4Eh10yp&#10;x1+Y19N2yDYRsJXgRWXC2MdxFo8cg2JCGmmHhYLYEVQ+49GRAbAW1AGjfwfR7CT3UUZOCYVsDYtQ&#10;YDaKtUXlLgjo3qWjP/fkf0SSJ4va+Zq+r7WwNj4n/O+9fc4A3kc7XKmr6GMYgeErSvxtT1upXt/j&#10;+iaRRXlqigF336RAwNc3ONH+AwRkxNIEwS6iB8GwX4nRibkf+QADUCJiBMmMvVDi0FqTXPcEz8Ip&#10;xlTxvDnOs7sgdsM0XCKNOWDseS3+wV9hxD94nyjcJMwz4FMMj9QGuNdeUOFWMndWJGIk7WOp4rFE&#10;KUlNhtY83ffTp09RyoLDYcTNzS32+4O6zyrzaFXH3wQB6aG5iW7tsVwB6JKwxUuY+6oRaY8tiRqh&#10;zdnJawp1hu37PpIdSHJBITBaC3CTspdJhZPmfWNOK9ivNzr/6hXrx+cuMONHSf/2FAygfE7830/7&#10;nAF8gHa4+lUaLn67kV2VsIQwLEqEaRjduEaUHUM233tw32xGKLjBoQ3J5WOEM0ruDaVUkRZXqjMU&#10;eB1Aib1nROovj9Rd9xgoiwQiJU9FzABXEDESjcjjIFCBEggOGgWgEmYWCEkMst11UygQsBQGcwVY&#10;n7E1UGJMU8bx9gq31y9wuL3CxcUFpnGjsAuQs3jWpPT/t3c9v5JcV/k7996q6vcmju38AuenRESi&#10;KAliw46AUBCs2LCIYMOe/AVIiBVLhAR7JP6WiBUCgQREIaAAie04cTKOPZ7urqr747A459x7q9/z&#10;zDj2TMZ2Het53uvXr7q6uvv8+M53vuPhDY+uCBmJLEJdZ9BDCWgVAWc9Fctu9XXR23KZ4bxAVDlH&#10;5JjVwRNKFhp58CN4kqbw8XgP0xQwTSIURyzDYOfzjJwSZDIj61IXL1AeAcM04vr6GvO8YokRa84I&#10;44TgHQpnUBG4zwcv6qROqpngZLI4lwLO+uIS64K5Di5pz1KRRFmQU0REH9iwvVrfKHggpgWDcxgG&#10;h2VJKDlhGAaM4yAU1XFEygMkoOtrXgg5AfBZ32P6f30sqjHVoLF2r5a0sH4WVB47ZzBnXQkqgStn&#10;fb76JcG76R85Bsru/H9u2wPAO7R0eqkLAjetR2Rb1koVF7fmX3Ps8ldy/8b62Q7vWMYmHyTTyxRM&#10;Vz+DOhhGPQZ+49xQB6yoPradqzBZSHPC7XxAd84Xz1xYNi3jtkzZ/uvvBwDLMuN8FviksaOa9hGz&#10;wgIaJGUZDGmPgowHWDPGOh2tAcCa1C1R7jNgBnPUKoFUodPXACDZs3D7wSaRPNTBtfM8483Xz5iX&#10;GesS9RlKwCYXEIBKE5VtcE3u2Ty1r1If6vx9q/jAQOZcB56ysXB0CZBwXnx9zzQIqPV9eBON2zWo&#10;/aPL2/pXiXTrXOdeG9yGmyVk/966pcK8/X5883xYpSm6irmip10g4d35v2PbA8C7YOn0EgHArYHA&#10;Kuz67t3iu5dLN246++3y99KV/pcfYlgF0N2/fQjVcde+g9zUnwtbU1BwlfovOgcjEE+rWi4jAKOt&#10;YwRQaYQbOkj3kT2fz7h//00sy6LPLwEgDIMwblKmCtM06QvSLNHkCtrzhkFCFU7owKwKxfW5aHO4&#10;tnXLpluJCMErS4cSfAg4HCY475DiinVdcNJzjykp7KOTzsqskWaq6QQpxFSsR+AloKgUhA++Nr3b&#10;vgKBx0puNMzaAEZHw91AJhV37BKBHkrrezZcV1BWOfLaMyAMYZAgzhZ4bd+yVp2Xr34v2/EIKE7d&#10;TGZRWp+X9SNqH8ReT/05nT64Es7vpu0B4F20dHqJ/NWnLt72lxWAZOUGBZkT7T8EBg/d3tTTo3Ln&#10;oGvlTbKMxoJNS5nqubBmlnaQWqrbghL90DWMWf+O7UFRj23PRY5KCse2iMRgkQtAqadR72vXLCUc&#10;j0dR2ESju7bKaPvVHt8CgGvnV69Pu79BIATawGXm9K0/QZq5g01iWY53pUNa4yhVkve+SjwTEcZp&#10;EndrC2F8kMojDBhUwiMECQq21zmlBHKkG8QEfrPpX7kGKlmdSwsAvYx1FwBMn+my8XvJo+97KD3D&#10;xhhFmbnbk6ABwBHGcazwIgA0umrLDbaZPj+S46/3vuxl6MlaHWIVaKs6CfH4w935v0u2B4B32fL5&#10;ZXKHT/b1NuzNK59bcbqiHimXv//QidH2g6gfwP4DbcNV5ghJnX9x4l57Vct2LvV/tdS2zI6h8tIs&#10;qG3KCT7p/tWaRFP9p1bmhrWjOXeDgAhtktd+r0+vc+aM8/mEdV20B1LqOZYifQPWygVkVY1dU25f&#10;22S/VSA16FoAcFpNOIU47OIoq8g2iOn1d44wDAHgQZrB64x5ZgAZIOBwmOrrKY8R9GcZABtHWegj&#10;U8KMZZmRlQk1DKG+JwozoHsAhI6aRH5aE4HNDoMuUy6XGBywCQBkTeDN/bi+GnZsste/ZB3wkuMM&#10;w6DBqyAEaZrXKqK9JaBvp8s32yPYxYtGVJ+bQEFbW+9/MDd3PS7bA8BjsDL/kDC90APeai376rne&#10;ABpn3OAI5ZXfllG1gID6mbm1Aug/PpLcdueh/5ZGv+wdgiwxz/C5p+nZFG1jlPR4/2X2D95CWpfX&#10;wx73dDrhfD73oQlEEoSIBlApKK6ACmDrHyXRL6BuGb0hHz0t1HnXZf/q/E1TB7LrV/ydNlZrz0Qg&#10;ofM8K39f5B1SXBFThPfQyd6iYnBCW3WQvofzruL7OWfEEquSaIP15Dm6QrWisLmDnJJk5LlUaI4v&#10;4B85yy2EeFkxebuiittbw7hWER3UmHUYTi4j6eBbkEBjz1GPyBUq6qGl9vptK7KHG5EOFRZCIasm&#10;a5jC/Mb/7Y7/MdgeAB6XLa/IG3b4pfrRsKXnpTRc1jL5hmmryFj2cC4hpVwPueX6A5fBgbv7sAYb&#10;WwnZ38vgHLt/bUwT1X24DMs6VRG0CpG1cykAWJlM9piX2b5VALWkV8dr/+aScTzex+l0RM4RzL5W&#10;B1m3cxEYKNrYhMlhA3V5zsYhWnVhkJFm5oUAKmA4uNrnIBS2nVsOHq5qM1VmiqqDEiV16IMydDKC&#10;91iXpWOw2PS0B5WMUrxm/klUWzunWEpGSiuAsGmoSsM3C+tH11dac7wwd9LiYiYaZwcmsgG+ix6I&#10;QWeG+9vrQtBjC/7fD+pBKxuwyGD3QaNAVUFve291QeBhcySovRkHHReX16DY68A4/+x7u/N/TLYH&#10;gMdt8ceE8ZfrJ6Jlw5pnkWzjktWMrvL+DRMu3fSlHsK+k/+rzL/MVXXO3d02N9DKAN4crDGTthWB&#10;fchJM1vqpK31uXQbt6qj3wSl7mfF4quRZJbzMmNZFtnKxYaFm/Cdnk9hOFdq0HIgFKd82QcFAK2I&#10;LMBVWMQyYpf1Oojjsx3LBrnYcxBVzwnjMCHlhJxlJWSKC6QxasvNdQdBLsgugygjCV9SJbxbbyLG&#10;2DWj5fUovbPXaoAvbttEfd99hGvQK8KcqpxZuvE49j50wdfqqa6H1PtL5aRT6KbWaVfk8jwu32l9&#10;SfYAk2TfkH593VTP6Xj3P3fH/5htDwBPwtYf1WrAhmus+WurB60SyIrDMstibubzjcP1nzsXGmQh&#10;H/62wrJZ73QvNdu7IOAA0oyv5IIlyzpL5z0c+0apBGmPwSGV+MCnTmgNAyKq0IjBI4lFSO3uaz/F&#10;+XzC9fVzWJYzxukOcooIhxHMtlO3iy3KNHHk67F7eqIFMRNgu7y9sUt0B7AfkC1h1t6Ec4SUC4YQ&#10;4L1BTYzDNMEPE7zzKGlBzhEpFeTEWFmqAedkqTpDxN6u7zwD7zyOx4x5PmNdI8ZpRMptzWdfPdlt&#10;dSXkjeuq99Vqpm9w12oCjJs0YruKcq2W8ypVYJb33DAExDUiriu89zhME4ZxlP0WqlYqwdRtguSN&#10;89OKo5EcgEYFa1n/JeHAKuDXX/333fk/AdsDwJO0+GOi4dPcsP2Gd5sZ1fNBH663b9qe7RMyBm6K&#10;ud+0nDOsBuHSBrFK2bJMHvLI1Um1AS3NKgtjjSvOpzPWdcV0yFhjxLosulS9ruKRf/spNsBS/o2D&#10;7wNBzbIvHH+9TQNA1o1dFVNXp+Sq1AQjBLTVnCUjZgl+VrkxZ3DOSDGisEA/V1cfQowRp+MJ5Ajz&#10;PEsFUWRPcElrhXzAzXGyLpWvZ0vt6fY/WwOoD7T91S/FIB/USkkegnGzxYqKvdfXblM9MGy1aNEg&#10;9Uhbw/rXq35PN37HDLz+yr/ujv8J2h4AnrCl00uUTsDhhS9zw/EbXssqRSC48iU7CHhYSf0gE5/P&#10;bZXiwyt0WejODA9GsaEudVTCk3/wW4jBtTHryG2E7SxDnecz7r35Bk6nI67vPItlmRH8CT6EqpzJ&#10;XVbbng3ATjCwlnHaF248uf62GrvINpoJT59Ymr8WAIhE9mEcCczX8F4mu1NasMZVtI2cZM7OS4WU&#10;s0PJjJwTGAXrHHGeFxARzvOKGFeZ4iaA4LXpLoHWmR7OzVduG8jU4ROZlEKPuzWoxvpN1bPbdbr4&#10;mwoNoVULYK3+fNsmZ1VEQemawg95B1hl0/VA5D3U3oDMwBuv/Mvu/J+w7QHgF2R3X/k2feLTv8bS&#10;qNX1j5DRd2sqtlmA3mlZ7+DRHqd+6DS97IMAcOkib5qM4hOouA0GXxt8D//81wDQc/nbNCwQY8Kb&#10;997E8XgfH/mIMGWWdcF1CBUie+sA0F+PmwHgthkKuyJylKgFmQ61FWk8Gg2UOcN7h6tD0CUuMi8w&#10;LzPO5zO8ZsnDOGDAgGFgjOOIlLni6YULUiog7bFAr2HOGdOw3Qntnds43AoRdk9gC6u159JfH3ve&#10;Bi1tYn0NAqj3JTZ6KSrrqJRSBfAMtmwzAQ/uAWztsjlMG+f/s5f/eXf8vyDbA8Av0F596d8IAD7+&#10;qa+y900p0pz/Zj5A8enG7HjUz4zlgkYR3X7/sOOYUxCkRbL3XlTuoUa9q1FYwRrRylLKueB0PuL+&#10;8b5OItuuYdYGaoOA6vPZ/rhx+m9VAVxeEwDIHOtN0mxVp6nQiYRMj8IORkm0Ki2liMwZ4zDWpe4+&#10;SDVQ2JhU0tDPqqEzL6tQP90K57wsjOkG8Lyqb1oAWJblIde3r4D0qdSnZxenXT27Nqaiandm+zvr&#10;FWgFNAyD9kC8Ql3QHb6uU6l9a7txLvV7wk++vzv+X7TtAeApsJ+8LA0vqQjaxGcdy1efz0KZeOTs&#10;H7BSG9j2AW7pCTzwAGgSxa6JvRkM9CAz/F8O1QHM9W/F6cUYcTwekXNG8AFEDqx9Ajl7PZ1uJzAA&#10;sDazLbDY6TBa1dP7nhssJdZRKktou4ACoO0U1ozdJCvO5zPmeUYgHerTxjnD2FwiojcdrlXRU0Td&#10;7t27jxgjQtAmcWkL0J1m/0btZGZ4H2AZdKNvtrkHRmoXtMv+b7LH+kqozZtsQKBNs5j18c3xN+YU&#10;SLRcb1KMb7ObENBrL+1Qz9NiewB4iswqgumZz/FmPJ47R/ZzfHRasr91/I9SwDe6XwsA1oR8lFOp&#10;2b86MIgStEgtawYaQkDOCafTSQLAIGum2DiuDzo/qBur+kN2zfRnCxTqMeu/dlfXKIjWA7CqhSDN&#10;boNASsmY54gYE87zfSzLgjE40fBxxkbSFY8K49y5c0fZTwOWZcHpPMMmbO/cuQMtcOA0+5e9yNDB&#10;rIIDDtXx2yRw2wXAyOV2LanL6fLLYTy6LBksLl4EANy8m9zvEarHy+u+O/6nz/YA8BTa8ub3CQD8&#10;1adax3XzYXw7n6PqIm9tLD70r7llcAIDteyRqGXob2U2VGYZLdCcLPTvbd5BtPYzhmEEs81AGNj9&#10;Fsevj3Nxi8WdDfbMzcnpzV77IlB2EmlgcvpzCANCGDCN4ui5rE2VkxkxRqSUEIKI2Nmk8TAMVQjO&#10;+yACcslXmQfvBVu3QOFVEdR5yf4NBnQmB2600F4SghmuI4r1jruUS/onb4JAHwAaStPx/Gu10VUe&#10;EMJCu9+j2d0Xd8f/tNoeAJ5iy2fRPXHTx9my5V7dUQaaJr13R4XUn3uvSYbFX9AkC+WbDqDLFGVC&#10;WSQXiBiDoyZZTATixgc32iDU6XPnaE2zhnWat6DAscM4BaS0YhwDTidpBL/wwgs4nxnH432M4x09&#10;ZlAogjYY2NCrhFIrSypeT/b4pcJfgKlIEwqH6vC9cwheHHHQOQeUjHEcMQZd0IMDrkdgHT6MeV6w&#10;5hNKBs5H2Xw2TR6OR0zhGldXVyAmBCJwAvI5wSfgmemONJQRwNNUdaGcc4rFM4IG/joHwDIkVkoR&#10;mQjtEcW5NW+dI3iT8NYgNYRRg0mU8KbXzogGIQQsy1KrjlW/H8KA8+kMkCiCWlDxQ6jTyVdXV5hz&#10;k6s22ioRwZPD3Rf/aXf8T7ntAeA9YGX5SQ0E1qxjgjRy3+mxLwBavvjeGn2mBbN5RO7WMfY8+xt9&#10;AQLdIltmA0/GiJnnBafTGcuyAhhELI/6QGZQjToyIgRd5kLOHtvQcA0Bup2srj2k1rsgAsbpQ9Ux&#10;Ou8QdJ9v0MCCUoSZA8HVvROHeOf6WhwrL4gxYl4WxDXWdY/C4CpYY0YuAVyAqJTWIQSM44TpMAHT&#10;lWT/qhhq2b7VPqyCgT1BIFGbJr66ok1W7ywIlqxsJhOWk0rClrzbS0TGslItINMkqpIl2gOxQcVK&#10;AKJWHdq1Nhzp9Zf3jP+9YnsAeA+ZBQIMH2VrCr/jT9pbOH773uvuVxMoY5mGkiyfuS6NIaj0gP6s&#10;hFFFrxjMrnmP7qR73fvT6YTj8ahN0qGbmEZj/Wimbs3S4JrujW3RIqLaLC66lJxtoEsF30ySYZyu&#10;JQBokztoIPAGCalGTlpnLMuKoBXQNB4wHRzCcAcxRpznGfP5rNpNpEEMWNeo/QOu6yKF/TNgHEZg&#10;HBv1E20ADJDLZE3gok1mUWmVr5ILBm7wTA0AYN1rIFpOPiSUFHXPQeslOCr1deQiS+5zShoAchtG&#10;rA37rqrT90iFCJlx7+V9iOu9ZnsAeC9avEsFgD984h2XAJcsHkFJuGbx5BxY8eiUEpLCBpaXO5VV&#10;BjUnC5J5WskOxXG4FhKqQ6kzAZAAMM+z7AUgWfSSUoT3tUWLOkymkIn3DsFonx1LqUe/isiwKZNJ&#10;fl+194ng/QgiVKVQb8fS6+HhscYV6xpxPp/rLmfWymA4yLGurq5wmCasMSGuMuy1LHPNmnMuWNcF&#10;MWZ47yvUw9nOj+oymBrQiBCCPBkGULyHz1qh+NB6AkKXAkAKbTGKs+1h8pwzbCag1IBRITugwUtF&#10;9xlrYBap6CZSyArzgNqmuNdf3Omc71XbA8B72PL8KuUZGD782Z87EBjEY07/BgSk97MqIKWEFALG&#10;nhpYiUGdFo0yRirUsOlHUKscvNweY6oL12037rouFRcX3RgH7x2886on5EAF1flbAKhBAIBXyhM5&#10;ea7OG9tGppJ9mCpmbY7fXC4zI5DTWYTWQM0p4XQUxpKfCNM04erqSjjzulgmZUbhDLAslV9XYQ9x&#10;kQKqFEZMGYUifPaite98ey4k51q6gslJSYAA+X1hhstF+kLFYCCokyYQFViXmAojUwYXqYDAVGce&#10;uJjUtB6Htmwj51zr+6BBba/87z/ujv89bnsAeB9YvPcDAoDxw59724HgrXj8FYPu+gymYBm8QBg+&#10;hJ4TeHFg6bf2J2SOo8odqJNz5BCdVAExrgBYF6OrgiYAkK88eVnR2OQMqtaQZvHOye5gWKCRUkV+&#10;1+n022IYU0KVJq/i2tabKEnE0XRnsR8GOO+R1hXH0wlDckgpouSCcRrhSBboyEL1QSaplwWREkwM&#10;z3mhjIpMtAOr0Jz3DMeihAotrFJuO5C1mKoVlAMA72XojGp9pXuVSdc8XryuDNiS+VxEt8iWzxQN&#10;AtZEtkn0FgBkP/CrL+0Z//vF9gDwPrL13vfrB3N69lceLRhc4P6XLCCbUDUZgxQjYgg4MCN4j5RK&#10;bQHWJis3vnhPIwUMamnZOgAM44AYpcI4nU6Y5wVXV4TD4dCgIuclKHidQK1wiatfdlznXHWgXmcK&#10;pAKg6sxk2Tmpg5UMGYQqcoYi7JZlXXRhjfD3LdufQTifz1hjAsjBuSj9idDE4aQhy6CUAYoAOZDz&#10;IOdlBWNKgAYM5oxSoNLg8hIU1r6AOX6221XkrciVL6Vjh7HKOGT5inFVbD/qwhepRtZlxbKsWNYV&#10;a4xAEu2pYtIfKVcZCrtmP/3R7vjfb7YHgPepLW/8DwHA9OznHxgIbjT19N/+94ZHJ6BJFGtmCNuf&#10;q2wQsgggf73h4RtNs8kXO2SWnsIwSMPxdJIJW0Cc7bpyl9032MkwJsvgb/sCWRMVMnxGBPLb4zhl&#10;xlQ4i2VSjVman3U9o9JBr6+u8Mwzz2DwIlT32r3XlK0EcfrdXl9m1IXqbF5dr69k3KwTw3KNbKuY&#10;zRn4InLMN16vuimsIPfKsYrti7icMJGWWRfW6HMoupfYdjDEmJBiFNaPVgEgAkpGThl//3d/sTv9&#10;97HtAeB9bssb3+uqgl9lcGs6EgEuUEUWerOfg3Oyl7aUyvHOKUlD1HsMflRHJHx1Y9cADW4wbqad&#10;SOECToJJA8B5PqMU4Hye8dprd0XCWSGPZVlwfX2NSR1hAVfKpqTssjPY+qAseBHQuEn6XKnCPq13&#10;QXBOIQ5jr7KDrYksyshJKSKljBAK5nmReJcLpsMBw3IAg8SZ+4BhnBQ+kgniuErmH8YJ4+EKORfM&#10;84ySpdfBuSBnRkot0w4cACZl7WxptsU2hmkAqUti0CC7nAriGhVSiyIwGCNiSkhxxbpK9h9jwul0&#10;lNc3SZ9jGAaklPA3f/XN3fF/AGwPAB8gW974bwKAw7Nf2NL5H/A3m99Jh7FNlZaCQkUhCIWSuKhw&#10;GuqcQA0A1BwzlMJqqpM271QK1+GnUpehsFYiqEGoHqsOgrnu+74KaINit7U76lAcaiKujlUaoXEV&#10;hxnjqvtxlUvvHRw7PP/ccyjMopo5tGEuIi+icKVgHIbauE5JsvCFVw2O9vyMZ89aGUgFIfr7LbA6&#10;BzDLBjIiRlqTDoJxhZJyysJEShFpXatwXYrytepzkr0FXJvAf/uXf7I7/Q+Y7QHgA2jzG/+1+aBf&#10;f+yLDai5ZbiM0GYODNs3KMiR6dLIHY0Tbveri+/N+zoLAMoMYoCLLH5xjlBKRowriFyTgmZrRpP8&#10;veH8AFzxVX6h9hfIbwND49Fo4Gi31cFiQ5W6TVwlF8SUBCbRZe6OCGEYpL/gHMbhqsImTkXsnMo/&#10;hMGB4QByYCYMIcixckFS6KYNOMh1KAQQCjIIxQGOsspDt2spy9NZ13NGFL2GIiSYkaKdc0aMAgWl&#10;GPU2/TcmxJTx13/+jd3pf4BtDwC74fTT726cwNVHv1D7jujghX5SNauTlFWJqLTOnhBkDrg7QHP8&#10;epsd0+ifori5VoE4gWsAizAm2SDiawyvS9+dDmhVxoq/rAYa46lRU9X/6s+Mxoe3oSuBc5r8Rp1B&#10;IIfiPRbOG0ipSjp7B0fAODoAAl+FINdjGHTIDa0sMXG3tocYcMxIRPDWh3Gurn20SiMEqTIKAbmg&#10;Lry3r9aIl68/++bXd4e/W7U9AOx2w853W4Vw+KjARb3EQz8TMA7q1zXTbnvIafPvbUxRQLJaazQP&#10;wyBKm+czhiEg54CUywVm31g8XIQuenm7904DQEcHteZzB0lVa73ZTnSt28dATfq4ZIFYXIAwkRhw&#10;quMj9FbJ+HMRCmfwpNo5AOCRsjRu9aJKk1gfXNRSuQ52sYrhySl4mdzVwEHOw5NDGGRCOGcCUFBY&#10;5wy89DH+9I9/fXf4u72l7QFgtwfafHcLFw3PfZ5ZGSMpZxQu8LbqsZJzdHSrLpFvJkhOo40aG8gy&#10;52VZcDwelRk0apURGmtH5wOccygomwAgQUBlFZxlwFwhnk010J+Pfd81VfulKE4fl7lgXhZ4f8Q4&#10;jJLpH2Rhivy+sZ9SUtzdD1iXBcyEMgxIOSOXXO9rAbA46BIaAFxQigbcnJXtJI3xALSdAQC8Tupa&#10;FCM4/OHvvLA7/d0eyfYAsNvbsvi6sIoygPCJL3HJRTNSYayYCqgwUpqnrU3iS8qRBgFAAsY8zzge&#10;jyDnNAiIpDK5hoM7HQRjzaDbJLDvegCC72duGD9dliGEzcKZJnnMNZB57zGMI4gLiBziuuJMJINf&#10;44hhGgDoLuC62J20SmLkHBGT6P9YkAs+IIRBqbRehq9K0YU/3a4CSHZvx7RO9kAOLojsQwgDCmX8&#10;/m8cdqe/29u2PQDs9nPb8dXv0FG//+wXvyYghmbN7ATDvsG8qcm/fnOx80U0dESSWDJ6qhIJgFUM&#10;VNk71E3z1savOn9ykI2JNpZ8i4vcUCjr3EIz29zlKstJJpaDDxC1z6jn5ZS9JM1em1vIWVZcSiAR&#10;zn+cpiqpzCC4Qtpk73YnkMxUFEgAyCXDZYfi5e9+6yu3cZp22+3t2R4AdntX7Aff/YeNQ/rMl77G&#10;pklzm9ntJSaMIeDO4Qrz6YzD9GHMpxNOxxOe/8jzKCyMIPK6lzZ4wDuQdxjGAa4ARKz8fgaRyCpk&#10;BihbdaE7CDrOvA2SFXXS3unyF0fIXJCzg6MgjCTvwASknHG4mvDc88/DOyd8/vOMOC9wwSF4Dz84&#10;FC5wweEwOKQCeHcAwyOVCEZAuB4xgGUF5rqIuB4BhWVYSyoZYUSJFr/0Jf7gNz+2O/3d3lXbA8Bu&#10;j8Ve/M5FQPjyb29z69oshvliAMaDbzRMwf9JpCC8h/O6RUulHELV8iHF/g0uaY/DLAto+uauTc5G&#10;DQrBe0wT1w1h1lcIXrL25D28Tj/3LJucE9g5oACsUxs2xdIAAAD/SURBVMC1Ie0ckG2PsmL92luw&#10;jV/9kJfT+1mj+o9+7zO7w9/tsdoeAHZ7Ivbit79Vndmnv9KCQWUJ9RCLqY6mBKIAdNOwraGLjSNu&#10;A11bn2kDXakY931F7Ddq6fL0aRwBAGMIKoCmDzQMAAFh9TINvXk8QkpZ1iNYw9sYSU6ooIDsTChF&#10;9guD++G3grFr6H7jdz+1O/zdnqjtAWC3J24v/ce3bnV0n/yiBIasEgYpJcHGqVTIyGimwu5hZKWQ&#10;MpMI17EECbufZPwZMYmi5xIXlUmIoqVvlFAWGQSvWbwFHVsG30tMV5YQ+qZxK3Bs5KEGqv43BHz9&#10;q3vDdrenw/4fimJlj9xZrpUAAAAASUVORK5CYIJQSwMECgAAAAAAAAAhADltAyJMCQAATAkAABQA&#10;AABkcnMvbWVkaWEvaW1hZ2UzLnBuZ4lQTkcNChoKAAAADUlIRFIAAAAyAAAAMQgGAAAAmKv6HwAA&#10;AAZiS0dEAP8A/wD/oL2nkwAAAAlwSFlzAAAOxAAADsQBlSsOGwAACOxJREFUaIHFmmlQU1kWx09e&#10;FsKSAGFHCIZdFpFNQRFkqxahgyiIVKkzpTbqVJc6ymZLK+q0gtjaTtOj5ai90DqtJcoqi4gIGETC&#10;vqNBAWVfgyEJIXnzoTs9gYFIYpBf1fty7/+c+p96efe+e14ARVGY6+JPCQgHLlz/UTNgt1An6Av+&#10;udT0BJFIhJlPv9QXBkVRmIv9ydd/+e0xY6fk2IEQ/+/ORm4/gsFg5g5aQpD5JiLpvt+rq6mMSY5d&#10;efDocNQPv/4gEonmjVsqZhia5PFVugeGqQAATla0yqzEaB8KWW1YUnMj+8mBQ5d/viYUirCf0uiH&#10;+LMQNodLDo2/lLfxyNlnrHf9FgAAK81NarKSYry11UmDkkGp+aV7/vbtjZ+mhULcpzY8HxgURWFs&#10;gqO5Nf5iXlXb69UAAPoUjd7MpGgfS2ODVgCA1s4em+C45Mf9o+P6ksEhnq53r8V8sQOPwwmWwrwk&#10;mBH2BIUem1zU0NHtIDmhq0nuz0iM9l1hsqwJAOBld68VPS65qHd4zFBSF7jWMf1m3P7tSgQ8/1Ma&#10;nw0WR3M4k82oDpk9weHx1dJLK7f5ONsW6Gmq92upk4YD3R0zchjVIexJrrpY97K7z7r+VZfT5x7O&#10;93FY7PSntf8/sF0E/d94UwLluSa5/CmV9JLKbd5OtoX6FI1eTZLqaNA6pwc55TWbxzmTGmIdq6ff&#10;gtna4Ub3cE5bqp8ZwuXzVaQJRic4FHrs+aKqto7VAABUPe03OcmxXjQDXZakrrim2S/s60u5gulp&#10;/GIang9EKEI/uIyOc7jqm49dKKxofrUWAMBYV6srJznWy9xIv11S96yh3fNZQ7vXYpmVBrLQJXRi&#10;kkfa8tW3Bc8a2jwBAAy1Nd/lnI/1sqYaNkvqpgTThMUw+iGQ2bu3NDg8vmpY/KXcktoWHwAAPYp6&#10;X9b5GG9bmlEDAADNQJflbmdRulhmpYF19AsK7Zu1pEpDIBTiH5RUhjta0JimhrosVaISJ8TT9W5X&#10;/9DyG8f2R2irk4YW0/B8IA7mJtWyBvGmBMSIU//MzH9RFwgAQCGrDf/41YFwQ23Nd4q3uDAQj5XW&#10;xfIETgmmCTtOpzx4Ut3kr2BPcoH4ONkWYBFEKE+wvSm1dpWFSZWiTckDQiGrDXs5rngsa6C7rUVZ&#10;+rkoP02S2shiGJMVBABgT5DPv2QNPBy+KZGsqsxWvCX5QAAAAtY4ZNnRjOtlCUzNK92zVLv4XCAA&#10;AAiCiE7tCYuRJTCbUR3y17NX7i7VBjibPw9Wvi52+QFuq7JkCc5h1GzeeSblPm9KQFS8NdmY0Xzo&#10;GRpd5hYZ38ye5JJlSeLtZPvo1okvN6sQlSYV7nCBzDizG2prvvsmMvyIrEmeVDf5h5+8nM3h8VUV&#10;Z002/q8bsuOz9Tf9Xe1zZU1UWtfqHXr8Yt7EJJekGGuyMWdfa2hsQsfzy4SanqHRZbImdLU2e37v&#10;H38PkOVlVBHM2Z/S1iANXo/bFyHPjl/ZynILPnahcHTiPeXj7S2ceRtta+0sS+P/EhIvT9Lal2+c&#10;6bHJRUNjEzryW5MNqR3DQ2EB5/1c7PPkSdzQ0e0QFJNU3D8ys4W0WEgtBEEQ0dWovbvkfT1v7eqx&#10;CYpJKpblWRsen9AOjb+UaxlxuM8tMr6prL5tQUfneZvYkjR0dDkERiWVyLq/iKEZ6LIyk6J9jHW1&#10;uqTpJia5pE3RSSUNrK5V4jFlJQL3PwkH6RscbQqlxS6oGW1vSq27nXCQTsDjphZmfSavewfMAqMT&#10;Szr7BmnSdKpEJc6aFeYMyTEuf0o5/MR32YXMho3SYrEJCQkLMkPV0+60ohq0pJcywwAAs6AgCcY5&#10;XI2ssqqtG9esyqaQZ776szlcsghFEQIeJ/B3tc9lT3LVma0dbuJ5oUiESy9lbrMzNa6zmNW5kbkQ&#10;AAArqmGLjgZ5oOBFfaCshQAATEzyyJllVaH+rvYPxWd7NodL3nr8Yn4Wo3oLfZ1zGgGPE/g62xXw&#10;pgTKFc2v1kkUg80sY4bamBg1WlJ/70nLXQgAgJMljSkSibDy9q/ec3mkjFJm2PqVVsVYBBFuP3k5&#10;u7KV5f6md9CssrXDne7hkkbA46Y2ONo8FolQLKOx3VMcKxKh2IwyZqilsX6ruCctZkEP+2xQFMUk&#10;3co8kfhrRoI8xUhjnb1lyZ3ThwPVlInvAQCSbmWeOJeafkpSgyAY0dWovbu2+bjfEo/JfEcAADAY&#10;DHistH5KIasNFzIbA0COZ2Y+ugeGTRiN7V50D5d7SgQ832Ol1VMlPI7/tLbFT6xBUcBkM2pCqHpa&#10;nfZm1Fq5CxHjbGX6wtxIv/1heW2wCEUV9jnu7eAItay+zTt4vcs9IgHPd7ezLCOpECeKqpo+k5Bh&#10;Hj6vDTbQ0uhZZbG8+qMKAQCwWW7U6Gi5nJnNqN4yLRQq7OjbMzRqVFLb4hvs4XKPqETgrV5hXq5J&#10;Uh0pZDYESMgweRV1n+tqkvvlekbmoqL51dqdZ1LuD4yy9RSS8A8czE2q088d9Rd3a27mPNl/5PvU&#10;K5IaVaISR2GFAAD0jYwZ7E28drusvnWDwpICgL2pcV36uSg/rT+W7NS8kj0HL//8bxRF/3w2P/qn&#10;JYmaMvH9Nh+3WyJ05rL5sQyMsvULmQ2b6B4uaapEJY6DuUmNib7269zntcEoChgfZ9sChd4RSR5V&#10;1gfsS76eOsJ+r6WonNZUw+aMxGhfPYp6HwDAveKKiJ8eFu+7ffIgfdEKAQB4OzhivPvslTsvWlju&#10;isppYaTflpkU7WOgpdkD8PuehsFg0EUtBABAMD2N/+aX9DMpaflHFfVd3myZ3suc5FgvfYpGr3hs&#10;0f+KgcfhBAm7Q+PKr56227jGIVsROWkGuix11Zk9gUW/I7N53vRyXUpa/tGc8prNkqvOQgla6/Tg&#10;Rty+iNnf9T95IWI6+wZpd4rKd6QVV0S0dfWu+JAeh8VOHwrbeP74rpCvEQQRzZ5fskLEoCiKed07&#10;YMZoaPdkNLavf/W2z6qzb4g2OM7WVcLj+TQDHZa3k21BJN03xURf5/V8ef4Lh8smI1NCSXsAAAAA&#10;SUVORK5CYIJQSwMECgAAAAAAAAAhANAgEBOACAAAgAgAABQAAABkcnMvbWVkaWEvaW1hZ2U0LnBu&#10;Z4lQTkcNChoKAAAADUlIRFIAAAA1AAAALQgGAAAADmMjhgAAAAZiS0dEAP8A/wD/oL2nkwAAAAlw&#10;SFlzAAAOxAAADsQBlSsOGwAACCBJREFUaIHtmXs41Pkexz9zH9dxGcokComUQpRUWpEW5dJGF9vZ&#10;tsu2lSOh3dFWSnHUkCzZjaJtVYghS+VS8eRQ8ozFjsYtxmVkyDVhzPzOH55f+zvnbKdWM+3jPN7P&#10;M/+8f+/f5/N9Pd/fb77f7wwgCAKy/tS3CgwdD4c+qm8VGH6MfjJvUNXYstjAy/cFzXEnYuDl+6K6&#10;kW8q6554kKGe1DZYuxw5+1DYN6AJACDsG9B0PhJeVF7buFyWfWUGVcThrnVnRuT3Dw2rYP3+oWEV&#10;NyaroLiy1k5WvXEIgki9aG4pZ+PO0LjUUdE45W0ZCok4mnR0/+ZPly/JlnZ/qc9U2oOybZ+HxGZg&#10;geg0JeGPgXs+p9OUhKg3KhqneJ+KYd96+HirtMcg1ZlKzHn41eGYa3EIguBQT1tDrZUd6u8wb7YW&#10;r75VMN+NySpo7+7VfjMAHA4577Nj3xdOtpekNQ6pQUWn3Qk8fjntLNbTY2g2ZIYF2OvMoLegHv9F&#10;t64bk1XQ1NFlgM2G7PYM9PlsPUsaY/ngxw9BENyZq+yQ/wQymatdfYfFXIUC1bUKjAAAdGbQW+6w&#10;mKtM5mpXY/PHElLPhf7EPoWd5cmKEBwcPOmbJRIJPujHm1HRt+4GYv2lRnqPM8P8HegqykIAgIsZ&#10;eX5bT35/m6Yg129prF+mKEcd8rC1TCmp5q3pwDyKJdV1tv1Dw6p2FiZ5OBxu0o/QpKHGxWKiT1RS&#10;QmJu0VdYf/US4/tpIX5ONAX5fgRBcOHJt4NPJqaHAQCusKJmPQCAzaL5xXIUymv31ZYpFbzny1o6&#10;u+ei9z/lNS1rE77UcbQyzcHj8ZKPBjUmGifvDr90/daDx9uwvrO1WdbPxw96yFMpwxKJBH80PiUy&#10;KjX3W2zmURVvzeDwiLKdhUkehUwadV9tlcp93mZa39Y5H81UN/LNeK2CBc7WZlkEAl4sc6jhkVF5&#10;75BY9p2yyo1Y39NueXL8N3u3U0ikMbFYQvCNvhp/5ZcHX/9RjfJnjdYd3b3ajlaLc8gkomjjSov0&#10;ZoFQn9vctgjN8PgdCzj1zZYuK8zZJCJRJDOo/lfDNK/jF3KLKmvXYv1dLp/ERft+sYdIIIjHROPk&#10;PeGXrqfeL/X+X7WqGvnmda0CYydrsywyiShyWWGWKewbmMGpb16KZpo6ugzKfqtftcHGIoNCJo1K&#10;Haqnf5DuHhSZX/7s3/dthzydwkP3bjmMx+MRdBZzyziu71PzGb/DpLKheanLCnM2mUQaW2dlmjsq&#10;GqeW/Va/Es20dvXoPuBw122wMc+Qp1KG36fue61Tgp5ehjszIv8Zv2MB1j+xcxPTz8v5HwATs7j1&#10;RHT2P2vqVr1PY6xsFhkW3wj23aCsIDcAABCZksM8lZgeis0Y6TC47DB/By111Y531XsnVEuncK4r&#10;k1XQLBDqvbkJh0PO7d9+cPcGu4sAE7O46bvzdyvrmy3+LBCqJfPmVKSf9luvTlPqBgBIyL6/PyD2&#10;51hsZo6WRlNWWIC97kyN55OG4vE7jN2YrAJBTx8D9Qh4vDguYNffPO2skwEAOrp7Z7kHsfJ5fIHx&#10;ZIFQGekwuBmh/usYdNV2AICUwlLv/RGXk8QSCQHNMOiq7exQf4f5OozaPw31a0OLucfRiHs9/UN0&#10;1COTiGOJQV97OlubZQEANAuEeq7McwXYdeZDpTuT/jwrLNB+jpZGEwBATinHdWdoXOqYaJyMZtRp&#10;it3sM/7rTA10Oe8NVVpTt9Lr+IWcgeHXyqinQKW8un7Cx9XWbEEhAEBtS7uJOzMiv/Nln5a0gFDN&#10;VFMRZIYF2BvpMrgAAA85XPvtJ7/PfDUyqoBmlOXlBlJDDjktN5lX8k6owqc1jt4hMezXo2NyqEdT&#10;lO+7FeL3qaWxfhkAAKfu+VKPo5H3egdfqUkbCJWasmJP+mm/9WaGc58CTJyiNx+LysUeOuUo5NfJ&#10;xw+62VkszHsrVHZJhceXYT/cFI2LSainqar8IuOM/7qFerOrAAAeVfFstwZfyB4cHlGSFRAqJXnq&#10;4M2Tvi42i+YXAwBUN/EXewRF5qE/DwBMvBJXvt23xcXGnP1fUDcKSnYciLySKJEgb3buszXV+Zlh&#10;Afb6s2bUAwDkPaly2nE6Nn1kTESVNRAqKpk0cu3YAQ8HS9M7AAANbZ2GbkxWQZvw5Ww0Q8DjxbH+&#10;X+7csnbFtTdQ8dmFBwJjk2OwxQy0Z9ZlhgXYa2uotQIAsIufeO4Jj08eF4uJHwsIFYlIEMUf2bvd&#10;bbVlGgBAa1ePjntQRH5DW6chNsc64H1g9wa7iwRlY0vmd5dSIrAXF+nN/jU7/IidlrqKAADg2t3i&#10;XftYl3+SYL5aP6YkEoRwu6Ri0yy6WpupgS6HpiDf77ZqadpDDtehq3dgJprLK69yppCIo3hFOeog&#10;Af/7TtjKWL/0l7PfrNFQUe4CmDgL+UQlJUjj8PYhkkgQ/MHziZfj2HmHAAA0VWkvssOPfGJlrF+K&#10;Zgh4vFhRnjpIyL5x9YmlkV7Z3ceVG60XGj5KDfFzVpKXGwQAyCwu3+wTlZTwV4H8kQoratYb6TC4&#10;RrqzuFQKecTd1iqlgte0rG/wlfr14L+7blqz7CYRAMDOYmFeUUywuZa6Sjt2N9z5sl/qa5A0hB2X&#10;ohx1KOXUIZfOnj4GumC/eelRYyqKSiaNYMcvs2+yBXNm1Rzc5Bjxtusx6ff8uc3tC2XRW2ZQDLpa&#10;2zaHlUlvu55RVO4lKyiZ/kHwV2kaaqpoGmqqaBpqqmgaaqpoGmqqaBpqquj/EupfcR+dDxt0SDIA&#10;AAAASUVORK5CYIJQSwMECgAAAAAAAAAhAEofBwdcBwAAXAcAABQAAABkcnMvbWVkaWEvaW1hZ2U1&#10;LnBuZ4lQTkcNChoKAAAADUlIRFIAAAAxAAAAIggGAAAA9t4xKQAAAAZiS0dEAP8A/wD/oL2nkwAA&#10;AAlwSFlzAAAOxAAADsQBlSsOGwAABvxJREFUWIXdmGlUE1cYhr+ZCTs0LIEIWlwAS0FE3Ck1oJVq&#10;SQiidaEqgmvVVFu2JAKWaqGQRMOpKIKtILhSqYCCVFbbWgtWraBoUcKOWLaEJKAkZPqDk1OEsFZo&#10;6/tv7v3ee95n7tw7MxchLvPF4X8u9N8O8Cr0WkAQVDWaGuk3vDvTunCcswyporLHTjXPWib3bVcJ&#10;8bRFaOY4w+qnzdTFx8c+2vB0Ie/mhtTrRetU9WGalg5hygt7y8l3UATBJZ3P9X4oLqERdbWF86wt&#10;isYt6QBKyv5xK4OfcBLHcdSIqNs8zcykoknYTlb2v7QmzMmkqiwui/KmiVENAAD7+Lno6JQs5niH&#10;7q34jDzGnujEEziOI2QDYmMmh+U8zYz8uHdNv4U91cykIpPLpEwxNRYAAISdvBgZeTr9cxzHkfEK&#10;rtSRi9kBQcfOHAEAmEgyqMvisSjWk83K+tap3J3MyaTqLC6LYjlpQjkAQOTp9LADCakR4wWC4zjC&#10;OZsRGvpNChcAYPIEUuXVQ+xFFhNfngGlBtxizUgG9ZkcprO1eQ85PyWLtS/uPH+sQXAcRw4mfh8e&#10;kZR2AADActKE8iwui2JOJlUN5Bn0PUE2JDZe4TBd7Ka9eQ8AIDYtZ69/TPIxhUIxJu8XHMeRfXHn&#10;+YcvZLIBAKzNzcoyOUznicaGdYP5hgxD0tdryogKXOIwfcpvAAAnMws/ZvATvu3uVmCvJnqPFAoF&#10;6nckOTY2LWcvAICdhfnvVzhMF7IhsXEo77DuqIGebmvaVwFL579tcRMA4GzODZ8d3BPJ8u5ule+Z&#10;kaq7W4Ex+AknE7IKdwAAzHlravHlyMAlJH29puH4h/1YEHW0Ranhfsuc7Kb/CABwsbDIyzfi+IUu&#10;mVx9dNF7JJPL1bZx4s+czbmxCQBgoa3VjUsRAa76ejptwx1jRM+2nraWOOXgZ24uDja5AACXb9xe&#10;6f3l0dTnXTLNkUXv0YsumYZPeOx3318vXgsAQJn1dn5quN+yN3S02kcyzogXqI6mhvRc2B666zy7&#10;qwAA2UX3aF5hX2d0PH+hPZJxOl90aa0/EJOWefOuBwDA0rl22Re+2EvT0dSQjjTTqHYZLQ31ztOh&#10;DM8lc2yvAQAU3HngumZ/dJa4o1NvOH5J53PdNfujM3N/K10OALBkju21M/sZK7Q01DtHk2fUW2Xl&#10;0yaL0oraWcrrn0v+cF4VfPgHkbSDOJhPJO0gfhjCz/7p3qPFyrb7glr7yqdNFqPNMiqIR9UNNu5M&#10;TkGTsN0EAGCBjeUvAADFDyscV7B5uW1iiaEqX5tYYujJPpTz64PHTgAAs6dPvUXAMPmfbe1kdyan&#10;4GF1ve24QDysrrftDXCIsXHXVR5r0Rba4lgAgLvlVXPpTG5+s1Bs3NvXLBQb05nc/DvllfMAAKiO&#10;DulXeaxFift2riFgmLxJ2G7iHsQpKKuqmzGmEGVVdTPcg/4G4H/i/fEW2uJYFEUVvN0bdu/yfJ8P&#10;AFAqqLWnBUUVNrYKTQEAGluFprSgqMJSQa09AIAnZV5KYvDO1Rrqai9oTrMvnQreuZqAYfJmkdjY&#10;nckpuC+onTkmEGVVdTPoTG5+s6jnDkfv2bTDl+oSp+xHEAQP377W338dNQIA4FFNgw01MOp6amHR&#10;Ompg1PVHNQ02AABeS99JOsHcvl6NQJApvdR3ZqedCtn1oRoBk7WIJCQ6i5tfKqixf6UQDyrr7NyZ&#10;nIJmkdgYQRD8yKc+W33cnOP71iEIgof6rAoO2bQyBACgov6Z1ZbIuHMV9c+sAAB83Vzijvpt9iVg&#10;mLyvl+rokJ4YvGu1GgGTtbZLjOhMbn7Jk2qHVwLxoLLOjs7i5LeIJCQEQfCYz3y3bFxO+XYwT4AX&#10;LTx6z6YdZANiIwHD5Pq6Om37vFfsP/zJxp0oiioG8lEdHdJPBffMSJtYakhn8fLuPamePVTGQb99&#10;7gtqZ3qwuXlKgKN+m30/cnU6NdSgAAA+bs7xqmZrKLk5OmQkhexe5f3l0VShRGrgweLlpn3l7zrL&#10;asrtgTwDzkRfgGP+m32GC/BP9cHCWZeTQxkr1QiYTCiRGniwebl3yyvnDlSvEqJUUGNPZ3HzW0QS&#10;EooiiuMBW729ljoljV3s/lq+wP5KcihjpboaoUsk6dBfwebl3v5DMF9VbT+IUkGNvQeLl9faLjFC&#10;UUQRF7ht49r3HE+Pfez+6gHZ3QMi7SR6sg/l3HpYsbBvHdL7LNZ26qTShua2iW1iqSGGot3xQds2&#10;rHJZcH58o/fXteIStw0HYy51yeTqetqaYlMjg/ry2qfWyn5E1YEyhqLd37C2f+RJmZ8yvnEHVs6t&#10;kg/WH4hJU/X/ohLCnEyqUn4P/Zd093HV3Cd1jdP7tquE+L/ptTgVfy0g/gLmT9OKqrlbWAAAAABJ&#10;RU5ErkJgglBLAwQKAAAAAAAAACEAeMxcP18BAABfAQAAFAAAAGRycy9tZWRpYS9pbWFnZTYucG5n&#10;iVBORw0KGgoAAAANSUhEUgAAADEAAAAwCAMAAACPHmKLAAAAXVBMVEUndbXh6O6CstV1qtH6/P3/&#10;///y9/r8/f7n8fctercndLQndLUreLb+/v74+/w/hb4rebbf6/S30ufE2+vk7fYqd7YyfLgzfLhO&#10;ksRcnMv7/f1qpc/y8vJGh735+/yV5kOhAAAAAWJLR0QAiAUdSAAAAAlwSFlzAAAOxAAADsQBlSsO&#10;GwAAAJtJREFUSInt0t0OgjAMhuGiVASZ/4Agev+XKSHFwDKyfiFED/YebSlPBgtEYBEK/r/NFns+&#10;5q4dABLu2+sFS2qQDiKDzzis91aUo6DLMBsI/LS5+5arOo7WJ6KzLF0f6BQJf7uohOFRV4W48SSF&#10;sLrDwj7ELQrq/wW1MJORRsiolG2lFsP+AYvaKxpr9vSKOIggloqQv5ZeGHi3H6IKEK7PR2VAAAAA&#10;AElFTkSuQmCCUEsDBAoAAAAAAAAAIQArZP00iAkAAIgJAAAUAAAAZHJzL21lZGlhL2ltYWdlNy5w&#10;bmeJUE5HDQoaCgAAAA1JSERSAAAAQgAAACoIAgAAAIiRGogAAAAGYktHRAD/AP8A/6C9p5MAAAAJ&#10;cEhZcwAADsQAAA7EAZUrDhsAAAkoSURBVGiB1VlprFXVFf7W2vvc+3hcRJpiTWtrVZ4+EjUCdnBM&#10;QIlD0iFEI1UaFDVp/NVGUdA2ljoUoaI/GqONaGkFiVCLQxtIK3WoQ2sRHMqDVycw2FKsQYT73r1n&#10;7/X1xzl3eCOPehW7cnOyz91rD2uv6dvrCEl8HESrsrzgke7n/tE18XNfuGPWyQVpF9WPZS1APg4x&#10;ehAnX/NARAQNgIgQFMPLS65oIyAtX7DVYhBIEU+4+kFqBRSBUgJYUwJl86LZXrXlkrRaDLJz7i8p&#10;BgoEr946s+jbe0PlxPnLawsWuhfPauGKGbXYWG98fCMFkAIIAEzag6CQFJtY0nnrXmntomi5No69&#10;dhmMqBtStHPPmLLu6Q10TYbEQvftLVaIr7fqvpeGWKFEEKAJlKg/pcYkBLNXFRellCgEDFGCUdlw&#10;Bqdrn9sI31fnUqFRFAD2piGIUKD1DRAUKBEFjogKZ4iKJAKqjhzldWCUyMUgseXDdMYtK2I1wqcQ&#10;TyNGElRE5p535pXTOgBsC9GEI/BeebOSHjPKAW7lU9sWrXsaRGYTInkDAhAi+fnW2+KEqUniHp1/&#10;ccchXmsRXEgS7PzB3fBFitDiuHHutKOPUacAmk1ORAa+ish5U4446+gjRaQS0p5Ig+1HCMgY771z&#10;BP70+tu/27hDaKYKUigUUMyZo0TCK4OJB1I1by48v/nN9/ZEVQEU1cqWJVdmuUhI67j6btE28fjj&#10;DTOOKI1tOs4RBnkCfPL1925YuU4FBqgRWa6gAKQChBCAmFIpprbgwnOmdYxXuBHM33+5bXt3T1/w&#10;sIiQ2HLbZaoim97/4MJbHgL9Swtnj04gffZtaDLaIcj2mUye+2s6gwWQ0MwyFFRIBAh6iAEGCOjy&#10;PyEANi787mhfHHryIeQAyiknzVsGsRXzvj3ls5/Ri25eCSo0jkrCgM1mljecQla9tmvSdffRBaAK&#10;AZAAAiaAQSMggIdEwPKuXAafiTdp/gOrN/8rs/+RkwCjk5Dpd9ZNKyQ/MEFpVMEQDhQnrO/e9cNl&#10;jwoNjMhMRwNg0DQPOmKQACEEkAAxCCDIFoWmgF2/9LE/b33ngNYFQKDU7gHIqDZAPKwETYUiB54K&#10;px07fuviKw90VEtIaPl+NXtIyFRqB6jZg001wzGAUCBpZJ3/RxJAoGCmBpGRaSPj3n92+MRIAMCP&#10;0KsJooLTf/bQrvf3wQlZOW9yx53fmaqtBpcHTBEgPJjthJThtHHPC5uXrHoRalARg6C49qW3O//y&#10;4KbbLmwvFoZZ4vL7n/A2vOaYYw+g1hjkaIX8+RVnFweemgMEHsitSYbOchXrXfKb5wHNDCoXlwJf&#10;Oem6lVuWzNIhbqcCPPfaNkgApAEn2YQuG2IMOr5piHDw0yIAeCDUVhzSPNZs3AZxGFRdzoZB+gp0&#10;3z5nyO6WUB6pJN/9MEb15fGHIQ7RyzCUKj4hyo2q5huaY+VBOL/2pXGiKZkM7DplwiEydJAg0h37&#10;6ECLyE1IQ6WaEqhW07Fjxkh+G6g7Bvq0hahfF8QOH12UgYvVjCpmrCbDHCpfXTTrtB+t3lMFwEJb&#10;oVrpZZT5F5wy+6sTaghyUPJnLVhKSo6jGCFS8m0pe8cddti772xTLeTocwQB85XFlxTZ1l8SyyJV&#10;w5aGiVRSkNEv3jy7UqkEck9Pz/ixh4ZqT7HYVu7p9c55780sxigixWKxUqnEGJ1z1ZB23TZHRcvl&#10;soh47zMeAIVCoVwuA/DeR0vbR5XK5V5V9U594mtHY6DWXNyYYeR+5PL057IsrmQ/QQikZt9Y/PCz&#10;2/8DIwAz29ljT76x+5+794q4GEli+pKldz39VoixUCwCiDFWq9VisRhjLBaLAgkhqGpbW1sIIUkS&#10;M6ufmfcegIimoQIQMPXoo14xQCAGQOAH8d8aGMkHmPQRlbHSefWC4+cu796559I711AFgESu+duG&#10;G1euXf9ql6p6D03KO3e5u37/zAnzli1a+0J20tnF0MwUjCHs+vfOYiEBLYa0t7yvkHgBYZEWLQaY&#10;5ZcRRoshVMOe3R/EkNIijTTWG2m2yT5Wkv88kOZuxD5VsEnXLzP5vDAAUUQtRudcW6n9e1NPv+eJ&#10;Ny45fZJzDpCt5TFUH2Hqk/vWd51/9MQTjzu0VCoBKJVKRh439xegFwHocqxOgAkk1v7JShD1+1nI&#10;PVYIesBAnw38+8JL6ZK+h93wDQViJkcjEVm6LzogS4oK4J5nN1115hQAf33rXUjYa36sE9IuvnUV&#10;xINZIQUX3L2q+44GdFfIloWXi2/UXz4KiVUHydH9fIPSCBe9qgJpXGgFdz72Soh7ATzRvQMhWbdh&#10;KwCCkcyhfpY/TftYr8B5nx31R/+JFtAvTEmOqRQINTDS4BgEBJEIowk+sn4jYSte7hKzB1/cBFZh&#10;bET8RMjYPM6QRRjLGs3PrJF12WBd/QbGgbGU9fQnzaknp71lggY4IOaBD/6GNc/cetEZ00+a8PjL&#10;b5x65BcNuGn1prxQ0ATbLTr19VXYec2yxiRZPSGz9cYz1qJqrd6WTdiPWauvLb7cDayk1BCug8Z+&#10;CHcfexdcfFqjWglEOI2qTG+fNXXRRVOdSpXhxzNOFWhTGs6Ov0omWcgy8CczvxJExDzFq8EU/Z5E&#10;XykAAmpQILhazdIQHQqMkL5i1KKrrwdcbdLKUWNKR02ZOMCwcnIFACggmfn1IXlyTujMk48fnucj&#10;Eeu3v1rAJVr/2eETI4XUdj/stenTRla/XxEgNNqHAHrSqvwvdciDRgKtVAIMFiIAver8c4FKqEZl&#10;/NSUCfZHRIyhWk0JzpkxjaR+/+yjBCVxycRrfxUlhoO9w/0SAVqcOO9+1UQM15zSARUxRqbaef29&#10;Il4iRONP50z/VucRMtz142ARf9u1ff59f2D00AiTrlsu07b6JwuaSbjk3qc2bNkOcbnvGBvorR7C&#10;smyV57sMTksNVgbANd3sUSukAzCIgS7vogw2s8sxeT7zYMyiQAYWdfLxhy+/9ExhAaKKvl9eqjRv&#10;tn0nl+/o1uBNTREMiZrk3800CAgmeYVEIRSKCQMlUZM8r0n2ESMojCzUixtqqM1ZaLDlX+RSEWQz&#10;Z5BXDFRTpibFLFd6xG8e29F5iI8CJxl8yk3mv6OsA5N0akJzAAAAAElFTkSuQmCCUEsDBBQABgAI&#10;AAAAIQCidYrs4AAAAAoBAAAPAAAAZHJzL2Rvd25yZXYueG1sTI9Na8MwDIbvg/0Ho8FureOV7iOL&#10;U0rZdiqDtoOxmxqrSWgsh9hN0n8/57SdhHjFq+fJVqNtRE+drx1rUPMEBHHhTM2lhq/D++wZhA/I&#10;BhvHpOFKHlb57U2GqXED76jfh1LEEvYpaqhCaFMpfVGRRT93LXHMTq6zGOLaldJ0OMRy28iHJHmU&#10;FmuOHypsaVNRcd5frIaPAYf1Qr312/Npc/05LD+/t4q0vr8b168gAo3h7xgm/IgOeWQ6ugsbLxoN&#10;MxVVwjSjwZSrF/UE4qhhoZYJyDyT/xXyXwAAAP//AwBQSwMEFAAGAAgAAAAhAPpYqd3rAAAAOgQA&#10;ABkAAABkcnMvX3JlbHMvZTJvRG9jLnhtbC5yZWxzvNPNagMhFAXgfSHvIHefcWaSTEqJk00oZFvS&#10;BxC949iOP6gpydtHKIUG0unOpYrnfFxxt7+YiXxhiNpZBk1VA0ErnNRWMXg/vS6fgcTEreSTs8jg&#10;ihH2/eJp94YTT/lSHLWPJKfYyGBMyb9QGsWIhsfKebT5ZHDB8JSXQVHPxSdXSNu67mj4nQH9XSY5&#10;SgbhKFdATlefm//PdsOgBR6cOBu06UEF1SZ350AeFCYGBqXm35urylsF9LFhW8awnTO0ZQztnKEp&#10;Y2iqD49/PkZXBtHNDWJTxrCZM6zLGNY/Bnr34/sbAAAA//8DAFBLAQItABQABgAIAAAAIQDQ4HPP&#10;FAEAAEcCAAATAAAAAAAAAAAAAAAAAAAAAABbQ29udGVudF9UeXBlc10ueG1sUEsBAi0AFAAGAAgA&#10;AAAhADj9If/WAAAAlAEAAAsAAAAAAAAAAAAAAAAARQEAAF9yZWxzLy5yZWxzUEsBAi0AFAAGAAgA&#10;AAAhAJOHxKluEwAAB1wAAA4AAAAAAAAAAAAAAAAARAIAAGRycy9lMm9Eb2MueG1sUEsBAi0ACgAA&#10;AAAAAAAhAI4F3kkYCQAAGAkAABUAAAAAAAAAAAAAAAAA3hUAAGRycy9tZWRpYS9pbWFnZTEuanBl&#10;Z1BLAQItAAoAAAAAAAAAIQBV/V6wW6ICAFuiAgAUAAAAAAAAAAAAAAAAACkfAABkcnMvbWVkaWEv&#10;aW1hZ2UyLnBuZ1BLAQItAAoAAAAAAAAAIQA5bQMiTAkAAEwJAAAUAAAAAAAAAAAAAAAAALbBAgBk&#10;cnMvbWVkaWEvaW1hZ2UzLnBuZ1BLAQItAAoAAAAAAAAAIQDQIBATgAgAAIAIAAAUAAAAAAAAAAAA&#10;AAAAADTLAgBkcnMvbWVkaWEvaW1hZ2U0LnBuZ1BLAQItAAoAAAAAAAAAIQBKHwcHXAcAAFwHAAAU&#10;AAAAAAAAAAAAAAAAAObTAgBkcnMvbWVkaWEvaW1hZ2U1LnBuZ1BLAQItAAoAAAAAAAAAIQB4zFw/&#10;XwEAAF8BAAAUAAAAAAAAAAAAAAAAAHTbAgBkcnMvbWVkaWEvaW1hZ2U2LnBuZ1BLAQItAAoAAAAA&#10;AAAAIQArZP00iAkAAIgJAAAUAAAAAAAAAAAAAAAAAAXdAgBkcnMvbWVkaWEvaW1hZ2U3LnBuZ1BL&#10;AQItABQABgAIAAAAIQCidYrs4AAAAAoBAAAPAAAAAAAAAAAAAAAAAL/mAgBkcnMvZG93bnJldi54&#10;bWxQSwECLQAUAAYACAAAACEA+lip3esAAAA6BAAAGQAAAAAAAAAAAAAAAADM5wIAZHJzL19yZWxz&#10;L2Uyb0RvYy54bWwucmVsc1BLBQYAAAAADAAMAAkDAADu6AIAAAA=&#10;">
+              <v:group w14:anchorId="692B7392" id="Group 1" o:spid="_x0000_s1026" style="position:absolute;margin-left:.9pt;margin-top:-6.85pt;width:595.35pt;height:153.05pt;z-index:-251625472;mso-wrap-distance-left:0;mso-wrap-distance-right:0;mso-position-horizontal-relative:page;mso-width-relative:margin;mso-height-relative:margin" coordorigin="63" coordsize="75609,19437" o:gfxdata="UEsDBBQABgAIAAAAIQDQ4HPPFAEAAEcCAAATAAAAW0NvbnRlbnRfVHlwZXNdLnhtbJSSQU7DMBBF&#10;90jcwfIWJQ5dIISSdEHKEhAqB7DsSWKIx5bHhPb2OGkrQdVWYumZef/Pt10uN3ZgIwQyDit+mxec&#10;ASqnDXYVf18/ZfecUZSo5eAQKr4F4sv6+qpcbz0QSzRSxfsY/YMQpHqwknLnAVOndcHKmI6hE16q&#10;T9mBWBTFnVAOI2DM4qTB67KBVn4Nka02qbzb5MNDx9njbnDyqrixk8DcECcZj6eRqX6aCDDQkYv0&#10;fjBKxnQfYkR9lCXb58gTOc9QbzzdpLBnHKbO3xi/DfbcS3qAYDSwVxnis7QprNCBBCxc41R+WWNa&#10;0lLm2tYoyJtAq5k67HROW7tvDDD+V7xJ2BuMB3Uxf4P6BwAA//8DAFBLAwQUAAYACAAAACEAOP0h&#10;/9YAAACUAQAACwAAAF9yZWxzLy5yZWxzpJDBasMwDIbvg72D0X1xmsMYo04vo9Br6R7A2IpjGltG&#10;Mtn69jODwTJ621G/0PeJf3/4TItakSVSNrDrelCYHfmYg4H3y/HpBZRUm71dKKOBGwocxseH/RkX&#10;W9uRzLGIapQsBuZay6vW4mZMVjoqmNtmIk62tpGDLtZdbUA99P2z5t8MGDdMdfIG+OQHUJdbaeY/&#10;7BQdk9BUO0dJ0zRFd4+qPX3kM66NYjlgNeBZvkPGtWvPgb7v3f3TG9iWOboj24Rv5LZ+HKhlP3q9&#10;6XL8AgAA//8DAFBLAwQUAAYACAAAACEAyQ+NGkQTAADSWQAADgAAAGRycy9lMm9Eb2MueG1s7Jxb&#10;b1tHksffF9jvIOh94nNO9+nTR4gz2J1MggCD2WAni32mKUoiRhK5JH3Jt99f9YVsyVEVk1nP2pgx&#10;YJM0i83q6rr869L8+vcfHu4v3q12+/Xm8fVl/1V3ebF6XG6u14+3ry//66fvfhcvL/aHxeP14n7z&#10;uHp9+fNqf/n7b/71X75+v71aDZu7zf31anfBIo/7q/fb15d3h8P26tWr/fJu9bDYf7XZrh5582az&#10;e1gceLm7fXW9W7xn9Yf7V0PXhVfvN7vr7W6zXO33/O+3+c3Lb9L6Nzer5eE/bm72q8PF/etLeDuk&#10;f3fp3zfy76tvvl5c3e4W27v1srCx+A1cPCzWj3zpcalvF4fFxdvd+qOlHtbL3Wa/uTl8tdw8vNrc&#10;3KyXq7QHdtN3z3bz/W7zdpv2cnv1/nZ7FBOifSan37zs8s/vvt9t/7L9cZe55+mfNsu/7pHLq/fb&#10;26v2fXl9eyL+cLN7kA+xiYsPSaI/HyW6+nC4WPKf0xi62Y+XF0ve62fvJjdmmS/vOBj5XHAjB3P6&#10;6PLuj8aHXy2u8ncnDo8cbdfLK/4WKfHsIynZ2sSnDm93q8uyyMNZazwsdn99u/0dB7pdHNZv1vfr&#10;w89JOTk6Yerx3Y/rpQhYXiDQH3cX6+vXl8PlxePiAZv44WFxu7oYRC6VQujlCD76+Jv79fa79f29&#10;CF6eF0bR6Gca8Qt7zdr27Wb59mH1eMjms1vdw/PmcX+33u4vL3ZXq4c3K5jb/XDdc2qY7gEOt7v1&#10;4yGf2/6wWx2Wd/L9N/Dxn1iYMLq4Or6RmD7xKVvYF/16pjJ9N0+ux0OcTr8qzhBi6HzWmyGMfpjl&#10;648nv7ja7vaH71ebhwt5Ar/wgbgXV4t3f9oXjipJkWNmInEHT+IhcDn7KkFefSTDX2VVf7lbbFew&#10;IMueDtnVQ/6++Bgn+yg0Ynbl1QsSem4cVTxP7WrycYrPBbR8mwXUCgX/dJ3Fg6Du6rPlh8f6VMQo&#10;rvI+ucoDCoFoLy9wlW/y8aPh8jlZVJ5evG9s/A4TL6zI+w+bd6ufNonyIIYuPI+BM62nzWmeaO4f&#10;W9rGI0BV36uP27ReppFvDCE58hcpwzy6KX1vP3VTF5MLepG6h82RcxOPheb1oUq2fn19zGwM4+AC&#10;Hi6Rd4ObdV6c93NxeP04wv1UFLuuWh/z6t7FgRXT6mM3DD65iRd5Hx3MFN796OKU1O1F8jBMfWXG&#10;dyEYq0/DEDDExIwTKelbjT1qiZcTyTg2Owd1qzMksRwTfE1RX73vetcNRfDDMPe4i+wiqgTrY5Zk&#10;z59uKvRwNoao0w94p77w03ue9jq96+LscJqyXb6J7ej0vosBkST6LsyxM/aLAJ3L5sPe/RR0ccIv&#10;/jU71zkMrjPYj8HNQ2Z/7gff6XoJWpmmwk0MYxd14Q/9NHgMSTYbh845XS8HN8RuzLxPU+xHfauD&#10;j967rGmTi+OoS34IvsdoEzNTx1PDwKd5HopRhYD70E1wmMdpLGqP+x56fauu72EnHysmNaPRmha7&#10;QRQ3C3KcODBdiZ13o/PZfyCWbjZWH2ekkeU+OmcJ0k3j6OfM+9j7YGiwwySI6knufo4csrpVVDC4&#10;4m7kgPHJmmQ8ni8W+/OTw1Pp5G6e6lZ98MEiH0cMLquYZxcWMwFvN2bJ+DH0s258PoyxK8Z3DvnU&#10;uwGbEGvyxKreWH3CEXA2Z5Oj5C6rmB/9NOh+CUcEQMs6cwZ5iwIg93hY7VRb8ud8LO83+1X+sGCR&#10;vxWTPOHmJWAC0iIwHYVjsY+a+2HKQeSMk8KIXJjq6jH2ut8bCYAoWj7Y4GfjpEYf+t4X8smFQbcQ&#10;UduOIJzUJrK67uLHCXMlDCTyOcZB90wEs2GesxMee3E2qh6ELsZYlBKP5r0umTAAnMZsriMbMayb&#10;0DfNxFPhHUvE2+jMANz4k8hDNxFNdHLMaeiz3IMDjBrkkXSnOIMQwDU6+dR1vhszM3xRDIZBEe84&#10;p8Q7nFuAchoIGlMJrWFCgdStAgniJHkbgpxm1FlXsQmvHkvwIx5Ep59q6wwiocrrKtaSPzHuCgw/&#10;ciAA5WOCw/M2hdpv7tfXNfPe727f/OF+d/FuQa7kw793f6y+qSGjOrEvma88e7O5/pnM/z154OvL&#10;/f+8XUiZ4f6HR9JObOxQn+zqkzf1ye5w/4dNKl8lD0e6+9OH/17stiXzPZAT/nlTs8+PEuBMK598&#10;3Pzb28PmZp2y4xNHZMfygkz475QSox257lFT4mRswgNp869IieVIu6Rfi6tfzouHmeBUrafWHtpD&#10;rcWCT58XF1bkHE6hJScmT9QUS6ZcloPaibAqbPkAmKvHvYqR4XHB1rpNNkaG9/GgdjXi4gtdcRBO&#10;4N35Fg/SnACb6uo4fcmMEu8UeQzs3bofB+gh8uqrd2R22dPyRfJUJW984RBDtHjv8ePF0w5s1AB1&#10;U0fVofjxgRBk5DytHx8Q+1Fx6+HXx6wEhBEvzlsEOQDEyZy1rYa5o4aWdYYsvjOgemhi0ECu2enY&#10;OxAzSUkzMx1KpvvxMI1HmNPPA7FX572Jn30cRuK6utUgEa4k+qSdBoiieNSDRRLv4ITRKPeEJvYD&#10;WyhC6MyMHZlylgzgbrJwC9WhvhY1HN7LkEyDW3pO1UhNgyPPmbN59P3EIeu8k8qSb2bJkDqCY1W5&#10;N5iLAsUEMFXJOflhyho5k7zpbib01Ke6jNAom8yGCjRokbqKN85INLZ4DXF9OvU4x7FzGRaTKBnn&#10;38JcWiFGyjvG2MWCttAzw/VSZaD0mSXoZzCsKu8n+Nz7QTfREcOhmJnO3lGw1OU9BuqIsUQk6rG6&#10;orSJhetGKw0ZA/WlzAmVG8MtIjWA/9HP4fE0HWwzItQRjK5Td9EVjaVIjA6o1FI+oborDprypxHo&#10;2lQOxG+E9JEAUWuTkbaazkg/h6kcJWHI4LrNQKUupW6RssJYilFS9jKI8X6lJEJxVz+YNm+ejaDv&#10;qbp2ISdAzhBcm74bm/Nx8KKbcn66zPw09dQ0E+VgVNyljkyBMtFGI+fFWXsf88Z6+mGqeCW3F/+f&#10;8ACs68RtNUsgjXbKfgQ6FP2hqmWwATWBJbFBSm2cclOD66nl6+YHcHWR800GNUQgqso1bZNj8BrB&#10;Ygb1qXjYR3JLnbqPVLBzCEAyhnMEq1PsLKAUt6G70rbq6brOaLHgo5FEPnWp9eqH4+Ywu4IZXZwp&#10;BWkSfFKuJSrqRkDhIfW+5HR8BHvraxPnYCWdJWkcbkHlpKkzC1oz1p66ocMMhRNKtobjdUHiVaYm&#10;2zDaca4pkEuHRz9L0iecczYGaWfrOkjpBBlmaoCC1QhoKvs9gzAGIgLWDPSbsvHQrTFwqKMBQ0KU&#10;yWlQGO667UpQUrLqlmwOFJ9l3tPTMrCfowVLcyEzA1I0Eti2o9JTWsR1qcrVAYurWwGigY91chqN&#10;RV+km0zg0cjbblCP0hv1M5yWn0qJlqYBmZe+ehz7ufQ0U0dOt9Gh6WQN5AtG3kWOG0LJ1XFztEx1&#10;Zjilrtj0QNsJFKZKpunCDYRFEg2VHKAhXcYU38aZPNAgJ8MsNVdpchsBse0gDlHag/rqdBvpxWdm&#10;5onOuU7uSEJK3gVWQfAG+an7ST9/MrwjWVSQIrFIxkFtCVKGCMgsEjnmYeCKtnPLnMNshAHUitZ3&#10;Nm12DdTXtyqOqxQOSDM86FpVgqbr7AF9gCONHOBLIaB0XyjBTLp5YHA0srMgaUzNXo9KfdMxp4xN&#10;mqkzE6nZcfIid2xcpt5U3jlUaQYnciCwoe9ttx8ERgDWV6fqAQJIq48AQAPCkDWk+QRhhrLTaMy4&#10;yKxHHVVg6IcQqzOD1I+toImCpu6wKZDShCu8k9oY1kTh4DhngTcDcurM4LekSiNbJTCQuBnkp6kP&#10;msJknzo5sgNk5NXpPxtQBmM65nkYilUOYpQAeJlXx6FaWUA7EUPdg2EnnXeSrBpsKOABfwzy03zO&#10;xJiToWIzw0cFJNM4isYpYal1VoiUQJJyzZYwO5kOkiOlh0iGq1OfxpYiSRXOTFt7wvuX5IgG5Wh0&#10;PZsJqhlxGuE9MNtW+KZKKk0+jZNmmIspDso3KjXDI7V2xKEyUKBTn+bKAEhEa5Xa03qllSfyxrOY&#10;RtHOuAF/pM2r7VPykmNVkjKV4UjbgTuZNzVQOLnaWOY8+h6YagEH2Wn20oLW6HurvA+AzVKqoABb&#10;p6FfnM/Dno84uZ9n09XR3SdoJblLkd+oZDZjkeyT4RmddU9SUNbGQg3IU9A6ba/hWV2o9FjTMO9L&#10;zdb7RxksBRLSppCWWdNV5UXbfP0u/SmMPyGT6d9vF/u73KRNbx33V3qeeehWOo//bM6WoXRU+Wlz&#10;NsUEEdGva84m5/NiX1YcTg02/8992cyK1ZetvvSllmxW90pVO3X1MXfsqknINxqACFRcEDouKHpj&#10;eoXaI7lRNk1il0yGqf6TTl1BueKyyI50cvxOyS6kwjhalTT8Z4njDMHSNarnXIVRH7NQRhovdTab&#10;5DHQL9V4lz5Nn7cqcchAubhjpq+SYJjGkwaFtjYY1JeSB+UXyh8qtRTpKaelxaG1JitBcnjygkE8&#10;ubrubHvGq+vwLpmF1TuWMgc5cWJG8gYDV/SSGhMHJVCgLjKPrgmGXJsEJPMOCgUV6+Sz4O1cO6J+&#10;IMheW530jymDLEiWprynk7suaYnwToSjAqOTM9sJx2mrMnxq1DyZGnVzKbkT4syxZrIVVCyvLvcQ&#10;dA0jGnIBopA7Z3UDpa3B/FdenUlfIy9i5FUGgjN5b5fJmAcY6sxbN3qj5k3lswtl5nTsgMW6oXIL&#10;IXZlGpcWuDc0EnLGw0tOdw75PFC0S1tFd6iCqUpAbZ+ubdbIM8ifDOTMVCV0BW7JnxvSRxNmL1yb&#10;YapbIqIVhmD+xM1LsUjKLgC0KpzTB6rnrY/ZA9MuxUkfyS1Z0nGguJ6dAW1hVEEVve/Jz8q8LHUJ&#10;5rJ1ctoT9EuKDuMxdWcA9me6NmcalDFmw6vKlDcXzvLqLjLTqjMTKfKVMU9auTJHrzkyepaklsXV&#10;yNyJEfl6lxIpcWQUBWbD/giqXOjIxyRdXKPPiD3jSvNWKbSe4FY9/PpYwjAVxI4WQvKq3EUxRj2Y&#10;hSfTzQYFRkc4qmQ4GCZJsmQoNJD3qORsDnsoq4OELExArkszK/EeueFj1FRCGpbKgsR7W/cE2OjI&#10;NYS8OrUDI95wQYTBsII5HEUPXTIMwIEM8urixjo9gBANYDkLkhGbyOi/Kkm53cLsf2IewELo1NlB&#10;w4g5BUoyQxMMt83dgEDdKK/P3JLMDWomMtHRjKUgS7GKTo3hWjGReusCOVF+MvYr/f3iPuhDSQdF&#10;56e5kki2SQVKN/HW1T/xxdWaPvL3v2miuPuOya/KeZPUfoETxXL7l79fzKVsdLm9lJ1yANmD3Oj9&#10;HC5l4yqWn/ZSNheyqWkmk2belrlOsaBTJs9dPECmsCHVvZFZluOdsprJS+XlC7iajZN+WupIUens&#10;Ugc9OpKbJKdBZrCeyymAqHEnWU7kQQLJsm+scvq7TaLTwM+8yA3twsovQU3wTr2wW/3gSyCTZIDr&#10;SWn34mZVLwv0DuWWP2NMBjHxh6p3Ds8gBSOgUMBg5CuHWyK1AVv6gQYfOEtQDnhHLhdq0YoOCvEq&#10;AwtmMUlrdXIpX5BKp9Uj1PW8a3CojxlyASU886NZgQCXBv4jS54IP4lc7j1bJSQ2Ki11YcbRBT0q&#10;X2WiPhZmmIQEcyVyeJE2jyoZ2p1E5kQu815Gzg5cpVeaUc5Ied8YPmEKm+tjBepKA9dgBnwrRSzZ&#10;KhOGZk8NY6hDi5xvtKoZzeo0HiajMdXyDicWoGglQ7mMcoKhko3gyQYA9oZONudKKRG4WQ27nn99&#10;rHpwUhvG1sghDPpGK3tKBDhFXXEapcekGKMz+G9tirYTeZK+fmuyFOjkqqaqyK1HYFjBGi9u/U0v&#10;V3yNedPWm6EaTLrpqc8TV8ldAOPeReOF6d5OdH/V3Tb+vYYBTThcpa8O6pzVqQ5JRSu5PwZXLd5H&#10;7tHWNt4ZkiHTh528+hmC9+Q6ZZYOxGKeK5dhgTJldVttaNxL3pi2eoZW0outM79nKT0ArEzynmtT&#10;tdt6hsnCeg1SZzgEBu7rbNwZ7kZu/tTweoYzQ7ty/DvDUx5nls5wwnnRM5z7cdGz4kblNg0V6THp&#10;JIgz4t1JxmfE0tPxnROncbdFNc4BASe9OwNhNErNxR8LvrQWY2Oj1hxt4NXauo3qGkdiI8bGSdlg&#10;9IkDtHBu41xNAN347efh9dcUHHJXnZ9r+GdX/XTl+UsrUFAWbQsUqd72ORUoKE5+4gIFo+NcvS15&#10;FvZefvjpVKJgIoeLYjnzZnz2NMFVE++/vUDxpWkNQbnVmgSKPyetkdP6tGUtcAxBKifE8vNZJflv&#10;tIbasbRDpa7FjzYxGFGw9D+u1oiRtWrDa/KFz0lvgOyfWG/kuvnx2iI9am6AihAavQHrSdc91UMZ&#10;GTh2i/+B9QZxPNGbVB/8nPRG7PxT+xv68BSFc444cHkmGc9Jb8gyaWkVveEH+o7t4v87vQHlpB8O&#10;TrOW5UeO5ZeJ29dpFPL0U8zf/C8AAAD//wMAUEsDBAoAAAAAAAAAIQCOBd5JGAkAABgJAAAVAAAA&#10;ZHJzL21lZGlhL2ltYWdlMS5qcGVn/9j/4AAQSkZJRgABAQEAYABgAAD/2wBDAAMCAgMCAgMDAwME&#10;AwMEBQgFBQQEBQoHBwYIDAoMDAsKCwsNDhIQDQ4RDgsLEBYQERMUFRUVDA8XGBYUGBIUFRT/2wBD&#10;AQMEBAUEBQkFBQkUDQsNFBQUFBQUFBQUFBQUFBQUFBQUFBQUFBQUFBQUFBQUFBQUFBQUFBQUFBQU&#10;FBQUFBQUFBT/wAARCAA6ADoDASIAAhEBAxEB/8QAHwAAAQUBAQEBAQEAAAAAAAAAAAECAwQFBgcI&#10;CQoL/8QAtRAAAgEDAwIEAwUFBAQAAAF9AQIDAAQRBRIhMUEGE1FhByJxFDKBkaEII0KxwRVS0fAk&#10;M2JyggkKFhcYGRolJicoKSo0NTY3ODk6Q0RFRkdISUpTVFVWV1hZWmNkZWZnaGlqc3R1dnd4eXqD&#10;hIWGh4iJipKTlJWWl5iZmqKjpKWmp6ipqrKztLW2t7i5usLDxMXGx8jJytLT1NXW19jZ2uHi4+Tl&#10;5ufo6erx8vP09fb3+Pn6/8QAHwEAAwEBAQEBAQEBAQAAAAAAAAECAwQFBgcICQoL/8QAtREAAgEC&#10;BAQDBAcFBAQAAQJ3AAECAxEEBSExBhJBUQdhcRMiMoEIFEKRobHBCSMzUvAVYnLRChYkNOEl8RcY&#10;GRomJygpKjU2Nzg5OkNERUZHSElKU1RVVldYWVpjZGVmZ2hpanN0dXZ3eHl6goOEhYaHiImKkpOU&#10;lZaXmJmaoqOkpaanqKmqsrO0tba3uLm6wsPExcbHyMnK0tPU1dbX2Nna4uPk5ebn6Onq8vP09fb3&#10;+Pn6/9oADAMBAAIRAxEAPwD9FYIg6A4yTU32Uf3aSz+6n0rwWz+KnxO+LXiPxTpfgOHwpodlot7L&#10;p0lzrF1JPduUkZfNWNB8gIXIDoRnIDNg47KGHnXUpJpKO7bslf7zOU1GyPezaZ6iuJ+LHxK074Pe&#10;HI9d1bS9Vv8ATTMsEsumQpL9nLfdaTc67VJ+XPPJA6kZi+HHw68a+H/EEmseLviFceKy1o1smnx2&#10;EdnbRMXRi+1Dh2G3aGIBwzetS/H+wu9Q+FevwRapYaLp7Wkv9o31/atc+Xb7DvEcakfOex5xjgEk&#10;EaU6VNYiFOT5otq9rrftpf8AAmTlyNpWZx+i/tZfCfWjbIPEwsZ5uPKvbWeLyz6M+zYPrux716R4&#10;d8YeGPF80kWheINK1qWJd0iaffRzsg6ZYIxx+Nfm9/wr74c/9FXi/wDCfu6+jf2KPAnhzSfF3iLV&#10;/D/jKLxKIbFLWeBdOltWj8yQMrZk+8P3LDjpxX0OPynC4ehKtSlLTo07ffZHJSxE5yUWkfWD2qqO&#10;RVQjk1pzD5fxrMPU18iegXLP7qfSvzp1D4SL42+IXia8tvFFvpGonxLqEUhuInjgsUQzT+bLcZAX&#10;McFyQqhiPLXOA+R+i1n91PpXxd8dv2avDmm+PNZ1aD4oaX4b1bVJn1KLS9bPkFRK7FiJlbOzfvAx&#10;HwBgkkEn6TJK8aU6kHLlckraX2faz7nFio8yTtex1n7KOt+LLH46eJPB+r+OpPGuj22ky3NtdLev&#10;dQSFZ4Yw6GT5lxudSBweo3Dax+ovHvgyHx54K1zw7PN5Eep2ctr52zf5RZSFfbkZ2nBxkdK+Yv2N&#10;/gR4g+HvxDu/FNxqWj6/4e1HRpreHVdGvvtETym4hO3LKrE/u5ATjAKkHmvO/wBsb9pjWfEPjTUP&#10;BfhvU5tP8PaVI1tdy2UjRvfTgFZVdhg+WhLIE6EgsS2U271sJLHZly4WS91RbklZJrrZJa36Exqe&#10;yo3mt7nj/iz9m74leEdeudLn8H6vqLQuVW70uylureYdmSRFIII5wcMOhAORX2T+xr8DdZ+EvhfV&#10;tT8RxCz1bW2iIsCQzW8Me/bvI6OxckrzgBc4OQPi34H/AAi1P42ePbXQ7MtDaL+/1C9J4t7cEBm9&#10;2OQqjuSM4AJHsX7RP7Q7+Gta0rwR8Lb+bw/4c8KsIjNp7lRcXCcFSxJMka8g7siRi7NvG1q+gzGO&#10;JxnLl8JJtq8nZ6JbX1drvp+hyUXCn+9a9D7zmGF/Gss9TWX8NvFU3jf4beGteuQgutQ0+C4nESlU&#10;ErIC4UEnA3ZxzWoepr82nB05OEt1p9x7MXdXRcsvup9K85/aH+B9r8cvA7acrxWuuWRafTbyRchJ&#10;CBujY9Qj4AOOhCtg7cH0ay+6n0q8pAOaujWnh6katN2aYpRU04s/Mn4afHvxl+zxYeL/AAnDbeVP&#10;db4RFckh9NvBhGmUcgnaCMHglUOcKQ3ltn4a1bVbzSba2sLia41aQR2KbCDcsX8sbCfvDeCuemQR&#10;2Nfp58Rv2cPAHxU8QRa3r2jF9TUIstxazvCbhF4CybSN3GBu4bAA3YAA0B8JtJ0rxjbeKtMsbVtQ&#10;0nQxpGjWEo8q3tsGQk7wGK7g6puCkqu/ht2K+2hn2GhepTp2nL4u10rLXtf8PM814Wb0b0Wx8y/E&#10;LWbL9kH4MQeA9BuUf4jeI4hcatqtmNpt4zkZVz83HzRx4xj95J8jEA/NeqAf8Kb8LnHP9v6uM/8A&#10;bvptfQPi79ib4q+OfEuo69rPiPw3d6nfzGaaVru5PPQKMwcKoAVR0AAA4FWL39hzx1c/D/RtDTV/&#10;Dou7LVL69kdrmfyyk0VoiAHyc5Bt3zwByvJ5x24fF4KhGLlWTm5Xk79bPy2WyMp06k27RaSWh9Hf&#10;s3P5nwD8FH/pxUfkzCu5PU1gfCLwZffD34X+H/DmpS2899p8HkyyWrM0THcx+UsqnGCOoFb56mvz&#10;/EyU69SUXo2/zZ61NWgky3attRT7VY84VnAkDrS5Pqa5izQ88e9fIf7ZfhL4g+LfHOhnwtYa1f6X&#10;b6dhv7P3+WkzSvuzg43FQmfYCvqzJ9TRk+prtweKeDrKtGKbV9/MzqU1Ujytn5of8Kh+Mn/QA8T/&#10;APkX/Guq1D4W/FeT4XaFaJofiJtRi1jUZZo18zzBE0FkIyec4LJJj3DV+guT6mjJ9TXuy4grSafs&#10;o6O/Xz/zOVYSK+0zif2f9P1XR/gz4YsNct7m11aGB1niu8+Yp8xyN2eehFdmepp+T6mo6+aqTdWp&#10;Ko+rb+87YrlSR//ZUEsDBAoAAAAAAAAAIQBV/V6wW6ICAFuiAgAUAAAAZHJzL21lZGlhL2ltYWdl&#10;Mi5wbmeJUE5HDQoaCgAAAA1JSERSAAABgAAAAYQIBgAAAD9W96kAAAAGYktHRAD/AP8A/6C9p5MA&#10;AAAJcEhZcwAADsQAAA7EAZUrDhsAACAASURBVHic7L15sHXpddb3e6e99xnu8E3dbkk9Si1bNpII&#10;OEAYQmyIgaRSBVSKVALBEGxmHJMYY+NABJjBRmYy2BmKCkmFqqQqlE1CSBywBUkMmBiQCUNkyUZD&#10;T99w53POHt4pf6x373Pu161uyd2SWuqzuk7f795z7xn23mcNz3rWs2Bve9vb3vb2ljT1hX4Be9vb&#10;G2nf+af/YgYgZ9brNS+9+BJd17HZbAg+oLUmxcjl5SXnFxfcvHWbxWLBY4+9jSefepJh8MQYOb55&#10;k9XViiEEHn3kUWJKrNcbPvAtv3X/mdnbl4zZL/QL2NveXsu+6Zt+Z54vj1BKk1BY62iaGa5y9Emh&#10;tWY+n6O1pms7Yoz4wdNuNoQQyDmhgJwzKSVSzoBCKQVKUVUV88Wc2WxGTAkfPGTQxpC9px96cha/&#10;/13f/1dyXVV0fY/3HtVojDb43gNwMF+Sc2bYtHzb7/n6fbDY25va9gFgb28a+x2/5dflfgis1mvW&#10;mwEfPMujW6zXa2w1x1WOECHGCEqRgWwcOUvSr7VGG02MkWEYWK/XeD/I/UqRcyIleS7x/YoUI8YY&#10;Zk1D0zR0XY9CoY2mco5+GBiGAaUMAClGYkri5IcB5yqM1lJL5/GxFQrFH/9zfznPnOH4+JiLk3v8&#10;xE/8BP/ypz7C3/7QD+0Dw97eFLYPAHv7vNs3/JZfl89OTlhvNtw+PsI5h6tqlFK4qmKWEj5CiIGu&#10;3bCuLFUzR6kZKStyzihAkdFVAq0hVWg0VkMg4oeOzWaF9wNG61IBJGLMaC2Zv1IKHwJZgXEO6xza&#10;GJTWGGupUOT1mr7vMdahlGLwHmMt2miU1uW1aLTSpJTIGYwxKG0gZZQyhJiYLRY8+fTT5Oz5Jfnr&#10;cru54vDwkOPbjuPjY44Ob/Bnvvt794Fhb59X2weAvX1e7A/+of8ka2PwXcvZ2RmuqnAFb9dGo2OU&#10;rFw7mqYhZo1SsOkCXdexXq/QWmFsRc6ZjEAuBoUxhhAiVQVKaQB8CLRtS/ARVVcoBSlnUoqSzZcA&#10;kFIUJ14qAqUUSstjSh4Pg/c4peV5hh7r5DXWVUXIUaCkjFQGKYMBrRXy48zQDxiVuXXrNjn2XF5e&#10;8slPXHF1dcX8cMkwDAx9z+/5vb89+16qlxg0/+1f/m/2AWFvn1PbB4C9fU7sl37dr8hKK556/DEW&#10;izkhglOKjMK6itl8Bgp836OiJqtATAlXGZxzzOcGbTS9Pyf4gXa9onKW2VyjlCJHz5AjTiWytaRQ&#10;o7LDqIwmkeJAGDpiypDNBAHFlFAjZKMVWYmPTVmcdSILtARkBXXTkLoObTQZ6LoeYyxVXZG1IkfI&#10;GVLKxBAJIWKsJaPIWdEPAxmwOmOd4/ajj/LE1YrzyzPu3r3Leq3QxqCVoq5rrHZUlaaLnl/37/3a&#10;PF8c8453PM6zX/Fevv4/+Hf3AWFvb6jtA8De3hD7fX/4T+Wbt26h0sBP/8uf5uM/9RGuri7ZbNYY&#10;o5lXBq00oHDOMZvNMcZystkQowYCWWu0iVR1RWUEcpHsPjAMA957mpzRWhNjhhRQxTGnmEomLz4y&#10;50yMkZjEQZcfln7BCCEhr0kJgJ/H+/P23/PFnJQz2lhilNdhjKGZzQg+kNX2d+X5IjnJk2bkZ2OD&#10;QGvNwfExTzz5BHfvPs/JyQmr9VoqDqXJGZZzh6sqgpcXvVqtuH//HgfHL/GD/+vfzLcefQdaaX7R&#10;z/3yfTDY2+u2fQDY28/YPvDn/7tsiPR9T7tZc3JyxsGi4bG3PcHQtnzkIx/h3r0zmuaAtg8MIbGc&#10;V2jrUFpzcHSIH3ouLi7wm47Dw0OMs8LcQZqzN46PODs/Z9OtMFeKunLM5jOMVqSUIClyiLSbS2a1&#10;oarn5OgJQ0flNENIeN9hbY2xhn61ZvAKayuMtfS+p24alNacnp2htKZqGi4uL1guD/BBgkzMCW0M&#10;i4Mlbdty7/49mqYhpYQ1lvl8QU6Zq6tVYSnNWbenNFWFsY7Bb1ApcbFa8bbHH+epk/t84rnnOXnw&#10;CWLUHB3cRGvH6vKKxWLBbFaxXoPJ0LcrXnrhkzSVQWnHI4/c4e9/+GM5hMCmC+QMv+KX/Kx9QNjb&#10;Z237ALC3z8q+7bv+q9z3goOT2cHQBT/XWqOB2XzO0dERV+f3xbHmOcvlEh+kiWutRSuNtRZrrWTP&#10;MeKHoeDwBlDUBWvv+oG+71mtVyilmM3mNE2Dj5GUEsF7QgjUDdNjaq1JKWCtBSUBY3TYWkuPYT6f&#10;U9c1ujR0IZFzIqcSYJDegFYKozXGpNI7SIQo2b73HmscORcmktqygmJ5feSRHaRxruLo+IjHHnuM&#10;1dWLxBjZbDY0TYMplYS1lqZpCEGqmc2m5fz8jNOTE5qmYXko79EYqRR++O99JGstENvX/vxn98Fg&#10;b5+R7QPA3l7Vft8f//7snKOqaxTQdV2BTArMUnj1Smm01qAsxhiWy2Nu3f4yNqsrLi7WOAOz+QHB&#10;RwBsXZFTwlYVtqrwMRJSpO07tNZYW6GNxhqDqyy1M8QU6DYrrAZnNXVl0DlI4Ogzvm/IswZnMs4a&#10;tIIUAwonTeAUCClglbB4UIrlwQHNrMFYA9LLLf2AhI9h5IsWaqhB2yRU05xJOUGSJq/GEGNCKVMa&#10;0QqlNcPgsS5I4EkZiKA1hzdu8PhTT3H/7l3Oz885P+tw1nMwcwQPlcss5gvatid4z2Z1wb27Gesa&#10;6kooqoeHR2gzzr3F0rvQ/PCP/YscI8QU+VW/eF8Z7O3T2z4A7O1l9kf+wn+fQdG1rQxFgQDpWk3Z&#10;MBQHWMjv41DVyMmv64bj4xusbtzg5OQEPwgfPwSBdpy1+GHAOUdd14RQHLn3GG2wxqGVFsxda5pm&#10;xjAMhMLusYWWaZ1UDykPtG1LMx8m0D8XJz3i+illYelkJKM3hvl8QVXVGGPQ2oCSLD/ESAwB46pr&#10;j6UK6wglvYyYAyEEOnrIGa1tqRwU1lo2fVuG0QIheILv6Pueuqp55JE7vOMd78B7z+XFCc5ZaiO0&#10;2JwyzbzBe3n8vu85PztH25eYz+cslsc0TSOvmdKEjhJcjTEop9FR80N/9yPlBBmUgq/7Be/aB4S9&#10;TbYPAHvjO77nL+Wu6/CDp27qAlewzfTLf6pMz06N1pRL1h+lrZohJUVKoI2jaRYcH99itWoJydN2&#10;PbnKNE1T4CKDtpaqQDld15FCnKiY2mhyCFhnqXMmhJ6u7ckp4KzBaJjrGaRASoG+XdGuG4wxpDig&#10;iCgyKQViCihVGrNJsmXnHM2swVUOpYV1pI0lkYi9VDdOS1ALMZFLhWCsxShFXdUMuccPnuADAEYr&#10;vA8462R2wEhQyWhShs57Nl1HAmbLJU+84yvoNpp2NXB1GTloAlWlCCFBFjjNaIVRGT+0XF2ccnJ/&#10;ztHhEc4qDu48gilN8RA9MYHSFm0qNPIexioG4If+/sekDV7+96t+4R4ueivbPgC8Be0//sD3ZmMM&#10;TdNgnSZGwbozeZpmhdFniNcbmTRKbwNAyhlnDN6HqQ+QyQIJobDWsFguOTw8ZLN6wOXFBWnhMMYQ&#10;gzh4rTVVXU09gD7EHTYOVM5JkMmShXs/kJLBF8x/6PsShBTee9brtWTQWWiXWotkQ1KC+2utCd4T&#10;k7CN5vM5VVWhtLwnrTXGWLSO5Rjo8l4TOmtUmQfQWuiq2SdiEKbP2BsYhh7nHApw1mKMRmUjvQgy&#10;PgS0TjhXceeRR4gp0bUXPP/886zXa2azGZVL8vhIT6OqlDTb25bT01Pmy7tkoDk6xsxmWOvQg8dH&#10;T1AKq7bV2avZ//aj/zTLWVb8yl/0Vftg8BazfQB4C9kf+77/Mbdty3q9npqYzhlRBCzk9zzpGcj/&#10;CkFyigBjFZALbVJruYRSzmjEYU43bTk8PCaExAvDFZdXa6xpqOuazqQCYWgqV5GaTN/3dApCivjg&#10;GfxA5RzWWWZAWzf0XVeaq56+a1EqSiAzhpQiQ99BTmitmM8aLlcb+q4jl96EMZq+74kxslgsODg8&#10;pK5rAEKMKBOBLBXI2MxVaupxaG2KtIQEhanxrcXR+yHgfWDoh/I7EFMZNNPSH0gpgQJtNE19xDuf&#10;ucnQdpyerGk3Z6zXPc5mjLbUtcEaC5UmhIG277g4P6Vu5pAjh4/c5ubNm8xmc+kHqATE8hVQuZxM&#10;VRrTo2aFkvvKr2WV+d9/9J9l+TXFr/iFX7kPBm8B2weAL3H7+m/+o/nw8JCbN29ijGShSiliSsQQ&#10;gOplf7PjMl5u4x0FQlA7HHpgyrJT+bpcHKKV4vTBpzg/P8cHUzDtIFmykuaqi1HE1zLEmAg+4K1H&#10;AVVVC/NluSAEXyZlI+uwxhg1sXhSyoQQCjvGyM+VaAMRo2T65fuUEtbaqQJIhX2jQ5zeqNJ6CnjG&#10;jJWBLnz/RAihxAclmb61xJCJUQTllFKEENBaofU2I085S2Qo9sidO1y+/e3M53NOVnfpuo6+yaU/&#10;MsMYTVYSkGKQXsfq6oq6rjk5OaGqKqoipWGMwWgjfQoghPDZXTBZgsEP/d1/noF9IPgSt30A+BK1&#10;3/0H/3ROOXF1dcVqfUUmslweYK3BVQaGREoy2DRi/LuOfYI0ckYlcfQjXTMUyMcYw8ZHsqkxtcbH&#10;yLr3VA5IipA1Piiq5oDHHnua9TpxdvIA0sCXPXKL6BtMBX4I5OxYzo8xUXF1dUXqe3zOzI+OCO2G&#10;ZCvmTYO58yjr1ZrzyyvW6zVVXdHMElWdURq0yRgDRilIBmcVWmV8N6CzotINPR6bG47mtzhc3hQV&#10;0a6TBrGz5DE45kx2YI0lxmEKeN57vPccHR2CyrTtALXFVZbVekMIEVdLw7lqKrqulYZw12GrJcMA&#10;dTMjpUjwl4R0wJPPvJ1/7Rd/NT/2Y2s+8YmPs+4rnlk+w2ZI6KA5WCyYzTVXFyucq2l0y+r0Uzz/&#10;ccPCZW4dHrCsa6yypJgIvgQ0YxHukTTDky5NfSVViE2v4AJ2KsH/4+/9C4GIlOLf/AVfsQ8GX2K2&#10;DwBfQvY7v+ODeblcopSi7Vp0lixcIVn10Pd4r6bpVGsKjk0mReGzxxgJMeCUKxo3uTBgxKHlMuEq&#10;OL08727vQFFok1qjlZqy0vl8wdHRIXFYichb1wlbxZqpClBAqCqsc8Qcp+laAFWopkZrrDUFzjGT&#10;Kqd1trBzND4ErDVUdc1iKVo7bVde6zQWPFJZU4F3pHk98vW1Evgr5TS9t6k3USyljC5w0agAaowR&#10;tlFB1ruulYDg3AT/xJQK1dWy7k7IOXN8fMxTTz/F3bsf5+L8nGG45PTklMe+7NZU4VCE5oZ+4PT0&#10;VETrlhc8/8ILNLND3vbYY9hqiU8DKSWZopYTNJVzo5DehAR9Fva3fuwjGQW//Oftp5C/VGwfAL4E&#10;7Fv/5H+R16v1JFM8Ot3RySilyTnR933Rw08CGzgnqpYooo2TomUsVE1VaJ0ppSKDHEsQKMygvNVZ&#10;2O0daKVROqMLXdJYy+HhEY888ii+X3N1dcXl6kqcvyt9AGMx2pLqhroe6FMgp4z3XnoNxoGyUsE4&#10;R1U5hkEqkrZtQSnm8zlKSxNWa4F3bhwfE7wn5Z4Yg/DlcwISKUViTDgnOD7lnUwzDYzS00wNXp3S&#10;SKghxijzASXIohTOOlKSnsk4B5BSJKW6UFGl2T1q/6QSwOrmFk8++RTnZ+/h5OSUT33yY5ydX1A7&#10;zZ07FmcsKM3B4SGbzYa266ic4/LyjJQ8zlYsFjW3bs/QOkNIoDIKI2em9HgU5X2m7fn6bO2H/8FP&#10;ZqUUX/uv7hlEX+y2DwBfxPat3/VfZ6sloxfkRiZdtZYlJdZZnHXS0NQGsmDkIQZU0eTx3kuQ0Kpg&#10;8GnrMGDK9mOMpJhKRlyCQH4ohcy7QUAVXF5onfPFnNu3b7O6POHy8pL1ZiNa+haqqqK2FVob+Xdd&#10;E3038f4BtA247DDWUDnBvOvaEwbh2SutaJqanC1+8BgbUEqxLNINvVe0bUvOQ5GFjvgg3Hxopkng&#10;lBLOSfCMKZZ9AXYKAGPjVyk57loLI0iOvzCPZC4hY8usQNdFvB8YjCFlycwzYLRmsZgLpr9acXR0&#10;yBNPPMG9e/do12c89/xznJ2dszw4oHIy+bs4nqOU4uz0nJSzQFc5c//+fW7dvUndHDGbzbBWei3K&#10;WK6VAFPaX2C+17EU8Ef+n49mYB8IvohtHwC+CO23/YEP5qowVwrSsN14lcfJXCXNQGumrznLdGgI&#10;AR88fdeTU6au6y3sUdgsKCWiZgjff4Qudgkk07zAroBayX5HubUQEzEmdO2YLQ9YHh1TPTih3Vyy&#10;bnuU08zROGeptEUZi6trXF/jgzjSECPae6JzaFthrKGuK2JsWA8twYdplaNJaZKUGPyAdTOaWc28&#10;l56H1i05R2LyeN/hvWDiAs/I+1QFwsohEEnYUiHEGAvzaYSMEllpadJmqSisNXijiSGK+NvBAd57&#10;hn4o7CgwxhJLIF4eHLBarcTRLw+4c+dRnn32y3nw4EU+9dyL+JjpukBTB6yrqZsG19bknOmHnjq0&#10;ZAvr9RkvvvAJmtmCxx9/nKZe0iVPKrMPJutC+DElTptyNX2WONAr2I/8+EezQvE1X70fMvtis30A&#10;+CKyb/7O78t9100aNcCO1GX5NuXJcYuNOLydstyRcz/4QbLcnDFGHKCzFqNN0c8vujekMlGbxkck&#10;q4eed+oVpAkCySmRp0xbtHQODpbcuHFMjqLu2baCazeVBCqrZUVjbGpCDMTgSTExeI8dBrSrMVoL&#10;Q6ap8V01sX/6ri8aQsJ+aTctzaLCOcdyKf2Ci4uuVCapqIz6CTYTeEaX94gEgwLxGK3x5XAbbabH&#10;wGS0lmw7hDCxcVKWSmw2mxVFU18gIyQgDIPsFbCOGGQHQM6Z5cGSJ596krsvPc3HPvox1ldnnJ6d&#10;kqKokC5mM5qm4ej4SBRSYyIm0RK6d+8+zeJFjo6OOL65kAov63JuNKS0dffFVavX67IVUxXxoX/4&#10;saxQ/Bs/9537QPBFYvsA8EVg3/yd35etta9I6UtlYGq3yTcGCBE/i0QFNiW0NVTOEVxFnyX7jyS8&#10;HwhBTWJmo+WUy4dbTYNZUIbBki6NT9nMxdgrKDcyxMImCjHRDUL7nC0OuHn7Ubq+5+zsjM5HXEgM&#10;IWOcMIusM9SNJ8RMu1kRQyB6T28MtvKYusJZA6kiz5fkDMMwsGlb0Iqqrkk50vUdylUYrVguZ0Ck&#10;mdUYq0BJRRBKj2E8XnHaGTkOf5myatJMx2UcYEtJzscYPIIXyqo8lmwek4pBFYE6GZobhoF+GKib&#10;mpClaa6NJcRESppbtx/lPe95Hy++dMI//vEf4+qqhQSLxSHzWc9sNuPOI471es3F6pzke/qc2ejE&#10;6f0XeWFRk9EcHR1hVVP6M2WAL+siYT2eZ/+6rs1dCGn899/+Rz+VFYpf+nOe2QeCN7ntA8Cb2L7x&#10;2/9Uds69+i/tDGiJK85l6fmYjRdnbCIuy1StsRYTRKBMK1WgD2mOOmcnZ5/Jk5OfTI3DYHkakgIm&#10;DHyEi0Acqi5fQxDopKpqDg4OmM/nnJ+fk2IgFV5+ShllZdKWqsJ7T98qAtJwjUUvSGSJNMbKNPMw&#10;DHR9L8tanMVVFWSpArwP1HVNVdXEGKnrampwU2QhxgiaUkaXtY7kUk3pLE1tNVY/22G3qeVRjiGU&#10;GYLSH5E5AHGwzjqcdaLtU6aYR22kUfZi8J6ugzuHd3j66ad538kJn/rET/HSSy8VaqpIb89mM5pm&#10;Rt/3VFVF13XE5Il1ZLVe89JLL+GaI+bzGa6ZCVSXtkwlebtqeq1viKndf8o3f+cf/XQG9oHgTWz7&#10;APAmtG/5E/9l7ov88e4nZxw6ylAWn3usYQfaCaRU4ezY0HyItlkoi9YaciWrFetaHGPXd/R9ZLPe&#10;lAGu5VakLcWJ5TM2Q2OMIquMNHzJwhTCOKy15JQJsSPHwHw+xzhLzDAMgawMy6MbPILm3r0X6ENi&#10;0w9oV2E1qJhQCap6xuERXF5esFqtZGG7WUNOVHVD5Ry+62VgqwxdtW077Riu64qu25BSKKsmK27f&#10;vkHXb2g3A4NvBUvvB5qmxjlHP/S07QbrpOHsQxCmVBybvBYQxy6zEW7qC4xBpaprgWXWG+qmZjab&#10;03UdPgShwsbIer2m61puzJcYY+h7T1U3hBh5/vm7vP2xR3j/+7+an/7Yxzi/WHNy70WqZkFVO2Zz&#10;L9IVWlM7x2a1wseB2lnWV+ek0FPVM5Zzx50vq4VGmhRtO5CzFYgtSVO8rvTU1FY7eNBI7VWvgRG9&#10;0v275ICcMx/68Y9lYN8jeBPaPgC8ieyb/shfyJWreOPSMgqevyPglpmanWNQsNZS00wU0L7rscZS&#10;pUqauoz8fqbKYKwkdp2HupYFbhVC5XnzBE8prZnN56AU5+f3C5dfBNWikb925XWlsN0ZAJCiNLGN&#10;S1iYJl8njf4Qik6QxxqDUmZ6XqlAKg4ODqjrSF3XOFeVAAowTjZLkB3nHsZtYxJkRWZCYLH0MibU&#10;w3MGpZtQqqIxKFOOf6JtW2EUBc/F+TlN7ZjNZsxmM7TWvOtdz/Kp557j8uxBCRqLQht1HB4e8uDB&#10;BmMtPnq6vifmNTFGTk5PaZqG+cFtYWS5qmgwUVhj47TwK19rr9Tneb22DwRvPtsHgDeB/fbv+J6s&#10;drD3N9JUWXyydd7ieLYyyWCcQZdGZfAiPayUkm1YlF6AFSmCROkLaHG+JRGdhr52nlicr5K/SChi&#10;zrKiURma+ZJmvuTe6X2hhbY9xtU4U2QXtJoUNd1I+fSBGAP90GOco64c1krFYYpGj/fCbnJVh1YK&#10;28zIORLigLGKZua4efOQnEUqoqnrwuIRxzwFsnH4LWdCDAU1GYfotoNjY2AZZyZ2V06iKL0COSTj&#10;8vlxRiOlxHqzmSq4q9Uaa44wtkYpR904nnzqnbzrXS/yqU98nNOzUy7OL6nrBqXhxvExjZ2RmozK&#10;Gzl3cYNWsLo8467K3Lr9KEbd4fC4pnZlcX2MKO1wpgyEXbtgytd8Hd9/I20fCN48tg8AX0D75j/6&#10;fbnvu5fz6d9Iy3mLz29Hd7cZ/cjiUIXeaPQ0gBWjDISlnHAU7LzQJMfHU0WjRo3DUGzxb60VMYzw&#10;k9jYH3DOUtc1N2/cZLPZcHV1gbWWZW3Q2k2Pb638XgqBLnf0fiANA855Yi3LWaYNYErjo6cfemzn&#10;0EqxqJupMpDfkwpAm5q6qlBFH2g8Nrs7hckS7FJMqLHxG+M0YBdLk30bAEofY+qNjMdBAkaMMo8h&#10;HP1KgllXlEO1lmOeEjklVqsV1lmODo/4iq94D5/8+Ee5/PAl6/Waq6sVSicZirOW2WxGSJGhH8oU&#10;tKNrW84zvPjii1hrmC1uSMUTmXY8aK0npte1awHRA/pMCtHXc+1+6Mc/llHwNT93Hwi+ULYPAF8g&#10;+71/7PvzCK98Li2mJCCESdNCk9EpgXzgZeApFYfrSrEwLjmXwa9UybDZiLeLJpCH2RYGGpkzKWdh&#10;mSvRwJcdLKpUBJoQIjqBzYrjm7c4OTvn4uyUtvf03mNdVbL5QF0mf1MjuLoPnhBksMoPPc7JUpSq&#10;rqj6itjHaYGKUop6KQNhhAHvNdYJ9OEqg3OG+FAwQ6mt8y9BLOWE0xZrDL0fUAqcq8oSm4SzXJua&#10;NmZbEYxicNIYlupLKTdBWtJrkL7CxeUV1jicazDacHh4xGx+wLPPfgV3X3qOF168y9npi6zblro2&#10;bDYbjmfHOGOobWCtWqLf0LctymiGvuXuS8/R1Jrl4TE3b97EOdnsFpM001Hb6+BhRs9nGgRel2WZ&#10;IyDvB8q+ELYPAJ9n+13/+Z97bWbPG2k5yyKTcRvWiDTtYPZCfxSHIKqXRphDWmYFQhSeuh+GSX9n&#10;zKonaqjaUlBHWER+ft3Bjli9975oBMnu4NWFaPZ0bYezjqoqGbRzk/Z+VVVlOlg2h3VdBwj+X9cN&#10;YR6JxMLJ9/Q99F1XdgI7tPbkcsnrmAhaFsXEGCdnr1KhcJaKKKVMGu83htgJS2iU2EjJT1IR8j5l&#10;kUuRUWIYBqqquta4HyU3IBdJbDkmDx48IBS6rFGZGzduorHUTc073/kMzzzzDP/k6gGXl5c4I9XR&#10;cXOMs5bFYiHzFjkSgqdtW2KMnJ6eUtcV9fwYozXLwztyPKIqaqbb7H86X2MDuLDKXvXyeo37XwtG&#10;GiuITOaH/8FP5l/28969DwKfR9sHgM+jfeO3/6nPfcr/kGmti9LnFtpIWWAGysCS0dJIjapk/Chc&#10;ZalURV5n/CDOdtNuhEESY8n0Ry2gPFEfU9G7SUp487sSzyKBIA3WsTIw2nB04ybdZsX9+/fZtC3G&#10;WmrT4LSZcHljRALCOVfkoCXL16bCWUtdWE0hedpNO03ttm1L3dRoWxGjQmqTXDLfREAgGDcunhmH&#10;uJBAGGIgxDjRbYVpNTaCt5CWBIASaEsjezzepsBUw9ATgpdJ4VJxNXWF0SIg152est5saNueTdUV&#10;aEoz9IE7dx7l/e//2dy79yk++pM/yQkBtOK4uSmL7ZuGG4eaEAMXFxdE78nG0G6uuH9fYasZdWWw&#10;1YzlcolBF2kPs83+xyDw2WT/r/U7r+HOrzGGyCI4B/zyn78XnPt82Oem87i3a/Y7/9Cfzd/4bd/9&#10;eXf+sNXn38W2t9IOcVrraK3dZrxJNG6auim0Rxj8QNf14nynSePdDDHvwBzjRq+MmXbWpq2z3Mk6&#10;U0os5nOOj4+Fhtn3shqyCKaNj67LJi5r7NRA9ROfXjLyuqqonCyTHyeeh6GftHnGvbkhStY/zgmk&#10;uN3+NTa9MyNGvmUBAcVxS5Dc7atse6djL0G+N2YrXmdKMBwZWEpJAKzrmsV8QV1V1xROQxD4qus7&#10;Do+O+Kqv+iqefuopjDW07YbNZsPJySkXl5eC/TtXehNSIYUYCCGyurriwYMHnJ2d0ff9dF2MW9BG&#10;e6Whrs+X7SrKZjJ/COWuXgAAIABJREFU8+//f1+Qz8tbzcxr/8reXo990x/5viwfenEsWhmcdQiX&#10;PJDJdIUK2NR1YejIh8H7AVUExXLZ4DUuOEkxUtU12sikbSiSDilnjLVY50BB1/eiDaRFlVMbQ0J2&#10;xWZg1jTS6CxCZ9aK4zfWkFKi6zqqumLWzADYbDZ0nbzeylUY4wobRiiS4xCaUqCNZJIhBhKlv6AN&#10;McnuYDBURoakjLakmAk+EiKEEOm9OGZtHZUzomWTPEplVA4E35GUQhtFVTlcZaeNXdGL80uDZ1bX&#10;HDQNlVbo5LEEnAqY7BkQtk1dW1SRvDAGrNUYo9i0LZmELsydaaK2RDA/iEO1zpbj1RdBu2aSvHbW&#10;iXBb25FyYjFfUNU1fd+TAywXB2w2Lc7VPPnEkxweHuKcnMMQPQeHhyQC3TBga8eq7bj34AE+ZpLz&#10;VAcVWUeSSSzmNUPo2GxW1JVD5Ywzkuf5viUDi3lD3VRAICGTy+PSG6XLtjfBgFCaMvSXyUoURlGy&#10;e0HpTEIJxPjpbjmTKLeciCNMmBMxjwwxyHlbGY5D57/+G373B37Db/ldH/grf+kv/uHPy4f1LWh7&#10;COhzZL/rD31vrmvRs/l0NlILUePqxfLzPH0EJ8cz6fsooVyKPn8Cs+X5b2n313XrX8lGjFogi3FY&#10;TP425YRO4jSstUKDzCLTMJvNCltFhpm0MZiSkSutcMrKCkOYsPXd9ztCRdOrU9APPTknlsslm6s5&#10;Dx48QMVEVR1Nm63GqWURroMcZaJ2XG0ZYsRpPe04MGW/QEyJdtPirJt0eSiTu84J1dUPA4NzpTIa&#10;ZbHzxIwaHf54bFOiMICkEhjfyHQedo7xGCu2DKlxfaZIRIyqqdbK/l9jRBHVGlUmmj2pwFl1XfPo&#10;o4/y9NNP8cILn+D+/QdsSiVQWUtV19RNLTuYNxt8CMRYrjHTlYrhhMPDQ7SpWC6XWC0LZMbhvkyp&#10;EJEJcutMOXd5HJiezmb+DKqE6Tw/PC/xsh+P10S+9vOc4W/86L/I/9Yves8eEvoc2D4AfA7sG7/9&#10;e/JErSsQOZOD3TrCcdJychkPUTZzzpODiCUtUkqYOCNPfev4t528nLePMTYnt8883kTOIeWESiNL&#10;RZqYKSZS2RhlyhawRMI6i7UOM/SsVivW7Vo4+NbI/lzKYJYtWXiIAsdMnmP7vsaDoZTBe8G7j49v&#10;4LsNp6dn9ENPTGOzOaK1DJC5qhLK5CCT0r5AQUNpUFvnaOqatqroB1mMsmnb8lyKummK4idYYwhD&#10;T9+1mOLoU86gtQRAZbCmZP077i6NshTpeoAb6Z67DdUdYB0U5EIdzdlMvRdjDa5y276KkmotFQbW&#10;4D05B5yreeyxt/Ger/wqPvWpT3ByekYcEt26p9Utla3IzZzFYsnhQlRGYwgMGRQtrTac3L1HbQyz&#10;Zs7hckFlK6KK08S3yuV9KDOl4nKq9HQNl/b8tcG/V7W849p3g3+pFvP2zmv/3nkA/saP/vOcM/zb&#10;v3i/ovKNtH0P4A223/rt35ON1tOHfXS4W+e/21zbDgyJ42frHMvvpB1++lgVjNz7rT0cBHYcLbtV&#10;Aez4XkAVvLs8ct72BiacevxNJfLSbuTca2keeu/xg58w5+0GrRKM0sgokUOR8nYKeXzccdNXVdcc&#10;Hh1y48YNKudo25bNZkPf94RYFrmUoGmtFeG1QrUc+p4Ygkz71nWZ8nVYY4rqaIsvFcM4LNYPg/QJ&#10;+p6u7/BB7pdKYAywupypcryy6AfFKP2Tkf0ElIy+TBXn3aC3fZ9jQ1yW3MgAnio9GBB9f1/w//V6&#10;Tc67vY7EfDHnySee5J3veid3bt9BG01fAvLl5SWr1QqtNMul6C1Z64rUR0/bdVxeXXL//gNOTk5Y&#10;r9fTMQGpKJO8WIzW056D6WrdTWDGa3r3ovp0t/FvXub8t9d73nm83QToekWQ+ev/9z/b9wbeQNsH&#10;gDfQvuHbPpgZOfGlCbnrcEfnv+NyH8r4R3kGpqGcacHLuKFrbKQW+GBru3ou24bvJG2wUxVMfzFx&#10;3sccVxz2uPhFnFXB4YsjHJ23s5bZfCbViBJeuR+8ZOXTFi8ZNNqlCl6bQgZCSGhjSVmJHk7V8Mij&#10;j7E8POLqas1q09IPQTDirIkpk7PCVTWLxRJjRbxu8F4y/jK8VteySF6XpqrsQAg7DWGBPAyRFAZC&#10;35HDgEoRciCnADGgyeQUySlOVUDeaWiTmTSXZI9AmQfI210KsN3SphQF0kk7C+ZFEC7lTNf3hBRB&#10;afrByyIfAdyJKRNC4vDomHe969285yu/CmdqhjbQrXv6jadbd+SQWTRzDuYHzOsGnSH0PaHrCG3L&#10;+uKc07t3ufvcc6wvrwjDIPsdEiQfpH/iZffzdUBfWEny1QD6Wk35areHnf/22t8JAuNtSla2Sctu&#10;dfDX/69/ug8Cb5DtIaA3wP7Db/7OrJSWaVNTaHVq+8GH3cx/pwIYg0EuuOuYcatxWEvgn3Fhywh1&#10;7C4t2WbT22x/jAu7/37Yph7AzmtU7AYj+T6lVNBecVAjvXKEfnJZGB9ioPf9JFnd0Ez3XwOgxnmE&#10;8rpGpkuIouEzry03b96gW51x96WXhA1TB1Ky5KzJSvoiVkuGX7cdQ7+lhY6Mm8o5FvM5IXgq54gp&#10;0fcdzooYmi6zGOPWshA81hpUwcSzbNMlZUWMMvCVpXc/BTStFYHt7MM22KbpvMRSUWyDuJ6UT41R&#10;IsXt/SQq573MCdRVxeCHSW9Ja0sMka7tmM1nPP7447zvfe/jEx/9SR48eEDX98z8GIADs7oqYn6R&#10;vusYWlFMTUoe7969ewDYxduxZZpYa42QhMaMZXvNTnl8LhcPEogfxvZfZrsVQPk+7/58pxp+JShI&#10;qd0KotyX4X/5P//fDPDv/Ovv3UNCr8P2FcDrtG/4/R/M1tqpVJfNVIGR5jflQNfK5+3PJw39nex/&#10;u51LHMFivmC5FHXO0Skz4fup3MbH3RVn28GgeeUKYOxQjovN5ZXl8aFKNbMVL5Of6am/YZ3FVSJ1&#10;PEJCfddP0MIu3j9CU7tVgSoZbsqKlDXaOJrZguXykOXBMSFk+sGzbnu6PiB9b9EI0tpR142IxpWd&#10;x33XyU7jUqEcHBxycHiIc4627bi8uhLRtLIZzaqESp4ceggDRPl39D1x6MgpkEIgx4DKaZqZ0gUS&#10;G4ffxmU5ck63MFcq7CxVltnrkumPFURIsWT8ctx98MQs/Y4QhSUTYmacom57TwiZo+NbPP7EM7zv&#10;vT+H46PbDH1iddVxdbFms+4ggtOORT1j0cyprSV7j283DJs1V2en3H/xee699AKbq0tUSjgtGkym&#10;QEB23IEwXcJSA43V2GfSBL52zT/k/HcffIJ/dqElXtn5736K/ue/80/21cDrsH0AeB32W7/jz+XZ&#10;bIZzFaCIZdWiwCaCH28vY9gGgu2FfQ3v3P1glCBQVRXNrGHWzKicY5QqGB35qC65WwFcpyruPPe1&#10;f2+z/lEe4uHP87gNK5dARWbajpUzReZAY43Fuh1+ftmOtcuf3z5zZvegOOemnkZVybSvtZamaTg+&#10;PialRN8PtG1L13c7mbbAU865adgshMBQNIy01lSu4ujwkMPDw2mKeL1a0XUdw+AZhl6gr5wnJkzK&#10;shQmjHBRadqmsit5avqqrQz3VhW0QHyloiPnsieg0GK1Lj2F8XyPB2U8l0lUUcu6yL7vy6zCMAUU&#10;7/2k97NcLnnve9/H7du3CSFwdXXFxcUF69VKFFMLFDabzairGvK4I0EqyfV6w/PPPc+DBw9YrVYy&#10;7V36DWl3e9grXUI7P3pN+GfnPb7i3+469Z0KYKcAecUnH+//a/sg8DO2/RzAz8B+87d+MP+cX/Ir&#10;PyC693H6kEkJPUzDNtYaKDg+ZIwZZY3VBA3EFCan1jQNdVURfJhkF6q65vbt2wzDwNVqxXq9lqUg&#10;TbOtxhkDgdASd+UagKkaGUXTdvsBWquJahkL9m90kQouWalQIlWRV1YTnp5ilJmGUg2MMwuuDCNt&#10;NhtAWEt1LVO8IUjTVWlVVC01gw/klLGuxmqNDxGtMgcHh6yuLul7wejrumExn5VjKqsY0WoLZ+U8&#10;vVdTgtK4+H4Uthths4nSOgQaZ2mqmlxWUNbOMpvNqStLTBlfVi9aowsU44kpUznHZr0ROMzIeU05&#10;E4InZ2iaGu89dV1jjCnO3UvTe2fgS6qoejoH1hqqqkaX1ZcoXaA6Cb7D4Gm7FmsrVBJc/pOf/CTr&#10;dUvoPYeHR3jfc7A8ZD5rEFgqwrjSszCgnNXEbOm7DVrD8eEBBwcLchLF1ZzCBPeUK0ncsMrkkjCo&#10;Xce+m+GP52J8wrEinapM+b2XyWEppt+9zmC7fj+792f493/T7/jA//CXv/8Pf9Yf5re47SuAz9K+&#10;8Q/82bxlLjCxN0ad+7oRBkrO0HZdWbcYyuBVnmCVib55rXk7FcRkmOSIU2kUjrDPy22njCY/9KF5&#10;+BOWP83PX81G6KY8tmJLTy2BbOwlyJ6ArXZPBvwgGbwfvLB9KtHgj0VuWivZiGWM/G3lqiL7UHF8&#10;fIzWWnoBPkzN23G+whQOvewylnmJMG7d8oGUMk1dc3R0xFGpBGIUXLxt2x1+/rYxLBBemoTvtk39&#10;VKqC6+d/XP2Yi5LnGITGwbFcKoGxOtueIzkHMcoynbE1Oj5PLs85OtJRj8hai7MO6yw3btzg2Wff&#10;xfvf936Ojo7IZFbrNX7wXF1dEWOkqhzLgwPm8wVKK4ZhKJPELW3bsV6vuby45OrqipQSs/mMWQkc&#10;I0X55bVk3kU2X5bhX7vKdvsAY6U7BYvXuH0W9tf+9k/kH/zQT+yrgc/C9k3gz8J+23/25/PIigH5&#10;UBhrJqhAa01TN0QnSpl+8FsYYBwLMBaKfj7aoJQ0/XRxMrng+zllYhaVzglS2XEE16rm6TP1MEa6&#10;ZVPszghsv36Gn5WMwBy79E2tMMi0cB4dpVZottIT2Wa6Xpq0IQZpbtZ1GS4buecNGQ0YMrJDQBsD&#10;qcakzK1bd7i4XHG2XtENga73VA6MVmSEPlnlTGhqfGkED96j+36qYKqqomkaqkoUPP0wMHhPu9kw&#10;c3NUtGirpXkbFWlQpLpBOxlyMxpp9gZP0rJ5TZrFoYjClWO/Q+cdKyKlRE46mTQ19se+z0gXDqno&#10;DSnIKHwM+BCpKiPT38YiGkYGrSm7GKSxjDO87Yln+Nlf/fP4l596gfXqivsn57IVThtm84amaVge&#10;LEkkNkPHMHT0g0w4485Zm8Dpg4rDg5r5ouLGjRs4h2xgmxKOMiuixqFFXSqA7UU1OviHg0JWaqoU&#10;rvn2nevyjbQf/NCH86/+mp+9bw5/BravAD5D+8Y/8GevecvdzHC84kfM3JaBJFfJdOeonDl4X5qj&#10;caIFQlGhLHhyymMeuM38X8b+Ka8hX3P0ZYhrXAP5SpjrTjNWvv/M3vvEVNp53N0dAKqwlSSQ6akv&#10;ME7kgmDP/SBaQiEGCSZsWUUjDj/KT4/Z72Kx4NbNmxwcHAgMdnVFGOGccgydk2ZwVVVopYoG0EDf&#10;9Qz9UBg3BQ+fz2maBqUUfRkmG/xAjFtd/BBi6RF4EXIzVh537A0ECV7D4EtTfoTT9HZyOW+ZQTI3&#10;ELY9lXEHM6K+Os5eaG3QplBDSx8jhDhVXePZmHogKdH1HU3T8PTTz/DEE09w6+YtNpt12R7WsV6v&#10;CsPJspgvpn3MWmu8l/ffdh3nF+e89OKL3L37EqvVFSmOk+efThVot1n7Ks4frl072zmX3SroDSoB&#10;duwHP/ThfSXwGdi+AngN+4Zv/zMCe+7gkru3EOIE64wfZIWampld2zLkTBwCvjgEbaQZqI2aoJOJ&#10;gln0+2HU15FFH8MwyGIStdWanz5kJUMXXHz7wdpm+XnH2b+cSfF6TJXhpynr33kuVbZ6BSdNzZSE&#10;556iTAjXpiajQBlQggfHBCYr+XfMGK05vnGLoVvx4gsvcHm5YjZbsFwsKKx8TMHK67qW41SeY/Be&#10;9vMWimnOUg3M5nPiakXfdfSbFVZlkVKoKrLW5BTwwwZNZF41woxBoygwT06kmBmGXqQUijroSPOU&#10;noNMMCulZCK6BAetDSkP8kbJ08Rvykk0kYyRgJFEf0iayAqQ3Qpk2cCWglwbSTuishzdusO7v/Jn&#10;MQwb7p6ccrlpsc2MVdvimgbXVGhnWBwsSETixSWr9Qrn18QBuo3m7BSauWPWWI7v3GE2s4QcypUy&#10;ToqUeRHGAbmRKfRynj/lmlbj1TZWueONzyAJeR15/A986MNZofjVX/P+fTXwaWxfAbyK/fpv/uP5&#10;GqVyB3+fstYUp3J/lD9IKWGNFeZOVRepYdHYT1EGbPxUDWwzrS3Grhi12GMUTf6pAtDXG2m7uP+I&#10;Y2+ZQVt4qHz3M4KAdvsUY/Y5SUrvVPEjW2jM7hUFs3a2CMcJRu/9uN4xMg1Q7QS1kRWUydPegKZu&#10;SpO9Z72RRvi4sGbMvquqYlYa6UprYgwTdj82gq21zBqhjo4Tspu2FQXSEqDleQNdv6WzjlWOMWaq&#10;PkasPgRPDGVgrlRFI2Q2VQBh3DkwQk3j/oXi8GOSCkDvVABKi2JrOU8jdCTkgcTg/aT+CfD000/x&#10;zmfeyZ07d2jblrOzM9brNW3bivBcFj2hxWJJ3dRb2m7f07YtV1dXPHhwwr3792g3GypXbXtVL+s9&#10;Xb/AXub8d7L8rbPf+TdjRfq5qQB2X+e+Gvj0tq8APo39ht/7J/LknBlx3a2TBaEhWr3LnS9Yvxp/&#10;knHOEpPDFQcwOoQ0jLTK4vB3MPxrjrbADsGHstFry81/pR5A+ckrvqfdQHD9+9ewwv0fm6JkxAkV&#10;B55iAlOgkJRFR6i8zvH1mhIIkkmTg+v7HusaYdDk4thsYuSX5ywN0rZr6foBYyuy2nB5eUVlpQGK&#10;Fr0klMI5SzObyWtqW/wQaTtRwBwlr5215KZh1ohaZw4e30FXVdSVxdZaXkuMJKBtNzKTUdmC2cvk&#10;MWFL/YwxTlPGSumtfIfWqCTaSlELQ0uPNN6d62VsPI/M3VAgpqxG2YhyEqaToSHLdHdEQcx0vufG&#10;7Tu87fHHedeXfzmXF/dpu56Ts1OMc1SNsLWMs1RNxWw+o+kahran6yOohNaJiwvN3ZcMs8Wcurbo&#10;aka5OAvgX6bKp9ejX9n57/7s4R7ALhT0OegBPGwZ+IEf+XD+NV+77ws8bPsA8JD95m/9YI5RuN+w&#10;06xSGdJ2cEuyt4Quq/3GRqvRulANJXsV6p6ZVgCOHPFQNlE1TYUu3bTRMWi2Qls5bXsBY3XA9Mp2&#10;P0AjBVK9rBH88NfPHgKS1zMtfs/XNX3iOMhUtGT0GMQmnrxUA9ZaFAKJhBiEAtn3WJtQZTgsxK3c&#10;xOhgV1dCfx33AazXG2pnRdUyZnKZTdDaUDlHqCrMMOCB1WqNKpO1WonIWq0UzWzGfOjxl+vtxjPv&#10;US5NjiznXDaKOZwrw1xF6TQRpZeTR6hO5KeNKf0ApaaKZ6zsVKEwPnz8BToc3zNTgMw7x3j3XMgy&#10;mu0eYjAE7zk6OuLOnTu8+93v5vmPf5R79+9xenbGbDbn6GhBVVWosvGtmTUsF0tO20v8MICSAKns&#10;htPTUxZH95nNZ9x+7O2oV7lUdp3/q92Xpws6v/LvfNor7/VZ3vnfD/zIP86/5mv/lX0Q2LF9ANix&#10;/+j3f4/kWlpBVtMw1u5Fus3SARQhjBi74MIpKzSKGDPKx/KBzig01laFMsi0kORqtZHlK03D3NWg&#10;NH3wxJhl21XTcLVpKWtlZSk6mSF6atuQs0KhUcqiVCzOKDOO0Mc4Pj9EU8TLEoimS4aoIUnQ0hg0&#10;suoQJVov4vxl30DvZdOX0hZ0IuSIzpCTAq3JWZETRAUxiNJ7SqCVFehEuyJtkclZ5gnO2w5nIwrB&#10;0V3taLRB24psHH7o2AyBVStyDyFpsrL4qFi3niYqZrNK9ISKZPSsli1am1WL1ZYYEptNS0qpCKQZ&#10;KmclWNSNyCesVihrOC5yzJWWRre1FTkHTK6Yu4ZkFGvvgVR2FCgqHH03sFqvWCwOZLoZjbMzgt+Q&#10;kyKniFEa5cCaRPADKVhybtAYhq6jso7T7hTnDN2wxvsNWSV86uijmfosKkNWBmVrbA7EXmZGgvc8&#10;+o6niKbm3tkZ5z/6dzlfd8Rqycefe4nHHlM89fZH6Pueg0pjljWqd7SbFu8vCW3PoHo647k6W3A+&#10;NxwdHVHVFY07lNmOTqQxlJGm+5BX5YMx7hYuqHIe6aOjZlLZQSw1C4qSNCi7GymuBcc3BLeZAo40&#10;+H/gRz6cc8782l+2DwSw7wFM9pu/9YO7yUK5SHcs716QW4xybNyO6pG7k6FpmnIpkIBS6FINyNKQ&#10;ujA9gky6di0pxcKgqbDOFv67nzLC8XHGZvDYm7jWnGZkcI/fq4nNMQ3mwLU3OfUQ8rbKuZaJj8/N&#10;NIfDJFnxUJ/kFScV8s4cwXQshBZqikTCOBjVdp3o+1eV9EyK2ucw+KnKCSGw2WwIYTu5Cluopy7U&#10;z6nPgFRT4++Pg2BN08jCHWT1ZT/020nYnCe66tizEbx929gch+tke9io3Lll7kjjV6J3TLFMR0uS&#10;IRu5ttVeTNtdytcYYel6JTA22sersGka6rqeNrXduHGDd7z9Hbz97W+nqivOz89lpedmw/nZWdml&#10;LL+3mC8EmosyheyHgb7ruDi/4N7du5yenoq0hjHT63CuoqqqLVPoVW17NaiXfai+cPZX/9Y/2vcF&#10;2AcAAL7+W757O5k/NabEtr4v72QTW9st8a9RMXdL953gobWeBMmapilLwXVZYj7IisLR8SZpFj48&#10;lr87tHTd8b8CUwlK8jN57QmXHxuvo0LnJHswNnJ3KaW7AaBg2VoplLEoY0EbuSnRiBlv4/cxQ0yZ&#10;mCErjTIWbR3zpqEuss0KGPqO9dUVfuipnODtMW5XHMrCFJma3Ww2tO2Gvu8KlTMg27u0bDGbN2QS&#10;OUdijoToy6pFj7GaxUK08+taHq/re9qNNExHxc7oxSkOfcfQd0TvUWS0ApUzla2oXY01jpwQFc0Q&#10;pRpMiGy2smQ0KYm4nFLC6c95/PiJVxzpmttmvuwtmJb/sIsA5vI3YTqPXdfhfWC5XPL4E0/yrmef&#10;5fbtO1xcXjEMgb73nF9eiqP3kaaZc3BwSNPMoYgZDt7TdT2Xlxfcv3+f559/jtXVJTnL8VAknNUY&#10;Bd73qKzkNr6LUTkU/dBNqiKF2fn+CytE8Ff/1j98yweBt3wA+I3/6XfteOl8zdFKI/ahgLBzv+BF&#10;D6c0W6f7srtHZ6pGRolmNpvLUu+6maqBrhMd/M1mI43Esfn6UGPYe7915uW5pgx/m+7vBAFe9qJG&#10;1tAkYJbGaLUbIHamNqcGtZoqgCkYPJT97x6f3UlZGMXUZPJ3bM4Ko0W47X0/8HATXgFVVbFYzDHG&#10;TOwV0fYZJqYPMMkpVFVFzshcQNHZz1l2FVd1zWzWyLFXMm087h+QnssWjx/ZMj740rzXZX5Dehui&#10;SVSy93HuozCVJkkEpHIbs/wQ/LXTMQyiXDoGvZEJNFYDYwUpEJ2aqKfj9SBS1yJzcfv2Lb783V/O&#10;s88+i9HCJuqHnq7tyDlPx22+WLBcLiYpk+BlXqPrZVL67t273Lt/v/RghGklmkUScF/Tdj8M41G4&#10;dn1+Ye1/eosHgbd0APiN3/LdedcZ7ma6D1+h05Rtvp4Vj1DIp7tNpXrZ9Ttm2THGiR9e1+LUmqYB&#10;Bf0w0HXbTHTKyHcqkF2m0KvZyDe5Ftx2KxlF+Y1RqkI8rVYid6xyyeV3v2ZZaahyJj+U8cuOWC1f&#10;xwqgLEJJ4/3ld7LSkAJGZypnqIzGaoXOgpG36zXeD5J5luM8LoIZ5SF63+PDQIheGuspgsply5Zl&#10;vpyjDPRDRz90or1EIivZVGuso6prXFVNENQkOxHlJpTOQPA9oWjkaDJGQY4ZrTTOOJxxWOPQyhBD&#10;pm17+j4QQyYjlYA2Dm0qUtb0w/Z9UYLU+DpGZpAElW2D35gR+hNm1nyxkLOXM1VdY4xMWTezBU89&#10;/TTvfe/7+bLH3k5OivPzSy4v1/RDZPCJ9brD2Yrl4pCjo2OaekaIkXbT0m1ahr5ns7rk/t0XOTu5&#10;j1GZeVNBCgTfYvXOdVT2BEyfm1IJKEzpC5Sqh3Gq2fJmaUG+lYPAWzYA/Kbf98G8dfEPOXq2OPf1&#10;qdpXuk5eAfPeyXq2ePo2cAh/PExZfM6CJdd1RVXgEK1FuKzre5lWLdnryFWXDNdtaXUwBZtdgPjh&#10;KczpViibztkiZlaw6vK6R7T5um7ReM82GKYCgaVrx+kVkjv1cDCVW/DjhKyZsmnRUspcXl2JsqUP&#10;09+Ni1Zgq2zpgyeGINO15TWMu3WXi4Vg/MWphnLcxzkEpRRNXcui9pLd9oMc874fiDvqoyEE0dYf&#10;ttXJhM2rHappeb6xMpEhuFHTR+1UAGMGLY/vh2H621RmA0BNScPu1bYbw0cpEgAfAu2mJcXIfDbn&#10;2Xe/m/+fvTeLtSxL77x+a9h7n+neuBEZEVmZWa4hq2yXK8suq9zICAmBgea15QGEWojmwWrM8AQt&#10;hGlZtCUQ6paQaWyp3TyA3JYaGTwItQQI4254Re52N2DctspDZmVFxnDjjuecPa2Bh2+ttfe5EZGZ&#10;1barIrPYoRt3ONMe1v6G//f//t/3fd/3sdlsuL665vzinMvLS4L3ct5CoGlkjvB6vSmOdbffc319&#10;Td/3PD17yqNHj7i+3goVWcv1EhXcD7HNghU1uzdepu3b1Qm8HC74m7j9+E/+TJzodUwQBUx31UEW&#10;cLjNi28xkpqe5kYtEILQ/2KCdOYNT/P3maiUQuXL0a3slrAt3DiN7LMxEkI2JiIjcWDUOTTyzPcL&#10;itEPcSpUL5YLgRG8Zxg1SkXBe4MTJpJSaRosgn3HiApBJmcFYQVl9s3BZ88L0um49cwQ5KxGBYdZ&#10;VPIZbsRqWC6TMy1SAAAgAElEQVQb+v3IfnvNbreTSFibVJ9IheqUTez2e2xdYesKT0QZTR0btLZo&#10;a6gXDXVfY4dKoAs3QtcSFSyMxiqZE7wJ0hS2TbIbXbcnxsAyYfgaCOOIC3sIIoOtdESbpWRC3hN9&#10;wFQarKVXDu+EW+99ZHSBYfRUykgErGymBqRAgyTznMUFk1xEDHhHcf7zLBKg7RLV2AphYBgdVV1T&#10;GY0Lnrt3X+UHf/Cf4eL0MdfblmHY8fTskvViSdU62rqnqmsWixWbI8d+GLgOEJyn3e9pdjtijDx6&#10;7+usFjWfCLBer1k1VtZiLEWJw1un3Dspg0GDSutwziuNk7bWt3r75f/t78cf+5d+4OXzTn+K27dV&#10;BpBlHaZtXrx69vlzhGVa2DMPwIz5cyPSz4W7HJ1lg6wTdpuj6iwL7JwYN2GwNNgq0zFVibQl4nWJ&#10;yTIWPHsOS02dlocOgRhv/E2Oqa7rIlthZuqVucv1oJg8OwX5KxvymxnAzZN4833mrCBVPlM+r67r&#10;JHs8CEedmJhCplyvrEYqhWDBsw8ypTx3VxuslQlhJjnkPLYy758YwCV1UxeG0ZBkvTOzBii6TJnp&#10;I9IbckTz3pEyHD6zdWLuGHalRpE7i/M6BAjBS+9AnDnrMM0gzsHCnKXlnGOxaFguV2kfA1Ua0hNC&#10;oG5qvvCF7+Zzb77J3Xv3qKqa3TbpBKVz58aJFbXZbFivhSrrfWC3k1rU2dkZX3/wdc6enkGUOQ7z&#10;Gs37bzdqAC9LAeA527dbJvBtMw/g3/qpn415kMnUaDOl9xPFjoP82libhndPTU06TXfKjUnGTPNy&#10;VZIksGWUny7GDQ6HgoQQRXc9UkTNUOCd6OMbowvFMJej842fZQnWqxWoaVZwNaOXZsXJvM91Gr6S&#10;oYe6qdlsVmw26yKz4N0oA0i8p6lrSEykmN6rTsJoop3vsI0Y63QGkCaDILUCFbFGE4MXDX3vUESM&#10;TkIXwRNDz8nxMU0tuvTRjTRVhRs7Li8uGDqZKeBH2a8qjS8MwbPdboGAMZI5rVZrKluV7tmqqkVi&#10;QaUB51GlGb2CT4+Dw6hKzn9yys4L6yfGiDU2afkr4fanOo4m10cCdbOCmAbHeCdOtbIYU+HcSFU3&#10;rJZLBj9yfX0lom/W4vOAmTQbeBwHcXxpPTnnSqF3tVoVaEhkRVRaT4q6SsqqPmCrKjGkRLhOaSPT&#10;zFCcHN9iv2/5oz/4A9q2p6lqtLbcOjoml6i1NpiqQilNPw607Q5tDEZnB5UH0SxZLRZURtH1A0rJ&#10;rIvK6HKeVKI7l5kUyd7HlAVINqBQhKnc9rwaWpIbmYroEwtNzYKLiU47+85z3jOxIQoUld5vHgj+&#10;q//GX/wr//0v/tc//U9kaD5i27dFBvDjP/kzpS3lkJUw21R5xuGWQ+VZ1Pwspj6HhWYR9zOQ0qzI&#10;/EyqPHvK7Akm6b/bNGglO5s5MyV4n4azS5ftOI7FYOfPP0Tnc3QaJxG3OFEPYwQ1073RJom9zWSf&#10;ldZoI6wRkXWeHFzZZ2sPJmtlru28DqG1FrnrFJFn7FwG33SF+SIZgC7R9BTd2wSXJQXQvqfPk61G&#10;kVfQJguxpWL0rMeh7Bvi7BdNk2YwCzV3HBM1N0fu5KL5tGZ4Dgsqr4v8uZLlUOC3fH1zYTfvm6yZ&#10;dMxmHp/lwu8h6aCsyRv/ygPpmhwdH/HGG5/k9ddfZ5Ga33a7PU+ePGG33Sb1UZO0glYsFg1aG/q+&#10;K+wnmTFwxdPTU66316AkE8hBipycWM5rybL+WJt67u36QWF6MfAHmft0bmLK4CdzcPghv/zrv/lt&#10;kQl87GsA0uA1FaBSoFGglbzJjZ3+V9MkogM8/QasUm7YOKM4qjQUvHC8J+ObHcX8b9M2h2umv2Yj&#10;IM1E8vkCP8gN1u73VLVAF1NvADLVy4qefM5qSslDTY5M6XxcgRB9KrIGtDIYI13NMWi88ugokg0q&#10;KHQI6BBpqojRQZDeGHHBJ0jI4b2mMgatI5WVaNaafBM6QhxZNhU6imhbYw1BBYa+Zb/dMvQdKohy&#10;aFYcDSEm7XxN3TRpyJVidLDbD/SDzAP2HkIUyQOlDbbS2CqiehFvU0FjomFwDmUM1oii6Hq9IYRI&#10;u99JU9p+BzGgbUVtaqxSon4T5D2IQ3JSAaM8SnnAIRfRoU2U9ggTQUeiigSC9CUET4xyXEabst60&#10;TpIiz7C8cqSbGwEhlE7befEeVP49yPXdbG7xnd/1BR69+y5tO7K7uuDyai/MfNvQLFco5TG1ZrlY&#10;sdlsaNuWq+sdvVZUVU1fGc6fPqa2sKhrNsuKyjYoIiG6UsvSOjt6QJkU8acMVk0AZUlr32d7PtEt&#10;QlTPeamSGlb6MJVC+lhOzGT4862fbUJM/0kNTHbsl3/9N+OP/dk/83JiVX9C28faAfyFv/TX4jwl&#10;nG9yvacoSgw/5eKLKuShA5hnAukP5bHMhFE3X5OfGaci8PR2cfb4LDIuDmIqnhpj0EqVbtMcwQ7D&#10;kD5XisZk46APo9Fy3Dl1jlM/wcRkmYbR5326aYRiubHkvFZJebOk6zAbEJPkAZJWj9E6SRyHkjFV&#10;VSVOi1QP8SP7GQPFakWlJiVO1JQ5LBYLgldphq7Hty0omRI2jgOjExplXVVUlaVpFonBI9PVvPeM&#10;UdRGQ4L0VqtlcrIDbdey3+0hgq1XZZhNSFlInp+bnfSUAWTrQoKcSNmKKWM1y4wIBU2zmAUkMSmh&#10;kiiwq7I+5TNuZADhsIh6c1B7SGql682KT37yk7z11ls8PXvKV//x/8v5+QWbZS2BRNfinKMJNcvl&#10;kvV6I8XwXuDArutSx/QVWmuOj+9w+/ZtlseN7EtQqQ6iU0ZTQYyM/o8bSKuDH2P5y+zeyU9LP8jy&#10;zKGWUJnnta9Dr5MlLOJznAD8D//rb8Z/5V/++DqBj60D+PGf/JkoYmzye476p4YqwaHzYzGFxQdO&#10;4EN8TpwsYvl9buDVPNOYpeWHxv8GeydOBiRIOymGQ1gmwzeEODGNQqRu6gKXhJuflRxFljwOIdD1&#10;rRQMY9a01/hAwehd9ATvINUdrFEYbVA2QLAE15cbM8aIilOTl1aR3W4HiAMzlUUjjJqoPNpEghvK&#10;eVLAOPSJ/XPN0Hcsj46oKgtGMquYBqmAzP1VgHMK54bSMwGRYQj0vcfaBauVFtE9XWPsAqWlYOu8&#10;9CE452XylpY6zGq5ot/v2ZtdGiyjaPqWuFpgqwYVokx8C55h2CV8Xkv0ryaYTOvA6DtsVGgTsZXG&#10;1BqlRUzOhZG+86xWyQlntlRykvt9y/HxLQ6GzjOtZzVDOKbVerhqjano+o7RRzbrIz716c/y+fce&#10;cf7klNOnF+zbju1uh6ksywVUjUVpzbJpcBtxAtvtFjf29J1BKcN+q7k4f8Lp4zVvrFdUVY02pMYw&#10;yQKUSjOlc1CQd01l5//hHMMBEaPcL7O/TR7hRraQzqXkJzPDHw+ek18jmlqHTiBvH+dM4GPpAH7i&#10;p342ThzrKYqd3yKTXZ6BP2rmBIpDONS5ESdSEu1nUtScUlI+Iy91SU0zHEP627QdQkvlrzedA0lO&#10;okqDyEMUkbSEwx/ISExFi2npz/Yvhkjf9yyaYXr/UlyTZ01GVQ5o4qGLA7neXZeBK+NMsyifs+yw&#10;svRFk5qV8mM5gjZJBz9z+6d+B1sG1Ftr8S6WAr5PUJhLxx9DKOfAeekPqKqKYRhYrWQAvUsD6IWt&#10;5VEq9QeMIqlgtfD4l8tlKjZHnBfdodVyia4WgnEnRk7XtsQQpLkrBCTpmTKWPB8inxNhCOUvhR99&#10;Gh4zpvpEpKokKu37/qCPZOolma+3F9ilFMFWdZWmmMk5unXrFp///Oc5ffiAR48ec33xRPbL6KL/&#10;H9MI06ZpODk5IYTA1XbPMAxoM9B1Hefn51TWcvTKfY6Pj1ks6jTqM2tgpXWj/rg8k7Jac4kBbjqP&#10;gxhMHazxqRkziGjhDPqZ18Ny4Dd3AvN845d//e/HH/uzHz+K6MfOAfzET/3svOxzUKi7uWUqZjH2&#10;lGX2QgZB1tTJr50w2Vln7g1oCebQyWEkM0Ug8kgx1ekxnZ4QgswCmETPEqSgbRlGIlowUhjOx5c/&#10;LzuP4sgSZOWcY0wRvtAnRQIhywyQXhuDPNZ3Hd479ttED7x8mIaMt3R9jxvHctsopTg+PsYYaXLL&#10;4mu2qtJxKer1guVymbRlZFj50HeJeRRp271kHKTib2r2ygbNjROMpZQUW4mp+zYGLi6uaduB3a5J&#10;HPtQoDqtFUGLIxsTpbbSUNcNi0UjDCsUu92Wdr9j2zToOjmwJMfcdVuUCkw9UQ6tbDp/qUkrOnxw&#10;+DASYi0Txqymqi0qSM1mHB3ey5cxyzQq0k8F6+RwciZQnEAJbvKErgxpkNaNTB3zwbPbtyxMxac/&#10;/Vmuzs558uQpv/Wbp+z3HfXVltVqzaKrAYWpNJWtWK2g7Za0XS96Vd0eoyNXF+cEN3L8yisQ30hN&#10;jBqf9tdHORZlG/Jilj1PrJ8bMOeLtpLlFIM8u4eeSSIO4V5Z6jJJTcdUG0gzDTKUdhAEvtAJyPZx&#10;dAIfOwdwc3smMZ5Ft/PnxINFMH9wHvnzrNFnopBNTiO/VHGYut/8+WDPMgR8mKTOmDy5CQhyhK0L&#10;CyMSGVITU9/3ZULWYcYxP970WakWENIQElcYNqLTY4xMMhudx6c+hN1+z+X5BdfX1zw6/VpxOlmY&#10;rKqqMg/4619/gLXSNdo0dcHRMwf+3uuvicFoGvb7PVeXl2y3W9q2lT6Avk0ZgpzvxEgs2ULfDaV/&#10;oKry0HVNjJIRtPu9KFz2nbCorDRNVdYWRxijzFwYY8Q5Q9MgvQNNQ4giOjf04uSafmCxUKjE3BnH&#10;kapyGCvDYPIJViTmVOkYFphJegWsSFVQgRNasPcyY9insZ+i+aOK0Q+FdHAYBc+d/OF6l5+GQdZC&#10;DIF+HFmuF9y7d4/PfPYz/NEffYbf/Z3/mzE58N12h63lmFabJc2iIRCkO700mg2Y3mDMHu897733&#10;kNV6ze07d2kWC6rKiKP2zyti/5Nth2Y4beUcPP8z8kdrrSCoVO+bzlAOhFRxpoefUuz/je3j1iz2&#10;sXIA/85f/q+iYI5yYXUMENMAcS0NNSE6YWNEMSB1mLjXcwObo2abBp3LllgxgFEaqw0uyGLyRFzi&#10;mStPMRAg0VDEFB2YiBSNldYQBpSOKB1B5U7PJDmsdCl46sS/Dyoi1BeNVpYU/BMx2DRPQClN3w/s&#10;25a6soQYsTb3HjgiHq2FjRI9uN5TW8OyXtA7cS6rusEGBc4RhwHf7tnvW67PLzg9PeXq4oJ+6Hl8&#10;/l6BOwrl0SGG1Wi0d2gljnVwA+3V5QFM1O4uqOuaylaMTgrAwzBgtKGqK3FSzuNzJhSniWLBBxQL&#10;ZJ6wZxgUWoPSFSTGkDaRAAyjSDJoJz0cgxEIJtYNbXuF1or1ek1dN1gH2lQsj04Y/BnLzZpAYBz2&#10;9NtTGi0a+SrCwq6wcST0UuuojaFRNWN09GOHiRblRhpdSZPXIFpIOtT4vWNTr+j3A021pDYNTx8/&#10;xQ+OxXJBUzVEL865Xmtqa4hhxCgNGrqupVms89IEwGcoMa1hXVvpSPfSF7JXNUPr0JtX+NIP/rP8&#10;4e9+jXfeeYduuKRvI/vtHqMMaIf3Hc53HJ80mPqEhw97zi+u8aHDVoaqMTx5/Ij1csnR5pj79++h&#10;dE0MIzEqKqsYQqaCVpLRUuc9gxjR+v0F5Sb4Uf4rAdjsOWr209zIo6S7Ott1qZ1R7m/xH4eQ7pzg&#10;ARw0AubtV37jH8Qf/Re/8rFwAh8bB/Dv/dTPzS+t9CTNn1BwQUkD54tGXjdt8+x6rmEyh3nm36c8&#10;gBSlzuCgXH+d/XveZx5kEbPHBMcP6BAIWhU5AJUkEYprSvuX8WWlQAVxVqJFQ5psZco83BBCkR4Y&#10;E58/G+Y8stG1LZdXV1ydnXF9dcXu6orLqyu6vUSARkufQOb9mzTXVvoGFEebI5pFw6JZoLQSnZnd&#10;rhj6x48eU9UVdcJQXFaYtKD9NPMg/ys02VLXjqlOIbNztc7NdtPYTsG4ETZICDjHNIIxjeq0RrPf&#10;K4jST7BcNlRVbjoLBDcyjCP9IDCVUpGqqpOMtoco5zyPc/TJmKjkkCWqDwUezJ3M3vvUBGgZx5Gu&#10;lw7dGEOagTAkhxcYhl4kr0MsNRUZoHlgAuW8JMDcB596OZJq6DiiUDRNw+07d/j+7/8ywzjwh390&#10;yXa7E6etNatjg1qtqOoKrTR1HVmvV3S96Fj1w4DpOkw9cHr6hPXREU1Tc3zyitRz8hXL10mpElWr&#10;cm7UjZv02e2DrOwHlZKzP8jEjrwTKv08wUvMHv/gz//V3/gH8Uc+Bk7gY+EAfuI/+i9jWfppUWkS&#10;HoyWuD1mRZuYFqUuabpsWdlzQkxySv+iVLZ0FsZD4uZBQxAzZs+skDsxc6ZFOq226bkSzWmCDuig&#10;i8REUAgubOYFaZ34/xajhTLqxlHgneCpbEVTSyRqtCYohVGK4BK27kOhKbpxpB33nD1+zNOnT3n6&#10;6BFXV1eMbScyxlEylNXxunQxZ9gnM58iWRbBTJLW6eb3LkiDFRHnAqNNhirVNrS2KIxE+QUzFmPv&#10;vMBRPgSCm7RxpENbvoyVzxudSzpFEDUoLX0OpE5cFx22slhr6HvPft+y3A+c3NqwWW+o6wXLpSL4&#10;SNxtGYeBLT0yga0i6ihZmU4OJ3UsxxRZikOS6xMKNJiUPbXGjSOLxTIJ4IHf7Wj3LSBMo7Zt8c6V&#10;8yhZnGSpxhiCi4dWKn9Gim69D1BLxjoimkLaGJrFgmax4Cv/9A/y5OqCh+cP2F5f43ceU9cc9Uu6&#10;fqRuDAGoTMXx5hjXU9ZB5wNNvebsyROstmyWKxa1qNpaJHo3uSYxJz5Md+s3YcuBmdQA5LzMegXK&#10;yZrh/x/ynT8OTuAj7wB+/C/9FzFDNJkhkWl4Rpup9psij3kUApSRjyUiQXBXpSg47EG0f/AzyVbH&#10;Itd8gMnO0sc5+v+8bV5glufPG9CYfY8c/jFnFMmBGV345kBiqIiQ2uhG+r4rxd3cqq+U3BjWWkyK&#10;/nfX11xdXfHO229zfnbGxdOn9H0vor7GUFuLtRWLxUJmHlfCnrHGgFJpjnEo0sr7/Z6Yis4icyA6&#10;RLa2hSmllbBRVJKxGOadpAmec94LBTMxjtwgDCGtpfZgK506lyc2U4iRkLAypXIUPp1U6VzNUIQU&#10;lRUSya9XS7RWNHWNcwuRyhgG+l6OV9lG5B2QTljnPeMwolKHcoyzbtOyVlIhUitGl1lWcuzaSCYh&#10;jKbAfrejS2wgqfeICuwk6XHYLZzrQ/NCPFEa0Kb4IqZZDJY33nid7/z85/n6gz/kq1/9Kl13njKd&#10;novLC46PVwniE72k9Vqc5H7f452nXrVUdc3V9RWPHj1ivbnFq6++irENzg0CY6b1nI8/r+8P5wP+&#10;eDmAyjdpDvdvOIKSjcfkJGZvN4V0L95+9Td+K36Ux0t+pB3AX/wP/rNoK1sMWgjSFynaNBINyyXW&#10;qJiFxMw0wSjpsOThH3NZBFDl95xZPOMA0g2Xu2hj8MTcrBSzyme+KdMXsbyqbCn6n2caMYpCv9a5&#10;yDx9T3c2qAQRFdw35TUpigZFZQyhrjHpPuj3HUor6qQbo2IsvH2A6D3tbsvpk8c8fvyEx48esdvt&#10;GPpeDKGtJmNvhQ0TQsSNnhgVwci580HmHQgLJiZ2UbqltKauGpKXJSThOcluwI8T+6Vu6nLMUrCW&#10;Ii/RQjqbWmmsMdRVQ21rrLHpZo5oVU01gyDRf5aqyBIMIUIYM7vKMg6K6+uedu/ZLXtWyyWLRYUx&#10;C4xJ7COn6fvIopqun0ZDkMYro1LNJnqIHoWG6IkeYpChLoLSxJkseKRO4xarSiCb3X7PxcUFTSPj&#10;MY9PjrF2hdIK3/cH9qlAlrHEEQX3Fp0qhU6OKRf8tTW8+qlP8pnv/E4ePHnC+dcfs+8Hut7R9Y6m&#10;aahrw8JaVKXxTaBtlrj9yNAP7C4vuX37Ngwjl48f82R1xO3NhqOTBWjFGHIGrEptQqEmh/QBYjQf&#10;VEeO72//S03goFx8YPxnufoNZdP5eXy/7aM8bP4j6wD+/f/kr0eA0RspriFRkypsicxrz4PNp9ce&#10;0DW1lsnpMwgoRww6R4ozBtDspbNIcioeTW36MiBdaZWKt6pkJnPmUHrVQfQPTLBSNFPwQsYs039x&#10;KpKFpB4ZdfYPutQEKmvRCjG0TjRyMoRDlOKtj1HYILsdZ2dnPHrwgMePn9DudmmEYmLyJAaPTPGq&#10;MMZKH0AyKC53LB8oocr+Kq0PaK0hBEhNbSVCJJZCb/Ch1BK0lmK80QZVqdIMV1vJOLJwnkp1khgn&#10;J5K7dr33aTkobNofo83MOShp0gqerh0JMdC1hnGzwftlEfYD6Y8YxxHrnVxTY0GTnKEjKicNbAfr&#10;itI/MZe3iDFlHUommTULqT/IrOg9V1dXgPRsoGC1XNJYmWU8usO60mRc5XdjM5U3UYdTRCzzjQOm&#10;rjg5OeHNN9/k7bff5vT0bfpetJiUUvT9mrqqRBBRKeqm4ejoiKGXDGm327Farei7nkuuqB8/5s6d&#10;29TLDXVd48aYMmH1rLUu0fn7bX/8DGCy99n93HyHUjmZ3q388OHs+q/93X8Yf/hf+P6PnBP4SDqA&#10;f/3f/g/jbnfJcrmE2KBIYl/Y1KAjejluHKmaZhZBJw5PjIL/x8QEKe88YdRKkSiYs4LugdnOjU4C&#10;GeXxgMZkcS9FjJmVAirM+wVA31y36jBCEYOonikC5wavXATOW0hzfQmUmkO+v1QEqzSqMgStGYae&#10;MDo6t2fUAp+4ceT6+prL8wsuLy+4PD8TPZxeRgharYCACw6NxmIwVmNthfdi9ASHN4fqqEqYUXLG&#10;IepUA/AR7wLR56Ypm4akI/MGCGLIErdfpZoNSjI3heDgVVUXQz8ODufE4ZIyAOmSDvgAMeikbWSI&#10;wRK9IShLCEoej5EQweeCZZRO691uwPukyxQ9mabpvcYNAU3EGpJWkcePqXtbR7RRmJT9GRVkTRAx&#10;yeH7LHOtkoZUkGunlRK6apLGFukIaW5z3lPH8PzoVyE6QIpC5yWCJMkKfJC6QAocejx2veSTb36W&#10;L12ec3b1hHff/RoXlzuquubifEtlF6yqQFCKShlOjk5QThGHkcv9nu76ChMVKhyxPT/jvXfeoakW&#10;vP76G9TKELVCBQh53avJKQ7f8N3/jW45g8/QTyr+ZnnIDM0BlOz822f7SDqAy8tLxqR6uVy9Aoj4&#10;mVbCu86NQePMAeTt4AIXcPb520HEn7/mGQC5yCkGPxfq8t/mzVfzDOJmUTnHbgc7l6LmGAIhFYHV&#10;c4rAqcJYjKDS88Es2WGIWJu1Fl1ZiJH9uGccW5F5APqu5fz8nIuzM/b7Fj8MaK3ph15uoWzUlXTn&#10;knVxkmHq+w43utI/kKG0o6Ojgvs7B8YkFU8jjKFd1wuDyFiyhHU5L6kZLcNtUgQ+pIHWtTnoHtZa&#10;DKcxcj2GIXc5h4PzHqJg7DrN0c0Kllk+2ppcj1AyJrFtU+FWZKatNRLtp07mqWCfsjLnCSZgbZoN&#10;oGaMppQJSgAicJ2xBjfGMilO2Dcq6fKs2eQB9nWDQqWsZhDK642VVL6l86a0FPtjlEEvwXs0CmsM&#10;MYqc9quv3uett97iwdf+gMePH7PdnrFwnnMCy+WSVdWgtGJhRd46uMBut6Pznq7rQe1YrZZ0Xcej&#10;R49YHd3m7t17VIs1IYj7huRUYSIFPIdm+Zyb48Xbh4CA5FbKKyhDsjOMf6IqMbmC9P+HwYDS9mt/&#10;7x/GH/6hj1YW8JGbB/BDf+7PRxnrJ81HMUaqyiStF9EsD34sXZWLhXSagjA0tDaQIkNrJFoNpZFo&#10;Kq6JDIFQ4IrYWSngJcOfJAokcpyYGaLZLhOQBKdPBeI08tAaERQbE5smIpGutWnuACmKVxOtUxyc&#10;kggzZOqiRaWbOBcbdaoN6FR1FlgMSJ21RsmNryME57i6POfy4pyriwuGvicGz9D3tLstXbunb/cJ&#10;S4dIYBzToJSkP9T3gWF0SQgs4kOUezqqBDEpQGN0hWjyM8kaoFDaoBDGUtHqJ+H9XmCa4KVTtwxj&#10;GaXAHENM2YRAeBmaslakJRQqddgGnJM6jzEWoysUmhhg6B0iV6AIXgxT0yyxVT3h1kGyGB8yySAN&#10;ZkeugY5y7SpjpeFrHNFGsWhq+r6nqSusrQjeoZRhtVxgTS0FZeekUJqIB3VdlUHvAOvViuVqxac+&#10;/Sk2mw0xRhYLYQxVlUXlwEfnITQFa5qMWF63MUoeZQwmC85Fz+jF4RzfOkFrxaPHT3jy+DHD4Ngs&#10;N8QoM4+Pjo5pqpo+CcRtNhtC9FxdnDMMPSe3brFarRj6lnH0GA23bt2mrqTpTkUZeBSDZxwGyWz0&#10;Dcf4vC9yAJVz+bRNeOhBNpSfm+HG7AQnenYJucr73IRjdYJyM0CUfz9QAHiOffrX/s2f+Cu/9As/&#10;/9Mfzpp967ePVAbwQ3/uz8ccaUmUH3HuPHHLWylYNQ2VrVhq4T4P40g1jnIZlUqTthR9YqfUlYGy&#10;MMRqThf5EHu/+TU94znbDNJ5AYBUotpk8WdvHqcvfXOhqRvvNH9oHsHIP2uMFOLI6p+CQYvO+8D1&#10;9Za23dO1rXT0dq104u52iQ2jioPTUXDrOINXykS0dAdmGeo819ikoiOQNHiCzO9Nz7d1nc5VhtBm&#10;8wlMKL0JcTZTeV4vkCY/hYixZRG6PIbwcF4u5dSKA8p0zAIRzoxEjtKJGQ6KN/YjlCAixogdDLaq&#10;IPUh5PMT49TNm2FDpfLiUKlPQc+GvYuBruuq9GjopKQqWYfCmOTkrGUcw2ztvij4nK2hWZapIOkx&#10;SQd5VVXcu3+PL3zPF9henPLu199lv99jjKFt9+x2C2iWUqswYjoWiwWr9Yp9O7DdXqOMKK92Xcfp&#10;6VNu3cHoRakAACAASURBVDnj1VfvY+0iZWMpg1SmnPsP3Apkkyz1nMdf1HvfLxlIRej88/TXD4nw&#10;f2PbRykT+Mg4gB/5C/9u3O33acjEJObVd+eMw5Z2f8VqveL41glmvUYpizEJFmFM7BEP0aDw0p2q&#10;U/ks3XjZ5k4Uzw9CA3MBLqTnJsBdFdk3prttuuvmcFApWD/zL5uwGeakbpj/+Q83l1tyJApkqpcT&#10;Fo6LkX4Y2F1fs9/vcV2L63tc39P3He1uT7ff48ahvJFM9JJMxEoqwOhHYh8Z+mR4TcLxK4VC5ugq&#10;pfFugl4kEg8lWwBwoU2Hpwo7J+PWIYrmj1Bimc5xKdZFIrmAn+mPqeM75KavMZ12deiICCl7rAUW&#10;UEg0bVQq2sjv0edrEQheOqlxntE5jNZUyhJG6Z9obI1dGKxWxOhwQwumIrgRbUY0DqUqTDoekyNJ&#10;NTHO8nFWVcV6teLq+kogLudSTSoXtik9LHmdxLlFSxF3MbH57zPjH6FkG+Mg2cn9e6/x5S9/hYvT&#10;pzx5cs6+3WGqke2uw9gdbGC5XFJVIhFydLRiHO/w9OyC7fYKFyK3bt2i63Y8evwey80Rm82So5OG&#10;SB57qjFWpSE7HwRCZKz+BTz+A07/oUnPCYJc9vljOT3m2fvmT2j7qDiBj4wDeO311zk/P+fy8lKa&#10;Y7wj3zwyDapPcMkW7xxKCz693hxTVTXKJf31YRBYRCmqpgEmB5C34hDS7zEXVG/EGJndctNNyH2t&#10;koGfpaFqeu8SYeZXP5NixCk1LYb/MK1QqNkNnd6z7IxEquMg0Z130gHqg096+1fsdjtpqsoqnMPI&#10;MIigG1EYKUOe6KWk0UpXtsw/HseRrk2YfmWp09hCMd6CpTs3FhhLjFSmWyYxtbEtRXetNd7J5xQY&#10;jOkcTOd8uhbjMExZVDnnsdQJMpw3F7bzwZeBKUDpqJ4CAaGjZvguZ0GZwRNjFAkNrenaVjD1SmYZ&#10;L2vJQCOSAWhlGN1I1ELz1DZdybQW8mjRbMxzj0R2AnlugBtHrJ0Xi/M+PWddxJRZ5rA4Rc3ycJw9&#10;Uc6HtRY3yvVcrhd88pOf5LOf+Qxf/epXee+dP8IliQ5rLYvKslgsShazXC65e/ceEc2jR4/Ybrei&#10;+po6mB8+esTtO3cwzQprLFGZNOM4ljXxftuH4vHnv0d1Y7Hk+0CV+3eeaP+peoCPyPaRcAD/+c/9&#10;YvTBs9kcs1g84fT0lO31tdDwrDiCSGB0gd1upO1kIIU2hqq2rFY1dSOa7c4HBj+kFnwAm3Dz6SYv&#10;DmH2+4TKHEIeYnykF0Dwwmy0kvVWcfaVAvlUHtDFuscS4cuXmuCcbOjnOXzGMVW6r+evy0s7wRVu&#10;FOMRnRe4wgdc39PtWtpdixv3dF1Ht9/RtR191zIOA0rJnNwQPN47gopYb1KdRSJroTxWaKNQBBwB&#10;cMQAOkksxBgxGkyaCAbzgrkmqHE6nwpQwv7JN+98MH0OW0uTXATnx8NiezLWLhWJQ4ypxyHBQok9&#10;k41CiAF8IKaCc4gQ/UhIFF4ZtynMHbl2M6OqYOw9Knr6tqezLaYCu0ya/yHINLWxI2KS/MMC6Quo&#10;sLPakkBSiTnl5SNEWmOK8oUtNRENjMkT3wTiUNkgluBgWj/T8skZgXTEj/0gaqy2FqmJMbJabPiO&#10;7/gsX3rry1yeCcR6eb0jKpmw1jiHrpLjioHVZsktf4uLqwsut3v23R7b77HGcrW94uHjh9SrDffv&#10;36deLNnudgx+YFmvUB9UA1blbpqOYW785396DgiU/37A8U9rJwcef1rbRyELeOkdwF/+qz8fUXBy&#10;csLt27c5OTnh+OiIR48fc319Tbs/SwZJinzOyYoyVhpqzs7OsNayWh2hjabSCucdfhgZ+p56YQs3&#10;Py+f4hDyTrxopcQMR9xYeMkYT0FZLmRNX3nyllaKcOOxKSPRM+OvynsW5OeZDCBKZFuiHHnQe09I&#10;3H8/jnRdL0NChiF1B/d0XZd0Z0I5BDnECEE6SX3wKEeJrmOMaLMoVFofPLhkxJwcQ9MIe6Q0zs0j&#10;NCYIwgexeoGA8pMzzhF8vkZ5n6aZvq5AaHJek8EsDUgT5pEdh7CFxClkbSUdJqMpsGEUFlAMaPSk&#10;MZQK2TmC92NSJe0j10oRjEhPVFoIBTlTUqGXeoURGMSYXCvIekW581x2Nk+B86WjemTRyPPKPAQv&#10;XdQqBxE3o9mcEc6ChyzJIEmBmtRfUw1iHEeapuETr32Cr3zlK7z79h/wtXe/xsXpJUopjtZLmmaB&#10;0bBarRidw1bSEX50dETbO5k3vN3RNA1d23J6+oRmecTmaMNyc0xdValIrCn6GC/YPgyPXy74C2oA&#10;4hvL3R3nD3wTMoCX3Qm81A7gr/83vxZPT08JHoKH9XrJ4t4yzSw94uLyksePPNvdjq7r8EG02OUu&#10;gdEFur6nqhT7di/F4dUGa0SpMEfvme9PnKSWJ4M/4w/fwGmmVDI/9aYjUJO9Owjwb7Ic9IxlID9n&#10;iYr0RpPRV4fvdzC3ImZDAJkFopUMiu/TuETf92yvr2h3+1SUkwxhHIQ5pZVKekCzRMRMNL5srDOt&#10;UiJuVQxy8LMMSimMqWb17MkYS2NXxKlRZCNyp3A6ZxkCyg4gF2cjEi2H3DkcfSmyCpZuCxsmw0Eq&#10;G4CSqcnjWpPgCF/6OFSISetIOobrSjrH8/hQjZ7eMxn44AND7/GjI9BTGcOmWklROAa8G4heE63F&#10;WEcMHmUkM6kqm4wwpRYg0JMMncn4/zD0jG4BKun5aIWxjue10hZHm7OqfNK5+XOkNpbog6zyqCRD&#10;HB3r5YZPf/qzfOUH/ilG5zl/eko3jOy6Fn19BTpimwZNZHCDCP/dOmI/OrbX1+z2W3z0mO01ymhU&#10;9YDFakGz2rBoGuoQZA4Fcxrr87Z8Dz2fxy+32cysH96QZA9Q0KGSyX/Ax/4Jbi+zE3hpHcDf/Nv/&#10;S9ztJIrw3nN9fUUIns1mzeZoA8gsVaW2mNPTCe/VIjPrQyAOIxHD9fWWq+uWuqp45a5mtVpRp/4A&#10;l4aKy81MuREzBDSHH5/xAXm7saKmCP3GpqYoPjsYMaLJ8M0M57wGceNNbnyf/q4KdHK4SUdpK9zx&#10;ruP6ess+qXkqJZlQ3/eiaZMPOx2TUgqTBpDPsXBImP0YSvQ1JSq6ZFFdJ3r+1tgSZWqV9Xo00cQD&#10;JtHBuSGrdurSSS0RvPD1YwhE5hO3NMZEjLGSCSQjPXnOeHB9VZKMDkGOIRgZPCPsHZ+KxBMVsGQx&#10;ctHl/5RpuNExxkC0I6t+zcI34gAQSeGAnxxGCMU5N80CNQyQIJ6ckUhNZkiOcioUZ/mKPDje+RKi&#10;PH+9pQxhZi7JcCQRFk2TmuUcKdljHEeMEobPl770Fu+88zZ/8Pu/K3TcUeoB0n9xxKrOelKW9WrF&#10;0dFIu9/TjyPaGLbbrfSFnJ2xWi25e+8TrF97DWsrdrstqnp/B5DLGC/i8YufyyHDi7bJCfz/2+H2&#10;0joAHwPKaIakJ1NR47xi10rKb6sVr71xB1M7bL3C1it2ux27nUyqMlqxWK8IPtL3LZJWL7i8eEK3&#10;r0UNsWlYV3cAWT5BaRxyU6NBKUMIiGImMIwe5yO2shhbE41mCBFlRU9m9LI8gzForRI/PenPKC8c&#10;fOWwGlTwREZ6U0kzjNZEZZJvmQbSayODXepKGp7c4DFErAarwRsYvGMcpCei1lp6A0LE+8CiNtSN&#10;GMa+7+i6LX2/o+u2DMOIiT2+H8A5fD8wkoyMqYlaE6JozwflRTNHBTA14BF5tX06V5PbCwjbiABx&#10;tCg3NcmZ1HshUs8aW60hGoQNIo1egp2nmQFRqJAxRnxMKp4hFijDxbE4TF1S/ZSdJEcDEIMnoEsf&#10;iHdSI3BSQiIAY98mWWkxPE57qtoQo5HXKqGbZmhNKcW6WUuhPAqLxg+es6stammxiyXapIJ07Ikx&#10;oMOeziuiT+MyUcRxL7WKuhbGlveouKKpZQgLQNsO3LqlQVWMY2S5WuKDwas+HWuY4K9I6SgmOW5x&#10;oBTSTUyt6J4FXXQoZWkWDSrIZDkTA01TcevkPl/63h/g4YMH/Pb/89tcnF2I7r+P9DuZAvfq/Vel&#10;76b33H/liG57xnsPHrI0R5hKEVtPj+epHnhwvOH2pmG1uYXvFV1/Jb0ZlQyXH0O6b3RNVVnCvHgd&#10;I4acrcj+j4lUoJTUXUjBS0zR2kTuyIHAN7apxEhLZ41M/Mj/52Doha9Pn/+yZgEvpQP4uV/8OzGn&#10;9LkTNNMDM8NDK/n56OiIGCPL5ZJxHLm+3vLw0SPOz865uLhgsVgW5UPvPVdXVxitOT4+Fl187Qse&#10;Oh+7F4PcMFXTSLEt48ZBIk+fOkhTb7vs+IvAyRvRybNI0RwSOvw9a/vnQmFpKEsa8i5IJ28+N5kz&#10;bjToKE1U4gykc3oYBsZhnOboxqSln2GNVFUuhdYP2hQ3IsypPhFVZOwH0CoZ/zzf1hSNH5keQ4Jn&#10;Es9+5gDKuYuZ/5/w/lL8UOU0R5I8RggSMeqkd0Rq1IviYKYMQ+F8zsKYDeORBmulNPvdXiiuubks&#10;1SNyMbbMYU7ZV2aaDUPPMPSsl0dyrFEatnJ0b0xqPrRpVKWSrt9hHBkSpNm2baJUdhM8BKXzGZA7&#10;+EZdJZ+Wgva/r+2LKWMtL5DTk35erVZ8+lOf4ru/67t5+N5DLs8fcX29pbaSYW1uSbObMVo6pI3h&#10;zp07dF0vqrK7LQBBN3Rtx9nZOY8ePeQuqWHS1uKwyj0kawU9iTJ+8DYd4zcR2fmGt5fRCbx0DuDn&#10;fvHvxBBC4pULL7w0JCWsISaIRwZua6xdcHzUUDc19+451utjHiwecHl5Sd93AjEkOqIYINi1W0mF&#10;N3bq6kXSSYnwDBIXyinKkaVEoBJRZuZFLiHP4PmCN+bt0JbO8UtVCphykx8a/0knRhgswAxCMSjv&#10;MEqBzhBWKnKmT4nBJ3E1R9d3aXZvxzCOjG4ghDEV0ONUbE13UojhmfvvEAABkj7PgZXJtYio5JwF&#10;mdhV0LPkqKQDdqYGU6CgPAN3HsHF2bcp28gjcXJgpkKidWbxmRytZdZW5MCxxTA5gNzwpgCdpCT2&#10;rU9y19LcZuzUq5CvixTz88AVx37fUl8bqqqhWjTy3NQ45UfHoHq0qkWgb5S5x9oYFosmMYUUlbWs&#10;lkv2bUvXthhrGfo7UjTHE0KNtQtchqfyOcmHFvOazc55Bl5laJOpDya/KKbzm5lvSmve+I7v4Hu/&#10;/GXeefddfvv/uuB6t8dahbIWu4Dr3Y7Nak1T11TWcueVuzjnefzoMfu2w5gWW6/p2pYnTx7RNBWY&#10;itdee42mqqWIPqa5zrrGWEMstZaDA3qOhb/h4ObL8GX2Bi/J9tI5gLwYJ8zTyJxb30sUtsjyz6Jo&#10;mCMu7z22sqzXK15//XWWyyXX19d87WvvsN1upSW/aViv1yil6Pue06enqNhgjU36LhaVxkPqxM0e&#10;hkE0b5AMIYG3xUiHskgPsf2CaZcgNs5KBVMBWbj7KQY7MPy6UAPTmRFIozixmPBxlTpYtQwf92l8&#10;Yn4fKMYtz+4VZcwk3+DGlAHIvt+kxGYNoBdtUm89PHaK4YkEbQoWX5RAY0y9GBGfII65cRIDNcln&#10;FBNWbm41Oy/T6yA5ZiWjM8UJZ+xfHTiBnDHk4e6F9lvS+2kdRpWGziiFCmJk8/FoY1IGKaqowxjo&#10;+57tVqRElpul8OKrJcYaQpQGKmnmCtw+uV2YPnJuJLDJGZo1NvW5DMKUYqb7dFCToLCTpksxHcML&#10;tzit3ewY5nTatu24c+cOn/7Up/ji93wPZ6cPePvtd9jv9xwfH7Pb71Fas0jR/0ikaWpObp1wdXVN&#10;P8q+DsOQMvRr3nvvPVabWxwfH7M5qopiq/cBXcU0rEh6Qj5wm60J+b8AdPkAP/g9vonby5YFvFQO&#10;4Of/u/8phhhLk06+MQW2ENGt5WIlWYF3jG6kro/o2kA37mlbT1UpmmbN8S2wtmEYR+rzc66uLuQ9&#10;dZIbjiPeD1xdP6GqLHWzpGlqqmohUUgSFXNBmDEKg9EQ04QnI3ZSIsao0VFiUflKRbl5pFkqUCoZ&#10;IzXLNm5sBQaaDJvOPPUkPSA6PBFd6UlZNAp+LAwRacn3/SAyA0lJ1AcnGvXyAnxMc4iZCtBzCGhG&#10;3DncxWJonjM1LRfQlUpF1OwDpwyuGNo4Tu9VgJ2cCZDYRzN4KsNkWfFSZTnpWWQ7q0i7kI/15n7K&#10;d5vXGQID5sJ3rmlMMyFSXSbENOvAoZD6kFIaZWJiCqVMwAX6fky0ZE1la6q6wnkZAzn0PcE7HnUD&#10;+500WTVpNObRZsN6tcQYzXK5YLlcsGgamkqmuXnv8KlIbOo6X8rZ8lGTU54vqnINJigtElI/CqUI&#10;nynIERlwMzjH5ugW3/2FL/LkyXs8Pbvg+uqMXdsRtaWuHL3zMDiskpkKzWLByckJw+hp246u21HX&#10;lmgs22vF2dMnnNw6YtksUsajUQRkJeZM26FMLhKnlZGJDun7zYAgzug+ipczC3iZnMBL4wD+05/9&#10;W9EHj9GWMBuOXvTc3Yh3vsAlMItS06kMXqLGLMhmK8u9e3dZrZYcHa3Zbrdst1e0XQdElqsV3b7D&#10;OZvkiR11kzjmKQWtrGQGEZMYGj45hCnSLysx28+Z8Z8XpGKEyeCXMPQQ655tanobFII7R2sLzAMx&#10;SSpM/HZh9ghUsWgW7Pq+iMmRHMoE9STgoOw3JfXPe/iBq7S8x7PPPDiiZKQnmCcLGEzsmnzvHjrF&#10;tBcJUSpNPckAxNn7H7wysUZ8Pl4mOGnqSRCJaqVnENAsplZquk5T74GoqwbvZdIaDpTCVLHAdVpr&#10;YuL/b7cyLB4l63EYEOXUNKv86nILETZHG0bnOL51C2ss2+1W+geMZbfbYWwl/Sup/pUZRVbN9KRu&#10;rJ1yJLNg+JmZJ8lR5+OPJQOQY84svMpo3njjDd566y2+9rV3+ce/c8HFxQXabFitVrRtS/CBVVMz&#10;jiNaKW7fvsNuL3ON275nv98RTY0xhouLCx4+fI/bd+6yXq9ZNAtGYxh8YkohWZH9QLnKeTZ4yIT7&#10;9hN3/sa3l8YBDMMg/OakMZJlcXOqK8M+JHrK0bU1lq7zjKPCOaHG+aCJ2NQJXLNcGWzV0CwXrI82&#10;NBc1FxcX9L0U1oLqcXEkjiMuGPqxZRgbhrGjqmqOj26LFDMW4iiRvtJoEh4fAzrBC4Y4ywCQaJIc&#10;kGSMNkf/mhh1UQrN2HTGsnOgpk2OyGXTWlNVFRIVa3zqhA0h4IeBoevwxtBoja8qgVqQ91HFSalU&#10;gE0QT+DQmOb7Rh3YjvLQ/A/mIOGenl0i/DA9PhVuKR4npOs5N8py6lR5XsoB0jvnxylRe8atw6xo&#10;WAx8orBCorIqXR6TfZpghuygAqCjqJp6PxlRlWoKuW9BK4Uycv20Q66LlUK27wM+tER1xm7bcnUl&#10;dNhxlN6UMU09a5oVAOPQ0+73rDcb6qqiHx1d1/Ha628QQqCylq5tqdJENqOV9BNgZAgSsZwTgRX1&#10;5PDi4fGRIDZxbC5Bc5kEkWtACYO3VsZWKkezWvOZz30nb33ve5yenfLgwQOqfU+zGolxy2rpWS2W&#10;jC5A8Gw2R9y7+wrBO4bzC/qhg/0WrSJXl0+xJvLKnTu8+uqrnNypqXRkGJOOk67RKs99ODTjUxYw&#10;D1DmAUi+Zs86xpdle1mygJfCAfzHf/VvxNHJxKZoY4E4ssb7fFh4CIExiqxzXVm0F0MYiYzOJUaC&#10;EfkC76lrg9eexaJhtVpx69YR6/Wa9x4+kAgmyQbn7lalUvPNGKmqgcouqL1H6zo5pEO2jmzPmMeb&#10;cf6Nv862eST2TIiWi6UTFKSUSowUoVN2nRS1Q5SIs+jWI7BRLhwfAAKzG0envomY8uU4e9KLOhGe&#10;3Z63jrMXmfabGd6eM6UhaTpRjPJk+El1ifkn3MwNnveRJfpVJCmF2fs+46pmexqnngRIDjh16+b3&#10;zc+LIQhkZJLkQ6aeIuvIjyN9Jw6+73vatkcbg/fCs3deHMX11Z7c3FZVFXfv3uXe/ful0Ny2rbBl&#10;ZmNPcy9E3weWa+Yy9uWclcBjfmne53Iexso5w4qMo7C0XBhYLJfcfeUun/v85/m93/sdHj16JKSC&#10;tsWlwUGKu4L5dz3Hx8e88sorUhNpe9rUbW6NKdpCjx4+ZLlYsNrcIg/UAcosiA+3qbKm5z0BL3v8&#10;/zI4gW/5PICf+W9/JQKpEFuhtGLoB/p+mCMp5JVstJVh4pX4LlstGZ2n7wdilOawxWJJJNIPI93Q&#10;ifCUMaxWa46OjlitN1RVLSJxhIwwFEgkhKxNLzRGRcRoBVEkAiqrsUY6WYP3Io7mHYSQ5IjTIBbv&#10;0cqkaVlBPjMN9AjpRu1Toa+qRAe+QBup0CejDitiDFhr6NqWGCKvv/4ax8fH4Ab6rsMNAzEZHoi4&#10;ceD0yRNc3zOMovOfZaB3+x39IOMFnXNi1FTG/fNtM8EMSiuMFnZKrm9oBVYbag1WSU9CpTWVFbkN&#10;k+cfxyDOSEX5TkRFjwoBgqOxmir1NFglcwc0SYpBRXSU9yjZlKLMMDZaoYwqEawU3OMk2Rwi1lTJ&#10;GKrp+8wy6pKB5Ua0ZOmTUTZGl8J9gRtmjl9pTUBqKaNzDOMg0+h8wLvA6DxGV9T1gspWKKWpjGWz&#10;WnNy6xhrK+qqorJSy2j3LW4cuX3nNp///Od48803uXP7Nk+ePOHVV+9TVRVNIzIn1hqqelluEp0y&#10;5TwLgRgx2k5Ol+JqS4OZ1lLIn3elU85TlqlOYzmNoR96Xrl7j9uv3OH3vvr77HZbQlSsVhusrdnt&#10;t1RVza1bx/RdT11XrNcrmqah71ra/Q6toWlqlIr0bctyUXF8dMxyUWNshTU6jTCT8xdT4xwcwpUo&#10;UEkOfGruS+SHROTwifabgwKV17GWoLKYlnKN82fI8aOmNZOh57wGclAx42CV95ktmffdfukX/uZP&#10;v/8z/nS3b3kGYLRE9f0gk6FkmpPBpkzA1DZlBIN0bSYMNuvFKCM8fmNyF2Uo+u9SC1gyjAPeCwPG&#10;WBkQc//+fdbrFV9Xga5raduOvu/pOxk6kqRp8KOwZ66vdlhrWa+PqOu67PdE0Zy+gHRzHQ67mEeZ&#10;MtHKH0bmkKCYKW7JuHOGfHJ9Y7FYUtcV+6ahrmvR2A8BP46CFafsKWcEPmVYSskQExnMEQlaHKcK&#10;IncwOd10HGl2babjZfi9MJYSpDLdVDq9R4JCimor050bp4aaGFKWk3T8I+J0XK5zRIF4fH5dvtnS&#10;DRmjMLMyHKSf4Y9PtYI4+71kWhkKObgAE4Q1jqNAbUFhtC/GJj+3MtWsxhMn9CEZ3Mzg6RLkWNUN&#10;i6Zhtd6wWCz4rnufYN/uZ93ZgePjY+7fu8/dV+5SN8JS26zXAoMqVfo6CpQXJYvL602r1PUa8wjN&#10;w0g4Ifyzc3T4vXTBQxHVU8iMY20k+7x37x5f/OIX+T+vz1KtYyu1JmVpu45lbVMAITW59XrN8fEx&#10;+1Z0p663W1mLuuLx4yccnTwSttRmlVhRsk5H5yevlZflYTL7vps2+vDgD7ZpbKqs2XyyZrDf/LFp&#10;oVHEHj/g8Q/av1/5u78Vf/RbOFD+W+oA/sbf+pXYJ72ToRe65WKxTIMwVImavff03UCI/mDAh3yX&#10;ASXaGqITzfnRObTR2KrB+QHnErYYHbaKLBYVzeIIpRpefVWw1v1+z3a75eryiu12S/SR4ALOtzhj&#10;MLrHaEP0IwaPSjdkZTQhyct4pENRhUBUUgjUpvBYUmQvkLvzEe9vrswJrH3GqSQjk4uM1hqJHo2h&#10;1hpvDLpp0EE4/33X0reGcegAknpnEh2zOg1P9yijpbMWknU/SLtK85NORj0PSNFKIKalkjnANjdL&#10;JfpsNpKS0s+NZjrEdDzBuSKyphT4IFlJ7zzeQcwF1ZDGQSJOQYfkXBOjScUcuzK765SISOVjmzue&#10;dIhuakFisgYUh+e90FVjlH2ZF89RMLipj0HB4eOoNM9XMfaO2gSWC8N6ueL46IjVcinnLRWjjVJg&#10;NCE4dttrTp885tXXXiOEwHLRSPdrlGwzBovGolV2VkJH1ioWJyjuMsw8gGQ4Ge4jf5+ftBTQTGF2&#10;rlNBVBalpWv9lXuv8pU/84M8eO/rvPPOO1xd76TWZjVDP9IPI4tFwzB0NM2C1WrBK3dOuN5vefr0&#10;Ke32ksYqLIrH7zmapuHW0Yr7y7WstZAMaKYoTe477eaHs5kysGe65nNCxo3FkgrI2ernT1XlsefN&#10;I5i/9v0ef+Gm4Ff+3m/FH/2hb40T+JY5gL/9P/5GvLy4EI2axPctabgWNUXIConqgBWUI28iODdF&#10;tblD1zlHnSYT9X1bHEZe73l+QNt2HB8fsV6vuHV8TNu2nK/WskB3LTFGOtdJ1G0rvPNcX18z9APD&#10;MHB0dIRplmk/xfzMB6L7pDPgQyhpbFkTxajfMIxMFMipEUqi4DA7PhEEMyUIialeUNc1UGG00Gd3&#10;QZgjGRbJqX+MsQw1ARmGrnUkJOEzDm6QiUMPFCdkjKEycu6ruhbmVcrgsmZNNv5iMGcZQLre2UDH&#10;dM5G5xnGETMmgTgtPHg9ppqQlyKhj+JYfBqlWAbGKz3b7xufFSnd1Hm9ydNTKp+M4sQWgpvZywGM&#10;pFTpyM0ZiY5qpt8jmWBIWYA1IrfgvIyN7I2mH+WxiMg7qJRFtW3L6ekptq5RKGxV0/cdtq6nDHdG&#10;kTlYSfGm5ckRaarqxBk/pjj8m6mCPCPPOw7BY4zGBSFsLFcNn/vcm3z5y19mv9/zzh/+Pvv9nnVj&#10;GJ0jBAkMuq6DCMv1iqOjI+7cvs1+t2dMRW6jKrz3PH78iJN3T6iWx9y6dYJSIoOhbZOu37P2Uc3+&#10;f9GWIbzcYBhSEDaHew5C+efiNjnMpxj3g3kEH/j4i7dvWeiftm+ZA3AD9K2XBaKgbmoZpJGcQG69&#10;oCDm3gAAIABJREFUd27irE9UvNT9aJRg7xoZtOHFMIzeUUWLNpaqXgjePlq0qdC6AWxyJA7vwJgF&#10;y6OKoyNYLW5R2SWX52cy+zQN0e7HpDsfA0N0XF+O9N01m1v3JUpORVmrNZUxuBDxSiXNGS8LOE4G&#10;Smkj6yMcjiuU5XQIJ80fn9M9vZMuYJ2zDh9EvlhrKisDWgZri8QFiLZQlfjkskMGpdPcYDQq5KhL&#10;z5yUnH8QHF8cokhRbMxAVVmapkq4tC0wVZbxgGcjtgKVRXHqzqdM0Gt8rfHpo7tRjrM1il559BBw&#10;USiCIUSZqhUVWs96L2Jq/EqwWUJ1yH0N2cESI5jqBmwjhnJuGOa7HpmMPUoxpgxAmvQUhtT4FpRo&#10;Kfn0qugYzcjY9/Rty04rhqHH1gsZAoOiqWtMJZCnGwecGzl98gSjNXfvv0rfdaw3m+TwotQ+opuu&#10;UQwQNVFN107rzNOassgZWH1o77L9T/h2jNK0p7SBaCCJ8rX9QLWoOTq5wxff+j7e/fpDHj98SNsN&#10;XF3tMKamXzVUVY9WCd6tDHXTcOfkFu1uy+n5OW23k7qRWbPfXfPg3bdp1kesV0ua9QLvxyIJEdKa&#10;kd2dQTQfYEEP193cMItTUeVcTDMHij/k2cemPx0a/xc//v5bTMfxq//7P4o/8s9/+ZvuD74lDuAX&#10;f+l/jhcXMtnLGjEYClUimjgzPCKoxqwDVoyfFLsMOkgRV+sMOQTJFKIYq6qyDIMug8PHsSIPD2+a&#10;hnZ7SVVJtrBMKXmIAaNEQprgubi8YL/bSg1gJY1o/TCw3e4YvBRw67qmaRq0rWi0okrdym03lPtz&#10;ajDKxiZtBwZmStez/k82QlkmAiWRrE9ZRS5YRULRpvF5UEg6h9L9K7IGdVPTLITf7bwjE/AVSpxp&#10;SN1uKWpOCW0pCtZ1zWJRUVU1K2vT7wupjRiRTKiSMyjZ1+x4S0QOqOhK45Tzjir5w6gEErq4kqll&#10;upJrrq0QBEYnncylryHXWZLRiqnBLWdkzD5/QrnUM53OB5lKviLJbgYlReyIyvD6dBwvuOGlsK+w&#10;JulazaZgKRRD39P1fcnojLXFy5TaiDbcvX9fVDqToF5e69NuSiPa87aDaB8SbXRiecXZfs/x/9yE&#10;aSsrzZPp83xaX8vlkk984hN87s03efIwQUFXV2itWS00zjlunxzhU7d+VVWs12teeeUV2r7n7PyM&#10;rutYLpYMw8CT01PqzQPu3bvHvfUJy+WCbjy4FNP34qC/QZuZAgY5vqk3JNvs0kdWzsfcnk81qPn2&#10;fo8/k4w9sz/TK37t//hH8Yf/uW+uE/imO4C/9jO/EB8/eooLBmsWrE+aJFI2kptsiFO7e77BszHJ&#10;I/IqKxGmNnlxZyAkc6IznVRUMb1LvzsIlU4ppSVGyzjC0AfqSlHZBUebE/CRxWLFMhn2q6YiBFHh&#10;9N4R/YjCy/xcaxnTkHmlDZUVtVCdpBuM1viYWQUqRagCu0xbsjIlQs1NOTmKka8QAnGM9F3HOI7E&#10;rktsoyQPnOGaOHXxTg5Axg1amyJ0m8YV5jsqf5YWHjlATMVGwfwNVaVpmoblUtRUj42iruX3qqoL&#10;NFTXouaYIbopopZjnSJyKWq6EPBOBtiHEPApA1nUNuk9GWqjqKyht5p+cDjvaEc3Oz8xwUPCylEh&#10;JKbHLKRTqtzlEUQ2o1yCqVktX48SQaobd3J2OnrWX6DztC75EuaMRYrkQJSM0HufonP1/1H3Jj23&#10;pVl60PN2uzvnfM293+3iRkRmVrSZUS2m6NyUGSHVwFhlyjCjBiAhW0geMEBCQlVCYkAzQYARAwoG&#10;SICxMfwBXHiGRKkou1S4ycrMiLh99zXnnN28HYO11rv3+SIymowGs6Ub98bXnLPP3u9+11rPetbz&#10;UB8oi4G8ByZ6P20snHW4vKANNYaIydNUty26VQlKz/dasc+1Vpm48iljttyS9UDfk0pTsmKpbA6x&#10;cfoJYyzP2kSA13DKFDi6boW333kP/e4K0xTw0Y/+IfZDj75vEUJE15JEhDYKVeXQdB1OT0+w3e+w&#10;223hpxHj0CNrixAmPH3yCB/+5Bim2eDGjVM2TOLKba5lSiL0eUcqFeHitpaPNwcQJff4WhzPWZXv&#10;/VQ/gs/8/mdHgGU18/8FIPStB4BhIGnmuiXsvTtakTm5D/AhIRu6gGIILvo30lxMzICIKcJmW/T/&#10;6ZCyVjbYXByurOVMndU9vQ+IIcJah5QivA/wPsAah6oizSDrHDarhtgLu1NcXl7i5fNnRW66W60w&#10;eDYhnxi6ckzrqwmCEE2hnFWZOE2ZMviUPim2dngsRdMoqw3s0bvb72hjHnqWDKZs12jNQXS+ZrQg&#10;hR01P0TXD2IqLShzABIzfbTKTEklaKmuK5InMBF13aCuG6LxKrUIAA7WpkMsHXK7OMBlkbbICDFA&#10;+chqpVTNGNZFgiYRPGjDmy2xnXweIHQ8ysb5c17D8ecLvah2UGbgDjb/zN/JGaiquYmoFGaaodAo&#10;WaxCgv38h4JDEB59oE0+Jg8FLjwy0LNns/DtMziz5yrVTSRiOPmp9Bu0QGuZ3jfxsJRoQimtoLLi&#10;AUZR0WfmTykHrt/7xWO0+BnrqMIbJ+qlCdQmVaYxFq+/fh/TsMWDBw/w5MGPOYmhtdrv96ibGsZq&#10;rnI0Vitqgp+vOlz0JNiYbQWXHM7Pz/Hxxx9jdXobq9UKMPWBf/NBf1rO9TMOGUSURrl8sOX+X2Cf&#10;T3kxau7SD/9UP4LP+P6XORSAv/1//GH+i3/uF7+1SPCtBoD/9L/43fzifAtjDOpKIduM5CfoTL6q&#10;YRqgkKHqClor+BRQNy1SJpw/q4SkMklF8B8Vmf8MTRO5KUGlDLDAltMaUSuEHDANE5wBnF7BGYVs&#10;gd1Aeu/aOQA1Jg+Mo8cUDWBaVN0amxsVYvJ4/vw5JmUwKItxGrGNQKdG4vkrjawq7LcjpuEVmvUG&#10;m80aURkom6CNQTbApEk6eNIjxjyh9g46OxhFU7U5ZxiGvYw2iJNHhELlKoSJ/HZjSLh4dYWT0xNM&#10;wUNZUxy1TFUheQ8/etbJ0dDKweimNCRTyMheI0dL/POU4BW5QUVmTbBIApy11Hz1IxQc1rXGcW1x&#10;bBWsilg1Fk1tUFUKWidYY1FVFlYr5OwPWESyac1SEETrzSojaaJ6OmhEbeFjRkoWNUN/PgHRKkzW&#10;YDJArzOmKSMEqgxj4nzWGOqLGGINhciJAFBUOcnCkqe3x5Eburrg+gCQecbZ5vn1ldYw2sEoAySC&#10;QgLDlhqEH+iQoWKAUsQuamuqtJxWSIgYRo+MCKiImAKsW9G8wDgRdAU6BWMtoCnw3rxxgmnYo711&#10;A/3+CnWlsVqv4RzQOYuUIkKI8NOEKSZ6HhwpcxpFFRB93lQSD2qGA7Y2NNmcuNKzAKDgpcdkNIaR&#10;TF1o1gFwzQohAVc7D5OusNkc4XtvvYUfPH2KR48e4Id/8kPkp69w+/Zt+GQx7QJWXY2cLZ4+eIyT&#10;kxO8duMW/HYPvwUFyasB1caiRUbe77B99BFe6owbd+/j5OgIQ3bY7XYIbEEaQAkdvD/YY2ZYNR98&#10;oeg9LdYeCsR6GFSkOi3w3+JveVFJktIytxDhwTS/z+exlT7x3Qz87d/7w/wXf+3bCQLfWgD4b/77&#10;/yWfX5wXnNgYXaAauqCckXGmqpj9I4wTyYSBmQkkPPHrhzRKBSuVB3vJ2S+/xTdWHoyZdkavMw4D&#10;jDaomwpnZ2dQOqNpGrw6f0VDWbtLgmU4y86Z5gamy0vs93tsTk+L3LS1FraqCvyTM6BYj14ryfRJ&#10;vlky/bquWYCMXaQWuj7UPI2FGUTXg9ypZM5gSSVdwmpQoiAKSL4/q0vmcl0z1fpF+bJUUpzhtw3p&#10;xZTsnzNXI/4EkHkBBXlwsjRpc0ZGIBhIZ+isoTWzlTIAldC0LXJKsImgLBP4vmoDaz1GZeh6+1Am&#10;x4UplFIiCCZnlCnkMllNH1NoumV9YIEJA0WWmhg0uTCqpOLIwvri6iOD+zJMT7WaNxMh7GSaWxkc&#10;TfrWNTXp66ahPkrNz4elWY1utcJ6TXo7OWcMQ4/d3i30hiYYQ7pPbdui2GWmmf0kbCRYSwY0eaYW&#10;++RLv0HWvGxzVD1qhpPwyQpCAZWl9dzUNV577TXcf/0+Hjx8wOZD5DTnnIMPHnrUZR3mnLFer3Fy&#10;GvDixUv0w4C6rpFSwjAMePXqHHVdozu5SZUAeyzTGjNIbEN6fZK1IDjX0++ckaGu/b9UvUsgSKA/&#10;8Br9bNf6QxHE+QQ+vVvwT97xrQWAfhiYUw0AGSl6+EmhaVzZ5AHFjlARGpYvrhjDsIUgb3SSxSwv&#10;sdaa2CF5afyNsgFFzMGh6LlDNseIGEliQl6UNlgP5z2atsJms4FzBs5R03O726F/odD3PcZpgg8R&#10;KhOmHlnnPibSiGlXK1QwcMbBKIWKN94px7IbKbXYfhjyUQCfG39GRcNOKRGVdWn0EgLJX4QQ4McJ&#10;k5+w2+2w3/cYxwHeT2WISDaGMs2olgFgPki2meYBHJvQVBVBQHVdoWkiqtrBcfOS7pWCUQR1aYHe&#10;BULBDDVQj5kHdTgoF0E4BeREEEtKCkhL6WliyhilcOIqTNOIfT9gUJl6A4lnMiCceNICPcCNcyYD&#10;+jLYtfweSkNwjJ5hFc26Q6JYaYrctvzSAXuLWVfecwBI3HJNgUxpAHgfUDcZ1locbTY4OTnB0fEx&#10;6roqA5Gr9ZoCgrMY+gHeB2y3W1ysVmiaBpcXW1R1ha7r0NRzH0ZdW99zVjsHeyyeLzGrEUtKBQr4&#10;UilBs89CBgUEXilKG1LctQ5vvPkmfvDBz+PBg4f4+Cd/gqvdFZwBm9qMyBmonSHGV4xYb45wKzrs&#10;+x77/Q790KPpezot/QwxTtjcuI31agW3amCNAoyCNRoxocy1yP08BIL5v3nJ4roWFUryw9u1WkQ2&#10;/otYY/S9XJrH/Hu8Hpfrhh5YkHc0ZEbjyx/fFhT0rQSA//y//t0MUFmrvThqJTg3MxmocaY4+40w&#10;luYBxKxkrgLma6K1ggRo6RNIFrwsvyTALCuH5Xi8TOZ6H2CMYN4KgRvSIRKLQbKFpq5x48YNHJ+c&#10;YOxqbLdbvHz1CldXVxjGEQBg2F/g6uoKVeXIIlGRtJXjKoBM4EUHnqmcfN7G8og70+CEDSVm4YT7&#10;K8R+j2mcdVZiCNRPYf31fr/HOI4cICLUIgMrzTTMcww6ycKdVUEF1585/lzNWMdNx2vspoK7Lx9J&#10;Ua3kgJPnbC5DmpiUbdK0q2ycABRJSwCgAbucUYmRi7ZwzjIN10BbmtHAxGKCP2VNKn64P61Cl88P&#10;SRbYnEhx81OuhzEWScXlL9Jfec5CaWI3HgiupZyBISNE1vNpW6xXK1QVJRmrroOtHIyxcNXsKzxN&#10;E/x+h8tLBVedw1mL09ObcNahaRq0XYf1ao3NZoPN5ghN3bCMCPXCUuT35o1KQWEKLGrHg4ulauCq&#10;NcqUY0G35/4JQINyIXgokDvfe++9h6dPnmDcX+Hhw4fQKcJVFdqKA1pDWf40TWjblvSCbtzA0PcY&#10;xxGXl5d0bsYhhIBHjx7i5PgYN1YncFUFKFve/8ADWylmN33K3Sx0zxKmS5AoFc81qGfZDJdBwGVu&#10;VIKA/pQFtPzSz7b/f2vHtxIAsnboug6urhHTFQ2A6Iy6ItE2EXrT2iAy9CFZuvfTPOKu53xLMSRB&#10;rlVU2lu2fVyyhwAUCAYilxDjLNOgwZtiRIwaKZOBudK6ZHMpkkmH155NaBJcVWNTN1Bdg74f0K6P&#10;8PjJY7x88ZKCRVYwykDHgOwj0n6Eh4GPgG5IF8ZqDTg2oFG56PUgk6OX1oSdp5yQ2fw7hgnBT4iB&#10;1CD7qyuSGhBWUKIHPbAkhLW2MCGMCfMmINeRV6uYqBsOlDwzWrJuw5m91pnwbZWgVYZCLP8PRfr9&#10;0jRWmT5TecAkSBSunVrg8fxAKzby0gQ/aaOQooJOGUkr2JRZe0ghBIWdj9AGUJWDUxnOaIyaEJdJ&#10;ZfiQ2P9BAYhATnOwwjxQVvoTvM0lTv+q2jH9lDaeKINkGuSry4FZYp4CrykGJ4qpyeIz5wzESPBX&#10;Sh7OOcquWem1ZijIOodpmpjtZgiu8rrAgzln/OhHf0K0Zh7G67oOm80Rjo+O0XYd3nj9DVjrGKar&#10;QAqyRHjwwUOx1s+yAFLgSlOJVupP38USKCiPU0CGxu3bd/FLv/Kn8OzpE3z04BH2/YSr7R6Nc6jb&#10;DtAaMWWkFKBtgLENzm7dgg8eH3/8MbbbK9RNjaaNGMcRjx4+wK2zG2iPT9E0LZxWCJESGaM19fvA&#10;ycKivBQ6dUk9CqY3/8lZlcTqoG5Y4v0lj5lps8sKYRkOZyWJr2fX/1//7t/L//Kf/YVvtAr4xsXg&#10;fuc/+s9yXdfoVisYozGOootCfPKYMks/sEpioM3ZsO7J5EMpaWMM8IFM4YV3HyMLhak5U5YNXrRT&#10;AJQp4ZxzyWLJ8SsVjSE6J8cPJLswRXr/qqaHKOeEiaEUYw26yqHrWjRNC82yCpJklWwvo9BXA2fo&#10;ZZCrqq9JJ4gpOjUvrTFc3lIg8sEjeA/pByDKJCo1bJuasOSmbdA2LWnJ2DlryotJYuoRMI2Sm6B5&#10;YSwOoAyW1YYa0avKomkadDVdp64miMtZC6XYj1g2K9AGOEM+mfF4xVDOzN9XyyasnI/mDVce4Os4&#10;LkBGJKDqgSomw4+qmjn3im2CMyH0y6wvZeEBqcP35xK/aVtW5lwyqui1YqLZhSST3gzb0eflv3Na&#10;aClx81AqJgWyjawqrLoOmzXpAylFlUPwAecX59TbkF6O9CT4onZdRwKIpQ+jGR702O/3OH91jt1u&#10;h5wz929IZkWeE2vNoi/DVeESQlpkwrQPMvTD18uoyIkXBZRV12C9XmN7eYHHjx8j+gk+eBgFmrOx&#10;NL2uFLhPR3Cq1uS/3A89tDaoKmLrTSGSGqojzStbt8Tai7xvzGVqWRPL/ZsziwOUBoufJKmST6sb&#10;5FOj3DcBMw8hICx+cgH5SKCB+kp//off/S9/5xMn9zUe33gFELLCFDM8DyHRkGLCNA3oewPjGsI8&#10;eVOWhUEVgJR6uozIAziAcooolmz0HASkKbrEQ6FUUdmUCoH6XBmIidhGyMUPFiBoaqaTKljjYJTF&#10;FEg4zrUOdVWhXVmc3kgADLpug/12h34YsLu8ogc2REQfMY4eyY2IDBG5DFRVVaZoraZMNGaBsmiB&#10;0uMXkVMAQKqjlTNoLQ3aBBmY42uRmG9+eXGBGAJfcxLi8tNEsJoxyEXvnjZNQrUJBE+8gSkoiECj&#10;/LEGcJYGnKwhtVAxXuebxFBbErC/vA+A0hyWNp48XwWrZxjGINHnBenaUEOTKxADdI6mbYNKiErD&#10;KYUKmTLFYLA3E6YJ2OcJ0xQQQub344DLfgsUk/RsDlOydZakUNKoV9AGDKmwquniyEoIh/w+KrOQ&#10;Ha81DgAkt6GKLMc4jri4vERgeDJwsrLv93CVKxtieV2eL5HgRAkNBVKCQ2na++zmLaxWK1xdXWG7&#10;3eLmzZvYbDZomgarVYthHOmzJIZaef1kllhXWrMGEXg9HvYAUlZwroJJCWEcEbPCanOMn3v7HfxT&#10;//Q/gz/4v/5PPH36FBdXW6w2eyBnHB0dYbNe0eaeE3QmGOzs1hnGacB+v4V1Fjerm4h+wpOHDxBg&#10;YDVwr1vTGkkBOiuuQKiKL5l3qQJQ/j8rXWC5OX4e7ODzsaiGwJVpvgYXqrI+5GfnpIIulwCJXy2B&#10;/9/+7t/Pf+HP/vw3VgV8owHg3/md/zhXFTEWFAg3JSlbhxAiedoaypSW2jGU8SXkPEM/yugCy4if&#10;amECQXTb8wHEs9QAWuL913VtpLiT5FQedKXA50pidb7ypB2jJNAEhEA4tlIKrnI4PjpGUzfYdzvs&#10;djv4YeTMjdgZkH4DWK3z8hJt20KG3Yyd2U9Ssch5Ls/Z8gSuRSKxuhAIRoBiaiV99sl7DMOI3Y4U&#10;J8dhoI1ZXrPAIVS/itInvU9ebGQzG4umUS2ssdA6lmwWiT5nBAWPmBKM0sXJq1TVnAKKTMPyUFA8&#10;qERBgKrEhBhFCZagIcNsn6zJKUt7CvpKc7/IWsRYITH7Z4rklyBMrfKIWzNDN2r+wyJBGKeRkwXu&#10;e4hsNzAHO/73zGoDN4vpGtIGqriXxY5hfJ1TIrhu3/d49eoVLi4vMQw9trsdpolgPOptmJIYyP0X&#10;tpX0v6wldlbbtui6Neq6wtUlTbB33Uc4PT3F3bv3cP/+fdy9ew/Hx0dEnIizJLYkTABVTdREp2Ex&#10;zdd/ualNY+ChQgu9SLru3LmDX/iFX8CP/vE/wOPHj9H3Pfb7PZACmqaBMUcsgUHaQlopHJ8c4/z8&#10;HK9enUOZLU5Pb8BahfOLC0zqEc7OznD7fuC+BjOvlJoFPJe3A7i2tj5ZPV5/rsraXBwzXLp8g8UP&#10;5Xxg4ZHnCFB6Lf8kH99oAKiaDu1qg4yMcZpoESvaGHKOrGhpysYvMEAumb1GXVfU1FMK1hjUdY1p&#10;mpgBQ25KswzArJYJkKqk6NI45zAMA9tLBjZ50XCVoczfExTk/YTJU+PMcIk5TZ43Zs1lq0NVAeMw&#10;AtqRngyADANlHFbrGqcnNwAAJ0fHePHiJV48fYr9NEl+jRAnTDlhCiOGYY/gR+R0jKZp6OLlDGup&#10;nHfWsexvpAEizroVxDOA7Sq9h7UOTdVgn3e4vLzEOI4Q8/h5mC6VtemMKyW1fD0zpJEi5+eZ/h+Z&#10;/A2MybAmQxtGzCP1DLTSyIqCs4w5h+QZKiBIRjOGkmNEQAQRz4VXzRsmpCJgIb3CvGHtH0MeBJmH&#10;sVJS8EbRRHcgfSdvDHJSsGjgK4Oushhah2Ek06CRh68m9orQVHrypqfh6gaVczCjwjgO6IcBowLp&#10;+jvLOD6Jusmwn2TzgkcrKARPnz9yZaEUTdY6Z2GsLj0r6xz8NCHmTIKDnqQTrLKlPxETVyOYhQGN&#10;PrSEVIqb9MYSDKco2LRNi5OTE5yc3sC9u3fx/vvfxzvvvIM3vvMdtF2LJjekitvTM+JchaquMYwT&#10;hD4ridySWrxaHyEmkhTRtoKyDgka66NTvPXOe/hn//k/jafPX+L8xVM8fvYcN0+OcXzjJl68usDp&#10;6Sm2O7LEPDpa4+zmTfhpxMXFK/TDgPPzF2jXx0QPDSOePPoIzXqN737nuzg9OoIPAb33DJMCMXoo&#10;ZVBVNLU/jiOMttdwfamShJKcDr6fr0cOLgdLE3nxc0SLVZz1X4cqv1gfwIrFa4EOwVUu7YUhhG+0&#10;F/CNBYDf/Df+WhYGD4BrWRYrP3oP4xgbVrOmiwypACgPiMA4S6xctOblKNXCNbZQXnyf73o5r6Vm&#10;//x1ZuJoQ5aL4Aw+L+AMflHPC1B47zmlIlxlrcXZ2S16kLXGq1evMOz2ha8u5xRDwHa3RUoJTdMc&#10;aAuVbKtAi7ngz5EhiJwS+mFAv99DKcLqp3GkCmSaMHLAJEnopfgcn29aLGgujYUeirzI/gsMIi5b&#10;NKymzczQIoHuxQkLZizZNRTDLFzlFKN3VTb9UlYvsHo53wIhacLvKw5omiFEExwiawrlnOEaWkNd&#10;oDmBYWT5754mqC88KVeGwu+ns5+miTZ3rnbalv1+hQ3EPgayGUt2L6dL/tQz3bgs08XtvD4slOUz&#10;cyVLbDhT1q28H4ACmQr0llPm+0iQYUoZOtJmF3zAOJDm0KvzCzx/9gwvX77ET37yE/ypX/1V3Llz&#10;B2dnZ0RX5sotpoyh76GMBSNyM8Jdbq3C5Cl7V1rT8GUISFzpG3OM+/fv46233sIf91sMw4AQAva7&#10;PTRAXselV0cmLkdHR7hz5w6ePXuO/W6PwCiAmSa8Oj9H++QJjo+OoWzNFF5JKHOBv6TipjUsFYJa&#10;VGyyUc8bOl964OAzXsN9voEjMmtRiBoAn6sicsvy69/E8Y0FAK1IvyUEyj5jSqTpIYwcTVK+S16+&#10;Ztoj0vxQUQBgGt21AECaQNVBYBCYgjDteZMr1cGiV5AB4qwbwmdjFDG1yKwiYinlzNINRb9fgWY/&#10;NfwUYW2GchqAQeQJUWvJMWu12cBWlE01qw7nL1/i6uqKXLwCsUBiIF/jFDymaShlfE6kk65Y491o&#10;0AOvEnL08B6IEzWU9/s9dtstMlsLphQxcuUkFdWS/lqgsjI0BdCC508nMA1IW8ZowFgNY+k8tCa/&#10;VmscX3PB8uMcPAhVAl9wzqQUDHQxmsnM5VbqMMDT2WQoT7m/LpmYKhBczgoxKeSkELVB1ECwGSkZ&#10;RFYDDdzjTZy5TiGWTHccR7TDiKEfsNtTYM4gPDn6ifpW1nET3PIAGm0wURFbKao8B9U800U9SN9I&#10;sSMX4158Xcg5GtBlHUKCMT/wBG9OCJEDCPeGEuPK8tyMTAKgAKFgNE06E6QqwYrW9Dj0GIcBV5cX&#10;uLy8wMOHD7Dve7zz7rv4/ve/j7OzMxhLcyqRZcQr5+bkIJX8oNynmBRPV5OC6xQCoCNM49B0Lb73&#10;1jv41cstXjx/ho8//hijD3j24iXdb23RNhWgFPp+jxA8kBNOb5xgGHo8efIEPkZUVkNbhxxHaEvy&#10;LHVT4/j4GNZqTqhyEdtLKSAyg0wuu5y4DCDKRj8nPZ8eBL7h/Z97LzioGlRWiEoqFFoPf+vv/EH+&#10;jT//9dtHfiMsoD/96/9aPjk9wb27dwHGka3RsM5CNEIAcAPLFQqoaPKEGEpGACgOEFTWxkQeq5Jh&#10;WztPCJaNjTFuscgT/r6YeQM44LVHDiYpUXPVOVckDAj/H6G0RlXXtJYWvQYooGId/MSTmaSRQpLM&#10;iaGmijVV6rpGXdewbGW3Y0weQKlCIrN0vPdwVVWmcIlznA/waqEZztRZxUY1tjCIvCfYo+jN8Ht4&#10;76HEY0Ggy6KnT4+EzqT30lUaTdti0zrCmCvqV7Ruhj8kpeJCu2T8y0OqCcNNfXLxosnwws6Ltgx4&#10;AAAgAElEQVQyM5Mop0O1T234d9XsIEYQhVgBzli9cw4ZZFRjHTXaXVXz3xXquoFtO6q6KvEysHyt&#10;6RyEdUb7hyrVJbGJEicH6eDaU7OWoTSpfHngTO7lkvSglYariEmVQVWl58qEsvFYmGpYbl45IwR/&#10;0CdS2nBfwHBFwoNwvK6tsZRZcgX+8tU5evbn3aw3qOqa11Jmi9aZFZav31uloIxi20hJtnjIkDez&#10;ddfi+PgITx8/wsXFBYb9njJ5prrWVcVyIxOutlukGNE21BMbxxHDSISFzPc2cX3ZrTY4PT2FqSrq&#10;YbBUB7IqCrfEElJyxgWukWeAPtNCH+sTFcAnewSfOD7n+5/3+wf9SCyel+VfXB3/j//tf/U7n30y&#10;X/74RioAP+wR/YgUPZyrAczDVsI+0dYssMwEa/MsXpZnX14lLA1whsMPzrJBunwAZDOKeR54WjaK&#10;lwNhkgno0vPLjLOGYsotwUNw8awtSFaARckICIHWFtYC2jh4H+FjxBQjFMNJMSckq9Ecr1GtO7Qn&#10;G+y2WwwfzVO8OUVME204frLw3gEghsSKB4Uqa2l+gDeOSROGSDaRDWH1AFKI8MGj3/eQ1VzWIpec&#10;S8ppQd4XTAoRRjCapi+dpT/W0jyAVhk5KiRxEgOQE4nzFbgHIHaGQG5K03yEsrTx2Vg2xgLzLdZS&#10;Dh5RsebKAotF5slUniROUOXvmc6qYE1ATgmBISENEMurIj/jbC1WdYV102Df7rHfEzSUeD1dXm2J&#10;NhsTdIwlMcgxIvsAowTOoVmNqJm1lYnp5EMCzAJqLEqhhnX256AsInAkBWGQ/TyzABF6M7pUwwDg&#10;2rpcD7r+EZNPUN4DUGzoAv5bL2CTiGEcsB8mKAB37tzFO++8A2sMMYNSRtu2mK5p7Vw/tLEsj5EA&#10;RYE25YxpCpimgHVX4dbtu3j/+z/Ay/ML/D9/tMX540u8PLpAu15js+7oM2kAfgJURtPWOLM3ACT8&#10;+MOPMQx7ZKXRNRXCNODZk0c4PjnB7bNTdDfPQMWnRs6pIAZGVzBGw7MjHRSzmZSo5Spep5RSUbbP&#10;Q2NcCX9zwMt8lPu7WPd58V95JLP6ZjSCvvYA8Iv/wr+UY6RJv4uLC9xubgOguJrS3KTNKcNHD6Mb&#10;3oznDZowd4Ft6LeXt2OmfM6bf8okDbBsCMdFACgZpObGm2CtPEqs1cLJK9LwkDAs5qw/Q+sFM0Lx&#10;ouNNlIxSLCZFE8zee3RdixQjvJ/Y/0Cj61bkQnZ8hBgJ/7+6vELPuHRklywTDfUNhgHBB3RdR8wf&#10;Z0s2lyLJQWdD/OrE134YBgzDQBIQXN3ItaBRfxr6yoGDAUALf6lzI81MDrzOzo5f0riPiXOy2Ty1&#10;3KO5MkBhFwljRa5t4iz4gIHD55IzYJ2DjomgnjzzOESjyFrH+DSvCZknEGZWpEnu0dP8BZjxQkwe&#10;BURisUjF4KoK4ziyjAWJqnlPFocxhJJYEKtNwxhb1l9KEclPiJHZbFmqhCX+PF/bUlnI+sriYeFQ&#10;J9IMiiVRoSqCAtD8jMi5QIJogdLEoY4SFWOIMUQ/RwNcyDxP0zTo2LGrW61IX2rypR/Bb8/hfO5n&#10;0DOWeQAx8jyII7iXZ136vkfXrfBzb72Fly9f4tnjR3jy5Cl2OyIptBWt266l+RVnKaDXVY2zszNc&#10;Xu3w9OlTWs/9gKSJFPLo0SMcHR3hnrFoW3ouvPf87AjTSvYcXtuSlChVKKOfRdMsyNE3eAhcWioU&#10;YJ5olqCuWDb9axowWx5fewConcF63aGyBvvdFvttSxQxDeSmIY0TawGtEKZZrAzSH+AK4JBSl9kB&#10;Kh0+PAsDeHroF/CFMFroBQ7Kd/k+wBgcR3wo8EMVuXyfcdRZB0SqEQpY0+jhJw/PG4ixDtoYko8I&#10;AVUiI3FYQ7gxEhqjULcNLGq8dv8etldbnHdt4WoPw8CbL1FNx2EAcsY0jajrGk3boGs7qJoecJkM&#10;lYEk0QDa7XZAzgyFGcbpw8wCkqZi+c+8yWZuLBJEIdWXJg9bziKVysiJJ3k5UMoDpjWZhzuG4LRs&#10;/gvZZKUUgiZJi2XPoTTmckbtHKJhf+AyG0HXUWfFGznvUKA1QGuB31dnGGYWBQUaIIoaIWqkmDCk&#10;eUak0gZOG/TGYBjJ36GxDl1VI60yxmHEjisEgh8bwFlMk0NvKOB6VqGVtUxBcG6ck/pkQg7UdK7d&#10;3NNIKRWxvcyV48gzG1Ao0FGBOpViCiXBXJppxJZhLM0MICP9C1AvCxpwrOt/5849vP3223j77bdx&#10;tDkqwdFaeeZkA9Xc3Vd8a+Z+2BIeY/NoCjpWAzlgt9/j3r37eO/9LR58/BEur67w6uULvDq/QFfz&#10;9H7cYLVaEaGh79G2NTabDW7fvoUQPJ69vMDV9gqd0ui6DlcX5/jH/+gfIrctXnvtNTRtAxUVQ8PU&#10;TwzRk1SMVlSx8/kKEUXOn4vLgvnnBad0CdF8E0cGbe7saEpfU5jF9/K8h2Xkr9005msNAL/65349&#10;r7oVbpyeknphSri4vERd1zCOKJXWGKLXMRaJxUYvmwewzJL433Hm/n8ig8ozJipH2fgFt+SNrUA6&#10;8h5E2Vmib8w3z2S1WMrtwwpE/gQfoJVGqMmkRoZxkGl4bLffo+MMpWmaYsoiUf/46LiwfjrGo8/Z&#10;KzmlhMpVAMCa8R7DKJIPBFet26PSMzCMqS+N2UtvoiL6rAyBfWJhS1Usi25RAQAsS8E4+yex/VyC&#10;rGwEsvmJSqhltpBksFIZpMxN4PnqzkFAUZ9IRXo3GVbK7JKWEj/I7GO8fMAhPZIYIAQAYy3ZiKYE&#10;GyNiTOj0jOFLhhxjJHG5YUAG0HYdmqqGVhrDNEF5Rfo2bQs41uthinAYBqSY5p5EXsA/ECiUIKKU&#10;EmrnFpeRrqExBjYTlbFIkgBlHkCpeZIXCBxcKeCWBnFMSCAmkXMJOTkITdFoA+WoErt79y7eevtt&#10;vPHGGzDWoN/vkVNicT9ZJ4p9YGjhLtdICS5Zsm5mp/H5Vsbg6vIKd89u4v79+3j99dfx/NlzXF2S&#10;IyAAaspb8pBQMHRfWpooPjkZ0fc9LnY0R2CqBpujDXwIePz4EY5fu48bN24U6QrKA03pj6VM90AC&#10;qjx35ZGWSCAFLHCwsnH9Ofmaj1JlL63Ilglw+fc3cy5faxP41ptv/fbd115Dt9lgGCdMPjCzJrPQ&#10;msVmcwwFjf2uh59Cae448UMFleyBp3nruib1RCn/EwWDzINAInVQaJhSNQBlIrhjG0fJlAPTMKuK&#10;tFGEwRJCZJjHFKvKnFNpHislRtxUfVhrSNZCA8qQXaJsIKOn4bG2XaNtV0hRYRg8cmZ/1WxRVyvC&#10;6LOBtTXadoV1t0FTd6SCGTLCRGqUlaHGbo4RYZqgYoIBNRRrbqYF7zH0OwQ/QasEazSaxqJtayB5&#10;XF29wtBvYQ1gdIL3A6bkMDF8AaVRaTIrsXEE/Ig6B6xqi+OmwbppsWpadO0alWsBOJg00MZuDazT&#10;MM7C1Q5V16JZtYBzVP1Yg6gVvFLwChiRMSIDtoXPBlNUGKNGSAoha8Sk4JNCiBlZWRjjoLQDsuIJ&#10;ZQUoA1gqkbMCYBSUNVBWISmFiIQpBSQFZE0ldMwJIUX4FBFyxLTfQyUPlSNy9IjTAD/2JNPBk8fJ&#10;T+iHHtFPqJ3D0WaNo82GYAtn0DmH2lmYnBB9QAoeyIDhDZOojhWM1vA+YhgmpKRgbQXAQikHKIWQ&#10;AKUzy5HQv5WOMDrD6AytE1czCRpU2eSoEX3C0E/wo4dWFrVtoGGRQkZdtVh3G6y6I2hlkQLQ1B1e&#10;v/8m3nn7Pfxzv/Zn8Iu/8ss4u30bY/CIyDDOIiHBxwBjNW/+VJGS7lOmHpAG4qSgs4FWBkgslgfy&#10;JZYp4dEHjPsBm80JTtYnOH91gRdPXmB3uYefJqy6DaYxADC4dfMMQz/i6vISd27dQeUctFLo9z0u&#10;z19h3/ekpuscnKG5knVT42S9wappYKCpP5OoB2OMYwUCB6UMeWRA02y50kiZmF8Eg+aS/EXxTuDM&#10;Wzg6yz/ANQy/QDmHySwlRfMkOW1knOiSUQZkSUMqYU0kGPGIyPwrGcBf/q1/67f/p6+pIfy1VQB/&#10;5td/MwvDReQZmqYhpgmXqtNEODjRFBPBGYxrO+cAqAMhOGcd8anByplaFQkBSu4P1T0FRwWwwC8z&#10;PjXjxXwjJfDKaxxUFAtcWrTmFWsXHXT4r72HVBsHX+cscNmYNtpgCmQAbq3D0dERuq5D1za4uLjA&#10;o4cPME0TDXTxAJ1STO1MET5lOEvG5uIY1bYtVl2LFBP6fl8GjYrme2kKq4KLFtNtvihyna0l7N+5&#10;Bf5f9IJmxzNxCxPJjpwyJu+50UkYfV5cbckmp6kv15wmvvlB4RuUeJakQIAxMOODMr6kZt48tTAU&#10;VFJIWNKIE3wkR65xChinkdlmEcNu5HXDCUOURiKdT5xGuVpFcNAxm8gamRMBslLwvkPnPVJOmDhp&#10;gQJC8PDcI8qYp9a9n4XgYkpAiAieJ2MNnbs1Bkmp0rch8oHiz6pBRC9RlqVrRno6RAfd7/e8/jQ2&#10;mw2++73v4Xvf/R7ee/99vP766+huHOHu3buku8NVJk1M5wNP5592SK9hnhFY3GWlsNttCQp0BEud&#10;3byJDz74AM8fPcbV5SWuthfouhXapsI4jNjvdsRe0gYvXrxA3dboVh1u3bpFU8KXW0zjVNzFdrsd&#10;Hj18iLZd4bXXXoOrWrrvOcEaAx95b0AqG6hQiHPOPGDJJ1xcva4hCd/iIYW0/PubPr62APDBBx8U&#10;6uLFxUWRTz47O0NVVWUTe/bsGTXnnMN6vYatFmYiQgNUGjkHLnHplgivOSPzRpZZTiJypp4LBi6H&#10;BJJlAChNYnAfgMv+5Wa+FPcqQy7AgdDcwQAZZomJJfwgr1VYSPwgL7WMcgbGacI4DGiajFXXkR2l&#10;Jd+BnBKurq5wdXnBU7103tNE3OdhCuVctNbomoahpIqvKTWkd9uaS3WUxjcnGwWCoYAqDfFM7B9L&#10;D29dO1RMlZQpSmSm8hr2weWqKTFVN4RQaHwxy6ASDppeMdKGaK1BXVWoK6YF84yIBqu9ZtqUkYg1&#10;YzSLxcVQNm4a5CKILTHHfvR0z8aJBsB2w4C+7wnjDwH9bmTnMO6hcANRW1eoqnSxTKl0nDHUCzEa&#10;mnsNJLgHROlN7QcE75lKGhFCgnIO2lo4Y+jnEqmTIkfkRGvDTwFaAdRbzhj6cZ4A5kE1ulfSZCa/&#10;YJqarwtJoWVRtqZZ4ej4CPfuvYY333wTb7zxXdy//xpu3jzDarVCnylBkyl56S/IM0qy4z/9MIY8&#10;nSM9UIt+Gq0RHyK6roVSwDCO2KzX+ODnfwEvnj7Dxw8f4oc/PMfl1RWAFaq6xuXVFVbrNbQxePL0&#10;Kc7ObuLk9AT37t3D5dUl9pPHOI0lsFXTiGfPnqKuW6zXK9y63aGuHHwgeZlxCoTrc6Iz9+MVERM+&#10;Tc55cejP/O7X3SOY+3DAHAg+7fibv/cH+S/92lefC/haAsC//5/89TwMA/b7PWIkFc09T6X+3M/9&#10;HFarFWKM2O12GEfC9K6urrhplrBaraCUKiJVfd2j7+lBXa828waniA5Ypk4Xo/HLDVx9ygYsU5Ql&#10;ABxQQedsOF/boEUmQB4MkZeQoRN53bx4H7V4n5K5Ys78ZIpXZBzktX3w8H6CtYTn1nWFm2c3uenb&#10;YBh69Hsyz5gmMnxxrI+vAFR1zX1QXSZ0m6ZB8IH6LhxAr1cq88HVUmI8nT8fSXY4ki8osgeaXLzM&#10;zLqS6zlNE3b7Hv0w4OLyikxqIquhFtopHcZWsMaiYVOTrqVJaMPUUcvCfFb6JqyFk7SCTho+Tgjs&#10;5UAVEiUMiTfIgTWC+pHUMbd7wpKHgSaj/USSF3KfFGer1jUwxuDo5ISvjC6lucxRpBhRVY4DAze1&#10;WU5kmCgZEmaOVvMsADRoGE5z1i6NSTb6kYE0UR8FY/oxRYa+1Ny1zNREbdsaZ7fOcHbzFjabDU5O&#10;b+D09BRvvvldHB0d4/adu7hz5zZBsEoX7f3oVIFGZdMnVd65d/JZh1KahtM4mSFCsZAENJqmhjEW&#10;07DHOE5ojo9wfHyM73z3u3j33XdxcfEcFxcX2O2A1aqj6WBr0da26Ad1qxVWqxVev/86dsNEPYQr&#10;Ell0HQWuFy+e49nTU6xWx9gcbQClD4IXJR5CMFgs/jz3vaTRumy+fhke/1c96KVmA5v/31QAH330&#10;UZGcdY5kkwGgrmv0fc/iTwZt21JD2BhcXl4iBHI38t6XrLpyNWeVusgvCHYmmfxyg5fNr9AH1Uw1&#10;BG+sJQtf/K7AA3YB5yzhmbjY0CXgSE+hqqgxW5rKy4CxqAyUYg/eBStEYKTA50bN4RbiTepDhJ4I&#10;ynF1jXEcsVqt0bUtpmnC5cUFMjJ8CIhcBs+a5mDoZYJSuWT8ULNEhlyzGSKLhOkqaTrJuCfNR2gN&#10;hnco4zUa0Coz4YqeoMT67j7QBGY/DLjabtH3PfphRIoRk49sbB54w0m8XogZ1jYVun7AqmtoUI4z&#10;MwOCrxpH4meaqXDl7TVVglINxkzXILA0wrbvSwDo+x47TizG0VNDPlP/h8xX9BzobF1ovXQ1BM8F&#10;gMT6R0C2iqsDhcoatE2NVdtg3w8IfkRIkXB7rWEUeKiLrCqdJd8oq4Gmos+X4bnyIcKEVhoqa8LV&#10;s4JWtriFKaVwtDkFAJzeuIn33n0X7773Pu7cuYPV+gh1VePe/Tc4YXGckAAhekArVHWFYFASENHN&#10;kqFIGdj8rEMrBejMRjmF31D+q41FEBl3BYJkQsTJ6Q188Iu/hGfPn+AP//APcbndY3PkYfRAdp96&#10;A1eRFtH5+QVOjWUxu7sEHe0G6vu9fInNZo3Li3M8+OhDtO0KXfs9WNdg70dYU0OKkgVQVdJrMX26&#10;Tn4oMKn+vBrg6z8kEHze8Td/7//Of+krMoK+cgD4jd/6q/nBgwe4urpCXde4efNmkTZu2/YT0Itz&#10;ZA4jVoaG+wFXV1cAgKZpC8zStA0UWGQMMkg2b/LLzW8Zqctmt8jmr2f6AAonfnl++drvSMDRWpcH&#10;Y0lPXQ6WyfcOAoAwTNTMoIkpQfEsQmSMkqATUbRUcIaqAKEGNnUHpTTapqaf1zSw48UcRHj+MWLf&#10;96iZnVI5smokZ6f5vGfIjGi3cr0Ew5VcTqSqHatgCnZfKpwYmPlBG8boPYZ+KA5lkknJ/ply5ozd&#10;Ew1zpOA/9BZ9P2DY12SIYgjicZrOITU1maRwFq0YX9csmJeSfCb2TWAsv9/35Lw1hcXAHVMbNTXa&#10;aeMji8uKjVOo6SxVI3DgV8BH5g0jpgQoCv5VVaHrVljzQN/Fbr/4eZ65iNRwl/Ujz0TTNEiZmFrK&#10;JFTOoarX5fMZo1FVLU/R1rDW4PjoJqy1uHl2C99//3384i/9Ml5//Q1oYzEMA1JmuDRSb2H0dF7W&#10;OFjriqOZTLYvn1Ph1n/mwQyWApWVG04BMgZPg57Gom0rWGvg/YTVeo33338fDx/8BA8fPsTDjz/E&#10;breDShQAV22F1WqNEAL1EZzFar1GU9foug67njSuwpb2nXEc8eLFC6wfP8bZ2RlOThtaNzCc2HDf&#10;8PrJLzf/RbO3/OC33AT4pmmn14+vHACK9g6oCbnf7w8oiMaYEhBkcyRjFc60ufmWc8Z2u8XV1bYs&#10;0KqqymshEztIHrplAEiLDa0cJcPNBxLQy0xfMmH5OoDFxjh7Cx9UHIvPnhYl8vVG8ycCgAxPccUQ&#10;wVh+joQRc+NRqQyTSN+eWlI8j6tIiqGqKmhjUTcN+r7HyxcvMWjabEMkn+CcgaYiyYbJmTIrkBfu&#10;SXPVQhipZjcuI45XoP7LqqvRNg5NRawLMjZhFy1oBB6aCyw3MYwjpskjZsBYh8iWg5YV/TOIm06n&#10;EsmxKxAlM7C9YOMDGkcuWE3lSnaZcoaz8xCZ1gphmpBSLsN4MVOzd5rE+CYShs7wEKmZWkBpmJSR&#10;NDG7qqouMh3UsLTQSmGa/Ezp1AK/zPebhudIEkQbi6ayUF2LkCKsJh7/5Ce6zjCw2pCRvMrIMcDo&#10;CpXTWHcN1ps1UhrR9xoZHlVV4f79eyWxsNaiaTqsVh3adgXnLPVQlEZdG4zjFv3+CkpFVFWNaQK2&#10;V1tKbJThgElT9FOcMPgRSaNUtNLjkkC/XPc/9cjMCgJKWSZNdWSapTFWwxkyefKB1nvTrXBy8ybe&#10;+/4HePDoCba7HfbjiIwI5Rz2/QjrahhNa2W722G336MfPZq2wXrV0pxLMohhRJgGDFrh5YtnePzw&#10;YzhbY7VeYQpU1IbMHtAi28RQyyGRAweYaMZMmPimDlV6EvKOfHalUPns6/83/ve/l3/zX/zZlUK/&#10;lgAgcssUrXelQ59zxm63Y9GmuWxd/vvianvAitjve3jvUdcNVqs1Nq66hjFfqwAWm/UyM8+YBeXw&#10;KZtz+blPibjCFFj+XrkRi/f41N+hHy6Z4ica0IuvUaAzs04Mb0bGGmjM/YtxGqHAU5tVhc3mCCkl&#10;mjtQmoTg9jua/O3JpUqa5X0/oHKkkHnAbijnkObsVs4dNB+hkBeboisuX4KXQslkcSp6SoTFx+IZ&#10;kEA4rLH02YSjrbiiMkEqrrigPwBSZQjbieYtFFROgJN5C4NxmA6CfEyADx7TRA5Vks0JLU80fgTL&#10;r1YtjDbzJLCjJrQSIbVSAdJELWRdcdYoa1furzEWaIAVJyPN1RYxRUwxAJxZU69ABu1mmfOu7RAT&#10;V5SZK59FRQowo8h7WDsByKirDiGSc9g4jmiaNY6Pj3Hz1l1mlhEEUzB9TRpRUfyoVUbTULY8jmOB&#10;REOgpnnxPvipx/zZixF65q0z0/rRSkGzBpjveygA66bFZr3Bm2++ibfffhsff/gjfPjhR5hY3HBk&#10;NdvNZsVaQQEXlxfwKaNyFTruF2QA0zhhcCO01jh/dY4HDx6g6Y7IXQ32UK9/WeFmQBlpDksfgJlA&#10;CmwI/+1l5PJWhwHh8wLwV3vPrzQH8K/+m38tS3Ypi3Tg0l+yh1u3bhUKoVxMoYFut1tkUK9A+gRF&#10;TdF7XF5eEp4bAmHkShU4YpombLdbojcasU1EMcoQiCnlTOySui4ZuWwE0zSVcyuDNUphGkdurLWl&#10;6QugyDg7plRKoBOLRQlMAAobSfob8uCL3MMspzBT6WTQrUxEQ5UGMunDWHjvsdvvkTOw3mxwckxN&#10;L+ccT1RGhnPoXlTOYZpGkoUeZvYE+Fycc5jGATl61JWDRsI4Dqh0xsnJMe6c3cC667DpGjRNhcbx&#10;hGeK8NNYpCf6geAopTWcq2GrGsZaWHY+M4axax4CVJoyfIAyQ2tIT0krYWpQc5buGW0oJBBoCozm&#10;y71RTONM8FxNEJvHkISDsIQyXWs6HzqPtiP2Sc1Vqlx3GXyrq4p7H6SC6qxG5VgXiVlBInxmlJqt&#10;MHmaPCTWImKlS200wXtGQxuFo3WLk5MjHG06KCQE3xM7CB7BT+jaCkYBKQYM/Q7TOBT/6KHfQ2tg&#10;HHu0dY3K0VxKXTscnxzTmsqZKgVQNmusK1z3brWi6m3RBJbEYFnZA4cb4TKB4ZSGDYhy6VErQ7pF&#10;KSXuV2eWCqfGUspAP4yA0lgfHSOnhI8ePMSLZ89QVQ3atsY0eRJadA5ZZez3ex6QpArUaI1pHEis&#10;EUBdOcQQsN/tUFU1bt44RVO3NGUOBfGDNtyrQI50XQoawJ8P879nOe9Dnv8XPYSufFBRLV5HxAxp&#10;H5h/b5nMLl5tUZUxjJ2Bv/yv/5Xf/hv/3V//nS9+VvPxlSoApVTJLER1UwaupBErvOKJJ1Blk5cP&#10;VpyNjIVzhOHSxSehtXEaAdCQFgBMdVOazFVVHcA4S8xfzkVwXx8CFFAGK5aZ/AFuD3r70qPgzf8T&#10;NFF8km1UMkH6hVIVSNahMC8oqWiWzWs6IcwPljAQhZ2cZ2mGxO/ZsZKlvG7lLHa7HYZ+Ty5m00TZ&#10;Iwc9ae7J9ZH3FoGxxFQ+rQ1LeHA/RRgTClCL6zzs+3J9aeMwpUehmdUCpZlty14NTAG11iAldkzL&#10;FMS1kglSaZozy2sSL4aI5KqFkdAhbFegxSjDejTRqqKsE55v0LOgnqzVJePLmLlpL9eIAjxXdkkY&#10;UwnXs0QlTCyj0dQNxmEkGC6GUomA+xhi7VjgQb7HzrgyPCTPlve+rMuqEiMgoiqPE7Hr9sOEBw8e&#10;4OatO7h3716R4CD9H5I9oV4TJQhfdDOTNftlj0O4FbPFJAi22xxtUFUOb7/zDv74j/8YV6+ekfbS&#10;OMI5h77vqQ/VVFh1K1JzrWvUTQutNT786EO8fPkKu90O69UaxlbY7/d4+vQZHjx4gDe/0/I6t+U5&#10;tMaQtg6fR3nG1Lzxl43gqx4ZC4e75ZfzJyGng+bDt3P8zAHgN37rr2bZRCQASFYrGfGy2Si0Rzk0&#10;D9WQ6iJxl4WFQAdF3BAIX40xYvKebPJCKO/nGddeNmMP/IA564+cncoEcTFoD2GWjxbGD1DorB1T&#10;VJe0ToGdhAIKoDCHgBnqWQaknBIUb6gCG4QQANVyZDCAkoYmZQZGG2RFMgfSC6DqxQCKMPOMjIol&#10;jq21qJzDxcUFtpcWe7vH0PdliEg2zCWVNadEnr4KQI7IMUAjwzmDpnZwlpk/YOw/0xBNSgExTjQ4&#10;lXhj1Yr0aEqWrwHeeEUMTgF0/trARoeYLPcjAjO1ePoW3OshLI/fF2D0lgKI0lBpfoTB8ws5s39D&#10;SgieFFbHydMEOAQ+JBgopgk22rlPIwFAz94RSpEiqjaGJk1B7Ckk8gpWKVGQQ6K5BQBWK1TGoGtr&#10;TEOFrdGIIUHlCKMcoIGYMpwBHHssIycgeYL7nEZV1chxgqkMlAGQPMZ+hEKEUaBBy5H4/yFSD2YK&#10;Hh9/9GNsTo5xdLRGtzmFdQYWClklKENU4IhQdHu+6KFKgFoGg+WgmECgM9iYpaoQIXsnro4AACAA&#10;SURBVEhjGaqjZn2dNVZHp/jO997CO+//AI8ffYwXL17g/PKK5oSMgq0quIob5chwrsLJ6Q2cnJwg&#10;Z6qELi+uMOy3xQvjxbMn+HHtcHR0ipPjE9StQ44AUoRRZKSTY4ZXy1Mn3EcxlfjLZPqfe3AgWF6m&#10;T1w3XA8Cnw8BfdmK5PrxMweApiH1Psn4hQIq8M44jiWKX28qycbsnMOuH2AMDbLI4rLWIkVi/VRV&#10;jbqqqXzf74vKpngKZzVnacaYggUvGRbgIGAWuLwEpbEIe1kIG0drTYqIrGlCV3qBSXOAkeCXwZXF&#10;p2SDwMw2knOSoCTG30vVTMHDqUm1GB/PMthmDl5jv9+j64C6qtDUNdarVSmHN9OI58+eoe97hCku&#10;3JcW9FTMGaL0BDQzb1p2JyueCqWaSewnEA77G3KNMjNjUiJIB2SewheSxMu0Rs5EEEgpInjG8Nmg&#10;3LMialORbDS03LdcKLOUSVN2ZXgzi/yQyf3te9JOmnjyl4KohlKBq6LIleoc/Om609+O+wXOkoYV&#10;rDm4Fkmgg8XnU5r9JpxFlUjaYTmsSAmPQTa5VB6UXFBiQnuR4cyVzs9wVUHigCPGiqoKNQwsaaKY&#10;IOBweXmJjz78CLdv38Z32k25f3J+xlBAcPbzB72W/TL5f3lO6Ruf+evld3POB1BIijRHsdvvEVPC&#10;0dERfvCDH+DZo4/w+7//+9jvLymhsQpD38N3LVf+fA21Qtd1eO2113BxcYF+P2C7vYJxpNEUvMfT&#10;p0/x+NFjVFWF1eYEgMIwyppdZP4AxA87L4LA13FkzEqe8poHrKMDvF+uF//UF6wIFID/+e/8/fyv&#10;/Pkvbx7/MweA42Pyr5WMX6ibshiXkNCBF+1iIcnX5HeXwcHYBB2oImjbljFkQ5ORPPgzjgOxDDib&#10;rdg8ZbkZjeNYePdS6gsUZa3FNI6oGJ+X74vBNTBPE0sGLc3qEEKpVuSqL1lDAA549yLZDDVLUseF&#10;cqTiJmPKIGYND0tpY5gyShm/NhqKJX5jCkh8HmJso5RC0xKGShl3xvPnz7ENHoaVJrXW5TOQ1gqg&#10;wANaOcExn71tG1SVhS3sH/bnzWREEvwI77l3xtcHonYZucntKsLz+bVFckGMf3ygDT/GjMBBP8VE&#10;2TUAlROJuFm6RnKNY0rQiW0YlQQgqlJSEiaQxzhOM3lAqoSMefDLiGYU420sTqcZHpJBtMoaxLqm&#10;SWXuOelMbmW0BhTIniZBQxFd1WpMAaicgbNcO0SipRhaUNCs7YMUkKNHikSDzFEBKcBYBWepn1FX&#10;FpU1UDoDKZDnhlUIfgC4uWusxjAMePnyOR4++Bg3b9+DMRpZE/afmQyQGM77oscy6z/4N+a/P22r&#10;mrda+luuF/nJKSSlsesHNJXD2+++j6uLF3j67Dl+9I/+CNvtFo0z6C0J81V1xbAq0Pd79P0e67bF&#10;a3fv4OriEk+fPoVSFqu2g7Maw36Hx48e4GizxunJGZyz8BpI0QPKEKFAG7bAkE16DgJfKwSU1aeY&#10;x0OaEYRuLgLTFy3MFPc3ftZw9TMFgH/73/sP8zJblkMynOUwlGz6y0EpydgPaJuQoDDL1loTEFkL&#10;xhiDpm6goLni6DFNCsM4Fky1FXE4mVbVh+Yvy2pE3vtquz3QH1pq1UOpEpwEQwdQoKOy2QuGnvPB&#10;UFYxD8mzJg13Iul6MVwleLnSc/a8nBTWWiPwRKu1LC/MGia0yasZbspUJbQ18ff9NKHf9xjY9Ulw&#10;/+XMQsa8IRqgWFKKPzFdM85aWH8pxsD666bAOoKnS+M25YRhHJiXzwEvzmyhEAOm6ZCppTJVP5rh&#10;ImlUq4ppxNkUpzdjEnBtNqH0byaPaRwxjgOdS9l4RCOIneN0ksqfs3meiGVXssoSfTJoRb4Kga6r&#10;uHllzH4GBTdW81o2zPBp2wbbrcHE8wnWsVFQjKzmSnx5uac5Z3K2Upq8gQ01FMlVL8MHDuANDVsa&#10;WyFXFUIaOfhNePr0KV69eoWmadGs6F7GbBCLDefnbxs/deP/gj2B6z+f2IFLEgZrLPppj6gzjk+O&#10;8e477+JHf/IjvHjyER49eoSuIZ2rXVPDOgfrLDX3xwkXl5fomgqnJye4e/cuzs/PsdvtsN/v4eoO&#10;MQY8e/YMm80G680pbty8QYJ4YDe/LDeL+xOLICAB4asGAUpiUDb65Td4qz/Y7OdAcO3nf+ohEJDC&#10;3/q9P8q/8WsffKlY8DMFAGEMCMNlWSbKBrjE4wWz/zS4QH5vySo4/P4hDe76JhYZGun3e8QQ0IRA&#10;Yl2Mt0sjeNnMK01DLkvLpbx+XrwRzxpFqmD3flH1LJu7cQHrmKUdpQQizBUDvVaEcxlGidEHmbpE&#10;/kNYui8bQooO2rEkgUIJkFicN4Bi4rJadTRYxT0CZPBMAAvEKSAiIQmsZRRbV1ZwzhLv3mgoyLDZ&#10;HABiCMic96pMcgCJ4UDPk7l7HsQiPZzAAcCzUmygJahm8TmaMtazhn8gZpYGawklng/ga+7Ys5dY&#10;P1RRaLmOBVKaHcEy9wkoFid48dRNYpRDQddqCyLJEVY9Bd40mNVTM6yjrchb031V/GRLw7iyDmg7&#10;rLoeF5XDtO/pGjHjLPgRfhoRvECQMySHzLMgKQI8HNi1DT9XEeM4YBoH+ElhtbEwWmGYRk4wMl6+&#10;eoEf//jHqKsKt+sO4gqW8iyM9kWOzwoCyJ8mFpflSpS1CSjkTLAnQPdbW8tB2PAMSMTZrVv4pV/+&#10;Fbx4/DHOX11g6AcoRaJvzjl0qxXqxiD4CRfn59DHa6zXa7x27y5evXyBDx88xvn5S2hDigS77RUe&#10;PvgYriI20MnpGflq8yS61G/zZn8tIHzlMkCuxTUISP4lbYFF9n/9e591qHn/x7yzfPHjSweAv/Lv&#10;/gd5yZqRhuJy81lu6J8G+5RMm4XDBAYCgKR50XO2QBF/FnST3xfVURhLfre8yaeU4EKA40BBGPOh&#10;QJw0lP00zY3fa9nQ8vzFqWnJ+BEMnT9YqYTka+V1tS7ZbakAFoeIfCnhpmXKUiWbd2aBOcfZwUwy&#10;/2Gc4NuAenFPpOkm1YC1xHM3WpehrQyQWQtvWIU9ZfnnC3Q3q09K+Q15/UQbqIAAct18oKar9x79&#10;MEN2xEenOQXPAaBt16C+wDIAMJyiFJyRqihi7ltmgmecQ1VXtOErhRg0fEwHsGNVVVSthVTYUFpp&#10;GMP3mzcCaeZK36huKlSuIlhGILyc4BVgjcBiswY9VCFEloJcgRzNlNbsdmX5LWNpzC+TCdHWpz/0&#10;Gk3DHsb8HFRVg5wT+v2AGCL2/R7WWJzccGjbBlPoaR1ohe12ix/+8IeksbU5ocl85dji8sttbD8r&#10;CygDXM3RJO78fHBlOxGEqRJVNMdHR/jBD76PJx/9CX784x/jyeOP4ILHyC53VV2jzjU8y62vO5Ls&#10;OD09xe3bt/H0+Stsdzu46op1jQJevHiJunmMmzdv4ujkJqw1CGF+liB3q0BAX+PBUNv1rbnA+5/Y&#10;s78cBETHtwgBudoUoTHawOkB8yOrH3K9Mw09xt0OzlZ4Ne5x893vo+97KFhMQ6CStLJoKzI+sdrA&#10;KIMcE8E4rSOnrUD4d9aEska2LFTWou5axH6AMhp12wCgjLgfeuxBdC9XVUAGnKOBkJBT0TxXRgNx&#10;xuxDjIhsOF9VVclgqoVpR9PQ+0hlU1Wk6RIDMI4DNafajh7gHIEckTIw+Uxa765C3TjERH69pjLo&#10;JyCpCsYp2NpgHAZMYYLLFtDskZCIF28mD20slLZwVYNhHNH7BBuBulkBKeHq8hKjyjjtGmz9gKNb&#10;NzGFEQ8eP4Afe3RNhRw8wtjDVApOJ2gHxEi6NI51bSpjEH1E1hlWa1S2gskZYxyANEHlCo7liQV6&#10;6acJ+/2ALc87bPueMHnJxuXx0hpK19hPHl23Qte1yACm/R7j5FFp6ulU2pKcMDQ0NKpkYGMNGxzM&#10;ZGFPNM+QEGVwDB7KSHUV4IwjSiWoYQ5otOsVum4NY8z/S92b/Vq2Zeldv9msbjeniRPdjbj3ZlVm&#10;VvlWh8s2ojHCxs+Il8IyRgIJwQOyzANI8IaELf4GePYrlvG/YOwXZAESElUlsrrMezMibsQ5Eafb&#10;zdqrmXPyMOaca+2IuE26ClyszHPjnLP32XuvbswxvvGN7+Nu8zaLFCqlcEqw/Wq94vGTx/RReXK3&#10;i97ASjEA+IB2jio2Ycs47xBSLysG8sPoCHi01djSinRF/J8QHGpU0IBh0azQxsdGsEMri3MWN2q0&#10;LjBGKjPpd3UofU/bbhg9dG1PYTrc2FPXDVY5um7P2zc/5+2bC55/8gnLUqqnqrA4o+m7DlvVAh/m&#10;pracnonhr/LPM4Q6/j5g7LTYKRA7wxCE6hkCGhXtO2VaOBQmZRGMfqDRFW4cKWyFGxzXbzeUZcOv&#10;/Npf5C9d3vLP/9d/xtt3bzFFR9U4TlVguVrQdy3d2HFzu2V0ikcPL/jhj35E3/f87u/+Lnc3r1lU&#10;imZ5QlCW15dfwu93UGq++OILinXNm8tLGF3s5emIbBSUtsA5OHQHiqKUhEd5xHhIfL5DHCkOKYSG&#10;KXCHhPEDypr4+5CbvpkWC+BnXZSAvEdaGWZw8XdtaS35x//098Pv/PVf/97rwS+8APRdz8RJ1wjZ&#10;wzN2B7q+R/kIAXQdh7alqptsVpJYMsJw0bnczRzh1NCIJaNk1ckF6phhkzDM9JuEJ1IEjDVZyGq7&#10;lUnjBQuaRlFE85jUB7h5+04mBtU0pQnTWLyNVUquEBI8xAzW+dhynRuTM/ZM3Pe4l6DSyZ7SDpXf&#10;YwaLvQeX5bOtyD2T9BlsFDBTSABcLVfs9/uouCk6Nz4ILVVgufHYIP69ai3TcqPTU4iNa2IP6HCQ&#10;8z16R98P7KMq7O4g7Bu0SCjoENUy44BXgsoqW1GWUtqXRcHYNKIqG5u3iUhQR78Ig+xz0twpbMr4&#10;rRipRO2isigk41aSgdtCUZUVaBElrKtGzo06yfvqI8Ql3sBF3PepchvdKENh1qIUMnSXaY0ePWNp&#10;pYVAaR0rDvNBz0whMJT0PHT0JgalNKM74Jzn0LaxwtC5gV+VFUVRUVc1by4H2vbAbr8jEBiczOCU&#10;TUNRFoyd4+ryipevXrJcLTk9O41NdCirMl6DUyKqSZfXRGQIId2XMfCH6Sr+2Jay2zD7Pl/gx/+Q&#10;Hdu0FsDNy7G6uLjgiy++4Ksv/1DUW7sDNzc3lBYWiyXWKpqmEZ9taxnGgfV6zfPnz7m5ueHNm0tu&#10;b2/xSDWrHdzd3fHu3Tturq+p16ciUz9O3uOJ5SczQ0YqwLSvs8rgm5LzEL7t0e9+XME0gQzfO/in&#10;v/0X2X6hBeB3/tO/G95cvZWGVebnSzAPLg57jYnFIGX+yUmIAmBehpeCiIE579GmyDCQsEt03mml&#10;Eq5+LFSVdjXdtEDGXNNNW8Yx9qR/M7iBlhZj534CZCbQ3EJxKsEn2l6azp0wQ7KWjks2hfnEpoxo&#10;orym5yTBstS4iX3jPFSUGsoSGI6H2rTWOFyUUg7oOChnkw2gc6gQKG1BVZS4saNrD5ytFozG0BTi&#10;bdsUlkLJ5KxB0fu4uMbgnszljdKymBRW8NJRmpVEWQFCQBuhrzovjw1x4tiNA3hpuyZ4sIjH3CEU&#10;1DHuW2mtcN6tpq4sWJm47Q3iyVtb6rqkKUqhfzqHtVAUmqq2lCVxWreAEFjUjr5paJs+NqmjNaUV&#10;Fo3SExMqBPFf0ErR1FWGmpSSCWAVAmVh0aqmsCZCkAkGlAShKGKfxzuC1yglUFvQMUNWiqAVhbGU&#10;tsBq0e/He5nzi4uL0Zq6qqgaizUHdvuBfuhxPqA78R1I160tRBPIGMNuf0/X9ex3Ir9uioIQ+zwp&#10;qbm6uqT+kz/h0cOHnJ09zqwvayxjTjxiYH8PrpBFMlYCIVYC6TmBXDGk/vdRwD/+RQ6A8+e495Kr&#10;1Ls5PTvl13791/nyyz/k9vaO16++4v7+nqo0nJ7tWC0birLChY7tfsftzR1Ns+DRw0f88i//Ml3X&#10;c3n5BrvfYQuL8Yr7u1u+fiWsoKfPlVSdYYyfVfqBjoAbB4xRlEXJIdJkp8pn2sLHvjsK8mlp/ebH&#10;w/HRJmXCav7n37JNcwDTiftFqoBfaAG4evs2DteI65FUAMKu0Qg9MoxDbOLJzrox0vqYDyIJh99a&#10;CbR938eGqlDcUpCUzHdOFTVHBg4JZx+j0TkIrm0iTa9XivXJmna/p+s7xtuRdt/GTEt6BIvF4ogZ&#10;NDd2yWJz6WadNYlTw9u4KeDnzD3lR0qkAWQQTCYw00DM9DrH75kWgTlzSCkZChuUHPcQgphIp9fw&#10;0zi/Nlrobr1AcMaP2TYy9UTWqzWDaT/QS0+FTPrcxpjZBRaZQ6OTczpb+NI1LVmsRakFZR0fS4yl&#10;OHglE03kKtJGJ7HU2DfGsFg0LGLvplAiHWK1BGAV6b5pQntyKpNMvKocddPQxAWgH9JgmM6ZdIKH&#10;QgiYQtE0dTThsYTgooudQIJVVcZKyEqzN2rHpHkNyVqlh5AE47RWUexvuo7k2IsnwxjG3Iid05+r&#10;qmS5bLDG0A8tXd9J38ZN51fsUqXvtlwtOT8/Y7/fc7e5E/vTZRKJi3MUzZrNZsPl5SWvXr3iwcUn&#10;rNfr6A2R4IhjiOLbt/dS+HivpgDJBwHwm4P/PCakijDRrKsSzs/P+a3f/C1evXzF/e0Vt7d3tAeh&#10;hJqY+y0Xa3a7HVdXlxhjePL4EY8fPebu7o7DoRUPZ6XQZaDrOt68uRTto2bJYvEZdV3H+BPJB2bq&#10;N4bZ58/7lthw+bcf1gV5Xz84Fh97fLaptBDH53/Pxu4U/yNKoL7zJObtF1oAum6YdPKVjPIrE8QJ&#10;Skk24JFsJjXJPFGJL5Z5yhjJNJVGZd/dECmPPjNtpAJQ+YQk2WTFsfiW1sLrHv2MmhkZOEUga+QM&#10;0cCjH3pGN6L72Ey2EkDSEJuKr5sYTAkaUHFVThaIAWKATlIJKsX/SSYAsXwclWj0ZObBewvJHN5K&#10;75P22ceMNAW8TN+MgVkHkW9ww4gfRqyyWDQMjm63Z7i/5eHDRyxtydJazqqa5vycriy5vrmRXoCS&#10;wRoVFFYprIq6Nko0aKJQaM6QvBeFTe+88Na9R6sg/ZBSAqVKVZWRQCOTvYCOg1hpGNCSj4H3Hh0C&#10;YNBlDAxdh2IkeBcNbkqWi5KqkmEuq6v4WVX0irU0VcmirhmHHkLPMMaEJSTmSpyrVgJ5qLhoyvm3&#10;jMUE+xVGtIECUu1I1SOLSQB0nEnwYSIoaJUc4hw60kQro2mKgtJohuAx3lMqRV1WFNpEXwBNU5VY&#10;pWjbiu5wkIlhN9L3HUVhhUHV94xuQGvFw0eP2bcHNrstbXugWS4pvYfksaHAGk273/Liq59xfvaI&#10;H/3oRzSL9aSxNYcoc3yP4STKRacKILVNp+cdhX9SSExI5Tzgf/T7GMj7UdhYNlZa/egoC81f+LVf&#10;44/++E948+YVd5stu13L/WaHC4HBBZ6fXmTjmHfX16xXC5bLFU+fPqXvev7wpz+TZNOPuKFnc3fD&#10;61eas/MHXJyfsT49x2sITpI8pQ3KGpwLDH33AWIz3+/Zb/Mierzgfd/Hjzf1PQP/7C8+qCO+7/a9&#10;F4B/69/728GNIyDZqLXSYA0h6gBFeqDyOjNU0lESRyhHoZOnrOC6hbWMkSqZ9OqnajDxqAPOJR3+&#10;maEJUwYMEnSTYYsxNgZrLebe2lBHIxoThd+SReVh31JXVXYjS45I6bXmDRutRcckUT+F1inNrewa&#10;Fhc7Hzw6in8pRVbM9MELfJOz9+n5BsM8qxcrQJ8NcmBaAPKKnxcdodjZaHDig4i0ddt7lssVtSIr&#10;rBZFSaEUXddzaMUSUMWKTgTRzJRNzKohGSiaPrvWYvodT4Ycg4R1W9GyUdoik71C88taTHkRjPIS&#10;KcA4OfYqej/YhFFHOGPRNCyXy0kaW0uATg0zYwxVWdE0kim37RAz6AilZZSbqMIqxkNd14kXr04w&#10;4DQ0GD9uPh5J20UrRRmlzdNnDJGCqj2ghZ2korJnouMmlc3kAyDnNSVBBl1LY/sQyQB9L1CQMN88&#10;Q/TXHoeR09NTnjx5wu3dDW/fvmOzuSeEQBF187tOJoYH53lzecn6y59xdnbG07KJsyt+Fvyn7DbH&#10;J5/y4OPAdQSFZFz0fQhoKis/DP7ye6FBCx2UEGjqGhSMnbgLPn70mB//+MdcXb7k6uqSt1evub27&#10;gyg+17atVGilsJv2+5bFcsnp6SmffPIJL99c0ncd7V58GXQw3N7e8ebNG05PT7BFnSnTPsYgkUgJ&#10;UoHZYlbshNS4gZxlfzeP/7seT9vU/5t+/u6CbIKApmtU8Y//2e+H3/lr3w0Dfe8FoCxKvLH5JGoj&#10;ZuFeCRc+uGgPGEyk8UlQLgqLyAY7QoiZkwJCpDlGPFZFjD810VLZ7HwygvFTqZohojAFw4zNBlDC&#10;WU/XoFLEEryiKEWjPm39cMiDM0Wk7KXGY/IyPlpw0pDY7OTkjJ54Q6WGqg85QAU/y/TV1COQTDEL&#10;2kw9hhBixTD1ABSpupiCv1Z6wgw9KC8LkvEB5SQTbO/uMNawtJZ1YbnebtB9z1ldsestDrEyHBkp&#10;jcGqSMP0PjfGhX6polibRsdLpzQhB1KttbB7EP0ikMpMh4AJHvAZ+09wWz/uMv7snItzBCLbYbSh&#10;rGWwr4pOc3VlKQoV+wBglTQPCcLesVpTFZZFXeLHmkNzQAWHVmOG18ZhYBx9vlmCD7lPI6YrQrv0&#10;WnGIcyA20mO10YQwLYRGGbRNyqYifSQqpgCG0cdrs7CsqpJlWdAbTW0Mi6JgFZ3ecA4/DKgQKKyl&#10;qSu6uoI+0HeH2Cx1hODox559u6dua+pFzePHT6IceMcwDuz3OyrvqesKP/QCi6I47Ha8efWCF+en&#10;1GXF6ekpKs1hpOw+USFzFpr4P4oc/44u/hT1UyYyXy6Y7pOPBH+Abuwp6xK0zBUFJTCgQ5Kd3jme&#10;ffYZf/Ev/RVevb7k7v6ethso2x5tSm5ubqP3sSj33t3dRQvVhouLc37w6XNevnzJ9f0OoxWNLRm6&#10;PW/ffE1hYLlYcn5+Tl0v6bqBYfBRXDFOCgdB6b2aVzmKkDn90/363rL4XuD/+OPHyf4cTj6OB9+0&#10;Beavkf4o8H1RoO+9ACT6o2S+kqkbYwjaCiYatVhU9I01CN+5LKvcAwixNvSx0276nmqmOKlnXykD&#10;09rlZum0ok57F1KzUYu+jMTgCVe3hUX3yc3LEYKNmasENh/1bHb7ffQhmEzq52JvKcgeDYtl0DxC&#10;C/MsMcxwfciY93TjyH8CaaEK+X2kB8Dxa6RKZ5afKVIj3DORS0L6QBm22W63EJuVWstQzdjuo8RG&#10;5PnHbp4xky5RCEEYLygUY+5ziBa/HMexH3OvRqCzgPNjNIqRgTAgi4I5L366yYS9G0TtNcQqMS06&#10;i4VoTRVx5mNRVeKVQGJVeTkCado67r1WKktelGXJgwcPxJr0IP2O0UnWOLqDDBDuDnERneA3kckY&#10;Igw4UJZFvP4rivdMxAOTsKFSSlYARoHhkIa3VpqC6JsRIccEO1ZVGU2NJmZUer2iKPAq0LZ7gvO5&#10;SToOQnIQHagFTx4/4dmzZ9zc3nJ98y5WuB1DP1BWNp4zuQfu7zd8/fVrzs4eipRLXWQoRvsk1RBA&#10;zSb85cqPCddxrAlHR+LD7YPHw/FjadAy9dvGOCCXehib+w2np6f86q/+Kj/5yR/ws5/+cZYx6bqO&#10;7XYrfbyyYN/uub3taRbimrZcLPnss8+4vb3l6vo+u+1577mL1qrPP/0B67XoJXWdLKDGCDx9ZAd5&#10;lLR/W3T9LojnWx5X78Xx73in+R++DwEdN5e/eftefgD/7n/0nwfXy+BU8KIVU1qLUZqyMmgVpHQf&#10;B3QYsTppbkv2smiE6nd6sqYoS6QzELA26vjH4aQEd0jVIDd213WSGSSoSelcEWgt2jkKsbvzIeTB&#10;r+Td66Nj1RAHbowxLJZLmrqRxh7RIwDBbdv9XvoF3gvFLMIANpbs3vs8WSylv0ye6tyrEA0b2Q8R&#10;Oks+uBBNUSLsEIJnjGwSFQXYALquE+jKGMqyEAjJTePrCpVdqkQiwkWpYUjzTToIZXF/e0MIHutG&#10;XN/T3t6yvbujCJ5107DrO5mF8KIwaZB9XS8WnJ6eUFkj/YsxuVqlHo/AJKumoSoLikKGlxQS4PvD&#10;ge7Q4oaB/tBy2O3p2j3DoWPsOobDgeFwYL+/A+cotKYuCxZ1xXLRsGxqmqpivVxQFhZrE5OnoKrE&#10;tAW86PQbQ2EivReBs7zz0jfQomYa60NZ/ONrWaNkqMuaqPev8gRu8NJ3UDEkyr8x8VGQzMHqqqQw&#10;Or+GPFcYJVYJ9VScvxR92zL2A0N3oG9bHj14wIMHFyKv7cRAfrGoWC0WKC16S1Ul7Kau76UnoJRk&#10;zEqz2+9YNEuquuHpJ09J5uhDP+DxESYr8OOINZaysOx3O+5urlk1C37w2aecPnjIGJvexsREKZIJ&#10;0pSvipCXJEAwx3q0UaSje1Shh9QL+PYQVtiCru9w3mGLAhAo04e0GEgJXxQFq/UJwzDw5Vc/5/5+&#10;Q7NY4kbHarWWuRulqAoxkw/e8fTp05g4eXb7Pbe3N3jnWC+XWGvY3N1RliWr5YLz8/PoJ+Bx44D3&#10;seflp32ZL3pJrTZ5eaQETcVe4JQo8sHjx8+bINX3t/nxSwjDEdoAM7g2UspnldZ/8J/83b/3P/2D&#10;/+Hvf9vx/14VgDWWYKNGCyn7lQNyOLT5w1sjcrnaGEIMbEkcbhjElNvFzKgyoumukpSwmuvnk5fI&#10;RP3MfNz3tgk3m/j2+QCGkA0ZJMubqRjGk5QyrXRg+/jvOI4cui6/TtLESYyk1HBumlXE6A3WeEYd&#10;xba8zzBUzJ8yVJ1PKireS+Hos+ucZafnE2EYjU/Z7qxgSB3JVBuoaQdJOvRDvSQqbgAAIABJREFU&#10;0puJ064pS14ul5KJH2Qgr6zKrPKaFh3vJznpdOGmnkehTJ5aFshKYYyTv/eezg/5GIqKpzs6BuvV&#10;GltYqmj0U0borY4SwBHhF1gx9x5m0+TRTCbj9UqOQlFE3wOdDpShHCu5eZ2XSfBhyJVIMmsPGROf&#10;+OGSkZucnIiCpzSDj8UHtWj2qCgJp8CH2FPQlrquaZqGpm7wXrwTFsuFHBskQUgDhihR6xxx2a0s&#10;TQwP/YBSFqUVh8NBKoRwzsnJKQ8ePBAs/HBgGHr6XphHAim6fP3eb+558fIlP1ieSSIVmUZaKYjM&#10;Na3Vt2Sy8R6b/feDfHUOGeXKYnbtvvda0idLInxynNv9jqKwrJcNn372KV988QU/++lP+elP/4TN&#10;5h57choHTKOVpS0IIURBvGuquuFkfcKjR4/EZ2D0bHdbyjgJfXl1yfnX55ycPpCeQFLLJXk2q3xP&#10;gkzpy537vgTGPO7w0e8/3L5fln4Et00g8Xtv+16t9WcFAf2t/+y/CMM4YGO2ZbXJ2ZjWBm/kgAQ3&#10;MAygg5MLx8FAwGhPaTyFcpTaURk5qFWpaApN1/sY7FSsBqKgXNRsUZFxMeGLcoPlhUIlMxOOF4CQ&#10;VuiE2wuT42hTaRWdqIiyePmsl3M4HKYy1RwPXcmiNb2nqHqKzngSQ0vPU1pW7RB7HzIMNwXzJK0g&#10;FEyDjpVEhoGQprZ2k7QEQIicc1FWFNllrRCaqFYUhWEce8auZRgHcD2FDpRaU1vNg5M1vu9o7wPB&#10;OUqtWZSliKC5ER9VMrUCpVOmLBCdUko+Z1AEbwg2UBae0mpKaxmHMlc/Iv3g8g2R9qtcFJKFR1pu&#10;EWmhIuUhiUREKGI2byIJIT5fi8+u0ERjlm4Mzhp8YfHugFGBwiiMSqYrmqJQuNFIXh8iCyn2b+Qj&#10;JurytOiISUyEnQCUOIQZI+qfEjBVPB9y3e7bDuUcRmkKBbU1NIVlUArtRtaLBdp7CMLa8eOIHwZ0&#10;IZLeykuVUTc1oZVzeOgOEIf0Ntsdxl7z4KHo4z979oz9fs9mc89+u8MoQ1PX6CiCZ2OVd3/zjj/5&#10;w/+b5vSCJ0+eYo1i6EdsIVVz1w+UdcUYBeqCCjl2J0hTpn6PA1KYfR2F/vgfmaKd4FOvgsxMhEkI&#10;MRiBlwtr2O+2UqGagoePTvni13+Tn331guvbO16/fkNdltzc3jKODavVikUVF4C25erykk8++YST&#10;9ZLPnz8DP/Lq9RX77T3eeRaLBTdvL3lZV6wWS+wPfsDq5ILCWA59HKozZfyc5HhDSIlkWiDneP8x&#10;zv+x7+fo8ffb0tFUEdt/Pxl+j1770c/y8e07F4DMVInZbMIqU1adpHb9OEbTlZkWelmy3ewyx1sy&#10;SC0TjocDAGW1yg3EhIEKlTNmw8mB6b3sfr6DGQfOFNUk+OWnYbF41JOOT3rN+QSs1jpLQyc8crfd&#10;Zix8PiCm48DUOEwuT6lHIJO109BW7ifELDhZHWY2EdOwW8pmfQxo6fOZOE3qdMSLvcMEk/snpD6y&#10;lAvZCaosSrpDFxlFUYjLmEh506yaBW17YLvZ0LbR6zb1NGbXQM6CTVJMjYv2EAdpIkgQEBewphZY&#10;yrmJnSXzAzmdkey6kMVxbvSu1ZTt2yLy/5FqTnSN7Iz/n9RbFd5rtJbPIu5ynn4YSabxkeSRKz+p&#10;jpIAYbqi0vlK0uQhL+Bz3Z+0aZXmUZIkRqQxy/RUhutShWDtVO2kxaUoS2rfQISYXDzfMoQnnr2L&#10;OJnedsJe00Z6Z/v9nnEcefTogidPn/D06Sfc3d1xefmGtt2Lp3OEFpWS4SZjDW3b8uLFC5YPv+Ts&#10;7IzlciWSG7ag973MOFjL6L7dLyAFnxz0U/U+72mFCFB8sAiQ77sUSxJVWogRhir2HoehZxgsFxcX&#10;/MZv/AYvfv5z3ry5ZLfbR++JtRjjjLIA+ODZbDY0C/EefvToIcM4cL9tubq6ous7qrpCec+7d+/4&#10;+c9/zmq9YrE6Fyg2Ji6FrXKyOc1KTLM+xyHpeCGYV7rH25yx812HN2RCRVp4jx+bVwLvvT/wP/8v&#10;vxv+/W/xCfjOBaAy4HCioQ0y0h8cWgUKa/Be/G1tZdFNQV0WNHWNjfz5h1/8KtZaVutzTs9OUbYS&#10;jDsoca9qp4VBtNwTH9znhWHK+D8C8TCZprhY5iob4STvj7KNxKwZnQzweOeP+PVz6QEb5wf6riNA&#10;bjrNh8MkQCUaJFHW2RBCj4tqmHnQR+mcYTofy9UoAa3i3IDzcQHQGqcVw5AG4BTaTF4JSaYi2ECw&#10;Rsw1tMIpcIokZi8BszRom1g5UWxNicOXxrOsa8b1mn6/j0yUkeHQEZwTJo6SysMaCb6FmbjuoDBW&#10;z+51FXsqMmVsNQQDPli8KzKclIKw0gI3TLRS8d5FCY4voTzkf3Nz1JYURUVhRR8/Df95NVEWtZbD&#10;YLSi63v27UGuO+/kmjFyzfXDJF8Oqekem+FmknqWCihWAOlunO48smZOmLRvfPA0scmrtKUymkUp&#10;cheu72mKkna3k0nkspAFwhiZDpY5MYxWlGVBExqGcaBLMtpjjx4NWldsNhvevnvH6ekppycnPH/+&#10;nNevX3Fzc0N3OFAWlsIUApfpEqs1Y9/R7rZ8+eXP+OyzTyPsJwt8H4+iTpV3XNrJ34V8XnLSkYP+&#10;bDQqZHSWMDNbT4sASioLqVZTlS734eCEMpwWuq4f6IZ7mqril374I378K7/KH/7RH9Nurtltd1TW&#10;sD7paK1cn6VRODdyd3tLVRScnJ3z8ME5bx+csd3c0Q09h/2W86ah3W+4fP01D85OOT97xIOLCwpj&#10;GHSiDMdhwuBxs1iCmjdfZzMUv1h6/61bgJz1ywmYVo7psffef1YFfNdH+c4FQFgiOssm1NF+cL1c&#10;yYp5JmyLMnq0FjIyi+s6Magua0bnOHQHwm3Aoem6joCJom8PcuaXcHwJxgFj0qSgOlpN5wtCylbT&#10;8FbStAdp6or/aGLikLFqeQ1/RPVMchPW2pxBJ2N4mDTzk88wwGJR5880Gd8IpXJ0I4Uuc3DzaVbC&#10;Jc9cnQfZ0n6njAiUSCdH+qKJGaaCWIFpfOHRxYytEKbie8ra45SsijTSFOD0ZLaTejSHw4H9bpMn&#10;s6cBtwj7JN+CnAGHXNkkmlvOlCKGbozFKgWFlorGSfaUFm2fC7ToVGV0Pjfee/ruEANwmh0pIpvG&#10;RhjI5NkFrcUMPtOJ1eT1m/SOwjCnEYur1FxyJM1+aKMkGKupJ5Ou0zkENFVpEyRJXEwIUsH6MC0a&#10;WuusaR+C5/7+nsViQbMoZX5FyeCXH+JxNlELKZ6jth/wB5EKH4aBppKE4P7unrfv3tEsnvHkyVM+&#10;+/QzFCr65e7Ba+qmQVUW7R3OSVLz9uqKFy9e0DQN6/U6q5QabcSf4Lu2MAv4s0sw5KCVoNwPFwHi&#10;dQDk6ydd4zJk6NFEYkcIjMNIU1dcPLjghz/8IV988Wv89A9+j9u7W+mF7FsMPkpq1JnIsd1uqZoF&#10;VVXx8OFDNvcbLt+9Y7/bszoRRtHt7S2vXr3i5PyxWKwuTqjqisHnJWDK/AMETYwtx0H2wxmAdD/G&#10;C+C9779fBTD72/Se6T/JfvOD4P/9FqFvXQD+m//uvw/9fi86P8FTFJa6FOrayaLmdL3i9GIhF6oX&#10;Lv3Y9YzO0bcth7ZlEyLVy1Yslgu0rSWA2RLsvIGWmp5zCenjHsDHVtYEu6Tg5mflZ/LhVfGmzfTG&#10;2Wqa7Phy5TGnfqnJ2QxE2jfBSGk0P8nxKqVQlYqBzxN8al9OEIJyMrU77wFIIIgnem51iNBotZum&#10;oZPOvXMerVyeeg5a8H+nBE6SbFWqAG1EvgAVcCFp8ItN4XK5EH31smToDtzeXNPtt3L8vFg6htnx&#10;TNmwmgU471y+6KRiU2hlMErjjCi8SmC38ZykLDuKw8XzRgg5CyQERjcQxCJYsnktjVRrLdYUUTrZ&#10;5sxTjnkc0orNWaM1Tims0ZSFxZUi9TAOI8GPuKBommVcPCSQKtJAlo7SED4yrmYLwKwkH9O5Cz4f&#10;A2LFIH4NY9w3E6siLYb03jF0He1uR1UUaFVHue6RcYjVttYoZXLDvq6qCHMMjJGiOowjHtjtd3z9&#10;9desVg3Pnj3jk0+e0nUd1++uRaU2SA+jNBXSVRGMves6Xvz8K5aLBZ999lk+FrawDH0XK/OQK5yk&#10;CRry9/lSmGNA03Nmwf6DRSASIwRW9tPrR+XflFhk8UFrCUEq0k8/+5x/+6/9dYb2jq7vGLqDGOMo&#10;LwKOwTP2I9Zo7u5u0cZwenbGxfkZ7dPHtN2B63fX7DfiIzzqnrdvL/nqy5/R1BVPnpUyeDeSda1y&#10;GpnuAwR2nrYp+L8fqnI1lK+c77eF954djr45Dv7zEzH7JPyjf/K74W/+jY/DQN+6AHz++edcX10B&#10;cB+x3MPhQHc44AZhlrx8u2EYRg77LbvdnjBGjX1CzFKEzrg+OefR40csVmfxcbElLGcLgByoGb7G&#10;UcXz0YOT2C7Mq4L5wYvwS8LK53QqkACWMvs5536+YKSqoKqqqd8QRLPk/v6eIk4LCjwTXyfi2vkj&#10;Mtu/MMEggl3PIC6mBSB4j1cpuwxxbD7krFMWhbg/Hzl/aT9Ss9q7qQ9Qxuy/aZqoFFoLPhwntdNn&#10;9d4L8ygkulv8fPGzpkpImqSitqqNEQu8EOi7QaCjOBkcnGTNCRMvjInQ0KQFIzz2gWHokUlVgWIk&#10;CE+VkxxvoTAqLdRaFARt8ERht1gFVZX4SqfjO44uH0fJQicYSqC9OKnuhggzHtPv8jXmpwogtQe0&#10;igJqSuG1jMxZK94FIQhlOTFzhmFg7leRbUKV9GosOsKLOrOBjLGMfszVaAgyyfzu3TWPHj7g2bNn&#10;rFZr0fwxRsx7nPRChKEWpHFtLT3w7t01V2/fcvHwIXXTiPOWgX3bUpbVR66sj2zfkHBO8X8KnrN/&#10;0FoxDCEveqnHpI1USDayzBTCMhQdMc+DBxecnz/g9/7Pf86rV6+43e/o+p6q0Hmquu86QiGe5dpY&#10;Fssli+WaBw8e8O76lu1mOznOacVut+PyzSUXFxeszx7H30dVgQgn5/Mfr4fJUuDDoD8dmI8HfPXx&#10;X3/7MZ5Bjx9AQB97/nds3zoH8INf+1f+3us3X3O72dC292irOF0W+NBx2N/g3J7bu400f10vfGM6&#10;SqsorccqR1Va3HAg6JL1ekWxfIDHMJolRX2CMTVaW3aHjt3uAMaiiwKvNTqacLedjL6jFKU2ov3i&#10;Azp4eZ7W+Lg4OedE7KkQCeoEj3gvRubOJx3vkHsEzotMA1phi0J8A8ZB8h6tBfdTUNYVVV1jrM2S&#10;DyE4ykK8iIWS1+ZKIkCeHwghsNvt6PuesiqlAaUUfoxSCF68ZItIf3PjSNf3mXmkIwQXQOiAwcdo&#10;I8HRBzG5AU9RlRgjHgKlChz6DrfbMgwDdhjRKJbGUtmCcnXC5v4+fm3Y73aURcnZ6SllUQp+XEQf&#10;XMjwUZbxTiyOWH2E2IMwVqCOqi4xhZHmrIrNfR0IyhOUA+envoQKBD8yugHnBkJwoMEWhqIuaZbR&#10;2rAsCAZccBS6QIaWxDMYFZvwLkCQRTh4gQ/GYRBPAVugAoz9AOMgPP0QKLSitgW1FT0lFaBQEoS1&#10;11gMhSooVIENFoOhQxHtgoiK97HKG/PnD8px8CMOzwHPwQ8Mhab14l5XLxuq9QKs4qbbc7ffMRSK&#10;YrXEW0MXeyfGWmqMsGK6Ad2PjLHPATK/IYQLRVGI7Mdms+XubitS7VrRDR1FVbBcNwyux5awub+i&#10;7/acn614ePEIG5OSpllE4xgV43fAK09QgaBH0J6+JycoouaQMrYI/qOYIM6QG/EhPse7QSbF1axC&#10;94E0HO+DYvAedIEuSjoXaPsR2yx48Pgp7y7f0faOy6t33N3vsMZSVOL+ZYuK9WoRneFkwGu5qFk0&#10;Fc4NDH3LZn/L4bDF6MDpekGhNV27oSkrnj99LAOSbsArTWE0XtsIzSqUsdhBPr+OwVTHLxV7UF6l&#10;pASCCvj45XTAqYBy374KTNRrdbyOpN9FmDY1ikN+npqeoxT/8B/8j3//Y6//rRVAF/HXwloworHf&#10;HiSrD7ERmoZvUuY2DgPDMKKJcrnVQvjYETIJMZhhJqcrkeuVZo/zosZYzrRYUgmeV8y0+gZyEM/D&#10;JylrjU3ECMwe7de0Vk4ZfsSQjiAPqe7j687eQ2KcDH8tl0sKKzMCCRYSGWLPMA6iXBlhhJRpaKXz&#10;c6WMlJvDKWH4JDjERKbR+8wDaZLOKahhMkt3AhHZlGbN9j1RTK2dXNbu7++5v7/PbJKki5JK8zm+&#10;n25mmCqZhGcqJn5+YnWkfZVMJUxQ16xfALMKxU9QYKo0qlqavVVTU1V1Ht4T3n4Qs/gZRCinaPrc&#10;zsGE0af9SFCWZogsISBeZybj0oSQM3X5m1R5yExJquLSTZaOxPT66SqLkJQxGOsjcyk6YjmR0vY+&#10;WY/K/gjp4ECpRArDaos0t0WqwpUlwXt6JyKKPqrN7vd7bm/vpG9QNzx9+pTNZsPV1RV930cIaWSz&#10;2ciH81KR3N3d8+rVS05PH3Hx8CHaNoR+mLV/j+GNdC1qNU1hT4+r2fO/zzY9X83+G19NpDqUQ3ud&#10;IQ43Orqu4/PPP+fdu3e8fvlzfv7VV7RtS9u2VEb8G9bLKg5eSj9gt9vRNA3L5YIHDx5wvbnLw6aH&#10;riOEPaNzvH79mvMH5zz85AcCNyqT45exhjQA9v/37RsXgP/w7/yXoe8HWdmKAt9r+iivC6ANoDy1&#10;cWgdUIwo6xD6gsLg8Ra0cejCY6yjVAOVGiiMxesRG1rUKGVtpQOV9gwhoB0ob7FKnKRsotmhMhYp&#10;sr7xRo/c7QzrpCEsUtiaAn76GwETk/KoyouR956gp8IoZfo6ZTkR+tARI66KKaAqrRjGIUsJuHHk&#10;cGjxkXmitKLQBcYaCDFQzxyDMg3OyqyEtTYPk6VgnBqiLt0zuesGwXmcFr9ebyZ/AZQmKIPSVlhL&#10;iXYbYLfdstlu2bctIcSBN5vgiTH3RkROeaLBpYCbISj13gIQ2UJT0J8tpikFDDNaXUognJT46cva&#10;ZPKSJDpk8UyDXOhJ1wn1IRQWIDKvPAH5XEprSiU+wve3t4zey8QnCqUMqkjzAhPTRS6XkH2DpwXw&#10;2xaAWBapONxkwToxLErHRxIFh/OB2lqKUHPoBrp+JGxbTrShWJQYW4iKrbEsFkuUE4+NMMr8DYAx&#10;is1mgzGGuhaBw2fPPmGz2XBzc0PbtixXS5wbaduRsqoojI4TsAOvv/6ak5MLmkXN6dmCOV0zh+jZ&#10;+SRWyCpev9OiPv+Db98Sqyj+QFaWU9Njib3ntc9/JcJvez77/HPaQ8fby9dc39ywu7ni/v6e0hIh&#10;POmTeR/YbnfYssLaguX6hMcBrm6ueXd9zeEggnHeaQ6Hlq9fv6JpKhanFxkmFRozMUESlpFXxyDK&#10;+7ucfICn/Y3Py7v8iyyU/+LbP/qnvxf+5kcM47+5ApAKOmfH6UbSWppS2k04sXMjKmK4Cc4An3Hb&#10;pGY5jiND30uXPwx471jZExKlqihLkZiwBoyN2F8awhFMMLWfSLfmDKdPcEmKL1rLyk+i+akpc811&#10;QQqqid7pHCHq38wrAslQp4UlVS3eiWWi0iIrkKUoosZQ2x6ivrwEFBtf21hDFYfDCNLwJczkniMl&#10;cEwLw6xHoY2esnNC5s2jZnRWExvcOtErJ4E9rTUmBuR0TtKwW9Lad87T9x3OVbMJ2TkbKzVLU8Y+&#10;zR7kPguKYeg/XgGk4OplsC3NlwzjKBOs45DpttMCIabzXdfRHlqGYWDbjTnYHi1AenJ9A5lNcLFi&#10;TVPdMqUuVWfvkuifXE+JHjwpwqaezWRg4r0XnvQ3bvK+KkJk+TOqJCmdmp1yTVVVhS+FJbdvO4Zh&#10;R1UV1HWTL3mtRSkU58XGMlacwrjSQMf9/R1392vOzs5YLJY8f/6M169f8+LlC9p9G3s9wuqyxlAu&#10;Vwxj4O7ulpcvX3FxccFqfRGboAE1M8qdqlGZ/5n7c8yDRwhK/u77bOkeDmRee1pI03FK75s0w1wc&#10;0jytKj7//HN+4zd+g5cvX/KTmys2mw3L2mJWK7quk+OloOs7NpsNq9WS5WrNyekpjx4/pm0P3Nzc&#10;0x5atBbV4N1ux5vLSy5ev+bJk6c0Z41cK07uZR/7fd9LS+d77Pu/rO2bF4DYGDNWstqEiWujUFp0&#10;4p0PPGoEc8V5nA2ExF1HDFw8B5oSdOlYqANV2LOwoIoSrQPLEmCkp8dUmsXpCUVh2fYyWObQWJ10&#10;SmIpbwAULkQuuZooj6kRqJCb2DuXkEjZUsUQQoSufG7wJcZB8BLQ55dv6hmkHoJWGmUth30nF2XM&#10;6IqiyCqgKXhJ5uAjz1/0jBotcgsJHzUuOqOlC11N+N+0+IQc0BPsluSp00AUKTtVwmNHG3RRoEsr&#10;Nlu2yH6tXmuGQ5eDrexHzG6iCXvqj7jgUSEOsxEgG9nIuVApSUjBOhqfpyZx2s8JApJz4QTxyoNw&#10;Q2S2jHGOYnQO41zOkodRJEXag3hQD/tuFvynzFrHrDyZ2iTXMq01ZeUxWpgi2hb4URRCXT8g+b3K&#10;UtOSrEywkeaY+hr87PtZZZTYYM47dBAfYGbQScpwtbV4pUAZqmaBtZpDN3J3ONB1B9rOUfUuwjxQ&#10;Ko22BUVZUdYNZVowh04MZ4wYLN3f3XF1dcmTJ0949PgRn3/+GW/fXrHbb2mamsViQQieQ7unWTQo&#10;FG3b8ubNS16+POXk9JxHjx7F62y6CyYkSE389Fwa5OBBmhb4rk0pfQS5HtVwKsJuUZ45QY0qJnaj&#10;c7RdYHVywo9/9S/w5c9fcPn6JVeXl2y2e4qqZtceBKu3hoDME2x3LaaoMdbwydNn7LZ79vuOYRgZ&#10;oo9C3+25uXnLyxdfUleW+mRNWSgKpyA4dJAZmTGqC7y/pxmtDu/9+97z3AeSEv/fbh9dAP723/mv&#10;QwgOCFhbRD1yl2/yYRhQzosZt0VkeAvhTVvVAEoawWUBRgyzVXVGVZWUq8es1yeUy3OsMdzce4Ze&#10;DnpVGU5OTkQhcbNlu90Jzpsy3Fk2rIJkd7lJGm92T9KXlyA9hjG7eQEZxgGkIvBk31YpNWMlEzOu&#10;eXmfcPb0t1qbVEYc/S5riwewpc2Ztu8n1kYInrqqY2N3dvOE6UaYD8GlCcnMaJotWGn+QCoeMhU2&#10;YdZlUTCWJca08jFn2bobZ0Y6aT9j5j0fegs+EHQ4Cnbee7xWR2WuS8c4VgFpwSTBbnM4CHBjXDBi&#10;BSAmOD6fo3S8kmZPG1Uwu64TRtMgUiLJhD0F7XRE16sVIcgkaRcd0KquE7/fefUYF+x+GDL8M7eO&#10;hDiTMl/AIFcWIV43CR7KVZuXxqlXUc489RuYLE29k4W/qmrsqubQdVzv7umHQaqB/V4apdZQaIOP&#10;CUZdVdTRICbNbqRkYbvd8vrNaxaLBQ8fPeT58+e8evWKV69eiUd0Ibe+N2N0f6tQWrHf73n9+jUP&#10;Hz3n5OQEZatZ0J/2W6GkqZmg1vkiEe+3CRr6HlvGRqafcxWgdb5Hcj8mLjFD31OWJQ8fPuS3fus3&#10;efv6RUwQtmy3W0or1/pyJc5/PgQ22y3KGBbNIvsGdN3Au3fvOBwOMYEqGJ3jzeUb1icnLM4fslyu&#10;pP/iHE6pmJT+6SCcj/P3pu0j3J4/0+2jC4D0tOWCJbJkAmRJh9GNLOuKJ5885YnZE0KgtCIZ3RQC&#10;EzWVpW5qVutzKSXNUiz61JJFs6BcngoNrb2lHT3GDxK0wyDGKN6BGwBxS5oHPBsku/A+HA1GpIOZ&#10;oRqjjy7a9LyM30KEUGaBdp6lMS0+kuSEDEsJrntMX03Qp0qU0zAF57Io6UxHu29lEC4G9aquspnN&#10;PIvM+voxmh1ZVaokex3wwwDGCPcf8fqVakOjdJykLEtMWRPMnp4OpRCPXmMoqjIa+8iN3A8wpMw7&#10;GnUkxytP/EoVBCHSH+ORjNVVmsuImFQ8lO83geWYDW4WMOOUtvOS7QfvubvfSCNWKfq+Y7vdsdvt&#10;6foeoQkKZChG8KXAk7Nz0nZjNsdJ8iNN3VA3NcYYGltI1VBU4MWBrR8d6AHPNIOBAhM0XhnMDA5J&#10;TeYQg7gKbqqAvM+B7ahKUOSqrR0cDAPDGDC2ZLE8ZbUeaO42dH2gHzo2ux6CZtEsKArwo5Okq6qo&#10;/cAw1IjGlFitKkSkcRwH3p5cYaxmtVrwg1/6nLv7W9r9nrISw/umWosHrrY0dUnfO66vL/n66684&#10;P19x8fBpBFtjpjtj9yhgmA2LJULA9P0Ht99HtngPperpvTpADpfO8GZqqiT4DA3bfUtTGn7ph7/C&#10;b//lKy7fvuPLP/oJ292BsrSgDKYoaRYNzge2+xaU+EOvlebxoyc4F6m0b68hCvApRu7v3vHm65p6&#10;veLZs2cUi1NkjCP6fiibrvR4fD6+l1mT8L3HvXEfPnm+/RnG/4/1AT66AEhQk5s6W0BGHrLSMi27&#10;Wq149uw5/85v/UDYPtpFpymx3yutoqkb9gfR2G9dye3NDdd7OdCj2mNiBj1vAKabVKZtB4KZjOKP&#10;IYSpKavSzRUvn9y4TaE8HENAR1t6TNKVHOjjQ1MFEB9LN7AsAhODx/uAjpSvNIREMHgn5ttiMqEZ&#10;Y5mZSs2cdQefYZ10DrKAHNNCp/LFr4TrnmQpcvsjTJpIkFk9JqkcpkCsJQgtl0txVYqwz+HQRi66&#10;m6wt0zGfFyoxi4+y/Misjj/Gc4EQ5w6+cQEYk/5TZDFFKMjF5213u4zT7/ctd/f37LY7+oh7F6YQ&#10;qYSmoWkW4vxmTT6ur1+/JoRAP/RZymO5XLFaLYW+e3oqlWnsfQxDGvRzKDXmGQ2lICQxQBPyefGx&#10;wZjVQyP7LM8YGPPBPZwZU0YztsK0G92YJcGruqaqKsqyou3Eu7kzIi2uJqv9AAAgAElEQVTtrVCe&#10;bUwuimiUI8qmUs2lzza6kbvbO4w2fPb5Zzx+/Jj1WjyCx2EkVFLlSPUwUpQNAc/d7a1UAQ8veHDx&#10;ZJYOzYJz7oO4o5/ni8DUq/tFthnbD3LskVswybUkMUK5hu/v71G+5Pz8nB/96Ec8f/ac1z//mTiq&#10;dT2tObAcehqksd31PQd7YDku6fuB1WrFo0eP+Prrr7m6epfl2Y01HNqW6+t3LC6vOFmfcFqvY29J&#10;YErsL+Sq++du+/injze0NFuCePfakhAifdErjCkpy4a6jqYiXsrQQyzNt8OBvn8DWjRg7trAbrtj&#10;7yrR+7dbANq+IhAoqwq33/PmzRsZrCprrC0YIz+4KETi1cdqxGiDsSE315SQkHNmT1xUQIKrMaKK&#10;6L1Y6o3G0tS1XJ6ph1AU+NiIVFokaV3UlE+CZvJZyqiXHhevcRQ6bGHRiEm9i1omVVkgHydQlCWr&#10;1QqtNcM4gpLBn66XY1YWYtw+DAOqUFhbYMwgDclZZZIhIO/RxjIOPTrItKsPmv2+JTjDcrXCodBF&#10;STCWg5MAW1UVFAUDUJSGk9NTfBCTDBTCs0cqva7vsPFn8VUQXBsi/CF7l9fVdO8m2XBhYiSnr5AX&#10;uXQ8VRwEGzP0JoHRKjm+thhp25bNRkr69tAxDI7RSQU0jCLx2ztwGNDC4XdOFtrD6COlsmccI2PN&#10;DhR1wJQGYyuUKVBGjFGUCYQwSvN9HCPtVPbRO8fgx5xsEKCoRcQtWSuSBtriuRpHMZZXytIeWrre&#10;5Wqu73sOw0i1WFLVS4IydH0gBMtyfUFRrdBFxfX1Ddtdz2pt0abg0HX44Fg3C2qEet0eNH3v6GNA&#10;Lo1cS/ebO6q6ZLfdUlYlv/RLP6DrDtzf3+P8SL1o4vXl6NsdBGgay+Fwzx/8we+xWq959vw565ML&#10;drsdm20bF52GEKCwU3UcSPCeP7om3t8CIYoXfmRpnBE1CES8P1Xq4r4mt2xMhIxmsTpht73j7IHh&#10;4tET/rV/86/y6uVX/PEf/xHXt/d80izZtz3a7lmfnGJ8YHfoKHZ7lLllt2+pq5Jf/uUfMg4DP/vy&#10;Z/h3jk8++YSyVLx795ohwOlJw/nDx9RVHa/BAV0u8/R6prkr6Y+kAbZv2xLyMCdG5PtIzRLC+HM8&#10;SvlGS1DpdA7iT6lK/Y4S7BuWr+kNjuAR72WQIWbq9/f3fPnll1hjUGGg7zt8v5UMbujoh4FDJ1Oe&#10;u8EIrdCeiP5KKW8TVKJ4yiamJ4AWtkpaYefTwvPrJmfEM6x+fkDz9sGBnDLShFce5SsxS1bzn+M/&#10;cvMfR7yJKZI+mEKFcJTpG0VUtLQZAnDeSUMy6rG3h4O8hw9RA36AQOaOp/3UWgtbKh0FJTTNBBv5&#10;6Lzlo5plMr0PceEIIWQMWhy4mpg9inlO8CFOyx5XV+krsXoSGykdTxXPVcoVQ8zoxRVurv0i0MH7&#10;E9g6nneZu0AW6RDo4+Q5SlOW1QwTVkf7MoyjLFbxfcuoGpqG8YQiWbNcLMQRKzOGJlcwSCV+IHgX&#10;r49UKs5vqIApK44WgPcqVNSxeEJqUCdygIL8+XSsdJJValFY7jZ3VFWJH8SzeCyF0WXivRIIFKV4&#10;C3vvM6c9aXclnZtFs+DJ0yecn5/z8OKhTCA7z+Z+IxaKC4MpCgotlWrf91xfX/PixQtWqxWr9YPI&#10;cgv5WO7bFv19J4X/FNsU1uKiMLvP0yR1UZTs9nuMMXz66af89m//NofDga9ffsnd/R0giUtRVqxW&#10;K7b7PbvdTvxmTk9YLZecn5/x5OlToUXvW6mUMIzjwHa75c3rN6zPX0tzXIksSedGRicJTxJJTArJ&#10;E7T153f7eA9AxcZOZCeAwXuTM2/nDbvdwNXbe37iZPpOxwXAdVuBD8Ze2BwRIz14YVUUqzUUBq0L&#10;KZtVoKoM3licHuldSxgdWjuKQuiKc9ecdDupqP1OChzv4fE+iEds+jkFrtycQoKQ3Jby+yOoiZB/&#10;nzLADAHNV+rYGc/MDxVdqRR5Oi89LjFEWAxGyUKAAwpikBtw0ZiFMFEjJygqvSfTahV8bGIT+way&#10;KAxu5ND3aBuF/OqGolnQFRs6HyiDTB2rMGALGZOXJveI2+9xTgKEJxwdv3QMArPPNzsm8wog9yki&#10;Rg4cMa5CCIwhaTQng5fYeI2VgrEytyAD05qijJVEUoCF6Dkw4EOgGwNDysI90gMxirKcaLBlWWLr&#10;Gl2WYAqUjhUASCXppBfgvZefFZBcsdSEJyom+m5q/iYIKPXQ8r4iMJKNfhM5eKmCoqwpmyXKFgxO&#10;MXpNUS4oy4rFYk/Xw35zzXbfUWpYLJZoE+ij93BVlYikiIuyyT16ECltrTWbzT1vy4Lz81POzk75&#10;5NlTdjtREN1u71HKY60mBEdRBYwuGNyB/e7Ay5df8vDhGWfnj6IarDivOSc+4H/qLUzX9Ucho+S9&#10;G6aHQvqPQixGvUhm3222nDQlnzz/lH/93/irXL275vb2Wha5xRK3P2DuNizWJwQlVNLtbo8tCtbr&#10;ntVqxZMnD9nt7nn56iXb/R0hSpB3hy1fv/qKol5ideDswRMqa+lHYZehNWUl0/2i/0T0NI+Jzvze&#10;/XO0fbAA/Mf/1X8bxJx56uJPOHXM65Sm7wfubm+59qJzYhDGwthtJNvzg2S3tsZ5T+fF7tHkpl8c&#10;+Ak9RVlgbJm79OM4YkahtGmY0fyEThdmAThlBFm7J0wN04xbz3DnCdOfRthT1gqz6kGenJ+fS6wZ&#10;lk1syLqZbr+eL1YKgRBUpCOmYBAnlZMqqK1stpTshx43Cnwx9UeismZvZYI0wiPDMGCjeFdI3gCx&#10;LzH4QeQDSkvT1JRlSdM0tMYyjGIyXlBk/r+1BUXUik/nnVjG+jBltfL/VBFOwn3vV1yTPLLsb+on&#10;5FGedE2RTHBUzlrTAiDaNVrkEhr5y2J0OcMiiAVvwoiFcirXlnyGacYjqaIW0adCprdtjj1KSbUb&#10;opNZCGKTOSuwSWXilIyQ2V5HDlHz61NOYr53tE4y0yrCGko8jxeNZJTpOjKiHbRar0Ubqb1nt9tR&#10;hJ6yqiitxY0DtpxYYXVd54nuJF/e1DVKKfq+Z7PdslytePDgAWfn51y9fcs4iLJt30vCVjqPXmpZ&#10;FLWmbVsuL684O7/i4uICrRuhNQdomgX9/8s0xjD7TzhaAeLR1Zqx67HNgr7rGSxoveTzH3zOD3/4&#10;Q958/YKf/OQnEM/V3f0dq9sVaOlj9nFy+ObmBqVkxuLx48dsd9vMNiuKFUop7u7uePnyFev1mmZ5&#10;xnq9plDRvzid84iUaISZ5hIN+s/J9g//yf8V/tbf+K28DH1YASgvX5BXWPHnLSRoKY3RNo6de64L&#10;S1kYDJ6uM4wHIyP9BII3+EHhnaILWjjOlSYcDNobnJOx6oKK0tb4IuB0x0C00gsiGqeVQek4daiE&#10;nioVgMcFMIiAmcqsGQlGEeiRH/30u8ytj7IL8D7EFHLWPYeAAtPCkmAQpRVE9y+ZUQixEawJarYg&#10;JBXJGNST9IOxVmCKwk4UQS2Nb++kbE0exD4uoonvLZo34gUgrKcpeA/jyOAcJjhsKXiwrWtUUTAc&#10;DnQuYAJY72KmHm0dQ5jJuEgQTr+PVGw5t1HVdKIBHi8CCXBLjBwJzNMgXarafNRMkf1WmUFF0Cjl&#10;GUeReDa2oKxA6TgrMDicHxmCjth/ibZmtgbJYlVU1WxGwKCsRdsSXdTYssAFjw7gvEJZ4djbINo3&#10;0gxPA2LJ3D7ERYB8jmRPE432/aw4YeFxxYoEAWstZVHiTUW9aKjqBdoUuEE+S9Aa7w2L5SmjU2zu&#10;b7m737FtOxbdQGnFr7aI75mSjaapYyUwcDi0aK1YLpcoBdfX76jripOTEx48OOf09IR3797iRvHz&#10;NkbjncI5i9GKwiq867m6kgnhk/WKxXJNu9/jXKBZNPRj943B5vttKmfz8QB/8IyUbx1VAUpMd7Q1&#10;DKOTeFGUDC6w3bWcrmp++ONf4eb6LV+/ueR+u5PGOor77ZZmscQUFaYf6PtRpofLkkcPz7h4+IC7&#10;+2vu727Y7lucKzB+YPQD97fXXL15zYMHj1kvFzS2QlmBcpVLTEYnpkvKz9CUD/cJhOP4L3P7yAIw&#10;+yJK5MbyPN3s2mgYHeM4sNt2DOWAUSPd4cBw2MoglJIGyKGXLKoP0lBzVsTGiiBGKkGJDkrCtZOz&#10;EhFfTjeNaAFNGi0pG8jS0UoxC9c5e89NklSaz543UTpnPYCPVAsJApoqgAnfTZi2j7TFXJHErz4K&#10;uqkkzaySREKEMYgOXUEw/TSlmuQYXB9N3wfpBVRVme0YjdH4YZqWzU0IlaobT+uEhdXERcPEoZox&#10;iENXweT4lievlSak/XpfDyjdgGH6GwjyGrMFILWrmHHnxYshupIlqmzGszg6tolVM0STcoUcPxNk&#10;OE3h8vMUKto1Tnzx9P5J3jhrSaXKJVVtEcYa3RirhWmwTilIhlg+yk2jopdEShjCGN8pVhtRCmVa&#10;9+S4BeR9gxZdqKoSefSmPmG9XlNWgqUneMh7MYUvy5LlcsnJyQmb7RbfbTgcDlQmCg6GaRY1eTyH&#10;MAkPHg4H6rrOyrVlKTLH6/Wa58+fs9ncR9bTgLWNCB16L/RiiJLS71iu3vD06VOaxYUIJA6ixfOn&#10;H4X9ji3M/k1Qavw5qEDwcr0Pw0DTNIR+z6E7sCg1n336Gdu7G37605/yv/8f/xvOjVR1LdPBzYK2&#10;3aPi8R6dyzMni8WCiwcX3N/f0774mrZtGXxBXdf0XcfbqyvOHrxhvV5Tn0hypZyw6FKfSUXiyJ/3&#10;7SMLwGyZVRCi9oU2JaF3eBddcrxhGBQ3o6MaPVZ5DgfP0Er5bLUEwn6Muu/KMiqLGzTVoGl8GS3n&#10;Ap3XmKAZsQRd4LUjoBm9TGVKBZJG55FMPogrURqQStl1uvEVMZNOEEW8IzOWnoN43tWpB8D0uxSg&#10;3se/8+HKPYCZzn9aVBT0wyBzC9aK/8GsEsjZckhCbrLAJn9c7zy+kIDRx1Jzu92SpIeDDyne58+S&#10;m5paAnvXyQDUKO46KGPxwOA9vXMs46AaUTrZFOLP6/0kxeBTEAuSyaQeiw/hAwmLvADkTG2qqnyk&#10;lwoNMh2jONNAOgaJRRPplT7OZoR4XpXBWvmd0jpmhvPBKz9LJqYFdrKcnDjlg3NYlPjejg4QKArS&#10;vMN0zn1cwEhN4QgFeScnIM2q6GQhGXd7LpYmhjgCdVVVxXq1pnzwiPXpKdYWOB/1feTVGJ14Dlf1&#10;grPzC9pDz+ZmoB8G2k48HcZR9JKSOQ4kY3mhySbNnHEcsYVlu91yc3PDYiFN4evrt9zd3UlDVCnK&#10;usA5lafZ+75jGHquLt/w1VdfUhQnnJ6eEoqCw+GAWZbfHmF+oe1jFdT0q3znzaDGYRgoyoq+H2gW&#10;C/oedFBs93vWqxWPHj/mL/+Vf5Wffvkzttsd/TDS3d6xPDllu9uzsElBNbDft9ze3XB2ds76ZMmn&#10;nz7jcOh4e/WWbX8fGX2Bm5trXr14wXq54qkVeFUbmc8ARA6GQNcdwMSYoo52Jf9s/J+3CgBmFYAc&#10;63zjQM748D5OjPZykWsX+e294L3RzcuHeZbsGYchUkm9ZHMhcb9nfrRM8gd5LZpDNLNtPiCVs85Y&#10;nh89P2XHTJfZvL+R79hUb85/N8/mwuw58+gbZl/5EM7kJBJskPBz57PuSYgZ2Bi57ZLdWxSOumkg&#10;BA7mwHa3o22Fp1/YAh8CdcSTp+ledXS++ogHu0hJm+vYOO+wdtL6sUZ0+621DL3KlNsJ054tjTHY&#10;Tx6uMWtPMFZ8qkvnLvUyfFp0EwSUFlAJsCpBSvH85OswVh+pn1Ki8dEQJhn0jMOAi8fC6MnFLvcW&#10;otfBfKEMaZFxjhEVE1o1NYFTtp8z0PlxgP+HuTfZtWzLzvO+WaxqV+ecOBFxqyzJJDNFJUXbsuSG&#10;IMAQ4I6fwFDTsP0AhgG3DKefwl031fBDCIYFwXAhgDQok1RSzFtHdapdrWIWbow551o77k0yRWWK&#10;2kDEidhnF6uYcxT/+Mc/fHByT5PhjwsHoPL7yvKJBAJGyfE0bcPV1TWrVXfRdT3fJzm2ylo2mw1X&#10;ux3T+Z6+7wvTx7mY6jciAy3Dl6Smk5KK0jW9MRumaeLx8RFjDDc3N3z44YecTifuH+5RKkme15RJ&#10;ZCKSF3l8fOLTTz9lu/2A6+truq7lfD7z7+oxo2jx4knvPKvViv60J9OLTW04n47ScFrX/PSnP+Vf&#10;/Iv/h5///OdFEfTDjz6Wz0iTDGNw7A97FCPWWrbbFS9fvuTp6cT9/T3jQaAuneoib9+94/btW3a3&#10;L2WNWUNGK6yxuCgIiTW/Tgf5639cJHD/zX/3P0bjFXEMmBCL9j4xps7LiK4bHIoRoK7R1hK1xWOY&#10;omHympGKqBuoVkTdMAWDrVvqboW2mq6rWa9qVBzwVYOuZNC3Nlo6MceRmKYzdU0j6XUUUSoffdLD&#10;92CENjjLJaT6wKIYmje6NTKvNxuLbGhzd3MpVDIXDrMgWEyRZbH5CyM7uYnJOyIRW1Voa3BJHiB3&#10;zcb8HrPQq4+BgMAZ2pryepN485HIZrcpkbZLzSl102CsZZhGDscD4+iZnMhKNE2LCdDamlYZ/Hlk&#10;2O9RLtJoQ1s3TNPIw9Mj/ThgaksTJjabNbvtJnXTGpq6RiFicKu2oWlqmkrYH1rlzMvhp4kYpgKn&#10;+NQFK3rxgBYHj0amlumkh24AowgGYqjwEWLU8iepdPog9adhHKXBKf8JE5EgeutG0VUVldFUWlFp&#10;qLTCaqHcynjAiq6p2HQNq1bOozLyWqsVtY1UlcZahVYB50amacA5kT/JPRqiAivOICLHGRBRsILv&#10;ahmEJGJvogtvrREnRRoPaY04idrSrBr09gpdV6i2RleGQcHoR5zW6NpSdQ2n4cy5P/HJ97+HUvDq&#10;7VtevXrN7YsPaJoOpWskBzHScRo1cZpw48Q0DITJYXRF13RELNPksfWK3e4GtMYHGAbP0E/4oLFV&#10;S9NsqWxLCFqmpilFfz6jdeDmas12U1NVDm01MQw4PxKiwyP6Wh6h8oZ0nYrtLhmiPBswxFRCDzHi&#10;IwmikwzMpwywzJogDdsRq8CIxkeFqdP4RmVxiL0Zo6FuOs5j4OOPP+bVmzv+5I//mK7tqLUGH8CN&#10;XG23bFcrxvPAeDzTmIZdt2VVrcBDpSzjuWd//0D0EzfbFW2tebp7hW07dtsV11c7CJ6+HyAEtLIy&#10;ttWXtFl+qnw1vNQIaARu1XrxU8k+KD/14v+y5qQCmgcPUUop+Wd+/uLf6c//+r/8z/9TtvmXGcAi&#10;8I1xKaK8TM5mDXjSohbZg9kzlyKnD6kjdtarVzlVjzN3O0eQM4OG8s0zx58ZBlpE+BkCyIcfIRny&#10;QFyobcZyxJcZQHkscPtydu/9vlzk5fPzC8p5fCOpSNdj/l0sx72sFyxfn98jn5MlCayoOGbNGwX9&#10;cWAYhwQNBVR0RRiuaRq0FtrhNI0lUmmbFlLHqFIyHWyz2dC2HVUlgmrjeE4MiKowc/KxLddKwWbT&#10;RY7ESwnc9yL4/B5hB8l9IkIgN4Kp9PysnkqGY2IqqKr5ThptS0YVmsD71N5SUymzFYSKmbWDVJpg&#10;J92dkn1kUboQg9QGIE35UGQ6aDmvkDPLLBMi2j86vy7JpYf31tfkHc5BTLOYdX2W+4FkKh6ZDdz3&#10;Z5E/SVnAyxcvuLu74/Bwx93dHfp6S9e1GFVJMBEkk2samcUtwY6sWecdMTGlssbQZrPh5uaap6en&#10;lJ3LyMwQPDGIrEZIDYQxIiJzb9+wWq9pGyk4Z4l0RZ6GpiCkGpv+q4sEl0nVe+vrr3hcIhOqlFRz&#10;n4XRsNvtqHTghz/8Ib/48z9j/7Tn6Wkva3slzCmCp6oqgpL6yePjIzc3N1xfX3E8Hdk97ssePp/P&#10;uCj38uuvvxZWULcuCrMZZjRJzbfYzrxsFmjA38Tjn/zTP4r/xX8qTKALB1AKaFqTec2w0Lx5D46R&#10;k5plbVX2UuSB7JLuClacCoZeipohRKxdFFBTuq8Sj16+J9vaDG3MMgg5xc40w+VDoAu5yjpNacqP&#10;QgN9jwKqYB5gEt+DIcoRzcZ5LhQvjiMpQGbHleGCGGeZZqFszld8+RnL98x4+EIGOrFHqtQxbIzB&#10;J4G58/ks+HqUhdxWplzTYRzZH2ZmU9u1uGkUuQWlqdqW3c0NWmnafYM2hmkacT5gVKSqG5m/qxQx&#10;+vfQrqSVUxxxNogSoZXy+nvQidwyKUZnw661woQUNBSVxTzwJfVXlGuZaaVzoW1eG7OhDZPDj5fS&#10;0llCoaoqjApFQTQEGbQ+jiOjG1MfRNI20qTiniowJYAyKh1lhiHnWgAw6yjpNPA+OWTvRW4iDgIt&#10;mGGiqjwkAToCeB+TiIwCpamqhucvXvCd44lXX37G49MTbW2wdU2LIvjEBqobVGp8ysJ+k5cO+BCF&#10;XXQ+n3h8fGK9eZlYQbccDkcOh5MUjjuXxnhavM/9PJ67u3d89umnrFYrPv74E6ImZT2Ue5z7M0Jq&#10;cvzLrPkFtLgMJph//mUPkwgVS42u7MxD9GgN682aq82K3/u9v827N6/4wz/8Q+7evWW92RCAp/2B&#10;4B3b7Q6tIofjSfS7GoHo5Po8w3vHsZ9SUVjmDbz96gu2XcPVesPz58/p6kbgRL+cIwzZ1GZNpewy&#10;/6bHylw6gGzwc9Sei4yFrRETDCLFTMqFl0UAsyFbnvxFkQ4ZWBJTAxNwgbcaPWv/ZCxWmA6Lz4oB&#10;HXQxzkWuN71LOPZzdJANeS7AaqXwzHTOfNxz8TSlrCmqyDWF+fsXvQLkub5LI5+HjMdvnL9Ss07N&#10;7AiWRis7DJ+M1mxql98njXSwXm9Q6ohJ7w8uMISBMIrUQAwioeGGEzEGmjSfN8sGhyDn3bZSzIrB&#10;cTqfpVt2vSb6KUXRetYRyj/TNS8DoBTf2OvlXBfnu8xwhqK3LxmgsV4yjnSdYlKhzY4meJm05iaX&#10;lEPnNVtmEcwpZLn20zSVAnN2ANZaulbGXWb9oKynE9K1d35K7C0jo/+SVMXssPNGjingWIrhLc4/&#10;yGxlFusmH6bIkNg0ozf3PyhM0gZyk2McTozjwDbx1G+urzmfzzIGNUX5Sgn9uKoqoWVXA03TSHew&#10;E7ljz4iNlr7v2e/3PD6KDtL19TV3d3fsnw6cTyfarpdrlAKJnH2LWuhXXN884/rqmnp7lVR4KVCZ&#10;Luf9q0S4c+YYL56K31hL3/bQWmYexyDQY6q5JgTCMypP61uqpuG73/0uf/AHf8D93T3v3rzmcDxy&#10;WkunudXQdR0mBV/DINenShTqm5trxmHgPN7JeFpT0dS1KLe+e8fr169ZrVdsdiIN4scU8Gbm4hJ+&#10;yMHDr3B1ftOPbzqAZAiFYz5JAVfLn0T4WwwaJwkiqVT1E1aHjNWLSQhLpWyA8m/nZQKTUrqkit4n&#10;CqKZBdKUkkVljcA5RJJyZiDqiImi9R7yDICFRk4x+vm83s9miIVyl7/sInIMkvZmJ1Iaf+Lc/DRn&#10;RMJZz1OspHYgz8nnLamUCyepFlEzOZMAyQDkGIzRyUiHC2eQB+20XYvzDmsE8nGjYRwGxrHn3Peg&#10;RNNnnAa5tqsOZYTtg5uYYqB3nt45opb5s4Pz+AjKVqBAW4syGryHIrEnbBWFQSZHifppQX8SxRU1&#10;Q2OpwkLM/QapQbDMOlCKGohKUWmNTF7M8yZEX8mNqWlpnPDeMTp/AaNdPKJoTAW/cKYKvFK4YUQp&#10;xTTYVDS1qanPJzG6pOrpBVKzUeAQHZfrQeGSg3IZzksD73Nk1zQtmdUkLJ887a3C2hpbtazXW7bb&#10;KxF1G2VvRKWkCzqFVpMPTJNHr1s2mx3b3TXt/SOnvudwHmSQuzXoKrO9DLaqsc5JbWoUSAvvCUql&#10;rPHE/Z3m+e1zttstt7e3PD3uOR6PnE9HrDWskuGv6hZlLeM4cdg/8fbNK57dXPFxamDDGqIXQbpY&#10;6m7i8C7teJ4AVrDBhbHPa4RfyfhnG6EUFw3FFyil0pzOPZpAu1rxw9/+Hb748mv+/F//a46nE/eP&#10;e9q2oa5r9kdRFbV1jdKG/eFI3bS0TcP11TXjOHK/PwpkNAw0dcW6cZyf7nj71edcr1vauqOpa5zW&#10;uBAIZSXkYDQFBEr+beIlevHv+vENB6BU4qtn+iTME6fS/3O0GZmjXmPm9GvJgoDZ8M0dngvqZvkM&#10;aUjK2DbMqVxZMCotkRhS0TAWAwuqTFqaoZt0XszrSY4tc9xjKf4u3XGGlYL3aeThHNHk32XDPZ8n&#10;ZLXCObrL37UcIZizDRm8neGMdHQLbFDOU+sKlXTXlZoXi/RmKBzCX7fW0nUdIbX/T0ixOyBObAqe&#10;YRipU6RrUwNaCJLSPtw/YK1l//TI4+OjCO+lYTrzd6qZ1pnvc8oWVUiT11IQcWGQs/OLc8IvlFBx&#10;BN57fKLQxTwPIPHc/ZioqE5YZm5MrCYn8JgPs4G54IinZ6thuMjYLiLyGKl7U2iikVhgE59qE00r&#10;EWBNXTLfOUBRhXppEtxmkgfM2z6vHY0qPQdgsLXFVhX1esVmvWG9Fgz5OA0FutNaM4zDnGUnw2qs&#10;oes6rq6uuHvXp3kBXkYXrhqBB2OkshXeZrVQn9YDhQiRocO+79m1Lc9vn3M4nPBffy1D5A8HrBW6&#10;doU0mmVCwv3DPZ9//hnr62fSEdtK53D0+VrnGQv8pY+5dsRio84g0EVvz7e9P8prJFCbwUmlBB6q&#10;K8O5P2PSgKqbmxt+/JOf8Gd/9if86Z/8KYfDAa0VwyCmUMeW7XaL1oq+76VnoGnoViuurq65uhIH&#10;OUwTh/2Btl1zPB55/fo16/Wadn3N8+fPqSphdk3TQhBusXf+fXkUB/Bf/rf/QwzBY5BIGi1yw4oo&#10;rZp6IWql0v+DdAZLqCZZQHqHdI2GZMSFBoM2hhCTE4hAMtZLhx22ho8AACAASURBVJALwfkxO4+8&#10;8ebfCZ4vkWk2qssRdXOitYBs1GWxtUj5Zg+d4YlkyMzysySd+AYENDuybxoa/d7IvAI1pd6GDEvM&#10;ReCcGahSO8j1hblIGdBJYDzqmVWEUtJZXNcYAmjF4WEoUfg4jfSDUExBIns3OfZDT7y7J8bI6fDE&#10;4XAgOol8Ky1GzSRWh9IxOUwp4GYnX3ouEj5eMhxS5idHW6AgHxXOR/og9M1pFFEvQ6pzKIvWCjck&#10;ZdVk+HHJOCaVWFvZAvOIj7nM9MJC0K44LETsLXjPoFyZr5CpsRmqlGBI1rP2hmqRMeZzNGmwiknP&#10;55/ZAUxOpDYwBoLCBwlZjbJY29CtttimRWkrWZM2KGUBYeeIHLUGJROtxJAHmnbFi5cfEqIIwJ2G&#10;BEtUBtRIbYRRZuuaxnc4Hxj6gdGJOGNwDjeOTIPl6fGJytasuo4PX37AcO55d3dPfzoxrdYQgwyh&#10;jwab9v1x/8gXXzhuX7zEqkhTN9RGMU4BlYZJZVwwSwNCyXXz7l7sjAUIlL3BIlH4ZQ+BCDPVPBY1&#10;Vq002sq8AOcjIWqIirpu+eFv/4jf/4P/iP2x5/O/+DnHfkLpgYBk0aMXK+a8yJHbqkJXDV3X8fz5&#10;c8Zx5N3dvdBrz3uUVpwPirvXDbvtFeu2otvVWJU0sQCFSeezDA0Axr/8BH/Dj+IA1ALHLYb2vTRs&#10;AVnnvy6Ks/kRsvUnz1bNke9c4J2TodnozgcyP3IkmTtoSyFYLRzCIiIr0gMxfdacIKRDn19PzNlE&#10;ik5zhJoyHVXCl/k9EWZO+MUxXp7HMkpcQlpwefyXzCGFUnnVy+dIQ08WPHMF+snaQiaxLPIkLY3U&#10;OmxlaWh4StBLhrSMgqoKxSST4IB9GsZyPuzp+zNGQVPXmBS5xiKNqi5uUTm3xb1bOgDinF0tc7Kc&#10;SQmcM4qOyzShYyp2q8TZ9wlbngSaMXHGy601NF2X4EpfHOTsZOdJX6XGlK6bTxnI6Pv5+EJE58wy&#10;revZzc+fq40uXd3lO9N9L9Pm0mPyyfFYUWvNaw4ECqrrWpg2i2M3RuOCnHdVzbTgyTnOZ8mWRT9o&#10;RYyOd+/ecT7uC3FgHEdUJcGANaZMhPNJHsT7PH/Dlb4AayvarmW327Ldbnl4fGJMOkFKqZJ1iQNV&#10;RXX0/v6e3dWOXQxpf+Y98Kth+HP6VlbGr/Cm+RFCTF3giswAi5HSee+czB7XZobunj9/wY9+9CM+&#10;++wzvvjFn0vHtJaZzDGKSJ9KGoCHw0H0uirR0rq+FihoTPtxmiZROPCe4/HAw8MDz25vMe1VYrAt&#10;N8vlf/8mH5kJNDsArVFm5pyjwFSJ/pcMVeaya2MwMaKCQgdV+LraWGxViwJeEJ0bpTV10xKiYhhH&#10;bLPC2ArnA6NzGN0myYdUwLJC3ZtSKzo5CkZkaOtailoFOkmRsOirSHOUNQaXRkNK05Qtrdk+wTra&#10;GJz3DOMo+vgJ0sp6/NM4odsmSWGIMyyGO2Uay2xladDlPaQh3ckwpM2ZG+mkz0ConbKIBMMV3XqX&#10;BrN7UWCshAop5z03XU2TaKC0XUsMci6rtqJuGsazw3kpqIYQmbxnGkemsZdGnqYWNgPCNhlT5+/g&#10;PWOECoWOYLXF1GmOgpuo00B6H8BWDdPpOBeGSes7Z2JKsPDlMBo3TfSZGROFqjc5zzgK+yZH+CbK&#10;tbXKYI2lqVsqa6mNQBpd24lMsoqFFpuvfaYY52sIl0Vi7xOc5BwTo0wcI43tTIYsIg7R+UnE9SYZ&#10;Bq7tPFTeaMMYJXMh14tSxucS5NJ0a+k09olN5aS3QU8Ra1uUNvgAkxMY1aWm5KC0aAMFAFHPHSeP&#10;WbdE5xhGx2/98Ls8e/mCzz79lH/+v/9v1E3Pi9sfprkcE91qzTg5jLWsVqL2OkypYc47vJMBRVpp&#10;hn7AjY66abje7bhb3XE+Hdk/PbLdbmSmbphompa2kbrT6Xjky89/wbqt2O2u2G421FbhnAQbKmWD&#10;kIOjtE4ipIEA5f4UcPCiJpCDsfm9abOVzxbkR+YlZ5hMKdkfzgesNnSrDYdTn+CzimM/sru55T/4&#10;u3+Pt29e88/+2T/jo5fPubqx9MPIME789g++y5s3b2ibmtP5DA8PgGKz3aE/eMnhcODtm9cM/Qix&#10;wQfPu/FEVJautdh2zc31DXUaqYuCtm6ZgPP5TNCKVbciupkHVOjsS/j6W/69fO4bda9/w8ciA1iw&#10;dyScvXzlL/miPKEnU+lIRdxcLDUFChEDrVLEOQyDbEA1Jq8rjT4Xj7QOyuL5xmG8n1AuFkj57bdn&#10;kmrxc8YfF5+3gImWvO/yOWlhLmsAJbJdZAEzbTRTFzNUseygvYST5vcFYjSLc5/7HmJB4vIg9yTZ&#10;oU1yPmk28fJ78nFnmCsEovNpnrMt9ynGiAse7RSqFu33Ao0s+gHyvf/WK52+b8nMUXDRRKeNrIko&#10;iBKVrSQDMBqLROqVkoCjVjYNijEpEBAWj4tzEbgcPwu8PDXzoWbJcJOCGOscVkkmketN+TpmB7A/&#10;POGdx4U0ZyAJ9OWAIM9oyAYpH4c4f1ucUYBEf06zmEMQeKEf6LoWSLWwJPGcj0cvjn9eexSY8uWL&#10;F4QQ+Oijj3h3d8f9/QNd19JWFYfDkSZ1umqlqKtasoE0A9pNE1NqhDwejxwOB26qis12y7Nnz5gm&#10;x9P+SfoUjDhxZzxaj0QUVV3x9PTEmzdv2Fzfynk3GwlsEn1XxntkaLiUQH+17ODX8JjchNHCz89B&#10;mDGGzWbLxx9/zI9+9CN+/vOfc9w/8vDwgGtlutzhcJDiv7FEKJP8YoxpfsaK7XbL+ektSilq3Ugt&#10;oe959+4du9tHrnY7uvUOrTV9kMAj6DR4CnF+//7QQDM+mqxfUHlMoU6/UyVKDsn4oQTfN1rN+KU2&#10;oDLOLzyRCBhjadqWoGzSbgdja1zSUsk2NG9aa2zC8y9zxAv4Z8Zg5BVRFpZWCq9UUQBdvF0Mvuyw&#10;uUYQZwRyaazmfHIB6yTnmA0gZdOrC8OeXz8b7NkJwIw4hfeYRhnmilFgHdmfcfE9S6gpHY9SialV&#10;Tkd+lYxhLqPPLJwUfUcxclWWSDCWYCxTBOUDmEhQAkfgI95HKiP1CR8gEqh0LNcjWSaiglCurjC1&#10;FCodR1JI1NIhXGuLsYpaWWjAGoF3qtThnetIOtVEVJT7N+WBN3hUeA9OS0VBb3Qp9i6vb3ktIsec&#10;15tcM4HYItI4lZU1h1ScXWZyMcFtc6AS8DGvT402Ch/BJkkUPzq8rjCmYnKBu7tH4voRYytaU0Gq&#10;5UQMKJP2lkkMKXkO5LNCugfXty+x7Yof/ugLDn/0R7x5d8ft7S279TVP+ycq3aSxoJa6qem6VmCi&#10;SajYwcl6PZ/OPD0+slqtWHcrXtzeErzjfD7i3cQ4nKkqA8HgJumdqKxlOh15+/VXMtPAKG4/bKnq&#10;muAlo4rZxJSI/tdr+1UEpeK8l8lfJ7bDh4itDEYLg6kfHQFN3a14Xjf8/h/8h3z+1Sv+7//jn3M4&#10;D0TvaLoVD08H2rbFVKLJNaWGvW4cqSrL1dUVH3zwAZ/373BhQIeKiOF0fuLLLyfq9ZbdtuVFt6K2&#10;KdOdJpQ2dMkBONeD/psdKXlRA8gzaPNjtjGyoAurh0UEakzB5SOX0a/omyRte12VTZeNoLWGqdQS&#10;5sgyf5ZPBbSLIt4C180RxUWayUxTDVkBNEbR3Xl/5UnYJscdRBq6OJd8rgtoIxsymDubc9vCZSF4&#10;HgZyUat4/6tVZgFdNnsppUtvBDn9TddI+iLm15eJXKW5yKXPXdyH5XGocjIolMB904RNchnk81qk&#10;myEEYpJi8F6cSplGtfgsIuU65zTeM0MBxWmmhZVTdpTCJu2oPBaz0oKf6kIDlcapLCiXoYM8Czln&#10;HPM5S0/HsgFMKZU4/2lwvBL+fkwy3nOdSeZOqKBoWmmMU0aVWbExiHNQk7Tiy/XxM5011TDy/SEp&#10;6Y7jiK90gRkfHx7pbUu36rh5mbq7z+5iDylmRt1FphlmUsBuu+MHP/gBb9++5c//5I6HhweeX60x&#10;2jCMI1WMVKn/o207gWjPA85NQJRZFCFIFrA/UNc1q/WK6+sbnvaJ9TKONNNEbNsC4ygl40MPhwNf&#10;ffUVV7sdV88/ElVOJ/0nVbNOwUfumciMMDmP3zQovnT6EEsUL6q6lh/84Af8/b/393jz1Re8ffuW&#10;vhd9o+PxmEZldmWfns9n7P6JzWbLZiPSKf3xNQ/3D4zDSF3VeNdzOp8wn31G13aYVl5rq6ZkXpmw&#10;El38DZ/9X/2wAP/Vf/+zuOSnymOGPUhyD4UJlKI8pQSvTy5BvL4PSanRYIxNDTiROE2c+wFtpV4w&#10;Oc/53KPqTr434YEqFdYyTlvXzTccwBxxxxQBpAgsbYiL1v4lNp0jaeYeVdL5hPzblAll7kIpEBco&#10;QxhOWUJZpYxpGbkvj7cYlEW2oBSEoBEG5TKbiBcbPUM9uUgs8IxkESGEomNEdpjBJ555akW3swha&#10;zuBgkWkYjYuiqBiVFCR9BC8EfNAWF8BGiEHYFKMT+MN5YR0F49KVjeJM4/wzRrAqDUVPx4gOKBPR&#10;QZ6rJ4GvtJKiZWXzUBqBlqwRiQM3iSRDiBGXnF0IAeV9uX5LuvHyOi6lR2y01DrBQEphtchSv/+e&#10;7Ce1NlSVSmQzT0jFc5FLCKnuFIrjdEEm0UmRWByxDzKlbPIBrGgJTZPncDxz577m+tktH3zHs163&#10;GDshDDDRuZLie0Tmk+qUXecsAI7nXiQiPvyY3/nxT3h4+4qvvv6K+/sHttst3k2Jky/3u67rVLx0&#10;0uE7eepanNU0TuyfnmiahrZrub664unpinEYOB2eOFlN2zUyTU1FYvB0bcd+v+fp4Y67d2/48Hjg&#10;aruRvbC4J3Fh+GPKrH89mUDa3Re+RIGKxKikkzkgGlRo0JaAZvKSba02O378ez/lX/3Zn/H0f/2f&#10;vH14x/54ojUir913jdR8tIzJfHx4hAhXN0J/ffjoBf3Uc7x74jiATdP9Hh/f8otPNdubayr7CVer&#10;55ioOI0D2nsIChsmvK5+LVfhr/uwcIlhJyuYog7BFLLHUmop6iSvK3MCol9AAbMh7VYricSSZ7HW&#10;UhvBB/eHPdubNhVT5QhMWqRVVV9EDPPn5s3KjJ3njZ4hoIs0n8u8MwP8an5fgYASfFAiZSifkaVg&#10;MgSUBdDmrES055d0xBjz79+/7Esm0PzaZdResq0F3COORF1kADZlSC6o0iSXsenMGddGlwh8CXVp&#10;LcbXTY4hxtKFrUhcce9wzhQeekiGOOv6L4usy2LUZW3DcGFYVZa0kMFBsTKL5yw2j4QMkKmv3jvR&#10;qHGuDJPPRVbn+/Lc8n4svy8fS9ZqkfUl32O3K8kq0j3PjV6RUMb5GaNRpsYk5kyhi8aAie/PrI4l&#10;cJBrnpRKg0TZoorqC6vr/nTPm9ev+eDuTkZVJugzR/cFWsvrZpmjR4qG/W675Uc/+h32715xf3/P&#10;4+ODTIGrDbnvRSnpWxAWmRAUx2ks9GnvPaezzMK1lWW9Xgm3vW153D9yOp1om6Zcu5B6ZRSKaRq5&#10;u3vHm9ev2W23mHZH2zY4lhnhHNAUW/MbzwBSYJmCKzn2GbEI3vPs5oaf/OQn/MUv/oJ3X33O3d0d&#10;N5uOuq45Hg4SwbfNnAVYw2qzZb1ec30tOkr7Q884jKAcTSOkifu7O16/fs12u2V784y6rhkTEUXs&#10;zd9sE9g/+ad/JNMk/u4//Ec/y7AGzJtGxJykeOS9YxjH8ntiTnXz4pK/YknPY9nUWVfd2opuvWG1&#10;WhNRHI8nTFVLMUSbUtgDLgaX58/RiTc/TWP6DiXFqYvTks0uzUWOaiEDXBxC+vzc6GWrGYcTRdKQ&#10;jkmn78gNZrJgLrOR9wWpcgFyhn0kCwqzKJnKVFkpfstnmMQKYpYFVoJHLw1aGQ+Z5AzQJkE/k8A5&#10;Ue6Z1Um69nRMnZ0HYSPEkGQfKnzw9KPoy0eiqIlqTT+OTP2Ac56mltGEOorOfCxaThL9Rn8kLqoM&#10;stWFRw8xRWKiyyJy0enfiWtvfIVRhspaKlvJ/coZWCQJmvnEyPFFJXQKQmnshxP9ONAPIoo3uonR&#10;TQzTSD8OTN4xTCOTm0TQLC3WqESptKlMXjVlY2ZDHuKCvqxmOCyz1hQK7JwlZmqrGP/EOApyz8aQ&#10;zHclGs2nYWIYRh7PPShN1a7YbDfoqmUcJ6YgGRwp6AresV5vWLU13gfu3r3h+vqa9dWObr1GK9hd&#10;XbFua96+fcvh6QGlFOuuLQFKERFcrKNpkAxOq7lgrojiPNpOIK8Y6YdBmgOT1pRAs4EwBSmia9GP&#10;CsqwWq1oVzuqyjK5HMQtZmpA8Wnqr+MAcoBaArn538sqgLw0GfqCZ0MBdLWWSWjWstmsOJ5OHPaP&#10;3N890FS6nKOQDmrZt365L8E2Ug8ZneNwPDBNgaarqaoG50bJcmvLatVSVxqFJwYH0aEJeLP6Nz//&#10;i0vxb+dAJQPgPfw+AXzlw5fR8vLLmY2eSbBD1FnDRQTgjsdjkvGVz1hHUXjsx56npyeirqjqqlAe&#10;IcFBCQMvLI5ywvmbYV5FKkX5i0Iui8X2rY/3cPnFqlyeacay57VzGelmHnLB9ZZDrFMDwhzh52lP&#10;lzDR8rPKJf+WzEGp+VTz/yUT8SVCFqRA2DO56QkoHbdKz3Ns8/fIOUoUaFKtR7DSQNisFtedNLvB&#10;FfbCjGkCuVcgztcu0yfzL4oRTTReGyNzkZ2UgWS5gDgHBGQGT5pIp6Qu5Zwtev7lPilV1nLbNGVN&#10;VJVQSNu2FcZRyozKMasM+2RWWyhSDwUiTfct1ximaSrzLrz3mfYyF4eVTRo5lHNZUlVBFSbNxx9/&#10;xK7dypp3Qi/Vaq47zQthkQuk8/VOOoG//4Mf8L3vf5/Ht9LNG5LTM8kfGytZUNu2QGQ4jeme+nJ/&#10;hkE6hIdxYLfbEUJgfzxwOh4ZkiOo6yo5uMiu3aGV5Xg88frVK16+eMH22YdsNhvAl/V6kYnn//9m&#10;EwCpa/pMfAgle9baCLV1mjBa853vfIef/vSnPL79mq+//rrUbKymNCkKQUXWQN/3ADx7WfPs2TOO&#10;x5G3b9+y30t/RN3Ifnv37q3Mcri5FbmOqiLXdvRif/5NPQzA3/+H/9nPYkDauINCRUX0kTCJmicB&#10;/OTxoyeGSG1rKlsTfQQ9oa2iMpoQPf3pxOl0Irg0+EIbpmFCo9iu19SVZTif6M8HjIqouk6Rb+B8&#10;PqXpRSOwNKRQ1y1t1xEDHI4n+rO8RueIUalZ2iHGIoVbV3XpDo4xRTqJ950ZIjEIZmsXA0ZiFBaD&#10;0MAStqxmnr8U+0TTRWVnkpgqMTFXjKnIstjELF0sdECFoqoapsnJ69FSnNQWoqhlhnS8SgldUiuL&#10;99IQBAqjK3CieKoBPwXcOKU5CImnPo6MznE8nxkmJwMwbAWVwbYt46g4HAfOo2jEm3rNGBSn0XP2&#10;iqgsulnTrlocmvPpwOAdxsrmGodempYiuBAJUTTMUSpFhVOBCuS6peJ20oNvDCg1QZxQyqG1T38c&#10;SjlinDDGo01AGy+vURPaBKo6oto1umkI1uK1YtIQrIGmxnQtpmvRbUO3XtNtd2zWG+quw9oKlKbW&#10;I4qAVgFrUjFaBZQSvXZjQEVPDBMQMDoiMYk8pyeFCWl+dVCzkdOiydN7j7KGar0hasVpctimptts&#10;0Ubz+dMe27UchxMY+OCj59gK+uGJ7bbGNoG+f2SIPVfPtrCqOIeRr/cP1Ndbrtcb6rZmHB3tas2z&#10;2w/RtuXx8cif/8WXKSLdse5atK1pquRMfE9lFEFrjscD5+FE3dTUTSWNU1qkH6pK4CIdYeh7hnMP&#10;IVIbS2UqNm2NwuOnidpqmqrCDWdqW/Gdjz6gqRr6wx6tDU1VcR5GyTBakas22QguYMMZqpwdRNHw&#10;ysFdDiTkzQVayuQMnwLQmOFdFurFWmpiISq6LjL5gck51tsNk4e3D4+8effEhGWYPOvrW5RRDM7T&#10;tpZAYJpONK1Na8ewbhvausaPPcfHe/Aj266mrSrG054QFLfX11w/+xCjK5yv0LrFR5/Wm8ZoCaBR&#10;ioAhoMjsr+zwTRSjbWPEAB7pcCbL9+cANNmkWGC2b/8jJMOQC5aimZ4NZu4oNUYMl7FGKtfvhaYh&#10;BFwkLRxN23Z0lTAJFIrb589TCqV4Oh44Ho/YuuLq6hq7vYaYR9eJ0NLxKDgjwIcffgQIPumSomM+&#10;NhJ2nNvA87AEKQzLBfPBC6676CLOi82XSPj9PGGZSH6LHsm3vmfxvpKgxHKpUYtsAkoor6CI7M0f&#10;814iG3PljDndLe8p4bbo/jsZTuPrxKIxutQDZhgjJorsjMeWw0q1DKNNUufMncaePPIy+MAYhN1V&#10;540altc2pJm581H+8kBPzZlVOe9YMqmcFeoIJhi0DnijMakI7IMt8JxSoJ2V2kuaIV3ZCmMNTSVR&#10;b1s3WGOKrHSr514Km+olOlFq5d7EYnhIzLP4vrHyPhEQcpQZiVGKrAEjRdcxMbTaNdvNhnZzRVVV&#10;dK/foZTmfDrz5Zdf8uz5c16+fMlqtZIOUyX3JLr5s5dZY93U5AEqKIF5bm9v+d73vsfnn3/Bw5sv&#10;Oexb1s2WRkvDl9JSZxuGITGDWhhk/sA4DsigI0d/7kXnx1bsdjtubm44nU5JMnui61bSE5GCL+VF&#10;buR4PHJ3d8erV6/YXL8Q1lOEaRrnudSpHnC5hH9dheHLR/zGfk0FYgXDILC21obNZsP3v/99fu9v&#10;/R7n/Z6vv/6aaDX7pyeiq2jqhq7J9UWZiVy3iqZpqVNfwGq14ng4ME2iqotpGceRV69f8elnn2Lb&#10;K66upEt4GAaiSSQJQoLJ8vpJasdq2T/x/nks/xu//am/4oJKDeAf/KOfFalkMzNockdqZp/kaE4Y&#10;FHKATSM31ChhUxjEaWzXG3a7Hev1mvV6LcVgo+mHgXEcabuWq+trttfPknPQRU1T5HudtJuPk3Sg&#10;VjIc21bCYujPZ4Z+oG6asiHCwkhKxJkGhmud6Kpz527m5ZIwfJMknEGVIqek+vL6HInnomQkNbel&#10;KV8FRsst/al2QXKMWXBOpZQ9/35Kcsg64YpGS7Ewz08wiRaa6ZIieeDnukhSG8kpa9+f8N5T11Y4&#10;325Kwz8OsuCidAdXqd5yPg7SmRgC3WpF20ixa0yNel0t3deNTfN33ZjukSP4iNWykSWTomRUMUVh&#10;5YZcPFT5WSmpiajkyJeUPYgpK1o0j2kt18RIJ7WuWqrKYKwUlo3N09+Eh1/XFXVV0TUNq1XHumtp&#10;mobaWqzVdJXMVxDZ3yp9Xy5cJ1gzUgzWxZ8QMbYpzku66aXrPKDwPjBFqfeMQeCz9faG733/+9y+&#10;/ABtDK8fnwjecz6d6E8yFGa73bDdbAGoq1ruxeTYbba0TQMhcvfuju16w8cvXopj8IH1esO6bamb&#10;hkprnvZ7vv7iCyY3sWpr2rbDTT0oRVNXqeM/T72Lqcg+kwhijDRJDrltpZZwPB05Ho4AdF1bagdF&#10;AwyRX/BRAo5us6NtayKaaRyx6fOcc5IFJgM3B0eXFmtmZf2SEKIEGt/++xxTxPj+84mA4Yd0vpqq&#10;rtmut9R1w+P9A1988SXBTcn5O4yxdI1k/C7ZAFQQWY5uhU4Zd98PTEm7arXaSod9kodebXY8e3ZN&#10;labzeWyK3k1Svs1zrlOdItcrMjxPJqvI9fI5+E2XrrjQXxqkXj4MwB/8J//wZ/kCz8XGPE1I8M4Y&#10;xLtnaYRcHKoqVTalDLKQbsYcZdd1zX6/5+HpUeaYVhVN21AlDZR6vcUamWFqK5sKTDYVQx2Pj09S&#10;vETkG2JEOhidNLLI7FyVNupc+MldlTrLVyzwNjGYuRqfI0Cd0lFVGD6FVUIWmkvGeSk3sCzSxtkJ&#10;5e5L1EJ1NK3IC1kC51PDXc62zAJmkk7QbCCXfQMqNcyZMhIzOYDzCe88bVtJ+793jNPI+Sz4bfAu&#10;8e1FjfJ8Gjj3PcFLcbhtW8HuB+GJG0QjZdM1VJVFBZGYyFRHQ544leC09zqc56B+GY7MC7NK6W25&#10;Jvk+pbqBGGNJ25evUSngsE0n1yHpI5V7naQ6rLVU1tLWDV3b0tWtXOeE4TcmN4JJ1lPmXORzYdZR&#10;uhg8lOoVWtmCLysoAYNPRevzKDRMU7VUVcXu5pbvfve77K6fEbzn/iwO+HQ+CVSoRCJgtVmjUDRd&#10;WwbUrNcbkS0B3t3dsV6veXn7TMQBUaxWK4yS2Q7rtuF0OnP35hX39w9YE7m+viL4ieADdZ2icOZ+&#10;iWEYcN5htCnsvhhJWb0c/9AP7A97nJtQSlOnuQoqOU2USQV72Y+b3Q1XV9doW8v+tzIjdxyntNYX&#10;DnW5NHKmW5Lqv54DuChKLT48v8co2Q8usbLW3Yr1ZsPpcODNmzccnh5TIBbpuo62sSlzduk+j2gj&#10;41arqkKjcd7RDxP9+UzTrpIIpsEHT9WIqmjTrgRmJgc8M3Sj5khxESqlSXeZgJDqnb54uEvjn//9&#10;V+VUBuB3/85//DOfIst0TQvGJsUzWwpe3rs54g4eH0WsLMMM3nnO5zPn05nT+Szpz6vXvHt3J4Xe&#10;SuRlfdJXqbpVuonJ0BamjBhjkQqInM89+6cnnvZ7hkHS1LZpRPfcXBY8FZIBOOdTRLdg6ZS0imJo&#10;c/dxoY8umrPyBTHJ8ITUBEQkdViaogk0c51TM9qyCLto3MkjGxUz4wclE4YKrTM9nyP//B2hFIvl&#10;uytbpSUuTKBhOOPcRFNXrFYdIQpUM/SnNDxkSswuYdz054mhP+OdT8yPFpQSgbZpInpHt1pxvdvQ&#10;tB3RO/phxDsnRjg1vYlyZd7MCX9c4JCpyyHF9fPvK9RCHmJmVokBV6WPwViTKK0mXdvklG2N0aLa&#10;mad1zbmvDFS31tLWNU3T0KThNjq9rjIWoy3aVMh8aeHZxxkkDQAAIABJREFU5/NwISbxtFDOL/Px&#10;ldKcR8/oHJOTKVBTkOlb/STdtufRSZ2qWaFtRb3a8uzFSzZpHu/gAsf9gdPxVKI7qzXb9Yabqysq&#10;a3HjiJ88u/Wapm7QUfHw7o7des2z6xuMFkZY13UQpNi87lYiN/H0yJdffsXYn9ldXaP1rFCqU01K&#10;KVVE5IIP6Zrrsv6UVrRNU8TSzr3s7f7cU6dpcXm/kqjBLjUsdqsV19c72m5FDMLc8050mKqqkixR&#10;NuNlmP5rcgASHMm9Xmxn+USlZISqldqac9LXsFptcOPIuR/46osvRLtJQdetMCYrG2gJVIsUvcJa&#10;oRgTFefTSWZ2O59GkFbE4IkomtrSdh1dW+NDg8ZAygBQyfZlafviu3IGkEeehpJxpbNLr3sPav5V&#10;IKDv//j3f+bSTckYo9yPQJ02jtZGUrssjkae+SmRcFMJt1rFRHtMeP3jwwPH40nGFaIY3cT5dGac&#10;BHvb3twuaH+J2564ysvxh1k6eUqiYVPSE2pXqxIdx4Spo5Q0D6VoJmPThWefoJkYo4hhZZzczJ8T&#10;Qh4En2ckiIMI8b2h8iZBFItrQpyhHq3muQkuXbs8k5aYRgaK4lca6iERpU+c99KglIxkaRpTpAi3&#10;Kr4+eJlkNE0T1uoULSbt90G0zd0kg1CqWrKtaXCc+55xmsRQNi1aqyQcN6JiYNV1XG/XrFYrVHCc&#10;T2eG81EiOjVnSyFJ8ZbtKNW65BTDjMUWSCWKA0jQo9YzlKJTFCoGJq0HM1N6c++AT30GMRcHSZ+d&#10;Nn92AHUaAVknOjEJqqpSw1bG/jP6FFN5cXKjaAF5UcP0OcNJBIJhdOX8fVhcizxWNEEkpm7Lz6ur&#10;K3bX1zRNw3kSKPJ0Pskgn7RvNtstH374YWFvhSgQT91Ibez+4Z71esOz62vJqI1g+TYFKV1dU9UV&#10;Q3/i7Zs3HJ7uheiQRkwaMyujRhLrzi9qDMmeNk0jsg9VTd3IXoxBpCNEKTPTR1MdRksNZvJyr3Ul&#10;A1XalbCbnE/duMj3Zwcw4/+z9tavJwOQx7dBQADB9SXzNtrQpB6RmKDur778nOPhyDSeEuEjpOBT&#10;qLC20iItHnzZP0opzv3A0Pf0g0yUs5U4So8gBd16w/X1NS5WlzW//O8cVJYZ14tS9qJ4EsosRt4z&#10;/rlC+CtkAD/8vb/zs8yvn5ttxNDayqbOTMrvy4ZViqqpBbpJaaBgiR6SOmjf99JNWdcorTn3PYfD&#10;ER8jVVWzvbr+BgSUm4FA8FMZT7ihazu00Xjn6Pue4+mE1kY43l5kAnK0DDMvu0A0ai4ahxjwziUn&#10;oQt8cOEACoyhStSeayP5c21SGs2FyMxgyDi/ypF+ep9KWU1hIsVYagpVgisilPtgUrNWhtlyTQGS&#10;AzDiGAWCCcnQ9ygd5d7pVNwbzsk5yAzazPBwU6Dvz4zDgDGGtm1FKXUaU+QjRa7tesV6u6W2lsGJ&#10;EzgPIwZh/8i0q5zKK4mSUyQd8mwDwcDS/yUDsFAMPklHioXqrLYVygjPXJmZF+/TYvdRl+71QNI9&#10;Sg6AXPRXGpMgPAVFPtp5h0Y6QwPy3QHR7xEBT8XofOmAHp10804+MPrI5AJjiPIeECXP1A0ctZUJ&#10;WimLCLbBVjVULVXToqqW0UvRfrVa4SbH0+Oj4P3jRGUt17sr6qqWvQRsV2tqW6EDPN4/cLXesrva&#10;0rUdwUfJcOqGcRwxStOt1lilcS7w+HjP49MBFDRdl9RwBeOPSb5EDKWsx5neO3dIG21oGoECp0kG&#10;CTknPPkchJmkXOvTPN5AJAbPar1hve6k/8B7iZ69SwYszsEB2fBncgDzc9/2+JUcQCznJm+Z3xOj&#10;k2BDJRgLcaBGaTbbHcP5zN3dPY8P9wLOqECVgmIfoGkqJufxTuDotm2FYRbEkTnn8NNECIqqMoQQ&#10;GfoTVW3ZbtZU9Q4Vo+yNKBNYst6VQpUmzIz5K2ZHCYoiJ/ctxv9XeZj//B//11HUCWeJ3CzD0Pd9&#10;6UyMUWbM5sJw1qS3qZGGIFotUz8w9IN0CKYITLBVOdApZRpai6yubVrJIJpahkoknmwRX+o6mkZ4&#10;29JVOWPjla2ktjAKJBFibj5LxhzBGnPBtfxR6XxT92iGgMzCAcwU0UTRyhlAMuTzd9kLJlIZFpOi&#10;/3kASeLpq9SNaKSuMk+JkgygShmAdLnOOubZAeVsAhIElbuPEV79OPb0fY9CHECdtMrz89M4EIll&#10;KLqfRJ62zw6g67BJwmMYBowSSGG76rjaXbHqGrxznI8Hce5xjoCXHcpL7L9kZvNeLEvUMgsAZiOS&#10;WTlyD7MhyMZ7rt94Hwi5iFn+JJZTiiTLvFzZ7+iYpLldmq9Animdi9mSkbkUEWfdoSk12rk0mjK/&#10;f0xrKCSWWpk9jJzHMU3citpKRmYE0uzHiafHJ0xVcXt7i3MuadH0jNNIiGLQb29vUzlEpalhQkt+&#10;eHhgs92y3m5om4ZpHKnrhnXX0Z97iJH1asWqE5XKt2++5qsvv0Irz263w2jR9N9u1uRxmRkKGsYh&#10;1c+0rNlkNLXJs6MbJif7c+h7EU1LUF0O9EIUZk2ea7C7fsbN9U3qZI8YIzLJUZsZ/Beb9mt3AL8s&#10;+henlllsSSBxkvtbVxVXV1cQPV98/gVvXn+ZMkZF27Zi+KeJpraJHCMNcquuo6mbJE9vOZ7OHPYH&#10;zsMk+ypEjscjaMt6vebq5uMijR6TI5hh0tlpzRsnNyFKJhCU/kbBN37jH7/8Yf7O3/8HP1M6D5O2&#10;VLUFpXBuYnJjqtYL7t3354T9yk09n08c+5MY0hTNuGmSeb/pJhptqJqabrViu9tx8+yW65sbqrpm&#10;mhyr3a5E56Kvk8fyxVSLEMaOFMikm7iqa6qUMaw3W2xVic58gjIyntmnWoHMGRA4SXoO5vpG7voV&#10;uKmaIx+lGccBpWQAiVJJOC3GUnPI0rK5AC7QTWLpJArlUo8oG8JcIM71hmUKmDdB2gmS1SA1FpMa&#10;iWQ4hxie3JUpzWATzo+cztJL0XUtXdfQNDXODZyOR3yY0jlPCQMVOORwOFLXFd1qLcVVazmdhB00&#10;jCNtU/Ps2XOutlvqpqXve16/e0d0EzEm3BzhLSttBD/3cj9zDCP4pinZQUBRGSPTwWLKJBA4x5NU&#10;SI1l9IFhChIxh8gUBGMfxol+CozeMwbRf598KFi8jzAMEz45hckFxnFimCbGSYy3D4phcvTOMTjP&#10;4AJTAIciKM1pHBl9LLOS5fdynEHpkgEEpYjaghYVz955TsNI7yNXz25pttdEbXDKsj+dud+f8DGy&#10;2WxQStGkzOvp6Ynj8Ujwnv3+wG/91m/RNa0QHrQpFNanh0de3D5ne7XDGMNw7rFVxaZbU1U1Wmse&#10;H54IIXDz7DnWGn7xi8/48ssvaRopdA6Tw6o4ExISuSH3vghrLNJ1Al/l2ttms0FrnUgHE30/MEyj&#10;BIWVQakoiZyWzyCKg6msZrvd0TY1fvLCJFO2wJk5k87Iz7wVVIFUCzyV9w9zRJ9/f/nvSwbZ8o9k&#10;9oldF0jU6KTuGKQLfd2tiCj2T4/c3T/gvaOydXq/YbXqZAZKkvfQOWpXiqurKw77PUN/5jycmTus&#10;a7SG03FP3e7YrFqub64wGvphwE1pjGlwpaaV60NL6x6jkr21DKpyJrB8vPf7HJTFGLFN02C9xRlX&#10;eMbeSYSjUDztn6TbMUUD1lq2222qC2h0LVBCYyUN1F4iUZ0iilXXiWFPsAha4ZznPPYCMRlDiJH+&#10;fE5RTEvT1KlTz4oj0ItoOp1MxlljMqi2qsppD+MoDmEYEp9aBLuamAbVF1w6zhg1EmXkDk90FMfi&#10;5hkFigxv/BIPe2HH588t0cz7b0kLufwiZjrcjKNHcsX/8jhTDIDoDc3a99ZIxjW5sUSjucBeNlA5&#10;injxvDhGT4y2wGIxBCnAZs0nSJOjdmy3W6Ynl5xPqlmoOVsB0oQymRNRrkW5HrFIeuRMTCfnrI0w&#10;naaUbeViJWrOwpxzOGwquMjH+5hF8TxZz0j5BP8pn+6fynOEiH5eW7ngORsZGEbRGhpT5rqcXQ0i&#10;DTDf3FkjyqVO57qR2b3rZy8AOIyB4+HA0PcYY/j00095fnvL7uqK3W7H7fNb9vs9p/6M954//dM/&#10;5bd++Ftsr7aStdXi8FGiWHlboJqZ6RYBkwIQa0Vm4/r6mk8++YSH+9ccjke6vWSAOaMHyfSaRlg6&#10;MpBJLpJznnEaqWzFMA70/RmlFLvdjtNRWEHDOMhs4trS1LU4xRjQtsU5x36/5+7+js3uOdfX12lt&#10;RTCXWP9yf/zlqP6v97HcFXIcst9W6xU//OEPePP1T3h8eODV159xf3+PNbBarTmdz1L4TQ/ppZho&#10;KiFnPHt2I6SYyReUJTvTp6cn7u7esd1u6TZbyYhCoK4ropEM49/6GnxLOrB8yrZdU1Ld7GEmN2GM&#10;Zhi1FMGCY3KysOu6ou0atputNIq1rSwcWwmWFsUo6cSYa6papCCyamPKHnRVUdcTVFW5+DFSFAuV&#10;yl2k4ogy7TFnFlnAq0oMhLquC6WyiIP5wOl0KpF9pqUuIwA1TYVjKzc9QJgLtxfsBPX+MqFkrsuQ&#10;RTKyhcdeRizl81QpEmejLL9a+G+V00Dm9y2ME1EWXB6JJ9PDjOjQB8f5fGLatInCijBlUkRR6hss&#10;Ruolw1rZCm0riWxipGk7bJ0w6wDr9Zar2+dcP3vOfT8wjoNE3ZMHPFrNnykZjzCETNRYs4jSUJx9&#10;zvuVjOELEa0D2iuUiqBn/r0UewWWcz7gPUxeYLU8iSukaN9HyZa9qlImKU7QR2TGQHIqE2nwfS7k&#10;Z0OU5CmGaUgFXuHIRxL9FynMuyg3PKaickh0WJ+e3+yuePHRxzz/+Ps453j9uGf0kdOp5zQ5hqcH&#10;XPCcpxGQoKPuWqbgsVXFH//Lf8lqvaZddanvxJZ+kUwUILLozUmRrDFYW8u+UoZnty/58d/629zd&#10;v+Ozzz5D3e/58MMPcO4sly9pS2V5imEYyBcjZwI00J979vsDXddx8+yGcRRW0f54IByPVJ2lrk3K&#10;Xh1WV3jf8/T4jldfGXabG642K2rT0hMJSrHwoPO++pat9pt4SD96biSVDECasKRWpbThO9/9Af3p&#10;wJdfveLV119w//hE09ZUTct+f2K71dRWCuHj6IhxQMdA7Dqur3YMiTX1+PjI2B+oDbhRc/IDr77+&#10;V2zX0K5kZoq1lqbWOBXxeSpiuSDyM6KQwteveoF+eZ+ArWxFMIGKqqRfgoHVNGNTIr+so71arVh1&#10;K7qV8K9VgiCqrD4ZMkYtBvd0PhWGhFKKqGeaZQgyMSxL8+YiStO0SdtmomQ9yQCIk4lkhcMIGK2w&#10;uiLaCoilgUprzfF4LDWNbIArm6iAGbpJkW1IdYxsIKdxJA9VKbdAqVSMubi071/vYhByejsb+tlh&#10;lEJxMfRz4blgoXBRlFYXnyOyEHbRLGVSBiCd1SeGYV0E5XKNI39muqip/pFqD5PD1yHVaCw6BrpV&#10;lxysYxxHdlc7tpstu90Vp3dvhBqcFCVjQKBAJ5mJzZ21MXU8Rin46uQUS/GRBfab4ADS/V5ionKf&#10;cqSdJH5TkZkYE9wzj5wM3l1unuzLc5NaTvnTPZkL+cJaGsZesuLohEWmllpBuQlvUTOKPn2WTjDA&#10;Nc+fv+DDDz+QNdhId7x5eMKHQH964vHpiX7ohUGiNZv1ukAXb9++5c2bN9zc3HB7+2wB1UDXdSIl&#10;slCVzLo+ttCyR0LwrFYrfvSjH/H61Re8fv2a0+mYNH3EYcrlVhhrqEJVWHjSYCjEAVtZhnHgcDhg&#10;reVmc8P1dWC/f0LfJebYNAGqdHDnKz8MA+/e3XF1/YZnt7fsdo2sKaXngKlsDi6CnN/oI20D+a55&#10;X8UIhMjpeGK9XvPxJ5/wuz/+MZ99+q/4xS8+5XQ6cXV1xckNdG1Lk2Fi55JWVmA1ybjR3XbL9fU1&#10;p9OJ8yh1ItvIPbu7u+OL7kvqbsPLD17S5ulwaf7yv+3pf1tvwPLfVpuEA5O7XcXseGvwQWhRMqox&#10;vaGSIe8hSOQUtZHCRYr6QhQsHydDt2OilpG7WY3G40G5gt/NGyl34GYZYA9ofIygPDpkjDCHaVKY&#10;jqkABTP2Z6uKdgH1RBI91XlGM8xFx/y9C+6/WhjnYpDlw1OFPs7ZwEXQMi+gEEHFINcUyDMG8nHL&#10;9VbETGFNz8cwj12cXz5TUjVzEYsY8W4ihLo4N8FeFTLJamQYehlqkvDOMjw7F2yZ2UdSQ8gwhzgT&#10;XSu6dkXddAQ0/TgxuYC2Nd1qI7pCWhgUplIEpxinnml0CT9uROMkKkL0hEAyNukE8yLPa1Mhkb+S&#10;7CSIIorQ4yKlWJbfoyspqubI38XLezkMQnu1SezOpk2eBpmVjZhvixTTAyEFMDI5KyY101Rc1grt&#10;5b5VLKEzuf7CKBNyQLveUndrdNWglWZzVYGtMOsr+vOZN6+lEew4DGCN6ARtN5zGgcPxiI+Bt3fv&#10;uHn7lu/94PvSvHc+S3d800hneG68TLpT3gW8EXgvRCXc/rbixcuP+OFv/w7/+hef8dlnf8Hd/ROb&#10;F6uy39TCEVaVFK3P5zN50FDwIgd+jmfatsV7R9uu2Gx3rLcboUtOI8NwplFCCY9RMkrvI0N/4N2b&#10;V7x7dkNjJajooxYWzHt7Ke+nX53P8td75N6Uee/KIgzpGZ/mljRNx+/+zo/5+stPeXzcczo+8fDw&#10;RNfKrObOy3F6Uv8OkXOCh7qu5fmza06HJ8Z390zjmWqUmuMwvOP164HVxvDsWcP6ap268CXQ8AWt&#10;FXbVHAjln/6vOsH04z3jn/5rtc481oBHOmPzFC+XZIKB0iWp1aVc8rKirrWhyqwM7THeY9q2dMEq&#10;LaMm3SRSvtr40kkoY+qmlGmQLtyK81kisOA9QRtiAm9ViiB10nyBSznmHPF2XVeO1znH5CbGceak&#10;N62MyNNmHguYm8faEDidzwvsPRmoRTR60XSxyGQjcS7wJqe6hPvLNVtG9ClqNQnqyd3F+fnMLsrM&#10;mCBvYgkfLSP93N0ZvC9Na5mVlDMApST1rKoK712R45DfKaG8tS1d1110jFYaqa/Yau7EjZHUIF/w&#10;8qrSBKWTCJzBF1phgnXMrAALJA0hwfrFR+jy/xiFbrpkWQWfqLSJvTNFv3AApHsgG10tGmuyA3AF&#10;/pODKF3gyQFkaLRotJApvnJfnc9ZW6YFm3mspbUlEh5HodUqXbPbXaGqVvT1W3h4eODh4VEGs5vc&#10;qV1xVkIz3u/3vH7zWiQYXsr5ikGeN3/OinLAkvtRzCKIqZuaTz75hN/93d/ldHzi9evXnLeKGFvq&#10;OqnZpothq4pu1c1rKNOY1Twda78/0LRSC3rx/IVAetOBp6cnVr6VuQumKmtynEbu7+/58qsv6bod&#10;z5+/QKfGKhVnSYiywv+dZADve515L8YobLlxmuhqxSeffMJPf//3+fLLr/iT/+//5e7+jtubK87n&#10;M40VGNpUcn3GYeR0OqGU1Aqurq95djxyOPecTmfO5xMhNFRNzdPjI69eveLly5c0m5t07r8updCF&#10;C70w/v8/cW+2JNl1ZYmtM93RPTwiMjKRyEwABAgUwSZZlKpIVZWsWm161V/oT6BHveoT9CLTf5SZ&#10;rFp6UKta6mqSRYKYMiMzJg8f7nQGPey9z72RBIFWDS1Pi4zR3e9whr3XXnst+rmVQS9G1wA7KGFO&#10;d4GlyxJyk4sxZjYJl4vG2ClNHu4SDSEbaMREXa7d0GMaJ5iiyBx8wzokoszpnEPfD3kBlKKvROea&#10;OeNi6h0A1nAX7JlwUoF6rLUI3mPyPmv0D32PEGIuemYa4gOoZB4c6u2f8dk/HKsP8fwMHS0id7U4&#10;j7mGmB48Z84n5tei4wDDJ4m1gmiyLBvp5FymaaQWdCucbuSJxqUIWGPgnMUw6gdd0CkhNwDVTUNZ&#10;xjRg8gGudKhXK9Rti5GpczRODOwwwdgRKir4iZoFY4zQIT7YOpGAaJ1cEj63ecGnT5YbxDQ3RS18&#10;IozBGPyMv8eIKWc3dJ5WywZDd4g2EIKAhP4n4xeJMo5MMJCFn2YF/Z2UYGh65OYpJKYmGwtbVKjq&#10;BkVZZFXQKUb0w4hoNZqmQd1Q1tSuLJr1Cq4scX19TR4WZYFmvcLEfS0+BLx+8wZffPUlTs9OUTLt&#10;0sfAXbhzZJE3p8SNmrzxkcZPwNnZI/z4X/0E2+0d7u53JMm+SjxeZnMbZwkSDp42wJEbL+lKkZDc&#10;drvFqarRNC2evPMOaXS92aPrjnCFQlWVSCkghglQFikGHPd7vL58hZPVOeqygjlvRTVdLvE83f4z&#10;ZQCLN+RhOcuJa2MQ44QYgXa1wkcf/hA/+clPsb27xpdffYmuo4Y4q4CmTShMSbWmQKzEwhnEskDp&#10;CpxtTrC9v8c4DpjGAUgRpiWI8/buFb78skbRtnj69ClqS9kXt2rh7ShzPu7vzgC+a/EHACvKkPmE&#10;mfPumI8/sglM4gkT2CA5MD10Ykcin+hiTWAbvIFMOFSiaHCcJtoEQFHZKDzqGJA2G9R1DdF5STHB&#10;pwnD0EOE6FJEXiXyIs0sEWmSkuglL6Qp5Q5Xx5kGEpmwDCOJnXXHI3wImCYLO455YQ3RkgFOwmJ1&#10;Wt6C77/o87PmoufDF1LZeyH/feKPBynDgrWEh68jm5u8G3W1Gt4ENG/CnOQqNT93gbvIYqqVmhup&#10;eMAIs6jgjXqM3AWtNeqqRtu0FLl6qhFpRdaSfiJHt6HroaJiqH3eQFOiCDX4t2c9bwAMmYVI1ENo&#10;yTx5A+C+DeFBy6YV3loypkCFNE8nBJWtJOk8y3Y25BASQFxAPiHNE4yOawHBPThsZmFZ8hyo65qa&#10;6vRbPSS8YRm+prv9Fm3bonhOUg4kh869BFx/maYJ2+0WX375Jd59+hTPX7xYvLbG0vFLK50hSlq4&#10;J87uiIrZNBVevHiBFy9e4Le//S3uX71G4Qo0TTPXnRRyDaGqSoZ1hswGNCzm1vUdqqHHaX2KzckJ&#10;dvf3eHNr4Aefnzt6CvgAoi1P44jdboft9h6H8wM2528t8mneZP//edAuIOvhxNafRFZTODs/w4cf&#10;fYjf//4fcH1zjWEgiZXO0pqZ6pL7piKrpo4YhhHGOlR1hdVqhfv7e0zHjvWiSHK+6zq8evUKZ0/e&#10;x/Pnz+GKmvsF/hlOaTHXH3yVAOu0g4qCr5K+dowJ3gPBK4xDQlFWgCHe7xQiktKIuwnb/R2UpjQ5&#10;eDHF5pZ46SiefC60UicsKLrg1BRFgROlkZTB4HtAW9JMKUqMPmKYDsSoUBow9DutqNiseSJrRdLH&#10;EAhEs5xCSCjYgUnBwGhihMSoUBb0IVAJEjWNJcbuJA2Xghu9LheNIYXOAGM8EncDGyCbg8gGRFIU&#10;D+sMUdPCrD1BMyJVIO9PDV46O1jZ7MBEbfSQyN86EFsKpFGfNEIcURQFTjYrABFaR3TdHkrVnCkZ&#10;pKgAWPgJiLWCKixCIpmD4AP67gicbJCmCUgBzmhARUw+4DAc0G5aPP3gGY7HI+5en+L17SsYx1G+&#10;96grg/FIAcPEAcAQaGIpLU1D5NPQT9S0JBChMrRJeW6vT4r45MrQRhEUZ6cpQgUP7Wc3t297iGyG&#10;WkROxNun9xyDCO6JAi7BhbluE+g1ClBU7AJh6gaUAY8FZaYGgC0KtKsGq3WLsnbQOuHstEFVKjSV&#10;gh8V7rsDpiEA1mHse5xUGmVpkWpSXN0dWhyPB6RkoLTD5atL6hauVri+usOv/p+/x2G7x6qpUCqN&#10;aDTGFNAHjxopywsnaISkUJUtbm9v8ejsBFprvPr6Eo/Oz/FnP/8lXn31Gv/b579DGAuEyWBKCkoF&#10;cuZzAAzN/6ZySJFqD2M/QcOjNBqmsJh2B6SiRtkUOK3WeLp5isNhjzBGXL+6g60KrFZrROVROI12&#10;VaDvd/jm8u9xcqZgTwgeMUWB3W4PPymCG5Ujc3VbMtwmnsgc+7JQn05hrifJuvbWgved4yMRhVPE&#10;1aiIr5Awd9sra2HLAv0YMA7A+z/4Ef78lyNu7gb87h9+hbt7j6JQwH5CUXhcXFxgOEYMk4fpe6Iy&#10;q4DNZoMX770DHzqMXx9xPN6jvC9hagdVaky7AZdfvcTZaoOzpxpVUWKIBJ9NXlOHPxzKogCiouZN&#10;N0PQEuEvN9Q5WPkWPE0Btu/7rFyYuBU5xZQt+BSDtYmlE8bJYxonZnwkTHGAKG9KYTHGiOgDSxlw&#10;mz/j+AIpWVYCxOJeLQsxFLQuuevyF/PPFOPEghs+GAScJIlPsKT0y7NXikSuponsAomtkuBBC7hA&#10;RXLM2WSdG7mspckm0gL0dcwXnjYLvh0M07xdP5hj8kXYk6/Hw0joAZzEP8kFa6nfKZ0ZQSSbMeXG&#10;sSWLSFgrIitRODJjn8YxSwGQJgrTRRU5ZNV1jdPTU9RVhePhQGwh66AcRbe6oEa5qaeIcRzo9R90&#10;8MaIxCqiyc6wl46aBbHIrjHG+KB/AFjcRz5vz5pSf+wh4yVDyglYsq36YchCf1LMjZzJaDpoigAT&#10;9RFIow+SypuG0RplyV2grJopneUxzh29TdPAbvcElbAceWkd02jpeE9PT3F6eoqivANAGZLRN+gO&#10;B7x69Qrj8YC7uy2ePr5A0zQ4W9XsMjXLlVPHOfL9NUbnelRVEftmvVrhhx//EL//+2fo+x53d1ts&#10;Nido24IDjTCbwSwYTyGl3BegB4NSR3R9B+MI2lqtV9gf9ui6jq5LWzNfggJFHQheOxyPePnyJVbn&#10;H6CqK9Q1B4Xg+qKJWZKai10QbrnUYoSw8S/5EB2mLIGjFdq2wbN338Wnn36K+7tr3Nxco++oN2K/&#10;pw3MguoHMQREo3NvlXPkg7I7HJASBZvGGBSuwjRNuL66whdffAFvG1w8egStC1ZptWyLy0FpoL6N&#10;hO8e/9/3MD/987/8TGQHRIs/xsCNLDP1MIGwyMk40Iw2AAAgAElEQVRPc2ozjhj9kA2u8/PD7OH6&#10;AA/hgqOYvhtDrIe2XaFgrr4xBk1dk0IfL8DEVlEZyiGlQsZ8vc9RtyyIXPUjzJilAAjaIo4z0eaI&#10;FaO0yjiusxaOoQ6KMmiBgGxqMS/nuSib5SDMLOMseDiAvBDkwRRFfdTmBjdZeCTyNHYu1gaWj1h2&#10;NcrlJMiFaZUCsajA1D1qtBuHPg9ckooYSRU0RvZDLlCVJYKPGIYBw0Am4W2zzvTRtm2x2ayhlEZd&#10;lfjBD36A9XqF27st3nzxe9xv76FBFFANqhsEZs8E7ugm/R/qzg2JlDN98FBGipSU+gu2SWsv9Y1Q&#10;REaLd+D7IM1hfuDv/9gHpECK/Lz88wRMU3hAK10WmJXWxGRBgk4M8zASp5n0oLRHXZZYtw3WqxVW&#10;dYXSORTsb2ydxUm7QrtaoXQOZVmRc1SIGLqOeiS4e1lrjbpZYbVaZRHEaSQ4KEwTur4HWMJkzw2a&#10;I+g+IgFNU6MuqXA7b1S8UPICLBpWKZGmzXg84G57j5vba7iixGrdMgxL+vdimyn00uxrwdx5o6j/&#10;xjjyAlZGkanTcY/JTyjrikyFmH1lDHezTx7D0KNZn6OqCjRVA6WA4KnuohRDkoyQzssIR+qInPFj&#10;nvP/iAf5amW/MCjEB5+TkAB4bisAddOgKEsUZYHr6yu8ubpC8KQqqkGqutYQrT2EMTcYiiZaWZY0&#10;F6cJ+31PIoUVQeCHnpl7zQqPzs6o/2boEQPIm8FYTBM1jFlnEdP3sIC+52F+9ud/+dmML6d8KaR4&#10;JLo9it3CJMqV6FUbqRnQwl6wKqhlvSAkWtAEPnHO5SjEGgNYg7ZpURQFQQiGpFLp4s39BwCpaFo3&#10;w0cpRkyjzxHestCaOPL3fNMIuzS5QCbf+2kkM+sYyTikqjPerY3BOAwQyorg4rLJhRhJR57PlWh3&#10;C6gnUDOPETxbNFc4OpcsBpCFbS6uL9vz5ZEps7Jp8KpJTChJ9wJjrR3LYXQ86ek0whTQDz1tLFCo&#10;q5r53gl912McJlh2iRKD9qqucXa2gQKwXrf44Q9/CGst3rx5gy9//Wvs93sU1nGIHeGY1UXHSVlJ&#10;5MiblOsVoGbdfsmOchc2FJMJuIOcZiRFkZyN5nQ3fPfEjyFkTael5opkg4mLzblGomZ/C4H9kAAD&#10;+rllgoDT1AFvS4p816sVmrqelSUdqZdOwcNPHoeeak6ubnCyXsOVJRdnSfgNPNeoh0vDWpJfVlqz&#10;EinRMFdNjbqukWJEWRQYVcoCZKvVCm2zoiBCm5yB0zykAE+rhL4fME7UJV8aYiG9eXOJEAOapuIu&#10;f5rrVemwbFScUQSmHSfqFVCaaj9lRfNzmKgzOOSCvWQTLqv7Tt4DpkZVlVitT1AUBVKiGiAgcKsw&#10;ghTHdcv0WP0zbQDzs+eNYN5ytNIAd7trhVxPJJrsAS9fvsLQHakZU1PGZw1DmqDzlwbVopR6C/VN&#10;7PfkLZy45tJ7YhC5eoX1yQnakzMekwUXysX9jhWUv48G+j0P89M//6vP5AooLBpleHGiRdlwgxEb&#10;pizolom1RIj65niBlo5dzaJSJndZShFJuha1c2haYkykBE6nS9IjSRHjMDGsonJx2mgD8f6cxknu&#10;3IPFUTIXOlZaJKXhTBYba4maRuqeRJOr6opTLVoMfAi5P4KioVnZUwToaKEwOVqS9DQBWTRPKXbz&#10;SnGOHoWxwTUC0WLJwnRQ2ZkMXHjNHZ+8EaXAg0HJgKUMbuQNYOiPuQtbKIHDMOZaQtuseDFV6Poj&#10;gqdub6PJClR0l87Pz4EErFYrfPjhR4gx4vr6Bi9/81t0xx5lUUArAwRqAAs+5IVNKUX1hRi4SJuQ&#10;NABFHsLztGa+v+IMIHGYwfhvSpIZSMymgMA69H/kg7gDrD6aFvAiq5Fq46BYx4hxJY5ueYIwCUGn&#10;RGMIlBk4a8jWtLFo6wptVaG0BhYJRgFOKxSGWqCTn9B1RwzHA2KIKK3Dql3h/GQDYygomiaPoevh&#10;Q2KJcZJKWK9PKPr0E/b7PYKfUJYlHj86x6c//jHeff85Pnj/PZysT7BatajLmu61spRtgqSclSLY&#10;tSgLasqEwub0lPjq/YDr2xvc3e8BRNR1C2M1xnEi+Wk1s2Ik85bmTmsowk+Kfl7WBVarFXyYsL3f&#10;os/igwXEAEZrqtPFEDB5oCxo82rqijKEFBETZRhiiAQhEMy3SfaEf9IG8LA6RJ/nDwCJ/BFkvVmq&#10;BruihCst3lxfY7u9xf1+jxAmlFVN3tHWoigsjCUpGh8CnCvQNC2MtUhQ2B86dH2PfhgIVteaeqy0&#10;gdYJj84v0NYl+YcPPfwUUBaOvNbHIXfA/2Mf5id/9hefCZ6aF67FJoAcEREsEWNkZzDCFBPrY2vh&#10;gvMNm7FjlRkpSmlYPS/iSgHKWopEyoJYGkqzDR0VbPt+4CYoZJaFFJVjDLnhiIgjtGjmpik+XsGf&#10;NHcgyXFpbag5iaNs58g+ELxx5I1Ez5uP5s5owdRJ7Iqj84WQ1RK2sbxoy8SRhV9BZe0ZSTHluGWz&#10;CmGmJGY5DD1LVmcNnQwBRYaAyHNhnAZiasVIWDGozX8caQOoKoomrS3QdTTAnCMNJscZEZBwcfEI&#10;ALBetfjgBx/A+wnH4xFXX32J7fYOkXnp4ts8jn1uiFKKF2IRTosi5cB1E+Gw86Bcnptcx6Qe/lwa&#10;h1KYI/pv+3hAs10Wwfg+adakCYnhDf47eS/LQQD4vhkOJpyhsbJes8Uka/RoNWeXlAlQtBiVIqx9&#10;xx24ZUUaMG0NrTQG9rlQmjLpmBSGgSjKWmvUVYW+H3Dc7xBCwOnJBp/8ySf487/6r/Dxxx9js96Q&#10;PWrS1GmqiRgxjSNku7RsgwmQ13Jd14hTD4A2/5vraxyPO1hnYa1i3JuFE+UaxsQ9NYRp19WKIndQ&#10;k5grLNp2hRA9Dsdj1lASmQPvZSxThjIGmpdFQb0mRdlQABEVq/66vPAL+AMeD4rDrX9aBvA2zeZh&#10;BpA4ixfP57KgSDzFiKoq0bY1xnHC3e01vvrqa0zDkTIoBFI1KCxnPIScKKMzSuKKAiEAw9CjG0hM&#10;z5UEBSVNmVW7PkVdV3CuYTVmlrNRBuMwQpl/4gbws1/81WeimKkE+UogE/VFZ7BaLEjTNFHDktFI&#10;WmiHjpuCLEVUnG7LJDDassokq3k60XknwTixulNaz7/nSRPzBqBZS1+agiK5Vi0xfYW5kUnrDLtQ&#10;2sR7PGcFijewsIBeZsNqGgACwRjDWugs1yyLyzROuRAVlwsXP5/a6y1vRuFB9kSZyLwBiM+AyTWC&#10;uUkvRRJHs4zLZr5+JEqhMQIP0QTz08DNfAM7PQUeOJq9lkfOUEiOt21b9H2PvhszFts0LeqqhvcB&#10;Tx4/hlIG7arF++9/kO9J2B3w+vUVKVhGsQUB/DhkNze6r3x/DEXUVHPyDIHJpKMNUcv0E5gLoIid&#10;3bmIugxKB5LBd2UAUseYgWSFHPVJEMCMI+TAgBeWRIYxMURovi/OUEBTsejZpjIojEFlNUpjUBgF&#10;ZzQKTV4Hzhio4DGNHlNPLlpT38GPI4buiLJuUBbk16vANQkfspHM4XCgjaZdIcSIoSd5aT+NqKoK&#10;Lz54gUfnZyiLEtaQxaiYvRs+9mXxn+YDXYZpIoZbUdWISLi9u8ft3S2mEOEKA1eU8GEClIZlGBhg&#10;v23xqzAlLYiK2FamEKiV2GvTRA1RAGHYkuU7Kw5ZGtGT6FlTlWibFZzViBE5Ek4psa9ApFbVlDIc&#10;JAjiP34DmMOD5Yf8VMgQgaHEoigwMa3dFSWUJd+Aru/w+RdfIPgRRVnBjz3KigrgigPkBMU+2QrO&#10;0T03xmEcJvSsPKytzpua5iDHGoWqrOCMIvJBonmvIFpK//iHJXkAWohjFFkk6tfXWtNgBDIEIZg/&#10;AN7RB+SOVt40slSCYlkImcTAYiF+u81DzdEzZyES6Qqenzh/X0KRClKz4CpzfheBtGbOObXMY5HO&#10;MjtigQ1IRJ1ZPPx7qV/ot7ID7ybeaCLSOOaJJhvnUilQ0lgZbykfZ74Ci3NbYJ3y3eI68gygRVMh&#10;vycd+8JAXWiBUUzmZz0gALSBlQoFFx2JRQKkEBmPl67eBGvnpdUYw3DQh/j1b36N/f0d1QsKR5cz&#10;EFSxvb+HUsg1H22pNuClJhC5ngPxXSYhsczDFjVWNUflMc7+yu57UmDCXxNUjCwnkd76C/Xga83F&#10;Oq2kyG9gDLX2G6NzbUuUOfPmpRQHKCaTC2iMBez3B+yHieTWVycYhxFff/MNXr26RLAWH3zwAZ68&#10;8wRQCtfbHXa7PVabM5ydnWUYNsUI50hD/ng8Yrfb4fdffIG//du/BQA8e/dFNm7PPT1a4+RkzQYx&#10;dDyk60PR9aE/4LStsF6t8e7Td/HO06d4+c3vcTx2GIYCJycn6DvSAZIMHzFhLEbYYeIu4R4hBlSg&#10;+l/wAd2xQ1kXeOfJE+z2O9zc3FAQEhOsm2tmouXU9z1ub++wvb/H+cWYgz8Z8tSbgTmzo3B63tj/&#10;BR8yr4TpGCK5Eg4jSayk5PHs+TN88snHeOfJO7hVRPI4Ho44dh0UKEA0uubrP+Kw36MoS1QV9YpU&#10;dQXryB/BHzsoreBAwd7rN6+pf2B9gbOzcwBkqgWQNpMP/9QawC/+6rNMDcQci2mW9E2JouCyqlAW&#10;BBN0fZcHeABQlCXthmBzDSUUTfobxymP5u7eoiTvTOscpUQlsYKkoGq42EvFRMLbRQtdCluysMrA&#10;mqMcBnzyOc1CajLwpCOWMEadI28RwALwMGriCSiKiRLRy4JNUgjsGBYCem6akQVL8HfLEBLSLGct&#10;56I19VmESEVUbUzuYhZWFWHPBLORcQlxlgUCogWflrTJ9xiHEbvddua1C9TEPRu04QWS7E5g7+AR&#10;4ziiYV35k/UJjLHwk4e1Bd555x2s1xt2I3OoXYFj1+PYdej6AffbO0QAJ6sVeUYcyDaQNk7Wm9cK&#10;zmoUziD5SAVKP5FhefRIkQS1op/ouUjUeSuBgQQFMcIqnX8nH+D7lThSTYEd3CAbGEcTibSqFADD&#10;EVeKASkE6BRgFGAQYI1CbQ0KZ1BZhaqwqAsLZzXOmgKVsyitgdMaVkUYjkytog1Aq4TJT9jfb7G7&#10;30HFgLoq0VTELT/u93CuxDuPn6Bp1+gOR/TDQJ7N/YC6bsjkSGlM04jD4QClCLLshgO64wFVWWHV&#10;trCGOqsRkWmolF2SpLUUELUxcGWFw7HDar2BcRZFVeOLr36P+90ex+6A9Ql5CJOVKjleiWc1mUeR&#10;Q5pld7mEhCmMiCmiKB3qpkJCwjD0ZNw0jdksJfgAa6jeR0b1AcaQ7lRTl7CuhFIJPkaE4OHFBY/N&#10;nqDIxtIZyQDl8RDDXxInHlLKeY7zeMhFX6mlKfraOYdhJMhb3tvyWnbseihr0A0j6qbCu89f4O//&#10;w/+Nu90ORisc+wFnZxtMPqAsS1R1g74f0A8DiqJCVdfwifpHgITd/Ra73RYKCXVVwhmF7nBAYYCq&#10;rFEVBsYWnAmQZI9iNqFcArX4n75SOVta0uAlBDc/kw2Awi4KkBSgMIuUxRjJzN0Y9MPA3cFclNEq&#10;V8UVT3Th0wu3nhZdwzg9fW/47yc/EXuInYQA5AjLGEvNZ5OHRGdCBzXMNBkGGnDg4hIgkstY7Nxz&#10;cVWLNACNDiDFrDkv3aVaah+ie8SDz1oL6xxnEzM9TJvZsxZYGL0vNqIlzk+NZ4xlAnmRp81sZhYl&#10;EEQkDKF87bRBSgxdcUqtjWwEdEzT2GMYRxyP+6zLYywZoKdIMN7kPYzS5CnrSoTgMfQTM6JKcphq&#10;VxiGHvv9Hk1d4/nzZ7i4uEDb1JQGx4jD4YDjnrjf49DBTx4xiGsa6QkZhmKUJn16k9Umqe4jlF3P&#10;5yT1jrmPg+5aTtZ4EBvGupeTep78PAV40j/oJ1lEdpIl5lqLUmw0b1A6luhlllvFdaLSUiDQOM60&#10;rM42qeQtQJ8DyKu5G8lhzXMtC5oCD9es4IoC7XqN9XqNoibJja4bsN3eo6oqiK6P9x73d7fY3t8j&#10;cLdwN1JHqTWO7qPlDmFtWfpkHqcCOerF8TlNReIE8gOZxg739/cY+yOLCPI15c5oQcwjq/XGIHUs&#10;ubSJGTLcec8w7jBwp7iWPhomRijxjqCgxrgSq9UKRdUCAIaJgxcW15sjPFHZxR/c27zI5fu//Pm3&#10;ZYCLnyX5b4FaJKYcaM3wZMpZqIj/NXWJpqlx/foVbu9usbu7hg8BZydrbhil6+QD1UNE9dOVFURx&#10;uR+GrLuktGX4iFlWpkTbtqjZWzmBWEM+yZIv/S7LzeCPZ0fyLPOnv/yvPxOsH3KhKFzMLxi5gCgb&#10;gDBvEhKSZT9fxqzlJknkLpMZAEIQaIdgipQoJc0bAENDVHAtYR3xoKeRBOJkYZZsgRbNKU9ixZS+&#10;jDsrSnVzcVWyGrqrdOu5yUMaeiS6l/eSRRuY6V8KyHWF4D1H5mzWoWeKKgRy4MEpstRS/AQe1h2E&#10;jWSsyRmG4LZ/UAMA1zKiSDmI3zFN9nEig53jcZ+lO7QxXORG1nZRijZwZ6kPYxzYKlFJ8crgcDji&#10;zes3ePfdZ/jRJz/C+fkjtKs1bm/uCNs0JBN86HsEP6EfR/ixo2vJrCcVA2LwUDHAghROLEjK22lA&#10;IyD6ifDg5GG1RmG4EMieYpoXIANi2lhF9QKNSO+TIhSIsUMq7zFH9gZp/qz4NZCQ/ETPR4BOEQaR&#10;bP+cRmk12pLw/lVp0VQOK2dQFgalAZwBKkcG69YoWK2gdWKJc0UqqEhIwWOYRkzjiAjqbQsxYhw6&#10;FNUKVmkYKSqfnGKzPsHoA66vrlFWJBpHY8Lg7u4Wx+4IpUjnqSip2U8pjZP1GpuTU5TOARCHujgD&#10;oopqMCS1zYQIaPhcZjHYbNa4urnB1dUlZQdtnWVCUppZfDkLSDQPfJzgowdUJAqsozWlLFmt1QeS&#10;ix49NMCFUIuUAmWCKaE/HhACsGpqtKsNCmdJeZZchqiQKisP12oQRUpkuelL4LVY8HhtS3+wwKdv&#10;+ZghV+kLEXnyCPKjJihfwSNBGYOyIn/zaRzw5uoar1+9hA8B61ULHyK7CFKw4ooCWlt03YCirmCL&#10;AkVBC/0wHEmGPnooUP1h7I/wIaKpC6zWpygLbvxDxCDq43K+ctI5EPr2TUA2ACtsHN5DZu0hcJEy&#10;XydGrCWPFkyOI2Qf5oKxLGa0cM8NFPSZFjRaOBVGPxvRK4ac8oKOuViaQkTUCjqJSiTXDB7c6ASh&#10;+739kPsuA0A+S6QuRWWJwJUSvu0cvcuFE8VKoYmSsbnKPrsCQcU49zEETwTIt6medVXNGYcx0HHR&#10;vMM/X9YU0nwSPCgX3ZFprn0otXC34msfeEMWVVA5vnEcUTja1KXHYpo8hmHA6+Nr+ECG5XVV4/Ts&#10;lDIUrdEPA2xhsF6v8ejRI9zc3sCBMPv762Eei5h7J+KitgCl5p4LbfiYj0RR5SfnDZtrHnN4Ixi7&#10;WtzfnL7mAb5M+R88+HpmPwYeS9rQRl+W9sHnpqANvuTnGb7SQqDQehEJL97SaI1gdIYfE3sdhOAx&#10;DAF3d3eU8d7cUIZXt3j27BmePXuOrutwu71H13WoasrIjDHEt2fz9bJ0GIYRN9fXuL0lrH29XgNJ&#10;z1EqVG46zDUlwdWZzWcN/f6DDz7ARx99hMuXn+Pzzz/HxdmKM19LzL6YZvmSosQUyb97EvMSFVEM&#10;I/qeag3iIBgDbRg3N/dIKaGq2wd07pRovux2O7y6vERz8hhPnz5FVZXUNMeeCyKfDhDpQueFTufx&#10;JnEXnSxVvOeFX+oKsiDIGEWeV8uvxfZV5oUUg2VtCtwfcDyScdWHP/gBPv30U9xefok3r99gvz/A&#10;WouxKlBVs/uaeJ6bqsRms0HdNLi4uEDHAds4UIDmSvJXOBwOuLy8RLt+QvB54Zi8IDCXAsTYhtcC&#10;6Wj/roelA5p52FIsSgwJhcWLURY51wsQE3yIwCQdgszgSIn8WocRSAmeO2uXJtxycCH53G6dYiTH&#10;sEiyEsDCei8lcotiGUYay4u0R+6Zepi+PdwBEzKMIDd7sVvEwHCRYxepOCuLyt/mwSELhprxReH7&#10;O+cIzljw76mWwNdS4KNIHrWiNyRyErL5SWqYG8bUwx4HrTUi4sNTxCLVV7PzWUpzW7vVi94E9hKO&#10;XAMRGYMwUWa033V87hpN3aIqG95kNcqiwjEORBtsWzSnZzA6YYwJY3ePvu/RWkODM1GkJJtjiiS5&#10;0WNCYRXKtkBlEyqriDM/RcTk556HxJ/zROfzMuDjeSj1McM+i81xCe/y2NGKGReGe0Wsgis0qkLD&#10;OY225M9OwTmFgjFiwwuPMVR3oRoM+PUSqDqWGLqKUCrBGFqOtE4sve6x397jfHMKlRKGrsPdzS3O&#10;T89wenKCH370Ef7d3/17ngPz5pIY3rTWojseSDUyApevXuHu/Vucn52iqhqCFXqPLJmuFKj3IrF7&#10;WQJg4GwJ4xJCN6BsWnz4wz/B5eVXuHxzje1uD2UsnK2R62Esi1DVNYbEUtyeFkc9JQzTANcT26uu&#10;qTZRXFyg7zrcb/fouyP64wFtXcMWFtPYQekKTVUgpIDrN6+w3lzg/GyDanWGvh8QJ48QA5RyPO5Z&#10;WkZRj8c85x/Od7pWy0h4EeUnIFc+H2wEcx4QwcQYXvPE6jJLb3CAEscJU9zj7OICP/nZn+L2zUvs&#10;D/87tvd7dvlyqMoGrlDknJc0QkjYHw4oyhJNU2K1XuHR+SmOhx1uxx7TMKA/WPKNjhNury7xsjnD&#10;5mSF0/Oa1kJeu8V/JFP5RbXgu9d/mD/7q//msxlUnZk8EKwrAZ59LK0xWfZBLrnovxM3PuRO2Gkc&#10;MY7Dg4WWoBSOfpmNEqJHXdeouRU6JdLjL8sSzlF38NAPJBsAxZaRZe42FUN6uikcoS8wwgcKksJS&#10;ktSOI4RlsVYbwqhlsCulZoiIrwHABc0oi8fMDFFK5cU/RpZbYAN7WcyW25P4Lkx+ys8R6qhdUE6l&#10;Bd8wpUzqNsITlyKw1nRe3g8YpxFdd2D/XIrQBMYKXuCzwN3ZDcn3Ri5Ge+qAnEZ6btM0+NnPfoYP&#10;f/CD/BpaG3QD+SWM/RHDMMBwa/p43GN3fw/D1hoyWJWk04llyBFzfwfVdhyzaAz3VTCsmBvnzEL+&#10;QqMoS2be2Bxl04ejTl0+TsG9s06SFn0bRUXMwhEUWZKaZ1lSNtfWFYrCoXSW3LJ447V6jurFe1fI&#10;BRlJ5QwxhoiB4T/Pize4A3wYEx5dXODJO++ibVsSPDQaRVVjtVphdziy9wZFyNvtHe63WwxDTwGV&#10;Edlqkh5o2xOcbk7RNGTcHlhiHVk3CzO0kUjbh+peJBOC5FGVFVIccHt7i5urS1oo2GhIpcQdxZS9&#10;TTy3RD8KSPk6IyVUzHap6wYJwOFwxPF4JNkQreGqEtM4whjqkA1J43A4QpkCbduiWZ3CB48pst6X&#10;BDRgmrnIhvPuOEf/eCsgkJ/JxwLyyYt/AtJDbmJMc5a4DCRyQVnRmC4tWdierls0TY04DXj16hXu&#10;b2/Q9z0UqNFU8QFqzaQRriEUluBZpSLGcUTXHZn3HwkeNyXT7y1JfrRrFIXDBLtAXiRInTe5WSbn&#10;4SPXAP7Lv/jXnyXWQclXiqMm4ZlP05QXucl7BB9ynhUFookznx4gJx0q3iJfPNEnl8mujUYMnvXR&#10;5w3AGoOypImXItD1HQtcUcdtWZawzM2dRj/z63P+zdnIwrwmxZQXASyXYb5yQi+cpbCph0ArRZvM&#10;okZA0NHD5qWcAeChrAMS2KuXzzk3iy2KkLz5LN2upFgndYxlRiQ1CqWJ971sBDOGLgNtABO6455V&#10;Wal3w8nGEhN88BjHgaEooqSlqNB1HfzENpkhoR9GvPP4Hfz0Z3+Kjz78EFVVIwSPwhU4+B5jIM33&#10;wXvEsad6UfLYHw443t0BiUxuFJDxfxUokjSOo2YQJk8cccOFV17knSWdfaPhjIWzhn5mLeqqQmEN&#10;nNVwMpE44iqd459rWE3ZrVEKVpM3sdHk5VoVBZqqQFNXqKsCdVmiKQ2q0mFVFyisQam57oAIqxVK&#10;o1E42qgIzmPqp2SgZIeFgIikEnxMmKYRY+BAhaURxlHh/OwMF0+eoF218JGoua6ssDnZZLLDsT9i&#10;HCf4acR+v8d+v0NKCatVSfz6CIIUlMXmdIOT9SnLQUjWqh4gaBLsJWh4H5AQURQl9rs7rNZrOKsw&#10;ThMuL7+htSF6rvXp3BjmnOM5zyJ6MSAmNh9iSEwCPZKJcQg+ou+O8BPJyReFQ0qRgzqDYfIYhg7Q&#10;BYxWqNcnNH4cEQmSzBlFjZ8mw3xzqLvs4xF4+9secwYgP5gj//T2c9QMLSdGHRIAGA0fAtqmIkhU&#10;UxDZVgWOxyP293ckiTFNJNlhLFJSOehJhqQ+kDgQcySc6acBMXiWwY8IiTa6mCizKsqaoL6iZphn&#10;buSlw9W52fTbHrkGkL1VOfKUBUr0U8Qc4SG+PDfSGBbzCnIFefFVvEDFEKFS5Pkw705qcRjg1337&#10;Bqb5DnJNY96bF+N4/o6D+owE/ZFHhgPVwpiF30TeN4HTKO5Tkp1fikJyJNKoBbDZPUesQtfsWCVQ&#10;JBzk/BToGgvGPddTCHqZeKEvioI3ZYq+FjvOA3jq2+6wREaykchGB45qrHQ1sxCgRDZ0XiHXRfw0&#10;oV2tsFq1aJsGVVXh9u6Gmo+sxTCMcIUjZVVmStnHT3B9fYO7l1+TGJjg4ALNJKLxGWfYqY3gL60J&#10;49aWZDC0JXhqCom7ouX8qHZlXYGlPIFkGXLO9DvqXNXa5yZBiRZLR+dQcMRvneKuVYqMC8cmQcnn&#10;cSqyItYa+MTvJfWWNDu1yfkoJBiTGMqh8xSNHq2BkfX2gw8YI23Wax43jy4usNvtcHVzhRACZct1&#10;gzt1k7NTw5n5dnuPtv2GagHTiKquKDOmwNInElkAACAASURBVBayHMjcVFCwhaOIGwqbzQa77SVJ&#10;TTx+jI8++gi//g//F+7u7hD8kLNo4sNTcJgZcM5CTwYhTqyTRUHZ3ARGWvhnZ6e4vb2Fn+7guWmt&#10;ZF0kEi9MnPX3uLq6xsX2HuuTNZpmTfWUUYrNFCio8JafRIZ5JQoWmZTvxkK+dblIc/NojLMmlVqs&#10;iULNBWp473F316GuKjx+/Bif/uhTXL/8GvvdDoftlqRjhNbKyqApEUtKJ0ZC1jXW6xU2mw2CD9ib&#10;Ad3xiBR7lowf8fr1a6w2j/HkyRO4+owhZJ8DbACzwkD8joUQgPk///Zv/oef/+Vff6a4MAjNbftU&#10;ISP+udHQErED6EeCZIy16Nl0mzYhlcXWvJ9IMpbpdFDEWyUcj9gIcjEBzUWlimmalCXUdZ0v9DD0&#10;6IcexmiUVcENJQr9SBzhECkrSQrzIsGNZMM0ICRiMkEpjN4jIcEVJaKPjCFTAVkr0T0iLRylNGnn&#10;cC+CMZSVxMxoovS3LEqUVUmGHzESUydFisqMgXWWm+0iK/hxBFrUqMoaZVEDkIKaz9BBTJGjd4qs&#10;tJFIXxGLgqPvME3QSqF0BYwymIYJQzeiOxyBZIi2N3kYpVCWBYwipdHp4FG5CgYO3aHHbnvA2I9A&#10;MtDKYBioL+AnP/spPvr4h3j2/jOMYaKN0SqMfUDbrBCCwv3uiClqKNtgiBpel3h9c4vdGOGTh2ta&#10;aBOw63YI4YhmVWHqFVQiNyqVSMM+RpAKqFJQTsEWGq4EXKlRVBGuSHDlBOcCbFSwOsKZBGcSCgM4&#10;k2BUyB9WRTgdYXWC1RGFAepCoy4MzluDpgBqm1CZiFpHVDqiQkSBgAIJLiU4pWDVDP1I4do5rgEo&#10;RTIQiktxErAkktUYxoSx95i8hkoO1tRwpsJgFWxZwFYV1qcbNCenGL1HN3oY69CuTlA3LQpXYnt3&#10;j2++/AZ3t1voqGE0QVP9ccCqWSGFhP3uCJUU1u0aL148R13WmMYBKSlYYxEjU0RNCT8lTBihrQaM&#10;wTBNsGWNfTdiigrn7zzH3f09vnj5Grd31wjQWK3IxrAfdigqCx8jUgp5UYuBm/qUhYIFOQFZFLZE&#10;VTQoigoKGn3XYbfbIUVqQtSaWE3QEU1TIGLCze1LVG2J9brA6dkpjAEmTxmUcxWMMtCK1VBFVFFp&#10;9nswSIo8dSM0Zv+ACUgROo5QMQCwoO5aNZcHZgQlB2tQs/T0rLuVoPwEqzSmMcAZhwiLcVKYgsGT&#10;Zz+ADxpfX97hyy++ho8WZ6s1jHYwIaA0DgoROiYoH6BiQlNUWLcnKAxp/lMWsUeMHicnLawD+m4L&#10;pUa0jUK7eoKmdEBMiOOIwpaw2iBMCcnTBojIOliRqxopQayTHrhpKImelzvig2+QI4gHjwXu9vZW&#10;mtOxRfQu+GguJmMu0Mlz5IWWPPqHBb05YlX8vkkt9fWRD0rxv1zqWBz0fCpzkUj+cTKT8Xb5rVr+&#10;LWcFUvvIWU6ad99cmFmeF7+C4w7ZBGSuvmC+lJEpeCBLY1P0aQn/8x6JjWnAC9V8zRdS3rnGMd87&#10;+hnDQMOIFCkTGUcS2BN9emMsVqs1zs/PcXJygsIVGIXxkYCqrLguU6AsKwzdETEG1HWFRxcXePHi&#10;BV6/vsR4f0VsIxspDY7EHDGmzNdFs+FHSrPGVQzzwFAqIiYDkrug66pjpq3NmO9irGUoTmtoxrvp&#10;W1GnJVyW5Dfkw8DkKHkxBt/+/u158C0PMVzPvtucaWmm5SZ+vWny2O32CMoRA8QDb968xuMnT/H4&#10;4gIaCl99+RWGccD2bouxJ2P2pqEOU9qoJ/gQ8erVS3z51Zf48Y9/jM1phZQoU1WWztsHnyFfyTxj&#10;IoZNYlKBNhSUffzJJ7i8vMSvjzfYbrdoXcLjJ49Z1iGhrmt45vsTO2ZWsCU/ZXYPO3Y4Vh1aVkPd&#10;bDbZ3L47HgFWE9Xa5fmklMabN6/Rtg3q9QXatkVKLO8CiqBVTufzlMzz67tj33+ex0MIWOc6n1Db&#10;nz9/jo8++ghXX/8e9/f3eP36EpvNBmbVkB9EVVEDI2J2WTPccCay4K4oMPiI7niEDjSXD/s9Xr26&#10;RHlym/sGCKaaZc2NMQjpu6+CAYCf/+Vff4YllqYIpFFKGDlUtBBVPGGuKMU82MWiojiqzyYzkXm8&#10;iRY4AKS7L+qAkQ60qkqUZZVfqyzJFF7S3GEgOV1rDYqiZLPthGkiXXkvmcgy1VMLkTUgs3Fi4sKk&#10;ngtjIpWglM5YvSz23nukJKqoJhehEm+rZEtpOMLihRbIRWq7fF5aVOgBFEXFRXGhwNJ1ddZm3RHq&#10;BBbf3ZSlt521mIaJO4ITXEGFzxgJZ+37AePQwzPlLMaAwjlUJUED4zBiGtg8JErtQjSNVF6w1usV&#10;fvHLX+CTjz/Bk3ceI6VImVhRArxYR9b2iYGxXZb51smj63rs724wTh7OgLJJUKamARCVNUKpCChi&#10;emnNXjCJsHetAMMbolGa8XwDC+q9MLKIv/W1SmRQY42Byx9UPyispR6EpYmOmovFeVIbzXLmKtdm&#10;ZLMQqE3zvHl71YmJSAH9FDCMAwbPukMih10U2JycoGoaqj8VJZyzgCKNos3mFJvNhhvCArrDAV9/&#10;/TXubm9Q1zVCnKAUmZBQVmJxOBwxDhMeXVzg0aOLXD8TtVoRP7TWIuml//Hse6E1zcuzzQnGacJu&#10;e4NvXr5CChPOzs9htcI4etR1A4C8IJZwop8oYCkK0vhK3MjYNA3apuWsfkDXdbRRAAQpcl1h4mZJ&#10;H4nt1LQnWLUtjCvp+iUSWUT080K8CEJzmJY3BAr99CJIoF/MAcS3PWSDlqD17YdIDWamFa9C1lC9&#10;sOC+ouF4wNXVNQ67exjnULP6cdmWUKyKLg13xCQ0qOoKXd8hRtIe8p76LhSoD2Iae9hyDec0K/gS&#10;9u89qSMUhZtp7suDzuu8kgxgjmZoDEu0vYhy5HqxHvqSG//2FRNjeMG5hXEgC6NsMjmq5mhUHjII&#10;gRnDfqCDn/FeWcQXPF+1mIgcWUokLYu2vG9MSdTpF4f/MMNIOrGZAwmkp5iQzMNIM+WBH7J0dYSY&#10;ctNrxhSz9WbGEZHgPWuFGKJLCpPIWgNXOPgdOZLpJMJwdP6eu5flPNT8wjkbkeMTKYslVVU2QMk4&#10;PC/cgJ0vYSLqbl03ODs940WI2Vw8Iah7dCSt86JAXdWYxhF+ooF8fn6OzckG185hv99jUIq9BlhS&#10;oAsQtpnkV1CzT/g8LlkeOGeBdGWFJpwW90PuDQAkZk3J5j+jg1QENQgPxlh2v5INIDOG+Jop5EZG&#10;6hX5Pi0WoT2zHlVkGrAeKQCqyixYN47UBdo0DXyi2sj9/T2ur6+xOTnBJ598AmcMXn7zEpfffI3b&#10;21us1g5nZ+dso6igTcDd7S2++vpr/PpXv8KTJ09xfn4OV9RUZ4iB+k2EhWJMXvglkyc5ccLwN6sC&#10;7733PrZXn+Crr77CeLghBVyT6HgTjTsiTxRwzhOEGSdmnxFldJwmHI5HnPTkQ7DZbHA4HnE4HrO6&#10;gBwDsehoTnjvsd1ucX19jdPTU6xOVihcgX5kiZiMIchMUw+u/b90HqC0QhKBQhDZJIYARMLkNRLe&#10;/+ADdD//Oa6urvDFb/asJTTCh4B6FAc58kHo+o4zU8oAHj0iFd7RJ9zvdkjjAOcsQvC4u9vi5ctX&#10;xLJq1mibBgmkniCeLd/3MADwX/zFX38mRcVlIKMwZwBKkxgaAN6NaOfNanQpsTY+LwyLaEAi7Rip&#10;EcxaS77AfNJKqWykLdz0oiAamNYUgY8jOY9RYdTlSROTwjiNuRFFNoT8SGILSZuDFHLka9kYAje0&#10;ackAzKxSKU+XG65ZwVI2qZHxd2NJJkIgJ0m1l5RD6q+QjYY3VE20xoRlo5jOHcGFc7mNPHAm0A8D&#10;9rsdSldw+zjJODsWdBOTm+PxQN3U0wQFei1jHWJI3MAykNPb5OFDRIqKoaGY1TqfPn2KX/7yF3jy&#10;5DHqqsgSw0iJo3/aPBzrIXnvMQ7kR1A6i34cMBz26IcRwY+I4KYkbRF9T7ADQv7QCNzdG6CSdPlS&#10;J7BKgEnSAaxhkqbu4CRdwvPXZDlA+L1j6qZVivB8Y+C0QcFyvQXr2RSWrqGwpZSiMSKsFqXwIFtA&#10;WhAJ1AJIZLQvKdJ0GgPBQGNI8NMEwsk1orM43ZyS8qYPcGWNtmkBTbTCpm5RFExJbVqcnpwgxoiX&#10;33yDzz//nHSK6hpaG+x3B4ISEzAOI8qyxGq1xrNnz7DZnNJY8NNi7kREiGxJykEIBVkBIVI3tXMF&#10;Cqvx+s017u9uSaI5gUxrihKA9JyIk52a5eB5vkuHvDSyGU3vtT8cMI4DQgjZKEol2rhL5xBigp9G&#10;xKTQVBWadg1nKDsKfoTVAu6CQ6pcBqXvF5DQ8mfyt1I7+GOP78sAaF2THpQ5QKV7r+CnCScnG5TO&#10;4vbuDjdXbzCME6+tgCsZPrKUBqRI6sbOaSYmEFGgH0ccDntMIbDHgEUME5K2aGqLtq3RNERlDmFE&#10;mIitJhujGCnMvhc0Q2gD+Mt//ZmaV8YMAVE0yQwhZi0AVKyZ2PIvLrKBLLMMoi5meWMjUhCUjlie&#10;YKIZpBRQVSWapuEFP6AsyVgCWG4AlO4W7BdAtFFFekEsbyybjdw8mY1vNwk9iPoj2eXFsNDbMWI0&#10;kvKnxLik/I4K2qDWbWb+yEChfgCx4FuIUclx8TFZY5nDzn6uvLlKDcJaw56vxKiCUrlZCynBamIa&#10;TeOUtWimacI0DogpojvQpJc+APJyJk8HP3n4kTs5kgxyNvNZXKHnz5/jL/7il3j8+DFW65YjFMup&#10;apGps2VZsZeDgeFahTMsd5FI62jqDkQB5D4Kx7CKXB/5GgzFZAxfIhP5LH+fpAN9QUTA/HuKik0W&#10;pJNoPxdyuQFMqznSnyN+5A0g4/+YX0MCAZXv+WJMSZLI43cKlLmMIVH0F2kjcasWF48uUNbUuGVZ&#10;Fx/KIMSAsqywWq1RVxUmP6GpKrz/3vsonMPlq1f45uVX3JdDy2DdtLDWYLu9x/39PVarNZ4/f4HV&#10;eo2u65BAWY2faG76REGFzEttBBKhRk0FahCsS4v9foft7RU3npHJudjAykKpOEMjwUH6mCHOlOtS&#10;jnt9ur7P9rJakxS8tRamoM3AR+6ViQqucGhXG7RtC+MKWtBiyNeZhrFefL/s4E989+Lie/yTNwAw&#10;c08gZjF6MsyyUylSxquJzr69ucLd3R2mkWRYjKPjso57jGJgu1bWTWMHxCkEHA5HdMPIh03zP+mK&#10;pL9twf0rDWXWngJPUW9a2t3IdAKwLALzHpmhH3CavfwL9WCwPygqysXKucO8ECIPT/BCmuaNBchF&#10;i3zRF5DQ/PN5UUqC9CiV758smBkGYghoHpgKS8N2gOGchDwwJWVSi5sdI02EqAnnzPRUeStmLeUk&#10;A4paQpfHTKUCWmP1HKEAis89IqWF1y9osxGIRzMWTcUhTabT3Hjie3JcGsYe+qAQmY0xDl2uaWht&#10;YbSDjx7jGDD0U4askiIpcGOp05os+UiuwQBwjjya67KC0QrRTxi7Dl1/wH63pyZBoiblvhFZuJTS&#10;iIOGswVMmHAcJvihx253jymMmAJQVqwxw7URCJVTLgQ4mmLvVmJ0kIZNysMbYPNeeops2MDCelOu&#10;Lt0jq0iHaGJGFiASHFSLISSPIZ8How+sPirBzuL3C3g5ByECvwGzKmoI8Cli1BotBw5VWWLkceun&#10;CYWtUBUlYqCC32a9pkbMccTTp4/x3/6bf4PueMT/8r/e4fb2Find4nSzAUXjBiFEXF1f4ze/+Q0+&#10;+ugjaGtQuALtak3jYxrQNDUZrcgYjIFFyDRENFGzGuhqfY6PP/kJbq+u8Ktf/Qrb/Q4nZ9QXQcJ9&#10;xPk3GrAmwNoRxnhMI5kPaZA/QN/32O12KJzDyckaF48eYRwHdENPxijdEcasSKcpeDhjoaKC74+4&#10;fXOJm80FTpoKTbuBcRrdxEXrPCUZh1/A0HjwFcsl/DNBQxTcsXEpBy5gCDMkBWsKdMMEV1T48OMf&#10;4e76CtfbPa5fv4SaEo7DCBiDYiClVSTKFI/dkQI6S8HW5vQEp9s19t0R43CE0oSapGmH+9uXsDqi&#10;tAF1SZCSM4DRgcT6kBBhuNgs6zV9tstLI+vmgxNcxspqhjdo0Xubg4s528ivKZNP3jjl6HfG4/84&#10;C2j59R8cGR/PcsLnA823OM0zNL71e8HwZfV+sD3yJkfJ+nzhHtQ9hCKmFhjRHIEuLsnDjWPxIB43&#10;+58ynKCVsFKIPmq0ITgpRERIU5jJ0Jk1Bl2gjunABfOhPyLGhLapZoVWgGmmY3Y0i0x/Ey2WbEAT&#10;6BptTjjisgZDP2AYjnj9+jVev36Fy8tLdPsj6rqGE09nramDsyR115O6oGLU+TnOz89xf72mjWtg&#10;sUC5THFxv+ReSIChkFPYfL9B1L281yZxieL6gJrlNPKbLAICgeXsgm01QzuSiczEheU9zzjzf8Ia&#10;kv0Lks5jIsXIGDfh5VkdFmCbRA+bIqqiQlEU2G63uHj0CGdnZ+j2e1xfb9G2LX7+85/jt5//Gn/z&#10;N3+D6+sbjpQT6opcypqmwcuXL/G73/0O7XqN9168h7qu2bwnoiyrXMT0kQKOxN3oYnWqDRkIlasG&#10;L957gdfffIAvvvgCt9eX2O12uDg75W53y+bvFgm0iZG4IJEQRtDrea0xjgPXvjROz06x3+9xc3uL&#10;Y9flvoCoCBI1RUs1BO9xe3eH169fY3O6gTLlHNOmnMBCwtD/XI8szR7nwE3EG0Pw0NZg6AaUTYn3&#10;XrzA4fZP8Otf/Rp3V5eMOsxaSj4EGEXqsdM0cW+IJyivbbFer+GuqLNYTxOcoyLv4bBHTKS59PhJ&#10;x/0ljLB8T4mKWUD/+jMxEsniWLLMa527bC1DHBOLt2mtEZnhI40fwqDIhu6Cj7GUgZLim6ZGmhQT&#10;C1itWBFUoCbg5GQNa102nhhHokGSTAR160IbjOOEcZo4ymKNG944tNa5cCmFOHlQo0Sci36gY1/6&#10;+EqBlxZNOmeRfZY6BwAunhFbSpplYiSFUmEGSVTlsyQ0HYfNeDPVP6gOQAu9+CnHGDH5KfsWCAyk&#10;kciSMUacPzrHqm2x3++xvbtjDLnJ96LvRwz9gGn07KxFKXNMQAi0CARP6bv3xK5y1uIXv/gF3n3n&#10;CaZpxL//u3+H/+Pf/lv87re/wW//4Tf44ne/w+XlS7x+/RrXV6/x5s0bXL+5wt12i/1+n5sJjTGI&#10;oM7vMUR0fY9DP8BoMooXuQfNQYUBReiaTYqM0hy1W1htGF6yQPTMDKK/t0Zxx7CGZXclo0B9E8YQ&#10;zu9sjsYDZp8A8AYCjoZDDOSEpZBdmFKKVF9YwERazSwhlcBjRgxEaFH3EbjfbqG0RdO06IcJ1hhs&#10;njzB2dkZyrJmuQ+Lwjk07RpnZ2dICZnueHt7iy8+/xy//Yd/wNWbNzBao12tME0e//E//grHrsfJ&#10;+oSaD7XGxePHeHRxgU8+/hhiYr7enHDBPyKECUnNNQAoZEVfzQ2KJD9Ahdn15gxt3eKrr1/h5ctX&#10;ACxUDKiqBmVZsWxIYJpvQt/1NHYZ5rXWspSEz7WASup+KaDrjtjv9/B+QlmVWLctAIWisOSadTzA&#10;Woe2KtFUFU5WLU28MC+6iYsgVGNRGXbOiE+at4iEBU34rY1DYNr8fWJyBRNEBLUgsUfw5k4BFWWh&#10;BE9TDxR38ULBagNoi91uj5evXiOkAUVZM4ymsV6vQE1xAwqWwtFKo64brFr6XX88ojv2CN6jbVoY&#10;DUTvMfZHOFfi6ZMLtKsT9McDSBVWIDoKXwgJYYMjOrm3IRg+92+NWh/i5wqK+fcP0605qxAsFlBR&#10;MNMFj3oOzt7KApbfL6GaOStInGvLe6f5rxc39OHxvv1Y9inERJGvbG4Z81tkMJI+zpHoH7zi93z3&#10;9pPmbOjB+fN/VIzjm5ghhoVENTN5bAjZ01i6RVMidcVpGtF3PVlBcmSm8BammU+Pj4XFwmq26xzG&#10;Abd3t/jqyy/xzTff4HDY4frqCga0IRfVQP0MHCjUdzWqqsR+e4uLx4/x9NEpzs5Oof17VOsYjrSp&#10;hj0J6plZ/lrmpOD3dCk0j0c1HyNfzwe35w8e33af5iVgKbu9rA3lsZQi54DfMhOUJCuSrao/+Ktc&#10;h+DsInLtQEyP5PqK7pMSho5hokQCbm5u8OrlS3Rdj+3NNbz3WLcNyrLE+ZNHeP78OX70ox/ht7/9&#10;La6urlCUJU42G6QY8dFHH+H58xdIAPaHPW5vb1EWBYqyBBIbuMTIYmK8cGqdmWSWa01KUX2qrit8&#10;+umPsN/e4OWrlzjsD1nKXWjgWptcwwuhxH63wzgS00cXDjGRkuzddksL26rF+fk5bm9vsT8eCUb0&#10;HsfuCFs0MMlkRlDXHXF9c4P1yVmmxw5qgB889w4wOhEjpuABZd6adWnx//+Xx9uT8z/tMY0jeTUr&#10;Il3UTY0PP/wQV5cvcXt7i7vtF+i6DgYlrKWu36Is4axD1/csFzKijpHu9/kZdrsdQrrCOE7o+g5l&#10;ooB48h63t7d4+fIlzh5RRhaCIgUBPnC10IQKIUoNYC7O5JVneZ58BWnBpo9MA80r75yi/+FclNoB&#10;f6f+2KR8a7kUfvJbi77UCHJHHh/bsoEL86/kCPAHi4FafM4bTMzUNaF/SuEvIz0pLWAuZj0kUSWc&#10;PytokJHG8g0V5aucs+bzSTM0xiePmMjJSbKIJSwmAnU+BqZhEvZvzcxr9j7gsNtTnwQzgWhxFRqj&#10;QszXDUgEMCEspBWUIi/m7njE68tL3N3ewI8DsXRUQvIeKWqo6BiIJX36fqCN9P5+i33Xw2qFZ8+e&#10;4cmz9zAEYHc4opsS7t70sCIZpxRsUAhRQ6cJKSaU1nKWL3DdLH5GYynx5+VAXYCBSxkAtSgo899q&#10;JRuAPB/LCAgxsbAZD175Uqv0YPjIvBG5DiUfMhKU5uyUrru1BnVZYd20qIqCZA7knJC47mNw3B1w&#10;+fIVLl+9wjCMCNNAVqxDD60NPBLOzh7hJ//qp7i8fIOvvv6KoAJXYLu9hzEap6cbrNZrctByhuAx&#10;dimDjnhopypjUtG9jExxDAlTGFCYCj/68Z/isO/x6s0d+sMWx8MIa0YUJdt+aovCAVhpBD+i63pM&#10;hz1vKCR0OI497u8T1txk+Oj8HNdXV9jt7wFE+GlEigGNtlBGwRmFqBOGww5Xr77Gum7w+OwEm9PH&#10;sAqwmvxGIsN3MWkkH/OZESrI3l9p/nqBC//Rx8OKwcOvl4sIjRg1f60Smbhri5ACxmnCpmnx3ocf&#10;4+7+Hq+ubnD/d6+x349IEVCmxOEwwrkGZdHgeDyi70Zo1aOsBmw2p3j06DHG0WMcPK6urjB1R9iU&#10;UOgSmCbcXV/hS2MAlHj33Xcp4lezAyFAJjohJfz3/90vqIT6P/9P/6PKtmnc0CADVSKteRGUwu4D&#10;mHsOw5epgFI5VXob45dFb9lEtoDR8yL/4Eak+bnLrCUfG6TlWY5ZjkcmFm8EeTcS/JehL6gHxu7k&#10;ZwxOjeU582I9v7QsKHJM8+4zZxgPz3HOfBZa+XEejLLYifl2jPNzRce/6zrc3++4SS5kbX/BDw+H&#10;A3OsmVmUawxzmv/wAvPxpLmvQWCvaZqw3++py7dpsPp/iXuTJ9uyLL3rt5vT3Mav969/0WRkRlZW&#10;VocYYJhJGGLC/8AIzTBjwgRGCKomCA0wmDJAfwNmMMUMwxhASaiqKEmmkiojMyLjxXvuz7vbnnbv&#10;zWDtfc7xFy+rslSAbpjH8+a633P32c1a3/rW98VuzuQRLYqiJfP5XMzkZzOKssD1jof7B1FG3G7J&#10;8pyz83MuLy85Pz+POjAqWgz20lWcZWhtSEJ5fpJyfz/Cnt4D9ZGA/3HwMYxtHPuU5Q5zKuLfI3Y/&#10;Nkk9zhKmxfwP5uXH7j+MDCfAGjv4wRoj0b9gwjLmqblvs9lwf3/PZrvFe89sNufo6IjZfE6WZ7x/&#10;/54QAi9evuT8/JwQoOt6wdXvbvnqZ1/x7uoKYw1PLp8wn8+HOTJmJ2Nj24ffU4ph/qW60cXFBZ//&#10;4HNePH8RfcF72raNMKce5nkSR0ya9M656P0hgpJ91/Hw8CDG93nO5ZNLzs7O0ErR1PUwJ/roJ2Kj&#10;adFms+H9+2uur9+z3W5j4CNsurRIrLEURRnvdxgD23TGT/7/Fz3C9Hcm6zfRuP+yRzJ7SrU37wNl&#10;WfLs6VO++OEPuby8pO1attttVAGtBOPXItnSxaxnt9vRtS2zcsbZ6SlHq9VQAxDV0D7Svitub264&#10;f7in67qoipvF+gwD/JPWw8ACGiAPpVLwA4TRdHiSAaRJEoKabL5MFsT4vaGIplKYLRt0KjgaO3rw&#10;Thk/aWP8KPUq3YLJiZEkhkd4YNwYVHr9RwdB/FUtDBsVRb0e4aFqXOr6wwNGTzOeFPkzRP/yknoI&#10;JkMKQ4bLHzOAaWPbIzmDAF5LVpJuWirWSjpc4duGECWVfZDJIKJaEnkFl3BLiejSiRYCeAfeJBhD&#10;MMoQFELGkUPAWMFqCVLQE8/cnqY+0NQVfdvQKWitFepaJpPeOTlcinJG23fc3D1wfHvH8dGS5eqU&#10;y2cvaT3s9jX73Z52dy9a+VZ8WHW7iwdbN4TYCqIhyAfBR5wPw2dhXN5KT1QwFTELGKO0GKoNiUNI&#10;8yod8nrcxETrRw2fD8nGJFVOv5teLkSPCZLrXnxR6X4vmZUzMmMe1erGA0MPm3WIcEySKscLUyrP&#10;C7quZz5fcHZ6znwunbmHQwUofv7zn/OH/+f/QVUd+J3f/V1Wxyu500ooxq0bD4L02pLZC3ZtrEU7&#10;qaGAwuMIWM4vnvHT3/49qrtr6rpmv6+wVrrTlffi/hYDwDwvWMSDp+96amrJooxmv99zd3fHpbng&#10;/OyMuqmoqopDdYDg6fOaPmpgiaqrGLoWBwAAIABJREFUBCObhzvevvmGIhOTovlRiemgbWJ9Mor7&#10;1U0yqklrExL55NfZwKeb/+QGffRpssPJ/0PcR43NaDpH6BxgaHsPdUMxP+JHP/5Nrr77BXd3WzYP&#10;d9S1J1c9a7WnsBmLxRyCwjuo9i37WU1eLJgVC45Xp2yPd2zXG/rO0R4qyixHB6mVrO/uuLu55uJF&#10;KTUxBa5zQpudBH/DAZBwyhBdL2XAppP7+wdAGthht310EMjDhyCUubgZqhghpUjzexNvOqjBM806&#10;Hh8G6tFnUw7y8HcS5VJNNn316Iv4fjRGhQnunwrCiVIGg90k34/y0hiESZQxZQ19LzKcXH4gDJtt&#10;KrylCRVCwAyHhhqiKx8L51VV0TeVRMcmsN/vcV3PZrPmUEV9/sQXnmxOj7qu06bkh1cdD9EhY1BD&#10;g5qN0WqqJ+gohyCyFx06WhGqaBqTFFDrpuHh/oH95TkXF5dcPrkkhEC9O3Bze8N9uxPfh5hxqJR9&#10;pcuK6daUioxSkY7JEMmnG/ao74OPPEIYgh01VAbTwT2ZW5Oi6NCvoIebN/2Dj7O9+MMks5ACinSI&#10;23QARAaV8rFIGgkIJmrxVFVFXVW0TUue5fRxvLPIEpsvF6IpUxRkeWzUbFs612GM5t3VO/7hP/xH&#10;bHY7zs7P+O2z3+Hk5ATnpD6EiWtQK8CP2jEq6gbFAG6QFHDS0Wus5Ysf/pB3P/tnwgq6v4tNmjZK&#10;vLih30I0bTS73Y79bjPo4wtfPmOzWVPORIH0/Oycm/c3Q4ewtpXUS/IMa4UXH0Kgrmuur645Orpg&#10;NpuxPDYYCyFSnE2cR9OAJ63ftC5/ncejNRum3/k4q+9jj77v0EG8knvX4ypHnme8fv2KH335I66v&#10;r/nz+kBd12TIAVbmsbaW5VG2XbKEPDK8jo+PRRqi69nttlR1LfTPmWg03d3dYTNLvjiRhtroJqfS&#10;npsy0UdvNgAqpcSME3myoU0bXj4anA+R1nggTDOC6edp4x5e+4Mozvsk7fv4EFCPFmoYDyVGmdYE&#10;8Tw6AfggS4G4GYbhJ6mOkDaZEHGzAWaYLHKJANPvSUwZJnuJmmZT081sOlhhUgOI8g1pQOQAtMOY&#10;C0tLMqekj1Tv9kN38m63o67EwL2ppO3fRK2TAfoaoCriYZA2UDVc+/RSk55R18p4iYyDRSvFrCzp&#10;QxC+MgjTK8jYpUar3jmMzXDecXN3x3fvjpgvVyyWxzxRhn3lUNkC33Tc3N7QtBv60LNANOD1IAYX&#10;M6Zp4DFdiukQTlnmUBtQMfEKj1K/9D2pAcj4JrkH0r2EUSROJy+JFB7I7w8Vr8l9lgNwfKYcolID&#10;8Eq6323k/ueRzeVjVjA2rclrbtYbttstdV2zXC6if7Ml2RT2vegoFUVJUUThNy86T23b0fUi9qet&#10;5s/+7M84vzjnyZOnFEWG9320Bp5oYk0OAFBUVU1RFHS9ZCJlZmMSZTg7u+SnP/0tDvuKm5sbDvtK&#10;jO3zGEQieH9uRDXVOUcdDYq6vsO0Ujvo+57tZiPQ1mzG5eUlh7pis95w2O8oywJrHcGF6BMQIcnt&#10;mrvbW06OV6xOz9DaYGPGhhLmUtzShoBWjRHrEOD8hY/J9BtDuI8QNsZBi4GFfN73EvxqI+uv60Wz&#10;zOQWkxV8/vkPWa/37Ldbrq6uaDuPNnDYN+zKAyerBcEr+r5jt91js5LTU8NitkCfa/brHa5zbPcN&#10;VdUQdAPBs92s8d5xdHrBkydPODo7I8s0nYpzW8vBPoDAH2LrQ8QaxgU23cSnb/hX8WyGyDxt4BON&#10;lekpNL7+90f/8cbPo38fvc7kZoRhNX5wdeojz38UnafU/4Ms79Eh8sGOriZ/+KOPydV88P4U8eUm&#10;sNUHvzqJesdDDsKApyY/5a7r2B/2bLdbgYaCH3V/IuYvG5lhdMgSiqxPGcJHrhGIvHXR7BGGSBjF&#10;AKP3c9O0tDErcL0j9YgoRPwvBM/9/QNv371lvVljjGG1WvH82TOeP3/G5eUlR0dHg1pnlmUsFotB&#10;ksHYaTfvdHwmd/hXBST8BXNUTYr9qTYyaOUYksiXHmpjajptH93lIcuaDONw3yZOZEqPdZMhAJo8&#10;f/qo6ipKfXgyK54LJuLuh8Nh0Ns/Xq04Xq2GHgBjYyOXkY33+vqaP/6jP+IP//AP+eUvv0FrzcnJ&#10;yZjdDIecfvQ9H0JksUiHfp7lUt/JxcHrRz/6EZeXl1hjh7rROLYy/CY2u6V7mTJr78UPoGtbDlXF&#10;4XBAa83Z+RknJycYY6ibeoCR+158HRJC1/c92+1GAp8odpggS2MGfstkdB/fm7/S49fMGD58OO8G&#10;mrfU7voBwq2riouLS7744guePXs2BLDWWpx3HKpDXE8irHc4VOz3O5pGdKTmiwXLoyPm0Uwr7QPJ&#10;Z2G33XF3e8sh9n0YK4KV09rfQBn5N/6dv/37DvEATlQHFzelPi72PC9QWovYV3TLQok+vvKglREI&#10;wAV8Jzr7KihpsnRI2OUhuIA1GWVWkDjiZTFDacNsJvQ253pm5Yw8WvV1XRO7BIVBgQpYo7Ha4nqR&#10;gvB9ByEMipGidjG9hoBRhtzmaAzeBZTJCRi8Vzgv+hwBjTY2Rq6SFvskDhflilOK3PhAj8erIMJj&#10;0fyEGHmmNnnxm00SE5AgnVZ36NxicwtW6HcuuNg3oci0xfcO3/RoD6XOscHQbCv291sO1Y62qqkO&#10;FW1VS/qrRhEz73uZ8pGSEnSQ94AnKE9GjvYK5ZA374LUOGJRerVa8MMvviAvtGxG3YHdYUfV7tk3&#10;e5assLoArwkOrDYUtsCgcG0ncIkPaJth84xD27Pe7VFFwdmz5wTfszhakOc520PF/f2aQ+uxpsDk&#10;Sw5VC0bmgclKrBW+P3QE3xBUTiItCExjRrE21KN/dRQyHCEdTZNZeqPwWuMiBBgSpz8dDFoJTdWm&#10;D0OwimDAIBouY8dwyrAkg2t6h80yDp2n6Voqp+h8oFidsjo9Z/nsJX3QlPMjeh/YHw68/vQTPnn9&#10;gqt3b/nT//sf07YHtPIUhSHLRYAu4DCZ5mi5ZFYWgybTm2+/5euff4UOYBRRO0n0k6r9gcN6S1c1&#10;uLojw2DnK7JsBhiapqfvenRsDxMXq0K0npTCWEPVdVRtS8hydF5Qak/Qin294+rmPbvdA1lpmS+E&#10;+tg0B2ymBzvZtha7URWMfOSeoBxBQde3BAWr1TGZzdlst+y2e8q8iPIVYlk5n+XkmaJrDhjrCaFG&#10;WZjPLfl8DjgOztG5jmAzWY/GRl/LkfnmAG0sQRm8EiaaqB8JfDkoSikDyqCi2pQ0hhoUhhAMYBnV&#10;qdTAANOIA1/aMIzNUDbHBUWPwZscqxS2mKMzy/12z7vr79g3LVmu6VXAWoXOLPPZjCy3qF6c9GYm&#10;ZzWfsznsJJN3LX3XYBD4KDMQ+gM4x7I0rJbHlEbjek1oPf/Bv/9vK5hAQP/g7/+B+g//07/7UeB0&#10;+DSMabUiGq98DA6Nv/SXplekzH0M6aYZxjQm/n4NgLgJqyGiHaAlpeSGTBCgadz/scN8hKS+/5OP&#10;vo8Bhpq+z+/XMdLJPMpdpE1JouSu7R5h7UPjXDx8B9VKIxLVVmuaEIaocmiAiVCOiKyNbI4uNvGN&#10;mPkHUZCaXHf8pmySBmsEAmq7FufyR282wU7aSKOajuqeJja7DYXU+Bqp0c4RaNqG29tbirLk1eUF&#10;TZO6GC/p1vfc3N7SNQfW6zVlHGeR9HaEEDWNlOgQtR1jdhpvoCIMkV+CA4d5MWSyavi9NFcfzZ90&#10;yKvIEvsQglRpXasB7hkizDAeAImd4dwwwwR6AdG0Moambalr8VY+PTvl4vycruv55pffyMHeNBHu&#10;SR4KsVkuhPi1MKZ0bK6S3glpSixj02SWZXRtK4qebcvV1RUXFxd88Xu/y8sXL3j+4gWL+ZxDXUlH&#10;eZyHdV0LVm+j2mchmlR917FpWy6s5+Ligk8/+ZSrq2se7q4jCaGJnr2RghgDnqIQ/4e+kwCjaVuR&#10;kLAdddNQHSq6o45yNuPpkyes19vYCNoIm0UbgUYRD4qqqnj//j12dsTJ8QlH87PYaKkjMSIhC9Eb&#10;Y7quH+1dk///qwX7H31MySwqrm9RIZbM2hSWxXzOs2fP+OT1a26uvuH27pbNVlRbm6YVEc5sRGac&#10;c2x3kum7KPUt91j0kZzzaC8IwHr9wNXVFfnynCeXl+hyNTTawgc1gFihevRlHKvhzRBGWCYEx0SN&#10;Zfy9Afl8/Kc/3MDTBpeKlGNKP4VG4l+cbGrDawybY6xqx8Wf0vkBVpnAUGOtQQ1rVikGn8/HG34Y&#10;HM4e6yKljS1uKAIQjj9LGz3Coe86CD4Zvss4eMfQhWwmkSkBMWeJnrLJA0HpqFAaU9+u76InchvH&#10;Khm+MBwmj6C2uOmFtE+p9L7CIFc8eBzHBZ9YHHXd0PUz4bGjI33XoOOhlGUZeez+9lqyJB+zIqtS&#10;c1Asngbxxn1/856mrZlbQ2YzVscnfPrZD7BdR+cDu/eCDetZAUrhSaY7EhikIql24+Ia4aHxfogC&#10;7XBrh89VvPE2soJEMEIaYxQaGzMmq8VvObl9yR+IcI+KvKp0iDIuUh8/XJJYwAiM5TV9L9nrYjHn&#10;aLmAjYz9Yj7j4vyCeVny7Ztv+dM//mO6psb3PcoaXNeJEmtUq1Va03U9xvQDPHNycsLR8ohDJXox&#10;ddMg3fWZeETf3vGwXnN1fc1qteLn797xxRdf8Ju/+Zs8f/GCclaSGUNhRLFzd9jLrHYBUWoVaMwh&#10;Dn9N4zk/e8qXX/6Uq6s7qsOOuuo4ZDVaa+ZlJhRSHMZq5osZxmoO+4oqeQNb8RCv61pMZxYLVqsT&#10;njx9yt2d0EQPhz2L5VJgKe/RGvIiZ183rNcPmKsrnj19Snl8EWswYurTOfdoIxtWcVyHA217iH++&#10;//+/zmOQw2fUPAveSy0oSM+NzXOeP3/Bb/zkN3l//S33D2v2+wNlOWN/sGRFSWmTjpk0cK03Gw6H&#10;A72JsFJwKB2EZVX3eKAsCvo+cHf7nnzxhsU852z5FxwAKr3CJFqWqFwWlA8iyTX4rUZ2w2PGRSqf&#10;8ejETRt2+pvD87VGJfnUdBVKdql0c5QaHZweZyYJH5c0PRWO5WmD4CtMorh0sAxFYzmGSKyEDw+p&#10;ZAwzDkcYo3/GCDJF0qSaSXw3og4ojRdD30L8fe/DUMxL9MIQD6oBZ4+MHW3k/fVtx2azYbvZUh0O&#10;gxvYEGwr5PAj+oOqYZRkaMfgGEgUVDeoOo6bpRSulFIjBp3no2ZRvF5rjBQyM8GAu2hoM0kOh40x&#10;FTYB6rqi7Vq+Ml9xcX7By6eXPH/+DF1L5O92D1RVNXDItVZoLF65oach4aWpiJsifYn65Y2mmsK4&#10;8Y/PI85l2fLlvsi/aT4wcOOTYmiKA6SxKDVPDjMtAUBxoYdhvHScoxo9yCAsF4sBusqzgvPzM1ar&#10;Y9abNb/4+S94d/WOk5MT8duNFOWubVEKykxEvwKCM3ddR17kvHr5irev3vLmuzeEEGjqZnifWZ4N&#10;fyfVDh7++Z9xdXXFL77+ms8++4zPPvuMFy9fcHJ6GllK5RCpV1VNQMya8iIny2Z0DxuWyyXPnz/n&#10;ix9+wc3NG969u2K/61keHQ2bbAjSIW61FLC7tuNwCNEaVsau73p2bsfDwwNlKd7Tr1694hdff83t&#10;zZ30Acwd3iTbWD1w/ZtGssry+DI2wtlhrQ97Tgp8JmswZc5h8pzp53/dx5gXTr8YM+mmbvC5KIZ+&#10;+umnvP+N3+Dm5obrt7/gcDhQWvHPKBIxIJfx6tqO7WZLo0YtsTzP8S7qLLWd1FzyGVVdcXt7w9np&#10;KcvTp1ibDdf3OANI1zk9Jj8YrABDNB684Mjyrvz4K0MLZNwI1eO/K+eG/Ez0WCbZxeR56cRMjSlC&#10;k5zACmmjiaGZiw1DBgb8XWs7wCgk84YgnZwMGQHxkHh8AIQgG6+45I0LfDpQmlgySX8oRCZPZKHo&#10;BCtIaD/CaERnn2js4hVorFy7VgQlwrVFnsXr9DRNy26z5fb2lvuHu6Folq51enUhiqulV08XP/of&#10;y++Iv4D4FIuxjH60mSqlRcffBVH41BZBlSQrwWjIDToz4BTBR5hDRXqrd3g8ynk8BpOkrBGd99ub&#10;e7yD0lguLi+4fPaCz6oG11R8991balfjvSc30TLQaKDFeelALmI0M9y1lPXFrNKYdPyN4y63LmWB&#10;kwxAKSwKpfygkigZjBwwOjHkYpYnGaZPA0v6StwN5B6SIDGnRtlgqynKgrIs6JsaQ2A1n3N+fEzv&#10;HL/8+c959+Zb5nnOPM9xsZkI19PWFYaAyjKsgt5Id3HbdcxmM15/+inr7ZbOOe7u7iB2kQul0lLk&#10;OQkS7LqeeTln97Dhq92em7dXfPuLr3n9+jUvXr3k9OSUF69eMp/NWJYzMmVo2xblAnSOoANGz+g7&#10;TVmu+OzTL3n73RtubtbsDhuKcoEL0h1tVHTUs4qAxeZaPlc6uolFsbi+Y7+X4vZ8PufZs6c8PDzw&#10;cP8gPQJ1hdIKa8G5DmsLjJnT47m6eoudLZmXn1Mupe/ApOA1robBAmqIBj6y+U9g0sfh4L/C43vQ&#10;4eOvO+foawdkHB2f8KMvf8LN7QNdc+D9+/fMC8du36CDloPX5gSlUSauJYRSOitFfXef7dhut3jf&#10;0nUKneV0Tc/64T1X1zPKoyUXFxfD5X0EAhq+eAwBhdFYJW2U3nswU6hm8rvp/0PUCx9G1/J9GZTx&#10;ZUf4aGCSqNGKzwcfD1A1LMzxQEoHRkrvxtcQhEghU0EiNjXAITy6OYSxU04rjVd+jPAnQzJkAPFE&#10;H3ngj0OHxMSRKn80oSfE5rXx9Y0VGpvxXoymOx07Ld3Q2Xt/e8vNzQ373R7nPcUsNdLJ9Y33Ytzk&#10;lQqMTTB++Bi7a+UiUuaUbniIEMbhIGyE+WI+wEKJH5+03lNRVasYrSIyFqLHMnF5U6MrWSBwOEi/&#10;QrvfUTc1n794zpdffkmpPXme8/abr4aeA2sMJlPxAPGP9JoexSwBktG3iVmjitnqqB6SMjQ5QHWc&#10;T+O/6b58nPkzHKKRRjytocjaCcN91nETbtoGp4VFs1wshOe9WKCWS+bzhbB1rq748z//GdfX15Sl&#10;qIEK7uvp+462aSBIs5zNMsxsho46OT4Enj55QvfjH7Pf7VCIjtDhcKDvxUN3VooFacpRU6Nn2zqu&#10;319z/f6an331Fc+fP+fp06f8zu/+Di9fvuL5yxfCPXdODG66lqZpOZvPY8Og5vLygs8//5xf/vKX&#10;vH2z5VAdKAsZuMzYETnVYgQ/n8/Z1WIcJCQTsUns2pbD4UAIgZPjU87Oz3hYr1k/iMBgypq7LoCX&#10;33Od4/bmBpXNOT095WJ2HPeF8bYMazMFpKTDPP58XEhjoPnXPAKmGcBHEoCY7UsDZ1GUPH36lJ/+&#10;9Kds7q54uH+g73v2+z3aO2BJX5SDVM18PscgbLLlQogUWSZQ33YrdFtly+Gwv7u7o1xeURTFcH2P&#10;DDH/xt/8d39fblDSt4nFtwGGMFERVExYmqYBrYcNRd6QDJ/3or7ZD05dUVMlTj3BcKWw5JwTmlie&#10;s1jMsZmNAyIuYVmW0fcdVV1D8Bgj2tl5nmNsTkCaX+qojS9QhYnGCjFzUGNLe6odpAwgQTCpYAOM&#10;5uBJjCxi+IO1oh7rDsF7fC+uWAPdMh1OIVrEhRBNo2PaGYI03gUn5hHxw8S/l7R7qv2O7XbDw8M9&#10;t7e3XF9fc/9wT993kQ016TaOs2sCa07OojjdY7Q1FKXTYhiK6SYegjG7UorV8TGnpycsl0fsdlvu&#10;7u4BaVsoiwJtbWTJGGyeU5QlOsuinrl8T8XsTZmopqqkgK2cHChN3VDVLdZajk5OWS4WlIslVVPR&#10;B0XXd3htUNrgIjND21zYSkOmGmmiWvBfuRdj5+74bwpIRO/eELAIayZDkhqriCqkUe1JjX3UKfon&#10;Qhsp6vcEHAoXFE6J+mnrFSbLqR1UdYvOSk7Pznn24iVPnz1ldSZm54mq+e2333J1dUUXI/qyFKjH&#10;RiptMmIaROzyOUUpMI2KFMr5bE7ViMvWer2h63tCgNlszmw+x2RWxsgY2tgtnupQfddx2InXw2a9&#10;ZrvZUlci0IbzaKUoslxULQOU+Yy2k0OkKOZoozhUDZvtPbvdQcbXWPIswbQ+Bj8S8HS9NBU6J+ta&#10;J8JD5Pov4samFGw2Gw6HPVlmKctCMq64XjvX0TSVCBgWcrjMCht9p2N9LL32ENuHAbgIj/4/Hgof&#10;C1qnj6FG+SsC3McwVNxjnHhQCDzoohSIuC/OZiWz+RHVoeL27oG6qsXcJUBezMiyHB/9l7WxmEJM&#10;dJbLBavVitxa2qahriq6TuC/ssiwmaXvGlzw/Of/yX88XOijDOAf/P0/UH/nP/svJVacvpdh3w7D&#10;l4pHh+lHHur7X6nEmJgkVxM8lgFJ/fCvqvF5aZBT4K1H/vLIudaTAyc+byLR8PEr/Ph7UcOvfeSn&#10;k2wlvasPccMRwpJJklQ2FXLtoh8um4n3njaIBG91kM7A3UaagKr9nu1ux+ZhTdM0g+5OGzHhlIlM&#10;Iw5CiItu/O60UBmGSD5IxKyEPRVCECpqdFurqipqvYy/myC5tFgTTCfOYAUuHnBFjLDbXvSJ0qHi&#10;43UIzjzH9y3r9ZqfffUVAM/OT3jy5An7Tz5BKcV1V0Vp4ggVxtfrXS/dxlqhzIQYEMOs1CmsPpxZ&#10;E+gv/TzVhYb89YMpM0IFKX4e+zeGb6U/GU2VkquTaUc3vOVyyfFqxXy+EIE0a9lut3z77bei1lkU&#10;gvsWBc556fANElSJ/HAY9Hd0lEF3IcT6gOZoteLi4oLtdsv1+/exWNwxn89FPyYEQhAzILEQFPhv&#10;Uc5YLpfCxqlrrq+vubu/5+bmhve3t7x+9YrXn3zC69evWR0fM5vN8H00AeodFHB6csInr1/z7ruf&#10;cXd7R1PXFHmO91IMVrE2lWUZ1hjq1onOTdfhYze8NIzVoGC723F2esr52ZmMz8MDbTcy54QJ10dY&#10;UtM2LXd3dxxfbFgeLR9liANKO71Zww2eQED/Lz6SsZNOnw9swPh578hnGR7JApazjPPzM169esmz&#10;Z8/Z3r2XRkzNIE1fO4c1sTaQS89HWZYcHa2Yl6X0VFQ1Siu2+wPz+QINHPZ7enX76PrMhxf8b/6t&#10;f+/3h41NCWytjZFoTSvK2RwfQmwucML6mCyKMRuIqhhBlAcHGEcJG8QaYUUEz+A1nBcFRZnjY0qZ&#10;52JqIXQ6MVJ2ro+bjKSLeVESEAEsMUMO0QVK2CpFKUUiwV+jHGpsxtFGoucU5XexsQpEJ0WgirQ5&#10;pGkiKb21ZmjuGBqslGQ61koE6r1nXpY0TS0TOgTyXAxSTCxad21NcI6+7agOe7YPa+7v73i4v2ez&#10;XrPZbKiqg7w353G+j3DQjvV6TV3VUfAtNYXJ2CdJ4dR4Mv0gxA3xUYFb4ArvInMl1hCKvGC33/PJ&#10;J5+wWCw4Wi558907HtZrjlenoDS2KMjLEm1ztBW/UpNl2KwgL0pslpPlJWU5I8sLuQdBDo+j2bFI&#10;W3Qdzou/8q6qqbsGpxSr4xPmq2PyoqQXSzWyYo42OW3nOTk5QWmL8wEXJItROpqSeIlsw1ADiAfh&#10;ZJXnebxvQSJDhcBBJs3VeDCgo1ggUqDvfcC5QNAZvfd0aILStMFStY59H2g9OFPilOHQe6quJ58t&#10;+eTzz/nsix9xcnqKV5br9ze8efMdDw8bvJdaSzmbYzOhdGY2wxgRyBPLQxkHUBTzVQwkGObufLGg&#10;yAucc+z3e75980b6a8pS2EK5iIxZazHIWlQI9NJ1/UiY8J6zszMe7u/5+utf8N13b1mvH6KUgzT4&#10;FdmMvCwJQTwe8txwcnJK39e8v7nFh577hzWnZycoLaZCy+VKtgsljChhl40EjYQ4iO+tiA+uVlLY&#10;beqK3W4rsiNGM5storkM5LnFu566PpDnltPVEWVZYnWEiYOf1P/iOE6kVv7CjVx280f1AkgQ4Rjp&#10;j6yfBH1H/2vUECyMLEovXsBK0TQtTdthtCXLSrQylOWC7WbLv/zzn6O04vziKZv1PT4oLi4uaNuO&#10;rMjwnoFOnuBF7xy77RaUoq4r+r5nPhdI8U/+r3/8B7/yAPgbf/NvDwdAiDgu8V+tFUVeSFGplhTT&#10;q4n8wjAqabACPnbuKR779Qr315DnBTpiwknLPjEVkruUpEieNoqDGS24l/CeSwKygdSRrSLdboJz&#10;JjW+4BlqBOnGJLE2nQwbQhBbvIhTS2t+koGIsIkXWlly7Epsna6Xjj2tZcEmExfZhOXm5HlGngmm&#10;2zaNGLvvN+z3ex7uxdpPNvwqdtMGirwQCmsQXRlhTxw47PeimDhQQvuRyaMSrDUydqaR73Qyu+Ae&#10;4dnBR/2aOFZ9vPaXL1+wWq3IMsvd3S11VWEzGztP89Ggxki3ocCIYfB4zbJswCiT4Y5AEF1ky0TI&#10;JrKKfd9R1w2zQiLmy7NTVqsVVitc30ej8MBhu47psBzoKs5FoyXK9C72DTAK9aoIBSmlCCr1Xcjr&#10;pgDFRNZOMhZKY+RJtE75nd4nWEN2gc5FmEbJHD3ULfP5nNXJKRcXF7z+5FM+++wzzs7P0Vrz5t01&#10;D/f3rNdriegjVz75XgsUadHxWpLv9jBe5VzgoWjFOStnHB8fC0MoBO4f7rm/v48bbBgOia7rI7Nq&#10;kj0qNdyrBAVuNpsY/EkW8XD/wM3NDZvNlu12y/HRcYSpTFQYjQdMJx3MDw+31HVFWYpnAF6CIB+1&#10;ghL00fe9KN/Grl8bM8mmbZjP5iwWC0IIbLdbdrvdIEWidCQBpCAu0oKLmchmLI9OYk1K6iQuyKYt&#10;h0+PVt/bAv+Kj79ejSCEniTFoZQisyL4Z5SMQVMduLq+oq0OZHmO61tQMIvd3r0XxdQEjReR6dX3&#10;4vuxiX4gLh70HsU//ZM//atMOuCNAAAgAElEQVQcAL1M9F4ig9TI0TTSdRr0pLBILMDKWwOSccnI&#10;f0+bqdGpuaQYoo0sl/Z/m9n4HM18OSfPMpQWOmIbDdjztJHkwhPvIsTgfYjeuWIpNxqKICyhuHgT&#10;hKBQ48EUT3CQGkAW7RhVrBaPmtrR3zWpMyI1ghCE351nWawpSG+h66XxRxpZNF3Xst/t2e92VLut&#10;dGjud9SxsUMh/PMkCuaihG5a5G3b0LQNvu8IQQ2a7UlSWiwRJbpJkrwphRnqBen9TjXyVaQzpkoV&#10;0LYdzkmzz/HJCaujI3oX4n2w2KzE5CUmK9AmQ9scmxcYm8viVAZtMqzN5cPk8jxtMSbDNx5jM1GF&#10;1QYXAm3vaLqWQ9NSNy06Kzg+OeX47JzlckVWzDEmw2QFVVMTlMWjcEiEHKJPswtR3nswxo6RbVLm&#10;1Jrgu4gPy3vWxOxQSWenizLcPWJU0xMVU5XUIZzJ6XygdtD0nioYMDn50RnL0wsuXn3Gy0+/4OVn&#10;P+T56894/uoTTs4v8Wg2uwNv39+zP9R0vcfYnNl8yWxxJBtYXmKsjFeI3ahoGSe0JaDJ5wuyTPDw&#10;ru/J8pyj1YqynGGsZbfds9luqZsm2k8KH8YHYeV45x7BHkqL97SK0F0Vm9CIxiT3Dw/c3N5yv77n&#10;9u6O1dGKk9MTjk/E6tP5lnI2xxjonefbb3/JZr3F9w6jM/K8xNoC7xVaZzGLTlLRLrreBfJ4AGw3&#10;G7I84+hoyXw+o20bNps1fS8NUs4F0RuyIkDn+h6tAkZD19QRF1doK8GACyp6IsiBYPRHiZB/hcdf&#10;7wBwsXajo/qqBGCQZwVHRycQ4P5hy/3dHb3z0sysDTYz5EVBH1mNAjlK8GWt7DNZlrOPBI7gxFBG&#10;a8M//dN/8usfAF2XDgA5sYuyjAdAygB4tHEmuDydaC5mEIoJJk8U2bIWrWQD9d6TZTlHR0fRUFxk&#10;msuyIC8KTDwAmqaGyBjIMtkEhD4mtpEudsDpWKRKNoygYkemn2DYRiI91GDWngrBcgBIBJaoBIkz&#10;DwwMGDHAkPc1eAjAkBaaCJ+l10wc7M12w36/43DYiTFHkAOiLAqKmBUBtE1LXdc0EYNPeLs1lqwo&#10;yDJRDLTGDNeZxl8yiHysm8TDb1oHSFz/QU4BA4oJDCAby2Jeslodc3lxxur4eIjgmqbFRnKAjvo2&#10;RT5mBNNsSUf2Rho3ay3zYk6R5xJtOycHXYQNtVLUhx1N24Lvmc9mXJ6dcX5+ztFiwXw2J7c6Xofo&#10;x6fI32i5HyYGHjpCXVN3pBBAqbFGIBHxCPxPEn6SgKqPkCCxsc0WM1zvZAM3hsXRMU+ePOHlJ5/x&#10;+vVrfuM3f4vXr15zfnHBfD7HWonMd7sdDw/3HGrJUKy1Q12nKIqBKZX8EojraaBDx/s3P1oN68X1&#10;TjRiolcAAZlrmy3r9QNtlOaQDEiK8V1TT97jOBbJE2I2n0mU7iRzSHBp00jNZjk/4sWLFzx79kSC&#10;QN+xWC4oCrn+25srdrsdu9021j8Wo/tZzDjSmksaOaJjJQy4ppbrK8ti0Iqqqor9IcKiSFBaRLZU&#10;iGPpg6KqDuSxn2C2OAYFfezDwGQxQPvXmwGM5vWRWdmLT7RRIryog+gr7TZ3bDdbtPJRTylayebS&#10;HW2iFolR8v10gApaU1M3QrAwWc4/+9N/+qsPgD/63//XP/gbf+tv/346AJKnZkoDy6IgEBsYvBMN&#10;nHgDpTg3wcyVpOtTPExi6RAPAEOWlUPXqRwAC/K8gFgsyos8ahCp+EYaFLGNPrPDAZB8g9NBpSPV&#10;TcUCYUDYL0nULNUA9KCWyeB/LNLMsVBlzXAYCq89Si7E4rNz3aAD41INIcSmJ6OZlaWMk5OPpmnY&#10;7bZsNxuZxPUeHxubbNxAjdGDqbSIrTVySDAWX7M8GrDMjijL2SCApSO0YuPnWZ6nZIyhSJ1SgKDA&#10;TF2yAPT4MyUevKkRbDabcXZ2xpMnT2MzFmx2NTYrsHk5RPrGFmhjAUNRzDA2x+gY9esMawqyrKQo&#10;ZpS2wNpMcGylCRrperYGZTNQmrZ3gnFqw6ycM1scsZgvWa5OmC2XlIslaEvroO16RIBRY2wRYV45&#10;iILScSii5wHiNDWNwJL5ow/RmtJIH4ZTkl14LdFj0KIhU3tF6zyqWHD+5Bkvf/BjPvviS57/4Eue&#10;vviEcnWOKRd0aA5Nx76WzGZX1eyqBq8ylMmweSksj2KGtrn4JwdFlpeIPo2W92EyUAYfFA4JyIqi&#10;HOBIMZqZY4wIim22O9abNe/evqNpGmyUC1CxTtZHLH1YI3jpYwgiAGiLXEQHvRdGV5aBVvROanLL&#10;xYzLJxecnBzRdA1dX0vfwFKMgYw29L3n9uaW4BWz2REog9E51hQoPS3GSpDmk48vYK2OwoOCb8/n&#10;M5RiqIFpkw0e4UAMAMR7uK0rjM05Wsw5Ojkls4bOERmKSQ30X+8BgAbnIwlDGwhaCtpotBZb0Pl8&#10;SV3tefvumv1+Q4iuXihFWRxJZq0zktaaNTmzshhsYQ+7A5v9Dtc7/qf/8X9+dMEffffTAyCkBg3n&#10;hwyAmAF4L/YQ6QCQAVWjqxgCHYUhA4gAb0gRtGU+l4jfaIFTZvN5TAtdLIjlZJnQwJq6pmnqoevN&#10;GPPoAKjrJhaxIsWKWKSJOjQSYYgGj440uMTRJhZrXEwjVToAsmjAEVkYfiiyRuYRYWDCJHaKzTIp&#10;9EbT+6Zp4rWL1onoou+iXv/EXD6EgbuccPh0KA167GHUFjHGUOSzIfo2WorRNpMIIMtzhiM3YT+M&#10;C04pcKGPP4u1HD9tFJODumkb2rpGaU2RZ5yfn1NVB1EBbfuBsWKt0HMFdhL4pSyKIeokFr8SVVZr&#10;TeiibryVwy/L5W+kZKZrI9QYFRGb2DeQ24zV6ojjkyPOz885OTnGGM1hL40wrmvkXsS/o0nRbRje&#10;u2CuY7aTpKGZFCTlIJOmLoGP0kYpY3q33qK15vTiks8/+5xPf/Alz549Zb46kRQ9DnnX99R1I9lc&#10;00Tl1J6iED+AoiiGSHZaI1HTOxbpyimj00oqG6kGk+oHiToJsF4/sN1u+frrb6jreogKU3ZndIQm&#10;kzyALBqAoZFPOPqS0bVtR13XBB/rO3HsqmrPzc0ND/c31HUNoZfryTP6vufd2+9o25Y8y+idyFbk&#10;WQ6qj5lYqkXIGnWulz6XCDnLIaCZz2cD+229XkOEPUzUpDLWCj06yFpGS12xXEpdpPOaru3oIvNO&#10;q3+9EFBynIMkGR4z5FhbnZcFi+US3zdcXV9zd3tN17UYHaIMThaNgqKyr+vQWlOWObOylKyn76kb&#10;kfP+2c9+/gfT1/9L331ympqKrf06VKmEO6eawKNhGjxb5U1kWUawhsHAIQ1I1JeR9FMPE3eQk436&#10;NfqDmzDd5kgTS48XEaZBRxi/kRrKfAjoyGRKUhBpA/twAKQVPeL8iqFu4J2jqWvpYKwrukY0e7xz&#10;1FU1pLpaCY9cxQ06eI+PxvRdN7phmZj2984NyqQmuV0RGVbGYCIElBq0Ulo/Mhjk+akTNjWBMdkY&#10;h0GMkXJmM5qm4ub9Df/iX/45l5dPaJo6ykPM4kcZF6Ie5RmcQ+ns0f0fssOQesHVAPeZLMMEi806&#10;TGujD4Hw1Hvv2O4rml3F3f2G/fmO8/MLjk+XZHnB2eUzMDlZXvDLX/6Szd372LUqRfsYmggkpCMr&#10;SEEIbZwjCerT8V7Ioe+8zGMfWSOpa72PRfJyseL09JRXn/6Al5/+gNXlU7S1NMEQ+oBTkZGkHB2G&#10;xgXq3uOCRmU5xWwpwcegPCpz2/iAMn6oeZncoGKgEFSPR6NMTt83qEg1TYXT1EDmvCMvCuaLBaix&#10;2zb4ACbVAQTfV0bWXvLHUIhuVO+cKFLqCAe6qOVvLbnRbHYP/Ok/+RO+++4XLI+OKHPNfD7n8vyY&#10;s7Mz8kxx2B8wJpNahTfUbUeReYzxFLlG4VFKk9mMPC/IspbedfTR4rQsCrx33N7eMJsVPHv2jCdP&#10;n3D/cM/d/Z6madBGMZvNMGLDjQ8Ko6FtDtzeXJEtjlHPnkGxivCsyLD8WpvZ/4cPsVYwqKAiOiGB&#10;sQ/i4NVbg7UZr15/yu/8zu9R7x/47u13tJ1ARdvtAWsLiizHeU/btSh1YF4W5Jl8PLl8Su/huzff&#10;fe/1/9IDQGstUgiJSaLGpcyUXTJ5JPx//MavPjaSfngScJMMQmOVHXjyEqHLTUtRJGpk9YS0h8XH&#10;2JE7Xk/cetIzhqyEX3Fl6e+qSVEj/YXp8601A07fdWLK7pRs8tvtjrdv3shGHiDL5bTuIyxmtKZt&#10;m6GJJ0kPe+9pmpqqkmwnMSOUUkM0LZumxXeOpIE0sJxCwEVmx+QtP7odqeNijHpjsTjoGJHEDcFJ&#10;pNd3LVVd8+7dO66urkAJm0Pb+YjrZ6J7PmVBSQE/NsbpKHaXDroQMJlAh45UXDeoQmMyjfeOWWGl&#10;k3V/EAektmW9WdMeDtzc3HLx5JRyNuNkdcTxyTEnq9/iyZMnfP2zf8Hb796yvX8fs7sxiBEBPiLm&#10;Wg/3daDsqdg7EaDzic4c8drAAAV67/nsRz/i/OKcl59+ztOnT6GcCTbt5XCvm4bgA1XdUNcVdd1E&#10;D1tDXkRtpZhNuN7hJKce52+QA8sg2SrIvM+CMHVQo978wCDKJItQXrpFF3PB3YfgSY3rMzmWffhB&#10;nP/aCPunjR7CIRaPQ5Dmy5nRXF9d8XB/w/HxCZkVyZJZYTg9PcVoz5MnT6jrBmul6Fs3NW3Xxkg1&#10;SwtO6kUp84kRcFPXYo2oxPFus93w/PkzjldywNzfH4QS2kTWl7XiqRwP9LZtub+/R8+uWS6XLAsR&#10;QwvImLn2o9vS/68Pawx4qKP2v81ksTrnOODIs4zT01N+8pOf8P7qa9abNa4X9di2aaLxTewjirXC&#10;fSlZ4XxRslgsODs95fbm9vuv/bELkmKjwiiD944QHEo7eueom62k/DPDoa7xQTwAjIreqZEZE7yP&#10;ZgbSDSywjbB7ut7hgodMkdEys35ohW/rLaGvsVlOIFBkp1FfW6Kz4DVeia41QWHagC00OPmZNTll&#10;KdTQw+FAZnQsUns639OFDo9HK0MwgdbkdPGAMtrQaU2jNZnS9NrglUUpKLTF6hyDoa5rbDCUpoTa&#10;o7uAagP1Zs96vRngHeccu/2OZWz1VzEdU0GLsFno8aEjALk1lDPRtj9UIpSmtHDZhX0kUapgntGn&#10;IBZNCbKQlRY9/gRnoMYD9sOjOp3Ps7CQe05ih8S+gdANRTVtFMuTFW3b0DrN7OiUPJ/FWoOTWooO&#10;oDwhOImajeD4fsga1RBZh4i/B2Bh5lL0GzqtY41GGTCKxmiKRUmXz6nriqo+4NuWQ3BUbcP+bs9q&#10;ZdirmmWwXJyf8OzHT8hPz8h+8Qu+/epfiBzCwx3WwnEh7CQfx8V3gdmsjAJlLXXfkeeCyWutyXQu&#10;0F0vTl61j70f+YzZ0ZyXP/lbAkGdnuKsxbtAUAUGR9d0FMpSNRXtrqI/tGinsSEDr/Cdom764WAf&#10;vAdSwKSg6apHBz+R4mysRQdPkRUY4kZmNb7XNLWj75u4IQTazpMXC9B76tZhjNQYDtWBcl6IjwMK&#10;pTLQgT546GXW4GIwMNT2NIXNh8DC9xmZlc7grrG4Dry3VD7Q9y3zec5udzd077vgsPmSule0vqVp&#10;JZDJbSm04pmDcEwId+zDga6taCpLWWQUtqTdw/u3G46Olnzy/Ifs657r6/fcr+/pfYc2J5H4IAfJ&#10;vCzZ7bbUv/yGMs/4YnHOanVM0yuauiFLTLEgAYpD5Ka9MkOxXW6F9M9onHwdM+tUrhi4/sTu8EQV&#10;Vo+DzAngIONnZtQ+gHcEW6CNxytwyqMyQ+M76rYlmJzTZ0/5wW/8Nj9/c82333xNaBSZbijqhv7e&#10;SY3u/FyE8R7u8CpQd0LTLuYFn3z++tc7ANKEAwbpUNEcD8MBkcKTkaEgcbV3jl4pcB7XuyFrCN6L&#10;9GuQSNXmdigqZllGXddsthvatqOclcxmi7ixWFCQ5yU+eIkyI9QQkCg0y7PBAUu0690wQVN1XX8Q&#10;XSSctXVOcE6ShHLsZrVWeMhRD91OcNG+7+mahqZpOKzvpXM3OhpVh4qqrgfTHBvrDDayJxxuwPyF&#10;IRU1eHQs/OIH1pCKP0uF2V+tSfM44wmIHPPQxDS9tx/CZXE2hiQTGu9t+s85MTRJUgRZlpMXBc+f&#10;Pefk5ITt5mbytxKQFGsvSg/jnRpmSPo4SdZZabTX+Jj5jHbFsR/DzoSuZwLWGsoyF9mPpqbrxCdV&#10;CAAVh0NFcC0Xl5ccnxzzk5/8hFJ7vv32W25cR9s28R4GfKTW5lqwU8kQDEWRiZKkErezJt4LMDgv&#10;SqRlWfLkxQtePH/BxYVIOUxVSW0mZkKZzXjYiAfu4XAQ4kRkcgXUkN2mDuRH9yf+M7iGRZaaJ6Bc&#10;qgelhjXZqLq2Hdg7ySuiqg7C5GPSSWws5UxYRx9FsP8iWGSKGBJpjAq8F+aQCuOcAthHy1KjQwwY&#10;VKy/ydxc5AuMNbg8p/A52sTaTJ5TOkflhDLtOstiuUBrCZCy3LJcLDk+OeH+4YGw88PGKvU0Bv9q&#10;kO763W7HZisBrA95zOLifI2ikSH2BvmY6U3XS4AJi2xcPylbSc8Z9LVGCIHJ4vz+MP+K8Rb2lRsy&#10;19lsxqtXL/nyyx9x2G+5ublhnufUVQVe1lm/yGPvk8W5kX5vreW//nv/zfdu90cPgP/h7/0X6j/6&#10;u//ViBrH/T5N2BANu3XSoYnP8T4gHVfy3AHeiZtvnucQaYWK6NkZgrBdXB+LszKYVVWJAUbvaNqG&#10;LMvFhUxr5nHBAUPzjI+pOl4metItCn40RElOYUqNHZ/zzNIp8XDVWuOCR/UKi4e+o8xM1BmqadtW&#10;ioybLU1dy3g0jQhj1SJYNm7uYo1YZHOsEbaJjF2P71pcfK7Wo7x273zEvdu4MegI6zAUJYkpe2r6&#10;eixCNp09ssEm2EC+9f0nDjWABM18ZEKmom3fy8pv25bj42NevnzF3SwfWtSleOdi0TrhrLFRR+lh&#10;i0uLRA61yB4LGu09sbEE1EjfJSg0XjBNNSNrO8J+izsoMqfxgahY6um6mkPd8PxSbAV//Bs/5eT0&#10;nLdHS66urqgf7mnblkwZsrKgsOIo04cASjjlmIyAitG81FE8CmNzVssjLi4u+OTzH/Li5UuOzs6l&#10;FyRCdcGBdz5itKJsudvt2e+Fj21tNjQpOh8oyoJBvmTY6NXgaZw2/qTm4YPHmTFjMj7SB6P5jHOB&#10;pu0GHa66aWUepN6I3g2RfJZl9K4jET5I94Vx6Keha1CxNhDCcEBJfU4OPtObKA6JKATE4i1e3o9z&#10;AadBazdsTF3lsNZQRVZbkclGZrQwyILv5ZD3PfPlEc7Der2Vw2NxxMXpBQ+3Dxy2W4LzdHVLyDKy&#10;TNy5fNehA/SuZ3t/z931NcuipJgfYwk0rpcgJZl/pcGOejupJqNCGJuGSW9fvhfGb4zDFctICT8c&#10;vq8mq/ADYkZCm9P6kKRCIMmu7zHG8uTpM377d3+P9XotWkFtw77a45zoa9VN1OLS0LQ1bSs09awc&#10;JaCnj19ZA0hGKG0rEbXzaWH7QZFTa03XS2diwnWTRkd6R4kts5gvOD8/Zz4raVtRNQxxAvmgca7H&#10;aENelMxn8/hmmgHj6p1okmdZzulZj19Gvn/eClMHaR1P/HlIblwereM1hZGx5HpHpztCzHSG7CB4&#10;Wq1oW+mwU/M5m82G9f29NG4d9lSHSuzpgJkV4bqEvQ1er1qjdT9onoAU1Lq2pe066ScIouUuJhdi&#10;61anv4XCGOhiH4WPRUnPqKzpvcc+Mn3/8CZ+UIuZzNBxGo4Rp0pouFboWKTNYlNbKkp7r7l5f0NV&#10;VXRdKzTXxAKLDWnJG1Z6Lnj8OnEnS99XoRdd/YDARY8OooD38YDUWcTnky+xcN5nsyQIJlFx8smt&#10;92suzi/49PklL1+94nK14JtvvuHrP/vnXF9fg1KURUGZCeNMOlFjVhaCvJ7R6Eg+sJnl7PSMZ598&#10;wcuXLzk5f0I5m6FyWVhJwqDvu9jnsWO/30sAExlzOlKPk5ua0qLngholUlJd7bFCQYIWQoTLPM5H&#10;Z6w+DFmWD37IuLu+HajZqUaTamcqbkrJ13k6Nz6gCjwOGuIhMJ1HYhcr9RGtDUl3SimFMy7WKeTn&#10;CdoaDxlxh2tbqGvF4VBR5Cb2+EimUJYzEZ0M0ilc1zXO9WiN1DeO51xeXFDXex4eHlhv1hwtjyjy&#10;Qv5+bGQzynCoRGL5aHnERS5087Yfx8A5h9ePey0er5YPEJAIy06TtrSdD9nu5EANjAHW9MCN7ZdM&#10;F3CIT8yMICBVJfWj09WSzz79jJsfX3F1dcU3X/1M2ITK03U5VV3H/iZxi9vtd6KXlX98q/+VB0CS&#10;uRVvS4mcfYrixkMLH/sDxjQh6qtHzWoijbEsMk5Pjnl6+QQUgwxw38bIum2oq5qZXlCUOfP5Eh88&#10;N7d3ki00Ld73tG3gcNgP3gQXWTFQpxQBGzd0neApRVTmFBjHxPemvBN99UMlME1RYMnAdaiuoT/s&#10;6Pqe2zffsNvtqPY7+t4J9uc9FhFac12N6zpCL4wdpcEoDUqamcpMbobvGrq6oqsP4vAUF33jPEZ7&#10;HI7e9bRNFyV6RSXTxwp3QmfSxu9jBD2Y5Hy4+X+wvz9ex2PWoKb/UwmCiPc5Rny9c/hO6HnGKh4e&#10;HjgcDmy3W0zU3VERc81iF7ewtxxd2w/XPqWXpn3E6+hCFlJzU8RPEy1Vgc5EukH+To82nnlWMAtQ&#10;70VywHmJ5H0I1HXF3XpH7zU4x9nZGWfHF7z+rED1EHTB+vaGh33DamnROkNnOcpI3arpHVoHMWIp&#10;So5WBUenT3nx8gXPX3/B2fk5GOHHb3d7+q6TLlvvaDuR791ud1RVhYp2pVmeR9G6VIg2WK2Hhe5R&#10;Izku3q/HnezpgNco7TEqjaXD5iMNFAXBe6r6gBCgxLtWgjSZmyZSW/uuxxbm0eulf0e9mg/SwQ8C&#10;CE/ESxxo1+F9jI2DihBghK4GPbBRjRUF1mTR0KanbnrqRph181lOnsvv5sUcH1qqtpNI2BraznF3&#10;vyYrcs5PLwm947A5sN08MLMl5khBH3BNSzlfkNlMOvDv73lYXnN8dMpqVnKIjdUuOHongVmW58KM&#10;UlKDk40+Qq0qbdgxatcJAk+stsncRRy/pmsuMB6icutTz0N4tIRTFuCV3DPnoe9bOuc5Wh3zyec/&#10;4Ce3d7x7+4bOe9q+pwiOqj6I81pp0VZTN5VA58XH+x1+ZRfEP/rf/pc/+O1/62/+/mClGC9qKOb0&#10;fVx4o6Z6wq6NHrs+8xghd600MqVO2O12y36/p+9aur6j76SSXRYz5os5Whu6vqPIhcY2K2eD76U1&#10;lt45qqpitxfsXWzjJM0WQbZY5XduEHYLTE3aDdYa+bvR6arvOg6HvUT8Dw+s12uur6WTse8kVcys&#10;DJlPGVHvpckrZT4DM0o27tlMjBp611NVNW3bDL0VAJ1rB6nkvusHffYQEr4aC4N6FJ1KEy7JWA8c&#10;9sQQ+gBHfrS4B3wyPiV8cEKo5JAU4j2VqLZ3Iabd0pL/xRc/ZLk8ilpIPd6FuKClQGkiN1spNcyF&#10;tKkoGD7XSdd/iLxSwZORdRJ/nuYPMGRas7Ic5DpEFVauW8dF1hz2OOfItTBizk+Omc/ndHXDer2B&#10;SAPNMjtIdUgvh5AJnr98zevXr/nk8x9ycXGBMhmH6sDDRhqRrm/vef/+Pdfvr6NRj/Duhf3jQQkt&#10;Ni8KyVRjdCmaOyLnkJRrpzaeIdV7JgF3ggSGLnZrsNoOzl1JaFBYOj6ylQReffPmDQ8PDwBYmw0q&#10;oCkjkTU+zo00nz6EDadzB1KoMDaAhiBkEcJoweITdMmjWANQ5DaP62kkNaRO8ECgbetYYPWx+dBH&#10;lpOw6bRRrFZHlEU+dBxLf4w0ATov1pE2m+Gcp+lkns7mRyzmC7yOonNBzGgc0W9CmwixpgWUbkTs&#10;J4lfq9RHkDK3kEYpbfj+0T38EGpLsi3DmkgHS5TW8U6gn8RaK3K5dwqpz76/eivWmn0b2XeyXspY&#10;y/Je6On/3X/7338P/4e/hAa6fnigKEvhk0tVRBg5Ezw9sypCLdBrBQ6E4xEbmpyjaxsOdUPb1Ny+&#10;fz8UUhVQzvIofBUXoJVsousFd18uj6L8hFDSmmgeIdCOYrPb0zRVnERSKFzMF/j5nCzPpctWKZRV&#10;GAJZxNRMZPrMI8a/223ZrDdsN2I6UR32tE2L8g4bosaP9uAdrm3oI33TKAshYCKLBi9wjU6FYy/R&#10;s3MO37eo4KWLL6SmMjWJ7EfrwN4HfNuCqNMMkcaAF8YiKz4MEcV49Dze5B9t/mE6OUPM9FJfgEzY&#10;QJIFSLBD3FTjRrHb7aPKqKMsl3SdqEj2TprsSlTU91EoXUTIzY+CdcqPmUDOeFAhEa3yAeXF4CQ4&#10;O0AfEMCKNHIfHMEFThYLjC3Juzld19F1M2zR4DrpU2i6htvNgb51nJ46LldHXLz4DOctZn7M9fXX&#10;Ekz4QGYysnLGcpVzdHQsRvVPXzCbz8HOuN8duN/dSz0oZkS90mJYE2UYpKtdYzOxTTQ2G4u+jPCC&#10;scLm0bHpLdWp0mCkuNBHMsCYOcjmn3pWtJKmyDz5LygZ1ywvyAtRAM2LGaenZ3z33Vuauopwq3T1&#10;d6EbA4ZJZj+dT8O9mcybIV7QSb8m0IvRdezmjcqpXsfDWXj5wUhWkKxPqzZamqLxyhCcx3eeoFra&#10;PqDoMTZI41PsgO5cQLUOY2C/raiXHcv5gudPX9LsJRjcb3ZRkmIuRfPeYYG2a9g/3HN//Y5lkVFe&#10;nsr9AJSOXm7K4+ljcCbrW7D5MfIf1uHQZ/N47aUM3ctATrKD+KwUo0WkZYzZRtXQVCJwPiqmWsX/&#10;Q9yb/VjWbPlBvxURez0gJY4AACAASURBVO9zTo5V9X33s2/fe9um227cBmxhC8QDAttC5gXZCBn3&#10;pd2yLSyBZITgBfMAEiCEQALBiy1kBgF2G4M8IPPAKwgh8Te0Jewe7vhV5XimvXdELB7WWhGxT2VW&#10;1jdBlLIy8+QZ9o5hDb+11m8dp4j8uANcwGff/g5+/x/4Azj+3zN+9IPfwHGOIIoAOWyGUILppRbo&#10;ifFBBfDw8IBhHIt7KVkZgrdbJW12TVcl55AKECbTNY1HYbaE5rXuBTuWsxyQspC4SSFIAJGXfN21&#10;cKIYnbEISbGOu9BhvQ7gvMH67BLzNGG3Fw9gGkfEWbyTLgRs1uvib1qMQtcERIS3b99iv9/j9vYG&#10;tze32O+2YnlrsLVTNtGsaa2cU2HIFDbLsdH+GlLVoLdQRQhjqjTWUWsWyoCYEgr9pe4rO+BSYw3N&#10;gPHStZiFqtksS+dYcV9aHtZG2EsVc92YbY45g6XZt2LramMvFACRFZQJRDPNM+4f7rHf73A8HvHq&#10;1WcAuMZMNOPJaXV01wXkJFRtgAh42FwxwfuugaEAZkk9TlnWa7VSKoI467xqA5npWOovJH1wLS0W&#10;Yy8FRKNAjMco2Vrvdo9CI/zqNd68eY3PPvsMl1eXyHmHu/t77B4fkHPG0Etj9W9/+zv45NNPMCfC&#10;eDzi7U9vcXd7i30UHqvIwj3vV2upd+il4lSoFgAfhLIc5DSGJvspdL6QFZoV/JQCEKiV1doTBeCd&#10;E7rtks3mxAjru1IHELzF3FbKnXWG1WqNN2/eYLVa4XjYl45Sfd9jHmfdMidQz4dGY1hIrFBcU4sD&#10;ShYOwcWIOElGUnAiOzpVktIcySHOk1aF1/fIMWJk8YhXq4A0TegCKZmZ8GPlnDAMg8DH+z3ONyu8&#10;ef0GD3fvBF3Y79APPc7OOs1AnGGwyvF4EB6j83N89sm1yjNX9jlIDDLJyffvz0zzgHmk5taYDLC+&#10;FWgNtyemWKTk+8a56eLOB6nV0LjalKQx1ma9wuXFBX7x9/wifu3X/i5+9Fu/IVxYajDsV1LA++bN&#10;ldLIPD0+qADmSaAZCwQPw4Dzi3McV2sAyhAaAtZDjwnA7B2CdifinNGHgOQdzjbrknftSH53is9n&#10;LRl3zmOeJ9w/3OHy6gJn52faAEQsz075gPaHAwAhi+rXPdyUgY1whOz3O4xKU52mCeN+j1nJpAZt&#10;QbfqpbT88VZw7MPDLe4V8hGl4ZVCQSuNY1KGPUnTFNrnqTQmdwi1PL+hbDAlkFIqlNRRF9Fpymc2&#10;BcDQak4zhxmIEiSW6k1GAYhZMXojbyuCsw2uaUDXAnzmntP7FlwbujLMHVwhKmbCOEb4ELDZrMHs&#10;cKOdyT755BM5MBBWVx+kcOxxe8AQGWebDdZryUhwnuH8DGBW1sgKF6bMDc1xAPkA7yzhgEXZeQ+L&#10;YJJnDbRHeJLnpJwB9oAfEPyAfr3BBQj3nfDis7Ye/PG7RzyOGd96/RqXl5/iH/i9vx+//hu/jvE3&#10;fxOh6/DbfvZn8Z3vfAd93+P+OOJxK8G3x/2EYwImdqBMgPPw6zNptK7X54JBPF7pk5M2qRH2Ru/l&#10;eeQ8rNVkbdCt96Yd7GAstNqpy/lOBac14NHX614VqE0LCcGA07673mO3P2C1WuNsc44f/uAH+Nan&#10;n2KaZqVlNhbfZcpwyun9ILFdKRXVpfUn9Xfng3Qc011FGgTOTODE4JzgMtSiz3CuQ4oshoEGVx0J&#10;TXXKYukzJBlinBOGvpO6jW6ACz0O+xm73Yj7bouLiwt897s/i5ube/zkxz/A2eYc0zTisN+jWyVN&#10;OQ/SY/jdT7DuPdZvzpEvzrHaXGDVOSBBvEcEBC+GkSmmAumgOq0tMR/nqkhtPnM5aPZey7kMzrL0&#10;9HPUGzCOspyjKFNyoKDGlXNgCjjOGW8++zb+4D/2T+B4POLXfu3XMB2PeN2vMM4ZiUdcp4wuDHhu&#10;fFAB/B9/+1fpj37/X2YiwjxLjvHxcBS8XtM8fT8UKzP4oFa8/N73Pa6vrvX+DJttuPadA0MWPuWM&#10;7XaLaY7gnLHb7XE4HLA5O18IVVc6XFXNavnmXdfDWdEKi3Y+7PclFfJ4PGK/3WmQ7lEsgXefi6JT&#10;C9Py8WNKiHHG0Hewrl1m3cj1VETPMp/MAgJREV4uZ2T9fVFtKTdUPCsGNLBNzXQ1QTjF9p1jsAba&#10;v8g4xW7L49xg/sziAbRKwtVrFJhKFJ/0OKisrkHvPVIuLTBTSsJAWQSbR9fLHHv1iJhmOJcVKkAj&#10;cKgRSjVTQmgcHBDkZ5fFuskFpl3CYedn51JJ3XVCq6Aptne3d9hut7h6vcJ3v/NdfPbpp+i7Hhfn&#10;ZwjBY7874HH7iMet0HZMakRZPwPyvWL3XjlZrH9EkD7EBtFowJXUI3TKVFurkoPt4jJP1Ah45zuN&#10;j4TCqFr+DvW+DVbgmh6c0yxpuXEs3iq56kXGeS7tTUFVYLVQhHmSH9xXjUddaklQsWzbRxkMyo2S&#10;YYlvxaiwCFu1OytkJNfWhU7fSfZ8SlECwbOc6cEJBLfduRIjfPP6Nfa7e2kjuz+oN+4xHo9IEM4l&#10;MPDu3VuEn14ghID1+ZU0ZtIOc+QlgcCqoutctEaWGV4G15Q8H7nFxRF93gMA0CQA8PLxD8y7xAgY&#10;3/rsM/zcz/0cbt69w7uf/CYOxyPOVg7MAYfDAf/tf/OrzwqLF6kgLi8uSv9fy3O3xtQMYH0WsFmv&#10;0IVOgivDSqy1LEVDnbqmpeeuFicIcViA70nzt2fc39/jcbvTwq6EeR4RYy9aEBnGl9IGiZwqBQrK&#10;368KplOeD0pSKk8MHPZ73N1Kg4zd41aC00eJHzgLYJI2BncOLnRqhde0y8LFA4igZ0septITllgy&#10;OigD5Em7bEnHqgypYGaIFemch7RhFGtfQSSdfetTDDhGSR/MWcnKnof2lpul2XynPzO3z6oYpa0v&#10;cZNmmDNiFIU7jlJU5YJHT70U86QMp/nvGcAUIzIfpQAoSODOhyDQn6aJxlmrmG3DqzXJmQFn3X6z&#10;3ixLbMkRgpYL5LyH1UeINSsNiLJCTt2mQ8cMv05YZwbNAjnO+wN2+wkHt8PmbINXrz+VLlrzhLuH&#10;B9w/7LE/jJimDGaHbHQLvfSngJcGJ5SFObZVAJKNo0FvH4pg996BnCgIw/DbtRYPwGtQNmgw2uoE&#10;1PIv/Sl0nijomuZSh5NSRpwk+JvnCUQBq2GNvhsK9YdRT6BrsH5TBM3vVsvz3LCUcFMYimaVGIYl&#10;GbAijQztvpYl7lRp5OV5jlAoQwCSLnBsUUWAIoOnBEbEFBl+vcbuIB6l7wZ8+voCb771GR4e73Bz&#10;cwOmLa6vrhCC9OGAd1ive0wz4+72LfBbHpfrQZ7jHQInUUbkQcga12jPRXNeSDF8br5s2BQ684Xs&#10;W/OcE69d31VfborBPAlXJANDWGvBDvtxwptPvo1/8Bd/H37y+R0e7+5wOETs+xmrlcf93e6D6/ei&#10;Ari4uJCKyHEsxVAtKdvV1RWur19Jc3DnJK8ZQJolXYsYhakvapFTSjUyLj0yBRvv+x6rVVQmzaAN&#10;H4QV1Kxlg1UAKKYuXbtk8xDMnoVuuPPzc/RdhxQTDvs99srGOR6P0kFpvdLc9ViyEEII6PsOw2qF&#10;8XjQYqyssIVYItUzrtjtEovXyH4R4taRCmUhnUIBIJJ2jynBAoVyYEjvlerBN9cyW1+DD1toNh3y&#10;7X1F0FrccmFULxDQylWhSgbkwPZ9r3EblGwfAEgpY/ISpI9Kfz1lRijvYdlB2poTEWChVshu2bs3&#10;U4bWiMGyjA2qqD2ghY5brFrNymLJHLLDRiweWQid9FvQuMykPZc/f/gh+qGXgO68w/ZB2nBO0wRA&#10;8vSJCAjSnN33G3gvHaaYJZ2YnFW31uw3kLYT9UE9F1+gTtcoAG73CwEgr4kAmtmkdORFYZxAMrUY&#10;0IKRufEC5Oeuk0ZLm7MzCRY3HsuUp7L8JSPsCziXYiSgeGigZeqoIxNcXL6Lk2wyJKgCUXZL4lon&#10;QSj9NWTvZcTEwDyDOcE7j03XyW7OhN1+h+vLNS7Oz/Hq1Ss8PNxL17zNBsNK42/FA5P6iN12i7dv&#10;3+LiWvpM9P0gVeZxrpXEZuXDhHwV6u/xKC1npiK3zf+tInjfw+Lldw1AU/soa+wvE44Hgfc+++wz&#10;/PzP/zze/fg38Fu/9VvY7XYgAFs8j/8DH6EAVsOAFIJaDnIhhmNLIwKJ6hu9r2UhcE7IUTkY1bJg&#10;5cVP2sIMnLWvgBzSGOfqUmoqp8gkFqzbjG3dDBZiJ+XHFg82aylCAuAwKEEZzxHzeMR02Et1IGRz&#10;StWfuFIxJmROWnzk4TwL/S9L020pgHYgx2UhGNanFWCDp4ikY5PvwD4oyRcjky8tNE2BmmXBzSar&#10;e4K0mCoBJBWXzlOxHGzePmY85wVYMxuGK9WOUukpufqmELM1OSfCsB5wPB4lmOhYA5C1bzQIgAaF&#10;JR0xIeYInwUHJw06M0nmTaZcaEbk1GuHM5c1gMwKfcmhMu4pEbTCqgrOQBLrzdIOBYaaSxMg9g5D&#10;t8KwChiGc6xiBF1KDj1YycaOM/aR4ZxkpzkvMR6yvgXdCoD2E0gZvUdJ7Sz4vionsahdgRYL42jz&#10;RdqtDJpIAPMAnBGiaW4/Ww1OCxHKEWBW04MIBHm98wGOCWme4HzAer3BxfkFeqVXJhBWwwrjfrRN&#10;UazPl2CfJ3aWGDrNVjRFLhz3DZxh8tO8GBd0X0HnyOIR4lnkhsab9KwiSrU/OcZunOCjxwYB++OM&#10;x/0B19dXePPpp9gfj/jBD34T2/0OCD0uzs9BjjHOR2R2OLtYgwl4ePc53m7OcX22wfr8GvEg2WNu&#10;RfCsfbMXRV2aDcQEZ5X6uian9jxpQaXTM7cEeKqndAr5cDmr4v1nas8ppLoaQM4d9vuIIazxve/9&#10;Ltz8rp/i4eGIh3c/BPOI//N//78+KCBeVAB/6T/6d+hf+Qv/fhVJeiFmeVgO/+zmEkk3nNFcQ0pQ&#10;CxI1N9zyoV3QCL1ZUfq4D8UyM5zVBJ9ASaksiL3Gew9uc8/JIUepvt1uJW97t91pCqocQGlwLUJL&#10;6CWMBMqyfmq3olKejVroYVk1JTCmFnrpF2DQVxMDEI51h5LOStT0K24sckBfmxBjtQBrgLbdSi+M&#10;E+HfBquKGVdMjWoJigUuqX6WhbNaDZpzLe5lbVxuuLbc/zhSaSiUlRsqOa0O1eFDAOUM0oIbM66I&#10;xMKxnggt3lpjCg4eXiE3mZeUCY4ZUNIueeGMNEv1+ZEZzAOCcq+fn52DmUtar3iiA/ogFanTlBod&#10;q2tEKILYrHnzSNp6hwKp2JwWwYeyfiUGCHu+nTEq+0xGls+kuk8YYiGb4ybekezfTFKNnmY5F5vN&#10;BtfX11IDMc2YqZ5Fg30+7CE+Pdq/W43H6R6uz+Fy1iyGYR51NagYACNpTACOmzlE4+2Ji7/fH2S/&#10;YUDoOtzeZqzXK1xdXSEz4+bmHaZpxOPjg3j26ATn9wPONhtEztjvpEL4zSdv8GY4F08uafc/cif3&#10;w/VnXVei1mhrn/VEIV0x8JYntyIHzbmEylmqf7XXMQtvVqfeuIPHJ598gt/9C78bn3/+U/zd7Tsc&#10;Dodn183GR3VDSDFpYK+2QiwQRCH5EpjEhKHxwhu7lwUbLfhrmJkVlXE2cSoz6LW3LiBusME7RYCC&#10;hEKA6kH03oOdL+4o6UTO84z9doutcviApSexWJ2uTHgpSCLJmJEOYk02SrswzNqLVw4xOdneGYrT&#10;k3S4ynCIDMQk95YyI8Ysm4YcHBK4eAJVwNuBJvMuFON1Zc6dQiMfGQjA+8K/Oe/lcTZThkywiGJO&#10;pV5A8O77+3vc3d2KJUbWWlK7sDkVXmDMk1TIZo6IieCzcJOQI/jgEOCl+xVqQyEm4QYiylIJrNBJ&#10;VaTaPIMkd9yxA3NST9AOnSgZFzrABVkPBhI7zOIcgshhSgotxCx4s+/RrQIGbdLCbgTAyAiA94rF&#10;E+A9HGd4TsVi94rROzFnZb8U6KZVFLTwEADoIbfHFSKCFITJTjb311WFAoBVORJB6wBkRZ1y7A/9&#10;AB8Czs8v8Omn38LV5RU+//xzjePVFo/FqLBNwVgYNs+OYis0AhEVCi3npvFqy99JPClTGpTRUE1o&#10;ooVXAeu4eApygbJfJu8xxwjmiDlljMd7dMOA4dufYnN2htefvBE22MMRD4/3OKeg8UoxXjlFIEUc&#10;to94++Mfo1+d4+LiEptBCCpd32RpNULbZsXJ4hWh3wI4hNpKtD6KhUeUHRajiHrm8o0Zug9ExoAl&#10;F4kyEJyQ2sUIbC7P8J3v/A78wi/cYnv7Fn//1//+h9cOH6kA/uv/7D+gP/Wv/VtcumT5AOsWZGlJ&#10;RLWLUtWXctBLR6ty/5pNkzIiRRwPh8IhM0cpUun7QQ568/7yWhZlQcIoSd4sbiqVi3Jtwom/6Vea&#10;Rx6VgycXrJY5lg5F1n7ReadZHHKt1gc45ay5ys3jKRdLRbD+aqWWJeelB2GWsAlWUC4HADArqtoQ&#10;RaCZYNbnyEFwH60A3ssCKmth21a9K017s/Q1q1Jdvpiw3wvdgRW8EBHgAM+6FzIjpQ45CXeUBdHF&#10;gjYcn0DJFTx4ET+hGmcyvJq5VptXK9tmz95HG7ro9foil+Tg9OQQgkenEAuFjVA4QBgj0+wB9hqP&#10;WsH7ToLfBsF4bV+pgXsXj8Xyd74K+KIALN+/ye4xBUEwZWk7iIoBUgwBNWVq0NiV57MskO4TVZSk&#10;a+mULVf7C5+dbfDq1TUuLi7w9u1bzNpHwuJn7b4oe+UF2S/TWsR3/V68OEn9bPdNLThsvYXlB1Xc&#10;nZEoayWwcUAZE2qyy5V4FEvHq8N2xtnmDK8uN/BBehKM44jdYcThcMBqE7HZbAAKGKcRHGOJNd7e&#10;3uL89QNevXqFgXrsdjv4Atmao1y9YzMwn8qwa/dcmdiTwc28LR/FwlNsn12eoV67pdebp3F1dYnv&#10;fu97+OGv/3b8b//rX39xBT++H1rMYIVOgveCaUfhDT9uR9Ba2sbNx6MK+4wjIBWgMSLOrELfqVCU&#10;Qp9Mj5o14kRQM5CyA8Ja8F9HGKeIYUgI3mEVGHmawSlpNe8K3QxJQ0zSxzUlKbgZhgExzoBj3O8f&#10;cLe9hRuk7+w+HjFsBhxHh5gZEVqpqf8k8YQFg9XUUiiyIKMDvAS7bTtLoDhLfIEDPCAcMczKLSK5&#10;2l43ExNAfkDimg1ArFlDKYNZlESMEZwT4D06LfYxxlEK5iHw0sI/NVXKzlmOhEaBEAHaFN5e5h2Q&#10;EyGoIN7v98IB7xM+/8lv4Obmh7i6+p04jlsJym0usdvtkeHhQg/MIgQZCRHAIc7I3qHzAT4EJFIv&#10;zPhT7CuIBRw02Dpr+mk2Aaf34uYkqcXyGwoPC1uQXD1Hr1QLXlI0Zz2bLnukyMiQ5jYUpH3jjAG9&#10;26A7C9LAR+NexQBSIyaO0k9BcPdKN56YwTnDhw5muhaqB+dUwEN6DC+Wx0rmZAWsLaQtj2DkdWnP&#10;vHItgeCIReGQQ/YrOGbkJBlXm6vXWF8+4M23PsPf/X/+HuaUsD8e0a0lQUISELTVKYlHZo2I3hvN&#10;nspRjR+oMCT9XVEB6OOm0Opus+B11P3WwGaoyt3ia8goaaQWJAYB252H92spkJoSvGfgx3tw9w7f&#10;+tZnOL/6FlaHjH4rmYzHw0HI5nwCUkKAR2BCnEc83t3g5ic/wpvLc5y9+gTXZwMOcdSMNEklZaXZ&#10;TokLAlLmpPHMrDiu/m58aaQGis1aPZQV2qvn15FkM8pScPkgBoR51k+gQEDo8HZ3j44Zv/13/hx+&#10;/zwBf/k/f3r9mvHRCiAmKfX3VC08ZsZ2t8M4TTge96Khc1SBJQs8jlNRAKIYrPeoKIIwaJ5yN+jD&#10;0sDbkQM7Vh6fUNq3kWFybFiYbjK1KNE+RqQ5wtJJaL8/SKpoCJimUTNs1oXXx7C51v36UBm1PFsy&#10;Y0g9gpxrDrxZq1m/yN7UlpGWQq+8ZxvraKqX278VjyLnxbW8J+SfEPpfdJgH016vVUZvtztM0wzA&#10;I2s/V6OyDj6g65QvXd9HNrMGdynBNxbt0ujhRpjbvdvj9cba2It8h74OCgWarVmF0GIopNXeK6sR&#10;M04TLvpBaESsj4T3hSU0+ADHvsQlxANQz4IzsgWGFaOpweBG2LkTC7zxggCNMchPFa8vsBBALlcm&#10;VYWWzDFSWicQUeFNOjs7x3q9RpyEVdPnDgV85Xp2itf5lA3Z7KliwT5vsDYPtV34ntirzw1bf6M8&#10;0Z4SYnTZ2RKlH+cZj9tH/OQnwhX27d/2BvvdrmYOQtfYiSfavsc8z3h8fMTNu3fgboWhH3RPNufM&#10;Gi45hXeeuwe799YQK1BRu8Zf7YAWxa0IgfFMvXr9+qNe/9EK4K//V/8F/fFf+VeZVQFYK7n99l4x&#10;Wrug2KRLAvMsFLvzzFp40uumFkG/4iz5950J/Q7B9/ChB8cI5wKc7+FcLwfN9QAJxzmz00ANl8Aj&#10;YNYwykE5HA44Ho5qEXotDAkaoLT0QVal5QpMAaC4WB8aEr+oRWKsCkBaP5KQxWXhFi/XhieEEZYH&#10;sBX07XNbhVHytOnEnXzG+Xvf5Xx5FO6mRthKkZe02xvHI4bhTA5gFI4g74LUQLDASAzpA8FQSC1p&#10;PMGgEmoPRaPU+KUDUmMmcqArxAAGsnILAU11M1UxJE0zSHoN9JLp04VeAoVW5GaCosBirsSyHOqa&#10;GgwEoFBkO03jFP1DgLPG7nLt7KsCXHxvg8zy00LA231bvMpB978pGBYa9CRaBiEEbM7OcXV9hfOL&#10;C+y3DxinGWHlm1aiMvWW2LC4rA8tw4mXaX0DiuAuvs2XE/7l9Sr4M7LMO/TMwsE5ozAB9ocj0k/3&#10;uL29R04C/YxHyXaaxhljN4JW6q35rHCn8J3d39/ghz/yQD/gs88+Q3AdiBlJ+zwQPKy3Aji9fBum&#10;Hxmlp4MEjT9S+L9wXIkcUoxISKVIkMH4lT/+T33UQf94CAgyAc5XIWC5/bIfbZmUm8bJZu06wy7l&#10;QBCslF0KXfqehYlR2QlFseSF8KsWPU6w3xplb7NuzIo3wXk8HKUZR9dptWAnASStSSibH4AEW6kG&#10;4V5YI1IOE6NuNmHADS2E9Y91jddih9gK29pq5wXGjXrPrQVuv1uWzcJ1xvKwLXIIaPn7S8M5p0I9&#10;l9+JJK5jCmCaZmzWrii+nLnJzBKLPQSJA6S8tODt/kygyf0p+SAq3CH0wly+VwtZX1uw8/KuCtkx&#10;4HRN7XN0XhhQ9lhpuj70A3oN/prCc1plbrEso0ewBkecsMzEsfnRNRW4B9UDKHCIXGOmZzyAdu1t&#10;Rct7NL9bAxnonnWWlOHEMiYCdO36vsfF+QXOz8/xLgRtPKRkYXwi+MvVmNJcCu1FFtnp4GqtA2gY&#10;Z5fvc7o3nxrFINJ/JBiT1IkQaR0RAJjX6cWajyOmecaPf/xj2UtZ1pNj5bhar9cwz9Ny/o/jiHdv&#10;32J18RrXV9foz6QOJJKkiZez957ns1Tc7fxVBWhKQD7T2Lc+NF6aH+nUV2UgIIwHHzu+kAIAlsLI&#10;eY8+CEzC1rjcagJUAExzEiwPEPycc1EWDKDv1ko2FzCNM6aU1WuQtG4QkBIhZcE2GT0A5cxRnpSS&#10;Xu0qY6VU7Ubs93vc39/jeBxBkA0jMIV8J+pgQWSpsFVrDiLc6YUYq/H6CO0rLw86agA8p1yaz3DO&#10;AnVBA1uafvjcPNvvABYKwHuPGJ/oat3sq0WyGakV9QWUgGV8FRZLo/BQYX9/d4c4z4vMMAJK4I65&#10;0n+EkIFUW1W6RngUQV7SHI0x1AS9tB20BLJyS65msZSAqp00gojGTItzWl1w6U8twWOPoArAaZID&#10;gaR5uaYUMxKQWDM7JFvHe0K2a24UQOlHUa6JqiJAVVTvC9ClJ1CFf/OnZvXIMsiKd2CeQgZl8Xjn&#10;GIEsvQXWZ2c4OztH6DocDocKbRS7qQp2g6nAKsie4pJqqGwWo/2dlla8/PkDENPibfi9vWyKoygD&#10;PXuOsmbIMQRqZmx3k6aJyt6MMYOdQ79aY1ivECFcX6uVtlTcT5jmPXaPt3h8uMKb9RmCdxioA2VG&#10;ZK0dgvQgr/r7xGNq9lg9jloXUOaU35u2LzwYpSWo7nYc1Nv5mHFqfnxw/J2/9pepCH/L4+9CsZCg&#10;1korrIDqLVRedxRaBe98scpNuITQoR96zQR62gOwr6BFaoBs0lZAzZP0AbW+sSGEYrnmlIvlhhNh&#10;a6vi3juc7w/Dt4tg1tdRuVfD86sisK5qZiXaV+2klRoICWUu7fFaBdxy7FM9aFyvp3w95XZ/pCNg&#10;a93WNdjX3d0dxvFY1t0UE5FUNzOLpSaEes1eaT687injHXI43Wcl0+bka/kcm4sya7LvTvaMzKcq&#10;EoZmn2nhWjbvSiz34AO8xqWK38CSOipxDMv6We7zUhlcKoRrFfDp9X+VL1MOxfsrUyvz4DR7ilkI&#10;9M7Pz3FxeVn4cMrZQmPVqsB36gW/p6Qab6G8jto/c/l7G18or3tqLz43ms9inXfOLPU5XHv2CvyY&#10;lBJ81vaY1hO3emVGazONE+IsfaFlnS3za0DwAcfjsTAFZyV0tFiRtcTViSuKvWrp97+W6nzx3wfH&#10;S+sfoyQBWPzROcKf+mf/4Eee7C/hAZQL043hyVA5Y/tUAaguYHCSkyx0xnbwslj4OYE4oSNIg4dO&#10;4wJ9h6HrlYjPwbsO3vVqXXUAafk3E0In8QdtlljSFmOUWMR2u8Vutwcz0HU9jscRcZ6VXdIVoS3a&#10;0w6EwBDAy/uUNXYgC2D58KeCSN+3gYeIJAtqStMC7rLnmrAvn3HyZc3Ci9V76p63v1N1nb/oaL2N&#10;Fq6y672/vcVhf2hSW0ly4YkQc4ZjDY6a4M3aMCTncrCg82858c5lnf9cPlM8Au39rIU3RACxr943&#10;qtchc0DqIagjUIeyxAAAIABJREFUzmyOga41wJCewtlYVn3Q69Ceu50cEVFmkv4JEm8kJqtQJyCr&#10;AHDG5qnwocoA1quopvvSs3tvcdhiI1ovUPL/myByXW0YU73BQQyA1UuX9QgIXY+rq2tcXl1jtVqD&#10;3EO1ph1Jpo15iKd7yzyEao7Xyz7xEBZ/b19/8vhHQUCNQVPvVl/LhJlmkTfgQpvMzPCksSfqAOdl&#10;77DwHx2OEdv9Ea474Mo7BO4EQy+QtUeeD7h99xNcv3qDzr3GcLaCR5Z1BqSCWaTa8sZOb8emhFow&#10;CKXu8it7AAT4IF5eTBn0TOev58YXVgCLhSgLoxgUaQGY99LTm4FZG71T8ZW8ZokwKBGmacIwDPDN&#10;wkrQMWGaZyERa9LrzNo3HNmss5oNRJX1MCVstzscDvuC9c/zjOPxWDoi+RAqRMVN85PG6vjgfDSV&#10;wplzKf2uw1zeOn/tlzCrLhWAeQNWs1DqKPT1iyAkucWhQF2O8rgd6npFH68J2tiEWf+tAtjttLWn&#10;NtcOKkwqaV8jELU5iMVMAKDT/VoMKEBxfqiQN0FpCgFF+Nt1lWlmm2lVtuoeU2Nttd5BseihSi4o&#10;o6zTwJri/SlLsoAJLHulrA+VgkTzAKr3hxJwXkDDjUXN7ykAm4RWQZh1T6oIWm/VKp4NAmjukQGr&#10;O/AQfquzszOcbTbSZ6AJwC9gKVSP5kP7v4izinHUqUUV0k9tt4+FgFqlU2QPcdnTUTnHgrXV0DPs&#10;1CovvGWwws4Inhj7g7CEnp+fC8tvTnDJwZHXbmMZu90O2+0WZ2dn6Na5GIgtsvGiCCcsWKCXauCr&#10;D2ukFccZzBl/4p/+vV/IzPvCCuBv/g9/if7Mn/8LFnmRoin2sMwNTywWP1vQMKHREVA0DtkzMmW8&#10;vrpG3zswZmw6CBFcnoB0xJvLM9w+7HHYPuBstZKgDTOQhadmnmbMa6koJc1d9t5h6HtM06y0zw84&#10;Pz/Hfn8snkDfDUKYlaQfgUFLICpUFnGeMU8n+Hp7yFWwpJz0cYCT4ItOD31MCfM8CUU0axtJ9TiE&#10;sGtC1GbywPvKQeZvidKdPseyscpr2r1FdcMtgRHWjVkDznJ7tPgM+9nGNE1FIV1fX+NwOKBfXeDu&#10;5hbTOIlg0QD7/nBEFwLmmEs5pCOHvuulyXyOJQ4j5HAt5ENqTLtCO306WAW8iXXS9RFhyQCLdSYw&#10;oYdzQvVrc0o5Y86zxpkcnOvgfV88BrP0C0EZeTjXIXWpwHgS0I7i3ajRMcUZPM/FEPFBj1ghODM8&#10;X8GT0yCwCU9di+DtiFYPQJdW3qNIlko6iIaFPs0zpKtVxmGcAOdw/fo1Li6vENNvYrfbYb1eS0A7&#10;G78USh1MC/8Uo88MC0hf4QKBFWOnGodmjD2nSIRPSigsvMZaBFZVY6hNw24+w0Ym6T2SlQrEhU47&#10;IAtVwjgzXGJBIsIKqyANYh53Bzw87uCHiM35hTSfnybkOGO1GkDMOOx3GPcP2N4HhH6DzXoN2qwE&#10;MswZhNzEAJ5R5AWiqoq9zATXSmlZwmY3f6QYT8wYp1n4rL7E+FIQkFlGVQhZkVdG8hld6ND3UnHp&#10;tHdnipXf2zsPZtHOwsUDUGfRPWHmnMapZGBIowtXqnS9cyJoVViYNWzZKpkzxnHE4+NjCfg6tUQl&#10;YKtkbN5JkZZZW8UeRGuOyjeg9AFlU+swnLtaxZSt6tXsRBRBLXTF1SpzzgFNFP8pBWBCcWl1oHzm&#10;s8bEifBvYaETZ3ShBNrPOP08+709zMfjEYfDAfM0gdfr0gnJ5tuEnV5SUbYi/Gxmq0Bv39t+rJdj&#10;WVky90RSumfX1XoQwitwgkgUS9l+4ZJFYfdl2Lc9zuDCSNlma9nP/WAUFVw6fxEBnoJSdxuZmZPM&#10;FUdwuVaaN8TJJ9+fQBMYoNbSN88DShZmljyW6ydel9xX3w/YbM6w2WwwrAaktCv3bXutXfevOl60&#10;dsuacWkS1Ar6ttnMky9vvDv9QIFWdMFbKFYMpKxZeeJhj8cjHh8fMfS9Jiool5IDuhBwfydp7mH1&#10;Cn3XgXqtTiePEAJmfoZtk09/bLx0/fVj/IAXEYgiOz7izZ4YX0oB/JX/8j+lP/Pn/wJLZahYyY4I&#10;wXfoO8ZqWOF8I5stTjuMnDGNO8SYAILwsiTBgFcXb7DyJK0DQ8YMjyFEdDTCM8O5AR0RekroKKFz&#10;jN4zKDGYsuR5U4bg+dJfFGDM01RofYU4Sty7BLMcxU2XQKsdKloeQw0cVSVgLl8WEg8SojbZvLKx&#10;qAR4c7GCMkvJdspK+xCkQCh433CkPG15n8I/LQxzOgyHLXdhllwTA3gvPnCycU69gecEgX3+8XDA&#10;9lE4lvjiEmyd35xw9dSOl+YFaL0HVRqLVvjb9byvcGTu64FnlIbajfAvz1G9nnOC1WBayNDKw4TZ&#10;NejaCE9TyiiVuiCGA5BJWZ6YoEgUmCSe4IPRoggnfVTKEALDE2k1rSLzzoGyA7us2TAk3cX0noqw&#10;KkKrWosG7pwqAbgmVgDAqgbM4MzZ62MS0F2t1ri8usLF1TU2mzPc3T8UBVcMjcZ4+KpoRaVzfnqI&#10;ckI5L7lk8ijkmBqFUCQ5qnJ2rPvasmvk/YiFhtpb7w31bIThFsVIe9iNcG/vAXhcX19jtenhyYNc&#10;xKoPOOzu4GlGvzrD5XmPYbUBQbw/5/yLWYK5wB9fj0J9bjCAP/tH/9Ev/CFfOgics3DahCB0rqSW&#10;ZIozjnwEMqPrJmwGj2FYYdNLls/QdRj6oWjcRCvpIeB6HI9HbCeZLGfNtC3LAlDrrHaoAoSoTnh6&#10;BG/2HppBM0sByDjqcwUrz2qtGcQA5irYqzPQzKyKrmYhGVAgy/KQuVQ+VyhGBXmT5ZNTAjmHAIHO&#10;WrI8+Yj3YRfLR28t71YJVAi8gXqaA9Ni/4bJFgzVlOFHWHun8JBdi1QDbzX3uGL7xmcj3l5G0jNA&#10;cPBOguxL65CLAqjKR++seArvLU4x7VvlzSfP4eI52L1UjyFna9NJlUe/xDgyvEIwZh1be09AhZWr&#10;LLeZVbpQO19AAYGZAWOOZNXP6oHWUECTMULlDdRzbJXAcl2w+F7fz2JnVuDY9T0uLi5weXGB9XqN&#10;m5u82FcLyJE/woJ/YbxkwcrHcFleRw7slfDQuLdOoJ8WgrLZYUgspnh6upcSrOuZ8U3l+noi7HY7&#10;pJjgkNH3PS7XK4gRIf1JEkeMxxEPDw/CJXQlc8pJyOTIn4rQ5XpQ2fjV065KFi8q2FMI+HRkqnPx&#10;ZcaXVgBOC1z6/gzMDIcZPnhcrAlXV1f49GrA2dkZ8ngP7wNW2vDDJRFoQ6cNX1aX8N5jjMDd/YT8&#10;OCqU4+CSAwXAc4TjAxw7eJ7geYbHBMcjQtgIFOAIXR+Q5ox5nqT69yjt/ETQG+5uViaptDdrEqgC&#10;hZrz17pYXFxvc7m5/CtPWiyFVRhbtbHX02vMkO14ShDXYOoSS7WfvW9e0yiDNjXRHnvv4prPfOqz&#10;7TOeg4SYJc1yv9vjeNDGORZ08wK3Bd8hZYCTsA5JkFSUArNUcbYZLXaBp0qgXlN77YDpWhMC7z+P&#10;TOI3XxXfZ0i2QmYnryfhfsqckaII7GKdOxLqCnIgVyvIyRFC38GFIDCGUVzqPJT9VFJGZd99TDFo&#10;I/6X1j9zqx8apWB7GuUzvXdIWVh3vXNYrTc4OzvHar15T6G3RkS5gG9wtJ5su2ctkaDEFew6VXMW&#10;A5C1Zy50aVnrQliMuylmSdJyyhZgCtJJo57jOGOaRwS/xfn5HpfrNYgcOgd03oFWAcfDEfvdDbaP&#10;F7h48wbr9QaBGeN4hKNzu/onv5cYAesFshlw8vAL8h3vxYhOhrG//uk/8vu+lAb40grgv/uL/wn9&#10;6//2f8g3TuiWOTKGYcCrVxv8zLd/Bt/97de4urpED6GdxXzQJuz3OBwP4CitA39880PB0rLDdrfF&#10;41H5LNZrhKB5t2q1GxRQXPzMGFYriRU4hy4EHOKI3W6H+4cHKf4ya1ljFLYAlo1iVkY9CIA1QzGb&#10;f+EFMJfMDmot/8yLw2Tnpvz9iTlkvGwhtQL6KQXQCsdiO1JVAO6pDbTQGYRTJfAUFNVmnrRKwTmH&#10;/X6P3W6PGCO8T6UD3JwSuk4s5kTCWUPOCXUBO7jsZC6bLxNg71m4MCHXzpc2JX/Gg7FYzzJDp1q5&#10;zjkMQ48JaGoTREDb/Nm9ypdcezXynPDpeGl12QVC4pohxQC8Nvcu9BPVZav3VzydpZ1bmr/QM0oA&#10;Bp0QmHLjBdb5YUhLzxwl5uZIOrqdnZ3h7OysXIcJ16zUGMX6/oZHsYZJ40KgcrYzBGVos+JsPQwF&#10;iF7jkZA1dGxnW+ZQenQ7GA2dc1CWAirnJSXpFnh3d4eLlTAV+PWwqNUYxxG3t7fYvLpHPwzou0EM&#10;AFcwzjLn7XfnqnYuyhoo0G9+ASJ7yQM4zTn8ouNLKwAA2Jyd4ThGHA4HTGnGNCU83j/gB5nx+PY3&#10;ELxH3L3DPM/A+IgYI0KSoAmxWEo3LKydFIS2ecKAzXoDt9qgIwemKLABonxRhKcETwkOEd5Jo+ic&#10;Jc2NIZ2ddrsdMks7POn0pdaa8ejDaHSXhVyn2SXF4Sz4tE64KoKUxKW0oFKBD3KLbzeeQStkX1h8&#10;G08pgeIVnOK0rRwDfbjUj1/OMrLPbWG308DwfrfD9vER0zQhhBW89sXlzIvX1YNeFYqQobVKoK0K&#10;rvdcp26pEFx5fZmscuAKaRjRwpOyPUBO4MmUhMPIioicEg4669ncQCN17hlAbqq4BeP31lDILtIM&#10;DDXXxaioXqXzS4Fh36uIlxc/BwGlpHURWgHL1MwFAzEJjEXkkHKGd1IPszkX3ntbG+uwl7Lkw7sv&#10;ViP67HgRXtR92lr6hUgRrAVdUuCVlIpBOJqEnTOvtP6E0MQ6AGd1HRRQsRbJFHSNl++8FJvGmHH/&#10;sMP50GG1WmPTeekGCKALDnNKuL+7QffTH2Kz6bG+eoOuA6YXYgBk8I9CVHKPKMvt8ML8vDj+f1QA&#10;//G/+2/Sn/yz/wbHGOGQsVqt0A8SOH24v8c4TvDzA7a7HaaHd8g546wTSl3kKClkr79V3FnbCGKx&#10;C5VDCG2ArxEc+pVywjzNssn1kM6zMJBaWploWQkQ15oEw+QctL0CALOEbHDxFKqDrJY/yYLmLIRQ&#10;rfA37nt5hV63XHxdbmYY55Hd11OjtUDbcZqNczrMjTfSrOaW2iedWNi8+PklCIiIwFn4U45H4VsS&#10;wixzXRvr+XQeTFCZS36iXJaBXSpyvb0BeakVStlrGxtY3TiZq2bfaOGW0EOLhR6jZJ6N41QsPwCi&#10;BOw1qJAFN+tnXznz4jMcuaIAMlrv0OZVoYp2cP1W5cQCCAIazEeuQb0EIsDZXpa5KGSGVN87BI/V&#10;MGC9Wde15SbhwN7LjIhvcLRwJWC0Mlyy+UIIxXO3lOfiK2jcxu6boB5ag19ZJlpLRC37XOjWpY4I&#10;4DQK1LPfaeLIGtaNq+s6eDAOhwNub2/x5s0bdGdXC4gKzV596rskaKAuqq7FS/rxqWSPdjD4S8M/&#10;wFdUAAAQc8BhnDH4iGma8DjfInQBK77BbrfHJ+eE15cEt1kLRMBaUp2FcGvlElYuwfuIxAkjM1YE&#10;nA0RF+dr7OJBC8UOwP6IeEzg+YBh6HF99SlicNg9PghvfRwwHrcYD1vkdESa9/C+B/JRahM8kNOI&#10;aZpBurDEHrWvurr5LQRS0viw+G4gng9B+xqINWuNTkwpFBZNElbQCi/UzfucZX2K/T8VJHa+W8BB&#10;dpiSeRjaFL31PpaQVqwWvlmrSpFhwWzvPTw5xCTEf8FLiuMcZzg/4/Hhc9ze/ATBJazWHZzLmOcR&#10;IGCOCXNMSJB2n0xAjAkJgOt6EOJ799bec60+Vtt58VxAqICouTWCUS8yKxEfq0IiMU7SJBQOzg+I&#10;8wH9agUGIeaE43hE13fofRDPDlxYFrPGMch7IEufi5wTpikh56Q9rAVq8aFD3/fFy+o0WJhzm9tO&#10;yCku40euKqriLS4C0+ZNyt+9VqbWHsIQpai9mYdhjWmK4MQIYYBzGT4QLq7e4Or6E6y7S4z7CUOQ&#10;9qzOiYc+Twe8ur7GbretZ0N2nBrUoriiWtOWuWMLk1Uxvby/TyHNCt158lqs6XFurRqp8cTAoCgN&#10;e1jreuClOC9Zek5JoZYsQO96EGnyRs5wWWjsO/TI7LDfTbh594BN8Li6usI8j7i+usYqMI7bCY/v&#10;3uJHnVDUf++738UMh9vbG7hug/Vqhd2oHkq/wX6/R+h7nb2oczg3vwMhD+Us27FeQLvkigqxdWiR&#10;Cpd7fJXxlRXA+fk5fPDoNWc/pIDgAwYvHb1S2opFBT0ILqjgDUIdPSUJHEKi64F9A0swXr9+DSLC&#10;RNI7mEA4PzvH1ZtP8ObNG7zbPlYrgBnjOGK/32McpwUebz+nlCuFMgA2j+M0i+cjxynmr+ZTRWLI&#10;KHurJdzY3OU9Ti38p4T9U39POdedU6zDFqqo1uLJG8jVNt6UXH3Fy7MeHlFwKNbXKUyUk/QGOI6j&#10;YrcsaZJPWi+0/Fy8UG1a7qW5zcW8qNXP7c/NAXEWR6reGZH0NpYeExIMzF2Gyw6h64Q1tu8AFmvZ&#10;ea9WafXsnDJPQrOCWuGWszZPIgl4e6+hVRJ6bDaIihoIzqztJ6zurOfH0k/NqwHq621/1daB8jyr&#10;v/GhqwaJkwyX6+trnJ2dSdIFW2qqwUxSNf9NDzM6xELm5c8ABj+UQrEWhjPIyobITFv3XGCz4mmR&#10;JCUktJ6i0daQ9FTgjGmSPgKHg2Qn9n0oa9V1AclJH/H7u3vcXlxgc/kp1usN2PUaY5FC0JyzeBff&#10;8PiVf+b3fCUX7SsrgP/+L/579M99/89xdHvh0sjvcH5+jrNLh8urC7w5uxDqXAhWt+oGrFYrBCf5&#10;05frb2EYBnTDBgzGUZufh7PX2Gw2oNUVjscjbh5n3N7dYcwT+r7H6+trfPuz34aZSPP9I2JM2O+k&#10;VaGlfxbSNxX+MSVtKG+bZontvgTJnA4jPKsCtXVra9WwI0Z2ruaY43307mMUz3sYfWrhD4sJNBa+&#10;Kh2DrtrPZTzhghIArspqUR3Kcmzk8NVrjTHioAU1n30msBgoP3s/dOIKF8u1XMDijhvoZync2zkr&#10;h3qhLLikbaZkz62eknMOFAJIrXZKVdCYsOl6sRiF68gUevX0kGMJNNr1pJTEIs1Z6gSShwtcvBCg&#10;xi4KIZxr+gQ0CpwBeObS8KWuoKyPV0s8Nwq8nZeUpOVh5wNSjBhTArElbLzGq1evsN1uhRk3iPdk&#10;LUD/P1EAHzpn5kHovi61Akrd8F7iBQvUI05RnQdJ3wUyHJBSUQhyRrsCV+accRxHPO4OeNwO6Ic1&#10;uv5C6CNYWApmIhyPO9ze/hSbdQffb3B+fo45STIESCz6OE81AFwvp73zepPld37iifzE8/nkb19+&#10;fGUFAEA3r3gAm/UGP/MzP4N/+Hd/gtevXyPtfgrnHXo2BaC9VqlDzgnrcC25ymFASgmPB3HDc5B+&#10;Aa+uX2G/3+OYD9jt96D9LBt5HLE/HHA4HqXtYkpIMWK/P+B4PBb2T7NuWsy2CGDWDl542dJ+bmQV&#10;/ovntWtIVDacO+19y0vI4ykX+SmF1HosoMrRT1CLWd/bgHOLVxTemUZBWMpibqCuKijLWwBKEFYY&#10;UqkKr5TEarq/vy/Xd3quDYISPVWtfxP+ZARk5fAuBfmpB3B6MN7/m71G/mAC3bhhynUC5TM5Z8Q4&#10;Y5qmYo2HEErKswSEtemLCqccQvEo5V5E8Ef1NH1meJ/gNCBu88YKXxl0UjJO5MqV7VJp3VhEYIUz&#10;6gjam9iE5FONRorH4aqn573HarXCmzdv8IMf/ABxnsSjgexV77zU17xgB53u2fbnjzKiTJGrx3Ka&#10;1CA9FZrqaVtTbvZpc04yZ6iZXx4nAOxc+2Egb95xM10snQ8PhwP2+14E+zzIugZhs4XrpMvg4xZ3&#10;93dYXTzi8uKyMBFQGMBZgtdflp7hY8e/9Ed+8StZ/8DXpAD+zq/+ZfqlP/1LTC5j6IHXr8/wO3/H&#10;t/Hd734PPn1LDnY6SGAWWkiRxXKcd71YTerWZcyY5gPmmZHThMdf/3uIKWI7OqR5AuWMKc64ffcW&#10;OUbc7Q+YJsncmOZZ2D6TEGRxZsxzVGePykHxPpQNFFMN6gHLTfsxG5jfk0xVILEKWOsDgCL0yqvL&#10;e3wIAjoN+NagoxaCFeuRgGzYqwooZrH8bbPXN5G9b0G/E6TRnuvKwdEeDwbZkKwjNA34cDjg/u6u&#10;XmuBleqHym9V8NNiPp6ea/ub9cItBtWJ11B123J+k/byta8K9UldCCEXi3Keo1arU4ndpJTQd13h&#10;9DEhmq3/c/Oedl22RkkbWjA7UNbsJrK+ChmevfRLbta2sKaW391iaqqglDV0aHoKsygAXR4wc2ml&#10;aorPh1AtawJev34NR4QxyjkhaBp21+lkv2xlPqUEXkpSsFHiISfC30BVRxJoLV4ZAZ59MepmoyK3&#10;z8+Q6uDmXBqMaV4W6XtKe+lO2GApgImROWCagcOUsB8jNtMM6QcMhNDD+wzmCcfjjMd7wsXlG0yv&#10;r+C7DTrPIC+xCUcETw0rU7NvgcZTa1b2acvevIKnPIGvPr4WBQBIRWjKGSHtcHd3j5vbW5ydnWHa&#10;/liE1bjF8XhAnmcRvHPCNI3o+I00g8/ihj8cklTnuQ3W6zX8+rVYTN0FCEDoAsZxxM3NLe7u7sGb&#10;DQDxQg77g/L/RIAkyGppbcDSGmRGoS1ox6nA/bh4gGxBQjl5xRIUKgDbBKxpmWqtPyP0n3rsVEEU&#10;7iECXCNwi2VvAlgtfFWB8p7lzU8sL6AIZPu0NihuNA5m8dqBLB7Aw0Odw/oRy5kiNILfvnMjuNv7&#10;XBLVtbGK+n4698/o6spm6spnLzrNNRBCVp6oeZ4L1DNPM1arFYbVIP2AnfU+lrTR0MBSxnzqnUNU&#10;CEwoigHiiJwlHdCRQwoZPmUkH4v3LLxXvvGyAJDHaUaOQEPiGTg1i7m0SyRA/ycQnKfSm5qgZIcQ&#10;b8Z7j1evXkkiA0TYZtbgZGGh/XBL1A8ZSR+lBE48gNOfrWObKbMSM2kFausdywSVeXLkFPJlWb+u&#10;Kx5czhme9D4bCoqUEkbluDqOPULXgbIkQbAaNfMU8fDwiIvHR9zc3ODqdcBqWCE5ibV08NXD+AbG&#10;9//wV7f+ga9RAfzNv/Y36U/+yi8z8oTt44Qf/eAG00gYH38kB2HeYjwekdMMMCPFiGmaMTgJ2EZt&#10;2XeYIQVc/SUu4ow+9QghIGxWGIYBfe9x8IRxd8A0TehdwKDUzre3d3j39h2m4wRHAYkTwARo2zyw&#10;WMROvYOYpBOUjQ9Z3c8Nk1my1lQ8CwsYFngAzfsZDMJc2vY9BwGdjvcDsEmbfpgLbOmIYs9B7bon&#10;IaAP7E4qN1U9DWZIcNesKz2MMUYcNQbAzIUT6en5q8JtoQispL1+rP5+qgDMI6nBvVYGta8FKmyj&#10;t12sf4FdCJylyiR4Dx98ERRdEEExHo9VUSwWQr7a9E4iCP9RCAhlD8gTpZDRyAAJLmdknxAjCnGe&#10;D14a0Kigs+CnrQe1ikHinLqv6jw5ImTWoDFDMq+YQSSennlnQg19juurK/R9LySL3iNOrBlNS8H6&#10;MeOLxs+eei6j8lYBELp0x+VclUCwzrtyvuqXvufCkNaYDEeg72RdoR5cTOj6FXKekSDxoEwdUk7Y&#10;jRHd7ohhHeC7AeyESjqsIrxjeJoRp4Tt/ef43EcMfY9Xr17hmBI4R3TOY55HkD/J0jGumXLfza6y&#10;6tNF+83271hu7q9hfG0KAJAFmmPE4+MjfvTjhMftI8bHH8lhVwjIQQJjyIwYZxxZoupzEotyTB7z&#10;PMMnSaMb8xYhBAw86KEYKi4LYBpHKTiLCXd3dxIoniZs1h2sqYvl4JormCEVeClG+C48KaiegmWe&#10;HA0mTuoyy77LJX3P4JnWOvkicypv//61GHQWsgS64aDUuNp2sXGvn4stvWdRoxG2qC0thTZJhGfJ&#10;hNFrSzljniYcj0cRckqRUKlu7QJMmGPRJ/ZD430FsHSFK0Rkc7KUW95XKGoJ1UiHLqN9lkpeKSTs&#10;+h790BcrWLreBRSqaif0Ct57pHnW+dDrKXCTUKRnbRxuMaiU2zRXL6JLYwA5Z3AQ6z4gLIuxqNxs&#10;aTBO5V7adT314BQ+UU8taaZKCB3Oz8+w3mxKp7a24Q/Df9Re/ZCh9DFGVAuJtDz/tj+9snMaXXRr&#10;JEm6aK29UFNn8f4MYRmVfuaV7E4gulgKQTNz2aU5STbQ8XDA4yNjvV7DWUOqTiDk0AVwZux2WzBn&#10;vHrzM3j1+rUWsUWwF0+yO1UAX8P4pT/09Vj/wNesAP7nv/rX6Pvf/5O833e4vSWEcIbj8Vyq+aYJ&#10;05TBOYIoygFyPZAmxDlhTkDOE6YkDV46RLA74vzVNXJkBDh0/QoRPWJ6FNbFEJAhm3m7PeD+/hE5&#10;M4Z+AOAQ0yzvPUdwVmZPOKQoOLnX3q+n49QT+NCwVMespeolZRCMaZrVvaTSK9aK1VKMwlPU4OF2&#10;+IAq8OznamVK+qI1tvFdwKyc7D5IMVxoiqPsoCyqjhvL+6njaR6MfXaJLxjs4Csuy2C8fvUKToXl&#10;brfH+fkZogXh7dqch3nEzvlirzkSWKV6NQ08Y9fPNc2TrOerXB0MJjIoCODFPJoFLveiFcCN9eV1&#10;vbx6AHGOSDGCQBhWq1rnwRkewuIKNvZXI0Okml7czJvNIwkHBoys0BoeMc/l9b7xMDIzktPm80E7&#10;miWU/WOkdEQEnqzQi4qOkGQZ3S/6Z6tYXg0DxnHEOB4B9Uo//fRT3N29K5lzMUb4YNXHzR5h0wk6&#10;p7wMqj9npDwFqxZY0XScQVwkxYsmx733BRKyfg72PDNQoJBjiU+hzpWkmEsNzjROGLpemQdIs9dG&#10;yZIKXtL6TxVbAAAgAElEQVSZM8AuIBPhMGesI+Pmfgu4DS4vL0v3sSFIpXs87jDyjLt3P8Inr87Q&#10;DdfYH7bIjvHJ69d42Gs6esHxFa415U42l/Z3gWptzoVqxIFgPbffm+KvNL5WBQCgWDJ75dZYB9PY&#10;yryoQVnrnBSPwtw5R9lMM4vL3rN0LOrWI7x36JXrv6naAoDyWQ8PD9jv9xL0U5w3J6OAJbWY2qnl&#10;Yg3I9X25mTWrPpuQWggxbRVJ0jzOaHlM+DrnPsgG+qHAcHv/i4ri8p8O9UzqBvxi48lXNR6FZT9M&#10;6gHsdlus1yuQ60uMAAZfUIvVL63DU+imPq7QhjMIB2gDvQZ/VAWwfB3QHhqLNZwodqrZOAzxYg/H&#10;AxhCbV5wKfNCXO0XgFQxahaJqUoa5Z5hcBo0JENUrkuC8IQSKWKGyxlJDYYwTtUrs0JD7+ENIipd&#10;vfRG7P6e9LDq9Tv1YowTqOs7AMuCrjaW86Fxena+7FmSF2NJaW6PtTGCZ1qc8snPlR3UXlgVDyBz&#10;OmtRqLe+A40hZvu66zpMUycxn46A4HU7iDEWY8T9/T1u3t3g4o0014mQWKWedhP95ZKrccknB2wJ&#10;NQ7DUA0JJnz/D/9DX5v1D3wDCuBXf/V/pD/xS3+Wbx9GHKYRF2tCnAnz6DGNQSwfUwBE4AjEOWNK&#10;GTkTIgPeEQZiZA+4kdF1hD4RZgQQeWTyyOSQlFr38XGLt2/f4vFxK4UvXUBKWS1jV3BFtkPHTVoh&#10;LTfscz8/Nwrc0VAEJK0NsHL2nM3Ct36GJhckbRDA4tA9dy1P/S2mVCxoe59ipEGtCbValimCphQ+&#10;fnCzg+16vA+ApuXudjvc3N7i+voVhpV7XwAqNqFqrBxyE/7yfYFnLAT1KbzTwj/VixLharGC2iOi&#10;vicKbg5kpQt2ziH4gOSTQoXSPzZ1ld2TUFs+Qg+w85WwUAwKrR/QNXFaAWwKOGnjGCKlXWDLwpIb&#10;LDBVTiAQxvFYvC3nPdh77XgFEBzCAkIpPhHqLFdvSTwRUrw/IISMy8sLXF1eYugHHI9HOK+GSbHc&#10;v8j+WHpuwMtkZgW2aQV/83MNeNd7aWGiAoNBBb5uUoPWkCvNDFThsmaGeSIc0ghKgE++nJ0MYM5A&#10;Toz9OIP8jPVxRD/MCF4C7y5ogx2fcTyOeLj5KX4yePj+DK9eXWOGxzQe4Px6cY8NOFdWqF2n5oQD&#10;AGKsBYy1f/bXN752BQBoYVA+YJ4nTHshccpxV9xeyXpQfnWWnqtGABWzQ/YZbo6a3y8uEICCvxY4&#10;BRLI2253uL29xeGwLxNpPO+W23wqytk8rxeE/6kSeMoqL/APSYZFaojhREZRuYYSh6DGfW0gnvYz&#10;F3jniQKwkVNC9qk0rjEZXWJNqJ99yhX5hUYxok6u0xRRjJjGEbc3t0jfi4UQrUJNVIRT4wSUQ14e&#10;ag0/TWnksk6nSrCpgVBFIxlF0rVF/k76PmaD1c8h1TzVqvdg9AL/DAOGQbwYdqzQlWk/tf6cKwII&#10;UG+sWNliJXrrJqb3mRIjugjnrIf00kqtcwswcoHQnJeET0cSQGb97CLgiwtFVeA1C2dqAhqfCMGD&#10;OWC1WuPs/LzUzHTKlWV78yUN0Harq+vyBTyAZwS//Vye06677iImbvbHyZvC0oSbGAFLC1LraFiK&#10;wZhrsyaDhBVSm8YJwQccj4RhOGLooBlbobyHcw7HccTNzTucXd/h6uoKoe8wTfPykuza7T65ntM6&#10;b6TnWP4gSSSSYfb9P/SPfK3WP/ANKYC//Tf+Cv2xf/5f4MweSMa1vkZ2GUAGnAN5B/IeKXXIeULO&#10;UToqUQYygfKAMfWItIKjHsn1yG4A+Q7sA7LzSCyTeNgfsN2KgvFO8p5T0s2B9ghU7Wt4tI3nFEGL&#10;ybej/d3YP0k7U2dNP83aNahlxMzqIYBEaPpGAJ4K+qc8gKeeW5QKcxVIBROmZvNVu+Pjx9Iix8n1&#10;Zs2vBiTAeHd3V3LppRz+Iz7hxMovK0bAKeGaeW/2kir4G8uK63tKD2OF40q4p8ZdvAtKR8AVGnEe&#10;fd9JhXrXFwvUvDYAWqiVkaZjY+VSyeoyr8JgP4ZTj4Dhklt4iWZtt0RopsytZ65j2deG9AAoQWmg&#10;Cku2tN1mbu13OwFGiW2B3816DR8kruR8gPdyLe6lKjBgIVy/9PiQEmit/+rMlJ+lUI7V+q+Py7Wx&#10;em1O+1Bn5CQklE45drpejIbMUQ0aTdpwHvABc4qYYsY4JhzHiFUfEUJG72UeCROGTgycOO7xcPcO&#10;+1dX2Fyfoe8c5hKDMgWN6qETwWIAxTs/udeuE0UTwjdTVPaNKACg4mPBK10CKcVrczhzzvBmJ5KD&#10;c3UhCwe4to4s2Si20GrBHQ5HbHdbHA4HOSDOFY/CKIkr5GOpg2YjMSIvg8CnwvepjW0b/tRCr4fB&#10;+v+yoR725qiBTpmXtsNU+15P/dwG3Mq1uMpsmlPSA675I0XxLK3mxS8v+fiNxCkejFkxXAutiCTQ&#10;dnt7g3Eay/V62HrVOASjbvLT66P282ytUb2A1kJevuaZyyeCc0BK5h1UUUhECHrAhApCCghzTogp&#10;YY4RXd/DwQS5VtsqtFfWHdUSlsJwLmtd4ga65xyb8JXXR62LyczSaVT7G9j8iDIgJfbTgD6zeMnO&#10;AU73oZLBZapzWKAHXb3lTlYlRYTN2aZgza1B4Xy3WJuPGaeJCy+NU1jnOet/oQDqHSyNvBMNwEzF&#10;A3TOaadAiTl6jaOIYGVwjuqx83v1OTlnzOrhjp30Cu49ScN7nzEMK6xDj2ma8HD/gLdv3+JNd43N&#10;ZrNQVuV+AN2LKIoe5f+lp5OUu+lP/JNfL/Zv4xtTAP/L3/ob9C/+8i9zBiE7Qs5WHKMWqWJzIQ+I&#10;OSAhi6vNgsFmDIg84DBlJGQcpojjnBAoIbKUujA53N/f4OH+AcfDsRxG4RCXA5JirhoXQMGMAVno&#10;dEoT+7w3sAiO2QanalPbQc+NoDKhTc5YFO0qzMLl8trncH77+fS5QIVATOAKMgyQ91pzRnUPFuH3&#10;Ja215uX2DjkLZS84Yo4RNze3OB6Oi5gIymefvB0zyNmfnrquGuxtFcPyPezCbF7kd5XB5XPq/AAl&#10;AMuuuPCOHHLIpXdzjJIiOCpk4r2XA89Cfpdzhd1ai98am7N+NyiIXIUwHTtkr69FVe45OySqxg5z&#10;hSbK3suMrEyXmblkB8FJmiM0y4lLcLjxAFvFpIokdJ1wd23OmkIrUR7Oe2TNvHluvLfO7ep9jBIw&#10;4xj8nhJYvK9ZxkDtb13e+8SytrclbTFJtaI9qxLouqSWvq4XsSSY6OfEzMgxoneElCVOOU4Rx6ND&#10;CDN654XKe4hwQ68ZZMB+t8W7t5+j23yCvgsg95SI5ZPjIJOwvFe7f4EBv6nxjSkAYLn5ZDF0Y6ov&#10;SiBNyTRrWrInMstmdk468TAzpmkScirvy+EAAdvtFrv9HtM0AURwYO0eBITgELWysQ0uPpeu9tRY&#10;CPsnXt++E6mwbaWPKQCzyM1zAVmw7f3Pb72Lp/7WDgmmy89ZXVji6m6aWC0K7wlL6sXxlO1xqpAA&#10;RO0PPE5jaQ0pOrJayoZtLu3RxVXWR6kKdeeAnGsRWL2o+nOrDOx51XOoFntLMc1ZIEnvHTp0ct1K&#10;AyEejvWU9SpMbP5kjVMUi9FaDQKQQKOuiwNpIWJtfAMCfEXlYfBPTpVaonS/Uq/O5rmNeZixs4Rq&#10;5D3aXtCn61Y9UeE6Wq/XQtAYgigp81acwwuFwAsepC89TpbzNAuo7JViaWHp3TTr3r4VwGWeTBZJ&#10;wobAs+yatGvUPtZglA5kXaf7ICet/ibM84R51vqEoCnCalRO0yQyabfD5eUlwmrT3OepJ9N4LO0Z&#10;b346Pz/HH/vHf+Ebsf6Bb1gB/E9/9a/Sn/6lP8cpJ6TYATFB6uJRec87AicG6cYNKjtdSOj8DE9H&#10;pPmIOZ4jpQMcdVidr3DIEW/fvcXd/Q7b3YjDGOG8x9B3cL5HTBHHaZY8cNIMCCwPG3MGuaDCiVQp&#10;oWaA6OHzXlkirQpV142IEHOGz8ILQynBa6k5Zy0pn0b0XQ8OAcQJ5ACfJUA6zSNWflUssjqo5K9z&#10;zoutbYUmMQrPjDxdg5hKJWCpghUft3dFcTmLR/HSwVU83xEhpVlxcg0UEhByAGcPZkLOhJvbd+Cc&#10;sT9s8fr1a0wxqptOauH5IlAJwJyP5drMOVTPWA45tYU6XARbgfJOPDuzLqxwjag2AYpxVgggFst/&#10;6hx6OHR9h4E6KaY7SsbFerXCapDCQzvcWZWDJ4A4g0JXhLbsmSxZWRpITUkUMnMGvBgokh5rjUqk&#10;JzEzIzshjkvqYci+mBfenzkxZiR4SqJUszRAByTmZjTXyeBK9bKocAdJLYZ3K1xffYpX/y97bxZr&#10;W7aeB33/GHPOtdY+p5p7r+8114mbBCdSQnACAvKCRAjCkWIICsiNsFAkBBICHpCIEMpDhHgITQyy&#10;jUB5CA8JOJ2biBvEQ/wASDyAME4IdizFxhgj2/dWnTp1zu7WWnOOMX4e/mb8c629z95VlbrVjqN9&#10;VjebMUfzN9/ffeEryGmDZT4g7yaAEw77GaXOEomfBxmbajmOxNMqw40cdzdbXi2uYuh+IxgcKppU&#10;INTNbCTdE8mYuRyn9SvMkYLhLvV2MEO8vFprQGuSouN4xM3VAq6M1157DUPLMA8qSd2iLuQk0OCx&#10;NrRKGFiM/mUgzEdgTwVlITzdEOrtNTKAp5uMxjPmm6/j+VsDtuM13vzK78ButwPhKQ6HGRXCbGsb&#10;cHtzg21Y67rjHaEgIsw3+1fvzw/YPlQGAKzkOaz2q33r0kzPm99aWhXG8MCXRJKfXRfO7c0NZsVQ&#10;kyZ6MnWaI7ZvEiB0sFvDqawQOxsUyi4hMIETr2AcuTR3O4OdF4RQywBpWLpjpNBEXw+oyDGatqvw&#10;cfxCVSJ7ohVRD3AI9yd7tBIQISR5YK+fRjrWUpNApKZlXnCjVZUeKxQGWbjfy5QVI36rZw64+isf&#10;hJyQrmIzmibRA3tSwlIypmnCZjPJbzqnkp+HQAyvdWw2AxmOXtRHjLXJ1zGz5P/v9aXZx97ccqNd&#10;SpZKVoaixepVE4haQSlaXEShJSICJwstYiQ0sLq3kqci6cze9htAmEZJjzCNkvOm8dyhzNbrXbfU&#10;NGd+hCl7Gux7Z+BkftY6HvQ5zAgatbjO6O37Dl3ZOXdddW0nEhvAeeU2G888DGCGBvIVDzbLCaBs&#10;RZsK6tCj4i1GgBtjnmUNpKmow4d0+HA84vLlJTav7UWzmqQvpSikoylDgPmV4/f9f/gPfGjSP/BN&#10;YAB/8a/8efrhH/gTClaqFxA6FEDICCApiBmUNJWBHmOl17gxcsoY84jWGC9evMR+v5dapyrxuvFY&#10;Q+5BffG4UdGkIVs3Jm1qj9aLSbxHKrAqOG2GKTFQ1xPi7BQXluIXBuswrzb9qWnutMVIZWFifSED&#10;LFG55gmix7k2zfYMgfgERrA66Z625iXaW+6GsgRRqZPWZq7tgBcvXuBb/4EDxBffNJW7b7RmXuRs&#10;2eaju7eyHyPGS4szuLsovBmXo3toZBxOWGBBg+KxNY4bDHlw42zKPdeQ5echItQKTyXQCXhChhoe&#10;0e0FRvA79NLguY0BWLlKg18ilGXE392kS4XYyUQ6rqbFOYFMYIgbrMFLJBPVi5/Y8xMwTlIAZ7sT&#10;bWdZbkUYS0lh1d6H6LJrfXyIya/12vWrfTCCLtdtq+cHCJGBy9zGJRwZiKx1z7vEBiF25tmZqWjS&#10;4zDA0sKX0hkABoMDqmrrhE2paG1Aq4x5LgAKbg+EqQFpUzFOpHSo4LC/xTvPGjZPv4wxJzwZX5fa&#10;wqWhLBJvMQ6iudnuoL74z2TTD6t96AygNwp/gHHyU+lOf+qETrn1siw4HmdctIZhEp/ly5cvsdfo&#10;X1I83ULyWyxIHri/DG7XOmrruByT3xy9WzIjTbFir1WmUFLVwh8NQVpFX2gg9eyoALK5gVbHmN8L&#10;A+jSTT8nq9HOnxG2mBQysd+sf67mcCdMD84b+vhwPx8A0iDuicMopSlLLXjx7rs4HI8auPIAiHzP&#10;QifuuZNWRISCBpBIO0UrQkROVODBM631A6oa/oXgGhyBwNj7PWxAyY7HWgPomqoxCI2GZ507rZGs&#10;Q+iSv13UCtBHwtyhLGCaJoeSai1IqaBGN9K6CAG08ljUtM/V177h4F5wRgfJGKekiJBkiy+vZLTN&#10;Oy0bA2R0bD707yENFn5oZ+7r8+H9sOR5JiA5asBdEzJ4T27NGgRpo9sZrIxPj7ZdawCtewTlsrq+&#10;/ZUifRkzA03KTToTrhVQl935KOunFmEc4zhKcsS54PLqCtvnz0WzfPoV0bIGUsbaRJB9xbD94B96&#10;/7V+H9se4aX9wdtP/LW/QKAqBatTA6hCsuVUFG6wT0Z0G9tiEClnmQv2twcc9wfUpaIuFce9FGU4&#10;HA4++JJsq64m05tuAif+RkBcOW/hPUPSLaovtOM+sjBlI5mUUbVCllUG02RolhSqSe3YWotyFflc&#10;lgWtlpVaedefSHtV72V9hEtMpIblFjcJc/8c1Pi7ICR+4O+hNgwSaT0OA6DawMuXL3A8HnqeF7sS&#10;nV9dybfre64RBHnBv4+Ew15oTfzDdOtvwdPH/4LhvLKstyq5m25ubnB9fYPD4RiICCDVH0kDGKEE&#10;P/Iv8WiyJHGr+6wIexh1Zu3biVYSIJ8OgVr07ohhGDGOWlo1wmF66a7tqQ2pWWLCYLhXplOKaDrb&#10;rTCAqlKwxTaIRNvJhPXHvc/w8Bo60zptriMzpy5omZHW7teJdk97YvShwztdK+m0o+pf1x46g5D9&#10;ucyz1OoGtMqb1o7Woi6KsaECWFrDXCrmUlEaUEGYK2GuwFwaShWhcxxHjARwWXBz+RzXL97B8eYl&#10;MhZsR8KYGtBmoB7FdmFbw0fnm9e+iRpA39NxKZwRavkW4J6hb55nZK3yVWvF/rDH9dUVrq+usSyL&#10;LLKm1n2NNQAgxFcXhWGMTssR4CAXanu8qrWUSA1vfUF274NOVOPnKGHkQfqRgmRnLoQEQs6vJrMm&#10;9ZDrh52wpaSeNhYEZu8tlF+hMZOk+wuvvntlo05wnYGG71NKWJYjxmkjgTaNcXl5hcN+75L2AzcI&#10;SqEw1libNmkqj5D/WI+17pGPE/t3Uaq0oix9PA0iAAgNDVkNjWLIXTAvCzIB4zhht9tgpAF5ENml&#10;1Z7PJ2nVrM7Mur2KFfpaee2c/Mn4rbd7lELXcIsxHQKQvL80DKIAqnGdldP4zFI3olMTM7FdUBiA&#10;aAoXFztsNlvxdJkXbDZbn98eZEjiZhrZ3kNraC32r9ZR72K8Xs8+C1iMi9W/EIbZxyVWd5Ob9Vde&#10;Mzy/h2h1DquZu6zaGBOrh5j2PSVSLa2ilorD8ShuwTRgmibUOmsUvOTC2mRxChgnySw7H2e8fPkS&#10;m+fPsdlsMGy2kj9oYZRa7w2U/KF/+sOX/oFvIgP4yz/1V+kH/6XvZ5O2DeIhbCAjDYm+swVjkhMI&#10;dakaNCUpcve3e1y9vMT11TW4jS7x1lIddjEGYn7MpJF/gJK/1qGFCDKwSmb2T05qgcAk7bulXWY4&#10;ks8s/t9NIg5RFyATwA0EDTzJhFIYaFUMha9UAqVHfSxUCzHJk5VdOUYLtJyRFJ6wilX+dLZxwvuH&#10;Wmc7WGtPyghaa1LYZ9qgLDNqBa6uL3F7e4PjfIBt4rUWgPA53KzT/c4MDIZpqY+VwhFg0YA6EWLE&#10;i3ZCS0owTSMITIFJqsLNFTRlXScJpcwopeJ42GHITzAOcrzgxFU1q6brRefRymYmQWJALERFtU1K&#10;LlCePbr10QbBXGfXcMiaecgcSIRoU0LW1MvHagT3RHXqqRZgEdKVOwwDnjx5gu12K9L/ksC88X3h&#10;mgSR28FE7pFnf3D9sPHu1WoKGjlcQDMYyMdIJbaO69MJkY82srgG+jGr8SL7XvqfrF8BWqWUkDEo&#10;80zgJGb1Y6mgQwHSgGkzYpNHHMuMRgw6zKDhAKYB2+0G22HARCMOdcH+6jnefes38Np2wBtf2mBA&#10;Q2GAK5Bo7CSPxUJ6l0b7YbVvCgRk7a/+9E8G4SFI1KkbwezPsVVI8QYQYRxG5JwxLzNub/ca/asL&#10;oXbV0dRLZomk80hiZRSsnivmwyzduUMLMWZwp1TWA69OxVJT3xEWJxEh57Xq7Prxq/5OG5n63AmB&#10;q/sR57RNG67lSzxc906VPfzZeZ0nk1YGI1BKaK1iWRaRHJU4Hg4HHI9HwTof0eIIEtZv/DkpSp5m&#10;7+CTs8+vapW2+l+HaGQ+sk6zqO/TZiPpgkmynB6OR6l2V4FSRBs9Ho+Yl1m9cXQUdcAM8oGOXYr9&#10;pwh1yX/RsCkaQ4dYcs7ignny59XDkhSRyUNew05pzSzI5jFAgjZERJLZdLPditSq0IfZy2wtOeQS&#10;CrEbTPPqdoeVi/rz2xeyX/vcRmZuxHqNFnQG0IWzV/WHTv7Y5xwBZjKjec5ZYU34+NVSPR6JmwWa&#10;VpSl4HiccdhLPfJSqkJBE1LKOB6PePnyEtfXVxLLpD3ldrfw94N/+Jsj/QPfZAgIAECa/I0rcs44&#10;WmY+Bsq8gOsCEGHIku1zWQr2t3t85atbXF9d49u/6wl+6Rd/CfP+iBQMe6SLGWRGYN3UWdzpTEuw&#10;vWprZV4k3a4FZZlEDbCmla4S3dnEc6NqwelaBddfFvF2GQdN0QtIbvHNhIUEV2wEJAJYU2KA2V32&#10;6mmkzQlxlmCciqISvrjDJiSG45SsvtBVjeWtqfcKEDbM3W21CJVApUBATGpUgRbE1WEGAjAf95im&#10;EYfDHikB47TB4bDH5eVLzMcDMksO+qUKUdk92SEl4HAoaNwwDmlFHBmMFDajlTM0rcxglpQlehfN&#10;ctYMK8nJiEIsImIE1WIBWqs4zot4/gxSJrRVVox9EgKv920MlLrgOB90E4tkud08kTKOTQzgjStI&#10;PYRKWUBJEodlzftvsGYiratgRYucYFv/u0TsDE/nMuaW4qLfUVboIuk67+lKmDqTNA23CzYN4zhg&#10;yFnqAyvzORwOPo6JEij3SHWrdbyyPdy7wPob1gDFrg2IF9KyzAr79HuXQthu1fU2ifAk+b2kkMva&#10;MGxj1u9FZA4A5s5afV9D4bNlWTDnrDWfR9QmqTlqrchmYxkSjktBSw3TZgOAcJgrDqXhjWGDJ0++&#10;BdfX17i9vMFSxWhfNhuMQ8YwTshtxiY1LIdLPPut/w+73Wv46le/DdM44eryEsusMUZZNPUf+me+&#10;ecQf+AgYwE/+1M/QP//P/VEW+AROqJpa17kuAAg8aCm7lDy18+FwwDvvvINnz97G1fWVZwZFa755&#10;zkcvEP07fjOpFvYaCebJR+EffGKw6RikLTCCSMg5ZyFuuhnFWEzdQMzANA3Okez6sFdgDeHAVGrb&#10;xFhLUfIQZ4Twvba1ov7qNgyj3E/zrYAkenu/t5KdE3iz0VwsEizFahwdhgmg0u0qpHBBQHTWBmy4&#10;AEcqNVrAW5xDDuOZA8hqBNGk/9YYWSVqZ5ZqIFyWBfM8y3wrs6ta+nKeZ0zjiGkz9TlPhNTE+6ea&#10;BoiuDSYObqiAJhIL6y6so/7KQTK+29idtO+NtFANNEOpEVuVaFcaFbqly+xJOWeM4+gFakAxlXOX&#10;yI0J97XygIChr2LCsglkeER4MOJG2MvmK046s0XWd4YZJf/T7Ru/W+3xoDXWWlBIYihqbSoYNGFS&#10;RJrmJGggUDitVMzLjIuxQ3ylFhXATAg9YBhkjSwVOB6PuLy8xNOnr2GzewPTZoO5ZNdA3vtO/eDt&#10;m68BAPgb//3/QN/3fd/HzKJ+unopLEFV20EHXyarLGJoefb2M7z9jWe4ubrBZpR0veaC2eUKwBct&#10;h+9YF54tMJjKHv2ZT0AQ97xhAA3cSPdWA5FgiHYctwpw1qjcBLBIYxVND5FaCK0W9zwwiaQvrrgJ&#10;GJLamP3JmJt4ePvm0JqxLkUDK7DkIQbgImd8/gBRPdDGaZDSmonEBa4C+8Mtrq4ucbu/wbC5EEJN&#10;4nJbW0FjmedhACrTikDpU3eYQY36EbawV4GjxMbQUxjYQUYUIpEwLx4r6ALMc9EcP7Kpm5ZttHTi&#10;RSu3LYVwOOxxc6OOB7st8piQuUqlsJTAmdA0Grg2sQk0rXPRuGpRoGgUBtBkfZ8Td/Y1bdO0ZgTy&#10;jIPCFAkmKCSkpvg+azIxIpjhiDQ+wCpQCSMVRmieQEUrosX4Et8xWlTJ3SsfBQNBUmMw1HZDYT1H&#10;yCcwFt8HCBpATz2RtXYyUHFa58KYhb2P62LtbivRveYeS4HppSyV6hrLiDVITiCQRLwflorr2yN2&#10;2x1o2mFkRlkqbm9ucbG7wJRkr24vEig11LqgHC7x8p1v4Mkm4YtfGfDk4gLMktqmNsYP/JEPN+jr&#10;rvaRMAAAAbOU2qnIsjHyIGr6NAkDmBVPkwRv1V0/SylitGJd+AZlcHQJi3Rt7fni68O9Gk7G3jXl&#10;Lm0LFNCChG5SyBp7T4BLVWWZtaCISRBQKV0l2NQ9VM60lRPCxyzPeZqt0JtCM6D+fA9tT5fx4iVP&#10;ie2rzidCUUIyDAMaNxyPR1xdX+Hq6hpf+vK3SQh969ftRkQYTfG8+Bb3YS6sRTN0OvwToqcZJt1F&#10;QhmZAJyIxJGIEMpxXpQ5N5dLRUMQCGBZFszHIwhVo85Nsq8oy4Jp2PmlbS0Ui0OhhIKiRYEk2WFC&#10;gHuM6liP75BgnfRyP8aYgGS5tKOSEmp1UlAG4OVINX7bPJ8FiuyRvZ76YrvFze2N15V2TRPrtSTj&#10;/hgBY/UY0nfTG2h9YDTax7uZx1UsLkOmYa/GpzONGF0cGazXAAjrRehH9BiyIMOuoVgOoUQS2DfP&#10;M25ubvDG0wEXFxfYZODq6go3N9fCSEfZD7UIwzIadnV1hXff3eLi9S9LickkGYt/4I98c6Efax8Z&#10;A6UtPeYAACAASURBVPja176mNQNUDkkZKYnTjBRvhnhnNEmoNR9nlLmgYS/SCRMyZRQn0EF67oon&#10;OlGl9UIOOENgCQCsvKN5eainh4aeN8Ps2Wkt3HNI4wGgtgCCEpZW9YNI8jkRiDp0QX5tkohN9VCS&#10;dALrQDCzY7gUaEYwIDjYRGb3QKi+bgAvTOJ3wnrH39Mai6+1xEsICaql4Pb2Fi9fvsA0jaBE7qE1&#10;qjS3LBXzvCAN/T7mbVK1ngKbod46o7u4EoGU4Uspv76ZjQdaqxVOLIEYDSzf5zQAIEixNpF6MwBM&#10;G7TWBELS46dpxNPXngqko7dlKCat0rBFmDLDM8CK33kBAZAy9N0uITaAtSdMJGR9/s+1BHIc5/6p&#10;IoU3LG14MqKt9jOvd5wyttsdNpsNbm9v0WrtLsRdGgo7Swjsg0tEtRhJs9znWgZmTaDj3MSx6L+b&#10;wMhuL2C1oUQ34JMOhGvE9SFjXMqCRBWN1KFB/TqSjSnJGAi0B7GFgHBcKtrNHreHJ7h4bYPtdsLt&#10;Ycbx6hJXl1d4fTdg9/rrWA43GIZBC+1UHOdb3F69wO31CyyvPwHxa4+Rsz609pExAAD47/76T9O/&#10;8P3/ChPQa52iKeZ/lHzsw4TWGIeD5P1vtwfXBiQClzzoKQZCdQlQb2YSgko1UTNYyRuaIdLzCQVV&#10;wjY5oFoDdfZh1zLDWmMxyrpW4IFcBtmQSzQr6Y4ROQsMtzbpMIa4i/mjR0hyDvCRvj48wV0iW205&#10;5oc8/GS4qmhErZnBVr4/HA54/vyd7m9dOy4OwL2yrKShPWtV6MXnt5qrJbpgSNrrzBgoEoDo8mdj&#10;2j9Hn3H7G0YZITMwmlSe1FtosxkxTSOmSTSCzTToWpM1yK1JwjsdydIqailgkoRxDLNvNZRUkOu4&#10;Cq7KZBDQqRFYBqVLpeTzHpmBj42+93+2djQmhHSdu83K79M1gO1OICBKlowQJj/5XxSirODKK9cH&#10;o0v8K0Ygkxkjf2M+IPMyMv9/WzuxOqAxxzifcY8AnSkY0e9ji9V68VQTRD1lBkJSRhW+SOfCnEBu&#10;bm7xxhszht0Ou90O5TbjeDzgsN/j4uIC87zIOZOUD+WFsd/f4uWLl7jY7bB9+gR//Hv//lf6emz7&#10;SBkAIJORBrHET9OIDMbxeMTtPGOZF7Qqk1SWiuurG9weFxz2e83VArSQPtcWS590oxhBxnfpWO9v&#10;CrPlErFFpxG9fWZ0M2p9WJCm+rVV5+KZLFwjZK4JqHTb1KvFJXRKJ4s1SFkrFZvQ4xFEspcMnD3X&#10;DDdJWOf5c8ICv7dFptN3hn7GgzCQEBmFPpYFlQVrnucj3nnnOW5vb7Db7dBacklY3HAlH3stlhtK&#10;xl4yx3YGABsDY+qB3yZOoGaG3exuthHisYfsDFShOl8rwpC9VCCqurdadS65b1KXVykWUyC1fIXp&#10;HY9Hd/0DScZWBMYkdgTJKWO2Lcu7n8mYOcGigvvERMhnzdws1cVDjfSEZIyNWZewc0iAJcmipYPI&#10;Kasiq7mc+hY6mXs8vL7UoApQFyqCDcCYvQk0MROq2WAsCtgkfyjGbylfusYU4wU645S+Wt0M21Ny&#10;bE6y/8iEKlglt6QpPboGJvU1JJjDcgfd3O5xfbPHG0+32O2eoF5c4Hg4Yr+/we3NRnINtYLEVcC5&#10;VnC4LXj57jsYB8K//cf/6EepAHz0DOBrP/Xf0Pf/8L/Gm80GFxc7DCQ5yptK+cfjjHEcUQEcjwdc&#10;XvYw/UR0FuZ+blAKxP+smdRnAkmAkcwneLXA2SUuk8Q65hiOCtJLOFWjMZvjrswNTHl1/X6Nfq3Y&#10;B5fsFO8xSMi1kaABtLP+nzcFRs5GyJjKgxwAQihq0w2p35VSNC/6raQSzhJYJJGnQlzTNKGUWe9n&#10;DLI582ytKRwY5pUBagRSCOO4FLW3xBQMnQGktPYS6mkA5PqlClOpTQzzKYk0bLEjx+MR280GdSLM&#10;84LbmxssZUFOYq/iNmCeZ8zzoplDtcKbEuymhMrsB0nvnbRQzKD9i6kq4px1nHs9D2smQOpaSQ4D&#10;+uonIbyINofgxmZjk9QLaBzHHr18EgVvWnDwIXpwdYg2Kf+x9Y/6VSxVgz1yFOSEyNZwjCVb60kf&#10;TXDy/cRdqwAYOQ8679abvoeFOQuzKawCCCXkbGnIWb21gDiwfV6be7yV5Sl2Fztc7C7UbjTj9uYG&#10;b775pgscgGjMpRRc39xg2kwPjN6H3z5yBgAAP/kTf57+xL/+b/DuyQa77QXyjUj6fFzAlYBxQkbG&#10;4eYGZZbAi6TRgrVK+mjUDGpAcn9faYnXGDgHaUHgmbU/s0haUrTemQMzQNUXgkuQYCCN4NpQq+YJ&#10;qqJCtiqBwFJzICNTBtUEMCGTFoJpQMuW2nct+dl6bY1UKgqpgb3gS/E863kYMFAGo6EuFTknTOMo&#10;v/OavMcgIdNyKNy7dyB8o2p6p0WiqZSURTZKLIZ8ZrRSsT9e4uX1M7y8egtf/NIT5IFxe3tAJsmv&#10;P88N1CoGj1QFGpKKYlmCwi3K1yAxKAO0hFwApmkD5oZlaZ7nP2oCzD2ffq8NHDJDotfkZWZQbVgW&#10;WQcph3KAc9ZcNJJrP6UB4zCCuWG32yAlkgDF/R6tNozTBjnvQJTAsHxOyrhJgxJrQx53Spxi0GDP&#10;D9QLmPe/6J4507iaL70ABpe6lchWWYuNCcwJjBFEGQVHqXvbMsbd65h2ryNvnoLLAkpbgI+q7Zpw&#10;ARWOlOimu0Ura24zO11hnUOhVkYeMhLJWqq1F22xZHSS8E7GSVJds6RRWYygswtWKRL5ZRFvpkqo&#10;3MC1YjChqSxok0TiggiUCUMWbQyZkchShDC4aLYBlpgI4g1GGrFpFzi+W3HzZMYXnn4rLr4AHI+M&#10;q+tv4FBfomXgjTfewG7Q1DBEyCOA5Qp/6k/+Bx+p9A98TBgAAOy2W4yjhrUrdjlOI0qRouMCx7ce&#10;zKUcv9rC9sRPETe9/37Mp5+V6wdJ0ySeU08HixdwX2Y92Da1VRpq6lmSGoO1HCY3XlVrkvQEDEsJ&#10;HCEqBoK2AH91KkzBbS0ksiLqEcpreOlUU3nk5JyNHZ8xrGaVyPTrpRTs93ss8wIGewQrSI5lQOe1&#10;S3/d0CcQl0l9/ZntWbrGUsqymheihp7ygZwAGdM+lRCXMuvYhmR+DFi6iCErJsxiTWbmVbTushQY&#10;hp1TwjiMqKn68w66ppk1NUeWovMd90/+3J3Ad2+YpNbm+H38ezjb0sna9VcTeJKmq5C1M4xjhywD&#10;lLK6ToALH1pCvk549RKmc8W5XMIGQkS99hN8olUTdM6sv93+FveRCy32/nR8XE0RrYrZDmesLdcm&#10;NDISS99rKZiXBYeDRL5vJ2g8RdZ6AbPEjWxEgLTUHD/yZ/+zj5z4Ax8jBvDn/osfpT/5p/40g5N6&#10;X2Rst1ssS8OQBywB5gGUOKrkLXhhlOziGj01rHV18BRm6cZT/R3wSFliVXlPuAoDfq4Ql6pSTXX8&#10;kEOAi5itO6FvrcNJrs5H5tNOCb+SdhXbxStC3Wqz4aO2mCMkdjfBfwjCXRvKzt+LViC2jUQCi1CS&#10;LJM319e4vr5Gq7Vnr9QxJUDxV+sUIaV1nvxI/I0BQrO2GhNYR6XCoTFLQy2V0yIDVRhAx7TUUDCm&#10;MZitgIq+suTFH4ak2TeTPG+rWBZyiCHnQfF/gSYEUpm06IdABpZdUryDCAlJJdxI1PtnYwCn76PG&#10;+iAFPpvw/irQT0Ju2YPhdtutQyw9I2k81SCRx9Evoj6fJpXL2u+aKQcCS+iu1dXhMmFS3Cyuonnf&#10;WdO5R60+OkLIZZPf3++lssopLfAecc+V5MyLTdgELB5iLgWNGTc3N7jd77HZZGx3Fzgetzgejzgc&#10;Zmw2R0ybBdMkjGGVguYjbh8bBgAAP/Jn/kP6d//9P82dgElGxpwkOZd51VCSYJfCkTD0ndANZ7bp&#10;uz3gVJq05hCAHkO+MM6lf4MliFklJ2g8AVYGWDs+bhhFT1b79tQLYiW99DuHjUiK6fZskkY84gK2&#10;9NHxmde1kU00enV7FROwZzXmmzTdAqvn1osX7woBzWL8FChCJPyUEqgZAQcs6C2OM4d5MAN/3+RQ&#10;Zr8mlMBayrdrEHWm4lImGxMihTNIdSfRVrabUUptaprfhC7VMR+x3Up6gHEcsdlsACLxUmuaSTJr&#10;nYTWCyFJvp6sTLB7ha2Je3d9tPX8mLk6mzv0ZeQEnOCE1vMODYKtP3n6VA3eYQxtmRBF80HQmO9v&#10;otViVUuZw5ywKavQeUUXxszbz4yzYLh9SOwU9oSnDxyYiwobie4Kbgwavw6Q0xPvc98jJmhKP+U7&#10;syXd3t7i9uYWb74uSfWWiws1Yksdk+N8dK3wP/qPf+xjIf0DHzMGAAh0YHGvS6nIWXK8iAQlaZRT&#10;HoSQqQEQVv6OInEzCEQkwN46c2HX8LrK2BdEl6JXRNy1C4MxzBuIEFcYUSggYoVHfA9324LQ4O4V&#10;0ftI/mq++pFwda1Gd1DItd+9HOKz37dRH7cW72UCJs3oGOZEGHNGaQ2lLHj27G3c3t4AWjjbpLBE&#10;QM+ELM9qniDi4WSEHqtnWjMA0QjWkrN0JXm8WPJ7ULhfR7BMVWSXColI8V/CdjOgMSOnAdO0wZAT&#10;GIR5WVCWinf3LzAOI548fYrtdqfYf5V1zKxJxUZsJs3XAyHqZszkmkN/Tl9x9hrn41FzF6fd1rHZ&#10;vSDQjyWeAwGvPX2qxWC6SzX7eXx2yfeqgNzVyIn72vGiVavfTAAl9cwTY21DQyOJayDua7zDq7LH&#10;amtStc5crr3uB4TgmyaiDMohIF97XaAU+Mcij2VDN4jRfz8vuN7vcVy24t65e4qlNBwPVyil4Xg4&#10;Yho3+LP/yX/+sSH+wMeQAfz4j/wZ+jf/nX+PbVHWwioNLJqVsQm+lsTUk1LyiZLXNSp6KqB0zVA3&#10;vZ9rUnc0xmFFKOy9exw1BqnoT6oSrgzQmste2cB5R9AXINCZgDMiPpey/L3vf5Po4IxipU2AXNIP&#10;glyQKl/doiZzJv1r/1P0xW+dcdZa8eztZ1q3oXh9Y6mZG71dVlRK+5ZAtM44KUS9G42NIdjz2DP1&#10;6OpQFQ53SdnAZrvVqzefA8kBL6PV6ozleMSRK7Zli800SsKvZQIR4XDcg9QtEOjJy0BGMCD2rHFE&#10;VuZhkcYpJcyHNUNfNxMCEMYqzuvJ0N3XTqRe81AiWyNkUCLhqTKAfnhfubZtnGja4L/q1v2k3m8A&#10;liOatSIKc4d3vLVQfxdprcowK3G3CGg+Hwq2yP2EFPfNyTFsz4QO5SpXUGmCXHDr6zHpOpOxrLWK&#10;FnC70ZQaE2q5QGtHtNaw3+89bcfHqX38egTgv/rR/5R++F/9t7g21iySErJ/OM5YiuCrTIKrSsGW&#10;rjJ3SAiIknzfTPE7PSpK/2xSt74a3EJ2BTm3+xuXfg2DkVR1lxOaL1Cw5cYPx6ufeVAPXNoHi4YB&#10;Pc6Oj73P4+TET4QcQlPXyaQ56G3/2R1W2sgjRbhoJ1nZQZiRkkZOckUtSy+dN2e8ePc5bq6vsMxH&#10;h36ylfHjzjBPNRu5dDSQw+elM/A1YTSIJ3rRdCNiLM7StYU8jDrvZvDU45UhHPYLjocZtc7IacAw&#10;CH4/ThvkQYk6C1TJrFqqprBgZiyaCoBBsILvKWWPBaANhec9H/du47BvaE1zHzl/rk+aNEvreUxK&#10;6He7nWbQDWMuZ7h4Ehn9mWBz0jyS+UwTkQ1Fbui3gk59vgxatOuQEmJLn+CeeIj7r4XYAIlUj9K8&#10;7vSVtuiCRNCWHQ52PEKZQzMnAQBIqBBbVmXG7eGI6+s9njyt2G02mLaEaTlgv99jvz/gL/y3f+Nj&#10;Jf0DH1MGAEheDfGtlqRdyyLpdSXadAycGuhENS6EU+HklOjj5HPHO2kNdPpiscu4auyVpaRJtk9R&#10;mVNSP/DGSKmhNfNuWdstJNbJ1OzOAFxo4o6F19bUrbP3j0btn3kBoXsaeEF6x4uw4gDvgf6fjdUK&#10;bksEamKkK7Vo0ZSGksUT6Hg8YimLEuHR4TnfaIGx8HrocZKtGp3Ry/2naVhrXe5PL5K4EVBjCKe+&#10;9q0pKGBrR+M0yAKgIAbtw/4W4zhiu53EFkCENAy42L2JeZk1en3BUoquVUn8B0qaTlmJv0rg1udT&#10;ofB8XXah4W5h+/EzSKv3Rt44Dq7HAdh3K/nf12Rk3K++5+keDXxMz5d7NKirM59q8BIcyEyedI+I&#10;UKmCK6uDxVoAWxuC+9yeOnCsRTol9Xq8i4t30glAUsR0eyAzqzeQpAvfbRJGDfpjZvy1n/7Zjx3x&#10;Bz7GDOBrP/kX6Xv/2A8x14Z5XlBqw2Z7gZQLShEJK+cBc8jcaCXizBhqkx7dyYC+IFprKCcLrnu2&#10;RJwZDl+wGSLl4NWmymIQCPfpRliizixWC9Yii1nFcjbPA82Nn7KmF7BC5lkhBy3ugYZx2mKaxlXA&#10;TNLnXsqCcVC3NJZo3dIasmZcNS8i6Rff+f5VbdLrek6e1jANAzaTeAPdXF/h+TvPsByPePPNN9Ha&#10;0LNsLjPyZhfm41w760Q/SsonktqJ7380nPbgsK75MAtjaQ3qIy6pIEopaJbHh2QcLy+vJGMoZU1E&#10;J/nbiQbVuhIudk+wlIKbmxvs9wdYZltzZx7yAEri/bGUAkoJu+0O290WY96t150/Y1+PfRz6b06A&#10;zZBix5/MT9U8VORZ47o2CWgQX6lY5hlPnz7Fb/5WxZMnT0BEWrd6Rh4GjIPk6mpFCKYR4oeKwkQN&#10;GoGZmAYoS11rDoykSUuF/NZh0BxKhDQIbFZrwVG1yUE9r8REQEFY6n+tkVdhW7u1yhxb2dJGtkcl&#10;Yl28fpVpqOpEJjy5OsEogNb2LkDOuJ0L9nPBRZ0kVmTcYbv9+Hj9nLaPLQMAgL/5tb9C3/vH/mXu&#10;BZ6bp2mwXDK2MUwqdGHX84p0b5EuAt8NBfnyPFvTfPK+E6D2AKG0O951Jf/OtJUAbZhc4ikRgkpj&#10;kmxz9Vy3jP0eH4gNqlLsPD4F94I0EScHenyBG+FCi8dWZ6zCyCioyqTusJeXlzgcDhiGAcsijG0Y&#10;Rp+bOB+nkNAa2ln3gxnuRhkl+3hs9xzq5wjxF2JQioxBWRYsZVEGwEiQKnRW7YxQ/X7jNCGnbm8x&#10;O5S54lpuqloriLPMDguDmRfJPtpUWxpzXfU/PkOch/hdfJb7Vh+9ell6MyMwaWzDoF5cWV2Ku5DD&#10;WKddtll/Pzpk6KfVRdBLizZLLsQ46YyaYdBeThlQhII4LvY7B+RhodzselGTsfVokj+rsFY0Lcjh&#10;cMByQRjHCdM04r/8cz/zsZT+gY85AwCAv/m1v0T/5D/7L3KpVtIRmlfeDGzRbY7RsUuV3M9SRMhv&#10;Ha+/Q+w6YQ4mwZ81Nin/oWYookgpcNWbe5i+L1LqDj04ccXTK5EyPq8xm5T4mu5qfdWN0Fiibm1j&#10;SE4hJYaVz4jm6Wscp9PjuCxdCvONzM5syjLjG1//Ol6+eBff+R3fjoUbWinYbCTJ38Kd8K81EPhG&#10;626elisneslEw24CnW01dqIPWM3ZLkzMS9Pw/CVoAFLrGWQ5ghqIm7oAkkSskkRRG9MTSX/EOFQQ&#10;ClBq9xdnSE37JuNda5XUGaUiUemumFmqhw1DdkZgXnDRbtGFmPVafMXHe5uNcSKpsjaMIzbTpNJ2&#10;Xa2BeF3//IAA9JCNwBwIen/MO4nAAapzuEoVTdsjlUsEqQC2cqjs55DVSjC6YFLZI7ikGPItuJC0&#10;dkDvY/V7EObScLufcX1zwOtPJgxjxo/++H/9sSX+wCeAAQDA//KzP0Pf8098L8dFd7rwomam3+hr&#10;lC5NzQsEJ1IMIiAYrWSd6P+na8Wl6Yfml10AsVJ4JvS6TMGsOfEpntF/h0r3BDF+pQYrCC+EwfKX&#10;36Fqg3swT9AwANkkd0Mrd3+OzYiu4OUqtaW0GnaDuJ49e4bn776rwXHsgTDCJNaS/+mUnGL3pxJy&#10;P/7UqGcQQNDWlOibkZqZsSwmrVt2T43sNWKDbpsopbhGYPaFnAnIUlc454RJiSflohoSa9UyIXTV&#10;mCnJ/JqGlUJSQ+bBM4Z25saBAQZGeToxLig8rrk2oXM6jqM+gwTAjUNfdyBe3bBrcPe3c4Z8Tz9s&#10;zpxw2wXga0mmRMZDV83JPgx7O74n7h5Peugdfnl398v6lNpqPiy5no+BQkzzPGN/2KOUHX7sx378&#10;Y038gU8IAwBE6hdPCnGlY5U2ozqs74Kq+jCHP5VwwlX8ul36jwtMzklrAeastapXInFH40iITQw3&#10;icak2gCNWKAZe1nJCtS+EQZSGIIMx7Rr935b9GKEy+QosQWctshg73KhjMeZVEqk5g99vqbKwDgO&#10;OOxvcfniXRyPB+S0FSIWnl17BSG2dk9yeGUN8URJGAjQtv5ZxLhBPBILYRkljdAbsV0We96eCgLQ&#10;OACItD8Mo8sFloFSbAuRRUNyPg0ESk001SzyoRmBSVW2mgcwRPptbm/tmiwbwVMNUMYBAMSZYKW0&#10;3rfwHqkCRH9/ghQxmTYbsT2VgmmapB+BAMf5/6CtM/6e7yrmajIDsSxp3Ss+TnH99L5Ewd6YBNTd&#10;1J5T038+YpwI7PPAWtHNq/C40zmTuDaXBhznimV+DDLw0bdPDAP4xZ/7Wfrdv/8PWQSVEh+4lHeu&#10;Fdhn8r8IEdmGW0nZdmYQdqzwRXc/7NeX8x7WAOR/QS7NuGuSL+w7MoHTWU8/X1VO7lTO/eglLw25&#10;VNm5CBAT+ttYUDwG3WNofVx/v/IJj08VGIRpFxZMQyZfEdwL4uXLl7h8eYkvfukC4ziKXYO6R89p&#10;VS/rZ84xb06U8qQf5oYpME9ThwCzGbGUb+Qu+RdPNS0awHHWZHgOhXS4iYjcXZNb1jTJsu7GMYPI&#10;PovBnfqTyxiZgd+nUbNZqncWEYHGEX2t4oTZdeYa11MUek7tPkEOelQzQcPuPQ6DQkBJI24lI6hB&#10;nX6fuyDU99kYZqeJ9TzgfYKV5eCwNoyYB43XoJiYawtWjQ9rLcBm6qFhsjW3YjAE7ZMxrz4nrYkd&#10;4C/95Z/42Ev/wCeIAQDA3/s//yf6B3/fP8VWdNsCMUyCs80prS/QteR6QmSou3L1hReIsKt3vR9x&#10;jb4XI5gxlPVnW7hYq9f6X20a9o7g0A8jFLR6jkgsbGP3545jYc9wDqWlE42gF625m0kk7VNMBkcq&#10;shIItUjhjOfPn+Ott7+BN974FiQizPMsz6XJ0nqjVT97f2JeoAjxJBcCLH1wl/I73h+lf9MAmBlL&#10;EUlcvKI0rfQwaBI4qThFRGh18VS+y1Kw3W4wDIA5G7QwlpS6K6oReoN8CL0GABFh0FQRsTDKmgFY&#10;sjhajYHPg2mwNkrvUSjv95DcOh0CGgKBDxAd0YoJnK6Xs/ZAf8hKb5lErtzYGGH3nFMiTp3FdrLc&#10;OSLra9ykXbTQfUbh74H+eVChX67vJ0lqKONUmyStLKXh5//X//ETQfyBTxgDAID/+xf+Z/pt3/0H&#10;Wdw60wrri9KRLdoU0zDYMuC4AmQTnKuzcfFE4td/A7COXHxV083K8XO/Qbjj6vJSPAVWOUqbS/45&#10;PIM9X1zVquXw6tQg1cDdRgHgLi+a9SOcMwHbcA0MtOZGefs7zkfkIePy8hLvPn8Xy7JgGAYcjzOG&#10;YcAwrufmlAG4uo1I9DtMIBL+GuLxAiwsuK3VAIjSv7ucsqRAoCTS+TBI0rpxMFxeiHFZgGM7YlkW&#10;HI8HbDYTgNG9qKygvGgRGcMAjGPr7sOqwZktx4mu5t1JqTmBIepwV5zbKKOsvdvu1wAeokQ+1ikh&#10;sTI/jVqWrq4kCphGan14SAN+SECyaHlzw7x//XFc1n7/0+tHeLbFNfo+W98/p/fpe8C9ElvD//Mr&#10;f+sTQ/yBTyADAIClLKjcMA4j9sfFN1bTRcIWzUnUk3CRYeitLxwCqJmRVqEV5v4ekNwviikTJGIy&#10;p4wK9HKFQJA+Tha9En5KCZ6lmQFoGlurRBSZFDOj6gIbx40GwBW4MzvLEw4pYTPtMI0bgUq4iLru&#10;sREMbuQSb87ZDXyNG2ppICpO9AzKMKZwyhjv8vxYIPnWM6l5uymG3ggpE6accfnuC7x8+RLPnj2T&#10;uAtmTE8ucDgc0OYZ4yjxCMawcx4AlkydZemeNsxiVK2lecRtHshrB5cg4VvEtPhoq+G3Wa0IghWK&#10;GUdx3RwGydkzjYMQQfM6cnhnwJABbhXX10cs80uMo9QIdtrEGYyKVhcQKjYT4XhcVAgZVFOS+ZNc&#10;oISUB6sSKutS3ZtbqWAukiKdVQghq0pFLi2XwBzuItat6vj5V9yjypkBCNbPjQDOqKUh5xHTtEEp&#10;FfvDXryTNALaUq8LvEdWWvjeZvEH/fYncK2uB3N8kDQhqu2AkUGQwgwVKBXUCCMIhKR72+ppyLg4&#10;GESiaYknVgNXq5ynRL0RqmE5JIyIUgIxkJpo26TjlhhgMfuiEtCgGl0i0BEAEzgTvv5r/8cnivgD&#10;n1AG8Nav/Tx9y3f8I6pvK3FQjG9l8X+Eimcywvlhj0EIz48/c5XWhV5rg3CAeGPJk7+SeogAlsLk&#10;ptXc1WMzAlt4/KoX1PMPRa+IcJBsIYUpLFjKpK67GMD7NfgxC05/OBxw+fKlQj8ZjXu1qzWsASfS&#10;QhjMAEheb8FSLkvKhdJLSUZ4R71JEnU/egt6SybxEmGcJlBSCChrWcmApYk0DnBOSC15zEBTn+9J&#10;z0+JPc0zE3k5yZ6l1Pi+JjxDlYjxgcO9VFAw6CUyX0C9xYyBQNcKEPPqUDiDEbSH/s0KJ7L+REw/&#10;h6jy/pueb8RbbvmginFqJzjzOlPm2Q3xxqAJzBlNCzE1wO0ssV+ylm29rO78HnZvz5O17jxg/qby&#10;v9GZLvR1iOzRN/tYtU8kAwCAZ7/+t+jbftcfZPdSAZ3PID1mGbj4ZqcIUmh+mw80V71J/jNJToqa&#10;BAAAIABJREFUzQlmdFPx8nq9r53In2KphNWidnDfPmpSsZR7SmqFdxKSG8K8aLxuYBuPRAnIwKBJ&#10;ySITOsV1X2Uk7qAqwnjFTd4wDANub27w9ttv47DfSzK1Jhpc0bHvhN8IjHmehOjp1lBqQ1WIRyT7&#10;2TFYw/tXka6DjE3KCRnCMHOS0o0pSbCO209MktQbMrRmrH3PogGYOygAHI4HhY6SMvNItDtTAEhL&#10;l2qVLMPvk8VRrKGP+7zTbHSNEXiBdRV82AfLFksXhsiZqq1yLSgT7mGG6rgGjAGYQOAOBY+keq82&#10;FrPDNc3SnJDFBwgTYGbR5AxyUliGnAHai4lzfun31pyx9X44wwvj0DOHMiiJnfn5b/7tT5z0D3yC&#10;GQAA/OYv/2/0Ld/1j7NL/SZ9v4epiNCmn/p4+u9SWJf+OxMAQ+rGBtXe3H2SGvekgDhAmtYY+j0r&#10;Q0j5bj3EN2oOWTUDc3BpPoa/G5FlgDIho0v+pwbhuyT/+96/qtVaMY4jDscDnj9/jtv9Hk9fe4pa&#10;CdM4Se4kDhIdTBKkXnoQUClfYCvB+aumB26rvrtWZOOUBC5IxjBzRh5yIHK9BsFdLebFMaIaPafK&#10;UtSAS5o2ukv0gm8LJObPwa3ndCJCPRw6Bn+Sp2h1/9BMGzCbkvACYwLoZJBPMHo+vQ67NmT+jCkl&#10;93xqzTykuuccfG3JlR+KhAc64zhlAu6Fp/vDqnuZ7UfchaW2RK0JXKvzTbefVPX9Me3IrnfXA9/X&#10;v5MxsRgbF5gUck2mpbS1Y8TL3/r5TyTxBz7hDAAAnv3a/05f+q5/7P0rYPdIWCB6lEeFCWBG+E/f&#10;dw2BnKkkQg9390IhvT8W4yAfnar3/hKcmKVkcQLnHj3s2k18XPWmQCeUMWPm6rhHEf+erCzc2Amm&#10;GUZLWXB1fYnr60t88YtvgtKIxgXMwwkuLFGXbuw15mAMoFpEbpf03YuKgtcMIqMVIieF4wcp8JIt&#10;WVxDJJOJzAuHPEOmCARCBHMiYJqcWN/u9xpPIMVC8gCFkjTPTr0jPTl3yKA2TQVxAsP489iJtIYp&#10;jAlwEhjNZB8XZPweZwugjzUjMB5x98w5Y5xGF1z67wovrvjRKexyd7uX+Kumd74FTRPrGVzNNmDE&#10;nzQ1eK0dGvMAeHvOh7u2WroybvKun21rDF7OlVM3ND//jZ/7xBJ/4FPAAADgnV/7OfrCd/yj7Fi3&#10;zd0jpuaUZAYQ6JGaxN2E394Xj3rVowkrYj6Ooyw3k87JsRxAce8776oagEMFrRu4XaK3lL2nhL0x&#10;OAs+3mpbE56A/d8l5Z9pBg+MEZEZoQn72z3eeec5vvKVr+DJazsljir120ZjgLR+ssEC1meHs3Se&#10;iBByEQUIywx6BB+jmCU0a+4bcX3MTjkF/1ZvIE0uV0tRBsBOiABjwAl0IJUQu6FRnjsh5Wjs7PPf&#10;3WQBqDHa+njqASOwx2oCfP3cS+iMadrxSqhtbxjWzsyeJ98glWEYsN1ssZk2PnamAQDGCA1zIV9j&#10;D62B08++TlsfmPU6BYAWamKH45S5R1tET6UCZ4LvGQICOuHn/ipOJgBjnVPr5q1f+EQTf+BTwgAA&#10;4N1f/3l647f9Ab5L6n11u+NgV/fv+X11LO6V/gGSillklZe6oddWjlRfMgzUs5vDKOsZEWYjfkow&#10;0CXtiH2bx9Pp5rPv42OZtH3KVE7vf6dBmAW2Wouf/edhyCi1oLWE/eEWbz/7Br7z9tvxxhe+hGWZ&#10;wRiF+PC679FTpUusnaFZSoTaOkGwxGYpdzfKYcigwBxk/OFEUrxU+piaX7wxDDajMBhUCaVVLMuy&#10;ZkaqcejUgplXsQYmzfa+J4BNss1O/M5wcu6r4a5mMMWZDSBQQHN39Ss3zZWja8BTYKitZRgHbLdb&#10;7HY7KXFp88EG2ZzaAN4fDewOBqrRQnL/SIZb6V9rQK3LaizlcRVSdVdeef7+lJEDPNS/qAKEfUfx&#10;umYE74LRzdu/+Ikn/sCniAEAwMvf+Nv0+rf9fpeJ6DEgftxdKnz7+8e2MyYQf0vI6rOfsxUEj/Sy&#10;q5PGCHxNk25dlbbihSPB6NJzV12dERqE7ZgSnPj5EPD5dc0l9E6i/x5azhnzPKMxMM8zLl9KZtCc&#10;E+aldyiAGLrZ0In+iZTbCaUyLCPeauDtthFlBHJSIA8BOlK3THsv16qoWg7As2WiayHzPONwOKDW&#10;iqdPn2omTfMs0vTCTfBqz+Zpa9JhKg0wC15KcT7s2VN2H1HHzCP+b09kdyD7GNbVqp1AQNVjI0wD&#10;yhinCdMkdQ+4LepCja5ZBC3sMRvldH3F961/8HmKTL/3T2tOq9WVlYmtSPzpoz6qd3f0N6oVMojy&#10;Pank/ykh/sCnjAEAgfDBiCuvFu5KunRpBh3zJ1vW8qaV2hEZwDcQQSInob7lsZhFJKJDlpzpS1lQ&#10;qzACK2jNDOx2W+kpY4V5N93ERSEakJzbclfVzRgZPV9KLavSehZo4/0KuP+yLDBQ1/rr6ae1RYNn&#10;NLTaqzEotu1GsikNqy/1RvLJcMLlpdgADsc9aiuwes2SEK2nPihlUfdwhYBkKGCwT5DTHNYZcj6z&#10;iSASCU+3oRqYQjHiWqpEhhsySTQsTTomQ8KyLCCwx1EcDgccDgfc3t5iGAdc7C4wjpI9c14WnR9S&#10;G0AVBqEETgyuVQvHN4ybXWfkzN1NVO0WlizO4CdSLNyIkiXWszV/SpkGg7iCYJEAsAXY5QRGRs6j&#10;ezdZXMjt7S1ee23rNgBZOMG9mML9T9bF2b7ke9xBuf8uFcGkHkNO6iY89WA7Y6a1Fo/6726hcAjI&#10;UFYytvsK2aVva1tn5owhJzUOhnIAh3d+6VND/IFPIQO4+s2/Q6999XseFlepEwVfRh9kam3BreAR&#10;BqWMcRQoQiIss1TOKguKFuIAusRruHdVgj5OE8BAsmAtD2CSa1l9hCj9g8IGs03CClMYh0PYIB9i&#10;q03SJ6Rxi5QyXr58iZcvXghRVWnYCDvQS202z7US4DiDWvQ9s3pChZz2DvHAgR3gZI5Xcx0gtUyC&#10;/Y/jgHGUtMwdSqkqkRYleubj3xlOi8TbiEZtfVkRqfTa1KBdkbRAzMrvvj/uqvn3UXu7Z9E6HN6c&#10;wgamqFdToUPSWqth/QRq65/7oJ7h5A+0Owm/vfccUAzD0LouQ11jPRkPWk3muvG9H9Zf0elFH2jz&#10;i1/+VBF/4FPIAADg6rf+Dj396j/MRvjOzGQBTXFgwIlEJOAP3+tss7pkI7CGpAxOmKYNdhc7jMPo&#10;CaPmeUZTG4FtjNoEP6baVhBMSgmbzQbTZqv3VRXZNZB+LAmoCmLqBdvpPGyfz7bV+2kuGupFAw4L&#10;gFXT2G52GMeMt5+9hWfP3sI8H7DZbNAL98g1LPGYMQBPh+DMq7sh+pCn81KPNpcrl9AVwXDZEWKT&#10;teRvkg5CXoH5qMnlapUsn2orGccJAGGZZxARliIVtGpbtPj3gOxQBbltQArBVC0bWYA0uEcXBcke&#10;8f1J47s+3QF/AObh1bVgZwB6bSusBNNiFYOX6OjBhRLxbqWz6z/UTm0bZwZhUy1aApElc3NeEB6I&#10;wxeygSMqetYf7m+iFtCTLgKG79s1CXBXUocHtX0aiT/wKWUAAHD9W/8XvfbV72GHgNAne0X071BX&#10;5QfL2/CYFqRqleCaEjSUipmAPMwYlsGDtlKWNMPNC53IRjACQUVy1hyOoiHkQWq1jpo9cp61ghXZ&#10;JhUYCLpRjdh5sq0I2fL5Av+wmtsAasUwDLh8+RKXV1eY5xm73Q7L0iEEo3duZNT3wpupawCBqEi5&#10;v+79E6fWIR/7YtV0NRg04wZiUjiOUSs5oW61aFbQ6hrYMAw4HA+gmbAUKbfJXABAisdT84pl7lkF&#10;9NQUrk1IdDKCvUJ6eN5OMf37CJ89bnPwPjKAsCfYGG2HQxMljMOIzWaDWg/a99WoodtlXr2G7iL+&#10;q++syxa93r8ADGoyYcLO8GCHLggQgpgXKD6H/wwKVHUYEj9gfQMMGuyXkXU4X/7qp5L4A59iBgCI&#10;JvDkW3+fMwHA5ELuhOIuqeb8zaubabIqvcC9E+Q+rRTc3t5iWRZM4+iGPYEUlm6sVExaasdqzhV1&#10;lbQCJnKeEJFSCjjp89gGj33Sf7xykNaN3xiN2sPZHB/z8He+ys2GIWNZBNdPOeM4H3E47HF7e4M3&#10;3nhdpOBwXrSfiE2CXalw6CbMnTG7CBzE5/eu3KnY9TNsDFutWBjgJnYJiTou4KZJ5GrFPM/e75Sk&#10;9nHU1ARDH1Y5loCshLei5ow6dLjIU1OEuVjrONZdds3AnuHeFWpz/QAE1EGkfreUpLDNbrfD5eWt&#10;MICTADW2/nxgDVJn7mwfBvucPyw7w3ZiTdYX3dmB2N+lBXBMO26CkAkXusCi0Fiuf+1TS/yBTzkD&#10;AICbb/wCXXzlH1rvE4JLv10I5h74FVTLRzfDLjlsDmakcUSrFaz1YOeUPFWy+b5EH3CTEFtjaMIc&#10;76QRfSjkI7cJ3j+h/x4ZDTgBdM8XkOTAIsIHpv8PDwzGcUSpFRstM7jf3+L58+f48pe/jFoD0SPT&#10;hrpE5pqYM7coDUIwdXWBdBfboC24BKwnrc5meAJBQHz5JUC3QitdAsqQWQ2RZREPoHmeATA22526&#10;I0rUssFRpPO520nRd25aP1n9yMEK++TRs5AmsoSF7M+7QkEA/96FgRPyfSq7dCIaiH9cL2xybh8n&#10;Y2LTZtK06yeLxM57hA0gGn/d9z+cR+E4oPevMZDS2lkjwnvOvIk0wJLjtK6YZByHdWWwCIKasAR3&#10;py3X/++nmvgDnwEGAAC3b/0i7b7ye098CSGaoOmc5iXyGOnqpPkiVheVuLnkAFKsQiWdxkJQuIFz&#10;9kylRsDknARkllxCIfUx0cGZhPQxEre+yL04S/QwUdUfBDQ6jxF4f+1U8l83qSq1QZkXkahKweXl&#10;Jb7x1tfxXb/jO0E0udTWmF2TWmHHzD62RiQEsiCAaoe7iLpB2IzBjc/HKIxVtWA5HcuY6AsQDyFm&#10;Ro5J3YzpRqlatUoPOFPx1OI8LLur3Iw0N9EgBebVgwkkrrc48cTy/oTxsH6Y1OK8/xWL1iXrcILZ&#10;AIiiDaAzgVWqDR9GVnbxOAZwXzOBp28XcwBgSNG4Xp61nwRf12HrnqTAQH/GKDtonzuzJF9brlWo&#10;YLZ8yiV/a58JBgAA+7f+Lu2+/HuNvPiGlYUjb95rMY11C3EAAGw5tlL6hs+DhtyLWygWE837BkCy&#10;vDVCQJoykqrQQwy8TDmBcphC26AWFORBLGHrf6BnfO+tlAVPnlwgLUWfo+D6+hrvvvsulnnBZmOu&#10;rFBC2gtwixLQy++tpDyGzpkRXxKioVKjaUArgn8HA3AjPBA0P5PAGbMaeZNCOoRRyyTKfFkqayAh&#10;t4ZhFPhkmkbP9d+4oVZWOKmt/NqHcZTsm6HyGrfmQsFdzdeKjQPu1wDubfqsXj6T2sogbMx0da94&#10;0SBMPNSi+/Dp+75dzB6hd+J+i/v6/uB9wR3zP/stdn39+/Hqs0H8gc8QAwCA/dt/l7bf8ntc5BOS&#10;bRi0qoOG57sAKR9ohcqaBwJjoVm/kstmVq8SK3RRC1IasNtssNlukUaRCBc1ANYQlm9FTUwKhDIE&#10;1AZwRcsVTOYXLgFmrTXfNF0W79JRnYvkwEkJzKRwRtOgpQS2XDWm+ZjtQLURzyePE4kcDDTGRBot&#10;iuZjyOi1UqfNBu++uMLu4imWZcEmTZhvjliujpivD5jGG42sTRiHATlvhUgoRAVeB3KJYN1TdTR9&#10;XjMSM4JBvNlv4dVKcipjzXmSFNNN1kH2bKHS//GpSOdlOeJ2f4MhE9548zUQAYfDAcf5FrUJk5g2&#10;I3bbC2y2WykMD/Ei6mmsJV+Q1DOQOgWH/ay2AosQzrp+VLpXyKgxS6qJKL4DSFT63EWNM76G3yyB&#10;nqdYGBi1MqgxKjNSy8gYscEOW7rAk/wU8+EIAmGznXAsB1BjDJmwlOrRwKd6oM3PmZedvVq/aNSu&#10;FkjhHln/QyIgZdRy0IIrUuuCIHmcGM3dcRGHxKBYdCHCerVijqaRpQoK+awOl7/+mSH+wGeMAQDA&#10;4ZkEcmy//HvulSFEcrj/GmceemfiV2+77QWyxwBolacEkAVxIRL/7nJo7pC1NstQdlIlKpB75ViG&#10;Eqy8ZMxS5sf2742J+d6x/x1DRyC8hLBrXfV+TDMYhMHIw4jjPOPq+gq1FO0zuQGcLDGdn91xWlZp&#10;jlx1M6IP3/QRpnADOPulOjFVxtuaGQ4jUSKpC5AScjJptSpUQ1oxTDQCvi56ikAm4s4J114sa6kQ&#10;/l6zoNaCWipAs2sDVn/Zi6Lre8PbexRu76dBlqfxJ/G3/rWDJHCbAPk3PkfQ+X6cg8Cpc3G8IbrR&#10;lQHqsxK8hYMmE58TAQLSZ+0KrFJw6m9dPznZgw8qCrommPkzR/yBzyADsHZ4+5ccEgI6QT9Td4MU&#10;sXZR4xVxJcALZMRAncPhCFMeyFz9lKATEZ6+9sSxV/uragS2CGB4sZKMWCdVe7zqf2zdm2b9nXcI&#10;0Ohl86ggmBnCjkvBoNovxDAafDfm0N9LPYDs4zpNI47HA54/fwfzMvdsmEmqTZVakFMOcLeTf/2f&#10;z+9n9oCT7d4hADgUZknzjMiWApX4JaqZW3OPl2EYMA7CqGuVaOMhq4vkdsLEE0o9ejRyUs2sl3vU&#10;Pjm20fvXNLtpWxZhSGDk2r3DVlCJwVZhko2Re9nDjp/4PJ0uibXNokNJK+KrheyzxgE81OjsjY+8&#10;3dR/Pp8iAlg0zGhnMEgwBSOtjwPW9ohz4r9+/4oee0/BhOXmNz5zxB/4DDMAQCGhL/3us1XSF1gk&#10;MvIf6WJ1LcAkajnx7B7D2INpoJK+AUogwu3tHgAHJsBSx86Kx2jRXEvZCwjxIAjhbFgbC5m7Z48g&#10;SOTv5ZamAShdsprAq6Iwqavq5lljJ60GhO/eY6FJ2cbBc82M44T9/haXl5c4HI5Y5lmqclGSFBBc&#10;kEbRkiRpXU/W1v/vcxPcusMvsqmNYZjE65qW1xRuKAXAABBJWuXCAtkMWRhAUSiuG+nhjJqIsNls&#10;MQxZyliCFcLohDilLP1uVhtIbEA5JSlJyCyQjME73IOxAKnOddqiFucJAKMmx2rYvMOO0KVrXknc&#10;q/cAch7c1vHKFtaEvwt7x+bM2EBMmijEvAks50yp96Nx1Fb7OjaPIUSR4B5GEGNKRJBhe+P948PX&#10;P5PEH/iMMwAAOLzz95wJxI3gPsJAIIAQYkNCaMm1gLCwVq+GppD6igMxxwiYUZcFK0JqTCUrnCH+&#10;cA7/GBEz7aCd4DCy6ZMbkXNOSvy7pN+lazG4pkTIJ5ttnUoijAGgudfX8EHvvBE/eabWGKlVMLpx&#10;m7nhcDjg+uoST978gtTgzVqPuAI86Lm199mUoU5YtECf1yUMmpv5hMNJQicqQdPixuAmBLlqKgQL&#10;+MpOdyWVAzepSIXSsN/vsRTB/cdJ000TdR2FGyo3j+mQgvRqIzGXXpb0EpTN86UCTeCiXmuaUMKK&#10;EiUsedyAzLXV1IVz+T4/5N/ZIK6Iv66Bvu4lrQiBPO/RQ+0uyvmATLA+ltkvQqvvg1aj42t7hkOM&#10;5quIvz6gjgl8b60iRo5vfWaJP/A5AwAgTGDzxd+1WrfuM0+pQ0DyEsTOaBgVJmC4s63deT6++uY5&#10;9d0NAOb1YkAycyhSkjrxYnFRbEiBOJIiRg2tpUDoVdIiAmCJ6EzrYABa01af0mrikp1LHb+1h71X&#10;w76jlVKQhgkgec8sScSevfMMT7/0ZWx3Owx5o3aQLoXWVj2VhQ/y6XuTJFd3DEBR64zBII5V7IQS&#10;0VotoV7zPsuJVTO4im2mtKKeQTJlr71+gVJEAzCJXArQyz2WeUFR244Y0iVB3PF4wOFwxDD21NOi&#10;XbDj/hIIV309GOHPGmeQiDAMa08dnXBh4kEriNpp1ALMGAxdDzZeeZDCMA+2CAu6HNMFGkq2qtC1&#10;6PB+JZCvhI9wDcA1UWFYWoYoaDh3S/763IH4R9rfjm9/pok/8DkD8HZ8/ss0feG7uavB7NI+EAgs&#10;VPqMUikbRgkgGh0B5CybyNefLfAkC7oe9yuGAl5DOlDc31Ic2z0NpVqtc8KKERihN99qInbNwDWJ&#10;hp7ul+AXWQXvcDfe2bN0yCGqLid/JCkOjvOCzTACzDgcbt2r4xvf+Dq+8tu/E2+8/jp4sn6aFC2e&#10;M5QjaaeT+8XX9Vv7HP3pWf/pRDlhMYILwCuBAQpf5dAfZpSliAsvswZ8NRAlDebKIMoCLS0VpVbM&#10;x1k9fixz6YDWGvZ7ySjKh6WnCrd5QK/YJq6SShjVQ4lzQmKJH0m2vu6AH10rCDClEcfuRspBmzK7&#10;k9hFxvdgA4jpvOOLxUP4sVGb7l+K4GIMAOrY4Md0jx4bH6sO1hmczfAdY+GbBp4L6HPiL+1zBhDa&#10;/O6v0PjG7wxCTFCfY4tagIkvd2xAAF3qNKKYEignJBoEBx5OpCy/jEkrPdFZThmcrGSgZZ3sx0fc&#10;vuef6UxgBZU45rveMM4D+gP0QJuuUgRC+upGSaqOmTZxXGbXZF68eIF5nrWqV++LXVYIsMAm5AFP&#10;7NqWB/CEcVszJTikse5UGAm7p2L6UskrOxOQYKhesLxqKmcwIw8Z+/0eBrWN44RhkFxNyyyR36YB&#10;tMpqWGWP6F6WBYf5KN/nwbUA88BJlDCMQ+g2+e9rXJwDQ44CrwVa9VoCq+ZSBMLYy1Gk9ouHJxh3&#10;rgObhwfdQNGFFhc87txuqgH4df2ifsc7tdIoMRGA5R06EbE+0+1zBnDSlpeS+Gn75ncz0N3wLO72&#10;UXWCiVxaB6+DejhbMXfNXV86UdWT9VV9kxkYhh58ZDmBLHdMC7izS0dsRLPDQCmtK30lLZzCnNwF&#10;NacEGoUYMWtSusj8VoyCFLKoSoyCusShGD0Bm+2ExhUpZUyjQCU5Jzx75xlYUw2UUnA8HpHSBG4N&#10;c53BYM+HbwTRKzRBYRLuBWFWdopADo1pxFd7lFolYdu4mZBTRi0isedJ8/xrPYDWJG3zbrfDxcWF&#10;Y+fDaDUU2COAm8JAy7KgtoZlXgAQLi4u8Prrb6C1imV5S2wJVWpCpNxTLyf1gmJuXkUuBTuQMNOK&#10;ygSeW5fw4yuzM91TASa6lLZWAZC65IorqqW62G63eHJxgaoxC5ZWw7KDJkrqkACXHBIg2m3QsNY3&#10;X88OZIvAIDp3Pw3QTtRYukbBXqBnRflPuUAIsMPyzudS/0n7nAHc0w4vfoWMCXywFqRuBElLN5QV&#10;XFmpsidEl9m8Tuz8eEi3NwBQSZn9vpaKOFw8nOegAIxQrvBxnG7VO5rvO4WKiFcExphTqwo9Qb1t&#10;SsXxcBDiWoUIGQTQIYOQhdIxe/8iQBz67KriW7+E/64hIPvN7pCzMkpoDp9xRGrCFAB4cXRw1f6x&#10;amMC2VReMI69j7U2D/IDC8GaphE5j9jtdpimCcuySHH6YQBl8Ywax9E1MotBEIUxnTCA9RhFeCe+&#10;rqaH1/l44oIR6M/WQNfqPD+VJ4HrDNWhnLui508k/Ic2kDOIxitCv3JEePUVgBBrsHof7/458b+z&#10;fc4AXtEOL36Fptd/5wdmAivEyLB3wHFdayvDlS9sdonS8erQ2Bd6kHhPGELXggNiS51B2HfM0Fqr&#10;LXz36sd3KRMNgiTXADmh2xogNggzCi5lxvUN43a/x7IUECRFNqEbfd3Ip8/TIBGr6+e/p39Ky1bj&#10;5WhEH/MepAYn7I0ZCd0O0bjXbJakbz3aexiya1e1FpRy1DTPAmtZ5bbNZocnT55gownWhmGQ98jY&#10;boUBWFqGHu/BalfoWsDdEjXOYUp06flkwAKTFy2D4poJthArtmOGLm5xna3HtI9qDKi7e2pWp1Ny&#10;DZtDXWuiO7SHO1pShnNHz3r7nPjf2z5nAA80ywW+eZ+MYEX8tZkGAOp+3i7Ngmwn6pdmsK36vqcR&#10;7hL2KaHum4jZe3H2GXZPfys+8mSxAYGR3NcMK4+VqRySQZfkjMBYsFQtBWUpuL66xnE+giGSL7c7&#10;fNd9bDoxJ9cEQiZ4wllhdC/TGbUKCkibMtVeCGUQTUaLpd/eio2iFi3eo4FLFiD35OkORALE1VU5&#10;RwJYpPthHLDbbrWWg8y/pFzegElyBw3D4P3w0paAF4oxqb+bYYIEf+dYrY8zKWDl8w+NKUlyprmU&#10;muYxDIPXk5DYiXVx9hZUUdcK+od+31e0Huj2PjUAuz+rsKP7RfD+558T/gfa5wzgke14+av0fplA&#10;37gcmAGrNqAboJ1SW90IKSvW3rWB2KIx188hYwx39ITibcihFJPkW62oxpgeI4Elcs07XtYYg2S+&#10;IM3tI2wiEVDUEHp5+RKHwwGAYN+NjUi1fjF/VnlGh0D+Pm1vY7CtNrTcXWyZGaUcleiVIPEnh+Ws&#10;tKcllcspS1wDy3XHcUBWLaBxQ13kHEC1D7K0EwbraFyGQVCSi2Jt7jTGj8B4V9pjn4voJhnTRnTX&#10;z4aEFAiw1pJOGcOoKaoh41M0d5UxCW4sOZMi7HMCAT1kcP3QKPTnUv+j2ucM4D204+Wv0va198YE&#10;+sHmucEdokTfzHJIxHaFAEie+HR+LOCE3wjjCi93Kk/w1MnOIIDT1AmSBkECoqhWhzge4gGuKaxh&#10;4i69sRXz7rnunTi0JhHB+4NHCtv3Vpw73eG9YuNIRGjUpUX3kgFg6b1XcQQUXlYamfwnAVuai6cW&#10;H0tLOjZtBrz22hNsN1swJLfPYb5BKVULl6sXkbrtWrQwQVM/FJGgvcpYayBztewqSTeEohdCj/Nq&#10;4whmcDMNrD/MaryClM4n1wFLWgxicgZgxYxMA0iqgZg3m6+h1Zi+ys//1SzAtAl7br/XmVZ77wX8&#10;2VwI+pz4P7p9zgDeYztcvVcmIPK1IAYdexB3d/ai9NY80pNE8h+G3Oum3kHkjZDHzcLNYAihAAAg&#10;AElEQVRMYd/fZwPox/pehRqniZBaWhPye59O/zms0IQbJGV0CmkI1FLRalFIWfp9c3MjEBC3MwaQ&#10;UgJZRLQzL4OW0ooRRAYQ24qAOtYVDghQQ+OGZVGDOzeknJByQpsFArIEcBdPLpASUJaKYU6YphnH&#10;oxq0m6aYBjBkS4Eh10ypx1+Y19N2yDYRsJXgRWXC2MdxFo8cg2JCGmmHhYLYEVQ+49GRAbAW1AGj&#10;fwfR7CT3UUZOCYVsDYtQYDaKtUXlLgjo3qWjP/fkf0SSJ4va+Zq+r7WwNj4n/O+9fc4A3kc7XKmr&#10;6GMYgeErSvxtT1upXt/j+iaRRXlqigF336RAwNc3ONH+AwRkxNIEwS6iB8GwX4nRibkf+QADUCJi&#10;BMmMvVDi0FqTXPcEz8IpxlTxvDnOs7sgdsM0XCKNOWDseS3+wV9hxD94nyjcJMwz4FMMj9QGuNde&#10;UOFWMndWJGIk7WOp4rFEKUlNhtY83ffTp09RyoLDYcTNzS32+4O6zyrzaFXH3wQB6aG5iW7tsVwB&#10;6JKwxUuY+6oRaY8tiRqhzdnJawp1hu37PpIdSHJBITBaC3CTspdJhZPmfWNOK9ivNzr/6hXrx+cu&#10;MONHSf/2FAygfE7830/7nAF8gHa4+lUaLn67kV2VsIQwLEqEaRjduEaUHUM233tw32xGKLjBoQ3J&#10;5WOEM0ruDaVUkRZXqjMUeB1Aib1nROovj9Rd9xgoiwQiJU9FzABXEDESjcjjIFCBEggOGgWgEmYW&#10;CEkMst11UygQsBQGcwVYn7E1UGJMU8bx9gq31y9wuL3CxcUFpnGjsAuQs3jWpPT/t3c9v5JcV/k7&#10;996q6vcmju38AuenRESiKAliw46AUBCs2LCIYMOe/AVIiBVLhAR7JP6WiBUCgQREIaAAie04cTKO&#10;PZ7urqr747A459x7q9/zzDj2TMZ2Het53uvXr7q6uvv8+M53vuPhDY+uCBmJLEJdZ9BDCWgVAWc9&#10;Fctu9XXR23KZ4bxAVDlH5JjVwRNKFhp58CN4kqbw8XgP0xQwTSIURyzDYOfzjJwSZDIj61IXL1Ae&#10;AcM04vr6GvO8YokRa84I44TgHQpnUBG4zwcv6qROqpngZLI4lwLO+uIS64K5Di5pz1KRRFmQU0RE&#10;H9iwvVrfKHggpgWDcxgGh2VJKDlhGAaM4yAU1XFEygMkoOtrXgg5AfBZ32P6f30sqjHVoLF2r5a0&#10;sH4WVB47ZzBnXQkqgStnfb76JcG76R85Bsru/H9u2wPAO7R0eqkLAjetR2Rb1koVF7fmX3Ps8ldy&#10;/8b62Q7vWMYmHyTTyxRMVz+DOhhGPQZ+49xQB6yoPradqzBZSHPC7XxAd84Xz1xYNi3jtkzZ/uvv&#10;BwDLMuN8FviksaOa9hGzwgIaJGUZDGmPgowHWDPGOh2tAcCa1C1R7jNgBnPUKoFUodPXACDZs3D7&#10;wSaRPNTBtfM8483Xz5iXGesS9RlKwCYXEIBKE5VtcE3u2Ty1r1If6vx9q/jAQOZcB56ysXB0CZBw&#10;Xnx9zzQIqPV9eBON2zWo/aPL2/pXiXTrXOdeG9yGmyVk/966pcK8/X5883xYpSm6irmip10g4d35&#10;v2PbA8C7YOn0EgHArYHAKuz67t3iu5dLN246++3y99KV/pcfYlgF0N2/fQjVcde+g9zUnwtbU1Bw&#10;lfovOgcjEE+rWi4jAKOtYwRQaYQbOkj3kT2fz7h//00sy6LPLwEgDIMwblKmCtM06QvSLNHkCtrz&#10;hkFCFU7owKwKxfW5aHO4tnXLpluJCMErS4cSfAg4HCY475DiinVdcNJzjykp7KOTzsqskWaq6QQp&#10;xFSsR+AloKgUhA++Nr3bvgKBx0puNMzaAEZHw91AJhV37BKBHkrrezZcV1BWOfLaMyAMYZAgzhZ4&#10;bd+yVp2Xr34v2/EIKE7dTGZRWp+X9SNqH8ReT/05nT64Es7vpu0B4F20dHqJ/NWnLt72lxWAZOUG&#10;BZkT7T8EBg/d3tTTo3LnoGvlTbKMxoJNS5nqubBmlnaQWqrbghL90DWMWf+O7UFRj23PRY5KCse2&#10;iMRgkQtAqadR72vXLCUcj0dR2ESju7bKaPvVHt8CgGvnV69Pu79BIATawGXm9K0/QZq5g01iWY53&#10;pUNa4yhVkve+SjwTEcZpEndrC2F8kMojDBhUwiMECQq21zmlBHKkG8QEfrPpX7kGKlmdSwsAvYx1&#10;FwBMn+my8XvJo+97KD3DxhhFmbnbk6ABwBHGcazwIgA0umrLDbaZPj+S46/3vuxl6MlaHWIVaKs6&#10;CfH4w935v0u2B4B32fL5ZXKHT/b1NuzNK59bcbqiHimXv//QidH2g6gfwP4DbcNV5ghJnX9x4l57&#10;Vct2LvV/tdS2zI6h8tIsqG3KCT7p/tWaRFP9p1bmhrWjOXeDgAhtktd+r0+vc+aM8/mEdV20B1Lq&#10;OZYifQPWygVkVY1dU25f22S/VSA16FoAcFpNOIU47OIoq8g2iOn1d44wDAHgQZrB64x5ZgAZIOBw&#10;mOrrKY8R9GcZABtHWegjU8KMZZmRlQk1DKG+JwozoHsAhI6aRH5aE4HNDoMuUy6XGBywCQBkTeDN&#10;/bi+GnZsste/ZB3wkuMMw6DBqyAEaZrXKqK9JaBvp8s32yPYxYtGVJ+bQEFbW+9/MDd3PS7bA8Bj&#10;sDL/kDC90APeai376rneABpn3OAI5ZXfllG1gID6mbm1Aug/PpLcdueh/5ZGv+wdgiwxz/C5p+nZ&#10;FG1jlPR4/2X2D95CWpfXwx73dDrhfD73oQlEEoSIBlApKK6ACmDrHyXRL6BuGb0hHz0t1HnXZf/q&#10;/E1TB7LrV/ydNlZrz0QgofM8K39f5B1SXBFThPfQyd6iYnBCW3WQvofzruL7OWfEEquSaIP15Dm6&#10;QrWisLmDnJJk5LlUaI4v4B85yy2EeFkxebuiittbw7hWER3UmHUYTi4j6eBbkEBjz1GPyBUq6qGl&#10;9vptK7KHG5EOFRZCIasma5jC/Mb/7Y7/MdgeAB6XLa/IG3b4pfrRsKXnpTRc1jL5hmmryFj2cC4h&#10;pVwPueX6A5fBgbv7sAYbWwnZ38vgHLt/bUwT1X24DMs6VRG0CpG1cykAWJlM9piX2b5VALWkV8dr&#10;/+aScTzex+l0RM4RzL5WB1m3cxEYKNrYhMlhA3V5zsYhWnVhkJFm5oUAKmA4uNrnIBS2nVsOHq5q&#10;M1VmiqqDEiV16IMydDKC91iXpWOw2PS0B5WMUrxm/klUWzunWEpGSiuAsGmoSsM3C+tH11dac7ww&#10;d9LiYiYaZwcmsgG+ix6IQWeG+9vrQtBjC/7fD+pBKxuwyGD3QaNAVUFve291QeBhcySovRkHHReX&#10;16DY68A4/+x7u/N/TLYHgMdt8ceE8ZfrJ6Jlw5pnkWzjktWMrvL+DRMu3fSlHsK+k/+rzL/MVXXO&#10;3d02N9DKAN4crDGTthWBfchJM1vqpK31uXQbt6qj3wSl7mfF4quRZJbzMmNZFtnKxYaFm/Cdnk9h&#10;OFdq0HIgFKd82QcFAK2ILMBVWMQyYpf1Oojjsx3LBrnYcxBVzwnjMCHlhJxlJWSKC6QxasvNdQdB&#10;LsgugygjCV9SJbxbbyLG2DWj5fUovbPXaoAvbttEfd99hGvQK8KcqpxZuvE49j50wdfqqa6H1PtL&#10;5aRT6KbWaVfk8jwu32l9SfYAk2TfkH593VTP6Xj3P3fH/5htDwBPwtYf1WrAhmus+WurB60SyIrD&#10;MstibubzjcP1nzsXGmQhH/62wrJZ73QvNdu7IOAA0oyv5IIlyzpL5z0c+0apBGmPwSGV+MCnTmgN&#10;AyKq0IjBI4lFSO3uaz/F+XzC9fVzWJYzxukOcooIhxHMtlO3iy3KNHHk67F7eqIFMRNgu7y9sUt0&#10;B7AfkC1h1t6Ec4SUC4YQ4L1BTYzDNMEPE7zzKGlBzhEpFeTEWFmqAedkqTpDxN6u7zwD7zyOx4x5&#10;PmNdI8ZpRMptzWdfPdltdSXkjeuq99Vqpm9w12oCjJs0YruKcq2W8ypVYJb33DAExDUiriu89zhM&#10;E4ZxlP0WqlYqwdRtguSN89OKo5EcgEYFa1n/JeHAKuDXX/333fk/AdsDwJO0+GOi4dPcsP2Gd5sZ&#10;1fNBH663b9qe7RMyBm6Kud+0nDOsBuHSBrFK2bJMHvLI1Um1AS3NKgtjjSvOpzPWdcV0yFhjxLos&#10;ulS9ruKRf/spNsBS/o2D7wNBzbIvHH+9TQNA1o1dFVNXp+Sq1AQjBLTVnCUjZgl+VrkxZ3DOSDGi&#10;sEA/V1cfQowRp+MJ5AjzPEsFUWRPcElrhXzAzXGyLpWvZ0vt6fY/WwOoD7T91S/FIB/USkkegnGz&#10;xYqKvdfXblM9MGy1aNEg9Uhbw/rXq35PN37HDLz+yr/ujv8J2h4AnrCl00uUTsDhhS9zw/EbXssq&#10;RSC48iU7CHhYSf0gE5/PbZXiwyt0WejODA9GsaEudVTCk3/wW4jBtTHryG2E7SxDnecz7r35Bk6n&#10;I67vPItlmRH8CT6EqpzJXVbbng3ATjCwlnHaF248uf62GrvINpoJT59Ymr8WAIhE9mEcCczX8F4m&#10;u1NasMZVtI2cZM7OS4WUs0PJjJwTGAXrHHGeFxARzvOKGFeZ4iaA4LXpLoHWmR7OzVduG8jU4ROZ&#10;lEKPuzWoxvpN1bPbdbr4mwoNoVULYK3+fNsmZ1VEQemawg95B1hl0/VA5D3U3oDMwBuv/Mvu/J+w&#10;7QHgF2R3X/k2feLTv8bSqNX1j5DRd2sqtlmA3mlZ7+DRHqd+6DS97IMAcOkib5qM4hOouA0GXxt8&#10;D//81wDQc/nbNCwQY8Kb997E8XgfH/mIMGWWdcF1CBUie+sA0F+PmwHgthkKuyJylKgFmQ61FWk8&#10;Gg2UOcN7h6tD0CUuMi8wLzPO5zO8ZsnDOGDAgGFgjOOIlLni6YULUiog7bFAr2HOGdOw3Qntnds4&#10;3AoRdk9gC6u159JfH3veBi1tYn0NAqj3JTZ6KSrrqJRSBfAMtmwzAQ/uAWztsjlMG+f/s5f/eXf8&#10;vyDbA8Av0F596d8IAD7+qa+y900p0pz/Zj5A8enG7HjUz4zlgkYR3X7/sOOYUxCkRbL3XlTuoUa9&#10;q1FYwRrRylLKueB0PuL+8b5OItuuYdYGaoOA6vPZ/rhx+m9VAVxeEwDIHOtN0mxVp6nQiYRMj8IO&#10;Rkm0Ki2liMwZ4zDWpe4+SDVQ2JhU0tDPqqEzL6tQP90K57wsjOkG8Lyqb1oAWJblIde3r4D0qdSn&#10;ZxenXT27Nqaiandm+zvrFWgFNAyD9kC8Ql3QHb6uU6l9a7txLvV7wk++vzv+X7TtAeApsJ+8LA0v&#10;qQjaxGcdy1efz0KZeOTsH7BSG9j2AW7pCTzwAGgSxa6JvRkM9CAz/F8O1QHM9W/F6cUYcTwekXNG&#10;8AFEDqx9Ajl7PZ1uJzAAsDazLbDY6TBa1dP7nhssJdZRKktou4ACoO0U1ozdJCvO5zPmeUYgHerT&#10;xjnD2FwiojcdrlXRU0Td7t27jxgjQtAmcWkL0J1m/0btZGZ4H2AZdKNvtrkHRmoXtMv+b7LH+kqo&#10;zZtsQKBNs5j18c3xN+YUSLRcb1KMb7ObENBrL+1Qz9NiewB4iswqgumZz/FmPJ47R/ZzfHRasr91&#10;/I9SwDe6XwsA1oR8lFOp2b86MIgStEgtawYaQkDOCafTSQLAIGum2DiuDzo/qBur+kN2zfRnCxTq&#10;Meu/dlfXKIjWA7CqhSDNboNASsmY54gYE87zfSzLgjE40fBxxkbSFY8K49y5c0fZTwOWZcHpPMMm&#10;bO/cuQMtcOA0+5e9yNDBrIIDDtXx2yRw2wXAyOV2LanL6fLLYTy6LBksLl4EANy8m9zvEarHy+u+&#10;O/6nz/YA8BTa8ub3CQD81adax3XzYXw7n6PqIm9tLD70r7llcAIDteyRqGXob2U2VGYZLdCcLPTv&#10;bd5BtPYzhmEEs81AGNj9Fsevj3Nxi8WdDfbMzcnpzV77IlB2EmlgcvpzCANCGDCN4ui5rE2Vkxkx&#10;RqSUEIKI2Nmk8TAMVQjO+yACcslXmQfvBVu3QOFVEdR5yf4NBnQmB2600F4SghmuI4r1jruUS/on&#10;b4JAHwAaStPx/Gu10VUeEMJCu9+j2d0Xd8f/tNoeAJ5iy2fRPXHTx9my5V7dUQaaJr13R4XUn3uv&#10;SYbFX9AkC+WbDqDLFGVCWSQXiBiDoyZZTATixgc32iDU6XPnaE2zhnWat6DAscM4BaS0YhwDTidp&#10;BL/wwgs4nxnH432M4x09ZlAogjYY2NCrhFIrSypeT/b4pcJfgKlIEwqH6vC9cwheHHHQOQeUjHEc&#10;MQZd0IMDrkdgHT6MeV6w5hNKBs5H2Xw2TR6OR0zhGldXVyAmBCJwAvI5wSfgmemONJQRwNNUdaGc&#10;c4rFM4IG/joHwDIkVkoRmQjtEcW5NW+dI3iT8NYgNYRRg0mU8KbXzogGIQQsy1KrjlW/H8KA8+kM&#10;kCiCWlDxQ6jTyVdXV5hzk6s22ioRwZPD3Rf/aXf8T7ntAeA9YGX5SQ0E1qxjgjRy3+mxLwBavvje&#10;Gn2mBbN5RO7WMfY8+xt9AQLdIltmA0/GiJnnBafTGcuyAhhELI/6QGZQjToyIgRd5kLOHtvQcA0B&#10;up2srj2k1rsgAsbpQ9UxOu8QdJ9v0MCCUoSZA8HVvROHeOf6WhwrL4gxYl4WxDXWdY/C4CpYY0Yu&#10;AVyAqJTWIQSM44TpMAHTlWT/qhhq2b7VPqyCgT1BIFGbJr66ok1W7ywIlqxsJhOWk0rClrzbS0TG&#10;slItINMkqpIl2gOxQcVKAKJWHdq1Nhzp9Zf3jP+9YnsAeA+ZBQIMH2VrCr/jT9pbOH773uvuVxMo&#10;Y5mGkiyfuS6NIaj0gP6shFFFrxjMrnmP7qR73fvT6YTj8ahN0qGbmEZj/Wimbs3S4JrujW3RIqLa&#10;LC66lJxtoEsF30ySYZyuJQBokztoIPAGCalGTlpnLMuKoBXQNB4wHRzCcAcxRpznGfP5rNpNpEEM&#10;WNeo/QOu6yKF/TNgHEZgHBv1E20ADJDLZE3gok1mUWmVr5ILBm7wTA0AYN1rIFpOPiSUFHXPQesl&#10;OCr1deQiS+5zShoAchtGrA37rqrT90iFCJlx7+V9iOu9ZnsAeC9avEsFgD984h2XAJcsHkFJuGbx&#10;5BxY8eiUEpLCBpaXO5VVBjUnC5J5WskOxXG4FhKqQ6kzAZAAMM+z7AUgWfSSUoT3tUWLOkymkIn3&#10;DsFonx1LqUe/isiwKZNJfl+194ng/QgiVKVQb8fS6+HhscYV6xpxPp/rLmfWymA4yLGurq5wmCas&#10;MSGuMuy1LHPNmnMuWNcFMWZ47yvUw9nOj+oymBrQiBCCPBkGULyHz1qh+NB6AkKXAkAKbTGKs+1h&#10;8pwzbCag1IBRITugwUtF9xlrYBap6CZSyArzgNqmuNdf3Omc71XbA8B72PL8KuUZGD782Z87EBjE&#10;Y07/BgSk97MqIKWEFALGnhpYiUGdFo0yRirUsOlHUKscvNweY6oL12037rouFRcX3RgH7x2886on&#10;5EAF1flbAKhBAIBXyhM5ea7OG9tGppJ9mCpmbY7fXC4zI5DTWYTWQM0p4XQUxpKfCNM04erqSjjz&#10;ulgmZUbhDLAslV9XYQ9xkQKqFEZMGYUifPaite98ey4k51q6gslJSYAA+X1hhstF+kLFYCCokyYQ&#10;FViXmAojUwYXqYDAVGceuJjUtB6Htmwj51zr+6BBba/87z/ujv89bnsAeB9YvPcDAoDxw59724Hg&#10;rXj8FYPu+gymYBm8QBg+hJ4TeHFg6bf2J2SOo8odqJNz5BCdVAExrgBYF6OrgiYAkK88eVnR2OQM&#10;qtaQZvHOye5gWKCRUkV+1+n022IYU0KVJq/i2tabKEnE0XRnsR8GOO+R1hXH0wlDckgpouSCcRrh&#10;SBboyEL1QSaplwWREkwMz3mhjIpMtAOr0Jz3DMeihAotrFJuO5C1mKoVlAMA72XojGp9pXuVSdc8&#10;XryuDNiS+VxEt8iWzxQNAtZEtkn0FgBkP/CrL+0Z//vF9gDwPrL13vfrB3N69lceLRhc4P6XLCCb&#10;UDUZgxQjYgg4MCN4j5RKbQHWJis3vnhPIwUMamnZOgAM44AYpcI4nU6Y5wVXV4TD4dCgIuclKHid&#10;QK1wiatfdlznXHWgXmcKpAKg6sxk2Tmpg5UMGYQqcoYi7JZlXXRhjfD3LdufQTifz1hjAsjBuSj9&#10;idDE4aQhy6CUAYoAOZDzIOdlBWNKgAYM5oxSoNLg8hIU1r6AOX6221XkrciVL6Vjh7HKOGT5inFV&#10;bD/qwhepRtZlxbKsWNYVa4xAEu2pYtIfKVcZCrtmP/3R7vjfb7YHgPepLW/8DwHA9OznHxgIbjT1&#10;9N/+94ZHJ6BJFGtmCNufq2wQsgggf73h4RtNs8kXO2SWnsIwSMPxdJIJW0Cc7bpyl9032MkwJsvg&#10;b/sCWRMVMnxGBPLb4zhlxlQ4i2VSjVman3U9o9JBr6+u8Mwzz2DwIlT32r3XlK0EcfrdXl9m1IXq&#10;bF5dr69k3KwTw3KNbKuYzRn4InLMN16vuimsIPfKsYrti7icMJGWWRfW6HMoupfYdjDEmJBiFNaP&#10;VgEgAkpGThl//3d/sTv997HtAeB9bssb3+uqgl9lcGs6EgEuUEUWerOfg3Oyl7aUyvHOKUlD1HsM&#10;flRHJHx1Y9cADW4wbqadSOECToJJA8B5PqMU4Hye8dprd0XCWSGPZVlwfX2NSR1hAVfKpqTssjPY&#10;+qAseBHQuEn6XKnCPq13QXBOIQ5jr7KDrYksyshJKSKljBAK5nmReJcLpsMBw3IAg8SZ+4BhnBQ+&#10;kgniuErmH8YJ4+EKORfM84ySpdfBuSBnRkot0w4cACZl7WxptsU2hmkAqUti0CC7nAriGhVSiyIw&#10;GCNiSkhxxbpK9h9jwul0lNc3SZ9jGAaklPA3f/XN3fF/AGwPAB8gW974bwKAw7Nf2NL5H/A3m99J&#10;h7FNlZaCQkUhCIWSuKhwGuqcQA0A1BwzlMJqqpM271QK1+GnUpehsFYiqEGoHqsOgrnu+74KaINi&#10;t7U76lAcaiKujlUaoXEVhxnjqvtxlUvvHRw7PP/ccyjMopo5tGEuIi+icKVgHIbauE5JsvCFVw2O&#10;9vyMZ89aGUgFIfr7LbA6BzDLBjIiRlqTDoJxhZJyysJEShFpXatwXYrytepzkr0FXJvAf/uXf7I7&#10;/Q+Y7QHgA2jzG/+1+aBff+yLDai5ZbiM0GYODNs3KMiR6dLIHY0Tbveri+/N+zoLAMoMYoCLLH5x&#10;jlBKRowriFyTgmZrRpP8veH8AFzxVX6h9hfIbwND49Fo4Gi31cFiQ5W6TVwlF8SUBCbRZe6OCGEY&#10;pL/gHMbhqsImTkXsnMo/hMGB4QByYCYMIcixckFS6KYNOMh1KAQQCjIIxQGOsspDt2spy9NZ13NG&#10;FL2GIiSYkaKdc0aMAgWlGPU2/TcmxJTx13/+jd3pf4BtDwC74fTT726cwNVHv1D7jujghX5SNauT&#10;lFWJqLTOnhBkDrg7QHP8epsd0+ifori5VoE4gWsAizAm2SDiawyvS9+dDmhVxoq/rAYa46lRU9X/&#10;6s+Mxoe3oSuBc5r8Rp1BIIfiPRbOG0ipSjp7B0fAODoAAl+FINdjGHTIDa0sMXG3tocYcMxIRPDW&#10;h3Gurn20SiMEqTIKAbmgLry3r9aIl68/++bXd4e/W7U9AOx2w853W4Vw+KjARb3EQz8TMA7q1zXT&#10;bnvIafPvbUxRQLJaazQPwyBKm+czhiEg54CUywVm31g8XIQuenm7904DQEcHteZzB0lVa73ZTnSt&#10;28dATfq4ZIFYXIAwkRhwquMj9FbJ+HMRCmfwpNo5AOCRsjRu9aJKk1gfXNRSuQ52sYrhySl4mdzV&#10;wEHOw5NDGGRCOGcCUFBY5wy89DH+9I9/fXf4u72l7QFgtwfafHcLFw3PfZ5ZGSMpZxQu8LbqsZJz&#10;dHSrLpFvJkhOo40aG8gy52VZcDwelRk0apURGmtH5wOccygomwAgQUBlFZxlwFwhnk010J+Pfd81&#10;VfulKE4fl7lgXhZ4f8Q4jJLpH2Rhivy+sZ9SUtzdD1iXBcyEMgxIOSOXXO9rAbA46BIaAFxQigbc&#10;nJXtJI3xALSdAQC8TupaFCM4/OHvvLA7/d0eyfYAsNvbsvi6sIoygPCJL3HJRTNSYayYCqgwUpqn&#10;rU3iS8qRBgFAAsY8zzgejyDnNAiIpDK5hoM7HQRjzaDbJLDvegCC72duGD9dliGEzcKZJnnMNZB5&#10;7zGMI4gLiBziuuJMJINf44hhGgDoLuC62J20SmLkHBGT6P9YkAs+IIRBqbRehq9K0YU/3a4CSHZv&#10;x7RO9kAOLojsQwgDCmX8/m8cdqe/29u2PQDs9nPb8dXv0FG//+wXvyYghmbN7ATDvsG8qcm/fnOx&#10;80U0dESSWDJ6qhIJgFUMVNk71E3z1savOn9ykI2JNpZ8i4vcUCjr3EIz29zlKstJJpaDDxC1z6jn&#10;5ZS9JM1em1vIWVZcSiARzn+cpiqpzCC4Qtpk73YnkMxUFEgAyCXDZYfi5e9+6yu3cZp22+3t2R4A&#10;dntX7Aff/YeNQ/rMl77Gpklzm9ntJSaMIeDO4Qrz6YzD9GHMpxNOxxOe/8jzKCyMIPK6lzZ4wDuQ&#10;dxjGAa4ARKz8fgaRyCpkBihbdaE7CDrOvA2SFXXS3unyF0fIXJCzg6MgjCTvwASknHG4mvDc88/D&#10;Oyd8/vOMOC9wwSF4Dz84FC5wweEwOKQCeHcAwyOVCEZAuB4xgGUF5rqIuB4BhWVYSyoZYUSJFr/0&#10;Jf7gNz+2O/3d3lXbA8Buj8Ve/M5FQPjyb29z69oshvliAMaDbzRMwf9JpCC8h/O6RUulHELV8iHF&#10;/g0uaY/DLAto+uauTc5GDQrBe0wT1w1h1lcIXrL25D28Tj/3LJucE9g5oACsUxs2xdIAAAD/SURB&#10;VMC1Ie0ckG2PsmL92luwjV/9kJfT+1mj+o9+7zO7w9/tsdoeAHZ7Ivbit79Vndmnv9KCQWUJ9RCL&#10;qY6mBKIAdNOwraGLjSNuA11bn2kDXakY931F7Ddq6fL0aRwBAGMIKoCmDzQMAAFh9TINvXk8QkpZ&#10;1iNYw9sYSU6ooIDsTChF9guD++G3grFr6H7jdz+1O/zdnqjtAWC3J24v/ce3bnV0n/yiBIasEgYp&#10;JcHGqVTIyGimwu5hZKWQMpMI17EECbufZPwZMYmi5xIXlUmIoqVvlFAWGQSvWbwFHVsG30tMV5YQ&#10;+qZxK3Bs5KEGqv43BHz9q3vDdrenw/4fimJlj9xZrpUAAAAASUVORK5CYIJQSwMECgAAAAAAAAAh&#10;ADltAyJMCQAATAkAABQAAABkcnMvbWVkaWEvaW1hZ2UzLnBuZ4lQTkcNChoKAAAADUlIRFIAAAAy&#10;AAAAMQgGAAAAmKv6HwAAAAZiS0dEAP8A/wD/oL2nkwAAAAlwSFlzAAAOxAAADsQBlSsOGwAACOxJ&#10;REFUaIHFmmlQU1kWx09eFsKSAGFHCIZdFpFNQRFkqxahgyiIVKkzpTbqVJc6ymZLK+q0gtjaTtOj&#10;5ai90DqtJcoqi4gIGETCvqNBAWVfgyEJIXnzoTs9gYFIYpBf1fty7/+c+p96efe+e14ARVGY6+JP&#10;CQgHLlz/UTNgt1An6Av+udT0BJFIhJlPv9QXBkVRmIv9ydd/+e0xY6fk2IEQ/+/ORm4/gsFg5g5a&#10;QpD5JiLpvt+rq6mMSY5defDocNQPv/4gEonmjVsqZhia5PFVugeGqQAATla0yqzEaB8KWW1YUnMj&#10;+8mBQ5d/viYUirCf0uiH+LMQNodLDo2/lLfxyNlnrHf9FgAAK81NarKSYry11UmDkkGp+aV7/vbt&#10;jZ+mhULcpzY8HxgURWFsgqO5Nf5iXlXb69UAAPoUjd7MpGgfS2ODVgCA1s4em+C45Mf9o+P6ksEh&#10;nq53r8V8sQOPwwmWwrwkmBH2BIUem1zU0NHtIDmhq0nuz0iM9l1hsqwJAOBld68VPS65qHd4zFBS&#10;F7jWMf1m3P7tSgQ8/1Manw0WR3M4k82oDpk9weHx1dJLK7f5ONsW6Gmq92upk4YD3R0zchjVIexJ&#10;rrpY97K7z7r+VZfT5x7O93FY7PSntf8/sF0E/d94UwLluSa5/CmV9JLKbd5OtoX6FI1eTZLqaNA6&#10;pwc55TWbxzmTGmIdq6ffgtna4Ub3cE5bqp8ZwuXzVaQJRic4FHrs+aKqto7VAABUPe03OcmxXjQD&#10;XZakrrim2S/s60u5gulp/GIang9EKEI/uIyOc7jqm49dKKxofrUWAMBYV6srJznWy9xIv11S96yh&#10;3fNZQ7vXYpmVBrLQJXRikkfa8tW3Bc8a2jwBAAy1Nd/lnI/1sqYaNkvqpgTThMUw+iGQ2bu3NDg8&#10;vmpY/KXcktoWHwAAPYp6X9b5GG9bmlEDAADNQJflbmdRulhmpYF19AsK7Zu1pEpDIBTiH5RUhjta&#10;0JimhrosVaISJ8TT9W5X/9DyG8f2R2irk4YW0/B8IA7mJtWyBvGmBMSIU//MzH9RFwgAQCGrDf/4&#10;1YFwQ23Nd4q3uDAQj5XWxfIETgmmCTtOpzx4Ut3kr2BPcoH4ONkWYBFEKE+wvSm1dpWFSZWiTckD&#10;QiGrDXs5rngsa6C7rUVZ+rkoP02S2shiGJMVBABgT5DPv2QNPBy+KZGsqsxWvCX5QAAAAtY4ZNnR&#10;jOtlCUzNK92zVLv4XCAAAAiCiE7tCYuRJTCbUR3y17NX7i7VBjibPw9Wvi52+QFuq7JkCc5h1Gze&#10;eSblPm9KQFS8NdmY0XzoGRpd5hYZ38ye5JJlSeLtZPvo1okvN6sQlSYV7nCBzDizG2prvvsmMvyI&#10;rEmeVDf5h5+8nM3h8VUVZ002/q8bsuOz9Tf9Xe1zZU1UWtfqHXr8Yt7EJJekGGuyMWdfa2hsQsfz&#10;y4SanqHRZbImdLU2e37vH38PkOVlVBHM2Z/S1iANXo/bFyHPjl/ZynILPnahcHTiPeXj7S2ceRtt&#10;a+0sS+P/EhIvT9Lal2+c6bHJRUNjEzryW5MNqR3DQ2EB5/1c7PPkSdzQ0e0QFJNU3D8ys4W0WEgt&#10;BEEQ0dWovbvkfT1v7eqxCYpJKpblWRsen9AOjb+UaxlxuM8tMr6prL5tQUfneZvYkjR0dDkERiWV&#10;yLq/iKEZ6LIyk6J9jHW1uqTpJia5pE3RSSUNrK5V4jFlJQL3PwkH6RscbQqlxS6oGW1vSq27nXCQ&#10;TsDjphZmfSavewfMAqMTSzr7BmnSdKpEJc6aFeYMyTEuf0o5/MR32YXMho3SYrEJCQkLMkPV0+60&#10;ohq0pJcywwAAs6AgCcY5XI2ssqqtG9esyqaQZ776szlcsghFEQIeJ/B3tc9lT3LVma0dbuJ5oUiE&#10;Sy9lbrMzNa6zmNW5kbkQAAArqmGLjgZ5oOBFfaCshQAATEzyyJllVaH+rvYPxWd7NodL3nr8Yn4W&#10;o3oLfZ1zGgGPE/g62xXwpgTKFc2v1kkUg80sY4bamBg1WlJ/70nLXQgAgJMljSkSibDy9q/ec3mk&#10;jFJm2PqVVsVYBBFuP3k5u7KV5f6md9CssrXDne7hkkbA46Y2ONo8FolQLKOx3VMcKxKh2IwyZqil&#10;sX6ruCctZkEP+2xQFMUk3co8kfhrRoI8xUhjnb1lyZ3ThwPVlInvAQCSbmWeOJeafkpSgyAY0dWo&#10;vbu2+bjfEo/JfEcAADAYDHistH5KIasNFzIbA0COZ2Y+ugeGTRiN7V50D5d7SgQ832Ol1VMlPI7/&#10;tLbFT6xBUcBkM2pCqHpanfZm1Fq5CxHjbGX6wtxIv/1heW2wCEUV9jnu7eAItay+zTt4vcs9IgHP&#10;d7ezLCOpECeKqpo+k5BhHj6vDTbQ0uhZZbG8+qMKAQCwWW7U6Gi5nJnNqN4yLRQq7OjbMzRqVFLb&#10;4hvs4XKPqETgrV5hXq5JUh0pZDYESMgweRV1n+tqkvvlekbmoqL51dqdZ1LuD4yy9RSS8A8czE2q&#10;088d9Rd3a27mPNl/5PvUK5IaVaISR2GFAAD0jYwZ7E28drusvnWDwpICgL2pcV36uSg/rT+W7NS8&#10;kj0HL//8bxRF/3w2P/qnJYmaMvH9Nh+3WyJ05rL5sQyMsvULmQ2b6B4uaapEJY6DuUmNib7269zn&#10;tcEoChgfZ9sChd4RSR5V1gfsS76eOsJ+r6WonNZUw+aMxGhfPYp6HwDAveKKiJ8eFu+7ffIgfdEK&#10;AQB4OzhivPvslTsvWljuisppYaTflpkU7WOgpdkD8PuehsFg0EUtBABAMD2N/+aX9DMpaflHFfVd&#10;3myZ3suc5FgvfYpGr3hs0f+KgcfhBAm7Q+PKr56227jGIVsROWkGuix11Zk9gUW/I7N53vRyXUpa&#10;/tGc8prNkqvOQgla6/TgRty+iNnf9T95IWI6+wZpd4rKd6QVV0S0dfWu+JAeh8VOHwrbeP74rpCv&#10;EQQRzZ5fskLEoCiKed07YMZoaPdkNLavf/W2z6qzb4g2OM7WVcLj+TQDHZa3k21BJN03xURf5/V8&#10;ef4Lh8smI1NCSXsAAAAASUVORK5CYIJQSwMECgAAAAAAAAAhANAgEBOACAAAgAgAABQAAABkcnMv&#10;bWVkaWEvaW1hZ2U0LnBuZ4lQTkcNChoKAAAADUlIRFIAAAA1AAAALQgGAAAADmMjhgAAAAZiS0dE&#10;AP8A/wD/oL2nkwAAAAlwSFlzAAAOxAAADsQBlSsOGwAACCBJREFUaIHtmXs41Pkexz9zH9dxGcok&#10;ComUQpRUWpEW5dJGF9vZtsu2lSOh3dFWSnHUkCzZjaJtVYghS+VS8eRQ8ozFjsYtxmVkyDVhzPzO&#10;H55f+zvnbKdWM+3jPN7PM/+8f+/f5/N9Pd/fb77f7wwgCAKy/tS3CgwdD4c+qm8VGH6MfjJvUNXY&#10;stjAy/cFzXEnYuDl+6K6kW8q6554kKGe1DZYuxw5+1DYN6AJACDsG9B0PhJeVF7buFyWfWUGVcTh&#10;rnVnRuT3Dw2rYP3+oWEVNyaroLiy1k5WvXEIgki9aG4pZ+PO0LjUUdE45W0ZCok4mnR0/+ZPly/J&#10;lnZ/qc9U2oOybZ+HxGZggeg0JeGPgXs+p9OUhKg3KhqneJ+KYd96+HirtMcg1ZlKzHn41eGYa3EI&#10;guBQT1tDrZUd6u8wb7YWr75VMN+NySpo7+7VfjMAHA4577Nj3xdOtpekNQ6pQUWn3Qk8fjntLNbT&#10;Y2g2ZIYF2OvMoLegHv9Ft64bk1XQ1NFlgM2G7PYM9PlsPUsaY/ngxw9BENyZq+yQ/wQymatdfYfF&#10;XIUC1bUKjAAAdGbQW+6wmKtM5mpXY/PHElLPhf7EPoWd5cmKEBwcPOmbJRIJPujHm1HRt+4GYv2l&#10;RnqPM8P8HegqykIAgIsZeX5bT35/m6Yg129prF+mKEcd8rC1TCmp5q3pwDyKJdV1tv1Dw6p2FiZ5&#10;OBxu0o/QpKHGxWKiT1RSQmJu0VdYf/US4/tpIX5ONAX5fgRBcOHJt4NPJqaHAQCusKJmPQCAzaL5&#10;xXIUymv31ZYpFbzny1o6u+ei9z/lNS1rE77UcbQyzcHj8ZKPBjUmGifvDr90/daDx9uwvrO1WdbP&#10;xw96yFMpwxKJBH80PiUyKjX3W2zmURVvzeDwiLKdhUkehUwadV9tlcp93mZa39Y5H81UN/LNeK2C&#10;Bc7WZlkEAl4sc6jhkVF575BY9p2yyo1Y39NueXL8N3u3U0ikMbFYQvCNvhp/5ZcHX/9RjfJnjdYd&#10;3b3ajlaLc8gkomjjSov0ZoFQn9vctgjN8PgdCzj1zZYuK8zZJCJRJDOo/lfDNK/jF3KLKmvXYv1d&#10;Lp/ERft+sYdIIIjHROPkPeGXrqfeL/X+X7WqGvnmda0CYydrsywyiShyWWGWKewbmMGpb16KZpo6&#10;ugzKfqtftcHGIoNCJo1KHaqnf5DuHhSZX/7s3/dthzydwkP3bjmMx+MRdBZzyziu71PzGb/DpLKh&#10;eanLCnM2mUQaW2dlmjsqGqeW/Va/Es20dvXoPuBw122wMc+Qp1KG36fue61Tgp5ehjszIv8Zv2MB&#10;1j+xcxPTz8v5HwATs7j1RHT2P2vqVr1PY6xsFhkW3wj23aCsIDcAABCZksM8lZgeis0Y6TC47DB/&#10;By111Y531XsnVEuncK4rk1XQLBDqvbkJh0PO7d9+cPcGu4sAE7O46bvzdyvrmy3+LBCqJfPmVKSf&#10;9luvTlPqBgBIyL6/PyD251hsZo6WRlNWWIC97kyN55OG4vE7jN2YrAJBTx8D9Qh4vDguYNffPO2s&#10;kwEAOrp7Z7kHsfJ5fIHxZIFQGekwuBmh/usYdNV2AICUwlLv/RGXk8QSCQHNMOiq7exQf4f5Ooza&#10;Pw31a0OLucfRiHs9/UN01COTiGOJQV97OlubZQEANAuEeq7McwXYdeZDpTuT/jwrLNB+jpZGEwBA&#10;TinHdWdoXOqYaJyMZtRpit3sM/7rTA10Oe8NVVpTt9Lr+IWcgeHXyqinQKW8un7Cx9XWbEEhAEBt&#10;S7uJOzMiv/Nln5a0gFDNVFMRZIYF2BvpMrgAAA85XPvtJ7/PfDUyqoBmlOXlBlJDDjktN5lX8k6o&#10;wqc1jt4hMezXo2NyqEdTlO+7FeL3qaWxfhkAAKfu+VKPo5H3egdfqUkbCJWasmJP+mm/9WaGc58C&#10;TJyiNx+LysUeOuUo5NfJxw+62VkszHsrVHZJhceXYT/cFI2LSainqar8IuOM/7qFerOrAAAeVfFs&#10;twZfyB4cHlGSFRAqJXnq4M2Tvi42i+YXAwBUN/EXewRF5qE/DwBMvBJXvt23xcXGnP1fUDcKSnYc&#10;iLySKJEgb3buszXV+ZlhAfb6s2bUAwDkPaly2nE6Nn1kTESVNRAqKpk0cu3YAQ8HS9M7AAANbZ2G&#10;bkxWQZvw5Ww0Q8DjxbH+X+7csnbFtTdQ8dmFBwJjk2OwxQy0Z9ZlhgXYa2uotQIAsIufeO4Jj08e&#10;F4uJHwsIFYlIEMUf2bvdbbVlGgBAa1ePjntQRH5DW6chNsc64H1g9wa7iwRlY0vmd5dSIrAXF+nN&#10;/jU7/IidlrqKAADg2t3iXftYl3+SYL5aP6YkEoRwu6Ri0yy6WpupgS6HpiDf77ZqadpDDtehq3dg&#10;JprLK69yppCIo3hFOeogAf/7TtjKWL/0l7PfrNFQUe4CmDgL+UQlJUjj8PYhkkgQ/MHziZfj2HmH&#10;AAA0VWkvssOPfGJlrF+KZgh4vFhRnjpIyL5x9YmlkV7Z3ceVG60XGj5KDfFzVpKXGwQAyCwu3+wT&#10;lZTwV4H8kQoratYb6TC4RrqzuFQKecTd1iqlgte0rG/wlfr14L+7blqz7CYRAMDOYmFeUUywuZa6&#10;Sjt2N9z5sl/qa5A0hB2Xohx1KOXUIZfOnj4GumC/eelRYyqKSiaNYMcvs2+yBXNm1Rzc5Bjxtusx&#10;6ff8uc3tC2XRW2ZQDLpa2zaHlUlvu55RVO4lKyiZ/kHwV2kaaqpoGmqqaBpqqmgaaqpoGmqqaBpq&#10;quj/EupfcR+dDxt0SDIAAAAASUVORK5CYIJQSwMECgAAAAAAAAAhAEofBwdcBwAAXAcAABQAAABk&#10;cnMvbWVkaWEvaW1hZ2U1LnBuZ4lQTkcNChoKAAAADUlIRFIAAAAxAAAAIggGAAAA9t4xKQAAAAZi&#10;S0dEAP8A/wD/oL2nkwAAAAlwSFlzAAAOxAAADsQBlSsOGwAABvxJREFUWIXdmGlUE1cYhr+ZCTs0&#10;LIEIWlwAS0FE3Ck1oJVqSQiidaEqgmvVVFu2JAKWaqGQRMOpKIKtILhSqYCCVFbbWgtWraBoUcKO&#10;WLaEJKAkZPqDk1OEsFZo6/tv7v3ee95n7tw7MxchLvPF4X8u9N8O8Cr0WkAQVDWaGuk3vDvTunCc&#10;swyporLHTjXPWib3bVcJ8bRFaOY4w+qnzdTFx8c+2vB0Ie/mhtTrRetU9WGalg5hygt7y8l3UATB&#10;JZ3P9X4oLqERdbWF86wtisYt6QBKyv5xK4OfcBLHcdSIqNs8zcykoknYTlb2v7QmzMmkqiwui/Km&#10;iVENAAD7+Lno6JQs5niH7q34jDzGnujEEziOI2QDYmMmh+U8zYz8uHdNv4U91cykIpPLpEwxNRYA&#10;AISdvBgZeTr9cxzHkfEKrtSRi9kBQcfOHAEAmEgyqMvisSjWk83K+tap3J3MyaTqLC6LYjlpQjkA&#10;QOTp9LADCakR4wWC4zjCOZsRGvpNChcAYPIEUuXVQ+xFFhNfngGlBtxizUgG9ZkcprO1eQ85PyWL&#10;tS/uPH+sQXAcRw4mfh8ekZR2AADActKE8iwui2JOJlUN5Bn0PUE2JDZe4TBd7Ka9eQ8AIDYtZ69/&#10;TPIxhUIxJu8XHMeRfXHn+YcvZLIBAKzNzcoyOUznicaGdYP5hgxD0tdryogKXOIwfcpvAAAnMws/&#10;ZvATvu3uVmCvJnqPFAoF6nckOTY2LWcvAICdhfnvVzhMF7IhsXEo77DuqIGebmvaVwFL579tcRMA&#10;4GzODZ8d3BPJ8u5ule+Zkaq7W4Ex+AknE7IKdwAAzHlravHlyMAlJH29puH4h/1YEHW0Ranhfsuc&#10;7Kb/CABwsbDIyzfi+IUumVx9dNF7JJPL1bZx4s+czbmxCQBgoa3VjUsRAa76ejptwx1jRM+2nraW&#10;OOXgZ24uDja5AACXb9xe6f3l0dTnXTLNkUXv0YsumYZPeOx3318vXgsAQJn1dn5quN+yN3S02kcy&#10;zogXqI6mhvRc2B666zy7qwAA2UX3aF5hX2d0PH+hPZJxOl90aa0/EJOWefOuBwDA0rl22Re+2EvT&#10;0dSQjjTTqHYZLQ31ztOhDM8lc2yvAQAU3HngumZ/dJa4o1NvOH5J53PdNfujM3N/K10OALBkju21&#10;M/sZK7Q01DtHk2fUW2Xl0yaL0oraWcrrn0v+cF4VfPgHkbSDOJhPJO0gfhjCz/7p3qPFyrb7glr7&#10;yqdNFqPNMiqIR9UNNu5MTkGTsN0EAGCBjeUvAADFDyscV7B5uW1iiaEqX5tYYujJPpTz64PHTgAA&#10;s6dPvUXAMPmfbe1kdyan4GF1ve24QDysrrftDXCIsXHXVR5r0Rba4lgAgLvlVXPpTG5+s1Bs3NvX&#10;LBQb05nc/DvllfMAAKiODulXeaxFift2riFgmLxJ2G7iHsQpKKuqmzGmEGVVdTPcg/4G4H/i/fEW&#10;2uJYFEUVvN0bdu/yfJ8PAFAqqLWnBUUVNrYKTQEAGluFprSgqMJSQa09AIAnZV5KYvDO1Rrqai9o&#10;TrMvnQreuZqAYfJmkdjYnckpuC+onTkmEGVVdTPoTG5+s6jnDkfv2bTDl+oSp+xHEAQP377W338d&#10;NQIA4FFNgw01MOp6amHROmpg1PVHNQ02AABeS99JOsHcvl6NQJApvdR3ZqedCtn1oRoBk7WIJCQ6&#10;i5tfKqixf6UQDyrr7NyZnIJmkdgYQRD8yKc+W33cnOP71iEIgof6rAoO2bQyBACgov6Z1ZbIuHMV&#10;9c+sAAB83Vzijvpt9iVgmLyvl+rokJ4YvGu1GgGTtbZLjOhMbn7Jk2qHVwLxoLLOjs7i5LeIJCQE&#10;QfCYz3y3bFxO+XYwT4AXLTx6z6YdZANiIwHD5Pq6Om37vFfsP/zJxp0oiioG8lEdHdJPBffMSJtY&#10;akhn8fLuPamePVTGQb997gtqZ3qwuXlKgKN+m30/cnU6NdSgAAA+bs7xqmZrKLk5OmQkhexe5f3l&#10;0VShRGrgweLlpn3l7zrLasrtgTwDzkRfgGP+m32GC/BP9cHCWZeTQxkr1QiYTCiRGniwebl3yyvn&#10;DlSvEqJUUGNPZ3HzW0QSEooiiuMBW729ljoljV3s/lq+wP5KcihjpboaoUsk6dBfwebl3v5DMF9V&#10;bT+IUkGNvQeLl9faLjFCUUQRF7ht49r3HE+Pfez+6gHZ3QMi7SR6sg/l3HpYsbBvHdL7LNZ26qTS&#10;hua2iW1iqSGGot3xQds2rHJZcH58o/fXteIStw0HYy51yeTqetqaYlMjg/ry2qfWyn5E1YEyhqLd&#10;37C2f+RJmZ8yvnEHVs6tkg/WH4hJU/X/ohLCnEyqUn4P/Zd093HV3Cd1jdP7tquE+L/ptTgVfy0g&#10;/gLmT9OKqrlbWAAAAABJRU5ErkJgglBLAwQKAAAAAAAAACEAeMxcP18BAABfAQAAFAAAAGRycy9t&#10;ZWRpYS9pbWFnZTYucG5niVBORw0KGgoAAAANSUhEUgAAADEAAAAwCAMAAACPHmKLAAAAXVBMVEUn&#10;dbXh6O6CstV1qtH6/P3////y9/r8/f7n8fctercndLQndLUreLb+/v74+/w/hb4rebbf6/S30ufE&#10;2+vk7fYqd7YyfLgzfLhOksRcnMv7/f1qpc/y8vJGh735+/yV5kOhAAAAAWJLR0QAiAUdSAAAAAlw&#10;SFlzAAAOxAAADsQBlSsOGwAAAJtJREFUSInt0t0OgjAMhuGiVASZ/4Agev+XKSHFwDKyfiFED/Ye&#10;bSlPBgtEYBEK/r/NFns+5q4dABLu2+sFS2qQDiKDzzis91aUo6DLMBsI/LS5+5arOo7WJ6KzLF0f&#10;6BQJf7uohOFRV4W48SSFsLrDwj7ELQrq/wW1MJORRsiolG2lFsP+AYvaKxpr9vSKOIggloqQv5Ze&#10;GHi3H6IKEK7PR2VAAAAAAElFTkSuQmCCUEsDBBQABgAIAAAAIQB1LbPw4AAAAAoBAAAPAAAAZHJz&#10;L2Rvd25yZXYueG1sTI9Ba8JAFITvhf6H5RV6083G2mqajYi0PUmhWijenskzCWbfhuyaxH/f9dQe&#10;hxlmvklXo2lET52rLWtQ0wgEcW6LmksN3/v3yQKE88gFNpZJw5UcrLL7uxSTwg78Rf3OlyKUsEtQ&#10;Q+V9m0jp8ooMuqltiYN3sp1BH2RXyqLDIZSbRsZR9CwN1hwWKmxpU1F+3l2Mho8Bh/VMvfXb82lz&#10;Peznnz9bRVo/PozrVxCeRv8Xhht+QIcsMB3thQsnmqADuNcwUbMXEDdfLeM5iKOGeBk/gcxS+f9C&#10;9gsAAP//AwBQSwMEFAAGAAgAAAAhAEI0QYrkAAAAtgMAABkAAABkcnMvX3JlbHMvZTJvRG9jLnht&#10;bC5yZWxzvJPBSsQwEIbvgu8Q5m7TdneLyKZ7EWGvsj5ASKZptJmEJIr79gZEcGGttxxnhvn+j4HZ&#10;Hz7dwj4wJutJQNe0wJCU15aMgJfT0909sJQlabl4QgFnTHAYb2/2z7jIXJbSbENihUJJwJxzeOA8&#10;qRmdTI0PSGUy+ehkLmU0PEj1Jg3yvm0HHn8zYLxgsqMWEI96A+x0DiX5f7afJqvw0at3h5SvRHDr&#10;SnYBymgwC3CorfxubppABvh1h76OQ7/m0NVx6JrXgH8eYqgjMawdYlfHYbfmsK3jsP1x4BffNn4B&#10;AAD//wMAUEsBAi0AFAAGAAgAAAAhANDgc88UAQAARwIAABMAAAAAAAAAAAAAAAAAAAAAAFtDb250&#10;ZW50X1R5cGVzXS54bWxQSwECLQAUAAYACAAAACEAOP0h/9YAAACUAQAACwAAAAAAAAAAAAAAAABF&#10;AQAAX3JlbHMvLnJlbHNQSwECLQAUAAYACAAAACEAyQ+NGkQTAADSWQAADgAAAAAAAAAAAAAAAABE&#10;AgAAZHJzL2Uyb0RvYy54bWxQSwECLQAKAAAAAAAAACEAjgXeSRgJAAAYCQAAFQAAAAAAAAAAAAAA&#10;AAC0FQAAZHJzL21lZGlhL2ltYWdlMS5qcGVnUEsBAi0ACgAAAAAAAAAhAFX9XrBbogIAW6ICABQA&#10;AAAAAAAAAAAAAAAA/x4AAGRycy9tZWRpYS9pbWFnZTIucG5nUEsBAi0ACgAAAAAAAAAhADltAyJM&#10;CQAATAkAABQAAAAAAAAAAAAAAAAAjMECAGRycy9tZWRpYS9pbWFnZTMucG5nUEsBAi0ACgAAAAAA&#10;AAAhANAgEBOACAAAgAgAABQAAAAAAAAAAAAAAAAACssCAGRycy9tZWRpYS9pbWFnZTQucG5nUEsB&#10;Ai0ACgAAAAAAAAAhAEofBwdcBwAAXAcAABQAAAAAAAAAAAAAAAAAvNMCAGRycy9tZWRpYS9pbWFn&#10;ZTUucG5nUEsBAi0ACgAAAAAAAAAhAHjMXD9fAQAAXwEAABQAAAAAAAAAAAAAAAAAStsCAGRycy9t&#10;ZWRpYS9pbWFnZTYucG5nUEsBAi0AFAAGAAgAAAAhAHUts/DgAAAACgEAAA8AAAAAAAAAAAAAAAAA&#10;29wCAGRycy9kb3ducmV2LnhtbFBLAQItABQABgAIAAAAIQBCNEGK5AAAALYDAAAZAAAAAAAAAAAA&#10;AAAAAOjdAgBkcnMvX3JlbHMvZTJvRG9jLnhtbC5yZWxzUEsFBgAAAAALAAsAxwIAAAPfAgAAAA==&#10;">
                 <v:shapetype id="_x0000_t75" coordsize="21600,21600" o:spt="75" o:preferrelative="t" path="m@4@5l@4@11@9@11@9@5xe" filled="f" stroked="f">
                   <v:stroke joinstyle="miter"/>
                   <v:formulas>
@@ -1405,7 +1386,7 @@
                   <o:lock v:ext="edit" aspectratio="t"/>
                 </v:shapetype>
                 <v:shape id="Image 2" o:spid="_x0000_s1027" type="#_x0000_t75" style="position:absolute;left:10973;width:2686;height:2654;visibility:visible;mso-wrap-style:square" o:gfxdata="UEsDBBQABgAIAAAAIQDb4fbL7gAAAIUBAAATAAAAW0NvbnRlbnRfVHlwZXNdLnhtbHyQz07DMAyH&#10;70i8Q+QralM4IITa7kDhCAiNB7ASt43WOlEcyvb2pNu4IODoPz9/n1xv9vOkForiPDdwXVagiI23&#10;jocG3rdPxR0oScgWJ8/UwIEENu3lRb09BBKV0ywNjCmFe63FjDSjlD4Q50nv44wpl3HQAc0OB9I3&#10;VXWrjedEnIq03oC27qjHjympx31un0wiTQLq4bS4shrAECZnMGVTvbD9QSnOhDInjzsyuiBXWQP0&#10;r4R18jfgnHvJr4nOknrFmJ5xzhraRtHWf3Kkpfz/yGo5S+H73hkquyhdjr3R8m2lj09svwAAAP//&#10;AwBQSwMEFAAGAAgAAAAhAFr0LFu/AAAAFQEAAAsAAABfcmVscy8ucmVsc2zPwWrDMAwG4Ptg72B0&#10;X5TuUMaI01uh19I+gLGVxCy2jGSy9e1nemrHjpL4P0nD4SetZiPRyNnCruvBUPYcYp4tXC/Htw8w&#10;Wl0ObuVMFm6kcBhfX4Yzra62kC6xqGlKVgtLreUTUf1CyWnHhXKbTCzJ1VbKjMX5LzcTvvf9HuXR&#10;gPHJNKdgQU5hB+ZyK23zHztFL6w81c5zQp6m6P9TMfB3PtPWFCczVQtB9N4U2rp2HOA44NMz4y8A&#10;AAD//wMAUEsDBBQABgAIAAAAIQClxg6RwgAAANoAAAAPAAAAZHJzL2Rvd25yZXYueG1sRI9Bi8Iw&#10;FITvwv6H8Ba8iKbrQaRrFHdB9KCIdX/Ao3m2ZZuXmsTa/nsjCB6HmfmGWaw6U4uWnK8sK/iaJCCI&#10;c6srLhT8nTfjOQgfkDXWlklBTx5Wy4/BAlNt73yiNguFiBD2KSooQ2hSKX1ekkE/sQ1x9C7WGQxR&#10;ukJqh/cIN7WcJslMGqw4LpTY0G9J+X92MwqO1+owH637A/ptu7e1w81Pf1Vq+Nmtv0EE6sI7/Grv&#10;tIIpPK/EGyCXDwAAAP//AwBQSwECLQAUAAYACAAAACEA2+H2y+4AAACFAQAAEwAAAAAAAAAAAAAA&#10;AAAAAAAAW0NvbnRlbnRfVHlwZXNdLnhtbFBLAQItABQABgAIAAAAIQBa9CxbvwAAABUBAAALAAAA&#10;AAAAAAAAAAAAAB8BAABfcmVscy8ucmVsc1BLAQItABQABgAIAAAAIQClxg6RwgAAANoAAAAPAAAA&#10;AAAAAAAAAAAAAAcCAABkcnMvZG93bnJldi54bWxQSwUGAAAAAAMAAwC3AAAA9gIAAAAA&#10;">
-                  <v:imagedata r:id="rId14" o:title=""/>
+                  <v:imagedata r:id="rId13" o:title=""/>
                 </v:shape>
                 <v:shape id="Graphic 3" o:spid="_x0000_s1028" style="position:absolute;left:63;width:75609;height:17487;visibility:visible;mso-wrap-style:square;v-text-anchor:top" coordsize="7560945,1748789" o:gfxdata="UEsDBBQABgAIAAAAIQDb4fbL7gAAAIUBAAATAAAAW0NvbnRlbnRfVHlwZXNdLnhtbHyQz07DMAyH&#10;70i8Q+QralM4IITa7kDhCAiNB7ASt43WOlEcyvb2pNu4IODoPz9/n1xv9vOkForiPDdwXVagiI23&#10;jocG3rdPxR0oScgWJ8/UwIEENu3lRb09BBKV0ywNjCmFe63FjDSjlD4Q50nv44wpl3HQAc0OB9I3&#10;VXWrjedEnIq03oC27qjHjympx31un0wiTQLq4bS4shrAECZnMGVTvbD9QSnOhDInjzsyuiBXWQP0&#10;r4R18jfgnHvJr4nOknrFmJ5xzhraRtHWf3Kkpfz/yGo5S+H73hkquyhdjr3R8m2lj09svwAAAP//&#10;AwBQSwMEFAAGAAgAAAAhAFr0LFu/AAAAFQEAAAsAAABfcmVscy8ucmVsc2zPwWrDMAwG4Ptg72B0&#10;X5TuUMaI01uh19I+gLGVxCy2jGSy9e1nemrHjpL4P0nD4SetZiPRyNnCruvBUPYcYp4tXC/Htw8w&#10;Wl0ObuVMFm6kcBhfX4Yzra62kC6xqGlKVgtLreUTUf1CyWnHhXKbTCzJ1VbKjMX5LzcTvvf9HuXR&#10;gPHJNKdgQU5hB+ZyK23zHztFL6w81c5zQp6m6P9TMfB3PtPWFCczVQtB9N4U2rp2HOA44NMz4y8A&#10;AAD//wMAUEsDBBQABgAIAAAAIQAUEL+4wQAAANoAAAAPAAAAZHJzL2Rvd25yZXYueG1sRI/disIw&#10;FITvBd8hHGHvNNGCSjWK7iKsXgj+PMCxObbF5qQ0UbtvvxEEL4eZ+YaZL1tbiQc1vnSsYThQIIgz&#10;Z0rONZxPm/4UhA/IBivHpOGPPCwX3c4cU+OefKDHMeQiQtinqKEIoU6l9FlBFv3A1cTRu7rGYoiy&#10;yaVp8BnhtpIjpcbSYslxocCavgvKbse71VDvJtLmSWL3anT58etWbQ900/qr165mIAK14RN+t3+N&#10;hgReV+INkIt/AAAA//8DAFBLAQItABQABgAIAAAAIQDb4fbL7gAAAIUBAAATAAAAAAAAAAAAAAAA&#10;AAAAAABbQ29udGVudF9UeXBlc10ueG1sUEsBAi0AFAAGAAgAAAAhAFr0LFu/AAAAFQEAAAsAAAAA&#10;AAAAAAAAAAAAHwEAAF9yZWxzLy5yZWxzUEsBAi0AFAAGAAgAAAAhABQQv7jBAAAA2gAAAA8AAAAA&#10;AAAAAAAAAAAABwIAAGRycy9kb3ducmV2LnhtbFBLBQYAAAAAAwADALcAAAD1AgAAAAA=&#10;" path="m7560564,l,,,1748660r69537,-41575l160553,1654169r91812,-51779l344950,1551747r93340,-49505l532363,1453873r94787,-47231l722629,1360550r96153,-44954l915587,1271780r97438,-42676l1111075,1187568r98642,-40397l1308931,1107915r99765,-38115l1559334,1014766r151764,-52465l1863921,912407r153813,-47323l2172469,820333r155589,-42177l2484432,738555r157091,-37026l2799263,667082r158319,-31869l3116414,605925r159275,-26707l3435340,555095r159958,-21540l3755494,514600r160366,-16368l4076329,484453r160502,-11191l4397298,464662r160364,-6009l4659654,456191r-1633,l4713256,455311r-2356,l4767039,454720r-4381,l7560564,454417,7560564,xem7560564,454417r-2682755,l4984277,455311r159402,3505l5302659,464920r158490,8702l5619080,484924r157304,13904l5932993,515335r155846,19111l6243852,556162r154114,24322l6551111,607415r152108,29540l6854221,669105r149830,34762l7152638,741242r98334,26369l7348704,795142r97110,28694l7560564,859548r,-405131xe" fillcolor="#46b0e0" stroked="f">
                   <v:path arrowok="t"/>
@@ -1417,25 +1398,22 @@
                   <v:path arrowok="t"/>
                 </v:shape>
                 <v:shape id="Image 6" o:spid="_x0000_s1031" type="#_x0000_t75" style="position:absolute;left:3187;top:3200;width:15692;height:15856;visibility:visible;mso-wrap-style:square" o:gfxdata="UEsDBBQABgAIAAAAIQDb4fbL7gAAAIUBAAATAAAAW0NvbnRlbnRfVHlwZXNdLnhtbHyQz07DMAyH&#10;70i8Q+QralM4IITa7kDhCAiNB7ASt43WOlEcyvb2pNu4IODoPz9/n1xv9vOkForiPDdwXVagiI23&#10;jocG3rdPxR0oScgWJ8/UwIEENu3lRb09BBKV0ywNjCmFe63FjDSjlD4Q50nv44wpl3HQAc0OB9I3&#10;VXWrjedEnIq03oC27qjHjympx31un0wiTQLq4bS4shrAECZnMGVTvbD9QSnOhDInjzsyuiBXWQP0&#10;r4R18jfgnHvJr4nOknrFmJ5xzhraRtHWf3Kkpfz/yGo5S+H73hkquyhdjr3R8m2lj09svwAAAP//&#10;AwBQSwMEFAAGAAgAAAAhAFr0LFu/AAAAFQEAAAsAAABfcmVscy8ucmVsc2zPwWrDMAwG4Ptg72B0&#10;X5TuUMaI01uh19I+gLGVxCy2jGSy9e1nemrHjpL4P0nD4SetZiPRyNnCruvBUPYcYp4tXC/Htw8w&#10;Wl0ObuVMFm6kcBhfX4Yzra62kC6xqGlKVgtLreUTUf1CyWnHhXKbTCzJ1VbKjMX5LzcTvvf9HuXR&#10;gPHJNKdgQU5hB+ZyK23zHztFL6w81c5zQp6m6P9TMfB3PtPWFCczVQtB9N4U2rp2HOA44NMz4y8A&#10;AAD//wMAUEsDBBQABgAIAAAAIQDmzXk/wgAAANoAAAAPAAAAZHJzL2Rvd25yZXYueG1sRI/fasIw&#10;FMbvB75DOMJuxkzdQKQaRccEbzao3QMck2NbbU5KErW+vRkIXn58f35882VvW3EhHxrHCsajDASx&#10;dqbhSsFfuXmfgggR2WDrmBTcKMByMXiZY27clQu67GIl0giHHBXUMXa5lEHXZDGMXEecvIPzFmOS&#10;vpLG4zWN21Z+ZNlEWmw4EWrs6KsmfdqdbeJqWhffv+Wx+CyP0+2P3su3sVfqddivZiAi9fEZfrS3&#10;RsEE/q+kGyAXdwAAAP//AwBQSwECLQAUAAYACAAAACEA2+H2y+4AAACFAQAAEwAAAAAAAAAAAAAA&#10;AAAAAAAAW0NvbnRlbnRfVHlwZXNdLnhtbFBLAQItABQABgAIAAAAIQBa9CxbvwAAABUBAAALAAAA&#10;AAAAAAAAAAAAAB8BAABfcmVscy8ucmVsc1BLAQItABQABgAIAAAAIQDmzXk/wgAAANoAAAAPAAAA&#10;AAAAAAAAAAAAAAcCAABkcnMvZG93bnJldi54bWxQSwUGAAAAAAMAAwC3AAAA9gIAAAAA&#10;">
-                  <v:imagedata r:id="rId15" o:title=""/>
+                  <v:imagedata r:id="rId14" o:title=""/>
                 </v:shape>
                 <v:shape id="Graphic 7" o:spid="_x0000_s1032" style="position:absolute;left:2806;top:2819;width:16459;height:16618;visibility:visible;mso-wrap-style:square;v-text-anchor:top" coordsize="1645920,1661795" o:gfxdata="UEsDBBQABgAIAAAAIQDb4fbL7gAAAIUBAAATAAAAW0NvbnRlbnRfVHlwZXNdLnhtbHyQz07DMAyH&#10;70i8Q+QralM4IITa7kDhCAiNB7ASt43WOlEcyvb2pNu4IODoPz9/n1xv9vOkForiPDdwXVagiI23&#10;jocG3rdPxR0oScgWJ8/UwIEENu3lRb09BBKV0ywNjCmFe63FjDSjlD4Q50nv44wpl3HQAc0OB9I3&#10;VXWrjedEnIq03oC27qjHjympx31un0wiTQLq4bS4shrAECZnMGVTvbD9QSnOhDInjzsyuiBXWQP0&#10;r4R18jfgnHvJr4nOknrFmJ5xzhraRtHWf3Kkpfz/yGo5S+H73hkquyhdjr3R8m2lj09svwAAAP//&#10;AwBQSwMEFAAGAAgAAAAhAFr0LFu/AAAAFQEAAAsAAABfcmVscy8ucmVsc2zPwWrDMAwG4Ptg72B0&#10;X5TuUMaI01uh19I+gLGVxCy2jGSy9e1nemrHjpL4P0nD4SetZiPRyNnCruvBUPYcYp4tXC/Htw8w&#10;Wl0ObuVMFm6kcBhfX4Yzra62kC6xqGlKVgtLreUTUf1CyWnHhXKbTCzJ1VbKjMX5LzcTvvf9HuXR&#10;gPHJNKdgQU5hB+ZyK23zHztFL6w81c5zQp6m6P9TMfB3PtPWFCczVQtB9N4U2rp2HOA44NMz4y8A&#10;AAD//wMAUEsDBBQABgAIAAAAIQB1kMt5xQAAANoAAAAPAAAAZHJzL2Rvd25yZXYueG1sRI9BawIx&#10;FITvBf9DeEIvUrOtYmU1itgK1YO42oLH183rbnDzsmxSXf+9KQg9DjPzDTOdt7YSZ2q8cazguZ+A&#10;IM6dNlwo+DysnsYgfEDWWDkmBVfyMJ91HqaYanfhjM77UIgIYZ+igjKEOpXS5yVZ9H1XE0fvxzUW&#10;Q5RNIXWDlwi3lXxJkpG0aDgulFjTsqT8tP+1CobDt21mrt9L2TOD49f7Zh02u7VSj912MQERqA3/&#10;4Xv7Qyt4hb8r8QbI2Q0AAP//AwBQSwECLQAUAAYACAAAACEA2+H2y+4AAACFAQAAEwAAAAAAAAAA&#10;AAAAAAAAAAAAW0NvbnRlbnRfVHlwZXNdLnhtbFBLAQItABQABgAIAAAAIQBa9CxbvwAAABUBAAAL&#10;AAAAAAAAAAAAAAAAAB8BAABfcmVscy8ucmVsc1BLAQItABQABgAIAAAAIQB1kMt5xQAAANoAAAAP&#10;AAAAAAAAAAAAAAAAAAcCAABkcnMvZG93bnJldi54bWxQSwUGAAAAAAMAAwC3AAAA+QIAAAAA&#10;" path="m822782,r84099,4191l988618,16891r78867,20447l1143177,65277r71882,35052l1283004,141986r63246,47879l1404670,243459r53086,59055l1505127,366395r41148,68580l1580946,507619r27686,76327l1628825,663575r12446,82423l1645589,830834r-4318,84963l1628825,998220r-20193,79629l1580946,1154176r-34671,72644l1505127,1295400r-47371,63880l1404670,1418336r-58420,53593l1283004,1519809r-67945,41656l1143177,1596517r-75692,27940l988618,1644903r-81737,12700l822782,1661795r-84112,-4192l656932,1644903r-78905,-20446l502386,1596517r-71958,-35052l362585,1519809r-63323,-47880l240855,1418336r-53073,-59056l140436,1295400,99250,1226820,64617,1154176,36969,1077849,16700,998220,4241,915797,,830834,4241,745998,16700,663575,36969,583946,64617,507619,99250,434975r41186,-68580l187782,302514r53073,-59055l299262,189865r63323,-47879l430428,100329,502386,65277,578027,37338,656932,16891,738670,4191,822782,xe" filled="f" strokecolor="white" strokeweight="6pt">
                   <v:path arrowok="t"/>
                 </v:shape>
                 <v:shape id="Image 8" o:spid="_x0000_s1033" type="#_x0000_t75" style="position:absolute;left:25509;top:10031;width:2362;height:2371;visibility:visible;mso-wrap-style:square" o:gfxdata="UEsDBBQABgAIAAAAIQDb4fbL7gAAAIUBAAATAAAAW0NvbnRlbnRfVHlwZXNdLnhtbHyQz07DMAyH&#10;70i8Q+QralM4IITa7kDhCAiNB7ASt43WOlEcyvb2pNu4IODoPz9/n1xv9vOkForiPDdwXVagiI23&#10;jocG3rdPxR0oScgWJ8/UwIEENu3lRb09BBKV0ywNjCmFe63FjDSjlD4Q50nv44wpl3HQAc0OB9I3&#10;VXWrjedEnIq03oC27qjHjympx31un0wiTQLq4bS4shrAECZnMGVTvbD9QSnOhDInjzsyuiBXWQP0&#10;r4R18jfgnHvJr4nOknrFmJ5xzhraRtHWf3Kkpfz/yGo5S+H73hkquyhdjr3R8m2lj09svwAAAP//&#10;AwBQSwMEFAAGAAgAAAAhAFr0LFu/AAAAFQEAAAsAAABfcmVscy8ucmVsc2zPwWrDMAwG4Ptg72B0&#10;X5TuUMaI01uh19I+gLGVxCy2jGSy9e1nemrHjpL4P0nD4SetZiPRyNnCruvBUPYcYp4tXC/Htw8w&#10;Wl0ObuVMFm6kcBhfX4Yzra62kC6xqGlKVgtLreUTUf1CyWnHhXKbTCzJ1VbKjMX5LzcTvvf9HuXR&#10;gPHJNKdgQU5hB+ZyK23zHztFL6w81c5zQp6m6P9TMfB3PtPWFCczVQtB9N4U2rp2HOA44NMz4y8A&#10;AAD//wMAUEsDBBQABgAIAAAAIQDTzMUIvQAAANoAAAAPAAAAZHJzL2Rvd25yZXYueG1sRE/LisIw&#10;FN0P+A/hCu6mqS5EqlFEEETdjIrg7tJcm2JzU5r04d9PFoLLw3mvNoOtREeNLx0rmCYpCOLc6ZIL&#10;Bbfr/ncBwgdkjZVjUvAmD5v16GeFmXY9/1F3CYWIIewzVGBCqDMpfW7Iok9cTRy5p2sshgibQuoG&#10;+xhuKzlL07m0WHJsMFjTzlD+urRWARGnD5O3dnprT/fzozv2dnZUajIetksQgYbwFX/cB60gbo1X&#10;4g2Q638AAAD//wMAUEsBAi0AFAAGAAgAAAAhANvh9svuAAAAhQEAABMAAAAAAAAAAAAAAAAAAAAA&#10;AFtDb250ZW50X1R5cGVzXS54bWxQSwECLQAUAAYACAAAACEAWvQsW78AAAAVAQAACwAAAAAAAAAA&#10;AAAAAAAfAQAAX3JlbHMvLnJlbHNQSwECLQAUAAYACAAAACEA08zFCL0AAADaAAAADwAAAAAAAAAA&#10;AAAAAAAHAgAAZHJzL2Rvd25yZXYueG1sUEsFBgAAAAADAAMAtwAAAPECAAAAAA==&#10;">
+                  <v:imagedata r:id="rId15" o:title=""/>
+                </v:shape>
+                <v:shape id="Image 9" o:spid="_x0000_s1034" type="#_x0000_t75" style="position:absolute;left:46134;top:10143;width:2488;height:2135;visibility:visible;mso-wrap-style:square" o:gfxdata="UEsDBBQABgAIAAAAIQDb4fbL7gAAAIUBAAATAAAAW0NvbnRlbnRfVHlwZXNdLnhtbHyQz07DMAyH&#10;70i8Q+QralM4IITa7kDhCAiNB7ASt43WOlEcyvb2pNu4IODoPz9/n1xv9vOkForiPDdwXVagiI23&#10;jocG3rdPxR0oScgWJ8/UwIEENu3lRb09BBKV0ywNjCmFe63FjDSjlD4Q50nv44wpl3HQAc0OB9I3&#10;VXWrjedEnIq03oC27qjHjympx31un0wiTQLq4bS4shrAECZnMGVTvbD9QSnOhDInjzsyuiBXWQP0&#10;r4R18jfgnHvJr4nOknrFmJ5xzhraRtHWf3Kkpfz/yGo5S+H73hkquyhdjr3R8m2lj09svwAAAP//&#10;AwBQSwMEFAAGAAgAAAAhAFr0LFu/AAAAFQEAAAsAAABfcmVscy8ucmVsc2zPwWrDMAwG4Ptg72B0&#10;X5TuUMaI01uh19I+gLGVxCy2jGSy9e1nemrHjpL4P0nD4SetZiPRyNnCruvBUPYcYp4tXC/Htw8w&#10;Wl0ObuVMFm6kcBhfX4Yzra62kC6xqGlKVgtLreUTUf1CyWnHhXKbTCzJ1VbKjMX5LzcTvvf9HuXR&#10;gPHJNKdgQU5hB+ZyK23zHztFL6w81c5zQp6m6P9TMfB3PtPWFCczVQtB9N4U2rp2HOA44NMz4y8A&#10;AAD//wMAUEsDBBQABgAIAAAAIQCa5GlOvQAAANoAAAAPAAAAZHJzL2Rvd25yZXYueG1sRI/NCsIw&#10;EITvgu8QVvCmqR5Eq6mIIHjw4E8fYGnWtrTZlCa19e2NIHgcZuYbZrcfTC1e1LrSsoLFPAJBnFld&#10;cq4gfZxmaxDOI2usLZOCNznYJ+PRDmNte77R6+5zESDsYlRQeN/EUrqsIINubhvi4D1ta9AH2eZS&#10;t9gHuKnlMopW0mDJYaHAho4FZdW9Mwpq6myXVo91vsTmdEnLa8D1Sk0nw2ELwtPg/+Ff+6wVbOB7&#10;JdwAmXwAAAD//wMAUEsBAi0AFAAGAAgAAAAhANvh9svuAAAAhQEAABMAAAAAAAAAAAAAAAAAAAAA&#10;AFtDb250ZW50X1R5cGVzXS54bWxQSwECLQAUAAYACAAAACEAWvQsW78AAAAVAQAACwAAAAAAAAAA&#10;AAAAAAAfAQAAX3JlbHMvLnJlbHNQSwECLQAUAAYACAAAACEAmuRpTr0AAADaAAAADwAAAAAAAAAA&#10;AAAAAAAHAgAAZHJzL2Rvd25yZXYueG1sUEsFBgAAAAADAAMAtwAAAPECAAAAAA==&#10;">
                   <v:imagedata r:id="rId16" o:title=""/>
                 </v:shape>
-                <v:shape id="Image 9" o:spid="_x0000_s1034" type="#_x0000_t75" style="position:absolute;left:46134;top:10143;width:2488;height:2135;visibility:visible;mso-wrap-style:square" o:gfxdata="UEsDBBQABgAIAAAAIQDb4fbL7gAAAIUBAAATAAAAW0NvbnRlbnRfVHlwZXNdLnhtbHyQz07DMAyH&#10;70i8Q+QralM4IITa7kDhCAiNB7ASt43WOlEcyvb2pNu4IODoPz9/n1xv9vOkForiPDdwXVagiI23&#10;jocG3rdPxR0oScgWJ8/UwIEENu3lRb09BBKV0ywNjCmFe63FjDSjlD4Q50nv44wpl3HQAc0OB9I3&#10;VXWrjedEnIq03oC27qjHjympx31un0wiTQLq4bS4shrAECZnMGVTvbD9QSnOhDInjzsyuiBXWQP0&#10;r4R18jfgnHvJr4nOknrFmJ5xzhraRtHWf3Kkpfz/yGo5S+H73hkquyhdjr3R8m2lj09svwAAAP//&#10;AwBQSwMEFAAGAAgAAAAhAFr0LFu/AAAAFQEAAAsAAABfcmVscy8ucmVsc2zPwWrDMAwG4Ptg72B0&#10;X5TuUMaI01uh19I+gLGVxCy2jGSy9e1nemrHjpL4P0nD4SetZiPRyNnCruvBUPYcYp4tXC/Htw8w&#10;Wl0ObuVMFm6kcBhfX4Yzra62kC6xqGlKVgtLreUTUf1CyWnHhXKbTCzJ1VbKjMX5LzcTvvf9HuXR&#10;gPHJNKdgQU5hB+ZyK23zHztFL6w81c5zQp6m6P9TMfB3PtPWFCczVQtB9N4U2rp2HOA44NMz4y8A&#10;AAD//wMAUEsDBBQABgAIAAAAIQCa5GlOvQAAANoAAAAPAAAAZHJzL2Rvd25yZXYueG1sRI/NCsIw&#10;EITvgu8QVvCmqR5Eq6mIIHjw4E8fYGnWtrTZlCa19e2NIHgcZuYbZrcfTC1e1LrSsoLFPAJBnFld&#10;cq4gfZxmaxDOI2usLZOCNznYJ+PRDmNte77R6+5zESDsYlRQeN/EUrqsIINubhvi4D1ta9AH2eZS&#10;t9gHuKnlMopW0mDJYaHAho4FZdW9Mwpq6myXVo91vsTmdEnLa8D1Sk0nw2ELwtPg/+Ff+6wVbOB7&#10;JdwAmXwAAAD//wMAUEsBAi0AFAAGAAgAAAAhANvh9svuAAAAhQEAABMAAAAAAAAAAAAAAAAAAAAA&#10;AFtDb250ZW50X1R5cGVzXS54bWxQSwECLQAUAAYACAAAACEAWvQsW78AAAAVAQAACwAAAAAAAAAA&#10;AAAAAAAfAQAAX3JlbHMvLnJlbHNQSwECLQAUAAYACAAAACEAmuRpTr0AAADaAAAADwAAAAAAAAAA&#10;AAAAAAAHAgAAZHJzL2Rvd25yZXYueG1sUEsFBgAAAAADAAMAtwAAAPECAAAAAA==&#10;">
+                <v:shape id="Image 10" o:spid="_x0000_s1035" type="#_x0000_t75" style="position:absolute;left:25524;top:14698;width:2369;height:1660;visibility:visible;mso-wrap-style:square" o:gfxdata="UEsDBBQABgAIAAAAIQDb4fbL7gAAAIUBAAATAAAAW0NvbnRlbnRfVHlwZXNdLnhtbHyQz07DMAyH&#10;70i8Q+QralM4IITa7kDhCAiNB7ASt43WOlEcyvb2pNu4IODoPz9/n1xv9vOkForiPDdwXVagiI23&#10;jocG3rdPxR0oScgWJ8/UwIEENu3lRb09BBKV0ywNjCmFe63FjDSjlD4Q50nv44wpl3HQAc0OB9I3&#10;VXWrjedEnIq03oC27qjHjympx31un0wiTQLq4bS4shrAECZnMGVTvbD9QSnOhDInjzsyuiBXWQP0&#10;r4R18jfgnHvJr4nOknrFmJ5xzhraRtHWf3Kkpfz/yGo5S+H73hkquyhdjr3R8m2lj09svwAAAP//&#10;AwBQSwMEFAAGAAgAAAAhAFr0LFu/AAAAFQEAAAsAAABfcmVscy8ucmVsc2zPwWrDMAwG4Ptg72B0&#10;X5TuUMaI01uh19I+gLGVxCy2jGSy9e1nemrHjpL4P0nD4SetZiPRyNnCruvBUPYcYp4tXC/Htw8w&#10;Wl0ObuVMFm6kcBhfX4Yzra62kC6xqGlKVgtLreUTUf1CyWnHhXKbTCzJ1VbKjMX5LzcTvvf9HuXR&#10;gPHJNKdgQU5hB+ZyK23zHztFL6w81c5zQp6m6P9TMfB3PtPWFCczVQtB9N4U2rp2HOA44NMz4y8A&#10;AAD//wMAUEsDBBQABgAIAAAAIQBT8aHpxQAAANsAAAAPAAAAZHJzL2Rvd25yZXYueG1sRI/NTgMx&#10;DITvSLxDZKTeaLY9VLA0rQDRqnBAtCDO1sbsX+JsN+l2eXt8QOrN1oxnPi/Xo3dqoD7WgQ3Mphko&#10;4iLYmksDX5+b2ztQMSFbdIHJwC9FWK+ur5aY23DmPQ2HVCoJ4ZijgSqlLtc6FhV5jNPQEYv2E3qP&#10;Sda+1LbHs4R7p+dZttAea5aGCjt6rqhoDydvoHl9m724++7jfd88NY0b2uP3tjVmcjM+PoBKNKaL&#10;+f96ZwVf6OUXGUCv/gAAAP//AwBQSwECLQAUAAYACAAAACEA2+H2y+4AAACFAQAAEwAAAAAAAAAA&#10;AAAAAAAAAAAAW0NvbnRlbnRfVHlwZXNdLnhtbFBLAQItABQABgAIAAAAIQBa9CxbvwAAABUBAAAL&#10;AAAAAAAAAAAAAAAAAB8BAABfcmVscy8ucmVsc1BLAQItABQABgAIAAAAIQBT8aHpxQAAANsAAAAP&#10;AAAAAAAAAAAAAAAAAAcCAABkcnMvZG93bnJldi54bWxQSwUGAAAAAAMAAwC3AAAA+QIAAAAA&#10;">
                   <v:imagedata r:id="rId17" o:title=""/>
                 </v:shape>
-                <v:shape id="Image 10" o:spid="_x0000_s1035" type="#_x0000_t75" style="position:absolute;left:25524;top:14698;width:2369;height:1660;visibility:visible;mso-wrap-style:square" o:gfxdata="UEsDBBQABgAIAAAAIQDb4fbL7gAAAIUBAAATAAAAW0NvbnRlbnRfVHlwZXNdLnhtbHyQz07DMAyH&#10;70i8Q+QralM4IITa7kDhCAiNB7ASt43WOlEcyvb2pNu4IODoPz9/n1xv9vOkForiPDdwXVagiI23&#10;jocG3rdPxR0oScgWJ8/UwIEENu3lRb09BBKV0ywNjCmFe63FjDSjlD4Q50nv44wpl3HQAc0OB9I3&#10;VXWrjedEnIq03oC27qjHjympx31un0wiTQLq4bS4shrAECZnMGVTvbD9QSnOhDInjzsyuiBXWQP0&#10;r4R18jfgnHvJr4nOknrFmJ5xzhraRtHWf3Kkpfz/yGo5S+H73hkquyhdjr3R8m2lj09svwAAAP//&#10;AwBQSwMEFAAGAAgAAAAhAFr0LFu/AAAAFQEAAAsAAABfcmVscy8ucmVsc2zPwWrDMAwG4Ptg72B0&#10;X5TuUMaI01uh19I+gLGVxCy2jGSy9e1nemrHjpL4P0nD4SetZiPRyNnCruvBUPYcYp4tXC/Htw8w&#10;Wl0ObuVMFm6kcBhfX4Yzra62kC6xqGlKVgtLreUTUf1CyWnHhXKbTCzJ1VbKjMX5LzcTvvf9HuXR&#10;gPHJNKdgQU5hB+ZyK23zHztFL6w81c5zQp6m6P9TMfB3PtPWFCczVQtB9N4U2rp2HOA44NMz4y8A&#10;AAD//wMAUEsDBBQABgAIAAAAIQBT8aHpxQAAANsAAAAPAAAAZHJzL2Rvd25yZXYueG1sRI/NTgMx&#10;DITvSLxDZKTeaLY9VLA0rQDRqnBAtCDO1sbsX+JsN+l2eXt8QOrN1oxnPi/Xo3dqoD7WgQ3Mphko&#10;4iLYmksDX5+b2ztQMSFbdIHJwC9FWK+ur5aY23DmPQ2HVCoJ4ZijgSqlLtc6FhV5jNPQEYv2E3qP&#10;Sda+1LbHs4R7p+dZttAea5aGCjt6rqhoDydvoHl9m724++7jfd88NY0b2uP3tjVmcjM+PoBKNKaL&#10;+f96ZwVf6OUXGUCv/gAAAP//AwBQSwECLQAUAAYACAAAACEA2+H2y+4AAACFAQAAEwAAAAAAAAAA&#10;AAAAAAAAAAAAW0NvbnRlbnRfVHlwZXNdLnhtbFBLAQItABQABgAIAAAAIQBa9CxbvwAAABUBAAAL&#10;AAAAAAAAAAAAAAAAAB8BAABfcmVscy8ucmVsc1BLAQItABQABgAIAAAAIQBT8aHpxQAAANsAAAAP&#10;AAAAAAAAAAAAAAAAAAcCAABkcnMvZG93bnJldi54bWxQSwUGAAAAAAMAAwC3AAAA+QIAAAAA&#10;">
+                <v:shape id="Image 11" o:spid="_x0000_s1036" type="#_x0000_t75" style="position:absolute;left:46380;top:14287;width:1981;height:1962;visibility:visible;mso-wrap-style:square" o:gfxdata="UEsDBBQABgAIAAAAIQDb4fbL7gAAAIUBAAATAAAAW0NvbnRlbnRfVHlwZXNdLnhtbHyQz07DMAyH&#10;70i8Q+QralM4IITa7kDhCAiNB7ASt43WOlEcyvb2pNu4IODoPz9/n1xv9vOkForiPDdwXVagiI23&#10;jocG3rdPxR0oScgWJ8/UwIEENu3lRb09BBKV0ywNjCmFe63FjDSjlD4Q50nv44wpl3HQAc0OB9I3&#10;VXWrjedEnIq03oC27qjHjympx31un0wiTQLq4bS4shrAECZnMGVTvbD9QSnOhDInjzsyuiBXWQP0&#10;r4R18jfgnHvJr4nOknrFmJ5xzhraRtHWf3Kkpfz/yGo5S+H73hkquyhdjr3R8m2lj09svwAAAP//&#10;AwBQSwMEFAAGAAgAAAAhAFr0LFu/AAAAFQEAAAsAAABfcmVscy8ucmVsc2zPwWrDMAwG4Ptg72B0&#10;X5TuUMaI01uh19I+gLGVxCy2jGSy9e1nemrHjpL4P0nD4SetZiPRyNnCruvBUPYcYp4tXC/Htw8w&#10;Wl0ObuVMFm6kcBhfX4Yzra62kC6xqGlKVgtLreUTUf1CyWnHhXKbTCzJ1VbKjMX5LzcTvvf9HuXR&#10;gPHJNKdgQU5hB+ZyK23zHztFL6w81c5zQp6m6P9TMfB3PtPWFCczVQtB9N4U2rp2HOA44NMz4y8A&#10;AAD//wMAUEsDBBQABgAIAAAAIQBTs5PfvwAAANsAAAAPAAAAZHJzL2Rvd25yZXYueG1sRE/fa8Iw&#10;EH4f+D+EE3wZmtpBGdUoIsj2ajvY69nc2rLkUpJo639vhMHe7uP7edv9ZI24kQ+9YwXrVQaCuHG6&#10;51bBV31avoMIEVmjcUwK7hRgv5u9bLHUbuQz3arYihTCoUQFXYxDKWVoOrIYVm4gTtyP8xZjgr6V&#10;2uOYwq2ReZYV0mLPqaHDgY4dNb/V1So43F+/e4/mcsrqj+LN5K2Rl1GpxXw6bEBEmuK/+M/9qdP8&#10;NTx/SQfI3QMAAP//AwBQSwECLQAUAAYACAAAACEA2+H2y+4AAACFAQAAEwAAAAAAAAAAAAAAAAAA&#10;AAAAW0NvbnRlbnRfVHlwZXNdLnhtbFBLAQItABQABgAIAAAAIQBa9CxbvwAAABUBAAALAAAAAAAA&#10;AAAAAAAAAB8BAABfcmVscy8ucmVsc1BLAQItABQABgAIAAAAIQBTs5PfvwAAANsAAAAPAAAAAAAA&#10;AAAAAAAAAAcCAABkcnMvZG93bnJldi54bWxQSwUGAAAAAAMAAwC3AAAA8wIAAAAA&#10;">
                   <v:imagedata r:id="rId18" o:title=""/>
-                </v:shape>
-                <v:shape id="Image 11" o:spid="_x0000_s1036" type="#_x0000_t75" style="position:absolute;left:46380;top:14287;width:1981;height:1962;visibility:visible;mso-wrap-style:square" o:gfxdata="UEsDBBQABgAIAAAAIQDb4fbL7gAAAIUBAAATAAAAW0NvbnRlbnRfVHlwZXNdLnhtbHyQz07DMAyH&#10;70i8Q+QralM4IITa7kDhCAiNB7ASt43WOlEcyvb2pNu4IODoPz9/n1xv9vOkForiPDdwXVagiI23&#10;jocG3rdPxR0oScgWJ8/UwIEENu3lRb09BBKV0ywNjCmFe63FjDSjlD4Q50nv44wpl3HQAc0OB9I3&#10;VXWrjedEnIq03oC27qjHjympx31un0wiTQLq4bS4shrAECZnMGVTvbD9QSnOhDInjzsyuiBXWQP0&#10;r4R18jfgnHvJr4nOknrFmJ5xzhraRtHWf3Kkpfz/yGo5S+H73hkquyhdjr3R8m2lj09svwAAAP//&#10;AwBQSwMEFAAGAAgAAAAhAFr0LFu/AAAAFQEAAAsAAABfcmVscy8ucmVsc2zPwWrDMAwG4Ptg72B0&#10;X5TuUMaI01uh19I+gLGVxCy2jGSy9e1nemrHjpL4P0nD4SetZiPRyNnCruvBUPYcYp4tXC/Htw8w&#10;Wl0ObuVMFm6kcBhfX4Yzra62kC6xqGlKVgtLreUTUf1CyWnHhXKbTCzJ1VbKjMX5LzcTvvf9HuXR&#10;gPHJNKdgQU5hB+ZyK23zHztFL6w81c5zQp6m6P9TMfB3PtPWFCczVQtB9N4U2rp2HOA44NMz4y8A&#10;AAD//wMAUEsDBBQABgAIAAAAIQBTs5PfvwAAANsAAAAPAAAAZHJzL2Rvd25yZXYueG1sRE/fa8Iw&#10;EH4f+D+EE3wZmtpBGdUoIsj2ajvY69nc2rLkUpJo639vhMHe7uP7edv9ZI24kQ+9YwXrVQaCuHG6&#10;51bBV31avoMIEVmjcUwK7hRgv5u9bLHUbuQz3arYihTCoUQFXYxDKWVoOrIYVm4gTtyP8xZjgr6V&#10;2uOYwq2ReZYV0mLPqaHDgY4dNb/V1So43F+/e4/mcsrqj+LN5K2Rl1GpxXw6bEBEmuK/+M/9qdP8&#10;NTx/SQfI3QMAAP//AwBQSwECLQAUAAYACAAAACEA2+H2y+4AAACFAQAAEwAAAAAAAAAAAAAAAAAA&#10;AAAAW0NvbnRlbnRfVHlwZXNdLnhtbFBLAQItABQABgAIAAAAIQBa9CxbvwAAABUBAAALAAAAAAAA&#10;AAAAAAAAAB8BAABfcmVscy8ucmVsc1BLAQItABQABgAIAAAAIQBTs5PfvwAAANsAAAAPAAAAAAAA&#10;AAAAAAAAAAcCAABkcnMvZG93bnJldi54bWxQSwUGAAAAAAMAAwC3AAAA8wIAAAAA&#10;">
-                  <v:imagedata r:id="rId19" o:title=""/>
-                </v:shape>
-                <v:shape id="Image 12" o:spid="_x0000_s1037" type="#_x0000_t75" style="position:absolute;left:25345;top:18363;width:2721;height:1751;visibility:visible;mso-wrap-style:square" o:gfxdata="UEsDBBQABgAIAAAAIQDb4fbL7gAAAIUBAAATAAAAW0NvbnRlbnRfVHlwZXNdLnhtbHyQz07DMAyH&#10;70i8Q+QralM4IITa7kDhCAiNB7ASt43WOlEcyvb2pNu4IODoPz9/n1xv9vOkForiPDdwXVagiI23&#10;jocG3rdPxR0oScgWJ8/UwIEENu3lRb09BBKV0ywNjCmFe63FjDSjlD4Q50nv44wpl3HQAc0OB9I3&#10;VXWrjedEnIq03oC27qjHjympx31un0wiTQLq4bS4shrAECZnMGVTvbD9QSnOhDInjzsyuiBXWQP0&#10;r4R18jfgnHvJr4nOknrFmJ5xzhraRtHWf3Kkpfz/yGo5S+H73hkquyhdjr3R8m2lj09svwAAAP//&#10;AwBQSwMEFAAGAAgAAAAhAFr0LFu/AAAAFQEAAAsAAABfcmVscy8ucmVsc2zPwWrDMAwG4Ptg72B0&#10;X5TuUMaI01uh19I+gLGVxCy2jGSy9e1nemrHjpL4P0nD4SetZiPRyNnCruvBUPYcYp4tXC/Htw8w&#10;Wl0ObuVMFm6kcBhfX4Yzra62kC6xqGlKVgtLreUTUf1CyWnHhXKbTCzJ1VbKjMX5LzcTvvf9HuXR&#10;gPHJNKdgQU5hB+ZyK23zHztFL6w81c5zQp6m6P9TMfB3PtPWFCczVQtB9N4U2rp2HOA44NMz4y8A&#10;AAD//wMAUEsDBBQABgAIAAAAIQAGZT4KwgAAANsAAAAPAAAAZHJzL2Rvd25yZXYueG1sRE/fa8Iw&#10;EH4f+D+EE/Y2Ux2oq8YiwkBoYVMHvh7NrelsLqXJ2u6/XwYD3+7j+3nbbLSN6KnztWMF81kCgrh0&#10;uuZKwcfl9WkNwgdkjY1jUvBDHrLd5GGLqXYDn6g/h0rEEPYpKjAhtKmUvjRk0c9cSxy5T9dZDBF2&#10;ldQdDjHcNnKRJEtpsebYYLClg6Hydv62Csb3a//2kvfmq8qPz81yVRSrdanU43Tcb0AEGsNd/O8+&#10;6jh/AX+/xAPk7hcAAP//AwBQSwECLQAUAAYACAAAACEA2+H2y+4AAACFAQAAEwAAAAAAAAAAAAAA&#10;AAAAAAAAW0NvbnRlbnRfVHlwZXNdLnhtbFBLAQItABQABgAIAAAAIQBa9CxbvwAAABUBAAALAAAA&#10;AAAAAAAAAAAAAB8BAABfcmVscy8ucmVsc1BLAQItABQABgAIAAAAIQAGZT4KwgAAANsAAAAPAAAA&#10;AAAAAAAAAAAAAAcCAABkcnMvZG93bnJldi54bWxQSwUGAAAAAAMAAwC3AAAA9gIAAAAA&#10;">
-                  <v:imagedata r:id="rId20" o:title=""/>
                 </v:shape>
                 <w10:wrap anchorx="page"/>
               </v:group>
@@ -1445,35 +1423,26 @@
       </w:r>
       <w:r>
         <w:rPr>
-          <w:rFonts w:ascii="Calibri"/>
           <w:spacing w:val="-10"/>
           <w:w w:val="105"/>
         </w:rPr>
         <w:t>^</w:t>
       </w:r>
       <w:r>
-        <w:rPr>
-          <w:rFonts w:ascii="Calibri"/>
-        </w:rPr>
         <w:tab/>
       </w:r>
       <w:r>
         <w:rPr>
-          <w:rFonts w:ascii="Calibri"/>
           <w:spacing w:val="-10"/>
           <w:w w:val="105"/>
         </w:rPr>
         <w:t>^</w:t>
       </w:r>
       <w:r>
-        <w:rPr>
-          <w:rFonts w:ascii="Calibri"/>
-        </w:rPr>
         <w:tab/>
       </w:r>
       <w:r>
         <w:rPr>
-          <w:rFonts w:ascii="Segoe UI Emoji"/>
           <w:color w:val="FFFFFF"/>
         </w:rPr>
         <w:t xml:space="preserve"> </w:t>
@@ -1484,7 +1453,6 @@
         <w:pStyle w:val="BodyText"/>
         <w:spacing w:before="167"/>
         <w:rPr>
-          <w:rFonts w:ascii="Segoe UI Emoji"/>
           <w:sz w:val="48"/>
         </w:rPr>
       </w:pPr>
@@ -1495,23 +1463,26 @@
     <w:p>
       <w:pPr>
         <w:pStyle w:val="Heading1"/>
-      </w:pPr>
-      <w:r>
-        <w:rPr>
-          <w:color w:val="0E4660"/>
+        <w:rPr>
+          <w:color w:val="000000" w:themeColor="text1"/>
+        </w:rPr>
+      </w:pPr>
+      <w:r>
+        <w:rPr>
+          <w:color w:val="000000" w:themeColor="text1"/>
         </w:rPr>
         <w:t>HIMAL</w:t>
       </w:r>
       <w:r>
         <w:rPr>
-          <w:color w:val="0E4660"/>
+          <w:color w:val="000000" w:themeColor="text1"/>
           <w:spacing w:val="-8"/>
         </w:rPr>
         <w:t xml:space="preserve"> </w:t>
       </w:r>
       <w:r>
         <w:rPr>
-          <w:color w:val="0E4660"/>
+          <w:color w:val="000000" w:themeColor="text1"/>
           <w:spacing w:val="-4"/>
         </w:rPr>
         <w:t>PURI</w:t>
@@ -1546,7 +1517,6 @@
         <w:tabs>
           <w:tab w:val="left" w:pos="7812"/>
         </w:tabs>
-        <w:ind w:left="4374"/>
         <w:rPr>
           <w:position w:val="1"/>
           <w:sz w:val="20"/>
@@ -1560,9 +1530,25 @@
         <mc:AlternateContent>
           <mc:Choice Requires="wps">
             <w:drawing>
-              <wp:inline distT="0" distB="0" distL="0" distR="0" wp14:anchorId="594F71DC" wp14:editId="594F71DD">
+              <wp:anchor distT="0" distB="0" distL="114300" distR="114300" simplePos="0" relativeHeight="251684864" behindDoc="0" locked="0" layoutInCell="1" allowOverlap="1" wp14:anchorId="594F71DC" wp14:editId="64F2FF70">
+                <wp:simplePos x="0" y="0"/>
+                <wp:positionH relativeFrom="column">
+                  <wp:posOffset>2775585</wp:posOffset>
+                </wp:positionH>
+                <wp:positionV relativeFrom="paragraph">
+                  <wp:posOffset>63772</wp:posOffset>
+                </wp:positionV>
                 <wp:extent cx="1303020" cy="320040"/>
-                <wp:effectExtent l="0" t="0" r="0" b="0"/>
+                <wp:effectExtent l="0" t="0" r="0" b="3810"/>
+                <wp:wrapThrough wrapText="bothSides">
+                  <wp:wrapPolygon edited="0">
+                    <wp:start x="0" y="0"/>
+                    <wp:lineTo x="0" y="20571"/>
+                    <wp:lineTo x="21158" y="20571"/>
+                    <wp:lineTo x="21158" y="0"/>
+                    <wp:lineTo x="0" y="0"/>
+                  </wp:wrapPolygon>
+                </wp:wrapThrough>
                 <wp:docPr id="13" name="Textbox 13"/>
                 <wp:cNvGraphicFramePr>
                   <a:graphicFrameLocks xmlns:a="http://schemas.openxmlformats.org/drawingml/2006/main"/>
@@ -1612,7 +1598,7 @@
                     </wps:wsp>
                   </a:graphicData>
                 </a:graphic>
-              </wp:inline>
+              </wp:anchor>
             </w:drawing>
           </mc:Choice>
           <mc:Fallback>
@@ -1621,7 +1607,7 @@
                 <v:stroke joinstyle="miter"/>
                 <v:path gradientshapeok="t" o:connecttype="rect"/>
               </v:shapetype>
-              <v:shape id="Textbox 13" o:spid="_x0000_s1026" type="#_x0000_t202" style="width:102.6pt;height:25.2pt;visibility:visible;mso-wrap-style:square;mso-left-percent:-10001;mso-top-percent:-10001;mso-position-horizontal:absolute;mso-position-horizontal-relative:char;mso-position-vertical:absolute;mso-position-vertical-relative:line;mso-left-percent:-10001;mso-top-percent:-10001;v-text-anchor:top" o:gfxdata="UEsDBBQABgAIAAAAIQC2gziS/gAAAOEBAAATAAAAW0NvbnRlbnRfVHlwZXNdLnhtbJSRQU7DMBBF&#10;90jcwfIWJU67QAgl6YK0S0CoHGBkTxKLZGx5TGhvj5O2G0SRWNoz/78nu9wcxkFMGNg6quQqL6RA&#10;0s5Y6ir5vt9lD1JwBDIwOMJKHpHlpr69KfdHjyxSmriSfYz+USnWPY7AufNIadK6MEJMx9ApD/oD&#10;OlTrorhX2lFEilmcO2RdNtjC5xDF9pCuTyYBB5bi6bQ4syoJ3g9WQ0ymaiLzg5KdCXlKLjvcW893&#10;SUOqXwnz5DrgnHtJTxOsQfEKIT7DmDSUCaxw7Rqn8787ZsmRM9e2VmPeBN4uqYvTtW7jvijg9N/y&#10;JsXecLq0q+WD6m8AAAD//wMAUEsDBBQABgAIAAAAIQA4/SH/1gAAAJQBAAALAAAAX3JlbHMvLnJl&#10;bHOkkMFqwzAMhu+DvYPRfXGawxijTi+j0GvpHsDYimMaW0Yy2fr2M4PBMnrbUb/Q94l/f/hMi1qR&#10;JVI2sOt6UJgd+ZiDgffL8ekFlFSbvV0oo4EbChzGx4f9GRdb25HMsYhqlCwG5lrLq9biZkxWOiqY&#10;22YiTra2kYMu1l1tQD30/bPm3wwYN0x18gb45AdQl1tp5j/sFB2T0FQ7R0nTNEV3j6o9feQzro1i&#10;OWA14Fm+Q8a1a8+Bvu/d/dMb2JY5uiPbhG/ktn4cqGU/er3pcvwCAAD//wMAUEsDBBQABgAIAAAA&#10;IQCKJANlrgEAAE8DAAAOAAAAZHJzL2Uyb0RvYy54bWysU9uO0zAQfUfiHyy/02RbhFDUdAW7KkJa&#10;AdLCBziO3Vg4HjPjNunfM/b2soK31ebBGWfGx+ecmaxv59GLg0FyEFp5s6ilMEFD78Kulb9+bt99&#10;lIKSCr3yEEwrj4bk7ebtm/UUG7OEAXxvUDBIoGaKrRxSik1VkR7MqGgB0QROWsBRJd7irupRTYw+&#10;+mpZ1x+qCbCPCNoQ8df7p6TcFHxrjU7frSWThG8lc0tlxbJ2ea02a9XsUMXB6RMN9QIWo3KBL71A&#10;3aukxB7df1Cj0wgENi00jBVY67QpGljNTf2PmsdBRVO0sDkULzbR68Hqb4fH+ANFmj/DzA0sIig+&#10;gP5N7E01RWpONdlTaoirs9DZ4pjfLEHwQfb2ePHTzEnojLaqV/WSU5pzK27X+2J4dT0dkdIXA6PI&#10;QSuR+1UYqMMDpXy/as4l+TIC7/qt875scNfdeRQHxb3dlie3k488KysCnjhn9mnuZq7JYQf9kYVP&#10;3PtW0p+9QiOF/xrY3Dwo5wDPQXcOMPk7KOOUWQT4tE9gXWF7xT1Zx10rjE4Tlsfi+b5UXf+DzV8A&#10;AAD//wMAUEsDBBQABgAIAAAAIQAHj2US2wAAAAQBAAAPAAAAZHJzL2Rvd25yZXYueG1sTI/BTsMw&#10;EETvSPyDtUhcELWJaIVCnApauJVDS9XzNl6SiHgd2U6T/j0uF7isNJrRzNtiOdlOnMiH1rGGh5kC&#10;QVw503KtYf/5fv8EIkRkg51j0nCmAMvy+qrA3LiRt3TaxVqkEg45amhi7HMpQ9WQxTBzPXHyvpy3&#10;GJP0tTQex1RuO5kptZAWW04LDfa0aqj63g1Ww2Lth3HLq7v1/m2DH32dHV7PB61vb6aXZxCRpvgX&#10;hgt+QocyMR3dwCaITkN6JP7e5GVqnoE4apirR5BlIf/Dlz8AAAD//wMAUEsBAi0AFAAGAAgAAAAh&#10;ALaDOJL+AAAA4QEAABMAAAAAAAAAAAAAAAAAAAAAAFtDb250ZW50X1R5cGVzXS54bWxQSwECLQAU&#10;AAYACAAAACEAOP0h/9YAAACUAQAACwAAAAAAAAAAAAAAAAAvAQAAX3JlbHMvLnJlbHNQSwECLQAU&#10;AAYACAAAACEAiiQDZa4BAABPAwAADgAAAAAAAAAAAAAAAAAuAgAAZHJzL2Uyb0RvYy54bWxQSwEC&#10;LQAUAAYACAAAACEAB49lEtsAAAAEAQAADwAAAAAAAAAAAAAAAAAIBAAAZHJzL2Rvd25yZXYueG1s&#10;UEsFBgAAAAAEAAQA8wAAABAFAAAAAA==&#10;" stroked="f">
+              <v:shape id="Textbox 13" o:spid="_x0000_s1026" type="#_x0000_t202" style="position:absolute;margin-left:218.55pt;margin-top:5pt;width:102.6pt;height:25.2pt;z-index:251684864;visibility:visible;mso-wrap-style:square;mso-wrap-distance-left:9pt;mso-wrap-distance-top:0;mso-wrap-distance-right:9pt;mso-wrap-distance-bottom:0;mso-position-horizontal:absolute;mso-position-horizontal-relative:text;mso-position-vertical:absolute;mso-position-vertical-relative:text;v-text-anchor:top" o:gfxdata="UEsDBBQABgAIAAAAIQC2gziS/gAAAOEBAAATAAAAW0NvbnRlbnRfVHlwZXNdLnhtbJSRQU7DMBBF&#10;90jcwfIWJU67QAgl6YK0S0CoHGBkTxKLZGx5TGhvj5O2G0SRWNoz/78nu9wcxkFMGNg6quQqL6RA&#10;0s5Y6ir5vt9lD1JwBDIwOMJKHpHlpr69KfdHjyxSmriSfYz+USnWPY7AufNIadK6MEJMx9ApD/oD&#10;OlTrorhX2lFEilmcO2RdNtjC5xDF9pCuTyYBB5bi6bQ4syoJ3g9WQ0ymaiLzg5KdCXlKLjvcW893&#10;SUOqXwnz5DrgnHtJTxOsQfEKIT7DmDSUCaxw7Rqn8787ZsmRM9e2VmPeBN4uqYvTtW7jvijg9N/y&#10;JsXecLq0q+WD6m8AAAD//wMAUEsDBBQABgAIAAAAIQA4/SH/1gAAAJQBAAALAAAAX3JlbHMvLnJl&#10;bHOkkMFqwzAMhu+DvYPRfXGawxijTi+j0GvpHsDYimMaW0Yy2fr2M4PBMnrbUb/Q94l/f/hMi1qR&#10;JVI2sOt6UJgd+ZiDgffL8ekFlFSbvV0oo4EbChzGx4f9GRdb25HMsYhqlCwG5lrLq9biZkxWOiqY&#10;22YiTra2kYMu1l1tQD30/bPm3wwYN0x18gb45AdQl1tp5j/sFB2T0FQ7R0nTNEV3j6o9feQzro1i&#10;OWA14Fm+Q8a1a8+Bvu/d/dMb2JY5uiPbhG/ktn4cqGU/er3pcvwCAAD//wMAUEsDBBQABgAIAAAA&#10;IQCKJANlrgEAAE8DAAAOAAAAZHJzL2Uyb0RvYy54bWysU9uO0zAQfUfiHyy/02RbhFDUdAW7KkJa&#10;AdLCBziO3Vg4HjPjNunfM/b2soK31ebBGWfGx+ecmaxv59GLg0FyEFp5s6ilMEFD78Kulb9+bt99&#10;lIKSCr3yEEwrj4bk7ebtm/UUG7OEAXxvUDBIoGaKrRxSik1VkR7MqGgB0QROWsBRJd7irupRTYw+&#10;+mpZ1x+qCbCPCNoQ8df7p6TcFHxrjU7frSWThG8lc0tlxbJ2ea02a9XsUMXB6RMN9QIWo3KBL71A&#10;3aukxB7df1Cj0wgENi00jBVY67QpGljNTf2PmsdBRVO0sDkULzbR68Hqb4fH+ANFmj/DzA0sIig+&#10;gP5N7E01RWpONdlTaoirs9DZ4pjfLEHwQfb2ePHTzEnojLaqV/WSU5pzK27X+2J4dT0dkdIXA6PI&#10;QSuR+1UYqMMDpXy/as4l+TIC7/qt875scNfdeRQHxb3dlie3k488KysCnjhn9mnuZq7JYQf9kYVP&#10;3PtW0p+9QiOF/xrY3Dwo5wDPQXcOMPk7KOOUWQT4tE9gXWF7xT1Zx10rjE4Tlsfi+b5UXf+DzV8A&#10;AAD//wMAUEsDBBQABgAIAAAAIQCk/cUf3gAAAAkBAAAPAAAAZHJzL2Rvd25yZXYueG1sTI/BTsMw&#10;EETvSPyDtUhcELWbRgGFOBW0cINDS9WzGy9JRLyOYqdJ/57lBLcdzdPsTLGeXSfOOITWk4blQoFA&#10;qrxtqdZw+Hy7fwQRoiFrOk+o4YIB1uX1VWFy6yfa4Xkfa8EhFHKjoYmxz6UMVYPOhIXvkdj78oMz&#10;keVQSzuYicNdJxOlMulMS/yhMT1uGqy+96PTkG2HcdrR5m57eH03H32dHF8uR61vb+bnJxAR5/gH&#10;w299rg4ldzr5kWwQnYZ09bBklA3FmxjI0mQF4sSHSkGWhfy/oPwBAAD//wMAUEsBAi0AFAAGAAgA&#10;AAAhALaDOJL+AAAA4QEAABMAAAAAAAAAAAAAAAAAAAAAAFtDb250ZW50X1R5cGVzXS54bWxQSwEC&#10;LQAUAAYACAAAACEAOP0h/9YAAACUAQAACwAAAAAAAAAAAAAAAAAvAQAAX3JlbHMvLnJlbHNQSwEC&#10;LQAUAAYACAAAACEAiiQDZa4BAABPAwAADgAAAAAAAAAAAAAAAAAuAgAAZHJzL2Uyb0RvYy54bWxQ&#10;SwECLQAUAAYACAAAACEApP3FH94AAAAJAQAADwAAAAAAAAAAAAAAAAAIBAAAZHJzL2Rvd25yZXYu&#10;eG1sUEsFBgAAAAAEAAQA8wAAABMFAAAAAA==&#10;" stroked="f">
                 <v:textbox inset="0,0,0,0">
                   <w:txbxContent>
                     <w:p>
@@ -1643,7 +1629,7 @@
                     </w:p>
                   </w:txbxContent>
                 </v:textbox>
-                <w10:anchorlock/>
+                <w10:wrap type="through"/>
               </v:shape>
             </w:pict>
           </mc:Fallback>
@@ -1651,12 +1637,6 @@
       </w:r>
       <w:r>
         <w:rPr>
-          <w:sz w:val="20"/>
-        </w:rPr>
-        <w:tab/>
-      </w:r>
-      <w:r>
-        <w:rPr>
           <w:noProof/>
           <w:position w:val="1"/>
           <w:sz w:val="20"/>
@@ -1664,9 +1644,17 @@
         <mc:AlternateContent>
           <mc:Choice Requires="wps">
             <w:drawing>
-              <wp:inline distT="0" distB="0" distL="0" distR="0" wp14:anchorId="594F71DE" wp14:editId="594F71DF">
+              <wp:anchor distT="0" distB="0" distL="114300" distR="114300" simplePos="0" relativeHeight="251696128" behindDoc="0" locked="0" layoutInCell="1" allowOverlap="1" wp14:anchorId="594F71DE" wp14:editId="3E5561F5">
+                <wp:simplePos x="0" y="0"/>
+                <wp:positionH relativeFrom="column">
+                  <wp:posOffset>4958080</wp:posOffset>
+                </wp:positionH>
+                <wp:positionV relativeFrom="paragraph">
+                  <wp:posOffset>51707</wp:posOffset>
+                </wp:positionV>
                 <wp:extent cx="1706880" cy="304800"/>
-                <wp:effectExtent l="0" t="0" r="0" b="0"/>
+                <wp:effectExtent l="0" t="0" r="7620" b="0"/>
+                <wp:wrapSquare wrapText="bothSides"/>
                 <wp:docPr id="14" name="Textbox 14"/>
                 <wp:cNvGraphicFramePr>
                   <a:graphicFrameLocks xmlns:a="http://schemas.openxmlformats.org/drawingml/2006/main"/>
@@ -1739,12 +1727,12 @@
                     </wps:wsp>
                   </a:graphicData>
                 </a:graphic>
-              </wp:inline>
+              </wp:anchor>
             </w:drawing>
           </mc:Choice>
           <mc:Fallback>
             <w:pict>
-              <v:shape w14:anchorId="594F71DE" id="Textbox 14" o:spid="_x0000_s1027" type="#_x0000_t202" style="width:134.4pt;height:24pt;visibility:visible;mso-wrap-style:square;mso-left-percent:-10001;mso-top-percent:-10001;mso-position-horizontal:absolute;mso-position-horizontal-relative:char;mso-position-vertical:absolute;mso-position-vertical-relative:line;mso-left-percent:-10001;mso-top-percent:-10001;v-text-anchor:top" o:gfxdata="UEsDBBQABgAIAAAAIQC2gziS/gAAAOEBAAATAAAAW0NvbnRlbnRfVHlwZXNdLnhtbJSRQU7DMBBF&#10;90jcwfIWJU67QAgl6YK0S0CoHGBkTxKLZGx5TGhvj5O2G0SRWNoz/78nu9wcxkFMGNg6quQqL6RA&#10;0s5Y6ir5vt9lD1JwBDIwOMJKHpHlpr69KfdHjyxSmriSfYz+USnWPY7AufNIadK6MEJMx9ApD/oD&#10;OlTrorhX2lFEilmcO2RdNtjC5xDF9pCuTyYBB5bi6bQ4syoJ3g9WQ0ymaiLzg5KdCXlKLjvcW893&#10;SUOqXwnz5DrgnHtJTxOsQfEKIT7DmDSUCaxw7Rqn8787ZsmRM9e2VmPeBN4uqYvTtW7jvijg9N/y&#10;JsXecLq0q+WD6m8AAAD//wMAUEsDBBQABgAIAAAAIQA4/SH/1gAAAJQBAAALAAAAX3JlbHMvLnJl&#10;bHOkkMFqwzAMhu+DvYPRfXGawxijTi+j0GvpHsDYimMaW0Yy2fr2M4PBMnrbUb/Q94l/f/hMi1qR&#10;JVI2sOt6UJgd+ZiDgffL8ekFlFSbvV0oo4EbChzGx4f9GRdb25HMsYhqlCwG5lrLq9biZkxWOiqY&#10;22YiTra2kYMu1l1tQD30/bPm3wwYN0x18gb45AdQl1tp5j/sFB2T0FQ7R0nTNEV3j6o9feQzro1i&#10;OWA14Fm+Q8a1a8+Bvu/d/dMb2JY5uiPbhG/ktn4cqGU/er3pcvwCAAD//wMAUEsDBBQABgAIAAAA&#10;IQDAPQAfswEAAFYDAAAOAAAAZHJzL2Uyb0RvYy54bWysU9tu1DAQfUfiHyy/s0kLKqtos1VptQip&#10;AqTCBziOvbFwPGbGu8n+PWN3LxW8oebBGWfGx+ecmaxu59GLvUFyEFp5tailMEFD78K2lT9/bN4t&#10;paCkQq88BNPKgyF5u377ZjXFxlzDAL43KBgkUDPFVg4pxaaqSA9mVLSAaAInLeCoEm9xW/WoJkYf&#10;fXVd1zfVBNhHBG2I+OvDc1KuC761Rqdv1pJJwreSuaWyYlm7vFbrlWq2qOLg9JGG+g8Wo3KBLz1D&#10;PaikxA7dP1Cj0wgENi00jBVY67QpGljNVf2XmqdBRVO0sDkUzzbR68Hqr/un+B1Fmj/BzA0sIig+&#10;gv5F7E01RWqONdlTaoirs9DZ4pjfLEHwQfb2cPbTzEnojPaxvlkuOaU5977+sKyL4dXldERKnw2M&#10;IgetRO5XYaD2j5Ty/ao5leTLCLzrN877ssFtd+9R7BX3dlOe3E4+8qKsCHjmnNmnuZuF67NQLs1f&#10;OugPrH/iEWgl/d4pNFL4L4E9zvNyCvAUdKcAk7+HMlWZTIC7XQLrCukL7tFBbl4hdhy0PB0v96Xq&#10;8jus/wAAAP//AwBQSwMEFAAGAAgAAAAhANkGOn3bAAAABAEAAA8AAABkcnMvZG93bnJldi54bWxM&#10;j8FOwzAQRO9I/IO1SFwQdYhQFIU4VWnhBoeWqmc3XpKo8TqynSb9exYu9DLSalYzb8rlbHtxRh86&#10;RwqeFgkIpNqZjhoF+6/3xxxEiJqM7h2hggsGWFa3N6UujJtoi+ddbASHUCi0gjbGoZAy1C1aHRZu&#10;QGLv23mrI5++kcbricNtL9MkyaTVHXFDqwdct1ifdqNVkG38OG1p/bDZv33oz6FJD6+Xg1L3d/Pq&#10;BUTEOf4/wy8+o0PFTEc3kgmiV8BD4p+yl2Y5zzgqeM4TkFUpr+GrHwAAAP//AwBQSwECLQAUAAYA&#10;CAAAACEAtoM4kv4AAADhAQAAEwAAAAAAAAAAAAAAAAAAAAAAW0NvbnRlbnRfVHlwZXNdLnhtbFBL&#10;AQItABQABgAIAAAAIQA4/SH/1gAAAJQBAAALAAAAAAAAAAAAAAAAAC8BAABfcmVscy8ucmVsc1BL&#10;AQItABQABgAIAAAAIQDAPQAfswEAAFYDAAAOAAAAAAAAAAAAAAAAAC4CAABkcnMvZTJvRG9jLnht&#10;bFBLAQItABQABgAIAAAAIQDZBjp92wAAAAQBAAAPAAAAAAAAAAAAAAAAAA0EAABkcnMvZG93bnJl&#10;di54bWxQSwUGAAAAAAQABADzAAAAFQUAAAAA&#10;" stroked="f">
+              <v:shape w14:anchorId="594F71DE" id="Textbox 14" o:spid="_x0000_s1027" type="#_x0000_t202" style="position:absolute;margin-left:390.4pt;margin-top:4.05pt;width:134.4pt;height:24pt;z-index:251696128;visibility:visible;mso-wrap-style:square;mso-wrap-distance-left:9pt;mso-wrap-distance-top:0;mso-wrap-distance-right:9pt;mso-wrap-distance-bottom:0;mso-position-horizontal:absolute;mso-position-horizontal-relative:text;mso-position-vertical:absolute;mso-position-vertical-relative:text;v-text-anchor:top" o:gfxdata="UEsDBBQABgAIAAAAIQC2gziS/gAAAOEBAAATAAAAW0NvbnRlbnRfVHlwZXNdLnhtbJSRQU7DMBBF&#10;90jcwfIWJU67QAgl6YK0S0CoHGBkTxKLZGx5TGhvj5O2G0SRWNoz/78nu9wcxkFMGNg6quQqL6RA&#10;0s5Y6ir5vt9lD1JwBDIwOMJKHpHlpr69KfdHjyxSmriSfYz+USnWPY7AufNIadK6MEJMx9ApD/oD&#10;OlTrorhX2lFEilmcO2RdNtjC5xDF9pCuTyYBB5bi6bQ4syoJ3g9WQ0ymaiLzg5KdCXlKLjvcW893&#10;SUOqXwnz5DrgnHtJTxOsQfEKIT7DmDSUCaxw7Rqn8787ZsmRM9e2VmPeBN4uqYvTtW7jvijg9N/y&#10;JsXecLq0q+WD6m8AAAD//wMAUEsDBBQABgAIAAAAIQA4/SH/1gAAAJQBAAALAAAAX3JlbHMvLnJl&#10;bHOkkMFqwzAMhu+DvYPRfXGawxijTi+j0GvpHsDYimMaW0Yy2fr2M4PBMnrbUb/Q94l/f/hMi1qR&#10;JVI2sOt6UJgd+ZiDgffL8ekFlFSbvV0oo4EbChzGx4f9GRdb25HMsYhqlCwG5lrLq9biZkxWOiqY&#10;22YiTra2kYMu1l1tQD30/bPm3wwYN0x18gb45AdQl1tp5j/sFB2T0FQ7R0nTNEV3j6o9feQzro1i&#10;OWA14Fm+Q8a1a8+Bvu/d/dMb2JY5uiPbhG/ktn4cqGU/er3pcvwCAAD//wMAUEsDBBQABgAIAAAA&#10;IQDAPQAfswEAAFYDAAAOAAAAZHJzL2Uyb0RvYy54bWysU9tu1DAQfUfiHyy/s0kLKqtos1VptQip&#10;AqTCBziOvbFwPGbGu8n+PWN3LxW8oebBGWfGx+ecmaxu59GLvUFyEFp5tailMEFD78K2lT9/bN4t&#10;paCkQq88BNPKgyF5u377ZjXFxlzDAL43KBgkUDPFVg4pxaaqSA9mVLSAaAInLeCoEm9xW/WoJkYf&#10;fXVd1zfVBNhHBG2I+OvDc1KuC761Rqdv1pJJwreSuaWyYlm7vFbrlWq2qOLg9JGG+g8Wo3KBLz1D&#10;PaikxA7dP1Cj0wgENi00jBVY67QpGljNVf2XmqdBRVO0sDkUzzbR68Hqr/un+B1Fmj/BzA0sIig+&#10;gv5F7E01RWqONdlTaoirs9DZ4pjfLEHwQfb2cPbTzEnojPaxvlkuOaU5977+sKyL4dXldERKnw2M&#10;IgetRO5XYaD2j5Ty/ao5leTLCLzrN877ssFtd+9R7BX3dlOe3E4+8qKsCHjmnNmnuZuF67NQLs1f&#10;OugPrH/iEWgl/d4pNFL4L4E9zvNyCvAUdKcAk7+HMlWZTIC7XQLrCukL7tFBbl4hdhy0PB0v96Xq&#10;8jus/wAAAP//AwBQSwMEFAAGAAgAAAAhAElXfMrfAAAACQEAAA8AAABkcnMvZG93bnJldi54bWxM&#10;j81OwzAQhO9IvIO1SFwQtVNBSEOcClq4lUN/1LMbL0lEvI5sp0nfHvcEx9GMZr4plpPp2Bmdby1J&#10;SGYCGFJldUu1hMP+8zED5oMirTpLKOGCHpbl7U2hcm1H2uJ5F2oWS8jnSkITQp9z7qsGjfIz2yNF&#10;79s6o0KUrubaqTGWm47PhUi5US3FhUb1uGqw+tkNRkK6dsO4pdXD+vCxUV99PT++X45S3t9Nb6/A&#10;Ak7hLwxX/IgOZWQ62YG0Z52El0xE9CAhS4BdffG0SIGdJDynCfCy4P8flL8AAAD//wMAUEsBAi0A&#10;FAAGAAgAAAAhALaDOJL+AAAA4QEAABMAAAAAAAAAAAAAAAAAAAAAAFtDb250ZW50X1R5cGVzXS54&#10;bWxQSwECLQAUAAYACAAAACEAOP0h/9YAAACUAQAACwAAAAAAAAAAAAAAAAAvAQAAX3JlbHMvLnJl&#10;bHNQSwECLQAUAAYACAAAACEAwD0AH7MBAABWAwAADgAAAAAAAAAAAAAAAAAuAgAAZHJzL2Uyb0Rv&#10;Yy54bWxQSwECLQAUAAYACAAAACEASVd8yt8AAAAJAQAADwAAAAAAAAAAAAAAAAANBAAAZHJzL2Rv&#10;d25yZXYueG1sUEsFBgAAAAAEAAQA8wAAABkFAAAAAA==&#10;" stroked="f">
                 <v:textbox inset="0,0,0,0">
                   <w:txbxContent>
                     <w:p>
@@ -1789,12 +1777,18 @@
                     </w:p>
                   </w:txbxContent>
                 </v:textbox>
-                <w10:anchorlock/>
+                <w10:wrap type="square"/>
               </v:shape>
             </w:pict>
           </mc:Fallback>
         </mc:AlternateContent>
       </w:r>
+      <w:r>
+        <w:rPr>
+          <w:sz w:val="20"/>
+        </w:rPr>
+        <w:tab/>
+      </w:r>
     </w:p>
     <w:p>
       <w:pPr>
@@ -1803,6 +1797,23 @@
         <w:rPr>
           <w:b/>
           <w:sz w:val="11"/>
+        </w:rPr>
+      </w:pPr>
+    </w:p>
+    <w:p>
+      <w:pPr>
+        <w:pStyle w:val="BodyText"/>
+        <w:rPr>
+          <w:b/>
+        </w:rPr>
+      </w:pPr>
+    </w:p>
+    <w:p>
+      <w:pPr>
+        <w:pStyle w:val="BodyText"/>
+        <w:ind w:right="178"/>
+        <w:rPr>
+          <w:spacing w:val="-4"/>
         </w:rPr>
       </w:pPr>
       <w:r>
@@ -1814,17 +1825,131 @@
         <mc:AlternateContent>
           <mc:Choice Requires="wps">
             <w:drawing>
-              <wp:anchor distT="0" distB="0" distL="0" distR="0" simplePos="0" relativeHeight="487588864" behindDoc="1" locked="0" layoutInCell="1" allowOverlap="1" wp14:anchorId="594F71E0" wp14:editId="594F71E1">
+              <wp:anchor distT="0" distB="0" distL="0" distR="0" simplePos="0" relativeHeight="251678720" behindDoc="1" locked="0" layoutInCell="1" allowOverlap="1" wp14:anchorId="594F71E2" wp14:editId="1C8FEBA9">
                 <wp:simplePos x="0" y="0"/>
                 <wp:positionH relativeFrom="page">
-                  <wp:posOffset>2796539</wp:posOffset>
+                  <wp:posOffset>4952365</wp:posOffset>
                 </wp:positionH>
                 <wp:positionV relativeFrom="paragraph">
-                  <wp:posOffset>97789</wp:posOffset>
+                  <wp:posOffset>53612</wp:posOffset>
+                </wp:positionV>
+                <wp:extent cx="746760" cy="281940"/>
+                <wp:effectExtent l="0" t="0" r="0" b="3810"/>
+                <wp:wrapSquare wrapText="bothSides"/>
+                <wp:docPr id="16" name="Textbox 16"/>
+                <wp:cNvGraphicFramePr>
+                  <a:graphicFrameLocks xmlns:a="http://schemas.openxmlformats.org/drawingml/2006/main"/>
+                </wp:cNvGraphicFramePr>
+                <a:graphic xmlns:a="http://schemas.openxmlformats.org/drawingml/2006/main">
+                  <a:graphicData uri="http://schemas.microsoft.com/office/word/2010/wordprocessingShape">
+                    <wps:wsp>
+                      <wps:cNvSpPr txBox="1">
+                        <a:spLocks/>
+                      </wps:cNvSpPr>
+                      <wps:spPr>
+                        <a:xfrm>
+                          <a:off x="0" y="0"/>
+                          <a:ext cx="746760" cy="281940"/>
+                        </a:xfrm>
+                        <a:prstGeom prst="rect">
+                          <a:avLst/>
+                        </a:prstGeom>
+                        <a:solidFill>
+                          <a:srgbClr val="FFFFFF"/>
+                        </a:solidFill>
+                      </wps:spPr>
+                      <wps:txbx>
+                        <w:txbxContent>
+                          <w:p>
+                            <w:pPr>
+                              <w:pStyle w:val="BodyText"/>
+                              <w:spacing w:before="79"/>
+                              <w:ind w:left="152"/>
+                              <w:rPr>
+                                <w:color w:val="000000"/>
+                              </w:rPr>
+                            </w:pPr>
+                            <w:hyperlink r:id="rId19" w:history="1">
+                              <w:r>
+                                <w:rPr>
+                                  <w:rStyle w:val="Hyperlink"/>
+                                  <w:spacing w:val="-2"/>
+                                </w:rPr>
+                                <w:t>LinkedIn</w:t>
+                              </w:r>
+                            </w:hyperlink>
+                          </w:p>
+                        </w:txbxContent>
+                      </wps:txbx>
+                      <wps:bodyPr wrap="square" lIns="0" tIns="0" rIns="0" bIns="0" rtlCol="0">
+                        <a:noAutofit/>
+                      </wps:bodyPr>
+                    </wps:wsp>
+                  </a:graphicData>
+                </a:graphic>
+              </wp:anchor>
+            </w:drawing>
+          </mc:Choice>
+          <mc:Fallback>
+            <w:pict>
+              <v:shape w14:anchorId="594F71E2" id="Textbox 16" o:spid="_x0000_s1028" type="#_x0000_t202" style="position:absolute;margin-left:389.95pt;margin-top:4.2pt;width:58.8pt;height:22.2pt;z-index:-251637760;visibility:visible;mso-wrap-style:square;mso-wrap-distance-left:0;mso-wrap-distance-top:0;mso-wrap-distance-right:0;mso-wrap-distance-bottom:0;mso-position-horizontal:absolute;mso-position-horizontal-relative:page;mso-position-vertical:absolute;mso-position-vertical-relative:text;v-text-anchor:top" o:gfxdata="UEsDBBQABgAIAAAAIQC2gziS/gAAAOEBAAATAAAAW0NvbnRlbnRfVHlwZXNdLnhtbJSRQU7DMBBF&#10;90jcwfIWJU67QAgl6YK0S0CoHGBkTxKLZGx5TGhvj5O2G0SRWNoz/78nu9wcxkFMGNg6quQqL6RA&#10;0s5Y6ir5vt9lD1JwBDIwOMJKHpHlpr69KfdHjyxSmriSfYz+USnWPY7AufNIadK6MEJMx9ApD/oD&#10;OlTrorhX2lFEilmcO2RdNtjC5xDF9pCuTyYBB5bi6bQ4syoJ3g9WQ0ymaiLzg5KdCXlKLjvcW893&#10;SUOqXwnz5DrgnHtJTxOsQfEKIT7DmDSUCaxw7Rqn8787ZsmRM9e2VmPeBN4uqYvTtW7jvijg9N/y&#10;JsXecLq0q+WD6m8AAAD//wMAUEsDBBQABgAIAAAAIQA4/SH/1gAAAJQBAAALAAAAX3JlbHMvLnJl&#10;bHOkkMFqwzAMhu+DvYPRfXGawxijTi+j0GvpHsDYimMaW0Yy2fr2M4PBMnrbUb/Q94l/f/hMi1qR&#10;JVI2sOt6UJgd+ZiDgffL8ekFlFSbvV0oo4EbChzGx4f9GRdb25HMsYhqlCwG5lrLq9biZkxWOiqY&#10;22YiTra2kYMu1l1tQD30/bPm3wwYN0x18gb45AdQl1tp5j/sFB2T0FQ7R0nTNEV3j6o9feQzro1i&#10;OWA14Fm+Q8a1a8+Bvu/d/dMb2JY5uiPbhG/ktn4cqGU/er3pcvwCAAD//wMAUEsDBBQABgAIAAAA&#10;IQAOKU5ttAEAAFUDAAAOAAAAZHJzL2Uyb0RvYy54bWysU9uO0zAQfUfiHyy/07TVqrtETVewqyKk&#10;FSAtfIDj2I2F4zEzbpP+PWNvLyt4Q/TBHXvGx+ecmazvp8GLg0FyEBq5mM2lMEFD58KukT++b9/d&#10;SUFJhU55CKaRR0PyfvP2zXqMtVlCD74zKBgkUD3GRvYpxbqqSPdmUDSDaAInLeCgEm9xV3WoRkYf&#10;fLWcz1fVCNhFBG2I+PTxJSk3Bd9ao9NXa8kk4RvJ3FJZsaxtXqvNWtU7VLF3+kRD/QOLQbnAj16g&#10;HlVSYo/uL6jBaQQCm2YahgqsddoUDaxmMf9DzXOvoila2ByKF5vo/8HqL4fn+A1Fmj7CxA0sIig+&#10;gf5J7E01RqpPNdlTqomrs9DJ4pD/WYLgi+zt8eKnmZLQfHh7s7pdcUZzanm3eH9T/K6ulyNS+mRg&#10;EDloJHK7CgF1eKKUn1f1uSS/ReBdt3Xelw3u2geP4qC4tdvyy93kK6/KCv8Xypl8mtpJuI7Z5NJ8&#10;0kJ3ZPkjT0Aj6ddeoZHCfw5scR6Xc4DnoD0HmPwDlKHKZAJ82CewrpC+4p4M5N4VYqc5y8Pxel+q&#10;rl/D5jcAAAD//wMAUEsDBBQABgAIAAAAIQCuN8ec3wAAAAgBAAAPAAAAZHJzL2Rvd25yZXYueG1s&#10;TI/NTsMwEITvSLyDtUhcEHWIaPNDNhW0cINDS9XzNjZJRLyOYqdJ3x5zguNoRjPfFOvZdOKsB9da&#10;RnhYRCA0V1a1XCMcPt/uUxDOEyvqLGuEi3awLq+vCsqVnXinz3tfi1DCLieExvs+l9JVjTbkFrbX&#10;HLwvOxjyQQ61VANNodx0Mo6ilTTUclhoqNebRlff+9EgrLbDOO14c7c9vL7TR1/Hx5fLEfH2Zn5+&#10;AuH17P/C8Isf0KEMTCc7snKiQ0iSLAtRhPQRRPDTLFmCOCEs4xRkWcj/B8ofAAAA//8DAFBLAQIt&#10;ABQABgAIAAAAIQC2gziS/gAAAOEBAAATAAAAAAAAAAAAAAAAAAAAAABbQ29udGVudF9UeXBlc10u&#10;eG1sUEsBAi0AFAAGAAgAAAAhADj9If/WAAAAlAEAAAsAAAAAAAAAAAAAAAAALwEAAF9yZWxzLy5y&#10;ZWxzUEsBAi0AFAAGAAgAAAAhAA4pTm20AQAAVQMAAA4AAAAAAAAAAAAAAAAALgIAAGRycy9lMm9E&#10;b2MueG1sUEsBAi0AFAAGAAgAAAAhAK43x5zfAAAACAEAAA8AAAAAAAAAAAAAAAAADgQAAGRycy9k&#10;b3ducmV2LnhtbFBLBQYAAAAABAAEAPMAAAAaBQAAAAA=&#10;" stroked="f">
+                <v:textbox inset="0,0,0,0">
+                  <w:txbxContent>
+                    <w:p>
+                      <w:pPr>
+                        <w:pStyle w:val="BodyText"/>
+                        <w:spacing w:before="79"/>
+                        <w:ind w:left="152"/>
+                        <w:rPr>
+                          <w:color w:val="000000"/>
+                        </w:rPr>
+                      </w:pPr>
+                      <w:hyperlink r:id="rId20" w:history="1">
+                        <w:r>
+                          <w:rPr>
+                            <w:rStyle w:val="Hyperlink"/>
+                            <w:spacing w:val="-2"/>
+                          </w:rPr>
+                          <w:t>LinkedIn</w:t>
+                        </w:r>
+                      </w:hyperlink>
+                    </w:p>
+                  </w:txbxContent>
+                </v:textbox>
+                <w10:wrap type="square" anchorx="page"/>
+              </v:shape>
+            </w:pict>
+          </mc:Fallback>
+        </mc:AlternateContent>
+      </w:r>
+      <w:r>
+        <w:rPr>
+          <w:b/>
+          <w:noProof/>
+          <w:sz w:val="11"/>
+        </w:rPr>
+        <mc:AlternateContent>
+          <mc:Choice Requires="wps">
+            <w:drawing>
+              <wp:anchor distT="0" distB="0" distL="0" distR="0" simplePos="0" relativeHeight="251671552" behindDoc="1" locked="0" layoutInCell="1" allowOverlap="1" wp14:anchorId="594F71E0" wp14:editId="6D91FF64">
+                <wp:simplePos x="0" y="0"/>
+                <wp:positionH relativeFrom="page">
+                  <wp:posOffset>2797175</wp:posOffset>
+                </wp:positionH>
+                <wp:positionV relativeFrom="paragraph">
+                  <wp:posOffset>58692</wp:posOffset>
                 </wp:positionV>
                 <wp:extent cx="1737360" cy="287655"/>
                 <wp:effectExtent l="0" t="0" r="0" b="0"/>
-                <wp:wrapTopAndBottom/>
+                <wp:wrapTight wrapText="bothSides">
+                  <wp:wrapPolygon edited="0">
+                    <wp:start x="0" y="0"/>
+                    <wp:lineTo x="0" y="20026"/>
+                    <wp:lineTo x="21316" y="20026"/>
+                    <wp:lineTo x="21316" y="0"/>
+                    <wp:lineTo x="0" y="0"/>
+                  </wp:wrapPolygon>
+                </wp:wrapTight>
                 <wp:docPr id="15" name="Textbox 15"/>
                 <wp:cNvGraphicFramePr>
                   <a:graphicFrameLocks xmlns:a="http://schemas.openxmlformats.org/drawingml/2006/main"/>
@@ -1881,7 +2006,7 @@
           </mc:Choice>
           <mc:Fallback>
             <w:pict>
-              <v:shape w14:anchorId="594F71E0" id="Textbox 15" o:spid="_x0000_s1028" type="#_x0000_t202" style="position:absolute;margin-left:220.2pt;margin-top:7.7pt;width:136.8pt;height:22.65pt;z-index:-15727616;visibility:visible;mso-wrap-style:square;mso-wrap-distance-left:0;mso-wrap-distance-top:0;mso-wrap-distance-right:0;mso-wrap-distance-bottom:0;mso-position-horizontal:absolute;mso-position-horizontal-relative:page;mso-position-vertical:absolute;mso-position-vertical-relative:text;v-text-anchor:top" o:gfxdata="UEsDBBQABgAIAAAAIQC2gziS/gAAAOEBAAATAAAAW0NvbnRlbnRfVHlwZXNdLnhtbJSRQU7DMBBF&#10;90jcwfIWJU67QAgl6YK0S0CoHGBkTxKLZGx5TGhvj5O2G0SRWNoz/78nu9wcxkFMGNg6quQqL6RA&#10;0s5Y6ir5vt9lD1JwBDIwOMJKHpHlpr69KfdHjyxSmriSfYz+USnWPY7AufNIadK6MEJMx9ApD/oD&#10;OlTrorhX2lFEilmcO2RdNtjC5xDF9pCuTyYBB5bi6bQ4syoJ3g9WQ0ymaiLzg5KdCXlKLjvcW893&#10;SUOqXwnz5DrgnHtJTxOsQfEKIT7DmDSUCaxw7Rqn8787ZsmRM9e2VmPeBN4uqYvTtW7jvijg9N/y&#10;JsXecLq0q+WD6m8AAAD//wMAUEsDBBQABgAIAAAAIQA4/SH/1gAAAJQBAAALAAAAX3JlbHMvLnJl&#10;bHOkkMFqwzAMhu+DvYPRfXGawxijTi+j0GvpHsDYimMaW0Yy2fr2M4PBMnrbUb/Q94l/f/hMi1qR&#10;JVI2sOt6UJgd+ZiDgffL8ekFlFSbvV0oo4EbChzGx4f9GRdb25HMsYhqlCwG5lrLq9biZkxWOiqY&#10;22YiTra2kYMu1l1tQD30/bPm3wwYN0x18gb45AdQl1tp5j/sFB2T0FQ7R0nTNEV3j6o9feQzro1i&#10;OWA14Fm+Q8a1a8+Bvu/d/dMb2JY5uiPbhG/ktn4cqGU/er3pcvwCAAD//wMAUEsDBBQABgAIAAAA&#10;IQBfHxdisgEAAFYDAAAOAAAAZHJzL2Uyb0RvYy54bWysU8Fu2zAMvQ/YPwi6L05TNCmMOMXWIsOA&#10;YhvQ7gNkWYqFyaZGKrHz96MUJym22zAfZMqknt57pNcPY+fFwSA56Ct5M5tLYXoNjet3lfzxuv1w&#10;LwVF1TfKQ28qeTQkHzbv362HUJoFtOAbg4JBeiqHUMk2xlAWBenWdIpmEEzPSQvYqchb3BUNqoHR&#10;O18s5vNlMQA2AUEbIv76dErKTca31uj4zVoyUfhKMreYV8xrndZis1blDlVonZ5oqH9g0SnX86UX&#10;qCcVldij+wuqcxqBwMaZhq4Aa502WQOruZn/oealVcFkLWwOhYtN9P9g9dfDS/iOIo6fYOQGZhEU&#10;nkH/JPamGAKVU03ylEri6iR0tNilN0sQfJC9PV78NGMUOqGtble3S05pzi3uV8u7u2R4cT0dkOJn&#10;A51IQSWR+5UZqMMzxVPpuSRdRuBds3Xe5w3u6keP4qC4t9v8TOhvyrKAE+fEPo71KFzDbFJp+lJD&#10;c2T9A49AJenXXqGRwn/p2eM0L+cAz0F9DjD6R8hTlcj08HEfwbpM+oo7OcjNy7KnQUvT8Xafq66/&#10;w+Y3AAAA//8DAFBLAwQUAAYACAAAACEAftHELt4AAAAJAQAADwAAAGRycy9kb3ducmV2LnhtbEyP&#10;wU7DMBBE70j8g7VIXBC1W4UWhTgVtHCDQ0vVsxsvSUS8jmynSf+e5QSn1WieZmeK9eQ6ccYQW08a&#10;5jMFAqnytqVaw+Hz7f4RREyGrOk8oYYLRliX11eFya0faYfnfaoFh1DMjYYmpT6XMlYNOhNnvkdi&#10;78sHZxLLUEsbzMjhrpMLpZbSmZb4Q2N63DRYfe8Hp2G5DcO4o83d9vD6bj76enF8uRy1vr2Znp9A&#10;JJzSHwy/9bk6lNzp5AeyUXQaskxljLLxwJeB1TzjcSdOVyuQZSH/Lyh/AAAA//8DAFBLAQItABQA&#10;BgAIAAAAIQC2gziS/gAAAOEBAAATAAAAAAAAAAAAAAAAAAAAAABbQ29udGVudF9UeXBlc10ueG1s&#10;UEsBAi0AFAAGAAgAAAAhADj9If/WAAAAlAEAAAsAAAAAAAAAAAAAAAAALwEAAF9yZWxzLy5yZWxz&#10;UEsBAi0AFAAGAAgAAAAhAF8fF2KyAQAAVgMAAA4AAAAAAAAAAAAAAAAALgIAAGRycy9lMm9Eb2Mu&#10;eG1sUEsBAi0AFAAGAAgAAAAhAH7RxC7eAAAACQEAAA8AAAAAAAAAAAAAAAAADAQAAGRycy9kb3du&#10;cmV2LnhtbFBLBQYAAAAABAAEAPMAAAAXBQAAAAA=&#10;" stroked="f">
+              <v:shape w14:anchorId="594F71E0" id="Textbox 15" o:spid="_x0000_s1029" type="#_x0000_t202" style="position:absolute;margin-left:220.25pt;margin-top:4.6pt;width:136.8pt;height:22.65pt;z-index:-251644928;visibility:visible;mso-wrap-style:square;mso-wrap-distance-left:0;mso-wrap-distance-top:0;mso-wrap-distance-right:0;mso-wrap-distance-bottom:0;mso-position-horizontal:absolute;mso-position-horizontal-relative:page;mso-position-vertical:absolute;mso-position-vertical-relative:text;v-text-anchor:top" o:gfxdata="UEsDBBQABgAIAAAAIQC2gziS/gAAAOEBAAATAAAAW0NvbnRlbnRfVHlwZXNdLnhtbJSRQU7DMBBF&#10;90jcwfIWJU67QAgl6YK0S0CoHGBkTxKLZGx5TGhvj5O2G0SRWNoz/78nu9wcxkFMGNg6quQqL6RA&#10;0s5Y6ir5vt9lD1JwBDIwOMJKHpHlpr69KfdHjyxSmriSfYz+USnWPY7AufNIadK6MEJMx9ApD/oD&#10;OlTrorhX2lFEilmcO2RdNtjC5xDF9pCuTyYBB5bi6bQ4syoJ3g9WQ0ymaiLzg5KdCXlKLjvcW893&#10;SUOqXwnz5DrgnHtJTxOsQfEKIT7DmDSUCaxw7Rqn8787ZsmRM9e2VmPeBN4uqYvTtW7jvijg9N/y&#10;JsXecLq0q+WD6m8AAAD//wMAUEsDBBQABgAIAAAAIQA4/SH/1gAAAJQBAAALAAAAX3JlbHMvLnJl&#10;bHOkkMFqwzAMhu+DvYPRfXGawxijTi+j0GvpHsDYimMaW0Yy2fr2M4PBMnrbUb/Q94l/f/hMi1qR&#10;JVI2sOt6UJgd+ZiDgffL8ekFlFSbvV0oo4EbChzGx4f9GRdb25HMsYhqlCwG5lrLq9biZkxWOiqY&#10;22YiTra2kYMu1l1tQD30/bPm3wwYN0x18gb45AdQl1tp5j/sFB2T0FQ7R0nTNEV3j6o9feQzro1i&#10;OWA14Fm+Q8a1a8+Bvu/d/dMb2JY5uiPbhG/ktn4cqGU/er3pcvwCAAD//wMAUEsDBBQABgAIAAAA&#10;IQAYx7sTsgEAAFYDAAAOAAAAZHJzL2Uyb0RvYy54bWysU8Fu2zAMvQ/YPwi6L04TNCmMOMXWIsOA&#10;YhvQ7gNkWUqEyaZGKrHz96MUJym2W1EfZMqknt57pFf3Q+vFwSA56Cp5M5lKYToNjeu2lfz1svl0&#10;JwVF1TXKQ2cqeTQk79cfP6z6UJoZ7MA3BgWDdFT2oZK7GENZFKR3plU0gWA6TlrAVkXe4rZoUPWM&#10;3vpiNp0uih6wCQjaEPHXx1NSrjO+tUbHH9aSicJXkrnFvGJe67QW65Uqt6jCzumRhnoDi1a5ji+9&#10;QD2qqMQe3X9QrdMIBDZONLQFWOu0yRpYzc30HzXPOxVM1sLmULjYRO8Hq78fnsNPFHH4AgM3MIug&#10;8AT6N7E3RR+oHGuSp1QSVyehg8U2vVmC4IPs7fHipxmi0AltOV/OF5zSnJvdLRe3t8nw4no6IMWv&#10;BlqRgkoi9yszUIcniqfSc0m6jMC7ZuO8zxvc1g8exUFxbzf5GdFflWUBJ86JfRzqQbimkvNUmr7U&#10;0BxZf88jUEn6s1dopPDfOvY4zcs5wHNQnwOM/gHyVCUyHXzeR7Auk77ijg5y87LscdDSdLze56rr&#10;77D+CwAA//8DAFBLAwQUAAYACAAAACEA+4tTq94AAAAIAQAADwAAAGRycy9kb3ducmV2LnhtbEyP&#10;QU+DQBSE7yb+h80z8WLsAoGqyKPRVm/10Nr0vGWfQGTfEnYp9N+7nvQ4mcnMN8VqNp040+Baywjx&#10;IgJBXFndco1w+Hy/fwThvGKtOsuEcCEHq/L6qlC5thPv6Lz3tQgl7HKF0Hjf51K6qiGj3ML2xMH7&#10;soNRPsihlnpQUyg3nUyiaCmNajksNKqndUPV9340CMvNME47Xt9tDm9b9dHXyfH1ckS8vZlfnkF4&#10;mv1fGH7xAzqUgelkR9ZOdAhpGmUhivCUgAj+Q5zGIE4IWZqBLAv5/0D5AwAA//8DAFBLAQItABQA&#10;BgAIAAAAIQC2gziS/gAAAOEBAAATAAAAAAAAAAAAAAAAAAAAAABbQ29udGVudF9UeXBlc10ueG1s&#10;UEsBAi0AFAAGAAgAAAAhADj9If/WAAAAlAEAAAsAAAAAAAAAAAAAAAAALwEAAF9yZWxzLy5yZWxz&#10;UEsBAi0AFAAGAAgAAAAhABjHuxOyAQAAVgMAAA4AAAAAAAAAAAAAAAAALgIAAGRycy9lMm9Eb2Mu&#10;eG1sUEsBAi0AFAAGAAgAAAAhAPuLU6veAAAACAEAAA8AAAAAAAAAAAAAAAAADAQAAGRycy9kb3du&#10;cmV2LnhtbFBLBQYAAAAABAAEAPMAAAAXBQAAAAA=&#10;" stroked="f">
                 <v:textbox inset="0,0,0,0">
                   <w:txbxContent>
                     <w:p>
@@ -1905,33 +2030,61 @@
                     </w:p>
                   </w:txbxContent>
                 </v:textbox>
-                <w10:wrap type="topAndBottom" anchorx="page"/>
+                <w10:wrap type="tight" anchorx="page"/>
               </v:shape>
             </w:pict>
           </mc:Fallback>
         </mc:AlternateContent>
       </w:r>
-      <w:r>
-        <w:rPr>
-          <w:b/>
+    </w:p>
+    <w:p>
+      <w:pPr>
+        <w:pStyle w:val="BodyText"/>
+        <w:ind w:right="178"/>
+        <w:jc w:val="both"/>
+        <w:rPr>
+          <w:spacing w:val="-4"/>
+        </w:rPr>
+      </w:pPr>
+    </w:p>
+    <w:p>
+      <w:pPr>
+        <w:pStyle w:val="BodyText"/>
+        <w:ind w:right="178"/>
+        <w:jc w:val="both"/>
+        <w:rPr>
+          <w:spacing w:val="-4"/>
+        </w:rPr>
+      </w:pPr>
+    </w:p>
+    <w:p>
+      <w:pPr>
+        <w:pStyle w:val="BodyText"/>
+        <w:ind w:right="178"/>
+        <w:jc w:val="both"/>
+        <w:rPr>
+          <w:spacing w:val="-4"/>
+        </w:rPr>
+      </w:pPr>
+      <w:r>
+        <w:rPr>
           <w:noProof/>
-          <w:sz w:val="11"/>
         </w:rPr>
         <mc:AlternateContent>
           <mc:Choice Requires="wps">
             <w:drawing>
-              <wp:anchor distT="0" distB="0" distL="0" distR="0" simplePos="0" relativeHeight="487589376" behindDoc="1" locked="0" layoutInCell="1" allowOverlap="1" wp14:anchorId="594F71E2" wp14:editId="594F71E3">
+              <wp:anchor distT="45720" distB="45720" distL="114300" distR="114300" simplePos="0" relativeHeight="251689984" behindDoc="0" locked="0" layoutInCell="1" allowOverlap="1" wp14:anchorId="40F431D6" wp14:editId="51F45F67">
                 <wp:simplePos x="0" y="0"/>
-                <wp:positionH relativeFrom="page">
-                  <wp:posOffset>4960620</wp:posOffset>
+                <wp:positionH relativeFrom="column">
+                  <wp:posOffset>1763395</wp:posOffset>
                 </wp:positionH>
                 <wp:positionV relativeFrom="paragraph">
-                  <wp:posOffset>99694</wp:posOffset>
+                  <wp:posOffset>97155</wp:posOffset>
                 </wp:positionV>
-                <wp:extent cx="746760" cy="281940"/>
-                <wp:effectExtent l="0" t="0" r="0" b="0"/>
-                <wp:wrapTopAndBottom/>
-                <wp:docPr id="16" name="Textbox 16"/>
+                <wp:extent cx="5686425" cy="908685"/>
+                <wp:effectExtent l="0" t="0" r="28575" b="24765"/>
+                <wp:wrapSquare wrapText="bothSides"/>
+                <wp:docPr id="217" name="Text Box 2"/>
                 <wp:cNvGraphicFramePr>
                   <a:graphicFrameLocks xmlns:a="http://schemas.openxmlformats.org/drawingml/2006/main"/>
                 </wp:cNvGraphicFramePr>
@@ -1939,12 +2092,12 @@
                   <a:graphicData uri="http://schemas.microsoft.com/office/word/2010/wordprocessingShape">
                     <wps:wsp>
                       <wps:cNvSpPr txBox="1">
-                        <a:spLocks/>
+                        <a:spLocks noChangeArrowheads="1"/>
                       </wps:cNvSpPr>
-                      <wps:spPr>
+                      <wps:spPr bwMode="auto">
                         <a:xfrm>
                           <a:off x="0" y="0"/>
-                          <a:ext cx="746760" cy="281940"/>
+                          <a:ext cx="5686425" cy="908685"/>
                         </a:xfrm>
                         <a:prstGeom prst="rect">
                           <a:avLst/>
@@ -1952,64 +2105,292 @@
                         <a:solidFill>
                           <a:srgbClr val="FFFFFF"/>
                         </a:solidFill>
+                        <a:ln w="9525">
+                          <a:solidFill>
+                            <a:schemeClr val="bg1"/>
+                          </a:solidFill>
+                          <a:miter lim="800000"/>
+                          <a:headEnd/>
+                          <a:tailEnd/>
+                        </a:ln>
                       </wps:spPr>
                       <wps:txbx>
                         <w:txbxContent>
                           <w:p>
                             <w:pPr>
                               <w:pStyle w:val="BodyText"/>
-                              <w:spacing w:before="79"/>
-                              <w:ind w:left="152"/>
+                              <w:ind w:right="178"/>
+                              <w:jc w:val="both"/>
                               <w:rPr>
-                                <w:color w:val="000000"/>
+                                <w:spacing w:val="-4"/>
                               </w:rPr>
                             </w:pPr>
                             <w:r>
                               <w:rPr>
-                                <w:color w:val="467885"/>
-                                <w:spacing w:val="-2"/>
-                                <w:u w:val="single" w:color="467885"/>
+                                <w:spacing w:val="-4"/>
                               </w:rPr>
-                              <w:t>LinkedIn</w:t>
+                              <w:t xml:space="preserve">Senior backend engineer with 5 years </w:t>
+                            </w:r>
+                            <w:r>
+                              <w:rPr>
+                                <w:spacing w:val="-4"/>
+                              </w:rPr>
+                              <w:t>modernizing</w:t>
+                            </w:r>
+                            <w:r>
+                              <w:rPr>
+                                <w:spacing w:val="-4"/>
+                              </w:rPr>
+                              <w:t xml:space="preserve"> legacy systems in the insurance domain</w:t>
+                            </w:r>
+                            <w:r>
+                              <w:rPr>
+                                <w:spacing w:val="-4"/>
+                              </w:rPr>
+                              <w:t>.</w:t>
+                            </w:r>
+                            <w:r>
+                              <w:rPr>
+                                <w:spacing w:val="-4"/>
+                              </w:rPr>
+                              <w:t xml:space="preserve"> </w:t>
+                            </w:r>
+                            <w:r>
+                              <w:rPr>
+                                <w:spacing w:val="-4"/>
+                              </w:rPr>
+                              <w:t xml:space="preserve">Led a greenfield </w:t>
+                            </w:r>
+                            <w:r>
+                              <w:rPr>
+                                <w:spacing w:val="-4"/>
+                              </w:rPr>
+                              <w:t>project</w:t>
+                            </w:r>
+                            <w:r>
+                              <w:rPr>
+                                <w:spacing w:val="-4"/>
+                              </w:rPr>
+                              <w:t xml:space="preserve"> end-to-end (team of 7, delivered in 9 months) and designed an event-driven integration platform serving 5,000+ agents.</w:t>
+                            </w:r>
+                            <w:r>
+                              <w:rPr>
+                                <w:spacing w:val="-4"/>
+                              </w:rPr>
+                              <w:t xml:space="preserve"> </w:t>
+                            </w:r>
+                            <w:r>
+                              <w:rPr>
+                                <w:spacing w:val="-4"/>
+                              </w:rPr>
+                              <w:t>Java, Spring Boot,</w:t>
+                            </w:r>
+                            <w:r>
+                              <w:rPr>
+                                <w:spacing w:val="-4"/>
+                              </w:rPr>
+                              <w:t xml:space="preserve"> </w:t>
+                            </w:r>
+                            <w:r>
+                              <w:rPr>
+                                <w:spacing w:val="-4"/>
+                              </w:rPr>
+                              <w:t>Kafka, Kubernetes, AWS.</w:t>
+                            </w:r>
+                            <w:r>
+                              <w:rPr>
+                                <w:spacing w:val="-4"/>
+                              </w:rPr>
+                              <w:t xml:space="preserve"> </w:t>
+                            </w:r>
+                            <w:r>
+                              <w:rPr>
+                                <w:spacing w:val="-4"/>
+                              </w:rPr>
+                              <w:t xml:space="preserve">EU </w:t>
+                            </w:r>
+                            <w:r>
+                              <w:rPr>
+                                <w:spacing w:val="-4"/>
+                              </w:rPr>
+                              <w:t xml:space="preserve">work </w:t>
+                            </w:r>
+                            <w:r>
+                              <w:rPr>
+                                <w:spacing w:val="-4"/>
+                              </w:rPr>
+                              <w:t>authorization</w:t>
+                            </w:r>
+                            <w:r>
+                              <w:rPr>
+                                <w:spacing w:val="-4"/>
+                              </w:rPr>
+                              <w:t xml:space="preserve"> (Red-White-Red Card plus</w:t>
+                            </w:r>
+                            <w:r>
+                              <w:rPr>
+                                <w:spacing w:val="-4"/>
+                              </w:rPr>
+                              <w:t>, Austria</w:t>
+                            </w:r>
+                            <w:r>
+                              <w:rPr>
+                                <w:spacing w:val="-4"/>
+                              </w:rPr>
+                              <w:t>).</w:t>
                             </w:r>
                           </w:p>
+                          <w:p/>
                         </w:txbxContent>
                       </wps:txbx>
-                      <wps:bodyPr wrap="square" lIns="0" tIns="0" rIns="0" bIns="0" rtlCol="0">
+                      <wps:bodyPr rot="0" vert="horz" wrap="square" lIns="91440" tIns="45720" rIns="91440" bIns="45720" anchor="t" anchorCtr="0">
                         <a:noAutofit/>
                       </wps:bodyPr>
                     </wps:wsp>
                   </a:graphicData>
                 </a:graphic>
+                <wp14:sizeRelH relativeFrom="margin">
+                  <wp14:pctWidth>0</wp14:pctWidth>
+                </wp14:sizeRelH>
+                <wp14:sizeRelV relativeFrom="margin">
+                  <wp14:pctHeight>0</wp14:pctHeight>
+                </wp14:sizeRelV>
               </wp:anchor>
             </w:drawing>
           </mc:Choice>
           <mc:Fallback>
             <w:pict>
-              <v:shape w14:anchorId="594F71E2" id="Textbox 16" o:spid="_x0000_s1029" type="#_x0000_t202" style="position:absolute;margin-left:390.6pt;margin-top:7.85pt;width:58.8pt;height:22.2pt;z-index:-15727104;visibility:visible;mso-wrap-style:square;mso-wrap-distance-left:0;mso-wrap-distance-top:0;mso-wrap-distance-right:0;mso-wrap-distance-bottom:0;mso-position-horizontal:absolute;mso-position-horizontal-relative:page;mso-position-vertical:absolute;mso-position-vertical-relative:text;v-text-anchor:top" o:gfxdata="UEsDBBQABgAIAAAAIQC2gziS/gAAAOEBAAATAAAAW0NvbnRlbnRfVHlwZXNdLnhtbJSRQU7DMBBF&#10;90jcwfIWJU67QAgl6YK0S0CoHGBkTxKLZGx5TGhvj5O2G0SRWNoz/78nu9wcxkFMGNg6quQqL6RA&#10;0s5Y6ir5vt9lD1JwBDIwOMJKHpHlpr69KfdHjyxSmriSfYz+USnWPY7AufNIadK6MEJMx9ApD/oD&#10;OlTrorhX2lFEilmcO2RdNtjC5xDF9pCuTyYBB5bi6bQ4syoJ3g9WQ0ymaiLzg5KdCXlKLjvcW893&#10;SUOqXwnz5DrgnHtJTxOsQfEKIT7DmDSUCaxw7Rqn8787ZsmRM9e2VmPeBN4uqYvTtW7jvijg9N/y&#10;JsXecLq0q+WD6m8AAAD//wMAUEsDBBQABgAIAAAAIQA4/SH/1gAAAJQBAAALAAAAX3JlbHMvLnJl&#10;bHOkkMFqwzAMhu+DvYPRfXGawxijTi+j0GvpHsDYimMaW0Yy2fr2M4PBMnrbUb/Q94l/f/hMi1qR&#10;JVI2sOt6UJgd+ZiDgffL8ekFlFSbvV0oo4EbChzGx4f9GRdb25HMsYhqlCwG5lrLq9biZkxWOiqY&#10;22YiTra2kYMu1l1tQD30/bPm3wwYN0x18gb45AdQl1tp5j/sFB2T0FQ7R0nTNEV3j6o9feQzro1i&#10;OWA14Fm+Q8a1a8+Bvu/d/dMb2JY5uiPbhG/ktn4cqGU/er3pcvwCAAD//wMAUEsDBBQABgAIAAAA&#10;IQBJ8eIctQEAAFUDAAAOAAAAZHJzL2Uyb0RvYy54bWysU9tu2zAMfR+wfxD0vjjJirQz4hRbiwwD&#10;iq1Atw+QZSkRJosaqcTO349Scynat2F5UCiROjrnkF7ejr0Xe4PkIDRyNplKYYKGzoVNI3/9XH+4&#10;kYKSCp3yEEwjD4bk7er9u+UQazOHLfjOoGCQQPUQG7lNKdZVRXprekUTiCZw0gL2KvEWN1WHamD0&#10;3lfz6XRRDYBdRNCGiE/vn5NyVfCtNTr9sJZMEr6RzC2VFcva5rVaLVW9QRW3Th9pqH9g0SsX+NEz&#10;1L1KSuzQvYHqnUYgsGmioa/AWqdN0cBqZtNXap62Kpqihc2heLaJ/h+s/r5/io8o0vgFRm5gEUHx&#10;AfRvYm+qIVJ9rMmeUk1cnYWOFvv8zxIEX2RvD2c/zZiE5sPrq8X1gjOaU/Ob2aer4nd1uRyR0lcD&#10;vchBI5HbVQio/QOl/LyqTyX5LQLvurXzvmxw0955FHvFrV2XX+4mX3lRVvg/U87k09iOwnWN/JhL&#10;80kL3YHlDzwBjaQ/O4VGCv8tsMV5XE4BnoL2FGDyd1CGKpMJ8HmXwLpC+oJ7NJB7V4gd5ywPx8t9&#10;qbp8Dau/AAAA//8DAFBLAwQUAAYACAAAACEApgWetd4AAAAJAQAADwAAAGRycy9kb3ducmV2Lnht&#10;bEyPwU7DMBBE70j8g7VIXBB1Eok2hDgVtHCDQ0vV8zY2SUS8jmynSf+e5QTH1YzevinXs+3F2fjQ&#10;OVKQLhIQhmqnO2oUHD7f7nMQISJp7B0ZBRcTYF1dX5VYaDfRzpz3sREMoVCggjbGoZAy1K2xGBZu&#10;MMTZl/MWI5++kdrjxHDbyyxJltJiR/yhxcFsWlN/70erYLn147Sjzd328PqOH0OTHV8uR6Vub+bn&#10;JxDRzPGvDL/6rA4VO53cSDqIXsEqTzOucvCwAsGF/DHnLSemJynIqpT/F1Q/AAAA//8DAFBLAQIt&#10;ABQABgAIAAAAIQC2gziS/gAAAOEBAAATAAAAAAAAAAAAAAAAAAAAAABbQ29udGVudF9UeXBlc10u&#10;eG1sUEsBAi0AFAAGAAgAAAAhADj9If/WAAAAlAEAAAsAAAAAAAAAAAAAAAAALwEAAF9yZWxzLy5y&#10;ZWxzUEsBAi0AFAAGAAgAAAAhAEnx4hy1AQAAVQMAAA4AAAAAAAAAAAAAAAAALgIAAGRycy9lMm9E&#10;b2MueG1sUEsBAi0AFAAGAAgAAAAhAKYFnrXeAAAACQEAAA8AAAAAAAAAAAAAAAAADwQAAGRycy9k&#10;b3ducmV2LnhtbFBLBQYAAAAABAAEAPMAAAAaBQAAAAA=&#10;" stroked="f">
-                <v:textbox inset="0,0,0,0">
+              <v:shape w14:anchorId="40F431D6" id="Text Box 2" o:spid="_x0000_s1030" type="#_x0000_t202" style="position:absolute;left:0;text-align:left;margin-left:138.85pt;margin-top:7.65pt;width:447.75pt;height:71.55pt;z-index:251689984;visibility:visible;mso-wrap-style:square;mso-width-percent:0;mso-height-percent:0;mso-wrap-distance-left:9pt;mso-wrap-distance-top:3.6pt;mso-wrap-distance-right:9pt;mso-wrap-distance-bottom:3.6pt;mso-position-horizontal:absolute;mso-position-horizontal-relative:text;mso-position-vertical:absolute;mso-position-vertical-relative:text;mso-width-percent:0;mso-height-percent:0;mso-width-relative:margin;mso-height-relative:margin;v-text-anchor:top" o:gfxdata="UEsDBBQABgAIAAAAIQC2gziS/gAAAOEBAAATAAAAW0NvbnRlbnRfVHlwZXNdLnhtbJSRQU7DMBBF&#10;90jcwfIWJU67QAgl6YK0S0CoHGBkTxKLZGx5TGhvj5O2G0SRWNoz/78nu9wcxkFMGNg6quQqL6RA&#10;0s5Y6ir5vt9lD1JwBDIwOMJKHpHlpr69KfdHjyxSmriSfYz+USnWPY7AufNIadK6MEJMx9ApD/oD&#10;OlTrorhX2lFEilmcO2RdNtjC5xDF9pCuTyYBB5bi6bQ4syoJ3g9WQ0ymaiLzg5KdCXlKLjvcW893&#10;SUOqXwnz5DrgnHtJTxOsQfEKIT7DmDSUCaxw7Rqn8787ZsmRM9e2VmPeBN4uqYvTtW7jvijg9N/y&#10;JsXecLq0q+WD6m8AAAD//wMAUEsDBBQABgAIAAAAIQA4/SH/1gAAAJQBAAALAAAAX3JlbHMvLnJl&#10;bHOkkMFqwzAMhu+DvYPRfXGawxijTi+j0GvpHsDYimMaW0Yy2fr2M4PBMnrbUb/Q94l/f/hMi1qR&#10;JVI2sOt6UJgd+ZiDgffL8ekFlFSbvV0oo4EbChzGx4f9GRdb25HMsYhqlCwG5lrLq9biZkxWOiqY&#10;22YiTra2kYMu1l1tQD30/bPm3wwYN0x18gb45AdQl1tp5j/sFB2T0FQ7R0nTNEV3j6o9feQzro1i&#10;OWA14Fm+Q8a1a8+Bvu/d/dMb2JY5uiPbhG/ktn4cqGU/er3pcvwCAAD//wMAUEsDBBQABgAIAAAA&#10;IQDl6Q+eGAIAACUEAAAOAAAAZHJzL2Uyb0RvYy54bWysU1Fv2yAQfp+0/4B4X+xESZZadaouXaZJ&#10;XTep2w/AGNtowDEgsbNfvwO7ada+TeMBcRx8d/fdd9c3g1bkKJyXYEo6n+WUCMOhlqYt6Y/v+3cb&#10;SnxgpmYKjCjpSXh6s3375rq3hVhAB6oWjiCI8UVvS9qFYIss87wTmvkZWGHQ2YDTLKDp2qx2rEd0&#10;rbJFnq+zHlxtHXDhPd7ejU66TfhNI3j42jReBKJKirmFtLu0V3HPttesaB2zneRTGuwfstBMGgx6&#10;hrpjgZGDk6+gtOQOPDRhxkFn0DSSi1QDVjPPX1Tz2DErUi1Ijrdnmvz/g+UPx0f7zZEwfIABG5iK&#10;8PYe+E9PDOw6Zlpx6xz0nWA1Bp5HyrLe+mL6Gqn2hY8gVf8FamwyOwRIQEPjdGQF6ySIjg04nUkX&#10;QyAcL1frzXq5WFHC0XeVb9abVQrBiqff1vnwSYAm8VBSh01N6Ox470PMhhVPT2IwD0rWe6lUMlxb&#10;7ZQjR4YC2Kc1of/1TBnSY/QV5vEaImpRnEGqdqTgRSAtAwpZSV3STR7XKK3I2kdTJ5kFJtV4xoyV&#10;mWiMzI0chqEaiKxLuox/I6sV1Cfk1cGoW5wzPHTgflPSo2ZL6n8dmBOUqM8Ge3M1Xy6jyJOxXL1f&#10;oOEuPdWlhxmOUCUNlIzHXUiDEQkwcIs9bGSi9zmTKWXUYmJ9mpso9ks7vXqe7u0fAAAA//8DAFBL&#10;AwQUAAYACAAAACEAzi8CJ+AAAAALAQAADwAAAGRycy9kb3ducmV2LnhtbEyPwU7DMAyG70i8Q2Qk&#10;bixdN9ZRmk4IxG4I0U2Do9uYtqJxqibbCk9PeoKj/X/6/TnbjKYTJxpca1nBfBaBIK6sbrlWsN89&#10;36xBOI+ssbNMCr7JwSa/vMgw1fbMb3QqfC1CCbsUFTTe96mUrmrIoJvZnjhkn3Yw6MM41FIPeA7l&#10;ppNxFK2kwZbDhQZ7emyo+iqORoGrotXhdVkc3ku5pZ87rZ8+ti9KXV+ND/cgPI3+D4ZJP6hDHpxK&#10;e2TtRKcgTpIkoCG4XYCYgHmyiEGU02a9BJln8v8P+S8AAAD//wMAUEsBAi0AFAAGAAgAAAAhALaD&#10;OJL+AAAA4QEAABMAAAAAAAAAAAAAAAAAAAAAAFtDb250ZW50X1R5cGVzXS54bWxQSwECLQAUAAYA&#10;CAAAACEAOP0h/9YAAACUAQAACwAAAAAAAAAAAAAAAAAvAQAAX3JlbHMvLnJlbHNQSwECLQAUAAYA&#10;CAAAACEA5ekPnhgCAAAlBAAADgAAAAAAAAAAAAAAAAAuAgAAZHJzL2Uyb0RvYy54bWxQSwECLQAU&#10;AAYACAAAACEAzi8CJ+AAAAALAQAADwAAAAAAAAAAAAAAAAByBAAAZHJzL2Rvd25yZXYueG1sUEsF&#10;BgAAAAAEAAQA8wAAAH8FAAAAAA==&#10;" strokecolor="white [3212]">
+                <v:textbox>
                   <w:txbxContent>
                     <w:p>
                       <w:pPr>
                         <w:pStyle w:val="BodyText"/>
-                        <w:spacing w:before="79"/>
-                        <w:ind w:left="152"/>
+                        <w:ind w:right="178"/>
+                        <w:jc w:val="both"/>
                         <w:rPr>
-                          <w:color w:val="000000"/>
+                          <w:spacing w:val="-4"/>
                         </w:rPr>
                       </w:pPr>
                       <w:r>
                         <w:rPr>
-                          <w:color w:val="467885"/>
-                          <w:spacing w:val="-2"/>
-                          <w:u w:val="single" w:color="467885"/>
+                          <w:spacing w:val="-4"/>
                         </w:rPr>
-                        <w:t>LinkedIn</w:t>
+                        <w:t xml:space="preserve">Senior backend engineer with 5 years </w:t>
+                      </w:r>
+                      <w:r>
+                        <w:rPr>
+                          <w:spacing w:val="-4"/>
+                        </w:rPr>
+                        <w:t>modernizing</w:t>
+                      </w:r>
+                      <w:r>
+                        <w:rPr>
+                          <w:spacing w:val="-4"/>
+                        </w:rPr>
+                        <w:t xml:space="preserve"> legacy systems in the insurance domain</w:t>
+                      </w:r>
+                      <w:r>
+                        <w:rPr>
+                          <w:spacing w:val="-4"/>
+                        </w:rPr>
+                        <w:t>.</w:t>
+                      </w:r>
+                      <w:r>
+                        <w:rPr>
+                          <w:spacing w:val="-4"/>
+                        </w:rPr>
+                        <w:t xml:space="preserve"> </w:t>
+                      </w:r>
+                      <w:r>
+                        <w:rPr>
+                          <w:spacing w:val="-4"/>
+                        </w:rPr>
+                        <w:t xml:space="preserve">Led a greenfield </w:t>
+                      </w:r>
+                      <w:r>
+                        <w:rPr>
+                          <w:spacing w:val="-4"/>
+                        </w:rPr>
+                        <w:t>project</w:t>
+                      </w:r>
+                      <w:r>
+                        <w:rPr>
+                          <w:spacing w:val="-4"/>
+                        </w:rPr>
+                        <w:t xml:space="preserve"> end-to-end (team of 7, delivered in 9 months) and designed an event-driven integration platform serving 5,000+ agents.</w:t>
+                      </w:r>
+                      <w:r>
+                        <w:rPr>
+                          <w:spacing w:val="-4"/>
+                        </w:rPr>
+                        <w:t xml:space="preserve"> </w:t>
+                      </w:r>
+                      <w:r>
+                        <w:rPr>
+                          <w:spacing w:val="-4"/>
+                        </w:rPr>
+                        <w:t>Java, Spring Boot,</w:t>
+                      </w:r>
+                      <w:r>
+                        <w:rPr>
+                          <w:spacing w:val="-4"/>
+                        </w:rPr>
+                        <w:t xml:space="preserve"> </w:t>
+                      </w:r>
+                      <w:r>
+                        <w:rPr>
+                          <w:spacing w:val="-4"/>
+                        </w:rPr>
+                        <w:t>Kafka, Kubernetes, AWS.</w:t>
+                      </w:r>
+                      <w:r>
+                        <w:rPr>
+                          <w:spacing w:val="-4"/>
+                        </w:rPr>
+                        <w:t xml:space="preserve"> </w:t>
+                      </w:r>
+                      <w:r>
+                        <w:rPr>
+                          <w:spacing w:val="-4"/>
+                        </w:rPr>
+                        <w:t xml:space="preserve">EU </w:t>
+                      </w:r>
+                      <w:r>
+                        <w:rPr>
+                          <w:spacing w:val="-4"/>
+                        </w:rPr>
+                        <w:t xml:space="preserve">work </w:t>
+                      </w:r>
+                      <w:r>
+                        <w:rPr>
+                          <w:spacing w:val="-4"/>
+                        </w:rPr>
+                        <w:t>authorization</w:t>
+                      </w:r>
+                      <w:r>
+                        <w:rPr>
+                          <w:spacing w:val="-4"/>
+                        </w:rPr>
+                        <w:t xml:space="preserve"> (Red-White-Red Card plus</w:t>
+                      </w:r>
+                      <w:r>
+                        <w:rPr>
+                          <w:spacing w:val="-4"/>
+                        </w:rPr>
+                        <w:t>, Austria</w:t>
+                      </w:r>
+                      <w:r>
+                        <w:rPr>
+                          <w:spacing w:val="-4"/>
+                        </w:rPr>
+                        <w:t>).</w:t>
                       </w:r>
                     </w:p>
+                    <w:p/>
                   </w:txbxContent>
                 </v:textbox>
-                <w10:wrap type="topAndBottom" anchorx="page"/>
+                <w10:wrap type="square"/>
               </v:shape>
             </w:pict>
           </mc:Fallback>
@@ -2019,41 +2400,20 @@
     <w:p>
       <w:pPr>
         <w:pStyle w:val="BodyText"/>
-        <w:rPr>
-          <w:b/>
+        <w:ind w:right="178"/>
+        <w:jc w:val="both"/>
+        <w:rPr>
+          <w:spacing w:val="-4"/>
         </w:rPr>
       </w:pPr>
     </w:p>
     <w:p>
       <w:pPr>
         <w:pStyle w:val="BodyText"/>
-        <w:ind w:right="178"/>
-        <w:jc w:val="center"/>
-      </w:pPr>
-      <w:r>
-        <w:t>Red-White-Red</w:t>
-      </w:r>
-      <w:r>
-        <w:rPr>
-          <w:spacing w:val="-10"/>
-        </w:rPr>
-        <w:t xml:space="preserve"> </w:t>
-      </w:r>
-      <w:r>
-        <w:t>Card</w:t>
-      </w:r>
-      <w:r>
-        <w:rPr>
-          <w:spacing w:val="-8"/>
-        </w:rPr>
-        <w:t xml:space="preserve"> </w:t>
-      </w:r>
-      <w:r>
-        <w:rPr>
-          <w:spacing w:val="-4"/>
-        </w:rPr>
-        <w:t>plus</w:t>
-      </w:r>
+        <w:rPr>
+          <w:sz w:val="20"/>
+        </w:rPr>
+      </w:pPr>
     </w:p>
     <w:p>
       <w:pPr>
@@ -2066,7 +2426,6 @@
     <w:p>
       <w:pPr>
         <w:pStyle w:val="BodyText"/>
-        <w:spacing w:before="178"/>
         <w:rPr>
           <w:sz w:val="20"/>
         </w:rPr>
@@ -2090,6 +2449,26 @@
       <w:pPr>
         <w:pStyle w:val="BodyText"/>
       </w:pPr>
+    </w:p>
+    <w:p>
+      <w:pPr>
+        <w:spacing w:line="245" w:lineRule="exact"/>
+        <w:ind w:left="468"/>
+        <w:rPr>
+          <w:b/>
+          <w:spacing w:val="-2"/>
+        </w:rPr>
+      </w:pPr>
+    </w:p>
+    <w:p>
+      <w:pPr>
+        <w:spacing w:line="245" w:lineRule="exact"/>
+        <w:ind w:left="468"/>
+        <w:rPr>
+          <w:b/>
+          <w:spacing w:val="-2"/>
+        </w:rPr>
+      </w:pPr>
       <w:r>
         <w:rPr>
           <w:noProof/>
@@ -2097,16 +2476,16 @@
         <mc:AlternateContent>
           <mc:Choice Requires="wpg">
             <w:drawing>
-              <wp:anchor distT="0" distB="0" distL="0" distR="0" simplePos="0" relativeHeight="487510528" behindDoc="1" locked="0" layoutInCell="1" allowOverlap="1" wp14:anchorId="594F71E4" wp14:editId="008C2C0D">
+              <wp:anchor distT="0" distB="0" distL="0" distR="0" simplePos="0" relativeHeight="251663360" behindDoc="1" locked="0" layoutInCell="1" allowOverlap="1" wp14:anchorId="594F71E4" wp14:editId="413C61A5">
                 <wp:simplePos x="0" y="0"/>
                 <wp:positionH relativeFrom="page">
-                  <wp:posOffset>635</wp:posOffset>
+                  <wp:posOffset>0</wp:posOffset>
                 </wp:positionH>
                 <wp:positionV relativeFrom="page">
-                  <wp:posOffset>2407920</wp:posOffset>
+                  <wp:posOffset>2868386</wp:posOffset>
                 </wp:positionV>
-                <wp:extent cx="7560945" cy="8284210"/>
-                <wp:effectExtent l="0" t="19050" r="20955" b="2540"/>
+                <wp:extent cx="7560945" cy="7766685"/>
+                <wp:effectExtent l="0" t="0" r="20955" b="24765"/>
                 <wp:wrapNone/>
                 <wp:docPr id="17" name="Group 17"/>
                 <wp:cNvGraphicFramePr>
@@ -2121,237 +2500,11 @@
                       <wpg:grpSpPr>
                         <a:xfrm>
                           <a:off x="0" y="0"/>
-                          <a:ext cx="7560945" cy="8284210"/>
-                          <a:chOff x="6350" y="19050"/>
-                          <a:chExt cx="7560945" cy="8284669"/>
+                          <a:ext cx="7560945" cy="7766685"/>
+                          <a:chOff x="6350" y="173842"/>
+                          <a:chExt cx="7560945" cy="7816822"/>
                         </a:xfrm>
                       </wpg:grpSpPr>
-                      <wps:wsp>
-                        <wps:cNvPr id="18" name="Graphic 18"/>
-                        <wps:cNvSpPr/>
-                        <wps:spPr>
-                          <a:xfrm>
-                            <a:off x="6350" y="6686374"/>
-                            <a:ext cx="7560945" cy="1617345"/>
-                          </a:xfrm>
-                          <a:custGeom>
-                            <a:avLst/>
-                            <a:gdLst/>
-                            <a:ahLst/>
-                            <a:cxnLst/>
-                            <a:rect l="l" t="t" r="r" b="b"/>
-                            <a:pathLst>
-                              <a:path w="7560945" h="1617345">
-                                <a:moveTo>
-                                  <a:pt x="0" y="903390"/>
-                                </a:moveTo>
-                                <a:lnTo>
-                                  <a:pt x="0" y="1617139"/>
-                                </a:lnTo>
-                                <a:lnTo>
-                                  <a:pt x="7560564" y="1617139"/>
-                                </a:lnTo>
-                                <a:lnTo>
-                                  <a:pt x="7560564" y="1303699"/>
-                                </a:lnTo>
-                                <a:lnTo>
-                                  <a:pt x="2643982" y="1303699"/>
-                                </a:lnTo>
-                                <a:lnTo>
-                                  <a:pt x="2471774" y="1301242"/>
-                                </a:lnTo>
-                                <a:lnTo>
-                                  <a:pt x="2312635" y="1296305"/>
-                                </a:lnTo>
-                                <a:lnTo>
-                                  <a:pt x="2153958" y="1288768"/>
-                                </a:lnTo>
-                                <a:lnTo>
-                                  <a:pt x="1995812" y="1278631"/>
-                                </a:lnTo>
-                                <a:lnTo>
-                                  <a:pt x="1838265" y="1265891"/>
-                                </a:lnTo>
-                                <a:lnTo>
-                                  <a:pt x="1681386" y="1250548"/>
-                                </a:lnTo>
-                                <a:lnTo>
-                                  <a:pt x="1525243" y="1232599"/>
-                                </a:lnTo>
-                                <a:lnTo>
-                                  <a:pt x="1369904" y="1212045"/>
-                                </a:lnTo>
-                                <a:lnTo>
-                                  <a:pt x="1215438" y="1188882"/>
-                                </a:lnTo>
-                                <a:lnTo>
-                                  <a:pt x="1061912" y="1163111"/>
-                                </a:lnTo>
-                                <a:lnTo>
-                                  <a:pt x="909396" y="1134729"/>
-                                </a:lnTo>
-                                <a:lnTo>
-                                  <a:pt x="757958" y="1103735"/>
-                                </a:lnTo>
-                                <a:lnTo>
-                                  <a:pt x="607665" y="1070127"/>
-                                </a:lnTo>
-                                <a:lnTo>
-                                  <a:pt x="458586" y="1033905"/>
-                                </a:lnTo>
-                                <a:lnTo>
-                                  <a:pt x="359909" y="1008303"/>
-                                </a:lnTo>
-                                <a:lnTo>
-                                  <a:pt x="261822" y="981539"/>
-                                </a:lnTo>
-                                <a:lnTo>
-                                  <a:pt x="164345" y="953610"/>
-                                </a:lnTo>
-                                <a:lnTo>
-                                  <a:pt x="67499" y="924518"/>
-                                </a:lnTo>
-                                <a:lnTo>
-                                  <a:pt x="0" y="903390"/>
-                                </a:lnTo>
-                                <a:close/>
-                              </a:path>
-                              <a:path w="7560945" h="1617345">
-                                <a:moveTo>
-                                  <a:pt x="7560564" y="0"/>
-                                </a:moveTo>
-                                <a:lnTo>
-                                  <a:pt x="7490492" y="42076"/>
-                                </a:lnTo>
-                                <a:lnTo>
-                                  <a:pt x="7399575" y="95163"/>
-                                </a:lnTo>
-                                <a:lnTo>
-                                  <a:pt x="7307862" y="147115"/>
-                                </a:lnTo>
-                                <a:lnTo>
-                                  <a:pt x="7215372" y="197931"/>
-                                </a:lnTo>
-                                <a:lnTo>
-                                  <a:pt x="7122126" y="247613"/>
-                                </a:lnTo>
-                                <a:lnTo>
-                                  <a:pt x="7028144" y="296158"/>
-                                </a:lnTo>
-                                <a:lnTo>
-                                  <a:pt x="6933447" y="343567"/>
-                                </a:lnTo>
-                                <a:lnTo>
-                                  <a:pt x="6838054" y="389839"/>
-                                </a:lnTo>
-                                <a:lnTo>
-                                  <a:pt x="6741986" y="434974"/>
-                                </a:lnTo>
-                                <a:lnTo>
-                                  <a:pt x="6645263" y="478971"/>
-                                </a:lnTo>
-                                <a:lnTo>
-                                  <a:pt x="6547905" y="521830"/>
-                                </a:lnTo>
-                                <a:lnTo>
-                                  <a:pt x="6449933" y="563551"/>
-                                </a:lnTo>
-                                <a:lnTo>
-                                  <a:pt x="6351367" y="604133"/>
-                                </a:lnTo>
-                                <a:lnTo>
-                                  <a:pt x="6252227" y="643575"/>
-                                </a:lnTo>
-                                <a:lnTo>
-                                  <a:pt x="6152534" y="681878"/>
-                                </a:lnTo>
-                                <a:lnTo>
-                                  <a:pt x="6052307" y="719041"/>
-                                </a:lnTo>
-                                <a:lnTo>
-                                  <a:pt x="5901011" y="772646"/>
-                                </a:lnTo>
-                                <a:lnTo>
-                                  <a:pt x="5748628" y="823684"/>
-                                </a:lnTo>
-                                <a:lnTo>
-                                  <a:pt x="5595227" y="872153"/>
-                                </a:lnTo>
-                                <a:lnTo>
-                                  <a:pt x="5440877" y="918052"/>
-                                </a:lnTo>
-                                <a:lnTo>
-                                  <a:pt x="5285646" y="961379"/>
-                                </a:lnTo>
-                                <a:lnTo>
-                                  <a:pt x="5129602" y="1002132"/>
-                                </a:lnTo>
-                                <a:lnTo>
-                                  <a:pt x="4972813" y="1040311"/>
-                                </a:lnTo>
-                                <a:lnTo>
-                                  <a:pt x="4815347" y="1075914"/>
-                                </a:lnTo>
-                                <a:lnTo>
-                                  <a:pt x="4657274" y="1108940"/>
-                                </a:lnTo>
-                                <a:lnTo>
-                                  <a:pt x="4498661" y="1139386"/>
-                                </a:lnTo>
-                                <a:lnTo>
-                                  <a:pt x="4339577" y="1167253"/>
-                                </a:lnTo>
-                                <a:lnTo>
-                                  <a:pt x="4180090" y="1192538"/>
-                                </a:lnTo>
-                                <a:lnTo>
-                                  <a:pt x="4020269" y="1215240"/>
-                                </a:lnTo>
-                                <a:lnTo>
-                                  <a:pt x="3860181" y="1235357"/>
-                                </a:lnTo>
-                                <a:lnTo>
-                                  <a:pt x="3699895" y="1252889"/>
-                                </a:lnTo>
-                                <a:lnTo>
-                                  <a:pt x="3539479" y="1267834"/>
-                                </a:lnTo>
-                                <a:lnTo>
-                                  <a:pt x="3379002" y="1280189"/>
-                                </a:lnTo>
-                                <a:lnTo>
-                                  <a:pt x="3218532" y="1289955"/>
-                                </a:lnTo>
-                                <a:lnTo>
-                                  <a:pt x="3058138" y="1297130"/>
-                                </a:lnTo>
-                                <a:lnTo>
-                                  <a:pt x="2897887" y="1301711"/>
-                                </a:lnTo>
-                                <a:lnTo>
-                                  <a:pt x="2737848" y="1303699"/>
-                                </a:lnTo>
-                                <a:lnTo>
-                                  <a:pt x="7560564" y="1303699"/>
-                                </a:lnTo>
-                                <a:lnTo>
-                                  <a:pt x="7560564" y="0"/>
-                                </a:lnTo>
-                                <a:close/>
-                              </a:path>
-                            </a:pathLst>
-                          </a:custGeom>
-                          <a:solidFill>
-                            <a:srgbClr val="46B0E0"/>
-                          </a:solidFill>
-                        </wps:spPr>
-                        <wps:bodyPr wrap="square" lIns="0" tIns="0" rIns="0" bIns="0" rtlCol="0">
-                          <a:prstTxWarp prst="textNoShape">
-                            <a:avLst/>
-                          </a:prstTxWarp>
-                          <a:noAutofit/>
-                        </wps:bodyPr>
-                      </wps:wsp>
                       <wps:wsp>
                         <wps:cNvPr id="19" name="Graphic 19"/>
                         <wps:cNvSpPr/>
@@ -2833,249 +2986,11 @@
                         </wps:bodyPr>
                       </wps:wsp>
                       <wps:wsp>
-                        <wps:cNvPr id="20" name="Graphic 20"/>
-                        <wps:cNvSpPr/>
-                        <wps:spPr>
-                          <a:xfrm>
-                            <a:off x="6350" y="7121211"/>
-                            <a:ext cx="7560945" cy="1182370"/>
-                          </a:xfrm>
-                          <a:custGeom>
-                            <a:avLst/>
-                            <a:gdLst/>
-                            <a:ahLst/>
-                            <a:cxnLst/>
-                            <a:rect l="l" t="t" r="r" b="b"/>
-                            <a:pathLst>
-                              <a:path w="7560945" h="1182370">
-                                <a:moveTo>
-                                  <a:pt x="0" y="30085"/>
-                                </a:moveTo>
-                                <a:lnTo>
-                                  <a:pt x="0" y="1182302"/>
-                                </a:lnTo>
-                                <a:lnTo>
-                                  <a:pt x="7560564" y="1182302"/>
-                                </a:lnTo>
-                                <a:lnTo>
-                                  <a:pt x="7560564" y="809853"/>
-                                </a:lnTo>
-                                <a:lnTo>
-                                  <a:pt x="3640477" y="809853"/>
-                                </a:lnTo>
-                                <a:lnTo>
-                                  <a:pt x="3591097" y="809725"/>
-                                </a:lnTo>
-                                <a:lnTo>
-                                  <a:pt x="3538756" y="809308"/>
-                                </a:lnTo>
-                                <a:lnTo>
-                                  <a:pt x="3487977" y="808603"/>
-                                </a:lnTo>
-                                <a:lnTo>
-                                  <a:pt x="3485992" y="808603"/>
-                                </a:lnTo>
-                                <a:lnTo>
-                                  <a:pt x="3321769" y="804557"/>
-                                </a:lnTo>
-                                <a:lnTo>
-                                  <a:pt x="3163051" y="798006"/>
-                                </a:lnTo>
-                                <a:lnTo>
-                                  <a:pt x="3004847" y="788851"/>
-                                </a:lnTo>
-                                <a:lnTo>
-                                  <a:pt x="2847226" y="777090"/>
-                                </a:lnTo>
-                                <a:lnTo>
-                                  <a:pt x="2690256" y="762721"/>
-                                </a:lnTo>
-                                <a:lnTo>
-                                  <a:pt x="2534006" y="745743"/>
-                                </a:lnTo>
-                                <a:lnTo>
-                                  <a:pt x="2378544" y="726154"/>
-                                </a:lnTo>
-                                <a:lnTo>
-                                  <a:pt x="2223939" y="703951"/>
-                                </a:lnTo>
-                                <a:lnTo>
-                                  <a:pt x="2070258" y="679134"/>
-                                </a:lnTo>
-                                <a:lnTo>
-                                  <a:pt x="1917570" y="651699"/>
-                                </a:lnTo>
-                                <a:lnTo>
-                                  <a:pt x="1765943" y="621646"/>
-                                </a:lnTo>
-                                <a:lnTo>
-                                  <a:pt x="1615445" y="588972"/>
-                                </a:lnTo>
-                                <a:lnTo>
-                                  <a:pt x="1466146" y="553676"/>
-                                </a:lnTo>
-                                <a:lnTo>
-                                  <a:pt x="1367313" y="528687"/>
-                                </a:lnTo>
-                                <a:lnTo>
-                                  <a:pt x="1269062" y="502532"/>
-                                </a:lnTo>
-                                <a:lnTo>
-                                  <a:pt x="1171415" y="475209"/>
-                                </a:lnTo>
-                                <a:lnTo>
-                                  <a:pt x="1074391" y="446719"/>
-                                </a:lnTo>
-                                <a:lnTo>
-                                  <a:pt x="978011" y="417060"/>
-                                </a:lnTo>
-                                <a:lnTo>
-                                  <a:pt x="882294" y="386232"/>
-                                </a:lnTo>
-                                <a:lnTo>
-                                  <a:pt x="787263" y="354234"/>
-                                </a:lnTo>
-                                <a:lnTo>
-                                  <a:pt x="692935" y="321066"/>
-                                </a:lnTo>
-                                <a:lnTo>
-                                  <a:pt x="599332" y="286728"/>
-                                </a:lnTo>
-                                <a:lnTo>
-                                  <a:pt x="506475" y="251219"/>
-                                </a:lnTo>
-                                <a:lnTo>
-                                  <a:pt x="414382" y="214537"/>
-                                </a:lnTo>
-                                <a:lnTo>
-                                  <a:pt x="323075" y="176684"/>
-                                </a:lnTo>
-                                <a:lnTo>
-                                  <a:pt x="232574" y="137658"/>
-                                </a:lnTo>
-                                <a:lnTo>
-                                  <a:pt x="142898" y="97458"/>
-                                </a:lnTo>
-                                <a:lnTo>
-                                  <a:pt x="54069" y="56085"/>
-                                </a:lnTo>
-                                <a:lnTo>
-                                  <a:pt x="0" y="30085"/>
-                                </a:lnTo>
-                                <a:close/>
-                              </a:path>
-                              <a:path w="7560945" h="1182370">
-                                <a:moveTo>
-                                  <a:pt x="7560564" y="0"/>
-                                </a:moveTo>
-                                <a:lnTo>
-                                  <a:pt x="7503295" y="25076"/>
-                                </a:lnTo>
-                                <a:lnTo>
-                                  <a:pt x="7405284" y="66838"/>
-                                </a:lnTo>
-                                <a:lnTo>
-                                  <a:pt x="7306681" y="107464"/>
-                                </a:lnTo>
-                                <a:lnTo>
-                                  <a:pt x="7207508" y="146955"/>
-                                </a:lnTo>
-                                <a:lnTo>
-                                  <a:pt x="7107784" y="185308"/>
-                                </a:lnTo>
-                                <a:lnTo>
-                                  <a:pt x="6957209" y="240707"/>
-                                </a:lnTo>
-                                <a:lnTo>
-                                  <a:pt x="6805510" y="293545"/>
-                                </a:lnTo>
-                                <a:lnTo>
-                                  <a:pt x="6652754" y="343822"/>
-                                </a:lnTo>
-                                <a:lnTo>
-                                  <a:pt x="6499009" y="391534"/>
-                                </a:lnTo>
-                                <a:lnTo>
-                                  <a:pt x="6344345" y="436681"/>
-                                </a:lnTo>
-                                <a:lnTo>
-                                  <a:pt x="6188828" y="479260"/>
-                                </a:lnTo>
-                                <a:lnTo>
-                                  <a:pt x="6032528" y="519270"/>
-                                </a:lnTo>
-                                <a:lnTo>
-                                  <a:pt x="5875514" y="556708"/>
-                                </a:lnTo>
-                                <a:lnTo>
-                                  <a:pt x="5717852" y="591574"/>
-                                </a:lnTo>
-                                <a:lnTo>
-                                  <a:pt x="5559612" y="623865"/>
-                                </a:lnTo>
-                                <a:lnTo>
-                                  <a:pt x="5400861" y="653579"/>
-                                </a:lnTo>
-                                <a:lnTo>
-                                  <a:pt x="5241669" y="680715"/>
-                                </a:lnTo>
-                                <a:lnTo>
-                                  <a:pt x="5082103" y="705270"/>
-                                </a:lnTo>
-                                <a:lnTo>
-                                  <a:pt x="4922232" y="727244"/>
-                                </a:lnTo>
-                                <a:lnTo>
-                                  <a:pt x="4762125" y="746633"/>
-                                </a:lnTo>
-                                <a:lnTo>
-                                  <a:pt x="4601848" y="763436"/>
-                                </a:lnTo>
-                                <a:lnTo>
-                                  <a:pt x="4441472" y="777652"/>
-                                </a:lnTo>
-                                <a:lnTo>
-                                  <a:pt x="4281064" y="789279"/>
-                                </a:lnTo>
-                                <a:lnTo>
-                                  <a:pt x="4120692" y="798314"/>
-                                </a:lnTo>
-                                <a:lnTo>
-                                  <a:pt x="3960424" y="804756"/>
-                                </a:lnTo>
-                                <a:lnTo>
-                                  <a:pt x="3800330" y="808603"/>
-                                </a:lnTo>
-                                <a:lnTo>
-                                  <a:pt x="3640477" y="809853"/>
-                                </a:lnTo>
-                                <a:lnTo>
-                                  <a:pt x="7560564" y="809853"/>
-                                </a:lnTo>
-                                <a:lnTo>
-                                  <a:pt x="7560564" y="0"/>
-                                </a:lnTo>
-                                <a:close/>
-                              </a:path>
-                            </a:pathLst>
-                          </a:custGeom>
-                          <a:solidFill>
-                            <a:srgbClr val="0F4761"/>
-                          </a:solidFill>
-                        </wps:spPr>
-                        <wps:bodyPr wrap="square" lIns="0" tIns="0" rIns="0" bIns="0" rtlCol="0">
-                          <a:prstTxWarp prst="textNoShape">
-                            <a:avLst/>
-                          </a:prstTxWarp>
-                          <a:noAutofit/>
-                        </wps:bodyPr>
-                      </wps:wsp>
-                      <wps:wsp>
                         <wps:cNvPr id="21" name="Graphic 21"/>
                         <wps:cNvSpPr/>
                         <wps:spPr>
                           <a:xfrm>
-                            <a:off x="3121660" y="19050"/>
+                            <a:off x="3121660" y="185451"/>
                             <a:ext cx="26034" cy="7303770"/>
                           </a:xfrm>
                           <a:custGeom>
@@ -3110,70 +3025,12 @@
                         </wps:bodyPr>
                       </wps:wsp>
                       <wps:wsp>
-                        <wps:cNvPr id="22" name="Graphic 22"/>
-                        <wps:cNvSpPr/>
-                        <wps:spPr>
-                          <a:xfrm>
-                            <a:off x="3199129" y="34290"/>
-                            <a:ext cx="2591435" cy="287655"/>
-                          </a:xfrm>
-                          <a:custGeom>
-                            <a:avLst/>
-                            <a:gdLst/>
-                            <a:ahLst/>
-                            <a:cxnLst/>
-                            <a:rect l="l" t="t" r="r" b="b"/>
-                            <a:pathLst>
-                              <a:path w="2591435" h="287655">
-                                <a:moveTo>
-                                  <a:pt x="2543429" y="0"/>
-                                </a:moveTo>
-                                <a:lnTo>
-                                  <a:pt x="0" y="0"/>
-                                </a:lnTo>
-                                <a:lnTo>
-                                  <a:pt x="0" y="287654"/>
-                                </a:lnTo>
-                                <a:lnTo>
-                                  <a:pt x="2591435" y="287654"/>
-                                </a:lnTo>
-                                <a:lnTo>
-                                  <a:pt x="2591435" y="48005"/>
-                                </a:lnTo>
-                                <a:lnTo>
-                                  <a:pt x="2587666" y="29307"/>
-                                </a:lnTo>
-                                <a:lnTo>
-                                  <a:pt x="2577385" y="14049"/>
-                                </a:lnTo>
-                                <a:lnTo>
-                                  <a:pt x="2562127" y="3768"/>
-                                </a:lnTo>
-                                <a:lnTo>
-                                  <a:pt x="2543429" y="0"/>
-                                </a:lnTo>
-                                <a:close/>
-                              </a:path>
-                            </a:pathLst>
-                          </a:custGeom>
-                          <a:solidFill>
-                            <a:srgbClr val="46B0E0"/>
-                          </a:solidFill>
-                        </wps:spPr>
-                        <wps:bodyPr wrap="square" lIns="0" tIns="0" rIns="0" bIns="0" rtlCol="0">
-                          <a:prstTxWarp prst="textNoShape">
-                            <a:avLst/>
-                          </a:prstTxWarp>
-                          <a:noAutofit/>
-                        </wps:bodyPr>
-                      </wps:wsp>
-                      <wps:wsp>
                         <wps:cNvPr id="23" name="Graphic 23"/>
                         <wps:cNvSpPr/>
                         <wps:spPr>
                           <a:xfrm>
-                            <a:off x="3208822" y="36194"/>
-                            <a:ext cx="2519680" cy="287655"/>
+                            <a:off x="3235492" y="179698"/>
+                            <a:ext cx="2519680" cy="238149"/>
                           </a:xfrm>
                           <a:custGeom>
                             <a:avLst/>
@@ -3226,70 +3083,12 @@
                         </wps:bodyPr>
                       </wps:wsp>
                       <wps:wsp>
-                        <wps:cNvPr id="24" name="Graphic 24"/>
-                        <wps:cNvSpPr/>
-                        <wps:spPr>
-                          <a:xfrm>
-                            <a:off x="3229610" y="2388870"/>
-                            <a:ext cx="2636520" cy="304800"/>
-                          </a:xfrm>
-                          <a:custGeom>
-                            <a:avLst/>
-                            <a:gdLst/>
-                            <a:ahLst/>
-                            <a:cxnLst/>
-                            <a:rect l="l" t="t" r="r" b="b"/>
-                            <a:pathLst>
-                              <a:path w="2636520" h="304800">
-                                <a:moveTo>
-                                  <a:pt x="2585719" y="0"/>
-                                </a:moveTo>
-                                <a:lnTo>
-                                  <a:pt x="0" y="0"/>
-                                </a:lnTo>
-                                <a:lnTo>
-                                  <a:pt x="0" y="304800"/>
-                                </a:lnTo>
-                                <a:lnTo>
-                                  <a:pt x="2636519" y="304800"/>
-                                </a:lnTo>
-                                <a:lnTo>
-                                  <a:pt x="2636519" y="50800"/>
-                                </a:lnTo>
-                                <a:lnTo>
-                                  <a:pt x="2632529" y="31021"/>
-                                </a:lnTo>
-                                <a:lnTo>
-                                  <a:pt x="2621645" y="14874"/>
-                                </a:lnTo>
-                                <a:lnTo>
-                                  <a:pt x="2605498" y="3990"/>
-                                </a:lnTo>
-                                <a:lnTo>
-                                  <a:pt x="2585719" y="0"/>
-                                </a:lnTo>
-                                <a:close/>
-                              </a:path>
-                            </a:pathLst>
-                          </a:custGeom>
-                          <a:solidFill>
-                            <a:srgbClr val="46B0E0"/>
-                          </a:solidFill>
-                        </wps:spPr>
-                        <wps:bodyPr wrap="square" lIns="0" tIns="0" rIns="0" bIns="0" rtlCol="0">
-                          <a:prstTxWarp prst="textNoShape">
-                            <a:avLst/>
-                          </a:prstTxWarp>
-                          <a:noAutofit/>
-                        </wps:bodyPr>
-                      </wps:wsp>
-                      <wps:wsp>
                         <wps:cNvPr id="25" name="Graphic 25"/>
                         <wps:cNvSpPr/>
                         <wps:spPr>
                           <a:xfrm>
-                            <a:off x="3214370" y="2388870"/>
-                            <a:ext cx="2567940" cy="304800"/>
+                            <a:off x="3211830" y="2677285"/>
+                            <a:ext cx="2567940" cy="251988"/>
                           </a:xfrm>
                           <a:custGeom>
                             <a:avLst/>
@@ -3342,70 +3141,12 @@
                         </wps:bodyPr>
                       </wps:wsp>
                       <wps:wsp>
-                        <wps:cNvPr id="26" name="Graphic 26"/>
-                        <wps:cNvSpPr/>
-                        <wps:spPr>
-                          <a:xfrm>
-                            <a:off x="478790" y="34290"/>
-                            <a:ext cx="2591435" cy="287655"/>
-                          </a:xfrm>
-                          <a:custGeom>
-                            <a:avLst/>
-                            <a:gdLst/>
-                            <a:ahLst/>
-                            <a:cxnLst/>
-                            <a:rect l="l" t="t" r="r" b="b"/>
-                            <a:pathLst>
-                              <a:path w="2591435" h="287655">
-                                <a:moveTo>
-                                  <a:pt x="2591435" y="0"/>
-                                </a:moveTo>
-                                <a:lnTo>
-                                  <a:pt x="47942" y="0"/>
-                                </a:lnTo>
-                                <a:lnTo>
-                                  <a:pt x="29280" y="3768"/>
-                                </a:lnTo>
-                                <a:lnTo>
-                                  <a:pt x="14041" y="14049"/>
-                                </a:lnTo>
-                                <a:lnTo>
-                                  <a:pt x="3767" y="29307"/>
-                                </a:lnTo>
-                                <a:lnTo>
-                                  <a:pt x="0" y="48005"/>
-                                </a:lnTo>
-                                <a:lnTo>
-                                  <a:pt x="0" y="287654"/>
-                                </a:lnTo>
-                                <a:lnTo>
-                                  <a:pt x="2591435" y="287654"/>
-                                </a:lnTo>
-                                <a:lnTo>
-                                  <a:pt x="2591435" y="0"/>
-                                </a:lnTo>
-                                <a:close/>
-                              </a:path>
-                            </a:pathLst>
-                          </a:custGeom>
-                          <a:solidFill>
-                            <a:srgbClr val="4E94D9"/>
-                          </a:solidFill>
-                        </wps:spPr>
-                        <wps:bodyPr wrap="square" lIns="0" tIns="0" rIns="0" bIns="0" rtlCol="0">
-                          <a:prstTxWarp prst="textNoShape">
-                            <a:avLst/>
-                          </a:prstTxWarp>
-                          <a:noAutofit/>
-                        </wps:bodyPr>
-                      </wps:wsp>
-                      <wps:wsp>
                         <wps:cNvPr id="27" name="Graphic 27"/>
                         <wps:cNvSpPr/>
                         <wps:spPr>
                           <a:xfrm>
-                            <a:off x="537209" y="36194"/>
-                            <a:ext cx="2519680" cy="287655"/>
+                            <a:off x="537209" y="173842"/>
+                            <a:ext cx="2519680" cy="249300"/>
                           </a:xfrm>
                           <a:custGeom>
                             <a:avLst/>
@@ -3470,7 +3211,7 @@
                         </pic:blipFill>
                         <pic:spPr>
                           <a:xfrm>
-                            <a:off x="5728502" y="1482051"/>
+                            <a:off x="5728502" y="1827907"/>
                             <a:ext cx="1716181" cy="342811"/>
                           </a:xfrm>
                           <a:prstGeom prst="rect">
@@ -3491,7 +3232,7 @@
                         </pic:blipFill>
                         <pic:spPr>
                           <a:xfrm>
-                            <a:off x="5685790" y="537235"/>
+                            <a:off x="5685790" y="692873"/>
                             <a:ext cx="1464944" cy="441934"/>
                           </a:xfrm>
                           <a:prstGeom prst="rect">
@@ -3513,41 +3254,26 @@
           </mc:Choice>
           <mc:Fallback>
             <w:pict>
-              <v:group w14:anchorId="78E0CE51" id="Group 17" o:spid="_x0000_s1026" style="position:absolute;margin-left:.05pt;margin-top:189.6pt;width:595.35pt;height:652.3pt;z-index:-15805952;mso-wrap-distance-left:0;mso-wrap-distance-right:0;mso-position-horizontal-relative:page;mso-position-vertical-relative:page;mso-width-relative:margin;mso-height-relative:margin" coordorigin="63,190" coordsize="75609,82846" o:gfxdata="UEsDBBQABgAIAAAAIQCKFT+YDAEAABUCAAATAAAAW0NvbnRlbnRfVHlwZXNdLnhtbJSRwU7DMAyG&#10;70i8Q5QratPtgBBqu8M6joDQeIAocdtA40RxKNvbk3abBNNA4pjY3+/PSbna2YGNEMg4rPgiLzgD&#10;VE4b7Cr+un3I7jijKFHLwSFUfA/EV/X1VbndeyCWaKSK9zH6eyFI9WAl5c4DpkrrgpUxHUMnvFTv&#10;sgOxLIpboRxGwJjFKYPXZQOt/Bgi2+zS9cHkzUPH2frQOM2quLFTwFwQF5kAA50x0vvBKBnTdmJE&#10;fWaWHa3yRM491BtPN0mdX54wVX5KfR9w5J7ScwajgT3LEB+lTepCBxKwdI1T+d8Zk6SlzLWtUZA3&#10;gTYzdXL6LVu7Twww/je8SdgLjKd0MX9q/QUAAP//AwBQSwMEFAAGAAgAAAAhADj9If/WAAAAlAEA&#10;AAsAAABfcmVscy8ucmVsc6SQwWrDMAyG74O9g9F9cZrDGKNOL6PQa+kewNiKYxpbRjLZ+vYzg8Ey&#10;ettRv9D3iX9/+EyLWpElUjaw63pQmB35mIOB98vx6QWUVJu9XSijgRsKHMbHh/0ZF1vbkcyxiGqU&#10;LAbmWsur1uJmTFY6KpjbZiJOtraRgy7WXW1APfT9s+bfDBg3THXyBvjkB1CXW2nmP+wUHZPQVDtH&#10;SdM0RXePqj195DOujWI5YDXgWb5DxrVrz4G+79390xvYljm6I9uEb+S2fhyoZT96vely/AIAAP//&#10;AwBQSwMEFAAGAAgAAAAhAGIxJhToEQAA1V0AAA4AAABkcnMvZTJvRG9jLnhtbOycbW8bNxLH3x9w&#10;30Hw+9Ykl0vuGk2Ku6YJChS94trDvZZl2RYqSzpJiZNvfz8+rWTZIsU2aXo9p2h2HY3o4XA4D/8Z&#10;8quv39/NR++m681suXhxJr8UZ6PpYrK8mi1uXpz96+fXX3Rno812vLgaz5eL6YuzD9PN2dcv//qX&#10;r+5XF1O1vF3Or6brEYMsNhf3qxdnt9vt6uL8fDO5nd6NN18uV9MFH14v13fjLT+ub86v1uN7Rr+b&#10;nyshzPn9cn21Wi8n082Gf30VPjx76ce/vp5Otv+4vt5Mt6P5izN42/q/1/7vS/f3+cuvxhc36/Hq&#10;djaJbIx/BRd349mCXzoM9Wq8HY/ermePhrqbTdbLzfJ6++VkeXe+vL6eTaZ+DsxGioPZvFkv3678&#10;XG4u7m9Wg5gQ7YGcfvWwkx/evVmvflr9uA7c8/r9cvLLBrmc369uLvY/dz/f7IjfX6/v3JeYxOi9&#10;l+iHQaLT99vRhH+0rRG9bs9GEz7rVKeVjDKf3LIw7numaVkYPpa94M0vyOT222MDGNM7mvPxRfj9&#10;nsuBq/sVarTZSWrz2yT10+14NfULsHGS+HE9ml3BKDq9GN+hzW+i4vAv8OR+OVROmPGnTZTrgaiG&#10;KRvTmcbqMOknZSaNtA0C3J/y+GLydrN9M1168Y/ffb/Z8jG6d5XexrfpbfJ+kV7XbAa3DeZ+G2zP&#10;RmyD9dmIbXAZGFiNt+57bij3OrrfW79bph1ZcZ/fLd9Nf156yu1u8XvRNL1fQpZnRzJfPCZ1g8km&#10;LWWiSM+VH9QpT2t0UI5a+kY0ps+Pr4xu+k6F8U+h11ZaVssrayOk0iquS+I7PQP/qpGKpQ70qjeN&#10;SOuY6NIz0su26VuUy20G1XXWeLVClokuPQO97KGWkX9lUSWZ5Ud2TadM4se0XV+gN51sOhP5aUWr&#10;C/y0qlW6ifSNagvyl26FRJSnkkoMep7mmZ5xvkq2uonykR1/8vKXwsg+yUciHZmfby/6po/TlY22&#10;Kq8+trXDaknRWFY67NLEdXoG7o2wJglfWLTHZsl127VJ9n5b5UdvELbog+iF6NDm7OjKyE4Fzek7&#10;p3ZZaslGcUYcvezbxgQTflQtjdUsvCdWug2m8ShxMP0PDEcS22S+3EyDRJ05+jVmad+ClOwSXAvd&#10;B5loxWJlRWIbNp9NMkG5CtSC7Rl3KlZE5hfTouiNjeS97Qv72krF7gmKq7Q1ssCMUJ3UYdthlSQW&#10;J6u3fdNobf2CNrppTV5vDUYGSxHIu74rqBbKIvuo5yhZH5zhUXUxRrfYVD+6tl1v8zvatNoSVXjy&#10;VmH/khIkHUvPuEU1mtuE0Vssd1sYvWkxYUEyRmjJN7OCxDoqdr3bGWwopz1Zcok5bYIgMcSdLSyT&#10;aFUjwuiWUErneW97wk3soWPGWjxhXt1bq9HfYHo71ZjOxyxHl6lte+YamOm8Nmen2motOhvIe4n6&#10;5O16qzrCgqDv6G9j89arlWi5iLtJCCWb/PAoIRskujGhBX4jy712BjRuECls28u8cLRprUphhBRd&#10;r/NaiVJ2xoSlksRMziXnFEcThLVRmlIaixbl6ZG4IGxzqiBlD3le07RQQhGFe3oslSrwD79CdpF/&#10;1bRofpYfFxV0fQpTWOwuv76M2LPNIz/GdmyanHwaFAY1iPQdvBXGx3C06EyYb4fdz29cwjwXN0V6&#10;TFTB6ijMGMFeoCesxD1k+Ve2sR2hmOfnhLB13wnCSzEs3qc/1MxHPhkTMKQNvO8nJpvlfHb1ejaf&#10;O8+9Wd9cfjNfj96NyUC0+bv4Ng29R0Yut7kIOZN7u1xefSDluifJenG2+c/b8Xp6Npp/tyCpc6l8&#10;elmnl8v0st7Ov1n6hN8HDevN9uf3/x6vV6MVry/OtmRaPyxTbje+SBmUm8tA6765WP7t7XZ5PXPp&#10;lectcBR/IM8MOd+nTzhR7oOE06vsJ0k4G6HVkMSlxHV/XZO4Pn3CGVlxS7HLJoOrfiJu3JEcePWa&#10;eJTQDJDC7y2SgYhWHPVzdYExngfEKoxtcLppByR20zPMsC5Eb/A80YZjoITJu4jKbEGLXsZYV+I/&#10;lc4bzMrUpRWEo9H9CG2Uzculbb2F99YPS0tsmrWWlWkXvtml0WH0TprCIlnBOkbXI3pFaJRlpjJl&#10;7EjkUiAipYu9s6OTMNo+ptMskunyfrwy3SWGIjoIkiF90F1+mYguxS49di66RF+XrJPMK1KjyA8R&#10;bwnMYK9KPLdfWRdjlsCDWrBBAebFJAw5ma7Pq4JsSEfIAz0/QB+mEDVWgyVArQT5cXxwkELUKLUl&#10;MEpRmjKiEAW67KQK7CEkVTEVk6oh4MlH4Ww9F4pG/lE3cspcVCdrwSqmi0bH8V3Cko+6pGV7DVEp&#10;GEjBxFaDbV0vLMhK0AeLE85HybLXjUr6RjphbEHfKsFCVLLTCXzFsKkCmIerlGyryD8JWiFfdRDH&#10;YB9OADuVEmawbqqX7VAHSG4zPaP7BH50FjDIE+tT2O/VYG1jgAiSfgIjF4AOpdmBg3zIcLp8FgGQ&#10;Uwc2sxv7mNATZzCdvD4r3OiQ9ZEVuPfc/gJ1YdghS2lK9lOBEbQpa2V8Upb8+JVZjbLMNoIvMNYA&#10;N+fH7zRgZPSOyMcAx2XnW5uVYUCobwV9I84DPs6O70mGLJSEtwB+12aVDu3e2X9CQmxFbr6NNCD8&#10;Ef3G9LrCRZa+NitWmH8Z9Ud1hg2QH58FJTJM9gR4PW/fqrN6zCdITxyfoK8AgzZ4ICD2RK+KqEct&#10;KtH2DoyN47PZCvFSAwIGYBrpQRxK/NeiKrYF9038uOCgIP8O+zzED1rqEqpSiwr1kvg3xnsKzKRg&#10;b6nkmH5AbQBeC/zXolpaUPBJSRHlAsLjrD5rEPouVbrpXCC5LNBXonJMUBFzxviWymZ+v2v2IAY6&#10;0oNaFoqN1agiEzQpfkM5VSG+IqNoCaAjP2hPwT5Xo6Kg+W2KB0gdcJd5+YPoa9Y0yFP2TQGur0Z1&#10;CfbELnXsMKd5fiyZMdmo5we0XFHty9nnalS6I7xK/l1gWkr7pVfocNQfEHvmn+enElXHYbFg0b4J&#10;qtuFUk9LJk6IFeUjcfV5fmqrAhQypY3+Gt9VApkpxpBNBXZ662KzrHRqSxoMrruw2cG+sW750Zuu&#10;x2R62WATCfzy5JXlGKqmQIZhdALJQuLYuhp+DITJAm2RvK6U5NwiCJLbJiQhJC75qZrestEDuaYo&#10;nzeatWUwS9KFn/LMCENVJs8M/gGf68mpbfYFZKu2hEeA6oq3jhlLaFUoWRuskxBBkITmpJtZ3unU&#10;qSk/kj8rKoqBGUBRNlbOmFGkrqqFUqDCP/jRifMJNvOjVxZmqdGQyoXRSfsKjpbIsqpKrIWwwIhu&#10;mUA3+0LaZCpL1tQS0ckwOiFAwcjX1s+JIlxe5XkXdAHkQ8baYj7xnI0Ikm6pkhU0srKzAO9HF4/n&#10;nVit1OtU2+ZAut81Qd8bgMKCc2KmVT0XPUhxdAeN27V5yeDGahpAwLgp5gfeXQhSAKZqu1EA7lLF&#10;BT9WKp7XtsZQRaEA61dV0uZQCFIsCEdNnw6lZ6KCMDp1EYrcOStW2TPk8IrYPWjoBSyMXde9RBE+&#10;dVAQKpFmZ/ne68N8GDnE6q9vxz1WBp4vXCMp7W44E18JPloWfu3/RFb2ysKhLPtqvLkN5WP/0cBx&#10;rMZufKvtc9l4r0/ZZQsPy8ahmlVfNmZP85/XwPHF033K9BNineOqfN6ycWTleNkY7G1AX49VjWOm&#10;5cYqBCf7/RJA4FX0QLD0lgy6HPqkHwLZAD2AicHInEJO/5GIuBbkdP/kR8eCMQFvwiBvCqYAFMz2&#10;AzNAOAXePWgWAgJcVJG8UdJGjKejG7gQLwNZgooGiMriAqmt58yYQ1y72KdFw01XACQAc0msYohq&#10;bRkf78lYI7lL1fP22oWzqRnAEs0UQiX2FgWwmBrg0wrFMAd3OYDMx/qk6aWp0o+sYuM5KAC9z1lB&#10;UkykkB02iGllqc2eJW0pVnlmjKIMm18mTgYw0xii0vtVwNGlpjcuNgO2NCcX+nZdKJ5q6iTdONb8&#10;VGl0E0NEy6Ll8xRJsEGV2U9VEzUVMBp6NsDpggIDNpFkZZmhTSy1bGqwiALgSHe8it0AdOCpAufg&#10;K6mvtmm1KmiAAauOoQlbtlQKBTcHm/RCQeI0V2ZnSWaK6AI1IE1BJgDNHGoI1EA+TX45G5ejhrHR&#10;ylIXKzJjY/qxaTLlvESWb0k61SfAhxaYLHGrgQP8yMRWgy9Khj8991ud9n1W+vxRNx6R0lMHdzIO&#10;cd95Je99zCVa4AmA07g0xQ55DSQQC2KIugDzEHlDFMsNbAsqzzlbThoCN0Ha7P5SSyZYq3UFSGcP&#10;XTNnwcs5pMbtXUdOnYcEKMsMZV3A5WAP3b4oJXemVTZ1yDvtzdsUQ086/bmeGYyFawnPScaQOKbD&#10;Gtqlmnk/xDkQDEUQJE209H3kR0cDWFXPTEuv8BDxJZVMz6C6NCQhmSD3FvCpIHeSetxcxA+YauEw&#10;QEvXhonnezBwXSG5Y88RggQVozLB6Z3sVMFspTts6JSAFbaFMxtoI5YweDlQipJkwEzx0WGqdIMD&#10;V2WZ4VQHEXjYemwO13iQUwIKFzK1CFPaRA/y5BozGs+bWIuly2skhg6bH4MRkOWCIEFTMHZxqhwI&#10;KeA2FBVofgmjEwS64DQ3VU6bAJqGzXdKiFkXTe+bxxOC733yw430yFjH5NmfuOR9v8X2QfL7oHVa&#10;vHYHfKJE9sieW6dTP3fMbuNZXcLwwxzYS+/kHJgznJiBmA3uTiinJNg1yqGr7ngzLqwhT4hr87un&#10;wJETDuomRo4nwInJY54+jvVoUsG6n476gI4VUR/gSv481uhn1Kd0PcARjcfSHqA+3pxXaDy9tLGe&#10;16SzADvYh74614ocdF4BTA7HYX5/lU+soPSRk6d0HjDfzcN78qRoxzQ/bPRElaKZ9NwPyP0vzHvt&#10;QVQujnSSOp2c9urSaXGCK6otflZEnYUYlUyGSmtMfQCU8rEPQAbhRsCcyHzyucxT4k0C+zhOTz+f&#10;F+KWk6duCDliAghDD0yAjxdPNwGKelI8H85571D73TcBrsGdreLc3uc2AZGVggmgm5ajxp/DBET+&#10;kqRKJmBHfooJoMUz9vyeYgLo74yRMt2FJRNAQSmdQS+bgCfE+3FNwHPc6y46qjAB6PqBCfCaV2EC&#10;XDtqcIfuuEYXIts9I2DogHclJmcEOKmHw/p8oW9kBSMQOXk6DuhAGD52HPBg6knp0zOeRXCiir+4&#10;khxYYZBrGjQ9h8GBZCI+5I7nxVVIVOmZqB0Cn+KAroCwkAe0dIx4s0mjS1rgNGR6xqG5seRQvIni&#10;OQ7gJPPvfm7YAUYHRsBXAyuMAKF+rPQ8bQQA9dzJvj+CEUislIyAq9EEu5b0+bcnA6fs6sTfoblM&#10;eyQ9026KkoX8BCOAZ+9jxxtHgUtGgEKZSHcRUdEtxSRcGRBbWU8wAo/Fmyb2cYzAcyRQGQmQIh4Y&#10;AY+onmwEuGcnHS3/k8ABEcBgZ5UsACWReBtAokzKnJ5xt3L2O9iUYqzsQu9Y5yoG4QwWkvBydB9+&#10;ezlnCHSVaEQl+aGsPs7G19/2+lXCLZ6h771bT4+gAKjOwcb3dcyTN767gywVHv8UIAAxOE71JBDg&#10;/3rj78R00sbfkX+ajf8n8vir2eSC/+NNvrw9up+2fOMx39q+dVchhVuT704a4268/uXt6gsuHaZD&#10;ZHY5m8+2H/wFyvTkOqYW736cTVyK4n7YXXXrSv3Bhnx3N76ZjkLvTqJx33C12UcDXM5nq3Tzk3uP&#10;rHLh7MG9xU/MNtyJ/Go5eXs3XWw9j+fr6Ryul4vN7Wy14eLai+nd5ZSbeNffXeFKJ1wwveU23tV6&#10;tti67Jfrprbr6Xbi74y85gaqf3L1bSgiDx94pnd8uimEFuJ0sfBwsTG9IBzMCfVrjrVyiYVPsXdI&#10;CBEvbRSOERfau+p4ysFTRcRdK+Xu6x2FC6jcTby+FzpdpeQqapEkijPw4pmEtbAsvPzvKA5m9oHi&#10;eMftpOyU64+gOCzop1YcDvymyNn50nCifk9v6HJyh7y83tCC0Q+tPR9Pb/z12Nwdjlo9uJx8/2fe&#10;929jf/lfAAAA//8DAFBLAwQKAAAAAAAAACEAtIN55j4pAAA+KQAAFQAAAGRycy9tZWRpYS9pbWFn&#10;ZTEuanBlZ//Y/+AAEEpGSUYAAQEBAGAAYAAA/9sAQwADAgIDAgIDAwMDBAMDBAUIBQUEBAUKBwcG&#10;CAwKDAwLCgsLDQ4SEA0OEQ4LCxAWEBETFBUVFQwPFxgWFBgSFBUU/9sAQwEDBAQFBAUJBQUJFA0L&#10;DRQUFBQUFBQUFBQUFBQUFBQUFBQUFBQUFBQUFBQUFBQUFBQUFBQUFBQUFBQUFBQUFBQU/8AAEQgA&#10;UwGdAwEiAAIRAQMRAf/EAB8AAAEFAQEBAQEBAAAAAAAAAAABAgMEBQYHCAkKC//EALUQAAIBAwMC&#10;BAMFBQQEAAABfQECAwAEEQUSITFBBhNRYQcicRQygZGhCCNCscEVUtHwJDNicoIJChYXGBkaJSYn&#10;KCkqNDU2Nzg5OkNERUZHSElKU1RVVldYWVpjZGVmZ2hpanN0dXZ3eHl6g4SFhoeIiYqSk5SVlpeY&#10;mZqio6Slpqeoqaqys7S1tre4ubrCw8TFxsfIycrS09TV1tfY2drh4uPk5ebn6Onq8fLz9PX29/j5&#10;+v/EAB8BAAMBAQEBAQEBAQEAAAAAAAABAgMEBQYHCAkKC//EALURAAIBAgQEAwQHBQQEAAECdwAB&#10;AgMRBAUhMQYSQVEHYXETIjKBCBRCkaGxwQkjM1LwFWJy0QoWJDThJfEXGBkaJicoKSo1Njc4OTpD&#10;REVGR0hJSlNUVVZXWFlaY2RlZmdoaWpzdHV2d3h5eoKDhIWGh4iJipKTlJWWl5iZmqKjpKWmp6ip&#10;qrKztLW2t7i5usLDxMXGx8jJytLT1NXW19jZ2uLj5OXm5+jp6vLz9PX29/j5+v/aAAwDAQACEQMR&#10;AD8A/VOk6UdK8m+JvxDkv1l0DwzJBq11crNZyJYXsZnS4xtERUg7QAXZm3KVEZxk8VpCDm7Iic1B&#10;XZ2GkfEzQdb8S6hoNtcSf2jY3Rs5FaJtjSCPzCFf7pO3dxnPyNxxXVV41a6Z4E+B9/8AatVuo5df&#10;axuru3Zoj+4tYEZ5FgQZWFQrHO3G8k5z28t0r9qL4i/FebR7H4e6Foj3d48s9091crL9gt/OKIss&#10;YkVgwVQ7NjBDqFHrhXrUacuWLb/M45YuNL3anxPotX/Wpqfto/tHeGvAWgTeBZ9S0k6nrNvIl9bX&#10;0r7obVlxwiAku5bC5wOGJzjB88/YX/aO8K6atv8ADOfXdJeSd5J7CZHkSe4uXlzJG4ccs5fcuD0V&#10;s5Iycn9tPxE/h/8Aaj+D2uXWiXd9a+GgtzfT20UebkNKvyxBn5wR0Yj73XvWB8PfiHb/ABF/4KF6&#10;T4107w3qNpo91pw0xIbqKJZoZfIILsquQFG7qCTjPHavOlVl7b0aXyZ+jUsJSeXKLTtKDm3daSTa&#10;S77H6B+L9VvNE8Manf6fYS6nfQQM8FpCMtK+PlH0zjPfGeD0ryD4YftDJcXMHh7xXcxSa8rXJmuY&#10;YTAkEEMe4y3CvtKFtrkAD7pQkJuAqh8WPi98SPhL8QVlutK0a9+Ht2Vjhv3lWCW3dlIw7PIASrAt&#10;gD5l6EHOMjRvHngr9qX4eaPFrSpovim/e602CMF9guxCHcAqRvjI2PtY87duTjn1qGJw7k6NZW8+&#10;vy7rX5n5nUxKlV5KcrSXR6J+n6M+mLW6hvbaK4t5UmglUPHJGcqykZBB7gipa+bPhx8QLj4U+KpP&#10;B3ijUXtLSAy+XHdW5eW5L3BWGSLywWYMPmYkbAZFVdu0ivpLOa1rUnSdns9n3O6lVVVea3QtFFFY&#10;G4UUUUAFFFFABRRRQAUUUUAFFFFABRRRQAUUUUAFFFFABRRRQAUUUUAFFFFABRRRQAUUUUAFFFFA&#10;BRRRQAUUUUAFFFFABRRRQAUUUUAFFFFAHB/F7xf/AMI74aubK2uzZatqFtcC1uCgKQhI9zysWZVU&#10;KvOSeuOD0ryXwV8NvDHh/wCHNlrXizOnXOs6hbvp/wBmuJd6Bl2W0RYgFnZWYsxUHL9ti4v/ABtt&#10;r/xf8QNN0fTNTtfsN5LHo95YXSM8U0oX7W4Yc5YRKmMKMeYct0FeU/tHeONUtvCuneAvGt4+meJb&#10;OG113T9T0633i4nWWeMW4CbQGVTGQ4wMg8DgHor1vquG5k7N/wBf18u54+JrRp81SS+HRdr/ANXt&#10;5nN+FbnxT+1J4y8PyQajrGk6tY2t5aapqo0+N7OKKSWVwmS4zuR1j2Fe3cAmvtL4f/Cvw38N9Ot4&#10;NI0y0iu0hWGXUFtoo7i4xjJdkVckkZPasn4EfDqT4d+ArSC8vr7UdYvwt7qFxqE7SyGdlG5RknAX&#10;7uB6Z71bgTWPE3iHxNB/bV5oy6fcRwWkdrHEyshgjfzG3oxbLO69QMJ65NePSh7FKUleUv8AL7v8&#10;2dGAwXLF1ar996tvpsvP52IviF4D8A3sx1zxH4Q0rXdTl8u2iefT4p7mdsny4lLjk5JxkgDkkgAm&#10;szwT8Pvh3LrRubX4faT4e8R6Y6TeXJp1ulxBkERyI8eQQQCAyt2I4IIqrdeJrrTPiNY2visQzWmj&#10;2gnGq2kTLAss7GNHmUk+UQsco3ZK/vOSucVY8WeLGfx1oz+GVju7oO+l3l5ICbOLzBvRWZfvurRg&#10;hF6byCV3VDrxu59na1tfXvv8rX1PplGsoqmpPVXvzO1u29rNfPXY9C1/w1pPirTzY6zptpqtmSG8&#10;i8hWVMjocMCM+9fG/wAcvg7d/BrxfoXi7T7rVLvwfY6t/aaabpmnRGPTpAyNtba6fK2NobHAGDnj&#10;P0v4kt9b8KaJbag3iK71HUmv7WIxGGJYJRJOiNGEC5C4Y4O4kYzk4rtNb0eDxBot7pl0ZBb3kDwS&#10;GJyjhWUg7WHIOD1recVXvFq0lZ/5bemx4GMwUK0E769H5q3pdbeR8zfDjxMfjv8ACXwkmp6mB8QN&#10;KB1YPsxNLBFcS25kBKkBioODg4fa2K9b+C3xDtfFVnNpEFhcWf8AZ9rbXET3F8L15YJgxjaSQEkS&#10;nYSyMcjIOTmvl/4dak3wP/aB1LT9V1TU9f19rqDw7ptnqIYs1lNMjC483JBVUz8oA+ZvTOPVNJ0i&#10;bwT+0pey6bDf/wBnSzqlxGhBhCTLHzlnJ/1syHakYAEYw3yuD34Gf1ihKlUfvQ2/rz/rc8nC15NR&#10;b+JPll300TfnofTNFFFQe+FFYvibxt4d8FxQS+Ide0zQop2KxPqV5HbrIQMkKXYZI9qwB8dvhsxA&#10;HxB8KknoBrVt/wDF0AdzRVXTtTs9YtI7qwuoL22kGUmt5BIjD2YHBq1QAUUUUAFFFFABRRRQAUUU&#10;UAFFecfGf9oXwL+z/Y6beeONXfSbfUZHitmS2lm3soBYYRTjgjrXYeEfFWm+OfC+k+IdGnN1pOqW&#10;sd5aTlChkidQyttYAjII4IzQBr0UUUAFFFFABRRRQAUVm+IPE2keE9ON/req2Wj2IYIbrULhIIgx&#10;6Dc5AyfSnaF4h0rxRpseoaNqVnq1hISEurGdJomIODh1JBwQR1oA0KK57xH8RPCvg66htdf8TaPo&#10;lzMu+KHUb+K3eRc4yodgSM8ZFdADkZoAWiimSyLDG8jnCqCxPoKAH0V4R8BP2zPAH7RnjPXvDPhY&#10;anHqGkxG4Jv7YRJcwhwhkjIYnAZl4YKfmHHXHu9ABRRRQAUUUUAFFFFABRXJ/FT4maL8HvAGs+MP&#10;ELyppGlQ+bN9nTfI2WCqqjIySzADJA56iuc/Z7/aG8LftKeB5fE/hUXkNrBdPZXFtqEQjmhlVVbD&#10;BWYHKupBBI59QRQB6fRTVkVzhWDfQ06gAooooA81HiLwb4j+KljYpZJe6/pjXDwXsLoyxSeXGsxY&#10;K+7O1kTcy9QVB4r5j+PWoalqHx3miS5gl0WPVLSKLXJkeR9DmIjSaGMdnfCMowf7y4+Zh7rrX23Q&#10;v2iNKmXTLRtKv5iXvJrp3lWd7UR5jiEmASsCKSU4HOTu+XwL9qKHTPCfx9XxB/Zl7Dr+60n0+3lh&#10;82y1KUMiiUsCCrJggpg5KocgEg4ZiuWnBp6adf6+79TwMwk/YtvS0lfp+mv9WaZ9s694is/C+nx3&#10;F48jb3WCKKGMySzSHoiKOWJwfoAScAE1534j1LxTpPiBPFMGlwaNpLQpaX5vZjcSiPflJmhjIUCM&#10;s2SJD8rkkfLXca7plxr9jp97pd7Fb6haP9ot5XTzYXJRlKOAQSpDHkEEHB7YPHeMfHuvWOmJo914&#10;dubbV9QBiFxp5W+hSMYEsyqAJG2q2QGjAJKjvXNiXo+ZtJaqy6+uvpbTTqfW4dXtypNve/b009b6&#10;69Dno9K8TeNPHXiu1sPEVtbae6w2l/qVjZjjbEGWGImRjv8A3rlj/CCMcnjnm0XWvBHgnRLrSNcS&#10;XwjHqkUs32uzTNiwulHmLhgWhJ3k4OeRjgnbmabqPh/wkdV8N295f2HhyO5S5tZr61lhMLGFQYpw&#10;8Q2oSp2ucncCG6gmXVvE2nadpX9jaZql1L9svLaOZrGAyJYJ58Z38RkNKeNqY6ZJzwD5XNQdF1ZT&#10;9/X7Xnstrp+mu+ltPWtWVZU4w9zT7Plu+zXrptrfX0ie+8V+JfFMM1nFpmu6ToU2ZPKZ7Nbi5KEf&#10;IT5gfy1b1A3PjOUrvvD3iu316e5tGtrnTtStQpnsbxAsiA5wwIJV1OCNykjIIzkEV5v4L8VHwhcL&#10;4a0XQdUu9JnLNo5u7c2QU8tLEzTbSQPvAgEkMwwdma7vw/oGpPrTa/rsluNRNubWG0syTFbRFgzD&#10;ecGRmKrlsKPlACjkn08PJvWLbbevZejsvK29/I83ERS0kkklp3fqrvzvtbzPkn9qltXh+Nl0mkyW&#10;klxLpsA/tSdXWbQEbcrzq64whVWO75tpYkbWIJ9e+IXxDvdE8eeF7e28QTadomo2do8EttFAsl47&#10;O+RK86E4KBMBPm+Zs44rxD9pV9K8a/tGHSNU067v7u2Wzt9MstLUA6sjDc8MspYeUBISPMAOAH4y&#10;Bj2zxbBDdfHzw3bx2ssE9tbwW0UpudlvEobfJHGY3DCTb/C4G4AcEV3ZclLEVW9Ur/1/V38rHxVN&#10;ydSs4v7SXXvr/V+3SyPoMdKWkFLWh9Gfnl/wWI/5Eb4c/wDYSuv/AEUtcZ8Lf+Ccvwk8b/CLwz4r&#10;1X4lappOo6ppMF/cwm7sxDbyPGGYYaPcFBJ4LZwOtdn/AMFh/wDkRvhz/wBhK6/9FLXO/CL/AIJb&#10;+C/iR8JPCfiu68aa5Y3ms6Tb38kUcULRRPJGHIGVyQCfWgDlP+CWWreJtJ/aD8VeGdH1CbVvA0dl&#10;cNeSBm+zb0lVYJ0GcK78jHUqT128fSf7RH/BRay+DXxA1LwPoXgDWPFPiLTmVbnzH+zwDcoZShVZ&#10;GcEMOdoFfNX7BvxP134JftS6j8FbfUrTxB4TvNSvbI3EMSgGaFXK3CMOfmEW0gkjB46CvSdG/a3+&#10;Lvx8+OfjDw98D/CfhLS0sCzXOra1EftNzFE4iV5XBGck/KoUlQetAHefs8f8FM9B+LPj608GeLPC&#10;1x4J1q/nFtZSG5+0QSSn7sbkojRsTgDggkgZFdH+1v8At3N+y58QtF8M/wDCHp4gj1GxW9N22o/Z&#10;vKBldMbfLbONmc5HWvhD4/WvxC0/9sbwLL8Sx4bXxfLdaVLM3hniNkF1tjM3APm4XHPOwR9sV6B/&#10;wVrhFz8fvBsJJUSaDGhI6jNzMKAPWPiF/wAFd9E0PxXNZ+FPAs/iLQ4JDGdUur/7KbjBwWjQRv8A&#10;L6FiCe4FfW3wm/aT8GfFv4Nv8SbG8Om6DbRytqH28qrWLRLulWTBI4GCCOoIPevPP2pPg34M8O/s&#10;YeMNAsPDthBpuhaJJcaeiwKDBNEm5ZQcZ3k5JbqdzZzk18JfACHUbv8A4J1/H2LT/MZk1W2lkVP+&#10;eQFuZT9NinPsKAPftX/4K12c/iye28K/DLU/EHh23f8AeX7XZjuGjzy4iWNgo64DNz3x26z4W/8A&#10;BTLTfi78fNE8A6H4NlGj6vcCGDWbm+2SqPIMh3QCMgEMGTAcjjIJFQ/8EuPFHgKw/Z2ntba8sLDx&#10;JFfzya2LiVY5XOcxOdxyUEWwA9AQ3fNfLnw5vvDup/8ABUa3uvCjW0mgS+JrlrZ7MqYXP2eTzGQr&#10;wVMm8gjggjFAH2/+1J+3dpX7OPiqHwnb+DtX8UeJ57ZLuOGMiC2MbEgESYZmOVIwE7da8r+GH/BV&#10;vSdZ8Z22g/EDwPc+CIbmRY11BLozpCWOAZUaNGVP9oZx6d6T4m/td/EDxr+1RqHwx+DPhXw3Lr+n&#10;LLp8uva9ETMfKBeZVbcNsatkYwxYjOOa+Vv2+7X4uw+KvB83xf8A+EWOsPazrZv4cB8wwh0yJsgH&#10;AYnb9XoA+lP+CwbrJ4G+HDqQytf3JBHceWlfRnwk+Kfhv4M/sX/D3xZ4qvxp+j2XhnT9743O7GBA&#10;qIo5ZmPAH8hk18v/APBVsk/CD4REnJMknP8A2wjrif21JtZX9hv9nCK3Mo0B7C1N5t+4ZxZJ5G7/&#10;AICZ8fjQB3+r/wDBX2P+1p30X4WXd9oEL4N3dan5UxX1KrE6qfbcfrX1v+zf+1P4L/ac8OXOoeGZ&#10;prXULIqt9pN6AtxbFs7TgEhkODhhxweh4rD/AGRtE8EL+yV4Ng06302XQbrRUfVA6o0cszR/6V52&#10;eCd28Nu7DHQV8Qf8E4VS1/bT8dW/hQh/CQstRUFTlPsouo/IIP12Y9iaAPaNN/4Ku6DaeLvFul+J&#10;vB0mk2eiJcrbzWt/9omvp451iSJYzGoUsCzEluAh61654P8A25/DF3+zYnxf8X2D+GrCa+msrfS4&#10;JftU88isQiJ8qZZgCT0AAJJwK+Ff2JPhn4e+J37b/ii28S6dBq1jpjanqcVndRiSJ5kulRC6nhgP&#10;MLYPcCvR/wDgsFFLZ6v8MbaGMQ6WttfNHFGu2MSboQ3A4zjbQB1g/wCCtN2LkalJ8HtTXweZdg1T&#10;7c27bnGf9T5e7/Z3+2e9fbfwd+MPhr46eA7Dxb4VvDdaZdZUpIAssEi8NHIuTtYenoQQSCDXxdZP&#10;+0344+BcHh7TvAvwxl8AajogtLc292RELRosKykz4BC4OT0Ir0j/AIJw/A7x18C/AnifT/Fv2A6d&#10;qV3Bf6Y+n3qXUcgMZWRgyZGCFjx60AP/AOCpf/JqF9/2F7L/ANCatf8A4Jo/8mieFf8Ar4vf/SmS&#10;qn/BTvSbnU/2S9ckt42kWzv7O5l2jO1BKFJ/NxVD/gl54y0fWv2YtO0W1v4ZNV0i9uo7y03jzIt8&#10;rSIxXrtKuMHpkEdQaAPmv/grh/yWz4ff9gc/+lL19gftiftfv+ydp3hW4TwuviX+23nj2tffZvJ8&#10;oRnP+rfOd/t0r4t/4Ki+I9O8b/tJ+DdA0S7i1LUrCwisrmK3YP5U8lwxWI4/iwVOOvzCvRv+CxAx&#10;oXwuH/Te/wD/AEGCgDS8c/8ABXfRdJ/s5PDHgabXXa3ikvp7m+NvDDMygvFGfLYvtJK7yFBxwCOa&#10;+pP2Z/2ovDP7UHgK71zRbeXT76wYQ6lpN0waS3crkYYcOjAHDYGcHIBBFcv8MPgt4LH7Fmm+H/8A&#10;hHrL+zdT8Lpd3i+UN008lsHaZm6l92CG6jAxjAr5M/4I/uw1z4qJuO06fZEjsTum5oA7r9iH41eB&#10;/EfxE+JS+Afg3Z+E9ft9HuNRaWHVpJ/trJKoW3UNHiFWdgflGBgcHAr2v9j39tyy/aq1XxJpUvh0&#10;eFtU0mKKdLVr37Q1xEzMrsPkTG1ggPX74r5E/wCCT4z+0X4+/wCwJN/6Vw1e1Lyf2OP+ClP9o3ir&#10;ZeEfFTvKJl+RI7e8zuJ7BY7lckf3VzQB9RfF/wDbff4f/tJ6F8HtB8Ix+JdU1B7WGa7fUDbrbSTN&#10;naVEbZCxlXJz0NZP7Q//AAUc8M/CDxnP4L8LeHrrx/4st5PJuYLOXy7eGTHMe8K7O46FVXjkE5BF&#10;eFfsIaJcftAftW/Er423sHn2VlLOdOecfMs8+UiCj/Yt1Kn03rXg/wCxfrPxNsPjp4nn8A6P4a1n&#10;xxLbz+aviiXY6AzAzGH50JcnG7GTjPbNAH3L+z9/wUg0H4qeO7bwT4x8LXnw/wDEt5IIbRbqbzIJ&#10;ZD92NmZUZHboAVIJwM5IB1/2qv27V/Zk+KmgeEJfCces2+p2MV9JqMmo/ZxArzyRHK+W2cCPdnI6&#10;182fHj9nn9o749/EjwvrviHw34J0TxPp0f8Aoz6TqSRT3McciuCweRiwjY8EdN5z1FYP/BUnTf7Y&#10;/ad+H2n3RKi60CzglKdRuvJ1bH5mgD6r+Ff/AAUR8J/Ff4jeL9MsdKm0/wAG+HNHuNXl8R3cpDTJ&#10;CyBisAXIUhiRltxwPlBOB5TqX/BV6/v9RvLvwr8HtU1vwraybG1KW6dGx6sEhdIyR2LGvrfxX8B/&#10;BEHwI174f6fa2XhDw1c6XLZvcWyLGLdCpzKzHG4g/MSx55ya/POw8A/tPfsFaRqGq+HJrDxH8O4J&#10;Gvbr7LsurORCAPNeM7Zo/lC5ZDgY5JAoA+ufEv7TfhT4w/sX+LPiPdeCrrU/DqRPbXfh/VpBD9pK&#10;yIjhZU3fKGbhwAcoeARXB/s3ftL+A/BH7HviXxxonw4n8J+HdL1t9Pk0fSLo3s88siQfvjJJsJP7&#10;1Qck4CDB6CsnxF+0DY/tE/8ABOT4j67b6Fa+Gr2yLWd9p1iMQCfz4pWkj4HD+buOedxbJPU6X/BK&#10;JFf9l3xWGAI/4SO74P8A16WtAHx5+xJ+1fZfs/fEHxFrXii217xDZ6hp/wBmhgsCJnjfzVbcQ7gA&#10;YGOK+29Q/wCCjI0X4veDPC2q+A5NN8PeKobC8sdbn1ECRba7VdjvD5eAVclWG842kgnivnL/AIJI&#10;+U3xu8cpLtOdEyFb2uEyf1r3D/gqz8FF8V/CnSfiFptuDqPhmYQ3UkQ+ZrKUgZ47JJsI9A7GgD6T&#10;/ag/aDsP2afhPeeMbyy/tW4E8VrZ6d53km5ldvu78HGEDuTg/cqx+zT8Y9Q+Pnwj0vxvf+Hh4aGp&#10;SSm3svtJnJiVygcsUT7xViBjpg55r8y/jl8db/8AbSsfgF8NtFmc6xNFGmrSXByBfs32cu+OoVI3&#10;lz/dmr9cPCPhqy8GeFdH0DToxFYaXZw2VugGNscaBFH5AUAePftBeEPs/iLw94sstDiuWgnC3t2o&#10;jbYy4aCWWNgu8RlWCnzUwXGcrkVB8cLbUfHvw/0nxt4VvtK87RN9xJZ61FE0KsMByXb/AFM0TL1D&#10;AZBBNez+MNE/4STwtquliO2le6tniRbtC0W8g7SwBBwDg8EHjgivOvg54B8U+ErrW7LXpoLnRJwV&#10;EJbes0pOWljXnYjq5DK5LM6Fj94k71FGvQ5ZOzW39eRw1aTk3BbS7dH3OB/ZA+K9suj23w41FoU1&#10;XSrFbqO4jukmjnWSQsU3KSoZfMjGMnOT6V68de0TSPiBrl5rOo2mn3UFrb29uLydY/3By7MoYjhn&#10;OCR18selfKX7Qf7MXiTwx4k1jxP4K0nRrPQCUujJb3n2WSy2FXZiJZBGo3LnK9PQV2/gL9sfQL7V&#10;9Rs/Hltp5l0uGOe21bTYjco+QgcDAY7lZydy8EBuOOfBjUlC1Kpo4vRvZ7nHgsasJfDYxcttE+69&#10;X5Lf9d/ULm5vfF3xB1Wy0oLa6LrempFLfX1t/rBC7rL5EbjEmVnjG5ht6kB+lV9R8LXPwzu/D2ha&#10;Ik2q6DNqB1B7EYa8i8oeY7ByR5il9hwx3AkAE5AHb3T2fxF0PR/EnhTUra7ltpDc2F0jkwzAgpJE&#10;5HIVgSDxlWAOMrirmg6NqLa1c67rpt47sw/Zre1tnMkdtFncx3lVLM5AJOAMKo7ZNPD3fm3fm7J2&#10;bX3rbW973PrI4lOKlG3Lbbu7WT+579DmfHPjjRdZ0G2/s7UV/tyC9tprSxZSl15okUbDEwDjcpdT&#10;kfdZu1XvjN8XrD4PeEhq91Et3M9xDbR2vmhCTI2NxPOAAGPT+HFebfFb9snwb4Q0fVG8OTR+I9dt&#10;ZltYlVWFv5jBiW83GGVQvO09SBkZyPAG+G/xE/aV8c61rKPoOq6Tctb2898NQ32tv5aqdkSI/mqM&#10;7jggE5Jzk5pyrOLag+aTtt89dz5rGZlDlVDCLmn5a2v/AJW/zO5/Zo8Oa7p9/d+JPEGt6Kuh+Fpb&#10;tWu7GWCe7vDI7uUecE7Iizs4XcpJYZGK7P4HeF28U/GTXPFeoaPdW1xZSSyRak7bBP5rzbY2Cllf&#10;ash+7I64SLIUrirnxGTStJ8K23gDwRDaIsE620+laW4ivEuhgxM8LlXaIttYyh1ZcK4cgZr2b4be&#10;BLP4deFINJs025Zp5vmyDK/L4/2c8D2A717uHh9TwzTfvT/L+vvMcPh+Vxp3uo6t76/8D7zqqKKK&#10;5j2T5u/bT/ZNvf2rdA8M6dZeI4PDraRdS3DST2pnEu9AuAAy4xivmRf+CT/jgWQsv+FzEWWzy/s4&#10;sp/L2dNu3z8Yx2r9LKKAPlP9lT/gn74U/Zr10+JbjVZvFXisRNDDeTQCCG0VhhjFGCxDEcFix4JA&#10;xk5828bf8E1df034san4z+FHxNuPAv8AackkksCxyLJAJG3SIkkbgtGTghSBjA5OM1960UAfn7d/&#10;8EttQb4i+GvFv/CzrnVtRtJ7a+1a61i1aae+uY5t7MreZlFKBFAJYjaTnnA9F/a+/YX1H9p34kaD&#10;4otPFttoEem2CWbW01k05kKyvJuDB1x9/GMdq+vaKAOJ+M/w9l+Kvwk8VeDYb1NOl1rTZbFbt4zI&#10;sRdSu4qCM49M14v+y1+y9bfsk/CnxxpfivxDYeIdG1GR769mktfIgjt1g2SLIGZgV2q2c8YNfT1V&#10;7+wttUsp7O8t4ru0nQxywTIHSRSMFWU8EEdjQB+S8Xwl/Yx+IE9z4itvidrfg6y3tNL4eu0xJD32&#10;RFomLDsNrOfesT9kLwtovjn9vfT9Q+HOnXVt4E0SeW7hacMWito7Ywo8hPIaR8HnnLmvvbxV/wAE&#10;6vgL4t1mXU5/Bn2CeU5ki0y+ntYSfaNHCr/wECvYPhZ8GPBXwV0L+yPBfh600KzOPMMClpZiM4Mk&#10;jEvIeTyxPWgD5d+Pv/BO+98cfGKb4mfDfxzJ4E8RXUnn3IWNwBOV2vLFJGwZCwzuGCCSeecVwnjv&#10;/glb4i8e/wBnapq3xeu9b8VEONR1LWLV7gSKNvlJEDJuUL8+ck53DAGK/RKigD5i/a5/Y+v/ANpn&#10;wX4M0O08TW+gyaAzM801o0wmzGqcAOuPu579a7mT9mfw/wCJv2btE+Efi/GsWGn6XbWBvIAYXE0M&#10;YVZ4+TtYEZAORyQcgkH2SigD83rj/glL4v0pdQ0bw78Y57Lwlfybriwktpk81e3mRpKEkIGBk4zj&#10;oK+rv2Xf2R/CX7Lnh+6t9Gkl1bXL8D7drN2gWWUDoiqOEjByduTyeSeK9zooA+RP2aP2GdR+Afx7&#10;8R/ES58W22sQatb3kK2EVk0TR+dcJKCXLkHGzHTnNe1/tDfs8+F/2kvAb+GfE0ckWyQT2eoW2BPa&#10;SgY3ISCMEEgg8EH6EeoUUAfnNZ/8Eu/iDYadN4Yt/jjeW/giZz5umxQTrHIpOSDAJvLJPfnGa+2v&#10;gZ8HdM+A/wANtL8G6TqGoanZ2IbFxqU5kkYscnA6IuTwqgAfUknv6KAMvxP4Z0vxn4e1HQ9asotR&#10;0nUIGtrm1mGUljYYINfnh40/4JKalp3iSbUPhx8RDpNnISI4NRjkWeBT1UTRH5x9VHvnrX6R0UAf&#10;FH7MH/BNHQfgp4usvF/ivXB4v8QWL+dZQJbeVaW0vaXDEtI6nlScAHnGQCO9/bV/ZCvv2r7Hwpb2&#10;XiW38OnRZLiRmntGn83zRGABh1xjZ79a+mqKAOO8K+A5fDvwj0vwa92s81loselG7CYVisIj37c8&#10;DjOM14D+xj+xRqH7Kuo+Lbm88VW3iEa5bQQKsFm0HlGMucnLtnO/26V9X0UAfIv7IX7DWo/sx/Ev&#10;xD4pu/Fltr8Wq2L2a20Nk0JjLTJJuLF2z9zGMd63/wBtL9jKH9q608NzWmuR+HdZ0Z5UF1LbGdJY&#10;JACyFQynIZVIOeMtxzX03RQB4z+yf+zpbfsyfCeHwml9Hq1/JdS3l7qEcPlCeRjgYUkkAIqL17E9&#10;68O+P3/BNjTPiD8QpvHfw+8Vz+APElxcfa5kiiZoTP1MsbIyvE5OScEgkkgCvteigD4u+B3/AAT4&#10;1bwb8VdM+InxB+KGseNPEWmEG1EcsqYwCAskryM7phj8g2g5IOQSK2v2qf2HtR/aL+Mnhjxva+LL&#10;bRIdHs4LVrOayaZpTHcSS5DBxjO/HTtX1vRQBxfxi+F9l8ZvhrrngzUr+902x1aEQy3OnuEmUBg2&#10;ASCMHbggjkEjvXxPP/wTV+J9ro8vhTTvj3qCeB5VMJ0yWKcIISeU8kTbCPbgH0r9DKKAPmm1/Yp0&#10;jwv+yn4g+DfhrWJIH1nMtxrN9CHaSctGWkKKRxiNVCg8ADknJO7+x3+zTdfsv/DDU/Cd9rkPiF7z&#10;VZdR+0w2xgVVeKKPZtLNn/VE5z3r3migD87fG3/BKO+b4ganq3gP4inwxoeovJus3t5DNbxSHLwq&#10;6SDzE9A2OMA5xk+0fFL47fCH4IfDe4+DfxG8Wz6pqNp4Xjs7lRaSNPexmExAZUMqSsFDYYjG4HOO&#10;a+qq8H+Lf7EPwf8AjZ4sfxL4n8MtJrcoVZ7qyvJrY3AAwPMCMAxwAN2M4AGeKAPh7/gk38GP+Ei+&#10;JWu/Ea9s3bT9BhNnps0q8G6lGHKnoSkWQf8ArsK/Vmue8BfD7w78MPDFn4d8LaTbaLo9ouIrW2XA&#10;z3YnqzHuxJJ7muhoAKKKKAOK+KXjKPwxpFrZR6E3irU9XmFna6HG8atdDBaUkyfKESMMzFuOAOrC&#10;vB/Fvwu8JfGJbbQPBl9YfCnxGsDS6poM+iRQajLC4C4YAqxjB3KWjZo2z1PFN+NHxZ1X4e/tCjWN&#10;M0+z1WKy0210efTNVYwXchuZZGWTTcKTIGkEEUhwVL+UCVCMRWtbmW5bTNA8a6zbST3txE8mj+P9&#10;PSCS3RpWMotZzuV2CbQuyeQgg89Mcc3Go3GS/r1PRqZZTrUI+1V+ZXunr5rysvvvv0Or8K/s3+Mv&#10;hN4atNL8A+P5YJXnaa8fU4Y3teQBmODy2OTj/noPxrbvvhZ8UfFN1cad4l+IUT+HLq3aGZdBtVsJ&#10;wSpB+8kpIP8Avr/SuE0S01nw7NNp8Ft40sIt9stq2na7Pd20vnh2WOM3KTBRGEO85VV4A6jKa3D4&#10;o8Q6ZNafYvHLzToscUuqa9JZW8TSJlXkNpHGzIv8QDfwkd8mVGCVknbtd2OOOT0o2hGdo9ru33c3&#10;3mN4d/Z58N/A3xfY2niPx1ZeIdKv3ke38IXGjLdXN84T70cQZ2LLgEuidByQK92+DfijSJrnVPD1&#10;t4Jf4eX1sI72PSLiOCOS4tpBhLjbCzL95WRlySpUZ6jPh2g3o02abw5pepWGl3m2eOez8DWBu9Um&#10;jMZETS3C7ysm8hi8jRjhR3JGLoHxV169+LXw/srywbQ9F8I3iaDd3GoS/avENxNPG8cdvMqgIysE&#10;hllMXmDDRSBhhthDkpWUVY6cPlFGhCSorZN3b/K/R7WPsO38IaVbeJrzX0tUOq3UUcLzsASFTcBj&#10;04Yg464HpWwelLRXe23ucCSWwg6UtFFIYUUUUAFFFFABRRRQAUUUUAFFFFABRRRQAUUUUAFFFFAB&#10;RRRQAUUUUAFFFFABRRRQAUUUUAFFFFABRRRQAUUUUAFFFFABRRRQAUUUUAFFFFABRRRQBBPYW1zN&#10;FNNbxSyxHMbugLIfUHtTb7T7XUrdoLu2iuoG4aOZA6n6g8UUUDueeXX7O3w3luWuYfCOn6fOxyX0&#10;wNZk/wDfkrSQfs6/DcXCT3HhKy1KVTlW1QveY/CZmooqOSPY29vVt8b+9noOm6VZaRbpb2FnBZW6&#10;jCxW8SxqB7ADFQjw9pQ1ttXGm2f9rNGITf8AkL55QdF343Y9s4ooqzG77mlRRRQIKKKKACiiigAo&#10;oooAKKKKACiiigAooooAKKKKACiiigAooooAKKKKACiiigAooooAKKKKACiiigAooooAKKKKACii&#10;igAooooAKKKKACiiigAooooA/9lQSwMECgAAAAAAAAAhAKkAgJMmLgAAJi4AABUAAABkcnMvbWVk&#10;aWEvaW1hZ2UyLmpwZWf/2P/gABBKRklGAAEBAQBgAGAAAP/bAEMAAwICAwICAwMDAwQDAwQFCAUF&#10;BAQFCgcHBggMCgwMCwoLCw0OEhANDhEOCwsQFhARExQVFRUMDxcYFhQYEhQVFP/bAEMBAwQEBQQF&#10;CQUFCRQNCw0UFBQUFBQUFBQUFBQUFBQUFBQUFBQUFBQUFBQUFBQUFBQUFBQUFBQUFBQUFBQUFBQU&#10;FP/AABEIAGwBZgMBIgACEQEDEQH/xAAfAAABBQEBAQEBAQAAAAAAAAAAAQIDBAUGBwgJCgv/xAC1&#10;EAACAQMDAgQDBQUEBAAAAX0BAgMABBEFEiExQQYTUWEHInEUMoGRoQgjQrHBFVLR8CQzYnKCCQoW&#10;FxgZGiUmJygpKjQ1Njc4OTpDREVGR0hJSlNUVVZXWFlaY2RlZmdoaWpzdHV2d3h5eoOEhYaHiImK&#10;kpOUlZaXmJmaoqOkpaanqKmqsrO0tba3uLm6wsPExcbHyMnK0tPU1dbX2Nna4eLj5OXm5+jp6vHy&#10;8/T19vf4+fr/xAAfAQADAQEBAQEBAQEBAAAAAAAAAQIDBAUGBwgJCgv/xAC1EQACAQIEBAMEBwUE&#10;BAABAncAAQIDEQQFITEGEkFRB2FxEyIygQgUQpGhscEJIzNS8BVictEKFiQ04SXxFxgZGiYnKCkq&#10;NTY3ODk6Q0RFRkdISUpTVFVWV1hZWmNkZWZnaGlqc3R1dnd4eXqCg4SFhoeIiYqSk5SVlpeYmZqi&#10;o6Slpqeoqaqys7S1tre4ubrCw8TFxsfIycrS09TV1tfY2dri4+Tl5ufo6ery8/T19vf4+fr/2gAM&#10;AwEAAhEDEQA/AP09ooooAKKK5Xxn8S9D8B/Z4NQnabULr/j1063Xzbi4/wBxP4qAOqoryX/hIfH/&#10;AI5n8izXTfBlpu2t9r/0i+/74+7E3++rVn3Pw7tY7q4tfEPiPxR4neBVa5fekSRbv+uCJQB7RvXf&#10;t3rTq8Kufhp4Atri0X+w72bT7pliXU/7dvNnzf8AbWrCfDfRUlt18Pa14m0GKeXyoL63naVGb/tv&#10;v+WgD22ivEpvF3i7wDraaMNd0jxpKuz/AEK7dbXUH/4H9zd/s7K7jwf8V9F8Vak+lN5uj+IIl3y6&#10;TqK+VcKn99E/iX/boA7WiiigAooooAKKKKACiiigAooooAKK8p/aG+Ott8B/CVrqsli2pXd5P9lg&#10;t0bZ8+zf83/AUq38AfjbafHXwS+t21i1hNb3LWs9u7btjKit/wCzJXV9Vr+w+scvuHN7al7X6vz+&#10;8el0UUVynSFFFFABRRRQAUUUUAFFFFABRRRQAUV538dfjDZ/BDwK/iK5tGvnedbWC3Rtm+Vtzf8A&#10;srVkfs6/H62+PXhy9vk05tKu7Cfyp4d29P73y11LC1nQ+sKPuHN9Zpe1+r8/vHrdFFFcp0hRXA/G&#10;34t2fwX8BXXiW7tJL/ymWKK3hbbvZvuVj/s9/Hux+PXh291CDT5NKu7OVYp7d23/AHvuNu/4BXR9&#10;Xqew9vye4c3t6XtfZc/vHq1B4rxn9or9o60+Atppu7S5NYvb9/lhSXYir/fru/hd8QrP4o+BtN8S&#10;2MDW0V5Fv8p/vo1E8PVjSjXlH3QjXpTq+y+0dXRRRXOdIUUUUAFFFcF8VPGV9oNvY6NoO1/E2sv9&#10;ns9/zpbr/HcN/sp97/gFAGP8SPivLZ38vh7w5LAmppt+3ancf8e+nI39/wDvS/3Urj9Omj+D/wAQ&#10;LttS0/UtSiuPISTX3gile8eXZ8+5n3qqO+3YitVLTb/SPCVvrfg7XvDV9f6Ut1sn1CXTpX812/5e&#10;HldNrf8AAH+Wrr/2rZ3EXgq1lt/FWu6XK7Rahff6rS7X/lk9w3/LWVF2fK+5t3z0AdLra2ngzXYt&#10;b1zWbSz05JJZkubmdnuvK2Ls/h+7u3fJXO3n7QOka3qkt94X8J6prcsHzy30qpb27fwo+/fub7+z&#10;7n8dc5D4W0q5uJvEGtS3Ot6VFLLFdandq0tw06onzqn/ACwi+b7ibf8Ab/gre0qw8Q6lZW9nY6et&#10;npUVqsV15MX72WBfuPsl+ZW+42z71AGkl/q+saRqGr3nw+0L/hILXUYorW3e/fY/mojb3fyvlb5/&#10;7lZ7/HKDSr+K+8VeB9Qs/Il8r7Xp2y4t1lX/AL4b5N/9z+OtC28Pan/ZF7eW3iW5m0mK6iuJbi4V&#10;ftDOqJ8//ANn3H/uVSew8Q6VFZS20Ta3oj7pbP7cqJLLcN/G+35vub/koAZ4PMXxC8cvr+keINN1&#10;K3lVkl8mVre4lXzdyfumT70SfLv/AItlbGt2sfxC1eLT9atGeGK8lSBookS9stqLsffu/h+Zt6f3&#10;q4K58K6Hc2qa1pUFzDaWqp9svrRZbW4in83b/o7/ACM2z+KL+PZtdN9dLc+IdesE03SNVnsklupf&#10;N0rxOkSpb3/9+3uNv+qZ/k/u7tn+xQB0Hgn4oz+HtWh0HxHqcGsaZcN5WmeJIfuTt/zyuP7rf7f8&#10;Vey18r6C+keEvCGk+AJ/Ct3qup6isWlTui/Z03wfJvi837/lbN+9P7letfDPxFqGjatdeA/EMvna&#10;np0fm2F8/wDy/wBr/A/++vzI3+5uoA9OoopX+5QBClzE7bVkV3/2GqWvz5/Y48Savqf7St9bXer6&#10;heWq2t/st7i6d0X96n8LNX6DV6OPwX1Gr7Hm5jgwmJ+t0vajXmWH7zKn++1COrruVldP9ivl79vv&#10;Vb7R/h1os+nX1zYS/bP9baTvE/8AB/drhvgLqHjj41/Dm08KaJrV3oOk2A/4m+vStvuZ2b7sUTN/&#10;wL561p5c54X61ze6YyxvJX+r8h9nPrmnJL5T6hbJN/c89d9Xsh03pXxx4z/YRvodIuL7w/481u+1&#10;2Jd6rqM/+tb+7uWsL9i347eIk8bTfD/xRdz38To32aa7bfNFKn3k3t8z7v8A2WtZZdTnQnVwtXn5&#10;SPrsoVYUsRDl5j64+I/w78NfE/Qf7K8S2cV5abt8W9tro/8AeWpvAHgbw/8ADbw4mkeH7WKzsIm3&#10;Psb7zf3mrxj9unUrzSvg7DPY3lzYTfbk/e28rRP/AN9LVr9jmSfxJ8AIk1O6ubx7iSVWluJWd/8A&#10;vusvYVfqPtef3eb4Tb28frnsuX3uU+gEuYnbYsqu/wDsNT6/Pb4X+I9f+Bf7VD+HNe1nUL+wlkew&#10;D6hdNKnlN86S/N/upX6DjJJ9PSscbgvqs4+9zRkXhMT9bjL7PKOqOOaN5dqyK/8AuNXEfHDx5H8O&#10;Phdr+vO3723gdYl/vO1ePfsmafeeA/g1qHjnxhql9PLfxte5vZ2fyYF+5t3f3/vVnDCqdCVf/t00&#10;lieSv7I+mXkVE3u3lpVSPXNOeXyl1C2eX+4k676+KPD/AI08a/ti/EW90+01i88M+BNO+aX+zm8q&#10;Z1/g+f7zM392vcpv2OfAP2Nvs39sWeobfl1CHV7rzlb+/wDfrpq4OnhPcxE/fMKWLliPeoR909zA&#10;xTHmWH77Kn++1fH3w6+Lvif4H/GUfDHxvqcut6PdSpHpmrXH+tXf9ze/8Xz/AC/NXSft+axfaV8M&#10;dHn0++ubCVtTX97aTvE/3H/jWmstk8TDD83x/aD67H2E6v8AKfTqTI6bkZXT+9uqG11G1u2dbe5g&#10;mdfvpDKr7a+FPhTq3xF+NPwm03wT4O1OXTYrXzW1jXruV9+53d0iRvvf3PuVt6boPiX9i7wH4v1/&#10;V9Rj1vWNWeC1sX81nTf8/wA21v8AfrWWV8k5U3U9/wDlMY5hzx9ry+5/MfaNzqdnYf8AHzeQ23/X&#10;WVUp1tewXiboJ45k/vRNur5h+EP7O+nfE/wLpvi/4h6vq3iTVdbgS9RP7QlghgVvm2IkTota3gT9&#10;mzV/hn8bLLVNG8Q6nL4KNu7Pp89+7Kkv8C7Wf5lrmlh8NHnh7X3onTGvXnyy5fdke2+OPBmh+P8A&#10;w3caN4htYrvTZfvq/wDC396s/wCGvwx8MfCrQ5tN8MWcdtbvL5srbtzu/wDtVwv7YWoXWnfAfWp7&#10;O5ns7hWXbLbyujr/AMCWuM/YH1W+1f4ZaxcajfXN/L/aP+uu53lf7v8AtVpDD1fqEq/P7vN8JE69&#10;L65Gly+8Rft1fETWfCfgvRI/D+tSaa15PLFO9pL87L8nyV6L+y9qkc3wM8KNc3ivcNaqzPLL89fM&#10;H7anwc0/4e6Vpur2epaleS6jeS+bDd3LSxJ9z7ifw13vwF/Zh0Lxn8KvDmuXWua7bXF1AsrQ2+oy&#10;rEv/AADfXrVaGF/syl7/ANr+U82nVr/2hL3Psn1N4w8HaR4/8P3Gja5ZxX+mzr88T/8AodZHgnwV&#10;4Q+D+if2Zo0Vpo9qzb33yKjM/wDtVk/FmfxX4b+HUFp4Fi87XZZ4NPgmmTzfKVvl81v93/arzmD9&#10;j6x8S2/2rxr4q1vxHqlx88rm7dIlb/YRfl214VOMPZfvavLE9WpKXtPcj7x6l48+HXgz406db2et&#10;QWmsRWrebG8Uiu8VdR4e8O6Z4T0O10rSraOw0+1XZFbwr8iLXwd8bvhH4j/ZTvtM8VeCfEupPo7z&#10;7GillbZE391k+6y/79fZPwf+IEXxd+Fula9t8mW/g2zon8D/AMddOKw0qNCFWlV56Rjhq8J15xlD&#10;lqnzT+338Ste8O3fh/StD1uezsLy2la5itJP9b838VfTnwl1KE/DXwv5l1H5rWEW7fJ/sV8Gftk/&#10;CbT/AITav4fg0/UNSv0uraWVm1G6aXZtb+HdX0f8Lv2WNBvPDHhrXP7e8QJcNBFceT/aMvlbv93f&#10;92vWxdDC/wBnUvf/AJvsnBhqlf69V9w+maKbHHhdn92ivkT6QHdYYnlZtiKu9nr5xuP+Eh8Zp4g8&#10;Z6fov9trezvptnbpP5UsFhF8r7E2/MzypL/d+/Xrfxm1ttB+Gmtzru82VUtV2ff/AHrpF/7PXmM3&#10;gzxZoX2e88L6hp+q29hapb/2fFfPFcP5USK6b1/6aqzfM/8AHQBQtte1oeGYv7QntPEOtS3/ANg8&#10;OwurJcQS7fn+0fPtbYuz+Cut17wxB8OvAdp4cs7xk1XxBdeVeas673llb5pXf/f+eovB+zUviXqe&#10;ua1c74vDVqumwO//AD9S/Pcf8C+SKuR+MHiGVPiJqC+fq15EkUTwQ2jXWy33RfOmyJP40egC3eQ2&#10;eq6z5s8VtYafpbL5stizO8/8P+7uTZu+5/HXa3OsLpt+mueFdQXW7JV2X2mbvn8r++n+5XJfATVd&#10;Mh8Ua20889s90sSQW995+9m+fe/71f4/u/8AAK6izv8Awj4t8Q+RZ6Cv2iV5Ug1m0iX7i/fff97b&#10;/wDF0AYqf6fpusaRZs32LVL6K6iu3X5EibZv3/8AAt61tf8ACQ2fiHXvNvtcttK0LS1XyreKX97K&#10;zfxv/c+49ZVtYXL6jqdjP9me08rym3qyW7Rb3T5Nqfd/v7/4t9aGj6r4R02wtX8SraTahLLK8G+B&#10;n8pV2LsT5Pl++lAHNal/Zlhr0viGx+zXmmNdJ8l8zps2/Oj/APA3+Rf++q6LwZo9j4q0vxH4I1dl&#10;1K3TZdrKnypF5v8AAn+5t+//ALdZXxy8T6HqujafFp8rXN3YXiP9htPNSb5f7u1N3yfe/wCAVw/g&#10;/wAQy/8ACeeF4rafWbPdqKRSvcNe7Gi/ufMm3523/wDfFAHW6JDr+latdWy2MevfEDQYvsUF3fS+&#10;Uk9mz/JdbP733N/+/WFqT+L9K+169rkvneI9En/tK1T7j3SKn+kW9un/ADyeJE/4E713vxamgs9e&#10;0Lxfp9zs+y3X9kas6fI/2ef5ET/v75Tf8Arh7bWND8JeI3li8E6lquoWssqT+IdZniuH8pfvonzv&#10;L93+DZQB9IaPqsGt6XaahbNvt7iJJUerz/crzH4AzfZvCV7oPzf8SG+l02Lf/wA8l+49em/wUAfn&#10;P+xV/wAnP6j/ANet/wD+jUr9GK/N/wDY/v4tH/ahuVuf3Lzpe26o/wDfaVK/SCvps/8A96j/AITw&#10;cm/3X/t4+Uv+Chf/ACTTRP8Ar/8A/iK6/wDYh0qLTfgLpjRr811PLcM1cL/wUR1KCHwN4asXb/SJ&#10;7x3RP93ZXpH7GH/JANC/3moq839iw/xER/5Gs/8ACe4V+b2iwrpv7dkUEHyRL4h27E/3K/SGvzit&#10;P+T9U/7GP/2SpybbEf4C82/5df4j6H/b4/5ItD/1/RVp/sOf8kI0/wD6+ZazP2+P+SLQ/wDX9FWn&#10;+w5/yQjT/wDr5lpS/wCRR/2+H/Mz/wC3Ty/9vz4ey2F7oHxB01NktvKlvcui/wAX3on/AOAbP/H6&#10;+m/gn48g+Jfwy8P69HLve4tVWf8A66r8j/8Aj6tVj4veCrf4ifDnXdBnXf8AarZvK/31+ZP/AEGv&#10;kn9hj4lr4M1LxV4H8QXK2aWry3SvM33Gi/1q/wDjjNRH/bcs/vUv/SQ/3THf3av/AKUeh/tUXk/x&#10;L+I/gr4U6fL/AMfU/wDaWp7P+WUS/cf/ANDq1+3BqSeD/gHb6Hp6/ZrW6ngslRP4UX59n/jlN/ZX&#10;0yb4h+NfGXxY1ONvNv7prDTN/wDyyt0+9s/2X+StL9ubwrN4g+CVxd28TTS6XdRXWxP7u/Y3/oVV&#10;SlGljMPhf5f/AEoirGU8NVxH83/pJ4r+yR8b9B+Evw8vbO80PWL+9ur55WuLGz3pt2J8m6vcP+Gz&#10;PDn/AELPiT/wBrmv+CfXi221P4Z6nofmJ9tsL5pfK/6ZMi7H/wC+levqj8KjMqtCGMq+1pf+TF5f&#10;GrPDQ5Z/+Sn5t/tX+OD8XvFWkeIPDuiaxZy2Fn5UjXFrsfcrM27/AMer2T9uG8lvvgL4RnlXZM91&#10;BvT/ALZPX1/gE5r5V/4KG/8AJLNH/wCwmn/oD104LGxr4nD0oQ5eQxxOElSoYirKfxHW/sQ6bBYf&#10;s/aPLGq+bPPO8r/3v3r1V/bg+H+q+NfhLFPpNs15caXdfaJYk+/5X8dbH7GH/JvPh3/en/8ARr17&#10;h1ry62Jnh8wnXh9mR30KEcRgYUpfyn59/s//ALabfDfw7Y+FvFWmy3mmWSeVBdW/+tjiX+Hb/FX2&#10;H8Nvjv4J+K0ezw9q8U10i7mtJflmT/gNZ/j39mz4efESWWfVfDttHey/M19ar5Ur/wDA1r4c+N3w&#10;pvv2XPiloWoeHb2W4ildbqxY/wCtV93+qb/vmvWjSwOaztS9yqeb7TGZZH9779I+wf20v+SAa7/v&#10;LXF/8E9P+SU6x/2Ef/ZK6z9sCZpv2cdVlb77JE7Vyf8AwT0/5JTrH/YR/wDZKwh/yJ5/4jpl/wAj&#10;OH+EyP8Agov/AMib4V/6/Jf/AGSvZP2Uf+SBeEv+vNf/AECvG/8Agov/AMib4V/6/Jf/AGSvZP2U&#10;X3/ALwj/ANea1Nf/AJE9L/EKn/yM6v8AhPV5GSNNzsqJ/feuH8SfHXwH4Rn8jVPFOn21x/zy83c9&#10;fMX7fHxj1rRNU0/wZpV3JZ2U9n9qvHhfY8u52XZ/u/J/4/XuPwM/Zt8H/C7w3YSrpVtf660SPPqd&#10;xEry7v8AZ/urXA8DSw+GhiK8vj+GJ2/W5Va86FL7J4d+2B8etE+IXwvfSPD9je3lvLdRPLqbQbbd&#10;dro/yv8AxV6l+wi7v8Brf/r+l/8AQVqh+3z8nwR/7fIv/Q0q7+wl/wAkGt/+whL/AOgLXp1eWWTr&#10;lj9s4KXN/afvfynjX/BSD/kZPCX/AF4z/wDoVfXvwh/5Jh4X/wCwdF/6DXyF/wAFIP8AkZPCX/Xn&#10;P/6HX2B8If8AkmHhf/sHRf8AoNTjf+RZh/8At4vCf8jDEf8Abp1tFFFfMnvHmvxy/fad4atP4LrW&#10;Ilb/AICjv/7JXH2Xwj8Rnxpb61q8UN5aLqPmwWmk3L2tvbp5u/zX+ffK/wDwLb/sV1vx1RU0nw/e&#10;S/6qy1aJ2/4Ejxf+z151onwx8Q6V8QYvEep6BoFtaW+o/uETU3R4rff/AK108r55f4/4aANjwM7Q&#10;6T/adtB9s1C91i61BrR/uOnyI7/8A+SjztQ8Z+MP7Q0C+ttN+26c0t8k3mujyxS+VvTa6f3Kd4GT&#10;foz6fbTtpt7Ya7dae2ofwRLsR3T/AIH8v/fNa15Zt4A8Q+VE0mpSpor7n27HldrpN70Ac/4b0q5t&#10;vGD3mqzxXmpxas1q0sO7Z5EUUToibv8Aalf/AL7rrfGENn8OvHOieI49thptxA+mzxW6/J/fTYn9&#10;75KwrO533ut3m3Zs1O6l+f8Ag/0W1qH4kWdz4zTXdXjigudMsLZXtftEXz/7bxP/AHXTe1AFXTby&#10;8T+3dQs7yO2eeJ0s7G+if/TUZ3f7m/du3O/3K5+/TQXs/D7X1ys3mrcXHmzb4trM8X3tz/eq1C+k&#10;arb+HZ9M1r+zbtV826u7v59vybU+T+J9qLUWpeG9lhaT6VBHf2kV06QXF9873qN9x/8AdoAm8Z2G&#10;iv4o1C88L3ltDqdvdWCQS28u/b5ssUT7/n+7sd1roLzTdV0HxVo9zr2p215pll9oumitFlT97Fs2&#10;P8zv/frO1XR4tHtUaWJv7TlvNLe6uPP3o7LexK6J8n3d9dW80XjDxRplnc20tslx9vRv++Il/wDZ&#10;KAMrxhcy+JvCHiO+1C2WzlbToriJIvnil8qVJd//AH2ny1ynif4nX3h7VIrHTJ/C39oapa291/xN&#10;on326NEm93fft/4BXW+M0l8N+FPFFtqOoSa3cLZxWq3rrt2ebKkWz/ednputp42s/DmpwaLLo15F&#10;ZWcUUFujbLtdtun8ez72+gDb+D9+tz438cRLKsyOthdb0X5H81Jfn/8AHK9Xryr4RQy/8Jr41uZf&#10;nl22Vqz/AO3Eku//ANDr1WgD4J/aF/Zy8a+BvilL488B2Nzf28s/21UsovNltZf9z+7Xo/hn9rfx&#10;3qUEVldfCLWbvW9u15LSNki3f7jfNtr0P4nftW+E/hL4w/4RrXtP1n7a6LLFNb2ytE6t8v3t1ezQ&#10;GCaFJ4CrIy7ldf4q+hr4uToUli6PN/LI8SnhoQqy+q1eX+Y+Hv2jPg98RfH/AIag8V65pt3qXiae&#10;4SK20TRo2li021/+L+9uavob9k7w9qXhn4I6Lp+safc6VqETNvt7uJonT/gLV69NMsMTyytsRV3M&#10;9eXfCH9ozwp8adT1Kx0JL2O5sPnl+2xKu5f76fM1c1TF18VhPY8nuQNqeGoYfE+15vekeqV8F2/w&#10;v8Yp+2gviBvC2rf2H/b/AJv9ofY2+z+Vs+/v/u196Zx36VwXxd+M+hfBfQbTVtdW7nhnnW3it7KN&#10;Gld/91mWscDiatKU4Uo83P7pti6NKrGE6suXl9488/bV8J6z4v8AhPFY6Dpd3q979sV/s9lA8r7P&#10;+A1f/Y88N6t4T+DFpp+tabd6XerPKzW97E0T/wDfLV1Hjn46aJ8Ovh7p/i/WbHVIdPvdm23WBftC&#10;7vubk3/+zVr/AAu+Jul/FzwrD4g0aO5hspGZFW7jVX+X/gTVcquI+o+y5Pc5viIjSpfXPa83v8p2&#10;Vfnx+1L+zx4uX4xXuo+DtC1K/sdZi815tPgZoomb5HR3X+997/gVfdni3xpovgPRpdV17UINNsov&#10;vTTPXj9h+1jY+Kml/wCEU8GeJPENvE2xriG2RIn/ANzc/wA1aZZVxWHn9YoxIx9KhiI+yqzPUPhd&#10;4Lg+Hvw/0Xw/AuxLO1RG/wB6ug1PTbbWNNurG+gW5tLqJopYX/jRq8r8G/tP+FPEevJoGox6h4a1&#10;x/lWy1mDyi7f7Dbmr1e/v4tM067u5NzxQRNK2z+6qV5tanWhU/e/EdlOVKcfdPhvXP2efiP+zv49&#10;m8WfDZZNe0p23/YVXc7J/wA8mRfvf8Ar1PSP2u9feP7NqXwn8SR6sq/6q3ib52/74ruPhh+1J4P+&#10;K+r6np2lxalZvpsXm3U2oxJFCi/725v7tcl4s/bb8C6HfSwaVpmqeIfKb5ruxs/9H/4C9e/J4nGS&#10;9liMPzTiePGNDDx56FXljInsLn4ufGLxNot5d6b/AMK+8IWd5Fdy2lx899e7G3eU/wDcWqf7dHg3&#10;XvGXw50qz8P6Ne61drqKu0NlA0romxvn+Wt34X/tjeBvidrMOkI13o+pSvsji1GNUWVv7qNur3Yk&#10;Y9q4ZV8RgcTGUqXLynZGnSxdCcYz5uY8d/ZK0LUfDfwN0LT9X0+50u/iafzbS6jaKVf3r/wtUX7U&#10;T+Po/B+mTeAbOa41C1vlup/s/wA77F/g2fxbq9norh+sP6z7flOn2H7j2HMfPfhT9qye501IvEfg&#10;HxJpuuou1rS30+WVWf8A2fl+Wuctvhb4s/aB+Lel+NfGWkt4a8MaPt+w6Pcf8fE+19373+78/wD4&#10;7X1IIYi27y1Lf7tPAx0ro+tRpc08PDlkT9WlP3KsuY8b/ax8Nal4k+CGr6doun3OpXzsvlWlpE0r&#10;t/wGuT/Yb8H694M+G+q2mvaRe6Pdtfb0ivoHidk/4FX0hRWUcVKGG+qlSw0frPtzwn9sD4R6l8V/&#10;hmsWix/adY06f7RHD/z1T+JP977teTfs1/GTxB8MvCCeDPE3gXxJNPZs32Z7exlZ33fwMu2vs+mm&#10;CLdu2rv/AN2tqeM5MN9Vqw5omNXCfv8A28Z8sj47/a9+BevfFnTtI8daDpF2+pRWf2e50Z1/0jZu&#10;Zl+T+989XfhZ+1j4h0zw9ZaD4m8A69ea7ZxeV5tpA+6f/gGz71fXJOCPeoTaxBt/lrv/AN2r+vxl&#10;Qjh8RS5lH4SPqUo1/b0p8vMfJPxr+H/xQ/aG8F3uoXOn/wDCPWlmqy6d4c3f6RP/AH3l/wBrb91K&#10;1/2N9Q8T+DfDEXg3WvAuu6a63csr6jd2zxW6o23+8v8As19S0UpZhOdD6ry+4XHBQhX9vz+8fMf7&#10;bfwU1n4neGtM1Xw/aNf6hpjv5tpEu6WWJv7lY/wF+P8Ar3h/wRYeGNf8B+JLnVdOT7OrW9jK3mr/&#10;ALXyfLX1p1FMEKI25FXf/u1Mcf8A7N9Vqx5uUJYT9/7elPlG2csl1awyGIwyOu5oZfvLRUtFeYek&#10;cb8YNEbxD8N9btl/1qRLdL/vxOkv/sleKalo8viTS/7Z1Px9aeG9J1S1SWCJ2SW4ffEm9Nkv8Xm7&#10;1XZ81fTborq6su9H+9XzzZ6b/wAIB4r1jQ59P025azd7/SbjU/uJZyvul/74laVv92gDW8AaxYp4&#10;+ls2iZ9C8W2KXtml3Bsfz4vkl3o38T74v++K6Xxnps9/46+zWc/2aVdC3LNu+dP9IT+OuS02w8Vf&#10;F3wvqGqtJp9t9juluvDN3aWrxOzrv3u/zv8AK/3KZZ/FG717xRFqcXhyd7uLTH0/UbeWfyvstwsv&#10;zpv2fNQBd+wMmjeK1Vt8r601rv2/e823t6fr2iT+G3fyml8Q6U1izxWMs7rsTeip8n3fk3/71Ylh&#10;4/WG+1DT7zTms9Yv9c/tCC0eX915SxRLu83Z/Fsb+H+GtvTbydLiysdaaCw1i1tYtPtYorzzfP3f&#10;O7/c/wBigDn/AAf4PihurfSp7nTbl7+K4ltfuvcRStF9x/8Acr0PwnYf2xrMSMtsmmaakVxa7Itj&#10;orb/AN1/u/JWZbeFdKv/ABRpWp/bLtNQZriKK+SeLfEi/wDAKr6Jf6hZ6lcLorW2pXF1Z7LqKWfZ&#10;5Txf7f8AwOgDP8SJ52kyy/8APLXbWL/vrUkauj03Sp9N8eaEtzcrczbr9N+3+H91/wDF15/4h8YN&#10;bWUvh6fT9/iOW/066itLSXzYpfIeJ5f3v/AHatvVfidLo/iPT9a1XQZdN0+1S6eWaG6+0b5WSLYm&#10;3Yn39lAGp8Vns7rxH4f8KweRDZee+taw7/cWCL5kdm/veb5Vcr4Tufh98SNW1C2uby2sPEcUr3X2&#10;vRtT2Jexfe3fI/zbF+V1f+5/dovLDxnpthL4ludMj/tjVmW6vre4i82FLXfti0//AGW+dPn/ANj7&#10;lWNe1ux8eeF9P0HSPDi+Htb8QSvp8rwxIj29r9y4lR9n3dm//vigDuvgDA9z4LuNdlV0bXr6XUl3&#10;/eVX+4tel1BpthBpWm29nAqpFBEqKiVPQB8nft/fDc614H0/xZaRf6VpMu2fYv8Ayyb+L/gG3/x6&#10;vUP2TvHH/Cc/BHw/Ozb7izi+wT7/AL2+L5N3/jteh+OvC1t418I6voV2m+3v4HiZK+P/ANhPxFP4&#10;J8eeLfhzqrbLqKVnXf8A89Ym2uif+PNX0NNrFZZKk/ipf+kniSj9Xx0Zf8/T3j9rPx63gT4K63Jb&#10;syahqK/2fbbPv75fl3L/ALtfIX7P6ar+z9+0hpGka9ttn1KD7PP8/wAirL86f+PpX0J8S5E+MX7T&#10;/hXwdD+90fwqv9paj/c83/nk/wDwFVrk/wBvvwNLpr+F/Hmnx7JrCdbWfZ/F/En/AKB/49Xfl8o0&#10;oRwM/wDl7/UTjxsZTn9aj/y6/qR9lEblxXyL8S7Zvj1+1ZonhPPneH/CsX2q+/ueb/Gj/wDfKV7Z&#10;pXxm09/gPF4/lkV4o9M+0S/N96dF+dP++l21xf7HPgyez8F6h421Xc+teKrprtpn+/5X8H/s1eRh&#10;1LCQq15/FH3f+3j0q0oYicKUfh+Iy/2+vk+C0X/X9FWr+w7/AMkIsf8ArvLWZ+31/wAkXh/6/oqu&#10;/sT/APJvtv8A9dJa6v8AmUf9vHN/zM/+3T52+KPiW7/aX/absPChmk/4R21vntY4Ub5Nqffl/wCB&#10;7P8Ax6v0A0HQrHwzo1ppWl2sdpY2sSxRRRL9xa/Lj9nbw/4j8YfFlbHQfEreFdaaKV11DyPNf/c2&#10;V9hf8KD+N/8A0XibH/YHT/4uu7N8NSp+yw/tYxjGP9448trynz4jk5uYsftu/Dqx8SfCa68RJAsO&#10;q6Gy3EV2q/Ps/iT/ANBqT9m34pXPxN/Z4v31Kb7Tqul2k9lPM/322q2x2/2ttYXiD9mP4ueKdEut&#10;I1f41NfabdJ5U9tLpKbZU/77rpPgh+z/AH3wB+HnjWxu9dj1j+0YnnV4rfytu2Jl/vvXFOVCOA9g&#10;6vNOMvd+I7Ixr/XPa8vLHlPj/wDZu8JT/EL4t3fhdrqSHRb9pZdTSJtvnwRP/qt3+3vr9K9M8F6D&#10;o+mpY2Oi2FtaKuzyYrVESvhf9gqFX+MfiWR/vxQNt/77ev0Aqs/qT+tcpGTU4/Vec/O/9t/4Uaf8&#10;N/HOleIPD8a6VFqi7mW0+Tyrhf41/u/wV9x/CLxM3jP4ZeGtal+/e2aytXy9/wAFHP8AkDeCv+vq&#10;f/0CvfP2Xf8Ak33wJ6f2WlLGSlWyvD1Z/EGEj7LMasYHqVFFFfNH0IUUUUAFFFFABRRRQAUUUUAF&#10;FFFABRRRQAUUUUAFcJ8VvA1z4q0u31DSGWHxNpD/AGjTpX+439+J/wDZf7rV3dFAHjVt47k8SeHN&#10;Ml0qK70r7AzpqOn2i/vrWVfl2Mv935qZ4q8H3lzo/mReILnR/FV0kXmxJq0trFdbdsSN8v8Aerpf&#10;HXw9vjrK+KvCM62HiWJNk8L/APHvfr/clX/2euQttVg+IviW4sZ1i8PeJWiiS60bU1b7Qu103vbv&#10;/Eu1fvpQBzNnqtpZr9m1fUNZ8PeLV2295/bcrXUU8G9/nXd8sv8Aubt3+xWnc+GIobDUINM0/QNS&#10;tE8r99CzWvnozp8+yJHrrfE95beM/iJZeEIoLHVdP0uza41j7XF5vlbvki2P/C3yPXj9z4G8IPZf&#10;2hY6n4i8HxT6jcWWnRaZdfavtm1HZ3RG3tt2I70AdX/wre5SW7iTSrT91eRWUuzWLjY25E2fwfd+&#10;etD/AIR6d7J7XU9O0TylvGsl+0XUt193+PYyfdrmodHvrPwbaXMXxE1+aLUZd9n/AMSlHu2aD777&#10;PK/g2Uy2+D+gpf8AhefV/EviLxbp/iCX7PFNLeJbxb9m/wD5ZIjfPs/8coA0rjVdE05pLaLVdQ13&#10;U7WXytFsPDKfZfmZNj/KnyJ/F877a6PwB4J1PynbxHr19eawrebBpM2sS3G11/v7v99PkpngjVLT&#10;wJ8Q38PN4f8A+EatJZWtbN0sJXS4RV+Rnuv73+xuq34tudO+HuuWstzcx397LdSy2emWiu+oXW7Z&#10;/d+Zv/QaALGn+L5/Ctvqd54jubuaxig8qdLv7ktxF+68q3T+Lf8A+PVofB/wVcQzXHizWrZLbVtR&#10;Tba2KL8lha/wRJ/307N/vUvhvwNqvjDXovFXjiJUlg+fTtBRt8Vn/tv/AHpa9PoAKKKKAAcV+f37&#10;UEFz8Df2l9H8c6VF8l5/pSon8TbNkv8A33uav0BxmvKfj9+z/pXx60bTLO+vp9NmsJ/OW4tAu9vk&#10;ddnzfw/PXrZXiIYTEXq/DL4jzcww08RQ/dfEeefsVaDc6ppfif4i6qn/ABMPEt+zxM3/AD7r9z/x&#10;7etet/HjwXH4/wDhN4l0h1+aW1eWJ/7rr89dD4D8H2fgDwjpXh+x3fZLCLyld/4q23RXR1Zd6P8A&#10;frmrYjnxPt4m1KhyUPZTPyz+GniPXvHnhrSvgyqSfYr/AFpZZ/m/1VvvR3T/AIA+96/UDRtMg0TS&#10;LXT4FVYrWJYlRP8AZrxr4Y/so6D8NfibqfjO21G5vLu6lnlit5VTZB5rtv2fL/t17nmvQzbG0sXV&#10;/wBn+H/2448twlXDx/e/EfNX7fP/ACReL/r+irS/YeTf8BrJP708tegfG/4O2fxs8JJoN9qNzp1u&#10;s6y+bbbd/wD49Vj4M/Cy2+DnguLw5Z309/BFKzrLcbd/zf7tZ/WaX9n/AFf7XMX7Cr9e+sfZ5T4X&#10;8f6Tffsw/tORa2ts39iPeNdQOn3Ggb76f8A31+hPhLxhpHjbRbXVdFvY7+xuF3q8Tfd/3qofEL4a&#10;eHPihobaX4j0+O/t2+67/K8X+61fPNt+xNqvg2/eXwV8RdX0S3dt/lSvuRf+AKu2umticPmFKPtp&#10;8lWP/kxjToV8FVl7KPNGR9SarqtnolhLd6hcx2dpEu9pZm2otcjZeOtL+Ivw01fWdEma4sHgvIo5&#10;du3dt3rury/Tf2SX1y5in8eeNdb8WxJ97T3n8q0f/eRNte4QeFNP0/wvNoOm20enWDwPbrFbpsRN&#10;y7a8qpGhS+CXNI74yqz+OHKfDf7Ax/4u/wCK/wDrh/7O9ffteH/BD9lrTPgn4q1PXLHWb7Upr+LY&#10;0Nxs2L87/wB1f9uvcK6s2xNPF4r2tIxy2hLD0OSqfGP/AAUb/wCQN4K/6+rj/wBAr3z9l3n9n7wK&#10;P+oYlVfj9+zzp3x7tNHhvtVu9NXTpXlX7Js+bcv+0tdt8N/BEXw68B6L4bguZLuLS4Et1mm++9XX&#10;xNKeXUsPH4oyIpYarDHTr/ZkdNRRRXinqhRRRQAUUUUAFFFFABRRRQAUUUUAFFFFABRRRQAUUUUA&#10;Fc74z+HugePLVItXsVmdPniuE+WWJv76PXRUUAeOXfgHx14TF1LoGp23ieG4i8hodUb7Pd7P+vpd&#10;27/viuL1KwudN8NeH9F/4RXxFolxokTxWt9bwRX9uitE8T733xM336+l6KAPne28SaRZ2vhKBG1L&#10;7RoMU8Tb9M/4+PNTY/yb/lrKhs7y88L+FNBs9K8W6kmgt5sV3DZxWqPL86I+/wA19vyO/wDA1fTt&#10;FAHiVn4A8ceKr+0vr5NN8HvawfZ1u4WfUL54tm3/AFv7rY3/AABq9A8H/C7QfBMstzbQNeanL/r9&#10;Tvm824l/4FXW0UAFFFFABRRRQAUUUUAFFFFABRRRQAUUUUAFFFFABRRRQAUUUUAFFFFABRRRQAUU&#10;UUAFFFFABRRRQAUUUUAFFFFABRRRQAUUUUAf/9lQSwMEFAAGAAgAAAAhAJxcK6ngAAAACgEAAA8A&#10;AABkcnMvZG93bnJldi54bWxMj0Frg0AQhe+F/odlAr01q5GmxriGENqeQiFJofQ20YlK3FlxN2r+&#10;fddTe5vHe7z5XroZdSN66mxtWEE4D0AQ56aouVTwdXp/jkFYh1xgY5gU3MnCJnt8SDEpzMAH6o+u&#10;FL6EbYIKKufaREqbV6TRzk1L7L2L6TQ6L7tSFh0Ovlw3chEES6mxZv+hwpZ2FeXX400r+Bhw2Ebh&#10;W7+/Xnb3n9PL5/c+JKWeZuN2DcLR6P7CMOF7dMg809ncuLCimbRwCqLX1QLEZIerwE85+2sZRzHI&#10;LJX/J2S/AAAA//8DAFBLAwQUAAYACAAAACEAGZS7ycMAAACnAQAAGQAAAGRycy9fcmVscy9lMm9E&#10;b2MueG1sLnJlbHO8kMsKwjAQRfeC/xBmb9N2ISKmbkRwK/oBQzJNo82DJIr+vQFBFAR3LmeGe+5h&#10;VuubHdmVYjLeCWiqGhg56ZVxWsDxsJ0tgKWMTuHoHQm4U4J1N52s9jRiLqE0mJBYobgkYMg5LDlP&#10;ciCLqfKBXLn0PlrMZYyaB5Rn1MTbup7z+M6A7oPJdkpA3KkW2OEeSvNvtu97I2nj5cWSy18quLGl&#10;uwAxasoCLCmDz2VbnQJp4N8lmv9INC8J/vHe7gEAAP//AwBQSwECLQAUAAYACAAAACEAihU/mAwB&#10;AAAVAgAAEwAAAAAAAAAAAAAAAAAAAAAAW0NvbnRlbnRfVHlwZXNdLnhtbFBLAQItABQABgAIAAAA&#10;IQA4/SH/1gAAAJQBAAALAAAAAAAAAAAAAAAAAD0BAABfcmVscy8ucmVsc1BLAQItABQABgAIAAAA&#10;IQBiMSYU6BEAANVdAAAOAAAAAAAAAAAAAAAAADwCAABkcnMvZTJvRG9jLnhtbFBLAQItAAoAAAAA&#10;AAAAIQC0g3nmPikAAD4pAAAVAAAAAAAAAAAAAAAAAFAUAABkcnMvbWVkaWEvaW1hZ2UxLmpwZWdQ&#10;SwECLQAKAAAAAAAAACEAqQCAkyYuAAAmLgAAFQAAAAAAAAAAAAAAAADBPQAAZHJzL21lZGlhL2lt&#10;YWdlMi5qcGVnUEsBAi0AFAAGAAgAAAAhAJxcK6ngAAAACgEAAA8AAAAAAAAAAAAAAAAAGmwAAGRy&#10;cy9kb3ducmV2LnhtbFBLAQItABQABgAIAAAAIQAZlLvJwwAAAKcBAAAZAAAAAAAAAAAAAAAAACdt&#10;AABkcnMvX3JlbHMvZTJvRG9jLnhtbC5yZWxzUEsFBgAAAAAHAAcAwAEAACFuAAAAAA==&#10;">
-                <v:shape id="Graphic 18" o:spid="_x0000_s1027" style="position:absolute;left:63;top:66863;width:75609;height:16174;visibility:visible;mso-wrap-style:square;v-text-anchor:top" coordsize="7560945,1617345" o:gfxdata="UEsDBBQABgAIAAAAIQDb4fbL7gAAAIUBAAATAAAAW0NvbnRlbnRfVHlwZXNdLnhtbHyQz07DMAyH&#10;70i8Q+QralM4IITa7kDhCAiNB7ASt43WOlEcyvb2pNu4IODoPz9/n1xv9vOkForiPDdwXVagiI23&#10;jocG3rdPxR0oScgWJ8/UwIEENu3lRb09BBKV0ywNjCmFe63FjDSjlD4Q50nv44wpl3HQAc0OB9I3&#10;VXWrjedEnIq03oC27qjHjympx31un0wiTQLq4bS4shrAECZnMGVTvbD9QSnOhDInjzsyuiBXWQP0&#10;r4R18jfgnHvJr4nOknrFmJ5xzhraRtHWf3Kkpfz/yGo5S+H73hkquyhdjr3R8m2lj09svwAAAP//&#10;AwBQSwMEFAAGAAgAAAAhAFr0LFu/AAAAFQEAAAsAAABfcmVscy8ucmVsc2zPwWrDMAwG4Ptg72B0&#10;X5TuUMaI01uh19I+gLGVxCy2jGSy9e1nemrHjpL4P0nD4SetZiPRyNnCruvBUPYcYp4tXC/Htw8w&#10;Wl0ObuVMFm6kcBhfX4Yzra62kC6xqGlKVgtLreUTUf1CyWnHhXKbTCzJ1VbKjMX5LzcTvvf9HuXR&#10;gPHJNKdgQU5hB+ZyK23zHztFL6w81c5zQp6m6P9TMfB3PtPWFCczVQtB9N4U2rp2HOA44NMz4y8A&#10;AAD//wMAUEsDBBQABgAIAAAAIQDLwnn3wwAAANsAAAAPAAAAZHJzL2Rvd25yZXYueG1sRI9Pb8Iw&#10;DMXvSHyHyEi7IEi2A5q6BjRNQuM6YLCj1bh/ROOUJmu7bz8fJu1m6z2/93O+m3yrBupjE9jC49qA&#10;Ii6Ca7iycD7tV8+gYkJ22AYmCz8UYbedz3LMXBj5g4ZjqpSEcMzQQp1Sl2kdi5o8xnXoiEUrQ+8x&#10;ydpX2vU4Srhv9ZMxG+2xYWmosaO3morb8dtbCIdl89l6vNyvw2iqLyzN+b209mExvb6ASjSlf/Pf&#10;9cEJvsDKLzKA3v4CAAD//wMAUEsBAi0AFAAGAAgAAAAhANvh9svuAAAAhQEAABMAAAAAAAAAAAAA&#10;AAAAAAAAAFtDb250ZW50X1R5cGVzXS54bWxQSwECLQAUAAYACAAAACEAWvQsW78AAAAVAQAACwAA&#10;AAAAAAAAAAAAAAAfAQAAX3JlbHMvLnJlbHNQSwECLQAUAAYACAAAACEAy8J598MAAADbAAAADwAA&#10;AAAAAAAAAAAAAAAHAgAAZHJzL2Rvd25yZXYueG1sUEsFBgAAAAADAAMAtwAAAPcCAAAAAA==&#10;" path="m,903390r,713749l7560564,1617139r,-313440l2643982,1303699r-172208,-2457l2312635,1296305r-158677,-7537l1995812,1278631r-157547,-12740l1681386,1250548r-156143,-17949l1369904,1212045r-154466,-23163l1061912,1163111,909396,1134729,757958,1103735,607665,1070127,458586,1033905r-98677,-25602l261822,981539,164345,953610,67499,924518,,903390xem7560564,r-70072,42076l7399575,95163r-91713,51952l7215372,197931r-93246,49682l7028144,296158r-94697,47409l6838054,389839r-96068,45135l6645263,478971r-97358,42859l6449933,563551r-98566,40582l6252227,643575r-99693,38303l6052307,719041r-151296,53605l5748628,823684r-153401,48469l5440877,918052r-155231,43327l5129602,1002132r-156789,38179l4815347,1075914r-158073,33026l4498661,1139386r-159084,27867l4180090,1192538r-159821,22702l3860181,1235357r-160286,17532l3539479,1267834r-160477,12355l3218532,1289955r-160394,7175l2897887,1301711r-160039,1988l7560564,1303699,7560564,xe" fillcolor="#46b0e0" stroked="f">
+              <v:group w14:anchorId="30EE0C43" id="Group 17" o:spid="_x0000_s1026" style="position:absolute;margin-left:0;margin-top:225.85pt;width:595.35pt;height:611.55pt;z-index:-251653120;mso-wrap-distance-left:0;mso-wrap-distance-right:0;mso-position-horizontal-relative:page;mso-position-vertical-relative:page;mso-width-relative:margin;mso-height-relative:margin" coordorigin="63,1738" coordsize="75609,78168" o:gfxdata="UEsDBBQABgAIAAAAIQCKFT+YDAEAABUCAAATAAAAW0NvbnRlbnRfVHlwZXNdLnhtbJSRwU7DMAyG&#10;70i8Q5QratPtgBBqu8M6joDQeIAocdtA40RxKNvbk3abBNNA4pjY3+/PSbna2YGNEMg4rPgiLzgD&#10;VE4b7Cr+un3I7jijKFHLwSFUfA/EV/X1VbndeyCWaKSK9zH6eyFI9WAl5c4DpkrrgpUxHUMnvFTv&#10;sgOxLIpboRxGwJjFKYPXZQOt/Bgi2+zS9cHkzUPH2frQOM2quLFTwFwQF5kAA50x0vvBKBnTdmJE&#10;fWaWHa3yRM491BtPN0mdX54wVX5KfR9w5J7ScwajgT3LEB+lTepCBxKwdI1T+d8Zk6SlzLWtUZA3&#10;gTYzdXL6LVu7Twww/je8SdgLjKd0MX9q/QUAAP//AwBQSwMEFAAGAAgAAAAhADj9If/WAAAAlAEA&#10;AAsAAABfcmVscy8ucmVsc6SQwWrDMAyG74O9g9F9cZrDGKNOL6PQa+kewNiKYxpbRjLZ+vYzg8Ey&#10;ettRv9D3iX9/+EyLWpElUjaw63pQmB35mIOB98vx6QWUVJu9XSijgRsKHMbHh/0ZF1vbkcyxiGqU&#10;LAbmWsur1uJmTFY6KpjbZiJOtraRgy7WXW1APfT9s+bfDBg3THXyBvjkB1CXW2nmP+wUHZPQVDtH&#10;SdM0RXePqj195DOujWI5YDXgWb5DxrVrz4G+79390xvYljm6I9uEb+S2fhyoZT96vely/AIAAP//&#10;AwBQSwMEFAAGAAgAAAAhAJ+KTvheDAAAYzQAAA4AAABkcnMvZTJvRG9jLnhtbOybW28bxxXH3wv0&#10;OxB8j7Vz3yEsB0VcGwGCNGhS9JmiKIkIb11Slv3t+5vbUpKtGTnXFrAAm0vu4dkzZ/7nPnz59fvN&#10;evJuORxWu+35VLzoppPldrG7XG2vz6f/+unNV/10cjjOt5fz9W67PJ9+WB6mX7/6619e3u1nS7m7&#10;2a0vl8MEJtvD7G5/Pr05Hvezs7PD4ma5mR9e7PbLLTevdsNmfuTtcH12Oczv4L5Zn8mus2d3u+Fy&#10;P+wWy8OBT1+nm9NXkf/V1XJx/MfV1WF5nKzPp8h2jP8P8f+L8P/Zq5fz2fUw39+sFlmM+S+QYjNf&#10;bXnoyOr1/Dif3A6rj1htVothd9hdHV8sdpuz3dXVarGMa2A1onu0mrfD7nYf13I9u7vej2pCtY/0&#10;9IvZLr5/93bY/7j/YUjSc/ndbvHzAb2c3e2vZ/fvh/fXJ+L3V8MmfIlFTN5HjX4YNbp8f5ws+NAZ&#10;23ltppMF95yz1vYm6Xxxw8aE71ll2BhuC6d6Lcvdv3+SQy9sLyPN2XyWBIhijmLd7cHR4aSqw69T&#10;1Y838/0y7sAhqOKHYbK6RFI/nWznG+D8NiOHT9BYeDhUQZv53SEr9pGuxjWjD6ucTov+pNKE6rT0&#10;Eajjkuezxe3h+Ha5i/qfv/vucEw4vixX85tytXi/LZcD1hDsYB3t4DidYAfDdIIdXCQB9vNj+F7Y&#10;1HA5ubu3gTcsO4sS7m9275Y/7SLl8bT7vlNqlPVEst7eJ7VOexTIjnupjejDs1laISqv+8hXCBNA&#10;EamVl6IoolCV10xttQpoC7yNsg1qyYI6m6itc7LOW1oRoBd598KouONPyq1E59BEpPams7a6SmW8&#10;75JORNf1qlNVct154dIyRSeF1HVZtOlNn9Yp4gZFE3xSdNP1QmeT7LSVrq4XY1yvdFyp6AyXEc1P&#10;crcdXqDI7johXXWp1jirROaO9Tc2yXXsY1Gkl72sK9IZ5w0RKngfVONUXTM9WyNUJhdamfquonXn&#10;s2bYJNvXoQ4ClM/bJJQO66hZhredCI4oyq617uvbJAgvp7UCX7a4xl50VniR8C4EeyBEnV4I6V2R&#10;xwnvW/RWC5OBIHqQU9x6Menymk1bCqNV2auevxY9vlUWdXrb+zoUhBJsbpZHgntRx7FQFpvNu4sN&#10;dvidqj41C8geQUhUi0XW6Z1SLiNfStux9iq9kUbqDE6pJB6lQR88Xlmv6nvX0KeVXprCH7iZhn5s&#10;L1TxOtJ0RjfkZ7kgOuFZGuNNAz8O8/JFflx9w8Wyu8BhpOe7Df697xwBJNoXPlA3HJXwWrFNhV5b&#10;18CbxxqLfUlHGlCXB4D12ha8EYka+0uoFJhVlqc31tX1DzrV6B8kcLANetnZ0btJL4yt402CyOAB&#10;kz7xPg37lUpI0qRCbxVYreFfKmusKvj0eP6GPBoLHPXjfZ8S0yfjltROODK1KL8ibqVU9Wl6rNHj&#10;MzM9y2nsL2G0K/6BBCBcV9cLYFTnCn/V8p/S9trYUR7l+rr9ShdI8n4hD96uLo9jtfYkDx6oTt9r&#10;kr9Rn9Lauv+RvXegsqxXuJY+cSCSNWb9d8TTqjykgtp1Od5J34eqpaZ/8BgcXOJP5GMz6vQE0JP/&#10;JyXEV1T5C4vTLP7ER1uo0kvRG1Xk7/EuDfkl7l9kfcreYgB1edhQMsO83p5cqe7fCF6+G/XZd6Kv&#10;40fhPrUv8pD0kZdV10sEIgBneZyUjXxGhZSn5CcSb0jOWuVvvPTFXtB+SImr9BbvXPJgCTZa8mNQ&#10;p/hl8LgN/TijlC7xUaP+hv57/POYP2ihW/x7om9f+KMtU0/MlRfkvznfk1hnw9+S2lo/4lNK2ZBf&#10;dxITKfwF3rSuf92RvZeiSFJ82QY94aUvnQc6SRSX1f0lXHSjfxYhFarjU7NASc4Z/Y/odUjta/jR&#10;2CAOOtO7ECzr9FTaxmV7wfGG3KzKnwXakr8BTtnIr6goDAl0lgf0NPyz1r63xV6E8iH3q8pjDFJk&#10;f0LpwAbX6W2nNXua9Cm8Yq+r/KkcZYnXosOfN/BAstedSsced1rn76iMqUajPB3ZM/V7VZ7QM9B5&#10;vzr2t1Ff6J70qsT3DtfSshcvwXDGT4c2yXWr8ngnCWBZft218hMCFhuW42lHwopvqfE3VOLYTOYv&#10;CPV1eYjWmGzGGzsh8BVV/jirEq+JXS13bjBHl8XxLuRmde6SjFknbRIFiGV1cpjrPimTKIN3a5D3&#10;HpcZdYNPJPGrk2uy5Wzq1I1sboOcvlpGMg25VuFoQlmdE2ESLJqwde5UZpJaKOAe1APqOnkIi3SQ&#10;IrmxdGQa5N5h6Ilck2XXnYhB6/BM5FQAjZyWbg9twRRTCI/4z7owxAdibuTuyKganS2yu1BzJXIn&#10;A3yqACZBpSpL5KRWtq5Ii010XVIkqTnlZpW7BSWlPIC4I3OoCUP9LFFlEoamKIZYJ6fbkDVDnd83&#10;aku6dpL4ELmT55Ns1rnTySgQw/GFqF4VhmqMUi5xp+xrBFoyS3o3Se9ATTT8qtVd52gjBgDT3fQN&#10;iFnW6WEZyXlUI8paoiaYTOSkAC1hDClsbtoYIlSj5rBkEaGuisJ0tGAaECMBIdON5BrANzx8yOdc&#10;FkYb6rEGIgkHpAiJuyLVb5EHc8rCCNlqH1naOywwcle9Z6PqmKHc71USRtEobAQnVkpfO2GGQiWY&#10;bRWRnk5xDgcqWG19qYQxOu5J9lBzNCoHetzYR5I9pCCNxpQTkvZkJteOYFaV3TFhKxMXrLCVpsQI&#10;QGkdICbo/za6WLhFKve0q4I3jSTF4cJw8Ik7DRj6szW9UwEosoJEzqIpZ+rkmF4uGXDGDQfsQr8i&#10;N6Qs7bEGb43PpaQIetGUI/VYQG03phukSpTZVbkZqkIeeT/MHOhGhcFdnKeNwzw+vD8uXG/DXI+5&#10;C8EkzO8Ou/Xq8s1qvY5vhuuLb9bD5N2cOeGb+JdFeUC2Hw7H1/PDTaKLt0aJ4+D4MDvEyWeYiF7s&#10;Lj8wOL1jVHo+Pfzndj4sp5P1t1tGs4SzY7kYysVFuRiO6292cW4f54w886f3/54P+0l4/Pn0yLz0&#10;+12Z0M5nZQ4alDDShm9ud3+7Pe6uVmFIyrS4SJTfMC1Ok9vffWwsyQ0ejo35BJmCSM8aG9MSFbbU&#10;QDTgU3CZz8rgOEwJgEWctZP3uXFyV8bP93FQ1MWZhd9+bJwlYWiMCUdBwkacJsJpppOymQLh092H&#10;k5/MC0MqvO4bx/Mhj2toQh5fzd8XyMfDN591qKTYYQZzPikREqdHkI/h5/mQl8oUPypo6vjoGu9B&#10;3gg6JQApgF6yxWNh98djvogC6iUBggbsp0AfBgkcgXjgvZ+C/kMDKWZRXu8bUXxgPc2gfk+qCpoK&#10;8j2fnOFya/xCMVPGHbS9aFzcN9LT6Y4kc5gHMtFJgVoTKOvUxFKVcwzVnEt9Qr1FYYv17rBMcjXD&#10;5IN4d7gfFrs3IYv62EfE0PIl7H10WopB0GMfENO4z/ABTDIzWujc07eK37/vBMIosjgBYD7OMv4E&#10;J5BFwQlwXAq7+bQTMKTBQWJssYSbX+8E8gPrlpfl48GfSc70ZwyNxaLKazFry5Al1fkcgErZDQG6&#10;UJXXQm1UVybyum/Ug/QbLM2vqDFq/KK0wrK8FtYfq7dQfHECZON/fO5LVfYoEYgh4tlOwBAByhG5&#10;ewdFx9S3BLeYB2giUEHIn+ACcpxt5AFB4jyQLLI+5QLo+uRDkIWyoLm8Ztxz5C05lWacxPuUaWIz&#10;AMMsFdXtyJ6e3s4XEt1z05Csps8kf6yrL5b/yPL3q8WMf/lcOVcfHZZun7/nW8fbUNGnM/ybZ/HY&#10;zIefb/dfcQSePGx1sVqvjh/icX6CZRBq++6H1SJ4qfDmdO46dPqTE/l2M79eTnhPrCs04Rsh9H3E&#10;4GK92pcGR7jOonL6+dEp+k+sNp3Qf71b3G6W22P6ycGwXCP1bnu4We0PnKKeLTcXS46FD99eUuEv&#10;+LnDkaPh+2G1PQb5aLEch+VxQVtmPrui0fJPzmGnGD3eiEKf5AxLSJlkOeU+HrNnqslYIrfEehln&#10;hPEhxRMS+TipHAQJIZ6e8nhQpnjC0B0Jh8dzHyUcC49JSukI5AZKOl8eJUuyxEtESyrn4v8HOOQk&#10;D4ATC46g5QCu/wXgsKG/N3A47gBaYgJliRPpfOIpiRYM6sKIK+JG06unlZRQ+tvhJv5Wg1+yYKUP&#10;fipz/31MTU6/DXr1XwAAAP//AwBQSwMECgAAAAAAAAAhALSDeeY+KQAAPikAABUAAABkcnMvbWVk&#10;aWEvaW1hZ2UxLmpwZWf/2P/gABBKRklGAAEBAQBgAGAAAP/bAEMAAwICAwICAwMDAwQDAwQFCAUF&#10;BAQFCgcHBggMCgwMCwoLCw0OEhANDhEOCwsQFhARExQVFRUMDxcYFhQYEhQVFP/bAEMBAwQEBQQF&#10;CQUFCRQNCw0UFBQUFBQUFBQUFBQUFBQUFBQUFBQUFBQUFBQUFBQUFBQUFBQUFBQUFBQUFBQUFBQU&#10;FP/AABEIAFMBnQMBIgACEQEDEQH/xAAfAAABBQEBAQEBAQAAAAAAAAAAAQIDBAUGBwgJCgv/xAC1&#10;EAACAQMDAgQDBQUEBAAAAX0BAgMABBEFEiExQQYTUWEHInEUMoGRoQgjQrHBFVLR8CQzYnKCCQoW&#10;FxgZGiUmJygpKjQ1Njc4OTpDREVGR0hJSlNUVVZXWFlaY2RlZmdoaWpzdHV2d3h5eoOEhYaHiImK&#10;kpOUlZaXmJmaoqOkpaanqKmqsrO0tba3uLm6wsPExcbHyMnK0tPU1dbX2Nna4eLj5OXm5+jp6vHy&#10;8/T19vf4+fr/xAAfAQADAQEBAQEBAQEBAAAAAAAAAQIDBAUGBwgJCgv/xAC1EQACAQIEBAMEBwUE&#10;BAABAncAAQIDEQQFITEGEkFRB2FxEyIygQgUQpGhscEJIzNS8BVictEKFiQ04SXxFxgZGiYnKCkq&#10;NTY3ODk6Q0RFRkdISUpTVFVWV1hZWmNkZWZnaGlqc3R1dnd4eXqCg4SFhoeIiYqSk5SVlpeYmZqi&#10;o6Slpqeoqaqys7S1tre4ubrCw8TFxsfIycrS09TV1tfY2dri4+Tl5ufo6ery8/T19vf4+fr/2gAM&#10;AwEAAhEDEQA/AP1TpOlHSvJvib8Q5L9ZdA8MyQatdXKzWciWF7GZ0uMbREVIO0AF2ZtylRGcZPFa&#10;Qg5uyInNQV2dhpHxM0HW/EuoaDbXEn9o2N0bORWibY0gj8whX+6Tt3cZz8jccV1VeNWumeBPgff/&#10;AGrVbqOXX2sbq7t2aI/uLWBGeRYEGVhUKxztxvJOc9vLdK/ai+IvxXm0ex+HuhaI93ePLPdPdXKy&#10;/YLfziiLLGJFYMFUOzYwQ6hR64V61GnLli2/zOOWLjS92p8T6LV/1qan7aP7R3hrwFoE3gWfUtJO&#10;p6zbyJfW19K+6G1ZccIgJLuWwucDhic4wfPP2F/2jvCumrb/AAzn13SXkneSewmR5EnuLl5cyRuH&#10;HLOX3Lg9FbOSMnJ/bT8RP4f/AGo/g9rl1ol3fWvhoLc309tFHm5DSr8sQZ+cEdGI+9171gfD34h2&#10;/wARf+Chek+NdO8N6jaaPdacNMSG6iiWaGXyCC7KrkBRu6gk4zx2rzpVZe29Gl8mfo1LCUnlyi07&#10;Sg5t3Wkk2ku+x+gfi/VbzRPDGp3+n2Eup30EDPBaQjLSvj5R9M4z3xng9K8g+GH7QyXFzB4e8V3M&#10;UmvK1yZrmGEwJBBDHuMtwr7Shba5AA+6UJCbgKofFj4vfEj4S/EFZbrStGvfh7dlY4b95Vglt3ZS&#10;MOzyAEqwLYA+ZehBzjI0bx54K/al+Hmjxa0qaL4pv3utNgjBfYLsQh3AKkb4yNj7WPO3bk459ahi&#10;cO5OjWVvPr8u61+Z+Z1MSpVeSnK0l0eifp+jPpi1uob22iuLeVJoJVDxyRnKspGQQe4IqWvmz4cf&#10;EC4+FPiqTwd4o1F7S0gMvlx3VuXluS9wVhki8sFmDD5mJGwGRVXbtIr6Szmta1J0nZ7PZ9zupVVV&#10;Xmt0LRRRWBuFFFFABRRRQAUUUUAFFFFABRRRQAUUUUAFFFFABRRRQAUUUUAFFFFABRRRQAUUUUAF&#10;FFFABRRRQAUUUUAFFFFABRRRQAUUUUAFFFFABRRRQBwfxe8X/wDCO+Grmytrs2WrahbXAtbgoCkI&#10;SPc8rFmVVCrzknrjg9K8l8FfDbwx4f8AhzZa14szp1zrOoW76f8AZriXegZdltEWIBZ2VmLMVBy/&#10;bYuL/wAbba/8X/EDTdH0zU7X7DeSx6PeWF0jPFNKF+1uGHOWESpjCjHmHLdBXlP7R3jjVLbwrp3g&#10;LxrePpniWzhtdd0/U9Ot94uJ1lnjFuAm0BlUxkOMDIPA4B6K9b6rhuZOzf8AX9fLuePia0afNUkv&#10;h0Xa/wDV7eZzfhW58U/tSeMvD8kGo6xpOrWNreWmqaqNPjeziikllcJkuM7kdY9hXt3AJr7S+H/w&#10;r8N/DfTreDSNMtIrtIVhl1BbaKO4uMYyXZFXJJGT2rJ+BHw6k+HfgK0gvL6+1HWL8Le6hcahO0sh&#10;nZRuUZJwF+7geme9W4E1jxN4h8TQf21eaMun3EcFpHaxxMrIYI38xt6MWyzuvUDCeuTXj0oexSlJ&#10;XlL/AC+7/NnRgMFyxdWq/ferb6bLz+diL4heA/AN7Mdc8R+ENK13U5fLtonn0+Ke5nbJ8uJS45OS&#10;cZIA5JIAJrM8E/D74dy60bm1+H2k+HvEemOk3lyadbpcQZBEciPHkEEAgMrdiOCCKq3Xia60z4jW&#10;Nr4rEM1po9oJxqtpEywLLOxjR5lJPlELHKN2Sv7zkrnFWPFnixn8daM/hlY7u6Dvpd5eSAmzi8wb&#10;0VmX77q0YIRem8gld1Q68bufZ2tbX177/K19T6ZRrKKpqT1V78ztbtvazXz12PQtf8NaT4q082Os&#10;6baarZkhvIvIVlTI6HDAjPvXxv8AHL4O3fwa8X6F4u0+61S78H2Orf2mmm6Zp0Rj06QMjbW2unyt&#10;jaGxwBg54z9L+JLfW/CmiW2oN4iu9R1Jr+1iMRhiWCUSTojRhAuQuGODuJGM5OK7TW9Hg8QaLe6Z&#10;dGQW95A8Ehico4VlIO1hyDg9a3nFV7xatJWf+W3pseBjMFCtBO+vR+at6XW3kfM3w48TH47/AAl8&#10;JJqepgfEDSgdWD7MTSwRXEtuZASpAYqDg4OH2tivW/gt8Q7XxVZzaRBYXFn/AGfa21xE9xfC9eWC&#10;YMY2kkBJEp2EsjHIyDk5r5f+HWpN8D/2gdS0/VdU1PX9fa6g8O6bZ6iGLNZTTIwuPNyQVVM/KAPm&#10;b0zj1TSdIm8E/tKXsumw3/8AZ0s6pcRoQYQkyx85Zyf9bMh2pGABGMN8rg9+Bn9YoSpVH70Nv68/&#10;63PJwteTUW/iT5Zd9NE356H0zRRRUHvhRWL4m8beHfBcUEviHXtM0KKdisT6leR26yEDJCl2GSPa&#10;sAfHb4bMQB8QfCpJ6Aa1bf8AxdAHc0VV07U7PWLSO6sLqC9tpBlJreQSIw9mBwatUAFFFFABRRRQ&#10;AUUUUAFFFFABRXnHxn/aF8C/s/2Om3njjV30m31GR4rZktpZt7KAWGEU44I612HhHxVpvjnwvpPi&#10;HRpzdaTqlrHeWk5QoZInUMrbWAIyCOCM0Aa9FFFABRRRQAUUUUAFFZviDxNpHhPTjf63qtlo9iGC&#10;G61C4SCIMeg3OQMn0p2heIdK8UabHqGjalZ6tYSEhLqxnSaJiDg4dSQcEEdaANCiue8R/ETwr4Ou&#10;obXX/E2j6JczLvih1G/it3kXOMqHYEjPGRXQA5GaAFoopksiwxvI5wqgsT6CgB9FeEfAT9szwB+0&#10;Z4z17wz4WGpx6hpMRuCb+2ESXMIcIZIyGJwGZeGCn5hx1x7vQAUUUUAFFFFABRRRQAUVyfxU+Jmi&#10;/B7wBrPjDxC8qaRpUPmzfZ03yNlgqqoyMkswAyQOeornP2e/2hvC37SngeXxP4VF5DawXT2Vxbah&#10;EI5oZVVWwwVmByrqQQSOfUEUAen0U1ZFc4Vg30NOoAKKKKAPNR4i8G+I/ipY2KWSXuv6Y1w8F7C6&#10;MsUnlxrMWCvuztZE3MvUFQeK+Y/j1qGpah8d5okuYJdFj1S0ii1yZHkfQ5iI0mhjHZ3wjKMH+8uP&#10;mYe6619t0L9ojSpl0y0bSr+Yl7ya6d5Vne1EeY4hJgErAiklOBzk7vl8C/aih0zwn8fV8Qf2Zew6&#10;/utJ9Pt5YfNstSlDIolLAgqyYIKYOSqHIBIOGYrlpwaemnX+vu/U8DMJP2Lb0tJX6fpr/VmmfbOv&#10;eIrPwvp8dxePI291giihjMks0h6IijlicH6AEnABNed+I9S8U6T4gTxTBpcGjaS0KWl+b2Y3Eoj3&#10;5SZoYyFAjLNkiQ/K5JHy13Gu6Zca/Y6fe6XexW+oWj/aLeV082FyUZSjgEEqQx5BBBwe2Dx3jHx7&#10;r1jpiaPdeHbm21fUAYhcaeVvoUjGBLMqgCRtqtkBowCSo71zYl6PmbSWqsuvrr6W006n1uHV7cqT&#10;b3v29NPW+uvQ56PSvE3jTx14rtbDxFbW2nusNpf6lY2Y42xBlhiJkY7/AN65Y/wgjHJ455tF1rwR&#10;4J0S60jXEl8Ix6pFLN9rs0zYsLpR5i4YFoSd5ODnkY4J25mm6j4f8JHVfDdveX9h4cjuUubWa+tZ&#10;YTCxhUGKcPENqEqdrnJ3AhuoJl1bxNp2naV/Y2mapdS/bLy2jmaxgMiWCefGd/EZDSnjamOmSc8A&#10;+VzUHRdWU/f1+157La6fprvpbT1rVlWVOMPc0+z5bvs166ba319InvvFfiXxTDNZxaZruk6FNmTy&#10;mezW4uShHyE+YH8tW9QNz4zlK77w94rt9enubRra507UrUKZ7G8QLIgOcMCCVdTgjcpIyCM5BFeb&#10;+C/FR8IXC+GtF0HVLvSZyzaObu3NkFPLSxM020kD7wIBJDMMHZmu78P6BqT602v67JbjUTbm1htL&#10;MkxW0RYMw3nBkZiq5bCj5QAo5J9PDyb1i223r2Xo7LytvfyPNxEUtJJJJad36q7877W8z5J/apbV&#10;4fjZdJpMlpJcS6bAP7UnV1m0BG3K86uuMIVVju+baWJG1iCfXviF8Q73RPHnhe3tvEE2naJqNnaP&#10;BLbRQLJeOzvkSvOhOCgTAT5vmbOOK8Q/aVfSvGv7Rh0jVNOu7+7tls7fTLLS1AOrIw3PDLKWHlAS&#10;EjzADgB+MgY9s8WwQ3Xx88N28drLBPbW8FtFKbnZbxKG3yRxmNwwk2/wuBuAHBFd2XJSxFVvVK/9&#10;f1d/Kx8VTcnUrOL+0l176/1ft0sj6DHSlpBS1ofRn55f8FiP+RG+HP8A2Err/wBFLXGfC3/gnL8J&#10;PG/wi8M+K9V+JWqaTqOqaTBf3MJu7MQ28jxhmGGj3BQSeC2cDrXZ/wDBYf8A5Eb4c/8AYSuv/RS1&#10;zvwi/wCCW/gv4kfCTwn4ruvGmuWN5rOk29/JFHFC0UTyRhyBlckAn1oA5T/gllq3ibSf2g/FXhnR&#10;9Qm1bwNHZXDXkgZvs29JVWCdBnCu/Ix1Kk9dvH0n+0R/wUWsvg18QNS8D6F4A1jxT4i05lW58x/s&#10;8A3KGUoVWRnBDDnaBXzV+wb8T9d+CX7Uuo/BW31K08QeE7zUr2yNxDEoBmhVytwjDn5hFtIJIweO&#10;gr0nRv2t/i78fPjn4w8PfA/wn4S0tLAs1zq2tRH7TcxROIleVwRnJPyqFJUHrQB3n7PH/BTPQfiz&#10;4+tPBnizwtceCdav5xbWUhuftEEkp+7G5KI0bE4A4IJIGRXR/tb/ALdzfsufELRfDP8Awh6eII9R&#10;sVvTdtqP2bygZXTG3y2zjZnOR1r4Q+P1r8QtP/bG8Cy/EseG18Xy3WlSzN4Z4jZBdbYzNwD5uFxz&#10;zsEfbFegf8Fa4Rc/H7wbCSVEmgxoSOozczCgD1j4hf8ABXfRND8VzWfhTwLP4i0OCQxnVLq/+ym4&#10;wcFo0Eb/AC+hYgnuBX1t8Jv2k/Bnxb+Db/EmxvDpug20crah9vKq1i0S7pVkwSOBggjqCD3rzz9q&#10;T4N+DPDv7GHjDQLDw7YQaboWiSXGnosCgwTRJuWUHGd5OSW6nc2c5NfCXwAh1G7/AOCdfx9i0/zG&#10;ZNVtpZFT/nkBbmU/TYpz7CgD37V/+CtdnP4sntvCvwy1PxB4dt3/AHl+12Y7ho88uIljYKOuAzc9&#10;8dus+Fv/AAUy034u/HzRPAOh+DZRo+r3Ahg1m5vtkqjyDId0AjIBDBkwHI4yCRUP/BLjxR4CsP2d&#10;p7W2vLCw8SRX88mti4lWOVznMTncclBFsAPQEN3zXy58Ob7w7qf/AAVGt7rwo1tJoEvia5a2ezKm&#10;Fz9nk8xkK8FTJvII4IIxQB9v/tSft3aV+zj4qh8J2/g7V/FHiee2S7jhjIgtjGxIBEmGZjlSMBO3&#10;WvK/hh/wVb0nWfGdtoPxA8D3PgiG5kWNdQS6M6QljgGVGjRlT/aGcenek+Jv7XfxA8a/tUah8Mfg&#10;z4V8Ny6/pyy6fLr2vREzHygXmVW3DbGrZGMMWIzjmvlb9vu1+LsPirwfN8X/APhFjrD2s62b+HAf&#10;MMIdMibIBwGJ2/V6APpT/gsG6yeBvhw6kMrX9yQR3HlpX0Z8JPin4b+DP7F/w98WeKr8afo9l4Z0&#10;/e+NzuxgQKiKOWZjwB/IZNfL/wDwVbJPwg+ERJyTJJz/ANsI64n9tSbWV/Yb/ZwitzKNAewtTebf&#10;uGcWSeRu/wCAmfH40Ad/q/8AwV9j/tad9F+Fl3faBC+Dd3Wp+VMV9SqxOqn23H619b/s3/tT+C/2&#10;nPDlzqHhmaa11CyKrfaTegLcWxbO04BIZDg4YccHoeKw/wBkbRPBC/sleDYNOt9Nl0G60VH1QOqN&#10;HLM0f+ledngndvDbuwx0FfEH/BOFUtf20/HVv4UIfwkLLUVBU5T7KLqPyCD9dmPYmgD2jTf+Crug&#10;2ni7xbpfibwdJpNnoiXK281rf/aJr6eOdYkiWMxqFLAsxJbgIeteueD/ANufwxd/s2J8X/F9g/hq&#10;wmvprK30uCX7VPPIrEIifKmWYAk9AACScCvhX9iT4Z+Hvid+2/4otvEunQatY6Y2p6nFZ3UYkieZ&#10;LpUQup4YDzC2D3Ar0f8A4LBRS2er/DG2hjEOlrbXzRxRrtjEm6ENwOM420AdYP8AgrTdi5GpSfB7&#10;U18HmXYNU+3Nu25xn/U+Xu/2d/tnvX238HfjD4a+OngOw8W+Fbw3WmXWVKSALLBIvDRyLk7WHp6E&#10;EEgg18XWT/tN+OPgXB4e07wL8MZfAGo6ILS3NvdkRC0aLCspM+AQuDk9CK9I/wCCcPwO8dfAvwJ4&#10;n0/xb9gOnaldwX+mPp96l1HIDGVkYMmRghY8etAD/wDgqX/yahff9hey/wDQmrX/AOCaP/JonhX/&#10;AK+L3/0pkqp/wU70m51P9kvXJLeNpFs7+zuZdoztQShSfzcVQ/4JeeMtH1r9mLTtFtb+GTVdIvbq&#10;O8tN48yLfK0iMV67SrjB6ZBHUGgD5r/4K4f8ls+H3/YHP/pS9fYH7Yn7X7/snad4VuE8Lr4l/tt5&#10;49rX32byfKEZz/q3znf7dK+Lf+CoviPTvG/7Sfg3QNEu4tS1KwsIrK5it2D+VPJcMViOP4sFTjr8&#10;wr0b/gsQMaF8Lh/03v8A/wBBgoA0vHP/AAV30XSf7OTwx4Gm112t4pL6e5vjbwwzMoLxRny2L7SS&#10;u8hQccAjmvqT9mf9qLwz+1B4Cu9c0W3l0++sGEOpaTdMGkt3K5GGHDowBw2BnByAQRXL/DD4LeCx&#10;+xZpvh//AIR6y/s3U/C6Xd4vlDdNPJbB2mZupfdghuowMYwK+TP+CP7sNc+KibjtOn2RI7E7puaA&#10;O6/Yh+NXgfxH8RPiUvgH4N2fhPX7fR7jUWlh1aSf7aySqFt1DR4hVnYH5RgYHBwK9r/Y9/bcsv2q&#10;tV8SaVL4dHhbVNJiinS1a9+0NcRMzK7D5ExtYID1++K+RP8Agk+M/tF+Pv8AsCTf+lcNXtS8n9jj&#10;/gpT/aN4q2XhHxU7yiZfkSO3vM7iewWO5XJH91c0AfUXxf8A233+H/7SehfB7QfCMfiXVNQe1hmu&#10;31A2620kzZ2lRG2QsZVyc9DWT+0P/wAFHPDPwg8Zz+C/C3h668f+LLeTybmCzl8u3hkxzHvCuzuO&#10;hVV45BOQRXhX7CGiXH7QH7VvxK+Nt7B59lZSznTnnHzLPPlIgo/2LdSp9N614P8AsX6z8TbD46eJ&#10;5/AOj+GtZ8cS28/mr4ol2OgMwMxh+dCXJxuxk4z2zQB9y/s/f8FINB+Knju28E+MfC158P8AxLeS&#10;CG0W6m8yCWQ/djZmVGR26AFSCcDOSAdf9qr9u1f2ZPipoHhCXwnHrNvqdjFfSajJqP2cQK88kRyv&#10;ltnAj3ZyOtfNnx4/Z5/aO+PfxI8L674h8N+CdE8T6dH/AKM+k6kkU9zHHIrgsHkYsI2PBHTec9RW&#10;D/wVJ03+2P2nfh9p90SoutAs4JSnUbrydWx+ZoA+q/hX/wAFEfCfxX+I3i/TLHSptP8ABvhzR7jV&#10;5fEd3KQ0yQsgYrAFyFIYkZbccD5QTgeU6l/wVev7/Uby78K/B7VNb8K2smxtSlunRserBIXSMkdi&#10;xr638V/AfwRB8CNe+H+n2tl4Q8NXOly2b3Fsixi3QqcysxxuIPzEseecmvzzsPAP7T37BWkahqvh&#10;yaw8R/DuCRr26+y7LqzkQgDzXjO2aP5QuWQ4GOSQKAPrnxL+034U+MP7F/iz4j3Xgq61Pw6kT213&#10;4f1aQQ/aSsiI4WVN3yhm4cAHKHgEVwf7N37S/gPwR+x74l8caJ8OJ/Cfh3S9bfT5NH0i6N7PPLIk&#10;H74ySbCT+9UHJOAgwegrJ8RftA2P7RP/AATk+I+u2+hWvhq9si1nfadYjEAn8+KVpI+Bw/m7jnnc&#10;WyT1Ol/wSiRX/Zd8VhgCP+Eju+D/ANelrQB8efsSftX2X7P3xB8Ra14otte8Q2eoaf8AZoYLAiZ4&#10;381W3EO4AGBjivtvUP8AgoyNF+L3gzwtqvgOTTfD3iqGwvLHW59RAkW2u1XY7w+XgFXJVhvONpIJ&#10;4r5y/wCCSPlN8bvHKS7TnRMhW9rhMn9a9w/4Ks/BRfFfwp0n4habbg6j4ZmEN1JEPmaylIGeOySb&#10;CPQOxoA+k/2oP2g7D9mn4T3njG8sv7VuBPFa2ened5JuZXb7u/BxhA7k4P3Ksfs0/GPUPj58I9L8&#10;b3/h4eGhqUkpt7L7SZyYlcoHLFE+8VYgY6YOea/Mv45fHW//AG0rH4BfDbRZnOsTRRpq0lwcgX7N&#10;9nLvjqFSN5c/3Zq/XDwj4asvBnhXR9A06MRWGl2cNlboBjbHGgRR+QFAHj37QXhD7P4i8PeLLLQ4&#10;rloJwt7dqI22MuGglljYLvEZVgp81MFxnK5FQfHC21Hx78P9J8beFb7SvO0TfcSWetRRNCrDAcl2&#10;/wBTNEy9QwGQQTXs/jDRP+Ek8LarpYjtpXurZ4kW7QtFvIO0sAQcA4PBB44Irzr4OeAfFPhK61uy&#10;16aC50ScFRCW3rNKTlpY152I6uQyuSzOhY/eJO9RRr0OWTs1t/XkcNWk5NwW0u3R9zgf2QPivbLo&#10;9t8ONRaFNV0qxW6juI7pJo51kkLFNykqGXzIxjJzk+levHXtE0j4ga5eazqNpp91Ba29vbi8nWP9&#10;wcuzKGI4ZzgkdfLHpXyl+0H+zF4k8MeJNY8T+CtJ0az0AlLoyW959lksthV2YiWQRqNy5yvT0Fdv&#10;4C/bH0C+1fUbPx5baeZdLhjnttW02I3KPkIHAwGO5WcncvBAbjjnwY1JQtSqaOL0b2e5x4LGrCXw&#10;2MXLbRPuvV+S3/Xf1C5ub3xd8QdVstKC2ui63pqRS319bf6wQu6y+RG4xJlZ4xuYbepAfpVfUfC1&#10;z8M7vw9oWiJNqugzagdQexGGvIvKHmOwckeYpfYcMdwJABOQB2909n8RdD0fxJ4U1K2u5baQ3Nhd&#10;I5MMwIKSRORyFYEg8ZVgDjK4q5oOjai2tXOu66beO7MP2a3tbZzJHbRZ3Md5VSzOQCTgDCqO2TTw&#10;935t35uydm19621ve9z6yOJTipRty227u1k/ue/Q5nxz440XWdBtv7O1Ff7cgvbaa0sWUpdeaJFG&#10;wxMA43KXU5H3WbtV74zfF6w+D3hIavdRLdzPcQ20dr5oQkyNjcTzgABj0/hxXm3xW/bJ8G+ENH1R&#10;vDk0fiPXbWZbWJVVhb+YwYlvNxhlULztPUgZGcjwBvhv8RP2lfHOtayj6Dquk3LW9vPfDUN9rb+W&#10;qnZEiP5qjO44IBOSc5Oacqzi2oPmk7bfPXc+axmZQ5VQwi5p+Wtr/wCVv8zuf2aPDmu6ff3fiTxB&#10;reirofhaW7Vruxlgnu7wyO7lHnBOyIs7OF3KSWGRiuz+B3hdvFPxk1zxXqGj3VtcWUkskWpO2wT+&#10;a822NgpZX2rIfuyOuEiyFK4q58Rk0rSfCtt4A8EQ2iLBOttPpWluIrxLoYMTPC5V2iLbWModWXCu&#10;HIGa9m+G3gSz+HXhSDSbNNuWaeb5sgyvy+P9nPA9gO9e7h4fU8M0370/y/r7zHD4flcad7qOre+v&#10;/A+86qiiiuY9k+bv20/2Tb39q3QPDOnWXiODw62kXUtw0k9qZxLvQLgAMuMYr5kX/gk/44FkLL/h&#10;cxFls8v7OLKfy9nTbt8/GMdq/SyigD5T/ZU/4J++FP2a9dPiW41WbxV4rETQw3k0AghtFYYYxRgs&#10;QxHBYseCQMZOfNvG3/BNXX9N+LGp+M/hR8TbjwL/AGnJJJLAsciyQCRt0iJJG4LRk4IUgYwOTjNf&#10;etFAH5+3f/BLbUG+Ivhrxb/ws651bUbSe2vtWutYtWmnvrmObezK3mZRSgRQCWI2k55wPRf2vv2F&#10;9R/ad+JGg+KLTxbbaBHptglm1tNZNOZCsrybgwdcffxjHavr2igDifjP8PZfir8JPFXg2G9TTpda&#10;02WxW7eMyLEXUruKgjOPTNeL/stfsvW37JPwp8caX4r8Q2HiHRtRke+vZpLXyII7dYNkiyBmYFdq&#10;tnPGDX09Ve/sLbVLKezvLeK7tJ0McsEyB0kUjBVlPBBHY0AfkvF8Jf2MfiBPc+Irb4na34Ost7TS&#10;+HrtMSQ99kRaJiw7Dazn3rE/ZC8LaL45/b30/UPhzp11beBNEnlu4WnDForaO2MKPITyGkfB55y5&#10;r728Vf8ABOr4C+LdZl1OfwZ9gnlOZItMvp7WEn2jRwq/8BAr2D4WfBjwV8FdC/sjwX4etNCszjzD&#10;ApaWYjODJIxLyHk8sT1oA+Xfj7/wTvvfHHxim+Jnw38cyeBPEV1J59yFjcATldryxSRsGQsM7hgg&#10;knnnFcJ47/4JW+IvHv8AZ2qat8XrvW/FRDjUdS1i1e4Eijb5SRAyblC/PnJOdwwBiv0SooA+Yv2u&#10;f2Pr/wDaZ8F+DNDtPE1voMmgMzPNNaNMJsxqnADrj7ue/Wu5k/Zn8P8Aib9m7RPhH4vxrFhp+l21&#10;gbyAGFxNDGFWePk7WBGQDkckHIJB9kooA/N64/4JS+L9KXUNG8O/GOey8JX8m64sJLaZPNXt5kaS&#10;hJCBgZOM46Cvq79l39kfwl+y54furfRpJdW1y/A+3azdoFllA6IqjhIwcnbk8nknivc6KAPkT9mj&#10;9hnUfgH8e/EfxEufFttrEGrW95CthFZNE0fnXCSgly5Bxsx05zXtf7Q37PPhf9pLwG/hnxNHJFsk&#10;E9nqFtgT2koGNyEgjBBIIPBB+hHqFFAH5zWf/BLv4g2GnTeGLf443lv4Imc+bpsUE6xyKTkgwCby&#10;yT35xmvtr4GfB3TPgP8ADbS/Buk6hqGp2diGxcalOZJGLHJwOiLk8KoAH1JJ7+igDL8T+GdL8Z+H&#10;tR0PWrKLUdJ1CBra5tZhlJY2GCDX54eNP+CSmpad4km1D4cfEQ6TZyEiODUY5FngU9VE0R+cfVR7&#10;561+kdFAHxR+zB/wTR0H4KeLrLxf4r1weL/EFi/nWUCW3lWltL2lwxLSOp5UnAB5xkAjvf21f2Qr&#10;79q+x8KW9l4lt/Dp0WS4kZp7Rp/N80RgAYdcY2e/WvpqigDjvCvgOXw78I9L8GvdrPNZaLHpRuwm&#10;FYrCI9+3PA4zjNeA/sY/sUah+yrqPi25vPFVt4hGuW0ECrBZtB5RjLnJy7Zzv9ulfV9FAHyL+yF+&#10;w1qP7MfxL8Q+KbvxZba/Fqti9mttDZNCYy0ySbixds/cxjHet/8AbS/Yyh/autPDc1prkfh3WdGe&#10;VBdS2xnSWCQAshUMpyGVSDnjLcc19N0UAeM/sn/s6W37Mnwnh8JpfR6tfyXUt5e6hHD5QnkY4GFJ&#10;JACKi9exPevDvj9/wTY0z4g/EKbx38PvFc/gDxJcXH2uZIomaEz9TLGyMrxOTknBIJJIAr7XooA+&#10;Lvgd/wAE+NW8G/FXTPiJ8QfihrHjTxFphBtRHLKmMAgLJK8jO6YY/INoOSDkEitr9qn9h7Uf2i/j&#10;J4Y8b2viy20SHR7OC1azmsmmaUx3EkuQwcYzvx07V9b0UAcX8YvhfZfGb4a654M1K/vdNsdWhEMt&#10;zp7hJlAYNgEgjB24II5BI718Tz/8E1fifa6PL4U07496gngeVTCdMlinCCEnlPJE2wj24B9K/Qyi&#10;gD5ptf2KdI8L/sp+IPg34a1iSB9ZzLcazfQh2knLRlpCikcYjVQoPAA5JyTu/sd/s03X7L/ww1Pw&#10;nfa5D4he81WXUftMNsYFVXiij2bSzZ/1ROc9695ooA/O3xt/wSjvm+IGp6t4D+Ip8MaHqLybrN7e&#10;QzW8Uhy8Kukg8xPQNjjAOcZPtHxS+O3wh+CHw3uPg38RvFs+qajaeF47O5UWkjT3sZhMQGVDKkrB&#10;Q2GIxuBzjmvqqvB/i3+xD8H/AI2eLH8S+J/DLSa3KFWe6srya2NwAMDzAjAMcADdjOABnigD4e/4&#10;JN/Bj/hIviVrvxGvbN20/QYTZ6bNKvBupRhyp6EpFkH/AK7Cv1ZrnvAXw+8O/DDwxZ+HfC2k22i6&#10;PaLiK1tlwM92J6sx7sSSe5roaACiiigDivil4yj8MaRa2UehN4q1PV5hZ2uhxvGrXQwWlJMnyhEj&#10;DMxbjgDqwrwfxb8LvCXxiW20DwZfWHwp8RrA0uqaDPokUGoywuAuGAKsYwdylo2aNs9TxTfjR8Wd&#10;V+Hv7Qo1jTNPs9VistNtdHn0zVWMF3IbmWRlk03CkyBpBBFIcFS/lAlQjEVrW5luW0zQPGus20k9&#10;7cRPJo/j/T0gkt0aVjKLWc7ldgm0LsnkIIPPTHHNxqNxkv69T0amWU61CPtVfmV7p6+a8rL7779D&#10;q/Cv7N/jL4TeGrTS/APj+WCV52mvH1OGN7XkAZjg8tjk4/56D8a2774WfFHxTdXGneJfiFE/hy6t&#10;2hmXQbVbCcEqQfvJKSD/AL6/0rhNEtNZ8OzTafBbeNLCLfbLatp2uz3dtL54dljjNykwURhDvOVV&#10;eAOoymtw+KPEOmTWn2Lxy806LHFLqmvSWVvE0iZV5DaRxsyL/EA38JHfJlRglZJ27Xdjjjk9KNoR&#10;naPa7t93N95jeHf2efDfwN8X2Np4j8dWXiHSr95Ht/CFxoy3VzfOE+9HEGdiy4BLonQckCvdvg34&#10;o0ia51Tw9beCX+Hl9bCO9j0i4jgjkuLaQYS42wsy/eVkZckqVGeoz4doN6NNmm8OaXqVhpd5tnjn&#10;s/A1gbvVJozGRE0twu8rJvIYvI0Y4UdyRi6B8Vdevfi18P7K8sG0PRfCN4mg3dxqEv2rxDcTTxvH&#10;HbzKoCMrBIZZTF5gw0UgYYbYQ5KVlFWOnD5RRoQkqK2Td2/yv0e1j7Dt/CGlW3ia819LVDqt1FHC&#10;87AEhU3AY9OGIOOuB6VsHpS0V3tt7nAklsIOlLRRSGFFFFABRRRQAUUUUAFFFFABRRRQAUUUUAFF&#10;FFABRRRQAUUUUAFFFFABRRRQAUUUUAFFFFABRRRQAUUUUAFFFFABRRRQAUUUUAFFFFABRRRQAUUU&#10;UAQT2FtczRTTW8UssRzG7oCyH1B7U2+0+11K3aC7torqBuGjmQOp+oPFFFA7nnl1+zt8N5blrmHw&#10;jp+nzscl9MDWZP8A35K0kH7Ovw3Fwk9x4SstSlU5VtUL3mPwmZqKKjkj2Nvb1bfG/vZ6DpulWWkW&#10;6W9hZwWVuowsVvEsagewAxUI8PaUNbbVxptn/azRiE3/AJC+eUHRd+N2PbOKKKsxu+5pUUUUCCii&#10;igAooooAKKKKACiiigAooooAKKKKACiiigAooooAKKKKACiiigAooooAKKKKACiiigAooooAKKKK&#10;ACiiigAooooAKKKKACiiigAooooAKKKKAP/ZUEsDBAoAAAAAAAAAIQCpAICTJi4AACYuAAAVAAAA&#10;ZHJzL21lZGlhL2ltYWdlMi5qcGVn/9j/4AAQSkZJRgABAQEAYABgAAD/2wBDAAMCAgMCAgMDAwME&#10;AwMEBQgFBQQEBQoHBwYIDAoMDAsKCwsNDhIQDQ4RDgsLEBYQERMUFRUVDA8XGBYUGBIUFRT/2wBD&#10;AQMEBAUEBQkFBQkUDQsNFBQUFBQUFBQUFBQUFBQUFBQUFBQUFBQUFBQUFBQUFBQUFBQUFBQUFBQU&#10;FBQUFBQUFBT/wAARCABsAWYDASIAAhEBAxEB/8QAHwAAAQUBAQEBAQEAAAAAAAAAAAECAwQFBgcI&#10;CQoL/8QAtRAAAgEDAwIEAwUFBAQAAAF9AQIDAAQRBRIhMUEGE1FhByJxFDKBkaEII0KxwRVS0fAk&#10;M2JyggkKFhcYGRolJicoKSo0NTY3ODk6Q0RFRkdISUpTVFVWV1hZWmNkZWZnaGlqc3R1dnd4eXqD&#10;hIWGh4iJipKTlJWWl5iZmqKjpKWmp6ipqrKztLW2t7i5usLDxMXGx8jJytLT1NXW19jZ2uHi4+Tl&#10;5ufo6erx8vP09fb3+Pn6/8QAHwEAAwEBAQEBAQEBAQAAAAAAAAECAwQFBgcICQoL/8QAtREAAgEC&#10;BAQDBAcFBAQAAQJ3AAECAxEEBSExBhJBUQdhcRMiMoEIFEKRobHBCSMzUvAVYnLRChYkNOEl8RcY&#10;GRomJygpKjU2Nzg5OkNERUZHSElKU1RVVldYWVpjZGVmZ2hpanN0dXZ3eHl6goOEhYaHiImKkpOU&#10;lZaXmJmaoqOkpaanqKmqsrO0tba3uLm6wsPExcbHyMnK0tPU1dbX2Nna4uPk5ebn6Onq8vP09fb3&#10;+Pn6/9oADAMBAAIRAxEAPwD9PaKKKACiiuV8Z/EvQ/Af2eDUJ2m1C6/49dOt1824uP8AcT+KgDqq&#10;K8l/4SHx/wCOZ/Is103wZabtrfa/9Ivv++PuxN/vq1Z9z8O7WO6uLXxD4j8UeJ3gVWuX3pEkW7/r&#10;giUAe0b137d606vCrn4aeALa4tF/sO9m0+6ZYl1P+3bzZ83/AG1qwnw30VJbdfD2teJtBinl8qC+&#10;t52lRm/7b7/loA9torxKbxd4u8A62mjDXdI8aSrs/wBCu3W11B/+B/c3f7Oyu48H/FfRfFWpPpTe&#10;bo/iCJd8uk6ivlXCp/fRP4l/26AO1ooooAKKKKACiiigAooooAKKKKACivKf2hvjrbfAfwla6rJY&#10;tqV3eT/ZYLdG2fPs3/N/wFKt/AH422nx18EvrdtYtYTW9y1rPbu27Yyorf8AsyV1fVa/sPrHL7hz&#10;e2pe1+r8/vHpdFFFcp0hRRRQAUUUUAFFFFABRRRQAUUUUAFFed/HX4w2fwQ8Cv4iubRr53nW1gt0&#10;bZvlbc3/ALK1ZH7Ovx+tvj14cvb5NObSruwn8qeHdvT+98tdSwtZ0PrCj7hzfWaXtfq/P7x63RRR&#10;XKdIUVwPxt+Ldn8F/AV14lu7SS/8pliit4W272b7lY/7Pfx7sfj14dvdQg0+TSruzlWKe3dt/wB7&#10;7jbv+AV0fV6nsPb8nuHN7el7X2XP7x6tQeK8Z/aK/aOtPgLaabu0uTWL2/f5YUl2Iq/367v4XfEK&#10;z+KPgbTfEtjA1tFeRb/Kf76NRPD1Y0o15R90I16U6vsvtHV0UUVznSFFFFABRRXBfFTxlfaDb2Oj&#10;aDtfxNrL/Z7Pf86W6/x3Df7Kfe/4BQBj/Ej4ry2d/L4e8OSwJqabft2p3H/HvpyN/f8A70v91K4/&#10;Tpo/g/8AEC7bUtP1LUorjyEk194IpXvHl2fPuZ96qjvt2IrVS02/0jwlb634O17w1fX+lLdbJ9Ql&#10;06V/Ndv+Xh5XTa3/AAB/lq6/9q2dxF4KtZbfxVrulyu0WoX3+q0u1/5ZPcN/y1lRdnyvubd89AHS&#10;62tp4M12LW9c1m0s9OSSWZLm5nZ7ryti7P4fu7t3yVzt5+0DpGt6pLfeF/Ceqa3LB88t9KqW9u38&#10;KPv37m+/s+5/HXOQ+FtKubibxBrUtzrelRSyxXWp3atLcNOqJ86p/wAsIvm+4m3/AG/4K3tKsPEO&#10;pWVvZ2OnrZ6VFarFdeTF+9lgX7j7JfmVvuNs+9QBpJf6vrGkahq958PtC/4SC11GKK1t3v32P5qI&#10;2938r5W+f+5We/xyg0q/ivvFXgfULPyJfK+16dsuLdZV/wC+G+Tf/c/jrQtvD2p/2Re3lt4luZtJ&#10;iuoriW4uFX7QzqifP/wDZ9x/7lUnsPEOlRWUttE2t6I+6Wz+3KiSy3Dfxvt+b7m/5KAGeDzF8QvH&#10;L6/pHiDTdSt5VZJfJla3uJV83cn7pk+9Eny7/wCLZWxrdrH8QtXi0/WrRnhivJUgaKJEvbLai7H3&#10;7v4fmben96uCufCuh3NqmtaVBcw2lqqfbL60WW1uIp/N2/6O/wAjNs/ii/j2bXTfXS3PiHXrBNN0&#10;jVZ7JJbqXzdK8TpEqW9//ft7jb/qmf5P7u7Z/sUAdB4J+KM/h7VodB8R6nBrGmXDeVpniSH7k7f8&#10;8rj+63+3/FXstfK+gvpHhLwhpPgCfwrd6rqeorFpU7ov2dN8Hyb4vN+/5WzfvT+5XrXwz8Raho2r&#10;XXgPxDL52p6dH5thfP8A8v8Aa/wP/vr8yN/ubqAPTqKKV/uUAQpcxO21ZFd/9hqlr8+f2OPEmr6n&#10;+0rfW13q+oXlqtrf7Le4undF/ep/CzV+g1ejj8F9Rq+x5uY4MJifrdL2o15lh+8yp/vtQjq67lZX&#10;T/Yr5e/b71W+0f4daLPp19c2Ev2z/W2k7xP/AAf3a4b4C6h44+Nfw5tPCmia1d6DpNgP+Jvr0rb7&#10;mdm+7FEzf8C+etaeXOeF+tc3umMsbyV/q/IfZz65pyS+U+oWyTf3PPXfV7IdN6V8ceM/2Eb6HSLi&#10;+8P+PNbvtdiXeq6jP/rW/u7lrC/Yt+O3iJPG03w/8UXc9/E6N9mmu23zRSp95N7fM+7/ANlrWWXU&#10;50J1cLV5+Uj67KFWFLEQ5eY+uPiP8O/DXxP0H+yvEtnFeWm7fFvba6P/AHlqbwB4G8P/AA28OJpH&#10;h+1is7CJtz7G+8395q8Y/bp1K80r4Owz2N5c2E325P3tvK0T/wDfS1a/Y5kn8SfACJNTurm8e4kl&#10;VpbiVnf/AL7rL2FX6j7Xn93m+E29vH657Ll97lPoBLmJ22LKrv8A7DU+vz2+F/iPX/gX+1Q/hzXt&#10;Z1C/sJZHsA+oXTSp5TfOkvzf7qV+g4ySfT0rHG4L6rOPvc0ZF4TE/W4y+zyjqjjmjeXasiv/ALjV&#10;xHxw8eR/Dj4Xa/rzt+9t4HWJf7ztXj37Jmn3ngP4Nah458YapfTy38bXub2dn8mBfubd39/71Zww&#10;qnQlX/7dNJYnkr+yPpl5FRN7t5aVUj1zTnl8pdQtnl/uJOu+vijw/wCNPGv7YvxFvdPtNYvPDPgT&#10;Tvml/s5vKmdf4Pn+8zN/dr3Kb9jnwD9jb7N/bFnqG35dQh1e685W/v8A366auDp4T3MRP3zCli5Y&#10;j3qEfdPcwMUx5lh++yp/vtXx98Ovi74n+B/xlHwx8b6nLrej3UqR6Zq1x/rV3/c3v/F8/wAvzV0n&#10;7fmsX2lfDHR59PvrmwlbU1/e2k7xP9x/41prLZPEww/N8f2g+ux9hOr/ACn06kyOm5GV0/vbqhtd&#10;RtbtnW3uYJnX76Qyq+2vhT4U6t8RfjT8JtN8E+DtTl02K181tY167lffud3dIkb739z7lbem6D4l&#10;/Yu8B+L9f1fUY9b1jVngtbF/NZ03/P8ANtb/AH61llfJOVN1Pf8A5TGOYc8fa8vufzH2jc6nZ2H/&#10;AB83kNt/11lVKdbXsF4m6CeOZP70Tbq+YfhD+zvp3xP8C6b4v+Ier6t4k1XW4EvUT+0JYIYFb5ti&#10;JE6LWt4E/Zs1f4Z/Gyy1TRvEOpy+Cjbuz6fPfuypL/Au1n+Za5pYfDR54e196J0xr158suX3ZHtv&#10;jjwZofj/AMN3GjeIbWK702X76v8Awt/erP8Ahr8MfDHwq0ObTfDFnHbW7y+bK27c7v8A7VcL+2Fq&#10;F1p3wH1qezuZ7O4Vl2y28ro6/wDAlrjP2B9VvtX+GWsXGo31zfy/2j/rrud5X+7/ALVaQw9X6hKv&#10;z+7zfCROvS+uRpcvvEX7dXxE1nwn4L0SPw/rUmmteTyxTvaS/Oy/J8lei/svapHN8DPCjXN4r3DW&#10;qszyy/PXzB+2p8HNP+Hulabq9nqWpXkuo3kvmw3dy0sSfc+4n8Nd78Bf2YdC8Z/Crw5rl1rmu21x&#10;dQLK0NvqMqxL/wAA3161Whhf7Mpe/wDa/lPNp1a/9oS9z7J9TeMPB2keP/D9xo2uWcV/ps6/PE//&#10;AKHWR4J8FeEPg/on9maNFaaPas2998iozP8A7VZPxZn8V+G/h1BaeBYvO12WeDT4Jpk83ylb5fNb&#10;/d/2q85g/Y+sfEtv9q8a+Ktb8R6pcfPK5u3SJW/2EX5dteFTjD2X72ryxPVqSl7T3I+8epePPh14&#10;M+NOnW9nrUFprEVq3mxvFIrvFXUeHvDumeE9DtdK0q2jsNPtV2RW8K/Ii18HfG74R+I/2U77TPFX&#10;gnxLqT6O8+xopZW2RN/dZPusv+/X2T8H/iBF8XfhbpWvbfJlv4Ns6J/A/wDHXTisNKjQhVpVeekY&#10;4avCdecZQ5ap80/t9/ErXvDt34f0rQ9bns7C8tpWuYrST/W/N/FX058JdShPw18L+ZdR+a1hFu3y&#10;f7FfBn7ZPwm0/wCE2r+H4NP1DUr9Lq2llZtRuml2bW/h3V9H/C79ljQbzwx4a1z+3vECXDQRXHk/&#10;2jL5W7/d3/dr1sXQwv8AZ1L3/wCb7JwYapX+vVfcPpmimxx4XZ/dor5E+kB3WGJ5WbYirvZ6+cbj&#10;/hIfGaeIPGen6L/ba3s76bZ26T+VLBYRfK+xNvzM8qS/3fv1638ZtbbQfhprc67vNlVLVdn3/wB6&#10;6Rf+z15jN4M8WaF9nvPC+oafqtvYWqW/9nxXzxXD+VEium9f+mqs3zP/AB0AULbXtaHhmL+0J7Tx&#10;DrUt/wDYPDsLqyXEEu35/tHz7W2Ls/grrde8MQfDrwHaeHLO8ZNV8QXXlXmrOu95ZW+aV3/3/nqL&#10;wfs1L4l6nrmtXO+Lw1arpsDv/wA/Uvz3H/AvkirkfjB4hlT4iagvn6teRJFE8ENo11st90XzpsiT&#10;+NHoAt3kNnqus+bPFbWGn6Wy+bLYszvP/D/u7k2bvufx12tzrC6bfprnhXUF1uyVdl9pm75/K/vp&#10;/uVyXwE1XTIfFGttPPPbPdLEkFvfefvZvn3v+9X+P7v/AACuos7/AMI+LfEPkWegr9oleVINZtIl&#10;+4v333/e2/8AxdAGKn+n6brGkWbN9i1S+iuort1+RIm2b9//AALetbX/AAkNn4h17zb7XLbStC0t&#10;V8q3il/eys38b/3PuPWVbWFy+o6nYz/ZntPK8pt6slu0W90+Tan3f7+/+LfWho+q+EdNsLV/Eq2k&#10;2oSyyvBvgZ/KVdi7E+T5fvpQBzWpf2ZYa9L4hsfs15pjXSfJfM6bNvzo/wDwN/kX/vqui8GaPY+K&#10;tL8R+CNXZdSt02Xayp8qReb/AAJ/ubfv/wC3WV8cvE+h6ro2nxafK1zd2F4j/YbTzUm+X+7tTd8n&#10;3v8AgFcP4P8AEMv/AAnnheK2n1mz3aikUr3DXuxov7nzJt+dt/8A3xQB1uiQ6/pWrXVstjHr3xA0&#10;GL7FBd30vlJPZs/yXWz+99zf/v1hak/i/Svteva5L53iPRJ/7StU+490ip/pFvbp/wA8niRP+BO9&#10;d78WpoLPXtC8X6fc7Pst1/ZGrOnyP9nn+RE/7++U3/AK4e21jQ/CXiN5YvBOparqFrLKk/iHWZ4r&#10;h/KX76J87y/d/g2UAfSGj6rBrel2moWzb7e4iSVHq8/3K8x+AM32bwle6D83/EhvpdNi3/8APJfu&#10;PXpv8FAH5z/sVf8AJz+o/wDXrf8A/o1K/Rivzf8A2P7+LR/2oblbn9y86XtuqP8A32lSv0gr6bP/&#10;APeo/wCE8HJv91/7ePlL/goX/wAk00T/AK//AP4iuv8A2IdKi034C6Y0a/NdTy3DNXC/8FEdSgh8&#10;DeGrF2/0ie8d0T/d2V6R+xh/yQDQv95qKvN/YsP8REf+RrP/AAnuFfm9osK6b+3ZFBB8kS+IduxP&#10;9yv0hr84rT/k/VP+xj/9kqcm2xH+AvNv+XX+I+h/2+P+SLQ/9f0Vaf7Dn/JCNP8A+vmWsz9vj/ki&#10;0P8A1/RVp/sOf8kI0/8A6+ZaUv8AkUf9vh/zM/8At08v/b8+Hsthe6B8QdNTZLbypb3Lov8AF96J&#10;/wDgGz/x+vpv4J+PIPiX8MvD+vRy73uLVVn/AOuq/I//AI+rVY+L3gq3+Inw513QZ13/AGq2byv9&#10;9fmT/wBBr5J/YY+Ja+DNS8VeB/EFytmlq8t0rzN9xov9av8A44zUR/23LP71L/0kP90x392r/wCl&#10;Hof7VF5P8S/iP4K+FOny/wDH1P8A2lqez/llEv3H/wDQ6tftwakng/4B2+h6ev2a1up4LJUT+FF+&#10;fZ/45Tf2V9Mm+IfjXxl8WNTjbzb+6aw0zf8A8srdPvbP9l/krS/bm8KzeIPglcXdvE00ul3UV1sT&#10;+7v2N/6FVUpRpYzD4X+X/wBKIqxlPDVcR/N/6SeK/skfG/QfhL8PL2zvND1i/vbq+eVrixs96bdi&#10;fJur3D/hszw5/wBCz4k/8Aa5r/gn14tttT+Gep6H5ifbbC+aXyv+mTIux/8AvpXr6o/CozKrQhjK&#10;vtaX/kxeXxqzw0OWf/kp+bf7V/jg/F7xVpHiDw7omsWcthZ+VI1xa7H3KzNu/wDHq9k/bhvJb74C&#10;+EZ5V2TPdQb0/wC2T19f4BOa+Vf+Chv/ACSzR/8AsJp/6A9dOCxsa+Jw9KEOXkMcThJUqGIqyn8R&#10;1v7EOmwWH7P2jyxqvmzzzvK/97969Vf24Ph/qvjX4SxT6TbNeXGl3X2iWJPv+V/HWx+xh/ybz4d/&#10;3p//AEa9e4da8utiZ4fMJ14fZkd9ChHEYGFKX8p+ff7P/wC2m3w38O2PhbxVpst5plknlQXVv/rY&#10;4l/h2/xV9h/Db47+CfitHs8PavFNdIu5rSX5Zk/4DWf49/Zs+HnxElln1Xw7bR3svzNfWq+VK/8A&#10;wNa+HPjd8Kb79lz4paFqHh29luIpXW6sWP8ArVfd/qm/75r1o0sDms7Uvcqnm+0xmWR/e+/SPsH9&#10;tL/kgGu/7y1xf/BPT/klOsf9hH/2Sus/bAmab9nHVZW++yRO1cn/AME9P+SU6x/2Ef8A2SsIf8ie&#10;f+I6Zf8AIzh/hMj/AIKL/wDIm+Ff+vyX/wBkr2T9lH/kgXhL/rzX/wBArxv/AIKL/wDIm+Ff+vyX&#10;/wBkr2T9lF9/wC8I/wDXmtTX/wCRPS/xCp/8jOr/AIT1eRkjTc7Kif33rh/Enx18B+EZ/I1TxTp9&#10;tcf88vN3PXzF+3x8Y9a0TVNP8GaVdyWdlPZ/arx4X2PLudl2f7vyf+P17j8DP2bfB/wu8N2Eq6Vb&#10;X+utEjz6ncRK8u7/AGf7q1wPA0sPhoYivL4/hidv1uVWvOhS+yeHftgfHrRPiF8L30jw/Y3t5by3&#10;UTy6m0G23Xa6P8r/AMVepfsIu7/Aa3/6/pf/AEFaoft8/J8Ef+3yL/0NKu/sJf8AJBrf/sIS/wDo&#10;C16dXllk65Y/bOClzf2n738p41/wUg/5GTwl/wBeM/8A6FX178If+SYeF/8AsHRf+g18hf8ABSD/&#10;AJGTwl/15z/+h19gfCH/AJJh4X/7B0X/AKDU43/kWYf/ALeLwn/IwxH/AG6dbRRRXzJ7x5r8cv32&#10;neGrT+C61iJW/wCAo7/+yVx9l8I/EZ8aW+tavFDeWi6j5sFppNy9rb26ebv81/n3yv8A8C2/7Fdb&#10;8dUVNJ8P3kv+qstWidv+BI8X/s9edaJ8MfEOlfEGLxHqegaBbWlvqP7hE1N0eK33/wCtdPK+eX+P&#10;+GgDY8DO0Ok/2nbQfbNQvdYutQa0f7jp8iO//APko87UPGfjD+0NAvrbTftunNLfJN5ro8sUvlb0&#10;2un9yneBk36M+n207abe2Gu3WntqH8ES7Ed0/wCB/L/3zWteWbeAPEPlRNJqUqaK+59ux5Xa6Te9&#10;AHP+G9Kubbxg95qs8V5qcWrNatLDu2eRFFE6Im7/AGpX/wC+663xhDZ/DrxzoniOPbYabcQPps8V&#10;uvyf302J/e+SsKzud97rd5t2bNTupfn/AIP9Ftah+JFnc+M013V44oLnTLC2V7X7RF8/+28T/wB1&#10;03tQBV028vE/t3ULO8jtnnidLOxvon/01Gd3+5v3btzv9yufv00F7Pw+19crN5q3Fx5s2+LazPF9&#10;7c/3qtQvpGq2/h2fTNa/s27VfNuru7+fb8m1Pk/ifai1FqXhvZYWk+lQR39pFdOkFxffO96jfcf/&#10;AHaAJvGdhor+KNQvPC95bQ6nb3VgkEtvLv2+bLFE+/5/u7Hda6C803VdB8VaPc69qdteaZZfaLpo&#10;rRZU/exbNj/M7/36ztV0eLR7VGlib+05bzS3urjz96Oy3sSuifJ93fXVvNF4w8UaZZ3NtLbJcfb0&#10;b/viJf8A2SgDK8YXMvibwh4jvtQtls5W06K4iSL54pfKlSXf/wB9p8tcp4n+J194e1SKx0yfwt/a&#10;GqWtvdf8TaJ99ujRJvd337f+AV1vjNJfDfhTxRbajqEmt3C2cVqt667dnmypFs/3nZ6braeNrPw5&#10;qcGiy6NeRWVnFFBbo2y7Xbbp/Hs+9voA2/g/frc+N/HESyrMjrYXW9F+R/NSX5//AByvV68q+EUM&#10;v/Ca+NbmX55dtlas/wDtxJLv/wDQ69VoA+Cf2hf2cvGvgb4pS+PPAdjc39vLP9tVLKLzZbWX/c/u&#10;16P4Z/a38d6lBFZXXwi1m71vbteS0jZIt3+43zba9D+J37VvhP4S+MP+Ea17T9Z+2uiyxTW9srRO&#10;rfL97dXs0BgmhSeAqyMu5XX+Kvoa+Lk6FJYujzfyyPEp4aEKsvqtXl/mPh79oz4PfEXx/wCGoPFe&#10;uabd6l4mnuEittE0aNpYtNtf/i/vbmr6G/ZO8Pal4Z+COi6frGn3OlahEzb7e7iaJ0/4C1evTTLD&#10;E8srbEVdzPXl3wh/aM8KfGnU9SsdCS9jubD55ftsSruX++nzNXNUxdfFYT2PJ7kDanhqGHxPteb3&#10;pHqlfBdv8L/GKftoL4gbwtq39h/2/wCb/aH2Nvs/lbPv7/7tfemcd+lcF8XfjPoXwX0G01bXVu54&#10;Z51t4reyjRpXf/dZlrHA4mrSlOFKPNz+6bYujSqxhOrLl5fePPP21fCes+L/AITxWOg6Xd6ve/bF&#10;f7PZQPK+z/gNX/2PPDereE/gxaafrWm3el3qzys1vexNE/8A3y1dR45+OmifDr4e6f4v1mx1SHT7&#10;3Ztt1gX7Qu77m5N//s1a/wALvibpfxc8Kw+INGjuYbKRmRVu41V/l/4E1XKriPqPsuT3Ob4iI0qX&#10;1z2vN7/KdlX58ftS/s8eLl+MV7qPg7QtSv7HWYvNebT4GaKJm+R0d1/vfe/4FX3Z4t8aaL4D0aXV&#10;de1CDTbKL700z14/YftY2Pippf8AhFPBniTxDbxNsa4htkSJ/wDc3P8ANWmWVcVh5/WKMSMfSoYi&#10;Psqsz1D4XeC4Ph78P9F8PwLsSztURv8AeroNT0221jTbqxvoFubS6iaKWF/40avK/Bv7T/hTxHry&#10;aBqMeoeGtcf5VstZg8ou3+w25q9Xv7+LTNOu7uTc8UETSts/uqlebWp1oVP3vxHZTlSnH3T4b1z9&#10;nn4j/s7+PZvFnw2WTXtKdt/2FV3Oyf8APJkX73/AK9T0j9rvX3j+zal8J/EkerKv+qt4m+dv++K7&#10;j4YftSeD/ivq+p6dpcWpWb6bF5t1NqMSRQov+9ub+7XJeLP22/Auh30sGlaZqniHym+a7sbP/R/+&#10;AvXvyeJxkvZYjD804njxjQw8eehV5YyJ7C5+Lnxi8TaLeXem/wDCvvCFneRXctpcfPfXuxt3lP8A&#10;3Fqn+3R4N17xl8OdKs/D+jXutXa6irtDZQNK6Jsb5/lrd+F/7Y3gb4nazDpCNd6PqUr7I4tRjVFl&#10;b+6jbq92JGPauGVfEYHExlKly8p2Rp0sXQnGM+bmPHf2StC1Hw38DdC0/V9PudLv4mn820uo2ilX&#10;96/8LVF+1E/j6Pwfpk3gGzmuNQtb5bqf7P8AO+xf4Nn8W6vZ6K4frD+s+35Tp9h+49hzHz34U/as&#10;nudNSLxH4B8SabrqLta0t9PllVn/ANn5flrnLb4W+LP2gfi3pfjXxlpLeGvDGj7fsOj3H/HxPtfd&#10;+9/u/P8A+O19SCGItu8tS3+7TwMdK6PrUaXNPDw5ZE/VpT9yrLmPG/2sfDWpeJPghq+naLp9zqV8&#10;7L5VpaRNK7f8Brk/2G/B+veDPhvqtpr2kXuj3bX29Ir6B4nZP+BV9IUVlHFShhvqpUsNH6z7c8J/&#10;bA+EepfFf4ZrFosf2nWNOn+0Rw/89U/iT/e+7Xk37Nfxk8QfDLwgngzxN4F8STT2bN9me3sZWd93&#10;8DLtr7Pppgi3btq7/wDdranjOTDfVasOaJjVwn7/ANvGfLI+O/2vfgXr3xZ07SPHWg6RdvqUVn9n&#10;udGdf9I2bmZfk/vfPV34WftY+IdM8PWWg+JvAOvXmu2cXlebaQPun/4Bs+9X1yTgj3qE2sQbf5a7&#10;/wDdq/r8ZUI4fEUuZR+Ej6lKNf29KfLzHyT8a/h/8UP2hvBd7qFzp/8Awj1pZqsuneHN3+kT/wB9&#10;5f8Aa2/dStf9jfUPE/g3wxF4N1rwLrumut3LK+o3ds8VuqNt/vL/ALNfUtFKWYTnQ+q8vuFxwUIV&#10;/b8/vHzH+238FNZ+J3hrTNV8P2jX+oaY7+baRLullib+5WP8Bfj/AK94f8EWHhjX/AfiS51XTk+z&#10;q1vYyt5q/wC18ny19adRTBCiNuRV3/7tTHH/AOzfVaseblCWE/f+3pT5RtnLJdWsMhiMMjruaGX7&#10;y0VLRXmHpHG/GDRG8Q/DfW7Zf9akS3S/78TpL/7JXimpaPL4k0v+2dT8fWnhvSdUtUlgidkluH3x&#10;JvTZL/F5u9V2fNX026K6urLvR/vV882em/8ACAeK9Y0OfT9NuWs3e/0m41P7iWcr7pf++JWlb/do&#10;A1vAGsWKePpbNomfQvFtil7ZpdwbH8+L5Jd6N/E++L/viul8Z6bPf+Ovs1nP9mlXQtyzbvnT/SE/&#10;jrktNsPFXxd8L6hqrSafbfY7pbrwzd2lq8Ts6797v87/ACv9ymWfxRu9e8URanF4cne7i0x9P1G3&#10;ln8r7LcLL86b9nzUAXfsDJo3itVbfK+tNa79v3vNt7en69ok/ht38ppfEOlNYs8VjLO67E3oqfJ9&#10;35N/+9WJYeP1hvtQ0+805rPWL/XP7QgtHl/deUsUS7vN2fxbG/h/hrb028nS4srHWmgsNYtbWLT7&#10;WKK883z93zu/3P8AYoA5/wAH+D4obq30qe5025e/iuJbX7r3EUrRfcf/AHK9D8J2H9sazEjLbJpm&#10;mpFcWuyLY6K2/wDdf7vyVmW3hXSr/wAUaVqf2y7TUGa4iivkni3xIv8AwCq+iX+oWepXC6K1tqVx&#10;dWey6iln2eU8X+3/AMDoAz/EiedpMsv/ADy121i/761JGro9N0qfTfHmhLc3K3M26/Tft/h/df8A&#10;xdef+IfGDW1lL4en0/f4jlv9OuorS0l82KXyHieX97/wB2rb1X4nS6P4j0/WtV0GXTdPtUunlmhu&#10;vtG+Vki2Jt2J9/ZQBqfFZ7O68R+H/CsHkQ2XnvrWsO/3Fgi+ZHZv73m+VXK+E7n4ffEjVtQtrm8t&#10;rDxHFK919r0bU9iXsX3t3yP82xfldX/uf3aLyw8Z6bYS+JbnTI/7Y1Zlur63uIvNhS137YtP/wBl&#10;vnT5/wDY+5VjXtbsfHnhfT9B0jw4vh7W/EEr6fK8MSI9va/cuJUfZ93Zv/74oA7r4AwPc+C7jXZV&#10;dG16+l1Jd/3lV/uLXpdQabYQaVptvZwKqRQRKiolT0AfJ37f3w3OteB9P8WWkX+laTLtn2L/AMsm&#10;/i/4Bt/8er1D9k7xx/wnPwR8Pzs2+4s4vsE+/wC9vi+Td/47XofjrwtbeNfCOr6Fdpvt7+B4mSvj&#10;/wDYT8RT+CfHni34c6q2y6ilZ13/APPWJtron/jzV9DTaxWWSpP4qX/pJ4ko/V8dGX/P094/az8e&#10;t4E+CutyW7Mmoaiv9n22z7++X5dy/wC7XyF+z+mq/s/ftIaRpGvbbZ9Sg+zz/P8AIqy/On/j6V9C&#10;fEuRPjF+0/4V8HQ/vdH8Kr/aWo/3PN/55P8A8BVa5P8Ab78DS6a/hfx5p8eyawnW1n2fxfxJ/wCg&#10;f+PV35fKNKEcDP8A5e/1E48bGU5/Wo/8uv6kfZRG5cV8i/Eu2b49ftWaJ4Tz53h/wrF9qvv7nm/x&#10;o/8A3yle2aV8ZtPf4DxeP5ZFeKPTPtEvzfenRfnT/vpdtcX+xz4Mns/BeoeNtV3PrXiq6a7aZ/v+&#10;V/B/7NXkYdSwkKtefxR93/t49KtKGInClH4fiMv9vr5PgtF/1/RVq/sO/wDJCLH/AK7y1mft9f8A&#10;JF4f+v6Krv7E/wDyb7b/APXSWur/AJlH/bxzf8zP/t0+dvij4lu/2l/2m7DwoZpP+Edtb57WOFG+&#10;Tan35f8Agez/AMer9ANB0Kx8M6NaaVpdrHaWNrEsUUUS/cWvy4/Z28P+I/GHxZWx0HxK3hXWmild&#10;dQ8jzX/3NlfYX/Cg/jf/ANF4mx/2B0/+LruzfDUqfssP7WMYxj/eOPLa8p8+I5ObmLH7bvw6sfEn&#10;wmuvESQLDquhstxFdqvz7P4k/wDQak/Zt+KVz8Tf2eL99Sm+06rpdpPZTzP99tqtsdv9rbWF4g/Z&#10;j+LninRLrSNX+NTX2m3SeVPbS6Sm2VP++66T4Ifs/wB98Afh541sbvXY9Y/tGJ51eK38rbtiZf77&#10;1xTlQjgPYOrzTjL3fiOyMa/1z2vLyx5T4/8A2bvCU/xC+Ld34Xa6kh0W/aWXU0ibb58ET/6rd/t7&#10;6/SvTPBeg6PpqWNjothbWirs8mK1REr4X/YKhV/jH4lkf78UDbf++3r9AKrP6k/rXKRk1OP1XnPz&#10;v/bf+FGn/DfxzpXiDw/GulRaou5ltPk8q4X+Nf7v8Ffcfwi8TN4z+GXhrWpfv3tmsrV8vf8ABRz/&#10;AJA3gr/r6n/9Ar3z9l3/AJN98Cen9lpSxkpVsrw9WfxBhI+yzGrGB6lRRRXzR9CFFFFABRRRQAUU&#10;UUAFFFFABRRRQAUUUUAFFFFABXCfFbwNc+KtLt9Q0hlh8TaQ/wBo06V/uN/fif8A2X+61d3RQB41&#10;beO5PEnhzTJdKiu9K+wM6ajp9ov761lX5djL/d+ameKvB95c6P5kXiC50fxVdJF5sSatLaxXW3bE&#10;jfL/AHq6Xx18Pb46yvirwjOth4liTZPC/wDx736/3JV/9nrkLbVYPiL4luLGdYvD3iVookutG1NW&#10;+0LtdN727/xLtX76UAczZ6raWa/ZtX1DWfD3i1dtvef23K11FPBvf513fLL/ALm7d/sVp3PhiKGw&#10;1CDTNP0DUrRPK/fQs1r56M6fPsiR663xPeW3jP4iWXhCKCx1XT9Ls2uNY+1xeb5W75Itj/wt8j14&#10;/c+BvCD2X9oWOp+IvB8U+o3Flp0WmXX2r7ZtR2d0Rt7bdiO9AHV/8K3uUlu4k0q0/dXkVlLs1i42&#10;NuRNn8H3fnrQ/wCEeneye11PTtE8pbxrJftF1Ldfd/j2Mn3a5qHR76z8G2lzF8RNfmi1GXfZ/wDE&#10;pR7tmg+++zyv4NlMtvg/oKX/AIXn1fxL4i8W6f4gl+zxTS3iW8W/Zv8A+WSI3z7P/HKANK41XRNO&#10;aS2i1XUNd1O1l8rRbDwyn2X5mTY/yp8ifxfO+2uj8AeCdT8p28R69fXmsK3mwaTNrEtxtdf7+7/f&#10;T5KZ4I1S08CfEN/DzeH/APhGrSWVrWzdLCV0uEVfkZ7r+9/sbqt+LbnTvh7rlrLc3Md/ey3Ustnp&#10;lorvqF1u2f3fmb/0GgCxp/i+fwrb6neeI7m7msYoPKnS7+5LcRfuvKt0/i3/APj1aHwf8FXEM1x4&#10;s1q2S21bUU22tii/JYWv8ESf99Ozf71L4b8Dar4w16LxV44iVJYPn07QUbfFZ/7b/wB6WvT6ACii&#10;igAHFfn9+1BBc/A39pfR/HOlRfJef6UqJ/E2zZL/AN97mr9AcZryn4/fs/6V8etG0yzvr6fTZrCf&#10;zluLQLvb5HXZ838Pz162V4iGExF6vwy+I83MMNPEUP3XxHnn7FWg3OqaX4n+Iuqp/wATDxLfs8TN&#10;/wA+6/c/8e3rXrfx48Fx+P8A4TeJdIdfmltXlif+66/PXQ+A/B9n4A8I6V4fsd32Swi8pXf+Ktt0&#10;V0dWXej/AH65q2I58T7eJtSoclD2Uz8s/hp4j17x54a0r4Mqkn2K/wBaWWf5v9Vb70d0/wCAPvev&#10;1A0bTINE0i10+BVWK1iWJUT/AGa8a+GP7KOg/DX4m6n4zttRuby7upZ5YreVU2Qea7b9ny/7de55&#10;r0M2xtLF1f8AZ/h/9uOPLcJVw8f3vxHzV+3z/wAkXi/6/oq0v2Hk3/AayT+9PLXoHxv+Dtn8bPCS&#10;aDfajc6dbrOsvm223f8A+PVY+DPwstvg54Li8OWd9PfwRSs6y3G3f83+7Wf1ml/Z/wBX+1zF+wq/&#10;XvrH2eU+F/H+k337MP7TkWtrbN/Yj3jXUDp9xoG++n/AN9foT4S8YaR420W11XRb2O/sbhd6vE33&#10;f96qHxC+Gnhz4oaG2l+I9Pjv7dvuu/yvF/utXzzbfsTar4Nv3l8FfEXV9Et3bf5Ur7kX/gCrtrpr&#10;YnD5hSj7afJVj/5MY06FfBVZeyjzRkfUmq6rZ6JYS3eoXMdnaRLvaWZtqLXI2XjrS/iL8NNX1nRJ&#10;muLB4LyKOXbt3bd67q8v039kl9cuYp/HnjXW/FsSfe095/KtH/3kTbXuEHhTT9P8LzaDpttHp1g8&#10;D26xW6bETcu2vKqRoUvglzSO+Mqs/jhynw3+wMf+Lv8Aiv8A64f+zvX37Xh/wQ/Za0z4J+KtT1yx&#10;1m+1Ka/i2NDcbNi/O/8AdX/br3CurNsTTxeK9rSMctoSw9Dkqnxj/wAFG/8AkDeCv+vq4/8AQK98&#10;/Zd5/Z+8Cj/qGJVX4/fs86d8e7TR4b7VbvTV06V5V+ybPm3L/tLXbfDfwRF8OvAei+G4LmS7i0uB&#10;LdZpvvvV18TSnl1LDx+KMiKWGqwx06/2ZHTUUUV4p6oUUUUAFFFFABRRRQAUUUUAFFFFABRRRQAU&#10;UUUAFFFFABXO+M/h7oHjy1SLV7FZnT54rhPllib++j10VFAHjl34B8deExdS6Bqdt4nhuIvIaHVG&#10;+z3ez/r6Xdu/74ri9SsLnTfDXh/Rf+EV8RaJcaJE8VrfW8EV/borRPE+998TN9+vpeigD53tvEmk&#10;Wdr4SgRtS+0aDFPE2/TP+PjzU2P8m/5ayobO8vPC/hTQbPSvFupJoLebFdw2cVqjy/OiPv8ANfb8&#10;jv8AwNX07RQB4lZ+APHHiq/tL6+TTfB72sH2dbuFn1C+eLZt/wBb+62N/wAAavQPB/wu0HwTLLc2&#10;0DXmpy/6/U75vNuJf+BV1tFABRRRQAUUUUAFFFFABRRRQAUUUUAFFFFABRRRQAUUUUAFFFFABRRR&#10;QAUUUUAFFFFABRRRQAUUUUAFFFFABRRRQAUUUUAFFFFAH//ZUEsDBBQABgAIAAAAIQBaQs5q4AAA&#10;AAoBAAAPAAAAZHJzL2Rvd25yZXYueG1sTI/NTsMwEITvSLyDtUjcqGPoHyFOVVXAqUKiRULctvE2&#10;iRqvo9hN0rfHPcFtVjOa/SZbjbYRPXW+dqxBTRIQxIUzNZcavvZvD0sQPiAbbByThgt5WOW3Nxmm&#10;xg38Sf0ulCKWsE9RQxVCm0rpi4os+olriaN3dJ3FEM+ulKbDIZbbRj4myVxarDl+qLClTUXFaXe2&#10;Gt4HHNZP6rXfno6by89+9vG9VaT1/d24fgERaAx/YbjiR3TII9PBndl40WiIQ4KG6UwtQFxt9ZxE&#10;dYhqvpguQeaZ/D8h/wUAAP//AwBQSwMEFAAGAAgAAAAhABmUu8nDAAAApwEAABkAAABkcnMvX3Jl&#10;bHMvZTJvRG9jLnhtbC5yZWxzvJDLCsIwEEX3gv8QZm/TdiEipm5EcCv6AUMyTaPNgySK/r0BQRQE&#10;dy5nhnvuYVbrmx3ZlWIy3gloqhoYOemVcVrA8bCdLYCljE7h6B0JuFOCdTedrPY0Yi6hNJiQWKG4&#10;JGDIOSw5T3Igi6nygVy59D5azGWMmgeUZ9TE27qe8/jOgO6DyXZKQNypFtjhHkrzb7bveyNp4+XF&#10;kstfKrixpbsAMWrKAiwpg89lW50CaeDfJZr/SDQvCf7x3u4BAAD//wMAUEsBAi0AFAAGAAgAAAAh&#10;AIoVP5gMAQAAFQIAABMAAAAAAAAAAAAAAAAAAAAAAFtDb250ZW50X1R5cGVzXS54bWxQSwECLQAU&#10;AAYACAAAACEAOP0h/9YAAACUAQAACwAAAAAAAAAAAAAAAAA9AQAAX3JlbHMvLnJlbHNQSwECLQAU&#10;AAYACAAAACEAn4pO+F4MAABjNAAADgAAAAAAAAAAAAAAAAA8AgAAZHJzL2Uyb0RvYy54bWxQSwEC&#10;LQAKAAAAAAAAACEAtIN55j4pAAA+KQAAFQAAAAAAAAAAAAAAAADGDgAAZHJzL21lZGlhL2ltYWdl&#10;MS5qcGVnUEsBAi0ACgAAAAAAAAAhAKkAgJMmLgAAJi4AABUAAAAAAAAAAAAAAAAANzgAAGRycy9t&#10;ZWRpYS9pbWFnZTIuanBlZ1BLAQItABQABgAIAAAAIQBaQs5q4AAAAAoBAAAPAAAAAAAAAAAAAAAA&#10;AJBmAABkcnMvZG93bnJldi54bWxQSwECLQAUAAYACAAAACEAGZS7ycMAAACnAQAAGQAAAAAAAAAA&#10;AAAAAACdZwAAZHJzL19yZWxzL2Uyb0RvYy54bWwucmVsc1BLBQYAAAAABwAHAMABAACXaAAAAAA=&#10;">
+                <v:shape id="Graphic 19" o:spid="_x0000_s1027" style="position:absolute;left:63;top:66863;width:75609;height:13043;visibility:visible;mso-wrap-style:square;v-text-anchor:top" coordsize="7560945,1304290" o:gfxdata="UEsDBBQABgAIAAAAIQDb4fbL7gAAAIUBAAATAAAAW0NvbnRlbnRfVHlwZXNdLnhtbHyQz07DMAyH&#10;70i8Q+QralM4IITa7kDhCAiNB7ASt43WOlEcyvb2pNu4IODoPz9/n1xv9vOkForiPDdwXVagiI23&#10;jocG3rdPxR0oScgWJ8/UwIEENu3lRb09BBKV0ywNjCmFe63FjDSjlD4Q50nv44wpl3HQAc0OB9I3&#10;VXWrjedEnIq03oC27qjHjympx31un0wiTQLq4bS4shrAECZnMGVTvbD9QSnOhDInjzsyuiBXWQP0&#10;r4R18jfgnHvJr4nOknrFmJ5xzhraRtHWf3Kkpfz/yGo5S+H73hkquyhdjr3R8m2lj09svwAAAP//&#10;AwBQSwMEFAAGAAgAAAAhAFr0LFu/AAAAFQEAAAsAAABfcmVscy8ucmVsc2zPwWrDMAwG4Ptg72B0&#10;X5TuUMaI01uh19I+gLGVxCy2jGSy9e1nemrHjpL4P0nD4SetZiPRyNnCruvBUPYcYp4tXC/Htw8w&#10;Wl0ObuVMFm6kcBhfX4Yzra62kC6xqGlKVgtLreUTUf1CyWnHhXKbTCzJ1VbKjMX5LzcTvvf9HuXR&#10;gPHJNKdgQU5hB+ZyK23zHztFL6w81c5zQp6m6P9TMfB3PtPWFCczVQtB9N4U2rp2HOA44NMz4y8A&#10;AAD//wMAUEsDBBQABgAIAAAAIQB2EomfwgAAANsAAAAPAAAAZHJzL2Rvd25yZXYueG1sRE9Ni8Iw&#10;EL0v+B/CCF4WTRV20WoUERQPelhXPI/N2JY2k9LEtu6vN4Kwt3m8z1msOlOKhmqXW1YwHkUgiBOr&#10;c04VnH+3wykI55E1lpZJwYMcrJa9jwXG2rb8Q83JpyKEsItRQeZ9FUvpkowMupGtiAN3s7VBH2Cd&#10;Sl1jG8JNKSdR9C0N5hwaMqxok1FSnO5GQfG1O6Sfm7/W3g5r27Tl9XIsrkoN+t16DsJT5//Fb/de&#10;h/kzeP0SDpDLJwAAAP//AwBQSwECLQAUAAYACAAAACEA2+H2y+4AAACFAQAAEwAAAAAAAAAAAAAA&#10;AAAAAAAAW0NvbnRlbnRfVHlwZXNdLnhtbFBLAQItABQABgAIAAAAIQBa9CxbvwAAABUBAAALAAAA&#10;AAAAAAAAAAAAAB8BAABfcmVscy8ucmVsc1BLAQItABQABgAIAAAAIQB2EomfwgAAANsAAAAPAAAA&#10;AAAAAAAAAAAAAAcCAABkcnMvZG93bnJldi54bWxQSwUGAAAAAAMAAwC3AAAA9gIAAAAA&#10;" path="m,903390r67499,21128l115842,939210r48503,14400l213006,967720r48816,13819l310790,995066r49119,13237l409175,1021249r49411,12656l508140,1046270r49694,12074l607665,1070127r49966,11493l707729,1092823r50229,10912l808313,1114356r50481,10332l909396,1134729r50723,9751l1010958,1153940r50954,9171l1112979,1171991r51176,8591l1215438,1188882r51388,8011l1318315,1204614r51589,7431l1421590,1219186r51781,6852l1525243,1232599r51962,6273l1629253,1244854r52133,5694l1733601,1255951r52294,5115l1838265,1265891r52445,4536l1943226,1274673r52586,3958l2048464,1282299r52716,3379l2153958,1288768r52836,2801l2259688,1294082r52947,2223l2365633,1298239r53047,1646l2471774,1301242r53137,1069l2578090,1303090r53217,492l2684561,1303784r53287,-85l2791167,1303325r53347,-663l2897887,1301711r53397,-1239l3004702,1298945r53436,-1815l3111590,1295026r53466,-2391l3218532,1289955r53485,-2967l3325508,1283733r53494,-3544l3432497,1276358r53493,-4118l3539479,1267834r53482,-4694l3646434,1258158r53461,-5269l3753341,1247333r53430,-5844l3860181,1235357r53388,-6418l3966932,1222233r53337,-6993l4073575,1207960r53275,-7568l4180090,1192538r53203,-8142l4286456,1175968r53121,-8715l4392653,1158251r53029,-9289l4498661,1139386r52927,-9862l4604460,1119375r52814,-10435l4710029,1098218r52691,-11009l4815347,1075914r52560,-11581l4920396,1052465r52417,-12154l5025154,1027871r52264,-12726l5129602,1002132r52100,-13298l5233718,975249r51928,-13870l5337483,947222r51745,-14442l5440877,918052r51552,-15014l5543880,887738r51347,-15585l5646470,856282r51134,-16156l5748628,823684r50911,-16727l5850334,789944r50677,-17298l5951567,755063r50433,-17869l6052307,719041r50179,-18439l6152534,681878r49915,-19009l6252227,643575r49641,-19579l6351367,604133r49356,-20149l6449933,563551r49062,-20718l6547905,521830r48757,-21287l6645263,478971r48442,-21857l6741986,434974r48117,-22426l6838054,389839r47782,-22994l6933447,343567r47436,-23563l7028144,296158r47082,-24131l7122126,247613r46716,-24699l7215372,197931r46341,-25266l7307862,147115r45955,-25834l7399575,95163r45560,-26402l7490492,42076r45154,-26968l7560564,e" filled="f" strokecolor="white" strokeweight="1pt">
                   <v:path arrowok="t"/>
                 </v:shape>
-                <v:shape id="Graphic 19" o:spid="_x0000_s1028" style="position:absolute;left:63;top:66863;width:75609;height:13043;visibility:visible;mso-wrap-style:square;v-text-anchor:top" coordsize="7560945,1304290" o:gfxdata="UEsDBBQABgAIAAAAIQDb4fbL7gAAAIUBAAATAAAAW0NvbnRlbnRfVHlwZXNdLnhtbHyQz07DMAyH&#10;70i8Q+QralM4IITa7kDhCAiNB7ASt43WOlEcyvb2pNu4IODoPz9/n1xv9vOkForiPDdwXVagiI23&#10;jocG3rdPxR0oScgWJ8/UwIEENu3lRb09BBKV0ywNjCmFe63FjDSjlD4Q50nv44wpl3HQAc0OB9I3&#10;VXWrjedEnIq03oC27qjHjympx31un0wiTQLq4bS4shrAECZnMGVTvbD9QSnOhDInjzsyuiBXWQP0&#10;r4R18jfgnHvJr4nOknrFmJ5xzhraRtHWf3Kkpfz/yGo5S+H73hkquyhdjr3R8m2lj09svwAAAP//&#10;AwBQSwMEFAAGAAgAAAAhAFr0LFu/AAAAFQEAAAsAAABfcmVscy8ucmVsc2zPwWrDMAwG4Ptg72B0&#10;X5TuUMaI01uh19I+gLGVxCy2jGSy9e1nemrHjpL4P0nD4SetZiPRyNnCruvBUPYcYp4tXC/Htw8w&#10;Wl0ObuVMFm6kcBhfX4Yzra62kC6xqGlKVgtLreUTUf1CyWnHhXKbTCzJ1VbKjMX5LzcTvvf9HuXR&#10;gPHJNKdgQU5hB+ZyK23zHztFL6w81c5zQp6m6P9TMfB3PtPWFCczVQtB9N4U2rp2HOA44NMz4y8A&#10;AAD//wMAUEsDBBQABgAIAAAAIQB2EomfwgAAANsAAAAPAAAAZHJzL2Rvd25yZXYueG1sRE9Ni8Iw&#10;EL0v+B/CCF4WTRV20WoUERQPelhXPI/N2JY2k9LEtu6vN4Kwt3m8z1msOlOKhmqXW1YwHkUgiBOr&#10;c04VnH+3wykI55E1lpZJwYMcrJa9jwXG2rb8Q83JpyKEsItRQeZ9FUvpkowMupGtiAN3s7VBH2Cd&#10;Sl1jG8JNKSdR9C0N5hwaMqxok1FSnO5GQfG1O6Sfm7/W3g5r27Tl9XIsrkoN+t16DsJT5//Fb/de&#10;h/kzeP0SDpDLJwAAAP//AwBQSwECLQAUAAYACAAAACEA2+H2y+4AAACFAQAAEwAAAAAAAAAAAAAA&#10;AAAAAAAAW0NvbnRlbnRfVHlwZXNdLnhtbFBLAQItABQABgAIAAAAIQBa9CxbvwAAABUBAAALAAAA&#10;AAAAAAAAAAAAAB8BAABfcmVscy8ucmVsc1BLAQItABQABgAIAAAAIQB2EomfwgAAANsAAAAPAAAA&#10;AAAAAAAAAAAAAAcCAABkcnMvZG93bnJldi54bWxQSwUGAAAAAAMAAwC3AAAA9gIAAAAA&#10;" path="m,903390r67499,21128l115842,939210r48503,14400l213006,967720r48816,13819l310790,995066r49119,13237l409175,1021249r49411,12656l508140,1046270r49694,12074l607665,1070127r49966,11493l707729,1092823r50229,10912l808313,1114356r50481,10332l909396,1134729r50723,9751l1010958,1153940r50954,9171l1112979,1171991r51176,8591l1215438,1188882r51388,8011l1318315,1204614r51589,7431l1421590,1219186r51781,6852l1525243,1232599r51962,6273l1629253,1244854r52133,5694l1733601,1255951r52294,5115l1838265,1265891r52445,4536l1943226,1274673r52586,3958l2048464,1282299r52716,3379l2153958,1288768r52836,2801l2259688,1294082r52947,2223l2365633,1298239r53047,1646l2471774,1301242r53137,1069l2578090,1303090r53217,492l2684561,1303784r53287,-85l2791167,1303325r53347,-663l2897887,1301711r53397,-1239l3004702,1298945r53436,-1815l3111590,1295026r53466,-2391l3218532,1289955r53485,-2967l3325508,1283733r53494,-3544l3432497,1276358r53493,-4118l3539479,1267834r53482,-4694l3646434,1258158r53461,-5269l3753341,1247333r53430,-5844l3860181,1235357r53388,-6418l3966932,1222233r53337,-6993l4073575,1207960r53275,-7568l4180090,1192538r53203,-8142l4286456,1175968r53121,-8715l4392653,1158251r53029,-9289l4498661,1139386r52927,-9862l4604460,1119375r52814,-10435l4710029,1098218r52691,-11009l4815347,1075914r52560,-11581l4920396,1052465r52417,-12154l5025154,1027871r52264,-12726l5129602,1002132r52100,-13298l5233718,975249r51928,-13870l5337483,947222r51745,-14442l5440877,918052r51552,-15014l5543880,887738r51347,-15585l5646470,856282r51134,-16156l5748628,823684r50911,-16727l5850334,789944r50677,-17298l5951567,755063r50433,-17869l6052307,719041r50179,-18439l6152534,681878r49915,-19009l6252227,643575r49641,-19579l6351367,604133r49356,-20149l6449933,563551r49062,-20718l6547905,521830r48757,-21287l6645263,478971r48442,-21857l6741986,434974r48117,-22426l6838054,389839r47782,-22994l6933447,343567r47436,-23563l7028144,296158r47082,-24131l7122126,247613r46716,-24699l7215372,197931r46341,-25266l7307862,147115r45955,-25834l7399575,95163r45560,-26402l7490492,42076r45154,-26968l7560564,e" filled="f" strokecolor="white" strokeweight="1pt">
+                <v:shape id="Graphic 21" o:spid="_x0000_s1028" style="position:absolute;left:31216;top:1854;width:260;height:73038;visibility:visible;mso-wrap-style:square;v-text-anchor:top" coordsize="26034,7303770" o:gfxdata="UEsDBBQABgAIAAAAIQDb4fbL7gAAAIUBAAATAAAAW0NvbnRlbnRfVHlwZXNdLnhtbHyQz07DMAyH&#10;70i8Q+QralM4IITa7kDhCAiNB7ASt43WOlEcyvb2pNu4IODoPz9/n1xv9vOkForiPDdwXVagiI23&#10;jocG3rdPxR0oScgWJ8/UwIEENu3lRb09BBKV0ywNjCmFe63FjDSjlD4Q50nv44wpl3HQAc0OB9I3&#10;VXWrjedEnIq03oC27qjHjympx31un0wiTQLq4bS4shrAECZnMGVTvbD9QSnOhDInjzsyuiBXWQP0&#10;r4R18jfgnHvJr4nOknrFmJ5xzhraRtHWf3Kkpfz/yGo5S+H73hkquyhdjr3R8m2lj09svwAAAP//&#10;AwBQSwMEFAAGAAgAAAAhAFr0LFu/AAAAFQEAAAsAAABfcmVscy8ucmVsc2zPwWrDMAwG4Ptg72B0&#10;X5TuUMaI01uh19I+gLGVxCy2jGSy9e1nemrHjpL4P0nD4SetZiPRyNnCruvBUPYcYp4tXC/Htw8w&#10;Wl0ObuVMFm6kcBhfX4Yzra62kC6xqGlKVgtLreUTUf1CyWnHhXKbTCzJ1VbKjMX5LzcTvvf9HuXR&#10;gPHJNKdgQU5hB+ZyK23zHztFL6w81c5zQp6m6P9TMfB3PtPWFCczVQtB9N4U2rp2HOA44NMz4y8A&#10;AAD//wMAUEsDBBQABgAIAAAAIQDvTgLExAAAANsAAAAPAAAAZHJzL2Rvd25yZXYueG1sRI/RasJA&#10;FETfBf9huUJfpG4i1JboKqUi9sWCaT7gkr3JRrN3Q3Y16d93C0Ifh5k5w2x2o23FnXrfOFaQLhIQ&#10;xKXTDdcKiu/D8xsIH5A1to5JwQ952G2nkw1m2g18pnseahEh7DNUYELoMil9aciiX7iOOHqV6y2G&#10;KPta6h6HCLetXCbJSlpsOC4Y7OjDUHnNb1bBZT7Xh6Iyr1/H8SU9HYt9lQ8XpZ5m4/saRKAx/Icf&#10;7U+tYJnC35f4A+T2FwAA//8DAFBLAQItABQABgAIAAAAIQDb4fbL7gAAAIUBAAATAAAAAAAAAAAA&#10;AAAAAAAAAABbQ29udGVudF9UeXBlc10ueG1sUEsBAi0AFAAGAAgAAAAhAFr0LFu/AAAAFQEAAAsA&#10;AAAAAAAAAAAAAAAAHwEAAF9yZWxzLy5yZWxzUEsBAi0AFAAGAAgAAAAhAO9OAsTEAAAA2wAAAA8A&#10;AAAAAAAAAAAAAAAABwIAAGRycy9kb3ducmV2LnhtbFBLBQYAAAAAAwADALcAAAD4AgAAAAA=&#10;" path="m,l26034,7303770e" filled="f" strokeweight="3pt">
                   <v:path arrowok="t"/>
                 </v:shape>
-                <v:shape id="Graphic 20" o:spid="_x0000_s1029" style="position:absolute;left:63;top:71212;width:75609;height:11823;visibility:visible;mso-wrap-style:square;v-text-anchor:top" coordsize="7560945,1182370" o:gfxdata="UEsDBBQABgAIAAAAIQDb4fbL7gAAAIUBAAATAAAAW0NvbnRlbnRfVHlwZXNdLnhtbHyQz07DMAyH&#10;70i8Q+QralM4IITa7kDhCAiNB7ASt43WOlEcyvb2pNu4IODoPz9/n1xv9vOkForiPDdwXVagiI23&#10;jocG3rdPxR0oScgWJ8/UwIEENu3lRb09BBKV0ywNjCmFe63FjDSjlD4Q50nv44wpl3HQAc0OB9I3&#10;VXWrjedEnIq03oC27qjHjympx31un0wiTQLq4bS4shrAECZnMGVTvbD9QSnOhDInjzsyuiBXWQP0&#10;r4R18jfgnHvJr4nOknrFmJ5xzhraRtHWf3Kkpfz/yGo5S+H73hkquyhdjr3R8m2lj09svwAAAP//&#10;AwBQSwMEFAAGAAgAAAAhAFr0LFu/AAAAFQEAAAsAAABfcmVscy8ucmVsc2zPwWrDMAwG4Ptg72B0&#10;X5TuUMaI01uh19I+gLGVxCy2jGSy9e1nemrHjpL4P0nD4SetZiPRyNnCruvBUPYcYp4tXC/Htw8w&#10;Wl0ObuVMFm6kcBhfX4Yzra62kC6xqGlKVgtLreUTUf1CyWnHhXKbTCzJ1VbKjMX5LzcTvvf9HuXR&#10;gPHJNKdgQU5hB+ZyK23zHztFL6w81c5zQp6m6P9TMfB3PtPWFCczVQtB9N4U2rp2HOA44NMz4y8A&#10;AAD//wMAUEsDBBQABgAIAAAAIQA5VPrUvwAAANsAAAAPAAAAZHJzL2Rvd25yZXYueG1sRE/LisIw&#10;FN0P+A/hCu7G1Aci1SgiFKQgg1VcX5trW2xuSpNq/fvJQnB5OO/1tje1eFLrKssKJuMIBHFudcWF&#10;gss5+V2CcB5ZY22ZFLzJwXYz+FljrO2LT/TMfCFCCLsYFZTeN7GULi/JoBvbhjhwd9sa9AG2hdQt&#10;vkK4qeU0ihbSYMWhocSG9iXlj6wzCrrZ/i/Jun5ZH2/p+XpI0nlxSpUaDfvdCoSn3n/FH/dBK5iG&#10;9eFL+AFy8w8AAP//AwBQSwECLQAUAAYACAAAACEA2+H2y+4AAACFAQAAEwAAAAAAAAAAAAAAAAAA&#10;AAAAW0NvbnRlbnRfVHlwZXNdLnhtbFBLAQItABQABgAIAAAAIQBa9CxbvwAAABUBAAALAAAAAAAA&#10;AAAAAAAAAB8BAABfcmVscy8ucmVsc1BLAQItABQABgAIAAAAIQA5VPrUvwAAANsAAAAPAAAAAAAA&#10;AAAAAAAAAAcCAABkcnMvZG93bnJldi54bWxQSwUGAAAAAAMAAwC3AAAA8wIAAAAA&#10;" path="m,30085l,1182302r7560564,l7560564,809853r-3920087,l3591097,809725r-52341,-417l3487977,808603r-1985,l3321769,804557r-158718,-6551l3004847,788851,2847226,777090,2690256,762721,2534006,745743,2378544,726154,2223939,703951,2070258,679134,1917570,651699,1765943,621646,1615445,588972,1466146,553676r-98833,-24989l1269062,502532r-97647,-27323l1074391,446719,978011,417060,882294,386232,787263,354234,692935,321066,599332,286728,506475,251219,414382,214537,323075,176684,232574,137658,142898,97458,54069,56085,,30085xem7560564,r-57269,25076l7405284,66838r-98603,40626l7207508,146955r-99724,38353l6957209,240707r-151699,52838l6652754,343822r-153745,47712l6344345,436681r-155517,42579l6032528,519270r-157014,37438l5717852,591574r-158240,32291l5400861,653579r-159192,27136l5082103,705270r-159871,21974l4762125,746633r-160277,16803l4441472,777652r-160408,11627l4120692,798314r-160268,6442l3800330,808603r-159853,1250l7560564,809853,7560564,xe" fillcolor="#0f4761" stroked="f">
+                <v:shape id="Graphic 23" o:spid="_x0000_s1029" style="position:absolute;left:32354;top:1796;width:25197;height:2382;visibility:visible;mso-wrap-style:square;v-text-anchor:top" coordsize="2519680,287655" o:gfxdata="UEsDBBQABgAIAAAAIQDb4fbL7gAAAIUBAAATAAAAW0NvbnRlbnRfVHlwZXNdLnhtbHyQz07DMAyH&#10;70i8Q+QralM4IITa7kDhCAiNB7ASt43WOlEcyvb2pNu4IODoPz9/n1xv9vOkForiPDdwXVagiI23&#10;jocG3rdPxR0oScgWJ8/UwIEENu3lRb09BBKV0ywNjCmFe63FjDSjlD4Q50nv44wpl3HQAc0OB9I3&#10;VXWrjedEnIq03oC27qjHjympx31un0wiTQLq4bS4shrAECZnMGVTvbD9QSnOhDInjzsyuiBXWQP0&#10;r4R18jfgnHvJr4nOknrFmJ5xzhraRtHWf3Kkpfz/yGo5S+H73hkquyhdjr3R8m2lj09svwAAAP//&#10;AwBQSwMEFAAGAAgAAAAhAFr0LFu/AAAAFQEAAAsAAABfcmVscy8ucmVsc2zPwWrDMAwG4Ptg72B0&#10;X5TuUMaI01uh19I+gLGVxCy2jGSy9e1nemrHjpL4P0nD4SetZiPRyNnCruvBUPYcYp4tXC/Htw8w&#10;Wl0ObuVMFm6kcBhfX4Yzra62kC6xqGlKVgtLreUTUf1CyWnHhXKbTCzJ1VbKjMX5LzcTvvf9HuXR&#10;gPHJNKdgQU5hB+ZyK23zHztFL6w81c5zQp6m6P9TMfB3PtPWFCczVQtB9N4U2rp2HOA44NMz4y8A&#10;AAD//wMAUEsDBBQABgAIAAAAIQDN8XJoxQAAANsAAAAPAAAAZHJzL2Rvd25yZXYueG1sRI9Ba8JA&#10;FITvBf/D8gremk1SkJK6SqlUVDzUaOn1kX0m0ezbkN1o2l/vFgoeh5n5hpnOB9OIC3WutqwgiWIQ&#10;xIXVNZcKDvuPpxcQziNrbCyTgh9yMJ+NHqaYaXvlHV1yX4oAYZehgsr7NpPSFRUZdJFtiYN3tJ1B&#10;H2RXSt3hNcBNI9M4nkiDNYeFClt6r6g4571R8LX5lZ/L7/y4Xq4W2z7F5KT7RKnx4/D2CsLT4O/h&#10;//ZKK0if4e9L+AFydgMAAP//AwBQSwECLQAUAAYACAAAACEA2+H2y+4AAACFAQAAEwAAAAAAAAAA&#10;AAAAAAAAAAAAW0NvbnRlbnRfVHlwZXNdLnhtbFBLAQItABQABgAIAAAAIQBa9CxbvwAAABUBAAAL&#10;AAAAAAAAAAAAAAAAAB8BAABfcmVscy8ucmVsc1BLAQItABQABgAIAAAAIQDN8XJoxQAAANsAAAAP&#10;AAAAAAAAAAAAAAAAAAcCAABkcnMvZG93bnJldi54bWxQSwUGAAAAAAMAAwC3AAAA+QIAAAAA&#10;" path="m2471674,l,,,287654r2519680,l2519680,48005r-3769,-18698l2505630,14049,2490372,3768,2471674,xe" fillcolor="#0f4761" stroked="f">
                   <v:path arrowok="t"/>
                 </v:shape>
-                <v:shape id="Graphic 21" o:spid="_x0000_s1030" style="position:absolute;left:31216;top:190;width:260;height:73038;visibility:visible;mso-wrap-style:square;v-text-anchor:top" coordsize="26034,7303770" o:gfxdata="UEsDBBQABgAIAAAAIQDb4fbL7gAAAIUBAAATAAAAW0NvbnRlbnRfVHlwZXNdLnhtbHyQz07DMAyH&#10;70i8Q+QralM4IITa7kDhCAiNB7ASt43WOlEcyvb2pNu4IODoPz9/n1xv9vOkForiPDdwXVagiI23&#10;jocG3rdPxR0oScgWJ8/UwIEENu3lRb09BBKV0ywNjCmFe63FjDSjlD4Q50nv44wpl3HQAc0OB9I3&#10;VXWrjedEnIq03oC27qjHjympx31un0wiTQLq4bS4shrAECZnMGVTvbD9QSnOhDInjzsyuiBXWQP0&#10;r4R18jfgnHvJr4nOknrFmJ5xzhraRtHWf3Kkpfz/yGo5S+H73hkquyhdjr3R8m2lj09svwAAAP//&#10;AwBQSwMEFAAGAAgAAAAhAFr0LFu/AAAAFQEAAAsAAABfcmVscy8ucmVsc2zPwWrDMAwG4Ptg72B0&#10;X5TuUMaI01uh19I+gLGVxCy2jGSy9e1nemrHjpL4P0nD4SetZiPRyNnCruvBUPYcYp4tXC/Htw8w&#10;Wl0ObuVMFm6kcBhfX4Yzra62kC6xqGlKVgtLreUTUf1CyWnHhXKbTCzJ1VbKjMX5LzcTvvf9HuXR&#10;gPHJNKdgQU5hB+ZyK23zHztFL6w81c5zQp6m6P9TMfB3PtPWFCczVQtB9N4U2rp2HOA44NMz4y8A&#10;AAD//wMAUEsDBBQABgAIAAAAIQDvTgLExAAAANsAAAAPAAAAZHJzL2Rvd25yZXYueG1sRI/RasJA&#10;FETfBf9huUJfpG4i1JboKqUi9sWCaT7gkr3JRrN3Q3Y16d93C0Ifh5k5w2x2o23FnXrfOFaQLhIQ&#10;xKXTDdcKiu/D8xsIH5A1to5JwQ952G2nkw1m2g18pnseahEh7DNUYELoMil9aciiX7iOOHqV6y2G&#10;KPta6h6HCLetXCbJSlpsOC4Y7OjDUHnNb1bBZT7Xh6Iyr1/H8SU9HYt9lQ8XpZ5m4/saRKAx/Icf&#10;7U+tYJnC35f4A+T2FwAA//8DAFBLAQItABQABgAIAAAAIQDb4fbL7gAAAIUBAAATAAAAAAAAAAAA&#10;AAAAAAAAAABbQ29udGVudF9UeXBlc10ueG1sUEsBAi0AFAAGAAgAAAAhAFr0LFu/AAAAFQEAAAsA&#10;AAAAAAAAAAAAAAAAHwEAAF9yZWxzLy5yZWxzUEsBAi0AFAAGAAgAAAAhAO9OAsTEAAAA2wAAAA8A&#10;AAAAAAAAAAAAAAAABwIAAGRycy9kb3ducmV2LnhtbFBLBQYAAAAAAwADALcAAAD4AgAAAAA=&#10;" path="m,l26034,7303770e" filled="f" strokeweight="3pt">
+                <v:shape id="Graphic 25" o:spid="_x0000_s1030" style="position:absolute;left:32118;top:26772;width:25679;height:2520;visibility:visible;mso-wrap-style:square;v-text-anchor:top" coordsize="2567940,304800" o:gfxdata="UEsDBBQABgAIAAAAIQDb4fbL7gAAAIUBAAATAAAAW0NvbnRlbnRfVHlwZXNdLnhtbHyQz07DMAyH&#10;70i8Q+QralM4IITa7kDhCAiNB7ASt43WOlEcyvb2pNu4IODoPz9/n1xv9vOkForiPDdwXVagiI23&#10;jocG3rdPxR0oScgWJ8/UwIEENu3lRb09BBKV0ywNjCmFe63FjDSjlD4Q50nv44wpl3HQAc0OB9I3&#10;VXWrjedEnIq03oC27qjHjympx31un0wiTQLq4bS4shrAECZnMGVTvbD9QSnOhDInjzsyuiBXWQP0&#10;r4R18jfgnHvJr4nOknrFmJ5xzhraRtHWf3Kkpfz/yGo5S+H73hkquyhdjr3R8m2lj09svwAAAP//&#10;AwBQSwMEFAAGAAgAAAAhAFr0LFu/AAAAFQEAAAsAAABfcmVscy8ucmVsc2zPwWrDMAwG4Ptg72B0&#10;X5TuUMaI01uh19I+gLGVxCy2jGSy9e1nemrHjpL4P0nD4SetZiPRyNnCruvBUPYcYp4tXC/Htw8w&#10;Wl0ObuVMFm6kcBhfX4Yzra62kC6xqGlKVgtLreUTUf1CyWnHhXKbTCzJ1VbKjMX5LzcTvvf9HuXR&#10;gPHJNKdgQU5hB+ZyK23zHztFL6w81c5zQp6m6P9TMfB3PtPWFCczVQtB9N4U2rp2HOA44NMz4y8A&#10;AAD//wMAUEsDBBQABgAIAAAAIQCaWVpUxgAAANsAAAAPAAAAZHJzL2Rvd25yZXYueG1sRI9Ba8JA&#10;FITvBf/D8gq9lLpJaKVEV7GlAS9CjVHw9sg+k9Ds25BdY/rvXaHQ4zAz3zCL1WhaMVDvGssK4mkE&#10;gri0uuFKQbHPXt5BOI+ssbVMCn7JwWo5eVhgqu2VdzTkvhIBwi5FBbX3XSqlK2sy6Ka2Iw7e2fYG&#10;fZB9JXWP1wA3rUyiaCYNNhwWauzos6byJ78YBePm1G2Pz6/nr+zSfCRYxH77fVDq6XFcz0F4Gv1/&#10;+K+90QqSN7h/CT9ALm8AAAD//wMAUEsBAi0AFAAGAAgAAAAhANvh9svuAAAAhQEAABMAAAAAAAAA&#10;AAAAAAAAAAAAAFtDb250ZW50X1R5cGVzXS54bWxQSwECLQAUAAYACAAAACEAWvQsW78AAAAVAQAA&#10;CwAAAAAAAAAAAAAAAAAfAQAAX3JlbHMvLnJlbHNQSwECLQAUAAYACAAAACEAmllaVMYAAADbAAAA&#10;DwAAAAAAAAAAAAAAAAAHAgAAZHJzL2Rvd25yZXYueG1sUEsFBgAAAAADAAMAtwAAAPoCAAAAAA==&#10;" path="m2517140,l,,,304800r2567940,l2567940,50800r-3991,-19779l2553065,14874,2536918,3990,2517140,xe" fillcolor="#0f4761" stroked="f">
                   <v:path arrowok="t"/>
                 </v:shape>
-                <v:shape id="Graphic 22" o:spid="_x0000_s1031" style="position:absolute;left:31991;top:342;width:25914;height:2877;visibility:visible;mso-wrap-style:square;v-text-anchor:top" coordsize="2591435,287655" o:gfxdata="UEsDBBQABgAIAAAAIQDb4fbL7gAAAIUBAAATAAAAW0NvbnRlbnRfVHlwZXNdLnhtbHyQz07DMAyH&#10;70i8Q+QralM4IITa7kDhCAiNB7ASt43WOlEcyvb2pNu4IODoPz9/n1xv9vOkForiPDdwXVagiI23&#10;jocG3rdPxR0oScgWJ8/UwIEENu3lRb09BBKV0ywNjCmFe63FjDSjlD4Q50nv44wpl3HQAc0OB9I3&#10;VXWrjedEnIq03oC27qjHjympx31un0wiTQLq4bS4shrAECZnMGVTvbD9QSnOhDInjzsyuiBXWQP0&#10;r4R18jfgnHvJr4nOknrFmJ5xzhraRtHWf3Kkpfz/yGo5S+H73hkquyhdjr3R8m2lj09svwAAAP//&#10;AwBQSwMEFAAGAAgAAAAhAFr0LFu/AAAAFQEAAAsAAABfcmVscy8ucmVsc2zPwWrDMAwG4Ptg72B0&#10;X5TuUMaI01uh19I+gLGVxCy2jGSy9e1nemrHjpL4P0nD4SetZiPRyNnCruvBUPYcYp4tXC/Htw8w&#10;Wl0ObuVMFm6kcBhfX4Yzra62kC6xqGlKVgtLreUTUf1CyWnHhXKbTCzJ1VbKjMX5LzcTvvf9HuXR&#10;gPHJNKdgQU5hB+ZyK23zHztFL6w81c5zQp6m6P9TMfB3PtPWFCczVQtB9N4U2rp2HOA44NMz4y8A&#10;AAD//wMAUEsDBBQABgAIAAAAIQBEbVWcxAAAANsAAAAPAAAAZHJzL2Rvd25yZXYueG1sRI9Ba8JA&#10;FITvBf/D8gRvdWNAMamriGixl4JRen5mX5PY7NuQ3Sbpv3cLgsdhZr5hVpvB1KKj1lWWFcymEQji&#10;3OqKCwWX8+F1CcJ5ZI21ZVLwRw4269HLClNtez5Rl/lCBAi7FBWU3jeplC4vyaCb2oY4eN+2NeiD&#10;bAupW+wD3NQyjqKFNFhxWCixoV1J+U/2axT0X/Nj/HHLDrf9Ne/Op8/kvbsmSk3Gw/YNhKfBP8OP&#10;9lEriGP4/xJ+gFzfAQAA//8DAFBLAQItABQABgAIAAAAIQDb4fbL7gAAAIUBAAATAAAAAAAAAAAA&#10;AAAAAAAAAABbQ29udGVudF9UeXBlc10ueG1sUEsBAi0AFAAGAAgAAAAhAFr0LFu/AAAAFQEAAAsA&#10;AAAAAAAAAAAAAAAAHwEAAF9yZWxzLy5yZWxzUEsBAi0AFAAGAAgAAAAhAERtVZzEAAAA2wAAAA8A&#10;AAAAAAAAAAAAAAAABwIAAGRycy9kb3ducmV2LnhtbFBLBQYAAAAAAwADALcAAAD4AgAAAAA=&#10;" path="m2543429,l,,,287654r2591435,l2591435,48005r-3769,-18698l2577385,14049,2562127,3768,2543429,xe" fillcolor="#46b0e0" stroked="f">
+                <v:shape id="Graphic 27" o:spid="_x0000_s1031" style="position:absolute;left:5372;top:1738;width:25196;height:2493;visibility:visible;mso-wrap-style:square;v-text-anchor:top" coordsize="2519680,287655" o:gfxdata="UEsDBBQABgAIAAAAIQDb4fbL7gAAAIUBAAATAAAAW0NvbnRlbnRfVHlwZXNdLnhtbHyQz07DMAyH&#10;70i8Q+QralM4IITa7kDhCAiNB7ASt43WOlEcyvb2pNu4IODoPz9/n1xv9vOkForiPDdwXVagiI23&#10;jocG3rdPxR0oScgWJ8/UwIEENu3lRb09BBKV0ywNjCmFe63FjDSjlD4Q50nv44wpl3HQAc0OB9I3&#10;VXWrjedEnIq03oC27qjHjympx31un0wiTQLq4bS4shrAECZnMGVTvbD9QSnOhDInjzsyuiBXWQP0&#10;r4R18jfgnHvJr4nOknrFmJ5xzhraRtHWf3Kkpfz/yGo5S+H73hkquyhdjr3R8m2lj09svwAAAP//&#10;AwBQSwMEFAAGAAgAAAAhAFr0LFu/AAAAFQEAAAsAAABfcmVscy8ucmVsc2zPwWrDMAwG4Ptg72B0&#10;X5TuUMaI01uh19I+gLGVxCy2jGSy9e1nemrHjpL4P0nD4SetZiPRyNnCruvBUPYcYp4tXC/Htw8w&#10;Wl0ObuVMFm6kcBhfX4Yzra62kC6xqGlKVgtLreUTUf1CyWnHhXKbTCzJ1VbKjMX5LzcTvvf9HuXR&#10;gPHJNKdgQU5hB+ZyK23zHztFL6w81c5zQp6m6P9TMfB3PtPWFCczVQtB9N4U2rp2HOA44NMz4y8A&#10;AAD//wMAUEsDBBQABgAIAAAAIQCyynRrxQAAANsAAAAPAAAAZHJzL2Rvd25yZXYueG1sRI9Ba8JA&#10;FITvBf/D8gremk1yqCV1lVKpqHio0dLrI/tMotm3IbvRtL/eLRQ8DjPzDTOdD6YRF+pcbVlBEsUg&#10;iAuray4VHPYfTy8gnEfW2FgmBT/kYD4bPUwx0/bKO7rkvhQBwi5DBZX3bSalKyoy6CLbEgfvaDuD&#10;PsiulLrDa4CbRqZx/CwN1hwWKmzpvaLinPdGwdfmV34uv/PjerlabPsUk5PuE6XGj8PbKwhPg7+H&#10;/9srrSCdwN+X8APk7AYAAP//AwBQSwECLQAUAAYACAAAACEA2+H2y+4AAACFAQAAEwAAAAAAAAAA&#10;AAAAAAAAAAAAW0NvbnRlbnRfVHlwZXNdLnhtbFBLAQItABQABgAIAAAAIQBa9CxbvwAAABUBAAAL&#10;AAAAAAAAAAAAAAAAAB8BAABfcmVscy8ucmVsc1BLAQItABQABgAIAAAAIQCyynRrxQAAANsAAAAP&#10;AAAAAAAAAAAAAAAAAAcCAABkcnMvZG93bnJldi54bWxQSwUGAAAAAAMAAwC3AAAA+QIAAAAA&#10;" path="m2519679,l47942,,29280,3768,14041,14049,3767,29307,,48005,,287654r2519679,l2519679,xe" fillcolor="#0f4761" stroked="f">
                   <v:path arrowok="t"/>
                 </v:shape>
-                <v:shape id="Graphic 23" o:spid="_x0000_s1032" style="position:absolute;left:32088;top:361;width:25197;height:2877;visibility:visible;mso-wrap-style:square;v-text-anchor:top" coordsize="2519680,287655" o:gfxdata="UEsDBBQABgAIAAAAIQDb4fbL7gAAAIUBAAATAAAAW0NvbnRlbnRfVHlwZXNdLnhtbHyQz07DMAyH&#10;70i8Q+QralM4IITa7kDhCAiNB7ASt43WOlEcyvb2pNu4IODoPz9/n1xv9vOkForiPDdwXVagiI23&#10;jocG3rdPxR0oScgWJ8/UwIEENu3lRb09BBKV0ywNjCmFe63FjDSjlD4Q50nv44wpl3HQAc0OB9I3&#10;VXWrjedEnIq03oC27qjHjympx31un0wiTQLq4bS4shrAECZnMGVTvbD9QSnOhDInjzsyuiBXWQP0&#10;r4R18jfgnHvJr4nOknrFmJ5xzhraRtHWf3Kkpfz/yGo5S+H73hkquyhdjr3R8m2lj09svwAAAP//&#10;AwBQSwMEFAAGAAgAAAAhAFr0LFu/AAAAFQEAAAsAAABfcmVscy8ucmVsc2zPwWrDMAwG4Ptg72B0&#10;X5TuUMaI01uh19I+gLGVxCy2jGSy9e1nemrHjpL4P0nD4SetZiPRyNnCruvBUPYcYp4tXC/Htw8w&#10;Wl0ObuVMFm6kcBhfX4Yzra62kC6xqGlKVgtLreUTUf1CyWnHhXKbTCzJ1VbKjMX5LzcTvvf9HuXR&#10;gPHJNKdgQU5hB+ZyK23zHztFL6w81c5zQp6m6P9TMfB3PtPWFCczVQtB9N4U2rp2HOA44NMz4y8A&#10;AAD//wMAUEsDBBQABgAIAAAAIQDN8XJoxQAAANsAAAAPAAAAZHJzL2Rvd25yZXYueG1sRI9Ba8JA&#10;FITvBf/D8gremk1SkJK6SqlUVDzUaOn1kX0m0ezbkN1o2l/vFgoeh5n5hpnOB9OIC3WutqwgiWIQ&#10;xIXVNZcKDvuPpxcQziNrbCyTgh9yMJ+NHqaYaXvlHV1yX4oAYZehgsr7NpPSFRUZdJFtiYN3tJ1B&#10;H2RXSt3hNcBNI9M4nkiDNYeFClt6r6g4571R8LX5lZ/L7/y4Xq4W2z7F5KT7RKnx4/D2CsLT4O/h&#10;//ZKK0if4e9L+AFydgMAAP//AwBQSwECLQAUAAYACAAAACEA2+H2y+4AAACFAQAAEwAAAAAAAAAA&#10;AAAAAAAAAAAAW0NvbnRlbnRfVHlwZXNdLnhtbFBLAQItABQABgAIAAAAIQBa9CxbvwAAABUBAAAL&#10;AAAAAAAAAAAAAAAAAB8BAABfcmVscy8ucmVsc1BLAQItABQABgAIAAAAIQDN8XJoxQAAANsAAAAP&#10;AAAAAAAAAAAAAAAAAAcCAABkcnMvZG93bnJldi54bWxQSwUGAAAAAAMAAwC3AAAA+QIAAAAA&#10;" path="m2471674,l,,,287654r2519680,l2519680,48005r-3769,-18698l2505630,14049,2490372,3768,2471674,xe" fillcolor="#0f4761" stroked="f">
-                  <v:path arrowok="t"/>
-                </v:shape>
-                <v:shape id="Graphic 24" o:spid="_x0000_s1033" style="position:absolute;left:32296;top:23888;width:26365;height:3048;visibility:visible;mso-wrap-style:square;v-text-anchor:top" coordsize="2636520,304800" o:gfxdata="UEsDBBQABgAIAAAAIQDb4fbL7gAAAIUBAAATAAAAW0NvbnRlbnRfVHlwZXNdLnhtbHyQz07DMAyH&#10;70i8Q+QralM4IITa7kDhCAiNB7ASt43WOlEcyvb2pNu4IODoPz9/n1xv9vOkForiPDdwXVagiI23&#10;jocG3rdPxR0oScgWJ8/UwIEENu3lRb09BBKV0ywNjCmFe63FjDSjlD4Q50nv44wpl3HQAc0OB9I3&#10;VXWrjedEnIq03oC27qjHjympx31un0wiTQLq4bS4shrAECZnMGVTvbD9QSnOhDInjzsyuiBXWQP0&#10;r4R18jfgnHvJr4nOknrFmJ5xzhraRtHWf3Kkpfz/yGo5S+H73hkquyhdjr3R8m2lj09svwAAAP//&#10;AwBQSwMEFAAGAAgAAAAhAFr0LFu/AAAAFQEAAAsAAABfcmVscy8ucmVsc2zPwWrDMAwG4Ptg72B0&#10;X5TuUMaI01uh19I+gLGVxCy2jGSy9e1nemrHjpL4P0nD4SetZiPRyNnCruvBUPYcYp4tXC/Htw8w&#10;Wl0ObuVMFm6kcBhfX4Yzra62kC6xqGlKVgtLreUTUf1CyWnHhXKbTCzJ1VbKjMX5LzcTvvf9HuXR&#10;gPHJNKdgQU5hB+ZyK23zHztFL6w81c5zQp6m6P9TMfB3PtPWFCczVQtB9N4U2rp2HOA44NMz4y8A&#10;AAD//wMAUEsDBBQABgAIAAAAIQClZF49wwAAANsAAAAPAAAAZHJzL2Rvd25yZXYueG1sRI9Pa8JA&#10;FMTvQr/D8gq96aZSS4yuUqqCeGvMweMj+/JHs29DdpvEb+8KhR6HmfkNs96OphE9da62rOB9FoEg&#10;zq2uuVSQnQ/TGITzyBoby6TgTg62m5fJGhNtB/6hPvWlCBB2CSqovG8TKV1ekUE3sy1x8ArbGfRB&#10;dqXUHQ4Bbho5j6JPabDmsFBhS98V5bf01yiwzc5xsSx2V2fL0/4S7xeXQ6bU2+v4tQLhafT/4b/2&#10;USuYf8DzS/gBcvMAAAD//wMAUEsBAi0AFAAGAAgAAAAhANvh9svuAAAAhQEAABMAAAAAAAAAAAAA&#10;AAAAAAAAAFtDb250ZW50X1R5cGVzXS54bWxQSwECLQAUAAYACAAAACEAWvQsW78AAAAVAQAACwAA&#10;AAAAAAAAAAAAAAAfAQAAX3JlbHMvLnJlbHNQSwECLQAUAAYACAAAACEApWRePcMAAADbAAAADwAA&#10;AAAAAAAAAAAAAAAHAgAAZHJzL2Rvd25yZXYueG1sUEsFBgAAAAADAAMAtwAAAPcCAAAAAA==&#10;" path="m2585719,l,,,304800r2636519,l2636519,50800r-3990,-19779l2621645,14874,2605498,3990,2585719,xe" fillcolor="#46b0e0" stroked="f">
-                  <v:path arrowok="t"/>
-                </v:shape>
-                <v:shape id="Graphic 25" o:spid="_x0000_s1034" style="position:absolute;left:32143;top:23888;width:25680;height:3048;visibility:visible;mso-wrap-style:square;v-text-anchor:top" coordsize="2567940,304800" o:gfxdata="UEsDBBQABgAIAAAAIQDb4fbL7gAAAIUBAAATAAAAW0NvbnRlbnRfVHlwZXNdLnhtbHyQz07DMAyH&#10;70i8Q+QralM4IITa7kDhCAiNB7ASt43WOlEcyvb2pNu4IODoPz9/n1xv9vOkForiPDdwXVagiI23&#10;jocG3rdPxR0oScgWJ8/UwIEENu3lRb09BBKV0ywNjCmFe63FjDSjlD4Q50nv44wpl3HQAc0OB9I3&#10;VXWrjedEnIq03oC27qjHjympx31un0wiTQLq4bS4shrAECZnMGVTvbD9QSnOhDInjzsyuiBXWQP0&#10;r4R18jfgnHvJr4nOknrFmJ5xzhraRtHWf3Kkpfz/yGo5S+H73hkquyhdjr3R8m2lj09svwAAAP//&#10;AwBQSwMEFAAGAAgAAAAhAFr0LFu/AAAAFQEAAAsAAABfcmVscy8ucmVsc2zPwWrDMAwG4Ptg72B0&#10;X5TuUMaI01uh19I+gLGVxCy2jGSy9e1nemrHjpL4P0nD4SetZiPRyNnCruvBUPYcYp4tXC/Htw8w&#10;Wl0ObuVMFm6kcBhfX4Yzra62kC6xqGlKVgtLreUTUf1CyWnHhXKbTCzJ1VbKjMX5LzcTvvf9HuXR&#10;gPHJNKdgQU5hB+ZyK23zHztFL6w81c5zQp6m6P9TMfB3PtPWFCczVQtB9N4U2rp2HOA44NMz4y8A&#10;AAD//wMAUEsDBBQABgAIAAAAIQCaWVpUxgAAANsAAAAPAAAAZHJzL2Rvd25yZXYueG1sRI9Ba8JA&#10;FITvBf/D8gq9lLpJaKVEV7GlAS9CjVHw9sg+k9Ds25BdY/rvXaHQ4zAz3zCL1WhaMVDvGssK4mkE&#10;gri0uuFKQbHPXt5BOI+ssbVMCn7JwWo5eVhgqu2VdzTkvhIBwi5FBbX3XSqlK2sy6Ka2Iw7e2fYG&#10;fZB9JXWP1wA3rUyiaCYNNhwWauzos6byJ78YBePm1G2Pz6/nr+zSfCRYxH77fVDq6XFcz0F4Gv1/&#10;+K+90QqSN7h/CT9ALm8AAAD//wMAUEsBAi0AFAAGAAgAAAAhANvh9svuAAAAhQEAABMAAAAAAAAA&#10;AAAAAAAAAAAAAFtDb250ZW50X1R5cGVzXS54bWxQSwECLQAUAAYACAAAACEAWvQsW78AAAAVAQAA&#10;CwAAAAAAAAAAAAAAAAAfAQAAX3JlbHMvLnJlbHNQSwECLQAUAAYACAAAACEAmllaVMYAAADbAAAA&#10;DwAAAAAAAAAAAAAAAAAHAgAAZHJzL2Rvd25yZXYueG1sUEsFBgAAAAADAAMAtwAAAPoCAAAAAA==&#10;" path="m2517140,l,,,304800r2567940,l2567940,50800r-3991,-19779l2553065,14874,2536918,3990,2517140,xe" fillcolor="#0f4761" stroked="f">
-                  <v:path arrowok="t"/>
-                </v:shape>
-                <v:shape id="Graphic 26" o:spid="_x0000_s1035" style="position:absolute;left:4787;top:342;width:25915;height:2877;visibility:visible;mso-wrap-style:square;v-text-anchor:top" coordsize="2591435,287655" o:gfxdata="UEsDBBQABgAIAAAAIQDb4fbL7gAAAIUBAAATAAAAW0NvbnRlbnRfVHlwZXNdLnhtbHyQz07DMAyH&#10;70i8Q+QralM4IITa7kDhCAiNB7ASt43WOlEcyvb2pNu4IODoPz9/n1xv9vOkForiPDdwXVagiI23&#10;jocG3rdPxR0oScgWJ8/UwIEENu3lRb09BBKV0ywNjCmFe63FjDSjlD4Q50nv44wpl3HQAc0OB9I3&#10;VXWrjedEnIq03oC27qjHjympx31un0wiTQLq4bS4shrAECZnMGVTvbD9QSnOhDInjzsyuiBXWQP0&#10;r4R18jfgnHvJr4nOknrFmJ5xzhraRtHWf3Kkpfz/yGo5S+H73hkquyhdjr3R8m2lj09svwAAAP//&#10;AwBQSwMEFAAGAAgAAAAhAFr0LFu/AAAAFQEAAAsAAABfcmVscy8ucmVsc2zPwWrDMAwG4Ptg72B0&#10;X5TuUMaI01uh19I+gLGVxCy2jGSy9e1nemrHjpL4P0nD4SetZiPRyNnCruvBUPYcYp4tXC/Htw8w&#10;Wl0ObuVMFm6kcBhfX4Yzra62kC6xqGlKVgtLreUTUf1CyWnHhXKbTCzJ1VbKjMX5LzcTvvf9HuXR&#10;gPHJNKdgQU5hB+ZyK23zHztFL6w81c5zQp6m6P9TMfB3PtPWFCczVQtB9N4U2rp2HOA44NMz4y8A&#10;AAD//wMAUEsDBBQABgAIAAAAIQD3T+eCxAAAANsAAAAPAAAAZHJzL2Rvd25yZXYueG1sRI9Ra8JA&#10;EITfC/6HYwXf6kULUlJPsYpQaX0w7Q9YcttcaG4v5DYa/fVeodDHYWa+YZbrwTfqTF2sAxuYTTNQ&#10;xGWwNVcGvj73j8+goiBbbAKTgStFWK9GD0vMbbjwic6FVCpBOOZowIm0udaxdOQxTkNLnLzv0HmU&#10;JLtK2w4vCe4bPc+yhfZYc1pw2NLWUflT9N5Af/iYHULmNv1x9749vj7JDQsxZjIeNi+ghAb5D/+1&#10;36yB+QJ+v6QfoFd3AAAA//8DAFBLAQItABQABgAIAAAAIQDb4fbL7gAAAIUBAAATAAAAAAAAAAAA&#10;AAAAAAAAAABbQ29udGVudF9UeXBlc10ueG1sUEsBAi0AFAAGAAgAAAAhAFr0LFu/AAAAFQEAAAsA&#10;AAAAAAAAAAAAAAAAHwEAAF9yZWxzLy5yZWxzUEsBAi0AFAAGAAgAAAAhAPdP54LEAAAA2wAAAA8A&#10;AAAAAAAAAAAAAAAABwIAAGRycy9kb3ducmV2LnhtbFBLBQYAAAAAAwADALcAAAD4AgAAAAA=&#10;" path="m2591435,l47942,,29280,3768,14041,14049,3767,29307,,48005,,287654r2591435,l2591435,xe" fillcolor="#4e94d9" stroked="f">
-                  <v:path arrowok="t"/>
-                </v:shape>
-                <v:shape id="Graphic 27" o:spid="_x0000_s1036" style="position:absolute;left:5372;top:361;width:25196;height:2877;visibility:visible;mso-wrap-style:square;v-text-anchor:top" coordsize="2519680,287655" o:gfxdata="UEsDBBQABgAIAAAAIQDb4fbL7gAAAIUBAAATAAAAW0NvbnRlbnRfVHlwZXNdLnhtbHyQz07DMAyH&#10;70i8Q+QralM4IITa7kDhCAiNB7ASt43WOlEcyvb2pNu4IODoPz9/n1xv9vOkForiPDdwXVagiI23&#10;jocG3rdPxR0oScgWJ8/UwIEENu3lRb09BBKV0ywNjCmFe63FjDSjlD4Q50nv44wpl3HQAc0OB9I3&#10;VXWrjedEnIq03oC27qjHjympx31un0wiTQLq4bS4shrAECZnMGVTvbD9QSnOhDInjzsyuiBXWQP0&#10;r4R18jfgnHvJr4nOknrFmJ5xzhraRtHWf3Kkpfz/yGo5S+H73hkquyhdjr3R8m2lj09svwAAAP//&#10;AwBQSwMEFAAGAAgAAAAhAFr0LFu/AAAAFQEAAAsAAABfcmVscy8ucmVsc2zPwWrDMAwG4Ptg72B0&#10;X5TuUMaI01uh19I+gLGVxCy2jGSy9e1nemrHjpL4P0nD4SetZiPRyNnCruvBUPYcYp4tXC/Htw8w&#10;Wl0ObuVMFm6kcBhfX4Yzra62kC6xqGlKVgtLreUTUf1CyWnHhXKbTCzJ1VbKjMX5LzcTvvf9HuXR&#10;gPHJNKdgQU5hB+ZyK23zHztFL6w81c5zQp6m6P9TMfB3PtPWFCczVQtB9N4U2rp2HOA44NMz4y8A&#10;AAD//wMAUEsDBBQABgAIAAAAIQCyynRrxQAAANsAAAAPAAAAZHJzL2Rvd25yZXYueG1sRI9Ba8JA&#10;FITvBf/D8gremk1yqCV1lVKpqHio0dLrI/tMotm3IbvRtL/eLRQ8DjPzDTOdD6YRF+pcbVlBEsUg&#10;iAuray4VHPYfTy8gnEfW2FgmBT/kYD4bPUwx0/bKO7rkvhQBwi5DBZX3bSalKyoy6CLbEgfvaDuD&#10;PsiulLrDa4CbRqZx/CwN1hwWKmzpvaLinPdGwdfmV34uv/PjerlabPsUk5PuE6XGj8PbKwhPg7+H&#10;/9srrSCdwN+X8APk7AYAAP//AwBQSwECLQAUAAYACAAAACEA2+H2y+4AAACFAQAAEwAAAAAAAAAA&#10;AAAAAAAAAAAAW0NvbnRlbnRfVHlwZXNdLnhtbFBLAQItABQABgAIAAAAIQBa9CxbvwAAABUBAAAL&#10;AAAAAAAAAAAAAAAAAB8BAABfcmVscy8ucmVsc1BLAQItABQABgAIAAAAIQCyynRrxQAAANsAAAAP&#10;AAAAAAAAAAAAAAAAAAcCAABkcnMvZG93bnJldi54bWxQSwUGAAAAAAMAAwC3AAAA+QIAAAAA&#10;" path="m2519679,l47942,,29280,3768,14041,14049,3767,29307,,48005,,287654r2519679,l2519679,xe" fillcolor="#0f4761" stroked="f">
-                  <v:path arrowok="t"/>
-                </v:shape>
-                <v:shape id="Image 28" o:spid="_x0000_s1037" type="#_x0000_t75" style="position:absolute;left:57285;top:14820;width:17161;height:3428;visibility:visible;mso-wrap-style:square" o:gfxdata="UEsDBBQABgAIAAAAIQDb4fbL7gAAAIUBAAATAAAAW0NvbnRlbnRfVHlwZXNdLnhtbHyQz07DMAyH&#10;70i8Q+QralM4IITa7kDhCAiNB7ASt43WOlEcyvb2pNu4IODoPz9/n1xv9vOkForiPDdwXVagiI23&#10;jocG3rdPxR0oScgWJ8/UwIEENu3lRb09BBKV0ywNjCmFe63FjDSjlD4Q50nv44wpl3HQAc0OB9I3&#10;VXWrjedEnIq03oC27qjHjympx31un0wiTQLq4bS4shrAECZnMGVTvbD9QSnOhDInjzsyuiBXWQP0&#10;r4R18jfgnHvJr4nOknrFmJ5xzhraRtHWf3Kkpfz/yGo5S+H73hkquyhdjr3R8m2lj09svwAAAP//&#10;AwBQSwMEFAAGAAgAAAAhAFr0LFu/AAAAFQEAAAsAAABfcmVscy8ucmVsc2zPwWrDMAwG4Ptg72B0&#10;X5TuUMaI01uh19I+gLGVxCy2jGSy9e1nemrHjpL4P0nD4SetZiPRyNnCruvBUPYcYp4tXC/Htw8w&#10;Wl0ObuVMFm6kcBhfX4Yzra62kC6xqGlKVgtLreUTUf1CyWnHhXKbTCzJ1VbKjMX5LzcTvvf9HuXR&#10;gPHJNKdgQU5hB+ZyK23zHztFL6w81c5zQp6m6P9TMfB3PtPWFCczVQtB9N4U2rp2HOA44NMz4y8A&#10;AAD//wMAUEsDBBQABgAIAAAAIQBfFVREwQAAANsAAAAPAAAAZHJzL2Rvd25yZXYueG1sRE/Pa8Iw&#10;FL4L/g/hCbtpOg+i1ShjohZEmG4Xb8/mra02LzXJtP73y0Hw+PH9ni1aU4sbOV9ZVvA+SEAQ51ZX&#10;XCj4+V71xyB8QNZYWyYFD/KwmHc7M0y1vfOebodQiBjCPkUFZQhNKqXPSzLoB7YhjtyvdQZDhK6Q&#10;2uE9hptaDpNkJA1WHBtKbOizpPxy+DMKdpwdT5MtXSfrzT5b1l/ufF2dlHrrtR9TEIHa8BI/3ZlW&#10;MIxj45f4A+T8HwAA//8DAFBLAQItABQABgAIAAAAIQDb4fbL7gAAAIUBAAATAAAAAAAAAAAAAAAA&#10;AAAAAABbQ29udGVudF9UeXBlc10ueG1sUEsBAi0AFAAGAAgAAAAhAFr0LFu/AAAAFQEAAAsAAAAA&#10;AAAAAAAAAAAAHwEAAF9yZWxzLy5yZWxzUEsBAi0AFAAGAAgAAAAhAF8VVETBAAAA2wAAAA8AAAAA&#10;AAAAAAAAAAAABwIAAGRycy9kb3ducmV2LnhtbFBLBQYAAAAAAwADALcAAAD1AgAAAAA=&#10;">
+                <v:shape id="Image 28" o:spid="_x0000_s1032" type="#_x0000_t75" style="position:absolute;left:57285;top:18279;width:17161;height:3428;visibility:visible;mso-wrap-style:square" o:gfxdata="UEsDBBQABgAIAAAAIQDb4fbL7gAAAIUBAAATAAAAW0NvbnRlbnRfVHlwZXNdLnhtbHyQz07DMAyH&#10;70i8Q+QralM4IITa7kDhCAiNB7ASt43WOlEcyvb2pNu4IODoPz9/n1xv9vOkForiPDdwXVagiI23&#10;jocG3rdPxR0oScgWJ8/UwIEENu3lRb09BBKV0ywNjCmFe63FjDSjlD4Q50nv44wpl3HQAc0OB9I3&#10;VXWrjedEnIq03oC27qjHjympx31un0wiTQLq4bS4shrAECZnMGVTvbD9QSnOhDInjzsyuiBXWQP0&#10;r4R18jfgnHvJr4nOknrFmJ5xzhraRtHWf3Kkpfz/yGo5S+H73hkquyhdjr3R8m2lj09svwAAAP//&#10;AwBQSwMEFAAGAAgAAAAhAFr0LFu/AAAAFQEAAAsAAABfcmVscy8ucmVsc2zPwWrDMAwG4Ptg72B0&#10;X5TuUMaI01uh19I+gLGVxCy2jGSy9e1nemrHjpL4P0nD4SetZiPRyNnCruvBUPYcYp4tXC/Htw8w&#10;Wl0ObuVMFm6kcBhfX4Yzra62kC6xqGlKVgtLreUTUf1CyWnHhXKbTCzJ1VbKjMX5LzcTvvf9HuXR&#10;gPHJNKdgQU5hB+ZyK23zHztFL6w81c5zQp6m6P9TMfB3PtPWFCczVQtB9N4U2rp2HOA44NMz4y8A&#10;AAD//wMAUEsDBBQABgAIAAAAIQBfFVREwQAAANsAAAAPAAAAZHJzL2Rvd25yZXYueG1sRE/Pa8Iw&#10;FL4L/g/hCbtpOg+i1ShjohZEmG4Xb8/mra02LzXJtP73y0Hw+PH9ni1aU4sbOV9ZVvA+SEAQ51ZX&#10;XCj4+V71xyB8QNZYWyYFD/KwmHc7M0y1vfOebodQiBjCPkUFZQhNKqXPSzLoB7YhjtyvdQZDhK6Q&#10;2uE9hptaDpNkJA1WHBtKbOizpPxy+DMKdpwdT5MtXSfrzT5b1l/ufF2dlHrrtR9TEIHa8BI/3ZlW&#10;MIxj45f4A+T8HwAA//8DAFBLAQItABQABgAIAAAAIQDb4fbL7gAAAIUBAAATAAAAAAAAAAAAAAAA&#10;AAAAAABbQ29udGVudF9UeXBlc10ueG1sUEsBAi0AFAAGAAgAAAAhAFr0LFu/AAAAFQEAAAsAAAAA&#10;AAAAAAAAAAAAHwEAAF9yZWxzLy5yZWxzUEsBAi0AFAAGAAgAAAAhAF8VVETBAAAA2wAAAA8AAAAA&#10;AAAAAAAAAAAABwIAAGRycy9kb3ducmV2LnhtbFBLBQYAAAAAAwADALcAAAD1AgAAAAA=&#10;">
                   <v:imagedata r:id="rId25" o:title=""/>
                 </v:shape>
-                <v:shape id="Image 29" o:spid="_x0000_s1038" type="#_x0000_t75" style="position:absolute;left:56857;top:5372;width:14650;height:4419;visibility:visible;mso-wrap-style:square" o:gfxdata="UEsDBBQABgAIAAAAIQDb4fbL7gAAAIUBAAATAAAAW0NvbnRlbnRfVHlwZXNdLnhtbHyQz07DMAyH&#10;70i8Q+QralM4IITa7kDhCAiNB7ASt43WOlEcyvb2pNu4IODoPz9/n1xv9vOkForiPDdwXVagiI23&#10;jocG3rdPxR0oScgWJ8/UwIEENu3lRb09BBKV0ywNjCmFe63FjDSjlD4Q50nv44wpl3HQAc0OB9I3&#10;VXWrjedEnIq03oC27qjHjympx31un0wiTQLq4bS4shrAECZnMGVTvbD9QSnOhDInjzsyuiBXWQP0&#10;r4R18jfgnHvJr4nOknrFmJ5xzhraRtHWf3Kkpfz/yGo5S+H73hkquyhdjr3R8m2lj09svwAAAP//&#10;AwBQSwMEFAAGAAgAAAAhAFr0LFu/AAAAFQEAAAsAAABfcmVscy8ucmVsc2zPwWrDMAwG4Ptg72B0&#10;X5TuUMaI01uh19I+gLGVxCy2jGSy9e1nemrHjpL4P0nD4SetZiPRyNnCruvBUPYcYp4tXC/Htw8w&#10;Wl0ObuVMFm6kcBhfX4Yzra62kC6xqGlKVgtLreUTUf1CyWnHhXKbTCzJ1VbKjMX5LzcTvvf9HuXR&#10;gPHJNKdgQU5hB+ZyK23zHztFL6w81c5zQp6m6P9TMfB3PtPWFCczVQtB9N4U2rp2HOA44NMz4y8A&#10;AAD//wMAUEsDBBQABgAIAAAAIQAllVNPxQAAANsAAAAPAAAAZHJzL2Rvd25yZXYueG1sRI9Ba8JA&#10;FITvBf/D8oTe6kZRidFVgqAU2ktTL94e2WcSzb6Nu6um/fXdQqHHYWa+YVab3rTiTs43lhWMRwkI&#10;4tLqhisFh8/dSwrCB2SNrWVS8EUeNuvB0wozbR/8QfciVCJC2GeooA6hy6T0ZU0G/ch2xNE7WWcw&#10;ROkqqR0+Ity0cpIkc2mw4bhQY0fbmspLcTMK3tL3/Tmfubw77/P5NZ0ev9tiptTzsM+XIAL14T/8&#10;137VCiYL+P0Sf4Bc/wAAAP//AwBQSwECLQAUAAYACAAAACEA2+H2y+4AAACFAQAAEwAAAAAAAAAA&#10;AAAAAAAAAAAAW0NvbnRlbnRfVHlwZXNdLnhtbFBLAQItABQABgAIAAAAIQBa9CxbvwAAABUBAAAL&#10;AAAAAAAAAAAAAAAAAB8BAABfcmVscy8ucmVsc1BLAQItABQABgAIAAAAIQAllVNPxQAAANsAAAAP&#10;AAAAAAAAAAAAAAAAAAcCAABkcnMvZG93bnJldi54bWxQSwUGAAAAAAMAAwC3AAAA+QIAAAAA&#10;">
+                <v:shape id="Image 29" o:spid="_x0000_s1033" type="#_x0000_t75" style="position:absolute;left:56857;top:6928;width:14650;height:4420;visibility:visible;mso-wrap-style:square" o:gfxdata="UEsDBBQABgAIAAAAIQDb4fbL7gAAAIUBAAATAAAAW0NvbnRlbnRfVHlwZXNdLnhtbHyQz07DMAyH&#10;70i8Q+QralM4IITa7kDhCAiNB7ASt43WOlEcyvb2pNu4IODoPz9/n1xv9vOkForiPDdwXVagiI23&#10;jocG3rdPxR0oScgWJ8/UwIEENu3lRb09BBKV0ywNjCmFe63FjDSjlD4Q50nv44wpl3HQAc0OB9I3&#10;VXWrjedEnIq03oC27qjHjympx31un0wiTQLq4bS4shrAECZnMGVTvbD9QSnOhDInjzsyuiBXWQP0&#10;r4R18jfgnHvJr4nOknrFmJ5xzhraRtHWf3Kkpfz/yGo5S+H73hkquyhdjr3R8m2lj09svwAAAP//&#10;AwBQSwMEFAAGAAgAAAAhAFr0LFu/AAAAFQEAAAsAAABfcmVscy8ucmVsc2zPwWrDMAwG4Ptg72B0&#10;X5TuUMaI01uh19I+gLGVxCy2jGSy9e1nemrHjpL4P0nD4SetZiPRyNnCruvBUPYcYp4tXC/Htw8w&#10;Wl0ObuVMFm6kcBhfX4Yzra62kC6xqGlKVgtLreUTUf1CyWnHhXKbTCzJ1VbKjMX5LzcTvvf9HuXR&#10;gPHJNKdgQU5hB+ZyK23zHztFL6w81c5zQp6m6P9TMfB3PtPWFCczVQtB9N4U2rp2HOA44NMz4y8A&#10;AAD//wMAUEsDBBQABgAIAAAAIQAllVNPxQAAANsAAAAPAAAAZHJzL2Rvd25yZXYueG1sRI9Ba8JA&#10;FITvBf/D8oTe6kZRidFVgqAU2ktTL94e2WcSzb6Nu6um/fXdQqHHYWa+YVab3rTiTs43lhWMRwkI&#10;4tLqhisFh8/dSwrCB2SNrWVS8EUeNuvB0wozbR/8QfciVCJC2GeooA6hy6T0ZU0G/ch2xNE7WWcw&#10;ROkqqR0+Ity0cpIkc2mw4bhQY0fbmspLcTMK3tL3/Tmfubw77/P5NZ0ev9tiptTzsM+XIAL14T/8&#10;137VCiYL+P0Sf4Bc/wAAAP//AwBQSwECLQAUAAYACAAAACEA2+H2y+4AAACFAQAAEwAAAAAAAAAA&#10;AAAAAAAAAAAAW0NvbnRlbnRfVHlwZXNdLnhtbFBLAQItABQABgAIAAAAIQBa9CxbvwAAABUBAAAL&#10;AAAAAAAAAAAAAAAAAB8BAABfcmVscy8ucmVsc1BLAQItABQABgAIAAAAIQAllVNPxQAAANsAAAAP&#10;AAAAAAAAAAAAAAAAAAcCAABkcnMvZG93bnJldi54bWxQSwUGAAAAAAMAAwC3AAAA+QIAAAAA&#10;">
                   <v:imagedata r:id="rId26" o:title=""/>
                 </v:shape>
                 <w10:wrap anchorx="page" anchory="page"/>
@@ -3559,23 +3285,37 @@
     </w:p>
     <w:p>
       <w:pPr>
-        <w:pStyle w:val="BodyText"/>
-        <w:spacing w:before="48"/>
-      </w:pPr>
-    </w:p>
-    <w:p>
-      <w:pPr>
         <w:spacing w:line="245" w:lineRule="exact"/>
         <w:ind w:left="468"/>
         <w:rPr>
           <w:b/>
-        </w:rPr>
-      </w:pPr>
-      <w:r>
+          <w:spacing w:val="-2"/>
+        </w:rPr>
+      </w:pPr>
+    </w:p>
+    <w:p>
+      <w:pPr>
+        <w:spacing w:line="245" w:lineRule="exact"/>
+        <w:ind w:left="468"/>
         <w:rPr>
           <w:b/>
           <w:spacing w:val="-2"/>
         </w:rPr>
+      </w:pPr>
+    </w:p>
+    <w:p>
+      <w:pPr>
+        <w:spacing w:line="245" w:lineRule="exact"/>
+        <w:ind w:left="468"/>
+        <w:rPr>
+          <w:b/>
+        </w:rPr>
+      </w:pPr>
+      <w:r>
+        <w:rPr>
+          <w:b/>
+          <w:spacing w:val="-2"/>
+        </w:rPr>
         <w:t>Backend</w:t>
       </w:r>
     </w:p>
@@ -3583,17 +3323,49 @@
       <w:pPr>
         <w:pStyle w:val="Heading2"/>
         <w:spacing w:before="98"/>
-      </w:pPr>
-      <w:r>
+        <w:ind w:left="0"/>
+        <w:rPr>
+          <w:rFonts w:ascii="Arial" w:hAnsi="Arial" w:cs="Arial"/>
+        </w:rPr>
+      </w:pPr>
+      <w:r>
+        <w:rPr>
+          <w:rFonts w:ascii="Arial" w:hAnsi="Arial" w:cs="Arial"/>
+        </w:rPr>
         <w:br w:type="column"/>
       </w:r>
       <w:r>
         <w:rPr>
+          <w:rFonts w:ascii="Arial" w:hAnsi="Arial" w:cs="Arial"/>
           <w:color w:val="FFFFFF"/>
           <w:spacing w:val="-2"/>
           <w:w w:val="115"/>
-        </w:rPr>
-        <w:t>SKILLS</w:t>
+          <w:sz w:val="22"/>
+          <w:szCs w:val="22"/>
+        </w:rPr>
+        <w:t>SKIL</w:t>
+      </w:r>
+      <w:r>
+        <w:rPr>
+          <w:rFonts w:ascii="Arial" w:hAnsi="Arial" w:cs="Arial"/>
+          <w:color w:val="FFFFFF"/>
+          <w:spacing w:val="-2"/>
+          <w:w w:val="115"/>
+          <w:sz w:val="22"/>
+          <w:szCs w:val="22"/>
+        </w:rPr>
+        <w:t>L</w:t>
+      </w:r>
+      <w:r>
+        <w:rPr>
+          <w:rFonts w:ascii="Arial" w:hAnsi="Arial" w:cs="Arial"/>
+          <w:color w:val="FFFFFF"/>
+          <w:spacing w:val="-2"/>
+          <w:w w:val="115"/>
+          <w:sz w:val="22"/>
+          <w:szCs w:val="22"/>
+        </w:rPr>
+        <w:t>S</w:t>
       </w:r>
     </w:p>
     <w:p>
@@ -3601,8 +3373,7 @@
         <w:spacing w:before="110"/>
         <w:ind w:left="468"/>
         <w:rPr>
-          <w:rFonts w:ascii="Calibri"/>
-          <w:sz w:val="28"/>
+          <w:szCs w:val="20"/>
         </w:rPr>
       </w:pPr>
       <w:r>
@@ -3610,11 +3381,10 @@
       </w:r>
       <w:r>
         <w:rPr>
-          <w:rFonts w:ascii="Calibri"/>
           <w:color w:val="FFFFFF"/>
           <w:spacing w:val="-2"/>
           <w:w w:val="110"/>
-          <w:sz w:val="28"/>
+          <w:szCs w:val="20"/>
         </w:rPr>
         <w:t>EDUCATION</w:t>
       </w:r>
@@ -3622,7 +3392,6 @@
     <w:p>
       <w:pPr>
         <w:rPr>
-          <w:rFonts w:ascii="Calibri"/>
           <w:sz w:val="28"/>
         </w:rPr>
         <w:sectPr>
@@ -3853,6 +3622,103 @@
     </w:p>
     <w:p>
       <w:pPr>
+        <w:pStyle w:val="ListParagraph"/>
+        <w:tabs>
+          <w:tab w:val="left" w:pos="827"/>
+        </w:tabs>
+        <w:ind w:firstLine="0"/>
+      </w:pPr>
+    </w:p>
+    <w:p>
+      <w:pPr>
+        <w:tabs>
+          <w:tab w:val="left" w:pos="827"/>
+        </w:tabs>
+        <w:ind w:left="468"/>
+        <w:rPr>
+          <w:b/>
+          <w:bCs/>
+        </w:rPr>
+      </w:pPr>
+      <w:r>
+        <w:rPr>
+          <w:b/>
+          <w:bCs/>
+        </w:rPr>
+        <w:t>Data</w:t>
+      </w:r>
+    </w:p>
+    <w:p>
+      <w:pPr>
+        <w:pStyle w:val="ListParagraph"/>
+        <w:numPr>
+          <w:ilvl w:val="0"/>
+          <w:numId w:val="2"/>
+        </w:numPr>
+        <w:tabs>
+          <w:tab w:val="left" w:pos="827"/>
+        </w:tabs>
+        <w:ind w:left="827" w:hanging="359"/>
+      </w:pPr>
+      <w:r>
+        <w:t>PostgreSQL,</w:t>
+      </w:r>
+      <w:r>
+        <w:t>DB2,</w:t>
+      </w:r>
+      <w:r>
+        <w:t xml:space="preserve"> MongoDB</w:t>
+      </w:r>
+      <w:r>
+        <w:t>, Redis</w:t>
+      </w:r>
+      <w:r>
+        <w:t xml:space="preserve"> </w:t>
+      </w:r>
+    </w:p>
+    <w:p>
+      <w:pPr>
+        <w:pStyle w:val="ListParagraph"/>
+        <w:numPr>
+          <w:ilvl w:val="0"/>
+          <w:numId w:val="2"/>
+        </w:numPr>
+        <w:tabs>
+          <w:tab w:val="left" w:pos="827"/>
+        </w:tabs>
+        <w:ind w:left="827" w:hanging="359"/>
+      </w:pPr>
+      <w:r>
+        <w:t>Apache Kafka</w:t>
+      </w:r>
+      <w:r>
+        <w:t xml:space="preserve"> (Connect, Streams)</w:t>
+      </w:r>
+      <w:r>
+        <w:t xml:space="preserve"> </w:t>
+      </w:r>
+    </w:p>
+    <w:p>
+      <w:pPr>
+        <w:pStyle w:val="ListParagraph"/>
+        <w:numPr>
+          <w:ilvl w:val="0"/>
+          <w:numId w:val="2"/>
+        </w:numPr>
+        <w:tabs>
+          <w:tab w:val="left" w:pos="827"/>
+        </w:tabs>
+        <w:ind w:left="827" w:hanging="359"/>
+      </w:pPr>
+      <w:r>
+        <w:t>JPA/Hibernate, Flyway</w:t>
+      </w:r>
+      <w:r>
+        <w:t xml:space="preserve"> </w:t>
+      </w:r>
+    </w:p>
+    <w:p>
+      <w:pPr>
         <w:pStyle w:val="BodyText"/>
         <w:spacing w:before="85"/>
       </w:pPr>
@@ -4059,7 +3925,27 @@
         <w:rPr>
           <w:spacing w:val="-2"/>
         </w:rPr>
-        <w:t>(IaaS)</w:t>
+        <w:t>(</w:t>
+      </w:r>
+      <w:proofErr w:type="spellStart"/>
+      <w:r>
+        <w:rPr>
+          <w:spacing w:val="-2"/>
+        </w:rPr>
+        <w:t>Ia</w:t>
+      </w:r>
+      <w:r>
+        <w:rPr>
+          <w:spacing w:val="-2"/>
+        </w:rPr>
+        <w:t>C</w:t>
+      </w:r>
+      <w:proofErr w:type="spellEnd"/>
+      <w:r>
+        <w:rPr>
+          <w:spacing w:val="-2"/>
+        </w:rPr>
+        <w:t>)</w:t>
       </w:r>
     </w:p>
     <w:p>
@@ -4110,35 +3996,6 @@
         <w:tabs>
           <w:tab w:val="left" w:pos="835"/>
         </w:tabs>
-        <w:spacing w:before="19"/>
-        <w:ind w:left="835"/>
-      </w:pPr>
-      <w:r>
-        <w:t>Apache</w:t>
-      </w:r>
-      <w:r>
-        <w:rPr>
-          <w:spacing w:val="-5"/>
-        </w:rPr>
-        <w:t xml:space="preserve"> </w:t>
-      </w:r>
-      <w:r>
-        <w:rPr>
-          <w:spacing w:val="-2"/>
-        </w:rPr>
-        <w:t>Kafka</w:t>
-      </w:r>
-    </w:p>
-    <w:p>
-      <w:pPr>
-        <w:pStyle w:val="ListParagraph"/>
-        <w:numPr>
-          <w:ilvl w:val="0"/>
-          <w:numId w:val="2"/>
-        </w:numPr>
-        <w:tabs>
-          <w:tab w:val="left" w:pos="835"/>
-        </w:tabs>
         <w:ind w:left="835"/>
       </w:pPr>
       <w:proofErr w:type="spellStart"/>
@@ -4236,11 +4093,6 @@
     <w:p>
       <w:pPr>
         <w:pStyle w:val="BodyText"/>
-      </w:pPr>
-    </w:p>
-    <w:p>
-      <w:pPr>
-        <w:pStyle w:val="BodyText"/>
         <w:spacing w:before="15"/>
       </w:pPr>
     </w:p>
@@ -4320,7 +4172,7 @@
         <w:rPr>
           <w:spacing w:val="-2"/>
         </w:rPr>
-        <w:t>Architecture,</w:t>
+        <w:t>Architecture</w:t>
       </w:r>
     </w:p>
     <w:p>
@@ -4358,7 +4210,7 @@
         <w:rPr>
           <w:spacing w:val="-2"/>
         </w:rPr>
-        <w:t>(DDD),</w:t>
+        <w:t>(DDD)</w:t>
       </w:r>
     </w:p>
     <w:p>
@@ -4389,7 +4241,7 @@
         <w:rPr>
           <w:spacing w:val="-2"/>
         </w:rPr>
-        <w:t>Architecture,</w:t>
+        <w:t>Architecture</w:t>
       </w:r>
     </w:p>
     <w:p>
@@ -4402,29 +4254,20 @@
         <w:tabs>
           <w:tab w:val="left" w:pos="827"/>
         </w:tabs>
-        <w:spacing w:before="19"/>
         <w:ind w:left="827" w:hanging="359"/>
       </w:pPr>
       <w:r>
-        <w:t>Solid</w:t>
-      </w:r>
-      <w:r>
-        <w:rPr>
-          <w:spacing w:val="-6"/>
-        </w:rPr>
-        <w:t xml:space="preserve"> </w:t>
-      </w:r>
-      <w:r>
         <w:rPr>
           <w:spacing w:val="-2"/>
         </w:rPr>
-        <w:t>Principle</w:t>
-      </w:r>
-    </w:p>
-    <w:p>
-      <w:pPr>
-        <w:pStyle w:val="BodyText"/>
-        <w:spacing w:before="70"/>
+        <w:t>SOLID</w:t>
+      </w:r>
+    </w:p>
+    <w:p>
+      <w:pPr>
+        <w:tabs>
+          <w:tab w:val="left" w:pos="827"/>
+        </w:tabs>
       </w:pPr>
     </w:p>
     <w:p>
@@ -4599,7 +4442,25 @@
         <w:t xml:space="preserve"> </w:t>
       </w:r>
       <w:r>
-        <w:t>Science 2020 - present</w:t>
+        <w:t>Science</w:t>
+      </w:r>
+    </w:p>
+    <w:p>
+      <w:pPr>
+        <w:spacing w:line="259" w:lineRule="auto"/>
+        <w:ind w:left="461" w:right="3228"/>
+      </w:pPr>
+      <w:r>
+        <w:t>(part-time)</w:t>
+      </w:r>
+    </w:p>
+    <w:p>
+      <w:pPr>
+        <w:spacing w:line="259" w:lineRule="auto"/>
+        <w:ind w:left="461" w:right="3228"/>
+      </w:pPr>
+      <w:r>
+        <w:t>2020 - present</w:t>
       </w:r>
     </w:p>
     <w:p>
@@ -4663,11 +4524,6 @@
     <w:p>
       <w:pPr>
         <w:pStyle w:val="BodyText"/>
-      </w:pPr>
-    </w:p>
-    <w:p>
-      <w:pPr>
-        <w:pStyle w:val="BodyText"/>
         <w:spacing w:before="97"/>
       </w:pPr>
     </w:p>
@@ -4675,12 +4531,20 @@
       <w:pPr>
         <w:pStyle w:val="Heading2"/>
         <w:ind w:left="477"/>
-      </w:pPr>
-      <w:r>
-        <w:rPr>
+        <w:rPr>
+          <w:rFonts w:ascii="Arial" w:hAnsi="Arial" w:cs="Arial"/>
+          <w:sz w:val="22"/>
+          <w:szCs w:val="22"/>
+        </w:rPr>
+      </w:pPr>
+      <w:r>
+        <w:rPr>
+          <w:rFonts w:ascii="Arial" w:hAnsi="Arial" w:cs="Arial"/>
           <w:color w:val="FFFFFF"/>
           <w:spacing w:val="-2"/>
           <w:w w:val="115"/>
+          <w:sz w:val="22"/>
+          <w:szCs w:val="22"/>
         </w:rPr>
         <w:t>EXPERIENCE</w:t>
       </w:r>
@@ -4690,7 +4554,6 @@
         <w:pStyle w:val="BodyText"/>
         <w:spacing w:before="48"/>
         <w:rPr>
-          <w:rFonts w:ascii="Calibri"/>
           <w:sz w:val="28"/>
         </w:rPr>
       </w:pPr>
@@ -4740,7 +4603,13 @@
         <w:rPr>
           <w:spacing w:val="-2"/>
         </w:rPr>
-        <w:t>Present)</w:t>
+        <w:t>Present</w:t>
+      </w:r>
+      <w:r>
+        <w:rPr>
+          <w:spacing w:val="-2"/>
+        </w:rPr>
+        <w:t>)</w:t>
       </w:r>
     </w:p>
     <w:p>
@@ -4751,6 +4620,390 @@
           <w:b/>
         </w:rPr>
       </w:pPr>
+      <w:r>
+        <w:rPr>
+          <w:b/>
+        </w:rPr>
+        <w:t xml:space="preserve">       </w:t>
+      </w:r>
+    </w:p>
+    <w:p>
+      <w:pPr>
+        <w:pStyle w:val="BodyText"/>
+        <w:spacing w:before="41"/>
+        <w:rPr>
+          <w:b/>
+        </w:rPr>
+      </w:pPr>
+      <w:r>
+        <w:rPr>
+          <w:b/>
+        </w:rPr>
+        <w:t xml:space="preserve">      </w:t>
+      </w:r>
+      <w:r>
+        <w:rPr>
+          <w:b/>
+        </w:rPr>
+        <w:t>Senior Software Developer</w:t>
+      </w:r>
+      <w:r>
+        <w:rPr>
+          <w:b/>
+        </w:rPr>
+        <w:t xml:space="preserve"> ( </w:t>
+      </w:r>
+      <w:r>
+        <w:rPr>
+          <w:b/>
+        </w:rPr>
+        <w:t>01/</w:t>
+      </w:r>
+      <w:r>
+        <w:rPr>
+          <w:b/>
+        </w:rPr>
+        <w:t>202</w:t>
+      </w:r>
+      <w:r>
+        <w:rPr>
+          <w:b/>
+        </w:rPr>
+        <w:t>4</w:t>
+      </w:r>
+      <w:r>
+        <w:rPr>
+          <w:b/>
+        </w:rPr>
+        <w:t xml:space="preserve"> – present)</w:t>
+      </w:r>
+    </w:p>
+    <w:p>
+      <w:pPr>
+        <w:pStyle w:val="ListParagraph"/>
+        <w:numPr>
+          <w:ilvl w:val="0"/>
+          <w:numId w:val="1"/>
+        </w:numPr>
+        <w:tabs>
+          <w:tab w:val="left" w:pos="749"/>
+        </w:tabs>
+        <w:spacing w:before="0"/>
+        <w:ind w:right="16"/>
+        <w:jc w:val="both"/>
+      </w:pPr>
+      <w:r>
+        <w:t>As a</w:t>
+      </w:r>
+      <w:r>
+        <w:rPr>
+          <w:spacing w:val="-1"/>
+        </w:rPr>
+        <w:t xml:space="preserve"> </w:t>
+      </w:r>
+      <w:r>
+        <w:t>lead developer,</w:t>
+      </w:r>
+      <w:r>
+        <w:rPr>
+          <w:spacing w:val="-2"/>
+        </w:rPr>
+        <w:t xml:space="preserve"> </w:t>
+      </w:r>
+      <w:r>
+        <w:t>I interviewed and</w:t>
+      </w:r>
+      <w:r>
+        <w:rPr>
+          <w:spacing w:val="-2"/>
+        </w:rPr>
+        <w:t xml:space="preserve"> </w:t>
+      </w:r>
+      <w:r>
+        <w:t>gathered</w:t>
+      </w:r>
+      <w:r>
+        <w:rPr>
+          <w:spacing w:val="-1"/>
+        </w:rPr>
+        <w:t xml:space="preserve"> </w:t>
+      </w:r>
+      <w:r>
+        <w:t>a</w:t>
+      </w:r>
+      <w:r>
+        <w:rPr>
+          <w:spacing w:val="-1"/>
+        </w:rPr>
+        <w:t xml:space="preserve"> </w:t>
+      </w:r>
+      <w:r>
+        <w:t>team of 7</w:t>
+      </w:r>
+      <w:r>
+        <w:rPr>
+          <w:spacing w:val="-1"/>
+        </w:rPr>
+        <w:t xml:space="preserve"> </w:t>
+      </w:r>
+      <w:r>
+        <w:t xml:space="preserve">and led </w:t>
+      </w:r>
+      <w:r>
+        <w:t>the</w:t>
+      </w:r>
+      <w:r>
+        <w:t xml:space="preserve"> delivery of Allianz Italy’s Intercompany Agreement greenfield project in 9 months, leveraging Spring Boot, Kafka, MongoDB, and AWS (ECR, EKS).</w:t>
+      </w:r>
+    </w:p>
+    <w:p>
+      <w:pPr>
+        <w:pStyle w:val="ListParagraph"/>
+        <w:tabs>
+          <w:tab w:val="left" w:pos="749"/>
+        </w:tabs>
+        <w:spacing w:before="0"/>
+        <w:ind w:left="749" w:right="16" w:firstLine="0"/>
+        <w:jc w:val="both"/>
+      </w:pPr>
+    </w:p>
+    <w:p>
+      <w:pPr>
+        <w:pStyle w:val="ListParagraph"/>
+        <w:numPr>
+          <w:ilvl w:val="0"/>
+          <w:numId w:val="1"/>
+        </w:numPr>
+        <w:tabs>
+          <w:tab w:val="left" w:pos="749"/>
+        </w:tabs>
+        <w:spacing w:before="0"/>
+        <w:ind w:right="14"/>
+        <w:jc w:val="both"/>
+      </w:pPr>
+      <w:r>
+        <w:t>Designed and implemented a middleware platform Enterprise Process Component (EPC) using</w:t>
+      </w:r>
+      <w:r>
+        <w:rPr>
+          <w:spacing w:val="-5"/>
+        </w:rPr>
+        <w:t xml:space="preserve"> </w:t>
+      </w:r>
+      <w:r>
+        <w:rPr>
+          <w:spacing w:val="-5"/>
+        </w:rPr>
+        <w:t>(</w:t>
+      </w:r>
+      <w:r>
+        <w:t xml:space="preserve">Apache </w:t>
+      </w:r>
+      <w:r>
+        <w:t>C</w:t>
+      </w:r>
+      <w:r>
+        <w:t>amel and Kafka</w:t>
+      </w:r>
+      <w:r>
+        <w:t>)</w:t>
+      </w:r>
+      <w:r>
+        <w:rPr>
+          <w:spacing w:val="-9"/>
+        </w:rPr>
+        <w:t xml:space="preserve"> </w:t>
+      </w:r>
+      <w:r>
+        <w:t>to</w:t>
+      </w:r>
+      <w:r>
+        <w:rPr>
+          <w:spacing w:val="-7"/>
+        </w:rPr>
+        <w:t xml:space="preserve"> </w:t>
+      </w:r>
+      <w:r>
+        <w:t>synchronize</w:t>
+      </w:r>
+      <w:r>
+        <w:rPr>
+          <w:spacing w:val="-10"/>
+        </w:rPr>
+        <w:t xml:space="preserve"> </w:t>
+      </w:r>
+      <w:r>
+        <w:t>multiple</w:t>
+      </w:r>
+      <w:r>
+        <w:rPr>
+          <w:spacing w:val="-6"/>
+        </w:rPr>
+        <w:t xml:space="preserve"> </w:t>
+      </w:r>
+      <w:r>
+        <w:t>systems</w:t>
+      </w:r>
+      <w:r>
+        <w:rPr>
+          <w:spacing w:val="-9"/>
+        </w:rPr>
+        <w:t xml:space="preserve"> </w:t>
+      </w:r>
+      <w:r>
+        <w:t>used</w:t>
+      </w:r>
+      <w:r>
+        <w:rPr>
+          <w:spacing w:val="-10"/>
+        </w:rPr>
+        <w:t xml:space="preserve"> </w:t>
+      </w:r>
+      <w:r>
+        <w:t>by</w:t>
+      </w:r>
+      <w:r>
+        <w:rPr>
+          <w:spacing w:val="-7"/>
+        </w:rPr>
+        <w:t xml:space="preserve"> </w:t>
+      </w:r>
+      <w:r>
+        <w:t>over</w:t>
+      </w:r>
+      <w:r>
+        <w:rPr>
+          <w:spacing w:val="-7"/>
+        </w:rPr>
+        <w:t xml:space="preserve"> </w:t>
+      </w:r>
+      <w:r>
+        <w:t>5K</w:t>
+      </w:r>
+      <w:r>
+        <w:rPr>
+          <w:spacing w:val="-7"/>
+        </w:rPr>
+        <w:t xml:space="preserve"> </w:t>
+      </w:r>
+      <w:r>
+        <w:t>agents</w:t>
+      </w:r>
+      <w:r>
+        <w:rPr>
+          <w:spacing w:val="-9"/>
+        </w:rPr>
+        <w:t xml:space="preserve"> </w:t>
+      </w:r>
+      <w:r>
+        <w:t>in Allianz France.</w:t>
+      </w:r>
+    </w:p>
+    <w:p>
+      <w:pPr>
+        <w:tabs>
+          <w:tab w:val="left" w:pos="749"/>
+        </w:tabs>
+        <w:ind w:right="14"/>
+        <w:jc w:val="both"/>
+      </w:pPr>
+    </w:p>
+    <w:p>
+      <w:pPr>
+        <w:pStyle w:val="ListParagraph"/>
+        <w:numPr>
+          <w:ilvl w:val="0"/>
+          <w:numId w:val="1"/>
+        </w:numPr>
+        <w:tabs>
+          <w:tab w:val="left" w:pos="749"/>
+        </w:tabs>
+        <w:spacing w:before="0"/>
+        <w:ind w:right="14"/>
+        <w:jc w:val="both"/>
+      </w:pPr>
+      <w:r>
+        <w:t>Migrating legacy PL/I mainframe modules to Java, reverse-engineering undocumented</w:t>
+      </w:r>
+      <w:r>
+        <w:t xml:space="preserve"> </w:t>
+      </w:r>
+      <w:r>
+        <w:t>business logic from production code and verifying functional equivalence against the original implementation.</w:t>
+      </w:r>
+    </w:p>
+    <w:p>
+      <w:pPr>
+        <w:pStyle w:val="ListParagraph"/>
+        <w:tabs>
+          <w:tab w:val="left" w:pos="749"/>
+        </w:tabs>
+        <w:spacing w:before="0"/>
+        <w:ind w:left="749" w:right="14" w:firstLine="0"/>
+        <w:jc w:val="both"/>
+      </w:pPr>
+    </w:p>
+    <w:p>
+      <w:pPr>
+        <w:tabs>
+          <w:tab w:val="left" w:pos="749"/>
+        </w:tabs>
+        <w:ind w:left="389" w:right="14"/>
+        <w:jc w:val="both"/>
+        <w:rPr>
+          <w:b/>
+          <w:bCs/>
+        </w:rPr>
+      </w:pPr>
+      <w:r>
+        <w:rPr>
+          <w:b/>
+          <w:bCs/>
+        </w:rPr>
+        <w:t>Software Developer (</w:t>
+      </w:r>
+      <w:r>
+        <w:rPr>
+          <w:b/>
+          <w:bCs/>
+        </w:rPr>
+        <w:t>10/</w:t>
+      </w:r>
+      <w:r>
+        <w:rPr>
+          <w:b/>
+          <w:bCs/>
+        </w:rPr>
+        <w:t xml:space="preserve">2021 – </w:t>
+      </w:r>
+      <w:r>
+        <w:rPr>
+          <w:b/>
+          <w:bCs/>
+        </w:rPr>
+        <w:t>12/</w:t>
+      </w:r>
+      <w:r>
+        <w:rPr>
+          <w:b/>
+          <w:bCs/>
+        </w:rPr>
+        <w:t>202</w:t>
+      </w:r>
+      <w:r>
+        <w:rPr>
+          <w:b/>
+          <w:bCs/>
+        </w:rPr>
+        <w:t>3</w:t>
+      </w:r>
+      <w:r>
+        <w:rPr>
+          <w:b/>
+          <w:bCs/>
+        </w:rPr>
+        <w:t>)</w:t>
+      </w:r>
     </w:p>
     <w:p>
       <w:pPr>
@@ -4782,7 +5035,6 @@
     <w:p>
       <w:pPr>
         <w:pStyle w:val="BodyText"/>
-        <w:spacing w:before="4"/>
       </w:pPr>
     </w:p>
     <w:p>
@@ -4893,253 +5145,559 @@
         <w:t>synced with new system in real time by using Kafka Connect and presented to 10k viewers during Allianz Global Forum.</w:t>
       </w:r>
     </w:p>
-    <w:p>
-      <w:pPr>
-        <w:pStyle w:val="ListParagraph"/>
-        <w:numPr>
-          <w:ilvl w:val="0"/>
-          <w:numId w:val="1"/>
-        </w:numPr>
+    <w:p/>
+    <w:p/>
+    <w:p/>
+    <w:p/>
+    <w:p>
+      <w:pPr>
         <w:tabs>
           <w:tab w:val="left" w:pos="749"/>
         </w:tabs>
-        <w:spacing w:before="252"/>
+        <w:spacing w:line="237" w:lineRule="auto"/>
         <w:ind w:right="16"/>
         <w:jc w:val="both"/>
       </w:pPr>
-      <w:r>
-        <w:t>As a</w:t>
-      </w:r>
-      <w:r>
-        <w:rPr>
-          <w:spacing w:val="-1"/>
-        </w:rPr>
-        <w:t xml:space="preserve"> </w:t>
-      </w:r>
-      <w:r>
-        <w:t>lead developer,</w:t>
-      </w:r>
-      <w:r>
-        <w:rPr>
-          <w:spacing w:val="-2"/>
-        </w:rPr>
-        <w:t xml:space="preserve"> </w:t>
-      </w:r>
-      <w:r>
-        <w:t>I interviewed and</w:t>
-      </w:r>
-      <w:r>
-        <w:rPr>
-          <w:spacing w:val="-2"/>
-        </w:rPr>
-        <w:t xml:space="preserve"> </w:t>
-      </w:r>
-      <w:r>
-        <w:t>gathered</w:t>
-      </w:r>
-      <w:r>
-        <w:rPr>
-          <w:spacing w:val="-1"/>
-        </w:rPr>
-        <w:t xml:space="preserve"> </w:t>
-      </w:r>
-      <w:r>
-        <w:t>a</w:t>
-      </w:r>
-      <w:r>
-        <w:rPr>
-          <w:spacing w:val="-1"/>
-        </w:rPr>
-        <w:t xml:space="preserve"> </w:t>
-      </w:r>
-      <w:r>
-        <w:t>team of 7</w:t>
-      </w:r>
-      <w:r>
-        <w:rPr>
-          <w:spacing w:val="-1"/>
-        </w:rPr>
-        <w:t xml:space="preserve"> </w:t>
-      </w:r>
-      <w:r>
-        <w:t>and led to delivery of Allianz Italy’s Intercompany Agreement greenfield project in 9 months, leveraging Spring Boot, Kafka, MongoDB, and AWS (ECR, EKS).</w:t>
-      </w:r>
-    </w:p>
-    <w:p>
-      <w:pPr>
-        <w:pStyle w:val="ListParagraph"/>
-        <w:numPr>
-          <w:ilvl w:val="0"/>
-          <w:numId w:val="1"/>
-        </w:numPr>
+    </w:p>
+    <w:p>
+      <w:pPr>
         <w:tabs>
           <w:tab w:val="left" w:pos="749"/>
         </w:tabs>
-        <w:spacing w:before="250"/>
-        <w:ind w:right="14"/>
+        <w:spacing w:line="237" w:lineRule="auto"/>
+        <w:ind w:right="16"/>
         <w:jc w:val="both"/>
       </w:pPr>
-      <w:r>
-        <w:t>Designed and implemented a middleware platform called Enterprise Process Component (EPC) using</w:t>
-      </w:r>
-      <w:r>
-        <w:rPr>
-          <w:spacing w:val="-5"/>
-        </w:rPr>
-        <w:t xml:space="preserve"> </w:t>
-      </w:r>
-      <w:r>
-        <w:t>Apache camel and Kafka</w:t>
-      </w:r>
-      <w:r>
-        <w:rPr>
-          <w:spacing w:val="-9"/>
-        </w:rPr>
-        <w:t xml:space="preserve"> </w:t>
-      </w:r>
-      <w:r>
-        <w:t>to</w:t>
-      </w:r>
-      <w:r>
-        <w:rPr>
-          <w:spacing w:val="-7"/>
-        </w:rPr>
-        <w:t xml:space="preserve"> </w:t>
-      </w:r>
-      <w:r>
-        <w:t>synchronize</w:t>
-      </w:r>
-      <w:r>
-        <w:rPr>
-          <w:spacing w:val="-10"/>
-        </w:rPr>
-        <w:t xml:space="preserve"> </w:t>
-      </w:r>
-      <w:r>
-        <w:t>multiple</w:t>
-      </w:r>
-      <w:r>
-        <w:rPr>
-          <w:spacing w:val="-6"/>
-        </w:rPr>
-        <w:t xml:space="preserve"> </w:t>
-      </w:r>
-      <w:r>
-        <w:t>systems</w:t>
-      </w:r>
-      <w:r>
-        <w:rPr>
-          <w:spacing w:val="-9"/>
-        </w:rPr>
-        <w:t xml:space="preserve"> </w:t>
-      </w:r>
-      <w:r>
-        <w:t>used</w:t>
-      </w:r>
-      <w:r>
-        <w:rPr>
-          <w:spacing w:val="-10"/>
-        </w:rPr>
-        <w:t xml:space="preserve"> </w:t>
-      </w:r>
-      <w:r>
-        <w:t>by</w:t>
-      </w:r>
-      <w:r>
-        <w:rPr>
-          <w:spacing w:val="-7"/>
-        </w:rPr>
-        <w:t xml:space="preserve"> </w:t>
-      </w:r>
-      <w:r>
-        <w:t>over</w:t>
-      </w:r>
-      <w:r>
-        <w:rPr>
-          <w:spacing w:val="-7"/>
-        </w:rPr>
-        <w:t xml:space="preserve"> </w:t>
-      </w:r>
-      <w:r>
-        <w:t>5K</w:t>
-      </w:r>
-      <w:r>
-        <w:rPr>
-          <w:spacing w:val="-7"/>
-        </w:rPr>
-        <w:t xml:space="preserve"> </w:t>
-      </w:r>
-      <w:r>
-        <w:t>agents</w:t>
-      </w:r>
-      <w:r>
-        <w:rPr>
-          <w:spacing w:val="-9"/>
-        </w:rPr>
-        <w:t xml:space="preserve"> </w:t>
-      </w:r>
-      <w:r>
-        <w:t>in Allianz France.</w:t>
-      </w:r>
-    </w:p>
-    <w:p>
-      <w:pPr>
-        <w:pStyle w:val="BodyText"/>
-        <w:spacing w:before="1"/>
-      </w:pPr>
-    </w:p>
-    <w:p>
-      <w:pPr>
-        <w:pStyle w:val="ListParagraph"/>
-        <w:numPr>
-          <w:ilvl w:val="0"/>
-          <w:numId w:val="1"/>
-        </w:numPr>
+    </w:p>
+    <w:p>
+      <w:pPr>
         <w:tabs>
           <w:tab w:val="left" w:pos="749"/>
         </w:tabs>
-        <w:spacing w:before="0" w:line="237" w:lineRule="auto"/>
+        <w:spacing w:line="237" w:lineRule="auto"/>
         <w:ind w:right="16"/>
         <w:jc w:val="both"/>
       </w:pPr>
-      <w:r>
-        <w:t>Provided Innovative solution by working closely with PO, customers,</w:t>
-      </w:r>
-      <w:r>
-        <w:rPr>
-          <w:spacing w:val="80"/>
-        </w:rPr>
-        <w:t xml:space="preserve">   </w:t>
-      </w:r>
-      <w:r>
-        <w:t>developers</w:t>
-      </w:r>
-      <w:r>
-        <w:rPr>
-          <w:spacing w:val="80"/>
-        </w:rPr>
-        <w:t xml:space="preserve">   </w:t>
-      </w:r>
-      <w:r>
-        <w:t>and</w:t>
-      </w:r>
-      <w:r>
-        <w:rPr>
-          <w:spacing w:val="80"/>
-        </w:rPr>
-        <w:t xml:space="preserve">   </w:t>
-      </w:r>
-      <w:r>
-        <w:t>business</w:t>
-      </w:r>
-      <w:r>
-        <w:rPr>
-          <w:spacing w:val="80"/>
-        </w:rPr>
-        <w:t xml:space="preserve">   </w:t>
-      </w:r>
-      <w:r>
-        <w:t>designers.</w:t>
+    </w:p>
+    <w:p>
+      <w:pPr>
+        <w:tabs>
+          <w:tab w:val="left" w:pos="749"/>
+        </w:tabs>
+        <w:spacing w:line="237" w:lineRule="auto"/>
+        <w:ind w:right="16"/>
+        <w:jc w:val="both"/>
+      </w:pPr>
+      <w:r>
+        <w:rPr>
+          <w:noProof/>
+        </w:rPr>
+        <mc:AlternateContent>
+          <mc:Choice Requires="wps">
+            <w:drawing>
+              <wp:anchor distT="45720" distB="45720" distL="114300" distR="114300" simplePos="0" relativeHeight="251703296" behindDoc="0" locked="0" layoutInCell="1" allowOverlap="1" wp14:anchorId="6638DAF3" wp14:editId="71DD2960">
+                <wp:simplePos x="0" y="0"/>
+                <wp:positionH relativeFrom="column">
+                  <wp:posOffset>130175</wp:posOffset>
+                </wp:positionH>
+                <wp:positionV relativeFrom="paragraph">
+                  <wp:posOffset>376283</wp:posOffset>
+                </wp:positionV>
+                <wp:extent cx="7238365" cy="2383790"/>
+                <wp:effectExtent l="0" t="0" r="635" b="0"/>
+                <wp:wrapSquare wrapText="bothSides"/>
+                <wp:docPr id="1220080527" name="Text Box 2"/>
+                <wp:cNvGraphicFramePr>
+                  <a:graphicFrameLocks xmlns:a="http://schemas.openxmlformats.org/drawingml/2006/main"/>
+                </wp:cNvGraphicFramePr>
+                <a:graphic xmlns:a="http://schemas.openxmlformats.org/drawingml/2006/main">
+                  <a:graphicData uri="http://schemas.microsoft.com/office/word/2010/wordprocessingShape">
+                    <wps:wsp>
+                      <wps:cNvSpPr txBox="1">
+                        <a:spLocks noChangeArrowheads="1"/>
+                      </wps:cNvSpPr>
+                      <wps:spPr bwMode="auto">
+                        <a:xfrm>
+                          <a:off x="0" y="0"/>
+                          <a:ext cx="7238365" cy="2383790"/>
+                        </a:xfrm>
+                        <a:prstGeom prst="rect">
+                          <a:avLst/>
+                        </a:prstGeom>
+                        <a:solidFill>
+                          <a:srgbClr val="FFFFFF"/>
+                        </a:solidFill>
+                        <a:ln w="9525">
+                          <a:noFill/>
+                          <a:miter lim="800000"/>
+                          <a:headEnd/>
+                          <a:tailEnd/>
+                        </a:ln>
+                      </wps:spPr>
+                      <wps:txbx>
+                        <w:txbxContent>
+                          <w:p>
+                            <w:pPr>
+                              <w:rPr>
+                                <w:b/>
+                                <w:bCs/>
+                              </w:rPr>
+                            </w:pPr>
+                            <w:r>
+                              <w:rPr>
+                                <w:b/>
+                                <w:bCs/>
+                              </w:rPr>
+                              <w:t>Trading Platform — event-driven fintech backend (in progress)</w:t>
+                            </w:r>
+                            <w:r>
+                              <w:rPr>
+                                <w:b/>
+                                <w:bCs/>
+                              </w:rPr>
+                              <w:t xml:space="preserve"> </w:t>
+                            </w:r>
+                          </w:p>
+                          <w:p>
+                            <w:pPr>
+                              <w:rPr>
+                                <w:b/>
+                                <w:bCs/>
+                              </w:rPr>
+                            </w:pPr>
+                            <w:hyperlink r:id="rId27" w:history="1">
+                              <w:r>
+                                <w:rPr>
+                                  <w:rStyle w:val="Hyperlink"/>
+                                  <w:b/>
+                                  <w:bCs/>
+                                </w:rPr>
+                                <w:t>https://github.com/himal77/trading-platform</w:t>
+                              </w:r>
+                            </w:hyperlink>
+                            <w:r>
+                              <w:rPr>
+                                <w:b/>
+                                <w:bCs/>
+                              </w:rPr>
+                              <w:t xml:space="preserve"> </w:t>
+                            </w:r>
+                          </w:p>
+                          <w:p>
+                            <w:pPr>
+                              <w:jc w:val="both"/>
+                              <w:rPr>
+                                <w:b/>
+                                <w:bCs/>
+                              </w:rPr>
+                            </w:pPr>
+                          </w:p>
+                          <w:p>
+                            <w:pPr>
+                              <w:pStyle w:val="ListParagraph"/>
+                              <w:numPr>
+                                <w:ilvl w:val="0"/>
+                                <w:numId w:val="4"/>
+                              </w:numPr>
+                              <w:jc w:val="both"/>
+                            </w:pPr>
+                            <w:r>
+                              <w:t>Microservices architecture: 6 Spring Boot services, PostgreSQL, Redis, Kafka (</w:t>
+                            </w:r>
+                            <w:proofErr w:type="spellStart"/>
+                            <w:r>
+                              <w:t>KRaft</w:t>
+                            </w:r>
+                            <w:proofErr w:type="spellEnd"/>
+                            <w:r>
+                              <w:t>),</w:t>
+                            </w:r>
+                            <w:r>
+                              <w:t xml:space="preserve"> </w:t>
+                            </w:r>
+                            <w:r>
+                              <w:t>Docker</w:t>
+                            </w:r>
+                            <w:r>
+                              <w:t xml:space="preserve"> </w:t>
+                            </w:r>
+                            <w:r>
+                              <w:t>Compose, GitHub Actions CI.</w:t>
+                            </w:r>
+                          </w:p>
+                          <w:p>
+                            <w:pPr>
+                              <w:jc w:val="both"/>
+                            </w:pPr>
+                          </w:p>
+                          <w:p>
+                            <w:pPr>
+                              <w:pStyle w:val="ListParagraph"/>
+                              <w:numPr>
+                                <w:ilvl w:val="0"/>
+                                <w:numId w:val="4"/>
+                              </w:numPr>
+                              <w:jc w:val="both"/>
+                            </w:pPr>
+                            <w:r>
+                              <w:t>Double-entry ledger with optimistic locking and database-enforced idempotency; balance</w:t>
+                            </w:r>
+                            <w:r>
+                              <w:t xml:space="preserve"> </w:t>
+                            </w:r>
+                            <w:r>
+                              <w:t xml:space="preserve">  correctness verified by replaying the ledger in integration tests.</w:t>
+                            </w:r>
+                          </w:p>
+                          <w:p>
+                            <w:pPr>
+                              <w:jc w:val="both"/>
+                            </w:pPr>
+                          </w:p>
+                          <w:p>
+                            <w:pPr>
+                              <w:pStyle w:val="ListParagraph"/>
+                              <w:numPr>
+                                <w:ilvl w:val="0"/>
+                                <w:numId w:val="4"/>
+                              </w:numPr>
+                              <w:jc w:val="both"/>
+                            </w:pPr>
+                            <w:r>
+                              <w:t>Stateless JWT authentication with rotating opaque refresh tokens in Redis for immediate</w:t>
+                            </w:r>
+                            <w:r>
+                              <w:t xml:space="preserve"> </w:t>
+                            </w:r>
+                            <w:r>
+                              <w:t xml:space="preserve">  revocation.</w:t>
+                            </w:r>
+                          </w:p>
+                          <w:p>
+                            <w:pPr>
+                              <w:jc w:val="both"/>
+                            </w:pPr>
+                          </w:p>
+                          <w:p>
+                            <w:pPr>
+                              <w:pStyle w:val="ListParagraph"/>
+                              <w:numPr>
+                                <w:ilvl w:val="0"/>
+                                <w:numId w:val="4"/>
+                              </w:numPr>
+                              <w:jc w:val="both"/>
+                            </w:pPr>
+                            <w:r>
+                              <w:t>Architecture Decision Records documenting each trade-off, including rejected alternatives.</w:t>
+                            </w:r>
+                          </w:p>
+                        </w:txbxContent>
+                      </wps:txbx>
+                      <wps:bodyPr rot="0" vert="horz" wrap="square" lIns="91440" tIns="45720" rIns="91440" bIns="45720" anchor="t" anchorCtr="0">
+                        <a:noAutofit/>
+                      </wps:bodyPr>
+                    </wps:wsp>
+                  </a:graphicData>
+                </a:graphic>
+                <wp14:sizeRelH relativeFrom="margin">
+                  <wp14:pctWidth>0</wp14:pctWidth>
+                </wp14:sizeRelH>
+                <wp14:sizeRelV relativeFrom="margin">
+                  <wp14:pctHeight>0</wp14:pctHeight>
+                </wp14:sizeRelV>
+              </wp:anchor>
+            </w:drawing>
+          </mc:Choice>
+          <mc:Fallback>
+            <w:pict>
+              <v:shape w14:anchorId="6638DAF3" id="_x0000_s1031" type="#_x0000_t202" style="position:absolute;left:0;text-align:left;margin-left:10.25pt;margin-top:29.65pt;width:569.95pt;height:187.7pt;z-index:251703296;visibility:visible;mso-wrap-style:square;mso-width-percent:0;mso-height-percent:0;mso-wrap-distance-left:9pt;mso-wrap-distance-top:3.6pt;mso-wrap-distance-right:9pt;mso-wrap-distance-bottom:3.6pt;mso-position-horizontal:absolute;mso-position-horizontal-relative:text;mso-position-vertical:absolute;mso-position-vertical-relative:text;mso-width-percent:0;mso-height-percent:0;mso-width-relative:margin;mso-height-relative:margin;v-text-anchor:top" o:gfxdata="UEsDBBQABgAIAAAAIQC2gziS/gAAAOEBAAATAAAAW0NvbnRlbnRfVHlwZXNdLnhtbJSRQU7DMBBF&#10;90jcwfIWJU67QAgl6YK0S0CoHGBkTxKLZGx5TGhvj5O2G0SRWNoz/78nu9wcxkFMGNg6quQqL6RA&#10;0s5Y6ir5vt9lD1JwBDIwOMJKHpHlpr69KfdHjyxSmriSfYz+USnWPY7AufNIadK6MEJMx9ApD/oD&#10;OlTrorhX2lFEilmcO2RdNtjC5xDF9pCuTyYBB5bi6bQ4syoJ3g9WQ0ymaiLzg5KdCXlKLjvcW893&#10;SUOqXwnz5DrgnHtJTxOsQfEKIT7DmDSUCaxw7Rqn8787ZsmRM9e2VmPeBN4uqYvTtW7jvijg9N/y&#10;JsXecLq0q+WD6m8AAAD//wMAUEsDBBQABgAIAAAAIQA4/SH/1gAAAJQBAAALAAAAX3JlbHMvLnJl&#10;bHOkkMFqwzAMhu+DvYPRfXGawxijTi+j0GvpHsDYimMaW0Yy2fr2M4PBMnrbUb/Q94l/f/hMi1qR&#10;JVI2sOt6UJgd+ZiDgffL8ekFlFSbvV0oo4EbChzGx4f9GRdb25HMsYhqlCwG5lrLq9biZkxWOiqY&#10;22YiTra2kYMu1l1tQD30/bPm3wwYN0x18gb45AdQl1tp5j/sFB2T0FQ7R0nTNEV3j6o9feQzro1i&#10;OWA14Fm+Q8a1a8+Bvu/d/dMb2JY5uiPbhG/ktn4cqGU/er3pcvwCAAD//wMAUEsDBBQABgAIAAAA&#10;IQCxTGCVEQIAAP4DAAAOAAAAZHJzL2Uyb0RvYy54bWysU9tu2zAMfR+wfxD0vjhJkyYx4hRdugwD&#10;ugvQ7QNkWY6FyaJGKbGzrx8lp2nQvQ3Tg0CK4hF5eLS+61vDjgq9BlvwyWjMmbISKm33Bf/xffdu&#10;yZkPwlbCgFUFPynP7zZv36w7l6spNGAqhYxArM87V/AmBJdnmZeNaoUfgVOWgjVgKwK5uM8qFB2h&#10;tyabjse3WQdYOQSpvKfThyHINwm/rpUMX+vaq8BMwam2kHZMexn3bLMW+R6Fa7Q8lyH+oYpWaEuP&#10;XqAeRBDsgPovqFZLBA91GEloM6hrLVXqgbqZjF9189QIp1IvRI53F5r8/4OVX45P7huy0L+HngaY&#10;mvDuEeRPzyxsG2H36h4RukaJih6eRMqyzvn8nBqp9rmPIGX3GSoasjgESEB9jW1khfpkhE4DOF1I&#10;V31gkg4X05vlze2cM0mxaC9WaSyZyJ/THfrwUUHLolFwpKkmeHF89CGWI/LnK/E1D0ZXO21McnBf&#10;bg2yoyAF7NJKHby6ZizrCr6aT+cJ2ULMT+JodSCFGt0WfDmOa9BMpOODrdKVILQZbKrE2DM/kZKB&#10;nNCXPdNVwecxN9JVQnUiwhAGQdIHIqMB/M1ZR2IsuP91EKg4M58skb6azGZRvcmZzRdTcvA6Ul5H&#10;hJUEVfDA2WBuQ1J8pMPCPQ2n1om2l0rOJZPIEpvnDxFVfO2nWy/fdvMHAAD//wMAUEsDBBQABgAI&#10;AAAAIQAPEuTl3wAAAAoBAAAPAAAAZHJzL2Rvd25yZXYueG1sTI/NTsMwEITvSLyDtUhcEHXa5oeG&#10;bCpAAnFt6QM48TaJiNdR7Dbp2+Oe6HE0o5lviu1senGm0XWWEZaLCARxbXXHDcLh5/P5BYTzirXq&#10;LRPChRxsy/u7QuXaTryj8943IpSwyxVC6/2QS+nqloxyCzsQB+9oR6N8kGMj9aimUG56uYqiVBrV&#10;cVho1UAfLdW/+5NBOH5PT8lmqr78IdvF6bvqsspeEB8f5rdXEJ5m/x+GK35AhzIwVfbE2okeYRUl&#10;IYmQbNYgrv4yjWIQFUK8jjOQZSFvL5R/AAAA//8DAFBLAQItABQABgAIAAAAIQC2gziS/gAAAOEB&#10;AAATAAAAAAAAAAAAAAAAAAAAAABbQ29udGVudF9UeXBlc10ueG1sUEsBAi0AFAAGAAgAAAAhADj9&#10;If/WAAAAlAEAAAsAAAAAAAAAAAAAAAAALwEAAF9yZWxzLy5yZWxzUEsBAi0AFAAGAAgAAAAhALFM&#10;YJURAgAA/gMAAA4AAAAAAAAAAAAAAAAALgIAAGRycy9lMm9Eb2MueG1sUEsBAi0AFAAGAAgAAAAh&#10;AA8S5OXfAAAACgEAAA8AAAAAAAAAAAAAAAAAawQAAGRycy9kb3ducmV2LnhtbFBLBQYAAAAABAAE&#10;APMAAAB3BQAAAAA=&#10;" stroked="f">
+                <v:textbox>
+                  <w:txbxContent>
+                    <w:p>
+                      <w:pPr>
+                        <w:rPr>
+                          <w:b/>
+                          <w:bCs/>
+                        </w:rPr>
+                      </w:pPr>
+                      <w:r>
+                        <w:rPr>
+                          <w:b/>
+                          <w:bCs/>
+                        </w:rPr>
+                        <w:t>Trading Platform — event-driven fintech backend (in progress)</w:t>
+                      </w:r>
+                      <w:r>
+                        <w:rPr>
+                          <w:b/>
+                          <w:bCs/>
+                        </w:rPr>
+                        <w:t xml:space="preserve"> </w:t>
+                      </w:r>
+                    </w:p>
+                    <w:p>
+                      <w:pPr>
+                        <w:rPr>
+                          <w:b/>
+                          <w:bCs/>
+                        </w:rPr>
+                      </w:pPr>
+                      <w:hyperlink r:id="rId28" w:history="1">
+                        <w:r>
+                          <w:rPr>
+                            <w:rStyle w:val="Hyperlink"/>
+                            <w:b/>
+                            <w:bCs/>
+                          </w:rPr>
+                          <w:t>https://github.com/himal77/trading-platform</w:t>
+                        </w:r>
+                      </w:hyperlink>
+                      <w:r>
+                        <w:rPr>
+                          <w:b/>
+                          <w:bCs/>
+                        </w:rPr>
+                        <w:t xml:space="preserve"> </w:t>
+                      </w:r>
+                    </w:p>
+                    <w:p>
+                      <w:pPr>
+                        <w:jc w:val="both"/>
+                        <w:rPr>
+                          <w:b/>
+                          <w:bCs/>
+                        </w:rPr>
+                      </w:pPr>
+                    </w:p>
+                    <w:p>
+                      <w:pPr>
+                        <w:pStyle w:val="ListParagraph"/>
+                        <w:numPr>
+                          <w:ilvl w:val="0"/>
+                          <w:numId w:val="4"/>
+                        </w:numPr>
+                        <w:jc w:val="both"/>
+                      </w:pPr>
+                      <w:r>
+                        <w:t>Microservices architecture: 6 Spring Boot services, PostgreSQL, Redis, Kafka (</w:t>
+                      </w:r>
+                      <w:proofErr w:type="spellStart"/>
+                      <w:r>
+                        <w:t>KRaft</w:t>
+                      </w:r>
+                      <w:proofErr w:type="spellEnd"/>
+                      <w:r>
+                        <w:t>),</w:t>
+                      </w:r>
+                      <w:r>
+                        <w:t xml:space="preserve"> </w:t>
+                      </w:r>
+                      <w:r>
+                        <w:t>Docker</w:t>
+                      </w:r>
+                      <w:r>
+                        <w:t xml:space="preserve"> </w:t>
+                      </w:r>
+                      <w:r>
+                        <w:t>Compose, GitHub Actions CI.</w:t>
+                      </w:r>
+                    </w:p>
+                    <w:p>
+                      <w:pPr>
+                        <w:jc w:val="both"/>
+                      </w:pPr>
+                    </w:p>
+                    <w:p>
+                      <w:pPr>
+                        <w:pStyle w:val="ListParagraph"/>
+                        <w:numPr>
+                          <w:ilvl w:val="0"/>
+                          <w:numId w:val="4"/>
+                        </w:numPr>
+                        <w:jc w:val="both"/>
+                      </w:pPr>
+                      <w:r>
+                        <w:t>Double-entry ledger with optimistic locking and database-enforced idempotency; balance</w:t>
+                      </w:r>
+                      <w:r>
+                        <w:t xml:space="preserve"> </w:t>
+                      </w:r>
+                      <w:r>
+                        <w:t xml:space="preserve">  correctness verified by replaying the ledger in integration tests.</w:t>
+                      </w:r>
+                    </w:p>
+                    <w:p>
+                      <w:pPr>
+                        <w:jc w:val="both"/>
+                      </w:pPr>
+                    </w:p>
+                    <w:p>
+                      <w:pPr>
+                        <w:pStyle w:val="ListParagraph"/>
+                        <w:numPr>
+                          <w:ilvl w:val="0"/>
+                          <w:numId w:val="4"/>
+                        </w:numPr>
+                        <w:jc w:val="both"/>
+                      </w:pPr>
+                      <w:r>
+                        <w:t>Stateless JWT authentication with rotating opaque refresh tokens in Redis for immediate</w:t>
+                      </w:r>
+                      <w:r>
+                        <w:t xml:space="preserve"> </w:t>
+                      </w:r>
+                      <w:r>
+                        <w:t xml:space="preserve">  revocation.</w:t>
+                      </w:r>
+                    </w:p>
+                    <w:p>
+                      <w:pPr>
+                        <w:jc w:val="both"/>
+                      </w:pPr>
+                    </w:p>
+                    <w:p>
+                      <w:pPr>
+                        <w:pStyle w:val="ListParagraph"/>
+                        <w:numPr>
+                          <w:ilvl w:val="0"/>
+                          <w:numId w:val="4"/>
+                        </w:numPr>
+                        <w:jc w:val="both"/>
+                      </w:pPr>
+                      <w:r>
+                        <w:t>Architecture Decision Records documenting each trade-off, including rejected alternatives.</w:t>
+                      </w:r>
+                    </w:p>
+                  </w:txbxContent>
+                </v:textbox>
+                <w10:wrap type="square"/>
+              </v:shape>
+            </w:pict>
+          </mc:Fallback>
+        </mc:AlternateContent>
+      </w:r>
+      <w:r>
+        <w:rPr>
+          <w:noProof/>
+        </w:rPr>
+        <mc:AlternateContent>
+          <mc:Choice Requires="wps">
+            <w:drawing>
+              <wp:anchor distT="0" distB="0" distL="114300" distR="114300" simplePos="0" relativeHeight="251698176" behindDoc="0" locked="0" layoutInCell="1" allowOverlap="1" wp14:anchorId="4091B318" wp14:editId="3481A58F">
+                <wp:simplePos x="0" y="0"/>
+                <wp:positionH relativeFrom="margin">
+                  <wp:align>center</wp:align>
+                </wp:positionH>
+                <wp:positionV relativeFrom="paragraph">
+                  <wp:posOffset>46355</wp:posOffset>
+                </wp:positionV>
+                <wp:extent cx="2567940" cy="228600"/>
+                <wp:effectExtent l="0" t="0" r="3810" b="0"/>
+                <wp:wrapNone/>
+                <wp:docPr id="253965933" name="Graphic 25"/>
+                <wp:cNvGraphicFramePr/>
+                <a:graphic xmlns:a="http://schemas.openxmlformats.org/drawingml/2006/main">
+                  <a:graphicData uri="http://schemas.microsoft.com/office/word/2010/wordprocessingShape">
+                    <wps:wsp>
+                      <wps:cNvSpPr/>
+                      <wps:spPr>
+                        <a:xfrm>
+                          <a:off x="0" y="0"/>
+                          <a:ext cx="2567940" cy="228600"/>
+                        </a:xfrm>
+                        <a:custGeom>
+                          <a:avLst/>
+                          <a:gdLst/>
+                          <a:ahLst/>
+                          <a:cxnLst/>
+                          <a:rect l="l" t="t" r="r" b="b"/>
+                          <a:pathLst>
+                            <a:path w="2567940" h="304800">
+                              <a:moveTo>
+                                <a:pt x="2517140" y="0"/>
+                              </a:moveTo>
+                              <a:lnTo>
+                                <a:pt x="0" y="0"/>
+                              </a:lnTo>
+                              <a:lnTo>
+                                <a:pt x="0" y="304800"/>
+                              </a:lnTo>
+                              <a:lnTo>
+                                <a:pt x="2567940" y="304800"/>
+                              </a:lnTo>
+                              <a:lnTo>
+                                <a:pt x="2567940" y="50800"/>
+                              </a:lnTo>
+                              <a:lnTo>
+                                <a:pt x="2563949" y="31021"/>
+                              </a:lnTo>
+                              <a:lnTo>
+                                <a:pt x="2553065" y="14874"/>
+                              </a:lnTo>
+                              <a:lnTo>
+                                <a:pt x="2536918" y="3990"/>
+                              </a:lnTo>
+                              <a:lnTo>
+                                <a:pt x="2517140" y="0"/>
+                              </a:lnTo>
+                              <a:close/>
+                            </a:path>
+                          </a:pathLst>
+                        </a:custGeom>
+                        <a:solidFill>
+                          <a:srgbClr val="0F4761"/>
+                        </a:solidFill>
+                      </wps:spPr>
+                      <wps:txbx>
+                        <w:txbxContent>
+                          <w:p>
+                            <w:pPr>
+                              <w:jc w:val="center"/>
+                            </w:pPr>
+                            <w:r>
+                              <w:t>PROJECTS</w:t>
+                            </w:r>
+                          </w:p>
+                        </w:txbxContent>
+                      </wps:txbx>
+                      <wps:bodyPr wrap="square" lIns="0" tIns="0" rIns="0" bIns="0" rtlCol="0">
+                        <a:prstTxWarp prst="textNoShape">
+                          <a:avLst/>
+                        </a:prstTxWarp>
+                        <a:noAutofit/>
+                      </wps:bodyPr>
+                    </wps:wsp>
+                  </a:graphicData>
+                </a:graphic>
+                <wp14:sizeRelV relativeFrom="margin">
+                  <wp14:pctHeight>0</wp14:pctHeight>
+                </wp14:sizeRelV>
+              </wp:anchor>
+            </w:drawing>
+          </mc:Choice>
+          <mc:Fallback>
+            <w:pict>
+              <v:shape w14:anchorId="4091B318" id="Graphic 25" o:spid="_x0000_s1032" style="position:absolute;left:0;text-align:left;margin-left:0;margin-top:3.65pt;width:202.2pt;height:18pt;z-index:251698176;visibility:visible;mso-wrap-style:square;mso-height-percent:0;mso-wrap-distance-left:9pt;mso-wrap-distance-top:0;mso-wrap-distance-right:9pt;mso-wrap-distance-bottom:0;mso-position-horizontal:center;mso-position-horizontal-relative:margin;mso-position-vertical:absolute;mso-position-vertical-relative:text;mso-height-percent:0;mso-height-relative:margin;v-text-anchor:top" coordsize="2567940,304800" o:spt="100" o:gfxdata="UEsDBBQABgAIAAAAIQC2gziS/gAAAOEBAAATAAAAW0NvbnRlbnRfVHlwZXNdLnhtbJSRQU7DMBBF&#10;90jcwfIWJU67QAgl6YK0S0CoHGBkTxKLZGx5TGhvj5O2G0SRWNoz/78nu9wcxkFMGNg6quQqL6RA&#10;0s5Y6ir5vt9lD1JwBDIwOMJKHpHlpr69KfdHjyxSmriSfYz+USnWPY7AufNIadK6MEJMx9ApD/oD&#10;OlTrorhX2lFEilmcO2RdNtjC5xDF9pCuTyYBB5bi6bQ4syoJ3g9WQ0ymaiLzg5KdCXlKLjvcW893&#10;SUOqXwnz5DrgnHtJTxOsQfEKIT7DmDSUCaxw7Rqn8787ZsmRM9e2VmPeBN4uqYvTtW7jvijg9N/y&#10;JsXecLq0q+WD6m8AAAD//wMAUEsDBBQABgAIAAAAIQA4/SH/1gAAAJQBAAALAAAAX3JlbHMvLnJl&#10;bHOkkMFqwzAMhu+DvYPRfXGawxijTi+j0GvpHsDYimMaW0Yy2fr2M4PBMnrbUb/Q94l/f/hMi1qR&#10;JVI2sOt6UJgd+ZiDgffL8ekFlFSbvV0oo4EbChzGx4f9GRdb25HMsYhqlCwG5lrLq9biZkxWOiqY&#10;22YiTra2kYMu1l1tQD30/bPm3wwYN0x18gb45AdQl1tp5j/sFB2T0FQ7R0nTNEV3j6o9feQzro1i&#10;OWA14Fm+Q8a1a8+Bvu/d/dMb2JY5uiPbhG/ktn4cqGU/er3pcvwCAAD//wMAUEsDBBQABgAIAAAA&#10;IQBxLJqSVAIAAHUFAAAOAAAAZHJzL2Uyb0RvYy54bWysVE2P2yAQvVfqf0DcG3/EcWIrzqraVapK&#10;1XalTdUzxji2hA0FEjv/vgMOSbZ7iFr1AmN4Ht57w7B+GDuOjkzpVvQFjmYhRqynomr7fYF/7Laf&#10;VhhpQ/qKcNGzAp+Yxg+bjx/Wg8xZLBrBK6YQJOl1PsgCN8bIPAg0bVhH9ExI1sNmLVRHDHyqfVAp&#10;MkD2jgdxGKbBIFQllaBMa1h9mjbxxuWva0bN97rWzCBeYOBm3KjcWNox2KxJvldENi090yD/wKIj&#10;bQ+HXlI9EUPQQbXvUnUtVUKL2syo6AJR1y1lTgOoicI/1Lw2RDKnBczR8mKT/n9p6fPxVb4osGGQ&#10;OtcQWhVjrTo7Az80OrNOF7PYaBCFxXiRLrMEPKWwF8erNHRuBte/6UGbL0y4TOT4TZvJ7MpHpPER&#10;HXsfKiiZLRZ3xTIYQbEURlCsciqWJMb+Z+nZEA03VJoCz8NkBUzsdieObCcc0FgZ8SJaRpaxFwNc&#10;rxje32Lfovyen6XLN2HOB4I2SOcBfp6AF6vg4L+EL0Kr5k7yeZZkTtU8CuPoDnoxD9OFQ0fJapnc&#10;Qc/TLIIWtsSz7B6R9/Z6HygXmk0qbNGcV5dCgm+3V0UL3lbblnNbOa325SNX6EhsA2+TZer13cCC&#10;6921kRnLEbVVgVMrzq6Uojq9KDRAnxdY/zoQxTDiX3toJCii8YHyQekDZfijcE+Hu0ZKm934kyiJ&#10;JIQFNtAMz8K3Kcn9LQdFFjBh7Z+9+Hwwom5tCzi2E6PzB/S2c+T8DtnH4/bboa6v5eY3AAAA//8D&#10;AFBLAwQUAAYACAAAACEAPTMMl9wAAAAFAQAADwAAAGRycy9kb3ducmV2LnhtbEyPzU7DMBCE70i8&#10;g7VI3KgDCVCFOFWFhMRPLrQcenTjJYmw11bspunbs5zobUczmvm2Ws3OignHOHhScLvIQCC13gzU&#10;KfjavtwsQcSkyWjrCRWcMMKqvryodGn8kT5x2qROcAnFUivoUwqllLHt0em48AGJvW8/Op1Yjp00&#10;oz5yubPyLssepNMD8UKvAz732P5sDk7BtI6v981H82aL3cnnUxO270NQ6vpqXj+BSDin/zD84TM6&#10;1My09wcyUVgF/EhS8JiDYLPIigLEno88B1lX8py+/gUAAP//AwBQSwECLQAUAAYACAAAACEAtoM4&#10;kv4AAADhAQAAEwAAAAAAAAAAAAAAAAAAAAAAW0NvbnRlbnRfVHlwZXNdLnhtbFBLAQItABQABgAI&#10;AAAAIQA4/SH/1gAAAJQBAAALAAAAAAAAAAAAAAAAAC8BAABfcmVscy8ucmVsc1BLAQItABQABgAI&#10;AAAAIQBxLJqSVAIAAHUFAAAOAAAAAAAAAAAAAAAAAC4CAABkcnMvZTJvRG9jLnhtbFBLAQItABQA&#10;BgAIAAAAIQA9MwyX3AAAAAUBAAAPAAAAAAAAAAAAAAAAAK4EAABkcnMvZG93bnJldi54bWxQSwUG&#10;AAAAAAQABADzAAAAtwUAAAAA&#10;" adj="-11796480,,5400" path="m2517140,l,,,304800r2567940,l2567940,50800r-3991,-19779l2553065,14874,2536918,3990,2517140,xe" fillcolor="#0f4761" stroked="f">
+                <v:stroke joinstyle="miter"/>
+                <v:formulas/>
+                <v:path arrowok="t" o:connecttype="custom" textboxrect="0,0,2567940,304800"/>
+                <v:textbox inset="0,0,0,0">
+                  <w:txbxContent>
+                    <w:p>
+                      <w:pPr>
+                        <w:jc w:val="center"/>
+                      </w:pPr>
+                      <w:r>
+                        <w:t>PROJECTS</w:t>
+                      </w:r>
+                    </w:p>
+                  </w:txbxContent>
+                </v:textbox>
+                <w10:wrap anchorx="margin"/>
+              </v:shape>
+            </w:pict>
+          </mc:Fallback>
+        </mc:AlternateContent>
       </w:r>
     </w:p>
     <w:sectPr>
@@ -5180,6 +5738,232 @@
 <file path=word/numbering.xml><?xml version="1.0" encoding="utf-8"?>
 <w:numbering xmlns:wpc="http://schemas.microsoft.com/office/word/2010/wordprocessingCanvas" xmlns:cx="http://schemas.microsoft.com/office/drawing/2014/chartex" xmlns:cx1="http://schemas.microsoft.com/office/drawing/2015/9/8/chartex" xmlns:cx2="http://schemas.microsoft.com/office/drawing/2015/10/21/chartex" xmlns:cx3="http://schemas.microsoft.com/office/drawing/2016/5/9/chartex" xmlns:cx4="http://schemas.microsoft.com/office/drawing/2016/5/10/chartex" xmlns:cx5="http://schemas.microsoft.com/office/drawing/2016/5/11/chartex" xmlns:cx6="http://schemas.microsoft.com/office/drawing/2016/5/12/chartex" xmlns:cx7="http://schemas.microsoft.com/office/drawing/2016/5/13/chartex" xmlns:cx8="http://schemas.microsoft.com/office/drawing/2016/5/14/chartex" xmlns:mc="http://schemas.openxmlformats.org/markup-compatibility/2006" xmlns:aink="http://schemas.microsoft.com/office/drawing/2016/ink" xmlns:am3d="http://schemas.microsoft.com/office/drawing/2017/model3d" xmlns:o="urn:schemas-microsoft-com:office:office" xmlns:oel="http://schemas.microsoft.com/office/2019/extlst" xmlns:r="http://schemas.openxmlformats.org/officeDocument/2006/relationships" xmlns:m="http://schemas.openxmlformats.org/officeDocument/2006/math" xmlns:v="urn:schemas-microsoft-com:vml" xmlns:wp14="http://schemas.microsoft.com/office/word/2010/wordprocessingDrawing" xmlns:wp="http://schemas.openxmlformats.org/drawingml/2006/wordprocessingDrawing" xmlns:w10="urn:schemas-microsoft-com:office:word" xmlns:w="http://schemas.openxmlformats.org/wordprocessingml/2006/main" xmlns:w14="http://schemas.microsoft.com/office/word/2010/wordml" xmlns:w15="http://schemas.microsoft.com/office/word/2012/wordml" xmlns:w16cex="http://schemas.microsoft.com/office/word/2018/wordml/cex" xmlns:w16cid="http://schemas.microsoft.com/office/word/2016/wordml/cid" xmlns:w16="http://schemas.microsoft.com/office/word/2018/wordml" xmlns:w16du="http://schemas.microsoft.com/office/word/2023/wordml/word16du" xmlns:w16sdtdh="http://schemas.microsoft.com/office/word/2020/wordml/sdtdatahash" xmlns:w16sdtfl="http://schemas.microsoft.com/office/word/2024/wordml/sdtformatlock" xmlns:w16se="http://schemas.microsoft.com/office/word/2015/wordml/symex" xmlns:wpg="http://schemas.microsoft.com/office/word/2010/wordprocessingGroup" xmlns:wpi="http://schemas.microsoft.com/office/word/2010/wordprocessingInk" xmlns:wne="http://schemas.microsoft.com/office/word/2006/wordml" xmlns:wps="http://schemas.microsoft.com/office/word/2010/wordprocessingShape" mc:Ignorable="w14 w15 w16se w16cid w16 w16cex w16sdtdh w16sdtfl w16du wp14">
   <w:abstractNum w:abstractNumId="0" w15:restartNumberingAfterBreak="0">
+    <w:nsid w:val="3F76516D"/>
+    <w:multiLevelType w:val="hybridMultilevel"/>
+    <w:tmpl w:val="12C68964"/>
+    <w:lvl w:ilvl="0" w:tplc="04090001">
+      <w:start w:val="1"/>
+      <w:numFmt w:val="bullet"/>
+      <w:lvlText w:val=""/>
+      <w:lvlJc w:val="left"/>
+      <w:pPr>
+        <w:ind w:left="720" w:hanging="360"/>
+      </w:pPr>
+      <w:rPr>
+        <w:rFonts w:ascii="Symbol" w:hAnsi="Symbol" w:hint="default"/>
+      </w:rPr>
+    </w:lvl>
+    <w:lvl w:ilvl="1" w:tplc="04090003" w:tentative="1">
+      <w:start w:val="1"/>
+      <w:numFmt w:val="bullet"/>
+      <w:lvlText w:val="o"/>
+      <w:lvlJc w:val="left"/>
+      <w:pPr>
+        <w:ind w:left="1440" w:hanging="360"/>
+      </w:pPr>
+      <w:rPr>
+        <w:rFonts w:ascii="Courier New" w:hAnsi="Courier New" w:cs="Courier New" w:hint="default"/>
+      </w:rPr>
+    </w:lvl>
+    <w:lvl w:ilvl="2" w:tplc="04090005" w:tentative="1">
+      <w:start w:val="1"/>
+      <w:numFmt w:val="bullet"/>
+      <w:lvlText w:val=""/>
+      <w:lvlJc w:val="left"/>
+      <w:pPr>
+        <w:ind w:left="2160" w:hanging="360"/>
+      </w:pPr>
+      <w:rPr>
+        <w:rFonts w:ascii="Wingdings" w:hAnsi="Wingdings" w:hint="default"/>
+      </w:rPr>
+    </w:lvl>
+    <w:lvl w:ilvl="3" w:tplc="04090001" w:tentative="1">
+      <w:start w:val="1"/>
+      <w:numFmt w:val="bullet"/>
+      <w:lvlText w:val=""/>
+      <w:lvlJc w:val="left"/>
+      <w:pPr>
+        <w:ind w:left="2880" w:hanging="360"/>
+      </w:pPr>
+      <w:rPr>
+        <w:rFonts w:ascii="Symbol" w:hAnsi="Symbol" w:hint="default"/>
+      </w:rPr>
+    </w:lvl>
+    <w:lvl w:ilvl="4" w:tplc="04090003" w:tentative="1">
+      <w:start w:val="1"/>
+      <w:numFmt w:val="bullet"/>
+      <w:lvlText w:val="o"/>
+      <w:lvlJc w:val="left"/>
+      <w:pPr>
+        <w:ind w:left="3600" w:hanging="360"/>
+      </w:pPr>
+      <w:rPr>
+        <w:rFonts w:ascii="Courier New" w:hAnsi="Courier New" w:cs="Courier New" w:hint="default"/>
+      </w:rPr>
+    </w:lvl>
+    <w:lvl w:ilvl="5" w:tplc="04090005" w:tentative="1">
+      <w:start w:val="1"/>
+      <w:numFmt w:val="bullet"/>
+      <w:lvlText w:val=""/>
+      <w:lvlJc w:val="left"/>
+      <w:pPr>
+        <w:ind w:left="4320" w:hanging="360"/>
+      </w:pPr>
+      <w:rPr>
+        <w:rFonts w:ascii="Wingdings" w:hAnsi="Wingdings" w:hint="default"/>
+      </w:rPr>
+    </w:lvl>
+    <w:lvl w:ilvl="6" w:tplc="04090001" w:tentative="1">
+      <w:start w:val="1"/>
+      <w:numFmt w:val="bullet"/>
+      <w:lvlText w:val=""/>
+      <w:lvlJc w:val="left"/>
+      <w:pPr>
+        <w:ind w:left="5040" w:hanging="360"/>
+      </w:pPr>
+      <w:rPr>
+        <w:rFonts w:ascii="Symbol" w:hAnsi="Symbol" w:hint="default"/>
+      </w:rPr>
+    </w:lvl>
+    <w:lvl w:ilvl="7" w:tplc="04090003" w:tentative="1">
+      <w:start w:val="1"/>
+      <w:numFmt w:val="bullet"/>
+      <w:lvlText w:val="o"/>
+      <w:lvlJc w:val="left"/>
+      <w:pPr>
+        <w:ind w:left="5760" w:hanging="360"/>
+      </w:pPr>
+      <w:rPr>
+        <w:rFonts w:ascii="Courier New" w:hAnsi="Courier New" w:cs="Courier New" w:hint="default"/>
+      </w:rPr>
+    </w:lvl>
+    <w:lvl w:ilvl="8" w:tplc="04090005" w:tentative="1">
+      <w:start w:val="1"/>
+      <w:numFmt w:val="bullet"/>
+      <w:lvlText w:val=""/>
+      <w:lvlJc w:val="left"/>
+      <w:pPr>
+        <w:ind w:left="6480" w:hanging="360"/>
+      </w:pPr>
+      <w:rPr>
+        <w:rFonts w:ascii="Wingdings" w:hAnsi="Wingdings" w:hint="default"/>
+      </w:rPr>
+    </w:lvl>
+  </w:abstractNum>
+  <w:abstractNum w:abstractNumId="1" w15:restartNumberingAfterBreak="0">
+    <w:nsid w:val="40F82D8E"/>
+    <w:multiLevelType w:val="hybridMultilevel"/>
+    <w:tmpl w:val="A4282CDE"/>
+    <w:lvl w:ilvl="0" w:tplc="04090001">
+      <w:start w:val="1"/>
+      <w:numFmt w:val="bullet"/>
+      <w:lvlText w:val=""/>
+      <w:lvlJc w:val="left"/>
+      <w:pPr>
+        <w:ind w:left="720" w:hanging="360"/>
+      </w:pPr>
+      <w:rPr>
+        <w:rFonts w:ascii="Symbol" w:hAnsi="Symbol" w:hint="default"/>
+      </w:rPr>
+    </w:lvl>
+    <w:lvl w:ilvl="1" w:tplc="04090003" w:tentative="1">
+      <w:start w:val="1"/>
+      <w:numFmt w:val="bullet"/>
+      <w:lvlText w:val="o"/>
+      <w:lvlJc w:val="left"/>
+      <w:pPr>
+        <w:ind w:left="1440" w:hanging="360"/>
+      </w:pPr>
+      <w:rPr>
+        <w:rFonts w:ascii="Courier New" w:hAnsi="Courier New" w:cs="Courier New" w:hint="default"/>
+      </w:rPr>
+    </w:lvl>
+    <w:lvl w:ilvl="2" w:tplc="04090005" w:tentative="1">
+      <w:start w:val="1"/>
+      <w:numFmt w:val="bullet"/>
+      <w:lvlText w:val=""/>
+      <w:lvlJc w:val="left"/>
+      <w:pPr>
+        <w:ind w:left="2160" w:hanging="360"/>
+      </w:pPr>
+      <w:rPr>
+        <w:rFonts w:ascii="Wingdings" w:hAnsi="Wingdings" w:hint="default"/>
+      </w:rPr>
+    </w:lvl>
+    <w:lvl w:ilvl="3" w:tplc="04090001" w:tentative="1">
+      <w:start w:val="1"/>
+      <w:numFmt w:val="bullet"/>
+      <w:lvlText w:val=""/>
+      <w:lvlJc w:val="left"/>
+      <w:pPr>
+        <w:ind w:left="2880" w:hanging="360"/>
+      </w:pPr>
+      <w:rPr>
+        <w:rFonts w:ascii="Symbol" w:hAnsi="Symbol" w:hint="default"/>
+      </w:rPr>
+    </w:lvl>
+    <w:lvl w:ilvl="4" w:tplc="04090003" w:tentative="1">
+      <w:start w:val="1"/>
+      <w:numFmt w:val="bullet"/>
+      <w:lvlText w:val="o"/>
+      <w:lvlJc w:val="left"/>
+      <w:pPr>
+        <w:ind w:left="3600" w:hanging="360"/>
+      </w:pPr>
+      <w:rPr>
+        <w:rFonts w:ascii="Courier New" w:hAnsi="Courier New" w:cs="Courier New" w:hint="default"/>
+      </w:rPr>
+    </w:lvl>
+    <w:lvl w:ilvl="5" w:tplc="04090005" w:tentative="1">
+      <w:start w:val="1"/>
+      <w:numFmt w:val="bullet"/>
+      <w:lvlText w:val=""/>
+      <w:lvlJc w:val="left"/>
+      <w:pPr>
+        <w:ind w:left="4320" w:hanging="360"/>
+      </w:pPr>
+      <w:rPr>
+        <w:rFonts w:ascii="Wingdings" w:hAnsi="Wingdings" w:hint="default"/>
+      </w:rPr>
+    </w:lvl>
+    <w:lvl w:ilvl="6" w:tplc="04090001" w:tentative="1">
+      <w:start w:val="1"/>
+      <w:numFmt w:val="bullet"/>
+      <w:lvlText w:val=""/>
+      <w:lvlJc w:val="left"/>
+      <w:pPr>
+        <w:ind w:left="5040" w:hanging="360"/>
+      </w:pPr>
+      <w:rPr>
+        <w:rFonts w:ascii="Symbol" w:hAnsi="Symbol" w:hint="default"/>
+      </w:rPr>
+    </w:lvl>
+    <w:lvl w:ilvl="7" w:tplc="04090003" w:tentative="1">
+      <w:start w:val="1"/>
+      <w:numFmt w:val="bullet"/>
+      <w:lvlText w:val="o"/>
+      <w:lvlJc w:val="left"/>
+      <w:pPr>
+        <w:ind w:left="5760" w:hanging="360"/>
+      </w:pPr>
+      <w:rPr>
+        <w:rFonts w:ascii="Courier New" w:hAnsi="Courier New" w:cs="Courier New" w:hint="default"/>
+      </w:rPr>
+    </w:lvl>
+    <w:lvl w:ilvl="8" w:tplc="04090005" w:tentative="1">
+      <w:start w:val="1"/>
+      <w:numFmt w:val="bullet"/>
+      <w:lvlText w:val=""/>
+      <w:lvlJc w:val="left"/>
+      <w:pPr>
+        <w:ind w:left="6480" w:hanging="360"/>
+      </w:pPr>
+      <w:rPr>
+        <w:rFonts w:ascii="Wingdings" w:hAnsi="Wingdings" w:hint="default"/>
+      </w:rPr>
+    </w:lvl>
+  </w:abstractNum>
+  <w:abstractNum w:abstractNumId="2" w15:restartNumberingAfterBreak="0">
     <w:nsid w:val="57C44702"/>
     <w:multiLevelType w:val="hybridMultilevel"/>
     <w:tmpl w:val="D3EC9AEE"/>
@@ -5300,7 +6084,7 @@
       </w:rPr>
     </w:lvl>
   </w:abstractNum>
-  <w:abstractNum w:abstractNumId="1" w15:restartNumberingAfterBreak="0">
+  <w:abstractNum w:abstractNumId="3" w15:restartNumberingAfterBreak="0">
     <w:nsid w:val="5DA83660"/>
     <w:multiLevelType w:val="hybridMultilevel"/>
     <w:tmpl w:val="8E4EE096"/>
@@ -5422,10 +6206,16 @@
     </w:lvl>
   </w:abstractNum>
   <w:num w:numId="1" w16cid:durableId="25722862">
-    <w:abstractNumId w:val="0"/>
+    <w:abstractNumId w:val="2"/>
   </w:num>
   <w:num w:numId="2" w16cid:durableId="1744642218">
+    <w:abstractNumId w:val="3"/>
+  </w:num>
+  <w:num w:numId="3" w16cid:durableId="1990402835">
     <w:abstractNumId w:val="1"/>
+  </w:num>
+  <w:num w:numId="4" w16cid:durableId="1597710989">
+    <w:abstractNumId w:val="0"/>
   </w:num>
 </w:numbering>
 </file>
@@ -5852,6 +6642,7 @@
   <w:style w:type="paragraph" w:styleId="Heading2">
     <w:name w:val="heading 2"/>
     <w:basedOn w:val="Normal"/>
+    <w:link w:val="Heading2Char"/>
     <w:uiPriority w:val="9"/>
     <w:unhideWhenUsed/>
     <w:qFormat/>
@@ -5910,6 +6701,7 @@
   <w:style w:type="paragraph" w:styleId="BodyText">
     <w:name w:val="Body Text"/>
     <w:basedOn w:val="Normal"/>
+    <w:link w:val="BodyTextChar"/>
     <w:uiPriority w:val="1"/>
     <w:qFormat/>
   </w:style>
@@ -5928,6 +6720,63 @@
     <w:basedOn w:val="Normal"/>
     <w:uiPriority w:val="1"/>
     <w:qFormat/>
+  </w:style>
+  <w:style w:type="character" w:styleId="Hyperlink">
+    <w:name w:val="Hyperlink"/>
+    <w:basedOn w:val="DefaultParagraphFont"/>
+    <w:uiPriority w:val="99"/>
+    <w:unhideWhenUsed/>
+    <w:rsid w:val="003657B3"/>
+    <w:rPr>
+      <w:color w:val="0000FF" w:themeColor="hyperlink"/>
+      <w:u w:val="single"/>
+    </w:rPr>
+  </w:style>
+  <w:style w:type="character" w:styleId="UnresolvedMention">
+    <w:name w:val="Unresolved Mention"/>
+    <w:basedOn w:val="DefaultParagraphFont"/>
+    <w:uiPriority w:val="99"/>
+    <w:semiHidden/>
+    <w:unhideWhenUsed/>
+    <w:rsid w:val="003657B3"/>
+    <w:rPr>
+      <w:color w:val="605E5C"/>
+      <w:shd w:val="clear" w:color="auto" w:fill="E1DFDD"/>
+    </w:rPr>
+  </w:style>
+  <w:style w:type="character" w:styleId="FollowedHyperlink">
+    <w:name w:val="FollowedHyperlink"/>
+    <w:basedOn w:val="DefaultParagraphFont"/>
+    <w:uiPriority w:val="99"/>
+    <w:semiHidden/>
+    <w:unhideWhenUsed/>
+    <w:rsid w:val="00CA7B84"/>
+    <w:rPr>
+      <w:color w:val="800080" w:themeColor="followedHyperlink"/>
+      <w:u w:val="single"/>
+    </w:rPr>
+  </w:style>
+  <w:style w:type="character" w:customStyle="1" w:styleId="Heading2Char">
+    <w:name w:val="Heading 2 Char"/>
+    <w:basedOn w:val="DefaultParagraphFont"/>
+    <w:link w:val="Heading2"/>
+    <w:uiPriority w:val="9"/>
+    <w:rsid w:val="00BC7361"/>
+    <w:rPr>
+      <w:rFonts w:ascii="Calibri" w:eastAsia="Calibri" w:hAnsi="Calibri" w:cs="Calibri"/>
+      <w:sz w:val="28"/>
+      <w:szCs w:val="28"/>
+    </w:rPr>
+  </w:style>
+  <w:style w:type="character" w:customStyle="1" w:styleId="BodyTextChar">
+    <w:name w:val="Body Text Char"/>
+    <w:basedOn w:val="DefaultParagraphFont"/>
+    <w:link w:val="BodyText"/>
+    <w:uiPriority w:val="1"/>
+    <w:rsid w:val="00AD346C"/>
+    <w:rPr>
+      <w:rFonts w:ascii="Arial" w:eastAsia="Arial" w:hAnsi="Arial" w:cs="Arial"/>
+    </w:rPr>
   </w:style>
 </w:styles>
 </file>

--- a/cv/CV_HIMAL_PURI.docx
+++ b/cv/CV_HIMAL_PURI.docx
@@ -5145,10 +5145,6 @@
         <w:t>synced with new system in real time by using Kafka Connect and presented to 10k viewers during Allianz Global Forum.</w:t>
       </w:r>
     </w:p>
-    <w:p/>
-    <w:p/>
-    <w:p/>
-    <w:p/>
     <w:p>
       <w:pPr>
         <w:tabs>
@@ -5158,547 +5154,6 @@
         <w:ind w:right="16"/>
         <w:jc w:val="both"/>
       </w:pPr>
-    </w:p>
-    <w:p>
-      <w:pPr>
-        <w:tabs>
-          <w:tab w:val="left" w:pos="749"/>
-        </w:tabs>
-        <w:spacing w:line="237" w:lineRule="auto"/>
-        <w:ind w:right="16"/>
-        <w:jc w:val="both"/>
-      </w:pPr>
-    </w:p>
-    <w:p>
-      <w:pPr>
-        <w:tabs>
-          <w:tab w:val="left" w:pos="749"/>
-        </w:tabs>
-        <w:spacing w:line="237" w:lineRule="auto"/>
-        <w:ind w:right="16"/>
-        <w:jc w:val="both"/>
-      </w:pPr>
-    </w:p>
-    <w:p>
-      <w:pPr>
-        <w:tabs>
-          <w:tab w:val="left" w:pos="749"/>
-        </w:tabs>
-        <w:spacing w:line="237" w:lineRule="auto"/>
-        <w:ind w:right="16"/>
-        <w:jc w:val="both"/>
-      </w:pPr>
-      <w:r>
-        <w:rPr>
-          <w:noProof/>
-        </w:rPr>
-        <mc:AlternateContent>
-          <mc:Choice Requires="wps">
-            <w:drawing>
-              <wp:anchor distT="45720" distB="45720" distL="114300" distR="114300" simplePos="0" relativeHeight="251703296" behindDoc="0" locked="0" layoutInCell="1" allowOverlap="1" wp14:anchorId="6638DAF3" wp14:editId="71DD2960">
-                <wp:simplePos x="0" y="0"/>
-                <wp:positionH relativeFrom="column">
-                  <wp:posOffset>130175</wp:posOffset>
-                </wp:positionH>
-                <wp:positionV relativeFrom="paragraph">
-                  <wp:posOffset>376283</wp:posOffset>
-                </wp:positionV>
-                <wp:extent cx="7238365" cy="2383790"/>
-                <wp:effectExtent l="0" t="0" r="635" b="0"/>
-                <wp:wrapSquare wrapText="bothSides"/>
-                <wp:docPr id="1220080527" name="Text Box 2"/>
-                <wp:cNvGraphicFramePr>
-                  <a:graphicFrameLocks xmlns:a="http://schemas.openxmlformats.org/drawingml/2006/main"/>
-                </wp:cNvGraphicFramePr>
-                <a:graphic xmlns:a="http://schemas.openxmlformats.org/drawingml/2006/main">
-                  <a:graphicData uri="http://schemas.microsoft.com/office/word/2010/wordprocessingShape">
-                    <wps:wsp>
-                      <wps:cNvSpPr txBox="1">
-                        <a:spLocks noChangeArrowheads="1"/>
-                      </wps:cNvSpPr>
-                      <wps:spPr bwMode="auto">
-                        <a:xfrm>
-                          <a:off x="0" y="0"/>
-                          <a:ext cx="7238365" cy="2383790"/>
-                        </a:xfrm>
-                        <a:prstGeom prst="rect">
-                          <a:avLst/>
-                        </a:prstGeom>
-                        <a:solidFill>
-                          <a:srgbClr val="FFFFFF"/>
-                        </a:solidFill>
-                        <a:ln w="9525">
-                          <a:noFill/>
-                          <a:miter lim="800000"/>
-                          <a:headEnd/>
-                          <a:tailEnd/>
-                        </a:ln>
-                      </wps:spPr>
-                      <wps:txbx>
-                        <w:txbxContent>
-                          <w:p>
-                            <w:pPr>
-                              <w:rPr>
-                                <w:b/>
-                                <w:bCs/>
-                              </w:rPr>
-                            </w:pPr>
-                            <w:r>
-                              <w:rPr>
-                                <w:b/>
-                                <w:bCs/>
-                              </w:rPr>
-                              <w:t>Trading Platform — event-driven fintech backend (in progress)</w:t>
-                            </w:r>
-                            <w:r>
-                              <w:rPr>
-                                <w:b/>
-                                <w:bCs/>
-                              </w:rPr>
-                              <w:t xml:space="preserve"> </w:t>
-                            </w:r>
-                          </w:p>
-                          <w:p>
-                            <w:pPr>
-                              <w:rPr>
-                                <w:b/>
-                                <w:bCs/>
-                              </w:rPr>
-                            </w:pPr>
-                            <w:hyperlink r:id="rId27" w:history="1">
-                              <w:r>
-                                <w:rPr>
-                                  <w:rStyle w:val="Hyperlink"/>
-                                  <w:b/>
-                                  <w:bCs/>
-                                </w:rPr>
-                                <w:t>https://github.com/himal77/trading-platform</w:t>
-                              </w:r>
-                            </w:hyperlink>
-                            <w:r>
-                              <w:rPr>
-                                <w:b/>
-                                <w:bCs/>
-                              </w:rPr>
-                              <w:t xml:space="preserve"> </w:t>
-                            </w:r>
-                          </w:p>
-                          <w:p>
-                            <w:pPr>
-                              <w:jc w:val="both"/>
-                              <w:rPr>
-                                <w:b/>
-                                <w:bCs/>
-                              </w:rPr>
-                            </w:pPr>
-                          </w:p>
-                          <w:p>
-                            <w:pPr>
-                              <w:pStyle w:val="ListParagraph"/>
-                              <w:numPr>
-                                <w:ilvl w:val="0"/>
-                                <w:numId w:val="4"/>
-                              </w:numPr>
-                              <w:jc w:val="both"/>
-                            </w:pPr>
-                            <w:r>
-                              <w:t>Microservices architecture: 6 Spring Boot services, PostgreSQL, Redis, Kafka (</w:t>
-                            </w:r>
-                            <w:proofErr w:type="spellStart"/>
-                            <w:r>
-                              <w:t>KRaft</w:t>
-                            </w:r>
-                            <w:proofErr w:type="spellEnd"/>
-                            <w:r>
-                              <w:t>),</w:t>
-                            </w:r>
-                            <w:r>
-                              <w:t xml:space="preserve"> </w:t>
-                            </w:r>
-                            <w:r>
-                              <w:t>Docker</w:t>
-                            </w:r>
-                            <w:r>
-                              <w:t xml:space="preserve"> </w:t>
-                            </w:r>
-                            <w:r>
-                              <w:t>Compose, GitHub Actions CI.</w:t>
-                            </w:r>
-                          </w:p>
-                          <w:p>
-                            <w:pPr>
-                              <w:jc w:val="both"/>
-                            </w:pPr>
-                          </w:p>
-                          <w:p>
-                            <w:pPr>
-                              <w:pStyle w:val="ListParagraph"/>
-                              <w:numPr>
-                                <w:ilvl w:val="0"/>
-                                <w:numId w:val="4"/>
-                              </w:numPr>
-                              <w:jc w:val="both"/>
-                            </w:pPr>
-                            <w:r>
-                              <w:t>Double-entry ledger with optimistic locking and database-enforced idempotency; balance</w:t>
-                            </w:r>
-                            <w:r>
-                              <w:t xml:space="preserve"> </w:t>
-                            </w:r>
-                            <w:r>
-                              <w:t xml:space="preserve">  correctness verified by replaying the ledger in integration tests.</w:t>
-                            </w:r>
-                          </w:p>
-                          <w:p>
-                            <w:pPr>
-                              <w:jc w:val="both"/>
-                            </w:pPr>
-                          </w:p>
-                          <w:p>
-                            <w:pPr>
-                              <w:pStyle w:val="ListParagraph"/>
-                              <w:numPr>
-                                <w:ilvl w:val="0"/>
-                                <w:numId w:val="4"/>
-                              </w:numPr>
-                              <w:jc w:val="both"/>
-                            </w:pPr>
-                            <w:r>
-                              <w:t>Stateless JWT authentication with rotating opaque refresh tokens in Redis for immediate</w:t>
-                            </w:r>
-                            <w:r>
-                              <w:t xml:space="preserve"> </w:t>
-                            </w:r>
-                            <w:r>
-                              <w:t xml:space="preserve">  revocation.</w:t>
-                            </w:r>
-                          </w:p>
-                          <w:p>
-                            <w:pPr>
-                              <w:jc w:val="both"/>
-                            </w:pPr>
-                          </w:p>
-                          <w:p>
-                            <w:pPr>
-                              <w:pStyle w:val="ListParagraph"/>
-                              <w:numPr>
-                                <w:ilvl w:val="0"/>
-                                <w:numId w:val="4"/>
-                              </w:numPr>
-                              <w:jc w:val="both"/>
-                            </w:pPr>
-                            <w:r>
-                              <w:t>Architecture Decision Records documenting each trade-off, including rejected alternatives.</w:t>
-                            </w:r>
-                          </w:p>
-                        </w:txbxContent>
-                      </wps:txbx>
-                      <wps:bodyPr rot="0" vert="horz" wrap="square" lIns="91440" tIns="45720" rIns="91440" bIns="45720" anchor="t" anchorCtr="0">
-                        <a:noAutofit/>
-                      </wps:bodyPr>
-                    </wps:wsp>
-                  </a:graphicData>
-                </a:graphic>
-                <wp14:sizeRelH relativeFrom="margin">
-                  <wp14:pctWidth>0</wp14:pctWidth>
-                </wp14:sizeRelH>
-                <wp14:sizeRelV relativeFrom="margin">
-                  <wp14:pctHeight>0</wp14:pctHeight>
-                </wp14:sizeRelV>
-              </wp:anchor>
-            </w:drawing>
-          </mc:Choice>
-          <mc:Fallback>
-            <w:pict>
-              <v:shape w14:anchorId="6638DAF3" id="_x0000_s1031" type="#_x0000_t202" style="position:absolute;left:0;text-align:left;margin-left:10.25pt;margin-top:29.65pt;width:569.95pt;height:187.7pt;z-index:251703296;visibility:visible;mso-wrap-style:square;mso-width-percent:0;mso-height-percent:0;mso-wrap-distance-left:9pt;mso-wrap-distance-top:3.6pt;mso-wrap-distance-right:9pt;mso-wrap-distance-bottom:3.6pt;mso-position-horizontal:absolute;mso-position-horizontal-relative:text;mso-position-vertical:absolute;mso-position-vertical-relative:text;mso-width-percent:0;mso-height-percent:0;mso-width-relative:margin;mso-height-relative:margin;v-text-anchor:top" o:gfxdata="UEsDBBQABgAIAAAAIQC2gziS/gAAAOEBAAATAAAAW0NvbnRlbnRfVHlwZXNdLnhtbJSRQU7DMBBF&#10;90jcwfIWJU67QAgl6YK0S0CoHGBkTxKLZGx5TGhvj5O2G0SRWNoz/78nu9wcxkFMGNg6quQqL6RA&#10;0s5Y6ir5vt9lD1JwBDIwOMJKHpHlpr69KfdHjyxSmriSfYz+USnWPY7AufNIadK6MEJMx9ApD/oD&#10;OlTrorhX2lFEilmcO2RdNtjC5xDF9pCuTyYBB5bi6bQ4syoJ3g9WQ0ymaiLzg5KdCXlKLjvcW893&#10;SUOqXwnz5DrgnHtJTxOsQfEKIT7DmDSUCaxw7Rqn8787ZsmRM9e2VmPeBN4uqYvTtW7jvijg9N/y&#10;JsXecLq0q+WD6m8AAAD//wMAUEsDBBQABgAIAAAAIQA4/SH/1gAAAJQBAAALAAAAX3JlbHMvLnJl&#10;bHOkkMFqwzAMhu+DvYPRfXGawxijTi+j0GvpHsDYimMaW0Yy2fr2M4PBMnrbUb/Q94l/f/hMi1qR&#10;JVI2sOt6UJgd+ZiDgffL8ekFlFSbvV0oo4EbChzGx4f9GRdb25HMsYhqlCwG5lrLq9biZkxWOiqY&#10;22YiTra2kYMu1l1tQD30/bPm3wwYN0x18gb45AdQl1tp5j/sFB2T0FQ7R0nTNEV3j6o9feQzro1i&#10;OWA14Fm+Q8a1a8+Bvu/d/dMb2JY5uiPbhG/ktn4cqGU/er3pcvwCAAD//wMAUEsDBBQABgAIAAAA&#10;IQCxTGCVEQIAAP4DAAAOAAAAZHJzL2Uyb0RvYy54bWysU9tu2zAMfR+wfxD0vjhJkyYx4hRdugwD&#10;ugvQ7QNkWY6FyaJGKbGzrx8lp2nQvQ3Tg0CK4hF5eLS+61vDjgq9BlvwyWjMmbISKm33Bf/xffdu&#10;yZkPwlbCgFUFPynP7zZv36w7l6spNGAqhYxArM87V/AmBJdnmZeNaoUfgVOWgjVgKwK5uM8qFB2h&#10;tyabjse3WQdYOQSpvKfThyHINwm/rpUMX+vaq8BMwam2kHZMexn3bLMW+R6Fa7Q8lyH+oYpWaEuP&#10;XqAeRBDsgPovqFZLBA91GEloM6hrLVXqgbqZjF9189QIp1IvRI53F5r8/4OVX45P7huy0L+HngaY&#10;mvDuEeRPzyxsG2H36h4RukaJih6eRMqyzvn8nBqp9rmPIGX3GSoasjgESEB9jW1khfpkhE4DOF1I&#10;V31gkg4X05vlze2cM0mxaC9WaSyZyJ/THfrwUUHLolFwpKkmeHF89CGWI/LnK/E1D0ZXO21McnBf&#10;bg2yoyAF7NJKHby6ZizrCr6aT+cJ2ULMT+JodSCFGt0WfDmOa9BMpOODrdKVILQZbKrE2DM/kZKB&#10;nNCXPdNVwecxN9JVQnUiwhAGQdIHIqMB/M1ZR2IsuP91EKg4M58skb6azGZRvcmZzRdTcvA6Ul5H&#10;hJUEVfDA2WBuQ1J8pMPCPQ2n1om2l0rOJZPIEpvnDxFVfO2nWy/fdvMHAAD//wMAUEsDBBQABgAI&#10;AAAAIQAPEuTl3wAAAAoBAAAPAAAAZHJzL2Rvd25yZXYueG1sTI/NTsMwEITvSLyDtUhcEHXa5oeG&#10;bCpAAnFt6QM48TaJiNdR7Dbp2+Oe6HE0o5lviu1senGm0XWWEZaLCARxbXXHDcLh5/P5BYTzirXq&#10;LRPChRxsy/u7QuXaTryj8943IpSwyxVC6/2QS+nqloxyCzsQB+9oR6N8kGMj9aimUG56uYqiVBrV&#10;cVho1UAfLdW/+5NBOH5PT8lmqr78IdvF6bvqsspeEB8f5rdXEJ5m/x+GK35AhzIwVfbE2okeYRUl&#10;IYmQbNYgrv4yjWIQFUK8jjOQZSFvL5R/AAAA//8DAFBLAQItABQABgAIAAAAIQC2gziS/gAAAOEB&#10;AAATAAAAAAAAAAAAAAAAAAAAAABbQ29udGVudF9UeXBlc10ueG1sUEsBAi0AFAAGAAgAAAAhADj9&#10;If/WAAAAlAEAAAsAAAAAAAAAAAAAAAAALwEAAF9yZWxzLy5yZWxzUEsBAi0AFAAGAAgAAAAhALFM&#10;YJURAgAA/gMAAA4AAAAAAAAAAAAAAAAALgIAAGRycy9lMm9Eb2MueG1sUEsBAi0AFAAGAAgAAAAh&#10;AA8S5OXfAAAACgEAAA8AAAAAAAAAAAAAAAAAawQAAGRycy9kb3ducmV2LnhtbFBLBQYAAAAABAAE&#10;APMAAAB3BQAAAAA=&#10;" stroked="f">
-                <v:textbox>
-                  <w:txbxContent>
-                    <w:p>
-                      <w:pPr>
-                        <w:rPr>
-                          <w:b/>
-                          <w:bCs/>
-                        </w:rPr>
-                      </w:pPr>
-                      <w:r>
-                        <w:rPr>
-                          <w:b/>
-                          <w:bCs/>
-                        </w:rPr>
-                        <w:t>Trading Platform — event-driven fintech backend (in progress)</w:t>
-                      </w:r>
-                      <w:r>
-                        <w:rPr>
-                          <w:b/>
-                          <w:bCs/>
-                        </w:rPr>
-                        <w:t xml:space="preserve"> </w:t>
-                      </w:r>
-                    </w:p>
-                    <w:p>
-                      <w:pPr>
-                        <w:rPr>
-                          <w:b/>
-                          <w:bCs/>
-                        </w:rPr>
-                      </w:pPr>
-                      <w:hyperlink r:id="rId28" w:history="1">
-                        <w:r>
-                          <w:rPr>
-                            <w:rStyle w:val="Hyperlink"/>
-                            <w:b/>
-                            <w:bCs/>
-                          </w:rPr>
-                          <w:t>https://github.com/himal77/trading-platform</w:t>
-                        </w:r>
-                      </w:hyperlink>
-                      <w:r>
-                        <w:rPr>
-                          <w:b/>
-                          <w:bCs/>
-                        </w:rPr>
-                        <w:t xml:space="preserve"> </w:t>
-                      </w:r>
-                    </w:p>
-                    <w:p>
-                      <w:pPr>
-                        <w:jc w:val="both"/>
-                        <w:rPr>
-                          <w:b/>
-                          <w:bCs/>
-                        </w:rPr>
-                      </w:pPr>
-                    </w:p>
-                    <w:p>
-                      <w:pPr>
-                        <w:pStyle w:val="ListParagraph"/>
-                        <w:numPr>
-                          <w:ilvl w:val="0"/>
-                          <w:numId w:val="4"/>
-                        </w:numPr>
-                        <w:jc w:val="both"/>
-                      </w:pPr>
-                      <w:r>
-                        <w:t>Microservices architecture: 6 Spring Boot services, PostgreSQL, Redis, Kafka (</w:t>
-                      </w:r>
-                      <w:proofErr w:type="spellStart"/>
-                      <w:r>
-                        <w:t>KRaft</w:t>
-                      </w:r>
-                      <w:proofErr w:type="spellEnd"/>
-                      <w:r>
-                        <w:t>),</w:t>
-                      </w:r>
-                      <w:r>
-                        <w:t xml:space="preserve"> </w:t>
-                      </w:r>
-                      <w:r>
-                        <w:t>Docker</w:t>
-                      </w:r>
-                      <w:r>
-                        <w:t xml:space="preserve"> </w:t>
-                      </w:r>
-                      <w:r>
-                        <w:t>Compose, GitHub Actions CI.</w:t>
-                      </w:r>
-                    </w:p>
-                    <w:p>
-                      <w:pPr>
-                        <w:jc w:val="both"/>
-                      </w:pPr>
-                    </w:p>
-                    <w:p>
-                      <w:pPr>
-                        <w:pStyle w:val="ListParagraph"/>
-                        <w:numPr>
-                          <w:ilvl w:val="0"/>
-                          <w:numId w:val="4"/>
-                        </w:numPr>
-                        <w:jc w:val="both"/>
-                      </w:pPr>
-                      <w:r>
-                        <w:t>Double-entry ledger with optimistic locking and database-enforced idempotency; balance</w:t>
-                      </w:r>
-                      <w:r>
-                        <w:t xml:space="preserve"> </w:t>
-                      </w:r>
-                      <w:r>
-                        <w:t xml:space="preserve">  correctness verified by replaying the ledger in integration tests.</w:t>
-                      </w:r>
-                    </w:p>
-                    <w:p>
-                      <w:pPr>
-                        <w:jc w:val="both"/>
-                      </w:pPr>
-                    </w:p>
-                    <w:p>
-                      <w:pPr>
-                        <w:pStyle w:val="ListParagraph"/>
-                        <w:numPr>
-                          <w:ilvl w:val="0"/>
-                          <w:numId w:val="4"/>
-                        </w:numPr>
-                        <w:jc w:val="both"/>
-                      </w:pPr>
-                      <w:r>
-                        <w:t>Stateless JWT authentication with rotating opaque refresh tokens in Redis for immediate</w:t>
-                      </w:r>
-                      <w:r>
-                        <w:t xml:space="preserve"> </w:t>
-                      </w:r>
-                      <w:r>
-                        <w:t xml:space="preserve">  revocation.</w:t>
-                      </w:r>
-                    </w:p>
-                    <w:p>
-                      <w:pPr>
-                        <w:jc w:val="both"/>
-                      </w:pPr>
-                    </w:p>
-                    <w:p>
-                      <w:pPr>
-                        <w:pStyle w:val="ListParagraph"/>
-                        <w:numPr>
-                          <w:ilvl w:val="0"/>
-                          <w:numId w:val="4"/>
-                        </w:numPr>
-                        <w:jc w:val="both"/>
-                      </w:pPr>
-                      <w:r>
-                        <w:t>Architecture Decision Records documenting each trade-off, including rejected alternatives.</w:t>
-                      </w:r>
-                    </w:p>
-                  </w:txbxContent>
-                </v:textbox>
-                <w10:wrap type="square"/>
-              </v:shape>
-            </w:pict>
-          </mc:Fallback>
-        </mc:AlternateContent>
-      </w:r>
-      <w:r>
-        <w:rPr>
-          <w:noProof/>
-        </w:rPr>
-        <mc:AlternateContent>
-          <mc:Choice Requires="wps">
-            <w:drawing>
-              <wp:anchor distT="0" distB="0" distL="114300" distR="114300" simplePos="0" relativeHeight="251698176" behindDoc="0" locked="0" layoutInCell="1" allowOverlap="1" wp14:anchorId="4091B318" wp14:editId="3481A58F">
-                <wp:simplePos x="0" y="0"/>
-                <wp:positionH relativeFrom="margin">
-                  <wp:align>center</wp:align>
-                </wp:positionH>
-                <wp:positionV relativeFrom="paragraph">
-                  <wp:posOffset>46355</wp:posOffset>
-                </wp:positionV>
-                <wp:extent cx="2567940" cy="228600"/>
-                <wp:effectExtent l="0" t="0" r="3810" b="0"/>
-                <wp:wrapNone/>
-                <wp:docPr id="253965933" name="Graphic 25"/>
-                <wp:cNvGraphicFramePr/>
-                <a:graphic xmlns:a="http://schemas.openxmlformats.org/drawingml/2006/main">
-                  <a:graphicData uri="http://schemas.microsoft.com/office/word/2010/wordprocessingShape">
-                    <wps:wsp>
-                      <wps:cNvSpPr/>
-                      <wps:spPr>
-                        <a:xfrm>
-                          <a:off x="0" y="0"/>
-                          <a:ext cx="2567940" cy="228600"/>
-                        </a:xfrm>
-                        <a:custGeom>
-                          <a:avLst/>
-                          <a:gdLst/>
-                          <a:ahLst/>
-                          <a:cxnLst/>
-                          <a:rect l="l" t="t" r="r" b="b"/>
-                          <a:pathLst>
-                            <a:path w="2567940" h="304800">
-                              <a:moveTo>
-                                <a:pt x="2517140" y="0"/>
-                              </a:moveTo>
-                              <a:lnTo>
-                                <a:pt x="0" y="0"/>
-                              </a:lnTo>
-                              <a:lnTo>
-                                <a:pt x="0" y="304800"/>
-                              </a:lnTo>
-                              <a:lnTo>
-                                <a:pt x="2567940" y="304800"/>
-                              </a:lnTo>
-                              <a:lnTo>
-                                <a:pt x="2567940" y="50800"/>
-                              </a:lnTo>
-                              <a:lnTo>
-                                <a:pt x="2563949" y="31021"/>
-                              </a:lnTo>
-                              <a:lnTo>
-                                <a:pt x="2553065" y="14874"/>
-                              </a:lnTo>
-                              <a:lnTo>
-                                <a:pt x="2536918" y="3990"/>
-                              </a:lnTo>
-                              <a:lnTo>
-                                <a:pt x="2517140" y="0"/>
-                              </a:lnTo>
-                              <a:close/>
-                            </a:path>
-                          </a:pathLst>
-                        </a:custGeom>
-                        <a:solidFill>
-                          <a:srgbClr val="0F4761"/>
-                        </a:solidFill>
-                      </wps:spPr>
-                      <wps:txbx>
-                        <w:txbxContent>
-                          <w:p>
-                            <w:pPr>
-                              <w:jc w:val="center"/>
-                            </w:pPr>
-                            <w:r>
-                              <w:t>PROJECTS</w:t>
-                            </w:r>
-                          </w:p>
-                        </w:txbxContent>
-                      </wps:txbx>
-                      <wps:bodyPr wrap="square" lIns="0" tIns="0" rIns="0" bIns="0" rtlCol="0">
-                        <a:prstTxWarp prst="textNoShape">
-                          <a:avLst/>
-                        </a:prstTxWarp>
-                        <a:noAutofit/>
-                      </wps:bodyPr>
-                    </wps:wsp>
-                  </a:graphicData>
-                </a:graphic>
-                <wp14:sizeRelV relativeFrom="margin">
-                  <wp14:pctHeight>0</wp14:pctHeight>
-                </wp14:sizeRelV>
-              </wp:anchor>
-            </w:drawing>
-          </mc:Choice>
-          <mc:Fallback>
-            <w:pict>
-              <v:shape w14:anchorId="4091B318" id="Graphic 25" o:spid="_x0000_s1032" style="position:absolute;left:0;text-align:left;margin-left:0;margin-top:3.65pt;width:202.2pt;height:18pt;z-index:251698176;visibility:visible;mso-wrap-style:square;mso-height-percent:0;mso-wrap-distance-left:9pt;mso-wrap-distance-top:0;mso-wrap-distance-right:9pt;mso-wrap-distance-bottom:0;mso-position-horizontal:center;mso-position-horizontal-relative:margin;mso-position-vertical:absolute;mso-position-vertical-relative:text;mso-height-percent:0;mso-height-relative:margin;v-text-anchor:top" coordsize="2567940,304800" o:spt="100" o:gfxdata="UEsDBBQABgAIAAAAIQC2gziS/gAAAOEBAAATAAAAW0NvbnRlbnRfVHlwZXNdLnhtbJSRQU7DMBBF&#10;90jcwfIWJU67QAgl6YK0S0CoHGBkTxKLZGx5TGhvj5O2G0SRWNoz/78nu9wcxkFMGNg6quQqL6RA&#10;0s5Y6ir5vt9lD1JwBDIwOMJKHpHlpr69KfdHjyxSmriSfYz+USnWPY7AufNIadK6MEJMx9ApD/oD&#10;OlTrorhX2lFEilmcO2RdNtjC5xDF9pCuTyYBB5bi6bQ4syoJ3g9WQ0ymaiLzg5KdCXlKLjvcW893&#10;SUOqXwnz5DrgnHtJTxOsQfEKIT7DmDSUCaxw7Rqn8787ZsmRM9e2VmPeBN4uqYvTtW7jvijg9N/y&#10;JsXecLq0q+WD6m8AAAD//wMAUEsDBBQABgAIAAAAIQA4/SH/1gAAAJQBAAALAAAAX3JlbHMvLnJl&#10;bHOkkMFqwzAMhu+DvYPRfXGawxijTi+j0GvpHsDYimMaW0Yy2fr2M4PBMnrbUb/Q94l/f/hMi1qR&#10;JVI2sOt6UJgd+ZiDgffL8ekFlFSbvV0oo4EbChzGx4f9GRdb25HMsYhqlCwG5lrLq9biZkxWOiqY&#10;22YiTra2kYMu1l1tQD30/bPm3wwYN0x18gb45AdQl1tp5j/sFB2T0FQ7R0nTNEV3j6o9feQzro1i&#10;OWA14Fm+Q8a1a8+Bvu/d/dMb2JY5uiPbhG/ktn4cqGU/er3pcvwCAAD//wMAUEsDBBQABgAIAAAA&#10;IQBxLJqSVAIAAHUFAAAOAAAAZHJzL2Uyb0RvYy54bWysVE2P2yAQvVfqf0DcG3/EcWIrzqraVapK&#10;1XalTdUzxji2hA0FEjv/vgMOSbZ7iFr1AmN4Ht57w7B+GDuOjkzpVvQFjmYhRqynomr7fYF/7Laf&#10;VhhpQ/qKcNGzAp+Yxg+bjx/Wg8xZLBrBK6YQJOl1PsgCN8bIPAg0bVhH9ExI1sNmLVRHDHyqfVAp&#10;MkD2jgdxGKbBIFQllaBMa1h9mjbxxuWva0bN97rWzCBeYOBm3KjcWNox2KxJvldENi090yD/wKIj&#10;bQ+HXlI9EUPQQbXvUnUtVUKL2syo6AJR1y1lTgOoicI/1Lw2RDKnBczR8mKT/n9p6fPxVb4osGGQ&#10;OtcQWhVjrTo7Az80OrNOF7PYaBCFxXiRLrMEPKWwF8erNHRuBte/6UGbL0y4TOT4TZvJ7MpHpPER&#10;HXsfKiiZLRZ3xTIYQbEURlCsciqWJMb+Z+nZEA03VJoCz8NkBUzsdieObCcc0FgZ8SJaRpaxFwNc&#10;rxje32Lfovyen6XLN2HOB4I2SOcBfp6AF6vg4L+EL0Kr5k7yeZZkTtU8CuPoDnoxD9OFQ0fJapnc&#10;Qc/TLIIWtsSz7B6R9/Z6HygXmk0qbNGcV5dCgm+3V0UL3lbblnNbOa325SNX6EhsA2+TZer13cCC&#10;6921kRnLEbVVgVMrzq6Uojq9KDRAnxdY/zoQxTDiX3toJCii8YHyQekDZfijcE+Hu0ZKm934kyiJ&#10;JIQFNtAMz8K3Kcn9LQdFFjBh7Z+9+Hwwom5tCzi2E6PzB/S2c+T8DtnH4/bboa6v5eY3AAAA//8D&#10;AFBLAwQUAAYACAAAACEAPTMMl9wAAAAFAQAADwAAAGRycy9kb3ducmV2LnhtbEyPzU7DMBCE70i8&#10;g7VI3KgDCVCFOFWFhMRPLrQcenTjJYmw11bspunbs5zobUczmvm2Ws3OignHOHhScLvIQCC13gzU&#10;KfjavtwsQcSkyWjrCRWcMMKqvryodGn8kT5x2qROcAnFUivoUwqllLHt0em48AGJvW8/Op1Yjp00&#10;oz5yubPyLssepNMD8UKvAz732P5sDk7BtI6v981H82aL3cnnUxO270NQ6vpqXj+BSDin/zD84TM6&#10;1My09wcyUVgF/EhS8JiDYLPIigLEno88B1lX8py+/gUAAP//AwBQSwECLQAUAAYACAAAACEAtoM4&#10;kv4AAADhAQAAEwAAAAAAAAAAAAAAAAAAAAAAW0NvbnRlbnRfVHlwZXNdLnhtbFBLAQItABQABgAI&#10;AAAAIQA4/SH/1gAAAJQBAAALAAAAAAAAAAAAAAAAAC8BAABfcmVscy8ucmVsc1BLAQItABQABgAI&#10;AAAAIQBxLJqSVAIAAHUFAAAOAAAAAAAAAAAAAAAAAC4CAABkcnMvZTJvRG9jLnhtbFBLAQItABQA&#10;BgAIAAAAIQA9MwyX3AAAAAUBAAAPAAAAAAAAAAAAAAAAAK4EAABkcnMvZG93bnJldi54bWxQSwUG&#10;AAAAAAQABADzAAAAtwUAAAAA&#10;" adj="-11796480,,5400" path="m2517140,l,,,304800r2567940,l2567940,50800r-3991,-19779l2553065,14874,2536918,3990,2517140,xe" fillcolor="#0f4761" stroked="f">
-                <v:stroke joinstyle="miter"/>
-                <v:formulas/>
-                <v:path arrowok="t" o:connecttype="custom" textboxrect="0,0,2567940,304800"/>
-                <v:textbox inset="0,0,0,0">
-                  <w:txbxContent>
-                    <w:p>
-                      <w:pPr>
-                        <w:jc w:val="center"/>
-                      </w:pPr>
-                      <w:r>
-                        <w:t>PROJECTS</w:t>
-                      </w:r>
-                    </w:p>
-                  </w:txbxContent>
-                </v:textbox>
-                <w10:wrap anchorx="margin"/>
-              </v:shape>
-            </w:pict>
-          </mc:Fallback>
-        </mc:AlternateContent>
-      </w:r>
     </w:p>
     <w:sectPr>
       <w:type w:val="continuous"/>
